--- a/output/tables/GEO/GSE39582/GSE39582_cox_RFS.docx
+++ b/output/tables/GEO/GSE39582/GSE39582_cox_RFS.docx
@@ -40,8 +40,8 @@
         <w:gridCol w:w="1305"/>
         <w:gridCol w:w="681"/>
         <w:gridCol w:w="931"/>
-        <w:gridCol w:w="1791"/>
-        <w:gridCol w:w="816"/>
+        <w:gridCol w:w="1611"/>
+        <w:gridCol w:w="917"/>
         <w:gridCol w:w="1136"/>
       </w:tblGrid>
       <w:tr>
@@ -710,7 +710,7 @@
                 <w:szCs w:val="18"/>
                 <w:color w:val="000000"/>
               </w:rPr>
-              <w:t xml:space="preserve">252</w:t>
+              <w:t xml:space="preserve">280</w:t>
             </w:r>
           </w:p>
         </w:tc>
@@ -765,7 +765,7 @@
                 <w:szCs w:val="18"/>
                 <w:color w:val="000000"/>
               </w:rPr>
-              <w:t xml:space="preserve">80</w:t>
+              <w:t xml:space="preserve">100</w:t>
             </w:r>
           </w:p>
         </w:tc>
@@ -1155,7 +1155,7 @@
                 <w:szCs w:val="18"/>
                 <w:color w:val="000000"/>
               </w:rPr>
-              <w:t xml:space="preserve">245</w:t>
+              <w:t xml:space="preserve">277</w:t>
             </w:r>
           </w:p>
         </w:tc>
@@ -1210,117 +1210,117 @@
                 <w:szCs w:val="18"/>
                 <w:color w:val="000000"/>
               </w:rPr>
-              <w:t xml:space="preserve">60</w:t>
-            </w:r>
-          </w:p>
-        </w:tc>
-        <w:tc>
-          <w:tcPr>
-            <w:tcBorders>
-              <w:bottom w:val="none" w:sz="0" w:space="0" w:color="000000"/>
-              <w:top w:val="none" w:sz="0" w:space="0" w:color="000000"/>
-              <w:left w:val="none" w:sz="0" w:space="0" w:color="000000"/>
-              <w:right w:val="none" w:sz="0" w:space="0" w:color="000000"/>
-            </w:tcBorders>
-            <w:shd w:val="clear" w:color="auto" w:fill="FFFFFF"/>
-            <w:tcMar>
-              <w:top w:w="0" w:type="dxa"/>
-              <w:bottom w:w="0" w:type="dxa"/>
-              <w:left w:w="0" w:type="dxa"/>
-              <w:right w:w="0" w:type="dxa"/>
-            </w:tcMar>
-            <w:vAlign w:val="center"/>
-          </w:tcPr>
-          <w:p>
-            <w:pPr>
-              <w:pStyle w:val="Normal"/>
-              <w:jc w:val="left"/>
-              <w:pBdr>
-                <w:bottom w:val="none" w:sz="0" w:space="0" w:color="000000"/>
-                <w:top w:val="none" w:sz="0" w:space="0" w:color="000000"/>
-                <w:left w:val="none" w:sz="0" w:space="0" w:color="000000"/>
-                <w:right w:val="none" w:sz="0" w:space="0" w:color="000000"/>
-              </w:pBdr>
-              <w:spacing w:after="100" w:before="100" w:line="240"/>
-              <w:ind w:left="100" w:right="100" w:firstLine="0" w:firstLineChars="0"/>
-              <w:rPr>
-                <w:rFonts w:ascii="Times New Roman" w:hAnsi="Times New Roman" w:eastAsia="Times New Roman" w:cs="Times New Roman"/>
-                <w:i w:val="false"/>
-                <w:b w:val="false"/>
-                <w:u w:val="none"/>
-                <w:strike w:val="false"/>
-                <w:sz w:val="18"/>
-                <w:szCs w:val="18"/>
-                <w:color w:val="000000"/>
-              </w:rPr>
-            </w:pPr>
-            <w:r>
-              <w:rPr>
-                <w:rFonts w:ascii="Times New Roman" w:hAnsi="Times New Roman" w:eastAsia="Times New Roman" w:cs="Times New Roman"/>
-                <w:i w:val="false"/>
-                <w:b w:val="false"/>
-                <w:u w:val="none"/>
-                <w:strike w:val="false"/>
-                <w:sz w:val="18"/>
-                <w:szCs w:val="18"/>
-                <w:color w:val="000000"/>
-              </w:rPr>
-              <w:t xml:space="preserve">0.74 (0.53–1.03)</w:t>
-            </w:r>
-          </w:p>
-        </w:tc>
-        <w:tc>
-          <w:tcPr>
-            <w:tcBorders>
-              <w:bottom w:val="none" w:sz="0" w:space="0" w:color="000000"/>
-              <w:top w:val="none" w:sz="0" w:space="0" w:color="000000"/>
-              <w:left w:val="none" w:sz="0" w:space="0" w:color="000000"/>
-              <w:right w:val="none" w:sz="0" w:space="0" w:color="000000"/>
-            </w:tcBorders>
-            <w:shd w:val="clear" w:color="auto" w:fill="FFFFFF"/>
-            <w:tcMar>
-              <w:top w:w="0" w:type="dxa"/>
-              <w:bottom w:w="0" w:type="dxa"/>
-              <w:left w:w="0" w:type="dxa"/>
-              <w:right w:w="0" w:type="dxa"/>
-            </w:tcMar>
-            <w:vAlign w:val="center"/>
-          </w:tcPr>
-          <w:p>
-            <w:pPr>
-              <w:pStyle w:val="Normal"/>
-              <w:jc w:val="left"/>
-              <w:pBdr>
-                <w:bottom w:val="none" w:sz="0" w:space="0" w:color="000000"/>
-                <w:top w:val="none" w:sz="0" w:space="0" w:color="000000"/>
-                <w:left w:val="none" w:sz="0" w:space="0" w:color="000000"/>
-                <w:right w:val="none" w:sz="0" w:space="0" w:color="000000"/>
-              </w:pBdr>
-              <w:spacing w:after="100" w:before="100" w:line="240"/>
-              <w:ind w:left="100" w:right="100" w:firstLine="0" w:firstLineChars="0"/>
-              <w:rPr>
-                <w:rFonts w:ascii="Times New Roman" w:hAnsi="Times New Roman" w:eastAsia="Times New Roman" w:cs="Times New Roman"/>
-                <w:i w:val="false"/>
-                <w:b w:val="false"/>
-                <w:u w:val="none"/>
-                <w:strike w:val="false"/>
-                <w:sz w:val="18"/>
-                <w:szCs w:val="18"/>
-                <w:color w:val="000000"/>
-              </w:rPr>
-            </w:pPr>
-            <w:r>
-              <w:rPr>
-                <w:rFonts w:ascii="Times New Roman" w:hAnsi="Times New Roman" w:eastAsia="Times New Roman" w:cs="Times New Roman"/>
-                <w:i w:val="false"/>
-                <w:b w:val="false"/>
-                <w:u w:val="none"/>
-                <w:strike w:val="false"/>
-                <w:sz w:val="18"/>
-                <w:szCs w:val="18"/>
-                <w:color w:val="000000"/>
-              </w:rPr>
-              <w:t xml:space="preserve">0.074</w:t>
+              <w:t xml:space="preserve">77</w:t>
+            </w:r>
+          </w:p>
+        </w:tc>
+        <w:tc>
+          <w:tcPr>
+            <w:tcBorders>
+              <w:bottom w:val="none" w:sz="0" w:space="0" w:color="000000"/>
+              <w:top w:val="none" w:sz="0" w:space="0" w:color="000000"/>
+              <w:left w:val="none" w:sz="0" w:space="0" w:color="000000"/>
+              <w:right w:val="none" w:sz="0" w:space="0" w:color="000000"/>
+            </w:tcBorders>
+            <w:shd w:val="clear" w:color="auto" w:fill="FFFFFF"/>
+            <w:tcMar>
+              <w:top w:w="0" w:type="dxa"/>
+              <w:bottom w:w="0" w:type="dxa"/>
+              <w:left w:w="0" w:type="dxa"/>
+              <w:right w:w="0" w:type="dxa"/>
+            </w:tcMar>
+            <w:vAlign w:val="center"/>
+          </w:tcPr>
+          <w:p>
+            <w:pPr>
+              <w:pStyle w:val="Normal"/>
+              <w:jc w:val="left"/>
+              <w:pBdr>
+                <w:bottom w:val="none" w:sz="0" w:space="0" w:color="000000"/>
+                <w:top w:val="none" w:sz="0" w:space="0" w:color="000000"/>
+                <w:left w:val="none" w:sz="0" w:space="0" w:color="000000"/>
+                <w:right w:val="none" w:sz="0" w:space="0" w:color="000000"/>
+              </w:pBdr>
+              <w:spacing w:after="100" w:before="100" w:line="240"/>
+              <w:ind w:left="100" w:right="100" w:firstLine="0" w:firstLineChars="0"/>
+              <w:rPr>
+                <w:rFonts w:ascii="Times New Roman" w:hAnsi="Times New Roman" w:eastAsia="Times New Roman" w:cs="Times New Roman"/>
+                <w:i w:val="false"/>
+                <w:b w:val="false"/>
+                <w:u w:val="none"/>
+                <w:strike w:val="false"/>
+                <w:sz w:val="18"/>
+                <w:szCs w:val="18"/>
+                <w:color w:val="000000"/>
+              </w:rPr>
+            </w:pPr>
+            <w:r>
+              <w:rPr>
+                <w:rFonts w:ascii="Times New Roman" w:hAnsi="Times New Roman" w:eastAsia="Times New Roman" w:cs="Times New Roman"/>
+                <w:i w:val="false"/>
+                <w:b w:val="false"/>
+                <w:u w:val="none"/>
+                <w:strike w:val="false"/>
+                <w:sz w:val="18"/>
+                <w:szCs w:val="18"/>
+                <w:color w:val="000000"/>
+              </w:rPr>
+              <w:t xml:space="preserve">0.74 (0.55–0.99)</w:t>
+            </w:r>
+          </w:p>
+        </w:tc>
+        <w:tc>
+          <w:tcPr>
+            <w:tcBorders>
+              <w:bottom w:val="none" w:sz="0" w:space="0" w:color="000000"/>
+              <w:top w:val="none" w:sz="0" w:space="0" w:color="000000"/>
+              <w:left w:val="none" w:sz="0" w:space="0" w:color="000000"/>
+              <w:right w:val="none" w:sz="0" w:space="0" w:color="000000"/>
+            </w:tcBorders>
+            <w:shd w:val="clear" w:color="auto" w:fill="FFFFFF"/>
+            <w:tcMar>
+              <w:top w:w="0" w:type="dxa"/>
+              <w:bottom w:w="0" w:type="dxa"/>
+              <w:left w:w="0" w:type="dxa"/>
+              <w:right w:w="0" w:type="dxa"/>
+            </w:tcMar>
+            <w:vAlign w:val="center"/>
+          </w:tcPr>
+          <w:p>
+            <w:pPr>
+              <w:pStyle w:val="Normal"/>
+              <w:jc w:val="left"/>
+              <w:pBdr>
+                <w:bottom w:val="none" w:sz="0" w:space="0" w:color="000000"/>
+                <w:top w:val="none" w:sz="0" w:space="0" w:color="000000"/>
+                <w:left w:val="none" w:sz="0" w:space="0" w:color="000000"/>
+                <w:right w:val="none" w:sz="0" w:space="0" w:color="000000"/>
+              </w:pBdr>
+              <w:spacing w:after="100" w:before="100" w:line="240"/>
+              <w:ind w:left="100" w:right="100" w:firstLine="0" w:firstLineChars="0"/>
+              <w:rPr>
+                <w:rFonts w:ascii="Times New Roman" w:hAnsi="Times New Roman" w:eastAsia="Times New Roman" w:cs="Times New Roman"/>
+                <w:i w:val="false"/>
+                <w:b w:val="false"/>
+                <w:u w:val="none"/>
+                <w:strike w:val="false"/>
+                <w:sz w:val="18"/>
+                <w:szCs w:val="18"/>
+                <w:color w:val="000000"/>
+              </w:rPr>
+            </w:pPr>
+            <w:r>
+              <w:rPr>
+                <w:rFonts w:ascii="Times New Roman" w:hAnsi="Times New Roman" w:eastAsia="Times New Roman" w:cs="Times New Roman"/>
+                <w:i w:val="false"/>
+                <w:b w:val="false"/>
+                <w:u w:val="none"/>
+                <w:strike w:val="false"/>
+                <w:sz w:val="18"/>
+                <w:szCs w:val="18"/>
+                <w:color w:val="000000"/>
+              </w:rPr>
+              <w:t xml:space="preserve">0.046</w:t>
             </w:r>
           </w:p>
         </w:tc>
@@ -1600,7 +1600,7 @@
                 <w:szCs w:val="18"/>
                 <w:color w:val="000000"/>
               </w:rPr>
-              <w:t xml:space="preserve">497</w:t>
+              <w:t xml:space="preserve">557</w:t>
             </w:r>
           </w:p>
         </w:tc>
@@ -1655,117 +1655,117 @@
                 <w:szCs w:val="18"/>
                 <w:color w:val="000000"/>
               </w:rPr>
-              <w:t xml:space="preserve">140</w:t>
-            </w:r>
-          </w:p>
-        </w:tc>
-        <w:tc>
-          <w:tcPr>
-            <w:tcBorders>
-              <w:bottom w:val="none" w:sz="0" w:space="0" w:color="000000"/>
-              <w:top w:val="none" w:sz="0" w:space="0" w:color="000000"/>
-              <w:left w:val="none" w:sz="0" w:space="0" w:color="000000"/>
-              <w:right w:val="none" w:sz="0" w:space="0" w:color="000000"/>
-            </w:tcBorders>
-            <w:shd w:val="clear" w:color="auto" w:fill="FFFFFF"/>
-            <w:tcMar>
-              <w:top w:w="0" w:type="dxa"/>
-              <w:bottom w:w="0" w:type="dxa"/>
-              <w:left w:w="0" w:type="dxa"/>
-              <w:right w:w="0" w:type="dxa"/>
-            </w:tcMar>
-            <w:vAlign w:val="center"/>
-          </w:tcPr>
-          <w:p>
-            <w:pPr>
-              <w:pStyle w:val="Normal"/>
-              <w:jc w:val="left"/>
-              <w:pBdr>
-                <w:bottom w:val="none" w:sz="0" w:space="0" w:color="000000"/>
-                <w:top w:val="none" w:sz="0" w:space="0" w:color="000000"/>
-                <w:left w:val="none" w:sz="0" w:space="0" w:color="000000"/>
-                <w:right w:val="none" w:sz="0" w:space="0" w:color="000000"/>
-              </w:pBdr>
-              <w:spacing w:after="100" w:before="100" w:line="240"/>
-              <w:ind w:left="100" w:right="100" w:firstLine="0" w:firstLineChars="0"/>
-              <w:rPr>
-                <w:rFonts w:ascii="Times New Roman" w:hAnsi="Times New Roman" w:eastAsia="Times New Roman" w:cs="Times New Roman"/>
-                <w:i w:val="false"/>
-                <w:b w:val="false"/>
-                <w:u w:val="none"/>
-                <w:strike w:val="false"/>
-                <w:sz w:val="18"/>
-                <w:szCs w:val="18"/>
-                <w:color w:val="000000"/>
-              </w:rPr>
-            </w:pPr>
-            <w:r>
-              <w:rPr>
-                <w:rFonts w:ascii="Times New Roman" w:hAnsi="Times New Roman" w:eastAsia="Times New Roman" w:cs="Times New Roman"/>
-                <w:i w:val="false"/>
-                <w:b w:val="false"/>
-                <w:u w:val="none"/>
-                <w:strike w:val="false"/>
-                <w:sz w:val="18"/>
-                <w:szCs w:val="18"/>
-                <w:color w:val="000000"/>
-              </w:rPr>
-              <w:t xml:space="preserve">0.86 (0.68–1.07)</w:t>
-            </w:r>
-          </w:p>
-        </w:tc>
-        <w:tc>
-          <w:tcPr>
-            <w:tcBorders>
-              <w:bottom w:val="none" w:sz="0" w:space="0" w:color="000000"/>
-              <w:top w:val="none" w:sz="0" w:space="0" w:color="000000"/>
-              <w:left w:val="none" w:sz="0" w:space="0" w:color="000000"/>
-              <w:right w:val="none" w:sz="0" w:space="0" w:color="000000"/>
-            </w:tcBorders>
-            <w:shd w:val="clear" w:color="auto" w:fill="FFFFFF"/>
-            <w:tcMar>
-              <w:top w:w="0" w:type="dxa"/>
-              <w:bottom w:w="0" w:type="dxa"/>
-              <w:left w:w="0" w:type="dxa"/>
-              <w:right w:w="0" w:type="dxa"/>
-            </w:tcMar>
-            <w:vAlign w:val="center"/>
-          </w:tcPr>
-          <w:p>
-            <w:pPr>
-              <w:pStyle w:val="Normal"/>
-              <w:jc w:val="left"/>
-              <w:pBdr>
-                <w:bottom w:val="none" w:sz="0" w:space="0" w:color="000000"/>
-                <w:top w:val="none" w:sz="0" w:space="0" w:color="000000"/>
-                <w:left w:val="none" w:sz="0" w:space="0" w:color="000000"/>
-                <w:right w:val="none" w:sz="0" w:space="0" w:color="000000"/>
-              </w:pBdr>
-              <w:spacing w:after="100" w:before="100" w:line="240"/>
-              <w:ind w:left="100" w:right="100" w:firstLine="0" w:firstLineChars="0"/>
-              <w:rPr>
-                <w:rFonts w:ascii="Times New Roman" w:hAnsi="Times New Roman" w:eastAsia="Times New Roman" w:cs="Times New Roman"/>
-                <w:i w:val="false"/>
-                <w:b w:val="false"/>
-                <w:u w:val="none"/>
-                <w:strike w:val="false"/>
-                <w:sz w:val="18"/>
-                <w:szCs w:val="18"/>
-                <w:color w:val="000000"/>
-              </w:rPr>
-            </w:pPr>
-            <w:r>
-              <w:rPr>
-                <w:rFonts w:ascii="Times New Roman" w:hAnsi="Times New Roman" w:eastAsia="Times New Roman" w:cs="Times New Roman"/>
-                <w:i w:val="false"/>
-                <w:b w:val="false"/>
-                <w:u w:val="none"/>
-                <w:strike w:val="false"/>
-                <w:sz w:val="18"/>
-                <w:szCs w:val="18"/>
-                <w:color w:val="000000"/>
-              </w:rPr>
-              <w:t xml:space="preserve">0.174</w:t>
+              <w:t xml:space="preserve">177</w:t>
+            </w:r>
+          </w:p>
+        </w:tc>
+        <w:tc>
+          <w:tcPr>
+            <w:tcBorders>
+              <w:bottom w:val="none" w:sz="0" w:space="0" w:color="000000"/>
+              <w:top w:val="none" w:sz="0" w:space="0" w:color="000000"/>
+              <w:left w:val="none" w:sz="0" w:space="0" w:color="000000"/>
+              <w:right w:val="none" w:sz="0" w:space="0" w:color="000000"/>
+            </w:tcBorders>
+            <w:shd w:val="clear" w:color="auto" w:fill="FFFFFF"/>
+            <w:tcMar>
+              <w:top w:w="0" w:type="dxa"/>
+              <w:bottom w:w="0" w:type="dxa"/>
+              <w:left w:w="0" w:type="dxa"/>
+              <w:right w:w="0" w:type="dxa"/>
+            </w:tcMar>
+            <w:vAlign w:val="center"/>
+          </w:tcPr>
+          <w:p>
+            <w:pPr>
+              <w:pStyle w:val="Normal"/>
+              <w:jc w:val="left"/>
+              <w:pBdr>
+                <w:bottom w:val="none" w:sz="0" w:space="0" w:color="000000"/>
+                <w:top w:val="none" w:sz="0" w:space="0" w:color="000000"/>
+                <w:left w:val="none" w:sz="0" w:space="0" w:color="000000"/>
+                <w:right w:val="none" w:sz="0" w:space="0" w:color="000000"/>
+              </w:pBdr>
+              <w:spacing w:after="100" w:before="100" w:line="240"/>
+              <w:ind w:left="100" w:right="100" w:firstLine="0" w:firstLineChars="0"/>
+              <w:rPr>
+                <w:rFonts w:ascii="Times New Roman" w:hAnsi="Times New Roman" w:eastAsia="Times New Roman" w:cs="Times New Roman"/>
+                <w:i w:val="false"/>
+                <w:b w:val="false"/>
+                <w:u w:val="none"/>
+                <w:strike w:val="false"/>
+                <w:sz w:val="18"/>
+                <w:szCs w:val="18"/>
+                <w:color w:val="000000"/>
+              </w:rPr>
+            </w:pPr>
+            <w:r>
+              <w:rPr>
+                <w:rFonts w:ascii="Times New Roman" w:hAnsi="Times New Roman" w:eastAsia="Times New Roman" w:cs="Times New Roman"/>
+                <w:i w:val="false"/>
+                <w:b w:val="false"/>
+                <w:u w:val="none"/>
+                <w:strike w:val="false"/>
+                <w:sz w:val="18"/>
+                <w:szCs w:val="18"/>
+                <w:color w:val="000000"/>
+              </w:rPr>
+              <w:t xml:space="preserve">0.85 (0.70–1.04)</w:t>
+            </w:r>
+          </w:p>
+        </w:tc>
+        <w:tc>
+          <w:tcPr>
+            <w:tcBorders>
+              <w:bottom w:val="none" w:sz="0" w:space="0" w:color="000000"/>
+              <w:top w:val="none" w:sz="0" w:space="0" w:color="000000"/>
+              <w:left w:val="none" w:sz="0" w:space="0" w:color="000000"/>
+              <w:right w:val="none" w:sz="0" w:space="0" w:color="000000"/>
+            </w:tcBorders>
+            <w:shd w:val="clear" w:color="auto" w:fill="FFFFFF"/>
+            <w:tcMar>
+              <w:top w:w="0" w:type="dxa"/>
+              <w:bottom w:w="0" w:type="dxa"/>
+              <w:left w:w="0" w:type="dxa"/>
+              <w:right w:w="0" w:type="dxa"/>
+            </w:tcMar>
+            <w:vAlign w:val="center"/>
+          </w:tcPr>
+          <w:p>
+            <w:pPr>
+              <w:pStyle w:val="Normal"/>
+              <w:jc w:val="left"/>
+              <w:pBdr>
+                <w:bottom w:val="none" w:sz="0" w:space="0" w:color="000000"/>
+                <w:top w:val="none" w:sz="0" w:space="0" w:color="000000"/>
+                <w:left w:val="none" w:sz="0" w:space="0" w:color="000000"/>
+                <w:right w:val="none" w:sz="0" w:space="0" w:color="000000"/>
+              </w:pBdr>
+              <w:spacing w:after="100" w:before="100" w:line="240"/>
+              <w:ind w:left="100" w:right="100" w:firstLine="0" w:firstLineChars="0"/>
+              <w:rPr>
+                <w:rFonts w:ascii="Times New Roman" w:hAnsi="Times New Roman" w:eastAsia="Times New Roman" w:cs="Times New Roman"/>
+                <w:i w:val="false"/>
+                <w:b w:val="false"/>
+                <w:u w:val="none"/>
+                <w:strike w:val="false"/>
+                <w:sz w:val="18"/>
+                <w:szCs w:val="18"/>
+                <w:color w:val="000000"/>
+              </w:rPr>
+            </w:pPr>
+            <w:r>
+              <w:rPr>
+                <w:rFonts w:ascii="Times New Roman" w:hAnsi="Times New Roman" w:eastAsia="Times New Roman" w:cs="Times New Roman"/>
+                <w:i w:val="false"/>
+                <w:b w:val="false"/>
+                <w:u w:val="none"/>
+                <w:strike w:val="false"/>
+                <w:sz w:val="18"/>
+                <w:szCs w:val="18"/>
+                <w:color w:val="000000"/>
+              </w:rPr>
+              <w:t xml:space="preserve">0.125</w:t>
             </w:r>
           </w:p>
         </w:tc>
@@ -2045,7 +2045,7 @@
                 <w:szCs w:val="18"/>
                 <w:color w:val="000000"/>
               </w:rPr>
-              <w:t xml:space="preserve">248</w:t>
+              <w:t xml:space="preserve">276</w:t>
             </w:r>
           </w:p>
         </w:tc>
@@ -2100,7 +2100,7 @@
                 <w:szCs w:val="18"/>
                 <w:color w:val="000000"/>
               </w:rPr>
-              <w:t xml:space="preserve">80</w:t>
+              <w:t xml:space="preserve">100</w:t>
             </w:r>
           </w:p>
         </w:tc>
@@ -2490,7 +2490,7 @@
                 <w:szCs w:val="18"/>
                 <w:color w:val="000000"/>
               </w:rPr>
-              <w:t xml:space="preserve">244</w:t>
+              <w:t xml:space="preserve">276</w:t>
             </w:r>
           </w:p>
         </w:tc>
@@ -2545,117 +2545,117 @@
                 <w:szCs w:val="18"/>
                 <w:color w:val="000000"/>
               </w:rPr>
-              <w:t xml:space="preserve">60</w:t>
-            </w:r>
-          </w:p>
-        </w:tc>
-        <w:tc>
-          <w:tcPr>
-            <w:tcBorders>
-              <w:bottom w:val="none" w:sz="0" w:space="0" w:color="000000"/>
-              <w:top w:val="none" w:sz="0" w:space="0" w:color="000000"/>
-              <w:left w:val="none" w:sz="0" w:space="0" w:color="000000"/>
-              <w:right w:val="none" w:sz="0" w:space="0" w:color="000000"/>
-            </w:tcBorders>
-            <w:shd w:val="clear" w:color="auto" w:fill="FFFFFF"/>
-            <w:tcMar>
-              <w:top w:w="0" w:type="dxa"/>
-              <w:bottom w:w="0" w:type="dxa"/>
-              <w:left w:w="0" w:type="dxa"/>
-              <w:right w:w="0" w:type="dxa"/>
-            </w:tcMar>
-            <w:vAlign w:val="center"/>
-          </w:tcPr>
-          <w:p>
-            <w:pPr>
-              <w:pStyle w:val="Normal"/>
-              <w:jc w:val="left"/>
-              <w:pBdr>
-                <w:bottom w:val="none" w:sz="0" w:space="0" w:color="000000"/>
-                <w:top w:val="none" w:sz="0" w:space="0" w:color="000000"/>
-                <w:left w:val="none" w:sz="0" w:space="0" w:color="000000"/>
-                <w:right w:val="none" w:sz="0" w:space="0" w:color="000000"/>
-              </w:pBdr>
-              <w:spacing w:after="100" w:before="100" w:line="240"/>
-              <w:ind w:left="100" w:right="100" w:firstLine="0" w:firstLineChars="0"/>
-              <w:rPr>
-                <w:rFonts w:ascii="Times New Roman" w:hAnsi="Times New Roman" w:eastAsia="Times New Roman" w:cs="Times New Roman"/>
-                <w:i w:val="false"/>
-                <w:b w:val="false"/>
-                <w:u w:val="none"/>
-                <w:strike w:val="false"/>
-                <w:sz w:val="18"/>
-                <w:szCs w:val="18"/>
-                <w:color w:val="000000"/>
-              </w:rPr>
-            </w:pPr>
-            <w:r>
-              <w:rPr>
-                <w:rFonts w:ascii="Times New Roman" w:hAnsi="Times New Roman" w:eastAsia="Times New Roman" w:cs="Times New Roman"/>
-                <w:i w:val="false"/>
-                <w:b w:val="false"/>
-                <w:u w:val="none"/>
-                <w:strike w:val="false"/>
-                <w:sz w:val="18"/>
-                <w:szCs w:val="18"/>
-                <w:color w:val="000000"/>
-              </w:rPr>
-              <w:t xml:space="preserve">0.74 (0.53–1.03)</w:t>
-            </w:r>
-          </w:p>
-        </w:tc>
-        <w:tc>
-          <w:tcPr>
-            <w:tcBorders>
-              <w:bottom w:val="none" w:sz="0" w:space="0" w:color="000000"/>
-              <w:top w:val="none" w:sz="0" w:space="0" w:color="000000"/>
-              <w:left w:val="none" w:sz="0" w:space="0" w:color="000000"/>
-              <w:right w:val="none" w:sz="0" w:space="0" w:color="000000"/>
-            </w:tcBorders>
-            <w:shd w:val="clear" w:color="auto" w:fill="FFFFFF"/>
-            <w:tcMar>
-              <w:top w:w="0" w:type="dxa"/>
-              <w:bottom w:w="0" w:type="dxa"/>
-              <w:left w:w="0" w:type="dxa"/>
-              <w:right w:w="0" w:type="dxa"/>
-            </w:tcMar>
-            <w:vAlign w:val="center"/>
-          </w:tcPr>
-          <w:p>
-            <w:pPr>
-              <w:pStyle w:val="Normal"/>
-              <w:jc w:val="left"/>
-              <w:pBdr>
-                <w:bottom w:val="none" w:sz="0" w:space="0" w:color="000000"/>
-                <w:top w:val="none" w:sz="0" w:space="0" w:color="000000"/>
-                <w:left w:val="none" w:sz="0" w:space="0" w:color="000000"/>
-                <w:right w:val="none" w:sz="0" w:space="0" w:color="000000"/>
-              </w:pBdr>
-              <w:spacing w:after="100" w:before="100" w:line="240"/>
-              <w:ind w:left="100" w:right="100" w:firstLine="0" w:firstLineChars="0"/>
-              <w:rPr>
-                <w:rFonts w:ascii="Times New Roman" w:hAnsi="Times New Roman" w:eastAsia="Times New Roman" w:cs="Times New Roman"/>
-                <w:i w:val="false"/>
-                <w:b w:val="false"/>
-                <w:u w:val="none"/>
-                <w:strike w:val="false"/>
-                <w:sz w:val="18"/>
-                <w:szCs w:val="18"/>
-                <w:color w:val="000000"/>
-              </w:rPr>
-            </w:pPr>
-            <w:r>
-              <w:rPr>
-                <w:rFonts w:ascii="Times New Roman" w:hAnsi="Times New Roman" w:eastAsia="Times New Roman" w:cs="Times New Roman"/>
-                <w:i w:val="false"/>
-                <w:b w:val="false"/>
-                <w:u w:val="none"/>
-                <w:strike w:val="false"/>
-                <w:sz w:val="18"/>
-                <w:szCs w:val="18"/>
-                <w:color w:val="000000"/>
-              </w:rPr>
-              <w:t xml:space="preserve">0.073</w:t>
+              <w:t xml:space="preserve">77</w:t>
+            </w:r>
+          </w:p>
+        </w:tc>
+        <w:tc>
+          <w:tcPr>
+            <w:tcBorders>
+              <w:bottom w:val="none" w:sz="0" w:space="0" w:color="000000"/>
+              <w:top w:val="none" w:sz="0" w:space="0" w:color="000000"/>
+              <w:left w:val="none" w:sz="0" w:space="0" w:color="000000"/>
+              <w:right w:val="none" w:sz="0" w:space="0" w:color="000000"/>
+            </w:tcBorders>
+            <w:shd w:val="clear" w:color="auto" w:fill="FFFFFF"/>
+            <w:tcMar>
+              <w:top w:w="0" w:type="dxa"/>
+              <w:bottom w:w="0" w:type="dxa"/>
+              <w:left w:w="0" w:type="dxa"/>
+              <w:right w:w="0" w:type="dxa"/>
+            </w:tcMar>
+            <w:vAlign w:val="center"/>
+          </w:tcPr>
+          <w:p>
+            <w:pPr>
+              <w:pStyle w:val="Normal"/>
+              <w:jc w:val="left"/>
+              <w:pBdr>
+                <w:bottom w:val="none" w:sz="0" w:space="0" w:color="000000"/>
+                <w:top w:val="none" w:sz="0" w:space="0" w:color="000000"/>
+                <w:left w:val="none" w:sz="0" w:space="0" w:color="000000"/>
+                <w:right w:val="none" w:sz="0" w:space="0" w:color="000000"/>
+              </w:pBdr>
+              <w:spacing w:after="100" w:before="100" w:line="240"/>
+              <w:ind w:left="100" w:right="100" w:firstLine="0" w:firstLineChars="0"/>
+              <w:rPr>
+                <w:rFonts w:ascii="Times New Roman" w:hAnsi="Times New Roman" w:eastAsia="Times New Roman" w:cs="Times New Roman"/>
+                <w:i w:val="false"/>
+                <w:b w:val="false"/>
+                <w:u w:val="none"/>
+                <w:strike w:val="false"/>
+                <w:sz w:val="18"/>
+                <w:szCs w:val="18"/>
+                <w:color w:val="000000"/>
+              </w:rPr>
+            </w:pPr>
+            <w:r>
+              <w:rPr>
+                <w:rFonts w:ascii="Times New Roman" w:hAnsi="Times New Roman" w:eastAsia="Times New Roman" w:cs="Times New Roman"/>
+                <w:i w:val="false"/>
+                <w:b w:val="false"/>
+                <w:u w:val="none"/>
+                <w:strike w:val="false"/>
+                <w:sz w:val="18"/>
+                <w:szCs w:val="18"/>
+                <w:color w:val="000000"/>
+              </w:rPr>
+              <w:t xml:space="preserve">0.72 (0.54–0.97)</w:t>
+            </w:r>
+          </w:p>
+        </w:tc>
+        <w:tc>
+          <w:tcPr>
+            <w:tcBorders>
+              <w:bottom w:val="none" w:sz="0" w:space="0" w:color="000000"/>
+              <w:top w:val="none" w:sz="0" w:space="0" w:color="000000"/>
+              <w:left w:val="none" w:sz="0" w:space="0" w:color="000000"/>
+              <w:right w:val="none" w:sz="0" w:space="0" w:color="000000"/>
+            </w:tcBorders>
+            <w:shd w:val="clear" w:color="auto" w:fill="FFFFFF"/>
+            <w:tcMar>
+              <w:top w:w="0" w:type="dxa"/>
+              <w:bottom w:w="0" w:type="dxa"/>
+              <w:left w:w="0" w:type="dxa"/>
+              <w:right w:w="0" w:type="dxa"/>
+            </w:tcMar>
+            <w:vAlign w:val="center"/>
+          </w:tcPr>
+          <w:p>
+            <w:pPr>
+              <w:pStyle w:val="Normal"/>
+              <w:jc w:val="left"/>
+              <w:pBdr>
+                <w:bottom w:val="none" w:sz="0" w:space="0" w:color="000000"/>
+                <w:top w:val="none" w:sz="0" w:space="0" w:color="000000"/>
+                <w:left w:val="none" w:sz="0" w:space="0" w:color="000000"/>
+                <w:right w:val="none" w:sz="0" w:space="0" w:color="000000"/>
+              </w:pBdr>
+              <w:spacing w:after="100" w:before="100" w:line="240"/>
+              <w:ind w:left="100" w:right="100" w:firstLine="0" w:firstLineChars="0"/>
+              <w:rPr>
+                <w:rFonts w:ascii="Times New Roman" w:hAnsi="Times New Roman" w:eastAsia="Times New Roman" w:cs="Times New Roman"/>
+                <w:i w:val="false"/>
+                <w:b w:val="false"/>
+                <w:u w:val="none"/>
+                <w:strike w:val="false"/>
+                <w:sz w:val="18"/>
+                <w:szCs w:val="18"/>
+                <w:color w:val="000000"/>
+              </w:rPr>
+            </w:pPr>
+            <w:r>
+              <w:rPr>
+                <w:rFonts w:ascii="Times New Roman" w:hAnsi="Times New Roman" w:eastAsia="Times New Roman" w:cs="Times New Roman"/>
+                <w:i w:val="false"/>
+                <w:b w:val="false"/>
+                <w:u w:val="none"/>
+                <w:strike w:val="false"/>
+                <w:sz w:val="18"/>
+                <w:szCs w:val="18"/>
+                <w:color w:val="000000"/>
+              </w:rPr>
+              <w:t xml:space="preserve">0.032</w:t>
             </w:r>
           </w:p>
         </w:tc>
@@ -2935,7 +2935,7 @@
                 <w:szCs w:val="18"/>
                 <w:color w:val="000000"/>
               </w:rPr>
-              <w:t xml:space="preserve">492</w:t>
+              <w:t xml:space="preserve">552</w:t>
             </w:r>
           </w:p>
         </w:tc>
@@ -2990,117 +2990,117 @@
                 <w:szCs w:val="18"/>
                 <w:color w:val="000000"/>
               </w:rPr>
-              <w:t xml:space="preserve">140</w:t>
-            </w:r>
-          </w:p>
-        </w:tc>
-        <w:tc>
-          <w:tcPr>
-            <w:tcBorders>
-              <w:bottom w:val="none" w:sz="0" w:space="0" w:color="000000"/>
-              <w:top w:val="none" w:sz="0" w:space="0" w:color="000000"/>
-              <w:left w:val="none" w:sz="0" w:space="0" w:color="000000"/>
-              <w:right w:val="none" w:sz="0" w:space="0" w:color="000000"/>
-            </w:tcBorders>
-            <w:shd w:val="clear" w:color="auto" w:fill="FFFFFF"/>
-            <w:tcMar>
-              <w:top w:w="0" w:type="dxa"/>
-              <w:bottom w:w="0" w:type="dxa"/>
-              <w:left w:w="0" w:type="dxa"/>
-              <w:right w:w="0" w:type="dxa"/>
-            </w:tcMar>
-            <w:vAlign w:val="center"/>
-          </w:tcPr>
-          <w:p>
-            <w:pPr>
-              <w:pStyle w:val="Normal"/>
-              <w:jc w:val="left"/>
-              <w:pBdr>
-                <w:bottom w:val="none" w:sz="0" w:space="0" w:color="000000"/>
-                <w:top w:val="none" w:sz="0" w:space="0" w:color="000000"/>
-                <w:left w:val="none" w:sz="0" w:space="0" w:color="000000"/>
-                <w:right w:val="none" w:sz="0" w:space="0" w:color="000000"/>
-              </w:pBdr>
-              <w:spacing w:after="100" w:before="100" w:line="240"/>
-              <w:ind w:left="100" w:right="100" w:firstLine="0" w:firstLineChars="0"/>
-              <w:rPr>
-                <w:rFonts w:ascii="Times New Roman" w:hAnsi="Times New Roman" w:eastAsia="Times New Roman" w:cs="Times New Roman"/>
-                <w:i w:val="false"/>
-                <w:b w:val="false"/>
-                <w:u w:val="none"/>
-                <w:strike w:val="false"/>
-                <w:sz w:val="18"/>
-                <w:szCs w:val="18"/>
-                <w:color w:val="000000"/>
-              </w:rPr>
-            </w:pPr>
-            <w:r>
-              <w:rPr>
-                <w:rFonts w:ascii="Times New Roman" w:hAnsi="Times New Roman" w:eastAsia="Times New Roman" w:cs="Times New Roman"/>
-                <w:i w:val="false"/>
-                <w:b w:val="false"/>
-                <w:u w:val="none"/>
-                <w:strike w:val="false"/>
-                <w:sz w:val="18"/>
-                <w:szCs w:val="18"/>
-                <w:color w:val="000000"/>
-              </w:rPr>
-              <w:t xml:space="preserve">1.10 (0.96–1.25)</w:t>
-            </w:r>
-          </w:p>
-        </w:tc>
-        <w:tc>
-          <w:tcPr>
-            <w:tcBorders>
-              <w:bottom w:val="none" w:sz="0" w:space="0" w:color="000000"/>
-              <w:top w:val="none" w:sz="0" w:space="0" w:color="000000"/>
-              <w:left w:val="none" w:sz="0" w:space="0" w:color="000000"/>
-              <w:right w:val="none" w:sz="0" w:space="0" w:color="000000"/>
-            </w:tcBorders>
-            <w:shd w:val="clear" w:color="auto" w:fill="FFFFFF"/>
-            <w:tcMar>
-              <w:top w:w="0" w:type="dxa"/>
-              <w:bottom w:w="0" w:type="dxa"/>
-              <w:left w:w="0" w:type="dxa"/>
-              <w:right w:w="0" w:type="dxa"/>
-            </w:tcMar>
-            <w:vAlign w:val="center"/>
-          </w:tcPr>
-          <w:p>
-            <w:pPr>
-              <w:pStyle w:val="Normal"/>
-              <w:jc w:val="left"/>
-              <w:pBdr>
-                <w:bottom w:val="none" w:sz="0" w:space="0" w:color="000000"/>
-                <w:top w:val="none" w:sz="0" w:space="0" w:color="000000"/>
-                <w:left w:val="none" w:sz="0" w:space="0" w:color="000000"/>
-                <w:right w:val="none" w:sz="0" w:space="0" w:color="000000"/>
-              </w:pBdr>
-              <w:spacing w:after="100" w:before="100" w:line="240"/>
-              <w:ind w:left="100" w:right="100" w:firstLine="0" w:firstLineChars="0"/>
-              <w:rPr>
-                <w:rFonts w:ascii="Times New Roman" w:hAnsi="Times New Roman" w:eastAsia="Times New Roman" w:cs="Times New Roman"/>
-                <w:i w:val="false"/>
-                <w:b w:val="false"/>
-                <w:u w:val="none"/>
-                <w:strike w:val="false"/>
-                <w:sz w:val="18"/>
-                <w:szCs w:val="18"/>
-                <w:color w:val="000000"/>
-              </w:rPr>
-            </w:pPr>
-            <w:r>
-              <w:rPr>
-                <w:rFonts w:ascii="Times New Roman" w:hAnsi="Times New Roman" w:eastAsia="Times New Roman" w:cs="Times New Roman"/>
-                <w:i w:val="false"/>
-                <w:b w:val="false"/>
-                <w:u w:val="none"/>
-                <w:strike w:val="false"/>
-                <w:sz w:val="18"/>
-                <w:szCs w:val="18"/>
-                <w:color w:val="000000"/>
-              </w:rPr>
-              <w:t xml:space="preserve">0.167</w:t>
+              <w:t xml:space="preserve">177</w:t>
+            </w:r>
+          </w:p>
+        </w:tc>
+        <w:tc>
+          <w:tcPr>
+            <w:tcBorders>
+              <w:bottom w:val="none" w:sz="0" w:space="0" w:color="000000"/>
+              <w:top w:val="none" w:sz="0" w:space="0" w:color="000000"/>
+              <w:left w:val="none" w:sz="0" w:space="0" w:color="000000"/>
+              <w:right w:val="none" w:sz="0" w:space="0" w:color="000000"/>
+            </w:tcBorders>
+            <w:shd w:val="clear" w:color="auto" w:fill="FFFFFF"/>
+            <w:tcMar>
+              <w:top w:w="0" w:type="dxa"/>
+              <w:bottom w:w="0" w:type="dxa"/>
+              <w:left w:w="0" w:type="dxa"/>
+              <w:right w:w="0" w:type="dxa"/>
+            </w:tcMar>
+            <w:vAlign w:val="center"/>
+          </w:tcPr>
+          <w:p>
+            <w:pPr>
+              <w:pStyle w:val="Normal"/>
+              <w:jc w:val="left"/>
+              <w:pBdr>
+                <w:bottom w:val="none" w:sz="0" w:space="0" w:color="000000"/>
+                <w:top w:val="none" w:sz="0" w:space="0" w:color="000000"/>
+                <w:left w:val="none" w:sz="0" w:space="0" w:color="000000"/>
+                <w:right w:val="none" w:sz="0" w:space="0" w:color="000000"/>
+              </w:pBdr>
+              <w:spacing w:after="100" w:before="100" w:line="240"/>
+              <w:ind w:left="100" w:right="100" w:firstLine="0" w:firstLineChars="0"/>
+              <w:rPr>
+                <w:rFonts w:ascii="Times New Roman" w:hAnsi="Times New Roman" w:eastAsia="Times New Roman" w:cs="Times New Roman"/>
+                <w:i w:val="false"/>
+                <w:b w:val="false"/>
+                <w:u w:val="none"/>
+                <w:strike w:val="false"/>
+                <w:sz w:val="18"/>
+                <w:szCs w:val="18"/>
+                <w:color w:val="000000"/>
+              </w:rPr>
+            </w:pPr>
+            <w:r>
+              <w:rPr>
+                <w:rFonts w:ascii="Times New Roman" w:hAnsi="Times New Roman" w:eastAsia="Times New Roman" w:cs="Times New Roman"/>
+                <w:i w:val="false"/>
+                <w:b w:val="false"/>
+                <w:u w:val="none"/>
+                <w:strike w:val="false"/>
+                <w:sz w:val="18"/>
+                <w:szCs w:val="18"/>
+                <w:color w:val="000000"/>
+              </w:rPr>
+              <w:t xml:space="preserve">1.00 (0.99–1.01)</w:t>
+            </w:r>
+          </w:p>
+        </w:tc>
+        <w:tc>
+          <w:tcPr>
+            <w:tcBorders>
+              <w:bottom w:val="none" w:sz="0" w:space="0" w:color="000000"/>
+              <w:top w:val="none" w:sz="0" w:space="0" w:color="000000"/>
+              <w:left w:val="none" w:sz="0" w:space="0" w:color="000000"/>
+              <w:right w:val="none" w:sz="0" w:space="0" w:color="000000"/>
+            </w:tcBorders>
+            <w:shd w:val="clear" w:color="auto" w:fill="FFFFFF"/>
+            <w:tcMar>
+              <w:top w:w="0" w:type="dxa"/>
+              <w:bottom w:w="0" w:type="dxa"/>
+              <w:left w:w="0" w:type="dxa"/>
+              <w:right w:w="0" w:type="dxa"/>
+            </w:tcMar>
+            <w:vAlign w:val="center"/>
+          </w:tcPr>
+          <w:p>
+            <w:pPr>
+              <w:pStyle w:val="Normal"/>
+              <w:jc w:val="left"/>
+              <w:pBdr>
+                <w:bottom w:val="none" w:sz="0" w:space="0" w:color="000000"/>
+                <w:top w:val="none" w:sz="0" w:space="0" w:color="000000"/>
+                <w:left w:val="none" w:sz="0" w:space="0" w:color="000000"/>
+                <w:right w:val="none" w:sz="0" w:space="0" w:color="000000"/>
+              </w:pBdr>
+              <w:spacing w:after="100" w:before="100" w:line="240"/>
+              <w:ind w:left="100" w:right="100" w:firstLine="0" w:firstLineChars="0"/>
+              <w:rPr>
+                <w:rFonts w:ascii="Times New Roman" w:hAnsi="Times New Roman" w:eastAsia="Times New Roman" w:cs="Times New Roman"/>
+                <w:i w:val="false"/>
+                <w:b w:val="false"/>
+                <w:u w:val="none"/>
+                <w:strike w:val="false"/>
+                <w:sz w:val="18"/>
+                <w:szCs w:val="18"/>
+                <w:color w:val="000000"/>
+              </w:rPr>
+            </w:pPr>
+            <w:r>
+              <w:rPr>
+                <w:rFonts w:ascii="Times New Roman" w:hAnsi="Times New Roman" w:eastAsia="Times New Roman" w:cs="Times New Roman"/>
+                <w:i w:val="false"/>
+                <w:b w:val="false"/>
+                <w:u w:val="none"/>
+                <w:strike w:val="false"/>
+                <w:sz w:val="18"/>
+                <w:szCs w:val="18"/>
+                <w:color w:val="000000"/>
+              </w:rPr>
+              <w:t xml:space="preserve">0.836</w:t>
             </w:r>
           </w:p>
         </w:tc>
@@ -3380,7 +3380,7 @@
                 <w:szCs w:val="18"/>
                 <w:color w:val="000000"/>
               </w:rPr>
-              <w:t xml:space="preserve">272</w:t>
+              <w:t xml:space="preserve">303</w:t>
             </w:r>
           </w:p>
         </w:tc>
@@ -3435,7 +3435,7 @@
                 <w:szCs w:val="18"/>
                 <w:color w:val="000000"/>
               </w:rPr>
-              <w:t xml:space="preserve">87</w:t>
+              <w:t xml:space="preserve">106</w:t>
             </w:r>
           </w:p>
         </w:tc>
@@ -3825,7 +3825,7 @@
                 <w:szCs w:val="18"/>
                 <w:color w:val="000000"/>
               </w:rPr>
-              <w:t xml:space="preserve">220</w:t>
+              <w:t xml:space="preserve">249</w:t>
             </w:r>
           </w:p>
         </w:tc>
@@ -3880,117 +3880,117 @@
                 <w:szCs w:val="18"/>
                 <w:color w:val="000000"/>
               </w:rPr>
-              <w:t xml:space="preserve">53</w:t>
-            </w:r>
-          </w:p>
-        </w:tc>
-        <w:tc>
-          <w:tcPr>
-            <w:tcBorders>
-              <w:bottom w:val="none" w:sz="0" w:space="0" w:color="000000"/>
-              <w:top w:val="none" w:sz="0" w:space="0" w:color="000000"/>
-              <w:left w:val="none" w:sz="0" w:space="0" w:color="000000"/>
-              <w:right w:val="none" w:sz="0" w:space="0" w:color="000000"/>
-            </w:tcBorders>
-            <w:shd w:val="clear" w:color="auto" w:fill="FFFFFF"/>
-            <w:tcMar>
-              <w:top w:w="0" w:type="dxa"/>
-              <w:bottom w:w="0" w:type="dxa"/>
-              <w:left w:w="0" w:type="dxa"/>
-              <w:right w:w="0" w:type="dxa"/>
-            </w:tcMar>
-            <w:vAlign w:val="center"/>
-          </w:tcPr>
-          <w:p>
-            <w:pPr>
-              <w:pStyle w:val="Normal"/>
-              <w:jc w:val="left"/>
-              <w:pBdr>
-                <w:bottom w:val="none" w:sz="0" w:space="0" w:color="000000"/>
-                <w:top w:val="none" w:sz="0" w:space="0" w:color="000000"/>
-                <w:left w:val="none" w:sz="0" w:space="0" w:color="000000"/>
-                <w:right w:val="none" w:sz="0" w:space="0" w:color="000000"/>
-              </w:pBdr>
-              <w:spacing w:after="100" w:before="100" w:line="240"/>
-              <w:ind w:left="100" w:right="100" w:firstLine="0" w:firstLineChars="0"/>
-              <w:rPr>
-                <w:rFonts w:ascii="Times New Roman" w:hAnsi="Times New Roman" w:eastAsia="Times New Roman" w:cs="Times New Roman"/>
-                <w:i w:val="false"/>
-                <w:b w:val="false"/>
-                <w:u w:val="none"/>
-                <w:strike w:val="false"/>
-                <w:sz w:val="18"/>
-                <w:szCs w:val="18"/>
-                <w:color w:val="000000"/>
-              </w:rPr>
-            </w:pPr>
-            <w:r>
-              <w:rPr>
-                <w:rFonts w:ascii="Times New Roman" w:hAnsi="Times New Roman" w:eastAsia="Times New Roman" w:cs="Times New Roman"/>
-                <w:i w:val="false"/>
-                <w:b w:val="false"/>
-                <w:u w:val="none"/>
-                <w:strike w:val="false"/>
-                <w:sz w:val="18"/>
-                <w:szCs w:val="18"/>
-                <w:color w:val="000000"/>
-              </w:rPr>
-              <w:t xml:space="preserve">0.69 (0.49–0.98)</w:t>
-            </w:r>
-          </w:p>
-        </w:tc>
-        <w:tc>
-          <w:tcPr>
-            <w:tcBorders>
-              <w:bottom w:val="none" w:sz="0" w:space="0" w:color="000000"/>
-              <w:top w:val="none" w:sz="0" w:space="0" w:color="000000"/>
-              <w:left w:val="none" w:sz="0" w:space="0" w:color="000000"/>
-              <w:right w:val="none" w:sz="0" w:space="0" w:color="000000"/>
-            </w:tcBorders>
-            <w:shd w:val="clear" w:color="auto" w:fill="FFFFFF"/>
-            <w:tcMar>
-              <w:top w:w="0" w:type="dxa"/>
-              <w:bottom w:w="0" w:type="dxa"/>
-              <w:left w:w="0" w:type="dxa"/>
-              <w:right w:w="0" w:type="dxa"/>
-            </w:tcMar>
-            <w:vAlign w:val="center"/>
-          </w:tcPr>
-          <w:p>
-            <w:pPr>
-              <w:pStyle w:val="Normal"/>
-              <w:jc w:val="left"/>
-              <w:pBdr>
-                <w:bottom w:val="none" w:sz="0" w:space="0" w:color="000000"/>
-                <w:top w:val="none" w:sz="0" w:space="0" w:color="000000"/>
-                <w:left w:val="none" w:sz="0" w:space="0" w:color="000000"/>
-                <w:right w:val="none" w:sz="0" w:space="0" w:color="000000"/>
-              </w:pBdr>
-              <w:spacing w:after="100" w:before="100" w:line="240"/>
-              <w:ind w:left="100" w:right="100" w:firstLine="0" w:firstLineChars="0"/>
-              <w:rPr>
-                <w:rFonts w:ascii="Times New Roman" w:hAnsi="Times New Roman" w:eastAsia="Times New Roman" w:cs="Times New Roman"/>
-                <w:i w:val="false"/>
-                <w:b w:val="false"/>
-                <w:u w:val="none"/>
-                <w:strike w:val="false"/>
-                <w:sz w:val="18"/>
-                <w:szCs w:val="18"/>
-                <w:color w:val="000000"/>
-              </w:rPr>
-            </w:pPr>
-            <w:r>
-              <w:rPr>
-                <w:rFonts w:ascii="Times New Roman" w:hAnsi="Times New Roman" w:eastAsia="Times New Roman" w:cs="Times New Roman"/>
-                <w:i w:val="false"/>
-                <w:b w:val="false"/>
-                <w:u w:val="none"/>
-                <w:strike w:val="false"/>
-                <w:sz w:val="18"/>
-                <w:szCs w:val="18"/>
-                <w:color w:val="000000"/>
-              </w:rPr>
-              <w:t xml:space="preserve">0.036</w:t>
+              <w:t xml:space="preserve">71</w:t>
+            </w:r>
+          </w:p>
+        </w:tc>
+        <w:tc>
+          <w:tcPr>
+            <w:tcBorders>
+              <w:bottom w:val="none" w:sz="0" w:space="0" w:color="000000"/>
+              <w:top w:val="none" w:sz="0" w:space="0" w:color="000000"/>
+              <w:left w:val="none" w:sz="0" w:space="0" w:color="000000"/>
+              <w:right w:val="none" w:sz="0" w:space="0" w:color="000000"/>
+            </w:tcBorders>
+            <w:shd w:val="clear" w:color="auto" w:fill="FFFFFF"/>
+            <w:tcMar>
+              <w:top w:w="0" w:type="dxa"/>
+              <w:bottom w:w="0" w:type="dxa"/>
+              <w:left w:w="0" w:type="dxa"/>
+              <w:right w:w="0" w:type="dxa"/>
+            </w:tcMar>
+            <w:vAlign w:val="center"/>
+          </w:tcPr>
+          <w:p>
+            <w:pPr>
+              <w:pStyle w:val="Normal"/>
+              <w:jc w:val="left"/>
+              <w:pBdr>
+                <w:bottom w:val="none" w:sz="0" w:space="0" w:color="000000"/>
+                <w:top w:val="none" w:sz="0" w:space="0" w:color="000000"/>
+                <w:left w:val="none" w:sz="0" w:space="0" w:color="000000"/>
+                <w:right w:val="none" w:sz="0" w:space="0" w:color="000000"/>
+              </w:pBdr>
+              <w:spacing w:after="100" w:before="100" w:line="240"/>
+              <w:ind w:left="100" w:right="100" w:firstLine="0" w:firstLineChars="0"/>
+              <w:rPr>
+                <w:rFonts w:ascii="Times New Roman" w:hAnsi="Times New Roman" w:eastAsia="Times New Roman" w:cs="Times New Roman"/>
+                <w:i w:val="false"/>
+                <w:b w:val="false"/>
+                <w:u w:val="none"/>
+                <w:strike w:val="false"/>
+                <w:sz w:val="18"/>
+                <w:szCs w:val="18"/>
+                <w:color w:val="000000"/>
+              </w:rPr>
+            </w:pPr>
+            <w:r>
+              <w:rPr>
+                <w:rFonts w:ascii="Times New Roman" w:hAnsi="Times New Roman" w:eastAsia="Times New Roman" w:cs="Times New Roman"/>
+                <w:i w:val="false"/>
+                <w:b w:val="false"/>
+                <w:u w:val="none"/>
+                <w:strike w:val="false"/>
+                <w:sz w:val="18"/>
+                <w:szCs w:val="18"/>
+                <w:color w:val="000000"/>
+              </w:rPr>
+              <w:t xml:space="preserve">0.73 (0.54–0.99)</w:t>
+            </w:r>
+          </w:p>
+        </w:tc>
+        <w:tc>
+          <w:tcPr>
+            <w:tcBorders>
+              <w:bottom w:val="none" w:sz="0" w:space="0" w:color="000000"/>
+              <w:top w:val="none" w:sz="0" w:space="0" w:color="000000"/>
+              <w:left w:val="none" w:sz="0" w:space="0" w:color="000000"/>
+              <w:right w:val="none" w:sz="0" w:space="0" w:color="000000"/>
+            </w:tcBorders>
+            <w:shd w:val="clear" w:color="auto" w:fill="FFFFFF"/>
+            <w:tcMar>
+              <w:top w:w="0" w:type="dxa"/>
+              <w:bottom w:w="0" w:type="dxa"/>
+              <w:left w:w="0" w:type="dxa"/>
+              <w:right w:w="0" w:type="dxa"/>
+            </w:tcMar>
+            <w:vAlign w:val="center"/>
+          </w:tcPr>
+          <w:p>
+            <w:pPr>
+              <w:pStyle w:val="Normal"/>
+              <w:jc w:val="left"/>
+              <w:pBdr>
+                <w:bottom w:val="none" w:sz="0" w:space="0" w:color="000000"/>
+                <w:top w:val="none" w:sz="0" w:space="0" w:color="000000"/>
+                <w:left w:val="none" w:sz="0" w:space="0" w:color="000000"/>
+                <w:right w:val="none" w:sz="0" w:space="0" w:color="000000"/>
+              </w:pBdr>
+              <w:spacing w:after="100" w:before="100" w:line="240"/>
+              <w:ind w:left="100" w:right="100" w:firstLine="0" w:firstLineChars="0"/>
+              <w:rPr>
+                <w:rFonts w:ascii="Times New Roman" w:hAnsi="Times New Roman" w:eastAsia="Times New Roman" w:cs="Times New Roman"/>
+                <w:i w:val="false"/>
+                <w:b w:val="false"/>
+                <w:u w:val="none"/>
+                <w:strike w:val="false"/>
+                <w:sz w:val="18"/>
+                <w:szCs w:val="18"/>
+                <w:color w:val="000000"/>
+              </w:rPr>
+            </w:pPr>
+            <w:r>
+              <w:rPr>
+                <w:rFonts w:ascii="Times New Roman" w:hAnsi="Times New Roman" w:eastAsia="Times New Roman" w:cs="Times New Roman"/>
+                <w:i w:val="false"/>
+                <w:b w:val="false"/>
+                <w:u w:val="none"/>
+                <w:strike w:val="false"/>
+                <w:sz w:val="18"/>
+                <w:szCs w:val="18"/>
+                <w:color w:val="000000"/>
+              </w:rPr>
+              <w:t xml:space="preserve">0.041</w:t>
             </w:r>
           </w:p>
         </w:tc>
@@ -4160,62 +4160,62 @@
                 <w:szCs w:val="18"/>
                 <w:color w:val="000000"/>
               </w:rPr>
-              <w:t xml:space="preserve">Pathologic stage</w:t>
-            </w:r>
-          </w:p>
-        </w:tc>
-        <w:tc>
-          <w:tcPr>
-            <w:tcBorders>
-              <w:bottom w:val="none" w:sz="0" w:space="0" w:color="000000"/>
-              <w:top w:val="none" w:sz="0" w:space="0" w:color="000000"/>
-              <w:left w:val="none" w:sz="0" w:space="0" w:color="000000"/>
-              <w:right w:val="none" w:sz="0" w:space="0" w:color="000000"/>
-            </w:tcBorders>
-            <w:shd w:val="clear" w:color="auto" w:fill="FFFFFF"/>
-            <w:tcMar>
-              <w:top w:w="0" w:type="dxa"/>
-              <w:bottom w:w="0" w:type="dxa"/>
-              <w:left w:w="0" w:type="dxa"/>
-              <w:right w:w="0" w:type="dxa"/>
-            </w:tcMar>
-            <w:vAlign w:val="center"/>
-          </w:tcPr>
-          <w:p>
-            <w:pPr>
-              <w:pStyle w:val="Normal"/>
-              <w:jc w:val="left"/>
-              <w:pBdr>
-                <w:bottom w:val="none" w:sz="0" w:space="0" w:color="000000"/>
-                <w:top w:val="none" w:sz="0" w:space="0" w:color="000000"/>
-                <w:left w:val="none" w:sz="0" w:space="0" w:color="000000"/>
-                <w:right w:val="none" w:sz="0" w:space="0" w:color="000000"/>
-              </w:pBdr>
-              <w:spacing w:after="100" w:before="100" w:line="240"/>
-              <w:ind w:left="100" w:right="100" w:firstLine="0" w:firstLineChars="0"/>
-              <w:rPr>
-                <w:rFonts w:ascii="Times New Roman" w:hAnsi="Times New Roman" w:eastAsia="Times New Roman" w:cs="Times New Roman"/>
-                <w:i w:val="false"/>
-                <w:b w:val="false"/>
-                <w:u w:val="none"/>
-                <w:strike w:val="false"/>
-                <w:sz w:val="18"/>
-                <w:szCs w:val="18"/>
-                <w:color w:val="000000"/>
-              </w:rPr>
-            </w:pPr>
-            <w:r>
-              <w:rPr>
-                <w:rFonts w:ascii="Times New Roman" w:hAnsi="Times New Roman" w:eastAsia="Times New Roman" w:cs="Times New Roman"/>
-                <w:i w:val="false"/>
-                <w:b w:val="false"/>
-                <w:u w:val="none"/>
-                <w:strike w:val="false"/>
-                <w:sz w:val="18"/>
-                <w:szCs w:val="18"/>
-                <w:color w:val="000000"/>
-              </w:rPr>
-              <w:t xml:space="preserve">I (ref)</w:t>
+              <w:t xml:space="preserve">Pathologic stage group</w:t>
+            </w:r>
+          </w:p>
+        </w:tc>
+        <w:tc>
+          <w:tcPr>
+            <w:tcBorders>
+              <w:bottom w:val="none" w:sz="0" w:space="0" w:color="000000"/>
+              <w:top w:val="none" w:sz="0" w:space="0" w:color="000000"/>
+              <w:left w:val="none" w:sz="0" w:space="0" w:color="000000"/>
+              <w:right w:val="none" w:sz="0" w:space="0" w:color="000000"/>
+            </w:tcBorders>
+            <w:shd w:val="clear" w:color="auto" w:fill="FFFFFF"/>
+            <w:tcMar>
+              <w:top w:w="0" w:type="dxa"/>
+              <w:bottom w:w="0" w:type="dxa"/>
+              <w:left w:w="0" w:type="dxa"/>
+              <w:right w:w="0" w:type="dxa"/>
+            </w:tcMar>
+            <w:vAlign w:val="center"/>
+          </w:tcPr>
+          <w:p>
+            <w:pPr>
+              <w:pStyle w:val="Normal"/>
+              <w:jc w:val="left"/>
+              <w:pBdr>
+                <w:bottom w:val="none" w:sz="0" w:space="0" w:color="000000"/>
+                <w:top w:val="none" w:sz="0" w:space="0" w:color="000000"/>
+                <w:left w:val="none" w:sz="0" w:space="0" w:color="000000"/>
+                <w:right w:val="none" w:sz="0" w:space="0" w:color="000000"/>
+              </w:pBdr>
+              <w:spacing w:after="100" w:before="100" w:line="240"/>
+              <w:ind w:left="100" w:right="100" w:firstLine="0" w:firstLineChars="0"/>
+              <w:rPr>
+                <w:rFonts w:ascii="Times New Roman" w:hAnsi="Times New Roman" w:eastAsia="Times New Roman" w:cs="Times New Roman"/>
+                <w:i w:val="false"/>
+                <w:b w:val="false"/>
+                <w:u w:val="none"/>
+                <w:strike w:val="false"/>
+                <w:sz w:val="18"/>
+                <w:szCs w:val="18"/>
+                <w:color w:val="000000"/>
+              </w:rPr>
+            </w:pPr>
+            <w:r>
+              <w:rPr>
+                <w:rFonts w:ascii="Times New Roman" w:hAnsi="Times New Roman" w:eastAsia="Times New Roman" w:cs="Times New Roman"/>
+                <w:i w:val="false"/>
+                <w:b w:val="false"/>
+                <w:u w:val="none"/>
+                <w:strike w:val="false"/>
+                <w:sz w:val="18"/>
+                <w:szCs w:val="18"/>
+                <w:color w:val="000000"/>
+              </w:rPr>
+              <w:t xml:space="preserve">I–II (ref)</w:t>
             </w:r>
           </w:p>
         </w:tc>
@@ -4270,7 +4270,7 @@
                 <w:szCs w:val="18"/>
                 <w:color w:val="000000"/>
               </w:rPr>
-              <w:t xml:space="preserve">31</w:t>
+              <w:t xml:space="preserve">291</w:t>
             </w:r>
           </w:p>
         </w:tc>
@@ -4325,7 +4325,7 @@
                 <w:szCs w:val="18"/>
                 <w:color w:val="000000"/>
               </w:rPr>
-              <w:t xml:space="preserve">1</w:t>
+              <w:t xml:space="preserve">60</w:t>
             </w:r>
           </w:p>
         </w:tc>
@@ -4490,7 +4490,7 @@
                 <w:szCs w:val="18"/>
                 <w:color w:val="000000"/>
               </w:rPr>
-              <w:t xml:space="preserve">&lt;0.001</w:t>
+              <w:t xml:space="preserve"/>
             </w:r>
           </w:p>
         </w:tc>
@@ -4660,7 +4660,7 @@
                 <w:szCs w:val="18"/>
                 <w:color w:val="000000"/>
               </w:rPr>
-              <w:t xml:space="preserve">II</w:t>
+              <w:t xml:space="preserve">III–IV</w:t>
             </w:r>
           </w:p>
         </w:tc>
@@ -4715,7 +4715,7 @@
                 <w:szCs w:val="18"/>
                 <w:color w:val="000000"/>
               </w:rPr>
-              <w:t xml:space="preserve">260</w:t>
+              <w:t xml:space="preserve">261</w:t>
             </w:r>
           </w:p>
         </w:tc>
@@ -4770,117 +4770,117 @@
                 <w:szCs w:val="18"/>
                 <w:color w:val="000000"/>
               </w:rPr>
-              <w:t xml:space="preserve">59</w:t>
-            </w:r>
-          </w:p>
-        </w:tc>
-        <w:tc>
-          <w:tcPr>
-            <w:tcBorders>
-              <w:bottom w:val="none" w:sz="0" w:space="0" w:color="000000"/>
-              <w:top w:val="none" w:sz="0" w:space="0" w:color="000000"/>
-              <w:left w:val="none" w:sz="0" w:space="0" w:color="000000"/>
-              <w:right w:val="none" w:sz="0" w:space="0" w:color="000000"/>
-            </w:tcBorders>
-            <w:shd w:val="clear" w:color="auto" w:fill="FFFFFF"/>
-            <w:tcMar>
-              <w:top w:w="0" w:type="dxa"/>
-              <w:bottom w:w="0" w:type="dxa"/>
-              <w:left w:w="0" w:type="dxa"/>
-              <w:right w:w="0" w:type="dxa"/>
-            </w:tcMar>
-            <w:vAlign w:val="center"/>
-          </w:tcPr>
-          <w:p>
-            <w:pPr>
-              <w:pStyle w:val="Normal"/>
-              <w:jc w:val="left"/>
-              <w:pBdr>
-                <w:bottom w:val="none" w:sz="0" w:space="0" w:color="000000"/>
-                <w:top w:val="none" w:sz="0" w:space="0" w:color="000000"/>
-                <w:left w:val="none" w:sz="0" w:space="0" w:color="000000"/>
-                <w:right w:val="none" w:sz="0" w:space="0" w:color="000000"/>
-              </w:pBdr>
-              <w:spacing w:after="100" w:before="100" w:line="240"/>
-              <w:ind w:left="100" w:right="100" w:firstLine="0" w:firstLineChars="0"/>
-              <w:rPr>
-                <w:rFonts w:ascii="Times New Roman" w:hAnsi="Times New Roman" w:eastAsia="Times New Roman" w:cs="Times New Roman"/>
-                <w:i w:val="false"/>
-                <w:b w:val="false"/>
-                <w:u w:val="none"/>
-                <w:strike w:val="false"/>
-                <w:sz w:val="18"/>
-                <w:szCs w:val="18"/>
-                <w:color w:val="000000"/>
-              </w:rPr>
-            </w:pPr>
-            <w:r>
-              <w:rPr>
-                <w:rFonts w:ascii="Times New Roman" w:hAnsi="Times New Roman" w:eastAsia="Times New Roman" w:cs="Times New Roman"/>
-                <w:i w:val="false"/>
-                <w:b w:val="false"/>
-                <w:u w:val="none"/>
-                <w:strike w:val="false"/>
-                <w:sz w:val="18"/>
-                <w:szCs w:val="18"/>
-                <w:color w:val="000000"/>
-              </w:rPr>
-              <w:t xml:space="preserve">6.82 (0.94–49.25)</w:t>
-            </w:r>
-          </w:p>
-        </w:tc>
-        <w:tc>
-          <w:tcPr>
-            <w:tcBorders>
-              <w:bottom w:val="none" w:sz="0" w:space="0" w:color="000000"/>
-              <w:top w:val="none" w:sz="0" w:space="0" w:color="000000"/>
-              <w:left w:val="none" w:sz="0" w:space="0" w:color="000000"/>
-              <w:right w:val="none" w:sz="0" w:space="0" w:color="000000"/>
-            </w:tcBorders>
-            <w:shd w:val="clear" w:color="auto" w:fill="FFFFFF"/>
-            <w:tcMar>
-              <w:top w:w="0" w:type="dxa"/>
-              <w:bottom w:w="0" w:type="dxa"/>
-              <w:left w:w="0" w:type="dxa"/>
-              <w:right w:w="0" w:type="dxa"/>
-            </w:tcMar>
-            <w:vAlign w:val="center"/>
-          </w:tcPr>
-          <w:p>
-            <w:pPr>
-              <w:pStyle w:val="Normal"/>
-              <w:jc w:val="left"/>
-              <w:pBdr>
-                <w:bottom w:val="none" w:sz="0" w:space="0" w:color="000000"/>
-                <w:top w:val="none" w:sz="0" w:space="0" w:color="000000"/>
-                <w:left w:val="none" w:sz="0" w:space="0" w:color="000000"/>
-                <w:right w:val="none" w:sz="0" w:space="0" w:color="000000"/>
-              </w:pBdr>
-              <w:spacing w:after="100" w:before="100" w:line="240"/>
-              <w:ind w:left="100" w:right="100" w:firstLine="0" w:firstLineChars="0"/>
-              <w:rPr>
-                <w:rFonts w:ascii="Times New Roman" w:hAnsi="Times New Roman" w:eastAsia="Times New Roman" w:cs="Times New Roman"/>
-                <w:i w:val="false"/>
-                <w:b w:val="false"/>
-                <w:u w:val="none"/>
-                <w:strike w:val="false"/>
-                <w:sz w:val="18"/>
-                <w:szCs w:val="18"/>
-                <w:color w:val="000000"/>
-              </w:rPr>
-            </w:pPr>
-            <w:r>
-              <w:rPr>
-                <w:rFonts w:ascii="Times New Roman" w:hAnsi="Times New Roman" w:eastAsia="Times New Roman" w:cs="Times New Roman"/>
-                <w:i w:val="false"/>
-                <w:b w:val="false"/>
-                <w:u w:val="none"/>
-                <w:strike w:val="false"/>
-                <w:sz w:val="18"/>
-                <w:szCs w:val="18"/>
-                <w:color w:val="000000"/>
-              </w:rPr>
-              <w:t xml:space="preserve">0.057</w:t>
+              <w:t xml:space="preserve">117</w:t>
+            </w:r>
+          </w:p>
+        </w:tc>
+        <w:tc>
+          <w:tcPr>
+            <w:tcBorders>
+              <w:bottom w:val="none" w:sz="0" w:space="0" w:color="000000"/>
+              <w:top w:val="none" w:sz="0" w:space="0" w:color="000000"/>
+              <w:left w:val="none" w:sz="0" w:space="0" w:color="000000"/>
+              <w:right w:val="none" w:sz="0" w:space="0" w:color="000000"/>
+            </w:tcBorders>
+            <w:shd w:val="clear" w:color="auto" w:fill="FFFFFF"/>
+            <w:tcMar>
+              <w:top w:w="0" w:type="dxa"/>
+              <w:bottom w:w="0" w:type="dxa"/>
+              <w:left w:w="0" w:type="dxa"/>
+              <w:right w:w="0" w:type="dxa"/>
+            </w:tcMar>
+            <w:vAlign w:val="center"/>
+          </w:tcPr>
+          <w:p>
+            <w:pPr>
+              <w:pStyle w:val="Normal"/>
+              <w:jc w:val="left"/>
+              <w:pBdr>
+                <w:bottom w:val="none" w:sz="0" w:space="0" w:color="000000"/>
+                <w:top w:val="none" w:sz="0" w:space="0" w:color="000000"/>
+                <w:left w:val="none" w:sz="0" w:space="0" w:color="000000"/>
+                <w:right w:val="none" w:sz="0" w:space="0" w:color="000000"/>
+              </w:pBdr>
+              <w:spacing w:after="100" w:before="100" w:line="240"/>
+              <w:ind w:left="100" w:right="100" w:firstLine="0" w:firstLineChars="0"/>
+              <w:rPr>
+                <w:rFonts w:ascii="Times New Roman" w:hAnsi="Times New Roman" w:eastAsia="Times New Roman" w:cs="Times New Roman"/>
+                <w:i w:val="false"/>
+                <w:b w:val="false"/>
+                <w:u w:val="none"/>
+                <w:strike w:val="false"/>
+                <w:sz w:val="18"/>
+                <w:szCs w:val="18"/>
+                <w:color w:val="000000"/>
+              </w:rPr>
+            </w:pPr>
+            <w:r>
+              <w:rPr>
+                <w:rFonts w:ascii="Times New Roman" w:hAnsi="Times New Roman" w:eastAsia="Times New Roman" w:cs="Times New Roman"/>
+                <w:i w:val="false"/>
+                <w:b w:val="false"/>
+                <w:u w:val="none"/>
+                <w:strike w:val="false"/>
+                <w:sz w:val="18"/>
+                <w:szCs w:val="18"/>
+                <w:color w:val="000000"/>
+              </w:rPr>
+              <w:t xml:space="preserve">2.82 (2.06–3.85)</w:t>
+            </w:r>
+          </w:p>
+        </w:tc>
+        <w:tc>
+          <w:tcPr>
+            <w:tcBorders>
+              <w:bottom w:val="none" w:sz="0" w:space="0" w:color="000000"/>
+              <w:top w:val="none" w:sz="0" w:space="0" w:color="000000"/>
+              <w:left w:val="none" w:sz="0" w:space="0" w:color="000000"/>
+              <w:right w:val="none" w:sz="0" w:space="0" w:color="000000"/>
+            </w:tcBorders>
+            <w:shd w:val="clear" w:color="auto" w:fill="FFFFFF"/>
+            <w:tcMar>
+              <w:top w:w="0" w:type="dxa"/>
+              <w:bottom w:w="0" w:type="dxa"/>
+              <w:left w:w="0" w:type="dxa"/>
+              <w:right w:w="0" w:type="dxa"/>
+            </w:tcMar>
+            <w:vAlign w:val="center"/>
+          </w:tcPr>
+          <w:p>
+            <w:pPr>
+              <w:pStyle w:val="Normal"/>
+              <w:jc w:val="left"/>
+              <w:pBdr>
+                <w:bottom w:val="none" w:sz="0" w:space="0" w:color="000000"/>
+                <w:top w:val="none" w:sz="0" w:space="0" w:color="000000"/>
+                <w:left w:val="none" w:sz="0" w:space="0" w:color="000000"/>
+                <w:right w:val="none" w:sz="0" w:space="0" w:color="000000"/>
+              </w:pBdr>
+              <w:spacing w:after="100" w:before="100" w:line="240"/>
+              <w:ind w:left="100" w:right="100" w:firstLine="0" w:firstLineChars="0"/>
+              <w:rPr>
+                <w:rFonts w:ascii="Times New Roman" w:hAnsi="Times New Roman" w:eastAsia="Times New Roman" w:cs="Times New Roman"/>
+                <w:i w:val="false"/>
+                <w:b w:val="false"/>
+                <w:u w:val="none"/>
+                <w:strike w:val="false"/>
+                <w:sz w:val="18"/>
+                <w:szCs w:val="18"/>
+                <w:color w:val="000000"/>
+              </w:rPr>
+            </w:pPr>
+            <w:r>
+              <w:rPr>
+                <w:rFonts w:ascii="Times New Roman" w:hAnsi="Times New Roman" w:eastAsia="Times New Roman" w:cs="Times New Roman"/>
+                <w:i w:val="false"/>
+                <w:b w:val="false"/>
+                <w:u w:val="none"/>
+                <w:strike w:val="false"/>
+                <w:sz w:val="18"/>
+                <w:szCs w:val="18"/>
+                <w:color w:val="000000"/>
+              </w:rPr>
+              <w:t xml:space="preserve">&lt;0.001</w:t>
             </w:r>
           </w:p>
         </w:tc>
@@ -4995,7 +4995,282 @@
                 <w:szCs w:val="18"/>
                 <w:color w:val="000000"/>
               </w:rPr>
-              <w:t xml:space="preserve">Multivariable</w:t>
+              <w:t xml:space="preserve">Multivariable (MMR status known)</w:t>
+            </w:r>
+          </w:p>
+        </w:tc>
+        <w:tc>
+          <w:tcPr>
+            <w:tcBorders>
+              <w:bottom w:val="none" w:sz="0" w:space="0" w:color="000000"/>
+              <w:top w:val="none" w:sz="0" w:space="0" w:color="000000"/>
+              <w:left w:val="none" w:sz="0" w:space="0" w:color="000000"/>
+              <w:right w:val="none" w:sz="0" w:space="0" w:color="000000"/>
+            </w:tcBorders>
+            <w:shd w:val="clear" w:color="auto" w:fill="FFFFFF"/>
+            <w:tcMar>
+              <w:top w:w="0" w:type="dxa"/>
+              <w:bottom w:w="0" w:type="dxa"/>
+              <w:left w:w="0" w:type="dxa"/>
+              <w:right w:w="0" w:type="dxa"/>
+            </w:tcMar>
+            <w:vAlign w:val="center"/>
+          </w:tcPr>
+          <w:p>
+            <w:pPr>
+              <w:pStyle w:val="Normal"/>
+              <w:jc w:val="left"/>
+              <w:pBdr>
+                <w:bottom w:val="none" w:sz="0" w:space="0" w:color="000000"/>
+                <w:top w:val="none" w:sz="0" w:space="0" w:color="000000"/>
+                <w:left w:val="none" w:sz="0" w:space="0" w:color="000000"/>
+                <w:right w:val="none" w:sz="0" w:space="0" w:color="000000"/>
+              </w:pBdr>
+              <w:spacing w:after="100" w:before="100" w:line="240"/>
+              <w:ind w:left="100" w:right="100" w:firstLine="0" w:firstLineChars="0"/>
+              <w:rPr>
+                <w:rFonts w:ascii="Times New Roman" w:hAnsi="Times New Roman" w:eastAsia="Times New Roman" w:cs="Times New Roman"/>
+                <w:i w:val="false"/>
+                <w:b w:val="false"/>
+                <w:u w:val="none"/>
+                <w:strike w:val="false"/>
+                <w:sz w:val="18"/>
+                <w:szCs w:val="18"/>
+                <w:color w:val="000000"/>
+              </w:rPr>
+            </w:pPr>
+            <w:r>
+              <w:rPr>
+                <w:rFonts w:ascii="Times New Roman" w:hAnsi="Times New Roman" w:eastAsia="Times New Roman" w:cs="Times New Roman"/>
+                <w:i w:val="false"/>
+                <w:b w:val="false"/>
+                <w:u w:val="none"/>
+                <w:strike w:val="false"/>
+                <w:sz w:val="18"/>
+                <w:szCs w:val="18"/>
+                <w:color w:val="000000"/>
+              </w:rPr>
+              <w:t xml:space="preserve">ROCK2 expression</w:t>
+            </w:r>
+          </w:p>
+        </w:tc>
+        <w:tc>
+          <w:tcPr>
+            <w:tcBorders>
+              <w:bottom w:val="none" w:sz="0" w:space="0" w:color="000000"/>
+              <w:top w:val="none" w:sz="0" w:space="0" w:color="000000"/>
+              <w:left w:val="none" w:sz="0" w:space="0" w:color="000000"/>
+              <w:right w:val="none" w:sz="0" w:space="0" w:color="000000"/>
+            </w:tcBorders>
+            <w:shd w:val="clear" w:color="auto" w:fill="FFFFFF"/>
+            <w:tcMar>
+              <w:top w:w="0" w:type="dxa"/>
+              <w:bottom w:w="0" w:type="dxa"/>
+              <w:left w:w="0" w:type="dxa"/>
+              <w:right w:w="0" w:type="dxa"/>
+            </w:tcMar>
+            <w:vAlign w:val="center"/>
+          </w:tcPr>
+          <w:p>
+            <w:pPr>
+              <w:pStyle w:val="Normal"/>
+              <w:jc w:val="left"/>
+              <w:pBdr>
+                <w:bottom w:val="none" w:sz="0" w:space="0" w:color="000000"/>
+                <w:top w:val="none" w:sz="0" w:space="0" w:color="000000"/>
+                <w:left w:val="none" w:sz="0" w:space="0" w:color="000000"/>
+                <w:right w:val="none" w:sz="0" w:space="0" w:color="000000"/>
+              </w:pBdr>
+              <w:spacing w:after="100" w:before="100" w:line="240"/>
+              <w:ind w:left="100" w:right="100" w:firstLine="0" w:firstLineChars="0"/>
+              <w:rPr>
+                <w:rFonts w:ascii="Times New Roman" w:hAnsi="Times New Roman" w:eastAsia="Times New Roman" w:cs="Times New Roman"/>
+                <w:i w:val="false"/>
+                <w:b w:val="false"/>
+                <w:u w:val="none"/>
+                <w:strike w:val="false"/>
+                <w:sz w:val="18"/>
+                <w:szCs w:val="18"/>
+                <w:color w:val="000000"/>
+              </w:rPr>
+            </w:pPr>
+            <w:r>
+              <w:rPr>
+                <w:rFonts w:ascii="Times New Roman" w:hAnsi="Times New Roman" w:eastAsia="Times New Roman" w:cs="Times New Roman"/>
+                <w:i w:val="false"/>
+                <w:b w:val="false"/>
+                <w:u w:val="none"/>
+                <w:strike w:val="false"/>
+                <w:sz w:val="18"/>
+                <w:szCs w:val="18"/>
+                <w:color w:val="000000"/>
+              </w:rPr>
+              <w:t xml:space="preserve">Low (ref)</w:t>
+            </w:r>
+          </w:p>
+        </w:tc>
+        <w:tc>
+          <w:tcPr>
+            <w:tcBorders>
+              <w:bottom w:val="none" w:sz="0" w:space="0" w:color="000000"/>
+              <w:top w:val="none" w:sz="0" w:space="0" w:color="000000"/>
+              <w:left w:val="none" w:sz="0" w:space="0" w:color="000000"/>
+              <w:right w:val="none" w:sz="0" w:space="0" w:color="000000"/>
+            </w:tcBorders>
+            <w:shd w:val="clear" w:color="auto" w:fill="FFFFFF"/>
+            <w:tcMar>
+              <w:top w:w="0" w:type="dxa"/>
+              <w:bottom w:w="0" w:type="dxa"/>
+              <w:left w:w="0" w:type="dxa"/>
+              <w:right w:w="0" w:type="dxa"/>
+            </w:tcMar>
+            <w:vAlign w:val="center"/>
+          </w:tcPr>
+          <w:p>
+            <w:pPr>
+              <w:pStyle w:val="Normal"/>
+              <w:jc w:val="right"/>
+              <w:pBdr>
+                <w:bottom w:val="none" w:sz="0" w:space="0" w:color="000000"/>
+                <w:top w:val="none" w:sz="0" w:space="0" w:color="000000"/>
+                <w:left w:val="none" w:sz="0" w:space="0" w:color="000000"/>
+                <w:right w:val="none" w:sz="0" w:space="0" w:color="000000"/>
+              </w:pBdr>
+              <w:spacing w:after="100" w:before="100" w:line="240"/>
+              <w:ind w:left="100" w:right="100" w:firstLine="0" w:firstLineChars="0"/>
+              <w:rPr>
+                <w:rFonts w:ascii="Times New Roman" w:hAnsi="Times New Roman" w:eastAsia="Times New Roman" w:cs="Times New Roman"/>
+                <w:i w:val="false"/>
+                <w:b w:val="false"/>
+                <w:u w:val="none"/>
+                <w:strike w:val="false"/>
+                <w:sz w:val="18"/>
+                <w:szCs w:val="18"/>
+                <w:color w:val="000000"/>
+              </w:rPr>
+            </w:pPr>
+            <w:r>
+              <w:rPr>
+                <w:rFonts w:ascii="Times New Roman" w:hAnsi="Times New Roman" w:eastAsia="Times New Roman" w:cs="Times New Roman"/>
+                <w:i w:val="false"/>
+                <w:b w:val="false"/>
+                <w:u w:val="none"/>
+                <w:strike w:val="false"/>
+                <w:sz w:val="18"/>
+                <w:szCs w:val="18"/>
+                <w:color w:val="000000"/>
+              </w:rPr>
+              <w:t xml:space="preserve">245</w:t>
+            </w:r>
+          </w:p>
+        </w:tc>
+        <w:tc>
+          <w:tcPr>
+            <w:tcBorders>
+              <w:bottom w:val="none" w:sz="0" w:space="0" w:color="000000"/>
+              <w:top w:val="none" w:sz="0" w:space="0" w:color="000000"/>
+              <w:left w:val="none" w:sz="0" w:space="0" w:color="000000"/>
+              <w:right w:val="none" w:sz="0" w:space="0" w:color="000000"/>
+            </w:tcBorders>
+            <w:shd w:val="clear" w:color="auto" w:fill="FFFFFF"/>
+            <w:tcMar>
+              <w:top w:w="0" w:type="dxa"/>
+              <w:bottom w:w="0" w:type="dxa"/>
+              <w:left w:w="0" w:type="dxa"/>
+              <w:right w:w="0" w:type="dxa"/>
+            </w:tcMar>
+            <w:vAlign w:val="center"/>
+          </w:tcPr>
+          <w:p>
+            <w:pPr>
+              <w:pStyle w:val="Normal"/>
+              <w:jc w:val="right"/>
+              <w:pBdr>
+                <w:bottom w:val="none" w:sz="0" w:space="0" w:color="000000"/>
+                <w:top w:val="none" w:sz="0" w:space="0" w:color="000000"/>
+                <w:left w:val="none" w:sz="0" w:space="0" w:color="000000"/>
+                <w:right w:val="none" w:sz="0" w:space="0" w:color="000000"/>
+              </w:pBdr>
+              <w:spacing w:after="100" w:before="100" w:line="240"/>
+              <w:ind w:left="100" w:right="100" w:firstLine="0" w:firstLineChars="0"/>
+              <w:rPr>
+                <w:rFonts w:ascii="Times New Roman" w:hAnsi="Times New Roman" w:eastAsia="Times New Roman" w:cs="Times New Roman"/>
+                <w:i w:val="false"/>
+                <w:b w:val="false"/>
+                <w:u w:val="none"/>
+                <w:strike w:val="false"/>
+                <w:sz w:val="18"/>
+                <w:szCs w:val="18"/>
+                <w:color w:val="000000"/>
+              </w:rPr>
+            </w:pPr>
+            <w:r>
+              <w:rPr>
+                <w:rFonts w:ascii="Times New Roman" w:hAnsi="Times New Roman" w:eastAsia="Times New Roman" w:cs="Times New Roman"/>
+                <w:i w:val="false"/>
+                <w:b w:val="false"/>
+                <w:u w:val="none"/>
+                <w:strike w:val="false"/>
+                <w:sz w:val="18"/>
+                <w:szCs w:val="18"/>
+                <w:color w:val="000000"/>
+              </w:rPr>
+              <w:t xml:space="preserve">92</w:t>
+            </w:r>
+          </w:p>
+        </w:tc>
+        <w:tc>
+          <w:tcPr>
+            <w:tcBorders>
+              <w:bottom w:val="none" w:sz="0" w:space="0" w:color="000000"/>
+              <w:top w:val="none" w:sz="0" w:space="0" w:color="000000"/>
+              <w:left w:val="none" w:sz="0" w:space="0" w:color="000000"/>
+              <w:right w:val="none" w:sz="0" w:space="0" w:color="000000"/>
+            </w:tcBorders>
+            <w:shd w:val="clear" w:color="auto" w:fill="FFFFFF"/>
+            <w:tcMar>
+              <w:top w:w="0" w:type="dxa"/>
+              <w:bottom w:w="0" w:type="dxa"/>
+              <w:left w:w="0" w:type="dxa"/>
+              <w:right w:w="0" w:type="dxa"/>
+            </w:tcMar>
+            <w:vAlign w:val="center"/>
+          </w:tcPr>
+          <w:p>
+            <w:pPr>
+              <w:pStyle w:val="Normal"/>
+              <w:jc w:val="left"/>
+              <w:pBdr>
+                <w:bottom w:val="none" w:sz="0" w:space="0" w:color="000000"/>
+                <w:top w:val="none" w:sz="0" w:space="0" w:color="000000"/>
+                <w:left w:val="none" w:sz="0" w:space="0" w:color="000000"/>
+                <w:right w:val="none" w:sz="0" w:space="0" w:color="000000"/>
+              </w:pBdr>
+              <w:spacing w:after="100" w:before="100" w:line="240"/>
+              <w:ind w:left="100" w:right="100" w:firstLine="0" w:firstLineChars="0"/>
+              <w:rPr>
+                <w:rFonts w:ascii="Times New Roman" w:hAnsi="Times New Roman" w:eastAsia="Times New Roman" w:cs="Times New Roman"/>
+                <w:i w:val="false"/>
+                <w:b w:val="false"/>
+                <w:u w:val="none"/>
+                <w:strike w:val="false"/>
+                <w:sz w:val="18"/>
+                <w:szCs w:val="18"/>
+                <w:color w:val="000000"/>
+              </w:rPr>
+            </w:pPr>
+            <w:r>
+              <w:rPr>
+                <w:rFonts w:ascii="Times New Roman" w:hAnsi="Times New Roman" w:eastAsia="Times New Roman" w:cs="Times New Roman"/>
+                <w:i w:val="false"/>
+                <w:b w:val="false"/>
+                <w:u w:val="none"/>
+                <w:strike w:val="false"/>
+                <w:sz w:val="18"/>
+                <w:szCs w:val="18"/>
+                <w:color w:val="000000"/>
+              </w:rPr>
+              <w:t xml:space="preserve">Reference</w:t>
             </w:r>
           </w:p>
         </w:tc>
@@ -5051,281 +5326,6 @@
                 <w:color w:val="000000"/>
               </w:rPr>
               <w:t xml:space="preserve"/>
-            </w:r>
-          </w:p>
-        </w:tc>
-        <w:tc>
-          <w:tcPr>
-            <w:tcBorders>
-              <w:bottom w:val="none" w:sz="0" w:space="0" w:color="000000"/>
-              <w:top w:val="none" w:sz="0" w:space="0" w:color="000000"/>
-              <w:left w:val="none" w:sz="0" w:space="0" w:color="000000"/>
-              <w:right w:val="none" w:sz="0" w:space="0" w:color="000000"/>
-            </w:tcBorders>
-            <w:shd w:val="clear" w:color="auto" w:fill="FFFFFF"/>
-            <w:tcMar>
-              <w:top w:w="0" w:type="dxa"/>
-              <w:bottom w:w="0" w:type="dxa"/>
-              <w:left w:w="0" w:type="dxa"/>
-              <w:right w:w="0" w:type="dxa"/>
-            </w:tcMar>
-            <w:vAlign w:val="center"/>
-          </w:tcPr>
-          <w:p>
-            <w:pPr>
-              <w:pStyle w:val="Normal"/>
-              <w:jc w:val="left"/>
-              <w:pBdr>
-                <w:bottom w:val="none" w:sz="0" w:space="0" w:color="000000"/>
-                <w:top w:val="none" w:sz="0" w:space="0" w:color="000000"/>
-                <w:left w:val="none" w:sz="0" w:space="0" w:color="000000"/>
-                <w:right w:val="none" w:sz="0" w:space="0" w:color="000000"/>
-              </w:pBdr>
-              <w:spacing w:after="100" w:before="100" w:line="240"/>
-              <w:ind w:left="100" w:right="100" w:firstLine="0" w:firstLineChars="0"/>
-              <w:rPr>
-                <w:rFonts w:ascii="Times New Roman" w:hAnsi="Times New Roman" w:eastAsia="Times New Roman" w:cs="Times New Roman"/>
-                <w:i w:val="false"/>
-                <w:b w:val="false"/>
-                <w:u w:val="none"/>
-                <w:strike w:val="false"/>
-                <w:sz w:val="18"/>
-                <w:szCs w:val="18"/>
-                <w:color w:val="000000"/>
-              </w:rPr>
-            </w:pPr>
-            <w:r>
-              <w:rPr>
-                <w:rFonts w:ascii="Times New Roman" w:hAnsi="Times New Roman" w:eastAsia="Times New Roman" w:cs="Times New Roman"/>
-                <w:i w:val="false"/>
-                <w:b w:val="false"/>
-                <w:u w:val="none"/>
-                <w:strike w:val="false"/>
-                <w:sz w:val="18"/>
-                <w:szCs w:val="18"/>
-                <w:color w:val="000000"/>
-              </w:rPr>
-              <w:t xml:space="preserve">III</w:t>
-            </w:r>
-          </w:p>
-        </w:tc>
-        <w:tc>
-          <w:tcPr>
-            <w:tcBorders>
-              <w:bottom w:val="none" w:sz="0" w:space="0" w:color="000000"/>
-              <w:top w:val="none" w:sz="0" w:space="0" w:color="000000"/>
-              <w:left w:val="none" w:sz="0" w:space="0" w:color="000000"/>
-              <w:right w:val="none" w:sz="0" w:space="0" w:color="000000"/>
-            </w:tcBorders>
-            <w:shd w:val="clear" w:color="auto" w:fill="FFFFFF"/>
-            <w:tcMar>
-              <w:top w:w="0" w:type="dxa"/>
-              <w:bottom w:w="0" w:type="dxa"/>
-              <w:left w:w="0" w:type="dxa"/>
-              <w:right w:w="0" w:type="dxa"/>
-            </w:tcMar>
-            <w:vAlign w:val="center"/>
-          </w:tcPr>
-          <w:p>
-            <w:pPr>
-              <w:pStyle w:val="Normal"/>
-              <w:jc w:val="right"/>
-              <w:pBdr>
-                <w:bottom w:val="none" w:sz="0" w:space="0" w:color="000000"/>
-                <w:top w:val="none" w:sz="0" w:space="0" w:color="000000"/>
-                <w:left w:val="none" w:sz="0" w:space="0" w:color="000000"/>
-                <w:right w:val="none" w:sz="0" w:space="0" w:color="000000"/>
-              </w:pBdr>
-              <w:spacing w:after="100" w:before="100" w:line="240"/>
-              <w:ind w:left="100" w:right="100" w:firstLine="0" w:firstLineChars="0"/>
-              <w:rPr>
-                <w:rFonts w:ascii="Times New Roman" w:hAnsi="Times New Roman" w:eastAsia="Times New Roman" w:cs="Times New Roman"/>
-                <w:i w:val="false"/>
-                <w:b w:val="false"/>
-                <w:u w:val="none"/>
-                <w:strike w:val="false"/>
-                <w:sz w:val="18"/>
-                <w:szCs w:val="18"/>
-                <w:color w:val="000000"/>
-              </w:rPr>
-            </w:pPr>
-            <w:r>
-              <w:rPr>
-                <w:rFonts w:ascii="Times New Roman" w:hAnsi="Times New Roman" w:eastAsia="Times New Roman" w:cs="Times New Roman"/>
-                <w:i w:val="false"/>
-                <w:b w:val="false"/>
-                <w:u w:val="none"/>
-                <w:strike w:val="false"/>
-                <w:sz w:val="18"/>
-                <w:szCs w:val="18"/>
-                <w:color w:val="000000"/>
-              </w:rPr>
-              <w:t xml:space="preserve">201</w:t>
-            </w:r>
-          </w:p>
-        </w:tc>
-        <w:tc>
-          <w:tcPr>
-            <w:tcBorders>
-              <w:bottom w:val="none" w:sz="0" w:space="0" w:color="000000"/>
-              <w:top w:val="none" w:sz="0" w:space="0" w:color="000000"/>
-              <w:left w:val="none" w:sz="0" w:space="0" w:color="000000"/>
-              <w:right w:val="none" w:sz="0" w:space="0" w:color="000000"/>
-            </w:tcBorders>
-            <w:shd w:val="clear" w:color="auto" w:fill="FFFFFF"/>
-            <w:tcMar>
-              <w:top w:w="0" w:type="dxa"/>
-              <w:bottom w:w="0" w:type="dxa"/>
-              <w:left w:w="0" w:type="dxa"/>
-              <w:right w:w="0" w:type="dxa"/>
-            </w:tcMar>
-            <w:vAlign w:val="center"/>
-          </w:tcPr>
-          <w:p>
-            <w:pPr>
-              <w:pStyle w:val="Normal"/>
-              <w:jc w:val="right"/>
-              <w:pBdr>
-                <w:bottom w:val="none" w:sz="0" w:space="0" w:color="000000"/>
-                <w:top w:val="none" w:sz="0" w:space="0" w:color="000000"/>
-                <w:left w:val="none" w:sz="0" w:space="0" w:color="000000"/>
-                <w:right w:val="none" w:sz="0" w:space="0" w:color="000000"/>
-              </w:pBdr>
-              <w:spacing w:after="100" w:before="100" w:line="240"/>
-              <w:ind w:left="100" w:right="100" w:firstLine="0" w:firstLineChars="0"/>
-              <w:rPr>
-                <w:rFonts w:ascii="Times New Roman" w:hAnsi="Times New Roman" w:eastAsia="Times New Roman" w:cs="Times New Roman"/>
-                <w:i w:val="false"/>
-                <w:b w:val="false"/>
-                <w:u w:val="none"/>
-                <w:strike w:val="false"/>
-                <w:sz w:val="18"/>
-                <w:szCs w:val="18"/>
-                <w:color w:val="000000"/>
-              </w:rPr>
-            </w:pPr>
-            <w:r>
-              <w:rPr>
-                <w:rFonts w:ascii="Times New Roman" w:hAnsi="Times New Roman" w:eastAsia="Times New Roman" w:cs="Times New Roman"/>
-                <w:i w:val="false"/>
-                <w:b w:val="false"/>
-                <w:u w:val="none"/>
-                <w:strike w:val="false"/>
-                <w:sz w:val="18"/>
-                <w:szCs w:val="18"/>
-                <w:color w:val="000000"/>
-              </w:rPr>
-              <w:t xml:space="preserve">80</w:t>
-            </w:r>
-          </w:p>
-        </w:tc>
-        <w:tc>
-          <w:tcPr>
-            <w:tcBorders>
-              <w:bottom w:val="none" w:sz="0" w:space="0" w:color="000000"/>
-              <w:top w:val="none" w:sz="0" w:space="0" w:color="000000"/>
-              <w:left w:val="none" w:sz="0" w:space="0" w:color="000000"/>
-              <w:right w:val="none" w:sz="0" w:space="0" w:color="000000"/>
-            </w:tcBorders>
-            <w:shd w:val="clear" w:color="auto" w:fill="FFFFFF"/>
-            <w:tcMar>
-              <w:top w:w="0" w:type="dxa"/>
-              <w:bottom w:w="0" w:type="dxa"/>
-              <w:left w:w="0" w:type="dxa"/>
-              <w:right w:w="0" w:type="dxa"/>
-            </w:tcMar>
-            <w:vAlign w:val="center"/>
-          </w:tcPr>
-          <w:p>
-            <w:pPr>
-              <w:pStyle w:val="Normal"/>
-              <w:jc w:val="left"/>
-              <w:pBdr>
-                <w:bottom w:val="none" w:sz="0" w:space="0" w:color="000000"/>
-                <w:top w:val="none" w:sz="0" w:space="0" w:color="000000"/>
-                <w:left w:val="none" w:sz="0" w:space="0" w:color="000000"/>
-                <w:right w:val="none" w:sz="0" w:space="0" w:color="000000"/>
-              </w:pBdr>
-              <w:spacing w:after="100" w:before="100" w:line="240"/>
-              <w:ind w:left="100" w:right="100" w:firstLine="0" w:firstLineChars="0"/>
-              <w:rPr>
-                <w:rFonts w:ascii="Times New Roman" w:hAnsi="Times New Roman" w:eastAsia="Times New Roman" w:cs="Times New Roman"/>
-                <w:i w:val="false"/>
-                <w:b w:val="false"/>
-                <w:u w:val="none"/>
-                <w:strike w:val="false"/>
-                <w:sz w:val="18"/>
-                <w:szCs w:val="18"/>
-                <w:color w:val="000000"/>
-              </w:rPr>
-            </w:pPr>
-            <w:r>
-              <w:rPr>
-                <w:rFonts w:ascii="Times New Roman" w:hAnsi="Times New Roman" w:eastAsia="Times New Roman" w:cs="Times New Roman"/>
-                <w:i w:val="false"/>
-                <w:b w:val="false"/>
-                <w:u w:val="none"/>
-                <w:strike w:val="false"/>
-                <w:sz w:val="18"/>
-                <w:szCs w:val="18"/>
-                <w:color w:val="000000"/>
-              </w:rPr>
-              <w:t xml:space="preserve">13.58 (1.89–97.66)</w:t>
-            </w:r>
-          </w:p>
-        </w:tc>
-        <w:tc>
-          <w:tcPr>
-            <w:tcBorders>
-              <w:bottom w:val="none" w:sz="0" w:space="0" w:color="000000"/>
-              <w:top w:val="none" w:sz="0" w:space="0" w:color="000000"/>
-              <w:left w:val="none" w:sz="0" w:space="0" w:color="000000"/>
-              <w:right w:val="none" w:sz="0" w:space="0" w:color="000000"/>
-            </w:tcBorders>
-            <w:shd w:val="clear" w:color="auto" w:fill="FFFFFF"/>
-            <w:tcMar>
-              <w:top w:w="0" w:type="dxa"/>
-              <w:bottom w:w="0" w:type="dxa"/>
-              <w:left w:w="0" w:type="dxa"/>
-              <w:right w:w="0" w:type="dxa"/>
-            </w:tcMar>
-            <w:vAlign w:val="center"/>
-          </w:tcPr>
-          <w:p>
-            <w:pPr>
-              <w:pStyle w:val="Normal"/>
-              <w:jc w:val="left"/>
-              <w:pBdr>
-                <w:bottom w:val="none" w:sz="0" w:space="0" w:color="000000"/>
-                <w:top w:val="none" w:sz="0" w:space="0" w:color="000000"/>
-                <w:left w:val="none" w:sz="0" w:space="0" w:color="000000"/>
-                <w:right w:val="none" w:sz="0" w:space="0" w:color="000000"/>
-              </w:pBdr>
-              <w:spacing w:after="100" w:before="100" w:line="240"/>
-              <w:ind w:left="100" w:right="100" w:firstLine="0" w:firstLineChars="0"/>
-              <w:rPr>
-                <w:rFonts w:ascii="Times New Roman" w:hAnsi="Times New Roman" w:eastAsia="Times New Roman" w:cs="Times New Roman"/>
-                <w:i w:val="false"/>
-                <w:b w:val="false"/>
-                <w:u w:val="none"/>
-                <w:strike w:val="false"/>
-                <w:sz w:val="18"/>
-                <w:szCs w:val="18"/>
-                <w:color w:val="000000"/>
-              </w:rPr>
-            </w:pPr>
-            <w:r>
-              <w:rPr>
-                <w:rFonts w:ascii="Times New Roman" w:hAnsi="Times New Roman" w:eastAsia="Times New Roman" w:cs="Times New Roman"/>
-                <w:i w:val="false"/>
-                <w:b w:val="false"/>
-                <w:u w:val="none"/>
-                <w:strike w:val="false"/>
-                <w:sz w:val="18"/>
-                <w:szCs w:val="18"/>
-                <w:color w:val="000000"/>
-              </w:rPr>
-              <w:t xml:space="preserve">0.010</w:t>
             </w:r>
           </w:p>
         </w:tc>
@@ -5495,62 +5495,62 @@
                 <w:szCs w:val="18"/>
                 <w:color w:val="000000"/>
               </w:rPr>
-              <w:t xml:space="preserve">ROCK2 expression</w:t>
-            </w:r>
-          </w:p>
-        </w:tc>
-        <w:tc>
-          <w:tcPr>
-            <w:tcBorders>
-              <w:bottom w:val="none" w:sz="0" w:space="0" w:color="000000"/>
-              <w:top w:val="none" w:sz="0" w:space="0" w:color="000000"/>
-              <w:left w:val="none" w:sz="0" w:space="0" w:color="000000"/>
-              <w:right w:val="none" w:sz="0" w:space="0" w:color="000000"/>
-            </w:tcBorders>
-            <w:shd w:val="clear" w:color="auto" w:fill="FFFFFF"/>
-            <w:tcMar>
-              <w:top w:w="0" w:type="dxa"/>
-              <w:bottom w:w="0" w:type="dxa"/>
-              <w:left w:w="0" w:type="dxa"/>
-              <w:right w:w="0" w:type="dxa"/>
-            </w:tcMar>
-            <w:vAlign w:val="center"/>
-          </w:tcPr>
-          <w:p>
-            <w:pPr>
-              <w:pStyle w:val="Normal"/>
-              <w:jc w:val="left"/>
-              <w:pBdr>
-                <w:bottom w:val="none" w:sz="0" w:space="0" w:color="000000"/>
-                <w:top w:val="none" w:sz="0" w:space="0" w:color="000000"/>
-                <w:left w:val="none" w:sz="0" w:space="0" w:color="000000"/>
-                <w:right w:val="none" w:sz="0" w:space="0" w:color="000000"/>
-              </w:pBdr>
-              <w:spacing w:after="100" w:before="100" w:line="240"/>
-              <w:ind w:left="100" w:right="100" w:firstLine="0" w:firstLineChars="0"/>
-              <w:rPr>
-                <w:rFonts w:ascii="Times New Roman" w:hAnsi="Times New Roman" w:eastAsia="Times New Roman" w:cs="Times New Roman"/>
-                <w:i w:val="false"/>
-                <w:b w:val="false"/>
-                <w:u w:val="none"/>
-                <w:strike w:val="false"/>
-                <w:sz w:val="18"/>
-                <w:szCs w:val="18"/>
-                <w:color w:val="000000"/>
-              </w:rPr>
-            </w:pPr>
-            <w:r>
-              <w:rPr>
-                <w:rFonts w:ascii="Times New Roman" w:hAnsi="Times New Roman" w:eastAsia="Times New Roman" w:cs="Times New Roman"/>
-                <w:i w:val="false"/>
-                <w:b w:val="false"/>
-                <w:u w:val="none"/>
-                <w:strike w:val="false"/>
-                <w:sz w:val="18"/>
-                <w:szCs w:val="18"/>
-                <w:color w:val="000000"/>
-              </w:rPr>
-              <w:t xml:space="preserve">Low (ref)</w:t>
+              <w:t xml:space="preserve"/>
+            </w:r>
+          </w:p>
+        </w:tc>
+        <w:tc>
+          <w:tcPr>
+            <w:tcBorders>
+              <w:bottom w:val="none" w:sz="0" w:space="0" w:color="000000"/>
+              <w:top w:val="none" w:sz="0" w:space="0" w:color="000000"/>
+              <w:left w:val="none" w:sz="0" w:space="0" w:color="000000"/>
+              <w:right w:val="none" w:sz="0" w:space="0" w:color="000000"/>
+            </w:tcBorders>
+            <w:shd w:val="clear" w:color="auto" w:fill="FFFFFF"/>
+            <w:tcMar>
+              <w:top w:w="0" w:type="dxa"/>
+              <w:bottom w:w="0" w:type="dxa"/>
+              <w:left w:w="0" w:type="dxa"/>
+              <w:right w:w="0" w:type="dxa"/>
+            </w:tcMar>
+            <w:vAlign w:val="center"/>
+          </w:tcPr>
+          <w:p>
+            <w:pPr>
+              <w:pStyle w:val="Normal"/>
+              <w:jc w:val="left"/>
+              <w:pBdr>
+                <w:bottom w:val="none" w:sz="0" w:space="0" w:color="000000"/>
+                <w:top w:val="none" w:sz="0" w:space="0" w:color="000000"/>
+                <w:left w:val="none" w:sz="0" w:space="0" w:color="000000"/>
+                <w:right w:val="none" w:sz="0" w:space="0" w:color="000000"/>
+              </w:pBdr>
+              <w:spacing w:after="100" w:before="100" w:line="240"/>
+              <w:ind w:left="100" w:right="100" w:firstLine="0" w:firstLineChars="0"/>
+              <w:rPr>
+                <w:rFonts w:ascii="Times New Roman" w:hAnsi="Times New Roman" w:eastAsia="Times New Roman" w:cs="Times New Roman"/>
+                <w:i w:val="false"/>
+                <w:b w:val="false"/>
+                <w:u w:val="none"/>
+                <w:strike w:val="false"/>
+                <w:sz w:val="18"/>
+                <w:szCs w:val="18"/>
+                <w:color w:val="000000"/>
+              </w:rPr>
+            </w:pPr>
+            <w:r>
+              <w:rPr>
+                <w:rFonts w:ascii="Times New Roman" w:hAnsi="Times New Roman" w:eastAsia="Times New Roman" w:cs="Times New Roman"/>
+                <w:i w:val="false"/>
+                <w:b w:val="false"/>
+                <w:u w:val="none"/>
+                <w:strike w:val="false"/>
+                <w:sz w:val="18"/>
+                <w:szCs w:val="18"/>
+                <w:color w:val="000000"/>
+              </w:rPr>
+              <w:t xml:space="preserve">High</w:t>
             </w:r>
           </w:p>
         </w:tc>
@@ -5605,7 +5605,7 @@
                 <w:szCs w:val="18"/>
                 <w:color w:val="000000"/>
               </w:rPr>
-              <w:t xml:space="preserve">218</w:t>
+              <w:t xml:space="preserve">261</w:t>
             </w:r>
           </w:p>
         </w:tc>
@@ -5660,117 +5660,117 @@
                 <w:szCs w:val="18"/>
                 <w:color w:val="000000"/>
               </w:rPr>
-              <w:t xml:space="preserve">73</w:t>
-            </w:r>
-          </w:p>
-        </w:tc>
-        <w:tc>
-          <w:tcPr>
-            <w:tcBorders>
-              <w:bottom w:val="none" w:sz="0" w:space="0" w:color="000000"/>
-              <w:top w:val="none" w:sz="0" w:space="0" w:color="000000"/>
-              <w:left w:val="none" w:sz="0" w:space="0" w:color="000000"/>
-              <w:right w:val="none" w:sz="0" w:space="0" w:color="000000"/>
-            </w:tcBorders>
-            <w:shd w:val="clear" w:color="auto" w:fill="FFFFFF"/>
-            <w:tcMar>
-              <w:top w:w="0" w:type="dxa"/>
-              <w:bottom w:w="0" w:type="dxa"/>
-              <w:left w:w="0" w:type="dxa"/>
-              <w:right w:w="0" w:type="dxa"/>
-            </w:tcMar>
-            <w:vAlign w:val="center"/>
-          </w:tcPr>
-          <w:p>
-            <w:pPr>
-              <w:pStyle w:val="Normal"/>
-              <w:jc w:val="left"/>
-              <w:pBdr>
-                <w:bottom w:val="none" w:sz="0" w:space="0" w:color="000000"/>
-                <w:top w:val="none" w:sz="0" w:space="0" w:color="000000"/>
-                <w:left w:val="none" w:sz="0" w:space="0" w:color="000000"/>
-                <w:right w:val="none" w:sz="0" w:space="0" w:color="000000"/>
-              </w:pBdr>
-              <w:spacing w:after="100" w:before="100" w:line="240"/>
-              <w:ind w:left="100" w:right="100" w:firstLine="0" w:firstLineChars="0"/>
-              <w:rPr>
-                <w:rFonts w:ascii="Times New Roman" w:hAnsi="Times New Roman" w:eastAsia="Times New Roman" w:cs="Times New Roman"/>
-                <w:i w:val="false"/>
-                <w:b w:val="false"/>
-                <w:u w:val="none"/>
-                <w:strike w:val="false"/>
-                <w:sz w:val="18"/>
-                <w:szCs w:val="18"/>
-                <w:color w:val="000000"/>
-              </w:rPr>
-            </w:pPr>
-            <w:r>
-              <w:rPr>
-                <w:rFonts w:ascii="Times New Roman" w:hAnsi="Times New Roman" w:eastAsia="Times New Roman" w:cs="Times New Roman"/>
-                <w:i w:val="false"/>
-                <w:b w:val="false"/>
-                <w:u w:val="none"/>
-                <w:strike w:val="false"/>
-                <w:sz w:val="18"/>
-                <w:szCs w:val="18"/>
-                <w:color w:val="000000"/>
-              </w:rPr>
-              <w:t xml:space="preserve">Reference</w:t>
-            </w:r>
-          </w:p>
-        </w:tc>
-        <w:tc>
-          <w:tcPr>
-            <w:tcBorders>
-              <w:bottom w:val="none" w:sz="0" w:space="0" w:color="000000"/>
-              <w:top w:val="none" w:sz="0" w:space="0" w:color="000000"/>
-              <w:left w:val="none" w:sz="0" w:space="0" w:color="000000"/>
-              <w:right w:val="none" w:sz="0" w:space="0" w:color="000000"/>
-            </w:tcBorders>
-            <w:shd w:val="clear" w:color="auto" w:fill="FFFFFF"/>
-            <w:tcMar>
-              <w:top w:w="0" w:type="dxa"/>
-              <w:bottom w:w="0" w:type="dxa"/>
-              <w:left w:w="0" w:type="dxa"/>
-              <w:right w:w="0" w:type="dxa"/>
-            </w:tcMar>
-            <w:vAlign w:val="center"/>
-          </w:tcPr>
-          <w:p>
-            <w:pPr>
-              <w:pStyle w:val="Normal"/>
-              <w:jc w:val="left"/>
-              <w:pBdr>
-                <w:bottom w:val="none" w:sz="0" w:space="0" w:color="000000"/>
-                <w:top w:val="none" w:sz="0" w:space="0" w:color="000000"/>
-                <w:left w:val="none" w:sz="0" w:space="0" w:color="000000"/>
-                <w:right w:val="none" w:sz="0" w:space="0" w:color="000000"/>
-              </w:pBdr>
-              <w:spacing w:after="100" w:before="100" w:line="240"/>
-              <w:ind w:left="100" w:right="100" w:firstLine="0" w:firstLineChars="0"/>
-              <w:rPr>
-                <w:rFonts w:ascii="Times New Roman" w:hAnsi="Times New Roman" w:eastAsia="Times New Roman" w:cs="Times New Roman"/>
-                <w:i w:val="false"/>
-                <w:b w:val="false"/>
-                <w:u w:val="none"/>
-                <w:strike w:val="false"/>
-                <w:sz w:val="18"/>
-                <w:szCs w:val="18"/>
-                <w:color w:val="000000"/>
-              </w:rPr>
-            </w:pPr>
-            <w:r>
-              <w:rPr>
-                <w:rFonts w:ascii="Times New Roman" w:hAnsi="Times New Roman" w:eastAsia="Times New Roman" w:cs="Times New Roman"/>
-                <w:i w:val="false"/>
-                <w:b w:val="false"/>
-                <w:u w:val="none"/>
-                <w:strike w:val="false"/>
-                <w:sz w:val="18"/>
-                <w:szCs w:val="18"/>
-                <w:color w:val="000000"/>
-              </w:rPr>
-              <w:t xml:space="preserve"/>
+              <w:t xml:space="preserve">75</w:t>
+            </w:r>
+          </w:p>
+        </w:tc>
+        <w:tc>
+          <w:tcPr>
+            <w:tcBorders>
+              <w:bottom w:val="none" w:sz="0" w:space="0" w:color="000000"/>
+              <w:top w:val="none" w:sz="0" w:space="0" w:color="000000"/>
+              <w:left w:val="none" w:sz="0" w:space="0" w:color="000000"/>
+              <w:right w:val="none" w:sz="0" w:space="0" w:color="000000"/>
+            </w:tcBorders>
+            <w:shd w:val="clear" w:color="auto" w:fill="FFFFFF"/>
+            <w:tcMar>
+              <w:top w:w="0" w:type="dxa"/>
+              <w:bottom w:w="0" w:type="dxa"/>
+              <w:left w:w="0" w:type="dxa"/>
+              <w:right w:w="0" w:type="dxa"/>
+            </w:tcMar>
+            <w:vAlign w:val="center"/>
+          </w:tcPr>
+          <w:p>
+            <w:pPr>
+              <w:pStyle w:val="Normal"/>
+              <w:jc w:val="left"/>
+              <w:pBdr>
+                <w:bottom w:val="none" w:sz="0" w:space="0" w:color="000000"/>
+                <w:top w:val="none" w:sz="0" w:space="0" w:color="000000"/>
+                <w:left w:val="none" w:sz="0" w:space="0" w:color="000000"/>
+                <w:right w:val="none" w:sz="0" w:space="0" w:color="000000"/>
+              </w:pBdr>
+              <w:spacing w:after="100" w:before="100" w:line="240"/>
+              <w:ind w:left="100" w:right="100" w:firstLine="0" w:firstLineChars="0"/>
+              <w:rPr>
+                <w:rFonts w:ascii="Times New Roman" w:hAnsi="Times New Roman" w:eastAsia="Times New Roman" w:cs="Times New Roman"/>
+                <w:i w:val="false"/>
+                <w:b w:val="false"/>
+                <w:u w:val="none"/>
+                <w:strike w:val="false"/>
+                <w:sz w:val="18"/>
+                <w:szCs w:val="18"/>
+                <w:color w:val="000000"/>
+              </w:rPr>
+            </w:pPr>
+            <w:r>
+              <w:rPr>
+                <w:rFonts w:ascii="Times New Roman" w:hAnsi="Times New Roman" w:eastAsia="Times New Roman" w:cs="Times New Roman"/>
+                <w:i w:val="false"/>
+                <w:b w:val="false"/>
+                <w:u w:val="none"/>
+                <w:strike w:val="false"/>
+                <w:sz w:val="18"/>
+                <w:szCs w:val="18"/>
+                <w:color w:val="000000"/>
+              </w:rPr>
+              <w:t xml:space="preserve">0.73 (0.54–0.99)</w:t>
+            </w:r>
+          </w:p>
+        </w:tc>
+        <w:tc>
+          <w:tcPr>
+            <w:tcBorders>
+              <w:bottom w:val="none" w:sz="0" w:space="0" w:color="000000"/>
+              <w:top w:val="none" w:sz="0" w:space="0" w:color="000000"/>
+              <w:left w:val="none" w:sz="0" w:space="0" w:color="000000"/>
+              <w:right w:val="none" w:sz="0" w:space="0" w:color="000000"/>
+            </w:tcBorders>
+            <w:shd w:val="clear" w:color="auto" w:fill="FFFFFF"/>
+            <w:tcMar>
+              <w:top w:w="0" w:type="dxa"/>
+              <w:bottom w:w="0" w:type="dxa"/>
+              <w:left w:w="0" w:type="dxa"/>
+              <w:right w:w="0" w:type="dxa"/>
+            </w:tcMar>
+            <w:vAlign w:val="center"/>
+          </w:tcPr>
+          <w:p>
+            <w:pPr>
+              <w:pStyle w:val="Normal"/>
+              <w:jc w:val="left"/>
+              <w:pBdr>
+                <w:bottom w:val="none" w:sz="0" w:space="0" w:color="000000"/>
+                <w:top w:val="none" w:sz="0" w:space="0" w:color="000000"/>
+                <w:left w:val="none" w:sz="0" w:space="0" w:color="000000"/>
+                <w:right w:val="none" w:sz="0" w:space="0" w:color="000000"/>
+              </w:pBdr>
+              <w:spacing w:after="100" w:before="100" w:line="240"/>
+              <w:ind w:left="100" w:right="100" w:firstLine="0" w:firstLineChars="0"/>
+              <w:rPr>
+                <w:rFonts w:ascii="Times New Roman" w:hAnsi="Times New Roman" w:eastAsia="Times New Roman" w:cs="Times New Roman"/>
+                <w:i w:val="false"/>
+                <w:b w:val="false"/>
+                <w:u w:val="none"/>
+                <w:strike w:val="false"/>
+                <w:sz w:val="18"/>
+                <w:szCs w:val="18"/>
+                <w:color w:val="000000"/>
+              </w:rPr>
+            </w:pPr>
+            <w:r>
+              <w:rPr>
+                <w:rFonts w:ascii="Times New Roman" w:hAnsi="Times New Roman" w:eastAsia="Times New Roman" w:cs="Times New Roman"/>
+                <w:i w:val="false"/>
+                <w:b w:val="false"/>
+                <w:u w:val="none"/>
+                <w:strike w:val="false"/>
+                <w:sz w:val="18"/>
+                <w:szCs w:val="18"/>
+                <w:color w:val="000000"/>
+              </w:rPr>
+              <w:t xml:space="preserve">0.042</w:t>
             </w:r>
           </w:p>
         </w:tc>
@@ -5940,6 +5940,61 @@
                 <w:szCs w:val="18"/>
                 <w:color w:val="000000"/>
               </w:rPr>
+              <w:t xml:space="preserve">Age (per 10 years)</w:t>
+            </w:r>
+          </w:p>
+        </w:tc>
+        <w:tc>
+          <w:tcPr>
+            <w:tcBorders>
+              <w:bottom w:val="none" w:sz="0" w:space="0" w:color="000000"/>
+              <w:top w:val="none" w:sz="0" w:space="0" w:color="000000"/>
+              <w:left w:val="none" w:sz="0" w:space="0" w:color="000000"/>
+              <w:right w:val="none" w:sz="0" w:space="0" w:color="000000"/>
+            </w:tcBorders>
+            <w:shd w:val="clear" w:color="auto" w:fill="FFFFFF"/>
+            <w:tcMar>
+              <w:top w:w="0" w:type="dxa"/>
+              <w:bottom w:w="0" w:type="dxa"/>
+              <w:left w:w="0" w:type="dxa"/>
+              <w:right w:w="0" w:type="dxa"/>
+            </w:tcMar>
+            <w:vAlign w:val="center"/>
+          </w:tcPr>
+          <w:p>
+            <w:pPr>
+              <w:pStyle w:val="Normal"/>
+              <w:jc w:val="left"/>
+              <w:pBdr>
+                <w:bottom w:val="none" w:sz="0" w:space="0" w:color="000000"/>
+                <w:top w:val="none" w:sz="0" w:space="0" w:color="000000"/>
+                <w:left w:val="none" w:sz="0" w:space="0" w:color="000000"/>
+                <w:right w:val="none" w:sz="0" w:space="0" w:color="000000"/>
+              </w:pBdr>
+              <w:spacing w:after="100" w:before="100" w:line="240"/>
+              <w:ind w:left="100" w:right="100" w:firstLine="0" w:firstLineChars="0"/>
+              <w:rPr>
+                <w:rFonts w:ascii="Times New Roman" w:hAnsi="Times New Roman" w:eastAsia="Times New Roman" w:cs="Times New Roman"/>
+                <w:i w:val="false"/>
+                <w:b w:val="false"/>
+                <w:u w:val="none"/>
+                <w:strike w:val="false"/>
+                <w:sz w:val="18"/>
+                <w:szCs w:val="18"/>
+                <w:color w:val="000000"/>
+              </w:rPr>
+            </w:pPr>
+            <w:r>
+              <w:rPr>
+                <w:rFonts w:ascii="Times New Roman" w:hAnsi="Times New Roman" w:eastAsia="Times New Roman" w:cs="Times New Roman"/>
+                <w:i w:val="false"/>
+                <w:b w:val="false"/>
+                <w:u w:val="none"/>
+                <w:strike w:val="false"/>
+                <w:sz w:val="18"/>
+                <w:szCs w:val="18"/>
+                <w:color w:val="000000"/>
+              </w:rPr>
               <w:t xml:space="preserve"/>
             </w:r>
           </w:p>
@@ -5964,61 +6019,6 @@
           <w:p>
             <w:pPr>
               <w:pStyle w:val="Normal"/>
-              <w:jc w:val="left"/>
-              <w:pBdr>
-                <w:bottom w:val="none" w:sz="0" w:space="0" w:color="000000"/>
-                <w:top w:val="none" w:sz="0" w:space="0" w:color="000000"/>
-                <w:left w:val="none" w:sz="0" w:space="0" w:color="000000"/>
-                <w:right w:val="none" w:sz="0" w:space="0" w:color="000000"/>
-              </w:pBdr>
-              <w:spacing w:after="100" w:before="100" w:line="240"/>
-              <w:ind w:left="100" w:right="100" w:firstLine="0" w:firstLineChars="0"/>
-              <w:rPr>
-                <w:rFonts w:ascii="Times New Roman" w:hAnsi="Times New Roman" w:eastAsia="Times New Roman" w:cs="Times New Roman"/>
-                <w:i w:val="false"/>
-                <w:b w:val="false"/>
-                <w:u w:val="none"/>
-                <w:strike w:val="false"/>
-                <w:sz w:val="18"/>
-                <w:szCs w:val="18"/>
-                <w:color w:val="000000"/>
-              </w:rPr>
-            </w:pPr>
-            <w:r>
-              <w:rPr>
-                <w:rFonts w:ascii="Times New Roman" w:hAnsi="Times New Roman" w:eastAsia="Times New Roman" w:cs="Times New Roman"/>
-                <w:i w:val="false"/>
-                <w:b w:val="false"/>
-                <w:u w:val="none"/>
-                <w:strike w:val="false"/>
-                <w:sz w:val="18"/>
-                <w:szCs w:val="18"/>
-                <w:color w:val="000000"/>
-              </w:rPr>
-              <w:t xml:space="preserve">High</w:t>
-            </w:r>
-          </w:p>
-        </w:tc>
-        <w:tc>
-          <w:tcPr>
-            <w:tcBorders>
-              <w:bottom w:val="none" w:sz="0" w:space="0" w:color="000000"/>
-              <w:top w:val="none" w:sz="0" w:space="0" w:color="000000"/>
-              <w:left w:val="none" w:sz="0" w:space="0" w:color="000000"/>
-              <w:right w:val="none" w:sz="0" w:space="0" w:color="000000"/>
-            </w:tcBorders>
-            <w:shd w:val="clear" w:color="auto" w:fill="FFFFFF"/>
-            <w:tcMar>
-              <w:top w:w="0" w:type="dxa"/>
-              <w:bottom w:w="0" w:type="dxa"/>
-              <w:left w:w="0" w:type="dxa"/>
-              <w:right w:w="0" w:type="dxa"/>
-            </w:tcMar>
-            <w:vAlign w:val="center"/>
-          </w:tcPr>
-          <w:p>
-            <w:pPr>
-              <w:pStyle w:val="Normal"/>
               <w:jc w:val="right"/>
               <w:pBdr>
                 <w:bottom w:val="none" w:sz="0" w:space="0" w:color="000000"/>
@@ -6050,7 +6050,7 @@
                 <w:szCs w:val="18"/>
                 <w:color w:val="000000"/>
               </w:rPr>
-              <w:t xml:space="preserve">230</w:t>
+              <w:t xml:space="preserve">506</w:t>
             </w:r>
           </w:p>
         </w:tc>
@@ -6105,117 +6105,117 @@
                 <w:szCs w:val="18"/>
                 <w:color w:val="000000"/>
               </w:rPr>
-              <w:t xml:space="preserve">59</w:t>
-            </w:r>
-          </w:p>
-        </w:tc>
-        <w:tc>
-          <w:tcPr>
-            <w:tcBorders>
-              <w:bottom w:val="none" w:sz="0" w:space="0" w:color="000000"/>
-              <w:top w:val="none" w:sz="0" w:space="0" w:color="000000"/>
-              <w:left w:val="none" w:sz="0" w:space="0" w:color="000000"/>
-              <w:right w:val="none" w:sz="0" w:space="0" w:color="000000"/>
-            </w:tcBorders>
-            <w:shd w:val="clear" w:color="auto" w:fill="FFFFFF"/>
-            <w:tcMar>
-              <w:top w:w="0" w:type="dxa"/>
-              <w:bottom w:w="0" w:type="dxa"/>
-              <w:left w:w="0" w:type="dxa"/>
-              <w:right w:w="0" w:type="dxa"/>
-            </w:tcMar>
-            <w:vAlign w:val="center"/>
-          </w:tcPr>
-          <w:p>
-            <w:pPr>
-              <w:pStyle w:val="Normal"/>
-              <w:jc w:val="left"/>
-              <w:pBdr>
-                <w:bottom w:val="none" w:sz="0" w:space="0" w:color="000000"/>
-                <w:top w:val="none" w:sz="0" w:space="0" w:color="000000"/>
-                <w:left w:val="none" w:sz="0" w:space="0" w:color="000000"/>
-                <w:right w:val="none" w:sz="0" w:space="0" w:color="000000"/>
-              </w:pBdr>
-              <w:spacing w:after="100" w:before="100" w:line="240"/>
-              <w:ind w:left="100" w:right="100" w:firstLine="0" w:firstLineChars="0"/>
-              <w:rPr>
-                <w:rFonts w:ascii="Times New Roman" w:hAnsi="Times New Roman" w:eastAsia="Times New Roman" w:cs="Times New Roman"/>
-                <w:i w:val="false"/>
-                <w:b w:val="false"/>
-                <w:u w:val="none"/>
-                <w:strike w:val="false"/>
-                <w:sz w:val="18"/>
-                <w:szCs w:val="18"/>
-                <w:color w:val="000000"/>
-              </w:rPr>
-            </w:pPr>
-            <w:r>
-              <w:rPr>
-                <w:rFonts w:ascii="Times New Roman" w:hAnsi="Times New Roman" w:eastAsia="Times New Roman" w:cs="Times New Roman"/>
-                <w:i w:val="false"/>
-                <w:b w:val="false"/>
-                <w:u w:val="none"/>
-                <w:strike w:val="false"/>
-                <w:sz w:val="18"/>
-                <w:szCs w:val="18"/>
-                <w:color w:val="000000"/>
-              </w:rPr>
-              <w:t xml:space="preserve">0.74 (0.53–1.05)</w:t>
-            </w:r>
-          </w:p>
-        </w:tc>
-        <w:tc>
-          <w:tcPr>
-            <w:tcBorders>
-              <w:bottom w:val="none" w:sz="0" w:space="0" w:color="000000"/>
-              <w:top w:val="none" w:sz="0" w:space="0" w:color="000000"/>
-              <w:left w:val="none" w:sz="0" w:space="0" w:color="000000"/>
-              <w:right w:val="none" w:sz="0" w:space="0" w:color="000000"/>
-            </w:tcBorders>
-            <w:shd w:val="clear" w:color="auto" w:fill="FFFFFF"/>
-            <w:tcMar>
-              <w:top w:w="0" w:type="dxa"/>
-              <w:bottom w:w="0" w:type="dxa"/>
-              <w:left w:w="0" w:type="dxa"/>
-              <w:right w:w="0" w:type="dxa"/>
-            </w:tcMar>
-            <w:vAlign w:val="center"/>
-          </w:tcPr>
-          <w:p>
-            <w:pPr>
-              <w:pStyle w:val="Normal"/>
-              <w:jc w:val="left"/>
-              <w:pBdr>
-                <w:bottom w:val="none" w:sz="0" w:space="0" w:color="000000"/>
-                <w:top w:val="none" w:sz="0" w:space="0" w:color="000000"/>
-                <w:left w:val="none" w:sz="0" w:space="0" w:color="000000"/>
-                <w:right w:val="none" w:sz="0" w:space="0" w:color="000000"/>
-              </w:pBdr>
-              <w:spacing w:after="100" w:before="100" w:line="240"/>
-              <w:ind w:left="100" w:right="100" w:firstLine="0" w:firstLineChars="0"/>
-              <w:rPr>
-                <w:rFonts w:ascii="Times New Roman" w:hAnsi="Times New Roman" w:eastAsia="Times New Roman" w:cs="Times New Roman"/>
-                <w:i w:val="false"/>
-                <w:b w:val="false"/>
-                <w:u w:val="none"/>
-                <w:strike w:val="false"/>
-                <w:sz w:val="18"/>
-                <w:szCs w:val="18"/>
-                <w:color w:val="000000"/>
-              </w:rPr>
-            </w:pPr>
-            <w:r>
-              <w:rPr>
-                <w:rFonts w:ascii="Times New Roman" w:hAnsi="Times New Roman" w:eastAsia="Times New Roman" w:cs="Times New Roman"/>
-                <w:i w:val="false"/>
-                <w:b w:val="false"/>
-                <w:u w:val="none"/>
-                <w:strike w:val="false"/>
-                <w:sz w:val="18"/>
-                <w:szCs w:val="18"/>
-                <w:color w:val="000000"/>
-              </w:rPr>
-              <w:t xml:space="preserve">0.089</w:t>
+              <w:t xml:space="preserve">167</w:t>
+            </w:r>
+          </w:p>
+        </w:tc>
+        <w:tc>
+          <w:tcPr>
+            <w:tcBorders>
+              <w:bottom w:val="none" w:sz="0" w:space="0" w:color="000000"/>
+              <w:top w:val="none" w:sz="0" w:space="0" w:color="000000"/>
+              <w:left w:val="none" w:sz="0" w:space="0" w:color="000000"/>
+              <w:right w:val="none" w:sz="0" w:space="0" w:color="000000"/>
+            </w:tcBorders>
+            <w:shd w:val="clear" w:color="auto" w:fill="FFFFFF"/>
+            <w:tcMar>
+              <w:top w:w="0" w:type="dxa"/>
+              <w:bottom w:w="0" w:type="dxa"/>
+              <w:left w:w="0" w:type="dxa"/>
+              <w:right w:w="0" w:type="dxa"/>
+            </w:tcMar>
+            <w:vAlign w:val="center"/>
+          </w:tcPr>
+          <w:p>
+            <w:pPr>
+              <w:pStyle w:val="Normal"/>
+              <w:jc w:val="left"/>
+              <w:pBdr>
+                <w:bottom w:val="none" w:sz="0" w:space="0" w:color="000000"/>
+                <w:top w:val="none" w:sz="0" w:space="0" w:color="000000"/>
+                <w:left w:val="none" w:sz="0" w:space="0" w:color="000000"/>
+                <w:right w:val="none" w:sz="0" w:space="0" w:color="000000"/>
+              </w:pBdr>
+              <w:spacing w:after="100" w:before="100" w:line="240"/>
+              <w:ind w:left="100" w:right="100" w:firstLine="0" w:firstLineChars="0"/>
+              <w:rPr>
+                <w:rFonts w:ascii="Times New Roman" w:hAnsi="Times New Roman" w:eastAsia="Times New Roman" w:cs="Times New Roman"/>
+                <w:i w:val="false"/>
+                <w:b w:val="false"/>
+                <w:u w:val="none"/>
+                <w:strike w:val="false"/>
+                <w:sz w:val="18"/>
+                <w:szCs w:val="18"/>
+                <w:color w:val="000000"/>
+              </w:rPr>
+            </w:pPr>
+            <w:r>
+              <w:rPr>
+                <w:rFonts w:ascii="Times New Roman" w:hAnsi="Times New Roman" w:eastAsia="Times New Roman" w:cs="Times New Roman"/>
+                <w:i w:val="false"/>
+                <w:b w:val="false"/>
+                <w:u w:val="none"/>
+                <w:strike w:val="false"/>
+                <w:sz w:val="18"/>
+                <w:szCs w:val="18"/>
+                <w:color w:val="000000"/>
+              </w:rPr>
+              <w:t xml:space="preserve">1.00 (0.99–1.01)</w:t>
+            </w:r>
+          </w:p>
+        </w:tc>
+        <w:tc>
+          <w:tcPr>
+            <w:tcBorders>
+              <w:bottom w:val="none" w:sz="0" w:space="0" w:color="000000"/>
+              <w:top w:val="none" w:sz="0" w:space="0" w:color="000000"/>
+              <w:left w:val="none" w:sz="0" w:space="0" w:color="000000"/>
+              <w:right w:val="none" w:sz="0" w:space="0" w:color="000000"/>
+            </w:tcBorders>
+            <w:shd w:val="clear" w:color="auto" w:fill="FFFFFF"/>
+            <w:tcMar>
+              <w:top w:w="0" w:type="dxa"/>
+              <w:bottom w:w="0" w:type="dxa"/>
+              <w:left w:w="0" w:type="dxa"/>
+              <w:right w:w="0" w:type="dxa"/>
+            </w:tcMar>
+            <w:vAlign w:val="center"/>
+          </w:tcPr>
+          <w:p>
+            <w:pPr>
+              <w:pStyle w:val="Normal"/>
+              <w:jc w:val="left"/>
+              <w:pBdr>
+                <w:bottom w:val="none" w:sz="0" w:space="0" w:color="000000"/>
+                <w:top w:val="none" w:sz="0" w:space="0" w:color="000000"/>
+                <w:left w:val="none" w:sz="0" w:space="0" w:color="000000"/>
+                <w:right w:val="none" w:sz="0" w:space="0" w:color="000000"/>
+              </w:pBdr>
+              <w:spacing w:after="100" w:before="100" w:line="240"/>
+              <w:ind w:left="100" w:right="100" w:firstLine="0" w:firstLineChars="0"/>
+              <w:rPr>
+                <w:rFonts w:ascii="Times New Roman" w:hAnsi="Times New Roman" w:eastAsia="Times New Roman" w:cs="Times New Roman"/>
+                <w:i w:val="false"/>
+                <w:b w:val="false"/>
+                <w:u w:val="none"/>
+                <w:strike w:val="false"/>
+                <w:sz w:val="18"/>
+                <w:szCs w:val="18"/>
+                <w:color w:val="000000"/>
+              </w:rPr>
+            </w:pPr>
+            <w:r>
+              <w:rPr>
+                <w:rFonts w:ascii="Times New Roman" w:hAnsi="Times New Roman" w:eastAsia="Times New Roman" w:cs="Times New Roman"/>
+                <w:i w:val="false"/>
+                <w:b w:val="false"/>
+                <w:u w:val="none"/>
+                <w:strike w:val="false"/>
+                <w:sz w:val="18"/>
+                <w:szCs w:val="18"/>
+                <w:color w:val="000000"/>
+              </w:rPr>
+              <w:t xml:space="preserve">0.929</w:t>
             </w:r>
           </w:p>
         </w:tc>
@@ -6385,7 +6385,227 @@
                 <w:szCs w:val="18"/>
                 <w:color w:val="000000"/>
               </w:rPr>
-              <w:t xml:space="preserve">Age (per 10 years)</w:t>
+              <w:t xml:space="preserve">Sex</w:t>
+            </w:r>
+          </w:p>
+        </w:tc>
+        <w:tc>
+          <w:tcPr>
+            <w:tcBorders>
+              <w:bottom w:val="none" w:sz="0" w:space="0" w:color="000000"/>
+              <w:top w:val="none" w:sz="0" w:space="0" w:color="000000"/>
+              <w:left w:val="none" w:sz="0" w:space="0" w:color="000000"/>
+              <w:right w:val="none" w:sz="0" w:space="0" w:color="000000"/>
+            </w:tcBorders>
+            <w:shd w:val="clear" w:color="auto" w:fill="FFFFFF"/>
+            <w:tcMar>
+              <w:top w:w="0" w:type="dxa"/>
+              <w:bottom w:w="0" w:type="dxa"/>
+              <w:left w:w="0" w:type="dxa"/>
+              <w:right w:w="0" w:type="dxa"/>
+            </w:tcMar>
+            <w:vAlign w:val="center"/>
+          </w:tcPr>
+          <w:p>
+            <w:pPr>
+              <w:pStyle w:val="Normal"/>
+              <w:jc w:val="left"/>
+              <w:pBdr>
+                <w:bottom w:val="none" w:sz="0" w:space="0" w:color="000000"/>
+                <w:top w:val="none" w:sz="0" w:space="0" w:color="000000"/>
+                <w:left w:val="none" w:sz="0" w:space="0" w:color="000000"/>
+                <w:right w:val="none" w:sz="0" w:space="0" w:color="000000"/>
+              </w:pBdr>
+              <w:spacing w:after="100" w:before="100" w:line="240"/>
+              <w:ind w:left="100" w:right="100" w:firstLine="0" w:firstLineChars="0"/>
+              <w:rPr>
+                <w:rFonts w:ascii="Times New Roman" w:hAnsi="Times New Roman" w:eastAsia="Times New Roman" w:cs="Times New Roman"/>
+                <w:i w:val="false"/>
+                <w:b w:val="false"/>
+                <w:u w:val="none"/>
+                <w:strike w:val="false"/>
+                <w:sz w:val="18"/>
+                <w:szCs w:val="18"/>
+                <w:color w:val="000000"/>
+              </w:rPr>
+            </w:pPr>
+            <w:r>
+              <w:rPr>
+                <w:rFonts w:ascii="Times New Roman" w:hAnsi="Times New Roman" w:eastAsia="Times New Roman" w:cs="Times New Roman"/>
+                <w:i w:val="false"/>
+                <w:b w:val="false"/>
+                <w:u w:val="none"/>
+                <w:strike w:val="false"/>
+                <w:sz w:val="18"/>
+                <w:szCs w:val="18"/>
+                <w:color w:val="000000"/>
+              </w:rPr>
+              <w:t xml:space="preserve">Male (ref)</w:t>
+            </w:r>
+          </w:p>
+        </w:tc>
+        <w:tc>
+          <w:tcPr>
+            <w:tcBorders>
+              <w:bottom w:val="none" w:sz="0" w:space="0" w:color="000000"/>
+              <w:top w:val="none" w:sz="0" w:space="0" w:color="000000"/>
+              <w:left w:val="none" w:sz="0" w:space="0" w:color="000000"/>
+              <w:right w:val="none" w:sz="0" w:space="0" w:color="000000"/>
+            </w:tcBorders>
+            <w:shd w:val="clear" w:color="auto" w:fill="FFFFFF"/>
+            <w:tcMar>
+              <w:top w:w="0" w:type="dxa"/>
+              <w:bottom w:w="0" w:type="dxa"/>
+              <w:left w:w="0" w:type="dxa"/>
+              <w:right w:w="0" w:type="dxa"/>
+            </w:tcMar>
+            <w:vAlign w:val="center"/>
+          </w:tcPr>
+          <w:p>
+            <w:pPr>
+              <w:pStyle w:val="Normal"/>
+              <w:jc w:val="right"/>
+              <w:pBdr>
+                <w:bottom w:val="none" w:sz="0" w:space="0" w:color="000000"/>
+                <w:top w:val="none" w:sz="0" w:space="0" w:color="000000"/>
+                <w:left w:val="none" w:sz="0" w:space="0" w:color="000000"/>
+                <w:right w:val="none" w:sz="0" w:space="0" w:color="000000"/>
+              </w:pBdr>
+              <w:spacing w:after="100" w:before="100" w:line="240"/>
+              <w:ind w:left="100" w:right="100" w:firstLine="0" w:firstLineChars="0"/>
+              <w:rPr>
+                <w:rFonts w:ascii="Times New Roman" w:hAnsi="Times New Roman" w:eastAsia="Times New Roman" w:cs="Times New Roman"/>
+                <w:i w:val="false"/>
+                <w:b w:val="false"/>
+                <w:u w:val="none"/>
+                <w:strike w:val="false"/>
+                <w:sz w:val="18"/>
+                <w:szCs w:val="18"/>
+                <w:color w:val="000000"/>
+              </w:rPr>
+            </w:pPr>
+            <w:r>
+              <w:rPr>
+                <w:rFonts w:ascii="Times New Roman" w:hAnsi="Times New Roman" w:eastAsia="Times New Roman" w:cs="Times New Roman"/>
+                <w:i w:val="false"/>
+                <w:b w:val="false"/>
+                <w:u w:val="none"/>
+                <w:strike w:val="false"/>
+                <w:sz w:val="18"/>
+                <w:szCs w:val="18"/>
+                <w:color w:val="000000"/>
+              </w:rPr>
+              <w:t xml:space="preserve">282</w:t>
+            </w:r>
+          </w:p>
+        </w:tc>
+        <w:tc>
+          <w:tcPr>
+            <w:tcBorders>
+              <w:bottom w:val="none" w:sz="0" w:space="0" w:color="000000"/>
+              <w:top w:val="none" w:sz="0" w:space="0" w:color="000000"/>
+              <w:left w:val="none" w:sz="0" w:space="0" w:color="000000"/>
+              <w:right w:val="none" w:sz="0" w:space="0" w:color="000000"/>
+            </w:tcBorders>
+            <w:shd w:val="clear" w:color="auto" w:fill="FFFFFF"/>
+            <w:tcMar>
+              <w:top w:w="0" w:type="dxa"/>
+              <w:bottom w:w="0" w:type="dxa"/>
+              <w:left w:w="0" w:type="dxa"/>
+              <w:right w:w="0" w:type="dxa"/>
+            </w:tcMar>
+            <w:vAlign w:val="center"/>
+          </w:tcPr>
+          <w:p>
+            <w:pPr>
+              <w:pStyle w:val="Normal"/>
+              <w:jc w:val="right"/>
+              <w:pBdr>
+                <w:bottom w:val="none" w:sz="0" w:space="0" w:color="000000"/>
+                <w:top w:val="none" w:sz="0" w:space="0" w:color="000000"/>
+                <w:left w:val="none" w:sz="0" w:space="0" w:color="000000"/>
+                <w:right w:val="none" w:sz="0" w:space="0" w:color="000000"/>
+              </w:pBdr>
+              <w:spacing w:after="100" w:before="100" w:line="240"/>
+              <w:ind w:left="100" w:right="100" w:firstLine="0" w:firstLineChars="0"/>
+              <w:rPr>
+                <w:rFonts w:ascii="Times New Roman" w:hAnsi="Times New Roman" w:eastAsia="Times New Roman" w:cs="Times New Roman"/>
+                <w:i w:val="false"/>
+                <w:b w:val="false"/>
+                <w:u w:val="none"/>
+                <w:strike w:val="false"/>
+                <w:sz w:val="18"/>
+                <w:szCs w:val="18"/>
+                <w:color w:val="000000"/>
+              </w:rPr>
+            </w:pPr>
+            <w:r>
+              <w:rPr>
+                <w:rFonts w:ascii="Times New Roman" w:hAnsi="Times New Roman" w:eastAsia="Times New Roman" w:cs="Times New Roman"/>
+                <w:i w:val="false"/>
+                <w:b w:val="false"/>
+                <w:u w:val="none"/>
+                <w:strike w:val="false"/>
+                <w:sz w:val="18"/>
+                <w:szCs w:val="18"/>
+                <w:color w:val="000000"/>
+              </w:rPr>
+              <w:t xml:space="preserve">99</w:t>
+            </w:r>
+          </w:p>
+        </w:tc>
+        <w:tc>
+          <w:tcPr>
+            <w:tcBorders>
+              <w:bottom w:val="none" w:sz="0" w:space="0" w:color="000000"/>
+              <w:top w:val="none" w:sz="0" w:space="0" w:color="000000"/>
+              <w:left w:val="none" w:sz="0" w:space="0" w:color="000000"/>
+              <w:right w:val="none" w:sz="0" w:space="0" w:color="000000"/>
+            </w:tcBorders>
+            <w:shd w:val="clear" w:color="auto" w:fill="FFFFFF"/>
+            <w:tcMar>
+              <w:top w:w="0" w:type="dxa"/>
+              <w:bottom w:w="0" w:type="dxa"/>
+              <w:left w:w="0" w:type="dxa"/>
+              <w:right w:w="0" w:type="dxa"/>
+            </w:tcMar>
+            <w:vAlign w:val="center"/>
+          </w:tcPr>
+          <w:p>
+            <w:pPr>
+              <w:pStyle w:val="Normal"/>
+              <w:jc w:val="left"/>
+              <w:pBdr>
+                <w:bottom w:val="none" w:sz="0" w:space="0" w:color="000000"/>
+                <w:top w:val="none" w:sz="0" w:space="0" w:color="000000"/>
+                <w:left w:val="none" w:sz="0" w:space="0" w:color="000000"/>
+                <w:right w:val="none" w:sz="0" w:space="0" w:color="000000"/>
+              </w:pBdr>
+              <w:spacing w:after="100" w:before="100" w:line="240"/>
+              <w:ind w:left="100" w:right="100" w:firstLine="0" w:firstLineChars="0"/>
+              <w:rPr>
+                <w:rFonts w:ascii="Times New Roman" w:hAnsi="Times New Roman" w:eastAsia="Times New Roman" w:cs="Times New Roman"/>
+                <w:i w:val="false"/>
+                <w:b w:val="false"/>
+                <w:u w:val="none"/>
+                <w:strike w:val="false"/>
+                <w:sz w:val="18"/>
+                <w:szCs w:val="18"/>
+                <w:color w:val="000000"/>
+              </w:rPr>
+            </w:pPr>
+            <w:r>
+              <w:rPr>
+                <w:rFonts w:ascii="Times New Roman" w:hAnsi="Times New Roman" w:eastAsia="Times New Roman" w:cs="Times New Roman"/>
+                <w:i w:val="false"/>
+                <w:b w:val="false"/>
+                <w:u w:val="none"/>
+                <w:strike w:val="false"/>
+                <w:sz w:val="18"/>
+                <w:szCs w:val="18"/>
+                <w:color w:val="000000"/>
+              </w:rPr>
+              <w:t xml:space="preserve">Reference</w:t>
             </w:r>
           </w:p>
         </w:tc>
@@ -6441,226 +6661,6 @@
                 <w:color w:val="000000"/>
               </w:rPr>
               <w:t xml:space="preserve"/>
-            </w:r>
-          </w:p>
-        </w:tc>
-        <w:tc>
-          <w:tcPr>
-            <w:tcBorders>
-              <w:bottom w:val="none" w:sz="0" w:space="0" w:color="000000"/>
-              <w:top w:val="none" w:sz="0" w:space="0" w:color="000000"/>
-              <w:left w:val="none" w:sz="0" w:space="0" w:color="000000"/>
-              <w:right w:val="none" w:sz="0" w:space="0" w:color="000000"/>
-            </w:tcBorders>
-            <w:shd w:val="clear" w:color="auto" w:fill="FFFFFF"/>
-            <w:tcMar>
-              <w:top w:w="0" w:type="dxa"/>
-              <w:bottom w:w="0" w:type="dxa"/>
-              <w:left w:w="0" w:type="dxa"/>
-              <w:right w:w="0" w:type="dxa"/>
-            </w:tcMar>
-            <w:vAlign w:val="center"/>
-          </w:tcPr>
-          <w:p>
-            <w:pPr>
-              <w:pStyle w:val="Normal"/>
-              <w:jc w:val="right"/>
-              <w:pBdr>
-                <w:bottom w:val="none" w:sz="0" w:space="0" w:color="000000"/>
-                <w:top w:val="none" w:sz="0" w:space="0" w:color="000000"/>
-                <w:left w:val="none" w:sz="0" w:space="0" w:color="000000"/>
-                <w:right w:val="none" w:sz="0" w:space="0" w:color="000000"/>
-              </w:pBdr>
-              <w:spacing w:after="100" w:before="100" w:line="240"/>
-              <w:ind w:left="100" w:right="100" w:firstLine="0" w:firstLineChars="0"/>
-              <w:rPr>
-                <w:rFonts w:ascii="Times New Roman" w:hAnsi="Times New Roman" w:eastAsia="Times New Roman" w:cs="Times New Roman"/>
-                <w:i w:val="false"/>
-                <w:b w:val="false"/>
-                <w:u w:val="none"/>
-                <w:strike w:val="false"/>
-                <w:sz w:val="18"/>
-                <w:szCs w:val="18"/>
-                <w:color w:val="000000"/>
-              </w:rPr>
-            </w:pPr>
-            <w:r>
-              <w:rPr>
-                <w:rFonts w:ascii="Times New Roman" w:hAnsi="Times New Roman" w:eastAsia="Times New Roman" w:cs="Times New Roman"/>
-                <w:i w:val="false"/>
-                <w:b w:val="false"/>
-                <w:u w:val="none"/>
-                <w:strike w:val="false"/>
-                <w:sz w:val="18"/>
-                <w:szCs w:val="18"/>
-                <w:color w:val="000000"/>
-              </w:rPr>
-              <w:t xml:space="preserve">448</w:t>
-            </w:r>
-          </w:p>
-        </w:tc>
-        <w:tc>
-          <w:tcPr>
-            <w:tcBorders>
-              <w:bottom w:val="none" w:sz="0" w:space="0" w:color="000000"/>
-              <w:top w:val="none" w:sz="0" w:space="0" w:color="000000"/>
-              <w:left w:val="none" w:sz="0" w:space="0" w:color="000000"/>
-              <w:right w:val="none" w:sz="0" w:space="0" w:color="000000"/>
-            </w:tcBorders>
-            <w:shd w:val="clear" w:color="auto" w:fill="FFFFFF"/>
-            <w:tcMar>
-              <w:top w:w="0" w:type="dxa"/>
-              <w:bottom w:w="0" w:type="dxa"/>
-              <w:left w:w="0" w:type="dxa"/>
-              <w:right w:w="0" w:type="dxa"/>
-            </w:tcMar>
-            <w:vAlign w:val="center"/>
-          </w:tcPr>
-          <w:p>
-            <w:pPr>
-              <w:pStyle w:val="Normal"/>
-              <w:jc w:val="right"/>
-              <w:pBdr>
-                <w:bottom w:val="none" w:sz="0" w:space="0" w:color="000000"/>
-                <w:top w:val="none" w:sz="0" w:space="0" w:color="000000"/>
-                <w:left w:val="none" w:sz="0" w:space="0" w:color="000000"/>
-                <w:right w:val="none" w:sz="0" w:space="0" w:color="000000"/>
-              </w:pBdr>
-              <w:spacing w:after="100" w:before="100" w:line="240"/>
-              <w:ind w:left="100" w:right="100" w:firstLine="0" w:firstLineChars="0"/>
-              <w:rPr>
-                <w:rFonts w:ascii="Times New Roman" w:hAnsi="Times New Roman" w:eastAsia="Times New Roman" w:cs="Times New Roman"/>
-                <w:i w:val="false"/>
-                <w:b w:val="false"/>
-                <w:u w:val="none"/>
-                <w:strike w:val="false"/>
-                <w:sz w:val="18"/>
-                <w:szCs w:val="18"/>
-                <w:color w:val="000000"/>
-              </w:rPr>
-            </w:pPr>
-            <w:r>
-              <w:rPr>
-                <w:rFonts w:ascii="Times New Roman" w:hAnsi="Times New Roman" w:eastAsia="Times New Roman" w:cs="Times New Roman"/>
-                <w:i w:val="false"/>
-                <w:b w:val="false"/>
-                <w:u w:val="none"/>
-                <w:strike w:val="false"/>
-                <w:sz w:val="18"/>
-                <w:szCs w:val="18"/>
-                <w:color w:val="000000"/>
-              </w:rPr>
-              <w:t xml:space="preserve">132</w:t>
-            </w:r>
-          </w:p>
-        </w:tc>
-        <w:tc>
-          <w:tcPr>
-            <w:tcBorders>
-              <w:bottom w:val="none" w:sz="0" w:space="0" w:color="000000"/>
-              <w:top w:val="none" w:sz="0" w:space="0" w:color="000000"/>
-              <w:left w:val="none" w:sz="0" w:space="0" w:color="000000"/>
-              <w:right w:val="none" w:sz="0" w:space="0" w:color="000000"/>
-            </w:tcBorders>
-            <w:shd w:val="clear" w:color="auto" w:fill="FFFFFF"/>
-            <w:tcMar>
-              <w:top w:w="0" w:type="dxa"/>
-              <w:bottom w:w="0" w:type="dxa"/>
-              <w:left w:w="0" w:type="dxa"/>
-              <w:right w:w="0" w:type="dxa"/>
-            </w:tcMar>
-            <w:vAlign w:val="center"/>
-          </w:tcPr>
-          <w:p>
-            <w:pPr>
-              <w:pStyle w:val="Normal"/>
-              <w:jc w:val="left"/>
-              <w:pBdr>
-                <w:bottom w:val="none" w:sz="0" w:space="0" w:color="000000"/>
-                <w:top w:val="none" w:sz="0" w:space="0" w:color="000000"/>
-                <w:left w:val="none" w:sz="0" w:space="0" w:color="000000"/>
-                <w:right w:val="none" w:sz="0" w:space="0" w:color="000000"/>
-              </w:pBdr>
-              <w:spacing w:after="100" w:before="100" w:line="240"/>
-              <w:ind w:left="100" w:right="100" w:firstLine="0" w:firstLineChars="0"/>
-              <w:rPr>
-                <w:rFonts w:ascii="Times New Roman" w:hAnsi="Times New Roman" w:eastAsia="Times New Roman" w:cs="Times New Roman"/>
-                <w:i w:val="false"/>
-                <w:b w:val="false"/>
-                <w:u w:val="none"/>
-                <w:strike w:val="false"/>
-                <w:sz w:val="18"/>
-                <w:szCs w:val="18"/>
-                <w:color w:val="000000"/>
-              </w:rPr>
-            </w:pPr>
-            <w:r>
-              <w:rPr>
-                <w:rFonts w:ascii="Times New Roman" w:hAnsi="Times New Roman" w:eastAsia="Times New Roman" w:cs="Times New Roman"/>
-                <w:i w:val="false"/>
-                <w:b w:val="false"/>
-                <w:u w:val="none"/>
-                <w:strike w:val="false"/>
-                <w:sz w:val="18"/>
-                <w:szCs w:val="18"/>
-                <w:color w:val="000000"/>
-              </w:rPr>
-              <w:t xml:space="preserve">1.09 (0.95–1.25)</w:t>
-            </w:r>
-          </w:p>
-        </w:tc>
-        <w:tc>
-          <w:tcPr>
-            <w:tcBorders>
-              <w:bottom w:val="none" w:sz="0" w:space="0" w:color="000000"/>
-              <w:top w:val="none" w:sz="0" w:space="0" w:color="000000"/>
-              <w:left w:val="none" w:sz="0" w:space="0" w:color="000000"/>
-              <w:right w:val="none" w:sz="0" w:space="0" w:color="000000"/>
-            </w:tcBorders>
-            <w:shd w:val="clear" w:color="auto" w:fill="FFFFFF"/>
-            <w:tcMar>
-              <w:top w:w="0" w:type="dxa"/>
-              <w:bottom w:w="0" w:type="dxa"/>
-              <w:left w:w="0" w:type="dxa"/>
-              <w:right w:w="0" w:type="dxa"/>
-            </w:tcMar>
-            <w:vAlign w:val="center"/>
-          </w:tcPr>
-          <w:p>
-            <w:pPr>
-              <w:pStyle w:val="Normal"/>
-              <w:jc w:val="left"/>
-              <w:pBdr>
-                <w:bottom w:val="none" w:sz="0" w:space="0" w:color="000000"/>
-                <w:top w:val="none" w:sz="0" w:space="0" w:color="000000"/>
-                <w:left w:val="none" w:sz="0" w:space="0" w:color="000000"/>
-                <w:right w:val="none" w:sz="0" w:space="0" w:color="000000"/>
-              </w:pBdr>
-              <w:spacing w:after="100" w:before="100" w:line="240"/>
-              <w:ind w:left="100" w:right="100" w:firstLine="0" w:firstLineChars="0"/>
-              <w:rPr>
-                <w:rFonts w:ascii="Times New Roman" w:hAnsi="Times New Roman" w:eastAsia="Times New Roman" w:cs="Times New Roman"/>
-                <w:i w:val="false"/>
-                <w:b w:val="false"/>
-                <w:u w:val="none"/>
-                <w:strike w:val="false"/>
-                <w:sz w:val="18"/>
-                <w:szCs w:val="18"/>
-                <w:color w:val="000000"/>
-              </w:rPr>
-            </w:pPr>
-            <w:r>
-              <w:rPr>
-                <w:rFonts w:ascii="Times New Roman" w:hAnsi="Times New Roman" w:eastAsia="Times New Roman" w:cs="Times New Roman"/>
-                <w:i w:val="false"/>
-                <w:b w:val="false"/>
-                <w:u w:val="none"/>
-                <w:strike w:val="false"/>
-                <w:sz w:val="18"/>
-                <w:szCs w:val="18"/>
-                <w:color w:val="000000"/>
-              </w:rPr>
-              <w:t xml:space="preserve">0.218</w:t>
             </w:r>
           </w:p>
         </w:tc>
@@ -6830,62 +6830,62 @@
                 <w:szCs w:val="18"/>
                 <w:color w:val="000000"/>
               </w:rPr>
-              <w:t xml:space="preserve">Sex</w:t>
-            </w:r>
-          </w:p>
-        </w:tc>
-        <w:tc>
-          <w:tcPr>
-            <w:tcBorders>
-              <w:bottom w:val="none" w:sz="0" w:space="0" w:color="000000"/>
-              <w:top w:val="none" w:sz="0" w:space="0" w:color="000000"/>
-              <w:left w:val="none" w:sz="0" w:space="0" w:color="000000"/>
-              <w:right w:val="none" w:sz="0" w:space="0" w:color="000000"/>
-            </w:tcBorders>
-            <w:shd w:val="clear" w:color="auto" w:fill="FFFFFF"/>
-            <w:tcMar>
-              <w:top w:w="0" w:type="dxa"/>
-              <w:bottom w:w="0" w:type="dxa"/>
-              <w:left w:w="0" w:type="dxa"/>
-              <w:right w:w="0" w:type="dxa"/>
-            </w:tcMar>
-            <w:vAlign w:val="center"/>
-          </w:tcPr>
-          <w:p>
-            <w:pPr>
-              <w:pStyle w:val="Normal"/>
-              <w:jc w:val="left"/>
-              <w:pBdr>
-                <w:bottom w:val="none" w:sz="0" w:space="0" w:color="000000"/>
-                <w:top w:val="none" w:sz="0" w:space="0" w:color="000000"/>
-                <w:left w:val="none" w:sz="0" w:space="0" w:color="000000"/>
-                <w:right w:val="none" w:sz="0" w:space="0" w:color="000000"/>
-              </w:pBdr>
-              <w:spacing w:after="100" w:before="100" w:line="240"/>
-              <w:ind w:left="100" w:right="100" w:firstLine="0" w:firstLineChars="0"/>
-              <w:rPr>
-                <w:rFonts w:ascii="Times New Roman" w:hAnsi="Times New Roman" w:eastAsia="Times New Roman" w:cs="Times New Roman"/>
-                <w:i w:val="false"/>
-                <w:b w:val="false"/>
-                <w:u w:val="none"/>
-                <w:strike w:val="false"/>
-                <w:sz w:val="18"/>
-                <w:szCs w:val="18"/>
-                <w:color w:val="000000"/>
-              </w:rPr>
-            </w:pPr>
-            <w:r>
-              <w:rPr>
-                <w:rFonts w:ascii="Times New Roman" w:hAnsi="Times New Roman" w:eastAsia="Times New Roman" w:cs="Times New Roman"/>
-                <w:i w:val="false"/>
-                <w:b w:val="false"/>
-                <w:u w:val="none"/>
-                <w:strike w:val="false"/>
-                <w:sz w:val="18"/>
-                <w:szCs w:val="18"/>
-                <w:color w:val="000000"/>
-              </w:rPr>
-              <w:t xml:space="preserve">Male (ref)</w:t>
+              <w:t xml:space="preserve"/>
+            </w:r>
+          </w:p>
+        </w:tc>
+        <w:tc>
+          <w:tcPr>
+            <w:tcBorders>
+              <w:bottom w:val="none" w:sz="0" w:space="0" w:color="000000"/>
+              <w:top w:val="none" w:sz="0" w:space="0" w:color="000000"/>
+              <w:left w:val="none" w:sz="0" w:space="0" w:color="000000"/>
+              <w:right w:val="none" w:sz="0" w:space="0" w:color="000000"/>
+            </w:tcBorders>
+            <w:shd w:val="clear" w:color="auto" w:fill="FFFFFF"/>
+            <w:tcMar>
+              <w:top w:w="0" w:type="dxa"/>
+              <w:bottom w:w="0" w:type="dxa"/>
+              <w:left w:w="0" w:type="dxa"/>
+              <w:right w:w="0" w:type="dxa"/>
+            </w:tcMar>
+            <w:vAlign w:val="center"/>
+          </w:tcPr>
+          <w:p>
+            <w:pPr>
+              <w:pStyle w:val="Normal"/>
+              <w:jc w:val="left"/>
+              <w:pBdr>
+                <w:bottom w:val="none" w:sz="0" w:space="0" w:color="000000"/>
+                <w:top w:val="none" w:sz="0" w:space="0" w:color="000000"/>
+                <w:left w:val="none" w:sz="0" w:space="0" w:color="000000"/>
+                <w:right w:val="none" w:sz="0" w:space="0" w:color="000000"/>
+              </w:pBdr>
+              <w:spacing w:after="100" w:before="100" w:line="240"/>
+              <w:ind w:left="100" w:right="100" w:firstLine="0" w:firstLineChars="0"/>
+              <w:rPr>
+                <w:rFonts w:ascii="Times New Roman" w:hAnsi="Times New Roman" w:eastAsia="Times New Roman" w:cs="Times New Roman"/>
+                <w:i w:val="false"/>
+                <w:b w:val="false"/>
+                <w:u w:val="none"/>
+                <w:strike w:val="false"/>
+                <w:sz w:val="18"/>
+                <w:szCs w:val="18"/>
+                <w:color w:val="000000"/>
+              </w:rPr>
+            </w:pPr>
+            <w:r>
+              <w:rPr>
+                <w:rFonts w:ascii="Times New Roman" w:hAnsi="Times New Roman" w:eastAsia="Times New Roman" w:cs="Times New Roman"/>
+                <w:i w:val="false"/>
+                <w:b w:val="false"/>
+                <w:u w:val="none"/>
+                <w:strike w:val="false"/>
+                <w:sz w:val="18"/>
+                <w:szCs w:val="18"/>
+                <w:color w:val="000000"/>
+              </w:rPr>
+              <w:t xml:space="preserve">Female</w:t>
             </w:r>
           </w:p>
         </w:tc>
@@ -6940,7 +6940,7 @@
                 <w:szCs w:val="18"/>
                 <w:color w:val="000000"/>
               </w:rPr>
-              <w:t xml:space="preserve">253</w:t>
+              <w:t xml:space="preserve">224</w:t>
             </w:r>
           </w:p>
         </w:tc>
@@ -6995,117 +6995,117 @@
                 <w:szCs w:val="18"/>
                 <w:color w:val="000000"/>
               </w:rPr>
-              <w:t xml:space="preserve">82</w:t>
-            </w:r>
-          </w:p>
-        </w:tc>
-        <w:tc>
-          <w:tcPr>
-            <w:tcBorders>
-              <w:bottom w:val="none" w:sz="0" w:space="0" w:color="000000"/>
-              <w:top w:val="none" w:sz="0" w:space="0" w:color="000000"/>
-              <w:left w:val="none" w:sz="0" w:space="0" w:color="000000"/>
-              <w:right w:val="none" w:sz="0" w:space="0" w:color="000000"/>
-            </w:tcBorders>
-            <w:shd w:val="clear" w:color="auto" w:fill="FFFFFF"/>
-            <w:tcMar>
-              <w:top w:w="0" w:type="dxa"/>
-              <w:bottom w:w="0" w:type="dxa"/>
-              <w:left w:w="0" w:type="dxa"/>
-              <w:right w:w="0" w:type="dxa"/>
-            </w:tcMar>
-            <w:vAlign w:val="center"/>
-          </w:tcPr>
-          <w:p>
-            <w:pPr>
-              <w:pStyle w:val="Normal"/>
-              <w:jc w:val="left"/>
-              <w:pBdr>
-                <w:bottom w:val="none" w:sz="0" w:space="0" w:color="000000"/>
-                <w:top w:val="none" w:sz="0" w:space="0" w:color="000000"/>
-                <w:left w:val="none" w:sz="0" w:space="0" w:color="000000"/>
-                <w:right w:val="none" w:sz="0" w:space="0" w:color="000000"/>
-              </w:pBdr>
-              <w:spacing w:after="100" w:before="100" w:line="240"/>
-              <w:ind w:left="100" w:right="100" w:firstLine="0" w:firstLineChars="0"/>
-              <w:rPr>
-                <w:rFonts w:ascii="Times New Roman" w:hAnsi="Times New Roman" w:eastAsia="Times New Roman" w:cs="Times New Roman"/>
-                <w:i w:val="false"/>
-                <w:b w:val="false"/>
-                <w:u w:val="none"/>
-                <w:strike w:val="false"/>
-                <w:sz w:val="18"/>
-                <w:szCs w:val="18"/>
-                <w:color w:val="000000"/>
-              </w:rPr>
-            </w:pPr>
-            <w:r>
-              <w:rPr>
-                <w:rFonts w:ascii="Times New Roman" w:hAnsi="Times New Roman" w:eastAsia="Times New Roman" w:cs="Times New Roman"/>
-                <w:i w:val="false"/>
-                <w:b w:val="false"/>
-                <w:u w:val="none"/>
-                <w:strike w:val="false"/>
-                <w:sz w:val="18"/>
-                <w:szCs w:val="18"/>
-                <w:color w:val="000000"/>
-              </w:rPr>
-              <w:t xml:space="preserve">Reference</w:t>
-            </w:r>
-          </w:p>
-        </w:tc>
-        <w:tc>
-          <w:tcPr>
-            <w:tcBorders>
-              <w:bottom w:val="none" w:sz="0" w:space="0" w:color="000000"/>
-              <w:top w:val="none" w:sz="0" w:space="0" w:color="000000"/>
-              <w:left w:val="none" w:sz="0" w:space="0" w:color="000000"/>
-              <w:right w:val="none" w:sz="0" w:space="0" w:color="000000"/>
-            </w:tcBorders>
-            <w:shd w:val="clear" w:color="auto" w:fill="FFFFFF"/>
-            <w:tcMar>
-              <w:top w:w="0" w:type="dxa"/>
-              <w:bottom w:w="0" w:type="dxa"/>
-              <w:left w:w="0" w:type="dxa"/>
-              <w:right w:w="0" w:type="dxa"/>
-            </w:tcMar>
-            <w:vAlign w:val="center"/>
-          </w:tcPr>
-          <w:p>
-            <w:pPr>
-              <w:pStyle w:val="Normal"/>
-              <w:jc w:val="left"/>
-              <w:pBdr>
-                <w:bottom w:val="none" w:sz="0" w:space="0" w:color="000000"/>
-                <w:top w:val="none" w:sz="0" w:space="0" w:color="000000"/>
-                <w:left w:val="none" w:sz="0" w:space="0" w:color="000000"/>
-                <w:right w:val="none" w:sz="0" w:space="0" w:color="000000"/>
-              </w:pBdr>
-              <w:spacing w:after="100" w:before="100" w:line="240"/>
-              <w:ind w:left="100" w:right="100" w:firstLine="0" w:firstLineChars="0"/>
-              <w:rPr>
-                <w:rFonts w:ascii="Times New Roman" w:hAnsi="Times New Roman" w:eastAsia="Times New Roman" w:cs="Times New Roman"/>
-                <w:i w:val="false"/>
-                <w:b w:val="false"/>
-                <w:u w:val="none"/>
-                <w:strike w:val="false"/>
-                <w:sz w:val="18"/>
-                <w:szCs w:val="18"/>
-                <w:color w:val="000000"/>
-              </w:rPr>
-            </w:pPr>
-            <w:r>
-              <w:rPr>
-                <w:rFonts w:ascii="Times New Roman" w:hAnsi="Times New Roman" w:eastAsia="Times New Roman" w:cs="Times New Roman"/>
-                <w:i w:val="false"/>
-                <w:b w:val="false"/>
-                <w:u w:val="none"/>
-                <w:strike w:val="false"/>
-                <w:sz w:val="18"/>
-                <w:szCs w:val="18"/>
-                <w:color w:val="000000"/>
-              </w:rPr>
-              <w:t xml:space="preserve"/>
+              <w:t xml:space="preserve">68</w:t>
+            </w:r>
+          </w:p>
+        </w:tc>
+        <w:tc>
+          <w:tcPr>
+            <w:tcBorders>
+              <w:bottom w:val="none" w:sz="0" w:space="0" w:color="000000"/>
+              <w:top w:val="none" w:sz="0" w:space="0" w:color="000000"/>
+              <w:left w:val="none" w:sz="0" w:space="0" w:color="000000"/>
+              <w:right w:val="none" w:sz="0" w:space="0" w:color="000000"/>
+            </w:tcBorders>
+            <w:shd w:val="clear" w:color="auto" w:fill="FFFFFF"/>
+            <w:tcMar>
+              <w:top w:w="0" w:type="dxa"/>
+              <w:bottom w:w="0" w:type="dxa"/>
+              <w:left w:w="0" w:type="dxa"/>
+              <w:right w:w="0" w:type="dxa"/>
+            </w:tcMar>
+            <w:vAlign w:val="center"/>
+          </w:tcPr>
+          <w:p>
+            <w:pPr>
+              <w:pStyle w:val="Normal"/>
+              <w:jc w:val="left"/>
+              <w:pBdr>
+                <w:bottom w:val="none" w:sz="0" w:space="0" w:color="000000"/>
+                <w:top w:val="none" w:sz="0" w:space="0" w:color="000000"/>
+                <w:left w:val="none" w:sz="0" w:space="0" w:color="000000"/>
+                <w:right w:val="none" w:sz="0" w:space="0" w:color="000000"/>
+              </w:pBdr>
+              <w:spacing w:after="100" w:before="100" w:line="240"/>
+              <w:ind w:left="100" w:right="100" w:firstLine="0" w:firstLineChars="0"/>
+              <w:rPr>
+                <w:rFonts w:ascii="Times New Roman" w:hAnsi="Times New Roman" w:eastAsia="Times New Roman" w:cs="Times New Roman"/>
+                <w:i w:val="false"/>
+                <w:b w:val="false"/>
+                <w:u w:val="none"/>
+                <w:strike w:val="false"/>
+                <w:sz w:val="18"/>
+                <w:szCs w:val="18"/>
+                <w:color w:val="000000"/>
+              </w:rPr>
+            </w:pPr>
+            <w:r>
+              <w:rPr>
+                <w:rFonts w:ascii="Times New Roman" w:hAnsi="Times New Roman" w:eastAsia="Times New Roman" w:cs="Times New Roman"/>
+                <w:i w:val="false"/>
+                <w:b w:val="false"/>
+                <w:u w:val="none"/>
+                <w:strike w:val="false"/>
+                <w:sz w:val="18"/>
+                <w:szCs w:val="18"/>
+                <w:color w:val="000000"/>
+              </w:rPr>
+              <w:t xml:space="preserve">0.78 (0.58–1.07)</w:t>
+            </w:r>
+          </w:p>
+        </w:tc>
+        <w:tc>
+          <w:tcPr>
+            <w:tcBorders>
+              <w:bottom w:val="none" w:sz="0" w:space="0" w:color="000000"/>
+              <w:top w:val="none" w:sz="0" w:space="0" w:color="000000"/>
+              <w:left w:val="none" w:sz="0" w:space="0" w:color="000000"/>
+              <w:right w:val="none" w:sz="0" w:space="0" w:color="000000"/>
+            </w:tcBorders>
+            <w:shd w:val="clear" w:color="auto" w:fill="FFFFFF"/>
+            <w:tcMar>
+              <w:top w:w="0" w:type="dxa"/>
+              <w:bottom w:w="0" w:type="dxa"/>
+              <w:left w:w="0" w:type="dxa"/>
+              <w:right w:w="0" w:type="dxa"/>
+            </w:tcMar>
+            <w:vAlign w:val="center"/>
+          </w:tcPr>
+          <w:p>
+            <w:pPr>
+              <w:pStyle w:val="Normal"/>
+              <w:jc w:val="left"/>
+              <w:pBdr>
+                <w:bottom w:val="none" w:sz="0" w:space="0" w:color="000000"/>
+                <w:top w:val="none" w:sz="0" w:space="0" w:color="000000"/>
+                <w:left w:val="none" w:sz="0" w:space="0" w:color="000000"/>
+                <w:right w:val="none" w:sz="0" w:space="0" w:color="000000"/>
+              </w:pBdr>
+              <w:spacing w:after="100" w:before="100" w:line="240"/>
+              <w:ind w:left="100" w:right="100" w:firstLine="0" w:firstLineChars="0"/>
+              <w:rPr>
+                <w:rFonts w:ascii="Times New Roman" w:hAnsi="Times New Roman" w:eastAsia="Times New Roman" w:cs="Times New Roman"/>
+                <w:i w:val="false"/>
+                <w:b w:val="false"/>
+                <w:u w:val="none"/>
+                <w:strike w:val="false"/>
+                <w:sz w:val="18"/>
+                <w:szCs w:val="18"/>
+                <w:color w:val="000000"/>
+              </w:rPr>
+            </w:pPr>
+            <w:r>
+              <w:rPr>
+                <w:rFonts w:ascii="Times New Roman" w:hAnsi="Times New Roman" w:eastAsia="Times New Roman" w:cs="Times New Roman"/>
+                <w:i w:val="false"/>
+                <w:b w:val="false"/>
+                <w:u w:val="none"/>
+                <w:strike w:val="false"/>
+                <w:sz w:val="18"/>
+                <w:szCs w:val="18"/>
+                <w:color w:val="000000"/>
+              </w:rPr>
+              <w:t xml:space="preserve">0.125</w:t>
             </w:r>
           </w:p>
         </w:tc>
@@ -7275,282 +7275,282 @@
                 <w:szCs w:val="18"/>
                 <w:color w:val="000000"/>
               </w:rPr>
+              <w:t xml:space="preserve">Pathologic stage group</w:t>
+            </w:r>
+          </w:p>
+        </w:tc>
+        <w:tc>
+          <w:tcPr>
+            <w:tcBorders>
+              <w:bottom w:val="none" w:sz="0" w:space="0" w:color="000000"/>
+              <w:top w:val="none" w:sz="0" w:space="0" w:color="000000"/>
+              <w:left w:val="none" w:sz="0" w:space="0" w:color="000000"/>
+              <w:right w:val="none" w:sz="0" w:space="0" w:color="000000"/>
+            </w:tcBorders>
+            <w:shd w:val="clear" w:color="auto" w:fill="FFFFFF"/>
+            <w:tcMar>
+              <w:top w:w="0" w:type="dxa"/>
+              <w:bottom w:w="0" w:type="dxa"/>
+              <w:left w:w="0" w:type="dxa"/>
+              <w:right w:w="0" w:type="dxa"/>
+            </w:tcMar>
+            <w:vAlign w:val="center"/>
+          </w:tcPr>
+          <w:p>
+            <w:pPr>
+              <w:pStyle w:val="Normal"/>
+              <w:jc w:val="left"/>
+              <w:pBdr>
+                <w:bottom w:val="none" w:sz="0" w:space="0" w:color="000000"/>
+                <w:top w:val="none" w:sz="0" w:space="0" w:color="000000"/>
+                <w:left w:val="none" w:sz="0" w:space="0" w:color="000000"/>
+                <w:right w:val="none" w:sz="0" w:space="0" w:color="000000"/>
+              </w:pBdr>
+              <w:spacing w:after="100" w:before="100" w:line="240"/>
+              <w:ind w:left="100" w:right="100" w:firstLine="0" w:firstLineChars="0"/>
+              <w:rPr>
+                <w:rFonts w:ascii="Times New Roman" w:hAnsi="Times New Roman" w:eastAsia="Times New Roman" w:cs="Times New Roman"/>
+                <w:i w:val="false"/>
+                <w:b w:val="false"/>
+                <w:u w:val="none"/>
+                <w:strike w:val="false"/>
+                <w:sz w:val="18"/>
+                <w:szCs w:val="18"/>
+                <w:color w:val="000000"/>
+              </w:rPr>
+            </w:pPr>
+            <w:r>
+              <w:rPr>
+                <w:rFonts w:ascii="Times New Roman" w:hAnsi="Times New Roman" w:eastAsia="Times New Roman" w:cs="Times New Roman"/>
+                <w:i w:val="false"/>
+                <w:b w:val="false"/>
+                <w:u w:val="none"/>
+                <w:strike w:val="false"/>
+                <w:sz w:val="18"/>
+                <w:szCs w:val="18"/>
+                <w:color w:val="000000"/>
+              </w:rPr>
+              <w:t xml:space="preserve">I–II (ref)</w:t>
+            </w:r>
+          </w:p>
+        </w:tc>
+        <w:tc>
+          <w:tcPr>
+            <w:tcBorders>
+              <w:bottom w:val="none" w:sz="0" w:space="0" w:color="000000"/>
+              <w:top w:val="none" w:sz="0" w:space="0" w:color="000000"/>
+              <w:left w:val="none" w:sz="0" w:space="0" w:color="000000"/>
+              <w:right w:val="none" w:sz="0" w:space="0" w:color="000000"/>
+            </w:tcBorders>
+            <w:shd w:val="clear" w:color="auto" w:fill="FFFFFF"/>
+            <w:tcMar>
+              <w:top w:w="0" w:type="dxa"/>
+              <w:bottom w:w="0" w:type="dxa"/>
+              <w:left w:w="0" w:type="dxa"/>
+              <w:right w:w="0" w:type="dxa"/>
+            </w:tcMar>
+            <w:vAlign w:val="center"/>
+          </w:tcPr>
+          <w:p>
+            <w:pPr>
+              <w:pStyle w:val="Normal"/>
+              <w:jc w:val="right"/>
+              <w:pBdr>
+                <w:bottom w:val="none" w:sz="0" w:space="0" w:color="000000"/>
+                <w:top w:val="none" w:sz="0" w:space="0" w:color="000000"/>
+                <w:left w:val="none" w:sz="0" w:space="0" w:color="000000"/>
+                <w:right w:val="none" w:sz="0" w:space="0" w:color="000000"/>
+              </w:pBdr>
+              <w:spacing w:after="100" w:before="100" w:line="240"/>
+              <w:ind w:left="100" w:right="100" w:firstLine="0" w:firstLineChars="0"/>
+              <w:rPr>
+                <w:rFonts w:ascii="Times New Roman" w:hAnsi="Times New Roman" w:eastAsia="Times New Roman" w:cs="Times New Roman"/>
+                <w:i w:val="false"/>
+                <w:b w:val="false"/>
+                <w:u w:val="none"/>
+                <w:strike w:val="false"/>
+                <w:sz w:val="18"/>
+                <w:szCs w:val="18"/>
+                <w:color w:val="000000"/>
+              </w:rPr>
+            </w:pPr>
+            <w:r>
+              <w:rPr>
+                <w:rFonts w:ascii="Times New Roman" w:hAnsi="Times New Roman" w:eastAsia="Times New Roman" w:cs="Times New Roman"/>
+                <w:i w:val="false"/>
+                <w:b w:val="false"/>
+                <w:u w:val="none"/>
+                <w:strike w:val="false"/>
+                <w:sz w:val="18"/>
+                <w:szCs w:val="18"/>
+                <w:color w:val="000000"/>
+              </w:rPr>
+              <w:t xml:space="preserve">250</w:t>
+            </w:r>
+          </w:p>
+        </w:tc>
+        <w:tc>
+          <w:tcPr>
+            <w:tcBorders>
+              <w:bottom w:val="none" w:sz="0" w:space="0" w:color="000000"/>
+              <w:top w:val="none" w:sz="0" w:space="0" w:color="000000"/>
+              <w:left w:val="none" w:sz="0" w:space="0" w:color="000000"/>
+              <w:right w:val="none" w:sz="0" w:space="0" w:color="000000"/>
+            </w:tcBorders>
+            <w:shd w:val="clear" w:color="auto" w:fill="FFFFFF"/>
+            <w:tcMar>
+              <w:top w:w="0" w:type="dxa"/>
+              <w:bottom w:w="0" w:type="dxa"/>
+              <w:left w:w="0" w:type="dxa"/>
+              <w:right w:w="0" w:type="dxa"/>
+            </w:tcMar>
+            <w:vAlign w:val="center"/>
+          </w:tcPr>
+          <w:p>
+            <w:pPr>
+              <w:pStyle w:val="Normal"/>
+              <w:jc w:val="right"/>
+              <w:pBdr>
+                <w:bottom w:val="none" w:sz="0" w:space="0" w:color="000000"/>
+                <w:top w:val="none" w:sz="0" w:space="0" w:color="000000"/>
+                <w:left w:val="none" w:sz="0" w:space="0" w:color="000000"/>
+                <w:right w:val="none" w:sz="0" w:space="0" w:color="000000"/>
+              </w:pBdr>
+              <w:spacing w:after="100" w:before="100" w:line="240"/>
+              <w:ind w:left="100" w:right="100" w:firstLine="0" w:firstLineChars="0"/>
+              <w:rPr>
+                <w:rFonts w:ascii="Times New Roman" w:hAnsi="Times New Roman" w:eastAsia="Times New Roman" w:cs="Times New Roman"/>
+                <w:i w:val="false"/>
+                <w:b w:val="false"/>
+                <w:u w:val="none"/>
+                <w:strike w:val="false"/>
+                <w:sz w:val="18"/>
+                <w:szCs w:val="18"/>
+                <w:color w:val="000000"/>
+              </w:rPr>
+            </w:pPr>
+            <w:r>
+              <w:rPr>
+                <w:rFonts w:ascii="Times New Roman" w:hAnsi="Times New Roman" w:eastAsia="Times New Roman" w:cs="Times New Roman"/>
+                <w:i w:val="false"/>
+                <w:b w:val="false"/>
+                <w:u w:val="none"/>
+                <w:strike w:val="false"/>
+                <w:sz w:val="18"/>
+                <w:szCs w:val="18"/>
+                <w:color w:val="000000"/>
+              </w:rPr>
+              <w:t xml:space="preserve">53</w:t>
+            </w:r>
+          </w:p>
+        </w:tc>
+        <w:tc>
+          <w:tcPr>
+            <w:tcBorders>
+              <w:bottom w:val="none" w:sz="0" w:space="0" w:color="000000"/>
+              <w:top w:val="none" w:sz="0" w:space="0" w:color="000000"/>
+              <w:left w:val="none" w:sz="0" w:space="0" w:color="000000"/>
+              <w:right w:val="none" w:sz="0" w:space="0" w:color="000000"/>
+            </w:tcBorders>
+            <w:shd w:val="clear" w:color="auto" w:fill="FFFFFF"/>
+            <w:tcMar>
+              <w:top w:w="0" w:type="dxa"/>
+              <w:bottom w:w="0" w:type="dxa"/>
+              <w:left w:w="0" w:type="dxa"/>
+              <w:right w:w="0" w:type="dxa"/>
+            </w:tcMar>
+            <w:vAlign w:val="center"/>
+          </w:tcPr>
+          <w:p>
+            <w:pPr>
+              <w:pStyle w:val="Normal"/>
+              <w:jc w:val="left"/>
+              <w:pBdr>
+                <w:bottom w:val="none" w:sz="0" w:space="0" w:color="000000"/>
+                <w:top w:val="none" w:sz="0" w:space="0" w:color="000000"/>
+                <w:left w:val="none" w:sz="0" w:space="0" w:color="000000"/>
+                <w:right w:val="none" w:sz="0" w:space="0" w:color="000000"/>
+              </w:pBdr>
+              <w:spacing w:after="100" w:before="100" w:line="240"/>
+              <w:ind w:left="100" w:right="100" w:firstLine="0" w:firstLineChars="0"/>
+              <w:rPr>
+                <w:rFonts w:ascii="Times New Roman" w:hAnsi="Times New Roman" w:eastAsia="Times New Roman" w:cs="Times New Roman"/>
+                <w:i w:val="false"/>
+                <w:b w:val="false"/>
+                <w:u w:val="none"/>
+                <w:strike w:val="false"/>
+                <w:sz w:val="18"/>
+                <w:szCs w:val="18"/>
+                <w:color w:val="000000"/>
+              </w:rPr>
+            </w:pPr>
+            <w:r>
+              <w:rPr>
+                <w:rFonts w:ascii="Times New Roman" w:hAnsi="Times New Roman" w:eastAsia="Times New Roman" w:cs="Times New Roman"/>
+                <w:i w:val="false"/>
+                <w:b w:val="false"/>
+                <w:u w:val="none"/>
+                <w:strike w:val="false"/>
+                <w:sz w:val="18"/>
+                <w:szCs w:val="18"/>
+                <w:color w:val="000000"/>
+              </w:rPr>
+              <w:t xml:space="preserve">Reference</w:t>
+            </w:r>
+          </w:p>
+        </w:tc>
+        <w:tc>
+          <w:tcPr>
+            <w:tcBorders>
+              <w:bottom w:val="none" w:sz="0" w:space="0" w:color="000000"/>
+              <w:top w:val="none" w:sz="0" w:space="0" w:color="000000"/>
+              <w:left w:val="none" w:sz="0" w:space="0" w:color="000000"/>
+              <w:right w:val="none" w:sz="0" w:space="0" w:color="000000"/>
+            </w:tcBorders>
+            <w:shd w:val="clear" w:color="auto" w:fill="FFFFFF"/>
+            <w:tcMar>
+              <w:top w:w="0" w:type="dxa"/>
+              <w:bottom w:w="0" w:type="dxa"/>
+              <w:left w:w="0" w:type="dxa"/>
+              <w:right w:w="0" w:type="dxa"/>
+            </w:tcMar>
+            <w:vAlign w:val="center"/>
+          </w:tcPr>
+          <w:p>
+            <w:pPr>
+              <w:pStyle w:val="Normal"/>
+              <w:jc w:val="left"/>
+              <w:pBdr>
+                <w:bottom w:val="none" w:sz="0" w:space="0" w:color="000000"/>
+                <w:top w:val="none" w:sz="0" w:space="0" w:color="000000"/>
+                <w:left w:val="none" w:sz="0" w:space="0" w:color="000000"/>
+                <w:right w:val="none" w:sz="0" w:space="0" w:color="000000"/>
+              </w:pBdr>
+              <w:spacing w:after="100" w:before="100" w:line="240"/>
+              <w:ind w:left="100" w:right="100" w:firstLine="0" w:firstLineChars="0"/>
+              <w:rPr>
+                <w:rFonts w:ascii="Times New Roman" w:hAnsi="Times New Roman" w:eastAsia="Times New Roman" w:cs="Times New Roman"/>
+                <w:i w:val="false"/>
+                <w:b w:val="false"/>
+                <w:u w:val="none"/>
+                <w:strike w:val="false"/>
+                <w:sz w:val="18"/>
+                <w:szCs w:val="18"/>
+                <w:color w:val="000000"/>
+              </w:rPr>
+            </w:pPr>
+            <w:r>
+              <w:rPr>
+                <w:rFonts w:ascii="Times New Roman" w:hAnsi="Times New Roman" w:eastAsia="Times New Roman" w:cs="Times New Roman"/>
+                <w:i w:val="false"/>
+                <w:b w:val="false"/>
+                <w:u w:val="none"/>
+                <w:strike w:val="false"/>
+                <w:sz w:val="18"/>
+                <w:szCs w:val="18"/>
+                <w:color w:val="000000"/>
+              </w:rPr>
               <w:t xml:space="preserve"/>
-            </w:r>
-          </w:p>
-        </w:tc>
-        <w:tc>
-          <w:tcPr>
-            <w:tcBorders>
-              <w:bottom w:val="none" w:sz="0" w:space="0" w:color="000000"/>
-              <w:top w:val="none" w:sz="0" w:space="0" w:color="000000"/>
-              <w:left w:val="none" w:sz="0" w:space="0" w:color="000000"/>
-              <w:right w:val="none" w:sz="0" w:space="0" w:color="000000"/>
-            </w:tcBorders>
-            <w:shd w:val="clear" w:color="auto" w:fill="FFFFFF"/>
-            <w:tcMar>
-              <w:top w:w="0" w:type="dxa"/>
-              <w:bottom w:w="0" w:type="dxa"/>
-              <w:left w:w="0" w:type="dxa"/>
-              <w:right w:w="0" w:type="dxa"/>
-            </w:tcMar>
-            <w:vAlign w:val="center"/>
-          </w:tcPr>
-          <w:p>
-            <w:pPr>
-              <w:pStyle w:val="Normal"/>
-              <w:jc w:val="left"/>
-              <w:pBdr>
-                <w:bottom w:val="none" w:sz="0" w:space="0" w:color="000000"/>
-                <w:top w:val="none" w:sz="0" w:space="0" w:color="000000"/>
-                <w:left w:val="none" w:sz="0" w:space="0" w:color="000000"/>
-                <w:right w:val="none" w:sz="0" w:space="0" w:color="000000"/>
-              </w:pBdr>
-              <w:spacing w:after="100" w:before="100" w:line="240"/>
-              <w:ind w:left="100" w:right="100" w:firstLine="0" w:firstLineChars="0"/>
-              <w:rPr>
-                <w:rFonts w:ascii="Times New Roman" w:hAnsi="Times New Roman" w:eastAsia="Times New Roman" w:cs="Times New Roman"/>
-                <w:i w:val="false"/>
-                <w:b w:val="false"/>
-                <w:u w:val="none"/>
-                <w:strike w:val="false"/>
-                <w:sz w:val="18"/>
-                <w:szCs w:val="18"/>
-                <w:color w:val="000000"/>
-              </w:rPr>
-            </w:pPr>
-            <w:r>
-              <w:rPr>
-                <w:rFonts w:ascii="Times New Roman" w:hAnsi="Times New Roman" w:eastAsia="Times New Roman" w:cs="Times New Roman"/>
-                <w:i w:val="false"/>
-                <w:b w:val="false"/>
-                <w:u w:val="none"/>
-                <w:strike w:val="false"/>
-                <w:sz w:val="18"/>
-                <w:szCs w:val="18"/>
-                <w:color w:val="000000"/>
-              </w:rPr>
-              <w:t xml:space="preserve">Female</w:t>
-            </w:r>
-          </w:p>
-        </w:tc>
-        <w:tc>
-          <w:tcPr>
-            <w:tcBorders>
-              <w:bottom w:val="none" w:sz="0" w:space="0" w:color="000000"/>
-              <w:top w:val="none" w:sz="0" w:space="0" w:color="000000"/>
-              <w:left w:val="none" w:sz="0" w:space="0" w:color="000000"/>
-              <w:right w:val="none" w:sz="0" w:space="0" w:color="000000"/>
-            </w:tcBorders>
-            <w:shd w:val="clear" w:color="auto" w:fill="FFFFFF"/>
-            <w:tcMar>
-              <w:top w:w="0" w:type="dxa"/>
-              <w:bottom w:w="0" w:type="dxa"/>
-              <w:left w:w="0" w:type="dxa"/>
-              <w:right w:w="0" w:type="dxa"/>
-            </w:tcMar>
-            <w:vAlign w:val="center"/>
-          </w:tcPr>
-          <w:p>
-            <w:pPr>
-              <w:pStyle w:val="Normal"/>
-              <w:jc w:val="right"/>
-              <w:pBdr>
-                <w:bottom w:val="none" w:sz="0" w:space="0" w:color="000000"/>
-                <w:top w:val="none" w:sz="0" w:space="0" w:color="000000"/>
-                <w:left w:val="none" w:sz="0" w:space="0" w:color="000000"/>
-                <w:right w:val="none" w:sz="0" w:space="0" w:color="000000"/>
-              </w:pBdr>
-              <w:spacing w:after="100" w:before="100" w:line="240"/>
-              <w:ind w:left="100" w:right="100" w:firstLine="0" w:firstLineChars="0"/>
-              <w:rPr>
-                <w:rFonts w:ascii="Times New Roman" w:hAnsi="Times New Roman" w:eastAsia="Times New Roman" w:cs="Times New Roman"/>
-                <w:i w:val="false"/>
-                <w:b w:val="false"/>
-                <w:u w:val="none"/>
-                <w:strike w:val="false"/>
-                <w:sz w:val="18"/>
-                <w:szCs w:val="18"/>
-                <w:color w:val="000000"/>
-              </w:rPr>
-            </w:pPr>
-            <w:r>
-              <w:rPr>
-                <w:rFonts w:ascii="Times New Roman" w:hAnsi="Times New Roman" w:eastAsia="Times New Roman" w:cs="Times New Roman"/>
-                <w:i w:val="false"/>
-                <w:b w:val="false"/>
-                <w:u w:val="none"/>
-                <w:strike w:val="false"/>
-                <w:sz w:val="18"/>
-                <w:szCs w:val="18"/>
-                <w:color w:val="000000"/>
-              </w:rPr>
-              <w:t xml:space="preserve">195</w:t>
-            </w:r>
-          </w:p>
-        </w:tc>
-        <w:tc>
-          <w:tcPr>
-            <w:tcBorders>
-              <w:bottom w:val="none" w:sz="0" w:space="0" w:color="000000"/>
-              <w:top w:val="none" w:sz="0" w:space="0" w:color="000000"/>
-              <w:left w:val="none" w:sz="0" w:space="0" w:color="000000"/>
-              <w:right w:val="none" w:sz="0" w:space="0" w:color="000000"/>
-            </w:tcBorders>
-            <w:shd w:val="clear" w:color="auto" w:fill="FFFFFF"/>
-            <w:tcMar>
-              <w:top w:w="0" w:type="dxa"/>
-              <w:bottom w:w="0" w:type="dxa"/>
-              <w:left w:w="0" w:type="dxa"/>
-              <w:right w:w="0" w:type="dxa"/>
-            </w:tcMar>
-            <w:vAlign w:val="center"/>
-          </w:tcPr>
-          <w:p>
-            <w:pPr>
-              <w:pStyle w:val="Normal"/>
-              <w:jc w:val="right"/>
-              <w:pBdr>
-                <w:bottom w:val="none" w:sz="0" w:space="0" w:color="000000"/>
-                <w:top w:val="none" w:sz="0" w:space="0" w:color="000000"/>
-                <w:left w:val="none" w:sz="0" w:space="0" w:color="000000"/>
-                <w:right w:val="none" w:sz="0" w:space="0" w:color="000000"/>
-              </w:pBdr>
-              <w:spacing w:after="100" w:before="100" w:line="240"/>
-              <w:ind w:left="100" w:right="100" w:firstLine="0" w:firstLineChars="0"/>
-              <w:rPr>
-                <w:rFonts w:ascii="Times New Roman" w:hAnsi="Times New Roman" w:eastAsia="Times New Roman" w:cs="Times New Roman"/>
-                <w:i w:val="false"/>
-                <w:b w:val="false"/>
-                <w:u w:val="none"/>
-                <w:strike w:val="false"/>
-                <w:sz w:val="18"/>
-                <w:szCs w:val="18"/>
-                <w:color w:val="000000"/>
-              </w:rPr>
-            </w:pPr>
-            <w:r>
-              <w:rPr>
-                <w:rFonts w:ascii="Times New Roman" w:hAnsi="Times New Roman" w:eastAsia="Times New Roman" w:cs="Times New Roman"/>
-                <w:i w:val="false"/>
-                <w:b w:val="false"/>
-                <w:u w:val="none"/>
-                <w:strike w:val="false"/>
-                <w:sz w:val="18"/>
-                <w:szCs w:val="18"/>
-                <w:color w:val="000000"/>
-              </w:rPr>
-              <w:t xml:space="preserve">50</w:t>
-            </w:r>
-          </w:p>
-        </w:tc>
-        <w:tc>
-          <w:tcPr>
-            <w:tcBorders>
-              <w:bottom w:val="none" w:sz="0" w:space="0" w:color="000000"/>
-              <w:top w:val="none" w:sz="0" w:space="0" w:color="000000"/>
-              <w:left w:val="none" w:sz="0" w:space="0" w:color="000000"/>
-              <w:right w:val="none" w:sz="0" w:space="0" w:color="000000"/>
-            </w:tcBorders>
-            <w:shd w:val="clear" w:color="auto" w:fill="FFFFFF"/>
-            <w:tcMar>
-              <w:top w:w="0" w:type="dxa"/>
-              <w:bottom w:w="0" w:type="dxa"/>
-              <w:left w:w="0" w:type="dxa"/>
-              <w:right w:w="0" w:type="dxa"/>
-            </w:tcMar>
-            <w:vAlign w:val="center"/>
-          </w:tcPr>
-          <w:p>
-            <w:pPr>
-              <w:pStyle w:val="Normal"/>
-              <w:jc w:val="left"/>
-              <w:pBdr>
-                <w:bottom w:val="none" w:sz="0" w:space="0" w:color="000000"/>
-                <w:top w:val="none" w:sz="0" w:space="0" w:color="000000"/>
-                <w:left w:val="none" w:sz="0" w:space="0" w:color="000000"/>
-                <w:right w:val="none" w:sz="0" w:space="0" w:color="000000"/>
-              </w:pBdr>
-              <w:spacing w:after="100" w:before="100" w:line="240"/>
-              <w:ind w:left="100" w:right="100" w:firstLine="0" w:firstLineChars="0"/>
-              <w:rPr>
-                <w:rFonts w:ascii="Times New Roman" w:hAnsi="Times New Roman" w:eastAsia="Times New Roman" w:cs="Times New Roman"/>
-                <w:i w:val="false"/>
-                <w:b w:val="false"/>
-                <w:u w:val="none"/>
-                <w:strike w:val="false"/>
-                <w:sz w:val="18"/>
-                <w:szCs w:val="18"/>
-                <w:color w:val="000000"/>
-              </w:rPr>
-            </w:pPr>
-            <w:r>
-              <w:rPr>
-                <w:rFonts w:ascii="Times New Roman" w:hAnsi="Times New Roman" w:eastAsia="Times New Roman" w:cs="Times New Roman"/>
-                <w:i w:val="false"/>
-                <w:b w:val="false"/>
-                <w:u w:val="none"/>
-                <w:strike w:val="false"/>
-                <w:sz w:val="18"/>
-                <w:szCs w:val="18"/>
-                <w:color w:val="000000"/>
-              </w:rPr>
-              <w:t xml:space="preserve">0.74 (0.52–1.06)</w:t>
-            </w:r>
-          </w:p>
-        </w:tc>
-        <w:tc>
-          <w:tcPr>
-            <w:tcBorders>
-              <w:bottom w:val="none" w:sz="0" w:space="0" w:color="000000"/>
-              <w:top w:val="none" w:sz="0" w:space="0" w:color="000000"/>
-              <w:left w:val="none" w:sz="0" w:space="0" w:color="000000"/>
-              <w:right w:val="none" w:sz="0" w:space="0" w:color="000000"/>
-            </w:tcBorders>
-            <w:shd w:val="clear" w:color="auto" w:fill="FFFFFF"/>
-            <w:tcMar>
-              <w:top w:w="0" w:type="dxa"/>
-              <w:bottom w:w="0" w:type="dxa"/>
-              <w:left w:w="0" w:type="dxa"/>
-              <w:right w:w="0" w:type="dxa"/>
-            </w:tcMar>
-            <w:vAlign w:val="center"/>
-          </w:tcPr>
-          <w:p>
-            <w:pPr>
-              <w:pStyle w:val="Normal"/>
-              <w:jc w:val="left"/>
-              <w:pBdr>
-                <w:bottom w:val="none" w:sz="0" w:space="0" w:color="000000"/>
-                <w:top w:val="none" w:sz="0" w:space="0" w:color="000000"/>
-                <w:left w:val="none" w:sz="0" w:space="0" w:color="000000"/>
-                <w:right w:val="none" w:sz="0" w:space="0" w:color="000000"/>
-              </w:pBdr>
-              <w:spacing w:after="100" w:before="100" w:line="240"/>
-              <w:ind w:left="100" w:right="100" w:firstLine="0" w:firstLineChars="0"/>
-              <w:rPr>
-                <w:rFonts w:ascii="Times New Roman" w:hAnsi="Times New Roman" w:eastAsia="Times New Roman" w:cs="Times New Roman"/>
-                <w:i w:val="false"/>
-                <w:b w:val="false"/>
-                <w:u w:val="none"/>
-                <w:strike w:val="false"/>
-                <w:sz w:val="18"/>
-                <w:szCs w:val="18"/>
-                <w:color w:val="000000"/>
-              </w:rPr>
-            </w:pPr>
-            <w:r>
-              <w:rPr>
-                <w:rFonts w:ascii="Times New Roman" w:hAnsi="Times New Roman" w:eastAsia="Times New Roman" w:cs="Times New Roman"/>
-                <w:i w:val="false"/>
-                <w:b w:val="false"/>
-                <w:u w:val="none"/>
-                <w:strike w:val="false"/>
-                <w:sz w:val="18"/>
-                <w:szCs w:val="18"/>
-                <w:color w:val="000000"/>
-              </w:rPr>
-              <w:t xml:space="preserve">0.098</w:t>
             </w:r>
           </w:p>
         </w:tc>
@@ -7720,62 +7720,62 @@
                 <w:szCs w:val="18"/>
                 <w:color w:val="000000"/>
               </w:rPr>
-              <w:t xml:space="preserve">Pathologic stage</w:t>
-            </w:r>
-          </w:p>
-        </w:tc>
-        <w:tc>
-          <w:tcPr>
-            <w:tcBorders>
-              <w:bottom w:val="none" w:sz="0" w:space="0" w:color="000000"/>
-              <w:top w:val="none" w:sz="0" w:space="0" w:color="000000"/>
-              <w:left w:val="none" w:sz="0" w:space="0" w:color="000000"/>
-              <w:right w:val="none" w:sz="0" w:space="0" w:color="000000"/>
-            </w:tcBorders>
-            <w:shd w:val="clear" w:color="auto" w:fill="FFFFFF"/>
-            <w:tcMar>
-              <w:top w:w="0" w:type="dxa"/>
-              <w:bottom w:w="0" w:type="dxa"/>
-              <w:left w:w="0" w:type="dxa"/>
-              <w:right w:w="0" w:type="dxa"/>
-            </w:tcMar>
-            <w:vAlign w:val="center"/>
-          </w:tcPr>
-          <w:p>
-            <w:pPr>
-              <w:pStyle w:val="Normal"/>
-              <w:jc w:val="left"/>
-              <w:pBdr>
-                <w:bottom w:val="none" w:sz="0" w:space="0" w:color="000000"/>
-                <w:top w:val="none" w:sz="0" w:space="0" w:color="000000"/>
-                <w:left w:val="none" w:sz="0" w:space="0" w:color="000000"/>
-                <w:right w:val="none" w:sz="0" w:space="0" w:color="000000"/>
-              </w:pBdr>
-              <w:spacing w:after="100" w:before="100" w:line="240"/>
-              <w:ind w:left="100" w:right="100" w:firstLine="0" w:firstLineChars="0"/>
-              <w:rPr>
-                <w:rFonts w:ascii="Times New Roman" w:hAnsi="Times New Roman" w:eastAsia="Times New Roman" w:cs="Times New Roman"/>
-                <w:i w:val="false"/>
-                <w:b w:val="false"/>
-                <w:u w:val="none"/>
-                <w:strike w:val="false"/>
-                <w:sz w:val="18"/>
-                <w:szCs w:val="18"/>
-                <w:color w:val="000000"/>
-              </w:rPr>
-            </w:pPr>
-            <w:r>
-              <w:rPr>
-                <w:rFonts w:ascii="Times New Roman" w:hAnsi="Times New Roman" w:eastAsia="Times New Roman" w:cs="Times New Roman"/>
-                <w:i w:val="false"/>
-                <w:b w:val="false"/>
-                <w:u w:val="none"/>
-                <w:strike w:val="false"/>
-                <w:sz w:val="18"/>
-                <w:szCs w:val="18"/>
-                <w:color w:val="000000"/>
-              </w:rPr>
-              <w:t xml:space="preserve">I (ref)</w:t>
+              <w:t xml:space="preserve"/>
+            </w:r>
+          </w:p>
+        </w:tc>
+        <w:tc>
+          <w:tcPr>
+            <w:tcBorders>
+              <w:bottom w:val="none" w:sz="0" w:space="0" w:color="000000"/>
+              <w:top w:val="none" w:sz="0" w:space="0" w:color="000000"/>
+              <w:left w:val="none" w:sz="0" w:space="0" w:color="000000"/>
+              <w:right w:val="none" w:sz="0" w:space="0" w:color="000000"/>
+            </w:tcBorders>
+            <w:shd w:val="clear" w:color="auto" w:fill="FFFFFF"/>
+            <w:tcMar>
+              <w:top w:w="0" w:type="dxa"/>
+              <w:bottom w:w="0" w:type="dxa"/>
+              <w:left w:w="0" w:type="dxa"/>
+              <w:right w:w="0" w:type="dxa"/>
+            </w:tcMar>
+            <w:vAlign w:val="center"/>
+          </w:tcPr>
+          <w:p>
+            <w:pPr>
+              <w:pStyle w:val="Normal"/>
+              <w:jc w:val="left"/>
+              <w:pBdr>
+                <w:bottom w:val="none" w:sz="0" w:space="0" w:color="000000"/>
+                <w:top w:val="none" w:sz="0" w:space="0" w:color="000000"/>
+                <w:left w:val="none" w:sz="0" w:space="0" w:color="000000"/>
+                <w:right w:val="none" w:sz="0" w:space="0" w:color="000000"/>
+              </w:pBdr>
+              <w:spacing w:after="100" w:before="100" w:line="240"/>
+              <w:ind w:left="100" w:right="100" w:firstLine="0" w:firstLineChars="0"/>
+              <w:rPr>
+                <w:rFonts w:ascii="Times New Roman" w:hAnsi="Times New Roman" w:eastAsia="Times New Roman" w:cs="Times New Roman"/>
+                <w:i w:val="false"/>
+                <w:b w:val="false"/>
+                <w:u w:val="none"/>
+                <w:strike w:val="false"/>
+                <w:sz w:val="18"/>
+                <w:szCs w:val="18"/>
+                <w:color w:val="000000"/>
+              </w:rPr>
+            </w:pPr>
+            <w:r>
+              <w:rPr>
+                <w:rFonts w:ascii="Times New Roman" w:hAnsi="Times New Roman" w:eastAsia="Times New Roman" w:cs="Times New Roman"/>
+                <w:i w:val="false"/>
+                <w:b w:val="false"/>
+                <w:u w:val="none"/>
+                <w:strike w:val="false"/>
+                <w:sz w:val="18"/>
+                <w:szCs w:val="18"/>
+                <w:color w:val="000000"/>
+              </w:rPr>
+              <w:t xml:space="preserve">III–IV</w:t>
             </w:r>
           </w:p>
         </w:tc>
@@ -7830,7 +7830,7 @@
                 <w:szCs w:val="18"/>
                 <w:color w:val="000000"/>
               </w:rPr>
-              <w:t xml:space="preserve">31</w:t>
+              <w:t xml:space="preserve">256</w:t>
             </w:r>
           </w:p>
         </w:tc>
@@ -7885,62 +7885,117 @@
                 <w:szCs w:val="18"/>
                 <w:color w:val="000000"/>
               </w:rPr>
-              <w:t xml:space="preserve">1</w:t>
-            </w:r>
-          </w:p>
-        </w:tc>
-        <w:tc>
-          <w:tcPr>
-            <w:tcBorders>
-              <w:bottom w:val="none" w:sz="0" w:space="0" w:color="000000"/>
-              <w:top w:val="none" w:sz="0" w:space="0" w:color="000000"/>
-              <w:left w:val="none" w:sz="0" w:space="0" w:color="000000"/>
-              <w:right w:val="none" w:sz="0" w:space="0" w:color="000000"/>
-            </w:tcBorders>
-            <w:shd w:val="clear" w:color="auto" w:fill="FFFFFF"/>
-            <w:tcMar>
-              <w:top w:w="0" w:type="dxa"/>
-              <w:bottom w:w="0" w:type="dxa"/>
-              <w:left w:w="0" w:type="dxa"/>
-              <w:right w:w="0" w:type="dxa"/>
-            </w:tcMar>
-            <w:vAlign w:val="center"/>
-          </w:tcPr>
-          <w:p>
-            <w:pPr>
-              <w:pStyle w:val="Normal"/>
-              <w:jc w:val="left"/>
-              <w:pBdr>
-                <w:bottom w:val="none" w:sz="0" w:space="0" w:color="000000"/>
-                <w:top w:val="none" w:sz="0" w:space="0" w:color="000000"/>
-                <w:left w:val="none" w:sz="0" w:space="0" w:color="000000"/>
-                <w:right w:val="none" w:sz="0" w:space="0" w:color="000000"/>
-              </w:pBdr>
-              <w:spacing w:after="100" w:before="100" w:line="240"/>
-              <w:ind w:left="100" w:right="100" w:firstLine="0" w:firstLineChars="0"/>
-              <w:rPr>
-                <w:rFonts w:ascii="Times New Roman" w:hAnsi="Times New Roman" w:eastAsia="Times New Roman" w:cs="Times New Roman"/>
-                <w:i w:val="false"/>
-                <w:b w:val="false"/>
-                <w:u w:val="none"/>
-                <w:strike w:val="false"/>
-                <w:sz w:val="18"/>
-                <w:szCs w:val="18"/>
-                <w:color w:val="000000"/>
-              </w:rPr>
-            </w:pPr>
-            <w:r>
-              <w:rPr>
-                <w:rFonts w:ascii="Times New Roman" w:hAnsi="Times New Roman" w:eastAsia="Times New Roman" w:cs="Times New Roman"/>
-                <w:i w:val="false"/>
-                <w:b w:val="false"/>
-                <w:u w:val="none"/>
-                <w:strike w:val="false"/>
-                <w:sz w:val="18"/>
-                <w:szCs w:val="18"/>
-                <w:color w:val="000000"/>
-              </w:rPr>
-              <w:t xml:space="preserve">Reference</w:t>
+              <w:t xml:space="preserve">114</w:t>
+            </w:r>
+          </w:p>
+        </w:tc>
+        <w:tc>
+          <w:tcPr>
+            <w:tcBorders>
+              <w:bottom w:val="none" w:sz="0" w:space="0" w:color="000000"/>
+              <w:top w:val="none" w:sz="0" w:space="0" w:color="000000"/>
+              <w:left w:val="none" w:sz="0" w:space="0" w:color="000000"/>
+              <w:right w:val="none" w:sz="0" w:space="0" w:color="000000"/>
+            </w:tcBorders>
+            <w:shd w:val="clear" w:color="auto" w:fill="FFFFFF"/>
+            <w:tcMar>
+              <w:top w:w="0" w:type="dxa"/>
+              <w:bottom w:w="0" w:type="dxa"/>
+              <w:left w:w="0" w:type="dxa"/>
+              <w:right w:w="0" w:type="dxa"/>
+            </w:tcMar>
+            <w:vAlign w:val="center"/>
+          </w:tcPr>
+          <w:p>
+            <w:pPr>
+              <w:pStyle w:val="Normal"/>
+              <w:jc w:val="left"/>
+              <w:pBdr>
+                <w:bottom w:val="none" w:sz="0" w:space="0" w:color="000000"/>
+                <w:top w:val="none" w:sz="0" w:space="0" w:color="000000"/>
+                <w:left w:val="none" w:sz="0" w:space="0" w:color="000000"/>
+                <w:right w:val="none" w:sz="0" w:space="0" w:color="000000"/>
+              </w:pBdr>
+              <w:spacing w:after="100" w:before="100" w:line="240"/>
+              <w:ind w:left="100" w:right="100" w:firstLine="0" w:firstLineChars="0"/>
+              <w:rPr>
+                <w:rFonts w:ascii="Times New Roman" w:hAnsi="Times New Roman" w:eastAsia="Times New Roman" w:cs="Times New Roman"/>
+                <w:i w:val="false"/>
+                <w:b w:val="false"/>
+                <w:u w:val="none"/>
+                <w:strike w:val="false"/>
+                <w:sz w:val="18"/>
+                <w:szCs w:val="18"/>
+                <w:color w:val="000000"/>
+              </w:rPr>
+            </w:pPr>
+            <w:r>
+              <w:rPr>
+                <w:rFonts w:ascii="Times New Roman" w:hAnsi="Times New Roman" w:eastAsia="Times New Roman" w:cs="Times New Roman"/>
+                <w:i w:val="false"/>
+                <w:b w:val="false"/>
+                <w:u w:val="none"/>
+                <w:strike w:val="false"/>
+                <w:sz w:val="18"/>
+                <w:szCs w:val="18"/>
+                <w:color w:val="000000"/>
+              </w:rPr>
+              <w:t xml:space="preserve">2.62 (1.89–3.64)</w:t>
+            </w:r>
+          </w:p>
+        </w:tc>
+        <w:tc>
+          <w:tcPr>
+            <w:tcBorders>
+              <w:bottom w:val="none" w:sz="0" w:space="0" w:color="000000"/>
+              <w:top w:val="none" w:sz="0" w:space="0" w:color="000000"/>
+              <w:left w:val="none" w:sz="0" w:space="0" w:color="000000"/>
+              <w:right w:val="none" w:sz="0" w:space="0" w:color="000000"/>
+            </w:tcBorders>
+            <w:shd w:val="clear" w:color="auto" w:fill="FFFFFF"/>
+            <w:tcMar>
+              <w:top w:w="0" w:type="dxa"/>
+              <w:bottom w:w="0" w:type="dxa"/>
+              <w:left w:w="0" w:type="dxa"/>
+              <w:right w:w="0" w:type="dxa"/>
+            </w:tcMar>
+            <w:vAlign w:val="center"/>
+          </w:tcPr>
+          <w:p>
+            <w:pPr>
+              <w:pStyle w:val="Normal"/>
+              <w:jc w:val="left"/>
+              <w:pBdr>
+                <w:bottom w:val="none" w:sz="0" w:space="0" w:color="000000"/>
+                <w:top w:val="none" w:sz="0" w:space="0" w:color="000000"/>
+                <w:left w:val="none" w:sz="0" w:space="0" w:color="000000"/>
+                <w:right w:val="none" w:sz="0" w:space="0" w:color="000000"/>
+              </w:pBdr>
+              <w:spacing w:after="100" w:before="100" w:line="240"/>
+              <w:ind w:left="100" w:right="100" w:firstLine="0" w:firstLineChars="0"/>
+              <w:rPr>
+                <w:rFonts w:ascii="Times New Roman" w:hAnsi="Times New Roman" w:eastAsia="Times New Roman" w:cs="Times New Roman"/>
+                <w:i w:val="false"/>
+                <w:b w:val="false"/>
+                <w:u w:val="none"/>
+                <w:strike w:val="false"/>
+                <w:sz w:val="18"/>
+                <w:szCs w:val="18"/>
+                <w:color w:val="000000"/>
+              </w:rPr>
+            </w:pPr>
+            <w:r>
+              <w:rPr>
+                <w:rFonts w:ascii="Times New Roman" w:hAnsi="Times New Roman" w:eastAsia="Times New Roman" w:cs="Times New Roman"/>
+                <w:i w:val="false"/>
+                <w:b w:val="false"/>
+                <w:u w:val="none"/>
+                <w:strike w:val="false"/>
+                <w:sz w:val="18"/>
+                <w:szCs w:val="18"/>
+                <w:color w:val="000000"/>
+              </w:rPr>
+              <w:t xml:space="preserve">&lt;0.001</w:t>
             </w:r>
           </w:p>
         </w:tc>
@@ -7996,61 +8051,6 @@
                 <w:color w:val="000000"/>
               </w:rPr>
               <w:t xml:space="preserve"/>
-            </w:r>
-          </w:p>
-        </w:tc>
-        <w:tc>
-          <w:tcPr>
-            <w:tcBorders>
-              <w:bottom w:val="none" w:sz="0" w:space="0" w:color="000000"/>
-              <w:top w:val="none" w:sz="0" w:space="0" w:color="000000"/>
-              <w:left w:val="none" w:sz="0" w:space="0" w:color="000000"/>
-              <w:right w:val="none" w:sz="0" w:space="0" w:color="000000"/>
-            </w:tcBorders>
-            <w:shd w:val="clear" w:color="auto" w:fill="FFFFFF"/>
-            <w:tcMar>
-              <w:top w:w="0" w:type="dxa"/>
-              <w:bottom w:w="0" w:type="dxa"/>
-              <w:left w:w="0" w:type="dxa"/>
-              <w:right w:w="0" w:type="dxa"/>
-            </w:tcMar>
-            <w:vAlign w:val="center"/>
-          </w:tcPr>
-          <w:p>
-            <w:pPr>
-              <w:pStyle w:val="Normal"/>
-              <w:jc w:val="left"/>
-              <w:pBdr>
-                <w:bottom w:val="none" w:sz="0" w:space="0" w:color="000000"/>
-                <w:top w:val="none" w:sz="0" w:space="0" w:color="000000"/>
-                <w:left w:val="none" w:sz="0" w:space="0" w:color="000000"/>
-                <w:right w:val="none" w:sz="0" w:space="0" w:color="000000"/>
-              </w:pBdr>
-              <w:spacing w:after="100" w:before="100" w:line="240"/>
-              <w:ind w:left="100" w:right="100" w:firstLine="0" w:firstLineChars="0"/>
-              <w:rPr>
-                <w:rFonts w:ascii="Times New Roman" w:hAnsi="Times New Roman" w:eastAsia="Times New Roman" w:cs="Times New Roman"/>
-                <w:i w:val="false"/>
-                <w:b w:val="false"/>
-                <w:u w:val="none"/>
-                <w:strike w:val="false"/>
-                <w:sz w:val="18"/>
-                <w:szCs w:val="18"/>
-                <w:color w:val="000000"/>
-              </w:rPr>
-            </w:pPr>
-            <w:r>
-              <w:rPr>
-                <w:rFonts w:ascii="Times New Roman" w:hAnsi="Times New Roman" w:eastAsia="Times New Roman" w:cs="Times New Roman"/>
-                <w:i w:val="false"/>
-                <w:b w:val="false"/>
-                <w:u w:val="none"/>
-                <w:strike w:val="false"/>
-                <w:sz w:val="18"/>
-                <w:szCs w:val="18"/>
-                <w:color w:val="000000"/>
-              </w:rPr>
-              <w:t xml:space="preserve">&lt;0.001</w:t>
             </w:r>
           </w:p>
         </w:tc>
@@ -8110,7 +8110,282 @@
                 <w:szCs w:val="18"/>
                 <w:color w:val="000000"/>
               </w:rPr>
-              <w:t xml:space="preserve">Multivariable (MMR status known)</w:t>
+              <w:t xml:space="preserve">Multivariable + MMR status</w:t>
+            </w:r>
+          </w:p>
+        </w:tc>
+        <w:tc>
+          <w:tcPr>
+            <w:tcBorders>
+              <w:bottom w:val="none" w:sz="0" w:space="0" w:color="000000"/>
+              <w:top w:val="none" w:sz="0" w:space="0" w:color="000000"/>
+              <w:left w:val="none" w:sz="0" w:space="0" w:color="000000"/>
+              <w:right w:val="none" w:sz="0" w:space="0" w:color="000000"/>
+            </w:tcBorders>
+            <w:shd w:val="clear" w:color="auto" w:fill="FFFFFF"/>
+            <w:tcMar>
+              <w:top w:w="0" w:type="dxa"/>
+              <w:bottom w:w="0" w:type="dxa"/>
+              <w:left w:w="0" w:type="dxa"/>
+              <w:right w:w="0" w:type="dxa"/>
+            </w:tcMar>
+            <w:vAlign w:val="center"/>
+          </w:tcPr>
+          <w:p>
+            <w:pPr>
+              <w:pStyle w:val="Normal"/>
+              <w:jc w:val="left"/>
+              <w:pBdr>
+                <w:bottom w:val="none" w:sz="0" w:space="0" w:color="000000"/>
+                <w:top w:val="none" w:sz="0" w:space="0" w:color="000000"/>
+                <w:left w:val="none" w:sz="0" w:space="0" w:color="000000"/>
+                <w:right w:val="none" w:sz="0" w:space="0" w:color="000000"/>
+              </w:pBdr>
+              <w:spacing w:after="100" w:before="100" w:line="240"/>
+              <w:ind w:left="100" w:right="100" w:firstLine="0" w:firstLineChars="0"/>
+              <w:rPr>
+                <w:rFonts w:ascii="Times New Roman" w:hAnsi="Times New Roman" w:eastAsia="Times New Roman" w:cs="Times New Roman"/>
+                <w:i w:val="false"/>
+                <w:b w:val="false"/>
+                <w:u w:val="none"/>
+                <w:strike w:val="false"/>
+                <w:sz w:val="18"/>
+                <w:szCs w:val="18"/>
+                <w:color w:val="000000"/>
+              </w:rPr>
+            </w:pPr>
+            <w:r>
+              <w:rPr>
+                <w:rFonts w:ascii="Times New Roman" w:hAnsi="Times New Roman" w:eastAsia="Times New Roman" w:cs="Times New Roman"/>
+                <w:i w:val="false"/>
+                <w:b w:val="false"/>
+                <w:u w:val="none"/>
+                <w:strike w:val="false"/>
+                <w:sz w:val="18"/>
+                <w:szCs w:val="18"/>
+                <w:color w:val="000000"/>
+              </w:rPr>
+              <w:t xml:space="preserve">ROCK2 expression</w:t>
+            </w:r>
+          </w:p>
+        </w:tc>
+        <w:tc>
+          <w:tcPr>
+            <w:tcBorders>
+              <w:bottom w:val="none" w:sz="0" w:space="0" w:color="000000"/>
+              <w:top w:val="none" w:sz="0" w:space="0" w:color="000000"/>
+              <w:left w:val="none" w:sz="0" w:space="0" w:color="000000"/>
+              <w:right w:val="none" w:sz="0" w:space="0" w:color="000000"/>
+            </w:tcBorders>
+            <w:shd w:val="clear" w:color="auto" w:fill="FFFFFF"/>
+            <w:tcMar>
+              <w:top w:w="0" w:type="dxa"/>
+              <w:bottom w:w="0" w:type="dxa"/>
+              <w:left w:w="0" w:type="dxa"/>
+              <w:right w:w="0" w:type="dxa"/>
+            </w:tcMar>
+            <w:vAlign w:val="center"/>
+          </w:tcPr>
+          <w:p>
+            <w:pPr>
+              <w:pStyle w:val="Normal"/>
+              <w:jc w:val="left"/>
+              <w:pBdr>
+                <w:bottom w:val="none" w:sz="0" w:space="0" w:color="000000"/>
+                <w:top w:val="none" w:sz="0" w:space="0" w:color="000000"/>
+                <w:left w:val="none" w:sz="0" w:space="0" w:color="000000"/>
+                <w:right w:val="none" w:sz="0" w:space="0" w:color="000000"/>
+              </w:pBdr>
+              <w:spacing w:after="100" w:before="100" w:line="240"/>
+              <w:ind w:left="100" w:right="100" w:firstLine="0" w:firstLineChars="0"/>
+              <w:rPr>
+                <w:rFonts w:ascii="Times New Roman" w:hAnsi="Times New Roman" w:eastAsia="Times New Roman" w:cs="Times New Roman"/>
+                <w:i w:val="false"/>
+                <w:b w:val="false"/>
+                <w:u w:val="none"/>
+                <w:strike w:val="false"/>
+                <w:sz w:val="18"/>
+                <w:szCs w:val="18"/>
+                <w:color w:val="000000"/>
+              </w:rPr>
+            </w:pPr>
+            <w:r>
+              <w:rPr>
+                <w:rFonts w:ascii="Times New Roman" w:hAnsi="Times New Roman" w:eastAsia="Times New Roman" w:cs="Times New Roman"/>
+                <w:i w:val="false"/>
+                <w:b w:val="false"/>
+                <w:u w:val="none"/>
+                <w:strike w:val="false"/>
+                <w:sz w:val="18"/>
+                <w:szCs w:val="18"/>
+                <w:color w:val="000000"/>
+              </w:rPr>
+              <w:t xml:space="preserve">Low (ref)</w:t>
+            </w:r>
+          </w:p>
+        </w:tc>
+        <w:tc>
+          <w:tcPr>
+            <w:tcBorders>
+              <w:bottom w:val="none" w:sz="0" w:space="0" w:color="000000"/>
+              <w:top w:val="none" w:sz="0" w:space="0" w:color="000000"/>
+              <w:left w:val="none" w:sz="0" w:space="0" w:color="000000"/>
+              <w:right w:val="none" w:sz="0" w:space="0" w:color="000000"/>
+            </w:tcBorders>
+            <w:shd w:val="clear" w:color="auto" w:fill="FFFFFF"/>
+            <w:tcMar>
+              <w:top w:w="0" w:type="dxa"/>
+              <w:bottom w:w="0" w:type="dxa"/>
+              <w:left w:w="0" w:type="dxa"/>
+              <w:right w:w="0" w:type="dxa"/>
+            </w:tcMar>
+            <w:vAlign w:val="center"/>
+          </w:tcPr>
+          <w:p>
+            <w:pPr>
+              <w:pStyle w:val="Normal"/>
+              <w:jc w:val="right"/>
+              <w:pBdr>
+                <w:bottom w:val="none" w:sz="0" w:space="0" w:color="000000"/>
+                <w:top w:val="none" w:sz="0" w:space="0" w:color="000000"/>
+                <w:left w:val="none" w:sz="0" w:space="0" w:color="000000"/>
+                <w:right w:val="none" w:sz="0" w:space="0" w:color="000000"/>
+              </w:pBdr>
+              <w:spacing w:after="100" w:before="100" w:line="240"/>
+              <w:ind w:left="100" w:right="100" w:firstLine="0" w:firstLineChars="0"/>
+              <w:rPr>
+                <w:rFonts w:ascii="Times New Roman" w:hAnsi="Times New Roman" w:eastAsia="Times New Roman" w:cs="Times New Roman"/>
+                <w:i w:val="false"/>
+                <w:b w:val="false"/>
+                <w:u w:val="none"/>
+                <w:strike w:val="false"/>
+                <w:sz w:val="18"/>
+                <w:szCs w:val="18"/>
+                <w:color w:val="000000"/>
+              </w:rPr>
+            </w:pPr>
+            <w:r>
+              <w:rPr>
+                <w:rFonts w:ascii="Times New Roman" w:hAnsi="Times New Roman" w:eastAsia="Times New Roman" w:cs="Times New Roman"/>
+                <w:i w:val="false"/>
+                <w:b w:val="false"/>
+                <w:u w:val="none"/>
+                <w:strike w:val="false"/>
+                <w:sz w:val="18"/>
+                <w:szCs w:val="18"/>
+                <w:color w:val="000000"/>
+              </w:rPr>
+              <w:t xml:space="preserve">245</w:t>
+            </w:r>
+          </w:p>
+        </w:tc>
+        <w:tc>
+          <w:tcPr>
+            <w:tcBorders>
+              <w:bottom w:val="none" w:sz="0" w:space="0" w:color="000000"/>
+              <w:top w:val="none" w:sz="0" w:space="0" w:color="000000"/>
+              <w:left w:val="none" w:sz="0" w:space="0" w:color="000000"/>
+              <w:right w:val="none" w:sz="0" w:space="0" w:color="000000"/>
+            </w:tcBorders>
+            <w:shd w:val="clear" w:color="auto" w:fill="FFFFFF"/>
+            <w:tcMar>
+              <w:top w:w="0" w:type="dxa"/>
+              <w:bottom w:w="0" w:type="dxa"/>
+              <w:left w:w="0" w:type="dxa"/>
+              <w:right w:w="0" w:type="dxa"/>
+            </w:tcMar>
+            <w:vAlign w:val="center"/>
+          </w:tcPr>
+          <w:p>
+            <w:pPr>
+              <w:pStyle w:val="Normal"/>
+              <w:jc w:val="right"/>
+              <w:pBdr>
+                <w:bottom w:val="none" w:sz="0" w:space="0" w:color="000000"/>
+                <w:top w:val="none" w:sz="0" w:space="0" w:color="000000"/>
+                <w:left w:val="none" w:sz="0" w:space="0" w:color="000000"/>
+                <w:right w:val="none" w:sz="0" w:space="0" w:color="000000"/>
+              </w:pBdr>
+              <w:spacing w:after="100" w:before="100" w:line="240"/>
+              <w:ind w:left="100" w:right="100" w:firstLine="0" w:firstLineChars="0"/>
+              <w:rPr>
+                <w:rFonts w:ascii="Times New Roman" w:hAnsi="Times New Roman" w:eastAsia="Times New Roman" w:cs="Times New Roman"/>
+                <w:i w:val="false"/>
+                <w:b w:val="false"/>
+                <w:u w:val="none"/>
+                <w:strike w:val="false"/>
+                <w:sz w:val="18"/>
+                <w:szCs w:val="18"/>
+                <w:color w:val="000000"/>
+              </w:rPr>
+            </w:pPr>
+            <w:r>
+              <w:rPr>
+                <w:rFonts w:ascii="Times New Roman" w:hAnsi="Times New Roman" w:eastAsia="Times New Roman" w:cs="Times New Roman"/>
+                <w:i w:val="false"/>
+                <w:b w:val="false"/>
+                <w:u w:val="none"/>
+                <w:strike w:val="false"/>
+                <w:sz w:val="18"/>
+                <w:szCs w:val="18"/>
+                <w:color w:val="000000"/>
+              </w:rPr>
+              <w:t xml:space="preserve">92</w:t>
+            </w:r>
+          </w:p>
+        </w:tc>
+        <w:tc>
+          <w:tcPr>
+            <w:tcBorders>
+              <w:bottom w:val="none" w:sz="0" w:space="0" w:color="000000"/>
+              <w:top w:val="none" w:sz="0" w:space="0" w:color="000000"/>
+              <w:left w:val="none" w:sz="0" w:space="0" w:color="000000"/>
+              <w:right w:val="none" w:sz="0" w:space="0" w:color="000000"/>
+            </w:tcBorders>
+            <w:shd w:val="clear" w:color="auto" w:fill="FFFFFF"/>
+            <w:tcMar>
+              <w:top w:w="0" w:type="dxa"/>
+              <w:bottom w:w="0" w:type="dxa"/>
+              <w:left w:w="0" w:type="dxa"/>
+              <w:right w:w="0" w:type="dxa"/>
+            </w:tcMar>
+            <w:vAlign w:val="center"/>
+          </w:tcPr>
+          <w:p>
+            <w:pPr>
+              <w:pStyle w:val="Normal"/>
+              <w:jc w:val="left"/>
+              <w:pBdr>
+                <w:bottom w:val="none" w:sz="0" w:space="0" w:color="000000"/>
+                <w:top w:val="none" w:sz="0" w:space="0" w:color="000000"/>
+                <w:left w:val="none" w:sz="0" w:space="0" w:color="000000"/>
+                <w:right w:val="none" w:sz="0" w:space="0" w:color="000000"/>
+              </w:pBdr>
+              <w:spacing w:after="100" w:before="100" w:line="240"/>
+              <w:ind w:left="100" w:right="100" w:firstLine="0" w:firstLineChars="0"/>
+              <w:rPr>
+                <w:rFonts w:ascii="Times New Roman" w:hAnsi="Times New Roman" w:eastAsia="Times New Roman" w:cs="Times New Roman"/>
+                <w:i w:val="false"/>
+                <w:b w:val="false"/>
+                <w:u w:val="none"/>
+                <w:strike w:val="false"/>
+                <w:sz w:val="18"/>
+                <w:szCs w:val="18"/>
+                <w:color w:val="000000"/>
+              </w:rPr>
+            </w:pPr>
+            <w:r>
+              <w:rPr>
+                <w:rFonts w:ascii="Times New Roman" w:hAnsi="Times New Roman" w:eastAsia="Times New Roman" w:cs="Times New Roman"/>
+                <w:i w:val="false"/>
+                <w:b w:val="false"/>
+                <w:u w:val="none"/>
+                <w:strike w:val="false"/>
+                <w:sz w:val="18"/>
+                <w:szCs w:val="18"/>
+                <w:color w:val="000000"/>
+              </w:rPr>
+              <w:t xml:space="preserve">Reference</w:t>
             </w:r>
           </w:p>
         </w:tc>
@@ -8166,281 +8441,6 @@
                 <w:color w:val="000000"/>
               </w:rPr>
               <w:t xml:space="preserve"/>
-            </w:r>
-          </w:p>
-        </w:tc>
-        <w:tc>
-          <w:tcPr>
-            <w:tcBorders>
-              <w:bottom w:val="none" w:sz="0" w:space="0" w:color="000000"/>
-              <w:top w:val="none" w:sz="0" w:space="0" w:color="000000"/>
-              <w:left w:val="none" w:sz="0" w:space="0" w:color="000000"/>
-              <w:right w:val="none" w:sz="0" w:space="0" w:color="000000"/>
-            </w:tcBorders>
-            <w:shd w:val="clear" w:color="auto" w:fill="FFFFFF"/>
-            <w:tcMar>
-              <w:top w:w="0" w:type="dxa"/>
-              <w:bottom w:w="0" w:type="dxa"/>
-              <w:left w:w="0" w:type="dxa"/>
-              <w:right w:w="0" w:type="dxa"/>
-            </w:tcMar>
-            <w:vAlign w:val="center"/>
-          </w:tcPr>
-          <w:p>
-            <w:pPr>
-              <w:pStyle w:val="Normal"/>
-              <w:jc w:val="left"/>
-              <w:pBdr>
-                <w:bottom w:val="none" w:sz="0" w:space="0" w:color="000000"/>
-                <w:top w:val="none" w:sz="0" w:space="0" w:color="000000"/>
-                <w:left w:val="none" w:sz="0" w:space="0" w:color="000000"/>
-                <w:right w:val="none" w:sz="0" w:space="0" w:color="000000"/>
-              </w:pBdr>
-              <w:spacing w:after="100" w:before="100" w:line="240"/>
-              <w:ind w:left="100" w:right="100" w:firstLine="0" w:firstLineChars="0"/>
-              <w:rPr>
-                <w:rFonts w:ascii="Times New Roman" w:hAnsi="Times New Roman" w:eastAsia="Times New Roman" w:cs="Times New Roman"/>
-                <w:i w:val="false"/>
-                <w:b w:val="false"/>
-                <w:u w:val="none"/>
-                <w:strike w:val="false"/>
-                <w:sz w:val="18"/>
-                <w:szCs w:val="18"/>
-                <w:color w:val="000000"/>
-              </w:rPr>
-            </w:pPr>
-            <w:r>
-              <w:rPr>
-                <w:rFonts w:ascii="Times New Roman" w:hAnsi="Times New Roman" w:eastAsia="Times New Roman" w:cs="Times New Roman"/>
-                <w:i w:val="false"/>
-                <w:b w:val="false"/>
-                <w:u w:val="none"/>
-                <w:strike w:val="false"/>
-                <w:sz w:val="18"/>
-                <w:szCs w:val="18"/>
-                <w:color w:val="000000"/>
-              </w:rPr>
-              <w:t xml:space="preserve">II</w:t>
-            </w:r>
-          </w:p>
-        </w:tc>
-        <w:tc>
-          <w:tcPr>
-            <w:tcBorders>
-              <w:bottom w:val="none" w:sz="0" w:space="0" w:color="000000"/>
-              <w:top w:val="none" w:sz="0" w:space="0" w:color="000000"/>
-              <w:left w:val="none" w:sz="0" w:space="0" w:color="000000"/>
-              <w:right w:val="none" w:sz="0" w:space="0" w:color="000000"/>
-            </w:tcBorders>
-            <w:shd w:val="clear" w:color="auto" w:fill="FFFFFF"/>
-            <w:tcMar>
-              <w:top w:w="0" w:type="dxa"/>
-              <w:bottom w:w="0" w:type="dxa"/>
-              <w:left w:w="0" w:type="dxa"/>
-              <w:right w:w="0" w:type="dxa"/>
-            </w:tcMar>
-            <w:vAlign w:val="center"/>
-          </w:tcPr>
-          <w:p>
-            <w:pPr>
-              <w:pStyle w:val="Normal"/>
-              <w:jc w:val="right"/>
-              <w:pBdr>
-                <w:bottom w:val="none" w:sz="0" w:space="0" w:color="000000"/>
-                <w:top w:val="none" w:sz="0" w:space="0" w:color="000000"/>
-                <w:left w:val="none" w:sz="0" w:space="0" w:color="000000"/>
-                <w:right w:val="none" w:sz="0" w:space="0" w:color="000000"/>
-              </w:pBdr>
-              <w:spacing w:after="100" w:before="100" w:line="240"/>
-              <w:ind w:left="100" w:right="100" w:firstLine="0" w:firstLineChars="0"/>
-              <w:rPr>
-                <w:rFonts w:ascii="Times New Roman" w:hAnsi="Times New Roman" w:eastAsia="Times New Roman" w:cs="Times New Roman"/>
-                <w:i w:val="false"/>
-                <w:b w:val="false"/>
-                <w:u w:val="none"/>
-                <w:strike w:val="false"/>
-                <w:sz w:val="18"/>
-                <w:szCs w:val="18"/>
-                <w:color w:val="000000"/>
-              </w:rPr>
-            </w:pPr>
-            <w:r>
-              <w:rPr>
-                <w:rFonts w:ascii="Times New Roman" w:hAnsi="Times New Roman" w:eastAsia="Times New Roman" w:cs="Times New Roman"/>
-                <w:i w:val="false"/>
-                <w:b w:val="false"/>
-                <w:u w:val="none"/>
-                <w:strike w:val="false"/>
-                <w:sz w:val="18"/>
-                <w:szCs w:val="18"/>
-                <w:color w:val="000000"/>
-              </w:rPr>
-              <w:t xml:space="preserve">219</w:t>
-            </w:r>
-          </w:p>
-        </w:tc>
-        <w:tc>
-          <w:tcPr>
-            <w:tcBorders>
-              <w:bottom w:val="none" w:sz="0" w:space="0" w:color="000000"/>
-              <w:top w:val="none" w:sz="0" w:space="0" w:color="000000"/>
-              <w:left w:val="none" w:sz="0" w:space="0" w:color="000000"/>
-              <w:right w:val="none" w:sz="0" w:space="0" w:color="000000"/>
-            </w:tcBorders>
-            <w:shd w:val="clear" w:color="auto" w:fill="FFFFFF"/>
-            <w:tcMar>
-              <w:top w:w="0" w:type="dxa"/>
-              <w:bottom w:w="0" w:type="dxa"/>
-              <w:left w:w="0" w:type="dxa"/>
-              <w:right w:w="0" w:type="dxa"/>
-            </w:tcMar>
-            <w:vAlign w:val="center"/>
-          </w:tcPr>
-          <w:p>
-            <w:pPr>
-              <w:pStyle w:val="Normal"/>
-              <w:jc w:val="right"/>
-              <w:pBdr>
-                <w:bottom w:val="none" w:sz="0" w:space="0" w:color="000000"/>
-                <w:top w:val="none" w:sz="0" w:space="0" w:color="000000"/>
-                <w:left w:val="none" w:sz="0" w:space="0" w:color="000000"/>
-                <w:right w:val="none" w:sz="0" w:space="0" w:color="000000"/>
-              </w:pBdr>
-              <w:spacing w:after="100" w:before="100" w:line="240"/>
-              <w:ind w:left="100" w:right="100" w:firstLine="0" w:firstLineChars="0"/>
-              <w:rPr>
-                <w:rFonts w:ascii="Times New Roman" w:hAnsi="Times New Roman" w:eastAsia="Times New Roman" w:cs="Times New Roman"/>
-                <w:i w:val="false"/>
-                <w:b w:val="false"/>
-                <w:u w:val="none"/>
-                <w:strike w:val="false"/>
-                <w:sz w:val="18"/>
-                <w:szCs w:val="18"/>
-                <w:color w:val="000000"/>
-              </w:rPr>
-            </w:pPr>
-            <w:r>
-              <w:rPr>
-                <w:rFonts w:ascii="Times New Roman" w:hAnsi="Times New Roman" w:eastAsia="Times New Roman" w:cs="Times New Roman"/>
-                <w:i w:val="false"/>
-                <w:b w:val="false"/>
-                <w:u w:val="none"/>
-                <w:strike w:val="false"/>
-                <w:sz w:val="18"/>
-                <w:szCs w:val="18"/>
-                <w:color w:val="000000"/>
-              </w:rPr>
-              <w:t xml:space="preserve">52</w:t>
-            </w:r>
-          </w:p>
-        </w:tc>
-        <w:tc>
-          <w:tcPr>
-            <w:tcBorders>
-              <w:bottom w:val="none" w:sz="0" w:space="0" w:color="000000"/>
-              <w:top w:val="none" w:sz="0" w:space="0" w:color="000000"/>
-              <w:left w:val="none" w:sz="0" w:space="0" w:color="000000"/>
-              <w:right w:val="none" w:sz="0" w:space="0" w:color="000000"/>
-            </w:tcBorders>
-            <w:shd w:val="clear" w:color="auto" w:fill="FFFFFF"/>
-            <w:tcMar>
-              <w:top w:w="0" w:type="dxa"/>
-              <w:bottom w:w="0" w:type="dxa"/>
-              <w:left w:w="0" w:type="dxa"/>
-              <w:right w:w="0" w:type="dxa"/>
-            </w:tcMar>
-            <w:vAlign w:val="center"/>
-          </w:tcPr>
-          <w:p>
-            <w:pPr>
-              <w:pStyle w:val="Normal"/>
-              <w:jc w:val="left"/>
-              <w:pBdr>
-                <w:bottom w:val="none" w:sz="0" w:space="0" w:color="000000"/>
-                <w:top w:val="none" w:sz="0" w:space="0" w:color="000000"/>
-                <w:left w:val="none" w:sz="0" w:space="0" w:color="000000"/>
-                <w:right w:val="none" w:sz="0" w:space="0" w:color="000000"/>
-              </w:pBdr>
-              <w:spacing w:after="100" w:before="100" w:line="240"/>
-              <w:ind w:left="100" w:right="100" w:firstLine="0" w:firstLineChars="0"/>
-              <w:rPr>
-                <w:rFonts w:ascii="Times New Roman" w:hAnsi="Times New Roman" w:eastAsia="Times New Roman" w:cs="Times New Roman"/>
-                <w:i w:val="false"/>
-                <w:b w:val="false"/>
-                <w:u w:val="none"/>
-                <w:strike w:val="false"/>
-                <w:sz w:val="18"/>
-                <w:szCs w:val="18"/>
-                <w:color w:val="000000"/>
-              </w:rPr>
-            </w:pPr>
-            <w:r>
-              <w:rPr>
-                <w:rFonts w:ascii="Times New Roman" w:hAnsi="Times New Roman" w:eastAsia="Times New Roman" w:cs="Times New Roman"/>
-                <w:i w:val="false"/>
-                <w:b w:val="false"/>
-                <w:u w:val="none"/>
-                <w:strike w:val="false"/>
-                <w:sz w:val="18"/>
-                <w:szCs w:val="18"/>
-                <w:color w:val="000000"/>
-              </w:rPr>
-              <w:t xml:space="preserve">7.45 (1.03–53.97)</w:t>
-            </w:r>
-          </w:p>
-        </w:tc>
-        <w:tc>
-          <w:tcPr>
-            <w:tcBorders>
-              <w:bottom w:val="none" w:sz="0" w:space="0" w:color="000000"/>
-              <w:top w:val="none" w:sz="0" w:space="0" w:color="000000"/>
-              <w:left w:val="none" w:sz="0" w:space="0" w:color="000000"/>
-              <w:right w:val="none" w:sz="0" w:space="0" w:color="000000"/>
-            </w:tcBorders>
-            <w:shd w:val="clear" w:color="auto" w:fill="FFFFFF"/>
-            <w:tcMar>
-              <w:top w:w="0" w:type="dxa"/>
-              <w:bottom w:w="0" w:type="dxa"/>
-              <w:left w:w="0" w:type="dxa"/>
-              <w:right w:w="0" w:type="dxa"/>
-            </w:tcMar>
-            <w:vAlign w:val="center"/>
-          </w:tcPr>
-          <w:p>
-            <w:pPr>
-              <w:pStyle w:val="Normal"/>
-              <w:jc w:val="left"/>
-              <w:pBdr>
-                <w:bottom w:val="none" w:sz="0" w:space="0" w:color="000000"/>
-                <w:top w:val="none" w:sz="0" w:space="0" w:color="000000"/>
-                <w:left w:val="none" w:sz="0" w:space="0" w:color="000000"/>
-                <w:right w:val="none" w:sz="0" w:space="0" w:color="000000"/>
-              </w:pBdr>
-              <w:spacing w:after="100" w:before="100" w:line="240"/>
-              <w:ind w:left="100" w:right="100" w:firstLine="0" w:firstLineChars="0"/>
-              <w:rPr>
-                <w:rFonts w:ascii="Times New Roman" w:hAnsi="Times New Roman" w:eastAsia="Times New Roman" w:cs="Times New Roman"/>
-                <w:i w:val="false"/>
-                <w:b w:val="false"/>
-                <w:u w:val="none"/>
-                <w:strike w:val="false"/>
-                <w:sz w:val="18"/>
-                <w:szCs w:val="18"/>
-                <w:color w:val="000000"/>
-              </w:rPr>
-            </w:pPr>
-            <w:r>
-              <w:rPr>
-                <w:rFonts w:ascii="Times New Roman" w:hAnsi="Times New Roman" w:eastAsia="Times New Roman" w:cs="Times New Roman"/>
-                <w:i w:val="false"/>
-                <w:b w:val="false"/>
-                <w:u w:val="none"/>
-                <w:strike w:val="false"/>
-                <w:sz w:val="18"/>
-                <w:szCs w:val="18"/>
-                <w:color w:val="000000"/>
-              </w:rPr>
-              <w:t xml:space="preserve">0.047</w:t>
             </w:r>
           </w:p>
         </w:tc>
@@ -8555,7 +8555,7 @@
                 <w:szCs w:val="18"/>
                 <w:color w:val="000000"/>
               </w:rPr>
-              <w:t xml:space="preserve">Multivariable (MMR status known)</w:t>
+              <w:t xml:space="preserve">Multivariable + MMR status</w:t>
             </w:r>
           </w:p>
         </w:tc>
@@ -8665,7 +8665,7 @@
                 <w:szCs w:val="18"/>
                 <w:color w:val="000000"/>
               </w:rPr>
-              <w:t xml:space="preserve">III</w:t>
+              <w:t xml:space="preserve">High</w:t>
             </w:r>
           </w:p>
         </w:tc>
@@ -8720,7 +8720,7 @@
                 <w:szCs w:val="18"/>
                 <w:color w:val="000000"/>
               </w:rPr>
-              <w:t xml:space="preserve">198</w:t>
+              <w:t xml:space="preserve">261</w:t>
             </w:r>
           </w:p>
         </w:tc>
@@ -8775,117 +8775,117 @@
                 <w:szCs w:val="18"/>
                 <w:color w:val="000000"/>
               </w:rPr>
-              <w:t xml:space="preserve">79</w:t>
-            </w:r>
-          </w:p>
-        </w:tc>
-        <w:tc>
-          <w:tcPr>
-            <w:tcBorders>
-              <w:bottom w:val="none" w:sz="0" w:space="0" w:color="000000"/>
-              <w:top w:val="none" w:sz="0" w:space="0" w:color="000000"/>
-              <w:left w:val="none" w:sz="0" w:space="0" w:color="000000"/>
-              <w:right w:val="none" w:sz="0" w:space="0" w:color="000000"/>
-            </w:tcBorders>
-            <w:shd w:val="clear" w:color="auto" w:fill="FFFFFF"/>
-            <w:tcMar>
-              <w:top w:w="0" w:type="dxa"/>
-              <w:bottom w:w="0" w:type="dxa"/>
-              <w:left w:w="0" w:type="dxa"/>
-              <w:right w:w="0" w:type="dxa"/>
-            </w:tcMar>
-            <w:vAlign w:val="center"/>
-          </w:tcPr>
-          <w:p>
-            <w:pPr>
-              <w:pStyle w:val="Normal"/>
-              <w:jc w:val="left"/>
-              <w:pBdr>
-                <w:bottom w:val="none" w:sz="0" w:space="0" w:color="000000"/>
-                <w:top w:val="none" w:sz="0" w:space="0" w:color="000000"/>
-                <w:left w:val="none" w:sz="0" w:space="0" w:color="000000"/>
-                <w:right w:val="none" w:sz="0" w:space="0" w:color="000000"/>
-              </w:pBdr>
-              <w:spacing w:after="100" w:before="100" w:line="240"/>
-              <w:ind w:left="100" w:right="100" w:firstLine="0" w:firstLineChars="0"/>
-              <w:rPr>
-                <w:rFonts w:ascii="Times New Roman" w:hAnsi="Times New Roman" w:eastAsia="Times New Roman" w:cs="Times New Roman"/>
-                <w:i w:val="false"/>
-                <w:b w:val="false"/>
-                <w:u w:val="none"/>
-                <w:strike w:val="false"/>
-                <w:sz w:val="18"/>
-                <w:szCs w:val="18"/>
-                <w:color w:val="000000"/>
-              </w:rPr>
-            </w:pPr>
-            <w:r>
-              <w:rPr>
-                <w:rFonts w:ascii="Times New Roman" w:hAnsi="Times New Roman" w:eastAsia="Times New Roman" w:cs="Times New Roman"/>
-                <w:i w:val="false"/>
-                <w:b w:val="false"/>
-                <w:u w:val="none"/>
-                <w:strike w:val="false"/>
-                <w:sz w:val="18"/>
-                <w:szCs w:val="18"/>
-                <w:color w:val="000000"/>
-              </w:rPr>
-              <w:t xml:space="preserve">13.72 (1.91–98.70)</w:t>
-            </w:r>
-          </w:p>
-        </w:tc>
-        <w:tc>
-          <w:tcPr>
-            <w:tcBorders>
-              <w:bottom w:val="none" w:sz="0" w:space="0" w:color="000000"/>
-              <w:top w:val="none" w:sz="0" w:space="0" w:color="000000"/>
-              <w:left w:val="none" w:sz="0" w:space="0" w:color="000000"/>
-              <w:right w:val="none" w:sz="0" w:space="0" w:color="000000"/>
-            </w:tcBorders>
-            <w:shd w:val="clear" w:color="auto" w:fill="FFFFFF"/>
-            <w:tcMar>
-              <w:top w:w="0" w:type="dxa"/>
-              <w:bottom w:w="0" w:type="dxa"/>
-              <w:left w:w="0" w:type="dxa"/>
-              <w:right w:w="0" w:type="dxa"/>
-            </w:tcMar>
-            <w:vAlign w:val="center"/>
-          </w:tcPr>
-          <w:p>
-            <w:pPr>
-              <w:pStyle w:val="Normal"/>
-              <w:jc w:val="left"/>
-              <w:pBdr>
-                <w:bottom w:val="none" w:sz="0" w:space="0" w:color="000000"/>
-                <w:top w:val="none" w:sz="0" w:space="0" w:color="000000"/>
-                <w:left w:val="none" w:sz="0" w:space="0" w:color="000000"/>
-                <w:right w:val="none" w:sz="0" w:space="0" w:color="000000"/>
-              </w:pBdr>
-              <w:spacing w:after="100" w:before="100" w:line="240"/>
-              <w:ind w:left="100" w:right="100" w:firstLine="0" w:firstLineChars="0"/>
-              <w:rPr>
-                <w:rFonts w:ascii="Times New Roman" w:hAnsi="Times New Roman" w:eastAsia="Times New Roman" w:cs="Times New Roman"/>
-                <w:i w:val="false"/>
-                <w:b w:val="false"/>
-                <w:u w:val="none"/>
-                <w:strike w:val="false"/>
-                <w:sz w:val="18"/>
-                <w:szCs w:val="18"/>
-                <w:color w:val="000000"/>
-              </w:rPr>
-            </w:pPr>
-            <w:r>
-              <w:rPr>
-                <w:rFonts w:ascii="Times New Roman" w:hAnsi="Times New Roman" w:eastAsia="Times New Roman" w:cs="Times New Roman"/>
-                <w:i w:val="false"/>
-                <w:b w:val="false"/>
-                <w:u w:val="none"/>
-                <w:strike w:val="false"/>
-                <w:sz w:val="18"/>
-                <w:szCs w:val="18"/>
-                <w:color w:val="000000"/>
-              </w:rPr>
-              <w:t xml:space="preserve">0.009</w:t>
+              <w:t xml:space="preserve">75</w:t>
+            </w:r>
+          </w:p>
+        </w:tc>
+        <w:tc>
+          <w:tcPr>
+            <w:tcBorders>
+              <w:bottom w:val="none" w:sz="0" w:space="0" w:color="000000"/>
+              <w:top w:val="none" w:sz="0" w:space="0" w:color="000000"/>
+              <w:left w:val="none" w:sz="0" w:space="0" w:color="000000"/>
+              <w:right w:val="none" w:sz="0" w:space="0" w:color="000000"/>
+            </w:tcBorders>
+            <w:shd w:val="clear" w:color="auto" w:fill="FFFFFF"/>
+            <w:tcMar>
+              <w:top w:w="0" w:type="dxa"/>
+              <w:bottom w:w="0" w:type="dxa"/>
+              <w:left w:w="0" w:type="dxa"/>
+              <w:right w:w="0" w:type="dxa"/>
+            </w:tcMar>
+            <w:vAlign w:val="center"/>
+          </w:tcPr>
+          <w:p>
+            <w:pPr>
+              <w:pStyle w:val="Normal"/>
+              <w:jc w:val="left"/>
+              <w:pBdr>
+                <w:bottom w:val="none" w:sz="0" w:space="0" w:color="000000"/>
+                <w:top w:val="none" w:sz="0" w:space="0" w:color="000000"/>
+                <w:left w:val="none" w:sz="0" w:space="0" w:color="000000"/>
+                <w:right w:val="none" w:sz="0" w:space="0" w:color="000000"/>
+              </w:pBdr>
+              <w:spacing w:after="100" w:before="100" w:line="240"/>
+              <w:ind w:left="100" w:right="100" w:firstLine="0" w:firstLineChars="0"/>
+              <w:rPr>
+                <w:rFonts w:ascii="Times New Roman" w:hAnsi="Times New Roman" w:eastAsia="Times New Roman" w:cs="Times New Roman"/>
+                <w:i w:val="false"/>
+                <w:b w:val="false"/>
+                <w:u w:val="none"/>
+                <w:strike w:val="false"/>
+                <w:sz w:val="18"/>
+                <w:szCs w:val="18"/>
+                <w:color w:val="000000"/>
+              </w:rPr>
+            </w:pPr>
+            <w:r>
+              <w:rPr>
+                <w:rFonts w:ascii="Times New Roman" w:hAnsi="Times New Roman" w:eastAsia="Times New Roman" w:cs="Times New Roman"/>
+                <w:i w:val="false"/>
+                <w:b w:val="false"/>
+                <w:u w:val="none"/>
+                <w:strike w:val="false"/>
+                <w:sz w:val="18"/>
+                <w:szCs w:val="18"/>
+                <w:color w:val="000000"/>
+              </w:rPr>
+              <w:t xml:space="preserve">0.63 (0.46–0.86)</w:t>
+            </w:r>
+          </w:p>
+        </w:tc>
+        <w:tc>
+          <w:tcPr>
+            <w:tcBorders>
+              <w:bottom w:val="none" w:sz="0" w:space="0" w:color="000000"/>
+              <w:top w:val="none" w:sz="0" w:space="0" w:color="000000"/>
+              <w:left w:val="none" w:sz="0" w:space="0" w:color="000000"/>
+              <w:right w:val="none" w:sz="0" w:space="0" w:color="000000"/>
+            </w:tcBorders>
+            <w:shd w:val="clear" w:color="auto" w:fill="FFFFFF"/>
+            <w:tcMar>
+              <w:top w:w="0" w:type="dxa"/>
+              <w:bottom w:w="0" w:type="dxa"/>
+              <w:left w:w="0" w:type="dxa"/>
+              <w:right w:w="0" w:type="dxa"/>
+            </w:tcMar>
+            <w:vAlign w:val="center"/>
+          </w:tcPr>
+          <w:p>
+            <w:pPr>
+              <w:pStyle w:val="Normal"/>
+              <w:jc w:val="left"/>
+              <w:pBdr>
+                <w:bottom w:val="none" w:sz="0" w:space="0" w:color="000000"/>
+                <w:top w:val="none" w:sz="0" w:space="0" w:color="000000"/>
+                <w:left w:val="none" w:sz="0" w:space="0" w:color="000000"/>
+                <w:right w:val="none" w:sz="0" w:space="0" w:color="000000"/>
+              </w:pBdr>
+              <w:spacing w:after="100" w:before="100" w:line="240"/>
+              <w:ind w:left="100" w:right="100" w:firstLine="0" w:firstLineChars="0"/>
+              <w:rPr>
+                <w:rFonts w:ascii="Times New Roman" w:hAnsi="Times New Roman" w:eastAsia="Times New Roman" w:cs="Times New Roman"/>
+                <w:i w:val="false"/>
+                <w:b w:val="false"/>
+                <w:u w:val="none"/>
+                <w:strike w:val="false"/>
+                <w:sz w:val="18"/>
+                <w:szCs w:val="18"/>
+                <w:color w:val="000000"/>
+              </w:rPr>
+            </w:pPr>
+            <w:r>
+              <w:rPr>
+                <w:rFonts w:ascii="Times New Roman" w:hAnsi="Times New Roman" w:eastAsia="Times New Roman" w:cs="Times New Roman"/>
+                <w:i w:val="false"/>
+                <w:b w:val="false"/>
+                <w:u w:val="none"/>
+                <w:strike w:val="false"/>
+                <w:sz w:val="18"/>
+                <w:szCs w:val="18"/>
+                <w:color w:val="000000"/>
+              </w:rPr>
+              <w:t xml:space="preserve">0.004</w:t>
             </w:r>
           </w:p>
         </w:tc>
@@ -9055,62 +9055,62 @@
                 <w:szCs w:val="18"/>
                 <w:color w:val="000000"/>
               </w:rPr>
-              <w:t xml:space="preserve">ROCK2 expression</w:t>
-            </w:r>
-          </w:p>
-        </w:tc>
-        <w:tc>
-          <w:tcPr>
-            <w:tcBorders>
-              <w:bottom w:val="none" w:sz="0" w:space="0" w:color="000000"/>
-              <w:top w:val="none" w:sz="0" w:space="0" w:color="000000"/>
-              <w:left w:val="none" w:sz="0" w:space="0" w:color="000000"/>
-              <w:right w:val="none" w:sz="0" w:space="0" w:color="000000"/>
-            </w:tcBorders>
-            <w:shd w:val="clear" w:color="auto" w:fill="FFFFFF"/>
-            <w:tcMar>
-              <w:top w:w="0" w:type="dxa"/>
-              <w:bottom w:w="0" w:type="dxa"/>
-              <w:left w:w="0" w:type="dxa"/>
-              <w:right w:w="0" w:type="dxa"/>
-            </w:tcMar>
-            <w:vAlign w:val="center"/>
-          </w:tcPr>
-          <w:p>
-            <w:pPr>
-              <w:pStyle w:val="Normal"/>
-              <w:jc w:val="left"/>
-              <w:pBdr>
-                <w:bottom w:val="none" w:sz="0" w:space="0" w:color="000000"/>
-                <w:top w:val="none" w:sz="0" w:space="0" w:color="000000"/>
-                <w:left w:val="none" w:sz="0" w:space="0" w:color="000000"/>
-                <w:right w:val="none" w:sz="0" w:space="0" w:color="000000"/>
-              </w:pBdr>
-              <w:spacing w:after="100" w:before="100" w:line="240"/>
-              <w:ind w:left="100" w:right="100" w:firstLine="0" w:firstLineChars="0"/>
-              <w:rPr>
-                <w:rFonts w:ascii="Times New Roman" w:hAnsi="Times New Roman" w:eastAsia="Times New Roman" w:cs="Times New Roman"/>
-                <w:i w:val="false"/>
-                <w:b w:val="false"/>
-                <w:u w:val="none"/>
-                <w:strike w:val="false"/>
-                <w:sz w:val="18"/>
-                <w:szCs w:val="18"/>
-                <w:color w:val="000000"/>
-              </w:rPr>
-            </w:pPr>
-            <w:r>
-              <w:rPr>
-                <w:rFonts w:ascii="Times New Roman" w:hAnsi="Times New Roman" w:eastAsia="Times New Roman" w:cs="Times New Roman"/>
-                <w:i w:val="false"/>
-                <w:b w:val="false"/>
-                <w:u w:val="none"/>
-                <w:strike w:val="false"/>
-                <w:sz w:val="18"/>
-                <w:szCs w:val="18"/>
-                <w:color w:val="000000"/>
-              </w:rPr>
-              <w:t xml:space="preserve">Low (ref)</w:t>
+              <w:t xml:space="preserve">Age (per 10 years)</w:t>
+            </w:r>
+          </w:p>
+        </w:tc>
+        <w:tc>
+          <w:tcPr>
+            <w:tcBorders>
+              <w:bottom w:val="none" w:sz="0" w:space="0" w:color="000000"/>
+              <w:top w:val="none" w:sz="0" w:space="0" w:color="000000"/>
+              <w:left w:val="none" w:sz="0" w:space="0" w:color="000000"/>
+              <w:right w:val="none" w:sz="0" w:space="0" w:color="000000"/>
+            </w:tcBorders>
+            <w:shd w:val="clear" w:color="auto" w:fill="FFFFFF"/>
+            <w:tcMar>
+              <w:top w:w="0" w:type="dxa"/>
+              <w:bottom w:w="0" w:type="dxa"/>
+              <w:left w:w="0" w:type="dxa"/>
+              <w:right w:w="0" w:type="dxa"/>
+            </w:tcMar>
+            <w:vAlign w:val="center"/>
+          </w:tcPr>
+          <w:p>
+            <w:pPr>
+              <w:pStyle w:val="Normal"/>
+              <w:jc w:val="left"/>
+              <w:pBdr>
+                <w:bottom w:val="none" w:sz="0" w:space="0" w:color="000000"/>
+                <w:top w:val="none" w:sz="0" w:space="0" w:color="000000"/>
+                <w:left w:val="none" w:sz="0" w:space="0" w:color="000000"/>
+                <w:right w:val="none" w:sz="0" w:space="0" w:color="000000"/>
+              </w:pBdr>
+              <w:spacing w:after="100" w:before="100" w:line="240"/>
+              <w:ind w:left="100" w:right="100" w:firstLine="0" w:firstLineChars="0"/>
+              <w:rPr>
+                <w:rFonts w:ascii="Times New Roman" w:hAnsi="Times New Roman" w:eastAsia="Times New Roman" w:cs="Times New Roman"/>
+                <w:i w:val="false"/>
+                <w:b w:val="false"/>
+                <w:u w:val="none"/>
+                <w:strike w:val="false"/>
+                <w:sz w:val="18"/>
+                <w:szCs w:val="18"/>
+                <w:color w:val="000000"/>
+              </w:rPr>
+            </w:pPr>
+            <w:r>
+              <w:rPr>
+                <w:rFonts w:ascii="Times New Roman" w:hAnsi="Times New Roman" w:eastAsia="Times New Roman" w:cs="Times New Roman"/>
+                <w:i w:val="false"/>
+                <w:b w:val="false"/>
+                <w:u w:val="none"/>
+                <w:strike w:val="false"/>
+                <w:sz w:val="18"/>
+                <w:szCs w:val="18"/>
+                <w:color w:val="000000"/>
+              </w:rPr>
+              <w:t xml:space="preserve"/>
             </w:r>
           </w:p>
         </w:tc>
@@ -9165,7 +9165,7 @@
                 <w:szCs w:val="18"/>
                 <w:color w:val="000000"/>
               </w:rPr>
-              <w:t xml:space="preserve">218</w:t>
+              <w:t xml:space="preserve">506</w:t>
             </w:r>
           </w:p>
         </w:tc>
@@ -9220,117 +9220,117 @@
                 <w:szCs w:val="18"/>
                 <w:color w:val="000000"/>
               </w:rPr>
-              <w:t xml:space="preserve">73</w:t>
-            </w:r>
-          </w:p>
-        </w:tc>
-        <w:tc>
-          <w:tcPr>
-            <w:tcBorders>
-              <w:bottom w:val="none" w:sz="0" w:space="0" w:color="000000"/>
-              <w:top w:val="none" w:sz="0" w:space="0" w:color="000000"/>
-              <w:left w:val="none" w:sz="0" w:space="0" w:color="000000"/>
-              <w:right w:val="none" w:sz="0" w:space="0" w:color="000000"/>
-            </w:tcBorders>
-            <w:shd w:val="clear" w:color="auto" w:fill="FFFFFF"/>
-            <w:tcMar>
-              <w:top w:w="0" w:type="dxa"/>
-              <w:bottom w:w="0" w:type="dxa"/>
-              <w:left w:w="0" w:type="dxa"/>
-              <w:right w:w="0" w:type="dxa"/>
-            </w:tcMar>
-            <w:vAlign w:val="center"/>
-          </w:tcPr>
-          <w:p>
-            <w:pPr>
-              <w:pStyle w:val="Normal"/>
-              <w:jc w:val="left"/>
-              <w:pBdr>
-                <w:bottom w:val="none" w:sz="0" w:space="0" w:color="000000"/>
-                <w:top w:val="none" w:sz="0" w:space="0" w:color="000000"/>
-                <w:left w:val="none" w:sz="0" w:space="0" w:color="000000"/>
-                <w:right w:val="none" w:sz="0" w:space="0" w:color="000000"/>
-              </w:pBdr>
-              <w:spacing w:after="100" w:before="100" w:line="240"/>
-              <w:ind w:left="100" w:right="100" w:firstLine="0" w:firstLineChars="0"/>
-              <w:rPr>
-                <w:rFonts w:ascii="Times New Roman" w:hAnsi="Times New Roman" w:eastAsia="Times New Roman" w:cs="Times New Roman"/>
-                <w:i w:val="false"/>
-                <w:b w:val="false"/>
-                <w:u w:val="none"/>
-                <w:strike w:val="false"/>
-                <w:sz w:val="18"/>
-                <w:szCs w:val="18"/>
-                <w:color w:val="000000"/>
-              </w:rPr>
-            </w:pPr>
-            <w:r>
-              <w:rPr>
-                <w:rFonts w:ascii="Times New Roman" w:hAnsi="Times New Roman" w:eastAsia="Times New Roman" w:cs="Times New Roman"/>
-                <w:i w:val="false"/>
-                <w:b w:val="false"/>
-                <w:u w:val="none"/>
-                <w:strike w:val="false"/>
-                <w:sz w:val="18"/>
-                <w:szCs w:val="18"/>
-                <w:color w:val="000000"/>
-              </w:rPr>
-              <w:t xml:space="preserve">Reference</w:t>
-            </w:r>
-          </w:p>
-        </w:tc>
-        <w:tc>
-          <w:tcPr>
-            <w:tcBorders>
-              <w:bottom w:val="none" w:sz="0" w:space="0" w:color="000000"/>
-              <w:top w:val="none" w:sz="0" w:space="0" w:color="000000"/>
-              <w:left w:val="none" w:sz="0" w:space="0" w:color="000000"/>
-              <w:right w:val="none" w:sz="0" w:space="0" w:color="000000"/>
-            </w:tcBorders>
-            <w:shd w:val="clear" w:color="auto" w:fill="FFFFFF"/>
-            <w:tcMar>
-              <w:top w:w="0" w:type="dxa"/>
-              <w:bottom w:w="0" w:type="dxa"/>
-              <w:left w:w="0" w:type="dxa"/>
-              <w:right w:w="0" w:type="dxa"/>
-            </w:tcMar>
-            <w:vAlign w:val="center"/>
-          </w:tcPr>
-          <w:p>
-            <w:pPr>
-              <w:pStyle w:val="Normal"/>
-              <w:jc w:val="left"/>
-              <w:pBdr>
-                <w:bottom w:val="none" w:sz="0" w:space="0" w:color="000000"/>
-                <w:top w:val="none" w:sz="0" w:space="0" w:color="000000"/>
-                <w:left w:val="none" w:sz="0" w:space="0" w:color="000000"/>
-                <w:right w:val="none" w:sz="0" w:space="0" w:color="000000"/>
-              </w:pBdr>
-              <w:spacing w:after="100" w:before="100" w:line="240"/>
-              <w:ind w:left="100" w:right="100" w:firstLine="0" w:firstLineChars="0"/>
-              <w:rPr>
-                <w:rFonts w:ascii="Times New Roman" w:hAnsi="Times New Roman" w:eastAsia="Times New Roman" w:cs="Times New Roman"/>
-                <w:i w:val="false"/>
-                <w:b w:val="false"/>
-                <w:u w:val="none"/>
-                <w:strike w:val="false"/>
-                <w:sz w:val="18"/>
-                <w:szCs w:val="18"/>
-                <w:color w:val="000000"/>
-              </w:rPr>
-            </w:pPr>
-            <w:r>
-              <w:rPr>
-                <w:rFonts w:ascii="Times New Roman" w:hAnsi="Times New Roman" w:eastAsia="Times New Roman" w:cs="Times New Roman"/>
-                <w:i w:val="false"/>
-                <w:b w:val="false"/>
-                <w:u w:val="none"/>
-                <w:strike w:val="false"/>
-                <w:sz w:val="18"/>
-                <w:szCs w:val="18"/>
-                <w:color w:val="000000"/>
-              </w:rPr>
-              <w:t xml:space="preserve"/>
+              <w:t xml:space="preserve">167</w:t>
+            </w:r>
+          </w:p>
+        </w:tc>
+        <w:tc>
+          <w:tcPr>
+            <w:tcBorders>
+              <w:bottom w:val="none" w:sz="0" w:space="0" w:color="000000"/>
+              <w:top w:val="none" w:sz="0" w:space="0" w:color="000000"/>
+              <w:left w:val="none" w:sz="0" w:space="0" w:color="000000"/>
+              <w:right w:val="none" w:sz="0" w:space="0" w:color="000000"/>
+            </w:tcBorders>
+            <w:shd w:val="clear" w:color="auto" w:fill="FFFFFF"/>
+            <w:tcMar>
+              <w:top w:w="0" w:type="dxa"/>
+              <w:bottom w:w="0" w:type="dxa"/>
+              <w:left w:w="0" w:type="dxa"/>
+              <w:right w:w="0" w:type="dxa"/>
+            </w:tcMar>
+            <w:vAlign w:val="center"/>
+          </w:tcPr>
+          <w:p>
+            <w:pPr>
+              <w:pStyle w:val="Normal"/>
+              <w:jc w:val="left"/>
+              <w:pBdr>
+                <w:bottom w:val="none" w:sz="0" w:space="0" w:color="000000"/>
+                <w:top w:val="none" w:sz="0" w:space="0" w:color="000000"/>
+                <w:left w:val="none" w:sz="0" w:space="0" w:color="000000"/>
+                <w:right w:val="none" w:sz="0" w:space="0" w:color="000000"/>
+              </w:pBdr>
+              <w:spacing w:after="100" w:before="100" w:line="240"/>
+              <w:ind w:left="100" w:right="100" w:firstLine="0" w:firstLineChars="0"/>
+              <w:rPr>
+                <w:rFonts w:ascii="Times New Roman" w:hAnsi="Times New Roman" w:eastAsia="Times New Roman" w:cs="Times New Roman"/>
+                <w:i w:val="false"/>
+                <w:b w:val="false"/>
+                <w:u w:val="none"/>
+                <w:strike w:val="false"/>
+                <w:sz w:val="18"/>
+                <w:szCs w:val="18"/>
+                <w:color w:val="000000"/>
+              </w:rPr>
+            </w:pPr>
+            <w:r>
+              <w:rPr>
+                <w:rFonts w:ascii="Times New Roman" w:hAnsi="Times New Roman" w:eastAsia="Times New Roman" w:cs="Times New Roman"/>
+                <w:i w:val="false"/>
+                <w:b w:val="false"/>
+                <w:u w:val="none"/>
+                <w:strike w:val="false"/>
+                <w:sz w:val="18"/>
+                <w:szCs w:val="18"/>
+                <w:color w:val="000000"/>
+              </w:rPr>
+              <w:t xml:space="preserve">1.00 (0.99–1.01)</w:t>
+            </w:r>
+          </w:p>
+        </w:tc>
+        <w:tc>
+          <w:tcPr>
+            <w:tcBorders>
+              <w:bottom w:val="none" w:sz="0" w:space="0" w:color="000000"/>
+              <w:top w:val="none" w:sz="0" w:space="0" w:color="000000"/>
+              <w:left w:val="none" w:sz="0" w:space="0" w:color="000000"/>
+              <w:right w:val="none" w:sz="0" w:space="0" w:color="000000"/>
+            </w:tcBorders>
+            <w:shd w:val="clear" w:color="auto" w:fill="FFFFFF"/>
+            <w:tcMar>
+              <w:top w:w="0" w:type="dxa"/>
+              <w:bottom w:w="0" w:type="dxa"/>
+              <w:left w:w="0" w:type="dxa"/>
+              <w:right w:w="0" w:type="dxa"/>
+            </w:tcMar>
+            <w:vAlign w:val="center"/>
+          </w:tcPr>
+          <w:p>
+            <w:pPr>
+              <w:pStyle w:val="Normal"/>
+              <w:jc w:val="left"/>
+              <w:pBdr>
+                <w:bottom w:val="none" w:sz="0" w:space="0" w:color="000000"/>
+                <w:top w:val="none" w:sz="0" w:space="0" w:color="000000"/>
+                <w:left w:val="none" w:sz="0" w:space="0" w:color="000000"/>
+                <w:right w:val="none" w:sz="0" w:space="0" w:color="000000"/>
+              </w:pBdr>
+              <w:spacing w:after="100" w:before="100" w:line="240"/>
+              <w:ind w:left="100" w:right="100" w:firstLine="0" w:firstLineChars="0"/>
+              <w:rPr>
+                <w:rFonts w:ascii="Times New Roman" w:hAnsi="Times New Roman" w:eastAsia="Times New Roman" w:cs="Times New Roman"/>
+                <w:i w:val="false"/>
+                <w:b w:val="false"/>
+                <w:u w:val="none"/>
+                <w:strike w:val="false"/>
+                <w:sz w:val="18"/>
+                <w:szCs w:val="18"/>
+                <w:color w:val="000000"/>
+              </w:rPr>
+            </w:pPr>
+            <w:r>
+              <w:rPr>
+                <w:rFonts w:ascii="Times New Roman" w:hAnsi="Times New Roman" w:eastAsia="Times New Roman" w:cs="Times New Roman"/>
+                <w:i w:val="false"/>
+                <w:b w:val="false"/>
+                <w:u w:val="none"/>
+                <w:strike w:val="false"/>
+                <w:sz w:val="18"/>
+                <w:szCs w:val="18"/>
+                <w:color w:val="000000"/>
+              </w:rPr>
+              <w:t xml:space="preserve">0.813</w:t>
             </w:r>
           </w:p>
         </w:tc>
@@ -9500,282 +9500,282 @@
                 <w:szCs w:val="18"/>
                 <w:color w:val="000000"/>
               </w:rPr>
+              <w:t xml:space="preserve">Sex</w:t>
+            </w:r>
+          </w:p>
+        </w:tc>
+        <w:tc>
+          <w:tcPr>
+            <w:tcBorders>
+              <w:bottom w:val="none" w:sz="0" w:space="0" w:color="000000"/>
+              <w:top w:val="none" w:sz="0" w:space="0" w:color="000000"/>
+              <w:left w:val="none" w:sz="0" w:space="0" w:color="000000"/>
+              <w:right w:val="none" w:sz="0" w:space="0" w:color="000000"/>
+            </w:tcBorders>
+            <w:shd w:val="clear" w:color="auto" w:fill="FFFFFF"/>
+            <w:tcMar>
+              <w:top w:w="0" w:type="dxa"/>
+              <w:bottom w:w="0" w:type="dxa"/>
+              <w:left w:w="0" w:type="dxa"/>
+              <w:right w:w="0" w:type="dxa"/>
+            </w:tcMar>
+            <w:vAlign w:val="center"/>
+          </w:tcPr>
+          <w:p>
+            <w:pPr>
+              <w:pStyle w:val="Normal"/>
+              <w:jc w:val="left"/>
+              <w:pBdr>
+                <w:bottom w:val="none" w:sz="0" w:space="0" w:color="000000"/>
+                <w:top w:val="none" w:sz="0" w:space="0" w:color="000000"/>
+                <w:left w:val="none" w:sz="0" w:space="0" w:color="000000"/>
+                <w:right w:val="none" w:sz="0" w:space="0" w:color="000000"/>
+              </w:pBdr>
+              <w:spacing w:after="100" w:before="100" w:line="240"/>
+              <w:ind w:left="100" w:right="100" w:firstLine="0" w:firstLineChars="0"/>
+              <w:rPr>
+                <w:rFonts w:ascii="Times New Roman" w:hAnsi="Times New Roman" w:eastAsia="Times New Roman" w:cs="Times New Roman"/>
+                <w:i w:val="false"/>
+                <w:b w:val="false"/>
+                <w:u w:val="none"/>
+                <w:strike w:val="false"/>
+                <w:sz w:val="18"/>
+                <w:szCs w:val="18"/>
+                <w:color w:val="000000"/>
+              </w:rPr>
+            </w:pPr>
+            <w:r>
+              <w:rPr>
+                <w:rFonts w:ascii="Times New Roman" w:hAnsi="Times New Roman" w:eastAsia="Times New Roman" w:cs="Times New Roman"/>
+                <w:i w:val="false"/>
+                <w:b w:val="false"/>
+                <w:u w:val="none"/>
+                <w:strike w:val="false"/>
+                <w:sz w:val="18"/>
+                <w:szCs w:val="18"/>
+                <w:color w:val="000000"/>
+              </w:rPr>
+              <w:t xml:space="preserve">Male (ref)</w:t>
+            </w:r>
+          </w:p>
+        </w:tc>
+        <w:tc>
+          <w:tcPr>
+            <w:tcBorders>
+              <w:bottom w:val="none" w:sz="0" w:space="0" w:color="000000"/>
+              <w:top w:val="none" w:sz="0" w:space="0" w:color="000000"/>
+              <w:left w:val="none" w:sz="0" w:space="0" w:color="000000"/>
+              <w:right w:val="none" w:sz="0" w:space="0" w:color="000000"/>
+            </w:tcBorders>
+            <w:shd w:val="clear" w:color="auto" w:fill="FFFFFF"/>
+            <w:tcMar>
+              <w:top w:w="0" w:type="dxa"/>
+              <w:bottom w:w="0" w:type="dxa"/>
+              <w:left w:w="0" w:type="dxa"/>
+              <w:right w:w="0" w:type="dxa"/>
+            </w:tcMar>
+            <w:vAlign w:val="center"/>
+          </w:tcPr>
+          <w:p>
+            <w:pPr>
+              <w:pStyle w:val="Normal"/>
+              <w:jc w:val="right"/>
+              <w:pBdr>
+                <w:bottom w:val="none" w:sz="0" w:space="0" w:color="000000"/>
+                <w:top w:val="none" w:sz="0" w:space="0" w:color="000000"/>
+                <w:left w:val="none" w:sz="0" w:space="0" w:color="000000"/>
+                <w:right w:val="none" w:sz="0" w:space="0" w:color="000000"/>
+              </w:pBdr>
+              <w:spacing w:after="100" w:before="100" w:line="240"/>
+              <w:ind w:left="100" w:right="100" w:firstLine="0" w:firstLineChars="0"/>
+              <w:rPr>
+                <w:rFonts w:ascii="Times New Roman" w:hAnsi="Times New Roman" w:eastAsia="Times New Roman" w:cs="Times New Roman"/>
+                <w:i w:val="false"/>
+                <w:b w:val="false"/>
+                <w:u w:val="none"/>
+                <w:strike w:val="false"/>
+                <w:sz w:val="18"/>
+                <w:szCs w:val="18"/>
+                <w:color w:val="000000"/>
+              </w:rPr>
+            </w:pPr>
+            <w:r>
+              <w:rPr>
+                <w:rFonts w:ascii="Times New Roman" w:hAnsi="Times New Roman" w:eastAsia="Times New Roman" w:cs="Times New Roman"/>
+                <w:i w:val="false"/>
+                <w:b w:val="false"/>
+                <w:u w:val="none"/>
+                <w:strike w:val="false"/>
+                <w:sz w:val="18"/>
+                <w:szCs w:val="18"/>
+                <w:color w:val="000000"/>
+              </w:rPr>
+              <w:t xml:space="preserve">282</w:t>
+            </w:r>
+          </w:p>
+        </w:tc>
+        <w:tc>
+          <w:tcPr>
+            <w:tcBorders>
+              <w:bottom w:val="none" w:sz="0" w:space="0" w:color="000000"/>
+              <w:top w:val="none" w:sz="0" w:space="0" w:color="000000"/>
+              <w:left w:val="none" w:sz="0" w:space="0" w:color="000000"/>
+              <w:right w:val="none" w:sz="0" w:space="0" w:color="000000"/>
+            </w:tcBorders>
+            <w:shd w:val="clear" w:color="auto" w:fill="FFFFFF"/>
+            <w:tcMar>
+              <w:top w:w="0" w:type="dxa"/>
+              <w:bottom w:w="0" w:type="dxa"/>
+              <w:left w:w="0" w:type="dxa"/>
+              <w:right w:w="0" w:type="dxa"/>
+            </w:tcMar>
+            <w:vAlign w:val="center"/>
+          </w:tcPr>
+          <w:p>
+            <w:pPr>
+              <w:pStyle w:val="Normal"/>
+              <w:jc w:val="right"/>
+              <w:pBdr>
+                <w:bottom w:val="none" w:sz="0" w:space="0" w:color="000000"/>
+                <w:top w:val="none" w:sz="0" w:space="0" w:color="000000"/>
+                <w:left w:val="none" w:sz="0" w:space="0" w:color="000000"/>
+                <w:right w:val="none" w:sz="0" w:space="0" w:color="000000"/>
+              </w:pBdr>
+              <w:spacing w:after="100" w:before="100" w:line="240"/>
+              <w:ind w:left="100" w:right="100" w:firstLine="0" w:firstLineChars="0"/>
+              <w:rPr>
+                <w:rFonts w:ascii="Times New Roman" w:hAnsi="Times New Roman" w:eastAsia="Times New Roman" w:cs="Times New Roman"/>
+                <w:i w:val="false"/>
+                <w:b w:val="false"/>
+                <w:u w:val="none"/>
+                <w:strike w:val="false"/>
+                <w:sz w:val="18"/>
+                <w:szCs w:val="18"/>
+                <w:color w:val="000000"/>
+              </w:rPr>
+            </w:pPr>
+            <w:r>
+              <w:rPr>
+                <w:rFonts w:ascii="Times New Roman" w:hAnsi="Times New Roman" w:eastAsia="Times New Roman" w:cs="Times New Roman"/>
+                <w:i w:val="false"/>
+                <w:b w:val="false"/>
+                <w:u w:val="none"/>
+                <w:strike w:val="false"/>
+                <w:sz w:val="18"/>
+                <w:szCs w:val="18"/>
+                <w:color w:val="000000"/>
+              </w:rPr>
+              <w:t xml:space="preserve">99</w:t>
+            </w:r>
+          </w:p>
+        </w:tc>
+        <w:tc>
+          <w:tcPr>
+            <w:tcBorders>
+              <w:bottom w:val="none" w:sz="0" w:space="0" w:color="000000"/>
+              <w:top w:val="none" w:sz="0" w:space="0" w:color="000000"/>
+              <w:left w:val="none" w:sz="0" w:space="0" w:color="000000"/>
+              <w:right w:val="none" w:sz="0" w:space="0" w:color="000000"/>
+            </w:tcBorders>
+            <w:shd w:val="clear" w:color="auto" w:fill="FFFFFF"/>
+            <w:tcMar>
+              <w:top w:w="0" w:type="dxa"/>
+              <w:bottom w:w="0" w:type="dxa"/>
+              <w:left w:w="0" w:type="dxa"/>
+              <w:right w:w="0" w:type="dxa"/>
+            </w:tcMar>
+            <w:vAlign w:val="center"/>
+          </w:tcPr>
+          <w:p>
+            <w:pPr>
+              <w:pStyle w:val="Normal"/>
+              <w:jc w:val="left"/>
+              <w:pBdr>
+                <w:bottom w:val="none" w:sz="0" w:space="0" w:color="000000"/>
+                <w:top w:val="none" w:sz="0" w:space="0" w:color="000000"/>
+                <w:left w:val="none" w:sz="0" w:space="0" w:color="000000"/>
+                <w:right w:val="none" w:sz="0" w:space="0" w:color="000000"/>
+              </w:pBdr>
+              <w:spacing w:after="100" w:before="100" w:line="240"/>
+              <w:ind w:left="100" w:right="100" w:firstLine="0" w:firstLineChars="0"/>
+              <w:rPr>
+                <w:rFonts w:ascii="Times New Roman" w:hAnsi="Times New Roman" w:eastAsia="Times New Roman" w:cs="Times New Roman"/>
+                <w:i w:val="false"/>
+                <w:b w:val="false"/>
+                <w:u w:val="none"/>
+                <w:strike w:val="false"/>
+                <w:sz w:val="18"/>
+                <w:szCs w:val="18"/>
+                <w:color w:val="000000"/>
+              </w:rPr>
+            </w:pPr>
+            <w:r>
+              <w:rPr>
+                <w:rFonts w:ascii="Times New Roman" w:hAnsi="Times New Roman" w:eastAsia="Times New Roman" w:cs="Times New Roman"/>
+                <w:i w:val="false"/>
+                <w:b w:val="false"/>
+                <w:u w:val="none"/>
+                <w:strike w:val="false"/>
+                <w:sz w:val="18"/>
+                <w:szCs w:val="18"/>
+                <w:color w:val="000000"/>
+              </w:rPr>
+              <w:t xml:space="preserve">Reference</w:t>
+            </w:r>
+          </w:p>
+        </w:tc>
+        <w:tc>
+          <w:tcPr>
+            <w:tcBorders>
+              <w:bottom w:val="none" w:sz="0" w:space="0" w:color="000000"/>
+              <w:top w:val="none" w:sz="0" w:space="0" w:color="000000"/>
+              <w:left w:val="none" w:sz="0" w:space="0" w:color="000000"/>
+              <w:right w:val="none" w:sz="0" w:space="0" w:color="000000"/>
+            </w:tcBorders>
+            <w:shd w:val="clear" w:color="auto" w:fill="FFFFFF"/>
+            <w:tcMar>
+              <w:top w:w="0" w:type="dxa"/>
+              <w:bottom w:w="0" w:type="dxa"/>
+              <w:left w:w="0" w:type="dxa"/>
+              <w:right w:w="0" w:type="dxa"/>
+            </w:tcMar>
+            <w:vAlign w:val="center"/>
+          </w:tcPr>
+          <w:p>
+            <w:pPr>
+              <w:pStyle w:val="Normal"/>
+              <w:jc w:val="left"/>
+              <w:pBdr>
+                <w:bottom w:val="none" w:sz="0" w:space="0" w:color="000000"/>
+                <w:top w:val="none" w:sz="0" w:space="0" w:color="000000"/>
+                <w:left w:val="none" w:sz="0" w:space="0" w:color="000000"/>
+                <w:right w:val="none" w:sz="0" w:space="0" w:color="000000"/>
+              </w:pBdr>
+              <w:spacing w:after="100" w:before="100" w:line="240"/>
+              <w:ind w:left="100" w:right="100" w:firstLine="0" w:firstLineChars="0"/>
+              <w:rPr>
+                <w:rFonts w:ascii="Times New Roman" w:hAnsi="Times New Roman" w:eastAsia="Times New Roman" w:cs="Times New Roman"/>
+                <w:i w:val="false"/>
+                <w:b w:val="false"/>
+                <w:u w:val="none"/>
+                <w:strike w:val="false"/>
+                <w:sz w:val="18"/>
+                <w:szCs w:val="18"/>
+                <w:color w:val="000000"/>
+              </w:rPr>
+            </w:pPr>
+            <w:r>
+              <w:rPr>
+                <w:rFonts w:ascii="Times New Roman" w:hAnsi="Times New Roman" w:eastAsia="Times New Roman" w:cs="Times New Roman"/>
+                <w:i w:val="false"/>
+                <w:b w:val="false"/>
+                <w:u w:val="none"/>
+                <w:strike w:val="false"/>
+                <w:sz w:val="18"/>
+                <w:szCs w:val="18"/>
+                <w:color w:val="000000"/>
+              </w:rPr>
               <w:t xml:space="preserve"/>
-            </w:r>
-          </w:p>
-        </w:tc>
-        <w:tc>
-          <w:tcPr>
-            <w:tcBorders>
-              <w:bottom w:val="none" w:sz="0" w:space="0" w:color="000000"/>
-              <w:top w:val="none" w:sz="0" w:space="0" w:color="000000"/>
-              <w:left w:val="none" w:sz="0" w:space="0" w:color="000000"/>
-              <w:right w:val="none" w:sz="0" w:space="0" w:color="000000"/>
-            </w:tcBorders>
-            <w:shd w:val="clear" w:color="auto" w:fill="FFFFFF"/>
-            <w:tcMar>
-              <w:top w:w="0" w:type="dxa"/>
-              <w:bottom w:w="0" w:type="dxa"/>
-              <w:left w:w="0" w:type="dxa"/>
-              <w:right w:w="0" w:type="dxa"/>
-            </w:tcMar>
-            <w:vAlign w:val="center"/>
-          </w:tcPr>
-          <w:p>
-            <w:pPr>
-              <w:pStyle w:val="Normal"/>
-              <w:jc w:val="left"/>
-              <w:pBdr>
-                <w:bottom w:val="none" w:sz="0" w:space="0" w:color="000000"/>
-                <w:top w:val="none" w:sz="0" w:space="0" w:color="000000"/>
-                <w:left w:val="none" w:sz="0" w:space="0" w:color="000000"/>
-                <w:right w:val="none" w:sz="0" w:space="0" w:color="000000"/>
-              </w:pBdr>
-              <w:spacing w:after="100" w:before="100" w:line="240"/>
-              <w:ind w:left="100" w:right="100" w:firstLine="0" w:firstLineChars="0"/>
-              <w:rPr>
-                <w:rFonts w:ascii="Times New Roman" w:hAnsi="Times New Roman" w:eastAsia="Times New Roman" w:cs="Times New Roman"/>
-                <w:i w:val="false"/>
-                <w:b w:val="false"/>
-                <w:u w:val="none"/>
-                <w:strike w:val="false"/>
-                <w:sz w:val="18"/>
-                <w:szCs w:val="18"/>
-                <w:color w:val="000000"/>
-              </w:rPr>
-            </w:pPr>
-            <w:r>
-              <w:rPr>
-                <w:rFonts w:ascii="Times New Roman" w:hAnsi="Times New Roman" w:eastAsia="Times New Roman" w:cs="Times New Roman"/>
-                <w:i w:val="false"/>
-                <w:b w:val="false"/>
-                <w:u w:val="none"/>
-                <w:strike w:val="false"/>
-                <w:sz w:val="18"/>
-                <w:szCs w:val="18"/>
-                <w:color w:val="000000"/>
-              </w:rPr>
-              <w:t xml:space="preserve">High</w:t>
-            </w:r>
-          </w:p>
-        </w:tc>
-        <w:tc>
-          <w:tcPr>
-            <w:tcBorders>
-              <w:bottom w:val="none" w:sz="0" w:space="0" w:color="000000"/>
-              <w:top w:val="none" w:sz="0" w:space="0" w:color="000000"/>
-              <w:left w:val="none" w:sz="0" w:space="0" w:color="000000"/>
-              <w:right w:val="none" w:sz="0" w:space="0" w:color="000000"/>
-            </w:tcBorders>
-            <w:shd w:val="clear" w:color="auto" w:fill="FFFFFF"/>
-            <w:tcMar>
-              <w:top w:w="0" w:type="dxa"/>
-              <w:bottom w:w="0" w:type="dxa"/>
-              <w:left w:w="0" w:type="dxa"/>
-              <w:right w:w="0" w:type="dxa"/>
-            </w:tcMar>
-            <w:vAlign w:val="center"/>
-          </w:tcPr>
-          <w:p>
-            <w:pPr>
-              <w:pStyle w:val="Normal"/>
-              <w:jc w:val="right"/>
-              <w:pBdr>
-                <w:bottom w:val="none" w:sz="0" w:space="0" w:color="000000"/>
-                <w:top w:val="none" w:sz="0" w:space="0" w:color="000000"/>
-                <w:left w:val="none" w:sz="0" w:space="0" w:color="000000"/>
-                <w:right w:val="none" w:sz="0" w:space="0" w:color="000000"/>
-              </w:pBdr>
-              <w:spacing w:after="100" w:before="100" w:line="240"/>
-              <w:ind w:left="100" w:right="100" w:firstLine="0" w:firstLineChars="0"/>
-              <w:rPr>
-                <w:rFonts w:ascii="Times New Roman" w:hAnsi="Times New Roman" w:eastAsia="Times New Roman" w:cs="Times New Roman"/>
-                <w:i w:val="false"/>
-                <w:b w:val="false"/>
-                <w:u w:val="none"/>
-                <w:strike w:val="false"/>
-                <w:sz w:val="18"/>
-                <w:szCs w:val="18"/>
-                <w:color w:val="000000"/>
-              </w:rPr>
-            </w:pPr>
-            <w:r>
-              <w:rPr>
-                <w:rFonts w:ascii="Times New Roman" w:hAnsi="Times New Roman" w:eastAsia="Times New Roman" w:cs="Times New Roman"/>
-                <w:i w:val="false"/>
-                <w:b w:val="false"/>
-                <w:u w:val="none"/>
-                <w:strike w:val="false"/>
-                <w:sz w:val="18"/>
-                <w:szCs w:val="18"/>
-                <w:color w:val="000000"/>
-              </w:rPr>
-              <w:t xml:space="preserve">230</w:t>
-            </w:r>
-          </w:p>
-        </w:tc>
-        <w:tc>
-          <w:tcPr>
-            <w:tcBorders>
-              <w:bottom w:val="none" w:sz="0" w:space="0" w:color="000000"/>
-              <w:top w:val="none" w:sz="0" w:space="0" w:color="000000"/>
-              <w:left w:val="none" w:sz="0" w:space="0" w:color="000000"/>
-              <w:right w:val="none" w:sz="0" w:space="0" w:color="000000"/>
-            </w:tcBorders>
-            <w:shd w:val="clear" w:color="auto" w:fill="FFFFFF"/>
-            <w:tcMar>
-              <w:top w:w="0" w:type="dxa"/>
-              <w:bottom w:w="0" w:type="dxa"/>
-              <w:left w:w="0" w:type="dxa"/>
-              <w:right w:w="0" w:type="dxa"/>
-            </w:tcMar>
-            <w:vAlign w:val="center"/>
-          </w:tcPr>
-          <w:p>
-            <w:pPr>
-              <w:pStyle w:val="Normal"/>
-              <w:jc w:val="right"/>
-              <w:pBdr>
-                <w:bottom w:val="none" w:sz="0" w:space="0" w:color="000000"/>
-                <w:top w:val="none" w:sz="0" w:space="0" w:color="000000"/>
-                <w:left w:val="none" w:sz="0" w:space="0" w:color="000000"/>
-                <w:right w:val="none" w:sz="0" w:space="0" w:color="000000"/>
-              </w:pBdr>
-              <w:spacing w:after="100" w:before="100" w:line="240"/>
-              <w:ind w:left="100" w:right="100" w:firstLine="0" w:firstLineChars="0"/>
-              <w:rPr>
-                <w:rFonts w:ascii="Times New Roman" w:hAnsi="Times New Roman" w:eastAsia="Times New Roman" w:cs="Times New Roman"/>
-                <w:i w:val="false"/>
-                <w:b w:val="false"/>
-                <w:u w:val="none"/>
-                <w:strike w:val="false"/>
-                <w:sz w:val="18"/>
-                <w:szCs w:val="18"/>
-                <w:color w:val="000000"/>
-              </w:rPr>
-            </w:pPr>
-            <w:r>
-              <w:rPr>
-                <w:rFonts w:ascii="Times New Roman" w:hAnsi="Times New Roman" w:eastAsia="Times New Roman" w:cs="Times New Roman"/>
-                <w:i w:val="false"/>
-                <w:b w:val="false"/>
-                <w:u w:val="none"/>
-                <w:strike w:val="false"/>
-                <w:sz w:val="18"/>
-                <w:szCs w:val="18"/>
-                <w:color w:val="000000"/>
-              </w:rPr>
-              <w:t xml:space="preserve">59</w:t>
-            </w:r>
-          </w:p>
-        </w:tc>
-        <w:tc>
-          <w:tcPr>
-            <w:tcBorders>
-              <w:bottom w:val="none" w:sz="0" w:space="0" w:color="000000"/>
-              <w:top w:val="none" w:sz="0" w:space="0" w:color="000000"/>
-              <w:left w:val="none" w:sz="0" w:space="0" w:color="000000"/>
-              <w:right w:val="none" w:sz="0" w:space="0" w:color="000000"/>
-            </w:tcBorders>
-            <w:shd w:val="clear" w:color="auto" w:fill="FFFFFF"/>
-            <w:tcMar>
-              <w:top w:w="0" w:type="dxa"/>
-              <w:bottom w:w="0" w:type="dxa"/>
-              <w:left w:w="0" w:type="dxa"/>
-              <w:right w:w="0" w:type="dxa"/>
-            </w:tcMar>
-            <w:vAlign w:val="center"/>
-          </w:tcPr>
-          <w:p>
-            <w:pPr>
-              <w:pStyle w:val="Normal"/>
-              <w:jc w:val="left"/>
-              <w:pBdr>
-                <w:bottom w:val="none" w:sz="0" w:space="0" w:color="000000"/>
-                <w:top w:val="none" w:sz="0" w:space="0" w:color="000000"/>
-                <w:left w:val="none" w:sz="0" w:space="0" w:color="000000"/>
-                <w:right w:val="none" w:sz="0" w:space="0" w:color="000000"/>
-              </w:pBdr>
-              <w:spacing w:after="100" w:before="100" w:line="240"/>
-              <w:ind w:left="100" w:right="100" w:firstLine="0" w:firstLineChars="0"/>
-              <w:rPr>
-                <w:rFonts w:ascii="Times New Roman" w:hAnsi="Times New Roman" w:eastAsia="Times New Roman" w:cs="Times New Roman"/>
-                <w:i w:val="false"/>
-                <w:b w:val="false"/>
-                <w:u w:val="none"/>
-                <w:strike w:val="false"/>
-                <w:sz w:val="18"/>
-                <w:szCs w:val="18"/>
-                <w:color w:val="000000"/>
-              </w:rPr>
-            </w:pPr>
-            <w:r>
-              <w:rPr>
-                <w:rFonts w:ascii="Times New Roman" w:hAnsi="Times New Roman" w:eastAsia="Times New Roman" w:cs="Times New Roman"/>
-                <w:i w:val="false"/>
-                <w:b w:val="false"/>
-                <w:u w:val="none"/>
-                <w:strike w:val="false"/>
-                <w:sz w:val="18"/>
-                <w:szCs w:val="18"/>
-                <w:color w:val="000000"/>
-              </w:rPr>
-              <w:t xml:space="preserve">0.66 (0.46–0.93)</w:t>
-            </w:r>
-          </w:p>
-        </w:tc>
-        <w:tc>
-          <w:tcPr>
-            <w:tcBorders>
-              <w:bottom w:val="none" w:sz="0" w:space="0" w:color="000000"/>
-              <w:top w:val="none" w:sz="0" w:space="0" w:color="000000"/>
-              <w:left w:val="none" w:sz="0" w:space="0" w:color="000000"/>
-              <w:right w:val="none" w:sz="0" w:space="0" w:color="000000"/>
-            </w:tcBorders>
-            <w:shd w:val="clear" w:color="auto" w:fill="FFFFFF"/>
-            <w:tcMar>
-              <w:top w:w="0" w:type="dxa"/>
-              <w:bottom w:w="0" w:type="dxa"/>
-              <w:left w:w="0" w:type="dxa"/>
-              <w:right w:w="0" w:type="dxa"/>
-            </w:tcMar>
-            <w:vAlign w:val="center"/>
-          </w:tcPr>
-          <w:p>
-            <w:pPr>
-              <w:pStyle w:val="Normal"/>
-              <w:jc w:val="left"/>
-              <w:pBdr>
-                <w:bottom w:val="none" w:sz="0" w:space="0" w:color="000000"/>
-                <w:top w:val="none" w:sz="0" w:space="0" w:color="000000"/>
-                <w:left w:val="none" w:sz="0" w:space="0" w:color="000000"/>
-                <w:right w:val="none" w:sz="0" w:space="0" w:color="000000"/>
-              </w:pBdr>
-              <w:spacing w:after="100" w:before="100" w:line="240"/>
-              <w:ind w:left="100" w:right="100" w:firstLine="0" w:firstLineChars="0"/>
-              <w:rPr>
-                <w:rFonts w:ascii="Times New Roman" w:hAnsi="Times New Roman" w:eastAsia="Times New Roman" w:cs="Times New Roman"/>
-                <w:i w:val="false"/>
-                <w:b w:val="false"/>
-                <w:u w:val="none"/>
-                <w:strike w:val="false"/>
-                <w:sz w:val="18"/>
-                <w:szCs w:val="18"/>
-                <w:color w:val="000000"/>
-              </w:rPr>
-            </w:pPr>
-            <w:r>
-              <w:rPr>
-                <w:rFonts w:ascii="Times New Roman" w:hAnsi="Times New Roman" w:eastAsia="Times New Roman" w:cs="Times New Roman"/>
-                <w:i w:val="false"/>
-                <w:b w:val="false"/>
-                <w:u w:val="none"/>
-                <w:strike w:val="false"/>
-                <w:sz w:val="18"/>
-                <w:szCs w:val="18"/>
-                <w:color w:val="000000"/>
-              </w:rPr>
-              <w:t xml:space="preserve">0.019</w:t>
             </w:r>
           </w:p>
         </w:tc>
@@ -9945,61 +9945,6 @@
                 <w:szCs w:val="18"/>
                 <w:color w:val="000000"/>
               </w:rPr>
-              <w:t xml:space="preserve">Age (per 10 years)</w:t>
-            </w:r>
-          </w:p>
-        </w:tc>
-        <w:tc>
-          <w:tcPr>
-            <w:tcBorders>
-              <w:bottom w:val="none" w:sz="0" w:space="0" w:color="000000"/>
-              <w:top w:val="none" w:sz="0" w:space="0" w:color="000000"/>
-              <w:left w:val="none" w:sz="0" w:space="0" w:color="000000"/>
-              <w:right w:val="none" w:sz="0" w:space="0" w:color="000000"/>
-            </w:tcBorders>
-            <w:shd w:val="clear" w:color="auto" w:fill="FFFFFF"/>
-            <w:tcMar>
-              <w:top w:w="0" w:type="dxa"/>
-              <w:bottom w:w="0" w:type="dxa"/>
-              <w:left w:w="0" w:type="dxa"/>
-              <w:right w:w="0" w:type="dxa"/>
-            </w:tcMar>
-            <w:vAlign w:val="center"/>
-          </w:tcPr>
-          <w:p>
-            <w:pPr>
-              <w:pStyle w:val="Normal"/>
-              <w:jc w:val="left"/>
-              <w:pBdr>
-                <w:bottom w:val="none" w:sz="0" w:space="0" w:color="000000"/>
-                <w:top w:val="none" w:sz="0" w:space="0" w:color="000000"/>
-                <w:left w:val="none" w:sz="0" w:space="0" w:color="000000"/>
-                <w:right w:val="none" w:sz="0" w:space="0" w:color="000000"/>
-              </w:pBdr>
-              <w:spacing w:after="100" w:before="100" w:line="240"/>
-              <w:ind w:left="100" w:right="100" w:firstLine="0" w:firstLineChars="0"/>
-              <w:rPr>
-                <w:rFonts w:ascii="Times New Roman" w:hAnsi="Times New Roman" w:eastAsia="Times New Roman" w:cs="Times New Roman"/>
-                <w:i w:val="false"/>
-                <w:b w:val="false"/>
-                <w:u w:val="none"/>
-                <w:strike w:val="false"/>
-                <w:sz w:val="18"/>
-                <w:szCs w:val="18"/>
-                <w:color w:val="000000"/>
-              </w:rPr>
-            </w:pPr>
-            <w:r>
-              <w:rPr>
-                <w:rFonts w:ascii="Times New Roman" w:hAnsi="Times New Roman" w:eastAsia="Times New Roman" w:cs="Times New Roman"/>
-                <w:i w:val="false"/>
-                <w:b w:val="false"/>
-                <w:u w:val="none"/>
-                <w:strike w:val="false"/>
-                <w:sz w:val="18"/>
-                <w:szCs w:val="18"/>
-                <w:color w:val="000000"/>
-              </w:rPr>
               <w:t xml:space="preserve"/>
             </w:r>
           </w:p>
@@ -10024,6 +9969,61 @@
           <w:p>
             <w:pPr>
               <w:pStyle w:val="Normal"/>
+              <w:jc w:val="left"/>
+              <w:pBdr>
+                <w:bottom w:val="none" w:sz="0" w:space="0" w:color="000000"/>
+                <w:top w:val="none" w:sz="0" w:space="0" w:color="000000"/>
+                <w:left w:val="none" w:sz="0" w:space="0" w:color="000000"/>
+                <w:right w:val="none" w:sz="0" w:space="0" w:color="000000"/>
+              </w:pBdr>
+              <w:spacing w:after="100" w:before="100" w:line="240"/>
+              <w:ind w:left="100" w:right="100" w:firstLine="0" w:firstLineChars="0"/>
+              <w:rPr>
+                <w:rFonts w:ascii="Times New Roman" w:hAnsi="Times New Roman" w:eastAsia="Times New Roman" w:cs="Times New Roman"/>
+                <w:i w:val="false"/>
+                <w:b w:val="false"/>
+                <w:u w:val="none"/>
+                <w:strike w:val="false"/>
+                <w:sz w:val="18"/>
+                <w:szCs w:val="18"/>
+                <w:color w:val="000000"/>
+              </w:rPr>
+            </w:pPr>
+            <w:r>
+              <w:rPr>
+                <w:rFonts w:ascii="Times New Roman" w:hAnsi="Times New Roman" w:eastAsia="Times New Roman" w:cs="Times New Roman"/>
+                <w:i w:val="false"/>
+                <w:b w:val="false"/>
+                <w:u w:val="none"/>
+                <w:strike w:val="false"/>
+                <w:sz w:val="18"/>
+                <w:szCs w:val="18"/>
+                <w:color w:val="000000"/>
+              </w:rPr>
+              <w:t xml:space="preserve">Female</w:t>
+            </w:r>
+          </w:p>
+        </w:tc>
+        <w:tc>
+          <w:tcPr>
+            <w:tcBorders>
+              <w:bottom w:val="none" w:sz="0" w:space="0" w:color="000000"/>
+              <w:top w:val="none" w:sz="0" w:space="0" w:color="000000"/>
+              <w:left w:val="none" w:sz="0" w:space="0" w:color="000000"/>
+              <w:right w:val="none" w:sz="0" w:space="0" w:color="000000"/>
+            </w:tcBorders>
+            <w:shd w:val="clear" w:color="auto" w:fill="FFFFFF"/>
+            <w:tcMar>
+              <w:top w:w="0" w:type="dxa"/>
+              <w:bottom w:w="0" w:type="dxa"/>
+              <w:left w:w="0" w:type="dxa"/>
+              <w:right w:w="0" w:type="dxa"/>
+            </w:tcMar>
+            <w:vAlign w:val="center"/>
+          </w:tcPr>
+          <w:p>
+            <w:pPr>
+              <w:pStyle w:val="Normal"/>
               <w:jc w:val="right"/>
               <w:pBdr>
                 <w:bottom w:val="none" w:sz="0" w:space="0" w:color="000000"/>
@@ -10055,7 +10055,7 @@
                 <w:szCs w:val="18"/>
                 <w:color w:val="000000"/>
               </w:rPr>
-              <w:t xml:space="preserve">448</w:t>
+              <w:t xml:space="preserve">224</w:t>
             </w:r>
           </w:p>
         </w:tc>
@@ -10110,117 +10110,117 @@
                 <w:szCs w:val="18"/>
                 <w:color w:val="000000"/>
               </w:rPr>
-              <w:t xml:space="preserve">132</w:t>
-            </w:r>
-          </w:p>
-        </w:tc>
-        <w:tc>
-          <w:tcPr>
-            <w:tcBorders>
-              <w:bottom w:val="none" w:sz="0" w:space="0" w:color="000000"/>
-              <w:top w:val="none" w:sz="0" w:space="0" w:color="000000"/>
-              <w:left w:val="none" w:sz="0" w:space="0" w:color="000000"/>
-              <w:right w:val="none" w:sz="0" w:space="0" w:color="000000"/>
-            </w:tcBorders>
-            <w:shd w:val="clear" w:color="auto" w:fill="FFFFFF"/>
-            <w:tcMar>
-              <w:top w:w="0" w:type="dxa"/>
-              <w:bottom w:w="0" w:type="dxa"/>
-              <w:left w:w="0" w:type="dxa"/>
-              <w:right w:w="0" w:type="dxa"/>
-            </w:tcMar>
-            <w:vAlign w:val="center"/>
-          </w:tcPr>
-          <w:p>
-            <w:pPr>
-              <w:pStyle w:val="Normal"/>
-              <w:jc w:val="left"/>
-              <w:pBdr>
-                <w:bottom w:val="none" w:sz="0" w:space="0" w:color="000000"/>
-                <w:top w:val="none" w:sz="0" w:space="0" w:color="000000"/>
-                <w:left w:val="none" w:sz="0" w:space="0" w:color="000000"/>
-                <w:right w:val="none" w:sz="0" w:space="0" w:color="000000"/>
-              </w:pBdr>
-              <w:spacing w:after="100" w:before="100" w:line="240"/>
-              <w:ind w:left="100" w:right="100" w:firstLine="0" w:firstLineChars="0"/>
-              <w:rPr>
-                <w:rFonts w:ascii="Times New Roman" w:hAnsi="Times New Roman" w:eastAsia="Times New Roman" w:cs="Times New Roman"/>
-                <w:i w:val="false"/>
-                <w:b w:val="false"/>
-                <w:u w:val="none"/>
-                <w:strike w:val="false"/>
-                <w:sz w:val="18"/>
-                <w:szCs w:val="18"/>
-                <w:color w:val="000000"/>
-              </w:rPr>
-            </w:pPr>
-            <w:r>
-              <w:rPr>
-                <w:rFonts w:ascii="Times New Roman" w:hAnsi="Times New Roman" w:eastAsia="Times New Roman" w:cs="Times New Roman"/>
-                <w:i w:val="false"/>
-                <w:b w:val="false"/>
-                <w:u w:val="none"/>
-                <w:strike w:val="false"/>
-                <w:sz w:val="18"/>
-                <w:szCs w:val="18"/>
-                <w:color w:val="000000"/>
-              </w:rPr>
-              <w:t xml:space="preserve">1.11 (0.97–1.28)</w:t>
-            </w:r>
-          </w:p>
-        </w:tc>
-        <w:tc>
-          <w:tcPr>
-            <w:tcBorders>
-              <w:bottom w:val="none" w:sz="0" w:space="0" w:color="000000"/>
-              <w:top w:val="none" w:sz="0" w:space="0" w:color="000000"/>
-              <w:left w:val="none" w:sz="0" w:space="0" w:color="000000"/>
-              <w:right w:val="none" w:sz="0" w:space="0" w:color="000000"/>
-            </w:tcBorders>
-            <w:shd w:val="clear" w:color="auto" w:fill="FFFFFF"/>
-            <w:tcMar>
-              <w:top w:w="0" w:type="dxa"/>
-              <w:bottom w:w="0" w:type="dxa"/>
-              <w:left w:w="0" w:type="dxa"/>
-              <w:right w:w="0" w:type="dxa"/>
-            </w:tcMar>
-            <w:vAlign w:val="center"/>
-          </w:tcPr>
-          <w:p>
-            <w:pPr>
-              <w:pStyle w:val="Normal"/>
-              <w:jc w:val="left"/>
-              <w:pBdr>
-                <w:bottom w:val="none" w:sz="0" w:space="0" w:color="000000"/>
-                <w:top w:val="none" w:sz="0" w:space="0" w:color="000000"/>
-                <w:left w:val="none" w:sz="0" w:space="0" w:color="000000"/>
-                <w:right w:val="none" w:sz="0" w:space="0" w:color="000000"/>
-              </w:pBdr>
-              <w:spacing w:after="100" w:before="100" w:line="240"/>
-              <w:ind w:left="100" w:right="100" w:firstLine="0" w:firstLineChars="0"/>
-              <w:rPr>
-                <w:rFonts w:ascii="Times New Roman" w:hAnsi="Times New Roman" w:eastAsia="Times New Roman" w:cs="Times New Roman"/>
-                <w:i w:val="false"/>
-                <w:b w:val="false"/>
-                <w:u w:val="none"/>
-                <w:strike w:val="false"/>
-                <w:sz w:val="18"/>
-                <w:szCs w:val="18"/>
-                <w:color w:val="000000"/>
-              </w:rPr>
-            </w:pPr>
-            <w:r>
-              <w:rPr>
-                <w:rFonts w:ascii="Times New Roman" w:hAnsi="Times New Roman" w:eastAsia="Times New Roman" w:cs="Times New Roman"/>
-                <w:i w:val="false"/>
-                <w:b w:val="false"/>
-                <w:u w:val="none"/>
-                <w:strike w:val="false"/>
-                <w:sz w:val="18"/>
-                <w:szCs w:val="18"/>
-                <w:color w:val="000000"/>
-              </w:rPr>
-              <w:t xml:space="preserve">0.134</w:t>
+              <w:t xml:space="preserve">68</w:t>
+            </w:r>
+          </w:p>
+        </w:tc>
+        <w:tc>
+          <w:tcPr>
+            <w:tcBorders>
+              <w:bottom w:val="none" w:sz="0" w:space="0" w:color="000000"/>
+              <w:top w:val="none" w:sz="0" w:space="0" w:color="000000"/>
+              <w:left w:val="none" w:sz="0" w:space="0" w:color="000000"/>
+              <w:right w:val="none" w:sz="0" w:space="0" w:color="000000"/>
+            </w:tcBorders>
+            <w:shd w:val="clear" w:color="auto" w:fill="FFFFFF"/>
+            <w:tcMar>
+              <w:top w:w="0" w:type="dxa"/>
+              <w:bottom w:w="0" w:type="dxa"/>
+              <w:left w:w="0" w:type="dxa"/>
+              <w:right w:w="0" w:type="dxa"/>
+            </w:tcMar>
+            <w:vAlign w:val="center"/>
+          </w:tcPr>
+          <w:p>
+            <w:pPr>
+              <w:pStyle w:val="Normal"/>
+              <w:jc w:val="left"/>
+              <w:pBdr>
+                <w:bottom w:val="none" w:sz="0" w:space="0" w:color="000000"/>
+                <w:top w:val="none" w:sz="0" w:space="0" w:color="000000"/>
+                <w:left w:val="none" w:sz="0" w:space="0" w:color="000000"/>
+                <w:right w:val="none" w:sz="0" w:space="0" w:color="000000"/>
+              </w:pBdr>
+              <w:spacing w:after="100" w:before="100" w:line="240"/>
+              <w:ind w:left="100" w:right="100" w:firstLine="0" w:firstLineChars="0"/>
+              <w:rPr>
+                <w:rFonts w:ascii="Times New Roman" w:hAnsi="Times New Roman" w:eastAsia="Times New Roman" w:cs="Times New Roman"/>
+                <w:i w:val="false"/>
+                <w:b w:val="false"/>
+                <w:u w:val="none"/>
+                <w:strike w:val="false"/>
+                <w:sz w:val="18"/>
+                <w:szCs w:val="18"/>
+                <w:color w:val="000000"/>
+              </w:rPr>
+            </w:pPr>
+            <w:r>
+              <w:rPr>
+                <w:rFonts w:ascii="Times New Roman" w:hAnsi="Times New Roman" w:eastAsia="Times New Roman" w:cs="Times New Roman"/>
+                <w:i w:val="false"/>
+                <w:b w:val="false"/>
+                <w:u w:val="none"/>
+                <w:strike w:val="false"/>
+                <w:sz w:val="18"/>
+                <w:szCs w:val="18"/>
+                <w:color w:val="000000"/>
+              </w:rPr>
+              <w:t xml:space="preserve">0.82 (0.60–1.13)</w:t>
+            </w:r>
+          </w:p>
+        </w:tc>
+        <w:tc>
+          <w:tcPr>
+            <w:tcBorders>
+              <w:bottom w:val="none" w:sz="0" w:space="0" w:color="000000"/>
+              <w:top w:val="none" w:sz="0" w:space="0" w:color="000000"/>
+              <w:left w:val="none" w:sz="0" w:space="0" w:color="000000"/>
+              <w:right w:val="none" w:sz="0" w:space="0" w:color="000000"/>
+            </w:tcBorders>
+            <w:shd w:val="clear" w:color="auto" w:fill="FFFFFF"/>
+            <w:tcMar>
+              <w:top w:w="0" w:type="dxa"/>
+              <w:bottom w:w="0" w:type="dxa"/>
+              <w:left w:w="0" w:type="dxa"/>
+              <w:right w:w="0" w:type="dxa"/>
+            </w:tcMar>
+            <w:vAlign w:val="center"/>
+          </w:tcPr>
+          <w:p>
+            <w:pPr>
+              <w:pStyle w:val="Normal"/>
+              <w:jc w:val="left"/>
+              <w:pBdr>
+                <w:bottom w:val="none" w:sz="0" w:space="0" w:color="000000"/>
+                <w:top w:val="none" w:sz="0" w:space="0" w:color="000000"/>
+                <w:left w:val="none" w:sz="0" w:space="0" w:color="000000"/>
+                <w:right w:val="none" w:sz="0" w:space="0" w:color="000000"/>
+              </w:pBdr>
+              <w:spacing w:after="100" w:before="100" w:line="240"/>
+              <w:ind w:left="100" w:right="100" w:firstLine="0" w:firstLineChars="0"/>
+              <w:rPr>
+                <w:rFonts w:ascii="Times New Roman" w:hAnsi="Times New Roman" w:eastAsia="Times New Roman" w:cs="Times New Roman"/>
+                <w:i w:val="false"/>
+                <w:b w:val="false"/>
+                <w:u w:val="none"/>
+                <w:strike w:val="false"/>
+                <w:sz w:val="18"/>
+                <w:szCs w:val="18"/>
+                <w:color w:val="000000"/>
+              </w:rPr>
+            </w:pPr>
+            <w:r>
+              <w:rPr>
+                <w:rFonts w:ascii="Times New Roman" w:hAnsi="Times New Roman" w:eastAsia="Times New Roman" w:cs="Times New Roman"/>
+                <w:i w:val="false"/>
+                <w:b w:val="false"/>
+                <w:u w:val="none"/>
+                <w:strike w:val="false"/>
+                <w:sz w:val="18"/>
+                <w:szCs w:val="18"/>
+                <w:color w:val="000000"/>
+              </w:rPr>
+              <w:t xml:space="preserve">0.224</w:t>
             </w:r>
           </w:p>
         </w:tc>
@@ -10390,62 +10390,62 @@
                 <w:szCs w:val="18"/>
                 <w:color w:val="000000"/>
               </w:rPr>
-              <w:t xml:space="preserve">Sex</w:t>
-            </w:r>
-          </w:p>
-        </w:tc>
-        <w:tc>
-          <w:tcPr>
-            <w:tcBorders>
-              <w:bottom w:val="none" w:sz="0" w:space="0" w:color="000000"/>
-              <w:top w:val="none" w:sz="0" w:space="0" w:color="000000"/>
-              <w:left w:val="none" w:sz="0" w:space="0" w:color="000000"/>
-              <w:right w:val="none" w:sz="0" w:space="0" w:color="000000"/>
-            </w:tcBorders>
-            <w:shd w:val="clear" w:color="auto" w:fill="FFFFFF"/>
-            <w:tcMar>
-              <w:top w:w="0" w:type="dxa"/>
-              <w:bottom w:w="0" w:type="dxa"/>
-              <w:left w:w="0" w:type="dxa"/>
-              <w:right w:w="0" w:type="dxa"/>
-            </w:tcMar>
-            <w:vAlign w:val="center"/>
-          </w:tcPr>
-          <w:p>
-            <w:pPr>
-              <w:pStyle w:val="Normal"/>
-              <w:jc w:val="left"/>
-              <w:pBdr>
-                <w:bottom w:val="none" w:sz="0" w:space="0" w:color="000000"/>
-                <w:top w:val="none" w:sz="0" w:space="0" w:color="000000"/>
-                <w:left w:val="none" w:sz="0" w:space="0" w:color="000000"/>
-                <w:right w:val="none" w:sz="0" w:space="0" w:color="000000"/>
-              </w:pBdr>
-              <w:spacing w:after="100" w:before="100" w:line="240"/>
-              <w:ind w:left="100" w:right="100" w:firstLine="0" w:firstLineChars="0"/>
-              <w:rPr>
-                <w:rFonts w:ascii="Times New Roman" w:hAnsi="Times New Roman" w:eastAsia="Times New Roman" w:cs="Times New Roman"/>
-                <w:i w:val="false"/>
-                <w:b w:val="false"/>
-                <w:u w:val="none"/>
-                <w:strike w:val="false"/>
-                <w:sz w:val="18"/>
-                <w:szCs w:val="18"/>
-                <w:color w:val="000000"/>
-              </w:rPr>
-            </w:pPr>
-            <w:r>
-              <w:rPr>
-                <w:rFonts w:ascii="Times New Roman" w:hAnsi="Times New Roman" w:eastAsia="Times New Roman" w:cs="Times New Roman"/>
-                <w:i w:val="false"/>
-                <w:b w:val="false"/>
-                <w:u w:val="none"/>
-                <w:strike w:val="false"/>
-                <w:sz w:val="18"/>
-                <w:szCs w:val="18"/>
-                <w:color w:val="000000"/>
-              </w:rPr>
-              <w:t xml:space="preserve">Male (ref)</w:t>
+              <w:t xml:space="preserve">Pathologic stage group</w:t>
+            </w:r>
+          </w:p>
+        </w:tc>
+        <w:tc>
+          <w:tcPr>
+            <w:tcBorders>
+              <w:bottom w:val="none" w:sz="0" w:space="0" w:color="000000"/>
+              <w:top w:val="none" w:sz="0" w:space="0" w:color="000000"/>
+              <w:left w:val="none" w:sz="0" w:space="0" w:color="000000"/>
+              <w:right w:val="none" w:sz="0" w:space="0" w:color="000000"/>
+            </w:tcBorders>
+            <w:shd w:val="clear" w:color="auto" w:fill="FFFFFF"/>
+            <w:tcMar>
+              <w:top w:w="0" w:type="dxa"/>
+              <w:bottom w:w="0" w:type="dxa"/>
+              <w:left w:w="0" w:type="dxa"/>
+              <w:right w:w="0" w:type="dxa"/>
+            </w:tcMar>
+            <w:vAlign w:val="center"/>
+          </w:tcPr>
+          <w:p>
+            <w:pPr>
+              <w:pStyle w:val="Normal"/>
+              <w:jc w:val="left"/>
+              <w:pBdr>
+                <w:bottom w:val="none" w:sz="0" w:space="0" w:color="000000"/>
+                <w:top w:val="none" w:sz="0" w:space="0" w:color="000000"/>
+                <w:left w:val="none" w:sz="0" w:space="0" w:color="000000"/>
+                <w:right w:val="none" w:sz="0" w:space="0" w:color="000000"/>
+              </w:pBdr>
+              <w:spacing w:after="100" w:before="100" w:line="240"/>
+              <w:ind w:left="100" w:right="100" w:firstLine="0" w:firstLineChars="0"/>
+              <w:rPr>
+                <w:rFonts w:ascii="Times New Roman" w:hAnsi="Times New Roman" w:eastAsia="Times New Roman" w:cs="Times New Roman"/>
+                <w:i w:val="false"/>
+                <w:b w:val="false"/>
+                <w:u w:val="none"/>
+                <w:strike w:val="false"/>
+                <w:sz w:val="18"/>
+                <w:szCs w:val="18"/>
+                <w:color w:val="000000"/>
+              </w:rPr>
+            </w:pPr>
+            <w:r>
+              <w:rPr>
+                <w:rFonts w:ascii="Times New Roman" w:hAnsi="Times New Roman" w:eastAsia="Times New Roman" w:cs="Times New Roman"/>
+                <w:i w:val="false"/>
+                <w:b w:val="false"/>
+                <w:u w:val="none"/>
+                <w:strike w:val="false"/>
+                <w:sz w:val="18"/>
+                <w:szCs w:val="18"/>
+                <w:color w:val="000000"/>
+              </w:rPr>
+              <w:t xml:space="preserve">I–II (ref)</w:t>
             </w:r>
           </w:p>
         </w:tc>
@@ -10500,7 +10500,7 @@
                 <w:szCs w:val="18"/>
                 <w:color w:val="000000"/>
               </w:rPr>
-              <w:t xml:space="preserve">253</w:t>
+              <w:t xml:space="preserve">250</w:t>
             </w:r>
           </w:p>
         </w:tc>
@@ -10555,7 +10555,7 @@
                 <w:szCs w:val="18"/>
                 <w:color w:val="000000"/>
               </w:rPr>
-              <w:t xml:space="preserve">82</w:t>
+              <w:t xml:space="preserve">53</w:t>
             </w:r>
           </w:p>
         </w:tc>
@@ -10890,7 +10890,7 @@
                 <w:szCs w:val="18"/>
                 <w:color w:val="000000"/>
               </w:rPr>
-              <w:t xml:space="preserve">Female</w:t>
+              <w:t xml:space="preserve">III–IV</w:t>
             </w:r>
           </w:p>
         </w:tc>
@@ -10945,7 +10945,7 @@
                 <w:szCs w:val="18"/>
                 <w:color w:val="000000"/>
               </w:rPr>
-              <w:t xml:space="preserve">195</w:t>
+              <w:t xml:space="preserve">256</w:t>
             </w:r>
           </w:p>
         </w:tc>
@@ -11000,117 +11000,117 @@
                 <w:szCs w:val="18"/>
                 <w:color w:val="000000"/>
               </w:rPr>
-              <w:t xml:space="preserve">50</w:t>
-            </w:r>
-          </w:p>
-        </w:tc>
-        <w:tc>
-          <w:tcPr>
-            <w:tcBorders>
-              <w:bottom w:val="none" w:sz="0" w:space="0" w:color="000000"/>
-              <w:top w:val="none" w:sz="0" w:space="0" w:color="000000"/>
-              <w:left w:val="none" w:sz="0" w:space="0" w:color="000000"/>
-              <w:right w:val="none" w:sz="0" w:space="0" w:color="000000"/>
-            </w:tcBorders>
-            <w:shd w:val="clear" w:color="auto" w:fill="FFFFFF"/>
-            <w:tcMar>
-              <w:top w:w="0" w:type="dxa"/>
-              <w:bottom w:w="0" w:type="dxa"/>
-              <w:left w:w="0" w:type="dxa"/>
-              <w:right w:w="0" w:type="dxa"/>
-            </w:tcMar>
-            <w:vAlign w:val="center"/>
-          </w:tcPr>
-          <w:p>
-            <w:pPr>
-              <w:pStyle w:val="Normal"/>
-              <w:jc w:val="left"/>
-              <w:pBdr>
-                <w:bottom w:val="none" w:sz="0" w:space="0" w:color="000000"/>
-                <w:top w:val="none" w:sz="0" w:space="0" w:color="000000"/>
-                <w:left w:val="none" w:sz="0" w:space="0" w:color="000000"/>
-                <w:right w:val="none" w:sz="0" w:space="0" w:color="000000"/>
-              </w:pBdr>
-              <w:spacing w:after="100" w:before="100" w:line="240"/>
-              <w:ind w:left="100" w:right="100" w:firstLine="0" w:firstLineChars="0"/>
-              <w:rPr>
-                <w:rFonts w:ascii="Times New Roman" w:hAnsi="Times New Roman" w:eastAsia="Times New Roman" w:cs="Times New Roman"/>
-                <w:i w:val="false"/>
-                <w:b w:val="false"/>
-                <w:u w:val="none"/>
-                <w:strike w:val="false"/>
-                <w:sz w:val="18"/>
-                <w:szCs w:val="18"/>
-                <w:color w:val="000000"/>
-              </w:rPr>
-            </w:pPr>
-            <w:r>
-              <w:rPr>
-                <w:rFonts w:ascii="Times New Roman" w:hAnsi="Times New Roman" w:eastAsia="Times New Roman" w:cs="Times New Roman"/>
-                <w:i w:val="false"/>
-                <w:b w:val="false"/>
-                <w:u w:val="none"/>
-                <w:strike w:val="false"/>
-                <w:sz w:val="18"/>
-                <w:szCs w:val="18"/>
-                <w:color w:val="000000"/>
-              </w:rPr>
-              <w:t xml:space="preserve">0.77 (0.54–1.10)</w:t>
-            </w:r>
-          </w:p>
-        </w:tc>
-        <w:tc>
-          <w:tcPr>
-            <w:tcBorders>
-              <w:bottom w:val="none" w:sz="0" w:space="0" w:color="000000"/>
-              <w:top w:val="none" w:sz="0" w:space="0" w:color="000000"/>
-              <w:left w:val="none" w:sz="0" w:space="0" w:color="000000"/>
-              <w:right w:val="none" w:sz="0" w:space="0" w:color="000000"/>
-            </w:tcBorders>
-            <w:shd w:val="clear" w:color="auto" w:fill="FFFFFF"/>
-            <w:tcMar>
-              <w:top w:w="0" w:type="dxa"/>
-              <w:bottom w:w="0" w:type="dxa"/>
-              <w:left w:w="0" w:type="dxa"/>
-              <w:right w:w="0" w:type="dxa"/>
-            </w:tcMar>
-            <w:vAlign w:val="center"/>
-          </w:tcPr>
-          <w:p>
-            <w:pPr>
-              <w:pStyle w:val="Normal"/>
-              <w:jc w:val="left"/>
-              <w:pBdr>
-                <w:bottom w:val="none" w:sz="0" w:space="0" w:color="000000"/>
-                <w:top w:val="none" w:sz="0" w:space="0" w:color="000000"/>
-                <w:left w:val="none" w:sz="0" w:space="0" w:color="000000"/>
-                <w:right w:val="none" w:sz="0" w:space="0" w:color="000000"/>
-              </w:pBdr>
-              <w:spacing w:after="100" w:before="100" w:line="240"/>
-              <w:ind w:left="100" w:right="100" w:firstLine="0" w:firstLineChars="0"/>
-              <w:rPr>
-                <w:rFonts w:ascii="Times New Roman" w:hAnsi="Times New Roman" w:eastAsia="Times New Roman" w:cs="Times New Roman"/>
-                <w:i w:val="false"/>
-                <w:b w:val="false"/>
-                <w:u w:val="none"/>
-                <w:strike w:val="false"/>
-                <w:sz w:val="18"/>
-                <w:szCs w:val="18"/>
-                <w:color w:val="000000"/>
-              </w:rPr>
-            </w:pPr>
-            <w:r>
-              <w:rPr>
-                <w:rFonts w:ascii="Times New Roman" w:hAnsi="Times New Roman" w:eastAsia="Times New Roman" w:cs="Times New Roman"/>
-                <w:i w:val="false"/>
-                <w:b w:val="false"/>
-                <w:u w:val="none"/>
-                <w:strike w:val="false"/>
-                <w:sz w:val="18"/>
-                <w:szCs w:val="18"/>
-                <w:color w:val="000000"/>
-              </w:rPr>
-              <w:t xml:space="preserve">0.153</w:t>
+              <w:t xml:space="preserve">114</w:t>
+            </w:r>
+          </w:p>
+        </w:tc>
+        <w:tc>
+          <w:tcPr>
+            <w:tcBorders>
+              <w:bottom w:val="none" w:sz="0" w:space="0" w:color="000000"/>
+              <w:top w:val="none" w:sz="0" w:space="0" w:color="000000"/>
+              <w:left w:val="none" w:sz="0" w:space="0" w:color="000000"/>
+              <w:right w:val="none" w:sz="0" w:space="0" w:color="000000"/>
+            </w:tcBorders>
+            <w:shd w:val="clear" w:color="auto" w:fill="FFFFFF"/>
+            <w:tcMar>
+              <w:top w:w="0" w:type="dxa"/>
+              <w:bottom w:w="0" w:type="dxa"/>
+              <w:left w:w="0" w:type="dxa"/>
+              <w:right w:w="0" w:type="dxa"/>
+            </w:tcMar>
+            <w:vAlign w:val="center"/>
+          </w:tcPr>
+          <w:p>
+            <w:pPr>
+              <w:pStyle w:val="Normal"/>
+              <w:jc w:val="left"/>
+              <w:pBdr>
+                <w:bottom w:val="none" w:sz="0" w:space="0" w:color="000000"/>
+                <w:top w:val="none" w:sz="0" w:space="0" w:color="000000"/>
+                <w:left w:val="none" w:sz="0" w:space="0" w:color="000000"/>
+                <w:right w:val="none" w:sz="0" w:space="0" w:color="000000"/>
+              </w:pBdr>
+              <w:spacing w:after="100" w:before="100" w:line="240"/>
+              <w:ind w:left="100" w:right="100" w:firstLine="0" w:firstLineChars="0"/>
+              <w:rPr>
+                <w:rFonts w:ascii="Times New Roman" w:hAnsi="Times New Roman" w:eastAsia="Times New Roman" w:cs="Times New Roman"/>
+                <w:i w:val="false"/>
+                <w:b w:val="false"/>
+                <w:u w:val="none"/>
+                <w:strike w:val="false"/>
+                <w:sz w:val="18"/>
+                <w:szCs w:val="18"/>
+                <w:color w:val="000000"/>
+              </w:rPr>
+            </w:pPr>
+            <w:r>
+              <w:rPr>
+                <w:rFonts w:ascii="Times New Roman" w:hAnsi="Times New Roman" w:eastAsia="Times New Roman" w:cs="Times New Roman"/>
+                <w:i w:val="false"/>
+                <w:b w:val="false"/>
+                <w:u w:val="none"/>
+                <w:strike w:val="false"/>
+                <w:sz w:val="18"/>
+                <w:szCs w:val="18"/>
+                <w:color w:val="000000"/>
+              </w:rPr>
+              <w:t xml:space="preserve">2.49 (1.79–3.47)</w:t>
+            </w:r>
+          </w:p>
+        </w:tc>
+        <w:tc>
+          <w:tcPr>
+            <w:tcBorders>
+              <w:bottom w:val="none" w:sz="0" w:space="0" w:color="000000"/>
+              <w:top w:val="none" w:sz="0" w:space="0" w:color="000000"/>
+              <w:left w:val="none" w:sz="0" w:space="0" w:color="000000"/>
+              <w:right w:val="none" w:sz="0" w:space="0" w:color="000000"/>
+            </w:tcBorders>
+            <w:shd w:val="clear" w:color="auto" w:fill="FFFFFF"/>
+            <w:tcMar>
+              <w:top w:w="0" w:type="dxa"/>
+              <w:bottom w:w="0" w:type="dxa"/>
+              <w:left w:w="0" w:type="dxa"/>
+              <w:right w:w="0" w:type="dxa"/>
+            </w:tcMar>
+            <w:vAlign w:val="center"/>
+          </w:tcPr>
+          <w:p>
+            <w:pPr>
+              <w:pStyle w:val="Normal"/>
+              <w:jc w:val="left"/>
+              <w:pBdr>
+                <w:bottom w:val="none" w:sz="0" w:space="0" w:color="000000"/>
+                <w:top w:val="none" w:sz="0" w:space="0" w:color="000000"/>
+                <w:left w:val="none" w:sz="0" w:space="0" w:color="000000"/>
+                <w:right w:val="none" w:sz="0" w:space="0" w:color="000000"/>
+              </w:pBdr>
+              <w:spacing w:after="100" w:before="100" w:line="240"/>
+              <w:ind w:left="100" w:right="100" w:firstLine="0" w:firstLineChars="0"/>
+              <w:rPr>
+                <w:rFonts w:ascii="Times New Roman" w:hAnsi="Times New Roman" w:eastAsia="Times New Roman" w:cs="Times New Roman"/>
+                <w:i w:val="false"/>
+                <w:b w:val="false"/>
+                <w:u w:val="none"/>
+                <w:strike w:val="false"/>
+                <w:sz w:val="18"/>
+                <w:szCs w:val="18"/>
+                <w:color w:val="000000"/>
+              </w:rPr>
+            </w:pPr>
+            <w:r>
+              <w:rPr>
+                <w:rFonts w:ascii="Times New Roman" w:hAnsi="Times New Roman" w:eastAsia="Times New Roman" w:cs="Times New Roman"/>
+                <w:i w:val="false"/>
+                <w:b w:val="false"/>
+                <w:u w:val="none"/>
+                <w:strike w:val="false"/>
+                <w:sz w:val="18"/>
+                <w:szCs w:val="18"/>
+                <w:color w:val="000000"/>
+              </w:rPr>
+              <w:t xml:space="preserve">&lt;0.001</w:t>
             </w:r>
           </w:p>
         </w:tc>
@@ -11280,62 +11280,62 @@
                 <w:szCs w:val="18"/>
                 <w:color w:val="000000"/>
               </w:rPr>
-              <w:t xml:space="preserve">Pathologic stage</w:t>
-            </w:r>
-          </w:p>
-        </w:tc>
-        <w:tc>
-          <w:tcPr>
-            <w:tcBorders>
-              <w:bottom w:val="none" w:sz="0" w:space="0" w:color="000000"/>
-              <w:top w:val="none" w:sz="0" w:space="0" w:color="000000"/>
-              <w:left w:val="none" w:sz="0" w:space="0" w:color="000000"/>
-              <w:right w:val="none" w:sz="0" w:space="0" w:color="000000"/>
-            </w:tcBorders>
-            <w:shd w:val="clear" w:color="auto" w:fill="FFFFFF"/>
-            <w:tcMar>
-              <w:top w:w="0" w:type="dxa"/>
-              <w:bottom w:w="0" w:type="dxa"/>
-              <w:left w:w="0" w:type="dxa"/>
-              <w:right w:w="0" w:type="dxa"/>
-            </w:tcMar>
-            <w:vAlign w:val="center"/>
-          </w:tcPr>
-          <w:p>
-            <w:pPr>
-              <w:pStyle w:val="Normal"/>
-              <w:jc w:val="left"/>
-              <w:pBdr>
-                <w:bottom w:val="none" w:sz="0" w:space="0" w:color="000000"/>
-                <w:top w:val="none" w:sz="0" w:space="0" w:color="000000"/>
-                <w:left w:val="none" w:sz="0" w:space="0" w:color="000000"/>
-                <w:right w:val="none" w:sz="0" w:space="0" w:color="000000"/>
-              </w:pBdr>
-              <w:spacing w:after="100" w:before="100" w:line="240"/>
-              <w:ind w:left="100" w:right="100" w:firstLine="0" w:firstLineChars="0"/>
-              <w:rPr>
-                <w:rFonts w:ascii="Times New Roman" w:hAnsi="Times New Roman" w:eastAsia="Times New Roman" w:cs="Times New Roman"/>
-                <w:i w:val="false"/>
-                <w:b w:val="false"/>
-                <w:u w:val="none"/>
-                <w:strike w:val="false"/>
-                <w:sz w:val="18"/>
-                <w:szCs w:val="18"/>
-                <w:color w:val="000000"/>
-              </w:rPr>
-            </w:pPr>
-            <w:r>
-              <w:rPr>
-                <w:rFonts w:ascii="Times New Roman" w:hAnsi="Times New Roman" w:eastAsia="Times New Roman" w:cs="Times New Roman"/>
-                <w:i w:val="false"/>
-                <w:b w:val="false"/>
-                <w:u w:val="none"/>
-                <w:strike w:val="false"/>
-                <w:sz w:val="18"/>
-                <w:szCs w:val="18"/>
-                <w:color w:val="000000"/>
-              </w:rPr>
-              <w:t xml:space="preserve">I (ref)</w:t>
+              <w:t xml:space="preserve">MMR status</w:t>
+            </w:r>
+          </w:p>
+        </w:tc>
+        <w:tc>
+          <w:tcPr>
+            <w:tcBorders>
+              <w:bottom w:val="none" w:sz="0" w:space="0" w:color="000000"/>
+              <w:top w:val="none" w:sz="0" w:space="0" w:color="000000"/>
+              <w:left w:val="none" w:sz="0" w:space="0" w:color="000000"/>
+              <w:right w:val="none" w:sz="0" w:space="0" w:color="000000"/>
+            </w:tcBorders>
+            <w:shd w:val="clear" w:color="auto" w:fill="FFFFFF"/>
+            <w:tcMar>
+              <w:top w:w="0" w:type="dxa"/>
+              <w:bottom w:w="0" w:type="dxa"/>
+              <w:left w:w="0" w:type="dxa"/>
+              <w:right w:w="0" w:type="dxa"/>
+            </w:tcMar>
+            <w:vAlign w:val="center"/>
+          </w:tcPr>
+          <w:p>
+            <w:pPr>
+              <w:pStyle w:val="Normal"/>
+              <w:jc w:val="left"/>
+              <w:pBdr>
+                <w:bottom w:val="none" w:sz="0" w:space="0" w:color="000000"/>
+                <w:top w:val="none" w:sz="0" w:space="0" w:color="000000"/>
+                <w:left w:val="none" w:sz="0" w:space="0" w:color="000000"/>
+                <w:right w:val="none" w:sz="0" w:space="0" w:color="000000"/>
+              </w:pBdr>
+              <w:spacing w:after="100" w:before="100" w:line="240"/>
+              <w:ind w:left="100" w:right="100" w:firstLine="0" w:firstLineChars="0"/>
+              <w:rPr>
+                <w:rFonts w:ascii="Times New Roman" w:hAnsi="Times New Roman" w:eastAsia="Times New Roman" w:cs="Times New Roman"/>
+                <w:i w:val="false"/>
+                <w:b w:val="false"/>
+                <w:u w:val="none"/>
+                <w:strike w:val="false"/>
+                <w:sz w:val="18"/>
+                <w:szCs w:val="18"/>
+                <w:color w:val="000000"/>
+              </w:rPr>
+            </w:pPr>
+            <w:r>
+              <w:rPr>
+                <w:rFonts w:ascii="Times New Roman" w:hAnsi="Times New Roman" w:eastAsia="Times New Roman" w:cs="Times New Roman"/>
+                <w:i w:val="false"/>
+                <w:b w:val="false"/>
+                <w:u w:val="none"/>
+                <w:strike w:val="false"/>
+                <w:sz w:val="18"/>
+                <w:szCs w:val="18"/>
+                <w:color w:val="000000"/>
+              </w:rPr>
+              <w:t xml:space="preserve">pMMR (ref)</w:t>
             </w:r>
           </w:p>
         </w:tc>
@@ -11390,7 +11390,7 @@
                 <w:szCs w:val="18"/>
                 <w:color w:val="000000"/>
               </w:rPr>
-              <w:t xml:space="preserve">31</w:t>
+              <w:t xml:space="preserve">435</w:t>
             </w:r>
           </w:p>
         </w:tc>
@@ -11445,1342 +11445,7 @@
                 <w:szCs w:val="18"/>
                 <w:color w:val="000000"/>
               </w:rPr>
-              <w:t xml:space="preserve">1</w:t>
-            </w:r>
-          </w:p>
-        </w:tc>
-        <w:tc>
-          <w:tcPr>
-            <w:tcBorders>
-              <w:bottom w:val="none" w:sz="0" w:space="0" w:color="000000"/>
-              <w:top w:val="none" w:sz="0" w:space="0" w:color="000000"/>
-              <w:left w:val="none" w:sz="0" w:space="0" w:color="000000"/>
-              <w:right w:val="none" w:sz="0" w:space="0" w:color="000000"/>
-            </w:tcBorders>
-            <w:shd w:val="clear" w:color="auto" w:fill="FFFFFF"/>
-            <w:tcMar>
-              <w:top w:w="0" w:type="dxa"/>
-              <w:bottom w:w="0" w:type="dxa"/>
-              <w:left w:w="0" w:type="dxa"/>
-              <w:right w:w="0" w:type="dxa"/>
-            </w:tcMar>
-            <w:vAlign w:val="center"/>
-          </w:tcPr>
-          <w:p>
-            <w:pPr>
-              <w:pStyle w:val="Normal"/>
-              <w:jc w:val="left"/>
-              <w:pBdr>
-                <w:bottom w:val="none" w:sz="0" w:space="0" w:color="000000"/>
-                <w:top w:val="none" w:sz="0" w:space="0" w:color="000000"/>
-                <w:left w:val="none" w:sz="0" w:space="0" w:color="000000"/>
-                <w:right w:val="none" w:sz="0" w:space="0" w:color="000000"/>
-              </w:pBdr>
-              <w:spacing w:after="100" w:before="100" w:line="240"/>
-              <w:ind w:left="100" w:right="100" w:firstLine="0" w:firstLineChars="0"/>
-              <w:rPr>
-                <w:rFonts w:ascii="Times New Roman" w:hAnsi="Times New Roman" w:eastAsia="Times New Roman" w:cs="Times New Roman"/>
-                <w:i w:val="false"/>
-                <w:b w:val="false"/>
-                <w:u w:val="none"/>
-                <w:strike w:val="false"/>
-                <w:sz w:val="18"/>
-                <w:szCs w:val="18"/>
-                <w:color w:val="000000"/>
-              </w:rPr>
-            </w:pPr>
-            <w:r>
-              <w:rPr>
-                <w:rFonts w:ascii="Times New Roman" w:hAnsi="Times New Roman" w:eastAsia="Times New Roman" w:cs="Times New Roman"/>
-                <w:i w:val="false"/>
-                <w:b w:val="false"/>
-                <w:u w:val="none"/>
-                <w:strike w:val="false"/>
-                <w:sz w:val="18"/>
-                <w:szCs w:val="18"/>
-                <w:color w:val="000000"/>
-              </w:rPr>
-              <w:t xml:space="preserve">Reference</w:t>
-            </w:r>
-          </w:p>
-        </w:tc>
-        <w:tc>
-          <w:tcPr>
-            <w:tcBorders>
-              <w:bottom w:val="none" w:sz="0" w:space="0" w:color="000000"/>
-              <w:top w:val="none" w:sz="0" w:space="0" w:color="000000"/>
-              <w:left w:val="none" w:sz="0" w:space="0" w:color="000000"/>
-              <w:right w:val="none" w:sz="0" w:space="0" w:color="000000"/>
-            </w:tcBorders>
-            <w:shd w:val="clear" w:color="auto" w:fill="FFFFFF"/>
-            <w:tcMar>
-              <w:top w:w="0" w:type="dxa"/>
-              <w:bottom w:w="0" w:type="dxa"/>
-              <w:left w:w="0" w:type="dxa"/>
-              <w:right w:w="0" w:type="dxa"/>
-            </w:tcMar>
-            <w:vAlign w:val="center"/>
-          </w:tcPr>
-          <w:p>
-            <w:pPr>
-              <w:pStyle w:val="Normal"/>
-              <w:jc w:val="left"/>
-              <w:pBdr>
-                <w:bottom w:val="none" w:sz="0" w:space="0" w:color="000000"/>
-                <w:top w:val="none" w:sz="0" w:space="0" w:color="000000"/>
-                <w:left w:val="none" w:sz="0" w:space="0" w:color="000000"/>
-                <w:right w:val="none" w:sz="0" w:space="0" w:color="000000"/>
-              </w:pBdr>
-              <w:spacing w:after="100" w:before="100" w:line="240"/>
-              <w:ind w:left="100" w:right="100" w:firstLine="0" w:firstLineChars="0"/>
-              <w:rPr>
-                <w:rFonts w:ascii="Times New Roman" w:hAnsi="Times New Roman" w:eastAsia="Times New Roman" w:cs="Times New Roman"/>
-                <w:i w:val="false"/>
-                <w:b w:val="false"/>
-                <w:u w:val="none"/>
-                <w:strike w:val="false"/>
-                <w:sz w:val="18"/>
-                <w:szCs w:val="18"/>
-                <w:color w:val="000000"/>
-              </w:rPr>
-            </w:pPr>
-            <w:r>
-              <w:rPr>
-                <w:rFonts w:ascii="Times New Roman" w:hAnsi="Times New Roman" w:eastAsia="Times New Roman" w:cs="Times New Roman"/>
-                <w:i w:val="false"/>
-                <w:b w:val="false"/>
-                <w:u w:val="none"/>
-                <w:strike w:val="false"/>
-                <w:sz w:val="18"/>
-                <w:szCs w:val="18"/>
-                <w:color w:val="000000"/>
-              </w:rPr>
-              <w:t xml:space="preserve"/>
-            </w:r>
-          </w:p>
-        </w:tc>
-        <w:tc>
-          <w:tcPr>
-            <w:tcBorders>
-              <w:bottom w:val="none" w:sz="0" w:space="0" w:color="000000"/>
-              <w:top w:val="none" w:sz="0" w:space="0" w:color="000000"/>
-              <w:left w:val="none" w:sz="0" w:space="0" w:color="000000"/>
-              <w:right w:val="none" w:sz="0" w:space="0" w:color="000000"/>
-            </w:tcBorders>
-            <w:shd w:val="clear" w:color="auto" w:fill="FFFFFF"/>
-            <w:tcMar>
-              <w:top w:w="0" w:type="dxa"/>
-              <w:bottom w:w="0" w:type="dxa"/>
-              <w:left w:w="0" w:type="dxa"/>
-              <w:right w:w="0" w:type="dxa"/>
-            </w:tcMar>
-            <w:vAlign w:val="center"/>
-          </w:tcPr>
-          <w:p>
-            <w:pPr>
-              <w:pStyle w:val="Normal"/>
-              <w:jc w:val="left"/>
-              <w:pBdr>
-                <w:bottom w:val="none" w:sz="0" w:space="0" w:color="000000"/>
-                <w:top w:val="none" w:sz="0" w:space="0" w:color="000000"/>
-                <w:left w:val="none" w:sz="0" w:space="0" w:color="000000"/>
-                <w:right w:val="none" w:sz="0" w:space="0" w:color="000000"/>
-              </w:pBdr>
-              <w:spacing w:after="100" w:before="100" w:line="240"/>
-              <w:ind w:left="100" w:right="100" w:firstLine="0" w:firstLineChars="0"/>
-              <w:rPr>
-                <w:rFonts w:ascii="Times New Roman" w:hAnsi="Times New Roman" w:eastAsia="Times New Roman" w:cs="Times New Roman"/>
-                <w:i w:val="false"/>
-                <w:b w:val="false"/>
-                <w:u w:val="none"/>
-                <w:strike w:val="false"/>
-                <w:sz w:val="18"/>
-                <w:szCs w:val="18"/>
-                <w:color w:val="000000"/>
-              </w:rPr>
-            </w:pPr>
-            <w:r>
-              <w:rPr>
-                <w:rFonts w:ascii="Times New Roman" w:hAnsi="Times New Roman" w:eastAsia="Times New Roman" w:cs="Times New Roman"/>
-                <w:i w:val="false"/>
-                <w:b w:val="false"/>
-                <w:u w:val="none"/>
-                <w:strike w:val="false"/>
-                <w:sz w:val="18"/>
-                <w:szCs w:val="18"/>
-                <w:color w:val="000000"/>
-              </w:rPr>
-              <w:t xml:space="preserve">&lt;0.001</w:t>
-            </w:r>
-          </w:p>
-        </w:tc>
-      </w:tr>
-      <w:tr>
-        <w:trPr>
-          <w:trHeight w:val="560" w:hRule="auto"/>
-        </w:trPr>
-        <w:tc>
-          <w:tcPr>
-            <w:tcBorders>
-              <w:bottom w:val="none" w:sz="0" w:space="0" w:color="000000"/>
-              <w:top w:val="none" w:sz="0" w:space="0" w:color="000000"/>
-              <w:left w:val="none" w:sz="0" w:space="0" w:color="000000"/>
-              <w:right w:val="none" w:sz="0" w:space="0" w:color="000000"/>
-            </w:tcBorders>
-            <w:shd w:val="clear" w:color="auto" w:fill="FFFFFF"/>
-            <w:tcMar>
-              <w:top w:w="0" w:type="dxa"/>
-              <w:bottom w:w="0" w:type="dxa"/>
-              <w:left w:w="0" w:type="dxa"/>
-              <w:right w:w="0" w:type="dxa"/>
-            </w:tcMar>
-            <w:vAlign w:val="center"/>
-          </w:tcPr>
-          <w:p>
-            <w:pPr>
-              <w:pStyle w:val="Normal"/>
-              <w:jc w:val="left"/>
-              <w:pBdr>
-                <w:bottom w:val="none" w:sz="0" w:space="0" w:color="000000"/>
-                <w:top w:val="none" w:sz="0" w:space="0" w:color="000000"/>
-                <w:left w:val="none" w:sz="0" w:space="0" w:color="000000"/>
-                <w:right w:val="none" w:sz="0" w:space="0" w:color="000000"/>
-              </w:pBdr>
-              <w:spacing w:after="100" w:before="100" w:line="240"/>
-              <w:ind w:left="100" w:right="100" w:firstLine="0" w:firstLineChars="0"/>
-              <w:rPr>
-                <w:rFonts w:ascii="Times New Roman" w:hAnsi="Times New Roman" w:eastAsia="Times New Roman" w:cs="Times New Roman"/>
-                <w:i w:val="false"/>
-                <w:b w:val="false"/>
-                <w:u w:val="none"/>
-                <w:strike w:val="false"/>
-                <w:sz w:val="18"/>
-                <w:szCs w:val="18"/>
-                <w:color w:val="000000"/>
-              </w:rPr>
-            </w:pPr>
-            <w:r>
-              <w:rPr>
-                <w:rFonts w:ascii="Times New Roman" w:hAnsi="Times New Roman" w:eastAsia="Times New Roman" w:cs="Times New Roman"/>
-                <w:i w:val="false"/>
-                <w:b w:val="false"/>
-                <w:u w:val="none"/>
-                <w:strike w:val="false"/>
-                <w:sz w:val="18"/>
-                <w:szCs w:val="18"/>
-                <w:color w:val="000000"/>
-              </w:rPr>
-              <w:t xml:space="preserve">Multivariable + MMR status</w:t>
-            </w:r>
-          </w:p>
-        </w:tc>
-        <w:tc>
-          <w:tcPr>
-            <w:tcBorders>
-              <w:bottom w:val="none" w:sz="0" w:space="0" w:color="000000"/>
-              <w:top w:val="none" w:sz="0" w:space="0" w:color="000000"/>
-              <w:left w:val="none" w:sz="0" w:space="0" w:color="000000"/>
-              <w:right w:val="none" w:sz="0" w:space="0" w:color="000000"/>
-            </w:tcBorders>
-            <w:shd w:val="clear" w:color="auto" w:fill="FFFFFF"/>
-            <w:tcMar>
-              <w:top w:w="0" w:type="dxa"/>
-              <w:bottom w:w="0" w:type="dxa"/>
-              <w:left w:w="0" w:type="dxa"/>
-              <w:right w:w="0" w:type="dxa"/>
-            </w:tcMar>
-            <w:vAlign w:val="center"/>
-          </w:tcPr>
-          <w:p>
-            <w:pPr>
-              <w:pStyle w:val="Normal"/>
-              <w:jc w:val="left"/>
-              <w:pBdr>
-                <w:bottom w:val="none" w:sz="0" w:space="0" w:color="000000"/>
-                <w:top w:val="none" w:sz="0" w:space="0" w:color="000000"/>
-                <w:left w:val="none" w:sz="0" w:space="0" w:color="000000"/>
-                <w:right w:val="none" w:sz="0" w:space="0" w:color="000000"/>
-              </w:pBdr>
-              <w:spacing w:after="100" w:before="100" w:line="240"/>
-              <w:ind w:left="100" w:right="100" w:firstLine="0" w:firstLineChars="0"/>
-              <w:rPr>
-                <w:rFonts w:ascii="Times New Roman" w:hAnsi="Times New Roman" w:eastAsia="Times New Roman" w:cs="Times New Roman"/>
-                <w:i w:val="false"/>
-                <w:b w:val="false"/>
-                <w:u w:val="none"/>
-                <w:strike w:val="false"/>
-                <w:sz w:val="18"/>
-                <w:szCs w:val="18"/>
-                <w:color w:val="000000"/>
-              </w:rPr>
-            </w:pPr>
-            <w:r>
-              <w:rPr>
-                <w:rFonts w:ascii="Times New Roman" w:hAnsi="Times New Roman" w:eastAsia="Times New Roman" w:cs="Times New Roman"/>
-                <w:i w:val="false"/>
-                <w:b w:val="false"/>
-                <w:u w:val="none"/>
-                <w:strike w:val="false"/>
-                <w:sz w:val="18"/>
-                <w:szCs w:val="18"/>
-                <w:color w:val="000000"/>
-              </w:rPr>
-              <w:t xml:space="preserve"/>
-            </w:r>
-          </w:p>
-        </w:tc>
-        <w:tc>
-          <w:tcPr>
-            <w:tcBorders>
-              <w:bottom w:val="none" w:sz="0" w:space="0" w:color="000000"/>
-              <w:top w:val="none" w:sz="0" w:space="0" w:color="000000"/>
-              <w:left w:val="none" w:sz="0" w:space="0" w:color="000000"/>
-              <w:right w:val="none" w:sz="0" w:space="0" w:color="000000"/>
-            </w:tcBorders>
-            <w:shd w:val="clear" w:color="auto" w:fill="FFFFFF"/>
-            <w:tcMar>
-              <w:top w:w="0" w:type="dxa"/>
-              <w:bottom w:w="0" w:type="dxa"/>
-              <w:left w:w="0" w:type="dxa"/>
-              <w:right w:w="0" w:type="dxa"/>
-            </w:tcMar>
-            <w:vAlign w:val="center"/>
-          </w:tcPr>
-          <w:p>
-            <w:pPr>
-              <w:pStyle w:val="Normal"/>
-              <w:jc w:val="left"/>
-              <w:pBdr>
-                <w:bottom w:val="none" w:sz="0" w:space="0" w:color="000000"/>
-                <w:top w:val="none" w:sz="0" w:space="0" w:color="000000"/>
-                <w:left w:val="none" w:sz="0" w:space="0" w:color="000000"/>
-                <w:right w:val="none" w:sz="0" w:space="0" w:color="000000"/>
-              </w:pBdr>
-              <w:spacing w:after="100" w:before="100" w:line="240"/>
-              <w:ind w:left="100" w:right="100" w:firstLine="0" w:firstLineChars="0"/>
-              <w:rPr>
-                <w:rFonts w:ascii="Times New Roman" w:hAnsi="Times New Roman" w:eastAsia="Times New Roman" w:cs="Times New Roman"/>
-                <w:i w:val="false"/>
-                <w:b w:val="false"/>
-                <w:u w:val="none"/>
-                <w:strike w:val="false"/>
-                <w:sz w:val="18"/>
-                <w:szCs w:val="18"/>
-                <w:color w:val="000000"/>
-              </w:rPr>
-            </w:pPr>
-            <w:r>
-              <w:rPr>
-                <w:rFonts w:ascii="Times New Roman" w:hAnsi="Times New Roman" w:eastAsia="Times New Roman" w:cs="Times New Roman"/>
-                <w:i w:val="false"/>
-                <w:b w:val="false"/>
-                <w:u w:val="none"/>
-                <w:strike w:val="false"/>
-                <w:sz w:val="18"/>
-                <w:szCs w:val="18"/>
-                <w:color w:val="000000"/>
-              </w:rPr>
-              <w:t xml:space="preserve">II</w:t>
-            </w:r>
-          </w:p>
-        </w:tc>
-        <w:tc>
-          <w:tcPr>
-            <w:tcBorders>
-              <w:bottom w:val="none" w:sz="0" w:space="0" w:color="000000"/>
-              <w:top w:val="none" w:sz="0" w:space="0" w:color="000000"/>
-              <w:left w:val="none" w:sz="0" w:space="0" w:color="000000"/>
-              <w:right w:val="none" w:sz="0" w:space="0" w:color="000000"/>
-            </w:tcBorders>
-            <w:shd w:val="clear" w:color="auto" w:fill="FFFFFF"/>
-            <w:tcMar>
-              <w:top w:w="0" w:type="dxa"/>
-              <w:bottom w:w="0" w:type="dxa"/>
-              <w:left w:w="0" w:type="dxa"/>
-              <w:right w:w="0" w:type="dxa"/>
-            </w:tcMar>
-            <w:vAlign w:val="center"/>
-          </w:tcPr>
-          <w:p>
-            <w:pPr>
-              <w:pStyle w:val="Normal"/>
-              <w:jc w:val="right"/>
-              <w:pBdr>
-                <w:bottom w:val="none" w:sz="0" w:space="0" w:color="000000"/>
-                <w:top w:val="none" w:sz="0" w:space="0" w:color="000000"/>
-                <w:left w:val="none" w:sz="0" w:space="0" w:color="000000"/>
-                <w:right w:val="none" w:sz="0" w:space="0" w:color="000000"/>
-              </w:pBdr>
-              <w:spacing w:after="100" w:before="100" w:line="240"/>
-              <w:ind w:left="100" w:right="100" w:firstLine="0" w:firstLineChars="0"/>
-              <w:rPr>
-                <w:rFonts w:ascii="Times New Roman" w:hAnsi="Times New Roman" w:eastAsia="Times New Roman" w:cs="Times New Roman"/>
-                <w:i w:val="false"/>
-                <w:b w:val="false"/>
-                <w:u w:val="none"/>
-                <w:strike w:val="false"/>
-                <w:sz w:val="18"/>
-                <w:szCs w:val="18"/>
-                <w:color w:val="000000"/>
-              </w:rPr>
-            </w:pPr>
-            <w:r>
-              <w:rPr>
-                <w:rFonts w:ascii="Times New Roman" w:hAnsi="Times New Roman" w:eastAsia="Times New Roman" w:cs="Times New Roman"/>
-                <w:i w:val="false"/>
-                <w:b w:val="false"/>
-                <w:u w:val="none"/>
-                <w:strike w:val="false"/>
-                <w:sz w:val="18"/>
-                <w:szCs w:val="18"/>
-                <w:color w:val="000000"/>
-              </w:rPr>
-              <w:t xml:space="preserve">219</w:t>
-            </w:r>
-          </w:p>
-        </w:tc>
-        <w:tc>
-          <w:tcPr>
-            <w:tcBorders>
-              <w:bottom w:val="none" w:sz="0" w:space="0" w:color="000000"/>
-              <w:top w:val="none" w:sz="0" w:space="0" w:color="000000"/>
-              <w:left w:val="none" w:sz="0" w:space="0" w:color="000000"/>
-              <w:right w:val="none" w:sz="0" w:space="0" w:color="000000"/>
-            </w:tcBorders>
-            <w:shd w:val="clear" w:color="auto" w:fill="FFFFFF"/>
-            <w:tcMar>
-              <w:top w:w="0" w:type="dxa"/>
-              <w:bottom w:w="0" w:type="dxa"/>
-              <w:left w:w="0" w:type="dxa"/>
-              <w:right w:w="0" w:type="dxa"/>
-            </w:tcMar>
-            <w:vAlign w:val="center"/>
-          </w:tcPr>
-          <w:p>
-            <w:pPr>
-              <w:pStyle w:val="Normal"/>
-              <w:jc w:val="right"/>
-              <w:pBdr>
-                <w:bottom w:val="none" w:sz="0" w:space="0" w:color="000000"/>
-                <w:top w:val="none" w:sz="0" w:space="0" w:color="000000"/>
-                <w:left w:val="none" w:sz="0" w:space="0" w:color="000000"/>
-                <w:right w:val="none" w:sz="0" w:space="0" w:color="000000"/>
-              </w:pBdr>
-              <w:spacing w:after="100" w:before="100" w:line="240"/>
-              <w:ind w:left="100" w:right="100" w:firstLine="0" w:firstLineChars="0"/>
-              <w:rPr>
-                <w:rFonts w:ascii="Times New Roman" w:hAnsi="Times New Roman" w:eastAsia="Times New Roman" w:cs="Times New Roman"/>
-                <w:i w:val="false"/>
-                <w:b w:val="false"/>
-                <w:u w:val="none"/>
-                <w:strike w:val="false"/>
-                <w:sz w:val="18"/>
-                <w:szCs w:val="18"/>
-                <w:color w:val="000000"/>
-              </w:rPr>
-            </w:pPr>
-            <w:r>
-              <w:rPr>
-                <w:rFonts w:ascii="Times New Roman" w:hAnsi="Times New Roman" w:eastAsia="Times New Roman" w:cs="Times New Roman"/>
-                <w:i w:val="false"/>
-                <w:b w:val="false"/>
-                <w:u w:val="none"/>
-                <w:strike w:val="false"/>
-                <w:sz w:val="18"/>
-                <w:szCs w:val="18"/>
-                <w:color w:val="000000"/>
-              </w:rPr>
-              <w:t xml:space="preserve">52</w:t>
-            </w:r>
-          </w:p>
-        </w:tc>
-        <w:tc>
-          <w:tcPr>
-            <w:tcBorders>
-              <w:bottom w:val="none" w:sz="0" w:space="0" w:color="000000"/>
-              <w:top w:val="none" w:sz="0" w:space="0" w:color="000000"/>
-              <w:left w:val="none" w:sz="0" w:space="0" w:color="000000"/>
-              <w:right w:val="none" w:sz="0" w:space="0" w:color="000000"/>
-            </w:tcBorders>
-            <w:shd w:val="clear" w:color="auto" w:fill="FFFFFF"/>
-            <w:tcMar>
-              <w:top w:w="0" w:type="dxa"/>
-              <w:bottom w:w="0" w:type="dxa"/>
-              <w:left w:w="0" w:type="dxa"/>
-              <w:right w:w="0" w:type="dxa"/>
-            </w:tcMar>
-            <w:vAlign w:val="center"/>
-          </w:tcPr>
-          <w:p>
-            <w:pPr>
-              <w:pStyle w:val="Normal"/>
-              <w:jc w:val="left"/>
-              <w:pBdr>
-                <w:bottom w:val="none" w:sz="0" w:space="0" w:color="000000"/>
-                <w:top w:val="none" w:sz="0" w:space="0" w:color="000000"/>
-                <w:left w:val="none" w:sz="0" w:space="0" w:color="000000"/>
-                <w:right w:val="none" w:sz="0" w:space="0" w:color="000000"/>
-              </w:pBdr>
-              <w:spacing w:after="100" w:before="100" w:line="240"/>
-              <w:ind w:left="100" w:right="100" w:firstLine="0" w:firstLineChars="0"/>
-              <w:rPr>
-                <w:rFonts w:ascii="Times New Roman" w:hAnsi="Times New Roman" w:eastAsia="Times New Roman" w:cs="Times New Roman"/>
-                <w:i w:val="false"/>
-                <w:b w:val="false"/>
-                <w:u w:val="none"/>
-                <w:strike w:val="false"/>
-                <w:sz w:val="18"/>
-                <w:szCs w:val="18"/>
-                <w:color w:val="000000"/>
-              </w:rPr>
-            </w:pPr>
-            <w:r>
-              <w:rPr>
-                <w:rFonts w:ascii="Times New Roman" w:hAnsi="Times New Roman" w:eastAsia="Times New Roman" w:cs="Times New Roman"/>
-                <w:i w:val="false"/>
-                <w:b w:val="false"/>
-                <w:u w:val="none"/>
-                <w:strike w:val="false"/>
-                <w:sz w:val="18"/>
-                <w:szCs w:val="18"/>
-                <w:color w:val="000000"/>
-              </w:rPr>
-              <w:t xml:space="preserve">6.78 (0.94–49.12)</w:t>
-            </w:r>
-          </w:p>
-        </w:tc>
-        <w:tc>
-          <w:tcPr>
-            <w:tcBorders>
-              <w:bottom w:val="none" w:sz="0" w:space="0" w:color="000000"/>
-              <w:top w:val="none" w:sz="0" w:space="0" w:color="000000"/>
-              <w:left w:val="none" w:sz="0" w:space="0" w:color="000000"/>
-              <w:right w:val="none" w:sz="0" w:space="0" w:color="000000"/>
-            </w:tcBorders>
-            <w:shd w:val="clear" w:color="auto" w:fill="FFFFFF"/>
-            <w:tcMar>
-              <w:top w:w="0" w:type="dxa"/>
-              <w:bottom w:w="0" w:type="dxa"/>
-              <w:left w:w="0" w:type="dxa"/>
-              <w:right w:w="0" w:type="dxa"/>
-            </w:tcMar>
-            <w:vAlign w:val="center"/>
-          </w:tcPr>
-          <w:p>
-            <w:pPr>
-              <w:pStyle w:val="Normal"/>
-              <w:jc w:val="left"/>
-              <w:pBdr>
-                <w:bottom w:val="none" w:sz="0" w:space="0" w:color="000000"/>
-                <w:top w:val="none" w:sz="0" w:space="0" w:color="000000"/>
-                <w:left w:val="none" w:sz="0" w:space="0" w:color="000000"/>
-                <w:right w:val="none" w:sz="0" w:space="0" w:color="000000"/>
-              </w:pBdr>
-              <w:spacing w:after="100" w:before="100" w:line="240"/>
-              <w:ind w:left="100" w:right="100" w:firstLine="0" w:firstLineChars="0"/>
-              <w:rPr>
-                <w:rFonts w:ascii="Times New Roman" w:hAnsi="Times New Roman" w:eastAsia="Times New Roman" w:cs="Times New Roman"/>
-                <w:i w:val="false"/>
-                <w:b w:val="false"/>
-                <w:u w:val="none"/>
-                <w:strike w:val="false"/>
-                <w:sz w:val="18"/>
-                <w:szCs w:val="18"/>
-                <w:color w:val="000000"/>
-              </w:rPr>
-            </w:pPr>
-            <w:r>
-              <w:rPr>
-                <w:rFonts w:ascii="Times New Roman" w:hAnsi="Times New Roman" w:eastAsia="Times New Roman" w:cs="Times New Roman"/>
-                <w:i w:val="false"/>
-                <w:b w:val="false"/>
-                <w:u w:val="none"/>
-                <w:strike w:val="false"/>
-                <w:sz w:val="18"/>
-                <w:szCs w:val="18"/>
-                <w:color w:val="000000"/>
-              </w:rPr>
-              <w:t xml:space="preserve">0.058</w:t>
-            </w:r>
-          </w:p>
-        </w:tc>
-        <w:tc>
-          <w:tcPr>
-            <w:tcBorders>
-              <w:bottom w:val="none" w:sz="0" w:space="0" w:color="000000"/>
-              <w:top w:val="none" w:sz="0" w:space="0" w:color="000000"/>
-              <w:left w:val="none" w:sz="0" w:space="0" w:color="000000"/>
-              <w:right w:val="none" w:sz="0" w:space="0" w:color="000000"/>
-            </w:tcBorders>
-            <w:shd w:val="clear" w:color="auto" w:fill="FFFFFF"/>
-            <w:tcMar>
-              <w:top w:w="0" w:type="dxa"/>
-              <w:bottom w:w="0" w:type="dxa"/>
-              <w:left w:w="0" w:type="dxa"/>
-              <w:right w:w="0" w:type="dxa"/>
-            </w:tcMar>
-            <w:vAlign w:val="center"/>
-          </w:tcPr>
-          <w:p>
-            <w:pPr>
-              <w:pStyle w:val="Normal"/>
-              <w:jc w:val="left"/>
-              <w:pBdr>
-                <w:bottom w:val="none" w:sz="0" w:space="0" w:color="000000"/>
-                <w:top w:val="none" w:sz="0" w:space="0" w:color="000000"/>
-                <w:left w:val="none" w:sz="0" w:space="0" w:color="000000"/>
-                <w:right w:val="none" w:sz="0" w:space="0" w:color="000000"/>
-              </w:pBdr>
-              <w:spacing w:after="100" w:before="100" w:line="240"/>
-              <w:ind w:left="100" w:right="100" w:firstLine="0" w:firstLineChars="0"/>
-              <w:rPr>
-                <w:rFonts w:ascii="Times New Roman" w:hAnsi="Times New Roman" w:eastAsia="Times New Roman" w:cs="Times New Roman"/>
-                <w:i w:val="false"/>
-                <w:b w:val="false"/>
-                <w:u w:val="none"/>
-                <w:strike w:val="false"/>
-                <w:sz w:val="18"/>
-                <w:szCs w:val="18"/>
-                <w:color w:val="000000"/>
-              </w:rPr>
-            </w:pPr>
-            <w:r>
-              <w:rPr>
-                <w:rFonts w:ascii="Times New Roman" w:hAnsi="Times New Roman" w:eastAsia="Times New Roman" w:cs="Times New Roman"/>
-                <w:i w:val="false"/>
-                <w:b w:val="false"/>
-                <w:u w:val="none"/>
-                <w:strike w:val="false"/>
-                <w:sz w:val="18"/>
-                <w:szCs w:val="18"/>
-                <w:color w:val="000000"/>
-              </w:rPr>
-              <w:t xml:space="preserve"/>
-            </w:r>
-          </w:p>
-        </w:tc>
-      </w:tr>
-      <w:tr>
-        <w:trPr>
-          <w:trHeight w:val="560" w:hRule="auto"/>
-        </w:trPr>
-        <w:tc>
-          <w:tcPr>
-            <w:tcBorders>
-              <w:bottom w:val="none" w:sz="0" w:space="0" w:color="000000"/>
-              <w:top w:val="none" w:sz="0" w:space="0" w:color="000000"/>
-              <w:left w:val="none" w:sz="0" w:space="0" w:color="000000"/>
-              <w:right w:val="none" w:sz="0" w:space="0" w:color="000000"/>
-            </w:tcBorders>
-            <w:shd w:val="clear" w:color="auto" w:fill="FFFFFF"/>
-            <w:tcMar>
-              <w:top w:w="0" w:type="dxa"/>
-              <w:bottom w:w="0" w:type="dxa"/>
-              <w:left w:w="0" w:type="dxa"/>
-              <w:right w:w="0" w:type="dxa"/>
-            </w:tcMar>
-            <w:vAlign w:val="center"/>
-          </w:tcPr>
-          <w:p>
-            <w:pPr>
-              <w:pStyle w:val="Normal"/>
-              <w:jc w:val="left"/>
-              <w:pBdr>
-                <w:bottom w:val="none" w:sz="0" w:space="0" w:color="000000"/>
-                <w:top w:val="none" w:sz="0" w:space="0" w:color="000000"/>
-                <w:left w:val="none" w:sz="0" w:space="0" w:color="000000"/>
-                <w:right w:val="none" w:sz="0" w:space="0" w:color="000000"/>
-              </w:pBdr>
-              <w:spacing w:after="100" w:before="100" w:line="240"/>
-              <w:ind w:left="100" w:right="100" w:firstLine="0" w:firstLineChars="0"/>
-              <w:rPr>
-                <w:rFonts w:ascii="Times New Roman" w:hAnsi="Times New Roman" w:eastAsia="Times New Roman" w:cs="Times New Roman"/>
-                <w:i w:val="false"/>
-                <w:b w:val="false"/>
-                <w:u w:val="none"/>
-                <w:strike w:val="false"/>
-                <w:sz w:val="18"/>
-                <w:szCs w:val="18"/>
-                <w:color w:val="000000"/>
-              </w:rPr>
-            </w:pPr>
-            <w:r>
-              <w:rPr>
-                <w:rFonts w:ascii="Times New Roman" w:hAnsi="Times New Roman" w:eastAsia="Times New Roman" w:cs="Times New Roman"/>
-                <w:i w:val="false"/>
-                <w:b w:val="false"/>
-                <w:u w:val="none"/>
-                <w:strike w:val="false"/>
-                <w:sz w:val="18"/>
-                <w:szCs w:val="18"/>
-                <w:color w:val="000000"/>
-              </w:rPr>
-              <w:t xml:space="preserve">Multivariable + MMR status</w:t>
-            </w:r>
-          </w:p>
-        </w:tc>
-        <w:tc>
-          <w:tcPr>
-            <w:tcBorders>
-              <w:bottom w:val="none" w:sz="0" w:space="0" w:color="000000"/>
-              <w:top w:val="none" w:sz="0" w:space="0" w:color="000000"/>
-              <w:left w:val="none" w:sz="0" w:space="0" w:color="000000"/>
-              <w:right w:val="none" w:sz="0" w:space="0" w:color="000000"/>
-            </w:tcBorders>
-            <w:shd w:val="clear" w:color="auto" w:fill="FFFFFF"/>
-            <w:tcMar>
-              <w:top w:w="0" w:type="dxa"/>
-              <w:bottom w:w="0" w:type="dxa"/>
-              <w:left w:w="0" w:type="dxa"/>
-              <w:right w:w="0" w:type="dxa"/>
-            </w:tcMar>
-            <w:vAlign w:val="center"/>
-          </w:tcPr>
-          <w:p>
-            <w:pPr>
-              <w:pStyle w:val="Normal"/>
-              <w:jc w:val="left"/>
-              <w:pBdr>
-                <w:bottom w:val="none" w:sz="0" w:space="0" w:color="000000"/>
-                <w:top w:val="none" w:sz="0" w:space="0" w:color="000000"/>
-                <w:left w:val="none" w:sz="0" w:space="0" w:color="000000"/>
-                <w:right w:val="none" w:sz="0" w:space="0" w:color="000000"/>
-              </w:pBdr>
-              <w:spacing w:after="100" w:before="100" w:line="240"/>
-              <w:ind w:left="100" w:right="100" w:firstLine="0" w:firstLineChars="0"/>
-              <w:rPr>
-                <w:rFonts w:ascii="Times New Roman" w:hAnsi="Times New Roman" w:eastAsia="Times New Roman" w:cs="Times New Roman"/>
-                <w:i w:val="false"/>
-                <w:b w:val="false"/>
-                <w:u w:val="none"/>
-                <w:strike w:val="false"/>
-                <w:sz w:val="18"/>
-                <w:szCs w:val="18"/>
-                <w:color w:val="000000"/>
-              </w:rPr>
-            </w:pPr>
-            <w:r>
-              <w:rPr>
-                <w:rFonts w:ascii="Times New Roman" w:hAnsi="Times New Roman" w:eastAsia="Times New Roman" w:cs="Times New Roman"/>
-                <w:i w:val="false"/>
-                <w:b w:val="false"/>
-                <w:u w:val="none"/>
-                <w:strike w:val="false"/>
-                <w:sz w:val="18"/>
-                <w:szCs w:val="18"/>
-                <w:color w:val="000000"/>
-              </w:rPr>
-              <w:t xml:space="preserve"/>
-            </w:r>
-          </w:p>
-        </w:tc>
-        <w:tc>
-          <w:tcPr>
-            <w:tcBorders>
-              <w:bottom w:val="none" w:sz="0" w:space="0" w:color="000000"/>
-              <w:top w:val="none" w:sz="0" w:space="0" w:color="000000"/>
-              <w:left w:val="none" w:sz="0" w:space="0" w:color="000000"/>
-              <w:right w:val="none" w:sz="0" w:space="0" w:color="000000"/>
-            </w:tcBorders>
-            <w:shd w:val="clear" w:color="auto" w:fill="FFFFFF"/>
-            <w:tcMar>
-              <w:top w:w="0" w:type="dxa"/>
-              <w:bottom w:w="0" w:type="dxa"/>
-              <w:left w:w="0" w:type="dxa"/>
-              <w:right w:w="0" w:type="dxa"/>
-            </w:tcMar>
-            <w:vAlign w:val="center"/>
-          </w:tcPr>
-          <w:p>
-            <w:pPr>
-              <w:pStyle w:val="Normal"/>
-              <w:jc w:val="left"/>
-              <w:pBdr>
-                <w:bottom w:val="none" w:sz="0" w:space="0" w:color="000000"/>
-                <w:top w:val="none" w:sz="0" w:space="0" w:color="000000"/>
-                <w:left w:val="none" w:sz="0" w:space="0" w:color="000000"/>
-                <w:right w:val="none" w:sz="0" w:space="0" w:color="000000"/>
-              </w:pBdr>
-              <w:spacing w:after="100" w:before="100" w:line="240"/>
-              <w:ind w:left="100" w:right="100" w:firstLine="0" w:firstLineChars="0"/>
-              <w:rPr>
-                <w:rFonts w:ascii="Times New Roman" w:hAnsi="Times New Roman" w:eastAsia="Times New Roman" w:cs="Times New Roman"/>
-                <w:i w:val="false"/>
-                <w:b w:val="false"/>
-                <w:u w:val="none"/>
-                <w:strike w:val="false"/>
-                <w:sz w:val="18"/>
-                <w:szCs w:val="18"/>
-                <w:color w:val="000000"/>
-              </w:rPr>
-            </w:pPr>
-            <w:r>
-              <w:rPr>
-                <w:rFonts w:ascii="Times New Roman" w:hAnsi="Times New Roman" w:eastAsia="Times New Roman" w:cs="Times New Roman"/>
-                <w:i w:val="false"/>
-                <w:b w:val="false"/>
-                <w:u w:val="none"/>
-                <w:strike w:val="false"/>
-                <w:sz w:val="18"/>
-                <w:szCs w:val="18"/>
-                <w:color w:val="000000"/>
-              </w:rPr>
-              <w:t xml:space="preserve">III</w:t>
-            </w:r>
-          </w:p>
-        </w:tc>
-        <w:tc>
-          <w:tcPr>
-            <w:tcBorders>
-              <w:bottom w:val="none" w:sz="0" w:space="0" w:color="000000"/>
-              <w:top w:val="none" w:sz="0" w:space="0" w:color="000000"/>
-              <w:left w:val="none" w:sz="0" w:space="0" w:color="000000"/>
-              <w:right w:val="none" w:sz="0" w:space="0" w:color="000000"/>
-            </w:tcBorders>
-            <w:shd w:val="clear" w:color="auto" w:fill="FFFFFF"/>
-            <w:tcMar>
-              <w:top w:w="0" w:type="dxa"/>
-              <w:bottom w:w="0" w:type="dxa"/>
-              <w:left w:w="0" w:type="dxa"/>
-              <w:right w:w="0" w:type="dxa"/>
-            </w:tcMar>
-            <w:vAlign w:val="center"/>
-          </w:tcPr>
-          <w:p>
-            <w:pPr>
-              <w:pStyle w:val="Normal"/>
-              <w:jc w:val="right"/>
-              <w:pBdr>
-                <w:bottom w:val="none" w:sz="0" w:space="0" w:color="000000"/>
-                <w:top w:val="none" w:sz="0" w:space="0" w:color="000000"/>
-                <w:left w:val="none" w:sz="0" w:space="0" w:color="000000"/>
-                <w:right w:val="none" w:sz="0" w:space="0" w:color="000000"/>
-              </w:pBdr>
-              <w:spacing w:after="100" w:before="100" w:line="240"/>
-              <w:ind w:left="100" w:right="100" w:firstLine="0" w:firstLineChars="0"/>
-              <w:rPr>
-                <w:rFonts w:ascii="Times New Roman" w:hAnsi="Times New Roman" w:eastAsia="Times New Roman" w:cs="Times New Roman"/>
-                <w:i w:val="false"/>
-                <w:b w:val="false"/>
-                <w:u w:val="none"/>
-                <w:strike w:val="false"/>
-                <w:sz w:val="18"/>
-                <w:szCs w:val="18"/>
-                <w:color w:val="000000"/>
-              </w:rPr>
-            </w:pPr>
-            <w:r>
-              <w:rPr>
-                <w:rFonts w:ascii="Times New Roman" w:hAnsi="Times New Roman" w:eastAsia="Times New Roman" w:cs="Times New Roman"/>
-                <w:i w:val="false"/>
-                <w:b w:val="false"/>
-                <w:u w:val="none"/>
-                <w:strike w:val="false"/>
-                <w:sz w:val="18"/>
-                <w:szCs w:val="18"/>
-                <w:color w:val="000000"/>
-              </w:rPr>
-              <w:t xml:space="preserve">198</w:t>
-            </w:r>
-          </w:p>
-        </w:tc>
-        <w:tc>
-          <w:tcPr>
-            <w:tcBorders>
-              <w:bottom w:val="none" w:sz="0" w:space="0" w:color="000000"/>
-              <w:top w:val="none" w:sz="0" w:space="0" w:color="000000"/>
-              <w:left w:val="none" w:sz="0" w:space="0" w:color="000000"/>
-              <w:right w:val="none" w:sz="0" w:space="0" w:color="000000"/>
-            </w:tcBorders>
-            <w:shd w:val="clear" w:color="auto" w:fill="FFFFFF"/>
-            <w:tcMar>
-              <w:top w:w="0" w:type="dxa"/>
-              <w:bottom w:w="0" w:type="dxa"/>
-              <w:left w:w="0" w:type="dxa"/>
-              <w:right w:w="0" w:type="dxa"/>
-            </w:tcMar>
-            <w:vAlign w:val="center"/>
-          </w:tcPr>
-          <w:p>
-            <w:pPr>
-              <w:pStyle w:val="Normal"/>
-              <w:jc w:val="right"/>
-              <w:pBdr>
-                <w:bottom w:val="none" w:sz="0" w:space="0" w:color="000000"/>
-                <w:top w:val="none" w:sz="0" w:space="0" w:color="000000"/>
-                <w:left w:val="none" w:sz="0" w:space="0" w:color="000000"/>
-                <w:right w:val="none" w:sz="0" w:space="0" w:color="000000"/>
-              </w:pBdr>
-              <w:spacing w:after="100" w:before="100" w:line="240"/>
-              <w:ind w:left="100" w:right="100" w:firstLine="0" w:firstLineChars="0"/>
-              <w:rPr>
-                <w:rFonts w:ascii="Times New Roman" w:hAnsi="Times New Roman" w:eastAsia="Times New Roman" w:cs="Times New Roman"/>
-                <w:i w:val="false"/>
-                <w:b w:val="false"/>
-                <w:u w:val="none"/>
-                <w:strike w:val="false"/>
-                <w:sz w:val="18"/>
-                <w:szCs w:val="18"/>
-                <w:color w:val="000000"/>
-              </w:rPr>
-            </w:pPr>
-            <w:r>
-              <w:rPr>
-                <w:rFonts w:ascii="Times New Roman" w:hAnsi="Times New Roman" w:eastAsia="Times New Roman" w:cs="Times New Roman"/>
-                <w:i w:val="false"/>
-                <w:b w:val="false"/>
-                <w:u w:val="none"/>
-                <w:strike w:val="false"/>
-                <w:sz w:val="18"/>
-                <w:szCs w:val="18"/>
-                <w:color w:val="000000"/>
-              </w:rPr>
-              <w:t xml:space="preserve">79</w:t>
-            </w:r>
-          </w:p>
-        </w:tc>
-        <w:tc>
-          <w:tcPr>
-            <w:tcBorders>
-              <w:bottom w:val="none" w:sz="0" w:space="0" w:color="000000"/>
-              <w:top w:val="none" w:sz="0" w:space="0" w:color="000000"/>
-              <w:left w:val="none" w:sz="0" w:space="0" w:color="000000"/>
-              <w:right w:val="none" w:sz="0" w:space="0" w:color="000000"/>
-            </w:tcBorders>
-            <w:shd w:val="clear" w:color="auto" w:fill="FFFFFF"/>
-            <w:tcMar>
-              <w:top w:w="0" w:type="dxa"/>
-              <w:bottom w:w="0" w:type="dxa"/>
-              <w:left w:w="0" w:type="dxa"/>
-              <w:right w:w="0" w:type="dxa"/>
-            </w:tcMar>
-            <w:vAlign w:val="center"/>
-          </w:tcPr>
-          <w:p>
-            <w:pPr>
-              <w:pStyle w:val="Normal"/>
-              <w:jc w:val="left"/>
-              <w:pBdr>
-                <w:bottom w:val="none" w:sz="0" w:space="0" w:color="000000"/>
-                <w:top w:val="none" w:sz="0" w:space="0" w:color="000000"/>
-                <w:left w:val="none" w:sz="0" w:space="0" w:color="000000"/>
-                <w:right w:val="none" w:sz="0" w:space="0" w:color="000000"/>
-              </w:pBdr>
-              <w:spacing w:after="100" w:before="100" w:line="240"/>
-              <w:ind w:left="100" w:right="100" w:firstLine="0" w:firstLineChars="0"/>
-              <w:rPr>
-                <w:rFonts w:ascii="Times New Roman" w:hAnsi="Times New Roman" w:eastAsia="Times New Roman" w:cs="Times New Roman"/>
-                <w:i w:val="false"/>
-                <w:b w:val="false"/>
-                <w:u w:val="none"/>
-                <w:strike w:val="false"/>
-                <w:sz w:val="18"/>
-                <w:szCs w:val="18"/>
-                <w:color w:val="000000"/>
-              </w:rPr>
-            </w:pPr>
-            <w:r>
-              <w:rPr>
-                <w:rFonts w:ascii="Times New Roman" w:hAnsi="Times New Roman" w:eastAsia="Times New Roman" w:cs="Times New Roman"/>
-                <w:i w:val="false"/>
-                <w:b w:val="false"/>
-                <w:u w:val="none"/>
-                <w:strike w:val="false"/>
-                <w:sz w:val="18"/>
-                <w:szCs w:val="18"/>
-                <w:color w:val="000000"/>
-              </w:rPr>
-              <w:t xml:space="preserve">12.21 (1.69–87.91)</w:t>
-            </w:r>
-          </w:p>
-        </w:tc>
-        <w:tc>
-          <w:tcPr>
-            <w:tcBorders>
-              <w:bottom w:val="none" w:sz="0" w:space="0" w:color="000000"/>
-              <w:top w:val="none" w:sz="0" w:space="0" w:color="000000"/>
-              <w:left w:val="none" w:sz="0" w:space="0" w:color="000000"/>
-              <w:right w:val="none" w:sz="0" w:space="0" w:color="000000"/>
-            </w:tcBorders>
-            <w:shd w:val="clear" w:color="auto" w:fill="FFFFFF"/>
-            <w:tcMar>
-              <w:top w:w="0" w:type="dxa"/>
-              <w:bottom w:w="0" w:type="dxa"/>
-              <w:left w:w="0" w:type="dxa"/>
-              <w:right w:w="0" w:type="dxa"/>
-            </w:tcMar>
-            <w:vAlign w:val="center"/>
-          </w:tcPr>
-          <w:p>
-            <w:pPr>
-              <w:pStyle w:val="Normal"/>
-              <w:jc w:val="left"/>
-              <w:pBdr>
-                <w:bottom w:val="none" w:sz="0" w:space="0" w:color="000000"/>
-                <w:top w:val="none" w:sz="0" w:space="0" w:color="000000"/>
-                <w:left w:val="none" w:sz="0" w:space="0" w:color="000000"/>
-                <w:right w:val="none" w:sz="0" w:space="0" w:color="000000"/>
-              </w:pBdr>
-              <w:spacing w:after="100" w:before="100" w:line="240"/>
-              <w:ind w:left="100" w:right="100" w:firstLine="0" w:firstLineChars="0"/>
-              <w:rPr>
-                <w:rFonts w:ascii="Times New Roman" w:hAnsi="Times New Roman" w:eastAsia="Times New Roman" w:cs="Times New Roman"/>
-                <w:i w:val="false"/>
-                <w:b w:val="false"/>
-                <w:u w:val="none"/>
-                <w:strike w:val="false"/>
-                <w:sz w:val="18"/>
-                <w:szCs w:val="18"/>
-                <w:color w:val="000000"/>
-              </w:rPr>
-            </w:pPr>
-            <w:r>
-              <w:rPr>
-                <w:rFonts w:ascii="Times New Roman" w:hAnsi="Times New Roman" w:eastAsia="Times New Roman" w:cs="Times New Roman"/>
-                <w:i w:val="false"/>
-                <w:b w:val="false"/>
-                <w:u w:val="none"/>
-                <w:strike w:val="false"/>
-                <w:sz w:val="18"/>
-                <w:szCs w:val="18"/>
-                <w:color w:val="000000"/>
-              </w:rPr>
-              <w:t xml:space="preserve">0.013</w:t>
-            </w:r>
-          </w:p>
-        </w:tc>
-        <w:tc>
-          <w:tcPr>
-            <w:tcBorders>
-              <w:bottom w:val="none" w:sz="0" w:space="0" w:color="000000"/>
-              <w:top w:val="none" w:sz="0" w:space="0" w:color="000000"/>
-              <w:left w:val="none" w:sz="0" w:space="0" w:color="000000"/>
-              <w:right w:val="none" w:sz="0" w:space="0" w:color="000000"/>
-            </w:tcBorders>
-            <w:shd w:val="clear" w:color="auto" w:fill="FFFFFF"/>
-            <w:tcMar>
-              <w:top w:w="0" w:type="dxa"/>
-              <w:bottom w:w="0" w:type="dxa"/>
-              <w:left w:w="0" w:type="dxa"/>
-              <w:right w:w="0" w:type="dxa"/>
-            </w:tcMar>
-            <w:vAlign w:val="center"/>
-          </w:tcPr>
-          <w:p>
-            <w:pPr>
-              <w:pStyle w:val="Normal"/>
-              <w:jc w:val="left"/>
-              <w:pBdr>
-                <w:bottom w:val="none" w:sz="0" w:space="0" w:color="000000"/>
-                <w:top w:val="none" w:sz="0" w:space="0" w:color="000000"/>
-                <w:left w:val="none" w:sz="0" w:space="0" w:color="000000"/>
-                <w:right w:val="none" w:sz="0" w:space="0" w:color="000000"/>
-              </w:pBdr>
-              <w:spacing w:after="100" w:before="100" w:line="240"/>
-              <w:ind w:left="100" w:right="100" w:firstLine="0" w:firstLineChars="0"/>
-              <w:rPr>
-                <w:rFonts w:ascii="Times New Roman" w:hAnsi="Times New Roman" w:eastAsia="Times New Roman" w:cs="Times New Roman"/>
-                <w:i w:val="false"/>
-                <w:b w:val="false"/>
-                <w:u w:val="none"/>
-                <w:strike w:val="false"/>
-                <w:sz w:val="18"/>
-                <w:szCs w:val="18"/>
-                <w:color w:val="000000"/>
-              </w:rPr>
-            </w:pPr>
-            <w:r>
-              <w:rPr>
-                <w:rFonts w:ascii="Times New Roman" w:hAnsi="Times New Roman" w:eastAsia="Times New Roman" w:cs="Times New Roman"/>
-                <w:i w:val="false"/>
-                <w:b w:val="false"/>
-                <w:u w:val="none"/>
-                <w:strike w:val="false"/>
-                <w:sz w:val="18"/>
-                <w:szCs w:val="18"/>
-                <w:color w:val="000000"/>
-              </w:rPr>
-              <w:t xml:space="preserve"/>
-            </w:r>
-          </w:p>
-        </w:tc>
-      </w:tr>
-      <w:tr>
-        <w:trPr>
-          <w:trHeight w:val="560" w:hRule="auto"/>
-        </w:trPr>
-        <w:tc>
-          <w:tcPr>
-            <w:tcBorders>
-              <w:bottom w:val="none" w:sz="0" w:space="0" w:color="000000"/>
-              <w:top w:val="none" w:sz="0" w:space="0" w:color="000000"/>
-              <w:left w:val="none" w:sz="0" w:space="0" w:color="000000"/>
-              <w:right w:val="none" w:sz="0" w:space="0" w:color="000000"/>
-            </w:tcBorders>
-            <w:shd w:val="clear" w:color="auto" w:fill="FFFFFF"/>
-            <w:tcMar>
-              <w:top w:w="0" w:type="dxa"/>
-              <w:bottom w:w="0" w:type="dxa"/>
-              <w:left w:w="0" w:type="dxa"/>
-              <w:right w:w="0" w:type="dxa"/>
-            </w:tcMar>
-            <w:vAlign w:val="center"/>
-          </w:tcPr>
-          <w:p>
-            <w:pPr>
-              <w:pStyle w:val="Normal"/>
-              <w:jc w:val="left"/>
-              <w:pBdr>
-                <w:bottom w:val="none" w:sz="0" w:space="0" w:color="000000"/>
-                <w:top w:val="none" w:sz="0" w:space="0" w:color="000000"/>
-                <w:left w:val="none" w:sz="0" w:space="0" w:color="000000"/>
-                <w:right w:val="none" w:sz="0" w:space="0" w:color="000000"/>
-              </w:pBdr>
-              <w:spacing w:after="100" w:before="100" w:line="240"/>
-              <w:ind w:left="100" w:right="100" w:firstLine="0" w:firstLineChars="0"/>
-              <w:rPr>
-                <w:rFonts w:ascii="Times New Roman" w:hAnsi="Times New Roman" w:eastAsia="Times New Roman" w:cs="Times New Roman"/>
-                <w:i w:val="false"/>
-                <w:b w:val="false"/>
-                <w:u w:val="none"/>
-                <w:strike w:val="false"/>
-                <w:sz w:val="18"/>
-                <w:szCs w:val="18"/>
-                <w:color w:val="000000"/>
-              </w:rPr>
-            </w:pPr>
-            <w:r>
-              <w:rPr>
-                <w:rFonts w:ascii="Times New Roman" w:hAnsi="Times New Roman" w:eastAsia="Times New Roman" w:cs="Times New Roman"/>
-                <w:i w:val="false"/>
-                <w:b w:val="false"/>
-                <w:u w:val="none"/>
-                <w:strike w:val="false"/>
-                <w:sz w:val="18"/>
-                <w:szCs w:val="18"/>
-                <w:color w:val="000000"/>
-              </w:rPr>
-              <w:t xml:space="preserve">Multivariable + MMR status</w:t>
-            </w:r>
-          </w:p>
-        </w:tc>
-        <w:tc>
-          <w:tcPr>
-            <w:tcBorders>
-              <w:bottom w:val="none" w:sz="0" w:space="0" w:color="000000"/>
-              <w:top w:val="none" w:sz="0" w:space="0" w:color="000000"/>
-              <w:left w:val="none" w:sz="0" w:space="0" w:color="000000"/>
-              <w:right w:val="none" w:sz="0" w:space="0" w:color="000000"/>
-            </w:tcBorders>
-            <w:shd w:val="clear" w:color="auto" w:fill="FFFFFF"/>
-            <w:tcMar>
-              <w:top w:w="0" w:type="dxa"/>
-              <w:bottom w:w="0" w:type="dxa"/>
-              <w:left w:w="0" w:type="dxa"/>
-              <w:right w:w="0" w:type="dxa"/>
-            </w:tcMar>
-            <w:vAlign w:val="center"/>
-          </w:tcPr>
-          <w:p>
-            <w:pPr>
-              <w:pStyle w:val="Normal"/>
-              <w:jc w:val="left"/>
-              <w:pBdr>
-                <w:bottom w:val="none" w:sz="0" w:space="0" w:color="000000"/>
-                <w:top w:val="none" w:sz="0" w:space="0" w:color="000000"/>
-                <w:left w:val="none" w:sz="0" w:space="0" w:color="000000"/>
-                <w:right w:val="none" w:sz="0" w:space="0" w:color="000000"/>
-              </w:pBdr>
-              <w:spacing w:after="100" w:before="100" w:line="240"/>
-              <w:ind w:left="100" w:right="100" w:firstLine="0" w:firstLineChars="0"/>
-              <w:rPr>
-                <w:rFonts w:ascii="Times New Roman" w:hAnsi="Times New Roman" w:eastAsia="Times New Roman" w:cs="Times New Roman"/>
-                <w:i w:val="false"/>
-                <w:b w:val="false"/>
-                <w:u w:val="none"/>
-                <w:strike w:val="false"/>
-                <w:sz w:val="18"/>
-                <w:szCs w:val="18"/>
-                <w:color w:val="000000"/>
-              </w:rPr>
-            </w:pPr>
-            <w:r>
-              <w:rPr>
-                <w:rFonts w:ascii="Times New Roman" w:hAnsi="Times New Roman" w:eastAsia="Times New Roman" w:cs="Times New Roman"/>
-                <w:i w:val="false"/>
-                <w:b w:val="false"/>
-                <w:u w:val="none"/>
-                <w:strike w:val="false"/>
-                <w:sz w:val="18"/>
-                <w:szCs w:val="18"/>
-                <w:color w:val="000000"/>
-              </w:rPr>
-              <w:t xml:space="preserve">MMR status</w:t>
-            </w:r>
-          </w:p>
-        </w:tc>
-        <w:tc>
-          <w:tcPr>
-            <w:tcBorders>
-              <w:bottom w:val="none" w:sz="0" w:space="0" w:color="000000"/>
-              <w:top w:val="none" w:sz="0" w:space="0" w:color="000000"/>
-              <w:left w:val="none" w:sz="0" w:space="0" w:color="000000"/>
-              <w:right w:val="none" w:sz="0" w:space="0" w:color="000000"/>
-            </w:tcBorders>
-            <w:shd w:val="clear" w:color="auto" w:fill="FFFFFF"/>
-            <w:tcMar>
-              <w:top w:w="0" w:type="dxa"/>
-              <w:bottom w:w="0" w:type="dxa"/>
-              <w:left w:w="0" w:type="dxa"/>
-              <w:right w:w="0" w:type="dxa"/>
-            </w:tcMar>
-            <w:vAlign w:val="center"/>
-          </w:tcPr>
-          <w:p>
-            <w:pPr>
-              <w:pStyle w:val="Normal"/>
-              <w:jc w:val="left"/>
-              <w:pBdr>
-                <w:bottom w:val="none" w:sz="0" w:space="0" w:color="000000"/>
-                <w:top w:val="none" w:sz="0" w:space="0" w:color="000000"/>
-                <w:left w:val="none" w:sz="0" w:space="0" w:color="000000"/>
-                <w:right w:val="none" w:sz="0" w:space="0" w:color="000000"/>
-              </w:pBdr>
-              <w:spacing w:after="100" w:before="100" w:line="240"/>
-              <w:ind w:left="100" w:right="100" w:firstLine="0" w:firstLineChars="0"/>
-              <w:rPr>
-                <w:rFonts w:ascii="Times New Roman" w:hAnsi="Times New Roman" w:eastAsia="Times New Roman" w:cs="Times New Roman"/>
-                <w:i w:val="false"/>
-                <w:b w:val="false"/>
-                <w:u w:val="none"/>
-                <w:strike w:val="false"/>
-                <w:sz w:val="18"/>
-                <w:szCs w:val="18"/>
-                <w:color w:val="000000"/>
-              </w:rPr>
-            </w:pPr>
-            <w:r>
-              <w:rPr>
-                <w:rFonts w:ascii="Times New Roman" w:hAnsi="Times New Roman" w:eastAsia="Times New Roman" w:cs="Times New Roman"/>
-                <w:i w:val="false"/>
-                <w:b w:val="false"/>
-                <w:u w:val="none"/>
-                <w:strike w:val="false"/>
-                <w:sz w:val="18"/>
-                <w:szCs w:val="18"/>
-                <w:color w:val="000000"/>
-              </w:rPr>
-              <w:t xml:space="preserve">pMMR (ref)</w:t>
-            </w:r>
-          </w:p>
-        </w:tc>
-        <w:tc>
-          <w:tcPr>
-            <w:tcBorders>
-              <w:bottom w:val="none" w:sz="0" w:space="0" w:color="000000"/>
-              <w:top w:val="none" w:sz="0" w:space="0" w:color="000000"/>
-              <w:left w:val="none" w:sz="0" w:space="0" w:color="000000"/>
-              <w:right w:val="none" w:sz="0" w:space="0" w:color="000000"/>
-            </w:tcBorders>
-            <w:shd w:val="clear" w:color="auto" w:fill="FFFFFF"/>
-            <w:tcMar>
-              <w:top w:w="0" w:type="dxa"/>
-              <w:bottom w:w="0" w:type="dxa"/>
-              <w:left w:w="0" w:type="dxa"/>
-              <w:right w:w="0" w:type="dxa"/>
-            </w:tcMar>
-            <w:vAlign w:val="center"/>
-          </w:tcPr>
-          <w:p>
-            <w:pPr>
-              <w:pStyle w:val="Normal"/>
-              <w:jc w:val="right"/>
-              <w:pBdr>
-                <w:bottom w:val="none" w:sz="0" w:space="0" w:color="000000"/>
-                <w:top w:val="none" w:sz="0" w:space="0" w:color="000000"/>
-                <w:left w:val="none" w:sz="0" w:space="0" w:color="000000"/>
-                <w:right w:val="none" w:sz="0" w:space="0" w:color="000000"/>
-              </w:pBdr>
-              <w:spacing w:after="100" w:before="100" w:line="240"/>
-              <w:ind w:left="100" w:right="100" w:firstLine="0" w:firstLineChars="0"/>
-              <w:rPr>
-                <w:rFonts w:ascii="Times New Roman" w:hAnsi="Times New Roman" w:eastAsia="Times New Roman" w:cs="Times New Roman"/>
-                <w:i w:val="false"/>
-                <w:b w:val="false"/>
-                <w:u w:val="none"/>
-                <w:strike w:val="false"/>
-                <w:sz w:val="18"/>
-                <w:szCs w:val="18"/>
-                <w:color w:val="000000"/>
-              </w:rPr>
-            </w:pPr>
-            <w:r>
-              <w:rPr>
-                <w:rFonts w:ascii="Times New Roman" w:hAnsi="Times New Roman" w:eastAsia="Times New Roman" w:cs="Times New Roman"/>
-                <w:i w:val="false"/>
-                <w:b w:val="false"/>
-                <w:u w:val="none"/>
-                <w:strike w:val="false"/>
-                <w:sz w:val="18"/>
-                <w:szCs w:val="18"/>
-                <w:color w:val="000000"/>
-              </w:rPr>
-              <w:t xml:space="preserve">379</w:t>
-            </w:r>
-          </w:p>
-        </w:tc>
-        <w:tc>
-          <w:tcPr>
-            <w:tcBorders>
-              <w:bottom w:val="none" w:sz="0" w:space="0" w:color="000000"/>
-              <w:top w:val="none" w:sz="0" w:space="0" w:color="000000"/>
-              <w:left w:val="none" w:sz="0" w:space="0" w:color="000000"/>
-              <w:right w:val="none" w:sz="0" w:space="0" w:color="000000"/>
-            </w:tcBorders>
-            <w:shd w:val="clear" w:color="auto" w:fill="FFFFFF"/>
-            <w:tcMar>
-              <w:top w:w="0" w:type="dxa"/>
-              <w:bottom w:w="0" w:type="dxa"/>
-              <w:left w:w="0" w:type="dxa"/>
-              <w:right w:w="0" w:type="dxa"/>
-            </w:tcMar>
-            <w:vAlign w:val="center"/>
-          </w:tcPr>
-          <w:p>
-            <w:pPr>
-              <w:pStyle w:val="Normal"/>
-              <w:jc w:val="right"/>
-              <w:pBdr>
-                <w:bottom w:val="none" w:sz="0" w:space="0" w:color="000000"/>
-                <w:top w:val="none" w:sz="0" w:space="0" w:color="000000"/>
-                <w:left w:val="none" w:sz="0" w:space="0" w:color="000000"/>
-                <w:right w:val="none" w:sz="0" w:space="0" w:color="000000"/>
-              </w:pBdr>
-              <w:spacing w:after="100" w:before="100" w:line="240"/>
-              <w:ind w:left="100" w:right="100" w:firstLine="0" w:firstLineChars="0"/>
-              <w:rPr>
-                <w:rFonts w:ascii="Times New Roman" w:hAnsi="Times New Roman" w:eastAsia="Times New Roman" w:cs="Times New Roman"/>
-                <w:i w:val="false"/>
-                <w:b w:val="false"/>
-                <w:u w:val="none"/>
-                <w:strike w:val="false"/>
-                <w:sz w:val="18"/>
-                <w:szCs w:val="18"/>
-                <w:color w:val="000000"/>
-              </w:rPr>
-            </w:pPr>
-            <w:r>
-              <w:rPr>
-                <w:rFonts w:ascii="Times New Roman" w:hAnsi="Times New Roman" w:eastAsia="Times New Roman" w:cs="Times New Roman"/>
-                <w:i w:val="false"/>
-                <w:b w:val="false"/>
-                <w:u w:val="none"/>
-                <w:strike w:val="false"/>
-                <w:sz w:val="18"/>
-                <w:szCs w:val="18"/>
-                <w:color w:val="000000"/>
-              </w:rPr>
-              <w:t xml:space="preserve">122</w:t>
+              <w:t xml:space="preserve">157</w:t>
             </w:r>
           </w:p>
         </w:tc>
@@ -13170,7 +11835,7 @@
                 <w:szCs w:val="18"/>
                 <w:color w:val="000000"/>
               </w:rPr>
-              <w:t xml:space="preserve">69</w:t>
+              <w:t xml:space="preserve">71</w:t>
             </w:r>
           </w:p>
         </w:tc>
@@ -13280,7 +11945,7 @@
                 <w:szCs w:val="18"/>
                 <w:color w:val="000000"/>
               </w:rPr>
-              <w:t xml:space="preserve">0.42 (0.22–0.82)</w:t>
+              <w:t xml:space="preserve">0.34 (0.17–0.64)</w:t>
             </w:r>
           </w:p>
         </w:tc>
@@ -13335,7 +12000,7 @@
                 <w:szCs w:val="18"/>
                 <w:color w:val="000000"/>
               </w:rPr>
-              <w:t xml:space="preserve">0.011</w:t>
+              <w:t xml:space="preserve">&lt;0.001</w:t>
             </w:r>
           </w:p>
         </w:tc>

--- a/output/tables/GEO/GSE39582/GSE39582_cox_RFS.docx
+++ b/output/tables/GEO/GSE39582/GSE39582_cox_RFS.docx
@@ -25,7 +25,7 @@
         <w:ind w:left="60" w:right="60" w:firstLine="0" w:firstLineChars="0"/>
       </w:pPr>
       <w:r>
-        <w:t xml:space="preserve">Cox regression for relapse-free survival: ROCK2 expression, GSE39582 (CIT, colon)</w:t>
+        <w:t xml:space="preserve">Cox regression for relapse-free survival: HIST1H2AC expression, GSE39582 (CIT, colon)</w:t>
       </w:r>
     </w:p>
     <w:tbl xmlns:a="http://schemas.openxmlformats.org/drawingml/2006/main" xmlns:pic="http://schemas.openxmlformats.org/drawingml/2006/picture">
@@ -36,7 +36,7 @@
       </w:tblPr>
       <w:tblGrid>
         <w:gridCol w:w="3360"/>
-        <w:gridCol w:w="3080"/>
+        <w:gridCol w:w="3450"/>
         <w:gridCol w:w="1305"/>
         <w:gridCol w:w="681"/>
         <w:gridCol w:w="931"/>
@@ -600,7 +600,7 @@
                 <w:szCs w:val="18"/>
                 <w:color w:val="000000"/>
               </w:rPr>
-              <w:t xml:space="preserve">ROCK2 expression</w:t>
+              <w:t xml:space="preserve">HIST1H2AC expression</w:t>
             </w:r>
           </w:p>
         </w:tc>
@@ -710,7 +710,7 @@
                 <w:szCs w:val="18"/>
                 <w:color w:val="000000"/>
               </w:rPr>
-              <w:t xml:space="preserve">280</w:t>
+              <w:t xml:space="preserve">276</w:t>
             </w:r>
           </w:p>
         </w:tc>
@@ -765,7 +765,7 @@
                 <w:szCs w:val="18"/>
                 <w:color w:val="000000"/>
               </w:rPr>
-              <w:t xml:space="preserve">100</w:t>
+              <w:t xml:space="preserve">78</w:t>
             </w:r>
           </w:p>
         </w:tc>
@@ -1155,7 +1155,7 @@
                 <w:szCs w:val="18"/>
                 <w:color w:val="000000"/>
               </w:rPr>
-              <w:t xml:space="preserve">277</w:t>
+              <w:t xml:space="preserve">281</w:t>
             </w:r>
           </w:p>
         </w:tc>
@@ -1210,117 +1210,117 @@
                 <w:szCs w:val="18"/>
                 <w:color w:val="000000"/>
               </w:rPr>
-              <w:t xml:space="preserve">77</w:t>
-            </w:r>
-          </w:p>
-        </w:tc>
-        <w:tc>
-          <w:tcPr>
-            <w:tcBorders>
-              <w:bottom w:val="none" w:sz="0" w:space="0" w:color="000000"/>
-              <w:top w:val="none" w:sz="0" w:space="0" w:color="000000"/>
-              <w:left w:val="none" w:sz="0" w:space="0" w:color="000000"/>
-              <w:right w:val="none" w:sz="0" w:space="0" w:color="000000"/>
-            </w:tcBorders>
-            <w:shd w:val="clear" w:color="auto" w:fill="FFFFFF"/>
-            <w:tcMar>
-              <w:top w:w="0" w:type="dxa"/>
-              <w:bottom w:w="0" w:type="dxa"/>
-              <w:left w:w="0" w:type="dxa"/>
-              <w:right w:w="0" w:type="dxa"/>
-            </w:tcMar>
-            <w:vAlign w:val="center"/>
-          </w:tcPr>
-          <w:p>
-            <w:pPr>
-              <w:pStyle w:val="Normal"/>
-              <w:jc w:val="left"/>
-              <w:pBdr>
-                <w:bottom w:val="none" w:sz="0" w:space="0" w:color="000000"/>
-                <w:top w:val="none" w:sz="0" w:space="0" w:color="000000"/>
-                <w:left w:val="none" w:sz="0" w:space="0" w:color="000000"/>
-                <w:right w:val="none" w:sz="0" w:space="0" w:color="000000"/>
-              </w:pBdr>
-              <w:spacing w:after="100" w:before="100" w:line="240"/>
-              <w:ind w:left="100" w:right="100" w:firstLine="0" w:firstLineChars="0"/>
-              <w:rPr>
-                <w:rFonts w:ascii="Times New Roman" w:hAnsi="Times New Roman" w:eastAsia="Times New Roman" w:cs="Times New Roman"/>
-                <w:i w:val="false"/>
-                <w:b w:val="false"/>
-                <w:u w:val="none"/>
-                <w:strike w:val="false"/>
-                <w:sz w:val="18"/>
-                <w:szCs w:val="18"/>
-                <w:color w:val="000000"/>
-              </w:rPr>
-            </w:pPr>
-            <w:r>
-              <w:rPr>
-                <w:rFonts w:ascii="Times New Roman" w:hAnsi="Times New Roman" w:eastAsia="Times New Roman" w:cs="Times New Roman"/>
-                <w:i w:val="false"/>
-                <w:b w:val="false"/>
-                <w:u w:val="none"/>
-                <w:strike w:val="false"/>
-                <w:sz w:val="18"/>
-                <w:szCs w:val="18"/>
-                <w:color w:val="000000"/>
-              </w:rPr>
-              <w:t xml:space="preserve">0.74 (0.55–0.99)</w:t>
-            </w:r>
-          </w:p>
-        </w:tc>
-        <w:tc>
-          <w:tcPr>
-            <w:tcBorders>
-              <w:bottom w:val="none" w:sz="0" w:space="0" w:color="000000"/>
-              <w:top w:val="none" w:sz="0" w:space="0" w:color="000000"/>
-              <w:left w:val="none" w:sz="0" w:space="0" w:color="000000"/>
-              <w:right w:val="none" w:sz="0" w:space="0" w:color="000000"/>
-            </w:tcBorders>
-            <w:shd w:val="clear" w:color="auto" w:fill="FFFFFF"/>
-            <w:tcMar>
-              <w:top w:w="0" w:type="dxa"/>
-              <w:bottom w:w="0" w:type="dxa"/>
-              <w:left w:w="0" w:type="dxa"/>
-              <w:right w:w="0" w:type="dxa"/>
-            </w:tcMar>
-            <w:vAlign w:val="center"/>
-          </w:tcPr>
-          <w:p>
-            <w:pPr>
-              <w:pStyle w:val="Normal"/>
-              <w:jc w:val="left"/>
-              <w:pBdr>
-                <w:bottom w:val="none" w:sz="0" w:space="0" w:color="000000"/>
-                <w:top w:val="none" w:sz="0" w:space="0" w:color="000000"/>
-                <w:left w:val="none" w:sz="0" w:space="0" w:color="000000"/>
-                <w:right w:val="none" w:sz="0" w:space="0" w:color="000000"/>
-              </w:pBdr>
-              <w:spacing w:after="100" w:before="100" w:line="240"/>
-              <w:ind w:left="100" w:right="100" w:firstLine="0" w:firstLineChars="0"/>
-              <w:rPr>
-                <w:rFonts w:ascii="Times New Roman" w:hAnsi="Times New Roman" w:eastAsia="Times New Roman" w:cs="Times New Roman"/>
-                <w:i w:val="false"/>
-                <w:b w:val="false"/>
-                <w:u w:val="none"/>
-                <w:strike w:val="false"/>
-                <w:sz w:val="18"/>
-                <w:szCs w:val="18"/>
-                <w:color w:val="000000"/>
-              </w:rPr>
-            </w:pPr>
-            <w:r>
-              <w:rPr>
-                <w:rFonts w:ascii="Times New Roman" w:hAnsi="Times New Roman" w:eastAsia="Times New Roman" w:cs="Times New Roman"/>
-                <w:i w:val="false"/>
-                <w:b w:val="false"/>
-                <w:u w:val="none"/>
-                <w:strike w:val="false"/>
-                <w:sz w:val="18"/>
-                <w:szCs w:val="18"/>
-                <w:color w:val="000000"/>
-              </w:rPr>
-              <w:t xml:space="preserve">0.046</w:t>
+              <w:t xml:space="preserve">99</w:t>
+            </w:r>
+          </w:p>
+        </w:tc>
+        <w:tc>
+          <w:tcPr>
+            <w:tcBorders>
+              <w:bottom w:val="none" w:sz="0" w:space="0" w:color="000000"/>
+              <w:top w:val="none" w:sz="0" w:space="0" w:color="000000"/>
+              <w:left w:val="none" w:sz="0" w:space="0" w:color="000000"/>
+              <w:right w:val="none" w:sz="0" w:space="0" w:color="000000"/>
+            </w:tcBorders>
+            <w:shd w:val="clear" w:color="auto" w:fill="FFFFFF"/>
+            <w:tcMar>
+              <w:top w:w="0" w:type="dxa"/>
+              <w:bottom w:w="0" w:type="dxa"/>
+              <w:left w:w="0" w:type="dxa"/>
+              <w:right w:w="0" w:type="dxa"/>
+            </w:tcMar>
+            <w:vAlign w:val="center"/>
+          </w:tcPr>
+          <w:p>
+            <w:pPr>
+              <w:pStyle w:val="Normal"/>
+              <w:jc w:val="left"/>
+              <w:pBdr>
+                <w:bottom w:val="none" w:sz="0" w:space="0" w:color="000000"/>
+                <w:top w:val="none" w:sz="0" w:space="0" w:color="000000"/>
+                <w:left w:val="none" w:sz="0" w:space="0" w:color="000000"/>
+                <w:right w:val="none" w:sz="0" w:space="0" w:color="000000"/>
+              </w:pBdr>
+              <w:spacing w:after="100" w:before="100" w:line="240"/>
+              <w:ind w:left="100" w:right="100" w:firstLine="0" w:firstLineChars="0"/>
+              <w:rPr>
+                <w:rFonts w:ascii="Times New Roman" w:hAnsi="Times New Roman" w:eastAsia="Times New Roman" w:cs="Times New Roman"/>
+                <w:i w:val="false"/>
+                <w:b w:val="false"/>
+                <w:u w:val="none"/>
+                <w:strike w:val="false"/>
+                <w:sz w:val="18"/>
+                <w:szCs w:val="18"/>
+                <w:color w:val="000000"/>
+              </w:rPr>
+            </w:pPr>
+            <w:r>
+              <w:rPr>
+                <w:rFonts w:ascii="Times New Roman" w:hAnsi="Times New Roman" w:eastAsia="Times New Roman" w:cs="Times New Roman"/>
+                <w:i w:val="false"/>
+                <w:b w:val="false"/>
+                <w:u w:val="none"/>
+                <w:strike w:val="false"/>
+                <w:sz w:val="18"/>
+                <w:szCs w:val="18"/>
+                <w:color w:val="000000"/>
+              </w:rPr>
+              <w:t xml:space="preserve">1.36 (1.01–1.83)</w:t>
+            </w:r>
+          </w:p>
+        </w:tc>
+        <w:tc>
+          <w:tcPr>
+            <w:tcBorders>
+              <w:bottom w:val="none" w:sz="0" w:space="0" w:color="000000"/>
+              <w:top w:val="none" w:sz="0" w:space="0" w:color="000000"/>
+              <w:left w:val="none" w:sz="0" w:space="0" w:color="000000"/>
+              <w:right w:val="none" w:sz="0" w:space="0" w:color="000000"/>
+            </w:tcBorders>
+            <w:shd w:val="clear" w:color="auto" w:fill="FFFFFF"/>
+            <w:tcMar>
+              <w:top w:w="0" w:type="dxa"/>
+              <w:bottom w:w="0" w:type="dxa"/>
+              <w:left w:w="0" w:type="dxa"/>
+              <w:right w:w="0" w:type="dxa"/>
+            </w:tcMar>
+            <w:vAlign w:val="center"/>
+          </w:tcPr>
+          <w:p>
+            <w:pPr>
+              <w:pStyle w:val="Normal"/>
+              <w:jc w:val="left"/>
+              <w:pBdr>
+                <w:bottom w:val="none" w:sz="0" w:space="0" w:color="000000"/>
+                <w:top w:val="none" w:sz="0" w:space="0" w:color="000000"/>
+                <w:left w:val="none" w:sz="0" w:space="0" w:color="000000"/>
+                <w:right w:val="none" w:sz="0" w:space="0" w:color="000000"/>
+              </w:pBdr>
+              <w:spacing w:after="100" w:before="100" w:line="240"/>
+              <w:ind w:left="100" w:right="100" w:firstLine="0" w:firstLineChars="0"/>
+              <w:rPr>
+                <w:rFonts w:ascii="Times New Roman" w:hAnsi="Times New Roman" w:eastAsia="Times New Roman" w:cs="Times New Roman"/>
+                <w:i w:val="false"/>
+                <w:b w:val="false"/>
+                <w:u w:val="none"/>
+                <w:strike w:val="false"/>
+                <w:sz w:val="18"/>
+                <w:szCs w:val="18"/>
+                <w:color w:val="000000"/>
+              </w:rPr>
+            </w:pPr>
+            <w:r>
+              <w:rPr>
+                <w:rFonts w:ascii="Times New Roman" w:hAnsi="Times New Roman" w:eastAsia="Times New Roman" w:cs="Times New Roman"/>
+                <w:i w:val="false"/>
+                <w:b w:val="false"/>
+                <w:u w:val="none"/>
+                <w:strike w:val="false"/>
+                <w:sz w:val="18"/>
+                <w:szCs w:val="18"/>
+                <w:color w:val="000000"/>
+              </w:rPr>
+              <w:t xml:space="preserve">0.044</w:t>
             </w:r>
           </w:p>
         </w:tc>
@@ -1490,7 +1490,7 @@
                 <w:szCs w:val="18"/>
                 <w:color w:val="000000"/>
               </w:rPr>
-              <w:t xml:space="preserve">ROCK2 expression, log2 (per 1 unit)</w:t>
+              <w:t xml:space="preserve">HIST1H2AC expression, log2 (per 1 unit)</w:t>
             </w:r>
           </w:p>
         </w:tc>
@@ -1710,62 +1710,62 @@
                 <w:szCs w:val="18"/>
                 <w:color w:val="000000"/>
               </w:rPr>
-              <w:t xml:space="preserve">0.85 (0.70–1.04)</w:t>
-            </w:r>
-          </w:p>
-        </w:tc>
-        <w:tc>
-          <w:tcPr>
-            <w:tcBorders>
-              <w:bottom w:val="none" w:sz="0" w:space="0" w:color="000000"/>
-              <w:top w:val="none" w:sz="0" w:space="0" w:color="000000"/>
-              <w:left w:val="none" w:sz="0" w:space="0" w:color="000000"/>
-              <w:right w:val="none" w:sz="0" w:space="0" w:color="000000"/>
-            </w:tcBorders>
-            <w:shd w:val="clear" w:color="auto" w:fill="FFFFFF"/>
-            <w:tcMar>
-              <w:top w:w="0" w:type="dxa"/>
-              <w:bottom w:w="0" w:type="dxa"/>
-              <w:left w:w="0" w:type="dxa"/>
-              <w:right w:w="0" w:type="dxa"/>
-            </w:tcMar>
-            <w:vAlign w:val="center"/>
-          </w:tcPr>
-          <w:p>
-            <w:pPr>
-              <w:pStyle w:val="Normal"/>
-              <w:jc w:val="left"/>
-              <w:pBdr>
-                <w:bottom w:val="none" w:sz="0" w:space="0" w:color="000000"/>
-                <w:top w:val="none" w:sz="0" w:space="0" w:color="000000"/>
-                <w:left w:val="none" w:sz="0" w:space="0" w:color="000000"/>
-                <w:right w:val="none" w:sz="0" w:space="0" w:color="000000"/>
-              </w:pBdr>
-              <w:spacing w:after="100" w:before="100" w:line="240"/>
-              <w:ind w:left="100" w:right="100" w:firstLine="0" w:firstLineChars="0"/>
-              <w:rPr>
-                <w:rFonts w:ascii="Times New Roman" w:hAnsi="Times New Roman" w:eastAsia="Times New Roman" w:cs="Times New Roman"/>
-                <w:i w:val="false"/>
-                <w:b w:val="false"/>
-                <w:u w:val="none"/>
-                <w:strike w:val="false"/>
-                <w:sz w:val="18"/>
-                <w:szCs w:val="18"/>
-                <w:color w:val="000000"/>
-              </w:rPr>
-            </w:pPr>
-            <w:r>
-              <w:rPr>
-                <w:rFonts w:ascii="Times New Roman" w:hAnsi="Times New Roman" w:eastAsia="Times New Roman" w:cs="Times New Roman"/>
-                <w:i w:val="false"/>
-                <w:b w:val="false"/>
-                <w:u w:val="none"/>
-                <w:strike w:val="false"/>
-                <w:sz w:val="18"/>
-                <w:szCs w:val="18"/>
-                <w:color w:val="000000"/>
-              </w:rPr>
-              <w:t xml:space="preserve">0.125</w:t>
+              <w:t xml:space="preserve">1.19 (1.03–1.38)</w:t>
+            </w:r>
+          </w:p>
+        </w:tc>
+        <w:tc>
+          <w:tcPr>
+            <w:tcBorders>
+              <w:bottom w:val="none" w:sz="0" w:space="0" w:color="000000"/>
+              <w:top w:val="none" w:sz="0" w:space="0" w:color="000000"/>
+              <w:left w:val="none" w:sz="0" w:space="0" w:color="000000"/>
+              <w:right w:val="none" w:sz="0" w:space="0" w:color="000000"/>
+            </w:tcBorders>
+            <w:shd w:val="clear" w:color="auto" w:fill="FFFFFF"/>
+            <w:tcMar>
+              <w:top w:w="0" w:type="dxa"/>
+              <w:bottom w:w="0" w:type="dxa"/>
+              <w:left w:w="0" w:type="dxa"/>
+              <w:right w:w="0" w:type="dxa"/>
+            </w:tcMar>
+            <w:vAlign w:val="center"/>
+          </w:tcPr>
+          <w:p>
+            <w:pPr>
+              <w:pStyle w:val="Normal"/>
+              <w:jc w:val="left"/>
+              <w:pBdr>
+                <w:bottom w:val="none" w:sz="0" w:space="0" w:color="000000"/>
+                <w:top w:val="none" w:sz="0" w:space="0" w:color="000000"/>
+                <w:left w:val="none" w:sz="0" w:space="0" w:color="000000"/>
+                <w:right w:val="none" w:sz="0" w:space="0" w:color="000000"/>
+              </w:pBdr>
+              <w:spacing w:after="100" w:before="100" w:line="240"/>
+              <w:ind w:left="100" w:right="100" w:firstLine="0" w:firstLineChars="0"/>
+              <w:rPr>
+                <w:rFonts w:ascii="Times New Roman" w:hAnsi="Times New Roman" w:eastAsia="Times New Roman" w:cs="Times New Roman"/>
+                <w:i w:val="false"/>
+                <w:b w:val="false"/>
+                <w:u w:val="none"/>
+                <w:strike w:val="false"/>
+                <w:sz w:val="18"/>
+                <w:szCs w:val="18"/>
+                <w:color w:val="000000"/>
+              </w:rPr>
+            </w:pPr>
+            <w:r>
+              <w:rPr>
+                <w:rFonts w:ascii="Times New Roman" w:hAnsi="Times New Roman" w:eastAsia="Times New Roman" w:cs="Times New Roman"/>
+                <w:i w:val="false"/>
+                <w:b w:val="false"/>
+                <w:u w:val="none"/>
+                <w:strike w:val="false"/>
+                <w:sz w:val="18"/>
+                <w:szCs w:val="18"/>
+                <w:color w:val="000000"/>
+              </w:rPr>
+              <w:t xml:space="preserve">0.020</w:t>
             </w:r>
           </w:p>
         </w:tc>
@@ -1935,62 +1935,62 @@
                 <w:szCs w:val="18"/>
                 <w:color w:val="000000"/>
               </w:rPr>
-              <w:t xml:space="preserve">ROCK2 expression</w:t>
-            </w:r>
-          </w:p>
-        </w:tc>
-        <w:tc>
-          <w:tcPr>
-            <w:tcBorders>
-              <w:bottom w:val="none" w:sz="0" w:space="0" w:color="000000"/>
-              <w:top w:val="none" w:sz="0" w:space="0" w:color="000000"/>
-              <w:left w:val="none" w:sz="0" w:space="0" w:color="000000"/>
-              <w:right w:val="none" w:sz="0" w:space="0" w:color="000000"/>
-            </w:tcBorders>
-            <w:shd w:val="clear" w:color="auto" w:fill="FFFFFF"/>
-            <w:tcMar>
-              <w:top w:w="0" w:type="dxa"/>
-              <w:bottom w:w="0" w:type="dxa"/>
-              <w:left w:w="0" w:type="dxa"/>
-              <w:right w:w="0" w:type="dxa"/>
-            </w:tcMar>
-            <w:vAlign w:val="center"/>
-          </w:tcPr>
-          <w:p>
-            <w:pPr>
-              <w:pStyle w:val="Normal"/>
-              <w:jc w:val="left"/>
-              <w:pBdr>
-                <w:bottom w:val="none" w:sz="0" w:space="0" w:color="000000"/>
-                <w:top w:val="none" w:sz="0" w:space="0" w:color="000000"/>
-                <w:left w:val="none" w:sz="0" w:space="0" w:color="000000"/>
-                <w:right w:val="none" w:sz="0" w:space="0" w:color="000000"/>
-              </w:pBdr>
-              <w:spacing w:after="100" w:before="100" w:line="240"/>
-              <w:ind w:left="100" w:right="100" w:firstLine="0" w:firstLineChars="0"/>
-              <w:rPr>
-                <w:rFonts w:ascii="Times New Roman" w:hAnsi="Times New Roman" w:eastAsia="Times New Roman" w:cs="Times New Roman"/>
-                <w:i w:val="false"/>
-                <w:b w:val="false"/>
-                <w:u w:val="none"/>
-                <w:strike w:val="false"/>
-                <w:sz w:val="18"/>
-                <w:szCs w:val="18"/>
-                <w:color w:val="000000"/>
-              </w:rPr>
-            </w:pPr>
-            <w:r>
-              <w:rPr>
-                <w:rFonts w:ascii="Times New Roman" w:hAnsi="Times New Roman" w:eastAsia="Times New Roman" w:cs="Times New Roman"/>
-                <w:i w:val="false"/>
-                <w:b w:val="false"/>
-                <w:u w:val="none"/>
-                <w:strike w:val="false"/>
-                <w:sz w:val="18"/>
-                <w:szCs w:val="18"/>
-                <w:color w:val="000000"/>
-              </w:rPr>
-              <w:t xml:space="preserve">Low (ref)</w:t>
+              <w:t xml:space="preserve">HIST1H2AC expression, log2 (per 1 unit)</w:t>
+            </w:r>
+          </w:p>
+        </w:tc>
+        <w:tc>
+          <w:tcPr>
+            <w:tcBorders>
+              <w:bottom w:val="none" w:sz="0" w:space="0" w:color="000000"/>
+              <w:top w:val="none" w:sz="0" w:space="0" w:color="000000"/>
+              <w:left w:val="none" w:sz="0" w:space="0" w:color="000000"/>
+              <w:right w:val="none" w:sz="0" w:space="0" w:color="000000"/>
+            </w:tcBorders>
+            <w:shd w:val="clear" w:color="auto" w:fill="FFFFFF"/>
+            <w:tcMar>
+              <w:top w:w="0" w:type="dxa"/>
+              <w:bottom w:w="0" w:type="dxa"/>
+              <w:left w:w="0" w:type="dxa"/>
+              <w:right w:w="0" w:type="dxa"/>
+            </w:tcMar>
+            <w:vAlign w:val="center"/>
+          </w:tcPr>
+          <w:p>
+            <w:pPr>
+              <w:pStyle w:val="Normal"/>
+              <w:jc w:val="left"/>
+              <w:pBdr>
+                <w:bottom w:val="none" w:sz="0" w:space="0" w:color="000000"/>
+                <w:top w:val="none" w:sz="0" w:space="0" w:color="000000"/>
+                <w:left w:val="none" w:sz="0" w:space="0" w:color="000000"/>
+                <w:right w:val="none" w:sz="0" w:space="0" w:color="000000"/>
+              </w:pBdr>
+              <w:spacing w:after="100" w:before="100" w:line="240"/>
+              <w:ind w:left="100" w:right="100" w:firstLine="0" w:firstLineChars="0"/>
+              <w:rPr>
+                <w:rFonts w:ascii="Times New Roman" w:hAnsi="Times New Roman" w:eastAsia="Times New Roman" w:cs="Times New Roman"/>
+                <w:i w:val="false"/>
+                <w:b w:val="false"/>
+                <w:u w:val="none"/>
+                <w:strike w:val="false"/>
+                <w:sz w:val="18"/>
+                <w:szCs w:val="18"/>
+                <w:color w:val="000000"/>
+              </w:rPr>
+            </w:pPr>
+            <w:r>
+              <w:rPr>
+                <w:rFonts w:ascii="Times New Roman" w:hAnsi="Times New Roman" w:eastAsia="Times New Roman" w:cs="Times New Roman"/>
+                <w:i w:val="false"/>
+                <w:b w:val="false"/>
+                <w:u w:val="none"/>
+                <w:strike w:val="false"/>
+                <w:sz w:val="18"/>
+                <w:szCs w:val="18"/>
+                <w:color w:val="000000"/>
+              </w:rPr>
+              <w:t xml:space="preserve"/>
             </w:r>
           </w:p>
         </w:tc>
@@ -2045,7 +2045,7 @@
                 <w:szCs w:val="18"/>
                 <w:color w:val="000000"/>
               </w:rPr>
-              <w:t xml:space="preserve">276</w:t>
+              <w:t xml:space="preserve">553</w:t>
             </w:r>
           </w:p>
         </w:tc>
@@ -2100,117 +2100,117 @@
                 <w:szCs w:val="18"/>
                 <w:color w:val="000000"/>
               </w:rPr>
-              <w:t xml:space="preserve">100</w:t>
-            </w:r>
-          </w:p>
-        </w:tc>
-        <w:tc>
-          <w:tcPr>
-            <w:tcBorders>
-              <w:bottom w:val="none" w:sz="0" w:space="0" w:color="000000"/>
-              <w:top w:val="none" w:sz="0" w:space="0" w:color="000000"/>
-              <w:left w:val="none" w:sz="0" w:space="0" w:color="000000"/>
-              <w:right w:val="none" w:sz="0" w:space="0" w:color="000000"/>
-            </w:tcBorders>
-            <w:shd w:val="clear" w:color="auto" w:fill="FFFFFF"/>
-            <w:tcMar>
-              <w:top w:w="0" w:type="dxa"/>
-              <w:bottom w:w="0" w:type="dxa"/>
-              <w:left w:w="0" w:type="dxa"/>
-              <w:right w:w="0" w:type="dxa"/>
-            </w:tcMar>
-            <w:vAlign w:val="center"/>
-          </w:tcPr>
-          <w:p>
-            <w:pPr>
-              <w:pStyle w:val="Normal"/>
-              <w:jc w:val="left"/>
-              <w:pBdr>
-                <w:bottom w:val="none" w:sz="0" w:space="0" w:color="000000"/>
-                <w:top w:val="none" w:sz="0" w:space="0" w:color="000000"/>
-                <w:left w:val="none" w:sz="0" w:space="0" w:color="000000"/>
-                <w:right w:val="none" w:sz="0" w:space="0" w:color="000000"/>
-              </w:pBdr>
-              <w:spacing w:after="100" w:before="100" w:line="240"/>
-              <w:ind w:left="100" w:right="100" w:firstLine="0" w:firstLineChars="0"/>
-              <w:rPr>
-                <w:rFonts w:ascii="Times New Roman" w:hAnsi="Times New Roman" w:eastAsia="Times New Roman" w:cs="Times New Roman"/>
-                <w:i w:val="false"/>
-                <w:b w:val="false"/>
-                <w:u w:val="none"/>
-                <w:strike w:val="false"/>
-                <w:sz w:val="18"/>
-                <w:szCs w:val="18"/>
-                <w:color w:val="000000"/>
-              </w:rPr>
-            </w:pPr>
-            <w:r>
-              <w:rPr>
-                <w:rFonts w:ascii="Times New Roman" w:hAnsi="Times New Roman" w:eastAsia="Times New Roman" w:cs="Times New Roman"/>
-                <w:i w:val="false"/>
-                <w:b w:val="false"/>
-                <w:u w:val="none"/>
-                <w:strike w:val="false"/>
-                <w:sz w:val="18"/>
-                <w:szCs w:val="18"/>
-                <w:color w:val="000000"/>
-              </w:rPr>
-              <w:t xml:space="preserve">Reference</w:t>
-            </w:r>
-          </w:p>
-        </w:tc>
-        <w:tc>
-          <w:tcPr>
-            <w:tcBorders>
-              <w:bottom w:val="none" w:sz="0" w:space="0" w:color="000000"/>
-              <w:top w:val="none" w:sz="0" w:space="0" w:color="000000"/>
-              <w:left w:val="none" w:sz="0" w:space="0" w:color="000000"/>
-              <w:right w:val="none" w:sz="0" w:space="0" w:color="000000"/>
-            </w:tcBorders>
-            <w:shd w:val="clear" w:color="auto" w:fill="FFFFFF"/>
-            <w:tcMar>
-              <w:top w:w="0" w:type="dxa"/>
-              <w:bottom w:w="0" w:type="dxa"/>
-              <w:left w:w="0" w:type="dxa"/>
-              <w:right w:w="0" w:type="dxa"/>
-            </w:tcMar>
-            <w:vAlign w:val="center"/>
-          </w:tcPr>
-          <w:p>
-            <w:pPr>
-              <w:pStyle w:val="Normal"/>
-              <w:jc w:val="left"/>
-              <w:pBdr>
-                <w:bottom w:val="none" w:sz="0" w:space="0" w:color="000000"/>
-                <w:top w:val="none" w:sz="0" w:space="0" w:color="000000"/>
-                <w:left w:val="none" w:sz="0" w:space="0" w:color="000000"/>
-                <w:right w:val="none" w:sz="0" w:space="0" w:color="000000"/>
-              </w:pBdr>
-              <w:spacing w:after="100" w:before="100" w:line="240"/>
-              <w:ind w:left="100" w:right="100" w:firstLine="0" w:firstLineChars="0"/>
-              <w:rPr>
-                <w:rFonts w:ascii="Times New Roman" w:hAnsi="Times New Roman" w:eastAsia="Times New Roman" w:cs="Times New Roman"/>
-                <w:i w:val="false"/>
-                <w:b w:val="false"/>
-                <w:u w:val="none"/>
-                <w:strike w:val="false"/>
-                <w:sz w:val="18"/>
-                <w:szCs w:val="18"/>
-                <w:color w:val="000000"/>
-              </w:rPr>
-            </w:pPr>
-            <w:r>
-              <w:rPr>
-                <w:rFonts w:ascii="Times New Roman" w:hAnsi="Times New Roman" w:eastAsia="Times New Roman" w:cs="Times New Roman"/>
-                <w:i w:val="false"/>
-                <w:b w:val="false"/>
-                <w:u w:val="none"/>
-                <w:strike w:val="false"/>
-                <w:sz w:val="18"/>
-                <w:szCs w:val="18"/>
-                <w:color w:val="000000"/>
-              </w:rPr>
-              <w:t xml:space="preserve"/>
+              <w:t xml:space="preserve">177</w:t>
+            </w:r>
+          </w:p>
+        </w:tc>
+        <w:tc>
+          <w:tcPr>
+            <w:tcBorders>
+              <w:bottom w:val="none" w:sz="0" w:space="0" w:color="000000"/>
+              <w:top w:val="none" w:sz="0" w:space="0" w:color="000000"/>
+              <w:left w:val="none" w:sz="0" w:space="0" w:color="000000"/>
+              <w:right w:val="none" w:sz="0" w:space="0" w:color="000000"/>
+            </w:tcBorders>
+            <w:shd w:val="clear" w:color="auto" w:fill="FFFFFF"/>
+            <w:tcMar>
+              <w:top w:w="0" w:type="dxa"/>
+              <w:bottom w:w="0" w:type="dxa"/>
+              <w:left w:w="0" w:type="dxa"/>
+              <w:right w:w="0" w:type="dxa"/>
+            </w:tcMar>
+            <w:vAlign w:val="center"/>
+          </w:tcPr>
+          <w:p>
+            <w:pPr>
+              <w:pStyle w:val="Normal"/>
+              <w:jc w:val="left"/>
+              <w:pBdr>
+                <w:bottom w:val="none" w:sz="0" w:space="0" w:color="000000"/>
+                <w:top w:val="none" w:sz="0" w:space="0" w:color="000000"/>
+                <w:left w:val="none" w:sz="0" w:space="0" w:color="000000"/>
+                <w:right w:val="none" w:sz="0" w:space="0" w:color="000000"/>
+              </w:pBdr>
+              <w:spacing w:after="100" w:before="100" w:line="240"/>
+              <w:ind w:left="100" w:right="100" w:firstLine="0" w:firstLineChars="0"/>
+              <w:rPr>
+                <w:rFonts w:ascii="Times New Roman" w:hAnsi="Times New Roman" w:eastAsia="Times New Roman" w:cs="Times New Roman"/>
+                <w:i w:val="false"/>
+                <w:b w:val="false"/>
+                <w:u w:val="none"/>
+                <w:strike w:val="false"/>
+                <w:sz w:val="18"/>
+                <w:szCs w:val="18"/>
+                <w:color w:val="000000"/>
+              </w:rPr>
+            </w:pPr>
+            <w:r>
+              <w:rPr>
+                <w:rFonts w:ascii="Times New Roman" w:hAnsi="Times New Roman" w:eastAsia="Times New Roman" w:cs="Times New Roman"/>
+                <w:i w:val="false"/>
+                <w:b w:val="false"/>
+                <w:u w:val="none"/>
+                <w:strike w:val="false"/>
+                <w:sz w:val="18"/>
+                <w:szCs w:val="18"/>
+                <w:color w:val="000000"/>
+              </w:rPr>
+              <w:t xml:space="preserve">1.12 (0.97–1.30)</w:t>
+            </w:r>
+          </w:p>
+        </w:tc>
+        <w:tc>
+          <w:tcPr>
+            <w:tcBorders>
+              <w:bottom w:val="none" w:sz="0" w:space="0" w:color="000000"/>
+              <w:top w:val="none" w:sz="0" w:space="0" w:color="000000"/>
+              <w:left w:val="none" w:sz="0" w:space="0" w:color="000000"/>
+              <w:right w:val="none" w:sz="0" w:space="0" w:color="000000"/>
+            </w:tcBorders>
+            <w:shd w:val="clear" w:color="auto" w:fill="FFFFFF"/>
+            <w:tcMar>
+              <w:top w:w="0" w:type="dxa"/>
+              <w:bottom w:w="0" w:type="dxa"/>
+              <w:left w:w="0" w:type="dxa"/>
+              <w:right w:w="0" w:type="dxa"/>
+            </w:tcMar>
+            <w:vAlign w:val="center"/>
+          </w:tcPr>
+          <w:p>
+            <w:pPr>
+              <w:pStyle w:val="Normal"/>
+              <w:jc w:val="left"/>
+              <w:pBdr>
+                <w:bottom w:val="none" w:sz="0" w:space="0" w:color="000000"/>
+                <w:top w:val="none" w:sz="0" w:space="0" w:color="000000"/>
+                <w:left w:val="none" w:sz="0" w:space="0" w:color="000000"/>
+                <w:right w:val="none" w:sz="0" w:space="0" w:color="000000"/>
+              </w:pBdr>
+              <w:spacing w:after="100" w:before="100" w:line="240"/>
+              <w:ind w:left="100" w:right="100" w:firstLine="0" w:firstLineChars="0"/>
+              <w:rPr>
+                <w:rFonts w:ascii="Times New Roman" w:hAnsi="Times New Roman" w:eastAsia="Times New Roman" w:cs="Times New Roman"/>
+                <w:i w:val="false"/>
+                <w:b w:val="false"/>
+                <w:u w:val="none"/>
+                <w:strike w:val="false"/>
+                <w:sz w:val="18"/>
+                <w:szCs w:val="18"/>
+                <w:color w:val="000000"/>
+              </w:rPr>
+            </w:pPr>
+            <w:r>
+              <w:rPr>
+                <w:rFonts w:ascii="Times New Roman" w:hAnsi="Times New Roman" w:eastAsia="Times New Roman" w:cs="Times New Roman"/>
+                <w:i w:val="false"/>
+                <w:b w:val="false"/>
+                <w:u w:val="none"/>
+                <w:strike w:val="false"/>
+                <w:sz w:val="18"/>
+                <w:szCs w:val="18"/>
+                <w:color w:val="000000"/>
+              </w:rPr>
+              <w:t xml:space="preserve">0.129</w:t>
             </w:r>
           </w:p>
         </w:tc>
@@ -2380,282 +2380,282 @@
                 <w:szCs w:val="18"/>
                 <w:color w:val="000000"/>
               </w:rPr>
+              <w:t xml:space="preserve">Sex</w:t>
+            </w:r>
+          </w:p>
+        </w:tc>
+        <w:tc>
+          <w:tcPr>
+            <w:tcBorders>
+              <w:bottom w:val="none" w:sz="0" w:space="0" w:color="000000"/>
+              <w:top w:val="none" w:sz="0" w:space="0" w:color="000000"/>
+              <w:left w:val="none" w:sz="0" w:space="0" w:color="000000"/>
+              <w:right w:val="none" w:sz="0" w:space="0" w:color="000000"/>
+            </w:tcBorders>
+            <w:shd w:val="clear" w:color="auto" w:fill="FFFFFF"/>
+            <w:tcMar>
+              <w:top w:w="0" w:type="dxa"/>
+              <w:bottom w:w="0" w:type="dxa"/>
+              <w:left w:w="0" w:type="dxa"/>
+              <w:right w:w="0" w:type="dxa"/>
+            </w:tcMar>
+            <w:vAlign w:val="center"/>
+          </w:tcPr>
+          <w:p>
+            <w:pPr>
+              <w:pStyle w:val="Normal"/>
+              <w:jc w:val="left"/>
+              <w:pBdr>
+                <w:bottom w:val="none" w:sz="0" w:space="0" w:color="000000"/>
+                <w:top w:val="none" w:sz="0" w:space="0" w:color="000000"/>
+                <w:left w:val="none" w:sz="0" w:space="0" w:color="000000"/>
+                <w:right w:val="none" w:sz="0" w:space="0" w:color="000000"/>
+              </w:pBdr>
+              <w:spacing w:after="100" w:before="100" w:line="240"/>
+              <w:ind w:left="100" w:right="100" w:firstLine="0" w:firstLineChars="0"/>
+              <w:rPr>
+                <w:rFonts w:ascii="Times New Roman" w:hAnsi="Times New Roman" w:eastAsia="Times New Roman" w:cs="Times New Roman"/>
+                <w:i w:val="false"/>
+                <w:b w:val="false"/>
+                <w:u w:val="none"/>
+                <w:strike w:val="false"/>
+                <w:sz w:val="18"/>
+                <w:szCs w:val="18"/>
+                <w:color w:val="000000"/>
+              </w:rPr>
+            </w:pPr>
+            <w:r>
+              <w:rPr>
+                <w:rFonts w:ascii="Times New Roman" w:hAnsi="Times New Roman" w:eastAsia="Times New Roman" w:cs="Times New Roman"/>
+                <w:i w:val="false"/>
+                <w:b w:val="false"/>
+                <w:u w:val="none"/>
+                <w:strike w:val="false"/>
+                <w:sz w:val="18"/>
+                <w:szCs w:val="18"/>
+                <w:color w:val="000000"/>
+              </w:rPr>
+              <w:t xml:space="preserve">Male (ref)</w:t>
+            </w:r>
+          </w:p>
+        </w:tc>
+        <w:tc>
+          <w:tcPr>
+            <w:tcBorders>
+              <w:bottom w:val="none" w:sz="0" w:space="0" w:color="000000"/>
+              <w:top w:val="none" w:sz="0" w:space="0" w:color="000000"/>
+              <w:left w:val="none" w:sz="0" w:space="0" w:color="000000"/>
+              <w:right w:val="none" w:sz="0" w:space="0" w:color="000000"/>
+            </w:tcBorders>
+            <w:shd w:val="clear" w:color="auto" w:fill="FFFFFF"/>
+            <w:tcMar>
+              <w:top w:w="0" w:type="dxa"/>
+              <w:bottom w:w="0" w:type="dxa"/>
+              <w:left w:w="0" w:type="dxa"/>
+              <w:right w:w="0" w:type="dxa"/>
+            </w:tcMar>
+            <w:vAlign w:val="center"/>
+          </w:tcPr>
+          <w:p>
+            <w:pPr>
+              <w:pStyle w:val="Normal"/>
+              <w:jc w:val="right"/>
+              <w:pBdr>
+                <w:bottom w:val="none" w:sz="0" w:space="0" w:color="000000"/>
+                <w:top w:val="none" w:sz="0" w:space="0" w:color="000000"/>
+                <w:left w:val="none" w:sz="0" w:space="0" w:color="000000"/>
+                <w:right w:val="none" w:sz="0" w:space="0" w:color="000000"/>
+              </w:pBdr>
+              <w:spacing w:after="100" w:before="100" w:line="240"/>
+              <w:ind w:left="100" w:right="100" w:firstLine="0" w:firstLineChars="0"/>
+              <w:rPr>
+                <w:rFonts w:ascii="Times New Roman" w:hAnsi="Times New Roman" w:eastAsia="Times New Roman" w:cs="Times New Roman"/>
+                <w:i w:val="false"/>
+                <w:b w:val="false"/>
+                <w:u w:val="none"/>
+                <w:strike w:val="false"/>
+                <w:sz w:val="18"/>
+                <w:szCs w:val="18"/>
+                <w:color w:val="000000"/>
+              </w:rPr>
+            </w:pPr>
+            <w:r>
+              <w:rPr>
+                <w:rFonts w:ascii="Times New Roman" w:hAnsi="Times New Roman" w:eastAsia="Times New Roman" w:cs="Times New Roman"/>
+                <w:i w:val="false"/>
+                <w:b w:val="false"/>
+                <w:u w:val="none"/>
+                <w:strike w:val="false"/>
+                <w:sz w:val="18"/>
+                <w:szCs w:val="18"/>
+                <w:color w:val="000000"/>
+              </w:rPr>
+              <w:t xml:space="preserve">304</w:t>
+            </w:r>
+          </w:p>
+        </w:tc>
+        <w:tc>
+          <w:tcPr>
+            <w:tcBorders>
+              <w:bottom w:val="none" w:sz="0" w:space="0" w:color="000000"/>
+              <w:top w:val="none" w:sz="0" w:space="0" w:color="000000"/>
+              <w:left w:val="none" w:sz="0" w:space="0" w:color="000000"/>
+              <w:right w:val="none" w:sz="0" w:space="0" w:color="000000"/>
+            </w:tcBorders>
+            <w:shd w:val="clear" w:color="auto" w:fill="FFFFFF"/>
+            <w:tcMar>
+              <w:top w:w="0" w:type="dxa"/>
+              <w:bottom w:w="0" w:type="dxa"/>
+              <w:left w:w="0" w:type="dxa"/>
+              <w:right w:w="0" w:type="dxa"/>
+            </w:tcMar>
+            <w:vAlign w:val="center"/>
+          </w:tcPr>
+          <w:p>
+            <w:pPr>
+              <w:pStyle w:val="Normal"/>
+              <w:jc w:val="right"/>
+              <w:pBdr>
+                <w:bottom w:val="none" w:sz="0" w:space="0" w:color="000000"/>
+                <w:top w:val="none" w:sz="0" w:space="0" w:color="000000"/>
+                <w:left w:val="none" w:sz="0" w:space="0" w:color="000000"/>
+                <w:right w:val="none" w:sz="0" w:space="0" w:color="000000"/>
+              </w:pBdr>
+              <w:spacing w:after="100" w:before="100" w:line="240"/>
+              <w:ind w:left="100" w:right="100" w:firstLine="0" w:firstLineChars="0"/>
+              <w:rPr>
+                <w:rFonts w:ascii="Times New Roman" w:hAnsi="Times New Roman" w:eastAsia="Times New Roman" w:cs="Times New Roman"/>
+                <w:i w:val="false"/>
+                <w:b w:val="false"/>
+                <w:u w:val="none"/>
+                <w:strike w:val="false"/>
+                <w:sz w:val="18"/>
+                <w:szCs w:val="18"/>
+                <w:color w:val="000000"/>
+              </w:rPr>
+            </w:pPr>
+            <w:r>
+              <w:rPr>
+                <w:rFonts w:ascii="Times New Roman" w:hAnsi="Times New Roman" w:eastAsia="Times New Roman" w:cs="Times New Roman"/>
+                <w:i w:val="false"/>
+                <w:b w:val="false"/>
+                <w:u w:val="none"/>
+                <w:strike w:val="false"/>
+                <w:sz w:val="18"/>
+                <w:szCs w:val="18"/>
+                <w:color w:val="000000"/>
+              </w:rPr>
+              <w:t xml:space="preserve">106</w:t>
+            </w:r>
+          </w:p>
+        </w:tc>
+        <w:tc>
+          <w:tcPr>
+            <w:tcBorders>
+              <w:bottom w:val="none" w:sz="0" w:space="0" w:color="000000"/>
+              <w:top w:val="none" w:sz="0" w:space="0" w:color="000000"/>
+              <w:left w:val="none" w:sz="0" w:space="0" w:color="000000"/>
+              <w:right w:val="none" w:sz="0" w:space="0" w:color="000000"/>
+            </w:tcBorders>
+            <w:shd w:val="clear" w:color="auto" w:fill="FFFFFF"/>
+            <w:tcMar>
+              <w:top w:w="0" w:type="dxa"/>
+              <w:bottom w:w="0" w:type="dxa"/>
+              <w:left w:w="0" w:type="dxa"/>
+              <w:right w:w="0" w:type="dxa"/>
+            </w:tcMar>
+            <w:vAlign w:val="center"/>
+          </w:tcPr>
+          <w:p>
+            <w:pPr>
+              <w:pStyle w:val="Normal"/>
+              <w:jc w:val="left"/>
+              <w:pBdr>
+                <w:bottom w:val="none" w:sz="0" w:space="0" w:color="000000"/>
+                <w:top w:val="none" w:sz="0" w:space="0" w:color="000000"/>
+                <w:left w:val="none" w:sz="0" w:space="0" w:color="000000"/>
+                <w:right w:val="none" w:sz="0" w:space="0" w:color="000000"/>
+              </w:pBdr>
+              <w:spacing w:after="100" w:before="100" w:line="240"/>
+              <w:ind w:left="100" w:right="100" w:firstLine="0" w:firstLineChars="0"/>
+              <w:rPr>
+                <w:rFonts w:ascii="Times New Roman" w:hAnsi="Times New Roman" w:eastAsia="Times New Roman" w:cs="Times New Roman"/>
+                <w:i w:val="false"/>
+                <w:b w:val="false"/>
+                <w:u w:val="none"/>
+                <w:strike w:val="false"/>
+                <w:sz w:val="18"/>
+                <w:szCs w:val="18"/>
+                <w:color w:val="000000"/>
+              </w:rPr>
+            </w:pPr>
+            <w:r>
+              <w:rPr>
+                <w:rFonts w:ascii="Times New Roman" w:hAnsi="Times New Roman" w:eastAsia="Times New Roman" w:cs="Times New Roman"/>
+                <w:i w:val="false"/>
+                <w:b w:val="false"/>
+                <w:u w:val="none"/>
+                <w:strike w:val="false"/>
+                <w:sz w:val="18"/>
+                <w:szCs w:val="18"/>
+                <w:color w:val="000000"/>
+              </w:rPr>
+              <w:t xml:space="preserve">Reference</w:t>
+            </w:r>
+          </w:p>
+        </w:tc>
+        <w:tc>
+          <w:tcPr>
+            <w:tcBorders>
+              <w:bottom w:val="none" w:sz="0" w:space="0" w:color="000000"/>
+              <w:top w:val="none" w:sz="0" w:space="0" w:color="000000"/>
+              <w:left w:val="none" w:sz="0" w:space="0" w:color="000000"/>
+              <w:right w:val="none" w:sz="0" w:space="0" w:color="000000"/>
+            </w:tcBorders>
+            <w:shd w:val="clear" w:color="auto" w:fill="FFFFFF"/>
+            <w:tcMar>
+              <w:top w:w="0" w:type="dxa"/>
+              <w:bottom w:w="0" w:type="dxa"/>
+              <w:left w:w="0" w:type="dxa"/>
+              <w:right w:w="0" w:type="dxa"/>
+            </w:tcMar>
+            <w:vAlign w:val="center"/>
+          </w:tcPr>
+          <w:p>
+            <w:pPr>
+              <w:pStyle w:val="Normal"/>
+              <w:jc w:val="left"/>
+              <w:pBdr>
+                <w:bottom w:val="none" w:sz="0" w:space="0" w:color="000000"/>
+                <w:top w:val="none" w:sz="0" w:space="0" w:color="000000"/>
+                <w:left w:val="none" w:sz="0" w:space="0" w:color="000000"/>
+                <w:right w:val="none" w:sz="0" w:space="0" w:color="000000"/>
+              </w:pBdr>
+              <w:spacing w:after="100" w:before="100" w:line="240"/>
+              <w:ind w:left="100" w:right="100" w:firstLine="0" w:firstLineChars="0"/>
+              <w:rPr>
+                <w:rFonts w:ascii="Times New Roman" w:hAnsi="Times New Roman" w:eastAsia="Times New Roman" w:cs="Times New Roman"/>
+                <w:i w:val="false"/>
+                <w:b w:val="false"/>
+                <w:u w:val="none"/>
+                <w:strike w:val="false"/>
+                <w:sz w:val="18"/>
+                <w:szCs w:val="18"/>
+                <w:color w:val="000000"/>
+              </w:rPr>
+            </w:pPr>
+            <w:r>
+              <w:rPr>
+                <w:rFonts w:ascii="Times New Roman" w:hAnsi="Times New Roman" w:eastAsia="Times New Roman" w:cs="Times New Roman"/>
+                <w:i w:val="false"/>
+                <w:b w:val="false"/>
+                <w:u w:val="none"/>
+                <w:strike w:val="false"/>
+                <w:sz w:val="18"/>
+                <w:szCs w:val="18"/>
+                <w:color w:val="000000"/>
+              </w:rPr>
               <w:t xml:space="preserve"/>
-            </w:r>
-          </w:p>
-        </w:tc>
-        <w:tc>
-          <w:tcPr>
-            <w:tcBorders>
-              <w:bottom w:val="none" w:sz="0" w:space="0" w:color="000000"/>
-              <w:top w:val="none" w:sz="0" w:space="0" w:color="000000"/>
-              <w:left w:val="none" w:sz="0" w:space="0" w:color="000000"/>
-              <w:right w:val="none" w:sz="0" w:space="0" w:color="000000"/>
-            </w:tcBorders>
-            <w:shd w:val="clear" w:color="auto" w:fill="FFFFFF"/>
-            <w:tcMar>
-              <w:top w:w="0" w:type="dxa"/>
-              <w:bottom w:w="0" w:type="dxa"/>
-              <w:left w:w="0" w:type="dxa"/>
-              <w:right w:w="0" w:type="dxa"/>
-            </w:tcMar>
-            <w:vAlign w:val="center"/>
-          </w:tcPr>
-          <w:p>
-            <w:pPr>
-              <w:pStyle w:val="Normal"/>
-              <w:jc w:val="left"/>
-              <w:pBdr>
-                <w:bottom w:val="none" w:sz="0" w:space="0" w:color="000000"/>
-                <w:top w:val="none" w:sz="0" w:space="0" w:color="000000"/>
-                <w:left w:val="none" w:sz="0" w:space="0" w:color="000000"/>
-                <w:right w:val="none" w:sz="0" w:space="0" w:color="000000"/>
-              </w:pBdr>
-              <w:spacing w:after="100" w:before="100" w:line="240"/>
-              <w:ind w:left="100" w:right="100" w:firstLine="0" w:firstLineChars="0"/>
-              <w:rPr>
-                <w:rFonts w:ascii="Times New Roman" w:hAnsi="Times New Roman" w:eastAsia="Times New Roman" w:cs="Times New Roman"/>
-                <w:i w:val="false"/>
-                <w:b w:val="false"/>
-                <w:u w:val="none"/>
-                <w:strike w:val="false"/>
-                <w:sz w:val="18"/>
-                <w:szCs w:val="18"/>
-                <w:color w:val="000000"/>
-              </w:rPr>
-            </w:pPr>
-            <w:r>
-              <w:rPr>
-                <w:rFonts w:ascii="Times New Roman" w:hAnsi="Times New Roman" w:eastAsia="Times New Roman" w:cs="Times New Roman"/>
-                <w:i w:val="false"/>
-                <w:b w:val="false"/>
-                <w:u w:val="none"/>
-                <w:strike w:val="false"/>
-                <w:sz w:val="18"/>
-                <w:szCs w:val="18"/>
-                <w:color w:val="000000"/>
-              </w:rPr>
-              <w:t xml:space="preserve">High</w:t>
-            </w:r>
-          </w:p>
-        </w:tc>
-        <w:tc>
-          <w:tcPr>
-            <w:tcBorders>
-              <w:bottom w:val="none" w:sz="0" w:space="0" w:color="000000"/>
-              <w:top w:val="none" w:sz="0" w:space="0" w:color="000000"/>
-              <w:left w:val="none" w:sz="0" w:space="0" w:color="000000"/>
-              <w:right w:val="none" w:sz="0" w:space="0" w:color="000000"/>
-            </w:tcBorders>
-            <w:shd w:val="clear" w:color="auto" w:fill="FFFFFF"/>
-            <w:tcMar>
-              <w:top w:w="0" w:type="dxa"/>
-              <w:bottom w:w="0" w:type="dxa"/>
-              <w:left w:w="0" w:type="dxa"/>
-              <w:right w:w="0" w:type="dxa"/>
-            </w:tcMar>
-            <w:vAlign w:val="center"/>
-          </w:tcPr>
-          <w:p>
-            <w:pPr>
-              <w:pStyle w:val="Normal"/>
-              <w:jc w:val="right"/>
-              <w:pBdr>
-                <w:bottom w:val="none" w:sz="0" w:space="0" w:color="000000"/>
-                <w:top w:val="none" w:sz="0" w:space="0" w:color="000000"/>
-                <w:left w:val="none" w:sz="0" w:space="0" w:color="000000"/>
-                <w:right w:val="none" w:sz="0" w:space="0" w:color="000000"/>
-              </w:pBdr>
-              <w:spacing w:after="100" w:before="100" w:line="240"/>
-              <w:ind w:left="100" w:right="100" w:firstLine="0" w:firstLineChars="0"/>
-              <w:rPr>
-                <w:rFonts w:ascii="Times New Roman" w:hAnsi="Times New Roman" w:eastAsia="Times New Roman" w:cs="Times New Roman"/>
-                <w:i w:val="false"/>
-                <w:b w:val="false"/>
-                <w:u w:val="none"/>
-                <w:strike w:val="false"/>
-                <w:sz w:val="18"/>
-                <w:szCs w:val="18"/>
-                <w:color w:val="000000"/>
-              </w:rPr>
-            </w:pPr>
-            <w:r>
-              <w:rPr>
-                <w:rFonts w:ascii="Times New Roman" w:hAnsi="Times New Roman" w:eastAsia="Times New Roman" w:cs="Times New Roman"/>
-                <w:i w:val="false"/>
-                <w:b w:val="false"/>
-                <w:u w:val="none"/>
-                <w:strike w:val="false"/>
-                <w:sz w:val="18"/>
-                <w:szCs w:val="18"/>
-                <w:color w:val="000000"/>
-              </w:rPr>
-              <w:t xml:space="preserve">276</w:t>
-            </w:r>
-          </w:p>
-        </w:tc>
-        <w:tc>
-          <w:tcPr>
-            <w:tcBorders>
-              <w:bottom w:val="none" w:sz="0" w:space="0" w:color="000000"/>
-              <w:top w:val="none" w:sz="0" w:space="0" w:color="000000"/>
-              <w:left w:val="none" w:sz="0" w:space="0" w:color="000000"/>
-              <w:right w:val="none" w:sz="0" w:space="0" w:color="000000"/>
-            </w:tcBorders>
-            <w:shd w:val="clear" w:color="auto" w:fill="FFFFFF"/>
-            <w:tcMar>
-              <w:top w:w="0" w:type="dxa"/>
-              <w:bottom w:w="0" w:type="dxa"/>
-              <w:left w:w="0" w:type="dxa"/>
-              <w:right w:w="0" w:type="dxa"/>
-            </w:tcMar>
-            <w:vAlign w:val="center"/>
-          </w:tcPr>
-          <w:p>
-            <w:pPr>
-              <w:pStyle w:val="Normal"/>
-              <w:jc w:val="right"/>
-              <w:pBdr>
-                <w:bottom w:val="none" w:sz="0" w:space="0" w:color="000000"/>
-                <w:top w:val="none" w:sz="0" w:space="0" w:color="000000"/>
-                <w:left w:val="none" w:sz="0" w:space="0" w:color="000000"/>
-                <w:right w:val="none" w:sz="0" w:space="0" w:color="000000"/>
-              </w:pBdr>
-              <w:spacing w:after="100" w:before="100" w:line="240"/>
-              <w:ind w:left="100" w:right="100" w:firstLine="0" w:firstLineChars="0"/>
-              <w:rPr>
-                <w:rFonts w:ascii="Times New Roman" w:hAnsi="Times New Roman" w:eastAsia="Times New Roman" w:cs="Times New Roman"/>
-                <w:i w:val="false"/>
-                <w:b w:val="false"/>
-                <w:u w:val="none"/>
-                <w:strike w:val="false"/>
-                <w:sz w:val="18"/>
-                <w:szCs w:val="18"/>
-                <w:color w:val="000000"/>
-              </w:rPr>
-            </w:pPr>
-            <w:r>
-              <w:rPr>
-                <w:rFonts w:ascii="Times New Roman" w:hAnsi="Times New Roman" w:eastAsia="Times New Roman" w:cs="Times New Roman"/>
-                <w:i w:val="false"/>
-                <w:b w:val="false"/>
-                <w:u w:val="none"/>
-                <w:strike w:val="false"/>
-                <w:sz w:val="18"/>
-                <w:szCs w:val="18"/>
-                <w:color w:val="000000"/>
-              </w:rPr>
-              <w:t xml:space="preserve">77</w:t>
-            </w:r>
-          </w:p>
-        </w:tc>
-        <w:tc>
-          <w:tcPr>
-            <w:tcBorders>
-              <w:bottom w:val="none" w:sz="0" w:space="0" w:color="000000"/>
-              <w:top w:val="none" w:sz="0" w:space="0" w:color="000000"/>
-              <w:left w:val="none" w:sz="0" w:space="0" w:color="000000"/>
-              <w:right w:val="none" w:sz="0" w:space="0" w:color="000000"/>
-            </w:tcBorders>
-            <w:shd w:val="clear" w:color="auto" w:fill="FFFFFF"/>
-            <w:tcMar>
-              <w:top w:w="0" w:type="dxa"/>
-              <w:bottom w:w="0" w:type="dxa"/>
-              <w:left w:w="0" w:type="dxa"/>
-              <w:right w:w="0" w:type="dxa"/>
-            </w:tcMar>
-            <w:vAlign w:val="center"/>
-          </w:tcPr>
-          <w:p>
-            <w:pPr>
-              <w:pStyle w:val="Normal"/>
-              <w:jc w:val="left"/>
-              <w:pBdr>
-                <w:bottom w:val="none" w:sz="0" w:space="0" w:color="000000"/>
-                <w:top w:val="none" w:sz="0" w:space="0" w:color="000000"/>
-                <w:left w:val="none" w:sz="0" w:space="0" w:color="000000"/>
-                <w:right w:val="none" w:sz="0" w:space="0" w:color="000000"/>
-              </w:pBdr>
-              <w:spacing w:after="100" w:before="100" w:line="240"/>
-              <w:ind w:left="100" w:right="100" w:firstLine="0" w:firstLineChars="0"/>
-              <w:rPr>
-                <w:rFonts w:ascii="Times New Roman" w:hAnsi="Times New Roman" w:eastAsia="Times New Roman" w:cs="Times New Roman"/>
-                <w:i w:val="false"/>
-                <w:b w:val="false"/>
-                <w:u w:val="none"/>
-                <w:strike w:val="false"/>
-                <w:sz w:val="18"/>
-                <w:szCs w:val="18"/>
-                <w:color w:val="000000"/>
-              </w:rPr>
-            </w:pPr>
-            <w:r>
-              <w:rPr>
-                <w:rFonts w:ascii="Times New Roman" w:hAnsi="Times New Roman" w:eastAsia="Times New Roman" w:cs="Times New Roman"/>
-                <w:i w:val="false"/>
-                <w:b w:val="false"/>
-                <w:u w:val="none"/>
-                <w:strike w:val="false"/>
-                <w:sz w:val="18"/>
-                <w:szCs w:val="18"/>
-                <w:color w:val="000000"/>
-              </w:rPr>
-              <w:t xml:space="preserve">0.72 (0.54–0.97)</w:t>
-            </w:r>
-          </w:p>
-        </w:tc>
-        <w:tc>
-          <w:tcPr>
-            <w:tcBorders>
-              <w:bottom w:val="none" w:sz="0" w:space="0" w:color="000000"/>
-              <w:top w:val="none" w:sz="0" w:space="0" w:color="000000"/>
-              <w:left w:val="none" w:sz="0" w:space="0" w:color="000000"/>
-              <w:right w:val="none" w:sz="0" w:space="0" w:color="000000"/>
-            </w:tcBorders>
-            <w:shd w:val="clear" w:color="auto" w:fill="FFFFFF"/>
-            <w:tcMar>
-              <w:top w:w="0" w:type="dxa"/>
-              <w:bottom w:w="0" w:type="dxa"/>
-              <w:left w:w="0" w:type="dxa"/>
-              <w:right w:w="0" w:type="dxa"/>
-            </w:tcMar>
-            <w:vAlign w:val="center"/>
-          </w:tcPr>
-          <w:p>
-            <w:pPr>
-              <w:pStyle w:val="Normal"/>
-              <w:jc w:val="left"/>
-              <w:pBdr>
-                <w:bottom w:val="none" w:sz="0" w:space="0" w:color="000000"/>
-                <w:top w:val="none" w:sz="0" w:space="0" w:color="000000"/>
-                <w:left w:val="none" w:sz="0" w:space="0" w:color="000000"/>
-                <w:right w:val="none" w:sz="0" w:space="0" w:color="000000"/>
-              </w:pBdr>
-              <w:spacing w:after="100" w:before="100" w:line="240"/>
-              <w:ind w:left="100" w:right="100" w:firstLine="0" w:firstLineChars="0"/>
-              <w:rPr>
-                <w:rFonts w:ascii="Times New Roman" w:hAnsi="Times New Roman" w:eastAsia="Times New Roman" w:cs="Times New Roman"/>
-                <w:i w:val="false"/>
-                <w:b w:val="false"/>
-                <w:u w:val="none"/>
-                <w:strike w:val="false"/>
-                <w:sz w:val="18"/>
-                <w:szCs w:val="18"/>
-                <w:color w:val="000000"/>
-              </w:rPr>
-            </w:pPr>
-            <w:r>
-              <w:rPr>
-                <w:rFonts w:ascii="Times New Roman" w:hAnsi="Times New Roman" w:eastAsia="Times New Roman" w:cs="Times New Roman"/>
-                <w:i w:val="false"/>
-                <w:b w:val="false"/>
-                <w:u w:val="none"/>
-                <w:strike w:val="false"/>
-                <w:sz w:val="18"/>
-                <w:szCs w:val="18"/>
-                <w:color w:val="000000"/>
-              </w:rPr>
-              <w:t xml:space="preserve">0.032</w:t>
             </w:r>
           </w:p>
         </w:tc>
@@ -2825,61 +2825,6 @@
                 <w:szCs w:val="18"/>
                 <w:color w:val="000000"/>
               </w:rPr>
-              <w:t xml:space="preserve">Age (per 10 years)</w:t>
-            </w:r>
-          </w:p>
-        </w:tc>
-        <w:tc>
-          <w:tcPr>
-            <w:tcBorders>
-              <w:bottom w:val="none" w:sz="0" w:space="0" w:color="000000"/>
-              <w:top w:val="none" w:sz="0" w:space="0" w:color="000000"/>
-              <w:left w:val="none" w:sz="0" w:space="0" w:color="000000"/>
-              <w:right w:val="none" w:sz="0" w:space="0" w:color="000000"/>
-            </w:tcBorders>
-            <w:shd w:val="clear" w:color="auto" w:fill="FFFFFF"/>
-            <w:tcMar>
-              <w:top w:w="0" w:type="dxa"/>
-              <w:bottom w:w="0" w:type="dxa"/>
-              <w:left w:w="0" w:type="dxa"/>
-              <w:right w:w="0" w:type="dxa"/>
-            </w:tcMar>
-            <w:vAlign w:val="center"/>
-          </w:tcPr>
-          <w:p>
-            <w:pPr>
-              <w:pStyle w:val="Normal"/>
-              <w:jc w:val="left"/>
-              <w:pBdr>
-                <w:bottom w:val="none" w:sz="0" w:space="0" w:color="000000"/>
-                <w:top w:val="none" w:sz="0" w:space="0" w:color="000000"/>
-                <w:left w:val="none" w:sz="0" w:space="0" w:color="000000"/>
-                <w:right w:val="none" w:sz="0" w:space="0" w:color="000000"/>
-              </w:pBdr>
-              <w:spacing w:after="100" w:before="100" w:line="240"/>
-              <w:ind w:left="100" w:right="100" w:firstLine="0" w:firstLineChars="0"/>
-              <w:rPr>
-                <w:rFonts w:ascii="Times New Roman" w:hAnsi="Times New Roman" w:eastAsia="Times New Roman" w:cs="Times New Roman"/>
-                <w:i w:val="false"/>
-                <w:b w:val="false"/>
-                <w:u w:val="none"/>
-                <w:strike w:val="false"/>
-                <w:sz w:val="18"/>
-                <w:szCs w:val="18"/>
-                <w:color w:val="000000"/>
-              </w:rPr>
-            </w:pPr>
-            <w:r>
-              <w:rPr>
-                <w:rFonts w:ascii="Times New Roman" w:hAnsi="Times New Roman" w:eastAsia="Times New Roman" w:cs="Times New Roman"/>
-                <w:i w:val="false"/>
-                <w:b w:val="false"/>
-                <w:u w:val="none"/>
-                <w:strike w:val="false"/>
-                <w:sz w:val="18"/>
-                <w:szCs w:val="18"/>
-                <w:color w:val="000000"/>
-              </w:rPr>
               <w:t xml:space="preserve"/>
             </w:r>
           </w:p>
@@ -2904,6 +2849,61 @@
           <w:p>
             <w:pPr>
               <w:pStyle w:val="Normal"/>
+              <w:jc w:val="left"/>
+              <w:pBdr>
+                <w:bottom w:val="none" w:sz="0" w:space="0" w:color="000000"/>
+                <w:top w:val="none" w:sz="0" w:space="0" w:color="000000"/>
+                <w:left w:val="none" w:sz="0" w:space="0" w:color="000000"/>
+                <w:right w:val="none" w:sz="0" w:space="0" w:color="000000"/>
+              </w:pBdr>
+              <w:spacing w:after="100" w:before="100" w:line="240"/>
+              <w:ind w:left="100" w:right="100" w:firstLine="0" w:firstLineChars="0"/>
+              <w:rPr>
+                <w:rFonts w:ascii="Times New Roman" w:hAnsi="Times New Roman" w:eastAsia="Times New Roman" w:cs="Times New Roman"/>
+                <w:i w:val="false"/>
+                <w:b w:val="false"/>
+                <w:u w:val="none"/>
+                <w:strike w:val="false"/>
+                <w:sz w:val="18"/>
+                <w:szCs w:val="18"/>
+                <w:color w:val="000000"/>
+              </w:rPr>
+            </w:pPr>
+            <w:r>
+              <w:rPr>
+                <w:rFonts w:ascii="Times New Roman" w:hAnsi="Times New Roman" w:eastAsia="Times New Roman" w:cs="Times New Roman"/>
+                <w:i w:val="false"/>
+                <w:b w:val="false"/>
+                <w:u w:val="none"/>
+                <w:strike w:val="false"/>
+                <w:sz w:val="18"/>
+                <w:szCs w:val="18"/>
+                <w:color w:val="000000"/>
+              </w:rPr>
+              <w:t xml:space="preserve">Female</w:t>
+            </w:r>
+          </w:p>
+        </w:tc>
+        <w:tc>
+          <w:tcPr>
+            <w:tcBorders>
+              <w:bottom w:val="none" w:sz="0" w:space="0" w:color="000000"/>
+              <w:top w:val="none" w:sz="0" w:space="0" w:color="000000"/>
+              <w:left w:val="none" w:sz="0" w:space="0" w:color="000000"/>
+              <w:right w:val="none" w:sz="0" w:space="0" w:color="000000"/>
+            </w:tcBorders>
+            <w:shd w:val="clear" w:color="auto" w:fill="FFFFFF"/>
+            <w:tcMar>
+              <w:top w:w="0" w:type="dxa"/>
+              <w:bottom w:w="0" w:type="dxa"/>
+              <w:left w:w="0" w:type="dxa"/>
+              <w:right w:w="0" w:type="dxa"/>
+            </w:tcMar>
+            <w:vAlign w:val="center"/>
+          </w:tcPr>
+          <w:p>
+            <w:pPr>
+              <w:pStyle w:val="Normal"/>
               <w:jc w:val="right"/>
               <w:pBdr>
                 <w:bottom w:val="none" w:sz="0" w:space="0" w:color="000000"/>
@@ -2935,7 +2935,7 @@
                 <w:szCs w:val="18"/>
                 <w:color w:val="000000"/>
               </w:rPr>
-              <w:t xml:space="preserve">552</w:t>
+              <w:t xml:space="preserve">249</w:t>
             </w:r>
           </w:p>
         </w:tc>
@@ -2990,117 +2990,117 @@
                 <w:szCs w:val="18"/>
                 <w:color w:val="000000"/>
               </w:rPr>
-              <w:t xml:space="preserve">177</w:t>
-            </w:r>
-          </w:p>
-        </w:tc>
-        <w:tc>
-          <w:tcPr>
-            <w:tcBorders>
-              <w:bottom w:val="none" w:sz="0" w:space="0" w:color="000000"/>
-              <w:top w:val="none" w:sz="0" w:space="0" w:color="000000"/>
-              <w:left w:val="none" w:sz="0" w:space="0" w:color="000000"/>
-              <w:right w:val="none" w:sz="0" w:space="0" w:color="000000"/>
-            </w:tcBorders>
-            <w:shd w:val="clear" w:color="auto" w:fill="FFFFFF"/>
-            <w:tcMar>
-              <w:top w:w="0" w:type="dxa"/>
-              <w:bottom w:w="0" w:type="dxa"/>
-              <w:left w:w="0" w:type="dxa"/>
-              <w:right w:w="0" w:type="dxa"/>
-            </w:tcMar>
-            <w:vAlign w:val="center"/>
-          </w:tcPr>
-          <w:p>
-            <w:pPr>
-              <w:pStyle w:val="Normal"/>
-              <w:jc w:val="left"/>
-              <w:pBdr>
-                <w:bottom w:val="none" w:sz="0" w:space="0" w:color="000000"/>
-                <w:top w:val="none" w:sz="0" w:space="0" w:color="000000"/>
-                <w:left w:val="none" w:sz="0" w:space="0" w:color="000000"/>
-                <w:right w:val="none" w:sz="0" w:space="0" w:color="000000"/>
-              </w:pBdr>
-              <w:spacing w:after="100" w:before="100" w:line="240"/>
-              <w:ind w:left="100" w:right="100" w:firstLine="0" w:firstLineChars="0"/>
-              <w:rPr>
-                <w:rFonts w:ascii="Times New Roman" w:hAnsi="Times New Roman" w:eastAsia="Times New Roman" w:cs="Times New Roman"/>
-                <w:i w:val="false"/>
-                <w:b w:val="false"/>
-                <w:u w:val="none"/>
-                <w:strike w:val="false"/>
-                <w:sz w:val="18"/>
-                <w:szCs w:val="18"/>
-                <w:color w:val="000000"/>
-              </w:rPr>
-            </w:pPr>
-            <w:r>
-              <w:rPr>
-                <w:rFonts w:ascii="Times New Roman" w:hAnsi="Times New Roman" w:eastAsia="Times New Roman" w:cs="Times New Roman"/>
-                <w:i w:val="false"/>
-                <w:b w:val="false"/>
-                <w:u w:val="none"/>
-                <w:strike w:val="false"/>
-                <w:sz w:val="18"/>
-                <w:szCs w:val="18"/>
-                <w:color w:val="000000"/>
-              </w:rPr>
-              <w:t xml:space="preserve">1.00 (0.99–1.01)</w:t>
-            </w:r>
-          </w:p>
-        </w:tc>
-        <w:tc>
-          <w:tcPr>
-            <w:tcBorders>
-              <w:bottom w:val="none" w:sz="0" w:space="0" w:color="000000"/>
-              <w:top w:val="none" w:sz="0" w:space="0" w:color="000000"/>
-              <w:left w:val="none" w:sz="0" w:space="0" w:color="000000"/>
-              <w:right w:val="none" w:sz="0" w:space="0" w:color="000000"/>
-            </w:tcBorders>
-            <w:shd w:val="clear" w:color="auto" w:fill="FFFFFF"/>
-            <w:tcMar>
-              <w:top w:w="0" w:type="dxa"/>
-              <w:bottom w:w="0" w:type="dxa"/>
-              <w:left w:w="0" w:type="dxa"/>
-              <w:right w:w="0" w:type="dxa"/>
-            </w:tcMar>
-            <w:vAlign w:val="center"/>
-          </w:tcPr>
-          <w:p>
-            <w:pPr>
-              <w:pStyle w:val="Normal"/>
-              <w:jc w:val="left"/>
-              <w:pBdr>
-                <w:bottom w:val="none" w:sz="0" w:space="0" w:color="000000"/>
-                <w:top w:val="none" w:sz="0" w:space="0" w:color="000000"/>
-                <w:left w:val="none" w:sz="0" w:space="0" w:color="000000"/>
-                <w:right w:val="none" w:sz="0" w:space="0" w:color="000000"/>
-              </w:pBdr>
-              <w:spacing w:after="100" w:before="100" w:line="240"/>
-              <w:ind w:left="100" w:right="100" w:firstLine="0" w:firstLineChars="0"/>
-              <w:rPr>
-                <w:rFonts w:ascii="Times New Roman" w:hAnsi="Times New Roman" w:eastAsia="Times New Roman" w:cs="Times New Roman"/>
-                <w:i w:val="false"/>
-                <w:b w:val="false"/>
-                <w:u w:val="none"/>
-                <w:strike w:val="false"/>
-                <w:sz w:val="18"/>
-                <w:szCs w:val="18"/>
-                <w:color w:val="000000"/>
-              </w:rPr>
-            </w:pPr>
-            <w:r>
-              <w:rPr>
-                <w:rFonts w:ascii="Times New Roman" w:hAnsi="Times New Roman" w:eastAsia="Times New Roman" w:cs="Times New Roman"/>
-                <w:i w:val="false"/>
-                <w:b w:val="false"/>
-                <w:u w:val="none"/>
-                <w:strike w:val="false"/>
-                <w:sz w:val="18"/>
-                <w:szCs w:val="18"/>
-                <w:color w:val="000000"/>
-              </w:rPr>
-              <w:t xml:space="preserve">0.836</w:t>
+              <w:t xml:space="preserve">71</w:t>
+            </w:r>
+          </w:p>
+        </w:tc>
+        <w:tc>
+          <w:tcPr>
+            <w:tcBorders>
+              <w:bottom w:val="none" w:sz="0" w:space="0" w:color="000000"/>
+              <w:top w:val="none" w:sz="0" w:space="0" w:color="000000"/>
+              <w:left w:val="none" w:sz="0" w:space="0" w:color="000000"/>
+              <w:right w:val="none" w:sz="0" w:space="0" w:color="000000"/>
+            </w:tcBorders>
+            <w:shd w:val="clear" w:color="auto" w:fill="FFFFFF"/>
+            <w:tcMar>
+              <w:top w:w="0" w:type="dxa"/>
+              <w:bottom w:w="0" w:type="dxa"/>
+              <w:left w:w="0" w:type="dxa"/>
+              <w:right w:w="0" w:type="dxa"/>
+            </w:tcMar>
+            <w:vAlign w:val="center"/>
+          </w:tcPr>
+          <w:p>
+            <w:pPr>
+              <w:pStyle w:val="Normal"/>
+              <w:jc w:val="left"/>
+              <w:pBdr>
+                <w:bottom w:val="none" w:sz="0" w:space="0" w:color="000000"/>
+                <w:top w:val="none" w:sz="0" w:space="0" w:color="000000"/>
+                <w:left w:val="none" w:sz="0" w:space="0" w:color="000000"/>
+                <w:right w:val="none" w:sz="0" w:space="0" w:color="000000"/>
+              </w:pBdr>
+              <w:spacing w:after="100" w:before="100" w:line="240"/>
+              <w:ind w:left="100" w:right="100" w:firstLine="0" w:firstLineChars="0"/>
+              <w:rPr>
+                <w:rFonts w:ascii="Times New Roman" w:hAnsi="Times New Roman" w:eastAsia="Times New Roman" w:cs="Times New Roman"/>
+                <w:i w:val="false"/>
+                <w:b w:val="false"/>
+                <w:u w:val="none"/>
+                <w:strike w:val="false"/>
+                <w:sz w:val="18"/>
+                <w:szCs w:val="18"/>
+                <w:color w:val="000000"/>
+              </w:rPr>
+            </w:pPr>
+            <w:r>
+              <w:rPr>
+                <w:rFonts w:ascii="Times New Roman" w:hAnsi="Times New Roman" w:eastAsia="Times New Roman" w:cs="Times New Roman"/>
+                <w:i w:val="false"/>
+                <w:b w:val="false"/>
+                <w:u w:val="none"/>
+                <w:strike w:val="false"/>
+                <w:sz w:val="18"/>
+                <w:szCs w:val="18"/>
+                <w:color w:val="000000"/>
+              </w:rPr>
+              <w:t xml:space="preserve">0.75 (0.56–1.02)</w:t>
+            </w:r>
+          </w:p>
+        </w:tc>
+        <w:tc>
+          <w:tcPr>
+            <w:tcBorders>
+              <w:bottom w:val="none" w:sz="0" w:space="0" w:color="000000"/>
+              <w:top w:val="none" w:sz="0" w:space="0" w:color="000000"/>
+              <w:left w:val="none" w:sz="0" w:space="0" w:color="000000"/>
+              <w:right w:val="none" w:sz="0" w:space="0" w:color="000000"/>
+            </w:tcBorders>
+            <w:shd w:val="clear" w:color="auto" w:fill="FFFFFF"/>
+            <w:tcMar>
+              <w:top w:w="0" w:type="dxa"/>
+              <w:bottom w:w="0" w:type="dxa"/>
+              <w:left w:w="0" w:type="dxa"/>
+              <w:right w:w="0" w:type="dxa"/>
+            </w:tcMar>
+            <w:vAlign w:val="center"/>
+          </w:tcPr>
+          <w:p>
+            <w:pPr>
+              <w:pStyle w:val="Normal"/>
+              <w:jc w:val="left"/>
+              <w:pBdr>
+                <w:bottom w:val="none" w:sz="0" w:space="0" w:color="000000"/>
+                <w:top w:val="none" w:sz="0" w:space="0" w:color="000000"/>
+                <w:left w:val="none" w:sz="0" w:space="0" w:color="000000"/>
+                <w:right w:val="none" w:sz="0" w:space="0" w:color="000000"/>
+              </w:pBdr>
+              <w:spacing w:after="100" w:before="100" w:line="240"/>
+              <w:ind w:left="100" w:right="100" w:firstLine="0" w:firstLineChars="0"/>
+              <w:rPr>
+                <w:rFonts w:ascii="Times New Roman" w:hAnsi="Times New Roman" w:eastAsia="Times New Roman" w:cs="Times New Roman"/>
+                <w:i w:val="false"/>
+                <w:b w:val="false"/>
+                <w:u w:val="none"/>
+                <w:strike w:val="false"/>
+                <w:sz w:val="18"/>
+                <w:szCs w:val="18"/>
+                <w:color w:val="000000"/>
+              </w:rPr>
+            </w:pPr>
+            <w:r>
+              <w:rPr>
+                <w:rFonts w:ascii="Times New Roman" w:hAnsi="Times New Roman" w:eastAsia="Times New Roman" w:cs="Times New Roman"/>
+                <w:i w:val="false"/>
+                <w:b w:val="false"/>
+                <w:u w:val="none"/>
+                <w:strike w:val="false"/>
+                <w:sz w:val="18"/>
+                <w:szCs w:val="18"/>
+                <w:color w:val="000000"/>
+              </w:rPr>
+              <w:t xml:space="preserve">0.065</w:t>
             </w:r>
           </w:p>
         </w:tc>
@@ -3270,62 +3270,62 @@
                 <w:szCs w:val="18"/>
                 <w:color w:val="000000"/>
               </w:rPr>
-              <w:t xml:space="preserve">Sex</w:t>
-            </w:r>
-          </w:p>
-        </w:tc>
-        <w:tc>
-          <w:tcPr>
-            <w:tcBorders>
-              <w:bottom w:val="none" w:sz="0" w:space="0" w:color="000000"/>
-              <w:top w:val="none" w:sz="0" w:space="0" w:color="000000"/>
-              <w:left w:val="none" w:sz="0" w:space="0" w:color="000000"/>
-              <w:right w:val="none" w:sz="0" w:space="0" w:color="000000"/>
-            </w:tcBorders>
-            <w:shd w:val="clear" w:color="auto" w:fill="FFFFFF"/>
-            <w:tcMar>
-              <w:top w:w="0" w:type="dxa"/>
-              <w:bottom w:w="0" w:type="dxa"/>
-              <w:left w:w="0" w:type="dxa"/>
-              <w:right w:w="0" w:type="dxa"/>
-            </w:tcMar>
-            <w:vAlign w:val="center"/>
-          </w:tcPr>
-          <w:p>
-            <w:pPr>
-              <w:pStyle w:val="Normal"/>
-              <w:jc w:val="left"/>
-              <w:pBdr>
-                <w:bottom w:val="none" w:sz="0" w:space="0" w:color="000000"/>
-                <w:top w:val="none" w:sz="0" w:space="0" w:color="000000"/>
-                <w:left w:val="none" w:sz="0" w:space="0" w:color="000000"/>
-                <w:right w:val="none" w:sz="0" w:space="0" w:color="000000"/>
-              </w:pBdr>
-              <w:spacing w:after="100" w:before="100" w:line="240"/>
-              <w:ind w:left="100" w:right="100" w:firstLine="0" w:firstLineChars="0"/>
-              <w:rPr>
-                <w:rFonts w:ascii="Times New Roman" w:hAnsi="Times New Roman" w:eastAsia="Times New Roman" w:cs="Times New Roman"/>
-                <w:i w:val="false"/>
-                <w:b w:val="false"/>
-                <w:u w:val="none"/>
-                <w:strike w:val="false"/>
-                <w:sz w:val="18"/>
-                <w:szCs w:val="18"/>
-                <w:color w:val="000000"/>
-              </w:rPr>
-            </w:pPr>
-            <w:r>
-              <w:rPr>
-                <w:rFonts w:ascii="Times New Roman" w:hAnsi="Times New Roman" w:eastAsia="Times New Roman" w:cs="Times New Roman"/>
-                <w:i w:val="false"/>
-                <w:b w:val="false"/>
-                <w:u w:val="none"/>
-                <w:strike w:val="false"/>
-                <w:sz w:val="18"/>
-                <w:szCs w:val="18"/>
-                <w:color w:val="000000"/>
-              </w:rPr>
-              <w:t xml:space="preserve">Male (ref)</w:t>
+              <w:t xml:space="preserve">Pathologic stage group</w:t>
+            </w:r>
+          </w:p>
+        </w:tc>
+        <w:tc>
+          <w:tcPr>
+            <w:tcBorders>
+              <w:bottom w:val="none" w:sz="0" w:space="0" w:color="000000"/>
+              <w:top w:val="none" w:sz="0" w:space="0" w:color="000000"/>
+              <w:left w:val="none" w:sz="0" w:space="0" w:color="000000"/>
+              <w:right w:val="none" w:sz="0" w:space="0" w:color="000000"/>
+            </w:tcBorders>
+            <w:shd w:val="clear" w:color="auto" w:fill="FFFFFF"/>
+            <w:tcMar>
+              <w:top w:w="0" w:type="dxa"/>
+              <w:bottom w:w="0" w:type="dxa"/>
+              <w:left w:w="0" w:type="dxa"/>
+              <w:right w:w="0" w:type="dxa"/>
+            </w:tcMar>
+            <w:vAlign w:val="center"/>
+          </w:tcPr>
+          <w:p>
+            <w:pPr>
+              <w:pStyle w:val="Normal"/>
+              <w:jc w:val="left"/>
+              <w:pBdr>
+                <w:bottom w:val="none" w:sz="0" w:space="0" w:color="000000"/>
+                <w:top w:val="none" w:sz="0" w:space="0" w:color="000000"/>
+                <w:left w:val="none" w:sz="0" w:space="0" w:color="000000"/>
+                <w:right w:val="none" w:sz="0" w:space="0" w:color="000000"/>
+              </w:pBdr>
+              <w:spacing w:after="100" w:before="100" w:line="240"/>
+              <w:ind w:left="100" w:right="100" w:firstLine="0" w:firstLineChars="0"/>
+              <w:rPr>
+                <w:rFonts w:ascii="Times New Roman" w:hAnsi="Times New Roman" w:eastAsia="Times New Roman" w:cs="Times New Roman"/>
+                <w:i w:val="false"/>
+                <w:b w:val="false"/>
+                <w:u w:val="none"/>
+                <w:strike w:val="false"/>
+                <w:sz w:val="18"/>
+                <w:szCs w:val="18"/>
+                <w:color w:val="000000"/>
+              </w:rPr>
+            </w:pPr>
+            <w:r>
+              <w:rPr>
+                <w:rFonts w:ascii="Times New Roman" w:hAnsi="Times New Roman" w:eastAsia="Times New Roman" w:cs="Times New Roman"/>
+                <w:i w:val="false"/>
+                <w:b w:val="false"/>
+                <w:u w:val="none"/>
+                <w:strike w:val="false"/>
+                <w:sz w:val="18"/>
+                <w:szCs w:val="18"/>
+                <w:color w:val="000000"/>
+              </w:rPr>
+              <w:t xml:space="preserve">I–II (ref)</w:t>
             </w:r>
           </w:p>
         </w:tc>
@@ -3380,7 +3380,7 @@
                 <w:szCs w:val="18"/>
                 <w:color w:val="000000"/>
               </w:rPr>
-              <w:t xml:space="preserve">303</w:t>
+              <w:t xml:space="preserve">292</w:t>
             </w:r>
           </w:p>
         </w:tc>
@@ -3435,7 +3435,7 @@
                 <w:szCs w:val="18"/>
                 <w:color w:val="000000"/>
               </w:rPr>
-              <w:t xml:space="preserve">106</w:t>
+              <w:t xml:space="preserve">60</w:t>
             </w:r>
           </w:p>
         </w:tc>
@@ -3770,7 +3770,7 @@
                 <w:szCs w:val="18"/>
                 <w:color w:val="000000"/>
               </w:rPr>
-              <w:t xml:space="preserve">Female</w:t>
+              <w:t xml:space="preserve">III–IV</w:t>
             </w:r>
           </w:p>
         </w:tc>
@@ -3825,7 +3825,7 @@
                 <w:szCs w:val="18"/>
                 <w:color w:val="000000"/>
               </w:rPr>
-              <w:t xml:space="preserve">249</w:t>
+              <w:t xml:space="preserve">261</w:t>
             </w:r>
           </w:p>
         </w:tc>
@@ -3880,117 +3880,117 @@
                 <w:szCs w:val="18"/>
                 <w:color w:val="000000"/>
               </w:rPr>
-              <w:t xml:space="preserve">71</w:t>
-            </w:r>
-          </w:p>
-        </w:tc>
-        <w:tc>
-          <w:tcPr>
-            <w:tcBorders>
-              <w:bottom w:val="none" w:sz="0" w:space="0" w:color="000000"/>
-              <w:top w:val="none" w:sz="0" w:space="0" w:color="000000"/>
-              <w:left w:val="none" w:sz="0" w:space="0" w:color="000000"/>
-              <w:right w:val="none" w:sz="0" w:space="0" w:color="000000"/>
-            </w:tcBorders>
-            <w:shd w:val="clear" w:color="auto" w:fill="FFFFFF"/>
-            <w:tcMar>
-              <w:top w:w="0" w:type="dxa"/>
-              <w:bottom w:w="0" w:type="dxa"/>
-              <w:left w:w="0" w:type="dxa"/>
-              <w:right w:w="0" w:type="dxa"/>
-            </w:tcMar>
-            <w:vAlign w:val="center"/>
-          </w:tcPr>
-          <w:p>
-            <w:pPr>
-              <w:pStyle w:val="Normal"/>
-              <w:jc w:val="left"/>
-              <w:pBdr>
-                <w:bottom w:val="none" w:sz="0" w:space="0" w:color="000000"/>
-                <w:top w:val="none" w:sz="0" w:space="0" w:color="000000"/>
-                <w:left w:val="none" w:sz="0" w:space="0" w:color="000000"/>
-                <w:right w:val="none" w:sz="0" w:space="0" w:color="000000"/>
-              </w:pBdr>
-              <w:spacing w:after="100" w:before="100" w:line="240"/>
-              <w:ind w:left="100" w:right="100" w:firstLine="0" w:firstLineChars="0"/>
-              <w:rPr>
-                <w:rFonts w:ascii="Times New Roman" w:hAnsi="Times New Roman" w:eastAsia="Times New Roman" w:cs="Times New Roman"/>
-                <w:i w:val="false"/>
-                <w:b w:val="false"/>
-                <w:u w:val="none"/>
-                <w:strike w:val="false"/>
-                <w:sz w:val="18"/>
-                <w:szCs w:val="18"/>
-                <w:color w:val="000000"/>
-              </w:rPr>
-            </w:pPr>
-            <w:r>
-              <w:rPr>
-                <w:rFonts w:ascii="Times New Roman" w:hAnsi="Times New Roman" w:eastAsia="Times New Roman" w:cs="Times New Roman"/>
-                <w:i w:val="false"/>
-                <w:b w:val="false"/>
-                <w:u w:val="none"/>
-                <w:strike w:val="false"/>
-                <w:sz w:val="18"/>
-                <w:szCs w:val="18"/>
-                <w:color w:val="000000"/>
-              </w:rPr>
-              <w:t xml:space="preserve">0.73 (0.54–0.99)</w:t>
-            </w:r>
-          </w:p>
-        </w:tc>
-        <w:tc>
-          <w:tcPr>
-            <w:tcBorders>
-              <w:bottom w:val="none" w:sz="0" w:space="0" w:color="000000"/>
-              <w:top w:val="none" w:sz="0" w:space="0" w:color="000000"/>
-              <w:left w:val="none" w:sz="0" w:space="0" w:color="000000"/>
-              <w:right w:val="none" w:sz="0" w:space="0" w:color="000000"/>
-            </w:tcBorders>
-            <w:shd w:val="clear" w:color="auto" w:fill="FFFFFF"/>
-            <w:tcMar>
-              <w:top w:w="0" w:type="dxa"/>
-              <w:bottom w:w="0" w:type="dxa"/>
-              <w:left w:w="0" w:type="dxa"/>
-              <w:right w:w="0" w:type="dxa"/>
-            </w:tcMar>
-            <w:vAlign w:val="center"/>
-          </w:tcPr>
-          <w:p>
-            <w:pPr>
-              <w:pStyle w:val="Normal"/>
-              <w:jc w:val="left"/>
-              <w:pBdr>
-                <w:bottom w:val="none" w:sz="0" w:space="0" w:color="000000"/>
-                <w:top w:val="none" w:sz="0" w:space="0" w:color="000000"/>
-                <w:left w:val="none" w:sz="0" w:space="0" w:color="000000"/>
-                <w:right w:val="none" w:sz="0" w:space="0" w:color="000000"/>
-              </w:pBdr>
-              <w:spacing w:after="100" w:before="100" w:line="240"/>
-              <w:ind w:left="100" w:right="100" w:firstLine="0" w:firstLineChars="0"/>
-              <w:rPr>
-                <w:rFonts w:ascii="Times New Roman" w:hAnsi="Times New Roman" w:eastAsia="Times New Roman" w:cs="Times New Roman"/>
-                <w:i w:val="false"/>
-                <w:b w:val="false"/>
-                <w:u w:val="none"/>
-                <w:strike w:val="false"/>
-                <w:sz w:val="18"/>
-                <w:szCs w:val="18"/>
-                <w:color w:val="000000"/>
-              </w:rPr>
-            </w:pPr>
-            <w:r>
-              <w:rPr>
-                <w:rFonts w:ascii="Times New Roman" w:hAnsi="Times New Roman" w:eastAsia="Times New Roman" w:cs="Times New Roman"/>
-                <w:i w:val="false"/>
-                <w:b w:val="false"/>
-                <w:u w:val="none"/>
-                <w:strike w:val="false"/>
-                <w:sz w:val="18"/>
-                <w:szCs w:val="18"/>
-                <w:color w:val="000000"/>
-              </w:rPr>
-              <w:t xml:space="preserve">0.041</w:t>
+              <w:t xml:space="preserve">117</w:t>
+            </w:r>
+          </w:p>
+        </w:tc>
+        <w:tc>
+          <w:tcPr>
+            <w:tcBorders>
+              <w:bottom w:val="none" w:sz="0" w:space="0" w:color="000000"/>
+              <w:top w:val="none" w:sz="0" w:space="0" w:color="000000"/>
+              <w:left w:val="none" w:sz="0" w:space="0" w:color="000000"/>
+              <w:right w:val="none" w:sz="0" w:space="0" w:color="000000"/>
+            </w:tcBorders>
+            <w:shd w:val="clear" w:color="auto" w:fill="FFFFFF"/>
+            <w:tcMar>
+              <w:top w:w="0" w:type="dxa"/>
+              <w:bottom w:w="0" w:type="dxa"/>
+              <w:left w:w="0" w:type="dxa"/>
+              <w:right w:w="0" w:type="dxa"/>
+            </w:tcMar>
+            <w:vAlign w:val="center"/>
+          </w:tcPr>
+          <w:p>
+            <w:pPr>
+              <w:pStyle w:val="Normal"/>
+              <w:jc w:val="left"/>
+              <w:pBdr>
+                <w:bottom w:val="none" w:sz="0" w:space="0" w:color="000000"/>
+                <w:top w:val="none" w:sz="0" w:space="0" w:color="000000"/>
+                <w:left w:val="none" w:sz="0" w:space="0" w:color="000000"/>
+                <w:right w:val="none" w:sz="0" w:space="0" w:color="000000"/>
+              </w:pBdr>
+              <w:spacing w:after="100" w:before="100" w:line="240"/>
+              <w:ind w:left="100" w:right="100" w:firstLine="0" w:firstLineChars="0"/>
+              <w:rPr>
+                <w:rFonts w:ascii="Times New Roman" w:hAnsi="Times New Roman" w:eastAsia="Times New Roman" w:cs="Times New Roman"/>
+                <w:i w:val="false"/>
+                <w:b w:val="false"/>
+                <w:u w:val="none"/>
+                <w:strike w:val="false"/>
+                <w:sz w:val="18"/>
+                <w:szCs w:val="18"/>
+                <w:color w:val="000000"/>
+              </w:rPr>
+            </w:pPr>
+            <w:r>
+              <w:rPr>
+                <w:rFonts w:ascii="Times New Roman" w:hAnsi="Times New Roman" w:eastAsia="Times New Roman" w:cs="Times New Roman"/>
+                <w:i w:val="false"/>
+                <w:b w:val="false"/>
+                <w:u w:val="none"/>
+                <w:strike w:val="false"/>
+                <w:sz w:val="18"/>
+                <w:szCs w:val="18"/>
+                <w:color w:val="000000"/>
+              </w:rPr>
+              <w:t xml:space="preserve">2.76 (2.01–3.77)</w:t>
+            </w:r>
+          </w:p>
+        </w:tc>
+        <w:tc>
+          <w:tcPr>
+            <w:tcBorders>
+              <w:bottom w:val="none" w:sz="0" w:space="0" w:color="000000"/>
+              <w:top w:val="none" w:sz="0" w:space="0" w:color="000000"/>
+              <w:left w:val="none" w:sz="0" w:space="0" w:color="000000"/>
+              <w:right w:val="none" w:sz="0" w:space="0" w:color="000000"/>
+            </w:tcBorders>
+            <w:shd w:val="clear" w:color="auto" w:fill="FFFFFF"/>
+            <w:tcMar>
+              <w:top w:w="0" w:type="dxa"/>
+              <w:bottom w:w="0" w:type="dxa"/>
+              <w:left w:w="0" w:type="dxa"/>
+              <w:right w:w="0" w:type="dxa"/>
+            </w:tcMar>
+            <w:vAlign w:val="center"/>
+          </w:tcPr>
+          <w:p>
+            <w:pPr>
+              <w:pStyle w:val="Normal"/>
+              <w:jc w:val="left"/>
+              <w:pBdr>
+                <w:bottom w:val="none" w:sz="0" w:space="0" w:color="000000"/>
+                <w:top w:val="none" w:sz="0" w:space="0" w:color="000000"/>
+                <w:left w:val="none" w:sz="0" w:space="0" w:color="000000"/>
+                <w:right w:val="none" w:sz="0" w:space="0" w:color="000000"/>
+              </w:pBdr>
+              <w:spacing w:after="100" w:before="100" w:line="240"/>
+              <w:ind w:left="100" w:right="100" w:firstLine="0" w:firstLineChars="0"/>
+              <w:rPr>
+                <w:rFonts w:ascii="Times New Roman" w:hAnsi="Times New Roman" w:eastAsia="Times New Roman" w:cs="Times New Roman"/>
+                <w:i w:val="false"/>
+                <w:b w:val="false"/>
+                <w:u w:val="none"/>
+                <w:strike w:val="false"/>
+                <w:sz w:val="18"/>
+                <w:szCs w:val="18"/>
+                <w:color w:val="000000"/>
+              </w:rPr>
+            </w:pPr>
+            <w:r>
+              <w:rPr>
+                <w:rFonts w:ascii="Times New Roman" w:hAnsi="Times New Roman" w:eastAsia="Times New Roman" w:cs="Times New Roman"/>
+                <w:i w:val="false"/>
+                <w:b w:val="false"/>
+                <w:u w:val="none"/>
+                <w:strike w:val="false"/>
+                <w:sz w:val="18"/>
+                <w:szCs w:val="18"/>
+                <w:color w:val="000000"/>
+              </w:rPr>
+              <w:t xml:space="preserve">&lt;0.001</w:t>
             </w:r>
           </w:p>
         </w:tc>
@@ -4105,117 +4105,117 @@
                 <w:szCs w:val="18"/>
                 <w:color w:val="000000"/>
               </w:rPr>
-              <w:t xml:space="preserve">Multivariable</w:t>
-            </w:r>
-          </w:p>
-        </w:tc>
-        <w:tc>
-          <w:tcPr>
-            <w:tcBorders>
-              <w:bottom w:val="none" w:sz="0" w:space="0" w:color="000000"/>
-              <w:top w:val="none" w:sz="0" w:space="0" w:color="000000"/>
-              <w:left w:val="none" w:sz="0" w:space="0" w:color="000000"/>
-              <w:right w:val="none" w:sz="0" w:space="0" w:color="000000"/>
-            </w:tcBorders>
-            <w:shd w:val="clear" w:color="auto" w:fill="FFFFFF"/>
-            <w:tcMar>
-              <w:top w:w="0" w:type="dxa"/>
-              <w:bottom w:w="0" w:type="dxa"/>
-              <w:left w:w="0" w:type="dxa"/>
-              <w:right w:w="0" w:type="dxa"/>
-            </w:tcMar>
-            <w:vAlign w:val="center"/>
-          </w:tcPr>
-          <w:p>
-            <w:pPr>
-              <w:pStyle w:val="Normal"/>
-              <w:jc w:val="left"/>
-              <w:pBdr>
-                <w:bottom w:val="none" w:sz="0" w:space="0" w:color="000000"/>
-                <w:top w:val="none" w:sz="0" w:space="0" w:color="000000"/>
-                <w:left w:val="none" w:sz="0" w:space="0" w:color="000000"/>
-                <w:right w:val="none" w:sz="0" w:space="0" w:color="000000"/>
-              </w:pBdr>
-              <w:spacing w:after="100" w:before="100" w:line="240"/>
-              <w:ind w:left="100" w:right="100" w:firstLine="0" w:firstLineChars="0"/>
-              <w:rPr>
-                <w:rFonts w:ascii="Times New Roman" w:hAnsi="Times New Roman" w:eastAsia="Times New Roman" w:cs="Times New Roman"/>
-                <w:i w:val="false"/>
-                <w:b w:val="false"/>
-                <w:u w:val="none"/>
-                <w:strike w:val="false"/>
-                <w:sz w:val="18"/>
-                <w:szCs w:val="18"/>
-                <w:color w:val="000000"/>
-              </w:rPr>
-            </w:pPr>
-            <w:r>
-              <w:rPr>
-                <w:rFonts w:ascii="Times New Roman" w:hAnsi="Times New Roman" w:eastAsia="Times New Roman" w:cs="Times New Roman"/>
-                <w:i w:val="false"/>
-                <w:b w:val="false"/>
-                <w:u w:val="none"/>
-                <w:strike w:val="false"/>
-                <w:sz w:val="18"/>
-                <w:szCs w:val="18"/>
-                <w:color w:val="000000"/>
-              </w:rPr>
-              <w:t xml:space="preserve">Pathologic stage group</w:t>
-            </w:r>
-          </w:p>
-        </w:tc>
-        <w:tc>
-          <w:tcPr>
-            <w:tcBorders>
-              <w:bottom w:val="none" w:sz="0" w:space="0" w:color="000000"/>
-              <w:top w:val="none" w:sz="0" w:space="0" w:color="000000"/>
-              <w:left w:val="none" w:sz="0" w:space="0" w:color="000000"/>
-              <w:right w:val="none" w:sz="0" w:space="0" w:color="000000"/>
-            </w:tcBorders>
-            <w:shd w:val="clear" w:color="auto" w:fill="FFFFFF"/>
-            <w:tcMar>
-              <w:top w:w="0" w:type="dxa"/>
-              <w:bottom w:w="0" w:type="dxa"/>
-              <w:left w:w="0" w:type="dxa"/>
-              <w:right w:w="0" w:type="dxa"/>
-            </w:tcMar>
-            <w:vAlign w:val="center"/>
-          </w:tcPr>
-          <w:p>
-            <w:pPr>
-              <w:pStyle w:val="Normal"/>
-              <w:jc w:val="left"/>
-              <w:pBdr>
-                <w:bottom w:val="none" w:sz="0" w:space="0" w:color="000000"/>
-                <w:top w:val="none" w:sz="0" w:space="0" w:color="000000"/>
-                <w:left w:val="none" w:sz="0" w:space="0" w:color="000000"/>
-                <w:right w:val="none" w:sz="0" w:space="0" w:color="000000"/>
-              </w:pBdr>
-              <w:spacing w:after="100" w:before="100" w:line="240"/>
-              <w:ind w:left="100" w:right="100" w:firstLine="0" w:firstLineChars="0"/>
-              <w:rPr>
-                <w:rFonts w:ascii="Times New Roman" w:hAnsi="Times New Roman" w:eastAsia="Times New Roman" w:cs="Times New Roman"/>
-                <w:i w:val="false"/>
-                <w:b w:val="false"/>
-                <w:u w:val="none"/>
-                <w:strike w:val="false"/>
-                <w:sz w:val="18"/>
-                <w:szCs w:val="18"/>
-                <w:color w:val="000000"/>
-              </w:rPr>
-            </w:pPr>
-            <w:r>
-              <w:rPr>
-                <w:rFonts w:ascii="Times New Roman" w:hAnsi="Times New Roman" w:eastAsia="Times New Roman" w:cs="Times New Roman"/>
-                <w:i w:val="false"/>
-                <w:b w:val="false"/>
-                <w:u w:val="none"/>
-                <w:strike w:val="false"/>
-                <w:sz w:val="18"/>
-                <w:szCs w:val="18"/>
-                <w:color w:val="000000"/>
-              </w:rPr>
-              <w:t xml:space="preserve">I–II (ref)</w:t>
+              <w:t xml:space="preserve">Multivariable (MMR status known)</w:t>
+            </w:r>
+          </w:p>
+        </w:tc>
+        <w:tc>
+          <w:tcPr>
+            <w:tcBorders>
+              <w:bottom w:val="none" w:sz="0" w:space="0" w:color="000000"/>
+              <w:top w:val="none" w:sz="0" w:space="0" w:color="000000"/>
+              <w:left w:val="none" w:sz="0" w:space="0" w:color="000000"/>
+              <w:right w:val="none" w:sz="0" w:space="0" w:color="000000"/>
+            </w:tcBorders>
+            <w:shd w:val="clear" w:color="auto" w:fill="FFFFFF"/>
+            <w:tcMar>
+              <w:top w:w="0" w:type="dxa"/>
+              <w:bottom w:w="0" w:type="dxa"/>
+              <w:left w:w="0" w:type="dxa"/>
+              <w:right w:w="0" w:type="dxa"/>
+            </w:tcMar>
+            <w:vAlign w:val="center"/>
+          </w:tcPr>
+          <w:p>
+            <w:pPr>
+              <w:pStyle w:val="Normal"/>
+              <w:jc w:val="left"/>
+              <w:pBdr>
+                <w:bottom w:val="none" w:sz="0" w:space="0" w:color="000000"/>
+                <w:top w:val="none" w:sz="0" w:space="0" w:color="000000"/>
+                <w:left w:val="none" w:sz="0" w:space="0" w:color="000000"/>
+                <w:right w:val="none" w:sz="0" w:space="0" w:color="000000"/>
+              </w:pBdr>
+              <w:spacing w:after="100" w:before="100" w:line="240"/>
+              <w:ind w:left="100" w:right="100" w:firstLine="0" w:firstLineChars="0"/>
+              <w:rPr>
+                <w:rFonts w:ascii="Times New Roman" w:hAnsi="Times New Roman" w:eastAsia="Times New Roman" w:cs="Times New Roman"/>
+                <w:i w:val="false"/>
+                <w:b w:val="false"/>
+                <w:u w:val="none"/>
+                <w:strike w:val="false"/>
+                <w:sz w:val="18"/>
+                <w:szCs w:val="18"/>
+                <w:color w:val="000000"/>
+              </w:rPr>
+            </w:pPr>
+            <w:r>
+              <w:rPr>
+                <w:rFonts w:ascii="Times New Roman" w:hAnsi="Times New Roman" w:eastAsia="Times New Roman" w:cs="Times New Roman"/>
+                <w:i w:val="false"/>
+                <w:b w:val="false"/>
+                <w:u w:val="none"/>
+                <w:strike w:val="false"/>
+                <w:sz w:val="18"/>
+                <w:szCs w:val="18"/>
+                <w:color w:val="000000"/>
+              </w:rPr>
+              <w:t xml:space="preserve">HIST1H2AC expression, log2 (per 1 unit)</w:t>
+            </w:r>
+          </w:p>
+        </w:tc>
+        <w:tc>
+          <w:tcPr>
+            <w:tcBorders>
+              <w:bottom w:val="none" w:sz="0" w:space="0" w:color="000000"/>
+              <w:top w:val="none" w:sz="0" w:space="0" w:color="000000"/>
+              <w:left w:val="none" w:sz="0" w:space="0" w:color="000000"/>
+              <w:right w:val="none" w:sz="0" w:space="0" w:color="000000"/>
+            </w:tcBorders>
+            <w:shd w:val="clear" w:color="auto" w:fill="FFFFFF"/>
+            <w:tcMar>
+              <w:top w:w="0" w:type="dxa"/>
+              <w:bottom w:w="0" w:type="dxa"/>
+              <w:left w:w="0" w:type="dxa"/>
+              <w:right w:w="0" w:type="dxa"/>
+            </w:tcMar>
+            <w:vAlign w:val="center"/>
+          </w:tcPr>
+          <w:p>
+            <w:pPr>
+              <w:pStyle w:val="Normal"/>
+              <w:jc w:val="left"/>
+              <w:pBdr>
+                <w:bottom w:val="none" w:sz="0" w:space="0" w:color="000000"/>
+                <w:top w:val="none" w:sz="0" w:space="0" w:color="000000"/>
+                <w:left w:val="none" w:sz="0" w:space="0" w:color="000000"/>
+                <w:right w:val="none" w:sz="0" w:space="0" w:color="000000"/>
+              </w:pBdr>
+              <w:spacing w:after="100" w:before="100" w:line="240"/>
+              <w:ind w:left="100" w:right="100" w:firstLine="0" w:firstLineChars="0"/>
+              <w:rPr>
+                <w:rFonts w:ascii="Times New Roman" w:hAnsi="Times New Roman" w:eastAsia="Times New Roman" w:cs="Times New Roman"/>
+                <w:i w:val="false"/>
+                <w:b w:val="false"/>
+                <w:u w:val="none"/>
+                <w:strike w:val="false"/>
+                <w:sz w:val="18"/>
+                <w:szCs w:val="18"/>
+                <w:color w:val="000000"/>
+              </w:rPr>
+            </w:pPr>
+            <w:r>
+              <w:rPr>
+                <w:rFonts w:ascii="Times New Roman" w:hAnsi="Times New Roman" w:eastAsia="Times New Roman" w:cs="Times New Roman"/>
+                <w:i w:val="false"/>
+                <w:b w:val="false"/>
+                <w:u w:val="none"/>
+                <w:strike w:val="false"/>
+                <w:sz w:val="18"/>
+                <w:szCs w:val="18"/>
+                <w:color w:val="000000"/>
+              </w:rPr>
+              <w:t xml:space="preserve"/>
             </w:r>
           </w:p>
         </w:tc>
@@ -4270,7 +4270,7 @@
                 <w:szCs w:val="18"/>
                 <w:color w:val="000000"/>
               </w:rPr>
-              <w:t xml:space="preserve">291</w:t>
+              <w:t xml:space="preserve">507</w:t>
             </w:r>
           </w:p>
         </w:tc>
@@ -4325,117 +4325,117 @@
                 <w:szCs w:val="18"/>
                 <w:color w:val="000000"/>
               </w:rPr>
-              <w:t xml:space="preserve">60</w:t>
-            </w:r>
-          </w:p>
-        </w:tc>
-        <w:tc>
-          <w:tcPr>
-            <w:tcBorders>
-              <w:bottom w:val="none" w:sz="0" w:space="0" w:color="000000"/>
-              <w:top w:val="none" w:sz="0" w:space="0" w:color="000000"/>
-              <w:left w:val="none" w:sz="0" w:space="0" w:color="000000"/>
-              <w:right w:val="none" w:sz="0" w:space="0" w:color="000000"/>
-            </w:tcBorders>
-            <w:shd w:val="clear" w:color="auto" w:fill="FFFFFF"/>
-            <w:tcMar>
-              <w:top w:w="0" w:type="dxa"/>
-              <w:bottom w:w="0" w:type="dxa"/>
-              <w:left w:w="0" w:type="dxa"/>
-              <w:right w:w="0" w:type="dxa"/>
-            </w:tcMar>
-            <w:vAlign w:val="center"/>
-          </w:tcPr>
-          <w:p>
-            <w:pPr>
-              <w:pStyle w:val="Normal"/>
-              <w:jc w:val="left"/>
-              <w:pBdr>
-                <w:bottom w:val="none" w:sz="0" w:space="0" w:color="000000"/>
-                <w:top w:val="none" w:sz="0" w:space="0" w:color="000000"/>
-                <w:left w:val="none" w:sz="0" w:space="0" w:color="000000"/>
-                <w:right w:val="none" w:sz="0" w:space="0" w:color="000000"/>
-              </w:pBdr>
-              <w:spacing w:after="100" w:before="100" w:line="240"/>
-              <w:ind w:left="100" w:right="100" w:firstLine="0" w:firstLineChars="0"/>
-              <w:rPr>
-                <w:rFonts w:ascii="Times New Roman" w:hAnsi="Times New Roman" w:eastAsia="Times New Roman" w:cs="Times New Roman"/>
-                <w:i w:val="false"/>
-                <w:b w:val="false"/>
-                <w:u w:val="none"/>
-                <w:strike w:val="false"/>
-                <w:sz w:val="18"/>
-                <w:szCs w:val="18"/>
-                <w:color w:val="000000"/>
-              </w:rPr>
-            </w:pPr>
-            <w:r>
-              <w:rPr>
-                <w:rFonts w:ascii="Times New Roman" w:hAnsi="Times New Roman" w:eastAsia="Times New Roman" w:cs="Times New Roman"/>
-                <w:i w:val="false"/>
-                <w:b w:val="false"/>
-                <w:u w:val="none"/>
-                <w:strike w:val="false"/>
-                <w:sz w:val="18"/>
-                <w:szCs w:val="18"/>
-                <w:color w:val="000000"/>
-              </w:rPr>
-              <w:t xml:space="preserve">Reference</w:t>
-            </w:r>
-          </w:p>
-        </w:tc>
-        <w:tc>
-          <w:tcPr>
-            <w:tcBorders>
-              <w:bottom w:val="none" w:sz="0" w:space="0" w:color="000000"/>
-              <w:top w:val="none" w:sz="0" w:space="0" w:color="000000"/>
-              <w:left w:val="none" w:sz="0" w:space="0" w:color="000000"/>
-              <w:right w:val="none" w:sz="0" w:space="0" w:color="000000"/>
-            </w:tcBorders>
-            <w:shd w:val="clear" w:color="auto" w:fill="FFFFFF"/>
-            <w:tcMar>
-              <w:top w:w="0" w:type="dxa"/>
-              <w:bottom w:w="0" w:type="dxa"/>
-              <w:left w:w="0" w:type="dxa"/>
-              <w:right w:w="0" w:type="dxa"/>
-            </w:tcMar>
-            <w:vAlign w:val="center"/>
-          </w:tcPr>
-          <w:p>
-            <w:pPr>
-              <w:pStyle w:val="Normal"/>
-              <w:jc w:val="left"/>
-              <w:pBdr>
-                <w:bottom w:val="none" w:sz="0" w:space="0" w:color="000000"/>
-                <w:top w:val="none" w:sz="0" w:space="0" w:color="000000"/>
-                <w:left w:val="none" w:sz="0" w:space="0" w:color="000000"/>
-                <w:right w:val="none" w:sz="0" w:space="0" w:color="000000"/>
-              </w:pBdr>
-              <w:spacing w:after="100" w:before="100" w:line="240"/>
-              <w:ind w:left="100" w:right="100" w:firstLine="0" w:firstLineChars="0"/>
-              <w:rPr>
-                <w:rFonts w:ascii="Times New Roman" w:hAnsi="Times New Roman" w:eastAsia="Times New Roman" w:cs="Times New Roman"/>
-                <w:i w:val="false"/>
-                <w:b w:val="false"/>
-                <w:u w:val="none"/>
-                <w:strike w:val="false"/>
-                <w:sz w:val="18"/>
-                <w:szCs w:val="18"/>
-                <w:color w:val="000000"/>
-              </w:rPr>
-            </w:pPr>
-            <w:r>
-              <w:rPr>
-                <w:rFonts w:ascii="Times New Roman" w:hAnsi="Times New Roman" w:eastAsia="Times New Roman" w:cs="Times New Roman"/>
-                <w:i w:val="false"/>
-                <w:b w:val="false"/>
-                <w:u w:val="none"/>
-                <w:strike w:val="false"/>
-                <w:sz w:val="18"/>
-                <w:szCs w:val="18"/>
-                <w:color w:val="000000"/>
-              </w:rPr>
-              <w:t xml:space="preserve"/>
+              <w:t xml:space="preserve">167</w:t>
+            </w:r>
+          </w:p>
+        </w:tc>
+        <w:tc>
+          <w:tcPr>
+            <w:tcBorders>
+              <w:bottom w:val="none" w:sz="0" w:space="0" w:color="000000"/>
+              <w:top w:val="none" w:sz="0" w:space="0" w:color="000000"/>
+              <w:left w:val="none" w:sz="0" w:space="0" w:color="000000"/>
+              <w:right w:val="none" w:sz="0" w:space="0" w:color="000000"/>
+            </w:tcBorders>
+            <w:shd w:val="clear" w:color="auto" w:fill="FFFFFF"/>
+            <w:tcMar>
+              <w:top w:w="0" w:type="dxa"/>
+              <w:bottom w:w="0" w:type="dxa"/>
+              <w:left w:w="0" w:type="dxa"/>
+              <w:right w:w="0" w:type="dxa"/>
+            </w:tcMar>
+            <w:vAlign w:val="center"/>
+          </w:tcPr>
+          <w:p>
+            <w:pPr>
+              <w:pStyle w:val="Normal"/>
+              <w:jc w:val="left"/>
+              <w:pBdr>
+                <w:bottom w:val="none" w:sz="0" w:space="0" w:color="000000"/>
+                <w:top w:val="none" w:sz="0" w:space="0" w:color="000000"/>
+                <w:left w:val="none" w:sz="0" w:space="0" w:color="000000"/>
+                <w:right w:val="none" w:sz="0" w:space="0" w:color="000000"/>
+              </w:pBdr>
+              <w:spacing w:after="100" w:before="100" w:line="240"/>
+              <w:ind w:left="100" w:right="100" w:firstLine="0" w:firstLineChars="0"/>
+              <w:rPr>
+                <w:rFonts w:ascii="Times New Roman" w:hAnsi="Times New Roman" w:eastAsia="Times New Roman" w:cs="Times New Roman"/>
+                <w:i w:val="false"/>
+                <w:b w:val="false"/>
+                <w:u w:val="none"/>
+                <w:strike w:val="false"/>
+                <w:sz w:val="18"/>
+                <w:szCs w:val="18"/>
+                <w:color w:val="000000"/>
+              </w:rPr>
+            </w:pPr>
+            <w:r>
+              <w:rPr>
+                <w:rFonts w:ascii="Times New Roman" w:hAnsi="Times New Roman" w:eastAsia="Times New Roman" w:cs="Times New Roman"/>
+                <w:i w:val="false"/>
+                <w:b w:val="false"/>
+                <w:u w:val="none"/>
+                <w:strike w:val="false"/>
+                <w:sz w:val="18"/>
+                <w:szCs w:val="18"/>
+                <w:color w:val="000000"/>
+              </w:rPr>
+              <w:t xml:space="preserve">1.14 (0.98–1.33)</w:t>
+            </w:r>
+          </w:p>
+        </w:tc>
+        <w:tc>
+          <w:tcPr>
+            <w:tcBorders>
+              <w:bottom w:val="none" w:sz="0" w:space="0" w:color="000000"/>
+              <w:top w:val="none" w:sz="0" w:space="0" w:color="000000"/>
+              <w:left w:val="none" w:sz="0" w:space="0" w:color="000000"/>
+              <w:right w:val="none" w:sz="0" w:space="0" w:color="000000"/>
+            </w:tcBorders>
+            <w:shd w:val="clear" w:color="auto" w:fill="FFFFFF"/>
+            <w:tcMar>
+              <w:top w:w="0" w:type="dxa"/>
+              <w:bottom w:w="0" w:type="dxa"/>
+              <w:left w:w="0" w:type="dxa"/>
+              <w:right w:w="0" w:type="dxa"/>
+            </w:tcMar>
+            <w:vAlign w:val="center"/>
+          </w:tcPr>
+          <w:p>
+            <w:pPr>
+              <w:pStyle w:val="Normal"/>
+              <w:jc w:val="left"/>
+              <w:pBdr>
+                <w:bottom w:val="none" w:sz="0" w:space="0" w:color="000000"/>
+                <w:top w:val="none" w:sz="0" w:space="0" w:color="000000"/>
+                <w:left w:val="none" w:sz="0" w:space="0" w:color="000000"/>
+                <w:right w:val="none" w:sz="0" w:space="0" w:color="000000"/>
+              </w:pBdr>
+              <w:spacing w:after="100" w:before="100" w:line="240"/>
+              <w:ind w:left="100" w:right="100" w:firstLine="0" w:firstLineChars="0"/>
+              <w:rPr>
+                <w:rFonts w:ascii="Times New Roman" w:hAnsi="Times New Roman" w:eastAsia="Times New Roman" w:cs="Times New Roman"/>
+                <w:i w:val="false"/>
+                <w:b w:val="false"/>
+                <w:u w:val="none"/>
+                <w:strike w:val="false"/>
+                <w:sz w:val="18"/>
+                <w:szCs w:val="18"/>
+                <w:color w:val="000000"/>
+              </w:rPr>
+            </w:pPr>
+            <w:r>
+              <w:rPr>
+                <w:rFonts w:ascii="Times New Roman" w:hAnsi="Times New Roman" w:eastAsia="Times New Roman" w:cs="Times New Roman"/>
+                <w:i w:val="false"/>
+                <w:b w:val="false"/>
+                <w:u w:val="none"/>
+                <w:strike w:val="false"/>
+                <w:sz w:val="18"/>
+                <w:szCs w:val="18"/>
+                <w:color w:val="000000"/>
+              </w:rPr>
+              <w:t xml:space="preserve">0.080</w:t>
             </w:r>
           </w:p>
         </w:tc>
@@ -4550,7 +4550,282 @@
                 <w:szCs w:val="18"/>
                 <w:color w:val="000000"/>
               </w:rPr>
-              <w:t xml:space="preserve">Multivariable</w:t>
+              <w:t xml:space="preserve">Multivariable (MMR status known)</w:t>
+            </w:r>
+          </w:p>
+        </w:tc>
+        <w:tc>
+          <w:tcPr>
+            <w:tcBorders>
+              <w:bottom w:val="none" w:sz="0" w:space="0" w:color="000000"/>
+              <w:top w:val="none" w:sz="0" w:space="0" w:color="000000"/>
+              <w:left w:val="none" w:sz="0" w:space="0" w:color="000000"/>
+              <w:right w:val="none" w:sz="0" w:space="0" w:color="000000"/>
+            </w:tcBorders>
+            <w:shd w:val="clear" w:color="auto" w:fill="FFFFFF"/>
+            <w:tcMar>
+              <w:top w:w="0" w:type="dxa"/>
+              <w:bottom w:w="0" w:type="dxa"/>
+              <w:left w:w="0" w:type="dxa"/>
+              <w:right w:w="0" w:type="dxa"/>
+            </w:tcMar>
+            <w:vAlign w:val="center"/>
+          </w:tcPr>
+          <w:p>
+            <w:pPr>
+              <w:pStyle w:val="Normal"/>
+              <w:jc w:val="left"/>
+              <w:pBdr>
+                <w:bottom w:val="none" w:sz="0" w:space="0" w:color="000000"/>
+                <w:top w:val="none" w:sz="0" w:space="0" w:color="000000"/>
+                <w:left w:val="none" w:sz="0" w:space="0" w:color="000000"/>
+                <w:right w:val="none" w:sz="0" w:space="0" w:color="000000"/>
+              </w:pBdr>
+              <w:spacing w:after="100" w:before="100" w:line="240"/>
+              <w:ind w:left="100" w:right="100" w:firstLine="0" w:firstLineChars="0"/>
+              <w:rPr>
+                <w:rFonts w:ascii="Times New Roman" w:hAnsi="Times New Roman" w:eastAsia="Times New Roman" w:cs="Times New Roman"/>
+                <w:i w:val="false"/>
+                <w:b w:val="false"/>
+                <w:u w:val="none"/>
+                <w:strike w:val="false"/>
+                <w:sz w:val="18"/>
+                <w:szCs w:val="18"/>
+                <w:color w:val="000000"/>
+              </w:rPr>
+            </w:pPr>
+            <w:r>
+              <w:rPr>
+                <w:rFonts w:ascii="Times New Roman" w:hAnsi="Times New Roman" w:eastAsia="Times New Roman" w:cs="Times New Roman"/>
+                <w:i w:val="false"/>
+                <w:b w:val="false"/>
+                <w:u w:val="none"/>
+                <w:strike w:val="false"/>
+                <w:sz w:val="18"/>
+                <w:szCs w:val="18"/>
+                <w:color w:val="000000"/>
+              </w:rPr>
+              <w:t xml:space="preserve">Sex</w:t>
+            </w:r>
+          </w:p>
+        </w:tc>
+        <w:tc>
+          <w:tcPr>
+            <w:tcBorders>
+              <w:bottom w:val="none" w:sz="0" w:space="0" w:color="000000"/>
+              <w:top w:val="none" w:sz="0" w:space="0" w:color="000000"/>
+              <w:left w:val="none" w:sz="0" w:space="0" w:color="000000"/>
+              <w:right w:val="none" w:sz="0" w:space="0" w:color="000000"/>
+            </w:tcBorders>
+            <w:shd w:val="clear" w:color="auto" w:fill="FFFFFF"/>
+            <w:tcMar>
+              <w:top w:w="0" w:type="dxa"/>
+              <w:bottom w:w="0" w:type="dxa"/>
+              <w:left w:w="0" w:type="dxa"/>
+              <w:right w:w="0" w:type="dxa"/>
+            </w:tcMar>
+            <w:vAlign w:val="center"/>
+          </w:tcPr>
+          <w:p>
+            <w:pPr>
+              <w:pStyle w:val="Normal"/>
+              <w:jc w:val="left"/>
+              <w:pBdr>
+                <w:bottom w:val="none" w:sz="0" w:space="0" w:color="000000"/>
+                <w:top w:val="none" w:sz="0" w:space="0" w:color="000000"/>
+                <w:left w:val="none" w:sz="0" w:space="0" w:color="000000"/>
+                <w:right w:val="none" w:sz="0" w:space="0" w:color="000000"/>
+              </w:pBdr>
+              <w:spacing w:after="100" w:before="100" w:line="240"/>
+              <w:ind w:left="100" w:right="100" w:firstLine="0" w:firstLineChars="0"/>
+              <w:rPr>
+                <w:rFonts w:ascii="Times New Roman" w:hAnsi="Times New Roman" w:eastAsia="Times New Roman" w:cs="Times New Roman"/>
+                <w:i w:val="false"/>
+                <w:b w:val="false"/>
+                <w:u w:val="none"/>
+                <w:strike w:val="false"/>
+                <w:sz w:val="18"/>
+                <w:szCs w:val="18"/>
+                <w:color w:val="000000"/>
+              </w:rPr>
+            </w:pPr>
+            <w:r>
+              <w:rPr>
+                <w:rFonts w:ascii="Times New Roman" w:hAnsi="Times New Roman" w:eastAsia="Times New Roman" w:cs="Times New Roman"/>
+                <w:i w:val="false"/>
+                <w:b w:val="false"/>
+                <w:u w:val="none"/>
+                <w:strike w:val="false"/>
+                <w:sz w:val="18"/>
+                <w:szCs w:val="18"/>
+                <w:color w:val="000000"/>
+              </w:rPr>
+              <w:t xml:space="preserve">Male (ref)</w:t>
+            </w:r>
+          </w:p>
+        </w:tc>
+        <w:tc>
+          <w:tcPr>
+            <w:tcBorders>
+              <w:bottom w:val="none" w:sz="0" w:space="0" w:color="000000"/>
+              <w:top w:val="none" w:sz="0" w:space="0" w:color="000000"/>
+              <w:left w:val="none" w:sz="0" w:space="0" w:color="000000"/>
+              <w:right w:val="none" w:sz="0" w:space="0" w:color="000000"/>
+            </w:tcBorders>
+            <w:shd w:val="clear" w:color="auto" w:fill="FFFFFF"/>
+            <w:tcMar>
+              <w:top w:w="0" w:type="dxa"/>
+              <w:bottom w:w="0" w:type="dxa"/>
+              <w:left w:w="0" w:type="dxa"/>
+              <w:right w:w="0" w:type="dxa"/>
+            </w:tcMar>
+            <w:vAlign w:val="center"/>
+          </w:tcPr>
+          <w:p>
+            <w:pPr>
+              <w:pStyle w:val="Normal"/>
+              <w:jc w:val="right"/>
+              <w:pBdr>
+                <w:bottom w:val="none" w:sz="0" w:space="0" w:color="000000"/>
+                <w:top w:val="none" w:sz="0" w:space="0" w:color="000000"/>
+                <w:left w:val="none" w:sz="0" w:space="0" w:color="000000"/>
+                <w:right w:val="none" w:sz="0" w:space="0" w:color="000000"/>
+              </w:pBdr>
+              <w:spacing w:after="100" w:before="100" w:line="240"/>
+              <w:ind w:left="100" w:right="100" w:firstLine="0" w:firstLineChars="0"/>
+              <w:rPr>
+                <w:rFonts w:ascii="Times New Roman" w:hAnsi="Times New Roman" w:eastAsia="Times New Roman" w:cs="Times New Roman"/>
+                <w:i w:val="false"/>
+                <w:b w:val="false"/>
+                <w:u w:val="none"/>
+                <w:strike w:val="false"/>
+                <w:sz w:val="18"/>
+                <w:szCs w:val="18"/>
+                <w:color w:val="000000"/>
+              </w:rPr>
+            </w:pPr>
+            <w:r>
+              <w:rPr>
+                <w:rFonts w:ascii="Times New Roman" w:hAnsi="Times New Roman" w:eastAsia="Times New Roman" w:cs="Times New Roman"/>
+                <w:i w:val="false"/>
+                <w:b w:val="false"/>
+                <w:u w:val="none"/>
+                <w:strike w:val="false"/>
+                <w:sz w:val="18"/>
+                <w:szCs w:val="18"/>
+                <w:color w:val="000000"/>
+              </w:rPr>
+              <w:t xml:space="preserve">283</w:t>
+            </w:r>
+          </w:p>
+        </w:tc>
+        <w:tc>
+          <w:tcPr>
+            <w:tcBorders>
+              <w:bottom w:val="none" w:sz="0" w:space="0" w:color="000000"/>
+              <w:top w:val="none" w:sz="0" w:space="0" w:color="000000"/>
+              <w:left w:val="none" w:sz="0" w:space="0" w:color="000000"/>
+              <w:right w:val="none" w:sz="0" w:space="0" w:color="000000"/>
+            </w:tcBorders>
+            <w:shd w:val="clear" w:color="auto" w:fill="FFFFFF"/>
+            <w:tcMar>
+              <w:top w:w="0" w:type="dxa"/>
+              <w:bottom w:w="0" w:type="dxa"/>
+              <w:left w:w="0" w:type="dxa"/>
+              <w:right w:w="0" w:type="dxa"/>
+            </w:tcMar>
+            <w:vAlign w:val="center"/>
+          </w:tcPr>
+          <w:p>
+            <w:pPr>
+              <w:pStyle w:val="Normal"/>
+              <w:jc w:val="right"/>
+              <w:pBdr>
+                <w:bottom w:val="none" w:sz="0" w:space="0" w:color="000000"/>
+                <w:top w:val="none" w:sz="0" w:space="0" w:color="000000"/>
+                <w:left w:val="none" w:sz="0" w:space="0" w:color="000000"/>
+                <w:right w:val="none" w:sz="0" w:space="0" w:color="000000"/>
+              </w:pBdr>
+              <w:spacing w:after="100" w:before="100" w:line="240"/>
+              <w:ind w:left="100" w:right="100" w:firstLine="0" w:firstLineChars="0"/>
+              <w:rPr>
+                <w:rFonts w:ascii="Times New Roman" w:hAnsi="Times New Roman" w:eastAsia="Times New Roman" w:cs="Times New Roman"/>
+                <w:i w:val="false"/>
+                <w:b w:val="false"/>
+                <w:u w:val="none"/>
+                <w:strike w:val="false"/>
+                <w:sz w:val="18"/>
+                <w:szCs w:val="18"/>
+                <w:color w:val="000000"/>
+              </w:rPr>
+            </w:pPr>
+            <w:r>
+              <w:rPr>
+                <w:rFonts w:ascii="Times New Roman" w:hAnsi="Times New Roman" w:eastAsia="Times New Roman" w:cs="Times New Roman"/>
+                <w:i w:val="false"/>
+                <w:b w:val="false"/>
+                <w:u w:val="none"/>
+                <w:strike w:val="false"/>
+                <w:sz w:val="18"/>
+                <w:szCs w:val="18"/>
+                <w:color w:val="000000"/>
+              </w:rPr>
+              <w:t xml:space="preserve">99</w:t>
+            </w:r>
+          </w:p>
+        </w:tc>
+        <w:tc>
+          <w:tcPr>
+            <w:tcBorders>
+              <w:bottom w:val="none" w:sz="0" w:space="0" w:color="000000"/>
+              <w:top w:val="none" w:sz="0" w:space="0" w:color="000000"/>
+              <w:left w:val="none" w:sz="0" w:space="0" w:color="000000"/>
+              <w:right w:val="none" w:sz="0" w:space="0" w:color="000000"/>
+            </w:tcBorders>
+            <w:shd w:val="clear" w:color="auto" w:fill="FFFFFF"/>
+            <w:tcMar>
+              <w:top w:w="0" w:type="dxa"/>
+              <w:bottom w:w="0" w:type="dxa"/>
+              <w:left w:w="0" w:type="dxa"/>
+              <w:right w:w="0" w:type="dxa"/>
+            </w:tcMar>
+            <w:vAlign w:val="center"/>
+          </w:tcPr>
+          <w:p>
+            <w:pPr>
+              <w:pStyle w:val="Normal"/>
+              <w:jc w:val="left"/>
+              <w:pBdr>
+                <w:bottom w:val="none" w:sz="0" w:space="0" w:color="000000"/>
+                <w:top w:val="none" w:sz="0" w:space="0" w:color="000000"/>
+                <w:left w:val="none" w:sz="0" w:space="0" w:color="000000"/>
+                <w:right w:val="none" w:sz="0" w:space="0" w:color="000000"/>
+              </w:pBdr>
+              <w:spacing w:after="100" w:before="100" w:line="240"/>
+              <w:ind w:left="100" w:right="100" w:firstLine="0" w:firstLineChars="0"/>
+              <w:rPr>
+                <w:rFonts w:ascii="Times New Roman" w:hAnsi="Times New Roman" w:eastAsia="Times New Roman" w:cs="Times New Roman"/>
+                <w:i w:val="false"/>
+                <w:b w:val="false"/>
+                <w:u w:val="none"/>
+                <w:strike w:val="false"/>
+                <w:sz w:val="18"/>
+                <w:szCs w:val="18"/>
+                <w:color w:val="000000"/>
+              </w:rPr>
+            </w:pPr>
+            <w:r>
+              <w:rPr>
+                <w:rFonts w:ascii="Times New Roman" w:hAnsi="Times New Roman" w:eastAsia="Times New Roman" w:cs="Times New Roman"/>
+                <w:i w:val="false"/>
+                <w:b w:val="false"/>
+                <w:u w:val="none"/>
+                <w:strike w:val="false"/>
+                <w:sz w:val="18"/>
+                <w:szCs w:val="18"/>
+                <w:color w:val="000000"/>
+              </w:rPr>
+              <w:t xml:space="preserve">Reference</w:t>
             </w:r>
           </w:p>
         </w:tc>
@@ -4606,281 +4881,6 @@
                 <w:color w:val="000000"/>
               </w:rPr>
               <w:t xml:space="preserve"/>
-            </w:r>
-          </w:p>
-        </w:tc>
-        <w:tc>
-          <w:tcPr>
-            <w:tcBorders>
-              <w:bottom w:val="none" w:sz="0" w:space="0" w:color="000000"/>
-              <w:top w:val="none" w:sz="0" w:space="0" w:color="000000"/>
-              <w:left w:val="none" w:sz="0" w:space="0" w:color="000000"/>
-              <w:right w:val="none" w:sz="0" w:space="0" w:color="000000"/>
-            </w:tcBorders>
-            <w:shd w:val="clear" w:color="auto" w:fill="FFFFFF"/>
-            <w:tcMar>
-              <w:top w:w="0" w:type="dxa"/>
-              <w:bottom w:w="0" w:type="dxa"/>
-              <w:left w:w="0" w:type="dxa"/>
-              <w:right w:w="0" w:type="dxa"/>
-            </w:tcMar>
-            <w:vAlign w:val="center"/>
-          </w:tcPr>
-          <w:p>
-            <w:pPr>
-              <w:pStyle w:val="Normal"/>
-              <w:jc w:val="left"/>
-              <w:pBdr>
-                <w:bottom w:val="none" w:sz="0" w:space="0" w:color="000000"/>
-                <w:top w:val="none" w:sz="0" w:space="0" w:color="000000"/>
-                <w:left w:val="none" w:sz="0" w:space="0" w:color="000000"/>
-                <w:right w:val="none" w:sz="0" w:space="0" w:color="000000"/>
-              </w:pBdr>
-              <w:spacing w:after="100" w:before="100" w:line="240"/>
-              <w:ind w:left="100" w:right="100" w:firstLine="0" w:firstLineChars="0"/>
-              <w:rPr>
-                <w:rFonts w:ascii="Times New Roman" w:hAnsi="Times New Roman" w:eastAsia="Times New Roman" w:cs="Times New Roman"/>
-                <w:i w:val="false"/>
-                <w:b w:val="false"/>
-                <w:u w:val="none"/>
-                <w:strike w:val="false"/>
-                <w:sz w:val="18"/>
-                <w:szCs w:val="18"/>
-                <w:color w:val="000000"/>
-              </w:rPr>
-            </w:pPr>
-            <w:r>
-              <w:rPr>
-                <w:rFonts w:ascii="Times New Roman" w:hAnsi="Times New Roman" w:eastAsia="Times New Roman" w:cs="Times New Roman"/>
-                <w:i w:val="false"/>
-                <w:b w:val="false"/>
-                <w:u w:val="none"/>
-                <w:strike w:val="false"/>
-                <w:sz w:val="18"/>
-                <w:szCs w:val="18"/>
-                <w:color w:val="000000"/>
-              </w:rPr>
-              <w:t xml:space="preserve">III–IV</w:t>
-            </w:r>
-          </w:p>
-        </w:tc>
-        <w:tc>
-          <w:tcPr>
-            <w:tcBorders>
-              <w:bottom w:val="none" w:sz="0" w:space="0" w:color="000000"/>
-              <w:top w:val="none" w:sz="0" w:space="0" w:color="000000"/>
-              <w:left w:val="none" w:sz="0" w:space="0" w:color="000000"/>
-              <w:right w:val="none" w:sz="0" w:space="0" w:color="000000"/>
-            </w:tcBorders>
-            <w:shd w:val="clear" w:color="auto" w:fill="FFFFFF"/>
-            <w:tcMar>
-              <w:top w:w="0" w:type="dxa"/>
-              <w:bottom w:w="0" w:type="dxa"/>
-              <w:left w:w="0" w:type="dxa"/>
-              <w:right w:w="0" w:type="dxa"/>
-            </w:tcMar>
-            <w:vAlign w:val="center"/>
-          </w:tcPr>
-          <w:p>
-            <w:pPr>
-              <w:pStyle w:val="Normal"/>
-              <w:jc w:val="right"/>
-              <w:pBdr>
-                <w:bottom w:val="none" w:sz="0" w:space="0" w:color="000000"/>
-                <w:top w:val="none" w:sz="0" w:space="0" w:color="000000"/>
-                <w:left w:val="none" w:sz="0" w:space="0" w:color="000000"/>
-                <w:right w:val="none" w:sz="0" w:space="0" w:color="000000"/>
-              </w:pBdr>
-              <w:spacing w:after="100" w:before="100" w:line="240"/>
-              <w:ind w:left="100" w:right="100" w:firstLine="0" w:firstLineChars="0"/>
-              <w:rPr>
-                <w:rFonts w:ascii="Times New Roman" w:hAnsi="Times New Roman" w:eastAsia="Times New Roman" w:cs="Times New Roman"/>
-                <w:i w:val="false"/>
-                <w:b w:val="false"/>
-                <w:u w:val="none"/>
-                <w:strike w:val="false"/>
-                <w:sz w:val="18"/>
-                <w:szCs w:val="18"/>
-                <w:color w:val="000000"/>
-              </w:rPr>
-            </w:pPr>
-            <w:r>
-              <w:rPr>
-                <w:rFonts w:ascii="Times New Roman" w:hAnsi="Times New Roman" w:eastAsia="Times New Roman" w:cs="Times New Roman"/>
-                <w:i w:val="false"/>
-                <w:b w:val="false"/>
-                <w:u w:val="none"/>
-                <w:strike w:val="false"/>
-                <w:sz w:val="18"/>
-                <w:szCs w:val="18"/>
-                <w:color w:val="000000"/>
-              </w:rPr>
-              <w:t xml:space="preserve">261</w:t>
-            </w:r>
-          </w:p>
-        </w:tc>
-        <w:tc>
-          <w:tcPr>
-            <w:tcBorders>
-              <w:bottom w:val="none" w:sz="0" w:space="0" w:color="000000"/>
-              <w:top w:val="none" w:sz="0" w:space="0" w:color="000000"/>
-              <w:left w:val="none" w:sz="0" w:space="0" w:color="000000"/>
-              <w:right w:val="none" w:sz="0" w:space="0" w:color="000000"/>
-            </w:tcBorders>
-            <w:shd w:val="clear" w:color="auto" w:fill="FFFFFF"/>
-            <w:tcMar>
-              <w:top w:w="0" w:type="dxa"/>
-              <w:bottom w:w="0" w:type="dxa"/>
-              <w:left w:w="0" w:type="dxa"/>
-              <w:right w:w="0" w:type="dxa"/>
-            </w:tcMar>
-            <w:vAlign w:val="center"/>
-          </w:tcPr>
-          <w:p>
-            <w:pPr>
-              <w:pStyle w:val="Normal"/>
-              <w:jc w:val="right"/>
-              <w:pBdr>
-                <w:bottom w:val="none" w:sz="0" w:space="0" w:color="000000"/>
-                <w:top w:val="none" w:sz="0" w:space="0" w:color="000000"/>
-                <w:left w:val="none" w:sz="0" w:space="0" w:color="000000"/>
-                <w:right w:val="none" w:sz="0" w:space="0" w:color="000000"/>
-              </w:pBdr>
-              <w:spacing w:after="100" w:before="100" w:line="240"/>
-              <w:ind w:left="100" w:right="100" w:firstLine="0" w:firstLineChars="0"/>
-              <w:rPr>
-                <w:rFonts w:ascii="Times New Roman" w:hAnsi="Times New Roman" w:eastAsia="Times New Roman" w:cs="Times New Roman"/>
-                <w:i w:val="false"/>
-                <w:b w:val="false"/>
-                <w:u w:val="none"/>
-                <w:strike w:val="false"/>
-                <w:sz w:val="18"/>
-                <w:szCs w:val="18"/>
-                <w:color w:val="000000"/>
-              </w:rPr>
-            </w:pPr>
-            <w:r>
-              <w:rPr>
-                <w:rFonts w:ascii="Times New Roman" w:hAnsi="Times New Roman" w:eastAsia="Times New Roman" w:cs="Times New Roman"/>
-                <w:i w:val="false"/>
-                <w:b w:val="false"/>
-                <w:u w:val="none"/>
-                <w:strike w:val="false"/>
-                <w:sz w:val="18"/>
-                <w:szCs w:val="18"/>
-                <w:color w:val="000000"/>
-              </w:rPr>
-              <w:t xml:space="preserve">117</w:t>
-            </w:r>
-          </w:p>
-        </w:tc>
-        <w:tc>
-          <w:tcPr>
-            <w:tcBorders>
-              <w:bottom w:val="none" w:sz="0" w:space="0" w:color="000000"/>
-              <w:top w:val="none" w:sz="0" w:space="0" w:color="000000"/>
-              <w:left w:val="none" w:sz="0" w:space="0" w:color="000000"/>
-              <w:right w:val="none" w:sz="0" w:space="0" w:color="000000"/>
-            </w:tcBorders>
-            <w:shd w:val="clear" w:color="auto" w:fill="FFFFFF"/>
-            <w:tcMar>
-              <w:top w:w="0" w:type="dxa"/>
-              <w:bottom w:w="0" w:type="dxa"/>
-              <w:left w:w="0" w:type="dxa"/>
-              <w:right w:w="0" w:type="dxa"/>
-            </w:tcMar>
-            <w:vAlign w:val="center"/>
-          </w:tcPr>
-          <w:p>
-            <w:pPr>
-              <w:pStyle w:val="Normal"/>
-              <w:jc w:val="left"/>
-              <w:pBdr>
-                <w:bottom w:val="none" w:sz="0" w:space="0" w:color="000000"/>
-                <w:top w:val="none" w:sz="0" w:space="0" w:color="000000"/>
-                <w:left w:val="none" w:sz="0" w:space="0" w:color="000000"/>
-                <w:right w:val="none" w:sz="0" w:space="0" w:color="000000"/>
-              </w:pBdr>
-              <w:spacing w:after="100" w:before="100" w:line="240"/>
-              <w:ind w:left="100" w:right="100" w:firstLine="0" w:firstLineChars="0"/>
-              <w:rPr>
-                <w:rFonts w:ascii="Times New Roman" w:hAnsi="Times New Roman" w:eastAsia="Times New Roman" w:cs="Times New Roman"/>
-                <w:i w:val="false"/>
-                <w:b w:val="false"/>
-                <w:u w:val="none"/>
-                <w:strike w:val="false"/>
-                <w:sz w:val="18"/>
-                <w:szCs w:val="18"/>
-                <w:color w:val="000000"/>
-              </w:rPr>
-            </w:pPr>
-            <w:r>
-              <w:rPr>
-                <w:rFonts w:ascii="Times New Roman" w:hAnsi="Times New Roman" w:eastAsia="Times New Roman" w:cs="Times New Roman"/>
-                <w:i w:val="false"/>
-                <w:b w:val="false"/>
-                <w:u w:val="none"/>
-                <w:strike w:val="false"/>
-                <w:sz w:val="18"/>
-                <w:szCs w:val="18"/>
-                <w:color w:val="000000"/>
-              </w:rPr>
-              <w:t xml:space="preserve">2.82 (2.06–3.85)</w:t>
-            </w:r>
-          </w:p>
-        </w:tc>
-        <w:tc>
-          <w:tcPr>
-            <w:tcBorders>
-              <w:bottom w:val="none" w:sz="0" w:space="0" w:color="000000"/>
-              <w:top w:val="none" w:sz="0" w:space="0" w:color="000000"/>
-              <w:left w:val="none" w:sz="0" w:space="0" w:color="000000"/>
-              <w:right w:val="none" w:sz="0" w:space="0" w:color="000000"/>
-            </w:tcBorders>
-            <w:shd w:val="clear" w:color="auto" w:fill="FFFFFF"/>
-            <w:tcMar>
-              <w:top w:w="0" w:type="dxa"/>
-              <w:bottom w:w="0" w:type="dxa"/>
-              <w:left w:w="0" w:type="dxa"/>
-              <w:right w:w="0" w:type="dxa"/>
-            </w:tcMar>
-            <w:vAlign w:val="center"/>
-          </w:tcPr>
-          <w:p>
-            <w:pPr>
-              <w:pStyle w:val="Normal"/>
-              <w:jc w:val="left"/>
-              <w:pBdr>
-                <w:bottom w:val="none" w:sz="0" w:space="0" w:color="000000"/>
-                <w:top w:val="none" w:sz="0" w:space="0" w:color="000000"/>
-                <w:left w:val="none" w:sz="0" w:space="0" w:color="000000"/>
-                <w:right w:val="none" w:sz="0" w:space="0" w:color="000000"/>
-              </w:pBdr>
-              <w:spacing w:after="100" w:before="100" w:line="240"/>
-              <w:ind w:left="100" w:right="100" w:firstLine="0" w:firstLineChars="0"/>
-              <w:rPr>
-                <w:rFonts w:ascii="Times New Roman" w:hAnsi="Times New Roman" w:eastAsia="Times New Roman" w:cs="Times New Roman"/>
-                <w:i w:val="false"/>
-                <w:b w:val="false"/>
-                <w:u w:val="none"/>
-                <w:strike w:val="false"/>
-                <w:sz w:val="18"/>
-                <w:szCs w:val="18"/>
-                <w:color w:val="000000"/>
-              </w:rPr>
-            </w:pPr>
-            <w:r>
-              <w:rPr>
-                <w:rFonts w:ascii="Times New Roman" w:hAnsi="Times New Roman" w:eastAsia="Times New Roman" w:cs="Times New Roman"/>
-                <w:i w:val="false"/>
-                <w:b w:val="false"/>
-                <w:u w:val="none"/>
-                <w:strike w:val="false"/>
-                <w:sz w:val="18"/>
-                <w:szCs w:val="18"/>
-                <w:color w:val="000000"/>
-              </w:rPr>
-              <w:t xml:space="preserve">&lt;0.001</w:t>
             </w:r>
           </w:p>
         </w:tc>
@@ -5050,62 +5050,62 @@
                 <w:szCs w:val="18"/>
                 <w:color w:val="000000"/>
               </w:rPr>
-              <w:t xml:space="preserve">ROCK2 expression</w:t>
-            </w:r>
-          </w:p>
-        </w:tc>
-        <w:tc>
-          <w:tcPr>
-            <w:tcBorders>
-              <w:bottom w:val="none" w:sz="0" w:space="0" w:color="000000"/>
-              <w:top w:val="none" w:sz="0" w:space="0" w:color="000000"/>
-              <w:left w:val="none" w:sz="0" w:space="0" w:color="000000"/>
-              <w:right w:val="none" w:sz="0" w:space="0" w:color="000000"/>
-            </w:tcBorders>
-            <w:shd w:val="clear" w:color="auto" w:fill="FFFFFF"/>
-            <w:tcMar>
-              <w:top w:w="0" w:type="dxa"/>
-              <w:bottom w:w="0" w:type="dxa"/>
-              <w:left w:w="0" w:type="dxa"/>
-              <w:right w:w="0" w:type="dxa"/>
-            </w:tcMar>
-            <w:vAlign w:val="center"/>
-          </w:tcPr>
-          <w:p>
-            <w:pPr>
-              <w:pStyle w:val="Normal"/>
-              <w:jc w:val="left"/>
-              <w:pBdr>
-                <w:bottom w:val="none" w:sz="0" w:space="0" w:color="000000"/>
-                <w:top w:val="none" w:sz="0" w:space="0" w:color="000000"/>
-                <w:left w:val="none" w:sz="0" w:space="0" w:color="000000"/>
-                <w:right w:val="none" w:sz="0" w:space="0" w:color="000000"/>
-              </w:pBdr>
-              <w:spacing w:after="100" w:before="100" w:line="240"/>
-              <w:ind w:left="100" w:right="100" w:firstLine="0" w:firstLineChars="0"/>
-              <w:rPr>
-                <w:rFonts w:ascii="Times New Roman" w:hAnsi="Times New Roman" w:eastAsia="Times New Roman" w:cs="Times New Roman"/>
-                <w:i w:val="false"/>
-                <w:b w:val="false"/>
-                <w:u w:val="none"/>
-                <w:strike w:val="false"/>
-                <w:sz w:val="18"/>
-                <w:szCs w:val="18"/>
-                <w:color w:val="000000"/>
-              </w:rPr>
-            </w:pPr>
-            <w:r>
-              <w:rPr>
-                <w:rFonts w:ascii="Times New Roman" w:hAnsi="Times New Roman" w:eastAsia="Times New Roman" w:cs="Times New Roman"/>
-                <w:i w:val="false"/>
-                <w:b w:val="false"/>
-                <w:u w:val="none"/>
-                <w:strike w:val="false"/>
-                <w:sz w:val="18"/>
-                <w:szCs w:val="18"/>
-                <w:color w:val="000000"/>
-              </w:rPr>
-              <w:t xml:space="preserve">Low (ref)</w:t>
+              <w:t xml:space="preserve"/>
+            </w:r>
+          </w:p>
+        </w:tc>
+        <w:tc>
+          <w:tcPr>
+            <w:tcBorders>
+              <w:bottom w:val="none" w:sz="0" w:space="0" w:color="000000"/>
+              <w:top w:val="none" w:sz="0" w:space="0" w:color="000000"/>
+              <w:left w:val="none" w:sz="0" w:space="0" w:color="000000"/>
+              <w:right w:val="none" w:sz="0" w:space="0" w:color="000000"/>
+            </w:tcBorders>
+            <w:shd w:val="clear" w:color="auto" w:fill="FFFFFF"/>
+            <w:tcMar>
+              <w:top w:w="0" w:type="dxa"/>
+              <w:bottom w:w="0" w:type="dxa"/>
+              <w:left w:w="0" w:type="dxa"/>
+              <w:right w:w="0" w:type="dxa"/>
+            </w:tcMar>
+            <w:vAlign w:val="center"/>
+          </w:tcPr>
+          <w:p>
+            <w:pPr>
+              <w:pStyle w:val="Normal"/>
+              <w:jc w:val="left"/>
+              <w:pBdr>
+                <w:bottom w:val="none" w:sz="0" w:space="0" w:color="000000"/>
+                <w:top w:val="none" w:sz="0" w:space="0" w:color="000000"/>
+                <w:left w:val="none" w:sz="0" w:space="0" w:color="000000"/>
+                <w:right w:val="none" w:sz="0" w:space="0" w:color="000000"/>
+              </w:pBdr>
+              <w:spacing w:after="100" w:before="100" w:line="240"/>
+              <w:ind w:left="100" w:right="100" w:firstLine="0" w:firstLineChars="0"/>
+              <w:rPr>
+                <w:rFonts w:ascii="Times New Roman" w:hAnsi="Times New Roman" w:eastAsia="Times New Roman" w:cs="Times New Roman"/>
+                <w:i w:val="false"/>
+                <w:b w:val="false"/>
+                <w:u w:val="none"/>
+                <w:strike w:val="false"/>
+                <w:sz w:val="18"/>
+                <w:szCs w:val="18"/>
+                <w:color w:val="000000"/>
+              </w:rPr>
+            </w:pPr>
+            <w:r>
+              <w:rPr>
+                <w:rFonts w:ascii="Times New Roman" w:hAnsi="Times New Roman" w:eastAsia="Times New Roman" w:cs="Times New Roman"/>
+                <w:i w:val="false"/>
+                <w:b w:val="false"/>
+                <w:u w:val="none"/>
+                <w:strike w:val="false"/>
+                <w:sz w:val="18"/>
+                <w:szCs w:val="18"/>
+                <w:color w:val="000000"/>
+              </w:rPr>
+              <w:t xml:space="preserve">Female</w:t>
             </w:r>
           </w:p>
         </w:tc>
@@ -5160,7 +5160,7 @@
                 <w:szCs w:val="18"/>
                 <w:color w:val="000000"/>
               </w:rPr>
-              <w:t xml:space="preserve">245</w:t>
+              <w:t xml:space="preserve">224</w:t>
             </w:r>
           </w:p>
         </w:tc>
@@ -5215,117 +5215,117 @@
                 <w:szCs w:val="18"/>
                 <w:color w:val="000000"/>
               </w:rPr>
-              <w:t xml:space="preserve">92</w:t>
-            </w:r>
-          </w:p>
-        </w:tc>
-        <w:tc>
-          <w:tcPr>
-            <w:tcBorders>
-              <w:bottom w:val="none" w:sz="0" w:space="0" w:color="000000"/>
-              <w:top w:val="none" w:sz="0" w:space="0" w:color="000000"/>
-              <w:left w:val="none" w:sz="0" w:space="0" w:color="000000"/>
-              <w:right w:val="none" w:sz="0" w:space="0" w:color="000000"/>
-            </w:tcBorders>
-            <w:shd w:val="clear" w:color="auto" w:fill="FFFFFF"/>
-            <w:tcMar>
-              <w:top w:w="0" w:type="dxa"/>
-              <w:bottom w:w="0" w:type="dxa"/>
-              <w:left w:w="0" w:type="dxa"/>
-              <w:right w:w="0" w:type="dxa"/>
-            </w:tcMar>
-            <w:vAlign w:val="center"/>
-          </w:tcPr>
-          <w:p>
-            <w:pPr>
-              <w:pStyle w:val="Normal"/>
-              <w:jc w:val="left"/>
-              <w:pBdr>
-                <w:bottom w:val="none" w:sz="0" w:space="0" w:color="000000"/>
-                <w:top w:val="none" w:sz="0" w:space="0" w:color="000000"/>
-                <w:left w:val="none" w:sz="0" w:space="0" w:color="000000"/>
-                <w:right w:val="none" w:sz="0" w:space="0" w:color="000000"/>
-              </w:pBdr>
-              <w:spacing w:after="100" w:before="100" w:line="240"/>
-              <w:ind w:left="100" w:right="100" w:firstLine="0" w:firstLineChars="0"/>
-              <w:rPr>
-                <w:rFonts w:ascii="Times New Roman" w:hAnsi="Times New Roman" w:eastAsia="Times New Roman" w:cs="Times New Roman"/>
-                <w:i w:val="false"/>
-                <w:b w:val="false"/>
-                <w:u w:val="none"/>
-                <w:strike w:val="false"/>
-                <w:sz w:val="18"/>
-                <w:szCs w:val="18"/>
-                <w:color w:val="000000"/>
-              </w:rPr>
-            </w:pPr>
-            <w:r>
-              <w:rPr>
-                <w:rFonts w:ascii="Times New Roman" w:hAnsi="Times New Roman" w:eastAsia="Times New Roman" w:cs="Times New Roman"/>
-                <w:i w:val="false"/>
-                <w:b w:val="false"/>
-                <w:u w:val="none"/>
-                <w:strike w:val="false"/>
-                <w:sz w:val="18"/>
-                <w:szCs w:val="18"/>
-                <w:color w:val="000000"/>
-              </w:rPr>
-              <w:t xml:space="preserve">Reference</w:t>
-            </w:r>
-          </w:p>
-        </w:tc>
-        <w:tc>
-          <w:tcPr>
-            <w:tcBorders>
-              <w:bottom w:val="none" w:sz="0" w:space="0" w:color="000000"/>
-              <w:top w:val="none" w:sz="0" w:space="0" w:color="000000"/>
-              <w:left w:val="none" w:sz="0" w:space="0" w:color="000000"/>
-              <w:right w:val="none" w:sz="0" w:space="0" w:color="000000"/>
-            </w:tcBorders>
-            <w:shd w:val="clear" w:color="auto" w:fill="FFFFFF"/>
-            <w:tcMar>
-              <w:top w:w="0" w:type="dxa"/>
-              <w:bottom w:w="0" w:type="dxa"/>
-              <w:left w:w="0" w:type="dxa"/>
-              <w:right w:w="0" w:type="dxa"/>
-            </w:tcMar>
-            <w:vAlign w:val="center"/>
-          </w:tcPr>
-          <w:p>
-            <w:pPr>
-              <w:pStyle w:val="Normal"/>
-              <w:jc w:val="left"/>
-              <w:pBdr>
-                <w:bottom w:val="none" w:sz="0" w:space="0" w:color="000000"/>
-                <w:top w:val="none" w:sz="0" w:space="0" w:color="000000"/>
-                <w:left w:val="none" w:sz="0" w:space="0" w:color="000000"/>
-                <w:right w:val="none" w:sz="0" w:space="0" w:color="000000"/>
-              </w:pBdr>
-              <w:spacing w:after="100" w:before="100" w:line="240"/>
-              <w:ind w:left="100" w:right="100" w:firstLine="0" w:firstLineChars="0"/>
-              <w:rPr>
-                <w:rFonts w:ascii="Times New Roman" w:hAnsi="Times New Roman" w:eastAsia="Times New Roman" w:cs="Times New Roman"/>
-                <w:i w:val="false"/>
-                <w:b w:val="false"/>
-                <w:u w:val="none"/>
-                <w:strike w:val="false"/>
-                <w:sz w:val="18"/>
-                <w:szCs w:val="18"/>
-                <w:color w:val="000000"/>
-              </w:rPr>
-            </w:pPr>
-            <w:r>
-              <w:rPr>
-                <w:rFonts w:ascii="Times New Roman" w:hAnsi="Times New Roman" w:eastAsia="Times New Roman" w:cs="Times New Roman"/>
-                <w:i w:val="false"/>
-                <w:b w:val="false"/>
-                <w:u w:val="none"/>
-                <w:strike w:val="false"/>
-                <w:sz w:val="18"/>
-                <w:szCs w:val="18"/>
-                <w:color w:val="000000"/>
-              </w:rPr>
-              <w:t xml:space="preserve"/>
+              <w:t xml:space="preserve">68</w:t>
+            </w:r>
+          </w:p>
+        </w:tc>
+        <w:tc>
+          <w:tcPr>
+            <w:tcBorders>
+              <w:bottom w:val="none" w:sz="0" w:space="0" w:color="000000"/>
+              <w:top w:val="none" w:sz="0" w:space="0" w:color="000000"/>
+              <w:left w:val="none" w:sz="0" w:space="0" w:color="000000"/>
+              <w:right w:val="none" w:sz="0" w:space="0" w:color="000000"/>
+            </w:tcBorders>
+            <w:shd w:val="clear" w:color="auto" w:fill="FFFFFF"/>
+            <w:tcMar>
+              <w:top w:w="0" w:type="dxa"/>
+              <w:bottom w:w="0" w:type="dxa"/>
+              <w:left w:w="0" w:type="dxa"/>
+              <w:right w:w="0" w:type="dxa"/>
+            </w:tcMar>
+            <w:vAlign w:val="center"/>
+          </w:tcPr>
+          <w:p>
+            <w:pPr>
+              <w:pStyle w:val="Normal"/>
+              <w:jc w:val="left"/>
+              <w:pBdr>
+                <w:bottom w:val="none" w:sz="0" w:space="0" w:color="000000"/>
+                <w:top w:val="none" w:sz="0" w:space="0" w:color="000000"/>
+                <w:left w:val="none" w:sz="0" w:space="0" w:color="000000"/>
+                <w:right w:val="none" w:sz="0" w:space="0" w:color="000000"/>
+              </w:pBdr>
+              <w:spacing w:after="100" w:before="100" w:line="240"/>
+              <w:ind w:left="100" w:right="100" w:firstLine="0" w:firstLineChars="0"/>
+              <w:rPr>
+                <w:rFonts w:ascii="Times New Roman" w:hAnsi="Times New Roman" w:eastAsia="Times New Roman" w:cs="Times New Roman"/>
+                <w:i w:val="false"/>
+                <w:b w:val="false"/>
+                <w:u w:val="none"/>
+                <w:strike w:val="false"/>
+                <w:sz w:val="18"/>
+                <w:szCs w:val="18"/>
+                <w:color w:val="000000"/>
+              </w:rPr>
+            </w:pPr>
+            <w:r>
+              <w:rPr>
+                <w:rFonts w:ascii="Times New Roman" w:hAnsi="Times New Roman" w:eastAsia="Times New Roman" w:cs="Times New Roman"/>
+                <w:i w:val="false"/>
+                <w:b w:val="false"/>
+                <w:u w:val="none"/>
+                <w:strike w:val="false"/>
+                <w:sz w:val="18"/>
+                <w:szCs w:val="18"/>
+                <w:color w:val="000000"/>
+              </w:rPr>
+              <w:t xml:space="preserve">0.81 (0.60–1.11)</w:t>
+            </w:r>
+          </w:p>
+        </w:tc>
+        <w:tc>
+          <w:tcPr>
+            <w:tcBorders>
+              <w:bottom w:val="none" w:sz="0" w:space="0" w:color="000000"/>
+              <w:top w:val="none" w:sz="0" w:space="0" w:color="000000"/>
+              <w:left w:val="none" w:sz="0" w:space="0" w:color="000000"/>
+              <w:right w:val="none" w:sz="0" w:space="0" w:color="000000"/>
+            </w:tcBorders>
+            <w:shd w:val="clear" w:color="auto" w:fill="FFFFFF"/>
+            <w:tcMar>
+              <w:top w:w="0" w:type="dxa"/>
+              <w:bottom w:w="0" w:type="dxa"/>
+              <w:left w:w="0" w:type="dxa"/>
+              <w:right w:w="0" w:type="dxa"/>
+            </w:tcMar>
+            <w:vAlign w:val="center"/>
+          </w:tcPr>
+          <w:p>
+            <w:pPr>
+              <w:pStyle w:val="Normal"/>
+              <w:jc w:val="left"/>
+              <w:pBdr>
+                <w:bottom w:val="none" w:sz="0" w:space="0" w:color="000000"/>
+                <w:top w:val="none" w:sz="0" w:space="0" w:color="000000"/>
+                <w:left w:val="none" w:sz="0" w:space="0" w:color="000000"/>
+                <w:right w:val="none" w:sz="0" w:space="0" w:color="000000"/>
+              </w:pBdr>
+              <w:spacing w:after="100" w:before="100" w:line="240"/>
+              <w:ind w:left="100" w:right="100" w:firstLine="0" w:firstLineChars="0"/>
+              <w:rPr>
+                <w:rFonts w:ascii="Times New Roman" w:hAnsi="Times New Roman" w:eastAsia="Times New Roman" w:cs="Times New Roman"/>
+                <w:i w:val="false"/>
+                <w:b w:val="false"/>
+                <w:u w:val="none"/>
+                <w:strike w:val="false"/>
+                <w:sz w:val="18"/>
+                <w:szCs w:val="18"/>
+                <w:color w:val="000000"/>
+              </w:rPr>
+            </w:pPr>
+            <w:r>
+              <w:rPr>
+                <w:rFonts w:ascii="Times New Roman" w:hAnsi="Times New Roman" w:eastAsia="Times New Roman" w:cs="Times New Roman"/>
+                <w:i w:val="false"/>
+                <w:b w:val="false"/>
+                <w:u w:val="none"/>
+                <w:strike w:val="false"/>
+                <w:sz w:val="18"/>
+                <w:szCs w:val="18"/>
+                <w:color w:val="000000"/>
+              </w:rPr>
+              <w:t xml:space="preserve">0.195</w:t>
             </w:r>
           </w:p>
         </w:tc>
@@ -5495,282 +5495,282 @@
                 <w:szCs w:val="18"/>
                 <w:color w:val="000000"/>
               </w:rPr>
+              <w:t xml:space="preserve">Pathologic stage group</w:t>
+            </w:r>
+          </w:p>
+        </w:tc>
+        <w:tc>
+          <w:tcPr>
+            <w:tcBorders>
+              <w:bottom w:val="none" w:sz="0" w:space="0" w:color="000000"/>
+              <w:top w:val="none" w:sz="0" w:space="0" w:color="000000"/>
+              <w:left w:val="none" w:sz="0" w:space="0" w:color="000000"/>
+              <w:right w:val="none" w:sz="0" w:space="0" w:color="000000"/>
+            </w:tcBorders>
+            <w:shd w:val="clear" w:color="auto" w:fill="FFFFFF"/>
+            <w:tcMar>
+              <w:top w:w="0" w:type="dxa"/>
+              <w:bottom w:w="0" w:type="dxa"/>
+              <w:left w:w="0" w:type="dxa"/>
+              <w:right w:w="0" w:type="dxa"/>
+            </w:tcMar>
+            <w:vAlign w:val="center"/>
+          </w:tcPr>
+          <w:p>
+            <w:pPr>
+              <w:pStyle w:val="Normal"/>
+              <w:jc w:val="left"/>
+              <w:pBdr>
+                <w:bottom w:val="none" w:sz="0" w:space="0" w:color="000000"/>
+                <w:top w:val="none" w:sz="0" w:space="0" w:color="000000"/>
+                <w:left w:val="none" w:sz="0" w:space="0" w:color="000000"/>
+                <w:right w:val="none" w:sz="0" w:space="0" w:color="000000"/>
+              </w:pBdr>
+              <w:spacing w:after="100" w:before="100" w:line="240"/>
+              <w:ind w:left="100" w:right="100" w:firstLine="0" w:firstLineChars="0"/>
+              <w:rPr>
+                <w:rFonts w:ascii="Times New Roman" w:hAnsi="Times New Roman" w:eastAsia="Times New Roman" w:cs="Times New Roman"/>
+                <w:i w:val="false"/>
+                <w:b w:val="false"/>
+                <w:u w:val="none"/>
+                <w:strike w:val="false"/>
+                <w:sz w:val="18"/>
+                <w:szCs w:val="18"/>
+                <w:color w:val="000000"/>
+              </w:rPr>
+            </w:pPr>
+            <w:r>
+              <w:rPr>
+                <w:rFonts w:ascii="Times New Roman" w:hAnsi="Times New Roman" w:eastAsia="Times New Roman" w:cs="Times New Roman"/>
+                <w:i w:val="false"/>
+                <w:b w:val="false"/>
+                <w:u w:val="none"/>
+                <w:strike w:val="false"/>
+                <w:sz w:val="18"/>
+                <w:szCs w:val="18"/>
+                <w:color w:val="000000"/>
+              </w:rPr>
+              <w:t xml:space="preserve">I–II (ref)</w:t>
+            </w:r>
+          </w:p>
+        </w:tc>
+        <w:tc>
+          <w:tcPr>
+            <w:tcBorders>
+              <w:bottom w:val="none" w:sz="0" w:space="0" w:color="000000"/>
+              <w:top w:val="none" w:sz="0" w:space="0" w:color="000000"/>
+              <w:left w:val="none" w:sz="0" w:space="0" w:color="000000"/>
+              <w:right w:val="none" w:sz="0" w:space="0" w:color="000000"/>
+            </w:tcBorders>
+            <w:shd w:val="clear" w:color="auto" w:fill="FFFFFF"/>
+            <w:tcMar>
+              <w:top w:w="0" w:type="dxa"/>
+              <w:bottom w:w="0" w:type="dxa"/>
+              <w:left w:w="0" w:type="dxa"/>
+              <w:right w:w="0" w:type="dxa"/>
+            </w:tcMar>
+            <w:vAlign w:val="center"/>
+          </w:tcPr>
+          <w:p>
+            <w:pPr>
+              <w:pStyle w:val="Normal"/>
+              <w:jc w:val="right"/>
+              <w:pBdr>
+                <w:bottom w:val="none" w:sz="0" w:space="0" w:color="000000"/>
+                <w:top w:val="none" w:sz="0" w:space="0" w:color="000000"/>
+                <w:left w:val="none" w:sz="0" w:space="0" w:color="000000"/>
+                <w:right w:val="none" w:sz="0" w:space="0" w:color="000000"/>
+              </w:pBdr>
+              <w:spacing w:after="100" w:before="100" w:line="240"/>
+              <w:ind w:left="100" w:right="100" w:firstLine="0" w:firstLineChars="0"/>
+              <w:rPr>
+                <w:rFonts w:ascii="Times New Roman" w:hAnsi="Times New Roman" w:eastAsia="Times New Roman" w:cs="Times New Roman"/>
+                <w:i w:val="false"/>
+                <w:b w:val="false"/>
+                <w:u w:val="none"/>
+                <w:strike w:val="false"/>
+                <w:sz w:val="18"/>
+                <w:szCs w:val="18"/>
+                <w:color w:val="000000"/>
+              </w:rPr>
+            </w:pPr>
+            <w:r>
+              <w:rPr>
+                <w:rFonts w:ascii="Times New Roman" w:hAnsi="Times New Roman" w:eastAsia="Times New Roman" w:cs="Times New Roman"/>
+                <w:i w:val="false"/>
+                <w:b w:val="false"/>
+                <w:u w:val="none"/>
+                <w:strike w:val="false"/>
+                <w:sz w:val="18"/>
+                <w:szCs w:val="18"/>
+                <w:color w:val="000000"/>
+              </w:rPr>
+              <w:t xml:space="preserve">251</w:t>
+            </w:r>
+          </w:p>
+        </w:tc>
+        <w:tc>
+          <w:tcPr>
+            <w:tcBorders>
+              <w:bottom w:val="none" w:sz="0" w:space="0" w:color="000000"/>
+              <w:top w:val="none" w:sz="0" w:space="0" w:color="000000"/>
+              <w:left w:val="none" w:sz="0" w:space="0" w:color="000000"/>
+              <w:right w:val="none" w:sz="0" w:space="0" w:color="000000"/>
+            </w:tcBorders>
+            <w:shd w:val="clear" w:color="auto" w:fill="FFFFFF"/>
+            <w:tcMar>
+              <w:top w:w="0" w:type="dxa"/>
+              <w:bottom w:w="0" w:type="dxa"/>
+              <w:left w:w="0" w:type="dxa"/>
+              <w:right w:w="0" w:type="dxa"/>
+            </w:tcMar>
+            <w:vAlign w:val="center"/>
+          </w:tcPr>
+          <w:p>
+            <w:pPr>
+              <w:pStyle w:val="Normal"/>
+              <w:jc w:val="right"/>
+              <w:pBdr>
+                <w:bottom w:val="none" w:sz="0" w:space="0" w:color="000000"/>
+                <w:top w:val="none" w:sz="0" w:space="0" w:color="000000"/>
+                <w:left w:val="none" w:sz="0" w:space="0" w:color="000000"/>
+                <w:right w:val="none" w:sz="0" w:space="0" w:color="000000"/>
+              </w:pBdr>
+              <w:spacing w:after="100" w:before="100" w:line="240"/>
+              <w:ind w:left="100" w:right="100" w:firstLine="0" w:firstLineChars="0"/>
+              <w:rPr>
+                <w:rFonts w:ascii="Times New Roman" w:hAnsi="Times New Roman" w:eastAsia="Times New Roman" w:cs="Times New Roman"/>
+                <w:i w:val="false"/>
+                <w:b w:val="false"/>
+                <w:u w:val="none"/>
+                <w:strike w:val="false"/>
+                <w:sz w:val="18"/>
+                <w:szCs w:val="18"/>
+                <w:color w:val="000000"/>
+              </w:rPr>
+            </w:pPr>
+            <w:r>
+              <w:rPr>
+                <w:rFonts w:ascii="Times New Roman" w:hAnsi="Times New Roman" w:eastAsia="Times New Roman" w:cs="Times New Roman"/>
+                <w:i w:val="false"/>
+                <w:b w:val="false"/>
+                <w:u w:val="none"/>
+                <w:strike w:val="false"/>
+                <w:sz w:val="18"/>
+                <w:szCs w:val="18"/>
+                <w:color w:val="000000"/>
+              </w:rPr>
+              <w:t xml:space="preserve">53</w:t>
+            </w:r>
+          </w:p>
+        </w:tc>
+        <w:tc>
+          <w:tcPr>
+            <w:tcBorders>
+              <w:bottom w:val="none" w:sz="0" w:space="0" w:color="000000"/>
+              <w:top w:val="none" w:sz="0" w:space="0" w:color="000000"/>
+              <w:left w:val="none" w:sz="0" w:space="0" w:color="000000"/>
+              <w:right w:val="none" w:sz="0" w:space="0" w:color="000000"/>
+            </w:tcBorders>
+            <w:shd w:val="clear" w:color="auto" w:fill="FFFFFF"/>
+            <w:tcMar>
+              <w:top w:w="0" w:type="dxa"/>
+              <w:bottom w:w="0" w:type="dxa"/>
+              <w:left w:w="0" w:type="dxa"/>
+              <w:right w:w="0" w:type="dxa"/>
+            </w:tcMar>
+            <w:vAlign w:val="center"/>
+          </w:tcPr>
+          <w:p>
+            <w:pPr>
+              <w:pStyle w:val="Normal"/>
+              <w:jc w:val="left"/>
+              <w:pBdr>
+                <w:bottom w:val="none" w:sz="0" w:space="0" w:color="000000"/>
+                <w:top w:val="none" w:sz="0" w:space="0" w:color="000000"/>
+                <w:left w:val="none" w:sz="0" w:space="0" w:color="000000"/>
+                <w:right w:val="none" w:sz="0" w:space="0" w:color="000000"/>
+              </w:pBdr>
+              <w:spacing w:after="100" w:before="100" w:line="240"/>
+              <w:ind w:left="100" w:right="100" w:firstLine="0" w:firstLineChars="0"/>
+              <w:rPr>
+                <w:rFonts w:ascii="Times New Roman" w:hAnsi="Times New Roman" w:eastAsia="Times New Roman" w:cs="Times New Roman"/>
+                <w:i w:val="false"/>
+                <w:b w:val="false"/>
+                <w:u w:val="none"/>
+                <w:strike w:val="false"/>
+                <w:sz w:val="18"/>
+                <w:szCs w:val="18"/>
+                <w:color w:val="000000"/>
+              </w:rPr>
+            </w:pPr>
+            <w:r>
+              <w:rPr>
+                <w:rFonts w:ascii="Times New Roman" w:hAnsi="Times New Roman" w:eastAsia="Times New Roman" w:cs="Times New Roman"/>
+                <w:i w:val="false"/>
+                <w:b w:val="false"/>
+                <w:u w:val="none"/>
+                <w:strike w:val="false"/>
+                <w:sz w:val="18"/>
+                <w:szCs w:val="18"/>
+                <w:color w:val="000000"/>
+              </w:rPr>
+              <w:t xml:space="preserve">Reference</w:t>
+            </w:r>
+          </w:p>
+        </w:tc>
+        <w:tc>
+          <w:tcPr>
+            <w:tcBorders>
+              <w:bottom w:val="none" w:sz="0" w:space="0" w:color="000000"/>
+              <w:top w:val="none" w:sz="0" w:space="0" w:color="000000"/>
+              <w:left w:val="none" w:sz="0" w:space="0" w:color="000000"/>
+              <w:right w:val="none" w:sz="0" w:space="0" w:color="000000"/>
+            </w:tcBorders>
+            <w:shd w:val="clear" w:color="auto" w:fill="FFFFFF"/>
+            <w:tcMar>
+              <w:top w:w="0" w:type="dxa"/>
+              <w:bottom w:w="0" w:type="dxa"/>
+              <w:left w:w="0" w:type="dxa"/>
+              <w:right w:w="0" w:type="dxa"/>
+            </w:tcMar>
+            <w:vAlign w:val="center"/>
+          </w:tcPr>
+          <w:p>
+            <w:pPr>
+              <w:pStyle w:val="Normal"/>
+              <w:jc w:val="left"/>
+              <w:pBdr>
+                <w:bottom w:val="none" w:sz="0" w:space="0" w:color="000000"/>
+                <w:top w:val="none" w:sz="0" w:space="0" w:color="000000"/>
+                <w:left w:val="none" w:sz="0" w:space="0" w:color="000000"/>
+                <w:right w:val="none" w:sz="0" w:space="0" w:color="000000"/>
+              </w:pBdr>
+              <w:spacing w:after="100" w:before="100" w:line="240"/>
+              <w:ind w:left="100" w:right="100" w:firstLine="0" w:firstLineChars="0"/>
+              <w:rPr>
+                <w:rFonts w:ascii="Times New Roman" w:hAnsi="Times New Roman" w:eastAsia="Times New Roman" w:cs="Times New Roman"/>
+                <w:i w:val="false"/>
+                <w:b w:val="false"/>
+                <w:u w:val="none"/>
+                <w:strike w:val="false"/>
+                <w:sz w:val="18"/>
+                <w:szCs w:val="18"/>
+                <w:color w:val="000000"/>
+              </w:rPr>
+            </w:pPr>
+            <w:r>
+              <w:rPr>
+                <w:rFonts w:ascii="Times New Roman" w:hAnsi="Times New Roman" w:eastAsia="Times New Roman" w:cs="Times New Roman"/>
+                <w:i w:val="false"/>
+                <w:b w:val="false"/>
+                <w:u w:val="none"/>
+                <w:strike w:val="false"/>
+                <w:sz w:val="18"/>
+                <w:szCs w:val="18"/>
+                <w:color w:val="000000"/>
+              </w:rPr>
               <w:t xml:space="preserve"/>
-            </w:r>
-          </w:p>
-        </w:tc>
-        <w:tc>
-          <w:tcPr>
-            <w:tcBorders>
-              <w:bottom w:val="none" w:sz="0" w:space="0" w:color="000000"/>
-              <w:top w:val="none" w:sz="0" w:space="0" w:color="000000"/>
-              <w:left w:val="none" w:sz="0" w:space="0" w:color="000000"/>
-              <w:right w:val="none" w:sz="0" w:space="0" w:color="000000"/>
-            </w:tcBorders>
-            <w:shd w:val="clear" w:color="auto" w:fill="FFFFFF"/>
-            <w:tcMar>
-              <w:top w:w="0" w:type="dxa"/>
-              <w:bottom w:w="0" w:type="dxa"/>
-              <w:left w:w="0" w:type="dxa"/>
-              <w:right w:w="0" w:type="dxa"/>
-            </w:tcMar>
-            <w:vAlign w:val="center"/>
-          </w:tcPr>
-          <w:p>
-            <w:pPr>
-              <w:pStyle w:val="Normal"/>
-              <w:jc w:val="left"/>
-              <w:pBdr>
-                <w:bottom w:val="none" w:sz="0" w:space="0" w:color="000000"/>
-                <w:top w:val="none" w:sz="0" w:space="0" w:color="000000"/>
-                <w:left w:val="none" w:sz="0" w:space="0" w:color="000000"/>
-                <w:right w:val="none" w:sz="0" w:space="0" w:color="000000"/>
-              </w:pBdr>
-              <w:spacing w:after="100" w:before="100" w:line="240"/>
-              <w:ind w:left="100" w:right="100" w:firstLine="0" w:firstLineChars="0"/>
-              <w:rPr>
-                <w:rFonts w:ascii="Times New Roman" w:hAnsi="Times New Roman" w:eastAsia="Times New Roman" w:cs="Times New Roman"/>
-                <w:i w:val="false"/>
-                <w:b w:val="false"/>
-                <w:u w:val="none"/>
-                <w:strike w:val="false"/>
-                <w:sz w:val="18"/>
-                <w:szCs w:val="18"/>
-                <w:color w:val="000000"/>
-              </w:rPr>
-            </w:pPr>
-            <w:r>
-              <w:rPr>
-                <w:rFonts w:ascii="Times New Roman" w:hAnsi="Times New Roman" w:eastAsia="Times New Roman" w:cs="Times New Roman"/>
-                <w:i w:val="false"/>
-                <w:b w:val="false"/>
-                <w:u w:val="none"/>
-                <w:strike w:val="false"/>
-                <w:sz w:val="18"/>
-                <w:szCs w:val="18"/>
-                <w:color w:val="000000"/>
-              </w:rPr>
-              <w:t xml:space="preserve">High</w:t>
-            </w:r>
-          </w:p>
-        </w:tc>
-        <w:tc>
-          <w:tcPr>
-            <w:tcBorders>
-              <w:bottom w:val="none" w:sz="0" w:space="0" w:color="000000"/>
-              <w:top w:val="none" w:sz="0" w:space="0" w:color="000000"/>
-              <w:left w:val="none" w:sz="0" w:space="0" w:color="000000"/>
-              <w:right w:val="none" w:sz="0" w:space="0" w:color="000000"/>
-            </w:tcBorders>
-            <w:shd w:val="clear" w:color="auto" w:fill="FFFFFF"/>
-            <w:tcMar>
-              <w:top w:w="0" w:type="dxa"/>
-              <w:bottom w:w="0" w:type="dxa"/>
-              <w:left w:w="0" w:type="dxa"/>
-              <w:right w:w="0" w:type="dxa"/>
-            </w:tcMar>
-            <w:vAlign w:val="center"/>
-          </w:tcPr>
-          <w:p>
-            <w:pPr>
-              <w:pStyle w:val="Normal"/>
-              <w:jc w:val="right"/>
-              <w:pBdr>
-                <w:bottom w:val="none" w:sz="0" w:space="0" w:color="000000"/>
-                <w:top w:val="none" w:sz="0" w:space="0" w:color="000000"/>
-                <w:left w:val="none" w:sz="0" w:space="0" w:color="000000"/>
-                <w:right w:val="none" w:sz="0" w:space="0" w:color="000000"/>
-              </w:pBdr>
-              <w:spacing w:after="100" w:before="100" w:line="240"/>
-              <w:ind w:left="100" w:right="100" w:firstLine="0" w:firstLineChars="0"/>
-              <w:rPr>
-                <w:rFonts w:ascii="Times New Roman" w:hAnsi="Times New Roman" w:eastAsia="Times New Roman" w:cs="Times New Roman"/>
-                <w:i w:val="false"/>
-                <w:b w:val="false"/>
-                <w:u w:val="none"/>
-                <w:strike w:val="false"/>
-                <w:sz w:val="18"/>
-                <w:szCs w:val="18"/>
-                <w:color w:val="000000"/>
-              </w:rPr>
-            </w:pPr>
-            <w:r>
-              <w:rPr>
-                <w:rFonts w:ascii="Times New Roman" w:hAnsi="Times New Roman" w:eastAsia="Times New Roman" w:cs="Times New Roman"/>
-                <w:i w:val="false"/>
-                <w:b w:val="false"/>
-                <w:u w:val="none"/>
-                <w:strike w:val="false"/>
-                <w:sz w:val="18"/>
-                <w:szCs w:val="18"/>
-                <w:color w:val="000000"/>
-              </w:rPr>
-              <w:t xml:space="preserve">261</w:t>
-            </w:r>
-          </w:p>
-        </w:tc>
-        <w:tc>
-          <w:tcPr>
-            <w:tcBorders>
-              <w:bottom w:val="none" w:sz="0" w:space="0" w:color="000000"/>
-              <w:top w:val="none" w:sz="0" w:space="0" w:color="000000"/>
-              <w:left w:val="none" w:sz="0" w:space="0" w:color="000000"/>
-              <w:right w:val="none" w:sz="0" w:space="0" w:color="000000"/>
-            </w:tcBorders>
-            <w:shd w:val="clear" w:color="auto" w:fill="FFFFFF"/>
-            <w:tcMar>
-              <w:top w:w="0" w:type="dxa"/>
-              <w:bottom w:w="0" w:type="dxa"/>
-              <w:left w:w="0" w:type="dxa"/>
-              <w:right w:w="0" w:type="dxa"/>
-            </w:tcMar>
-            <w:vAlign w:val="center"/>
-          </w:tcPr>
-          <w:p>
-            <w:pPr>
-              <w:pStyle w:val="Normal"/>
-              <w:jc w:val="right"/>
-              <w:pBdr>
-                <w:bottom w:val="none" w:sz="0" w:space="0" w:color="000000"/>
-                <w:top w:val="none" w:sz="0" w:space="0" w:color="000000"/>
-                <w:left w:val="none" w:sz="0" w:space="0" w:color="000000"/>
-                <w:right w:val="none" w:sz="0" w:space="0" w:color="000000"/>
-              </w:pBdr>
-              <w:spacing w:after="100" w:before="100" w:line="240"/>
-              <w:ind w:left="100" w:right="100" w:firstLine="0" w:firstLineChars="0"/>
-              <w:rPr>
-                <w:rFonts w:ascii="Times New Roman" w:hAnsi="Times New Roman" w:eastAsia="Times New Roman" w:cs="Times New Roman"/>
-                <w:i w:val="false"/>
-                <w:b w:val="false"/>
-                <w:u w:val="none"/>
-                <w:strike w:val="false"/>
-                <w:sz w:val="18"/>
-                <w:szCs w:val="18"/>
-                <w:color w:val="000000"/>
-              </w:rPr>
-            </w:pPr>
-            <w:r>
-              <w:rPr>
-                <w:rFonts w:ascii="Times New Roman" w:hAnsi="Times New Roman" w:eastAsia="Times New Roman" w:cs="Times New Roman"/>
-                <w:i w:val="false"/>
-                <w:b w:val="false"/>
-                <w:u w:val="none"/>
-                <w:strike w:val="false"/>
-                <w:sz w:val="18"/>
-                <w:szCs w:val="18"/>
-                <w:color w:val="000000"/>
-              </w:rPr>
-              <w:t xml:space="preserve">75</w:t>
-            </w:r>
-          </w:p>
-        </w:tc>
-        <w:tc>
-          <w:tcPr>
-            <w:tcBorders>
-              <w:bottom w:val="none" w:sz="0" w:space="0" w:color="000000"/>
-              <w:top w:val="none" w:sz="0" w:space="0" w:color="000000"/>
-              <w:left w:val="none" w:sz="0" w:space="0" w:color="000000"/>
-              <w:right w:val="none" w:sz="0" w:space="0" w:color="000000"/>
-            </w:tcBorders>
-            <w:shd w:val="clear" w:color="auto" w:fill="FFFFFF"/>
-            <w:tcMar>
-              <w:top w:w="0" w:type="dxa"/>
-              <w:bottom w:w="0" w:type="dxa"/>
-              <w:left w:w="0" w:type="dxa"/>
-              <w:right w:w="0" w:type="dxa"/>
-            </w:tcMar>
-            <w:vAlign w:val="center"/>
-          </w:tcPr>
-          <w:p>
-            <w:pPr>
-              <w:pStyle w:val="Normal"/>
-              <w:jc w:val="left"/>
-              <w:pBdr>
-                <w:bottom w:val="none" w:sz="0" w:space="0" w:color="000000"/>
-                <w:top w:val="none" w:sz="0" w:space="0" w:color="000000"/>
-                <w:left w:val="none" w:sz="0" w:space="0" w:color="000000"/>
-                <w:right w:val="none" w:sz="0" w:space="0" w:color="000000"/>
-              </w:pBdr>
-              <w:spacing w:after="100" w:before="100" w:line="240"/>
-              <w:ind w:left="100" w:right="100" w:firstLine="0" w:firstLineChars="0"/>
-              <w:rPr>
-                <w:rFonts w:ascii="Times New Roman" w:hAnsi="Times New Roman" w:eastAsia="Times New Roman" w:cs="Times New Roman"/>
-                <w:i w:val="false"/>
-                <w:b w:val="false"/>
-                <w:u w:val="none"/>
-                <w:strike w:val="false"/>
-                <w:sz w:val="18"/>
-                <w:szCs w:val="18"/>
-                <w:color w:val="000000"/>
-              </w:rPr>
-            </w:pPr>
-            <w:r>
-              <w:rPr>
-                <w:rFonts w:ascii="Times New Roman" w:hAnsi="Times New Roman" w:eastAsia="Times New Roman" w:cs="Times New Roman"/>
-                <w:i w:val="false"/>
-                <w:b w:val="false"/>
-                <w:u w:val="none"/>
-                <w:strike w:val="false"/>
-                <w:sz w:val="18"/>
-                <w:szCs w:val="18"/>
-                <w:color w:val="000000"/>
-              </w:rPr>
-              <w:t xml:space="preserve">0.73 (0.54–0.99)</w:t>
-            </w:r>
-          </w:p>
-        </w:tc>
-        <w:tc>
-          <w:tcPr>
-            <w:tcBorders>
-              <w:bottom w:val="none" w:sz="0" w:space="0" w:color="000000"/>
-              <w:top w:val="none" w:sz="0" w:space="0" w:color="000000"/>
-              <w:left w:val="none" w:sz="0" w:space="0" w:color="000000"/>
-              <w:right w:val="none" w:sz="0" w:space="0" w:color="000000"/>
-            </w:tcBorders>
-            <w:shd w:val="clear" w:color="auto" w:fill="FFFFFF"/>
-            <w:tcMar>
-              <w:top w:w="0" w:type="dxa"/>
-              <w:bottom w:w="0" w:type="dxa"/>
-              <w:left w:w="0" w:type="dxa"/>
-              <w:right w:w="0" w:type="dxa"/>
-            </w:tcMar>
-            <w:vAlign w:val="center"/>
-          </w:tcPr>
-          <w:p>
-            <w:pPr>
-              <w:pStyle w:val="Normal"/>
-              <w:jc w:val="left"/>
-              <w:pBdr>
-                <w:bottom w:val="none" w:sz="0" w:space="0" w:color="000000"/>
-                <w:top w:val="none" w:sz="0" w:space="0" w:color="000000"/>
-                <w:left w:val="none" w:sz="0" w:space="0" w:color="000000"/>
-                <w:right w:val="none" w:sz="0" w:space="0" w:color="000000"/>
-              </w:pBdr>
-              <w:spacing w:after="100" w:before="100" w:line="240"/>
-              <w:ind w:left="100" w:right="100" w:firstLine="0" w:firstLineChars="0"/>
-              <w:rPr>
-                <w:rFonts w:ascii="Times New Roman" w:hAnsi="Times New Roman" w:eastAsia="Times New Roman" w:cs="Times New Roman"/>
-                <w:i w:val="false"/>
-                <w:b w:val="false"/>
-                <w:u w:val="none"/>
-                <w:strike w:val="false"/>
-                <w:sz w:val="18"/>
-                <w:szCs w:val="18"/>
-                <w:color w:val="000000"/>
-              </w:rPr>
-            </w:pPr>
-            <w:r>
-              <w:rPr>
-                <w:rFonts w:ascii="Times New Roman" w:hAnsi="Times New Roman" w:eastAsia="Times New Roman" w:cs="Times New Roman"/>
-                <w:i w:val="false"/>
-                <w:b w:val="false"/>
-                <w:u w:val="none"/>
-                <w:strike w:val="false"/>
-                <w:sz w:val="18"/>
-                <w:szCs w:val="18"/>
-                <w:color w:val="000000"/>
-              </w:rPr>
-              <w:t xml:space="preserve">0.042</w:t>
             </w:r>
           </w:p>
         </w:tc>
@@ -5940,61 +5940,6 @@
                 <w:szCs w:val="18"/>
                 <w:color w:val="000000"/>
               </w:rPr>
-              <w:t xml:space="preserve">Age (per 10 years)</w:t>
-            </w:r>
-          </w:p>
-        </w:tc>
-        <w:tc>
-          <w:tcPr>
-            <w:tcBorders>
-              <w:bottom w:val="none" w:sz="0" w:space="0" w:color="000000"/>
-              <w:top w:val="none" w:sz="0" w:space="0" w:color="000000"/>
-              <w:left w:val="none" w:sz="0" w:space="0" w:color="000000"/>
-              <w:right w:val="none" w:sz="0" w:space="0" w:color="000000"/>
-            </w:tcBorders>
-            <w:shd w:val="clear" w:color="auto" w:fill="FFFFFF"/>
-            <w:tcMar>
-              <w:top w:w="0" w:type="dxa"/>
-              <w:bottom w:w="0" w:type="dxa"/>
-              <w:left w:w="0" w:type="dxa"/>
-              <w:right w:w="0" w:type="dxa"/>
-            </w:tcMar>
-            <w:vAlign w:val="center"/>
-          </w:tcPr>
-          <w:p>
-            <w:pPr>
-              <w:pStyle w:val="Normal"/>
-              <w:jc w:val="left"/>
-              <w:pBdr>
-                <w:bottom w:val="none" w:sz="0" w:space="0" w:color="000000"/>
-                <w:top w:val="none" w:sz="0" w:space="0" w:color="000000"/>
-                <w:left w:val="none" w:sz="0" w:space="0" w:color="000000"/>
-                <w:right w:val="none" w:sz="0" w:space="0" w:color="000000"/>
-              </w:pBdr>
-              <w:spacing w:after="100" w:before="100" w:line="240"/>
-              <w:ind w:left="100" w:right="100" w:firstLine="0" w:firstLineChars="0"/>
-              <w:rPr>
-                <w:rFonts w:ascii="Times New Roman" w:hAnsi="Times New Roman" w:eastAsia="Times New Roman" w:cs="Times New Roman"/>
-                <w:i w:val="false"/>
-                <w:b w:val="false"/>
-                <w:u w:val="none"/>
-                <w:strike w:val="false"/>
-                <w:sz w:val="18"/>
-                <w:szCs w:val="18"/>
-                <w:color w:val="000000"/>
-              </w:rPr>
-            </w:pPr>
-            <w:r>
-              <w:rPr>
-                <w:rFonts w:ascii="Times New Roman" w:hAnsi="Times New Roman" w:eastAsia="Times New Roman" w:cs="Times New Roman"/>
-                <w:i w:val="false"/>
-                <w:b w:val="false"/>
-                <w:u w:val="none"/>
-                <w:strike w:val="false"/>
-                <w:sz w:val="18"/>
-                <w:szCs w:val="18"/>
-                <w:color w:val="000000"/>
-              </w:rPr>
               <w:t xml:space="preserve"/>
             </w:r>
           </w:p>
@@ -6019,6 +5964,61 @@
           <w:p>
             <w:pPr>
               <w:pStyle w:val="Normal"/>
+              <w:jc w:val="left"/>
+              <w:pBdr>
+                <w:bottom w:val="none" w:sz="0" w:space="0" w:color="000000"/>
+                <w:top w:val="none" w:sz="0" w:space="0" w:color="000000"/>
+                <w:left w:val="none" w:sz="0" w:space="0" w:color="000000"/>
+                <w:right w:val="none" w:sz="0" w:space="0" w:color="000000"/>
+              </w:pBdr>
+              <w:spacing w:after="100" w:before="100" w:line="240"/>
+              <w:ind w:left="100" w:right="100" w:firstLine="0" w:firstLineChars="0"/>
+              <w:rPr>
+                <w:rFonts w:ascii="Times New Roman" w:hAnsi="Times New Roman" w:eastAsia="Times New Roman" w:cs="Times New Roman"/>
+                <w:i w:val="false"/>
+                <w:b w:val="false"/>
+                <w:u w:val="none"/>
+                <w:strike w:val="false"/>
+                <w:sz w:val="18"/>
+                <w:szCs w:val="18"/>
+                <w:color w:val="000000"/>
+              </w:rPr>
+            </w:pPr>
+            <w:r>
+              <w:rPr>
+                <w:rFonts w:ascii="Times New Roman" w:hAnsi="Times New Roman" w:eastAsia="Times New Roman" w:cs="Times New Roman"/>
+                <w:i w:val="false"/>
+                <w:b w:val="false"/>
+                <w:u w:val="none"/>
+                <w:strike w:val="false"/>
+                <w:sz w:val="18"/>
+                <w:szCs w:val="18"/>
+                <w:color w:val="000000"/>
+              </w:rPr>
+              <w:t xml:space="preserve">III–IV</w:t>
+            </w:r>
+          </w:p>
+        </w:tc>
+        <w:tc>
+          <w:tcPr>
+            <w:tcBorders>
+              <w:bottom w:val="none" w:sz="0" w:space="0" w:color="000000"/>
+              <w:top w:val="none" w:sz="0" w:space="0" w:color="000000"/>
+              <w:left w:val="none" w:sz="0" w:space="0" w:color="000000"/>
+              <w:right w:val="none" w:sz="0" w:space="0" w:color="000000"/>
+            </w:tcBorders>
+            <w:shd w:val="clear" w:color="auto" w:fill="FFFFFF"/>
+            <w:tcMar>
+              <w:top w:w="0" w:type="dxa"/>
+              <w:bottom w:w="0" w:type="dxa"/>
+              <w:left w:w="0" w:type="dxa"/>
+              <w:right w:w="0" w:type="dxa"/>
+            </w:tcMar>
+            <w:vAlign w:val="center"/>
+          </w:tcPr>
+          <w:p>
+            <w:pPr>
+              <w:pStyle w:val="Normal"/>
               <w:jc w:val="right"/>
               <w:pBdr>
                 <w:bottom w:val="none" w:sz="0" w:space="0" w:color="000000"/>
@@ -6050,7 +6050,7 @@
                 <w:szCs w:val="18"/>
                 <w:color w:val="000000"/>
               </w:rPr>
-              <w:t xml:space="preserve">506</w:t>
+              <w:t xml:space="preserve">256</w:t>
             </w:r>
           </w:p>
         </w:tc>
@@ -6105,117 +6105,117 @@
                 <w:szCs w:val="18"/>
                 <w:color w:val="000000"/>
               </w:rPr>
-              <w:t xml:space="preserve">167</w:t>
-            </w:r>
-          </w:p>
-        </w:tc>
-        <w:tc>
-          <w:tcPr>
-            <w:tcBorders>
-              <w:bottom w:val="none" w:sz="0" w:space="0" w:color="000000"/>
-              <w:top w:val="none" w:sz="0" w:space="0" w:color="000000"/>
-              <w:left w:val="none" w:sz="0" w:space="0" w:color="000000"/>
-              <w:right w:val="none" w:sz="0" w:space="0" w:color="000000"/>
-            </w:tcBorders>
-            <w:shd w:val="clear" w:color="auto" w:fill="FFFFFF"/>
-            <w:tcMar>
-              <w:top w:w="0" w:type="dxa"/>
-              <w:bottom w:w="0" w:type="dxa"/>
-              <w:left w:w="0" w:type="dxa"/>
-              <w:right w:w="0" w:type="dxa"/>
-            </w:tcMar>
-            <w:vAlign w:val="center"/>
-          </w:tcPr>
-          <w:p>
-            <w:pPr>
-              <w:pStyle w:val="Normal"/>
-              <w:jc w:val="left"/>
-              <w:pBdr>
-                <w:bottom w:val="none" w:sz="0" w:space="0" w:color="000000"/>
-                <w:top w:val="none" w:sz="0" w:space="0" w:color="000000"/>
-                <w:left w:val="none" w:sz="0" w:space="0" w:color="000000"/>
-                <w:right w:val="none" w:sz="0" w:space="0" w:color="000000"/>
-              </w:pBdr>
-              <w:spacing w:after="100" w:before="100" w:line="240"/>
-              <w:ind w:left="100" w:right="100" w:firstLine="0" w:firstLineChars="0"/>
-              <w:rPr>
-                <w:rFonts w:ascii="Times New Roman" w:hAnsi="Times New Roman" w:eastAsia="Times New Roman" w:cs="Times New Roman"/>
-                <w:i w:val="false"/>
-                <w:b w:val="false"/>
-                <w:u w:val="none"/>
-                <w:strike w:val="false"/>
-                <w:sz w:val="18"/>
-                <w:szCs w:val="18"/>
-                <w:color w:val="000000"/>
-              </w:rPr>
-            </w:pPr>
-            <w:r>
-              <w:rPr>
-                <w:rFonts w:ascii="Times New Roman" w:hAnsi="Times New Roman" w:eastAsia="Times New Roman" w:cs="Times New Roman"/>
-                <w:i w:val="false"/>
-                <w:b w:val="false"/>
-                <w:u w:val="none"/>
-                <w:strike w:val="false"/>
-                <w:sz w:val="18"/>
-                <w:szCs w:val="18"/>
-                <w:color w:val="000000"/>
-              </w:rPr>
-              <w:t xml:space="preserve">1.00 (0.99–1.01)</w:t>
-            </w:r>
-          </w:p>
-        </w:tc>
-        <w:tc>
-          <w:tcPr>
-            <w:tcBorders>
-              <w:bottom w:val="none" w:sz="0" w:space="0" w:color="000000"/>
-              <w:top w:val="none" w:sz="0" w:space="0" w:color="000000"/>
-              <w:left w:val="none" w:sz="0" w:space="0" w:color="000000"/>
-              <w:right w:val="none" w:sz="0" w:space="0" w:color="000000"/>
-            </w:tcBorders>
-            <w:shd w:val="clear" w:color="auto" w:fill="FFFFFF"/>
-            <w:tcMar>
-              <w:top w:w="0" w:type="dxa"/>
-              <w:bottom w:w="0" w:type="dxa"/>
-              <w:left w:w="0" w:type="dxa"/>
-              <w:right w:w="0" w:type="dxa"/>
-            </w:tcMar>
-            <w:vAlign w:val="center"/>
-          </w:tcPr>
-          <w:p>
-            <w:pPr>
-              <w:pStyle w:val="Normal"/>
-              <w:jc w:val="left"/>
-              <w:pBdr>
-                <w:bottom w:val="none" w:sz="0" w:space="0" w:color="000000"/>
-                <w:top w:val="none" w:sz="0" w:space="0" w:color="000000"/>
-                <w:left w:val="none" w:sz="0" w:space="0" w:color="000000"/>
-                <w:right w:val="none" w:sz="0" w:space="0" w:color="000000"/>
-              </w:pBdr>
-              <w:spacing w:after="100" w:before="100" w:line="240"/>
-              <w:ind w:left="100" w:right="100" w:firstLine="0" w:firstLineChars="0"/>
-              <w:rPr>
-                <w:rFonts w:ascii="Times New Roman" w:hAnsi="Times New Roman" w:eastAsia="Times New Roman" w:cs="Times New Roman"/>
-                <w:i w:val="false"/>
-                <w:b w:val="false"/>
-                <w:u w:val="none"/>
-                <w:strike w:val="false"/>
-                <w:sz w:val="18"/>
-                <w:szCs w:val="18"/>
-                <w:color w:val="000000"/>
-              </w:rPr>
-            </w:pPr>
-            <w:r>
-              <w:rPr>
-                <w:rFonts w:ascii="Times New Roman" w:hAnsi="Times New Roman" w:eastAsia="Times New Roman" w:cs="Times New Roman"/>
-                <w:i w:val="false"/>
-                <w:b w:val="false"/>
-                <w:u w:val="none"/>
-                <w:strike w:val="false"/>
-                <w:sz w:val="18"/>
-                <w:szCs w:val="18"/>
-                <w:color w:val="000000"/>
-              </w:rPr>
-              <w:t xml:space="preserve">0.929</w:t>
+              <w:t xml:space="preserve">114</w:t>
+            </w:r>
+          </w:p>
+        </w:tc>
+        <w:tc>
+          <w:tcPr>
+            <w:tcBorders>
+              <w:bottom w:val="none" w:sz="0" w:space="0" w:color="000000"/>
+              <w:top w:val="none" w:sz="0" w:space="0" w:color="000000"/>
+              <w:left w:val="none" w:sz="0" w:space="0" w:color="000000"/>
+              <w:right w:val="none" w:sz="0" w:space="0" w:color="000000"/>
+            </w:tcBorders>
+            <w:shd w:val="clear" w:color="auto" w:fill="FFFFFF"/>
+            <w:tcMar>
+              <w:top w:w="0" w:type="dxa"/>
+              <w:bottom w:w="0" w:type="dxa"/>
+              <w:left w:w="0" w:type="dxa"/>
+              <w:right w:w="0" w:type="dxa"/>
+            </w:tcMar>
+            <w:vAlign w:val="center"/>
+          </w:tcPr>
+          <w:p>
+            <w:pPr>
+              <w:pStyle w:val="Normal"/>
+              <w:jc w:val="left"/>
+              <w:pBdr>
+                <w:bottom w:val="none" w:sz="0" w:space="0" w:color="000000"/>
+                <w:top w:val="none" w:sz="0" w:space="0" w:color="000000"/>
+                <w:left w:val="none" w:sz="0" w:space="0" w:color="000000"/>
+                <w:right w:val="none" w:sz="0" w:space="0" w:color="000000"/>
+              </w:pBdr>
+              <w:spacing w:after="100" w:before="100" w:line="240"/>
+              <w:ind w:left="100" w:right="100" w:firstLine="0" w:firstLineChars="0"/>
+              <w:rPr>
+                <w:rFonts w:ascii="Times New Roman" w:hAnsi="Times New Roman" w:eastAsia="Times New Roman" w:cs="Times New Roman"/>
+                <w:i w:val="false"/>
+                <w:b w:val="false"/>
+                <w:u w:val="none"/>
+                <w:strike w:val="false"/>
+                <w:sz w:val="18"/>
+                <w:szCs w:val="18"/>
+                <w:color w:val="000000"/>
+              </w:rPr>
+            </w:pPr>
+            <w:r>
+              <w:rPr>
+                <w:rFonts w:ascii="Times New Roman" w:hAnsi="Times New Roman" w:eastAsia="Times New Roman" w:cs="Times New Roman"/>
+                <w:i w:val="false"/>
+                <w:b w:val="false"/>
+                <w:u w:val="none"/>
+                <w:strike w:val="false"/>
+                <w:sz w:val="18"/>
+                <w:szCs w:val="18"/>
+                <w:color w:val="000000"/>
+              </w:rPr>
+              <w:t xml:space="preserve">2.59 (1.86–3.60)</w:t>
+            </w:r>
+          </w:p>
+        </w:tc>
+        <w:tc>
+          <w:tcPr>
+            <w:tcBorders>
+              <w:bottom w:val="none" w:sz="0" w:space="0" w:color="000000"/>
+              <w:top w:val="none" w:sz="0" w:space="0" w:color="000000"/>
+              <w:left w:val="none" w:sz="0" w:space="0" w:color="000000"/>
+              <w:right w:val="none" w:sz="0" w:space="0" w:color="000000"/>
+            </w:tcBorders>
+            <w:shd w:val="clear" w:color="auto" w:fill="FFFFFF"/>
+            <w:tcMar>
+              <w:top w:w="0" w:type="dxa"/>
+              <w:bottom w:w="0" w:type="dxa"/>
+              <w:left w:w="0" w:type="dxa"/>
+              <w:right w:w="0" w:type="dxa"/>
+            </w:tcMar>
+            <w:vAlign w:val="center"/>
+          </w:tcPr>
+          <w:p>
+            <w:pPr>
+              <w:pStyle w:val="Normal"/>
+              <w:jc w:val="left"/>
+              <w:pBdr>
+                <w:bottom w:val="none" w:sz="0" w:space="0" w:color="000000"/>
+                <w:top w:val="none" w:sz="0" w:space="0" w:color="000000"/>
+                <w:left w:val="none" w:sz="0" w:space="0" w:color="000000"/>
+                <w:right w:val="none" w:sz="0" w:space="0" w:color="000000"/>
+              </w:pBdr>
+              <w:spacing w:after="100" w:before="100" w:line="240"/>
+              <w:ind w:left="100" w:right="100" w:firstLine="0" w:firstLineChars="0"/>
+              <w:rPr>
+                <w:rFonts w:ascii="Times New Roman" w:hAnsi="Times New Roman" w:eastAsia="Times New Roman" w:cs="Times New Roman"/>
+                <w:i w:val="false"/>
+                <w:b w:val="false"/>
+                <w:u w:val="none"/>
+                <w:strike w:val="false"/>
+                <w:sz w:val="18"/>
+                <w:szCs w:val="18"/>
+                <w:color w:val="000000"/>
+              </w:rPr>
+            </w:pPr>
+            <w:r>
+              <w:rPr>
+                <w:rFonts w:ascii="Times New Roman" w:hAnsi="Times New Roman" w:eastAsia="Times New Roman" w:cs="Times New Roman"/>
+                <w:i w:val="false"/>
+                <w:b w:val="false"/>
+                <w:u w:val="none"/>
+                <w:strike w:val="false"/>
+                <w:sz w:val="18"/>
+                <w:szCs w:val="18"/>
+                <w:color w:val="000000"/>
+              </w:rPr>
+              <w:t xml:space="preserve">&lt;0.001</w:t>
             </w:r>
           </w:p>
         </w:tc>
@@ -6330,117 +6330,117 @@
                 <w:szCs w:val="18"/>
                 <w:color w:val="000000"/>
               </w:rPr>
-              <w:t xml:space="preserve">Multivariable (MMR status known)</w:t>
-            </w:r>
-          </w:p>
-        </w:tc>
-        <w:tc>
-          <w:tcPr>
-            <w:tcBorders>
-              <w:bottom w:val="none" w:sz="0" w:space="0" w:color="000000"/>
-              <w:top w:val="none" w:sz="0" w:space="0" w:color="000000"/>
-              <w:left w:val="none" w:sz="0" w:space="0" w:color="000000"/>
-              <w:right w:val="none" w:sz="0" w:space="0" w:color="000000"/>
-            </w:tcBorders>
-            <w:shd w:val="clear" w:color="auto" w:fill="FFFFFF"/>
-            <w:tcMar>
-              <w:top w:w="0" w:type="dxa"/>
-              <w:bottom w:w="0" w:type="dxa"/>
-              <w:left w:w="0" w:type="dxa"/>
-              <w:right w:w="0" w:type="dxa"/>
-            </w:tcMar>
-            <w:vAlign w:val="center"/>
-          </w:tcPr>
-          <w:p>
-            <w:pPr>
-              <w:pStyle w:val="Normal"/>
-              <w:jc w:val="left"/>
-              <w:pBdr>
-                <w:bottom w:val="none" w:sz="0" w:space="0" w:color="000000"/>
-                <w:top w:val="none" w:sz="0" w:space="0" w:color="000000"/>
-                <w:left w:val="none" w:sz="0" w:space="0" w:color="000000"/>
-                <w:right w:val="none" w:sz="0" w:space="0" w:color="000000"/>
-              </w:pBdr>
-              <w:spacing w:after="100" w:before="100" w:line="240"/>
-              <w:ind w:left="100" w:right="100" w:firstLine="0" w:firstLineChars="0"/>
-              <w:rPr>
-                <w:rFonts w:ascii="Times New Roman" w:hAnsi="Times New Roman" w:eastAsia="Times New Roman" w:cs="Times New Roman"/>
-                <w:i w:val="false"/>
-                <w:b w:val="false"/>
-                <w:u w:val="none"/>
-                <w:strike w:val="false"/>
-                <w:sz w:val="18"/>
-                <w:szCs w:val="18"/>
-                <w:color w:val="000000"/>
-              </w:rPr>
-            </w:pPr>
-            <w:r>
-              <w:rPr>
-                <w:rFonts w:ascii="Times New Roman" w:hAnsi="Times New Roman" w:eastAsia="Times New Roman" w:cs="Times New Roman"/>
-                <w:i w:val="false"/>
-                <w:b w:val="false"/>
-                <w:u w:val="none"/>
-                <w:strike w:val="false"/>
-                <w:sz w:val="18"/>
-                <w:szCs w:val="18"/>
-                <w:color w:val="000000"/>
-              </w:rPr>
-              <w:t xml:space="preserve">Sex</w:t>
-            </w:r>
-          </w:p>
-        </w:tc>
-        <w:tc>
-          <w:tcPr>
-            <w:tcBorders>
-              <w:bottom w:val="none" w:sz="0" w:space="0" w:color="000000"/>
-              <w:top w:val="none" w:sz="0" w:space="0" w:color="000000"/>
-              <w:left w:val="none" w:sz="0" w:space="0" w:color="000000"/>
-              <w:right w:val="none" w:sz="0" w:space="0" w:color="000000"/>
-            </w:tcBorders>
-            <w:shd w:val="clear" w:color="auto" w:fill="FFFFFF"/>
-            <w:tcMar>
-              <w:top w:w="0" w:type="dxa"/>
-              <w:bottom w:w="0" w:type="dxa"/>
-              <w:left w:w="0" w:type="dxa"/>
-              <w:right w:w="0" w:type="dxa"/>
-            </w:tcMar>
-            <w:vAlign w:val="center"/>
-          </w:tcPr>
-          <w:p>
-            <w:pPr>
-              <w:pStyle w:val="Normal"/>
-              <w:jc w:val="left"/>
-              <w:pBdr>
-                <w:bottom w:val="none" w:sz="0" w:space="0" w:color="000000"/>
-                <w:top w:val="none" w:sz="0" w:space="0" w:color="000000"/>
-                <w:left w:val="none" w:sz="0" w:space="0" w:color="000000"/>
-                <w:right w:val="none" w:sz="0" w:space="0" w:color="000000"/>
-              </w:pBdr>
-              <w:spacing w:after="100" w:before="100" w:line="240"/>
-              <w:ind w:left="100" w:right="100" w:firstLine="0" w:firstLineChars="0"/>
-              <w:rPr>
-                <w:rFonts w:ascii="Times New Roman" w:hAnsi="Times New Roman" w:eastAsia="Times New Roman" w:cs="Times New Roman"/>
-                <w:i w:val="false"/>
-                <w:b w:val="false"/>
-                <w:u w:val="none"/>
-                <w:strike w:val="false"/>
-                <w:sz w:val="18"/>
-                <w:szCs w:val="18"/>
-                <w:color w:val="000000"/>
-              </w:rPr>
-            </w:pPr>
-            <w:r>
-              <w:rPr>
-                <w:rFonts w:ascii="Times New Roman" w:hAnsi="Times New Roman" w:eastAsia="Times New Roman" w:cs="Times New Roman"/>
-                <w:i w:val="false"/>
-                <w:b w:val="false"/>
-                <w:u w:val="none"/>
-                <w:strike w:val="false"/>
-                <w:sz w:val="18"/>
-                <w:szCs w:val="18"/>
-                <w:color w:val="000000"/>
-              </w:rPr>
-              <w:t xml:space="preserve">Male (ref)</w:t>
+              <w:t xml:space="preserve">Multivariable + MMR status</w:t>
+            </w:r>
+          </w:p>
+        </w:tc>
+        <w:tc>
+          <w:tcPr>
+            <w:tcBorders>
+              <w:bottom w:val="none" w:sz="0" w:space="0" w:color="000000"/>
+              <w:top w:val="none" w:sz="0" w:space="0" w:color="000000"/>
+              <w:left w:val="none" w:sz="0" w:space="0" w:color="000000"/>
+              <w:right w:val="none" w:sz="0" w:space="0" w:color="000000"/>
+            </w:tcBorders>
+            <w:shd w:val="clear" w:color="auto" w:fill="FFFFFF"/>
+            <w:tcMar>
+              <w:top w:w="0" w:type="dxa"/>
+              <w:bottom w:w="0" w:type="dxa"/>
+              <w:left w:w="0" w:type="dxa"/>
+              <w:right w:w="0" w:type="dxa"/>
+            </w:tcMar>
+            <w:vAlign w:val="center"/>
+          </w:tcPr>
+          <w:p>
+            <w:pPr>
+              <w:pStyle w:val="Normal"/>
+              <w:jc w:val="left"/>
+              <w:pBdr>
+                <w:bottom w:val="none" w:sz="0" w:space="0" w:color="000000"/>
+                <w:top w:val="none" w:sz="0" w:space="0" w:color="000000"/>
+                <w:left w:val="none" w:sz="0" w:space="0" w:color="000000"/>
+                <w:right w:val="none" w:sz="0" w:space="0" w:color="000000"/>
+              </w:pBdr>
+              <w:spacing w:after="100" w:before="100" w:line="240"/>
+              <w:ind w:left="100" w:right="100" w:firstLine="0" w:firstLineChars="0"/>
+              <w:rPr>
+                <w:rFonts w:ascii="Times New Roman" w:hAnsi="Times New Roman" w:eastAsia="Times New Roman" w:cs="Times New Roman"/>
+                <w:i w:val="false"/>
+                <w:b w:val="false"/>
+                <w:u w:val="none"/>
+                <w:strike w:val="false"/>
+                <w:sz w:val="18"/>
+                <w:szCs w:val="18"/>
+                <w:color w:val="000000"/>
+              </w:rPr>
+            </w:pPr>
+            <w:r>
+              <w:rPr>
+                <w:rFonts w:ascii="Times New Roman" w:hAnsi="Times New Roman" w:eastAsia="Times New Roman" w:cs="Times New Roman"/>
+                <w:i w:val="false"/>
+                <w:b w:val="false"/>
+                <w:u w:val="none"/>
+                <w:strike w:val="false"/>
+                <w:sz w:val="18"/>
+                <w:szCs w:val="18"/>
+                <w:color w:val="000000"/>
+              </w:rPr>
+              <w:t xml:space="preserve">HIST1H2AC expression, log2 (per 1 unit)</w:t>
+            </w:r>
+          </w:p>
+        </w:tc>
+        <w:tc>
+          <w:tcPr>
+            <w:tcBorders>
+              <w:bottom w:val="none" w:sz="0" w:space="0" w:color="000000"/>
+              <w:top w:val="none" w:sz="0" w:space="0" w:color="000000"/>
+              <w:left w:val="none" w:sz="0" w:space="0" w:color="000000"/>
+              <w:right w:val="none" w:sz="0" w:space="0" w:color="000000"/>
+            </w:tcBorders>
+            <w:shd w:val="clear" w:color="auto" w:fill="FFFFFF"/>
+            <w:tcMar>
+              <w:top w:w="0" w:type="dxa"/>
+              <w:bottom w:w="0" w:type="dxa"/>
+              <w:left w:w="0" w:type="dxa"/>
+              <w:right w:w="0" w:type="dxa"/>
+            </w:tcMar>
+            <w:vAlign w:val="center"/>
+          </w:tcPr>
+          <w:p>
+            <w:pPr>
+              <w:pStyle w:val="Normal"/>
+              <w:jc w:val="left"/>
+              <w:pBdr>
+                <w:bottom w:val="none" w:sz="0" w:space="0" w:color="000000"/>
+                <w:top w:val="none" w:sz="0" w:space="0" w:color="000000"/>
+                <w:left w:val="none" w:sz="0" w:space="0" w:color="000000"/>
+                <w:right w:val="none" w:sz="0" w:space="0" w:color="000000"/>
+              </w:pBdr>
+              <w:spacing w:after="100" w:before="100" w:line="240"/>
+              <w:ind w:left="100" w:right="100" w:firstLine="0" w:firstLineChars="0"/>
+              <w:rPr>
+                <w:rFonts w:ascii="Times New Roman" w:hAnsi="Times New Roman" w:eastAsia="Times New Roman" w:cs="Times New Roman"/>
+                <w:i w:val="false"/>
+                <w:b w:val="false"/>
+                <w:u w:val="none"/>
+                <w:strike w:val="false"/>
+                <w:sz w:val="18"/>
+                <w:szCs w:val="18"/>
+                <w:color w:val="000000"/>
+              </w:rPr>
+            </w:pPr>
+            <w:r>
+              <w:rPr>
+                <w:rFonts w:ascii="Times New Roman" w:hAnsi="Times New Roman" w:eastAsia="Times New Roman" w:cs="Times New Roman"/>
+                <w:i w:val="false"/>
+                <w:b w:val="false"/>
+                <w:u w:val="none"/>
+                <w:strike w:val="false"/>
+                <w:sz w:val="18"/>
+                <w:szCs w:val="18"/>
+                <w:color w:val="000000"/>
+              </w:rPr>
+              <w:t xml:space="preserve"/>
             </w:r>
           </w:p>
         </w:tc>
@@ -6495,7 +6495,7 @@
                 <w:szCs w:val="18"/>
                 <w:color w:val="000000"/>
               </w:rPr>
-              <w:t xml:space="preserve">282</w:t>
+              <w:t xml:space="preserve">507</w:t>
             </w:r>
           </w:p>
         </w:tc>
@@ -6550,117 +6550,117 @@
                 <w:szCs w:val="18"/>
                 <w:color w:val="000000"/>
               </w:rPr>
-              <w:t xml:space="preserve">99</w:t>
-            </w:r>
-          </w:p>
-        </w:tc>
-        <w:tc>
-          <w:tcPr>
-            <w:tcBorders>
-              <w:bottom w:val="none" w:sz="0" w:space="0" w:color="000000"/>
-              <w:top w:val="none" w:sz="0" w:space="0" w:color="000000"/>
-              <w:left w:val="none" w:sz="0" w:space="0" w:color="000000"/>
-              <w:right w:val="none" w:sz="0" w:space="0" w:color="000000"/>
-            </w:tcBorders>
-            <w:shd w:val="clear" w:color="auto" w:fill="FFFFFF"/>
-            <w:tcMar>
-              <w:top w:w="0" w:type="dxa"/>
-              <w:bottom w:w="0" w:type="dxa"/>
-              <w:left w:w="0" w:type="dxa"/>
-              <w:right w:w="0" w:type="dxa"/>
-            </w:tcMar>
-            <w:vAlign w:val="center"/>
-          </w:tcPr>
-          <w:p>
-            <w:pPr>
-              <w:pStyle w:val="Normal"/>
-              <w:jc w:val="left"/>
-              <w:pBdr>
-                <w:bottom w:val="none" w:sz="0" w:space="0" w:color="000000"/>
-                <w:top w:val="none" w:sz="0" w:space="0" w:color="000000"/>
-                <w:left w:val="none" w:sz="0" w:space="0" w:color="000000"/>
-                <w:right w:val="none" w:sz="0" w:space="0" w:color="000000"/>
-              </w:pBdr>
-              <w:spacing w:after="100" w:before="100" w:line="240"/>
-              <w:ind w:left="100" w:right="100" w:firstLine="0" w:firstLineChars="0"/>
-              <w:rPr>
-                <w:rFonts w:ascii="Times New Roman" w:hAnsi="Times New Roman" w:eastAsia="Times New Roman" w:cs="Times New Roman"/>
-                <w:i w:val="false"/>
-                <w:b w:val="false"/>
-                <w:u w:val="none"/>
-                <w:strike w:val="false"/>
-                <w:sz w:val="18"/>
-                <w:szCs w:val="18"/>
-                <w:color w:val="000000"/>
-              </w:rPr>
-            </w:pPr>
-            <w:r>
-              <w:rPr>
-                <w:rFonts w:ascii="Times New Roman" w:hAnsi="Times New Roman" w:eastAsia="Times New Roman" w:cs="Times New Roman"/>
-                <w:i w:val="false"/>
-                <w:b w:val="false"/>
-                <w:u w:val="none"/>
-                <w:strike w:val="false"/>
-                <w:sz w:val="18"/>
-                <w:szCs w:val="18"/>
-                <w:color w:val="000000"/>
-              </w:rPr>
-              <w:t xml:space="preserve">Reference</w:t>
-            </w:r>
-          </w:p>
-        </w:tc>
-        <w:tc>
-          <w:tcPr>
-            <w:tcBorders>
-              <w:bottom w:val="none" w:sz="0" w:space="0" w:color="000000"/>
-              <w:top w:val="none" w:sz="0" w:space="0" w:color="000000"/>
-              <w:left w:val="none" w:sz="0" w:space="0" w:color="000000"/>
-              <w:right w:val="none" w:sz="0" w:space="0" w:color="000000"/>
-            </w:tcBorders>
-            <w:shd w:val="clear" w:color="auto" w:fill="FFFFFF"/>
-            <w:tcMar>
-              <w:top w:w="0" w:type="dxa"/>
-              <w:bottom w:w="0" w:type="dxa"/>
-              <w:left w:w="0" w:type="dxa"/>
-              <w:right w:w="0" w:type="dxa"/>
-            </w:tcMar>
-            <w:vAlign w:val="center"/>
-          </w:tcPr>
-          <w:p>
-            <w:pPr>
-              <w:pStyle w:val="Normal"/>
-              <w:jc w:val="left"/>
-              <w:pBdr>
-                <w:bottom w:val="none" w:sz="0" w:space="0" w:color="000000"/>
-                <w:top w:val="none" w:sz="0" w:space="0" w:color="000000"/>
-                <w:left w:val="none" w:sz="0" w:space="0" w:color="000000"/>
-                <w:right w:val="none" w:sz="0" w:space="0" w:color="000000"/>
-              </w:pBdr>
-              <w:spacing w:after="100" w:before="100" w:line="240"/>
-              <w:ind w:left="100" w:right="100" w:firstLine="0" w:firstLineChars="0"/>
-              <w:rPr>
-                <w:rFonts w:ascii="Times New Roman" w:hAnsi="Times New Roman" w:eastAsia="Times New Roman" w:cs="Times New Roman"/>
-                <w:i w:val="false"/>
-                <w:b w:val="false"/>
-                <w:u w:val="none"/>
-                <w:strike w:val="false"/>
-                <w:sz w:val="18"/>
-                <w:szCs w:val="18"/>
-                <w:color w:val="000000"/>
-              </w:rPr>
-            </w:pPr>
-            <w:r>
-              <w:rPr>
-                <w:rFonts w:ascii="Times New Roman" w:hAnsi="Times New Roman" w:eastAsia="Times New Roman" w:cs="Times New Roman"/>
-                <w:i w:val="false"/>
-                <w:b w:val="false"/>
-                <w:u w:val="none"/>
-                <w:strike w:val="false"/>
-                <w:sz w:val="18"/>
-                <w:szCs w:val="18"/>
-                <w:color w:val="000000"/>
-              </w:rPr>
-              <w:t xml:space="preserve"/>
+              <w:t xml:space="preserve">167</w:t>
+            </w:r>
+          </w:p>
+        </w:tc>
+        <w:tc>
+          <w:tcPr>
+            <w:tcBorders>
+              <w:bottom w:val="none" w:sz="0" w:space="0" w:color="000000"/>
+              <w:top w:val="none" w:sz="0" w:space="0" w:color="000000"/>
+              <w:left w:val="none" w:sz="0" w:space="0" w:color="000000"/>
+              <w:right w:val="none" w:sz="0" w:space="0" w:color="000000"/>
+            </w:tcBorders>
+            <w:shd w:val="clear" w:color="auto" w:fill="FFFFFF"/>
+            <w:tcMar>
+              <w:top w:w="0" w:type="dxa"/>
+              <w:bottom w:w="0" w:type="dxa"/>
+              <w:left w:w="0" w:type="dxa"/>
+              <w:right w:w="0" w:type="dxa"/>
+            </w:tcMar>
+            <w:vAlign w:val="center"/>
+          </w:tcPr>
+          <w:p>
+            <w:pPr>
+              <w:pStyle w:val="Normal"/>
+              <w:jc w:val="left"/>
+              <w:pBdr>
+                <w:bottom w:val="none" w:sz="0" w:space="0" w:color="000000"/>
+                <w:top w:val="none" w:sz="0" w:space="0" w:color="000000"/>
+                <w:left w:val="none" w:sz="0" w:space="0" w:color="000000"/>
+                <w:right w:val="none" w:sz="0" w:space="0" w:color="000000"/>
+              </w:pBdr>
+              <w:spacing w:after="100" w:before="100" w:line="240"/>
+              <w:ind w:left="100" w:right="100" w:firstLine="0" w:firstLineChars="0"/>
+              <w:rPr>
+                <w:rFonts w:ascii="Times New Roman" w:hAnsi="Times New Roman" w:eastAsia="Times New Roman" w:cs="Times New Roman"/>
+                <w:i w:val="false"/>
+                <w:b w:val="false"/>
+                <w:u w:val="none"/>
+                <w:strike w:val="false"/>
+                <w:sz w:val="18"/>
+                <w:szCs w:val="18"/>
+                <w:color w:val="000000"/>
+              </w:rPr>
+            </w:pPr>
+            <w:r>
+              <w:rPr>
+                <w:rFonts w:ascii="Times New Roman" w:hAnsi="Times New Roman" w:eastAsia="Times New Roman" w:cs="Times New Roman"/>
+                <w:i w:val="false"/>
+                <w:b w:val="false"/>
+                <w:u w:val="none"/>
+                <w:strike w:val="false"/>
+                <w:sz w:val="18"/>
+                <w:szCs w:val="18"/>
+                <w:color w:val="000000"/>
+              </w:rPr>
+              <w:t xml:space="preserve">1.11 (0.95–1.29)</w:t>
+            </w:r>
+          </w:p>
+        </w:tc>
+        <w:tc>
+          <w:tcPr>
+            <w:tcBorders>
+              <w:bottom w:val="none" w:sz="0" w:space="0" w:color="000000"/>
+              <w:top w:val="none" w:sz="0" w:space="0" w:color="000000"/>
+              <w:left w:val="none" w:sz="0" w:space="0" w:color="000000"/>
+              <w:right w:val="none" w:sz="0" w:space="0" w:color="000000"/>
+            </w:tcBorders>
+            <w:shd w:val="clear" w:color="auto" w:fill="FFFFFF"/>
+            <w:tcMar>
+              <w:top w:w="0" w:type="dxa"/>
+              <w:bottom w:w="0" w:type="dxa"/>
+              <w:left w:w="0" w:type="dxa"/>
+              <w:right w:w="0" w:type="dxa"/>
+            </w:tcMar>
+            <w:vAlign w:val="center"/>
+          </w:tcPr>
+          <w:p>
+            <w:pPr>
+              <w:pStyle w:val="Normal"/>
+              <w:jc w:val="left"/>
+              <w:pBdr>
+                <w:bottom w:val="none" w:sz="0" w:space="0" w:color="000000"/>
+                <w:top w:val="none" w:sz="0" w:space="0" w:color="000000"/>
+                <w:left w:val="none" w:sz="0" w:space="0" w:color="000000"/>
+                <w:right w:val="none" w:sz="0" w:space="0" w:color="000000"/>
+              </w:pBdr>
+              <w:spacing w:after="100" w:before="100" w:line="240"/>
+              <w:ind w:left="100" w:right="100" w:firstLine="0" w:firstLineChars="0"/>
+              <w:rPr>
+                <w:rFonts w:ascii="Times New Roman" w:hAnsi="Times New Roman" w:eastAsia="Times New Roman" w:cs="Times New Roman"/>
+                <w:i w:val="false"/>
+                <w:b w:val="false"/>
+                <w:u w:val="none"/>
+                <w:strike w:val="false"/>
+                <w:sz w:val="18"/>
+                <w:szCs w:val="18"/>
+                <w:color w:val="000000"/>
+              </w:rPr>
+            </w:pPr>
+            <w:r>
+              <w:rPr>
+                <w:rFonts w:ascii="Times New Roman" w:hAnsi="Times New Roman" w:eastAsia="Times New Roman" w:cs="Times New Roman"/>
+                <w:i w:val="false"/>
+                <w:b w:val="false"/>
+                <w:u w:val="none"/>
+                <w:strike w:val="false"/>
+                <w:sz w:val="18"/>
+                <w:szCs w:val="18"/>
+                <w:color w:val="000000"/>
+              </w:rPr>
+              <w:t xml:space="preserve">0.175</w:t>
             </w:r>
           </w:p>
         </w:tc>
@@ -6775,7 +6775,282 @@
                 <w:szCs w:val="18"/>
                 <w:color w:val="000000"/>
               </w:rPr>
-              <w:t xml:space="preserve">Multivariable (MMR status known)</w:t>
+              <w:t xml:space="preserve">Multivariable + MMR status</w:t>
+            </w:r>
+          </w:p>
+        </w:tc>
+        <w:tc>
+          <w:tcPr>
+            <w:tcBorders>
+              <w:bottom w:val="none" w:sz="0" w:space="0" w:color="000000"/>
+              <w:top w:val="none" w:sz="0" w:space="0" w:color="000000"/>
+              <w:left w:val="none" w:sz="0" w:space="0" w:color="000000"/>
+              <w:right w:val="none" w:sz="0" w:space="0" w:color="000000"/>
+            </w:tcBorders>
+            <w:shd w:val="clear" w:color="auto" w:fill="FFFFFF"/>
+            <w:tcMar>
+              <w:top w:w="0" w:type="dxa"/>
+              <w:bottom w:w="0" w:type="dxa"/>
+              <w:left w:w="0" w:type="dxa"/>
+              <w:right w:w="0" w:type="dxa"/>
+            </w:tcMar>
+            <w:vAlign w:val="center"/>
+          </w:tcPr>
+          <w:p>
+            <w:pPr>
+              <w:pStyle w:val="Normal"/>
+              <w:jc w:val="left"/>
+              <w:pBdr>
+                <w:bottom w:val="none" w:sz="0" w:space="0" w:color="000000"/>
+                <w:top w:val="none" w:sz="0" w:space="0" w:color="000000"/>
+                <w:left w:val="none" w:sz="0" w:space="0" w:color="000000"/>
+                <w:right w:val="none" w:sz="0" w:space="0" w:color="000000"/>
+              </w:pBdr>
+              <w:spacing w:after="100" w:before="100" w:line="240"/>
+              <w:ind w:left="100" w:right="100" w:firstLine="0" w:firstLineChars="0"/>
+              <w:rPr>
+                <w:rFonts w:ascii="Times New Roman" w:hAnsi="Times New Roman" w:eastAsia="Times New Roman" w:cs="Times New Roman"/>
+                <w:i w:val="false"/>
+                <w:b w:val="false"/>
+                <w:u w:val="none"/>
+                <w:strike w:val="false"/>
+                <w:sz w:val="18"/>
+                <w:szCs w:val="18"/>
+                <w:color w:val="000000"/>
+              </w:rPr>
+            </w:pPr>
+            <w:r>
+              <w:rPr>
+                <w:rFonts w:ascii="Times New Roman" w:hAnsi="Times New Roman" w:eastAsia="Times New Roman" w:cs="Times New Roman"/>
+                <w:i w:val="false"/>
+                <w:b w:val="false"/>
+                <w:u w:val="none"/>
+                <w:strike w:val="false"/>
+                <w:sz w:val="18"/>
+                <w:szCs w:val="18"/>
+                <w:color w:val="000000"/>
+              </w:rPr>
+              <w:t xml:space="preserve">Sex</w:t>
+            </w:r>
+          </w:p>
+        </w:tc>
+        <w:tc>
+          <w:tcPr>
+            <w:tcBorders>
+              <w:bottom w:val="none" w:sz="0" w:space="0" w:color="000000"/>
+              <w:top w:val="none" w:sz="0" w:space="0" w:color="000000"/>
+              <w:left w:val="none" w:sz="0" w:space="0" w:color="000000"/>
+              <w:right w:val="none" w:sz="0" w:space="0" w:color="000000"/>
+            </w:tcBorders>
+            <w:shd w:val="clear" w:color="auto" w:fill="FFFFFF"/>
+            <w:tcMar>
+              <w:top w:w="0" w:type="dxa"/>
+              <w:bottom w:w="0" w:type="dxa"/>
+              <w:left w:w="0" w:type="dxa"/>
+              <w:right w:w="0" w:type="dxa"/>
+            </w:tcMar>
+            <w:vAlign w:val="center"/>
+          </w:tcPr>
+          <w:p>
+            <w:pPr>
+              <w:pStyle w:val="Normal"/>
+              <w:jc w:val="left"/>
+              <w:pBdr>
+                <w:bottom w:val="none" w:sz="0" w:space="0" w:color="000000"/>
+                <w:top w:val="none" w:sz="0" w:space="0" w:color="000000"/>
+                <w:left w:val="none" w:sz="0" w:space="0" w:color="000000"/>
+                <w:right w:val="none" w:sz="0" w:space="0" w:color="000000"/>
+              </w:pBdr>
+              <w:spacing w:after="100" w:before="100" w:line="240"/>
+              <w:ind w:left="100" w:right="100" w:firstLine="0" w:firstLineChars="0"/>
+              <w:rPr>
+                <w:rFonts w:ascii="Times New Roman" w:hAnsi="Times New Roman" w:eastAsia="Times New Roman" w:cs="Times New Roman"/>
+                <w:i w:val="false"/>
+                <w:b w:val="false"/>
+                <w:u w:val="none"/>
+                <w:strike w:val="false"/>
+                <w:sz w:val="18"/>
+                <w:szCs w:val="18"/>
+                <w:color w:val="000000"/>
+              </w:rPr>
+            </w:pPr>
+            <w:r>
+              <w:rPr>
+                <w:rFonts w:ascii="Times New Roman" w:hAnsi="Times New Roman" w:eastAsia="Times New Roman" w:cs="Times New Roman"/>
+                <w:i w:val="false"/>
+                <w:b w:val="false"/>
+                <w:u w:val="none"/>
+                <w:strike w:val="false"/>
+                <w:sz w:val="18"/>
+                <w:szCs w:val="18"/>
+                <w:color w:val="000000"/>
+              </w:rPr>
+              <w:t xml:space="preserve">Male (ref)</w:t>
+            </w:r>
+          </w:p>
+        </w:tc>
+        <w:tc>
+          <w:tcPr>
+            <w:tcBorders>
+              <w:bottom w:val="none" w:sz="0" w:space="0" w:color="000000"/>
+              <w:top w:val="none" w:sz="0" w:space="0" w:color="000000"/>
+              <w:left w:val="none" w:sz="0" w:space="0" w:color="000000"/>
+              <w:right w:val="none" w:sz="0" w:space="0" w:color="000000"/>
+            </w:tcBorders>
+            <w:shd w:val="clear" w:color="auto" w:fill="FFFFFF"/>
+            <w:tcMar>
+              <w:top w:w="0" w:type="dxa"/>
+              <w:bottom w:w="0" w:type="dxa"/>
+              <w:left w:w="0" w:type="dxa"/>
+              <w:right w:w="0" w:type="dxa"/>
+            </w:tcMar>
+            <w:vAlign w:val="center"/>
+          </w:tcPr>
+          <w:p>
+            <w:pPr>
+              <w:pStyle w:val="Normal"/>
+              <w:jc w:val="right"/>
+              <w:pBdr>
+                <w:bottom w:val="none" w:sz="0" w:space="0" w:color="000000"/>
+                <w:top w:val="none" w:sz="0" w:space="0" w:color="000000"/>
+                <w:left w:val="none" w:sz="0" w:space="0" w:color="000000"/>
+                <w:right w:val="none" w:sz="0" w:space="0" w:color="000000"/>
+              </w:pBdr>
+              <w:spacing w:after="100" w:before="100" w:line="240"/>
+              <w:ind w:left="100" w:right="100" w:firstLine="0" w:firstLineChars="0"/>
+              <w:rPr>
+                <w:rFonts w:ascii="Times New Roman" w:hAnsi="Times New Roman" w:eastAsia="Times New Roman" w:cs="Times New Roman"/>
+                <w:i w:val="false"/>
+                <w:b w:val="false"/>
+                <w:u w:val="none"/>
+                <w:strike w:val="false"/>
+                <w:sz w:val="18"/>
+                <w:szCs w:val="18"/>
+                <w:color w:val="000000"/>
+              </w:rPr>
+            </w:pPr>
+            <w:r>
+              <w:rPr>
+                <w:rFonts w:ascii="Times New Roman" w:hAnsi="Times New Roman" w:eastAsia="Times New Roman" w:cs="Times New Roman"/>
+                <w:i w:val="false"/>
+                <w:b w:val="false"/>
+                <w:u w:val="none"/>
+                <w:strike w:val="false"/>
+                <w:sz w:val="18"/>
+                <w:szCs w:val="18"/>
+                <w:color w:val="000000"/>
+              </w:rPr>
+              <w:t xml:space="preserve">283</w:t>
+            </w:r>
+          </w:p>
+        </w:tc>
+        <w:tc>
+          <w:tcPr>
+            <w:tcBorders>
+              <w:bottom w:val="none" w:sz="0" w:space="0" w:color="000000"/>
+              <w:top w:val="none" w:sz="0" w:space="0" w:color="000000"/>
+              <w:left w:val="none" w:sz="0" w:space="0" w:color="000000"/>
+              <w:right w:val="none" w:sz="0" w:space="0" w:color="000000"/>
+            </w:tcBorders>
+            <w:shd w:val="clear" w:color="auto" w:fill="FFFFFF"/>
+            <w:tcMar>
+              <w:top w:w="0" w:type="dxa"/>
+              <w:bottom w:w="0" w:type="dxa"/>
+              <w:left w:w="0" w:type="dxa"/>
+              <w:right w:w="0" w:type="dxa"/>
+            </w:tcMar>
+            <w:vAlign w:val="center"/>
+          </w:tcPr>
+          <w:p>
+            <w:pPr>
+              <w:pStyle w:val="Normal"/>
+              <w:jc w:val="right"/>
+              <w:pBdr>
+                <w:bottom w:val="none" w:sz="0" w:space="0" w:color="000000"/>
+                <w:top w:val="none" w:sz="0" w:space="0" w:color="000000"/>
+                <w:left w:val="none" w:sz="0" w:space="0" w:color="000000"/>
+                <w:right w:val="none" w:sz="0" w:space="0" w:color="000000"/>
+              </w:pBdr>
+              <w:spacing w:after="100" w:before="100" w:line="240"/>
+              <w:ind w:left="100" w:right="100" w:firstLine="0" w:firstLineChars="0"/>
+              <w:rPr>
+                <w:rFonts w:ascii="Times New Roman" w:hAnsi="Times New Roman" w:eastAsia="Times New Roman" w:cs="Times New Roman"/>
+                <w:i w:val="false"/>
+                <w:b w:val="false"/>
+                <w:u w:val="none"/>
+                <w:strike w:val="false"/>
+                <w:sz w:val="18"/>
+                <w:szCs w:val="18"/>
+                <w:color w:val="000000"/>
+              </w:rPr>
+            </w:pPr>
+            <w:r>
+              <w:rPr>
+                <w:rFonts w:ascii="Times New Roman" w:hAnsi="Times New Roman" w:eastAsia="Times New Roman" w:cs="Times New Roman"/>
+                <w:i w:val="false"/>
+                <w:b w:val="false"/>
+                <w:u w:val="none"/>
+                <w:strike w:val="false"/>
+                <w:sz w:val="18"/>
+                <w:szCs w:val="18"/>
+                <w:color w:val="000000"/>
+              </w:rPr>
+              <w:t xml:space="preserve">99</w:t>
+            </w:r>
+          </w:p>
+        </w:tc>
+        <w:tc>
+          <w:tcPr>
+            <w:tcBorders>
+              <w:bottom w:val="none" w:sz="0" w:space="0" w:color="000000"/>
+              <w:top w:val="none" w:sz="0" w:space="0" w:color="000000"/>
+              <w:left w:val="none" w:sz="0" w:space="0" w:color="000000"/>
+              <w:right w:val="none" w:sz="0" w:space="0" w:color="000000"/>
+            </w:tcBorders>
+            <w:shd w:val="clear" w:color="auto" w:fill="FFFFFF"/>
+            <w:tcMar>
+              <w:top w:w="0" w:type="dxa"/>
+              <w:bottom w:w="0" w:type="dxa"/>
+              <w:left w:w="0" w:type="dxa"/>
+              <w:right w:w="0" w:type="dxa"/>
+            </w:tcMar>
+            <w:vAlign w:val="center"/>
+          </w:tcPr>
+          <w:p>
+            <w:pPr>
+              <w:pStyle w:val="Normal"/>
+              <w:jc w:val="left"/>
+              <w:pBdr>
+                <w:bottom w:val="none" w:sz="0" w:space="0" w:color="000000"/>
+                <w:top w:val="none" w:sz="0" w:space="0" w:color="000000"/>
+                <w:left w:val="none" w:sz="0" w:space="0" w:color="000000"/>
+                <w:right w:val="none" w:sz="0" w:space="0" w:color="000000"/>
+              </w:pBdr>
+              <w:spacing w:after="100" w:before="100" w:line="240"/>
+              <w:ind w:left="100" w:right="100" w:firstLine="0" w:firstLineChars="0"/>
+              <w:rPr>
+                <w:rFonts w:ascii="Times New Roman" w:hAnsi="Times New Roman" w:eastAsia="Times New Roman" w:cs="Times New Roman"/>
+                <w:i w:val="false"/>
+                <w:b w:val="false"/>
+                <w:u w:val="none"/>
+                <w:strike w:val="false"/>
+                <w:sz w:val="18"/>
+                <w:szCs w:val="18"/>
+                <w:color w:val="000000"/>
+              </w:rPr>
+            </w:pPr>
+            <w:r>
+              <w:rPr>
+                <w:rFonts w:ascii="Times New Roman" w:hAnsi="Times New Roman" w:eastAsia="Times New Roman" w:cs="Times New Roman"/>
+                <w:i w:val="false"/>
+                <w:b w:val="false"/>
+                <w:u w:val="none"/>
+                <w:strike w:val="false"/>
+                <w:sz w:val="18"/>
+                <w:szCs w:val="18"/>
+                <w:color w:val="000000"/>
+              </w:rPr>
+              <w:t xml:space="preserve">Reference</w:t>
             </w:r>
           </w:p>
         </w:tc>
@@ -6831,281 +7106,6 @@
                 <w:color w:val="000000"/>
               </w:rPr>
               <w:t xml:space="preserve"/>
-            </w:r>
-          </w:p>
-        </w:tc>
-        <w:tc>
-          <w:tcPr>
-            <w:tcBorders>
-              <w:bottom w:val="none" w:sz="0" w:space="0" w:color="000000"/>
-              <w:top w:val="none" w:sz="0" w:space="0" w:color="000000"/>
-              <w:left w:val="none" w:sz="0" w:space="0" w:color="000000"/>
-              <w:right w:val="none" w:sz="0" w:space="0" w:color="000000"/>
-            </w:tcBorders>
-            <w:shd w:val="clear" w:color="auto" w:fill="FFFFFF"/>
-            <w:tcMar>
-              <w:top w:w="0" w:type="dxa"/>
-              <w:bottom w:w="0" w:type="dxa"/>
-              <w:left w:w="0" w:type="dxa"/>
-              <w:right w:w="0" w:type="dxa"/>
-            </w:tcMar>
-            <w:vAlign w:val="center"/>
-          </w:tcPr>
-          <w:p>
-            <w:pPr>
-              <w:pStyle w:val="Normal"/>
-              <w:jc w:val="left"/>
-              <w:pBdr>
-                <w:bottom w:val="none" w:sz="0" w:space="0" w:color="000000"/>
-                <w:top w:val="none" w:sz="0" w:space="0" w:color="000000"/>
-                <w:left w:val="none" w:sz="0" w:space="0" w:color="000000"/>
-                <w:right w:val="none" w:sz="0" w:space="0" w:color="000000"/>
-              </w:pBdr>
-              <w:spacing w:after="100" w:before="100" w:line="240"/>
-              <w:ind w:left="100" w:right="100" w:firstLine="0" w:firstLineChars="0"/>
-              <w:rPr>
-                <w:rFonts w:ascii="Times New Roman" w:hAnsi="Times New Roman" w:eastAsia="Times New Roman" w:cs="Times New Roman"/>
-                <w:i w:val="false"/>
-                <w:b w:val="false"/>
-                <w:u w:val="none"/>
-                <w:strike w:val="false"/>
-                <w:sz w:val="18"/>
-                <w:szCs w:val="18"/>
-                <w:color w:val="000000"/>
-              </w:rPr>
-            </w:pPr>
-            <w:r>
-              <w:rPr>
-                <w:rFonts w:ascii="Times New Roman" w:hAnsi="Times New Roman" w:eastAsia="Times New Roman" w:cs="Times New Roman"/>
-                <w:i w:val="false"/>
-                <w:b w:val="false"/>
-                <w:u w:val="none"/>
-                <w:strike w:val="false"/>
-                <w:sz w:val="18"/>
-                <w:szCs w:val="18"/>
-                <w:color w:val="000000"/>
-              </w:rPr>
-              <w:t xml:space="preserve">Female</w:t>
-            </w:r>
-          </w:p>
-        </w:tc>
-        <w:tc>
-          <w:tcPr>
-            <w:tcBorders>
-              <w:bottom w:val="none" w:sz="0" w:space="0" w:color="000000"/>
-              <w:top w:val="none" w:sz="0" w:space="0" w:color="000000"/>
-              <w:left w:val="none" w:sz="0" w:space="0" w:color="000000"/>
-              <w:right w:val="none" w:sz="0" w:space="0" w:color="000000"/>
-            </w:tcBorders>
-            <w:shd w:val="clear" w:color="auto" w:fill="FFFFFF"/>
-            <w:tcMar>
-              <w:top w:w="0" w:type="dxa"/>
-              <w:bottom w:w="0" w:type="dxa"/>
-              <w:left w:w="0" w:type="dxa"/>
-              <w:right w:w="0" w:type="dxa"/>
-            </w:tcMar>
-            <w:vAlign w:val="center"/>
-          </w:tcPr>
-          <w:p>
-            <w:pPr>
-              <w:pStyle w:val="Normal"/>
-              <w:jc w:val="right"/>
-              <w:pBdr>
-                <w:bottom w:val="none" w:sz="0" w:space="0" w:color="000000"/>
-                <w:top w:val="none" w:sz="0" w:space="0" w:color="000000"/>
-                <w:left w:val="none" w:sz="0" w:space="0" w:color="000000"/>
-                <w:right w:val="none" w:sz="0" w:space="0" w:color="000000"/>
-              </w:pBdr>
-              <w:spacing w:after="100" w:before="100" w:line="240"/>
-              <w:ind w:left="100" w:right="100" w:firstLine="0" w:firstLineChars="0"/>
-              <w:rPr>
-                <w:rFonts w:ascii="Times New Roman" w:hAnsi="Times New Roman" w:eastAsia="Times New Roman" w:cs="Times New Roman"/>
-                <w:i w:val="false"/>
-                <w:b w:val="false"/>
-                <w:u w:val="none"/>
-                <w:strike w:val="false"/>
-                <w:sz w:val="18"/>
-                <w:szCs w:val="18"/>
-                <w:color w:val="000000"/>
-              </w:rPr>
-            </w:pPr>
-            <w:r>
-              <w:rPr>
-                <w:rFonts w:ascii="Times New Roman" w:hAnsi="Times New Roman" w:eastAsia="Times New Roman" w:cs="Times New Roman"/>
-                <w:i w:val="false"/>
-                <w:b w:val="false"/>
-                <w:u w:val="none"/>
-                <w:strike w:val="false"/>
-                <w:sz w:val="18"/>
-                <w:szCs w:val="18"/>
-                <w:color w:val="000000"/>
-              </w:rPr>
-              <w:t xml:space="preserve">224</w:t>
-            </w:r>
-          </w:p>
-        </w:tc>
-        <w:tc>
-          <w:tcPr>
-            <w:tcBorders>
-              <w:bottom w:val="none" w:sz="0" w:space="0" w:color="000000"/>
-              <w:top w:val="none" w:sz="0" w:space="0" w:color="000000"/>
-              <w:left w:val="none" w:sz="0" w:space="0" w:color="000000"/>
-              <w:right w:val="none" w:sz="0" w:space="0" w:color="000000"/>
-            </w:tcBorders>
-            <w:shd w:val="clear" w:color="auto" w:fill="FFFFFF"/>
-            <w:tcMar>
-              <w:top w:w="0" w:type="dxa"/>
-              <w:bottom w:w="0" w:type="dxa"/>
-              <w:left w:w="0" w:type="dxa"/>
-              <w:right w:w="0" w:type="dxa"/>
-            </w:tcMar>
-            <w:vAlign w:val="center"/>
-          </w:tcPr>
-          <w:p>
-            <w:pPr>
-              <w:pStyle w:val="Normal"/>
-              <w:jc w:val="right"/>
-              <w:pBdr>
-                <w:bottom w:val="none" w:sz="0" w:space="0" w:color="000000"/>
-                <w:top w:val="none" w:sz="0" w:space="0" w:color="000000"/>
-                <w:left w:val="none" w:sz="0" w:space="0" w:color="000000"/>
-                <w:right w:val="none" w:sz="0" w:space="0" w:color="000000"/>
-              </w:pBdr>
-              <w:spacing w:after="100" w:before="100" w:line="240"/>
-              <w:ind w:left="100" w:right="100" w:firstLine="0" w:firstLineChars="0"/>
-              <w:rPr>
-                <w:rFonts w:ascii="Times New Roman" w:hAnsi="Times New Roman" w:eastAsia="Times New Roman" w:cs="Times New Roman"/>
-                <w:i w:val="false"/>
-                <w:b w:val="false"/>
-                <w:u w:val="none"/>
-                <w:strike w:val="false"/>
-                <w:sz w:val="18"/>
-                <w:szCs w:val="18"/>
-                <w:color w:val="000000"/>
-              </w:rPr>
-            </w:pPr>
-            <w:r>
-              <w:rPr>
-                <w:rFonts w:ascii="Times New Roman" w:hAnsi="Times New Roman" w:eastAsia="Times New Roman" w:cs="Times New Roman"/>
-                <w:i w:val="false"/>
-                <w:b w:val="false"/>
-                <w:u w:val="none"/>
-                <w:strike w:val="false"/>
-                <w:sz w:val="18"/>
-                <w:szCs w:val="18"/>
-                <w:color w:val="000000"/>
-              </w:rPr>
-              <w:t xml:space="preserve">68</w:t>
-            </w:r>
-          </w:p>
-        </w:tc>
-        <w:tc>
-          <w:tcPr>
-            <w:tcBorders>
-              <w:bottom w:val="none" w:sz="0" w:space="0" w:color="000000"/>
-              <w:top w:val="none" w:sz="0" w:space="0" w:color="000000"/>
-              <w:left w:val="none" w:sz="0" w:space="0" w:color="000000"/>
-              <w:right w:val="none" w:sz="0" w:space="0" w:color="000000"/>
-            </w:tcBorders>
-            <w:shd w:val="clear" w:color="auto" w:fill="FFFFFF"/>
-            <w:tcMar>
-              <w:top w:w="0" w:type="dxa"/>
-              <w:bottom w:w="0" w:type="dxa"/>
-              <w:left w:w="0" w:type="dxa"/>
-              <w:right w:w="0" w:type="dxa"/>
-            </w:tcMar>
-            <w:vAlign w:val="center"/>
-          </w:tcPr>
-          <w:p>
-            <w:pPr>
-              <w:pStyle w:val="Normal"/>
-              <w:jc w:val="left"/>
-              <w:pBdr>
-                <w:bottom w:val="none" w:sz="0" w:space="0" w:color="000000"/>
-                <w:top w:val="none" w:sz="0" w:space="0" w:color="000000"/>
-                <w:left w:val="none" w:sz="0" w:space="0" w:color="000000"/>
-                <w:right w:val="none" w:sz="0" w:space="0" w:color="000000"/>
-              </w:pBdr>
-              <w:spacing w:after="100" w:before="100" w:line="240"/>
-              <w:ind w:left="100" w:right="100" w:firstLine="0" w:firstLineChars="0"/>
-              <w:rPr>
-                <w:rFonts w:ascii="Times New Roman" w:hAnsi="Times New Roman" w:eastAsia="Times New Roman" w:cs="Times New Roman"/>
-                <w:i w:val="false"/>
-                <w:b w:val="false"/>
-                <w:u w:val="none"/>
-                <w:strike w:val="false"/>
-                <w:sz w:val="18"/>
-                <w:szCs w:val="18"/>
-                <w:color w:val="000000"/>
-              </w:rPr>
-            </w:pPr>
-            <w:r>
-              <w:rPr>
-                <w:rFonts w:ascii="Times New Roman" w:hAnsi="Times New Roman" w:eastAsia="Times New Roman" w:cs="Times New Roman"/>
-                <w:i w:val="false"/>
-                <w:b w:val="false"/>
-                <w:u w:val="none"/>
-                <w:strike w:val="false"/>
-                <w:sz w:val="18"/>
-                <w:szCs w:val="18"/>
-                <w:color w:val="000000"/>
-              </w:rPr>
-              <w:t xml:space="preserve">0.78 (0.58–1.07)</w:t>
-            </w:r>
-          </w:p>
-        </w:tc>
-        <w:tc>
-          <w:tcPr>
-            <w:tcBorders>
-              <w:bottom w:val="none" w:sz="0" w:space="0" w:color="000000"/>
-              <w:top w:val="none" w:sz="0" w:space="0" w:color="000000"/>
-              <w:left w:val="none" w:sz="0" w:space="0" w:color="000000"/>
-              <w:right w:val="none" w:sz="0" w:space="0" w:color="000000"/>
-            </w:tcBorders>
-            <w:shd w:val="clear" w:color="auto" w:fill="FFFFFF"/>
-            <w:tcMar>
-              <w:top w:w="0" w:type="dxa"/>
-              <w:bottom w:w="0" w:type="dxa"/>
-              <w:left w:w="0" w:type="dxa"/>
-              <w:right w:w="0" w:type="dxa"/>
-            </w:tcMar>
-            <w:vAlign w:val="center"/>
-          </w:tcPr>
-          <w:p>
-            <w:pPr>
-              <w:pStyle w:val="Normal"/>
-              <w:jc w:val="left"/>
-              <w:pBdr>
-                <w:bottom w:val="none" w:sz="0" w:space="0" w:color="000000"/>
-                <w:top w:val="none" w:sz="0" w:space="0" w:color="000000"/>
-                <w:left w:val="none" w:sz="0" w:space="0" w:color="000000"/>
-                <w:right w:val="none" w:sz="0" w:space="0" w:color="000000"/>
-              </w:pBdr>
-              <w:spacing w:after="100" w:before="100" w:line="240"/>
-              <w:ind w:left="100" w:right="100" w:firstLine="0" w:firstLineChars="0"/>
-              <w:rPr>
-                <w:rFonts w:ascii="Times New Roman" w:hAnsi="Times New Roman" w:eastAsia="Times New Roman" w:cs="Times New Roman"/>
-                <w:i w:val="false"/>
-                <w:b w:val="false"/>
-                <w:u w:val="none"/>
-                <w:strike w:val="false"/>
-                <w:sz w:val="18"/>
-                <w:szCs w:val="18"/>
-                <w:color w:val="000000"/>
-              </w:rPr>
-            </w:pPr>
-            <w:r>
-              <w:rPr>
-                <w:rFonts w:ascii="Times New Roman" w:hAnsi="Times New Roman" w:eastAsia="Times New Roman" w:cs="Times New Roman"/>
-                <w:i w:val="false"/>
-                <w:b w:val="false"/>
-                <w:u w:val="none"/>
-                <w:strike w:val="false"/>
-                <w:sz w:val="18"/>
-                <w:szCs w:val="18"/>
-                <w:color w:val="000000"/>
-              </w:rPr>
-              <w:t xml:space="preserve">0.125</w:t>
             </w:r>
           </w:p>
         </w:tc>
@@ -7220,117 +7220,117 @@
                 <w:szCs w:val="18"/>
                 <w:color w:val="000000"/>
               </w:rPr>
-              <w:t xml:space="preserve">Multivariable (MMR status known)</w:t>
-            </w:r>
-          </w:p>
-        </w:tc>
-        <w:tc>
-          <w:tcPr>
-            <w:tcBorders>
-              <w:bottom w:val="none" w:sz="0" w:space="0" w:color="000000"/>
-              <w:top w:val="none" w:sz="0" w:space="0" w:color="000000"/>
-              <w:left w:val="none" w:sz="0" w:space="0" w:color="000000"/>
-              <w:right w:val="none" w:sz="0" w:space="0" w:color="000000"/>
-            </w:tcBorders>
-            <w:shd w:val="clear" w:color="auto" w:fill="FFFFFF"/>
-            <w:tcMar>
-              <w:top w:w="0" w:type="dxa"/>
-              <w:bottom w:w="0" w:type="dxa"/>
-              <w:left w:w="0" w:type="dxa"/>
-              <w:right w:w="0" w:type="dxa"/>
-            </w:tcMar>
-            <w:vAlign w:val="center"/>
-          </w:tcPr>
-          <w:p>
-            <w:pPr>
-              <w:pStyle w:val="Normal"/>
-              <w:jc w:val="left"/>
-              <w:pBdr>
-                <w:bottom w:val="none" w:sz="0" w:space="0" w:color="000000"/>
-                <w:top w:val="none" w:sz="0" w:space="0" w:color="000000"/>
-                <w:left w:val="none" w:sz="0" w:space="0" w:color="000000"/>
-                <w:right w:val="none" w:sz="0" w:space="0" w:color="000000"/>
-              </w:pBdr>
-              <w:spacing w:after="100" w:before="100" w:line="240"/>
-              <w:ind w:left="100" w:right="100" w:firstLine="0" w:firstLineChars="0"/>
-              <w:rPr>
-                <w:rFonts w:ascii="Times New Roman" w:hAnsi="Times New Roman" w:eastAsia="Times New Roman" w:cs="Times New Roman"/>
-                <w:i w:val="false"/>
-                <w:b w:val="false"/>
-                <w:u w:val="none"/>
-                <w:strike w:val="false"/>
-                <w:sz w:val="18"/>
-                <w:szCs w:val="18"/>
-                <w:color w:val="000000"/>
-              </w:rPr>
-            </w:pPr>
-            <w:r>
-              <w:rPr>
-                <w:rFonts w:ascii="Times New Roman" w:hAnsi="Times New Roman" w:eastAsia="Times New Roman" w:cs="Times New Roman"/>
-                <w:i w:val="false"/>
-                <w:b w:val="false"/>
-                <w:u w:val="none"/>
-                <w:strike w:val="false"/>
-                <w:sz w:val="18"/>
-                <w:szCs w:val="18"/>
-                <w:color w:val="000000"/>
-              </w:rPr>
-              <w:t xml:space="preserve">Pathologic stage group</w:t>
-            </w:r>
-          </w:p>
-        </w:tc>
-        <w:tc>
-          <w:tcPr>
-            <w:tcBorders>
-              <w:bottom w:val="none" w:sz="0" w:space="0" w:color="000000"/>
-              <w:top w:val="none" w:sz="0" w:space="0" w:color="000000"/>
-              <w:left w:val="none" w:sz="0" w:space="0" w:color="000000"/>
-              <w:right w:val="none" w:sz="0" w:space="0" w:color="000000"/>
-            </w:tcBorders>
-            <w:shd w:val="clear" w:color="auto" w:fill="FFFFFF"/>
-            <w:tcMar>
-              <w:top w:w="0" w:type="dxa"/>
-              <w:bottom w:w="0" w:type="dxa"/>
-              <w:left w:w="0" w:type="dxa"/>
-              <w:right w:w="0" w:type="dxa"/>
-            </w:tcMar>
-            <w:vAlign w:val="center"/>
-          </w:tcPr>
-          <w:p>
-            <w:pPr>
-              <w:pStyle w:val="Normal"/>
-              <w:jc w:val="left"/>
-              <w:pBdr>
-                <w:bottom w:val="none" w:sz="0" w:space="0" w:color="000000"/>
-                <w:top w:val="none" w:sz="0" w:space="0" w:color="000000"/>
-                <w:left w:val="none" w:sz="0" w:space="0" w:color="000000"/>
-                <w:right w:val="none" w:sz="0" w:space="0" w:color="000000"/>
-              </w:pBdr>
-              <w:spacing w:after="100" w:before="100" w:line="240"/>
-              <w:ind w:left="100" w:right="100" w:firstLine="0" w:firstLineChars="0"/>
-              <w:rPr>
-                <w:rFonts w:ascii="Times New Roman" w:hAnsi="Times New Roman" w:eastAsia="Times New Roman" w:cs="Times New Roman"/>
-                <w:i w:val="false"/>
-                <w:b w:val="false"/>
-                <w:u w:val="none"/>
-                <w:strike w:val="false"/>
-                <w:sz w:val="18"/>
-                <w:szCs w:val="18"/>
-                <w:color w:val="000000"/>
-              </w:rPr>
-            </w:pPr>
-            <w:r>
-              <w:rPr>
-                <w:rFonts w:ascii="Times New Roman" w:hAnsi="Times New Roman" w:eastAsia="Times New Roman" w:cs="Times New Roman"/>
-                <w:i w:val="false"/>
-                <w:b w:val="false"/>
-                <w:u w:val="none"/>
-                <w:strike w:val="false"/>
-                <w:sz w:val="18"/>
-                <w:szCs w:val="18"/>
-                <w:color w:val="000000"/>
-              </w:rPr>
-              <w:t xml:space="preserve">I–II (ref)</w:t>
+              <w:t xml:space="preserve">Multivariable + MMR status</w:t>
+            </w:r>
+          </w:p>
+        </w:tc>
+        <w:tc>
+          <w:tcPr>
+            <w:tcBorders>
+              <w:bottom w:val="none" w:sz="0" w:space="0" w:color="000000"/>
+              <w:top w:val="none" w:sz="0" w:space="0" w:color="000000"/>
+              <w:left w:val="none" w:sz="0" w:space="0" w:color="000000"/>
+              <w:right w:val="none" w:sz="0" w:space="0" w:color="000000"/>
+            </w:tcBorders>
+            <w:shd w:val="clear" w:color="auto" w:fill="FFFFFF"/>
+            <w:tcMar>
+              <w:top w:w="0" w:type="dxa"/>
+              <w:bottom w:w="0" w:type="dxa"/>
+              <w:left w:w="0" w:type="dxa"/>
+              <w:right w:w="0" w:type="dxa"/>
+            </w:tcMar>
+            <w:vAlign w:val="center"/>
+          </w:tcPr>
+          <w:p>
+            <w:pPr>
+              <w:pStyle w:val="Normal"/>
+              <w:jc w:val="left"/>
+              <w:pBdr>
+                <w:bottom w:val="none" w:sz="0" w:space="0" w:color="000000"/>
+                <w:top w:val="none" w:sz="0" w:space="0" w:color="000000"/>
+                <w:left w:val="none" w:sz="0" w:space="0" w:color="000000"/>
+                <w:right w:val="none" w:sz="0" w:space="0" w:color="000000"/>
+              </w:pBdr>
+              <w:spacing w:after="100" w:before="100" w:line="240"/>
+              <w:ind w:left="100" w:right="100" w:firstLine="0" w:firstLineChars="0"/>
+              <w:rPr>
+                <w:rFonts w:ascii="Times New Roman" w:hAnsi="Times New Roman" w:eastAsia="Times New Roman" w:cs="Times New Roman"/>
+                <w:i w:val="false"/>
+                <w:b w:val="false"/>
+                <w:u w:val="none"/>
+                <w:strike w:val="false"/>
+                <w:sz w:val="18"/>
+                <w:szCs w:val="18"/>
+                <w:color w:val="000000"/>
+              </w:rPr>
+            </w:pPr>
+            <w:r>
+              <w:rPr>
+                <w:rFonts w:ascii="Times New Roman" w:hAnsi="Times New Roman" w:eastAsia="Times New Roman" w:cs="Times New Roman"/>
+                <w:i w:val="false"/>
+                <w:b w:val="false"/>
+                <w:u w:val="none"/>
+                <w:strike w:val="false"/>
+                <w:sz w:val="18"/>
+                <w:szCs w:val="18"/>
+                <w:color w:val="000000"/>
+              </w:rPr>
+              <w:t xml:space="preserve"/>
+            </w:r>
+          </w:p>
+        </w:tc>
+        <w:tc>
+          <w:tcPr>
+            <w:tcBorders>
+              <w:bottom w:val="none" w:sz="0" w:space="0" w:color="000000"/>
+              <w:top w:val="none" w:sz="0" w:space="0" w:color="000000"/>
+              <w:left w:val="none" w:sz="0" w:space="0" w:color="000000"/>
+              <w:right w:val="none" w:sz="0" w:space="0" w:color="000000"/>
+            </w:tcBorders>
+            <w:shd w:val="clear" w:color="auto" w:fill="FFFFFF"/>
+            <w:tcMar>
+              <w:top w:w="0" w:type="dxa"/>
+              <w:bottom w:w="0" w:type="dxa"/>
+              <w:left w:w="0" w:type="dxa"/>
+              <w:right w:w="0" w:type="dxa"/>
+            </w:tcMar>
+            <w:vAlign w:val="center"/>
+          </w:tcPr>
+          <w:p>
+            <w:pPr>
+              <w:pStyle w:val="Normal"/>
+              <w:jc w:val="left"/>
+              <w:pBdr>
+                <w:bottom w:val="none" w:sz="0" w:space="0" w:color="000000"/>
+                <w:top w:val="none" w:sz="0" w:space="0" w:color="000000"/>
+                <w:left w:val="none" w:sz="0" w:space="0" w:color="000000"/>
+                <w:right w:val="none" w:sz="0" w:space="0" w:color="000000"/>
+              </w:pBdr>
+              <w:spacing w:after="100" w:before="100" w:line="240"/>
+              <w:ind w:left="100" w:right="100" w:firstLine="0" w:firstLineChars="0"/>
+              <w:rPr>
+                <w:rFonts w:ascii="Times New Roman" w:hAnsi="Times New Roman" w:eastAsia="Times New Roman" w:cs="Times New Roman"/>
+                <w:i w:val="false"/>
+                <w:b w:val="false"/>
+                <w:u w:val="none"/>
+                <w:strike w:val="false"/>
+                <w:sz w:val="18"/>
+                <w:szCs w:val="18"/>
+                <w:color w:val="000000"/>
+              </w:rPr>
+            </w:pPr>
+            <w:r>
+              <w:rPr>
+                <w:rFonts w:ascii="Times New Roman" w:hAnsi="Times New Roman" w:eastAsia="Times New Roman" w:cs="Times New Roman"/>
+                <w:i w:val="false"/>
+                <w:b w:val="false"/>
+                <w:u w:val="none"/>
+                <w:strike w:val="false"/>
+                <w:sz w:val="18"/>
+                <w:szCs w:val="18"/>
+                <w:color w:val="000000"/>
+              </w:rPr>
+              <w:t xml:space="preserve">Female</w:t>
             </w:r>
           </w:p>
         </w:tc>
@@ -7385,7 +7385,7 @@
                 <w:szCs w:val="18"/>
                 <w:color w:val="000000"/>
               </w:rPr>
-              <w:t xml:space="preserve">250</w:t>
+              <w:t xml:space="preserve">224</w:t>
             </w:r>
           </w:p>
         </w:tc>
@@ -7440,117 +7440,117 @@
                 <w:szCs w:val="18"/>
                 <w:color w:val="000000"/>
               </w:rPr>
-              <w:t xml:space="preserve">53</w:t>
-            </w:r>
-          </w:p>
-        </w:tc>
-        <w:tc>
-          <w:tcPr>
-            <w:tcBorders>
-              <w:bottom w:val="none" w:sz="0" w:space="0" w:color="000000"/>
-              <w:top w:val="none" w:sz="0" w:space="0" w:color="000000"/>
-              <w:left w:val="none" w:sz="0" w:space="0" w:color="000000"/>
-              <w:right w:val="none" w:sz="0" w:space="0" w:color="000000"/>
-            </w:tcBorders>
-            <w:shd w:val="clear" w:color="auto" w:fill="FFFFFF"/>
-            <w:tcMar>
-              <w:top w:w="0" w:type="dxa"/>
-              <w:bottom w:w="0" w:type="dxa"/>
-              <w:left w:w="0" w:type="dxa"/>
-              <w:right w:w="0" w:type="dxa"/>
-            </w:tcMar>
-            <w:vAlign w:val="center"/>
-          </w:tcPr>
-          <w:p>
-            <w:pPr>
-              <w:pStyle w:val="Normal"/>
-              <w:jc w:val="left"/>
-              <w:pBdr>
-                <w:bottom w:val="none" w:sz="0" w:space="0" w:color="000000"/>
-                <w:top w:val="none" w:sz="0" w:space="0" w:color="000000"/>
-                <w:left w:val="none" w:sz="0" w:space="0" w:color="000000"/>
-                <w:right w:val="none" w:sz="0" w:space="0" w:color="000000"/>
-              </w:pBdr>
-              <w:spacing w:after="100" w:before="100" w:line="240"/>
-              <w:ind w:left="100" w:right="100" w:firstLine="0" w:firstLineChars="0"/>
-              <w:rPr>
-                <w:rFonts w:ascii="Times New Roman" w:hAnsi="Times New Roman" w:eastAsia="Times New Roman" w:cs="Times New Roman"/>
-                <w:i w:val="false"/>
-                <w:b w:val="false"/>
-                <w:u w:val="none"/>
-                <w:strike w:val="false"/>
-                <w:sz w:val="18"/>
-                <w:szCs w:val="18"/>
-                <w:color w:val="000000"/>
-              </w:rPr>
-            </w:pPr>
-            <w:r>
-              <w:rPr>
-                <w:rFonts w:ascii="Times New Roman" w:hAnsi="Times New Roman" w:eastAsia="Times New Roman" w:cs="Times New Roman"/>
-                <w:i w:val="false"/>
-                <w:b w:val="false"/>
-                <w:u w:val="none"/>
-                <w:strike w:val="false"/>
-                <w:sz w:val="18"/>
-                <w:szCs w:val="18"/>
-                <w:color w:val="000000"/>
-              </w:rPr>
-              <w:t xml:space="preserve">Reference</w:t>
-            </w:r>
-          </w:p>
-        </w:tc>
-        <w:tc>
-          <w:tcPr>
-            <w:tcBorders>
-              <w:bottom w:val="none" w:sz="0" w:space="0" w:color="000000"/>
-              <w:top w:val="none" w:sz="0" w:space="0" w:color="000000"/>
-              <w:left w:val="none" w:sz="0" w:space="0" w:color="000000"/>
-              <w:right w:val="none" w:sz="0" w:space="0" w:color="000000"/>
-            </w:tcBorders>
-            <w:shd w:val="clear" w:color="auto" w:fill="FFFFFF"/>
-            <w:tcMar>
-              <w:top w:w="0" w:type="dxa"/>
-              <w:bottom w:w="0" w:type="dxa"/>
-              <w:left w:w="0" w:type="dxa"/>
-              <w:right w:w="0" w:type="dxa"/>
-            </w:tcMar>
-            <w:vAlign w:val="center"/>
-          </w:tcPr>
-          <w:p>
-            <w:pPr>
-              <w:pStyle w:val="Normal"/>
-              <w:jc w:val="left"/>
-              <w:pBdr>
-                <w:bottom w:val="none" w:sz="0" w:space="0" w:color="000000"/>
-                <w:top w:val="none" w:sz="0" w:space="0" w:color="000000"/>
-                <w:left w:val="none" w:sz="0" w:space="0" w:color="000000"/>
-                <w:right w:val="none" w:sz="0" w:space="0" w:color="000000"/>
-              </w:pBdr>
-              <w:spacing w:after="100" w:before="100" w:line="240"/>
-              <w:ind w:left="100" w:right="100" w:firstLine="0" w:firstLineChars="0"/>
-              <w:rPr>
-                <w:rFonts w:ascii="Times New Roman" w:hAnsi="Times New Roman" w:eastAsia="Times New Roman" w:cs="Times New Roman"/>
-                <w:i w:val="false"/>
-                <w:b w:val="false"/>
-                <w:u w:val="none"/>
-                <w:strike w:val="false"/>
-                <w:sz w:val="18"/>
-                <w:szCs w:val="18"/>
-                <w:color w:val="000000"/>
-              </w:rPr>
-            </w:pPr>
-            <w:r>
-              <w:rPr>
-                <w:rFonts w:ascii="Times New Roman" w:hAnsi="Times New Roman" w:eastAsia="Times New Roman" w:cs="Times New Roman"/>
-                <w:i w:val="false"/>
-                <w:b w:val="false"/>
-                <w:u w:val="none"/>
-                <w:strike w:val="false"/>
-                <w:sz w:val="18"/>
-                <w:szCs w:val="18"/>
-                <w:color w:val="000000"/>
-              </w:rPr>
-              <w:t xml:space="preserve"/>
+              <w:t xml:space="preserve">68</w:t>
+            </w:r>
+          </w:p>
+        </w:tc>
+        <w:tc>
+          <w:tcPr>
+            <w:tcBorders>
+              <w:bottom w:val="none" w:sz="0" w:space="0" w:color="000000"/>
+              <w:top w:val="none" w:sz="0" w:space="0" w:color="000000"/>
+              <w:left w:val="none" w:sz="0" w:space="0" w:color="000000"/>
+              <w:right w:val="none" w:sz="0" w:space="0" w:color="000000"/>
+            </w:tcBorders>
+            <w:shd w:val="clear" w:color="auto" w:fill="FFFFFF"/>
+            <w:tcMar>
+              <w:top w:w="0" w:type="dxa"/>
+              <w:bottom w:w="0" w:type="dxa"/>
+              <w:left w:w="0" w:type="dxa"/>
+              <w:right w:w="0" w:type="dxa"/>
+            </w:tcMar>
+            <w:vAlign w:val="center"/>
+          </w:tcPr>
+          <w:p>
+            <w:pPr>
+              <w:pStyle w:val="Normal"/>
+              <w:jc w:val="left"/>
+              <w:pBdr>
+                <w:bottom w:val="none" w:sz="0" w:space="0" w:color="000000"/>
+                <w:top w:val="none" w:sz="0" w:space="0" w:color="000000"/>
+                <w:left w:val="none" w:sz="0" w:space="0" w:color="000000"/>
+                <w:right w:val="none" w:sz="0" w:space="0" w:color="000000"/>
+              </w:pBdr>
+              <w:spacing w:after="100" w:before="100" w:line="240"/>
+              <w:ind w:left="100" w:right="100" w:firstLine="0" w:firstLineChars="0"/>
+              <w:rPr>
+                <w:rFonts w:ascii="Times New Roman" w:hAnsi="Times New Roman" w:eastAsia="Times New Roman" w:cs="Times New Roman"/>
+                <w:i w:val="false"/>
+                <w:b w:val="false"/>
+                <w:u w:val="none"/>
+                <w:strike w:val="false"/>
+                <w:sz w:val="18"/>
+                <w:szCs w:val="18"/>
+                <w:color w:val="000000"/>
+              </w:rPr>
+            </w:pPr>
+            <w:r>
+              <w:rPr>
+                <w:rFonts w:ascii="Times New Roman" w:hAnsi="Times New Roman" w:eastAsia="Times New Roman" w:cs="Times New Roman"/>
+                <w:i w:val="false"/>
+                <w:b w:val="false"/>
+                <w:u w:val="none"/>
+                <w:strike w:val="false"/>
+                <w:sz w:val="18"/>
+                <w:szCs w:val="18"/>
+                <w:color w:val="000000"/>
+              </w:rPr>
+              <w:t xml:space="preserve">0.83 (0.61–1.14)</w:t>
+            </w:r>
+          </w:p>
+        </w:tc>
+        <w:tc>
+          <w:tcPr>
+            <w:tcBorders>
+              <w:bottom w:val="none" w:sz="0" w:space="0" w:color="000000"/>
+              <w:top w:val="none" w:sz="0" w:space="0" w:color="000000"/>
+              <w:left w:val="none" w:sz="0" w:space="0" w:color="000000"/>
+              <w:right w:val="none" w:sz="0" w:space="0" w:color="000000"/>
+            </w:tcBorders>
+            <w:shd w:val="clear" w:color="auto" w:fill="FFFFFF"/>
+            <w:tcMar>
+              <w:top w:w="0" w:type="dxa"/>
+              <w:bottom w:w="0" w:type="dxa"/>
+              <w:left w:w="0" w:type="dxa"/>
+              <w:right w:w="0" w:type="dxa"/>
+            </w:tcMar>
+            <w:vAlign w:val="center"/>
+          </w:tcPr>
+          <w:p>
+            <w:pPr>
+              <w:pStyle w:val="Normal"/>
+              <w:jc w:val="left"/>
+              <w:pBdr>
+                <w:bottom w:val="none" w:sz="0" w:space="0" w:color="000000"/>
+                <w:top w:val="none" w:sz="0" w:space="0" w:color="000000"/>
+                <w:left w:val="none" w:sz="0" w:space="0" w:color="000000"/>
+                <w:right w:val="none" w:sz="0" w:space="0" w:color="000000"/>
+              </w:pBdr>
+              <w:spacing w:after="100" w:before="100" w:line="240"/>
+              <w:ind w:left="100" w:right="100" w:firstLine="0" w:firstLineChars="0"/>
+              <w:rPr>
+                <w:rFonts w:ascii="Times New Roman" w:hAnsi="Times New Roman" w:eastAsia="Times New Roman" w:cs="Times New Roman"/>
+                <w:i w:val="false"/>
+                <w:b w:val="false"/>
+                <w:u w:val="none"/>
+                <w:strike w:val="false"/>
+                <w:sz w:val="18"/>
+                <w:szCs w:val="18"/>
+                <w:color w:val="000000"/>
+              </w:rPr>
+            </w:pPr>
+            <w:r>
+              <w:rPr>
+                <w:rFonts w:ascii="Times New Roman" w:hAnsi="Times New Roman" w:eastAsia="Times New Roman" w:cs="Times New Roman"/>
+                <w:i w:val="false"/>
+                <w:b w:val="false"/>
+                <w:u w:val="none"/>
+                <w:strike w:val="false"/>
+                <w:sz w:val="18"/>
+                <w:szCs w:val="18"/>
+                <w:color w:val="000000"/>
+              </w:rPr>
+              <w:t xml:space="preserve">0.248</w:t>
             </w:r>
           </w:p>
         </w:tc>
@@ -7665,7 +7665,282 @@
                 <w:szCs w:val="18"/>
                 <w:color w:val="000000"/>
               </w:rPr>
-              <w:t xml:space="preserve">Multivariable (MMR status known)</w:t>
+              <w:t xml:space="preserve">Multivariable + MMR status</w:t>
+            </w:r>
+          </w:p>
+        </w:tc>
+        <w:tc>
+          <w:tcPr>
+            <w:tcBorders>
+              <w:bottom w:val="none" w:sz="0" w:space="0" w:color="000000"/>
+              <w:top w:val="none" w:sz="0" w:space="0" w:color="000000"/>
+              <w:left w:val="none" w:sz="0" w:space="0" w:color="000000"/>
+              <w:right w:val="none" w:sz="0" w:space="0" w:color="000000"/>
+            </w:tcBorders>
+            <w:shd w:val="clear" w:color="auto" w:fill="FFFFFF"/>
+            <w:tcMar>
+              <w:top w:w="0" w:type="dxa"/>
+              <w:bottom w:w="0" w:type="dxa"/>
+              <w:left w:w="0" w:type="dxa"/>
+              <w:right w:w="0" w:type="dxa"/>
+            </w:tcMar>
+            <w:vAlign w:val="center"/>
+          </w:tcPr>
+          <w:p>
+            <w:pPr>
+              <w:pStyle w:val="Normal"/>
+              <w:jc w:val="left"/>
+              <w:pBdr>
+                <w:bottom w:val="none" w:sz="0" w:space="0" w:color="000000"/>
+                <w:top w:val="none" w:sz="0" w:space="0" w:color="000000"/>
+                <w:left w:val="none" w:sz="0" w:space="0" w:color="000000"/>
+                <w:right w:val="none" w:sz="0" w:space="0" w:color="000000"/>
+              </w:pBdr>
+              <w:spacing w:after="100" w:before="100" w:line="240"/>
+              <w:ind w:left="100" w:right="100" w:firstLine="0" w:firstLineChars="0"/>
+              <w:rPr>
+                <w:rFonts w:ascii="Times New Roman" w:hAnsi="Times New Roman" w:eastAsia="Times New Roman" w:cs="Times New Roman"/>
+                <w:i w:val="false"/>
+                <w:b w:val="false"/>
+                <w:u w:val="none"/>
+                <w:strike w:val="false"/>
+                <w:sz w:val="18"/>
+                <w:szCs w:val="18"/>
+                <w:color w:val="000000"/>
+              </w:rPr>
+            </w:pPr>
+            <w:r>
+              <w:rPr>
+                <w:rFonts w:ascii="Times New Roman" w:hAnsi="Times New Roman" w:eastAsia="Times New Roman" w:cs="Times New Roman"/>
+                <w:i w:val="false"/>
+                <w:b w:val="false"/>
+                <w:u w:val="none"/>
+                <w:strike w:val="false"/>
+                <w:sz w:val="18"/>
+                <w:szCs w:val="18"/>
+                <w:color w:val="000000"/>
+              </w:rPr>
+              <w:t xml:space="preserve">Pathologic stage group</w:t>
+            </w:r>
+          </w:p>
+        </w:tc>
+        <w:tc>
+          <w:tcPr>
+            <w:tcBorders>
+              <w:bottom w:val="none" w:sz="0" w:space="0" w:color="000000"/>
+              <w:top w:val="none" w:sz="0" w:space="0" w:color="000000"/>
+              <w:left w:val="none" w:sz="0" w:space="0" w:color="000000"/>
+              <w:right w:val="none" w:sz="0" w:space="0" w:color="000000"/>
+            </w:tcBorders>
+            <w:shd w:val="clear" w:color="auto" w:fill="FFFFFF"/>
+            <w:tcMar>
+              <w:top w:w="0" w:type="dxa"/>
+              <w:bottom w:w="0" w:type="dxa"/>
+              <w:left w:w="0" w:type="dxa"/>
+              <w:right w:w="0" w:type="dxa"/>
+            </w:tcMar>
+            <w:vAlign w:val="center"/>
+          </w:tcPr>
+          <w:p>
+            <w:pPr>
+              <w:pStyle w:val="Normal"/>
+              <w:jc w:val="left"/>
+              <w:pBdr>
+                <w:bottom w:val="none" w:sz="0" w:space="0" w:color="000000"/>
+                <w:top w:val="none" w:sz="0" w:space="0" w:color="000000"/>
+                <w:left w:val="none" w:sz="0" w:space="0" w:color="000000"/>
+                <w:right w:val="none" w:sz="0" w:space="0" w:color="000000"/>
+              </w:pBdr>
+              <w:spacing w:after="100" w:before="100" w:line="240"/>
+              <w:ind w:left="100" w:right="100" w:firstLine="0" w:firstLineChars="0"/>
+              <w:rPr>
+                <w:rFonts w:ascii="Times New Roman" w:hAnsi="Times New Roman" w:eastAsia="Times New Roman" w:cs="Times New Roman"/>
+                <w:i w:val="false"/>
+                <w:b w:val="false"/>
+                <w:u w:val="none"/>
+                <w:strike w:val="false"/>
+                <w:sz w:val="18"/>
+                <w:szCs w:val="18"/>
+                <w:color w:val="000000"/>
+              </w:rPr>
+            </w:pPr>
+            <w:r>
+              <w:rPr>
+                <w:rFonts w:ascii="Times New Roman" w:hAnsi="Times New Roman" w:eastAsia="Times New Roman" w:cs="Times New Roman"/>
+                <w:i w:val="false"/>
+                <w:b w:val="false"/>
+                <w:u w:val="none"/>
+                <w:strike w:val="false"/>
+                <w:sz w:val="18"/>
+                <w:szCs w:val="18"/>
+                <w:color w:val="000000"/>
+              </w:rPr>
+              <w:t xml:space="preserve">I–II (ref)</w:t>
+            </w:r>
+          </w:p>
+        </w:tc>
+        <w:tc>
+          <w:tcPr>
+            <w:tcBorders>
+              <w:bottom w:val="none" w:sz="0" w:space="0" w:color="000000"/>
+              <w:top w:val="none" w:sz="0" w:space="0" w:color="000000"/>
+              <w:left w:val="none" w:sz="0" w:space="0" w:color="000000"/>
+              <w:right w:val="none" w:sz="0" w:space="0" w:color="000000"/>
+            </w:tcBorders>
+            <w:shd w:val="clear" w:color="auto" w:fill="FFFFFF"/>
+            <w:tcMar>
+              <w:top w:w="0" w:type="dxa"/>
+              <w:bottom w:w="0" w:type="dxa"/>
+              <w:left w:w="0" w:type="dxa"/>
+              <w:right w:w="0" w:type="dxa"/>
+            </w:tcMar>
+            <w:vAlign w:val="center"/>
+          </w:tcPr>
+          <w:p>
+            <w:pPr>
+              <w:pStyle w:val="Normal"/>
+              <w:jc w:val="right"/>
+              <w:pBdr>
+                <w:bottom w:val="none" w:sz="0" w:space="0" w:color="000000"/>
+                <w:top w:val="none" w:sz="0" w:space="0" w:color="000000"/>
+                <w:left w:val="none" w:sz="0" w:space="0" w:color="000000"/>
+                <w:right w:val="none" w:sz="0" w:space="0" w:color="000000"/>
+              </w:pBdr>
+              <w:spacing w:after="100" w:before="100" w:line="240"/>
+              <w:ind w:left="100" w:right="100" w:firstLine="0" w:firstLineChars="0"/>
+              <w:rPr>
+                <w:rFonts w:ascii="Times New Roman" w:hAnsi="Times New Roman" w:eastAsia="Times New Roman" w:cs="Times New Roman"/>
+                <w:i w:val="false"/>
+                <w:b w:val="false"/>
+                <w:u w:val="none"/>
+                <w:strike w:val="false"/>
+                <w:sz w:val="18"/>
+                <w:szCs w:val="18"/>
+                <w:color w:val="000000"/>
+              </w:rPr>
+            </w:pPr>
+            <w:r>
+              <w:rPr>
+                <w:rFonts w:ascii="Times New Roman" w:hAnsi="Times New Roman" w:eastAsia="Times New Roman" w:cs="Times New Roman"/>
+                <w:i w:val="false"/>
+                <w:b w:val="false"/>
+                <w:u w:val="none"/>
+                <w:strike w:val="false"/>
+                <w:sz w:val="18"/>
+                <w:szCs w:val="18"/>
+                <w:color w:val="000000"/>
+              </w:rPr>
+              <w:t xml:space="preserve">251</w:t>
+            </w:r>
+          </w:p>
+        </w:tc>
+        <w:tc>
+          <w:tcPr>
+            <w:tcBorders>
+              <w:bottom w:val="none" w:sz="0" w:space="0" w:color="000000"/>
+              <w:top w:val="none" w:sz="0" w:space="0" w:color="000000"/>
+              <w:left w:val="none" w:sz="0" w:space="0" w:color="000000"/>
+              <w:right w:val="none" w:sz="0" w:space="0" w:color="000000"/>
+            </w:tcBorders>
+            <w:shd w:val="clear" w:color="auto" w:fill="FFFFFF"/>
+            <w:tcMar>
+              <w:top w:w="0" w:type="dxa"/>
+              <w:bottom w:w="0" w:type="dxa"/>
+              <w:left w:w="0" w:type="dxa"/>
+              <w:right w:w="0" w:type="dxa"/>
+            </w:tcMar>
+            <w:vAlign w:val="center"/>
+          </w:tcPr>
+          <w:p>
+            <w:pPr>
+              <w:pStyle w:val="Normal"/>
+              <w:jc w:val="right"/>
+              <w:pBdr>
+                <w:bottom w:val="none" w:sz="0" w:space="0" w:color="000000"/>
+                <w:top w:val="none" w:sz="0" w:space="0" w:color="000000"/>
+                <w:left w:val="none" w:sz="0" w:space="0" w:color="000000"/>
+                <w:right w:val="none" w:sz="0" w:space="0" w:color="000000"/>
+              </w:pBdr>
+              <w:spacing w:after="100" w:before="100" w:line="240"/>
+              <w:ind w:left="100" w:right="100" w:firstLine="0" w:firstLineChars="0"/>
+              <w:rPr>
+                <w:rFonts w:ascii="Times New Roman" w:hAnsi="Times New Roman" w:eastAsia="Times New Roman" w:cs="Times New Roman"/>
+                <w:i w:val="false"/>
+                <w:b w:val="false"/>
+                <w:u w:val="none"/>
+                <w:strike w:val="false"/>
+                <w:sz w:val="18"/>
+                <w:szCs w:val="18"/>
+                <w:color w:val="000000"/>
+              </w:rPr>
+            </w:pPr>
+            <w:r>
+              <w:rPr>
+                <w:rFonts w:ascii="Times New Roman" w:hAnsi="Times New Roman" w:eastAsia="Times New Roman" w:cs="Times New Roman"/>
+                <w:i w:val="false"/>
+                <w:b w:val="false"/>
+                <w:u w:val="none"/>
+                <w:strike w:val="false"/>
+                <w:sz w:val="18"/>
+                <w:szCs w:val="18"/>
+                <w:color w:val="000000"/>
+              </w:rPr>
+              <w:t xml:space="preserve">53</w:t>
+            </w:r>
+          </w:p>
+        </w:tc>
+        <w:tc>
+          <w:tcPr>
+            <w:tcBorders>
+              <w:bottom w:val="none" w:sz="0" w:space="0" w:color="000000"/>
+              <w:top w:val="none" w:sz="0" w:space="0" w:color="000000"/>
+              <w:left w:val="none" w:sz="0" w:space="0" w:color="000000"/>
+              <w:right w:val="none" w:sz="0" w:space="0" w:color="000000"/>
+            </w:tcBorders>
+            <w:shd w:val="clear" w:color="auto" w:fill="FFFFFF"/>
+            <w:tcMar>
+              <w:top w:w="0" w:type="dxa"/>
+              <w:bottom w:w="0" w:type="dxa"/>
+              <w:left w:w="0" w:type="dxa"/>
+              <w:right w:w="0" w:type="dxa"/>
+            </w:tcMar>
+            <w:vAlign w:val="center"/>
+          </w:tcPr>
+          <w:p>
+            <w:pPr>
+              <w:pStyle w:val="Normal"/>
+              <w:jc w:val="left"/>
+              <w:pBdr>
+                <w:bottom w:val="none" w:sz="0" w:space="0" w:color="000000"/>
+                <w:top w:val="none" w:sz="0" w:space="0" w:color="000000"/>
+                <w:left w:val="none" w:sz="0" w:space="0" w:color="000000"/>
+                <w:right w:val="none" w:sz="0" w:space="0" w:color="000000"/>
+              </w:pBdr>
+              <w:spacing w:after="100" w:before="100" w:line="240"/>
+              <w:ind w:left="100" w:right="100" w:firstLine="0" w:firstLineChars="0"/>
+              <w:rPr>
+                <w:rFonts w:ascii="Times New Roman" w:hAnsi="Times New Roman" w:eastAsia="Times New Roman" w:cs="Times New Roman"/>
+                <w:i w:val="false"/>
+                <w:b w:val="false"/>
+                <w:u w:val="none"/>
+                <w:strike w:val="false"/>
+                <w:sz w:val="18"/>
+                <w:szCs w:val="18"/>
+                <w:color w:val="000000"/>
+              </w:rPr>
+            </w:pPr>
+            <w:r>
+              <w:rPr>
+                <w:rFonts w:ascii="Times New Roman" w:hAnsi="Times New Roman" w:eastAsia="Times New Roman" w:cs="Times New Roman"/>
+                <w:i w:val="false"/>
+                <w:b w:val="false"/>
+                <w:u w:val="none"/>
+                <w:strike w:val="false"/>
+                <w:sz w:val="18"/>
+                <w:szCs w:val="18"/>
+                <w:color w:val="000000"/>
+              </w:rPr>
+              <w:t xml:space="preserve">Reference</w:t>
             </w:r>
           </w:p>
         </w:tc>
@@ -7721,281 +7996,6 @@
                 <w:color w:val="000000"/>
               </w:rPr>
               <w:t xml:space="preserve"/>
-            </w:r>
-          </w:p>
-        </w:tc>
-        <w:tc>
-          <w:tcPr>
-            <w:tcBorders>
-              <w:bottom w:val="none" w:sz="0" w:space="0" w:color="000000"/>
-              <w:top w:val="none" w:sz="0" w:space="0" w:color="000000"/>
-              <w:left w:val="none" w:sz="0" w:space="0" w:color="000000"/>
-              <w:right w:val="none" w:sz="0" w:space="0" w:color="000000"/>
-            </w:tcBorders>
-            <w:shd w:val="clear" w:color="auto" w:fill="FFFFFF"/>
-            <w:tcMar>
-              <w:top w:w="0" w:type="dxa"/>
-              <w:bottom w:w="0" w:type="dxa"/>
-              <w:left w:w="0" w:type="dxa"/>
-              <w:right w:w="0" w:type="dxa"/>
-            </w:tcMar>
-            <w:vAlign w:val="center"/>
-          </w:tcPr>
-          <w:p>
-            <w:pPr>
-              <w:pStyle w:val="Normal"/>
-              <w:jc w:val="left"/>
-              <w:pBdr>
-                <w:bottom w:val="none" w:sz="0" w:space="0" w:color="000000"/>
-                <w:top w:val="none" w:sz="0" w:space="0" w:color="000000"/>
-                <w:left w:val="none" w:sz="0" w:space="0" w:color="000000"/>
-                <w:right w:val="none" w:sz="0" w:space="0" w:color="000000"/>
-              </w:pBdr>
-              <w:spacing w:after="100" w:before="100" w:line="240"/>
-              <w:ind w:left="100" w:right="100" w:firstLine="0" w:firstLineChars="0"/>
-              <w:rPr>
-                <w:rFonts w:ascii="Times New Roman" w:hAnsi="Times New Roman" w:eastAsia="Times New Roman" w:cs="Times New Roman"/>
-                <w:i w:val="false"/>
-                <w:b w:val="false"/>
-                <w:u w:val="none"/>
-                <w:strike w:val="false"/>
-                <w:sz w:val="18"/>
-                <w:szCs w:val="18"/>
-                <w:color w:val="000000"/>
-              </w:rPr>
-            </w:pPr>
-            <w:r>
-              <w:rPr>
-                <w:rFonts w:ascii="Times New Roman" w:hAnsi="Times New Roman" w:eastAsia="Times New Roman" w:cs="Times New Roman"/>
-                <w:i w:val="false"/>
-                <w:b w:val="false"/>
-                <w:u w:val="none"/>
-                <w:strike w:val="false"/>
-                <w:sz w:val="18"/>
-                <w:szCs w:val="18"/>
-                <w:color w:val="000000"/>
-              </w:rPr>
-              <w:t xml:space="preserve">III–IV</w:t>
-            </w:r>
-          </w:p>
-        </w:tc>
-        <w:tc>
-          <w:tcPr>
-            <w:tcBorders>
-              <w:bottom w:val="none" w:sz="0" w:space="0" w:color="000000"/>
-              <w:top w:val="none" w:sz="0" w:space="0" w:color="000000"/>
-              <w:left w:val="none" w:sz="0" w:space="0" w:color="000000"/>
-              <w:right w:val="none" w:sz="0" w:space="0" w:color="000000"/>
-            </w:tcBorders>
-            <w:shd w:val="clear" w:color="auto" w:fill="FFFFFF"/>
-            <w:tcMar>
-              <w:top w:w="0" w:type="dxa"/>
-              <w:bottom w:w="0" w:type="dxa"/>
-              <w:left w:w="0" w:type="dxa"/>
-              <w:right w:w="0" w:type="dxa"/>
-            </w:tcMar>
-            <w:vAlign w:val="center"/>
-          </w:tcPr>
-          <w:p>
-            <w:pPr>
-              <w:pStyle w:val="Normal"/>
-              <w:jc w:val="right"/>
-              <w:pBdr>
-                <w:bottom w:val="none" w:sz="0" w:space="0" w:color="000000"/>
-                <w:top w:val="none" w:sz="0" w:space="0" w:color="000000"/>
-                <w:left w:val="none" w:sz="0" w:space="0" w:color="000000"/>
-                <w:right w:val="none" w:sz="0" w:space="0" w:color="000000"/>
-              </w:pBdr>
-              <w:spacing w:after="100" w:before="100" w:line="240"/>
-              <w:ind w:left="100" w:right="100" w:firstLine="0" w:firstLineChars="0"/>
-              <w:rPr>
-                <w:rFonts w:ascii="Times New Roman" w:hAnsi="Times New Roman" w:eastAsia="Times New Roman" w:cs="Times New Roman"/>
-                <w:i w:val="false"/>
-                <w:b w:val="false"/>
-                <w:u w:val="none"/>
-                <w:strike w:val="false"/>
-                <w:sz w:val="18"/>
-                <w:szCs w:val="18"/>
-                <w:color w:val="000000"/>
-              </w:rPr>
-            </w:pPr>
-            <w:r>
-              <w:rPr>
-                <w:rFonts w:ascii="Times New Roman" w:hAnsi="Times New Roman" w:eastAsia="Times New Roman" w:cs="Times New Roman"/>
-                <w:i w:val="false"/>
-                <w:b w:val="false"/>
-                <w:u w:val="none"/>
-                <w:strike w:val="false"/>
-                <w:sz w:val="18"/>
-                <w:szCs w:val="18"/>
-                <w:color w:val="000000"/>
-              </w:rPr>
-              <w:t xml:space="preserve">256</w:t>
-            </w:r>
-          </w:p>
-        </w:tc>
-        <w:tc>
-          <w:tcPr>
-            <w:tcBorders>
-              <w:bottom w:val="none" w:sz="0" w:space="0" w:color="000000"/>
-              <w:top w:val="none" w:sz="0" w:space="0" w:color="000000"/>
-              <w:left w:val="none" w:sz="0" w:space="0" w:color="000000"/>
-              <w:right w:val="none" w:sz="0" w:space="0" w:color="000000"/>
-            </w:tcBorders>
-            <w:shd w:val="clear" w:color="auto" w:fill="FFFFFF"/>
-            <w:tcMar>
-              <w:top w:w="0" w:type="dxa"/>
-              <w:bottom w:w="0" w:type="dxa"/>
-              <w:left w:w="0" w:type="dxa"/>
-              <w:right w:w="0" w:type="dxa"/>
-            </w:tcMar>
-            <w:vAlign w:val="center"/>
-          </w:tcPr>
-          <w:p>
-            <w:pPr>
-              <w:pStyle w:val="Normal"/>
-              <w:jc w:val="right"/>
-              <w:pBdr>
-                <w:bottom w:val="none" w:sz="0" w:space="0" w:color="000000"/>
-                <w:top w:val="none" w:sz="0" w:space="0" w:color="000000"/>
-                <w:left w:val="none" w:sz="0" w:space="0" w:color="000000"/>
-                <w:right w:val="none" w:sz="0" w:space="0" w:color="000000"/>
-              </w:pBdr>
-              <w:spacing w:after="100" w:before="100" w:line="240"/>
-              <w:ind w:left="100" w:right="100" w:firstLine="0" w:firstLineChars="0"/>
-              <w:rPr>
-                <w:rFonts w:ascii="Times New Roman" w:hAnsi="Times New Roman" w:eastAsia="Times New Roman" w:cs="Times New Roman"/>
-                <w:i w:val="false"/>
-                <w:b w:val="false"/>
-                <w:u w:val="none"/>
-                <w:strike w:val="false"/>
-                <w:sz w:val="18"/>
-                <w:szCs w:val="18"/>
-                <w:color w:val="000000"/>
-              </w:rPr>
-            </w:pPr>
-            <w:r>
-              <w:rPr>
-                <w:rFonts w:ascii="Times New Roman" w:hAnsi="Times New Roman" w:eastAsia="Times New Roman" w:cs="Times New Roman"/>
-                <w:i w:val="false"/>
-                <w:b w:val="false"/>
-                <w:u w:val="none"/>
-                <w:strike w:val="false"/>
-                <w:sz w:val="18"/>
-                <w:szCs w:val="18"/>
-                <w:color w:val="000000"/>
-              </w:rPr>
-              <w:t xml:space="preserve">114</w:t>
-            </w:r>
-          </w:p>
-        </w:tc>
-        <w:tc>
-          <w:tcPr>
-            <w:tcBorders>
-              <w:bottom w:val="none" w:sz="0" w:space="0" w:color="000000"/>
-              <w:top w:val="none" w:sz="0" w:space="0" w:color="000000"/>
-              <w:left w:val="none" w:sz="0" w:space="0" w:color="000000"/>
-              <w:right w:val="none" w:sz="0" w:space="0" w:color="000000"/>
-            </w:tcBorders>
-            <w:shd w:val="clear" w:color="auto" w:fill="FFFFFF"/>
-            <w:tcMar>
-              <w:top w:w="0" w:type="dxa"/>
-              <w:bottom w:w="0" w:type="dxa"/>
-              <w:left w:w="0" w:type="dxa"/>
-              <w:right w:w="0" w:type="dxa"/>
-            </w:tcMar>
-            <w:vAlign w:val="center"/>
-          </w:tcPr>
-          <w:p>
-            <w:pPr>
-              <w:pStyle w:val="Normal"/>
-              <w:jc w:val="left"/>
-              <w:pBdr>
-                <w:bottom w:val="none" w:sz="0" w:space="0" w:color="000000"/>
-                <w:top w:val="none" w:sz="0" w:space="0" w:color="000000"/>
-                <w:left w:val="none" w:sz="0" w:space="0" w:color="000000"/>
-                <w:right w:val="none" w:sz="0" w:space="0" w:color="000000"/>
-              </w:pBdr>
-              <w:spacing w:after="100" w:before="100" w:line="240"/>
-              <w:ind w:left="100" w:right="100" w:firstLine="0" w:firstLineChars="0"/>
-              <w:rPr>
-                <w:rFonts w:ascii="Times New Roman" w:hAnsi="Times New Roman" w:eastAsia="Times New Roman" w:cs="Times New Roman"/>
-                <w:i w:val="false"/>
-                <w:b w:val="false"/>
-                <w:u w:val="none"/>
-                <w:strike w:val="false"/>
-                <w:sz w:val="18"/>
-                <w:szCs w:val="18"/>
-                <w:color w:val="000000"/>
-              </w:rPr>
-            </w:pPr>
-            <w:r>
-              <w:rPr>
-                <w:rFonts w:ascii="Times New Roman" w:hAnsi="Times New Roman" w:eastAsia="Times New Roman" w:cs="Times New Roman"/>
-                <w:i w:val="false"/>
-                <w:b w:val="false"/>
-                <w:u w:val="none"/>
-                <w:strike w:val="false"/>
-                <w:sz w:val="18"/>
-                <w:szCs w:val="18"/>
-                <w:color w:val="000000"/>
-              </w:rPr>
-              <w:t xml:space="preserve">2.62 (1.89–3.64)</w:t>
-            </w:r>
-          </w:p>
-        </w:tc>
-        <w:tc>
-          <w:tcPr>
-            <w:tcBorders>
-              <w:bottom w:val="none" w:sz="0" w:space="0" w:color="000000"/>
-              <w:top w:val="none" w:sz="0" w:space="0" w:color="000000"/>
-              <w:left w:val="none" w:sz="0" w:space="0" w:color="000000"/>
-              <w:right w:val="none" w:sz="0" w:space="0" w:color="000000"/>
-            </w:tcBorders>
-            <w:shd w:val="clear" w:color="auto" w:fill="FFFFFF"/>
-            <w:tcMar>
-              <w:top w:w="0" w:type="dxa"/>
-              <w:bottom w:w="0" w:type="dxa"/>
-              <w:left w:w="0" w:type="dxa"/>
-              <w:right w:w="0" w:type="dxa"/>
-            </w:tcMar>
-            <w:vAlign w:val="center"/>
-          </w:tcPr>
-          <w:p>
-            <w:pPr>
-              <w:pStyle w:val="Normal"/>
-              <w:jc w:val="left"/>
-              <w:pBdr>
-                <w:bottom w:val="none" w:sz="0" w:space="0" w:color="000000"/>
-                <w:top w:val="none" w:sz="0" w:space="0" w:color="000000"/>
-                <w:left w:val="none" w:sz="0" w:space="0" w:color="000000"/>
-                <w:right w:val="none" w:sz="0" w:space="0" w:color="000000"/>
-              </w:pBdr>
-              <w:spacing w:after="100" w:before="100" w:line="240"/>
-              <w:ind w:left="100" w:right="100" w:firstLine="0" w:firstLineChars="0"/>
-              <w:rPr>
-                <w:rFonts w:ascii="Times New Roman" w:hAnsi="Times New Roman" w:eastAsia="Times New Roman" w:cs="Times New Roman"/>
-                <w:i w:val="false"/>
-                <w:b w:val="false"/>
-                <w:u w:val="none"/>
-                <w:strike w:val="false"/>
-                <w:sz w:val="18"/>
-                <w:szCs w:val="18"/>
-                <w:color w:val="000000"/>
-              </w:rPr>
-            </w:pPr>
-            <w:r>
-              <w:rPr>
-                <w:rFonts w:ascii="Times New Roman" w:hAnsi="Times New Roman" w:eastAsia="Times New Roman" w:cs="Times New Roman"/>
-                <w:i w:val="false"/>
-                <w:b w:val="false"/>
-                <w:u w:val="none"/>
-                <w:strike w:val="false"/>
-                <w:sz w:val="18"/>
-                <w:szCs w:val="18"/>
-                <w:color w:val="000000"/>
-              </w:rPr>
-              <w:t xml:space="preserve">&lt;0.001</w:t>
             </w:r>
           </w:p>
         </w:tc>
@@ -8165,62 +8165,62 @@
                 <w:szCs w:val="18"/>
                 <w:color w:val="000000"/>
               </w:rPr>
-              <w:t xml:space="preserve">ROCK2 expression</w:t>
-            </w:r>
-          </w:p>
-        </w:tc>
-        <w:tc>
-          <w:tcPr>
-            <w:tcBorders>
-              <w:bottom w:val="none" w:sz="0" w:space="0" w:color="000000"/>
-              <w:top w:val="none" w:sz="0" w:space="0" w:color="000000"/>
-              <w:left w:val="none" w:sz="0" w:space="0" w:color="000000"/>
-              <w:right w:val="none" w:sz="0" w:space="0" w:color="000000"/>
-            </w:tcBorders>
-            <w:shd w:val="clear" w:color="auto" w:fill="FFFFFF"/>
-            <w:tcMar>
-              <w:top w:w="0" w:type="dxa"/>
-              <w:bottom w:w="0" w:type="dxa"/>
-              <w:left w:w="0" w:type="dxa"/>
-              <w:right w:w="0" w:type="dxa"/>
-            </w:tcMar>
-            <w:vAlign w:val="center"/>
-          </w:tcPr>
-          <w:p>
-            <w:pPr>
-              <w:pStyle w:val="Normal"/>
-              <w:jc w:val="left"/>
-              <w:pBdr>
-                <w:bottom w:val="none" w:sz="0" w:space="0" w:color="000000"/>
-                <w:top w:val="none" w:sz="0" w:space="0" w:color="000000"/>
-                <w:left w:val="none" w:sz="0" w:space="0" w:color="000000"/>
-                <w:right w:val="none" w:sz="0" w:space="0" w:color="000000"/>
-              </w:pBdr>
-              <w:spacing w:after="100" w:before="100" w:line="240"/>
-              <w:ind w:left="100" w:right="100" w:firstLine="0" w:firstLineChars="0"/>
-              <w:rPr>
-                <w:rFonts w:ascii="Times New Roman" w:hAnsi="Times New Roman" w:eastAsia="Times New Roman" w:cs="Times New Roman"/>
-                <w:i w:val="false"/>
-                <w:b w:val="false"/>
-                <w:u w:val="none"/>
-                <w:strike w:val="false"/>
-                <w:sz w:val="18"/>
-                <w:szCs w:val="18"/>
-                <w:color w:val="000000"/>
-              </w:rPr>
-            </w:pPr>
-            <w:r>
-              <w:rPr>
-                <w:rFonts w:ascii="Times New Roman" w:hAnsi="Times New Roman" w:eastAsia="Times New Roman" w:cs="Times New Roman"/>
-                <w:i w:val="false"/>
-                <w:b w:val="false"/>
-                <w:u w:val="none"/>
-                <w:strike w:val="false"/>
-                <w:sz w:val="18"/>
-                <w:szCs w:val="18"/>
-                <w:color w:val="000000"/>
-              </w:rPr>
-              <w:t xml:space="preserve">Low (ref)</w:t>
+              <w:t xml:space="preserve"/>
+            </w:r>
+          </w:p>
+        </w:tc>
+        <w:tc>
+          <w:tcPr>
+            <w:tcBorders>
+              <w:bottom w:val="none" w:sz="0" w:space="0" w:color="000000"/>
+              <w:top w:val="none" w:sz="0" w:space="0" w:color="000000"/>
+              <w:left w:val="none" w:sz="0" w:space="0" w:color="000000"/>
+              <w:right w:val="none" w:sz="0" w:space="0" w:color="000000"/>
+            </w:tcBorders>
+            <w:shd w:val="clear" w:color="auto" w:fill="FFFFFF"/>
+            <w:tcMar>
+              <w:top w:w="0" w:type="dxa"/>
+              <w:bottom w:w="0" w:type="dxa"/>
+              <w:left w:w="0" w:type="dxa"/>
+              <w:right w:w="0" w:type="dxa"/>
+            </w:tcMar>
+            <w:vAlign w:val="center"/>
+          </w:tcPr>
+          <w:p>
+            <w:pPr>
+              <w:pStyle w:val="Normal"/>
+              <w:jc w:val="left"/>
+              <w:pBdr>
+                <w:bottom w:val="none" w:sz="0" w:space="0" w:color="000000"/>
+                <w:top w:val="none" w:sz="0" w:space="0" w:color="000000"/>
+                <w:left w:val="none" w:sz="0" w:space="0" w:color="000000"/>
+                <w:right w:val="none" w:sz="0" w:space="0" w:color="000000"/>
+              </w:pBdr>
+              <w:spacing w:after="100" w:before="100" w:line="240"/>
+              <w:ind w:left="100" w:right="100" w:firstLine="0" w:firstLineChars="0"/>
+              <w:rPr>
+                <w:rFonts w:ascii="Times New Roman" w:hAnsi="Times New Roman" w:eastAsia="Times New Roman" w:cs="Times New Roman"/>
+                <w:i w:val="false"/>
+                <w:b w:val="false"/>
+                <w:u w:val="none"/>
+                <w:strike w:val="false"/>
+                <w:sz w:val="18"/>
+                <w:szCs w:val="18"/>
+                <w:color w:val="000000"/>
+              </w:rPr>
+            </w:pPr>
+            <w:r>
+              <w:rPr>
+                <w:rFonts w:ascii="Times New Roman" w:hAnsi="Times New Roman" w:eastAsia="Times New Roman" w:cs="Times New Roman"/>
+                <w:i w:val="false"/>
+                <w:b w:val="false"/>
+                <w:u w:val="none"/>
+                <w:strike w:val="false"/>
+                <w:sz w:val="18"/>
+                <w:szCs w:val="18"/>
+                <w:color w:val="000000"/>
+              </w:rPr>
+              <w:t xml:space="preserve">III–IV</w:t>
             </w:r>
           </w:p>
         </w:tc>
@@ -8275,7 +8275,7 @@
                 <w:szCs w:val="18"/>
                 <w:color w:val="000000"/>
               </w:rPr>
-              <w:t xml:space="preserve">245</w:t>
+              <w:t xml:space="preserve">256</w:t>
             </w:r>
           </w:p>
         </w:tc>
@@ -8330,117 +8330,117 @@
                 <w:szCs w:val="18"/>
                 <w:color w:val="000000"/>
               </w:rPr>
-              <w:t xml:space="preserve">92</w:t>
-            </w:r>
-          </w:p>
-        </w:tc>
-        <w:tc>
-          <w:tcPr>
-            <w:tcBorders>
-              <w:bottom w:val="none" w:sz="0" w:space="0" w:color="000000"/>
-              <w:top w:val="none" w:sz="0" w:space="0" w:color="000000"/>
-              <w:left w:val="none" w:sz="0" w:space="0" w:color="000000"/>
-              <w:right w:val="none" w:sz="0" w:space="0" w:color="000000"/>
-            </w:tcBorders>
-            <w:shd w:val="clear" w:color="auto" w:fill="FFFFFF"/>
-            <w:tcMar>
-              <w:top w:w="0" w:type="dxa"/>
-              <w:bottom w:w="0" w:type="dxa"/>
-              <w:left w:w="0" w:type="dxa"/>
-              <w:right w:w="0" w:type="dxa"/>
-            </w:tcMar>
-            <w:vAlign w:val="center"/>
-          </w:tcPr>
-          <w:p>
-            <w:pPr>
-              <w:pStyle w:val="Normal"/>
-              <w:jc w:val="left"/>
-              <w:pBdr>
-                <w:bottom w:val="none" w:sz="0" w:space="0" w:color="000000"/>
-                <w:top w:val="none" w:sz="0" w:space="0" w:color="000000"/>
-                <w:left w:val="none" w:sz="0" w:space="0" w:color="000000"/>
-                <w:right w:val="none" w:sz="0" w:space="0" w:color="000000"/>
-              </w:pBdr>
-              <w:spacing w:after="100" w:before="100" w:line="240"/>
-              <w:ind w:left="100" w:right="100" w:firstLine="0" w:firstLineChars="0"/>
-              <w:rPr>
-                <w:rFonts w:ascii="Times New Roman" w:hAnsi="Times New Roman" w:eastAsia="Times New Roman" w:cs="Times New Roman"/>
-                <w:i w:val="false"/>
-                <w:b w:val="false"/>
-                <w:u w:val="none"/>
-                <w:strike w:val="false"/>
-                <w:sz w:val="18"/>
-                <w:szCs w:val="18"/>
-                <w:color w:val="000000"/>
-              </w:rPr>
-            </w:pPr>
-            <w:r>
-              <w:rPr>
-                <w:rFonts w:ascii="Times New Roman" w:hAnsi="Times New Roman" w:eastAsia="Times New Roman" w:cs="Times New Roman"/>
-                <w:i w:val="false"/>
-                <w:b w:val="false"/>
-                <w:u w:val="none"/>
-                <w:strike w:val="false"/>
-                <w:sz w:val="18"/>
-                <w:szCs w:val="18"/>
-                <w:color w:val="000000"/>
-              </w:rPr>
-              <w:t xml:space="preserve">Reference</w:t>
-            </w:r>
-          </w:p>
-        </w:tc>
-        <w:tc>
-          <w:tcPr>
-            <w:tcBorders>
-              <w:bottom w:val="none" w:sz="0" w:space="0" w:color="000000"/>
-              <w:top w:val="none" w:sz="0" w:space="0" w:color="000000"/>
-              <w:left w:val="none" w:sz="0" w:space="0" w:color="000000"/>
-              <w:right w:val="none" w:sz="0" w:space="0" w:color="000000"/>
-            </w:tcBorders>
-            <w:shd w:val="clear" w:color="auto" w:fill="FFFFFF"/>
-            <w:tcMar>
-              <w:top w:w="0" w:type="dxa"/>
-              <w:bottom w:w="0" w:type="dxa"/>
-              <w:left w:w="0" w:type="dxa"/>
-              <w:right w:w="0" w:type="dxa"/>
-            </w:tcMar>
-            <w:vAlign w:val="center"/>
-          </w:tcPr>
-          <w:p>
-            <w:pPr>
-              <w:pStyle w:val="Normal"/>
-              <w:jc w:val="left"/>
-              <w:pBdr>
-                <w:bottom w:val="none" w:sz="0" w:space="0" w:color="000000"/>
-                <w:top w:val="none" w:sz="0" w:space="0" w:color="000000"/>
-                <w:left w:val="none" w:sz="0" w:space="0" w:color="000000"/>
-                <w:right w:val="none" w:sz="0" w:space="0" w:color="000000"/>
-              </w:pBdr>
-              <w:spacing w:after="100" w:before="100" w:line="240"/>
-              <w:ind w:left="100" w:right="100" w:firstLine="0" w:firstLineChars="0"/>
-              <w:rPr>
-                <w:rFonts w:ascii="Times New Roman" w:hAnsi="Times New Roman" w:eastAsia="Times New Roman" w:cs="Times New Roman"/>
-                <w:i w:val="false"/>
-                <w:b w:val="false"/>
-                <w:u w:val="none"/>
-                <w:strike w:val="false"/>
-                <w:sz w:val="18"/>
-                <w:szCs w:val="18"/>
-                <w:color w:val="000000"/>
-              </w:rPr>
-            </w:pPr>
-            <w:r>
-              <w:rPr>
-                <w:rFonts w:ascii="Times New Roman" w:hAnsi="Times New Roman" w:eastAsia="Times New Roman" w:cs="Times New Roman"/>
-                <w:i w:val="false"/>
-                <w:b w:val="false"/>
-                <w:u w:val="none"/>
-                <w:strike w:val="false"/>
-                <w:sz w:val="18"/>
-                <w:szCs w:val="18"/>
-                <w:color w:val="000000"/>
-              </w:rPr>
-              <w:t xml:space="preserve"/>
+              <w:t xml:space="preserve">114</w:t>
+            </w:r>
+          </w:p>
+        </w:tc>
+        <w:tc>
+          <w:tcPr>
+            <w:tcBorders>
+              <w:bottom w:val="none" w:sz="0" w:space="0" w:color="000000"/>
+              <w:top w:val="none" w:sz="0" w:space="0" w:color="000000"/>
+              <w:left w:val="none" w:sz="0" w:space="0" w:color="000000"/>
+              <w:right w:val="none" w:sz="0" w:space="0" w:color="000000"/>
+            </w:tcBorders>
+            <w:shd w:val="clear" w:color="auto" w:fill="FFFFFF"/>
+            <w:tcMar>
+              <w:top w:w="0" w:type="dxa"/>
+              <w:bottom w:w="0" w:type="dxa"/>
+              <w:left w:w="0" w:type="dxa"/>
+              <w:right w:w="0" w:type="dxa"/>
+            </w:tcMar>
+            <w:vAlign w:val="center"/>
+          </w:tcPr>
+          <w:p>
+            <w:pPr>
+              <w:pStyle w:val="Normal"/>
+              <w:jc w:val="left"/>
+              <w:pBdr>
+                <w:bottom w:val="none" w:sz="0" w:space="0" w:color="000000"/>
+                <w:top w:val="none" w:sz="0" w:space="0" w:color="000000"/>
+                <w:left w:val="none" w:sz="0" w:space="0" w:color="000000"/>
+                <w:right w:val="none" w:sz="0" w:space="0" w:color="000000"/>
+              </w:pBdr>
+              <w:spacing w:after="100" w:before="100" w:line="240"/>
+              <w:ind w:left="100" w:right="100" w:firstLine="0" w:firstLineChars="0"/>
+              <w:rPr>
+                <w:rFonts w:ascii="Times New Roman" w:hAnsi="Times New Roman" w:eastAsia="Times New Roman" w:cs="Times New Roman"/>
+                <w:i w:val="false"/>
+                <w:b w:val="false"/>
+                <w:u w:val="none"/>
+                <w:strike w:val="false"/>
+                <w:sz w:val="18"/>
+                <w:szCs w:val="18"/>
+                <w:color w:val="000000"/>
+              </w:rPr>
+            </w:pPr>
+            <w:r>
+              <w:rPr>
+                <w:rFonts w:ascii="Times New Roman" w:hAnsi="Times New Roman" w:eastAsia="Times New Roman" w:cs="Times New Roman"/>
+                <w:i w:val="false"/>
+                <w:b w:val="false"/>
+                <w:u w:val="none"/>
+                <w:strike w:val="false"/>
+                <w:sz w:val="18"/>
+                <w:szCs w:val="18"/>
+                <w:color w:val="000000"/>
+              </w:rPr>
+              <w:t xml:space="preserve">2.54 (1.82–3.52)</w:t>
+            </w:r>
+          </w:p>
+        </w:tc>
+        <w:tc>
+          <w:tcPr>
+            <w:tcBorders>
+              <w:bottom w:val="none" w:sz="0" w:space="0" w:color="000000"/>
+              <w:top w:val="none" w:sz="0" w:space="0" w:color="000000"/>
+              <w:left w:val="none" w:sz="0" w:space="0" w:color="000000"/>
+              <w:right w:val="none" w:sz="0" w:space="0" w:color="000000"/>
+            </w:tcBorders>
+            <w:shd w:val="clear" w:color="auto" w:fill="FFFFFF"/>
+            <w:tcMar>
+              <w:top w:w="0" w:type="dxa"/>
+              <w:bottom w:w="0" w:type="dxa"/>
+              <w:left w:w="0" w:type="dxa"/>
+              <w:right w:w="0" w:type="dxa"/>
+            </w:tcMar>
+            <w:vAlign w:val="center"/>
+          </w:tcPr>
+          <w:p>
+            <w:pPr>
+              <w:pStyle w:val="Normal"/>
+              <w:jc w:val="left"/>
+              <w:pBdr>
+                <w:bottom w:val="none" w:sz="0" w:space="0" w:color="000000"/>
+                <w:top w:val="none" w:sz="0" w:space="0" w:color="000000"/>
+                <w:left w:val="none" w:sz="0" w:space="0" w:color="000000"/>
+                <w:right w:val="none" w:sz="0" w:space="0" w:color="000000"/>
+              </w:pBdr>
+              <w:spacing w:after="100" w:before="100" w:line="240"/>
+              <w:ind w:left="100" w:right="100" w:firstLine="0" w:firstLineChars="0"/>
+              <w:rPr>
+                <w:rFonts w:ascii="Times New Roman" w:hAnsi="Times New Roman" w:eastAsia="Times New Roman" w:cs="Times New Roman"/>
+                <w:i w:val="false"/>
+                <w:b w:val="false"/>
+                <w:u w:val="none"/>
+                <w:strike w:val="false"/>
+                <w:sz w:val="18"/>
+                <w:szCs w:val="18"/>
+                <w:color w:val="000000"/>
+              </w:rPr>
+            </w:pPr>
+            <w:r>
+              <w:rPr>
+                <w:rFonts w:ascii="Times New Roman" w:hAnsi="Times New Roman" w:eastAsia="Times New Roman" w:cs="Times New Roman"/>
+                <w:i w:val="false"/>
+                <w:b w:val="false"/>
+                <w:u w:val="none"/>
+                <w:strike w:val="false"/>
+                <w:sz w:val="18"/>
+                <w:szCs w:val="18"/>
+                <w:color w:val="000000"/>
+              </w:rPr>
+              <w:t xml:space="preserve">&lt;0.001</w:t>
             </w:r>
           </w:p>
         </w:tc>
@@ -8610,62 +8610,62 @@
                 <w:szCs w:val="18"/>
                 <w:color w:val="000000"/>
               </w:rPr>
-              <w:t xml:space="preserve"/>
-            </w:r>
-          </w:p>
-        </w:tc>
-        <w:tc>
-          <w:tcPr>
-            <w:tcBorders>
-              <w:bottom w:val="none" w:sz="0" w:space="0" w:color="000000"/>
-              <w:top w:val="none" w:sz="0" w:space="0" w:color="000000"/>
-              <w:left w:val="none" w:sz="0" w:space="0" w:color="000000"/>
-              <w:right w:val="none" w:sz="0" w:space="0" w:color="000000"/>
-            </w:tcBorders>
-            <w:shd w:val="clear" w:color="auto" w:fill="FFFFFF"/>
-            <w:tcMar>
-              <w:top w:w="0" w:type="dxa"/>
-              <w:bottom w:w="0" w:type="dxa"/>
-              <w:left w:w="0" w:type="dxa"/>
-              <w:right w:w="0" w:type="dxa"/>
-            </w:tcMar>
-            <w:vAlign w:val="center"/>
-          </w:tcPr>
-          <w:p>
-            <w:pPr>
-              <w:pStyle w:val="Normal"/>
-              <w:jc w:val="left"/>
-              <w:pBdr>
-                <w:bottom w:val="none" w:sz="0" w:space="0" w:color="000000"/>
-                <w:top w:val="none" w:sz="0" w:space="0" w:color="000000"/>
-                <w:left w:val="none" w:sz="0" w:space="0" w:color="000000"/>
-                <w:right w:val="none" w:sz="0" w:space="0" w:color="000000"/>
-              </w:pBdr>
-              <w:spacing w:after="100" w:before="100" w:line="240"/>
-              <w:ind w:left="100" w:right="100" w:firstLine="0" w:firstLineChars="0"/>
-              <w:rPr>
-                <w:rFonts w:ascii="Times New Roman" w:hAnsi="Times New Roman" w:eastAsia="Times New Roman" w:cs="Times New Roman"/>
-                <w:i w:val="false"/>
-                <w:b w:val="false"/>
-                <w:u w:val="none"/>
-                <w:strike w:val="false"/>
-                <w:sz w:val="18"/>
-                <w:szCs w:val="18"/>
-                <w:color w:val="000000"/>
-              </w:rPr>
-            </w:pPr>
-            <w:r>
-              <w:rPr>
-                <w:rFonts w:ascii="Times New Roman" w:hAnsi="Times New Roman" w:eastAsia="Times New Roman" w:cs="Times New Roman"/>
-                <w:i w:val="false"/>
-                <w:b w:val="false"/>
-                <w:u w:val="none"/>
-                <w:strike w:val="false"/>
-                <w:sz w:val="18"/>
-                <w:szCs w:val="18"/>
-                <w:color w:val="000000"/>
-              </w:rPr>
-              <w:t xml:space="preserve">High</w:t>
+              <w:t xml:space="preserve">MMR status</w:t>
+            </w:r>
+          </w:p>
+        </w:tc>
+        <w:tc>
+          <w:tcPr>
+            <w:tcBorders>
+              <w:bottom w:val="none" w:sz="0" w:space="0" w:color="000000"/>
+              <w:top w:val="none" w:sz="0" w:space="0" w:color="000000"/>
+              <w:left w:val="none" w:sz="0" w:space="0" w:color="000000"/>
+              <w:right w:val="none" w:sz="0" w:space="0" w:color="000000"/>
+            </w:tcBorders>
+            <w:shd w:val="clear" w:color="auto" w:fill="FFFFFF"/>
+            <w:tcMar>
+              <w:top w:w="0" w:type="dxa"/>
+              <w:bottom w:w="0" w:type="dxa"/>
+              <w:left w:w="0" w:type="dxa"/>
+              <w:right w:w="0" w:type="dxa"/>
+            </w:tcMar>
+            <w:vAlign w:val="center"/>
+          </w:tcPr>
+          <w:p>
+            <w:pPr>
+              <w:pStyle w:val="Normal"/>
+              <w:jc w:val="left"/>
+              <w:pBdr>
+                <w:bottom w:val="none" w:sz="0" w:space="0" w:color="000000"/>
+                <w:top w:val="none" w:sz="0" w:space="0" w:color="000000"/>
+                <w:left w:val="none" w:sz="0" w:space="0" w:color="000000"/>
+                <w:right w:val="none" w:sz="0" w:space="0" w:color="000000"/>
+              </w:pBdr>
+              <w:spacing w:after="100" w:before="100" w:line="240"/>
+              <w:ind w:left="100" w:right="100" w:firstLine="0" w:firstLineChars="0"/>
+              <w:rPr>
+                <w:rFonts w:ascii="Times New Roman" w:hAnsi="Times New Roman" w:eastAsia="Times New Roman" w:cs="Times New Roman"/>
+                <w:i w:val="false"/>
+                <w:b w:val="false"/>
+                <w:u w:val="none"/>
+                <w:strike w:val="false"/>
+                <w:sz w:val="18"/>
+                <w:szCs w:val="18"/>
+                <w:color w:val="000000"/>
+              </w:rPr>
+            </w:pPr>
+            <w:r>
+              <w:rPr>
+                <w:rFonts w:ascii="Times New Roman" w:hAnsi="Times New Roman" w:eastAsia="Times New Roman" w:cs="Times New Roman"/>
+                <w:i w:val="false"/>
+                <w:b w:val="false"/>
+                <w:u w:val="none"/>
+                <w:strike w:val="false"/>
+                <w:sz w:val="18"/>
+                <w:szCs w:val="18"/>
+                <w:color w:val="000000"/>
+              </w:rPr>
+              <w:t xml:space="preserve">pMMR (ref)</w:t>
             </w:r>
           </w:p>
         </w:tc>
@@ -8720,2677 +8720,7 @@
                 <w:szCs w:val="18"/>
                 <w:color w:val="000000"/>
               </w:rPr>
-              <w:t xml:space="preserve">261</w:t>
-            </w:r>
-          </w:p>
-        </w:tc>
-        <w:tc>
-          <w:tcPr>
-            <w:tcBorders>
-              <w:bottom w:val="none" w:sz="0" w:space="0" w:color="000000"/>
-              <w:top w:val="none" w:sz="0" w:space="0" w:color="000000"/>
-              <w:left w:val="none" w:sz="0" w:space="0" w:color="000000"/>
-              <w:right w:val="none" w:sz="0" w:space="0" w:color="000000"/>
-            </w:tcBorders>
-            <w:shd w:val="clear" w:color="auto" w:fill="FFFFFF"/>
-            <w:tcMar>
-              <w:top w:w="0" w:type="dxa"/>
-              <w:bottom w:w="0" w:type="dxa"/>
-              <w:left w:w="0" w:type="dxa"/>
-              <w:right w:w="0" w:type="dxa"/>
-            </w:tcMar>
-            <w:vAlign w:val="center"/>
-          </w:tcPr>
-          <w:p>
-            <w:pPr>
-              <w:pStyle w:val="Normal"/>
-              <w:jc w:val="right"/>
-              <w:pBdr>
-                <w:bottom w:val="none" w:sz="0" w:space="0" w:color="000000"/>
-                <w:top w:val="none" w:sz="0" w:space="0" w:color="000000"/>
-                <w:left w:val="none" w:sz="0" w:space="0" w:color="000000"/>
-                <w:right w:val="none" w:sz="0" w:space="0" w:color="000000"/>
-              </w:pBdr>
-              <w:spacing w:after="100" w:before="100" w:line="240"/>
-              <w:ind w:left="100" w:right="100" w:firstLine="0" w:firstLineChars="0"/>
-              <w:rPr>
-                <w:rFonts w:ascii="Times New Roman" w:hAnsi="Times New Roman" w:eastAsia="Times New Roman" w:cs="Times New Roman"/>
-                <w:i w:val="false"/>
-                <w:b w:val="false"/>
-                <w:u w:val="none"/>
-                <w:strike w:val="false"/>
-                <w:sz w:val="18"/>
-                <w:szCs w:val="18"/>
-                <w:color w:val="000000"/>
-              </w:rPr>
-            </w:pPr>
-            <w:r>
-              <w:rPr>
-                <w:rFonts w:ascii="Times New Roman" w:hAnsi="Times New Roman" w:eastAsia="Times New Roman" w:cs="Times New Roman"/>
-                <w:i w:val="false"/>
-                <w:b w:val="false"/>
-                <w:u w:val="none"/>
-                <w:strike w:val="false"/>
-                <w:sz w:val="18"/>
-                <w:szCs w:val="18"/>
-                <w:color w:val="000000"/>
-              </w:rPr>
-              <w:t xml:space="preserve">75</w:t>
-            </w:r>
-          </w:p>
-        </w:tc>
-        <w:tc>
-          <w:tcPr>
-            <w:tcBorders>
-              <w:bottom w:val="none" w:sz="0" w:space="0" w:color="000000"/>
-              <w:top w:val="none" w:sz="0" w:space="0" w:color="000000"/>
-              <w:left w:val="none" w:sz="0" w:space="0" w:color="000000"/>
-              <w:right w:val="none" w:sz="0" w:space="0" w:color="000000"/>
-            </w:tcBorders>
-            <w:shd w:val="clear" w:color="auto" w:fill="FFFFFF"/>
-            <w:tcMar>
-              <w:top w:w="0" w:type="dxa"/>
-              <w:bottom w:w="0" w:type="dxa"/>
-              <w:left w:w="0" w:type="dxa"/>
-              <w:right w:w="0" w:type="dxa"/>
-            </w:tcMar>
-            <w:vAlign w:val="center"/>
-          </w:tcPr>
-          <w:p>
-            <w:pPr>
-              <w:pStyle w:val="Normal"/>
-              <w:jc w:val="left"/>
-              <w:pBdr>
-                <w:bottom w:val="none" w:sz="0" w:space="0" w:color="000000"/>
-                <w:top w:val="none" w:sz="0" w:space="0" w:color="000000"/>
-                <w:left w:val="none" w:sz="0" w:space="0" w:color="000000"/>
-                <w:right w:val="none" w:sz="0" w:space="0" w:color="000000"/>
-              </w:pBdr>
-              <w:spacing w:after="100" w:before="100" w:line="240"/>
-              <w:ind w:left="100" w:right="100" w:firstLine="0" w:firstLineChars="0"/>
-              <w:rPr>
-                <w:rFonts w:ascii="Times New Roman" w:hAnsi="Times New Roman" w:eastAsia="Times New Roman" w:cs="Times New Roman"/>
-                <w:i w:val="false"/>
-                <w:b w:val="false"/>
-                <w:u w:val="none"/>
-                <w:strike w:val="false"/>
-                <w:sz w:val="18"/>
-                <w:szCs w:val="18"/>
-                <w:color w:val="000000"/>
-              </w:rPr>
-            </w:pPr>
-            <w:r>
-              <w:rPr>
-                <w:rFonts w:ascii="Times New Roman" w:hAnsi="Times New Roman" w:eastAsia="Times New Roman" w:cs="Times New Roman"/>
-                <w:i w:val="false"/>
-                <w:b w:val="false"/>
-                <w:u w:val="none"/>
-                <w:strike w:val="false"/>
-                <w:sz w:val="18"/>
-                <w:szCs w:val="18"/>
-                <w:color w:val="000000"/>
-              </w:rPr>
-              <w:t xml:space="preserve">0.63 (0.46–0.86)</w:t>
-            </w:r>
-          </w:p>
-        </w:tc>
-        <w:tc>
-          <w:tcPr>
-            <w:tcBorders>
-              <w:bottom w:val="none" w:sz="0" w:space="0" w:color="000000"/>
-              <w:top w:val="none" w:sz="0" w:space="0" w:color="000000"/>
-              <w:left w:val="none" w:sz="0" w:space="0" w:color="000000"/>
-              <w:right w:val="none" w:sz="0" w:space="0" w:color="000000"/>
-            </w:tcBorders>
-            <w:shd w:val="clear" w:color="auto" w:fill="FFFFFF"/>
-            <w:tcMar>
-              <w:top w:w="0" w:type="dxa"/>
-              <w:bottom w:w="0" w:type="dxa"/>
-              <w:left w:w="0" w:type="dxa"/>
-              <w:right w:w="0" w:type="dxa"/>
-            </w:tcMar>
-            <w:vAlign w:val="center"/>
-          </w:tcPr>
-          <w:p>
-            <w:pPr>
-              <w:pStyle w:val="Normal"/>
-              <w:jc w:val="left"/>
-              <w:pBdr>
-                <w:bottom w:val="none" w:sz="0" w:space="0" w:color="000000"/>
-                <w:top w:val="none" w:sz="0" w:space="0" w:color="000000"/>
-                <w:left w:val="none" w:sz="0" w:space="0" w:color="000000"/>
-                <w:right w:val="none" w:sz="0" w:space="0" w:color="000000"/>
-              </w:pBdr>
-              <w:spacing w:after="100" w:before="100" w:line="240"/>
-              <w:ind w:left="100" w:right="100" w:firstLine="0" w:firstLineChars="0"/>
-              <w:rPr>
-                <w:rFonts w:ascii="Times New Roman" w:hAnsi="Times New Roman" w:eastAsia="Times New Roman" w:cs="Times New Roman"/>
-                <w:i w:val="false"/>
-                <w:b w:val="false"/>
-                <w:u w:val="none"/>
-                <w:strike w:val="false"/>
-                <w:sz w:val="18"/>
-                <w:szCs w:val="18"/>
-                <w:color w:val="000000"/>
-              </w:rPr>
-            </w:pPr>
-            <w:r>
-              <w:rPr>
-                <w:rFonts w:ascii="Times New Roman" w:hAnsi="Times New Roman" w:eastAsia="Times New Roman" w:cs="Times New Roman"/>
-                <w:i w:val="false"/>
-                <w:b w:val="false"/>
-                <w:u w:val="none"/>
-                <w:strike w:val="false"/>
-                <w:sz w:val="18"/>
-                <w:szCs w:val="18"/>
-                <w:color w:val="000000"/>
-              </w:rPr>
-              <w:t xml:space="preserve">0.004</w:t>
-            </w:r>
-          </w:p>
-        </w:tc>
-        <w:tc>
-          <w:tcPr>
-            <w:tcBorders>
-              <w:bottom w:val="none" w:sz="0" w:space="0" w:color="000000"/>
-              <w:top w:val="none" w:sz="0" w:space="0" w:color="000000"/>
-              <w:left w:val="none" w:sz="0" w:space="0" w:color="000000"/>
-              <w:right w:val="none" w:sz="0" w:space="0" w:color="000000"/>
-            </w:tcBorders>
-            <w:shd w:val="clear" w:color="auto" w:fill="FFFFFF"/>
-            <w:tcMar>
-              <w:top w:w="0" w:type="dxa"/>
-              <w:bottom w:w="0" w:type="dxa"/>
-              <w:left w:w="0" w:type="dxa"/>
-              <w:right w:w="0" w:type="dxa"/>
-            </w:tcMar>
-            <w:vAlign w:val="center"/>
-          </w:tcPr>
-          <w:p>
-            <w:pPr>
-              <w:pStyle w:val="Normal"/>
-              <w:jc w:val="left"/>
-              <w:pBdr>
-                <w:bottom w:val="none" w:sz="0" w:space="0" w:color="000000"/>
-                <w:top w:val="none" w:sz="0" w:space="0" w:color="000000"/>
-                <w:left w:val="none" w:sz="0" w:space="0" w:color="000000"/>
-                <w:right w:val="none" w:sz="0" w:space="0" w:color="000000"/>
-              </w:pBdr>
-              <w:spacing w:after="100" w:before="100" w:line="240"/>
-              <w:ind w:left="100" w:right="100" w:firstLine="0" w:firstLineChars="0"/>
-              <w:rPr>
-                <w:rFonts w:ascii="Times New Roman" w:hAnsi="Times New Roman" w:eastAsia="Times New Roman" w:cs="Times New Roman"/>
-                <w:i w:val="false"/>
-                <w:b w:val="false"/>
-                <w:u w:val="none"/>
-                <w:strike w:val="false"/>
-                <w:sz w:val="18"/>
-                <w:szCs w:val="18"/>
-                <w:color w:val="000000"/>
-              </w:rPr>
-            </w:pPr>
-            <w:r>
-              <w:rPr>
-                <w:rFonts w:ascii="Times New Roman" w:hAnsi="Times New Roman" w:eastAsia="Times New Roman" w:cs="Times New Roman"/>
-                <w:i w:val="false"/>
-                <w:b w:val="false"/>
-                <w:u w:val="none"/>
-                <w:strike w:val="false"/>
-                <w:sz w:val="18"/>
-                <w:szCs w:val="18"/>
-                <w:color w:val="000000"/>
-              </w:rPr>
-              <w:t xml:space="preserve"/>
-            </w:r>
-          </w:p>
-        </w:tc>
-      </w:tr>
-      <w:tr>
-        <w:trPr>
-          <w:trHeight w:val="560" w:hRule="auto"/>
-        </w:trPr>
-        <w:tc>
-          <w:tcPr>
-            <w:tcBorders>
-              <w:bottom w:val="none" w:sz="0" w:space="0" w:color="000000"/>
-              <w:top w:val="none" w:sz="0" w:space="0" w:color="000000"/>
-              <w:left w:val="none" w:sz="0" w:space="0" w:color="000000"/>
-              <w:right w:val="none" w:sz="0" w:space="0" w:color="000000"/>
-            </w:tcBorders>
-            <w:shd w:val="clear" w:color="auto" w:fill="FFFFFF"/>
-            <w:tcMar>
-              <w:top w:w="0" w:type="dxa"/>
-              <w:bottom w:w="0" w:type="dxa"/>
-              <w:left w:w="0" w:type="dxa"/>
-              <w:right w:w="0" w:type="dxa"/>
-            </w:tcMar>
-            <w:vAlign w:val="center"/>
-          </w:tcPr>
-          <w:p>
-            <w:pPr>
-              <w:pStyle w:val="Normal"/>
-              <w:jc w:val="left"/>
-              <w:pBdr>
-                <w:bottom w:val="none" w:sz="0" w:space="0" w:color="000000"/>
-                <w:top w:val="none" w:sz="0" w:space="0" w:color="000000"/>
-                <w:left w:val="none" w:sz="0" w:space="0" w:color="000000"/>
-                <w:right w:val="none" w:sz="0" w:space="0" w:color="000000"/>
-              </w:pBdr>
-              <w:spacing w:after="100" w:before="100" w:line="240"/>
-              <w:ind w:left="100" w:right="100" w:firstLine="0" w:firstLineChars="0"/>
-              <w:rPr>
-                <w:rFonts w:ascii="Times New Roman" w:hAnsi="Times New Roman" w:eastAsia="Times New Roman" w:cs="Times New Roman"/>
-                <w:i w:val="false"/>
-                <w:b w:val="false"/>
-                <w:u w:val="none"/>
-                <w:strike w:val="false"/>
-                <w:sz w:val="18"/>
-                <w:szCs w:val="18"/>
-                <w:color w:val="000000"/>
-              </w:rPr>
-            </w:pPr>
-            <w:r>
-              <w:rPr>
-                <w:rFonts w:ascii="Times New Roman" w:hAnsi="Times New Roman" w:eastAsia="Times New Roman" w:cs="Times New Roman"/>
-                <w:i w:val="false"/>
-                <w:b w:val="false"/>
-                <w:u w:val="none"/>
-                <w:strike w:val="false"/>
-                <w:sz w:val="18"/>
-                <w:szCs w:val="18"/>
-                <w:color w:val="000000"/>
-              </w:rPr>
-              <w:t xml:space="preserve">Multivariable + MMR status</w:t>
-            </w:r>
-          </w:p>
-        </w:tc>
-        <w:tc>
-          <w:tcPr>
-            <w:tcBorders>
-              <w:bottom w:val="none" w:sz="0" w:space="0" w:color="000000"/>
-              <w:top w:val="none" w:sz="0" w:space="0" w:color="000000"/>
-              <w:left w:val="none" w:sz="0" w:space="0" w:color="000000"/>
-              <w:right w:val="none" w:sz="0" w:space="0" w:color="000000"/>
-            </w:tcBorders>
-            <w:shd w:val="clear" w:color="auto" w:fill="FFFFFF"/>
-            <w:tcMar>
-              <w:top w:w="0" w:type="dxa"/>
-              <w:bottom w:w="0" w:type="dxa"/>
-              <w:left w:w="0" w:type="dxa"/>
-              <w:right w:w="0" w:type="dxa"/>
-            </w:tcMar>
-            <w:vAlign w:val="center"/>
-          </w:tcPr>
-          <w:p>
-            <w:pPr>
-              <w:pStyle w:val="Normal"/>
-              <w:jc w:val="left"/>
-              <w:pBdr>
-                <w:bottom w:val="none" w:sz="0" w:space="0" w:color="000000"/>
-                <w:top w:val="none" w:sz="0" w:space="0" w:color="000000"/>
-                <w:left w:val="none" w:sz="0" w:space="0" w:color="000000"/>
-                <w:right w:val="none" w:sz="0" w:space="0" w:color="000000"/>
-              </w:pBdr>
-              <w:spacing w:after="100" w:before="100" w:line="240"/>
-              <w:ind w:left="100" w:right="100" w:firstLine="0" w:firstLineChars="0"/>
-              <w:rPr>
-                <w:rFonts w:ascii="Times New Roman" w:hAnsi="Times New Roman" w:eastAsia="Times New Roman" w:cs="Times New Roman"/>
-                <w:i w:val="false"/>
-                <w:b w:val="false"/>
-                <w:u w:val="none"/>
-                <w:strike w:val="false"/>
-                <w:sz w:val="18"/>
-                <w:szCs w:val="18"/>
-                <w:color w:val="000000"/>
-              </w:rPr>
-            </w:pPr>
-            <w:r>
-              <w:rPr>
-                <w:rFonts w:ascii="Times New Roman" w:hAnsi="Times New Roman" w:eastAsia="Times New Roman" w:cs="Times New Roman"/>
-                <w:i w:val="false"/>
-                <w:b w:val="false"/>
-                <w:u w:val="none"/>
-                <w:strike w:val="false"/>
-                <w:sz w:val="18"/>
-                <w:szCs w:val="18"/>
-                <w:color w:val="000000"/>
-              </w:rPr>
-              <w:t xml:space="preserve">Age (per 10 years)</w:t>
-            </w:r>
-          </w:p>
-        </w:tc>
-        <w:tc>
-          <w:tcPr>
-            <w:tcBorders>
-              <w:bottom w:val="none" w:sz="0" w:space="0" w:color="000000"/>
-              <w:top w:val="none" w:sz="0" w:space="0" w:color="000000"/>
-              <w:left w:val="none" w:sz="0" w:space="0" w:color="000000"/>
-              <w:right w:val="none" w:sz="0" w:space="0" w:color="000000"/>
-            </w:tcBorders>
-            <w:shd w:val="clear" w:color="auto" w:fill="FFFFFF"/>
-            <w:tcMar>
-              <w:top w:w="0" w:type="dxa"/>
-              <w:bottom w:w="0" w:type="dxa"/>
-              <w:left w:w="0" w:type="dxa"/>
-              <w:right w:w="0" w:type="dxa"/>
-            </w:tcMar>
-            <w:vAlign w:val="center"/>
-          </w:tcPr>
-          <w:p>
-            <w:pPr>
-              <w:pStyle w:val="Normal"/>
-              <w:jc w:val="left"/>
-              <w:pBdr>
-                <w:bottom w:val="none" w:sz="0" w:space="0" w:color="000000"/>
-                <w:top w:val="none" w:sz="0" w:space="0" w:color="000000"/>
-                <w:left w:val="none" w:sz="0" w:space="0" w:color="000000"/>
-                <w:right w:val="none" w:sz="0" w:space="0" w:color="000000"/>
-              </w:pBdr>
-              <w:spacing w:after="100" w:before="100" w:line="240"/>
-              <w:ind w:left="100" w:right="100" w:firstLine="0" w:firstLineChars="0"/>
-              <w:rPr>
-                <w:rFonts w:ascii="Times New Roman" w:hAnsi="Times New Roman" w:eastAsia="Times New Roman" w:cs="Times New Roman"/>
-                <w:i w:val="false"/>
-                <w:b w:val="false"/>
-                <w:u w:val="none"/>
-                <w:strike w:val="false"/>
-                <w:sz w:val="18"/>
-                <w:szCs w:val="18"/>
-                <w:color w:val="000000"/>
-              </w:rPr>
-            </w:pPr>
-            <w:r>
-              <w:rPr>
-                <w:rFonts w:ascii="Times New Roman" w:hAnsi="Times New Roman" w:eastAsia="Times New Roman" w:cs="Times New Roman"/>
-                <w:i w:val="false"/>
-                <w:b w:val="false"/>
-                <w:u w:val="none"/>
-                <w:strike w:val="false"/>
-                <w:sz w:val="18"/>
-                <w:szCs w:val="18"/>
-                <w:color w:val="000000"/>
-              </w:rPr>
-              <w:t xml:space="preserve"/>
-            </w:r>
-          </w:p>
-        </w:tc>
-        <w:tc>
-          <w:tcPr>
-            <w:tcBorders>
-              <w:bottom w:val="none" w:sz="0" w:space="0" w:color="000000"/>
-              <w:top w:val="none" w:sz="0" w:space="0" w:color="000000"/>
-              <w:left w:val="none" w:sz="0" w:space="0" w:color="000000"/>
-              <w:right w:val="none" w:sz="0" w:space="0" w:color="000000"/>
-            </w:tcBorders>
-            <w:shd w:val="clear" w:color="auto" w:fill="FFFFFF"/>
-            <w:tcMar>
-              <w:top w:w="0" w:type="dxa"/>
-              <w:bottom w:w="0" w:type="dxa"/>
-              <w:left w:w="0" w:type="dxa"/>
-              <w:right w:w="0" w:type="dxa"/>
-            </w:tcMar>
-            <w:vAlign w:val="center"/>
-          </w:tcPr>
-          <w:p>
-            <w:pPr>
-              <w:pStyle w:val="Normal"/>
-              <w:jc w:val="right"/>
-              <w:pBdr>
-                <w:bottom w:val="none" w:sz="0" w:space="0" w:color="000000"/>
-                <w:top w:val="none" w:sz="0" w:space="0" w:color="000000"/>
-                <w:left w:val="none" w:sz="0" w:space="0" w:color="000000"/>
-                <w:right w:val="none" w:sz="0" w:space="0" w:color="000000"/>
-              </w:pBdr>
-              <w:spacing w:after="100" w:before="100" w:line="240"/>
-              <w:ind w:left="100" w:right="100" w:firstLine="0" w:firstLineChars="0"/>
-              <w:rPr>
-                <w:rFonts w:ascii="Times New Roman" w:hAnsi="Times New Roman" w:eastAsia="Times New Roman" w:cs="Times New Roman"/>
-                <w:i w:val="false"/>
-                <w:b w:val="false"/>
-                <w:u w:val="none"/>
-                <w:strike w:val="false"/>
-                <w:sz w:val="18"/>
-                <w:szCs w:val="18"/>
-                <w:color w:val="000000"/>
-              </w:rPr>
-            </w:pPr>
-            <w:r>
-              <w:rPr>
-                <w:rFonts w:ascii="Times New Roman" w:hAnsi="Times New Roman" w:eastAsia="Times New Roman" w:cs="Times New Roman"/>
-                <w:i w:val="false"/>
-                <w:b w:val="false"/>
-                <w:u w:val="none"/>
-                <w:strike w:val="false"/>
-                <w:sz w:val="18"/>
-                <w:szCs w:val="18"/>
-                <w:color w:val="000000"/>
-              </w:rPr>
-              <w:t xml:space="preserve">506</w:t>
-            </w:r>
-          </w:p>
-        </w:tc>
-        <w:tc>
-          <w:tcPr>
-            <w:tcBorders>
-              <w:bottom w:val="none" w:sz="0" w:space="0" w:color="000000"/>
-              <w:top w:val="none" w:sz="0" w:space="0" w:color="000000"/>
-              <w:left w:val="none" w:sz="0" w:space="0" w:color="000000"/>
-              <w:right w:val="none" w:sz="0" w:space="0" w:color="000000"/>
-            </w:tcBorders>
-            <w:shd w:val="clear" w:color="auto" w:fill="FFFFFF"/>
-            <w:tcMar>
-              <w:top w:w="0" w:type="dxa"/>
-              <w:bottom w:w="0" w:type="dxa"/>
-              <w:left w:w="0" w:type="dxa"/>
-              <w:right w:w="0" w:type="dxa"/>
-            </w:tcMar>
-            <w:vAlign w:val="center"/>
-          </w:tcPr>
-          <w:p>
-            <w:pPr>
-              <w:pStyle w:val="Normal"/>
-              <w:jc w:val="right"/>
-              <w:pBdr>
-                <w:bottom w:val="none" w:sz="0" w:space="0" w:color="000000"/>
-                <w:top w:val="none" w:sz="0" w:space="0" w:color="000000"/>
-                <w:left w:val="none" w:sz="0" w:space="0" w:color="000000"/>
-                <w:right w:val="none" w:sz="0" w:space="0" w:color="000000"/>
-              </w:pBdr>
-              <w:spacing w:after="100" w:before="100" w:line="240"/>
-              <w:ind w:left="100" w:right="100" w:firstLine="0" w:firstLineChars="0"/>
-              <w:rPr>
-                <w:rFonts w:ascii="Times New Roman" w:hAnsi="Times New Roman" w:eastAsia="Times New Roman" w:cs="Times New Roman"/>
-                <w:i w:val="false"/>
-                <w:b w:val="false"/>
-                <w:u w:val="none"/>
-                <w:strike w:val="false"/>
-                <w:sz w:val="18"/>
-                <w:szCs w:val="18"/>
-                <w:color w:val="000000"/>
-              </w:rPr>
-            </w:pPr>
-            <w:r>
-              <w:rPr>
-                <w:rFonts w:ascii="Times New Roman" w:hAnsi="Times New Roman" w:eastAsia="Times New Roman" w:cs="Times New Roman"/>
-                <w:i w:val="false"/>
-                <w:b w:val="false"/>
-                <w:u w:val="none"/>
-                <w:strike w:val="false"/>
-                <w:sz w:val="18"/>
-                <w:szCs w:val="18"/>
-                <w:color w:val="000000"/>
-              </w:rPr>
-              <w:t xml:space="preserve">167</w:t>
-            </w:r>
-          </w:p>
-        </w:tc>
-        <w:tc>
-          <w:tcPr>
-            <w:tcBorders>
-              <w:bottom w:val="none" w:sz="0" w:space="0" w:color="000000"/>
-              <w:top w:val="none" w:sz="0" w:space="0" w:color="000000"/>
-              <w:left w:val="none" w:sz="0" w:space="0" w:color="000000"/>
-              <w:right w:val="none" w:sz="0" w:space="0" w:color="000000"/>
-            </w:tcBorders>
-            <w:shd w:val="clear" w:color="auto" w:fill="FFFFFF"/>
-            <w:tcMar>
-              <w:top w:w="0" w:type="dxa"/>
-              <w:bottom w:w="0" w:type="dxa"/>
-              <w:left w:w="0" w:type="dxa"/>
-              <w:right w:w="0" w:type="dxa"/>
-            </w:tcMar>
-            <w:vAlign w:val="center"/>
-          </w:tcPr>
-          <w:p>
-            <w:pPr>
-              <w:pStyle w:val="Normal"/>
-              <w:jc w:val="left"/>
-              <w:pBdr>
-                <w:bottom w:val="none" w:sz="0" w:space="0" w:color="000000"/>
-                <w:top w:val="none" w:sz="0" w:space="0" w:color="000000"/>
-                <w:left w:val="none" w:sz="0" w:space="0" w:color="000000"/>
-                <w:right w:val="none" w:sz="0" w:space="0" w:color="000000"/>
-              </w:pBdr>
-              <w:spacing w:after="100" w:before="100" w:line="240"/>
-              <w:ind w:left="100" w:right="100" w:firstLine="0" w:firstLineChars="0"/>
-              <w:rPr>
-                <w:rFonts w:ascii="Times New Roman" w:hAnsi="Times New Roman" w:eastAsia="Times New Roman" w:cs="Times New Roman"/>
-                <w:i w:val="false"/>
-                <w:b w:val="false"/>
-                <w:u w:val="none"/>
-                <w:strike w:val="false"/>
-                <w:sz w:val="18"/>
-                <w:szCs w:val="18"/>
-                <w:color w:val="000000"/>
-              </w:rPr>
-            </w:pPr>
-            <w:r>
-              <w:rPr>
-                <w:rFonts w:ascii="Times New Roman" w:hAnsi="Times New Roman" w:eastAsia="Times New Roman" w:cs="Times New Roman"/>
-                <w:i w:val="false"/>
-                <w:b w:val="false"/>
-                <w:u w:val="none"/>
-                <w:strike w:val="false"/>
-                <w:sz w:val="18"/>
-                <w:szCs w:val="18"/>
-                <w:color w:val="000000"/>
-              </w:rPr>
-              <w:t xml:space="preserve">1.00 (0.99–1.01)</w:t>
-            </w:r>
-          </w:p>
-        </w:tc>
-        <w:tc>
-          <w:tcPr>
-            <w:tcBorders>
-              <w:bottom w:val="none" w:sz="0" w:space="0" w:color="000000"/>
-              <w:top w:val="none" w:sz="0" w:space="0" w:color="000000"/>
-              <w:left w:val="none" w:sz="0" w:space="0" w:color="000000"/>
-              <w:right w:val="none" w:sz="0" w:space="0" w:color="000000"/>
-            </w:tcBorders>
-            <w:shd w:val="clear" w:color="auto" w:fill="FFFFFF"/>
-            <w:tcMar>
-              <w:top w:w="0" w:type="dxa"/>
-              <w:bottom w:w="0" w:type="dxa"/>
-              <w:left w:w="0" w:type="dxa"/>
-              <w:right w:w="0" w:type="dxa"/>
-            </w:tcMar>
-            <w:vAlign w:val="center"/>
-          </w:tcPr>
-          <w:p>
-            <w:pPr>
-              <w:pStyle w:val="Normal"/>
-              <w:jc w:val="left"/>
-              <w:pBdr>
-                <w:bottom w:val="none" w:sz="0" w:space="0" w:color="000000"/>
-                <w:top w:val="none" w:sz="0" w:space="0" w:color="000000"/>
-                <w:left w:val="none" w:sz="0" w:space="0" w:color="000000"/>
-                <w:right w:val="none" w:sz="0" w:space="0" w:color="000000"/>
-              </w:pBdr>
-              <w:spacing w:after="100" w:before="100" w:line="240"/>
-              <w:ind w:left="100" w:right="100" w:firstLine="0" w:firstLineChars="0"/>
-              <w:rPr>
-                <w:rFonts w:ascii="Times New Roman" w:hAnsi="Times New Roman" w:eastAsia="Times New Roman" w:cs="Times New Roman"/>
-                <w:i w:val="false"/>
-                <w:b w:val="false"/>
-                <w:u w:val="none"/>
-                <w:strike w:val="false"/>
-                <w:sz w:val="18"/>
-                <w:szCs w:val="18"/>
-                <w:color w:val="000000"/>
-              </w:rPr>
-            </w:pPr>
-            <w:r>
-              <w:rPr>
-                <w:rFonts w:ascii="Times New Roman" w:hAnsi="Times New Roman" w:eastAsia="Times New Roman" w:cs="Times New Roman"/>
-                <w:i w:val="false"/>
-                <w:b w:val="false"/>
-                <w:u w:val="none"/>
-                <w:strike w:val="false"/>
-                <w:sz w:val="18"/>
-                <w:szCs w:val="18"/>
-                <w:color w:val="000000"/>
-              </w:rPr>
-              <w:t xml:space="preserve">0.813</w:t>
-            </w:r>
-          </w:p>
-        </w:tc>
-        <w:tc>
-          <w:tcPr>
-            <w:tcBorders>
-              <w:bottom w:val="none" w:sz="0" w:space="0" w:color="000000"/>
-              <w:top w:val="none" w:sz="0" w:space="0" w:color="000000"/>
-              <w:left w:val="none" w:sz="0" w:space="0" w:color="000000"/>
-              <w:right w:val="none" w:sz="0" w:space="0" w:color="000000"/>
-            </w:tcBorders>
-            <w:shd w:val="clear" w:color="auto" w:fill="FFFFFF"/>
-            <w:tcMar>
-              <w:top w:w="0" w:type="dxa"/>
-              <w:bottom w:w="0" w:type="dxa"/>
-              <w:left w:w="0" w:type="dxa"/>
-              <w:right w:w="0" w:type="dxa"/>
-            </w:tcMar>
-            <w:vAlign w:val="center"/>
-          </w:tcPr>
-          <w:p>
-            <w:pPr>
-              <w:pStyle w:val="Normal"/>
-              <w:jc w:val="left"/>
-              <w:pBdr>
-                <w:bottom w:val="none" w:sz="0" w:space="0" w:color="000000"/>
-                <w:top w:val="none" w:sz="0" w:space="0" w:color="000000"/>
-                <w:left w:val="none" w:sz="0" w:space="0" w:color="000000"/>
-                <w:right w:val="none" w:sz="0" w:space="0" w:color="000000"/>
-              </w:pBdr>
-              <w:spacing w:after="100" w:before="100" w:line="240"/>
-              <w:ind w:left="100" w:right="100" w:firstLine="0" w:firstLineChars="0"/>
-              <w:rPr>
-                <w:rFonts w:ascii="Times New Roman" w:hAnsi="Times New Roman" w:eastAsia="Times New Roman" w:cs="Times New Roman"/>
-                <w:i w:val="false"/>
-                <w:b w:val="false"/>
-                <w:u w:val="none"/>
-                <w:strike w:val="false"/>
-                <w:sz w:val="18"/>
-                <w:szCs w:val="18"/>
-                <w:color w:val="000000"/>
-              </w:rPr>
-            </w:pPr>
-            <w:r>
-              <w:rPr>
-                <w:rFonts w:ascii="Times New Roman" w:hAnsi="Times New Roman" w:eastAsia="Times New Roman" w:cs="Times New Roman"/>
-                <w:i w:val="false"/>
-                <w:b w:val="false"/>
-                <w:u w:val="none"/>
-                <w:strike w:val="false"/>
-                <w:sz w:val="18"/>
-                <w:szCs w:val="18"/>
-                <w:color w:val="000000"/>
-              </w:rPr>
-              <w:t xml:space="preserve"/>
-            </w:r>
-          </w:p>
-        </w:tc>
-      </w:tr>
-      <w:tr>
-        <w:trPr>
-          <w:trHeight w:val="560" w:hRule="auto"/>
-        </w:trPr>
-        <w:tc>
-          <w:tcPr>
-            <w:tcBorders>
-              <w:bottom w:val="none" w:sz="0" w:space="0" w:color="000000"/>
-              <w:top w:val="none" w:sz="0" w:space="0" w:color="000000"/>
-              <w:left w:val="none" w:sz="0" w:space="0" w:color="000000"/>
-              <w:right w:val="none" w:sz="0" w:space="0" w:color="000000"/>
-            </w:tcBorders>
-            <w:shd w:val="clear" w:color="auto" w:fill="FFFFFF"/>
-            <w:tcMar>
-              <w:top w:w="0" w:type="dxa"/>
-              <w:bottom w:w="0" w:type="dxa"/>
-              <w:left w:w="0" w:type="dxa"/>
-              <w:right w:w="0" w:type="dxa"/>
-            </w:tcMar>
-            <w:vAlign w:val="center"/>
-          </w:tcPr>
-          <w:p>
-            <w:pPr>
-              <w:pStyle w:val="Normal"/>
-              <w:jc w:val="left"/>
-              <w:pBdr>
-                <w:bottom w:val="none" w:sz="0" w:space="0" w:color="000000"/>
-                <w:top w:val="none" w:sz="0" w:space="0" w:color="000000"/>
-                <w:left w:val="none" w:sz="0" w:space="0" w:color="000000"/>
-                <w:right w:val="none" w:sz="0" w:space="0" w:color="000000"/>
-              </w:pBdr>
-              <w:spacing w:after="100" w:before="100" w:line="240"/>
-              <w:ind w:left="100" w:right="100" w:firstLine="0" w:firstLineChars="0"/>
-              <w:rPr>
-                <w:rFonts w:ascii="Times New Roman" w:hAnsi="Times New Roman" w:eastAsia="Times New Roman" w:cs="Times New Roman"/>
-                <w:i w:val="false"/>
-                <w:b w:val="false"/>
-                <w:u w:val="none"/>
-                <w:strike w:val="false"/>
-                <w:sz w:val="18"/>
-                <w:szCs w:val="18"/>
-                <w:color w:val="000000"/>
-              </w:rPr>
-            </w:pPr>
-            <w:r>
-              <w:rPr>
-                <w:rFonts w:ascii="Times New Roman" w:hAnsi="Times New Roman" w:eastAsia="Times New Roman" w:cs="Times New Roman"/>
-                <w:i w:val="false"/>
-                <w:b w:val="false"/>
-                <w:u w:val="none"/>
-                <w:strike w:val="false"/>
-                <w:sz w:val="18"/>
-                <w:szCs w:val="18"/>
-                <w:color w:val="000000"/>
-              </w:rPr>
-              <w:t xml:space="preserve">Multivariable + MMR status</w:t>
-            </w:r>
-          </w:p>
-        </w:tc>
-        <w:tc>
-          <w:tcPr>
-            <w:tcBorders>
-              <w:bottom w:val="none" w:sz="0" w:space="0" w:color="000000"/>
-              <w:top w:val="none" w:sz="0" w:space="0" w:color="000000"/>
-              <w:left w:val="none" w:sz="0" w:space="0" w:color="000000"/>
-              <w:right w:val="none" w:sz="0" w:space="0" w:color="000000"/>
-            </w:tcBorders>
-            <w:shd w:val="clear" w:color="auto" w:fill="FFFFFF"/>
-            <w:tcMar>
-              <w:top w:w="0" w:type="dxa"/>
-              <w:bottom w:w="0" w:type="dxa"/>
-              <w:left w:w="0" w:type="dxa"/>
-              <w:right w:w="0" w:type="dxa"/>
-            </w:tcMar>
-            <w:vAlign w:val="center"/>
-          </w:tcPr>
-          <w:p>
-            <w:pPr>
-              <w:pStyle w:val="Normal"/>
-              <w:jc w:val="left"/>
-              <w:pBdr>
-                <w:bottom w:val="none" w:sz="0" w:space="0" w:color="000000"/>
-                <w:top w:val="none" w:sz="0" w:space="0" w:color="000000"/>
-                <w:left w:val="none" w:sz="0" w:space="0" w:color="000000"/>
-                <w:right w:val="none" w:sz="0" w:space="0" w:color="000000"/>
-              </w:pBdr>
-              <w:spacing w:after="100" w:before="100" w:line="240"/>
-              <w:ind w:left="100" w:right="100" w:firstLine="0" w:firstLineChars="0"/>
-              <w:rPr>
-                <w:rFonts w:ascii="Times New Roman" w:hAnsi="Times New Roman" w:eastAsia="Times New Roman" w:cs="Times New Roman"/>
-                <w:i w:val="false"/>
-                <w:b w:val="false"/>
-                <w:u w:val="none"/>
-                <w:strike w:val="false"/>
-                <w:sz w:val="18"/>
-                <w:szCs w:val="18"/>
-                <w:color w:val="000000"/>
-              </w:rPr>
-            </w:pPr>
-            <w:r>
-              <w:rPr>
-                <w:rFonts w:ascii="Times New Roman" w:hAnsi="Times New Roman" w:eastAsia="Times New Roman" w:cs="Times New Roman"/>
-                <w:i w:val="false"/>
-                <w:b w:val="false"/>
-                <w:u w:val="none"/>
-                <w:strike w:val="false"/>
-                <w:sz w:val="18"/>
-                <w:szCs w:val="18"/>
-                <w:color w:val="000000"/>
-              </w:rPr>
-              <w:t xml:space="preserve">Sex</w:t>
-            </w:r>
-          </w:p>
-        </w:tc>
-        <w:tc>
-          <w:tcPr>
-            <w:tcBorders>
-              <w:bottom w:val="none" w:sz="0" w:space="0" w:color="000000"/>
-              <w:top w:val="none" w:sz="0" w:space="0" w:color="000000"/>
-              <w:left w:val="none" w:sz="0" w:space="0" w:color="000000"/>
-              <w:right w:val="none" w:sz="0" w:space="0" w:color="000000"/>
-            </w:tcBorders>
-            <w:shd w:val="clear" w:color="auto" w:fill="FFFFFF"/>
-            <w:tcMar>
-              <w:top w:w="0" w:type="dxa"/>
-              <w:bottom w:w="0" w:type="dxa"/>
-              <w:left w:w="0" w:type="dxa"/>
-              <w:right w:w="0" w:type="dxa"/>
-            </w:tcMar>
-            <w:vAlign w:val="center"/>
-          </w:tcPr>
-          <w:p>
-            <w:pPr>
-              <w:pStyle w:val="Normal"/>
-              <w:jc w:val="left"/>
-              <w:pBdr>
-                <w:bottom w:val="none" w:sz="0" w:space="0" w:color="000000"/>
-                <w:top w:val="none" w:sz="0" w:space="0" w:color="000000"/>
-                <w:left w:val="none" w:sz="0" w:space="0" w:color="000000"/>
-                <w:right w:val="none" w:sz="0" w:space="0" w:color="000000"/>
-              </w:pBdr>
-              <w:spacing w:after="100" w:before="100" w:line="240"/>
-              <w:ind w:left="100" w:right="100" w:firstLine="0" w:firstLineChars="0"/>
-              <w:rPr>
-                <w:rFonts w:ascii="Times New Roman" w:hAnsi="Times New Roman" w:eastAsia="Times New Roman" w:cs="Times New Roman"/>
-                <w:i w:val="false"/>
-                <w:b w:val="false"/>
-                <w:u w:val="none"/>
-                <w:strike w:val="false"/>
-                <w:sz w:val="18"/>
-                <w:szCs w:val="18"/>
-                <w:color w:val="000000"/>
-              </w:rPr>
-            </w:pPr>
-            <w:r>
-              <w:rPr>
-                <w:rFonts w:ascii="Times New Roman" w:hAnsi="Times New Roman" w:eastAsia="Times New Roman" w:cs="Times New Roman"/>
-                <w:i w:val="false"/>
-                <w:b w:val="false"/>
-                <w:u w:val="none"/>
-                <w:strike w:val="false"/>
-                <w:sz w:val="18"/>
-                <w:szCs w:val="18"/>
-                <w:color w:val="000000"/>
-              </w:rPr>
-              <w:t xml:space="preserve">Male (ref)</w:t>
-            </w:r>
-          </w:p>
-        </w:tc>
-        <w:tc>
-          <w:tcPr>
-            <w:tcBorders>
-              <w:bottom w:val="none" w:sz="0" w:space="0" w:color="000000"/>
-              <w:top w:val="none" w:sz="0" w:space="0" w:color="000000"/>
-              <w:left w:val="none" w:sz="0" w:space="0" w:color="000000"/>
-              <w:right w:val="none" w:sz="0" w:space="0" w:color="000000"/>
-            </w:tcBorders>
-            <w:shd w:val="clear" w:color="auto" w:fill="FFFFFF"/>
-            <w:tcMar>
-              <w:top w:w="0" w:type="dxa"/>
-              <w:bottom w:w="0" w:type="dxa"/>
-              <w:left w:w="0" w:type="dxa"/>
-              <w:right w:w="0" w:type="dxa"/>
-            </w:tcMar>
-            <w:vAlign w:val="center"/>
-          </w:tcPr>
-          <w:p>
-            <w:pPr>
-              <w:pStyle w:val="Normal"/>
-              <w:jc w:val="right"/>
-              <w:pBdr>
-                <w:bottom w:val="none" w:sz="0" w:space="0" w:color="000000"/>
-                <w:top w:val="none" w:sz="0" w:space="0" w:color="000000"/>
-                <w:left w:val="none" w:sz="0" w:space="0" w:color="000000"/>
-                <w:right w:val="none" w:sz="0" w:space="0" w:color="000000"/>
-              </w:pBdr>
-              <w:spacing w:after="100" w:before="100" w:line="240"/>
-              <w:ind w:left="100" w:right="100" w:firstLine="0" w:firstLineChars="0"/>
-              <w:rPr>
-                <w:rFonts w:ascii="Times New Roman" w:hAnsi="Times New Roman" w:eastAsia="Times New Roman" w:cs="Times New Roman"/>
-                <w:i w:val="false"/>
-                <w:b w:val="false"/>
-                <w:u w:val="none"/>
-                <w:strike w:val="false"/>
-                <w:sz w:val="18"/>
-                <w:szCs w:val="18"/>
-                <w:color w:val="000000"/>
-              </w:rPr>
-            </w:pPr>
-            <w:r>
-              <w:rPr>
-                <w:rFonts w:ascii="Times New Roman" w:hAnsi="Times New Roman" w:eastAsia="Times New Roman" w:cs="Times New Roman"/>
-                <w:i w:val="false"/>
-                <w:b w:val="false"/>
-                <w:u w:val="none"/>
-                <w:strike w:val="false"/>
-                <w:sz w:val="18"/>
-                <w:szCs w:val="18"/>
-                <w:color w:val="000000"/>
-              </w:rPr>
-              <w:t xml:space="preserve">282</w:t>
-            </w:r>
-          </w:p>
-        </w:tc>
-        <w:tc>
-          <w:tcPr>
-            <w:tcBorders>
-              <w:bottom w:val="none" w:sz="0" w:space="0" w:color="000000"/>
-              <w:top w:val="none" w:sz="0" w:space="0" w:color="000000"/>
-              <w:left w:val="none" w:sz="0" w:space="0" w:color="000000"/>
-              <w:right w:val="none" w:sz="0" w:space="0" w:color="000000"/>
-            </w:tcBorders>
-            <w:shd w:val="clear" w:color="auto" w:fill="FFFFFF"/>
-            <w:tcMar>
-              <w:top w:w="0" w:type="dxa"/>
-              <w:bottom w:w="0" w:type="dxa"/>
-              <w:left w:w="0" w:type="dxa"/>
-              <w:right w:w="0" w:type="dxa"/>
-            </w:tcMar>
-            <w:vAlign w:val="center"/>
-          </w:tcPr>
-          <w:p>
-            <w:pPr>
-              <w:pStyle w:val="Normal"/>
-              <w:jc w:val="right"/>
-              <w:pBdr>
-                <w:bottom w:val="none" w:sz="0" w:space="0" w:color="000000"/>
-                <w:top w:val="none" w:sz="0" w:space="0" w:color="000000"/>
-                <w:left w:val="none" w:sz="0" w:space="0" w:color="000000"/>
-                <w:right w:val="none" w:sz="0" w:space="0" w:color="000000"/>
-              </w:pBdr>
-              <w:spacing w:after="100" w:before="100" w:line="240"/>
-              <w:ind w:left="100" w:right="100" w:firstLine="0" w:firstLineChars="0"/>
-              <w:rPr>
-                <w:rFonts w:ascii="Times New Roman" w:hAnsi="Times New Roman" w:eastAsia="Times New Roman" w:cs="Times New Roman"/>
-                <w:i w:val="false"/>
-                <w:b w:val="false"/>
-                <w:u w:val="none"/>
-                <w:strike w:val="false"/>
-                <w:sz w:val="18"/>
-                <w:szCs w:val="18"/>
-                <w:color w:val="000000"/>
-              </w:rPr>
-            </w:pPr>
-            <w:r>
-              <w:rPr>
-                <w:rFonts w:ascii="Times New Roman" w:hAnsi="Times New Roman" w:eastAsia="Times New Roman" w:cs="Times New Roman"/>
-                <w:i w:val="false"/>
-                <w:b w:val="false"/>
-                <w:u w:val="none"/>
-                <w:strike w:val="false"/>
-                <w:sz w:val="18"/>
-                <w:szCs w:val="18"/>
-                <w:color w:val="000000"/>
-              </w:rPr>
-              <w:t xml:space="preserve">99</w:t>
-            </w:r>
-          </w:p>
-        </w:tc>
-        <w:tc>
-          <w:tcPr>
-            <w:tcBorders>
-              <w:bottom w:val="none" w:sz="0" w:space="0" w:color="000000"/>
-              <w:top w:val="none" w:sz="0" w:space="0" w:color="000000"/>
-              <w:left w:val="none" w:sz="0" w:space="0" w:color="000000"/>
-              <w:right w:val="none" w:sz="0" w:space="0" w:color="000000"/>
-            </w:tcBorders>
-            <w:shd w:val="clear" w:color="auto" w:fill="FFFFFF"/>
-            <w:tcMar>
-              <w:top w:w="0" w:type="dxa"/>
-              <w:bottom w:w="0" w:type="dxa"/>
-              <w:left w:w="0" w:type="dxa"/>
-              <w:right w:w="0" w:type="dxa"/>
-            </w:tcMar>
-            <w:vAlign w:val="center"/>
-          </w:tcPr>
-          <w:p>
-            <w:pPr>
-              <w:pStyle w:val="Normal"/>
-              <w:jc w:val="left"/>
-              <w:pBdr>
-                <w:bottom w:val="none" w:sz="0" w:space="0" w:color="000000"/>
-                <w:top w:val="none" w:sz="0" w:space="0" w:color="000000"/>
-                <w:left w:val="none" w:sz="0" w:space="0" w:color="000000"/>
-                <w:right w:val="none" w:sz="0" w:space="0" w:color="000000"/>
-              </w:pBdr>
-              <w:spacing w:after="100" w:before="100" w:line="240"/>
-              <w:ind w:left="100" w:right="100" w:firstLine="0" w:firstLineChars="0"/>
-              <w:rPr>
-                <w:rFonts w:ascii="Times New Roman" w:hAnsi="Times New Roman" w:eastAsia="Times New Roman" w:cs="Times New Roman"/>
-                <w:i w:val="false"/>
-                <w:b w:val="false"/>
-                <w:u w:val="none"/>
-                <w:strike w:val="false"/>
-                <w:sz w:val="18"/>
-                <w:szCs w:val="18"/>
-                <w:color w:val="000000"/>
-              </w:rPr>
-            </w:pPr>
-            <w:r>
-              <w:rPr>
-                <w:rFonts w:ascii="Times New Roman" w:hAnsi="Times New Roman" w:eastAsia="Times New Roman" w:cs="Times New Roman"/>
-                <w:i w:val="false"/>
-                <w:b w:val="false"/>
-                <w:u w:val="none"/>
-                <w:strike w:val="false"/>
-                <w:sz w:val="18"/>
-                <w:szCs w:val="18"/>
-                <w:color w:val="000000"/>
-              </w:rPr>
-              <w:t xml:space="preserve">Reference</w:t>
-            </w:r>
-          </w:p>
-        </w:tc>
-        <w:tc>
-          <w:tcPr>
-            <w:tcBorders>
-              <w:bottom w:val="none" w:sz="0" w:space="0" w:color="000000"/>
-              <w:top w:val="none" w:sz="0" w:space="0" w:color="000000"/>
-              <w:left w:val="none" w:sz="0" w:space="0" w:color="000000"/>
-              <w:right w:val="none" w:sz="0" w:space="0" w:color="000000"/>
-            </w:tcBorders>
-            <w:shd w:val="clear" w:color="auto" w:fill="FFFFFF"/>
-            <w:tcMar>
-              <w:top w:w="0" w:type="dxa"/>
-              <w:bottom w:w="0" w:type="dxa"/>
-              <w:left w:w="0" w:type="dxa"/>
-              <w:right w:w="0" w:type="dxa"/>
-            </w:tcMar>
-            <w:vAlign w:val="center"/>
-          </w:tcPr>
-          <w:p>
-            <w:pPr>
-              <w:pStyle w:val="Normal"/>
-              <w:jc w:val="left"/>
-              <w:pBdr>
-                <w:bottom w:val="none" w:sz="0" w:space="0" w:color="000000"/>
-                <w:top w:val="none" w:sz="0" w:space="0" w:color="000000"/>
-                <w:left w:val="none" w:sz="0" w:space="0" w:color="000000"/>
-                <w:right w:val="none" w:sz="0" w:space="0" w:color="000000"/>
-              </w:pBdr>
-              <w:spacing w:after="100" w:before="100" w:line="240"/>
-              <w:ind w:left="100" w:right="100" w:firstLine="0" w:firstLineChars="0"/>
-              <w:rPr>
-                <w:rFonts w:ascii="Times New Roman" w:hAnsi="Times New Roman" w:eastAsia="Times New Roman" w:cs="Times New Roman"/>
-                <w:i w:val="false"/>
-                <w:b w:val="false"/>
-                <w:u w:val="none"/>
-                <w:strike w:val="false"/>
-                <w:sz w:val="18"/>
-                <w:szCs w:val="18"/>
-                <w:color w:val="000000"/>
-              </w:rPr>
-            </w:pPr>
-            <w:r>
-              <w:rPr>
-                <w:rFonts w:ascii="Times New Roman" w:hAnsi="Times New Roman" w:eastAsia="Times New Roman" w:cs="Times New Roman"/>
-                <w:i w:val="false"/>
-                <w:b w:val="false"/>
-                <w:u w:val="none"/>
-                <w:strike w:val="false"/>
-                <w:sz w:val="18"/>
-                <w:szCs w:val="18"/>
-                <w:color w:val="000000"/>
-              </w:rPr>
-              <w:t xml:space="preserve"/>
-            </w:r>
-          </w:p>
-        </w:tc>
-        <w:tc>
-          <w:tcPr>
-            <w:tcBorders>
-              <w:bottom w:val="none" w:sz="0" w:space="0" w:color="000000"/>
-              <w:top w:val="none" w:sz="0" w:space="0" w:color="000000"/>
-              <w:left w:val="none" w:sz="0" w:space="0" w:color="000000"/>
-              <w:right w:val="none" w:sz="0" w:space="0" w:color="000000"/>
-            </w:tcBorders>
-            <w:shd w:val="clear" w:color="auto" w:fill="FFFFFF"/>
-            <w:tcMar>
-              <w:top w:w="0" w:type="dxa"/>
-              <w:bottom w:w="0" w:type="dxa"/>
-              <w:left w:w="0" w:type="dxa"/>
-              <w:right w:w="0" w:type="dxa"/>
-            </w:tcMar>
-            <w:vAlign w:val="center"/>
-          </w:tcPr>
-          <w:p>
-            <w:pPr>
-              <w:pStyle w:val="Normal"/>
-              <w:jc w:val="left"/>
-              <w:pBdr>
-                <w:bottom w:val="none" w:sz="0" w:space="0" w:color="000000"/>
-                <w:top w:val="none" w:sz="0" w:space="0" w:color="000000"/>
-                <w:left w:val="none" w:sz="0" w:space="0" w:color="000000"/>
-                <w:right w:val="none" w:sz="0" w:space="0" w:color="000000"/>
-              </w:pBdr>
-              <w:spacing w:after="100" w:before="100" w:line="240"/>
-              <w:ind w:left="100" w:right="100" w:firstLine="0" w:firstLineChars="0"/>
-              <w:rPr>
-                <w:rFonts w:ascii="Times New Roman" w:hAnsi="Times New Roman" w:eastAsia="Times New Roman" w:cs="Times New Roman"/>
-                <w:i w:val="false"/>
-                <w:b w:val="false"/>
-                <w:u w:val="none"/>
-                <w:strike w:val="false"/>
-                <w:sz w:val="18"/>
-                <w:szCs w:val="18"/>
-                <w:color w:val="000000"/>
-              </w:rPr>
-            </w:pPr>
-            <w:r>
-              <w:rPr>
-                <w:rFonts w:ascii="Times New Roman" w:hAnsi="Times New Roman" w:eastAsia="Times New Roman" w:cs="Times New Roman"/>
-                <w:i w:val="false"/>
-                <w:b w:val="false"/>
-                <w:u w:val="none"/>
-                <w:strike w:val="false"/>
-                <w:sz w:val="18"/>
-                <w:szCs w:val="18"/>
-                <w:color w:val="000000"/>
-              </w:rPr>
-              <w:t xml:space="preserve"/>
-            </w:r>
-          </w:p>
-        </w:tc>
-      </w:tr>
-      <w:tr>
-        <w:trPr>
-          <w:trHeight w:val="560" w:hRule="auto"/>
-        </w:trPr>
-        <w:tc>
-          <w:tcPr>
-            <w:tcBorders>
-              <w:bottom w:val="none" w:sz="0" w:space="0" w:color="000000"/>
-              <w:top w:val="none" w:sz="0" w:space="0" w:color="000000"/>
-              <w:left w:val="none" w:sz="0" w:space="0" w:color="000000"/>
-              <w:right w:val="none" w:sz="0" w:space="0" w:color="000000"/>
-            </w:tcBorders>
-            <w:shd w:val="clear" w:color="auto" w:fill="FFFFFF"/>
-            <w:tcMar>
-              <w:top w:w="0" w:type="dxa"/>
-              <w:bottom w:w="0" w:type="dxa"/>
-              <w:left w:w="0" w:type="dxa"/>
-              <w:right w:w="0" w:type="dxa"/>
-            </w:tcMar>
-            <w:vAlign w:val="center"/>
-          </w:tcPr>
-          <w:p>
-            <w:pPr>
-              <w:pStyle w:val="Normal"/>
-              <w:jc w:val="left"/>
-              <w:pBdr>
-                <w:bottom w:val="none" w:sz="0" w:space="0" w:color="000000"/>
-                <w:top w:val="none" w:sz="0" w:space="0" w:color="000000"/>
-                <w:left w:val="none" w:sz="0" w:space="0" w:color="000000"/>
-                <w:right w:val="none" w:sz="0" w:space="0" w:color="000000"/>
-              </w:pBdr>
-              <w:spacing w:after="100" w:before="100" w:line="240"/>
-              <w:ind w:left="100" w:right="100" w:firstLine="0" w:firstLineChars="0"/>
-              <w:rPr>
-                <w:rFonts w:ascii="Times New Roman" w:hAnsi="Times New Roman" w:eastAsia="Times New Roman" w:cs="Times New Roman"/>
-                <w:i w:val="false"/>
-                <w:b w:val="false"/>
-                <w:u w:val="none"/>
-                <w:strike w:val="false"/>
-                <w:sz w:val="18"/>
-                <w:szCs w:val="18"/>
-                <w:color w:val="000000"/>
-              </w:rPr>
-            </w:pPr>
-            <w:r>
-              <w:rPr>
-                <w:rFonts w:ascii="Times New Roman" w:hAnsi="Times New Roman" w:eastAsia="Times New Roman" w:cs="Times New Roman"/>
-                <w:i w:val="false"/>
-                <w:b w:val="false"/>
-                <w:u w:val="none"/>
-                <w:strike w:val="false"/>
-                <w:sz w:val="18"/>
-                <w:szCs w:val="18"/>
-                <w:color w:val="000000"/>
-              </w:rPr>
-              <w:t xml:space="preserve">Multivariable + MMR status</w:t>
-            </w:r>
-          </w:p>
-        </w:tc>
-        <w:tc>
-          <w:tcPr>
-            <w:tcBorders>
-              <w:bottom w:val="none" w:sz="0" w:space="0" w:color="000000"/>
-              <w:top w:val="none" w:sz="0" w:space="0" w:color="000000"/>
-              <w:left w:val="none" w:sz="0" w:space="0" w:color="000000"/>
-              <w:right w:val="none" w:sz="0" w:space="0" w:color="000000"/>
-            </w:tcBorders>
-            <w:shd w:val="clear" w:color="auto" w:fill="FFFFFF"/>
-            <w:tcMar>
-              <w:top w:w="0" w:type="dxa"/>
-              <w:bottom w:w="0" w:type="dxa"/>
-              <w:left w:w="0" w:type="dxa"/>
-              <w:right w:w="0" w:type="dxa"/>
-            </w:tcMar>
-            <w:vAlign w:val="center"/>
-          </w:tcPr>
-          <w:p>
-            <w:pPr>
-              <w:pStyle w:val="Normal"/>
-              <w:jc w:val="left"/>
-              <w:pBdr>
-                <w:bottom w:val="none" w:sz="0" w:space="0" w:color="000000"/>
-                <w:top w:val="none" w:sz="0" w:space="0" w:color="000000"/>
-                <w:left w:val="none" w:sz="0" w:space="0" w:color="000000"/>
-                <w:right w:val="none" w:sz="0" w:space="0" w:color="000000"/>
-              </w:pBdr>
-              <w:spacing w:after="100" w:before="100" w:line="240"/>
-              <w:ind w:left="100" w:right="100" w:firstLine="0" w:firstLineChars="0"/>
-              <w:rPr>
-                <w:rFonts w:ascii="Times New Roman" w:hAnsi="Times New Roman" w:eastAsia="Times New Roman" w:cs="Times New Roman"/>
-                <w:i w:val="false"/>
-                <w:b w:val="false"/>
-                <w:u w:val="none"/>
-                <w:strike w:val="false"/>
-                <w:sz w:val="18"/>
-                <w:szCs w:val="18"/>
-                <w:color w:val="000000"/>
-              </w:rPr>
-            </w:pPr>
-            <w:r>
-              <w:rPr>
-                <w:rFonts w:ascii="Times New Roman" w:hAnsi="Times New Roman" w:eastAsia="Times New Roman" w:cs="Times New Roman"/>
-                <w:i w:val="false"/>
-                <w:b w:val="false"/>
-                <w:u w:val="none"/>
-                <w:strike w:val="false"/>
-                <w:sz w:val="18"/>
-                <w:szCs w:val="18"/>
-                <w:color w:val="000000"/>
-              </w:rPr>
-              <w:t xml:space="preserve"/>
-            </w:r>
-          </w:p>
-        </w:tc>
-        <w:tc>
-          <w:tcPr>
-            <w:tcBorders>
-              <w:bottom w:val="none" w:sz="0" w:space="0" w:color="000000"/>
-              <w:top w:val="none" w:sz="0" w:space="0" w:color="000000"/>
-              <w:left w:val="none" w:sz="0" w:space="0" w:color="000000"/>
-              <w:right w:val="none" w:sz="0" w:space="0" w:color="000000"/>
-            </w:tcBorders>
-            <w:shd w:val="clear" w:color="auto" w:fill="FFFFFF"/>
-            <w:tcMar>
-              <w:top w:w="0" w:type="dxa"/>
-              <w:bottom w:w="0" w:type="dxa"/>
-              <w:left w:w="0" w:type="dxa"/>
-              <w:right w:w="0" w:type="dxa"/>
-            </w:tcMar>
-            <w:vAlign w:val="center"/>
-          </w:tcPr>
-          <w:p>
-            <w:pPr>
-              <w:pStyle w:val="Normal"/>
-              <w:jc w:val="left"/>
-              <w:pBdr>
-                <w:bottom w:val="none" w:sz="0" w:space="0" w:color="000000"/>
-                <w:top w:val="none" w:sz="0" w:space="0" w:color="000000"/>
-                <w:left w:val="none" w:sz="0" w:space="0" w:color="000000"/>
-                <w:right w:val="none" w:sz="0" w:space="0" w:color="000000"/>
-              </w:pBdr>
-              <w:spacing w:after="100" w:before="100" w:line="240"/>
-              <w:ind w:left="100" w:right="100" w:firstLine="0" w:firstLineChars="0"/>
-              <w:rPr>
-                <w:rFonts w:ascii="Times New Roman" w:hAnsi="Times New Roman" w:eastAsia="Times New Roman" w:cs="Times New Roman"/>
-                <w:i w:val="false"/>
-                <w:b w:val="false"/>
-                <w:u w:val="none"/>
-                <w:strike w:val="false"/>
-                <w:sz w:val="18"/>
-                <w:szCs w:val="18"/>
-                <w:color w:val="000000"/>
-              </w:rPr>
-            </w:pPr>
-            <w:r>
-              <w:rPr>
-                <w:rFonts w:ascii="Times New Roman" w:hAnsi="Times New Roman" w:eastAsia="Times New Roman" w:cs="Times New Roman"/>
-                <w:i w:val="false"/>
-                <w:b w:val="false"/>
-                <w:u w:val="none"/>
-                <w:strike w:val="false"/>
-                <w:sz w:val="18"/>
-                <w:szCs w:val="18"/>
-                <w:color w:val="000000"/>
-              </w:rPr>
-              <w:t xml:space="preserve">Female</w:t>
-            </w:r>
-          </w:p>
-        </w:tc>
-        <w:tc>
-          <w:tcPr>
-            <w:tcBorders>
-              <w:bottom w:val="none" w:sz="0" w:space="0" w:color="000000"/>
-              <w:top w:val="none" w:sz="0" w:space="0" w:color="000000"/>
-              <w:left w:val="none" w:sz="0" w:space="0" w:color="000000"/>
-              <w:right w:val="none" w:sz="0" w:space="0" w:color="000000"/>
-            </w:tcBorders>
-            <w:shd w:val="clear" w:color="auto" w:fill="FFFFFF"/>
-            <w:tcMar>
-              <w:top w:w="0" w:type="dxa"/>
-              <w:bottom w:w="0" w:type="dxa"/>
-              <w:left w:w="0" w:type="dxa"/>
-              <w:right w:w="0" w:type="dxa"/>
-            </w:tcMar>
-            <w:vAlign w:val="center"/>
-          </w:tcPr>
-          <w:p>
-            <w:pPr>
-              <w:pStyle w:val="Normal"/>
-              <w:jc w:val="right"/>
-              <w:pBdr>
-                <w:bottom w:val="none" w:sz="0" w:space="0" w:color="000000"/>
-                <w:top w:val="none" w:sz="0" w:space="0" w:color="000000"/>
-                <w:left w:val="none" w:sz="0" w:space="0" w:color="000000"/>
-                <w:right w:val="none" w:sz="0" w:space="0" w:color="000000"/>
-              </w:pBdr>
-              <w:spacing w:after="100" w:before="100" w:line="240"/>
-              <w:ind w:left="100" w:right="100" w:firstLine="0" w:firstLineChars="0"/>
-              <w:rPr>
-                <w:rFonts w:ascii="Times New Roman" w:hAnsi="Times New Roman" w:eastAsia="Times New Roman" w:cs="Times New Roman"/>
-                <w:i w:val="false"/>
-                <w:b w:val="false"/>
-                <w:u w:val="none"/>
-                <w:strike w:val="false"/>
-                <w:sz w:val="18"/>
-                <w:szCs w:val="18"/>
-                <w:color w:val="000000"/>
-              </w:rPr>
-            </w:pPr>
-            <w:r>
-              <w:rPr>
-                <w:rFonts w:ascii="Times New Roman" w:hAnsi="Times New Roman" w:eastAsia="Times New Roman" w:cs="Times New Roman"/>
-                <w:i w:val="false"/>
-                <w:b w:val="false"/>
-                <w:u w:val="none"/>
-                <w:strike w:val="false"/>
-                <w:sz w:val="18"/>
-                <w:szCs w:val="18"/>
-                <w:color w:val="000000"/>
-              </w:rPr>
-              <w:t xml:space="preserve">224</w:t>
-            </w:r>
-          </w:p>
-        </w:tc>
-        <w:tc>
-          <w:tcPr>
-            <w:tcBorders>
-              <w:bottom w:val="none" w:sz="0" w:space="0" w:color="000000"/>
-              <w:top w:val="none" w:sz="0" w:space="0" w:color="000000"/>
-              <w:left w:val="none" w:sz="0" w:space="0" w:color="000000"/>
-              <w:right w:val="none" w:sz="0" w:space="0" w:color="000000"/>
-            </w:tcBorders>
-            <w:shd w:val="clear" w:color="auto" w:fill="FFFFFF"/>
-            <w:tcMar>
-              <w:top w:w="0" w:type="dxa"/>
-              <w:bottom w:w="0" w:type="dxa"/>
-              <w:left w:w="0" w:type="dxa"/>
-              <w:right w:w="0" w:type="dxa"/>
-            </w:tcMar>
-            <w:vAlign w:val="center"/>
-          </w:tcPr>
-          <w:p>
-            <w:pPr>
-              <w:pStyle w:val="Normal"/>
-              <w:jc w:val="right"/>
-              <w:pBdr>
-                <w:bottom w:val="none" w:sz="0" w:space="0" w:color="000000"/>
-                <w:top w:val="none" w:sz="0" w:space="0" w:color="000000"/>
-                <w:left w:val="none" w:sz="0" w:space="0" w:color="000000"/>
-                <w:right w:val="none" w:sz="0" w:space="0" w:color="000000"/>
-              </w:pBdr>
-              <w:spacing w:after="100" w:before="100" w:line="240"/>
-              <w:ind w:left="100" w:right="100" w:firstLine="0" w:firstLineChars="0"/>
-              <w:rPr>
-                <w:rFonts w:ascii="Times New Roman" w:hAnsi="Times New Roman" w:eastAsia="Times New Roman" w:cs="Times New Roman"/>
-                <w:i w:val="false"/>
-                <w:b w:val="false"/>
-                <w:u w:val="none"/>
-                <w:strike w:val="false"/>
-                <w:sz w:val="18"/>
-                <w:szCs w:val="18"/>
-                <w:color w:val="000000"/>
-              </w:rPr>
-            </w:pPr>
-            <w:r>
-              <w:rPr>
-                <w:rFonts w:ascii="Times New Roman" w:hAnsi="Times New Roman" w:eastAsia="Times New Roman" w:cs="Times New Roman"/>
-                <w:i w:val="false"/>
-                <w:b w:val="false"/>
-                <w:u w:val="none"/>
-                <w:strike w:val="false"/>
-                <w:sz w:val="18"/>
-                <w:szCs w:val="18"/>
-                <w:color w:val="000000"/>
-              </w:rPr>
-              <w:t xml:space="preserve">68</w:t>
-            </w:r>
-          </w:p>
-        </w:tc>
-        <w:tc>
-          <w:tcPr>
-            <w:tcBorders>
-              <w:bottom w:val="none" w:sz="0" w:space="0" w:color="000000"/>
-              <w:top w:val="none" w:sz="0" w:space="0" w:color="000000"/>
-              <w:left w:val="none" w:sz="0" w:space="0" w:color="000000"/>
-              <w:right w:val="none" w:sz="0" w:space="0" w:color="000000"/>
-            </w:tcBorders>
-            <w:shd w:val="clear" w:color="auto" w:fill="FFFFFF"/>
-            <w:tcMar>
-              <w:top w:w="0" w:type="dxa"/>
-              <w:bottom w:w="0" w:type="dxa"/>
-              <w:left w:w="0" w:type="dxa"/>
-              <w:right w:w="0" w:type="dxa"/>
-            </w:tcMar>
-            <w:vAlign w:val="center"/>
-          </w:tcPr>
-          <w:p>
-            <w:pPr>
-              <w:pStyle w:val="Normal"/>
-              <w:jc w:val="left"/>
-              <w:pBdr>
-                <w:bottom w:val="none" w:sz="0" w:space="0" w:color="000000"/>
-                <w:top w:val="none" w:sz="0" w:space="0" w:color="000000"/>
-                <w:left w:val="none" w:sz="0" w:space="0" w:color="000000"/>
-                <w:right w:val="none" w:sz="0" w:space="0" w:color="000000"/>
-              </w:pBdr>
-              <w:spacing w:after="100" w:before="100" w:line="240"/>
-              <w:ind w:left="100" w:right="100" w:firstLine="0" w:firstLineChars="0"/>
-              <w:rPr>
-                <w:rFonts w:ascii="Times New Roman" w:hAnsi="Times New Roman" w:eastAsia="Times New Roman" w:cs="Times New Roman"/>
-                <w:i w:val="false"/>
-                <w:b w:val="false"/>
-                <w:u w:val="none"/>
-                <w:strike w:val="false"/>
-                <w:sz w:val="18"/>
-                <w:szCs w:val="18"/>
-                <w:color w:val="000000"/>
-              </w:rPr>
-            </w:pPr>
-            <w:r>
-              <w:rPr>
-                <w:rFonts w:ascii="Times New Roman" w:hAnsi="Times New Roman" w:eastAsia="Times New Roman" w:cs="Times New Roman"/>
-                <w:i w:val="false"/>
-                <w:b w:val="false"/>
-                <w:u w:val="none"/>
-                <w:strike w:val="false"/>
-                <w:sz w:val="18"/>
-                <w:szCs w:val="18"/>
-                <w:color w:val="000000"/>
-              </w:rPr>
-              <w:t xml:space="preserve">0.82 (0.60–1.13)</w:t>
-            </w:r>
-          </w:p>
-        </w:tc>
-        <w:tc>
-          <w:tcPr>
-            <w:tcBorders>
-              <w:bottom w:val="none" w:sz="0" w:space="0" w:color="000000"/>
-              <w:top w:val="none" w:sz="0" w:space="0" w:color="000000"/>
-              <w:left w:val="none" w:sz="0" w:space="0" w:color="000000"/>
-              <w:right w:val="none" w:sz="0" w:space="0" w:color="000000"/>
-            </w:tcBorders>
-            <w:shd w:val="clear" w:color="auto" w:fill="FFFFFF"/>
-            <w:tcMar>
-              <w:top w:w="0" w:type="dxa"/>
-              <w:bottom w:w="0" w:type="dxa"/>
-              <w:left w:w="0" w:type="dxa"/>
-              <w:right w:w="0" w:type="dxa"/>
-            </w:tcMar>
-            <w:vAlign w:val="center"/>
-          </w:tcPr>
-          <w:p>
-            <w:pPr>
-              <w:pStyle w:val="Normal"/>
-              <w:jc w:val="left"/>
-              <w:pBdr>
-                <w:bottom w:val="none" w:sz="0" w:space="0" w:color="000000"/>
-                <w:top w:val="none" w:sz="0" w:space="0" w:color="000000"/>
-                <w:left w:val="none" w:sz="0" w:space="0" w:color="000000"/>
-                <w:right w:val="none" w:sz="0" w:space="0" w:color="000000"/>
-              </w:pBdr>
-              <w:spacing w:after="100" w:before="100" w:line="240"/>
-              <w:ind w:left="100" w:right="100" w:firstLine="0" w:firstLineChars="0"/>
-              <w:rPr>
-                <w:rFonts w:ascii="Times New Roman" w:hAnsi="Times New Roman" w:eastAsia="Times New Roman" w:cs="Times New Roman"/>
-                <w:i w:val="false"/>
-                <w:b w:val="false"/>
-                <w:u w:val="none"/>
-                <w:strike w:val="false"/>
-                <w:sz w:val="18"/>
-                <w:szCs w:val="18"/>
-                <w:color w:val="000000"/>
-              </w:rPr>
-            </w:pPr>
-            <w:r>
-              <w:rPr>
-                <w:rFonts w:ascii="Times New Roman" w:hAnsi="Times New Roman" w:eastAsia="Times New Roman" w:cs="Times New Roman"/>
-                <w:i w:val="false"/>
-                <w:b w:val="false"/>
-                <w:u w:val="none"/>
-                <w:strike w:val="false"/>
-                <w:sz w:val="18"/>
-                <w:szCs w:val="18"/>
-                <w:color w:val="000000"/>
-              </w:rPr>
-              <w:t xml:space="preserve">0.224</w:t>
-            </w:r>
-          </w:p>
-        </w:tc>
-        <w:tc>
-          <w:tcPr>
-            <w:tcBorders>
-              <w:bottom w:val="none" w:sz="0" w:space="0" w:color="000000"/>
-              <w:top w:val="none" w:sz="0" w:space="0" w:color="000000"/>
-              <w:left w:val="none" w:sz="0" w:space="0" w:color="000000"/>
-              <w:right w:val="none" w:sz="0" w:space="0" w:color="000000"/>
-            </w:tcBorders>
-            <w:shd w:val="clear" w:color="auto" w:fill="FFFFFF"/>
-            <w:tcMar>
-              <w:top w:w="0" w:type="dxa"/>
-              <w:bottom w:w="0" w:type="dxa"/>
-              <w:left w:w="0" w:type="dxa"/>
-              <w:right w:w="0" w:type="dxa"/>
-            </w:tcMar>
-            <w:vAlign w:val="center"/>
-          </w:tcPr>
-          <w:p>
-            <w:pPr>
-              <w:pStyle w:val="Normal"/>
-              <w:jc w:val="left"/>
-              <w:pBdr>
-                <w:bottom w:val="none" w:sz="0" w:space="0" w:color="000000"/>
-                <w:top w:val="none" w:sz="0" w:space="0" w:color="000000"/>
-                <w:left w:val="none" w:sz="0" w:space="0" w:color="000000"/>
-                <w:right w:val="none" w:sz="0" w:space="0" w:color="000000"/>
-              </w:pBdr>
-              <w:spacing w:after="100" w:before="100" w:line="240"/>
-              <w:ind w:left="100" w:right="100" w:firstLine="0" w:firstLineChars="0"/>
-              <w:rPr>
-                <w:rFonts w:ascii="Times New Roman" w:hAnsi="Times New Roman" w:eastAsia="Times New Roman" w:cs="Times New Roman"/>
-                <w:i w:val="false"/>
-                <w:b w:val="false"/>
-                <w:u w:val="none"/>
-                <w:strike w:val="false"/>
-                <w:sz w:val="18"/>
-                <w:szCs w:val="18"/>
-                <w:color w:val="000000"/>
-              </w:rPr>
-            </w:pPr>
-            <w:r>
-              <w:rPr>
-                <w:rFonts w:ascii="Times New Roman" w:hAnsi="Times New Roman" w:eastAsia="Times New Roman" w:cs="Times New Roman"/>
-                <w:i w:val="false"/>
-                <w:b w:val="false"/>
-                <w:u w:val="none"/>
-                <w:strike w:val="false"/>
-                <w:sz w:val="18"/>
-                <w:szCs w:val="18"/>
-                <w:color w:val="000000"/>
-              </w:rPr>
-              <w:t xml:space="preserve"/>
-            </w:r>
-          </w:p>
-        </w:tc>
-      </w:tr>
-      <w:tr>
-        <w:trPr>
-          <w:trHeight w:val="560" w:hRule="auto"/>
-        </w:trPr>
-        <w:tc>
-          <w:tcPr>
-            <w:tcBorders>
-              <w:bottom w:val="none" w:sz="0" w:space="0" w:color="000000"/>
-              <w:top w:val="none" w:sz="0" w:space="0" w:color="000000"/>
-              <w:left w:val="none" w:sz="0" w:space="0" w:color="000000"/>
-              <w:right w:val="none" w:sz="0" w:space="0" w:color="000000"/>
-            </w:tcBorders>
-            <w:shd w:val="clear" w:color="auto" w:fill="FFFFFF"/>
-            <w:tcMar>
-              <w:top w:w="0" w:type="dxa"/>
-              <w:bottom w:w="0" w:type="dxa"/>
-              <w:left w:w="0" w:type="dxa"/>
-              <w:right w:w="0" w:type="dxa"/>
-            </w:tcMar>
-            <w:vAlign w:val="center"/>
-          </w:tcPr>
-          <w:p>
-            <w:pPr>
-              <w:pStyle w:val="Normal"/>
-              <w:jc w:val="left"/>
-              <w:pBdr>
-                <w:bottom w:val="none" w:sz="0" w:space="0" w:color="000000"/>
-                <w:top w:val="none" w:sz="0" w:space="0" w:color="000000"/>
-                <w:left w:val="none" w:sz="0" w:space="0" w:color="000000"/>
-                <w:right w:val="none" w:sz="0" w:space="0" w:color="000000"/>
-              </w:pBdr>
-              <w:spacing w:after="100" w:before="100" w:line="240"/>
-              <w:ind w:left="100" w:right="100" w:firstLine="0" w:firstLineChars="0"/>
-              <w:rPr>
-                <w:rFonts w:ascii="Times New Roman" w:hAnsi="Times New Roman" w:eastAsia="Times New Roman" w:cs="Times New Roman"/>
-                <w:i w:val="false"/>
-                <w:b w:val="false"/>
-                <w:u w:val="none"/>
-                <w:strike w:val="false"/>
-                <w:sz w:val="18"/>
-                <w:szCs w:val="18"/>
-                <w:color w:val="000000"/>
-              </w:rPr>
-            </w:pPr>
-            <w:r>
-              <w:rPr>
-                <w:rFonts w:ascii="Times New Roman" w:hAnsi="Times New Roman" w:eastAsia="Times New Roman" w:cs="Times New Roman"/>
-                <w:i w:val="false"/>
-                <w:b w:val="false"/>
-                <w:u w:val="none"/>
-                <w:strike w:val="false"/>
-                <w:sz w:val="18"/>
-                <w:szCs w:val="18"/>
-                <w:color w:val="000000"/>
-              </w:rPr>
-              <w:t xml:space="preserve">Multivariable + MMR status</w:t>
-            </w:r>
-          </w:p>
-        </w:tc>
-        <w:tc>
-          <w:tcPr>
-            <w:tcBorders>
-              <w:bottom w:val="none" w:sz="0" w:space="0" w:color="000000"/>
-              <w:top w:val="none" w:sz="0" w:space="0" w:color="000000"/>
-              <w:left w:val="none" w:sz="0" w:space="0" w:color="000000"/>
-              <w:right w:val="none" w:sz="0" w:space="0" w:color="000000"/>
-            </w:tcBorders>
-            <w:shd w:val="clear" w:color="auto" w:fill="FFFFFF"/>
-            <w:tcMar>
-              <w:top w:w="0" w:type="dxa"/>
-              <w:bottom w:w="0" w:type="dxa"/>
-              <w:left w:w="0" w:type="dxa"/>
-              <w:right w:w="0" w:type="dxa"/>
-            </w:tcMar>
-            <w:vAlign w:val="center"/>
-          </w:tcPr>
-          <w:p>
-            <w:pPr>
-              <w:pStyle w:val="Normal"/>
-              <w:jc w:val="left"/>
-              <w:pBdr>
-                <w:bottom w:val="none" w:sz="0" w:space="0" w:color="000000"/>
-                <w:top w:val="none" w:sz="0" w:space="0" w:color="000000"/>
-                <w:left w:val="none" w:sz="0" w:space="0" w:color="000000"/>
-                <w:right w:val="none" w:sz="0" w:space="0" w:color="000000"/>
-              </w:pBdr>
-              <w:spacing w:after="100" w:before="100" w:line="240"/>
-              <w:ind w:left="100" w:right="100" w:firstLine="0" w:firstLineChars="0"/>
-              <w:rPr>
-                <w:rFonts w:ascii="Times New Roman" w:hAnsi="Times New Roman" w:eastAsia="Times New Roman" w:cs="Times New Roman"/>
-                <w:i w:val="false"/>
-                <w:b w:val="false"/>
-                <w:u w:val="none"/>
-                <w:strike w:val="false"/>
-                <w:sz w:val="18"/>
-                <w:szCs w:val="18"/>
-                <w:color w:val="000000"/>
-              </w:rPr>
-            </w:pPr>
-            <w:r>
-              <w:rPr>
-                <w:rFonts w:ascii="Times New Roman" w:hAnsi="Times New Roman" w:eastAsia="Times New Roman" w:cs="Times New Roman"/>
-                <w:i w:val="false"/>
-                <w:b w:val="false"/>
-                <w:u w:val="none"/>
-                <w:strike w:val="false"/>
-                <w:sz w:val="18"/>
-                <w:szCs w:val="18"/>
-                <w:color w:val="000000"/>
-              </w:rPr>
-              <w:t xml:space="preserve">Pathologic stage group</w:t>
-            </w:r>
-          </w:p>
-        </w:tc>
-        <w:tc>
-          <w:tcPr>
-            <w:tcBorders>
-              <w:bottom w:val="none" w:sz="0" w:space="0" w:color="000000"/>
-              <w:top w:val="none" w:sz="0" w:space="0" w:color="000000"/>
-              <w:left w:val="none" w:sz="0" w:space="0" w:color="000000"/>
-              <w:right w:val="none" w:sz="0" w:space="0" w:color="000000"/>
-            </w:tcBorders>
-            <w:shd w:val="clear" w:color="auto" w:fill="FFFFFF"/>
-            <w:tcMar>
-              <w:top w:w="0" w:type="dxa"/>
-              <w:bottom w:w="0" w:type="dxa"/>
-              <w:left w:w="0" w:type="dxa"/>
-              <w:right w:w="0" w:type="dxa"/>
-            </w:tcMar>
-            <w:vAlign w:val="center"/>
-          </w:tcPr>
-          <w:p>
-            <w:pPr>
-              <w:pStyle w:val="Normal"/>
-              <w:jc w:val="left"/>
-              <w:pBdr>
-                <w:bottom w:val="none" w:sz="0" w:space="0" w:color="000000"/>
-                <w:top w:val="none" w:sz="0" w:space="0" w:color="000000"/>
-                <w:left w:val="none" w:sz="0" w:space="0" w:color="000000"/>
-                <w:right w:val="none" w:sz="0" w:space="0" w:color="000000"/>
-              </w:pBdr>
-              <w:spacing w:after="100" w:before="100" w:line="240"/>
-              <w:ind w:left="100" w:right="100" w:firstLine="0" w:firstLineChars="0"/>
-              <w:rPr>
-                <w:rFonts w:ascii="Times New Roman" w:hAnsi="Times New Roman" w:eastAsia="Times New Roman" w:cs="Times New Roman"/>
-                <w:i w:val="false"/>
-                <w:b w:val="false"/>
-                <w:u w:val="none"/>
-                <w:strike w:val="false"/>
-                <w:sz w:val="18"/>
-                <w:szCs w:val="18"/>
-                <w:color w:val="000000"/>
-              </w:rPr>
-            </w:pPr>
-            <w:r>
-              <w:rPr>
-                <w:rFonts w:ascii="Times New Roman" w:hAnsi="Times New Roman" w:eastAsia="Times New Roman" w:cs="Times New Roman"/>
-                <w:i w:val="false"/>
-                <w:b w:val="false"/>
-                <w:u w:val="none"/>
-                <w:strike w:val="false"/>
-                <w:sz w:val="18"/>
-                <w:szCs w:val="18"/>
-                <w:color w:val="000000"/>
-              </w:rPr>
-              <w:t xml:space="preserve">I–II (ref)</w:t>
-            </w:r>
-          </w:p>
-        </w:tc>
-        <w:tc>
-          <w:tcPr>
-            <w:tcBorders>
-              <w:bottom w:val="none" w:sz="0" w:space="0" w:color="000000"/>
-              <w:top w:val="none" w:sz="0" w:space="0" w:color="000000"/>
-              <w:left w:val="none" w:sz="0" w:space="0" w:color="000000"/>
-              <w:right w:val="none" w:sz="0" w:space="0" w:color="000000"/>
-            </w:tcBorders>
-            <w:shd w:val="clear" w:color="auto" w:fill="FFFFFF"/>
-            <w:tcMar>
-              <w:top w:w="0" w:type="dxa"/>
-              <w:bottom w:w="0" w:type="dxa"/>
-              <w:left w:w="0" w:type="dxa"/>
-              <w:right w:w="0" w:type="dxa"/>
-            </w:tcMar>
-            <w:vAlign w:val="center"/>
-          </w:tcPr>
-          <w:p>
-            <w:pPr>
-              <w:pStyle w:val="Normal"/>
-              <w:jc w:val="right"/>
-              <w:pBdr>
-                <w:bottom w:val="none" w:sz="0" w:space="0" w:color="000000"/>
-                <w:top w:val="none" w:sz="0" w:space="0" w:color="000000"/>
-                <w:left w:val="none" w:sz="0" w:space="0" w:color="000000"/>
-                <w:right w:val="none" w:sz="0" w:space="0" w:color="000000"/>
-              </w:pBdr>
-              <w:spacing w:after="100" w:before="100" w:line="240"/>
-              <w:ind w:left="100" w:right="100" w:firstLine="0" w:firstLineChars="0"/>
-              <w:rPr>
-                <w:rFonts w:ascii="Times New Roman" w:hAnsi="Times New Roman" w:eastAsia="Times New Roman" w:cs="Times New Roman"/>
-                <w:i w:val="false"/>
-                <w:b w:val="false"/>
-                <w:u w:val="none"/>
-                <w:strike w:val="false"/>
-                <w:sz w:val="18"/>
-                <w:szCs w:val="18"/>
-                <w:color w:val="000000"/>
-              </w:rPr>
-            </w:pPr>
-            <w:r>
-              <w:rPr>
-                <w:rFonts w:ascii="Times New Roman" w:hAnsi="Times New Roman" w:eastAsia="Times New Roman" w:cs="Times New Roman"/>
-                <w:i w:val="false"/>
-                <w:b w:val="false"/>
-                <w:u w:val="none"/>
-                <w:strike w:val="false"/>
-                <w:sz w:val="18"/>
-                <w:szCs w:val="18"/>
-                <w:color w:val="000000"/>
-              </w:rPr>
-              <w:t xml:space="preserve">250</w:t>
-            </w:r>
-          </w:p>
-        </w:tc>
-        <w:tc>
-          <w:tcPr>
-            <w:tcBorders>
-              <w:bottom w:val="none" w:sz="0" w:space="0" w:color="000000"/>
-              <w:top w:val="none" w:sz="0" w:space="0" w:color="000000"/>
-              <w:left w:val="none" w:sz="0" w:space="0" w:color="000000"/>
-              <w:right w:val="none" w:sz="0" w:space="0" w:color="000000"/>
-            </w:tcBorders>
-            <w:shd w:val="clear" w:color="auto" w:fill="FFFFFF"/>
-            <w:tcMar>
-              <w:top w:w="0" w:type="dxa"/>
-              <w:bottom w:w="0" w:type="dxa"/>
-              <w:left w:w="0" w:type="dxa"/>
-              <w:right w:w="0" w:type="dxa"/>
-            </w:tcMar>
-            <w:vAlign w:val="center"/>
-          </w:tcPr>
-          <w:p>
-            <w:pPr>
-              <w:pStyle w:val="Normal"/>
-              <w:jc w:val="right"/>
-              <w:pBdr>
-                <w:bottom w:val="none" w:sz="0" w:space="0" w:color="000000"/>
-                <w:top w:val="none" w:sz="0" w:space="0" w:color="000000"/>
-                <w:left w:val="none" w:sz="0" w:space="0" w:color="000000"/>
-                <w:right w:val="none" w:sz="0" w:space="0" w:color="000000"/>
-              </w:pBdr>
-              <w:spacing w:after="100" w:before="100" w:line="240"/>
-              <w:ind w:left="100" w:right="100" w:firstLine="0" w:firstLineChars="0"/>
-              <w:rPr>
-                <w:rFonts w:ascii="Times New Roman" w:hAnsi="Times New Roman" w:eastAsia="Times New Roman" w:cs="Times New Roman"/>
-                <w:i w:val="false"/>
-                <w:b w:val="false"/>
-                <w:u w:val="none"/>
-                <w:strike w:val="false"/>
-                <w:sz w:val="18"/>
-                <w:szCs w:val="18"/>
-                <w:color w:val="000000"/>
-              </w:rPr>
-            </w:pPr>
-            <w:r>
-              <w:rPr>
-                <w:rFonts w:ascii="Times New Roman" w:hAnsi="Times New Roman" w:eastAsia="Times New Roman" w:cs="Times New Roman"/>
-                <w:i w:val="false"/>
-                <w:b w:val="false"/>
-                <w:u w:val="none"/>
-                <w:strike w:val="false"/>
-                <w:sz w:val="18"/>
-                <w:szCs w:val="18"/>
-                <w:color w:val="000000"/>
-              </w:rPr>
-              <w:t xml:space="preserve">53</w:t>
-            </w:r>
-          </w:p>
-        </w:tc>
-        <w:tc>
-          <w:tcPr>
-            <w:tcBorders>
-              <w:bottom w:val="none" w:sz="0" w:space="0" w:color="000000"/>
-              <w:top w:val="none" w:sz="0" w:space="0" w:color="000000"/>
-              <w:left w:val="none" w:sz="0" w:space="0" w:color="000000"/>
-              <w:right w:val="none" w:sz="0" w:space="0" w:color="000000"/>
-            </w:tcBorders>
-            <w:shd w:val="clear" w:color="auto" w:fill="FFFFFF"/>
-            <w:tcMar>
-              <w:top w:w="0" w:type="dxa"/>
-              <w:bottom w:w="0" w:type="dxa"/>
-              <w:left w:w="0" w:type="dxa"/>
-              <w:right w:w="0" w:type="dxa"/>
-            </w:tcMar>
-            <w:vAlign w:val="center"/>
-          </w:tcPr>
-          <w:p>
-            <w:pPr>
-              <w:pStyle w:val="Normal"/>
-              <w:jc w:val="left"/>
-              <w:pBdr>
-                <w:bottom w:val="none" w:sz="0" w:space="0" w:color="000000"/>
-                <w:top w:val="none" w:sz="0" w:space="0" w:color="000000"/>
-                <w:left w:val="none" w:sz="0" w:space="0" w:color="000000"/>
-                <w:right w:val="none" w:sz="0" w:space="0" w:color="000000"/>
-              </w:pBdr>
-              <w:spacing w:after="100" w:before="100" w:line="240"/>
-              <w:ind w:left="100" w:right="100" w:firstLine="0" w:firstLineChars="0"/>
-              <w:rPr>
-                <w:rFonts w:ascii="Times New Roman" w:hAnsi="Times New Roman" w:eastAsia="Times New Roman" w:cs="Times New Roman"/>
-                <w:i w:val="false"/>
-                <w:b w:val="false"/>
-                <w:u w:val="none"/>
-                <w:strike w:val="false"/>
-                <w:sz w:val="18"/>
-                <w:szCs w:val="18"/>
-                <w:color w:val="000000"/>
-              </w:rPr>
-            </w:pPr>
-            <w:r>
-              <w:rPr>
-                <w:rFonts w:ascii="Times New Roman" w:hAnsi="Times New Roman" w:eastAsia="Times New Roman" w:cs="Times New Roman"/>
-                <w:i w:val="false"/>
-                <w:b w:val="false"/>
-                <w:u w:val="none"/>
-                <w:strike w:val="false"/>
-                <w:sz w:val="18"/>
-                <w:szCs w:val="18"/>
-                <w:color w:val="000000"/>
-              </w:rPr>
-              <w:t xml:space="preserve">Reference</w:t>
-            </w:r>
-          </w:p>
-        </w:tc>
-        <w:tc>
-          <w:tcPr>
-            <w:tcBorders>
-              <w:bottom w:val="none" w:sz="0" w:space="0" w:color="000000"/>
-              <w:top w:val="none" w:sz="0" w:space="0" w:color="000000"/>
-              <w:left w:val="none" w:sz="0" w:space="0" w:color="000000"/>
-              <w:right w:val="none" w:sz="0" w:space="0" w:color="000000"/>
-            </w:tcBorders>
-            <w:shd w:val="clear" w:color="auto" w:fill="FFFFFF"/>
-            <w:tcMar>
-              <w:top w:w="0" w:type="dxa"/>
-              <w:bottom w:w="0" w:type="dxa"/>
-              <w:left w:w="0" w:type="dxa"/>
-              <w:right w:w="0" w:type="dxa"/>
-            </w:tcMar>
-            <w:vAlign w:val="center"/>
-          </w:tcPr>
-          <w:p>
-            <w:pPr>
-              <w:pStyle w:val="Normal"/>
-              <w:jc w:val="left"/>
-              <w:pBdr>
-                <w:bottom w:val="none" w:sz="0" w:space="0" w:color="000000"/>
-                <w:top w:val="none" w:sz="0" w:space="0" w:color="000000"/>
-                <w:left w:val="none" w:sz="0" w:space="0" w:color="000000"/>
-                <w:right w:val="none" w:sz="0" w:space="0" w:color="000000"/>
-              </w:pBdr>
-              <w:spacing w:after="100" w:before="100" w:line="240"/>
-              <w:ind w:left="100" w:right="100" w:firstLine="0" w:firstLineChars="0"/>
-              <w:rPr>
-                <w:rFonts w:ascii="Times New Roman" w:hAnsi="Times New Roman" w:eastAsia="Times New Roman" w:cs="Times New Roman"/>
-                <w:i w:val="false"/>
-                <w:b w:val="false"/>
-                <w:u w:val="none"/>
-                <w:strike w:val="false"/>
-                <w:sz w:val="18"/>
-                <w:szCs w:val="18"/>
-                <w:color w:val="000000"/>
-              </w:rPr>
-            </w:pPr>
-            <w:r>
-              <w:rPr>
-                <w:rFonts w:ascii="Times New Roman" w:hAnsi="Times New Roman" w:eastAsia="Times New Roman" w:cs="Times New Roman"/>
-                <w:i w:val="false"/>
-                <w:b w:val="false"/>
-                <w:u w:val="none"/>
-                <w:strike w:val="false"/>
-                <w:sz w:val="18"/>
-                <w:szCs w:val="18"/>
-                <w:color w:val="000000"/>
-              </w:rPr>
-              <w:t xml:space="preserve"/>
-            </w:r>
-          </w:p>
-        </w:tc>
-        <w:tc>
-          <w:tcPr>
-            <w:tcBorders>
-              <w:bottom w:val="none" w:sz="0" w:space="0" w:color="000000"/>
-              <w:top w:val="none" w:sz="0" w:space="0" w:color="000000"/>
-              <w:left w:val="none" w:sz="0" w:space="0" w:color="000000"/>
-              <w:right w:val="none" w:sz="0" w:space="0" w:color="000000"/>
-            </w:tcBorders>
-            <w:shd w:val="clear" w:color="auto" w:fill="FFFFFF"/>
-            <w:tcMar>
-              <w:top w:w="0" w:type="dxa"/>
-              <w:bottom w:w="0" w:type="dxa"/>
-              <w:left w:w="0" w:type="dxa"/>
-              <w:right w:w="0" w:type="dxa"/>
-            </w:tcMar>
-            <w:vAlign w:val="center"/>
-          </w:tcPr>
-          <w:p>
-            <w:pPr>
-              <w:pStyle w:val="Normal"/>
-              <w:jc w:val="left"/>
-              <w:pBdr>
-                <w:bottom w:val="none" w:sz="0" w:space="0" w:color="000000"/>
-                <w:top w:val="none" w:sz="0" w:space="0" w:color="000000"/>
-                <w:left w:val="none" w:sz="0" w:space="0" w:color="000000"/>
-                <w:right w:val="none" w:sz="0" w:space="0" w:color="000000"/>
-              </w:pBdr>
-              <w:spacing w:after="100" w:before="100" w:line="240"/>
-              <w:ind w:left="100" w:right="100" w:firstLine="0" w:firstLineChars="0"/>
-              <w:rPr>
-                <w:rFonts w:ascii="Times New Roman" w:hAnsi="Times New Roman" w:eastAsia="Times New Roman" w:cs="Times New Roman"/>
-                <w:i w:val="false"/>
-                <w:b w:val="false"/>
-                <w:u w:val="none"/>
-                <w:strike w:val="false"/>
-                <w:sz w:val="18"/>
-                <w:szCs w:val="18"/>
-                <w:color w:val="000000"/>
-              </w:rPr>
-            </w:pPr>
-            <w:r>
-              <w:rPr>
-                <w:rFonts w:ascii="Times New Roman" w:hAnsi="Times New Roman" w:eastAsia="Times New Roman" w:cs="Times New Roman"/>
-                <w:i w:val="false"/>
-                <w:b w:val="false"/>
-                <w:u w:val="none"/>
-                <w:strike w:val="false"/>
-                <w:sz w:val="18"/>
-                <w:szCs w:val="18"/>
-                <w:color w:val="000000"/>
-              </w:rPr>
-              <w:t xml:space="preserve"/>
-            </w:r>
-          </w:p>
-        </w:tc>
-      </w:tr>
-      <w:tr>
-        <w:trPr>
-          <w:trHeight w:val="560" w:hRule="auto"/>
-        </w:trPr>
-        <w:tc>
-          <w:tcPr>
-            <w:tcBorders>
-              <w:bottom w:val="none" w:sz="0" w:space="0" w:color="000000"/>
-              <w:top w:val="none" w:sz="0" w:space="0" w:color="000000"/>
-              <w:left w:val="none" w:sz="0" w:space="0" w:color="000000"/>
-              <w:right w:val="none" w:sz="0" w:space="0" w:color="000000"/>
-            </w:tcBorders>
-            <w:shd w:val="clear" w:color="auto" w:fill="FFFFFF"/>
-            <w:tcMar>
-              <w:top w:w="0" w:type="dxa"/>
-              <w:bottom w:w="0" w:type="dxa"/>
-              <w:left w:w="0" w:type="dxa"/>
-              <w:right w:w="0" w:type="dxa"/>
-            </w:tcMar>
-            <w:vAlign w:val="center"/>
-          </w:tcPr>
-          <w:p>
-            <w:pPr>
-              <w:pStyle w:val="Normal"/>
-              <w:jc w:val="left"/>
-              <w:pBdr>
-                <w:bottom w:val="none" w:sz="0" w:space="0" w:color="000000"/>
-                <w:top w:val="none" w:sz="0" w:space="0" w:color="000000"/>
-                <w:left w:val="none" w:sz="0" w:space="0" w:color="000000"/>
-                <w:right w:val="none" w:sz="0" w:space="0" w:color="000000"/>
-              </w:pBdr>
-              <w:spacing w:after="100" w:before="100" w:line="240"/>
-              <w:ind w:left="100" w:right="100" w:firstLine="0" w:firstLineChars="0"/>
-              <w:rPr>
-                <w:rFonts w:ascii="Times New Roman" w:hAnsi="Times New Roman" w:eastAsia="Times New Roman" w:cs="Times New Roman"/>
-                <w:i w:val="false"/>
-                <w:b w:val="false"/>
-                <w:u w:val="none"/>
-                <w:strike w:val="false"/>
-                <w:sz w:val="18"/>
-                <w:szCs w:val="18"/>
-                <w:color w:val="000000"/>
-              </w:rPr>
-            </w:pPr>
-            <w:r>
-              <w:rPr>
-                <w:rFonts w:ascii="Times New Roman" w:hAnsi="Times New Roman" w:eastAsia="Times New Roman" w:cs="Times New Roman"/>
-                <w:i w:val="false"/>
-                <w:b w:val="false"/>
-                <w:u w:val="none"/>
-                <w:strike w:val="false"/>
-                <w:sz w:val="18"/>
-                <w:szCs w:val="18"/>
-                <w:color w:val="000000"/>
-              </w:rPr>
-              <w:t xml:space="preserve">Multivariable + MMR status</w:t>
-            </w:r>
-          </w:p>
-        </w:tc>
-        <w:tc>
-          <w:tcPr>
-            <w:tcBorders>
-              <w:bottom w:val="none" w:sz="0" w:space="0" w:color="000000"/>
-              <w:top w:val="none" w:sz="0" w:space="0" w:color="000000"/>
-              <w:left w:val="none" w:sz="0" w:space="0" w:color="000000"/>
-              <w:right w:val="none" w:sz="0" w:space="0" w:color="000000"/>
-            </w:tcBorders>
-            <w:shd w:val="clear" w:color="auto" w:fill="FFFFFF"/>
-            <w:tcMar>
-              <w:top w:w="0" w:type="dxa"/>
-              <w:bottom w:w="0" w:type="dxa"/>
-              <w:left w:w="0" w:type="dxa"/>
-              <w:right w:w="0" w:type="dxa"/>
-            </w:tcMar>
-            <w:vAlign w:val="center"/>
-          </w:tcPr>
-          <w:p>
-            <w:pPr>
-              <w:pStyle w:val="Normal"/>
-              <w:jc w:val="left"/>
-              <w:pBdr>
-                <w:bottom w:val="none" w:sz="0" w:space="0" w:color="000000"/>
-                <w:top w:val="none" w:sz="0" w:space="0" w:color="000000"/>
-                <w:left w:val="none" w:sz="0" w:space="0" w:color="000000"/>
-                <w:right w:val="none" w:sz="0" w:space="0" w:color="000000"/>
-              </w:pBdr>
-              <w:spacing w:after="100" w:before="100" w:line="240"/>
-              <w:ind w:left="100" w:right="100" w:firstLine="0" w:firstLineChars="0"/>
-              <w:rPr>
-                <w:rFonts w:ascii="Times New Roman" w:hAnsi="Times New Roman" w:eastAsia="Times New Roman" w:cs="Times New Roman"/>
-                <w:i w:val="false"/>
-                <w:b w:val="false"/>
-                <w:u w:val="none"/>
-                <w:strike w:val="false"/>
-                <w:sz w:val="18"/>
-                <w:szCs w:val="18"/>
-                <w:color w:val="000000"/>
-              </w:rPr>
-            </w:pPr>
-            <w:r>
-              <w:rPr>
-                <w:rFonts w:ascii="Times New Roman" w:hAnsi="Times New Roman" w:eastAsia="Times New Roman" w:cs="Times New Roman"/>
-                <w:i w:val="false"/>
-                <w:b w:val="false"/>
-                <w:u w:val="none"/>
-                <w:strike w:val="false"/>
-                <w:sz w:val="18"/>
-                <w:szCs w:val="18"/>
-                <w:color w:val="000000"/>
-              </w:rPr>
-              <w:t xml:space="preserve"/>
-            </w:r>
-          </w:p>
-        </w:tc>
-        <w:tc>
-          <w:tcPr>
-            <w:tcBorders>
-              <w:bottom w:val="none" w:sz="0" w:space="0" w:color="000000"/>
-              <w:top w:val="none" w:sz="0" w:space="0" w:color="000000"/>
-              <w:left w:val="none" w:sz="0" w:space="0" w:color="000000"/>
-              <w:right w:val="none" w:sz="0" w:space="0" w:color="000000"/>
-            </w:tcBorders>
-            <w:shd w:val="clear" w:color="auto" w:fill="FFFFFF"/>
-            <w:tcMar>
-              <w:top w:w="0" w:type="dxa"/>
-              <w:bottom w:w="0" w:type="dxa"/>
-              <w:left w:w="0" w:type="dxa"/>
-              <w:right w:w="0" w:type="dxa"/>
-            </w:tcMar>
-            <w:vAlign w:val="center"/>
-          </w:tcPr>
-          <w:p>
-            <w:pPr>
-              <w:pStyle w:val="Normal"/>
-              <w:jc w:val="left"/>
-              <w:pBdr>
-                <w:bottom w:val="none" w:sz="0" w:space="0" w:color="000000"/>
-                <w:top w:val="none" w:sz="0" w:space="0" w:color="000000"/>
-                <w:left w:val="none" w:sz="0" w:space="0" w:color="000000"/>
-                <w:right w:val="none" w:sz="0" w:space="0" w:color="000000"/>
-              </w:pBdr>
-              <w:spacing w:after="100" w:before="100" w:line="240"/>
-              <w:ind w:left="100" w:right="100" w:firstLine="0" w:firstLineChars="0"/>
-              <w:rPr>
-                <w:rFonts w:ascii="Times New Roman" w:hAnsi="Times New Roman" w:eastAsia="Times New Roman" w:cs="Times New Roman"/>
-                <w:i w:val="false"/>
-                <w:b w:val="false"/>
-                <w:u w:val="none"/>
-                <w:strike w:val="false"/>
-                <w:sz w:val="18"/>
-                <w:szCs w:val="18"/>
-                <w:color w:val="000000"/>
-              </w:rPr>
-            </w:pPr>
-            <w:r>
-              <w:rPr>
-                <w:rFonts w:ascii="Times New Roman" w:hAnsi="Times New Roman" w:eastAsia="Times New Roman" w:cs="Times New Roman"/>
-                <w:i w:val="false"/>
-                <w:b w:val="false"/>
-                <w:u w:val="none"/>
-                <w:strike w:val="false"/>
-                <w:sz w:val="18"/>
-                <w:szCs w:val="18"/>
-                <w:color w:val="000000"/>
-              </w:rPr>
-              <w:t xml:space="preserve">III–IV</w:t>
-            </w:r>
-          </w:p>
-        </w:tc>
-        <w:tc>
-          <w:tcPr>
-            <w:tcBorders>
-              <w:bottom w:val="none" w:sz="0" w:space="0" w:color="000000"/>
-              <w:top w:val="none" w:sz="0" w:space="0" w:color="000000"/>
-              <w:left w:val="none" w:sz="0" w:space="0" w:color="000000"/>
-              <w:right w:val="none" w:sz="0" w:space="0" w:color="000000"/>
-            </w:tcBorders>
-            <w:shd w:val="clear" w:color="auto" w:fill="FFFFFF"/>
-            <w:tcMar>
-              <w:top w:w="0" w:type="dxa"/>
-              <w:bottom w:w="0" w:type="dxa"/>
-              <w:left w:w="0" w:type="dxa"/>
-              <w:right w:w="0" w:type="dxa"/>
-            </w:tcMar>
-            <w:vAlign w:val="center"/>
-          </w:tcPr>
-          <w:p>
-            <w:pPr>
-              <w:pStyle w:val="Normal"/>
-              <w:jc w:val="right"/>
-              <w:pBdr>
-                <w:bottom w:val="none" w:sz="0" w:space="0" w:color="000000"/>
-                <w:top w:val="none" w:sz="0" w:space="0" w:color="000000"/>
-                <w:left w:val="none" w:sz="0" w:space="0" w:color="000000"/>
-                <w:right w:val="none" w:sz="0" w:space="0" w:color="000000"/>
-              </w:pBdr>
-              <w:spacing w:after="100" w:before="100" w:line="240"/>
-              <w:ind w:left="100" w:right="100" w:firstLine="0" w:firstLineChars="0"/>
-              <w:rPr>
-                <w:rFonts w:ascii="Times New Roman" w:hAnsi="Times New Roman" w:eastAsia="Times New Roman" w:cs="Times New Roman"/>
-                <w:i w:val="false"/>
-                <w:b w:val="false"/>
-                <w:u w:val="none"/>
-                <w:strike w:val="false"/>
-                <w:sz w:val="18"/>
-                <w:szCs w:val="18"/>
-                <w:color w:val="000000"/>
-              </w:rPr>
-            </w:pPr>
-            <w:r>
-              <w:rPr>
-                <w:rFonts w:ascii="Times New Roman" w:hAnsi="Times New Roman" w:eastAsia="Times New Roman" w:cs="Times New Roman"/>
-                <w:i w:val="false"/>
-                <w:b w:val="false"/>
-                <w:u w:val="none"/>
-                <w:strike w:val="false"/>
-                <w:sz w:val="18"/>
-                <w:szCs w:val="18"/>
-                <w:color w:val="000000"/>
-              </w:rPr>
-              <w:t xml:space="preserve">256</w:t>
-            </w:r>
-          </w:p>
-        </w:tc>
-        <w:tc>
-          <w:tcPr>
-            <w:tcBorders>
-              <w:bottom w:val="none" w:sz="0" w:space="0" w:color="000000"/>
-              <w:top w:val="none" w:sz="0" w:space="0" w:color="000000"/>
-              <w:left w:val="none" w:sz="0" w:space="0" w:color="000000"/>
-              <w:right w:val="none" w:sz="0" w:space="0" w:color="000000"/>
-            </w:tcBorders>
-            <w:shd w:val="clear" w:color="auto" w:fill="FFFFFF"/>
-            <w:tcMar>
-              <w:top w:w="0" w:type="dxa"/>
-              <w:bottom w:w="0" w:type="dxa"/>
-              <w:left w:w="0" w:type="dxa"/>
-              <w:right w:w="0" w:type="dxa"/>
-            </w:tcMar>
-            <w:vAlign w:val="center"/>
-          </w:tcPr>
-          <w:p>
-            <w:pPr>
-              <w:pStyle w:val="Normal"/>
-              <w:jc w:val="right"/>
-              <w:pBdr>
-                <w:bottom w:val="none" w:sz="0" w:space="0" w:color="000000"/>
-                <w:top w:val="none" w:sz="0" w:space="0" w:color="000000"/>
-                <w:left w:val="none" w:sz="0" w:space="0" w:color="000000"/>
-                <w:right w:val="none" w:sz="0" w:space="0" w:color="000000"/>
-              </w:pBdr>
-              <w:spacing w:after="100" w:before="100" w:line="240"/>
-              <w:ind w:left="100" w:right="100" w:firstLine="0" w:firstLineChars="0"/>
-              <w:rPr>
-                <w:rFonts w:ascii="Times New Roman" w:hAnsi="Times New Roman" w:eastAsia="Times New Roman" w:cs="Times New Roman"/>
-                <w:i w:val="false"/>
-                <w:b w:val="false"/>
-                <w:u w:val="none"/>
-                <w:strike w:val="false"/>
-                <w:sz w:val="18"/>
-                <w:szCs w:val="18"/>
-                <w:color w:val="000000"/>
-              </w:rPr>
-            </w:pPr>
-            <w:r>
-              <w:rPr>
-                <w:rFonts w:ascii="Times New Roman" w:hAnsi="Times New Roman" w:eastAsia="Times New Roman" w:cs="Times New Roman"/>
-                <w:i w:val="false"/>
-                <w:b w:val="false"/>
-                <w:u w:val="none"/>
-                <w:strike w:val="false"/>
-                <w:sz w:val="18"/>
-                <w:szCs w:val="18"/>
-                <w:color w:val="000000"/>
-              </w:rPr>
-              <w:t xml:space="preserve">114</w:t>
-            </w:r>
-          </w:p>
-        </w:tc>
-        <w:tc>
-          <w:tcPr>
-            <w:tcBorders>
-              <w:bottom w:val="none" w:sz="0" w:space="0" w:color="000000"/>
-              <w:top w:val="none" w:sz="0" w:space="0" w:color="000000"/>
-              <w:left w:val="none" w:sz="0" w:space="0" w:color="000000"/>
-              <w:right w:val="none" w:sz="0" w:space="0" w:color="000000"/>
-            </w:tcBorders>
-            <w:shd w:val="clear" w:color="auto" w:fill="FFFFFF"/>
-            <w:tcMar>
-              <w:top w:w="0" w:type="dxa"/>
-              <w:bottom w:w="0" w:type="dxa"/>
-              <w:left w:w="0" w:type="dxa"/>
-              <w:right w:w="0" w:type="dxa"/>
-            </w:tcMar>
-            <w:vAlign w:val="center"/>
-          </w:tcPr>
-          <w:p>
-            <w:pPr>
-              <w:pStyle w:val="Normal"/>
-              <w:jc w:val="left"/>
-              <w:pBdr>
-                <w:bottom w:val="none" w:sz="0" w:space="0" w:color="000000"/>
-                <w:top w:val="none" w:sz="0" w:space="0" w:color="000000"/>
-                <w:left w:val="none" w:sz="0" w:space="0" w:color="000000"/>
-                <w:right w:val="none" w:sz="0" w:space="0" w:color="000000"/>
-              </w:pBdr>
-              <w:spacing w:after="100" w:before="100" w:line="240"/>
-              <w:ind w:left="100" w:right="100" w:firstLine="0" w:firstLineChars="0"/>
-              <w:rPr>
-                <w:rFonts w:ascii="Times New Roman" w:hAnsi="Times New Roman" w:eastAsia="Times New Roman" w:cs="Times New Roman"/>
-                <w:i w:val="false"/>
-                <w:b w:val="false"/>
-                <w:u w:val="none"/>
-                <w:strike w:val="false"/>
-                <w:sz w:val="18"/>
-                <w:szCs w:val="18"/>
-                <w:color w:val="000000"/>
-              </w:rPr>
-            </w:pPr>
-            <w:r>
-              <w:rPr>
-                <w:rFonts w:ascii="Times New Roman" w:hAnsi="Times New Roman" w:eastAsia="Times New Roman" w:cs="Times New Roman"/>
-                <w:i w:val="false"/>
-                <w:b w:val="false"/>
-                <w:u w:val="none"/>
-                <w:strike w:val="false"/>
-                <w:sz w:val="18"/>
-                <w:szCs w:val="18"/>
-                <w:color w:val="000000"/>
-              </w:rPr>
-              <w:t xml:space="preserve">2.49 (1.79–3.47)</w:t>
-            </w:r>
-          </w:p>
-        </w:tc>
-        <w:tc>
-          <w:tcPr>
-            <w:tcBorders>
-              <w:bottom w:val="none" w:sz="0" w:space="0" w:color="000000"/>
-              <w:top w:val="none" w:sz="0" w:space="0" w:color="000000"/>
-              <w:left w:val="none" w:sz="0" w:space="0" w:color="000000"/>
-              <w:right w:val="none" w:sz="0" w:space="0" w:color="000000"/>
-            </w:tcBorders>
-            <w:shd w:val="clear" w:color="auto" w:fill="FFFFFF"/>
-            <w:tcMar>
-              <w:top w:w="0" w:type="dxa"/>
-              <w:bottom w:w="0" w:type="dxa"/>
-              <w:left w:w="0" w:type="dxa"/>
-              <w:right w:w="0" w:type="dxa"/>
-            </w:tcMar>
-            <w:vAlign w:val="center"/>
-          </w:tcPr>
-          <w:p>
-            <w:pPr>
-              <w:pStyle w:val="Normal"/>
-              <w:jc w:val="left"/>
-              <w:pBdr>
-                <w:bottom w:val="none" w:sz="0" w:space="0" w:color="000000"/>
-                <w:top w:val="none" w:sz="0" w:space="0" w:color="000000"/>
-                <w:left w:val="none" w:sz="0" w:space="0" w:color="000000"/>
-                <w:right w:val="none" w:sz="0" w:space="0" w:color="000000"/>
-              </w:pBdr>
-              <w:spacing w:after="100" w:before="100" w:line="240"/>
-              <w:ind w:left="100" w:right="100" w:firstLine="0" w:firstLineChars="0"/>
-              <w:rPr>
-                <w:rFonts w:ascii="Times New Roman" w:hAnsi="Times New Roman" w:eastAsia="Times New Roman" w:cs="Times New Roman"/>
-                <w:i w:val="false"/>
-                <w:b w:val="false"/>
-                <w:u w:val="none"/>
-                <w:strike w:val="false"/>
-                <w:sz w:val="18"/>
-                <w:szCs w:val="18"/>
-                <w:color w:val="000000"/>
-              </w:rPr>
-            </w:pPr>
-            <w:r>
-              <w:rPr>
-                <w:rFonts w:ascii="Times New Roman" w:hAnsi="Times New Roman" w:eastAsia="Times New Roman" w:cs="Times New Roman"/>
-                <w:i w:val="false"/>
-                <w:b w:val="false"/>
-                <w:u w:val="none"/>
-                <w:strike w:val="false"/>
-                <w:sz w:val="18"/>
-                <w:szCs w:val="18"/>
-                <w:color w:val="000000"/>
-              </w:rPr>
-              <w:t xml:space="preserve">&lt;0.001</w:t>
-            </w:r>
-          </w:p>
-        </w:tc>
-        <w:tc>
-          <w:tcPr>
-            <w:tcBorders>
-              <w:bottom w:val="none" w:sz="0" w:space="0" w:color="000000"/>
-              <w:top w:val="none" w:sz="0" w:space="0" w:color="000000"/>
-              <w:left w:val="none" w:sz="0" w:space="0" w:color="000000"/>
-              <w:right w:val="none" w:sz="0" w:space="0" w:color="000000"/>
-            </w:tcBorders>
-            <w:shd w:val="clear" w:color="auto" w:fill="FFFFFF"/>
-            <w:tcMar>
-              <w:top w:w="0" w:type="dxa"/>
-              <w:bottom w:w="0" w:type="dxa"/>
-              <w:left w:w="0" w:type="dxa"/>
-              <w:right w:w="0" w:type="dxa"/>
-            </w:tcMar>
-            <w:vAlign w:val="center"/>
-          </w:tcPr>
-          <w:p>
-            <w:pPr>
-              <w:pStyle w:val="Normal"/>
-              <w:jc w:val="left"/>
-              <w:pBdr>
-                <w:bottom w:val="none" w:sz="0" w:space="0" w:color="000000"/>
-                <w:top w:val="none" w:sz="0" w:space="0" w:color="000000"/>
-                <w:left w:val="none" w:sz="0" w:space="0" w:color="000000"/>
-                <w:right w:val="none" w:sz="0" w:space="0" w:color="000000"/>
-              </w:pBdr>
-              <w:spacing w:after="100" w:before="100" w:line="240"/>
-              <w:ind w:left="100" w:right="100" w:firstLine="0" w:firstLineChars="0"/>
-              <w:rPr>
-                <w:rFonts w:ascii="Times New Roman" w:hAnsi="Times New Roman" w:eastAsia="Times New Roman" w:cs="Times New Roman"/>
-                <w:i w:val="false"/>
-                <w:b w:val="false"/>
-                <w:u w:val="none"/>
-                <w:strike w:val="false"/>
-                <w:sz w:val="18"/>
-                <w:szCs w:val="18"/>
-                <w:color w:val="000000"/>
-              </w:rPr>
-            </w:pPr>
-            <w:r>
-              <w:rPr>
-                <w:rFonts w:ascii="Times New Roman" w:hAnsi="Times New Roman" w:eastAsia="Times New Roman" w:cs="Times New Roman"/>
-                <w:i w:val="false"/>
-                <w:b w:val="false"/>
-                <w:u w:val="none"/>
-                <w:strike w:val="false"/>
-                <w:sz w:val="18"/>
-                <w:szCs w:val="18"/>
-                <w:color w:val="000000"/>
-              </w:rPr>
-              <w:t xml:space="preserve"/>
-            </w:r>
-          </w:p>
-        </w:tc>
-      </w:tr>
-      <w:tr>
-        <w:trPr>
-          <w:trHeight w:val="560" w:hRule="auto"/>
-        </w:trPr>
-        <w:tc>
-          <w:tcPr>
-            <w:tcBorders>
-              <w:bottom w:val="none" w:sz="0" w:space="0" w:color="000000"/>
-              <w:top w:val="none" w:sz="0" w:space="0" w:color="000000"/>
-              <w:left w:val="none" w:sz="0" w:space="0" w:color="000000"/>
-              <w:right w:val="none" w:sz="0" w:space="0" w:color="000000"/>
-            </w:tcBorders>
-            <w:shd w:val="clear" w:color="auto" w:fill="FFFFFF"/>
-            <w:tcMar>
-              <w:top w:w="0" w:type="dxa"/>
-              <w:bottom w:w="0" w:type="dxa"/>
-              <w:left w:w="0" w:type="dxa"/>
-              <w:right w:w="0" w:type="dxa"/>
-            </w:tcMar>
-            <w:vAlign w:val="center"/>
-          </w:tcPr>
-          <w:p>
-            <w:pPr>
-              <w:pStyle w:val="Normal"/>
-              <w:jc w:val="left"/>
-              <w:pBdr>
-                <w:bottom w:val="none" w:sz="0" w:space="0" w:color="000000"/>
-                <w:top w:val="none" w:sz="0" w:space="0" w:color="000000"/>
-                <w:left w:val="none" w:sz="0" w:space="0" w:color="000000"/>
-                <w:right w:val="none" w:sz="0" w:space="0" w:color="000000"/>
-              </w:pBdr>
-              <w:spacing w:after="100" w:before="100" w:line="240"/>
-              <w:ind w:left="100" w:right="100" w:firstLine="0" w:firstLineChars="0"/>
-              <w:rPr>
-                <w:rFonts w:ascii="Times New Roman" w:hAnsi="Times New Roman" w:eastAsia="Times New Roman" w:cs="Times New Roman"/>
-                <w:i w:val="false"/>
-                <w:b w:val="false"/>
-                <w:u w:val="none"/>
-                <w:strike w:val="false"/>
-                <w:sz w:val="18"/>
-                <w:szCs w:val="18"/>
-                <w:color w:val="000000"/>
-              </w:rPr>
-            </w:pPr>
-            <w:r>
-              <w:rPr>
-                <w:rFonts w:ascii="Times New Roman" w:hAnsi="Times New Roman" w:eastAsia="Times New Roman" w:cs="Times New Roman"/>
-                <w:i w:val="false"/>
-                <w:b w:val="false"/>
-                <w:u w:val="none"/>
-                <w:strike w:val="false"/>
-                <w:sz w:val="18"/>
-                <w:szCs w:val="18"/>
-                <w:color w:val="000000"/>
-              </w:rPr>
-              <w:t xml:space="preserve">Multivariable + MMR status</w:t>
-            </w:r>
-          </w:p>
-        </w:tc>
-        <w:tc>
-          <w:tcPr>
-            <w:tcBorders>
-              <w:bottom w:val="none" w:sz="0" w:space="0" w:color="000000"/>
-              <w:top w:val="none" w:sz="0" w:space="0" w:color="000000"/>
-              <w:left w:val="none" w:sz="0" w:space="0" w:color="000000"/>
-              <w:right w:val="none" w:sz="0" w:space="0" w:color="000000"/>
-            </w:tcBorders>
-            <w:shd w:val="clear" w:color="auto" w:fill="FFFFFF"/>
-            <w:tcMar>
-              <w:top w:w="0" w:type="dxa"/>
-              <w:bottom w:w="0" w:type="dxa"/>
-              <w:left w:w="0" w:type="dxa"/>
-              <w:right w:w="0" w:type="dxa"/>
-            </w:tcMar>
-            <w:vAlign w:val="center"/>
-          </w:tcPr>
-          <w:p>
-            <w:pPr>
-              <w:pStyle w:val="Normal"/>
-              <w:jc w:val="left"/>
-              <w:pBdr>
-                <w:bottom w:val="none" w:sz="0" w:space="0" w:color="000000"/>
-                <w:top w:val="none" w:sz="0" w:space="0" w:color="000000"/>
-                <w:left w:val="none" w:sz="0" w:space="0" w:color="000000"/>
-                <w:right w:val="none" w:sz="0" w:space="0" w:color="000000"/>
-              </w:pBdr>
-              <w:spacing w:after="100" w:before="100" w:line="240"/>
-              <w:ind w:left="100" w:right="100" w:firstLine="0" w:firstLineChars="0"/>
-              <w:rPr>
-                <w:rFonts w:ascii="Times New Roman" w:hAnsi="Times New Roman" w:eastAsia="Times New Roman" w:cs="Times New Roman"/>
-                <w:i w:val="false"/>
-                <w:b w:val="false"/>
-                <w:u w:val="none"/>
-                <w:strike w:val="false"/>
-                <w:sz w:val="18"/>
-                <w:szCs w:val="18"/>
-                <w:color w:val="000000"/>
-              </w:rPr>
-            </w:pPr>
-            <w:r>
-              <w:rPr>
-                <w:rFonts w:ascii="Times New Roman" w:hAnsi="Times New Roman" w:eastAsia="Times New Roman" w:cs="Times New Roman"/>
-                <w:i w:val="false"/>
-                <w:b w:val="false"/>
-                <w:u w:val="none"/>
-                <w:strike w:val="false"/>
-                <w:sz w:val="18"/>
-                <w:szCs w:val="18"/>
-                <w:color w:val="000000"/>
-              </w:rPr>
-              <w:t xml:space="preserve">MMR status</w:t>
-            </w:r>
-          </w:p>
-        </w:tc>
-        <w:tc>
-          <w:tcPr>
-            <w:tcBorders>
-              <w:bottom w:val="none" w:sz="0" w:space="0" w:color="000000"/>
-              <w:top w:val="none" w:sz="0" w:space="0" w:color="000000"/>
-              <w:left w:val="none" w:sz="0" w:space="0" w:color="000000"/>
-              <w:right w:val="none" w:sz="0" w:space="0" w:color="000000"/>
-            </w:tcBorders>
-            <w:shd w:val="clear" w:color="auto" w:fill="FFFFFF"/>
-            <w:tcMar>
-              <w:top w:w="0" w:type="dxa"/>
-              <w:bottom w:w="0" w:type="dxa"/>
-              <w:left w:w="0" w:type="dxa"/>
-              <w:right w:w="0" w:type="dxa"/>
-            </w:tcMar>
-            <w:vAlign w:val="center"/>
-          </w:tcPr>
-          <w:p>
-            <w:pPr>
-              <w:pStyle w:val="Normal"/>
-              <w:jc w:val="left"/>
-              <w:pBdr>
-                <w:bottom w:val="none" w:sz="0" w:space="0" w:color="000000"/>
-                <w:top w:val="none" w:sz="0" w:space="0" w:color="000000"/>
-                <w:left w:val="none" w:sz="0" w:space="0" w:color="000000"/>
-                <w:right w:val="none" w:sz="0" w:space="0" w:color="000000"/>
-              </w:pBdr>
-              <w:spacing w:after="100" w:before="100" w:line="240"/>
-              <w:ind w:left="100" w:right="100" w:firstLine="0" w:firstLineChars="0"/>
-              <w:rPr>
-                <w:rFonts w:ascii="Times New Roman" w:hAnsi="Times New Roman" w:eastAsia="Times New Roman" w:cs="Times New Roman"/>
-                <w:i w:val="false"/>
-                <w:b w:val="false"/>
-                <w:u w:val="none"/>
-                <w:strike w:val="false"/>
-                <w:sz w:val="18"/>
-                <w:szCs w:val="18"/>
-                <w:color w:val="000000"/>
-              </w:rPr>
-            </w:pPr>
-            <w:r>
-              <w:rPr>
-                <w:rFonts w:ascii="Times New Roman" w:hAnsi="Times New Roman" w:eastAsia="Times New Roman" w:cs="Times New Roman"/>
-                <w:i w:val="false"/>
-                <w:b w:val="false"/>
-                <w:u w:val="none"/>
-                <w:strike w:val="false"/>
-                <w:sz w:val="18"/>
-                <w:szCs w:val="18"/>
-                <w:color w:val="000000"/>
-              </w:rPr>
-              <w:t xml:space="preserve">pMMR (ref)</w:t>
-            </w:r>
-          </w:p>
-        </w:tc>
-        <w:tc>
-          <w:tcPr>
-            <w:tcBorders>
-              <w:bottom w:val="none" w:sz="0" w:space="0" w:color="000000"/>
-              <w:top w:val="none" w:sz="0" w:space="0" w:color="000000"/>
-              <w:left w:val="none" w:sz="0" w:space="0" w:color="000000"/>
-              <w:right w:val="none" w:sz="0" w:space="0" w:color="000000"/>
-            </w:tcBorders>
-            <w:shd w:val="clear" w:color="auto" w:fill="FFFFFF"/>
-            <w:tcMar>
-              <w:top w:w="0" w:type="dxa"/>
-              <w:bottom w:w="0" w:type="dxa"/>
-              <w:left w:w="0" w:type="dxa"/>
-              <w:right w:w="0" w:type="dxa"/>
-            </w:tcMar>
-            <w:vAlign w:val="center"/>
-          </w:tcPr>
-          <w:p>
-            <w:pPr>
-              <w:pStyle w:val="Normal"/>
-              <w:jc w:val="right"/>
-              <w:pBdr>
-                <w:bottom w:val="none" w:sz="0" w:space="0" w:color="000000"/>
-                <w:top w:val="none" w:sz="0" w:space="0" w:color="000000"/>
-                <w:left w:val="none" w:sz="0" w:space="0" w:color="000000"/>
-                <w:right w:val="none" w:sz="0" w:space="0" w:color="000000"/>
-              </w:pBdr>
-              <w:spacing w:after="100" w:before="100" w:line="240"/>
-              <w:ind w:left="100" w:right="100" w:firstLine="0" w:firstLineChars="0"/>
-              <w:rPr>
-                <w:rFonts w:ascii="Times New Roman" w:hAnsi="Times New Roman" w:eastAsia="Times New Roman" w:cs="Times New Roman"/>
-                <w:i w:val="false"/>
-                <w:b w:val="false"/>
-                <w:u w:val="none"/>
-                <w:strike w:val="false"/>
-                <w:sz w:val="18"/>
-                <w:szCs w:val="18"/>
-                <w:color w:val="000000"/>
-              </w:rPr>
-            </w:pPr>
-            <w:r>
-              <w:rPr>
-                <w:rFonts w:ascii="Times New Roman" w:hAnsi="Times New Roman" w:eastAsia="Times New Roman" w:cs="Times New Roman"/>
-                <w:i w:val="false"/>
-                <w:b w:val="false"/>
-                <w:u w:val="none"/>
-                <w:strike w:val="false"/>
-                <w:sz w:val="18"/>
-                <w:szCs w:val="18"/>
-                <w:color w:val="000000"/>
-              </w:rPr>
-              <w:t xml:space="preserve">435</w:t>
+              <w:t xml:space="preserve">436</w:t>
             </w:r>
           </w:p>
         </w:tc>
@@ -11945,7 +9275,7 @@
                 <w:szCs w:val="18"/>
                 <w:color w:val="000000"/>
               </w:rPr>
-              <w:t xml:space="preserve">0.34 (0.17–0.64)</w:t>
+              <w:t xml:space="preserve">0.42 (0.22–0.80)</w:t>
             </w:r>
           </w:p>
         </w:tc>
@@ -12000,7 +9330,7 @@
                 <w:szCs w:val="18"/>
                 <w:color w:val="000000"/>
               </w:rPr>
-              <w:t xml:space="preserve">&lt;0.001</w:t>
+              <w:t xml:space="preserve">0.008</w:t>
             </w:r>
           </w:p>
         </w:tc>

--- a/output/tables/GEO/GSE39582/GSE39582_cox_RFS.docx
+++ b/output/tables/GEO/GSE39582/GSE39582_cox_RFS.docx
@@ -25,7 +25,7 @@
         <w:ind w:left="60" w:right="60" w:firstLine="0" w:firstLineChars="0"/>
       </w:pPr>
       <w:r>
-        <w:t xml:space="preserve">Cox regression for relapse-free survival: HIST1H2AC expression, GSE39582 (CIT, colon)</w:t>
+        <w:t xml:space="preserve">Cox regression for relapse-free survival: MAD2L1 expression, GSE39582 (CIT, colon)</w:t>
       </w:r>
     </w:p>
     <w:tbl xmlns:a="http://schemas.openxmlformats.org/drawingml/2006/main" xmlns:pic="http://schemas.openxmlformats.org/drawingml/2006/picture">
@@ -36,7 +36,7 @@
       </w:tblPr>
       <w:tblGrid>
         <w:gridCol w:w="3360"/>
-        <w:gridCol w:w="3450"/>
+        <w:gridCol w:w="3200"/>
         <w:gridCol w:w="1305"/>
         <w:gridCol w:w="681"/>
         <w:gridCol w:w="931"/>
@@ -600,7 +600,7 @@
                 <w:szCs w:val="18"/>
                 <w:color w:val="000000"/>
               </w:rPr>
-              <w:t xml:space="preserve">HIST1H2AC expression</w:t>
+              <w:t xml:space="preserve">MAD2L1 expression</w:t>
             </w:r>
           </w:p>
         </w:tc>
@@ -710,7 +710,7 @@
                 <w:szCs w:val="18"/>
                 <w:color w:val="000000"/>
               </w:rPr>
-              <w:t xml:space="preserve">276</w:t>
+              <w:t xml:space="preserve">279</w:t>
             </w:r>
           </w:p>
         </w:tc>
@@ -765,7 +765,7 @@
                 <w:szCs w:val="18"/>
                 <w:color w:val="000000"/>
               </w:rPr>
-              <w:t xml:space="preserve">78</w:t>
+              <w:t xml:space="preserve">105</w:t>
             </w:r>
           </w:p>
         </w:tc>
@@ -1155,7 +1155,7 @@
                 <w:szCs w:val="18"/>
                 <w:color w:val="000000"/>
               </w:rPr>
-              <w:t xml:space="preserve">281</w:t>
+              <w:t xml:space="preserve">278</w:t>
             </w:r>
           </w:p>
         </w:tc>
@@ -1210,117 +1210,117 @@
                 <w:szCs w:val="18"/>
                 <w:color w:val="000000"/>
               </w:rPr>
-              <w:t xml:space="preserve">99</w:t>
-            </w:r>
-          </w:p>
-        </w:tc>
-        <w:tc>
-          <w:tcPr>
-            <w:tcBorders>
-              <w:bottom w:val="none" w:sz="0" w:space="0" w:color="000000"/>
-              <w:top w:val="none" w:sz="0" w:space="0" w:color="000000"/>
-              <w:left w:val="none" w:sz="0" w:space="0" w:color="000000"/>
-              <w:right w:val="none" w:sz="0" w:space="0" w:color="000000"/>
-            </w:tcBorders>
-            <w:shd w:val="clear" w:color="auto" w:fill="FFFFFF"/>
-            <w:tcMar>
-              <w:top w:w="0" w:type="dxa"/>
-              <w:bottom w:w="0" w:type="dxa"/>
-              <w:left w:w="0" w:type="dxa"/>
-              <w:right w:w="0" w:type="dxa"/>
-            </w:tcMar>
-            <w:vAlign w:val="center"/>
-          </w:tcPr>
-          <w:p>
-            <w:pPr>
-              <w:pStyle w:val="Normal"/>
-              <w:jc w:val="left"/>
-              <w:pBdr>
-                <w:bottom w:val="none" w:sz="0" w:space="0" w:color="000000"/>
-                <w:top w:val="none" w:sz="0" w:space="0" w:color="000000"/>
-                <w:left w:val="none" w:sz="0" w:space="0" w:color="000000"/>
-                <w:right w:val="none" w:sz="0" w:space="0" w:color="000000"/>
-              </w:pBdr>
-              <w:spacing w:after="100" w:before="100" w:line="240"/>
-              <w:ind w:left="100" w:right="100" w:firstLine="0" w:firstLineChars="0"/>
-              <w:rPr>
-                <w:rFonts w:ascii="Times New Roman" w:hAnsi="Times New Roman" w:eastAsia="Times New Roman" w:cs="Times New Roman"/>
-                <w:i w:val="false"/>
-                <w:b w:val="false"/>
-                <w:u w:val="none"/>
-                <w:strike w:val="false"/>
-                <w:sz w:val="18"/>
-                <w:szCs w:val="18"/>
-                <w:color w:val="000000"/>
-              </w:rPr>
-            </w:pPr>
-            <w:r>
-              <w:rPr>
-                <w:rFonts w:ascii="Times New Roman" w:hAnsi="Times New Roman" w:eastAsia="Times New Roman" w:cs="Times New Roman"/>
-                <w:i w:val="false"/>
-                <w:b w:val="false"/>
-                <w:u w:val="none"/>
-                <w:strike w:val="false"/>
-                <w:sz w:val="18"/>
-                <w:szCs w:val="18"/>
-                <w:color w:val="000000"/>
-              </w:rPr>
-              <w:t xml:space="preserve">1.36 (1.01–1.83)</w:t>
-            </w:r>
-          </w:p>
-        </w:tc>
-        <w:tc>
-          <w:tcPr>
-            <w:tcBorders>
-              <w:bottom w:val="none" w:sz="0" w:space="0" w:color="000000"/>
-              <w:top w:val="none" w:sz="0" w:space="0" w:color="000000"/>
-              <w:left w:val="none" w:sz="0" w:space="0" w:color="000000"/>
-              <w:right w:val="none" w:sz="0" w:space="0" w:color="000000"/>
-            </w:tcBorders>
-            <w:shd w:val="clear" w:color="auto" w:fill="FFFFFF"/>
-            <w:tcMar>
-              <w:top w:w="0" w:type="dxa"/>
-              <w:bottom w:w="0" w:type="dxa"/>
-              <w:left w:w="0" w:type="dxa"/>
-              <w:right w:w="0" w:type="dxa"/>
-            </w:tcMar>
-            <w:vAlign w:val="center"/>
-          </w:tcPr>
-          <w:p>
-            <w:pPr>
-              <w:pStyle w:val="Normal"/>
-              <w:jc w:val="left"/>
-              <w:pBdr>
-                <w:bottom w:val="none" w:sz="0" w:space="0" w:color="000000"/>
-                <w:top w:val="none" w:sz="0" w:space="0" w:color="000000"/>
-                <w:left w:val="none" w:sz="0" w:space="0" w:color="000000"/>
-                <w:right w:val="none" w:sz="0" w:space="0" w:color="000000"/>
-              </w:pBdr>
-              <w:spacing w:after="100" w:before="100" w:line="240"/>
-              <w:ind w:left="100" w:right="100" w:firstLine="0" w:firstLineChars="0"/>
-              <w:rPr>
-                <w:rFonts w:ascii="Times New Roman" w:hAnsi="Times New Roman" w:eastAsia="Times New Roman" w:cs="Times New Roman"/>
-                <w:i w:val="false"/>
-                <w:b w:val="false"/>
-                <w:u w:val="none"/>
-                <w:strike w:val="false"/>
-                <w:sz w:val="18"/>
-                <w:szCs w:val="18"/>
-                <w:color w:val="000000"/>
-              </w:rPr>
-            </w:pPr>
-            <w:r>
-              <w:rPr>
-                <w:rFonts w:ascii="Times New Roman" w:hAnsi="Times New Roman" w:eastAsia="Times New Roman" w:cs="Times New Roman"/>
-                <w:i w:val="false"/>
-                <w:b w:val="false"/>
-                <w:u w:val="none"/>
-                <w:strike w:val="false"/>
-                <w:sz w:val="18"/>
-                <w:szCs w:val="18"/>
-                <w:color w:val="000000"/>
-              </w:rPr>
-              <w:t xml:space="preserve">0.044</w:t>
+              <w:t xml:space="preserve">72</w:t>
+            </w:r>
+          </w:p>
+        </w:tc>
+        <w:tc>
+          <w:tcPr>
+            <w:tcBorders>
+              <w:bottom w:val="none" w:sz="0" w:space="0" w:color="000000"/>
+              <w:top w:val="none" w:sz="0" w:space="0" w:color="000000"/>
+              <w:left w:val="none" w:sz="0" w:space="0" w:color="000000"/>
+              <w:right w:val="none" w:sz="0" w:space="0" w:color="000000"/>
+            </w:tcBorders>
+            <w:shd w:val="clear" w:color="auto" w:fill="FFFFFF"/>
+            <w:tcMar>
+              <w:top w:w="0" w:type="dxa"/>
+              <w:bottom w:w="0" w:type="dxa"/>
+              <w:left w:w="0" w:type="dxa"/>
+              <w:right w:w="0" w:type="dxa"/>
+            </w:tcMar>
+            <w:vAlign w:val="center"/>
+          </w:tcPr>
+          <w:p>
+            <w:pPr>
+              <w:pStyle w:val="Normal"/>
+              <w:jc w:val="left"/>
+              <w:pBdr>
+                <w:bottom w:val="none" w:sz="0" w:space="0" w:color="000000"/>
+                <w:top w:val="none" w:sz="0" w:space="0" w:color="000000"/>
+                <w:left w:val="none" w:sz="0" w:space="0" w:color="000000"/>
+                <w:right w:val="none" w:sz="0" w:space="0" w:color="000000"/>
+              </w:pBdr>
+              <w:spacing w:after="100" w:before="100" w:line="240"/>
+              <w:ind w:left="100" w:right="100" w:firstLine="0" w:firstLineChars="0"/>
+              <w:rPr>
+                <w:rFonts w:ascii="Times New Roman" w:hAnsi="Times New Roman" w:eastAsia="Times New Roman" w:cs="Times New Roman"/>
+                <w:i w:val="false"/>
+                <w:b w:val="false"/>
+                <w:u w:val="none"/>
+                <w:strike w:val="false"/>
+                <w:sz w:val="18"/>
+                <w:szCs w:val="18"/>
+                <w:color w:val="000000"/>
+              </w:rPr>
+            </w:pPr>
+            <w:r>
+              <w:rPr>
+                <w:rFonts w:ascii="Times New Roman" w:hAnsi="Times New Roman" w:eastAsia="Times New Roman" w:cs="Times New Roman"/>
+                <w:i w:val="false"/>
+                <w:b w:val="false"/>
+                <w:u w:val="none"/>
+                <w:strike w:val="false"/>
+                <w:sz w:val="18"/>
+                <w:szCs w:val="18"/>
+                <w:color w:val="000000"/>
+              </w:rPr>
+              <w:t xml:space="preserve">0.66 (0.49–0.89)</w:t>
+            </w:r>
+          </w:p>
+        </w:tc>
+        <w:tc>
+          <w:tcPr>
+            <w:tcBorders>
+              <w:bottom w:val="none" w:sz="0" w:space="0" w:color="000000"/>
+              <w:top w:val="none" w:sz="0" w:space="0" w:color="000000"/>
+              <w:left w:val="none" w:sz="0" w:space="0" w:color="000000"/>
+              <w:right w:val="none" w:sz="0" w:space="0" w:color="000000"/>
+            </w:tcBorders>
+            <w:shd w:val="clear" w:color="auto" w:fill="FFFFFF"/>
+            <w:tcMar>
+              <w:top w:w="0" w:type="dxa"/>
+              <w:bottom w:w="0" w:type="dxa"/>
+              <w:left w:w="0" w:type="dxa"/>
+              <w:right w:w="0" w:type="dxa"/>
+            </w:tcMar>
+            <w:vAlign w:val="center"/>
+          </w:tcPr>
+          <w:p>
+            <w:pPr>
+              <w:pStyle w:val="Normal"/>
+              <w:jc w:val="left"/>
+              <w:pBdr>
+                <w:bottom w:val="none" w:sz="0" w:space="0" w:color="000000"/>
+                <w:top w:val="none" w:sz="0" w:space="0" w:color="000000"/>
+                <w:left w:val="none" w:sz="0" w:space="0" w:color="000000"/>
+                <w:right w:val="none" w:sz="0" w:space="0" w:color="000000"/>
+              </w:pBdr>
+              <w:spacing w:after="100" w:before="100" w:line="240"/>
+              <w:ind w:left="100" w:right="100" w:firstLine="0" w:firstLineChars="0"/>
+              <w:rPr>
+                <w:rFonts w:ascii="Times New Roman" w:hAnsi="Times New Roman" w:eastAsia="Times New Roman" w:cs="Times New Roman"/>
+                <w:i w:val="false"/>
+                <w:b w:val="false"/>
+                <w:u w:val="none"/>
+                <w:strike w:val="false"/>
+                <w:sz w:val="18"/>
+                <w:szCs w:val="18"/>
+                <w:color w:val="000000"/>
+              </w:rPr>
+            </w:pPr>
+            <w:r>
+              <w:rPr>
+                <w:rFonts w:ascii="Times New Roman" w:hAnsi="Times New Roman" w:eastAsia="Times New Roman" w:cs="Times New Roman"/>
+                <w:i w:val="false"/>
+                <w:b w:val="false"/>
+                <w:u w:val="none"/>
+                <w:strike w:val="false"/>
+                <w:sz w:val="18"/>
+                <w:szCs w:val="18"/>
+                <w:color w:val="000000"/>
+              </w:rPr>
+              <w:t xml:space="preserve">0.006</w:t>
             </w:r>
           </w:p>
         </w:tc>
@@ -1490,7 +1490,7 @@
                 <w:szCs w:val="18"/>
                 <w:color w:val="000000"/>
               </w:rPr>
-              <w:t xml:space="preserve">HIST1H2AC expression, log2 (per 1 unit)</w:t>
+              <w:t xml:space="preserve">MAD2L1 expression, log2 (per 1 unit)</w:t>
             </w:r>
           </w:p>
         </w:tc>
@@ -1710,62 +1710,62 @@
                 <w:szCs w:val="18"/>
                 <w:color w:val="000000"/>
               </w:rPr>
-              <w:t xml:space="preserve">1.19 (1.03–1.38)</w:t>
-            </w:r>
-          </w:p>
-        </w:tc>
-        <w:tc>
-          <w:tcPr>
-            <w:tcBorders>
-              <w:bottom w:val="none" w:sz="0" w:space="0" w:color="000000"/>
-              <w:top w:val="none" w:sz="0" w:space="0" w:color="000000"/>
-              <w:left w:val="none" w:sz="0" w:space="0" w:color="000000"/>
-              <w:right w:val="none" w:sz="0" w:space="0" w:color="000000"/>
-            </w:tcBorders>
-            <w:shd w:val="clear" w:color="auto" w:fill="FFFFFF"/>
-            <w:tcMar>
-              <w:top w:w="0" w:type="dxa"/>
-              <w:bottom w:w="0" w:type="dxa"/>
-              <w:left w:w="0" w:type="dxa"/>
-              <w:right w:w="0" w:type="dxa"/>
-            </w:tcMar>
-            <w:vAlign w:val="center"/>
-          </w:tcPr>
-          <w:p>
-            <w:pPr>
-              <w:pStyle w:val="Normal"/>
-              <w:jc w:val="left"/>
-              <w:pBdr>
-                <w:bottom w:val="none" w:sz="0" w:space="0" w:color="000000"/>
-                <w:top w:val="none" w:sz="0" w:space="0" w:color="000000"/>
-                <w:left w:val="none" w:sz="0" w:space="0" w:color="000000"/>
-                <w:right w:val="none" w:sz="0" w:space="0" w:color="000000"/>
-              </w:pBdr>
-              <w:spacing w:after="100" w:before="100" w:line="240"/>
-              <w:ind w:left="100" w:right="100" w:firstLine="0" w:firstLineChars="0"/>
-              <w:rPr>
-                <w:rFonts w:ascii="Times New Roman" w:hAnsi="Times New Roman" w:eastAsia="Times New Roman" w:cs="Times New Roman"/>
-                <w:i w:val="false"/>
-                <w:b w:val="false"/>
-                <w:u w:val="none"/>
-                <w:strike w:val="false"/>
-                <w:sz w:val="18"/>
-                <w:szCs w:val="18"/>
-                <w:color w:val="000000"/>
-              </w:rPr>
-            </w:pPr>
-            <w:r>
-              <w:rPr>
-                <w:rFonts w:ascii="Times New Roman" w:hAnsi="Times New Roman" w:eastAsia="Times New Roman" w:cs="Times New Roman"/>
-                <w:i w:val="false"/>
-                <w:b w:val="false"/>
-                <w:u w:val="none"/>
-                <w:strike w:val="false"/>
-                <w:sz w:val="18"/>
-                <w:szCs w:val="18"/>
-                <w:color w:val="000000"/>
-              </w:rPr>
-              <w:t xml:space="preserve">0.020</w:t>
+              <w:t xml:space="preserve">0.76 (0.65–0.88)</w:t>
+            </w:r>
+          </w:p>
+        </w:tc>
+        <w:tc>
+          <w:tcPr>
+            <w:tcBorders>
+              <w:bottom w:val="none" w:sz="0" w:space="0" w:color="000000"/>
+              <w:top w:val="none" w:sz="0" w:space="0" w:color="000000"/>
+              <w:left w:val="none" w:sz="0" w:space="0" w:color="000000"/>
+              <w:right w:val="none" w:sz="0" w:space="0" w:color="000000"/>
+            </w:tcBorders>
+            <w:shd w:val="clear" w:color="auto" w:fill="FFFFFF"/>
+            <w:tcMar>
+              <w:top w:w="0" w:type="dxa"/>
+              <w:bottom w:w="0" w:type="dxa"/>
+              <w:left w:w="0" w:type="dxa"/>
+              <w:right w:w="0" w:type="dxa"/>
+            </w:tcMar>
+            <w:vAlign w:val="center"/>
+          </w:tcPr>
+          <w:p>
+            <w:pPr>
+              <w:pStyle w:val="Normal"/>
+              <w:jc w:val="left"/>
+              <w:pBdr>
+                <w:bottom w:val="none" w:sz="0" w:space="0" w:color="000000"/>
+                <w:top w:val="none" w:sz="0" w:space="0" w:color="000000"/>
+                <w:left w:val="none" w:sz="0" w:space="0" w:color="000000"/>
+                <w:right w:val="none" w:sz="0" w:space="0" w:color="000000"/>
+              </w:pBdr>
+              <w:spacing w:after="100" w:before="100" w:line="240"/>
+              <w:ind w:left="100" w:right="100" w:firstLine="0" w:firstLineChars="0"/>
+              <w:rPr>
+                <w:rFonts w:ascii="Times New Roman" w:hAnsi="Times New Roman" w:eastAsia="Times New Roman" w:cs="Times New Roman"/>
+                <w:i w:val="false"/>
+                <w:b w:val="false"/>
+                <w:u w:val="none"/>
+                <w:strike w:val="false"/>
+                <w:sz w:val="18"/>
+                <w:szCs w:val="18"/>
+                <w:color w:val="000000"/>
+              </w:rPr>
+            </w:pPr>
+            <w:r>
+              <w:rPr>
+                <w:rFonts w:ascii="Times New Roman" w:hAnsi="Times New Roman" w:eastAsia="Times New Roman" w:cs="Times New Roman"/>
+                <w:i w:val="false"/>
+                <w:b w:val="false"/>
+                <w:u w:val="none"/>
+                <w:strike w:val="false"/>
+                <w:sz w:val="18"/>
+                <w:szCs w:val="18"/>
+                <w:color w:val="000000"/>
+              </w:rPr>
+              <w:t xml:space="preserve">&lt;0.001</w:t>
             </w:r>
           </w:p>
         </w:tc>
@@ -1935,7 +1935,7 @@
                 <w:szCs w:val="18"/>
                 <w:color w:val="000000"/>
               </w:rPr>
-              <w:t xml:space="preserve">HIST1H2AC expression, log2 (per 1 unit)</w:t>
+              <w:t xml:space="preserve">MAD2L1 expression, log2 (per 1 unit)</w:t>
             </w:r>
           </w:p>
         </w:tc>
@@ -2155,62 +2155,62 @@
                 <w:szCs w:val="18"/>
                 <w:color w:val="000000"/>
               </w:rPr>
-              <w:t xml:space="preserve">1.12 (0.97–1.30)</w:t>
-            </w:r>
-          </w:p>
-        </w:tc>
-        <w:tc>
-          <w:tcPr>
-            <w:tcBorders>
-              <w:bottom w:val="none" w:sz="0" w:space="0" w:color="000000"/>
-              <w:top w:val="none" w:sz="0" w:space="0" w:color="000000"/>
-              <w:left w:val="none" w:sz="0" w:space="0" w:color="000000"/>
-              <w:right w:val="none" w:sz="0" w:space="0" w:color="000000"/>
-            </w:tcBorders>
-            <w:shd w:val="clear" w:color="auto" w:fill="FFFFFF"/>
-            <w:tcMar>
-              <w:top w:w="0" w:type="dxa"/>
-              <w:bottom w:w="0" w:type="dxa"/>
-              <w:left w:w="0" w:type="dxa"/>
-              <w:right w:w="0" w:type="dxa"/>
-            </w:tcMar>
-            <w:vAlign w:val="center"/>
-          </w:tcPr>
-          <w:p>
-            <w:pPr>
-              <w:pStyle w:val="Normal"/>
-              <w:jc w:val="left"/>
-              <w:pBdr>
-                <w:bottom w:val="none" w:sz="0" w:space="0" w:color="000000"/>
-                <w:top w:val="none" w:sz="0" w:space="0" w:color="000000"/>
-                <w:left w:val="none" w:sz="0" w:space="0" w:color="000000"/>
-                <w:right w:val="none" w:sz="0" w:space="0" w:color="000000"/>
-              </w:pBdr>
-              <w:spacing w:after="100" w:before="100" w:line="240"/>
-              <w:ind w:left="100" w:right="100" w:firstLine="0" w:firstLineChars="0"/>
-              <w:rPr>
-                <w:rFonts w:ascii="Times New Roman" w:hAnsi="Times New Roman" w:eastAsia="Times New Roman" w:cs="Times New Roman"/>
-                <w:i w:val="false"/>
-                <w:b w:val="false"/>
-                <w:u w:val="none"/>
-                <w:strike w:val="false"/>
-                <w:sz w:val="18"/>
-                <w:szCs w:val="18"/>
-                <w:color w:val="000000"/>
-              </w:rPr>
-            </w:pPr>
-            <w:r>
-              <w:rPr>
-                <w:rFonts w:ascii="Times New Roman" w:hAnsi="Times New Roman" w:eastAsia="Times New Roman" w:cs="Times New Roman"/>
-                <w:i w:val="false"/>
-                <w:b w:val="false"/>
-                <w:u w:val="none"/>
-                <w:strike w:val="false"/>
-                <w:sz w:val="18"/>
-                <w:szCs w:val="18"/>
-                <w:color w:val="000000"/>
-              </w:rPr>
-              <w:t xml:space="preserve">0.129</w:t>
+              <w:t xml:space="preserve">0.80 (0.68–0.94)</w:t>
+            </w:r>
+          </w:p>
+        </w:tc>
+        <w:tc>
+          <w:tcPr>
+            <w:tcBorders>
+              <w:bottom w:val="none" w:sz="0" w:space="0" w:color="000000"/>
+              <w:top w:val="none" w:sz="0" w:space="0" w:color="000000"/>
+              <w:left w:val="none" w:sz="0" w:space="0" w:color="000000"/>
+              <w:right w:val="none" w:sz="0" w:space="0" w:color="000000"/>
+            </w:tcBorders>
+            <w:shd w:val="clear" w:color="auto" w:fill="FFFFFF"/>
+            <w:tcMar>
+              <w:top w:w="0" w:type="dxa"/>
+              <w:bottom w:w="0" w:type="dxa"/>
+              <w:left w:w="0" w:type="dxa"/>
+              <w:right w:w="0" w:type="dxa"/>
+            </w:tcMar>
+            <w:vAlign w:val="center"/>
+          </w:tcPr>
+          <w:p>
+            <w:pPr>
+              <w:pStyle w:val="Normal"/>
+              <w:jc w:val="left"/>
+              <w:pBdr>
+                <w:bottom w:val="none" w:sz="0" w:space="0" w:color="000000"/>
+                <w:top w:val="none" w:sz="0" w:space="0" w:color="000000"/>
+                <w:left w:val="none" w:sz="0" w:space="0" w:color="000000"/>
+                <w:right w:val="none" w:sz="0" w:space="0" w:color="000000"/>
+              </w:pBdr>
+              <w:spacing w:after="100" w:before="100" w:line="240"/>
+              <w:ind w:left="100" w:right="100" w:firstLine="0" w:firstLineChars="0"/>
+              <w:rPr>
+                <w:rFonts w:ascii="Times New Roman" w:hAnsi="Times New Roman" w:eastAsia="Times New Roman" w:cs="Times New Roman"/>
+                <w:i w:val="false"/>
+                <w:b w:val="false"/>
+                <w:u w:val="none"/>
+                <w:strike w:val="false"/>
+                <w:sz w:val="18"/>
+                <w:szCs w:val="18"/>
+                <w:color w:val="000000"/>
+              </w:rPr>
+            </w:pPr>
+            <w:r>
+              <w:rPr>
+                <w:rFonts w:ascii="Times New Roman" w:hAnsi="Times New Roman" w:eastAsia="Times New Roman" w:cs="Times New Roman"/>
+                <w:i w:val="false"/>
+                <w:b w:val="false"/>
+                <w:u w:val="none"/>
+                <w:strike w:val="false"/>
+                <w:sz w:val="18"/>
+                <w:szCs w:val="18"/>
+                <w:color w:val="000000"/>
+              </w:rPr>
+              <w:t xml:space="preserve">0.006</w:t>
             </w:r>
           </w:p>
         </w:tc>
@@ -3045,62 +3045,62 @@
                 <w:szCs w:val="18"/>
                 <w:color w:val="000000"/>
               </w:rPr>
-              <w:t xml:space="preserve">0.75 (0.56–1.02)</w:t>
-            </w:r>
-          </w:p>
-        </w:tc>
-        <w:tc>
-          <w:tcPr>
-            <w:tcBorders>
-              <w:bottom w:val="none" w:sz="0" w:space="0" w:color="000000"/>
-              <w:top w:val="none" w:sz="0" w:space="0" w:color="000000"/>
-              <w:left w:val="none" w:sz="0" w:space="0" w:color="000000"/>
-              <w:right w:val="none" w:sz="0" w:space="0" w:color="000000"/>
-            </w:tcBorders>
-            <w:shd w:val="clear" w:color="auto" w:fill="FFFFFF"/>
-            <w:tcMar>
-              <w:top w:w="0" w:type="dxa"/>
-              <w:bottom w:w="0" w:type="dxa"/>
-              <w:left w:w="0" w:type="dxa"/>
-              <w:right w:w="0" w:type="dxa"/>
-            </w:tcMar>
-            <w:vAlign w:val="center"/>
-          </w:tcPr>
-          <w:p>
-            <w:pPr>
-              <w:pStyle w:val="Normal"/>
-              <w:jc w:val="left"/>
-              <w:pBdr>
-                <w:bottom w:val="none" w:sz="0" w:space="0" w:color="000000"/>
-                <w:top w:val="none" w:sz="0" w:space="0" w:color="000000"/>
-                <w:left w:val="none" w:sz="0" w:space="0" w:color="000000"/>
-                <w:right w:val="none" w:sz="0" w:space="0" w:color="000000"/>
-              </w:pBdr>
-              <w:spacing w:after="100" w:before="100" w:line="240"/>
-              <w:ind w:left="100" w:right="100" w:firstLine="0" w:firstLineChars="0"/>
-              <w:rPr>
-                <w:rFonts w:ascii="Times New Roman" w:hAnsi="Times New Roman" w:eastAsia="Times New Roman" w:cs="Times New Roman"/>
-                <w:i w:val="false"/>
-                <w:b w:val="false"/>
-                <w:u w:val="none"/>
-                <w:strike w:val="false"/>
-                <w:sz w:val="18"/>
-                <w:szCs w:val="18"/>
-                <w:color w:val="000000"/>
-              </w:rPr>
-            </w:pPr>
-            <w:r>
-              <w:rPr>
-                <w:rFonts w:ascii="Times New Roman" w:hAnsi="Times New Roman" w:eastAsia="Times New Roman" w:cs="Times New Roman"/>
-                <w:i w:val="false"/>
-                <w:b w:val="false"/>
-                <w:u w:val="none"/>
-                <w:strike w:val="false"/>
-                <w:sz w:val="18"/>
-                <w:szCs w:val="18"/>
-                <w:color w:val="000000"/>
-              </w:rPr>
-              <w:t xml:space="preserve">0.065</w:t>
+              <w:t xml:space="preserve">0.73 (0.54–0.99)</w:t>
+            </w:r>
+          </w:p>
+        </w:tc>
+        <w:tc>
+          <w:tcPr>
+            <w:tcBorders>
+              <w:bottom w:val="none" w:sz="0" w:space="0" w:color="000000"/>
+              <w:top w:val="none" w:sz="0" w:space="0" w:color="000000"/>
+              <w:left w:val="none" w:sz="0" w:space="0" w:color="000000"/>
+              <w:right w:val="none" w:sz="0" w:space="0" w:color="000000"/>
+            </w:tcBorders>
+            <w:shd w:val="clear" w:color="auto" w:fill="FFFFFF"/>
+            <w:tcMar>
+              <w:top w:w="0" w:type="dxa"/>
+              <w:bottom w:w="0" w:type="dxa"/>
+              <w:left w:w="0" w:type="dxa"/>
+              <w:right w:w="0" w:type="dxa"/>
+            </w:tcMar>
+            <w:vAlign w:val="center"/>
+          </w:tcPr>
+          <w:p>
+            <w:pPr>
+              <w:pStyle w:val="Normal"/>
+              <w:jc w:val="left"/>
+              <w:pBdr>
+                <w:bottom w:val="none" w:sz="0" w:space="0" w:color="000000"/>
+                <w:top w:val="none" w:sz="0" w:space="0" w:color="000000"/>
+                <w:left w:val="none" w:sz="0" w:space="0" w:color="000000"/>
+                <w:right w:val="none" w:sz="0" w:space="0" w:color="000000"/>
+              </w:pBdr>
+              <w:spacing w:after="100" w:before="100" w:line="240"/>
+              <w:ind w:left="100" w:right="100" w:firstLine="0" w:firstLineChars="0"/>
+              <w:rPr>
+                <w:rFonts w:ascii="Times New Roman" w:hAnsi="Times New Roman" w:eastAsia="Times New Roman" w:cs="Times New Roman"/>
+                <w:i w:val="false"/>
+                <w:b w:val="false"/>
+                <w:u w:val="none"/>
+                <w:strike w:val="false"/>
+                <w:sz w:val="18"/>
+                <w:szCs w:val="18"/>
+                <w:color w:val="000000"/>
+              </w:rPr>
+            </w:pPr>
+            <w:r>
+              <w:rPr>
+                <w:rFonts w:ascii="Times New Roman" w:hAnsi="Times New Roman" w:eastAsia="Times New Roman" w:cs="Times New Roman"/>
+                <w:i w:val="false"/>
+                <w:b w:val="false"/>
+                <w:u w:val="none"/>
+                <w:strike w:val="false"/>
+                <w:sz w:val="18"/>
+                <w:szCs w:val="18"/>
+                <w:color w:val="000000"/>
+              </w:rPr>
+              <w:t xml:space="preserve">0.045</w:t>
             </w:r>
           </w:p>
         </w:tc>
@@ -3935,7 +3935,7 @@
                 <w:szCs w:val="18"/>
                 <w:color w:val="000000"/>
               </w:rPr>
-              <w:t xml:space="preserve">2.76 (2.01–3.77)</w:t>
+              <w:t xml:space="preserve">2.71 (1.98–3.71)</w:t>
             </w:r>
           </w:p>
         </w:tc>
@@ -4160,7 +4160,7 @@
                 <w:szCs w:val="18"/>
                 <w:color w:val="000000"/>
               </w:rPr>
-              <w:t xml:space="preserve">HIST1H2AC expression, log2 (per 1 unit)</w:t>
+              <w:t xml:space="preserve">MAD2L1 expression, log2 (per 1 unit)</w:t>
             </w:r>
           </w:p>
         </w:tc>
@@ -4380,62 +4380,62 @@
                 <w:szCs w:val="18"/>
                 <w:color w:val="000000"/>
               </w:rPr>
-              <w:t xml:space="preserve">1.14 (0.98–1.33)</w:t>
-            </w:r>
-          </w:p>
-        </w:tc>
-        <w:tc>
-          <w:tcPr>
-            <w:tcBorders>
-              <w:bottom w:val="none" w:sz="0" w:space="0" w:color="000000"/>
-              <w:top w:val="none" w:sz="0" w:space="0" w:color="000000"/>
-              <w:left w:val="none" w:sz="0" w:space="0" w:color="000000"/>
-              <w:right w:val="none" w:sz="0" w:space="0" w:color="000000"/>
-            </w:tcBorders>
-            <w:shd w:val="clear" w:color="auto" w:fill="FFFFFF"/>
-            <w:tcMar>
-              <w:top w:w="0" w:type="dxa"/>
-              <w:bottom w:w="0" w:type="dxa"/>
-              <w:left w:w="0" w:type="dxa"/>
-              <w:right w:w="0" w:type="dxa"/>
-            </w:tcMar>
-            <w:vAlign w:val="center"/>
-          </w:tcPr>
-          <w:p>
-            <w:pPr>
-              <w:pStyle w:val="Normal"/>
-              <w:jc w:val="left"/>
-              <w:pBdr>
-                <w:bottom w:val="none" w:sz="0" w:space="0" w:color="000000"/>
-                <w:top w:val="none" w:sz="0" w:space="0" w:color="000000"/>
-                <w:left w:val="none" w:sz="0" w:space="0" w:color="000000"/>
-                <w:right w:val="none" w:sz="0" w:space="0" w:color="000000"/>
-              </w:pBdr>
-              <w:spacing w:after="100" w:before="100" w:line="240"/>
-              <w:ind w:left="100" w:right="100" w:firstLine="0" w:firstLineChars="0"/>
-              <w:rPr>
-                <w:rFonts w:ascii="Times New Roman" w:hAnsi="Times New Roman" w:eastAsia="Times New Roman" w:cs="Times New Roman"/>
-                <w:i w:val="false"/>
-                <w:b w:val="false"/>
-                <w:u w:val="none"/>
-                <w:strike w:val="false"/>
-                <w:sz w:val="18"/>
-                <w:szCs w:val="18"/>
-                <w:color w:val="000000"/>
-              </w:rPr>
-            </w:pPr>
-            <w:r>
-              <w:rPr>
-                <w:rFonts w:ascii="Times New Roman" w:hAnsi="Times New Roman" w:eastAsia="Times New Roman" w:cs="Times New Roman"/>
-                <w:i w:val="false"/>
-                <w:b w:val="false"/>
-                <w:u w:val="none"/>
-                <w:strike w:val="false"/>
-                <w:sz w:val="18"/>
-                <w:szCs w:val="18"/>
-                <w:color w:val="000000"/>
-              </w:rPr>
-              <w:t xml:space="preserve">0.080</w:t>
+              <w:t xml:space="preserve">0.81 (0.69–0.96)</w:t>
+            </w:r>
+          </w:p>
+        </w:tc>
+        <w:tc>
+          <w:tcPr>
+            <w:tcBorders>
+              <w:bottom w:val="none" w:sz="0" w:space="0" w:color="000000"/>
+              <w:top w:val="none" w:sz="0" w:space="0" w:color="000000"/>
+              <w:left w:val="none" w:sz="0" w:space="0" w:color="000000"/>
+              <w:right w:val="none" w:sz="0" w:space="0" w:color="000000"/>
+            </w:tcBorders>
+            <w:shd w:val="clear" w:color="auto" w:fill="FFFFFF"/>
+            <w:tcMar>
+              <w:top w:w="0" w:type="dxa"/>
+              <w:bottom w:w="0" w:type="dxa"/>
+              <w:left w:w="0" w:type="dxa"/>
+              <w:right w:w="0" w:type="dxa"/>
+            </w:tcMar>
+            <w:vAlign w:val="center"/>
+          </w:tcPr>
+          <w:p>
+            <w:pPr>
+              <w:pStyle w:val="Normal"/>
+              <w:jc w:val="left"/>
+              <w:pBdr>
+                <w:bottom w:val="none" w:sz="0" w:space="0" w:color="000000"/>
+                <w:top w:val="none" w:sz="0" w:space="0" w:color="000000"/>
+                <w:left w:val="none" w:sz="0" w:space="0" w:color="000000"/>
+                <w:right w:val="none" w:sz="0" w:space="0" w:color="000000"/>
+              </w:pBdr>
+              <w:spacing w:after="100" w:before="100" w:line="240"/>
+              <w:ind w:left="100" w:right="100" w:firstLine="0" w:firstLineChars="0"/>
+              <w:rPr>
+                <w:rFonts w:ascii="Times New Roman" w:hAnsi="Times New Roman" w:eastAsia="Times New Roman" w:cs="Times New Roman"/>
+                <w:i w:val="false"/>
+                <w:b w:val="false"/>
+                <w:u w:val="none"/>
+                <w:strike w:val="false"/>
+                <w:sz w:val="18"/>
+                <w:szCs w:val="18"/>
+                <w:color w:val="000000"/>
+              </w:rPr>
+            </w:pPr>
+            <w:r>
+              <w:rPr>
+                <w:rFonts w:ascii="Times New Roman" w:hAnsi="Times New Roman" w:eastAsia="Times New Roman" w:cs="Times New Roman"/>
+                <w:i w:val="false"/>
+                <w:b w:val="false"/>
+                <w:u w:val="none"/>
+                <w:strike w:val="false"/>
+                <w:sz w:val="18"/>
+                <w:szCs w:val="18"/>
+                <w:color w:val="000000"/>
+              </w:rPr>
+              <w:t xml:space="preserve">0.014</w:t>
             </w:r>
           </w:p>
         </w:tc>
@@ -5270,62 +5270,62 @@
                 <w:szCs w:val="18"/>
                 <w:color w:val="000000"/>
               </w:rPr>
-              <w:t xml:space="preserve">0.81 (0.60–1.11)</w:t>
-            </w:r>
-          </w:p>
-        </w:tc>
-        <w:tc>
-          <w:tcPr>
-            <w:tcBorders>
-              <w:bottom w:val="none" w:sz="0" w:space="0" w:color="000000"/>
-              <w:top w:val="none" w:sz="0" w:space="0" w:color="000000"/>
-              <w:left w:val="none" w:sz="0" w:space="0" w:color="000000"/>
-              <w:right w:val="none" w:sz="0" w:space="0" w:color="000000"/>
-            </w:tcBorders>
-            <w:shd w:val="clear" w:color="auto" w:fill="FFFFFF"/>
-            <w:tcMar>
-              <w:top w:w="0" w:type="dxa"/>
-              <w:bottom w:w="0" w:type="dxa"/>
-              <w:left w:w="0" w:type="dxa"/>
-              <w:right w:w="0" w:type="dxa"/>
-            </w:tcMar>
-            <w:vAlign w:val="center"/>
-          </w:tcPr>
-          <w:p>
-            <w:pPr>
-              <w:pStyle w:val="Normal"/>
-              <w:jc w:val="left"/>
-              <w:pBdr>
-                <w:bottom w:val="none" w:sz="0" w:space="0" w:color="000000"/>
-                <w:top w:val="none" w:sz="0" w:space="0" w:color="000000"/>
-                <w:left w:val="none" w:sz="0" w:space="0" w:color="000000"/>
-                <w:right w:val="none" w:sz="0" w:space="0" w:color="000000"/>
-              </w:pBdr>
-              <w:spacing w:after="100" w:before="100" w:line="240"/>
-              <w:ind w:left="100" w:right="100" w:firstLine="0" w:firstLineChars="0"/>
-              <w:rPr>
-                <w:rFonts w:ascii="Times New Roman" w:hAnsi="Times New Roman" w:eastAsia="Times New Roman" w:cs="Times New Roman"/>
-                <w:i w:val="false"/>
-                <w:b w:val="false"/>
-                <w:u w:val="none"/>
-                <w:strike w:val="false"/>
-                <w:sz w:val="18"/>
-                <w:szCs w:val="18"/>
-                <w:color w:val="000000"/>
-              </w:rPr>
-            </w:pPr>
-            <w:r>
-              <w:rPr>
-                <w:rFonts w:ascii="Times New Roman" w:hAnsi="Times New Roman" w:eastAsia="Times New Roman" w:cs="Times New Roman"/>
-                <w:i w:val="false"/>
-                <w:b w:val="false"/>
-                <w:u w:val="none"/>
-                <w:strike w:val="false"/>
-                <w:sz w:val="18"/>
-                <w:szCs w:val="18"/>
-                <w:color w:val="000000"/>
-              </w:rPr>
-              <w:t xml:space="preserve">0.195</w:t>
+              <w:t xml:space="preserve">0.79 (0.58–1.08)</w:t>
+            </w:r>
+          </w:p>
+        </w:tc>
+        <w:tc>
+          <w:tcPr>
+            <w:tcBorders>
+              <w:bottom w:val="none" w:sz="0" w:space="0" w:color="000000"/>
+              <w:top w:val="none" w:sz="0" w:space="0" w:color="000000"/>
+              <w:left w:val="none" w:sz="0" w:space="0" w:color="000000"/>
+              <w:right w:val="none" w:sz="0" w:space="0" w:color="000000"/>
+            </w:tcBorders>
+            <w:shd w:val="clear" w:color="auto" w:fill="FFFFFF"/>
+            <w:tcMar>
+              <w:top w:w="0" w:type="dxa"/>
+              <w:bottom w:w="0" w:type="dxa"/>
+              <w:left w:w="0" w:type="dxa"/>
+              <w:right w:w="0" w:type="dxa"/>
+            </w:tcMar>
+            <w:vAlign w:val="center"/>
+          </w:tcPr>
+          <w:p>
+            <w:pPr>
+              <w:pStyle w:val="Normal"/>
+              <w:jc w:val="left"/>
+              <w:pBdr>
+                <w:bottom w:val="none" w:sz="0" w:space="0" w:color="000000"/>
+                <w:top w:val="none" w:sz="0" w:space="0" w:color="000000"/>
+                <w:left w:val="none" w:sz="0" w:space="0" w:color="000000"/>
+                <w:right w:val="none" w:sz="0" w:space="0" w:color="000000"/>
+              </w:pBdr>
+              <w:spacing w:after="100" w:before="100" w:line="240"/>
+              <w:ind w:left="100" w:right="100" w:firstLine="0" w:firstLineChars="0"/>
+              <w:rPr>
+                <w:rFonts w:ascii="Times New Roman" w:hAnsi="Times New Roman" w:eastAsia="Times New Roman" w:cs="Times New Roman"/>
+                <w:i w:val="false"/>
+                <w:b w:val="false"/>
+                <w:u w:val="none"/>
+                <w:strike w:val="false"/>
+                <w:sz w:val="18"/>
+                <w:szCs w:val="18"/>
+                <w:color w:val="000000"/>
+              </w:rPr>
+            </w:pPr>
+            <w:r>
+              <w:rPr>
+                <w:rFonts w:ascii="Times New Roman" w:hAnsi="Times New Roman" w:eastAsia="Times New Roman" w:cs="Times New Roman"/>
+                <w:i w:val="false"/>
+                <w:b w:val="false"/>
+                <w:u w:val="none"/>
+                <w:strike w:val="false"/>
+                <w:sz w:val="18"/>
+                <w:szCs w:val="18"/>
+                <w:color w:val="000000"/>
+              </w:rPr>
+              <w:t xml:space="preserve">0.137</w:t>
             </w:r>
           </w:p>
         </w:tc>
@@ -6160,7 +6160,7 @@
                 <w:szCs w:val="18"/>
                 <w:color w:val="000000"/>
               </w:rPr>
-              <w:t xml:space="preserve">2.59 (1.86–3.60)</w:t>
+              <w:t xml:space="preserve">2.55 (1.84–3.55)</w:t>
             </w:r>
           </w:p>
         </w:tc>
@@ -6385,7 +6385,7 @@
                 <w:szCs w:val="18"/>
                 <w:color w:val="000000"/>
               </w:rPr>
-              <w:t xml:space="preserve">HIST1H2AC expression, log2 (per 1 unit)</w:t>
+              <w:t xml:space="preserve">MAD2L1 expression, log2 (per 1 unit)</w:t>
             </w:r>
           </w:p>
         </w:tc>
@@ -6605,62 +6605,62 @@
                 <w:szCs w:val="18"/>
                 <w:color w:val="000000"/>
               </w:rPr>
-              <w:t xml:space="preserve">1.11 (0.95–1.29)</w:t>
-            </w:r>
-          </w:p>
-        </w:tc>
-        <w:tc>
-          <w:tcPr>
-            <w:tcBorders>
-              <w:bottom w:val="none" w:sz="0" w:space="0" w:color="000000"/>
-              <w:top w:val="none" w:sz="0" w:space="0" w:color="000000"/>
-              <w:left w:val="none" w:sz="0" w:space="0" w:color="000000"/>
-              <w:right w:val="none" w:sz="0" w:space="0" w:color="000000"/>
-            </w:tcBorders>
-            <w:shd w:val="clear" w:color="auto" w:fill="FFFFFF"/>
-            <w:tcMar>
-              <w:top w:w="0" w:type="dxa"/>
-              <w:bottom w:w="0" w:type="dxa"/>
-              <w:left w:w="0" w:type="dxa"/>
-              <w:right w:w="0" w:type="dxa"/>
-            </w:tcMar>
-            <w:vAlign w:val="center"/>
-          </w:tcPr>
-          <w:p>
-            <w:pPr>
-              <w:pStyle w:val="Normal"/>
-              <w:jc w:val="left"/>
-              <w:pBdr>
-                <w:bottom w:val="none" w:sz="0" w:space="0" w:color="000000"/>
-                <w:top w:val="none" w:sz="0" w:space="0" w:color="000000"/>
-                <w:left w:val="none" w:sz="0" w:space="0" w:color="000000"/>
-                <w:right w:val="none" w:sz="0" w:space="0" w:color="000000"/>
-              </w:pBdr>
-              <w:spacing w:after="100" w:before="100" w:line="240"/>
-              <w:ind w:left="100" w:right="100" w:firstLine="0" w:firstLineChars="0"/>
-              <w:rPr>
-                <w:rFonts w:ascii="Times New Roman" w:hAnsi="Times New Roman" w:eastAsia="Times New Roman" w:cs="Times New Roman"/>
-                <w:i w:val="false"/>
-                <w:b w:val="false"/>
-                <w:u w:val="none"/>
-                <w:strike w:val="false"/>
-                <w:sz w:val="18"/>
-                <w:szCs w:val="18"/>
-                <w:color w:val="000000"/>
-              </w:rPr>
-            </w:pPr>
-            <w:r>
-              <w:rPr>
-                <w:rFonts w:ascii="Times New Roman" w:hAnsi="Times New Roman" w:eastAsia="Times New Roman" w:cs="Times New Roman"/>
-                <w:i w:val="false"/>
-                <w:b w:val="false"/>
-                <w:u w:val="none"/>
-                <w:strike w:val="false"/>
-                <w:sz w:val="18"/>
-                <w:szCs w:val="18"/>
-                <w:color w:val="000000"/>
-              </w:rPr>
-              <w:t xml:space="preserve">0.175</w:t>
+              <w:t xml:space="preserve">0.85 (0.71–1.00)</w:t>
+            </w:r>
+          </w:p>
+        </w:tc>
+        <w:tc>
+          <w:tcPr>
+            <w:tcBorders>
+              <w:bottom w:val="none" w:sz="0" w:space="0" w:color="000000"/>
+              <w:top w:val="none" w:sz="0" w:space="0" w:color="000000"/>
+              <w:left w:val="none" w:sz="0" w:space="0" w:color="000000"/>
+              <w:right w:val="none" w:sz="0" w:space="0" w:color="000000"/>
+            </w:tcBorders>
+            <w:shd w:val="clear" w:color="auto" w:fill="FFFFFF"/>
+            <w:tcMar>
+              <w:top w:w="0" w:type="dxa"/>
+              <w:bottom w:w="0" w:type="dxa"/>
+              <w:left w:w="0" w:type="dxa"/>
+              <w:right w:w="0" w:type="dxa"/>
+            </w:tcMar>
+            <w:vAlign w:val="center"/>
+          </w:tcPr>
+          <w:p>
+            <w:pPr>
+              <w:pStyle w:val="Normal"/>
+              <w:jc w:val="left"/>
+              <w:pBdr>
+                <w:bottom w:val="none" w:sz="0" w:space="0" w:color="000000"/>
+                <w:top w:val="none" w:sz="0" w:space="0" w:color="000000"/>
+                <w:left w:val="none" w:sz="0" w:space="0" w:color="000000"/>
+                <w:right w:val="none" w:sz="0" w:space="0" w:color="000000"/>
+              </w:pBdr>
+              <w:spacing w:after="100" w:before="100" w:line="240"/>
+              <w:ind w:left="100" w:right="100" w:firstLine="0" w:firstLineChars="0"/>
+              <w:rPr>
+                <w:rFonts w:ascii="Times New Roman" w:hAnsi="Times New Roman" w:eastAsia="Times New Roman" w:cs="Times New Roman"/>
+                <w:i w:val="false"/>
+                <w:b w:val="false"/>
+                <w:u w:val="none"/>
+                <w:strike w:val="false"/>
+                <w:sz w:val="18"/>
+                <w:szCs w:val="18"/>
+                <w:color w:val="000000"/>
+              </w:rPr>
+            </w:pPr>
+            <w:r>
+              <w:rPr>
+                <w:rFonts w:ascii="Times New Roman" w:hAnsi="Times New Roman" w:eastAsia="Times New Roman" w:cs="Times New Roman"/>
+                <w:i w:val="false"/>
+                <w:b w:val="false"/>
+                <w:u w:val="none"/>
+                <w:strike w:val="false"/>
+                <w:sz w:val="18"/>
+                <w:szCs w:val="18"/>
+                <w:color w:val="000000"/>
+              </w:rPr>
+              <w:t xml:space="preserve">0.056</w:t>
             </w:r>
           </w:p>
         </w:tc>
@@ -7495,62 +7495,62 @@
                 <w:szCs w:val="18"/>
                 <w:color w:val="000000"/>
               </w:rPr>
-              <w:t xml:space="preserve">0.83 (0.61–1.14)</w:t>
-            </w:r>
-          </w:p>
-        </w:tc>
-        <w:tc>
-          <w:tcPr>
-            <w:tcBorders>
-              <w:bottom w:val="none" w:sz="0" w:space="0" w:color="000000"/>
-              <w:top w:val="none" w:sz="0" w:space="0" w:color="000000"/>
-              <w:left w:val="none" w:sz="0" w:space="0" w:color="000000"/>
-              <w:right w:val="none" w:sz="0" w:space="0" w:color="000000"/>
-            </w:tcBorders>
-            <w:shd w:val="clear" w:color="auto" w:fill="FFFFFF"/>
-            <w:tcMar>
-              <w:top w:w="0" w:type="dxa"/>
-              <w:bottom w:w="0" w:type="dxa"/>
-              <w:left w:w="0" w:type="dxa"/>
-              <w:right w:w="0" w:type="dxa"/>
-            </w:tcMar>
-            <w:vAlign w:val="center"/>
-          </w:tcPr>
-          <w:p>
-            <w:pPr>
-              <w:pStyle w:val="Normal"/>
-              <w:jc w:val="left"/>
-              <w:pBdr>
-                <w:bottom w:val="none" w:sz="0" w:space="0" w:color="000000"/>
-                <w:top w:val="none" w:sz="0" w:space="0" w:color="000000"/>
-                <w:left w:val="none" w:sz="0" w:space="0" w:color="000000"/>
-                <w:right w:val="none" w:sz="0" w:space="0" w:color="000000"/>
-              </w:pBdr>
-              <w:spacing w:after="100" w:before="100" w:line="240"/>
-              <w:ind w:left="100" w:right="100" w:firstLine="0" w:firstLineChars="0"/>
-              <w:rPr>
-                <w:rFonts w:ascii="Times New Roman" w:hAnsi="Times New Roman" w:eastAsia="Times New Roman" w:cs="Times New Roman"/>
-                <w:i w:val="false"/>
-                <w:b w:val="false"/>
-                <w:u w:val="none"/>
-                <w:strike w:val="false"/>
-                <w:sz w:val="18"/>
-                <w:szCs w:val="18"/>
-                <w:color w:val="000000"/>
-              </w:rPr>
-            </w:pPr>
-            <w:r>
-              <w:rPr>
-                <w:rFonts w:ascii="Times New Roman" w:hAnsi="Times New Roman" w:eastAsia="Times New Roman" w:cs="Times New Roman"/>
-                <w:i w:val="false"/>
-                <w:b w:val="false"/>
-                <w:u w:val="none"/>
-                <w:strike w:val="false"/>
-                <w:sz w:val="18"/>
-                <w:szCs w:val="18"/>
-                <w:color w:val="000000"/>
-              </w:rPr>
-              <w:t xml:space="preserve">0.248</w:t>
+              <w:t xml:space="preserve">0.81 (0.59–1.11)</w:t>
+            </w:r>
+          </w:p>
+        </w:tc>
+        <w:tc>
+          <w:tcPr>
+            <w:tcBorders>
+              <w:bottom w:val="none" w:sz="0" w:space="0" w:color="000000"/>
+              <w:top w:val="none" w:sz="0" w:space="0" w:color="000000"/>
+              <w:left w:val="none" w:sz="0" w:space="0" w:color="000000"/>
+              <w:right w:val="none" w:sz="0" w:space="0" w:color="000000"/>
+            </w:tcBorders>
+            <w:shd w:val="clear" w:color="auto" w:fill="FFFFFF"/>
+            <w:tcMar>
+              <w:top w:w="0" w:type="dxa"/>
+              <w:bottom w:w="0" w:type="dxa"/>
+              <w:left w:w="0" w:type="dxa"/>
+              <w:right w:w="0" w:type="dxa"/>
+            </w:tcMar>
+            <w:vAlign w:val="center"/>
+          </w:tcPr>
+          <w:p>
+            <w:pPr>
+              <w:pStyle w:val="Normal"/>
+              <w:jc w:val="left"/>
+              <w:pBdr>
+                <w:bottom w:val="none" w:sz="0" w:space="0" w:color="000000"/>
+                <w:top w:val="none" w:sz="0" w:space="0" w:color="000000"/>
+                <w:left w:val="none" w:sz="0" w:space="0" w:color="000000"/>
+                <w:right w:val="none" w:sz="0" w:space="0" w:color="000000"/>
+              </w:pBdr>
+              <w:spacing w:after="100" w:before="100" w:line="240"/>
+              <w:ind w:left="100" w:right="100" w:firstLine="0" w:firstLineChars="0"/>
+              <w:rPr>
+                <w:rFonts w:ascii="Times New Roman" w:hAnsi="Times New Roman" w:eastAsia="Times New Roman" w:cs="Times New Roman"/>
+                <w:i w:val="false"/>
+                <w:b w:val="false"/>
+                <w:u w:val="none"/>
+                <w:strike w:val="false"/>
+                <w:sz w:val="18"/>
+                <w:szCs w:val="18"/>
+                <w:color w:val="000000"/>
+              </w:rPr>
+            </w:pPr>
+            <w:r>
+              <w:rPr>
+                <w:rFonts w:ascii="Times New Roman" w:hAnsi="Times New Roman" w:eastAsia="Times New Roman" w:cs="Times New Roman"/>
+                <w:i w:val="false"/>
+                <w:b w:val="false"/>
+                <w:u w:val="none"/>
+                <w:strike w:val="false"/>
+                <w:sz w:val="18"/>
+                <w:szCs w:val="18"/>
+                <w:color w:val="000000"/>
+              </w:rPr>
+              <w:t xml:space="preserve">0.186</w:t>
             </w:r>
           </w:p>
         </w:tc>
@@ -8385,7 +8385,7 @@
                 <w:szCs w:val="18"/>
                 <w:color w:val="000000"/>
               </w:rPr>
-              <w:t xml:space="preserve">2.54 (1.82–3.52)</w:t>
+              <w:t xml:space="preserve">2.50 (1.80–3.48)</w:t>
             </w:r>
           </w:p>
         </w:tc>
@@ -9275,7 +9275,7 @@
                 <w:szCs w:val="18"/>
                 <w:color w:val="000000"/>
               </w:rPr>
-              <w:t xml:space="preserve">0.42 (0.22–0.80)</w:t>
+              <w:t xml:space="preserve">0.43 (0.23–0.83)</w:t>
             </w:r>
           </w:p>
         </w:tc>
@@ -9330,7 +9330,7 @@
                 <w:szCs w:val="18"/>
                 <w:color w:val="000000"/>
               </w:rPr>
-              <w:t xml:space="preserve">0.008</w:t>
+              <w:t xml:space="preserve">0.012</w:t>
             </w:r>
           </w:p>
         </w:tc>

--- a/output/tables/GEO/GSE39582/GSE39582_cox_RFS.docx
+++ b/output/tables/GEO/GSE39582/GSE39582_cox_RFS.docx
@@ -2045,7 +2045,7 @@
                 <w:szCs w:val="18"/>
                 <w:color w:val="000000"/>
               </w:rPr>
-              <w:t xml:space="preserve">553</w:t>
+              <w:t xml:space="preserve">552</w:t>
             </w:r>
           </w:p>
         </w:tc>
@@ -2380,62 +2380,62 @@
                 <w:szCs w:val="18"/>
                 <w:color w:val="000000"/>
               </w:rPr>
-              <w:t xml:space="preserve">Sex</w:t>
-            </w:r>
-          </w:p>
-        </w:tc>
-        <w:tc>
-          <w:tcPr>
-            <w:tcBorders>
-              <w:bottom w:val="none" w:sz="0" w:space="0" w:color="000000"/>
-              <w:top w:val="none" w:sz="0" w:space="0" w:color="000000"/>
-              <w:left w:val="none" w:sz="0" w:space="0" w:color="000000"/>
-              <w:right w:val="none" w:sz="0" w:space="0" w:color="000000"/>
-            </w:tcBorders>
-            <w:shd w:val="clear" w:color="auto" w:fill="FFFFFF"/>
-            <w:tcMar>
-              <w:top w:w="0" w:type="dxa"/>
-              <w:bottom w:w="0" w:type="dxa"/>
-              <w:left w:w="0" w:type="dxa"/>
-              <w:right w:w="0" w:type="dxa"/>
-            </w:tcMar>
-            <w:vAlign w:val="center"/>
-          </w:tcPr>
-          <w:p>
-            <w:pPr>
-              <w:pStyle w:val="Normal"/>
-              <w:jc w:val="left"/>
-              <w:pBdr>
-                <w:bottom w:val="none" w:sz="0" w:space="0" w:color="000000"/>
-                <w:top w:val="none" w:sz="0" w:space="0" w:color="000000"/>
-                <w:left w:val="none" w:sz="0" w:space="0" w:color="000000"/>
-                <w:right w:val="none" w:sz="0" w:space="0" w:color="000000"/>
-              </w:pBdr>
-              <w:spacing w:after="100" w:before="100" w:line="240"/>
-              <w:ind w:left="100" w:right="100" w:firstLine="0" w:firstLineChars="0"/>
-              <w:rPr>
-                <w:rFonts w:ascii="Times New Roman" w:hAnsi="Times New Roman" w:eastAsia="Times New Roman" w:cs="Times New Roman"/>
-                <w:i w:val="false"/>
-                <w:b w:val="false"/>
-                <w:u w:val="none"/>
-                <w:strike w:val="false"/>
-                <w:sz w:val="18"/>
-                <w:szCs w:val="18"/>
-                <w:color w:val="000000"/>
-              </w:rPr>
-            </w:pPr>
-            <w:r>
-              <w:rPr>
-                <w:rFonts w:ascii="Times New Roman" w:hAnsi="Times New Roman" w:eastAsia="Times New Roman" w:cs="Times New Roman"/>
-                <w:i w:val="false"/>
-                <w:b w:val="false"/>
-                <w:u w:val="none"/>
-                <w:strike w:val="false"/>
-                <w:sz w:val="18"/>
-                <w:szCs w:val="18"/>
-                <w:color w:val="000000"/>
-              </w:rPr>
-              <w:t xml:space="preserve">Male (ref)</w:t>
+              <w:t xml:space="preserve">Age group, years</w:t>
+            </w:r>
+          </w:p>
+        </w:tc>
+        <w:tc>
+          <w:tcPr>
+            <w:tcBorders>
+              <w:bottom w:val="none" w:sz="0" w:space="0" w:color="000000"/>
+              <w:top w:val="none" w:sz="0" w:space="0" w:color="000000"/>
+              <w:left w:val="none" w:sz="0" w:space="0" w:color="000000"/>
+              <w:right w:val="none" w:sz="0" w:space="0" w:color="000000"/>
+            </w:tcBorders>
+            <w:shd w:val="clear" w:color="auto" w:fill="FFFFFF"/>
+            <w:tcMar>
+              <w:top w:w="0" w:type="dxa"/>
+              <w:bottom w:w="0" w:type="dxa"/>
+              <w:left w:w="0" w:type="dxa"/>
+              <w:right w:w="0" w:type="dxa"/>
+            </w:tcMar>
+            <w:vAlign w:val="center"/>
+          </w:tcPr>
+          <w:p>
+            <w:pPr>
+              <w:pStyle w:val="Normal"/>
+              <w:jc w:val="left"/>
+              <w:pBdr>
+                <w:bottom w:val="none" w:sz="0" w:space="0" w:color="000000"/>
+                <w:top w:val="none" w:sz="0" w:space="0" w:color="000000"/>
+                <w:left w:val="none" w:sz="0" w:space="0" w:color="000000"/>
+                <w:right w:val="none" w:sz="0" w:space="0" w:color="000000"/>
+              </w:pBdr>
+              <w:spacing w:after="100" w:before="100" w:line="240"/>
+              <w:ind w:left="100" w:right="100" w:firstLine="0" w:firstLineChars="0"/>
+              <w:rPr>
+                <w:rFonts w:ascii="Times New Roman" w:hAnsi="Times New Roman" w:eastAsia="Times New Roman" w:cs="Times New Roman"/>
+                <w:i w:val="false"/>
+                <w:b w:val="false"/>
+                <w:u w:val="none"/>
+                <w:strike w:val="false"/>
+                <w:sz w:val="18"/>
+                <w:szCs w:val="18"/>
+                <w:color w:val="000000"/>
+              </w:rPr>
+            </w:pPr>
+            <w:r>
+              <w:rPr>
+                <w:rFonts w:ascii="Times New Roman" w:hAnsi="Times New Roman" w:eastAsia="Times New Roman" w:cs="Times New Roman"/>
+                <w:i w:val="false"/>
+                <w:b w:val="false"/>
+                <w:u w:val="none"/>
+                <w:strike w:val="false"/>
+                <w:sz w:val="18"/>
+                <w:szCs w:val="18"/>
+                <w:color w:val="000000"/>
+              </w:rPr>
+              <w:t xml:space="preserve">≤65 (ref)</w:t>
             </w:r>
           </w:p>
         </w:tc>
@@ -2490,7 +2490,7 @@
                 <w:szCs w:val="18"/>
                 <w:color w:val="000000"/>
               </w:rPr>
-              <w:t xml:space="preserve">304</w:t>
+              <w:t xml:space="preserve">221</w:t>
             </w:r>
           </w:p>
         </w:tc>
@@ -2545,7 +2545,7 @@
                 <w:szCs w:val="18"/>
                 <w:color w:val="000000"/>
               </w:rPr>
-              <w:t xml:space="preserve">106</w:t>
+              <w:t xml:space="preserve">77</w:t>
             </w:r>
           </w:p>
         </w:tc>
@@ -2880,7 +2880,7 @@
                 <w:szCs w:val="18"/>
                 <w:color w:val="000000"/>
               </w:rPr>
-              <w:t xml:space="preserve">Female</w:t>
+              <w:t xml:space="preserve">≥66</w:t>
             </w:r>
           </w:p>
         </w:tc>
@@ -2935,7 +2935,7 @@
                 <w:szCs w:val="18"/>
                 <w:color w:val="000000"/>
               </w:rPr>
-              <w:t xml:space="preserve">249</w:t>
+              <w:t xml:space="preserve">331</w:t>
             </w:r>
           </w:p>
         </w:tc>
@@ -2990,117 +2990,117 @@
                 <w:szCs w:val="18"/>
                 <w:color w:val="000000"/>
               </w:rPr>
-              <w:t xml:space="preserve">71</w:t>
-            </w:r>
-          </w:p>
-        </w:tc>
-        <w:tc>
-          <w:tcPr>
-            <w:tcBorders>
-              <w:bottom w:val="none" w:sz="0" w:space="0" w:color="000000"/>
-              <w:top w:val="none" w:sz="0" w:space="0" w:color="000000"/>
-              <w:left w:val="none" w:sz="0" w:space="0" w:color="000000"/>
-              <w:right w:val="none" w:sz="0" w:space="0" w:color="000000"/>
-            </w:tcBorders>
-            <w:shd w:val="clear" w:color="auto" w:fill="FFFFFF"/>
-            <w:tcMar>
-              <w:top w:w="0" w:type="dxa"/>
-              <w:bottom w:w="0" w:type="dxa"/>
-              <w:left w:w="0" w:type="dxa"/>
-              <w:right w:w="0" w:type="dxa"/>
-            </w:tcMar>
-            <w:vAlign w:val="center"/>
-          </w:tcPr>
-          <w:p>
-            <w:pPr>
-              <w:pStyle w:val="Normal"/>
-              <w:jc w:val="left"/>
-              <w:pBdr>
-                <w:bottom w:val="none" w:sz="0" w:space="0" w:color="000000"/>
-                <w:top w:val="none" w:sz="0" w:space="0" w:color="000000"/>
-                <w:left w:val="none" w:sz="0" w:space="0" w:color="000000"/>
-                <w:right w:val="none" w:sz="0" w:space="0" w:color="000000"/>
-              </w:pBdr>
-              <w:spacing w:after="100" w:before="100" w:line="240"/>
-              <w:ind w:left="100" w:right="100" w:firstLine="0" w:firstLineChars="0"/>
-              <w:rPr>
-                <w:rFonts w:ascii="Times New Roman" w:hAnsi="Times New Roman" w:eastAsia="Times New Roman" w:cs="Times New Roman"/>
-                <w:i w:val="false"/>
-                <w:b w:val="false"/>
-                <w:u w:val="none"/>
-                <w:strike w:val="false"/>
-                <w:sz w:val="18"/>
-                <w:szCs w:val="18"/>
-                <w:color w:val="000000"/>
-              </w:rPr>
-            </w:pPr>
-            <w:r>
-              <w:rPr>
-                <w:rFonts w:ascii="Times New Roman" w:hAnsi="Times New Roman" w:eastAsia="Times New Roman" w:cs="Times New Roman"/>
-                <w:i w:val="false"/>
-                <w:b w:val="false"/>
-                <w:u w:val="none"/>
-                <w:strike w:val="false"/>
-                <w:sz w:val="18"/>
-                <w:szCs w:val="18"/>
-                <w:color w:val="000000"/>
-              </w:rPr>
-              <w:t xml:space="preserve">0.73 (0.54–0.99)</w:t>
-            </w:r>
-          </w:p>
-        </w:tc>
-        <w:tc>
-          <w:tcPr>
-            <w:tcBorders>
-              <w:bottom w:val="none" w:sz="0" w:space="0" w:color="000000"/>
-              <w:top w:val="none" w:sz="0" w:space="0" w:color="000000"/>
-              <w:left w:val="none" w:sz="0" w:space="0" w:color="000000"/>
-              <w:right w:val="none" w:sz="0" w:space="0" w:color="000000"/>
-            </w:tcBorders>
-            <w:shd w:val="clear" w:color="auto" w:fill="FFFFFF"/>
-            <w:tcMar>
-              <w:top w:w="0" w:type="dxa"/>
-              <w:bottom w:w="0" w:type="dxa"/>
-              <w:left w:w="0" w:type="dxa"/>
-              <w:right w:w="0" w:type="dxa"/>
-            </w:tcMar>
-            <w:vAlign w:val="center"/>
-          </w:tcPr>
-          <w:p>
-            <w:pPr>
-              <w:pStyle w:val="Normal"/>
-              <w:jc w:val="left"/>
-              <w:pBdr>
-                <w:bottom w:val="none" w:sz="0" w:space="0" w:color="000000"/>
-                <w:top w:val="none" w:sz="0" w:space="0" w:color="000000"/>
-                <w:left w:val="none" w:sz="0" w:space="0" w:color="000000"/>
-                <w:right w:val="none" w:sz="0" w:space="0" w:color="000000"/>
-              </w:pBdr>
-              <w:spacing w:after="100" w:before="100" w:line="240"/>
-              <w:ind w:left="100" w:right="100" w:firstLine="0" w:firstLineChars="0"/>
-              <w:rPr>
-                <w:rFonts w:ascii="Times New Roman" w:hAnsi="Times New Roman" w:eastAsia="Times New Roman" w:cs="Times New Roman"/>
-                <w:i w:val="false"/>
-                <w:b w:val="false"/>
-                <w:u w:val="none"/>
-                <w:strike w:val="false"/>
-                <w:sz w:val="18"/>
-                <w:szCs w:val="18"/>
-                <w:color w:val="000000"/>
-              </w:rPr>
-            </w:pPr>
-            <w:r>
-              <w:rPr>
-                <w:rFonts w:ascii="Times New Roman" w:hAnsi="Times New Roman" w:eastAsia="Times New Roman" w:cs="Times New Roman"/>
-                <w:i w:val="false"/>
-                <w:b w:val="false"/>
-                <w:u w:val="none"/>
-                <w:strike w:val="false"/>
-                <w:sz w:val="18"/>
-                <w:szCs w:val="18"/>
-                <w:color w:val="000000"/>
-              </w:rPr>
-              <w:t xml:space="preserve">0.045</w:t>
+              <w:t xml:space="preserve">100</w:t>
+            </w:r>
+          </w:p>
+        </w:tc>
+        <w:tc>
+          <w:tcPr>
+            <w:tcBorders>
+              <w:bottom w:val="none" w:sz="0" w:space="0" w:color="000000"/>
+              <w:top w:val="none" w:sz="0" w:space="0" w:color="000000"/>
+              <w:left w:val="none" w:sz="0" w:space="0" w:color="000000"/>
+              <w:right w:val="none" w:sz="0" w:space="0" w:color="000000"/>
+            </w:tcBorders>
+            <w:shd w:val="clear" w:color="auto" w:fill="FFFFFF"/>
+            <w:tcMar>
+              <w:top w:w="0" w:type="dxa"/>
+              <w:bottom w:w="0" w:type="dxa"/>
+              <w:left w:w="0" w:type="dxa"/>
+              <w:right w:w="0" w:type="dxa"/>
+            </w:tcMar>
+            <w:vAlign w:val="center"/>
+          </w:tcPr>
+          <w:p>
+            <w:pPr>
+              <w:pStyle w:val="Normal"/>
+              <w:jc w:val="left"/>
+              <w:pBdr>
+                <w:bottom w:val="none" w:sz="0" w:space="0" w:color="000000"/>
+                <w:top w:val="none" w:sz="0" w:space="0" w:color="000000"/>
+                <w:left w:val="none" w:sz="0" w:space="0" w:color="000000"/>
+                <w:right w:val="none" w:sz="0" w:space="0" w:color="000000"/>
+              </w:pBdr>
+              <w:spacing w:after="100" w:before="100" w:line="240"/>
+              <w:ind w:left="100" w:right="100" w:firstLine="0" w:firstLineChars="0"/>
+              <w:rPr>
+                <w:rFonts w:ascii="Times New Roman" w:hAnsi="Times New Roman" w:eastAsia="Times New Roman" w:cs="Times New Roman"/>
+                <w:i w:val="false"/>
+                <w:b w:val="false"/>
+                <w:u w:val="none"/>
+                <w:strike w:val="false"/>
+                <w:sz w:val="18"/>
+                <w:szCs w:val="18"/>
+                <w:color w:val="000000"/>
+              </w:rPr>
+            </w:pPr>
+            <w:r>
+              <w:rPr>
+                <w:rFonts w:ascii="Times New Roman" w:hAnsi="Times New Roman" w:eastAsia="Times New Roman" w:cs="Times New Roman"/>
+                <w:i w:val="false"/>
+                <w:b w:val="false"/>
+                <w:u w:val="none"/>
+                <w:strike w:val="false"/>
+                <w:sz w:val="18"/>
+                <w:szCs w:val="18"/>
+                <w:color w:val="000000"/>
+              </w:rPr>
+              <w:t xml:space="preserve">0.97 (0.72–1.31)</w:t>
+            </w:r>
+          </w:p>
+        </w:tc>
+        <w:tc>
+          <w:tcPr>
+            <w:tcBorders>
+              <w:bottom w:val="none" w:sz="0" w:space="0" w:color="000000"/>
+              <w:top w:val="none" w:sz="0" w:space="0" w:color="000000"/>
+              <w:left w:val="none" w:sz="0" w:space="0" w:color="000000"/>
+              <w:right w:val="none" w:sz="0" w:space="0" w:color="000000"/>
+            </w:tcBorders>
+            <w:shd w:val="clear" w:color="auto" w:fill="FFFFFF"/>
+            <w:tcMar>
+              <w:top w:w="0" w:type="dxa"/>
+              <w:bottom w:w="0" w:type="dxa"/>
+              <w:left w:w="0" w:type="dxa"/>
+              <w:right w:w="0" w:type="dxa"/>
+            </w:tcMar>
+            <w:vAlign w:val="center"/>
+          </w:tcPr>
+          <w:p>
+            <w:pPr>
+              <w:pStyle w:val="Normal"/>
+              <w:jc w:val="left"/>
+              <w:pBdr>
+                <w:bottom w:val="none" w:sz="0" w:space="0" w:color="000000"/>
+                <w:top w:val="none" w:sz="0" w:space="0" w:color="000000"/>
+                <w:left w:val="none" w:sz="0" w:space="0" w:color="000000"/>
+                <w:right w:val="none" w:sz="0" w:space="0" w:color="000000"/>
+              </w:pBdr>
+              <w:spacing w:after="100" w:before="100" w:line="240"/>
+              <w:ind w:left="100" w:right="100" w:firstLine="0" w:firstLineChars="0"/>
+              <w:rPr>
+                <w:rFonts w:ascii="Times New Roman" w:hAnsi="Times New Roman" w:eastAsia="Times New Roman" w:cs="Times New Roman"/>
+                <w:i w:val="false"/>
+                <w:b w:val="false"/>
+                <w:u w:val="none"/>
+                <w:strike w:val="false"/>
+                <w:sz w:val="18"/>
+                <w:szCs w:val="18"/>
+                <w:color w:val="000000"/>
+              </w:rPr>
+            </w:pPr>
+            <w:r>
+              <w:rPr>
+                <w:rFonts w:ascii="Times New Roman" w:hAnsi="Times New Roman" w:eastAsia="Times New Roman" w:cs="Times New Roman"/>
+                <w:i w:val="false"/>
+                <w:b w:val="false"/>
+                <w:u w:val="none"/>
+                <w:strike w:val="false"/>
+                <w:sz w:val="18"/>
+                <w:szCs w:val="18"/>
+                <w:color w:val="000000"/>
+              </w:rPr>
+              <w:t xml:space="preserve">0.844</w:t>
             </w:r>
           </w:p>
         </w:tc>
@@ -3270,62 +3270,62 @@
                 <w:szCs w:val="18"/>
                 <w:color w:val="000000"/>
               </w:rPr>
-              <w:t xml:space="preserve">Pathologic stage group</w:t>
-            </w:r>
-          </w:p>
-        </w:tc>
-        <w:tc>
-          <w:tcPr>
-            <w:tcBorders>
-              <w:bottom w:val="none" w:sz="0" w:space="0" w:color="000000"/>
-              <w:top w:val="none" w:sz="0" w:space="0" w:color="000000"/>
-              <w:left w:val="none" w:sz="0" w:space="0" w:color="000000"/>
-              <w:right w:val="none" w:sz="0" w:space="0" w:color="000000"/>
-            </w:tcBorders>
-            <w:shd w:val="clear" w:color="auto" w:fill="FFFFFF"/>
-            <w:tcMar>
-              <w:top w:w="0" w:type="dxa"/>
-              <w:bottom w:w="0" w:type="dxa"/>
-              <w:left w:w="0" w:type="dxa"/>
-              <w:right w:w="0" w:type="dxa"/>
-            </w:tcMar>
-            <w:vAlign w:val="center"/>
-          </w:tcPr>
-          <w:p>
-            <w:pPr>
-              <w:pStyle w:val="Normal"/>
-              <w:jc w:val="left"/>
-              <w:pBdr>
-                <w:bottom w:val="none" w:sz="0" w:space="0" w:color="000000"/>
-                <w:top w:val="none" w:sz="0" w:space="0" w:color="000000"/>
-                <w:left w:val="none" w:sz="0" w:space="0" w:color="000000"/>
-                <w:right w:val="none" w:sz="0" w:space="0" w:color="000000"/>
-              </w:pBdr>
-              <w:spacing w:after="100" w:before="100" w:line="240"/>
-              <w:ind w:left="100" w:right="100" w:firstLine="0" w:firstLineChars="0"/>
-              <w:rPr>
-                <w:rFonts w:ascii="Times New Roman" w:hAnsi="Times New Roman" w:eastAsia="Times New Roman" w:cs="Times New Roman"/>
-                <w:i w:val="false"/>
-                <w:b w:val="false"/>
-                <w:u w:val="none"/>
-                <w:strike w:val="false"/>
-                <w:sz w:val="18"/>
-                <w:szCs w:val="18"/>
-                <w:color w:val="000000"/>
-              </w:rPr>
-            </w:pPr>
-            <w:r>
-              <w:rPr>
-                <w:rFonts w:ascii="Times New Roman" w:hAnsi="Times New Roman" w:eastAsia="Times New Roman" w:cs="Times New Roman"/>
-                <w:i w:val="false"/>
-                <w:b w:val="false"/>
-                <w:u w:val="none"/>
-                <w:strike w:val="false"/>
-                <w:sz w:val="18"/>
-                <w:szCs w:val="18"/>
-                <w:color w:val="000000"/>
-              </w:rPr>
-              <w:t xml:space="preserve">I–II (ref)</w:t>
+              <w:t xml:space="preserve">Sex</w:t>
+            </w:r>
+          </w:p>
+        </w:tc>
+        <w:tc>
+          <w:tcPr>
+            <w:tcBorders>
+              <w:bottom w:val="none" w:sz="0" w:space="0" w:color="000000"/>
+              <w:top w:val="none" w:sz="0" w:space="0" w:color="000000"/>
+              <w:left w:val="none" w:sz="0" w:space="0" w:color="000000"/>
+              <w:right w:val="none" w:sz="0" w:space="0" w:color="000000"/>
+            </w:tcBorders>
+            <w:shd w:val="clear" w:color="auto" w:fill="FFFFFF"/>
+            <w:tcMar>
+              <w:top w:w="0" w:type="dxa"/>
+              <w:bottom w:w="0" w:type="dxa"/>
+              <w:left w:w="0" w:type="dxa"/>
+              <w:right w:w="0" w:type="dxa"/>
+            </w:tcMar>
+            <w:vAlign w:val="center"/>
+          </w:tcPr>
+          <w:p>
+            <w:pPr>
+              <w:pStyle w:val="Normal"/>
+              <w:jc w:val="left"/>
+              <w:pBdr>
+                <w:bottom w:val="none" w:sz="0" w:space="0" w:color="000000"/>
+                <w:top w:val="none" w:sz="0" w:space="0" w:color="000000"/>
+                <w:left w:val="none" w:sz="0" w:space="0" w:color="000000"/>
+                <w:right w:val="none" w:sz="0" w:space="0" w:color="000000"/>
+              </w:pBdr>
+              <w:spacing w:after="100" w:before="100" w:line="240"/>
+              <w:ind w:left="100" w:right="100" w:firstLine="0" w:firstLineChars="0"/>
+              <w:rPr>
+                <w:rFonts w:ascii="Times New Roman" w:hAnsi="Times New Roman" w:eastAsia="Times New Roman" w:cs="Times New Roman"/>
+                <w:i w:val="false"/>
+                <w:b w:val="false"/>
+                <w:u w:val="none"/>
+                <w:strike w:val="false"/>
+                <w:sz w:val="18"/>
+                <w:szCs w:val="18"/>
+                <w:color w:val="000000"/>
+              </w:rPr>
+            </w:pPr>
+            <w:r>
+              <w:rPr>
+                <w:rFonts w:ascii="Times New Roman" w:hAnsi="Times New Roman" w:eastAsia="Times New Roman" w:cs="Times New Roman"/>
+                <w:i w:val="false"/>
+                <w:b w:val="false"/>
+                <w:u w:val="none"/>
+                <w:strike w:val="false"/>
+                <w:sz w:val="18"/>
+                <w:szCs w:val="18"/>
+                <w:color w:val="000000"/>
+              </w:rPr>
+              <w:t xml:space="preserve">Male (ref)</w:t>
             </w:r>
           </w:p>
         </w:tc>
@@ -3380,7 +3380,7 @@
                 <w:szCs w:val="18"/>
                 <w:color w:val="000000"/>
               </w:rPr>
-              <w:t xml:space="preserve">292</w:t>
+              <w:t xml:space="preserve">303</w:t>
             </w:r>
           </w:p>
         </w:tc>
@@ -3435,7 +3435,7 @@
                 <w:szCs w:val="18"/>
                 <w:color w:val="000000"/>
               </w:rPr>
-              <w:t xml:space="preserve">60</w:t>
+              <w:t xml:space="preserve">106</w:t>
             </w:r>
           </w:p>
         </w:tc>
@@ -3770,7 +3770,7 @@
                 <w:szCs w:val="18"/>
                 <w:color w:val="000000"/>
               </w:rPr>
-              <w:t xml:space="preserve">III–IV</w:t>
+              <w:t xml:space="preserve">Female</w:t>
             </w:r>
           </w:p>
         </w:tc>
@@ -3825,7 +3825,7 @@
                 <w:szCs w:val="18"/>
                 <w:color w:val="000000"/>
               </w:rPr>
-              <w:t xml:space="preserve">261</w:t>
+              <w:t xml:space="preserve">249</w:t>
             </w:r>
           </w:p>
         </w:tc>
@@ -3880,117 +3880,117 @@
                 <w:szCs w:val="18"/>
                 <w:color w:val="000000"/>
               </w:rPr>
-              <w:t xml:space="preserve">117</w:t>
-            </w:r>
-          </w:p>
-        </w:tc>
-        <w:tc>
-          <w:tcPr>
-            <w:tcBorders>
-              <w:bottom w:val="none" w:sz="0" w:space="0" w:color="000000"/>
-              <w:top w:val="none" w:sz="0" w:space="0" w:color="000000"/>
-              <w:left w:val="none" w:sz="0" w:space="0" w:color="000000"/>
-              <w:right w:val="none" w:sz="0" w:space="0" w:color="000000"/>
-            </w:tcBorders>
-            <w:shd w:val="clear" w:color="auto" w:fill="FFFFFF"/>
-            <w:tcMar>
-              <w:top w:w="0" w:type="dxa"/>
-              <w:bottom w:w="0" w:type="dxa"/>
-              <w:left w:w="0" w:type="dxa"/>
-              <w:right w:w="0" w:type="dxa"/>
-            </w:tcMar>
-            <w:vAlign w:val="center"/>
-          </w:tcPr>
-          <w:p>
-            <w:pPr>
-              <w:pStyle w:val="Normal"/>
-              <w:jc w:val="left"/>
-              <w:pBdr>
-                <w:bottom w:val="none" w:sz="0" w:space="0" w:color="000000"/>
-                <w:top w:val="none" w:sz="0" w:space="0" w:color="000000"/>
-                <w:left w:val="none" w:sz="0" w:space="0" w:color="000000"/>
-                <w:right w:val="none" w:sz="0" w:space="0" w:color="000000"/>
-              </w:pBdr>
-              <w:spacing w:after="100" w:before="100" w:line="240"/>
-              <w:ind w:left="100" w:right="100" w:firstLine="0" w:firstLineChars="0"/>
-              <w:rPr>
-                <w:rFonts w:ascii="Times New Roman" w:hAnsi="Times New Roman" w:eastAsia="Times New Roman" w:cs="Times New Roman"/>
-                <w:i w:val="false"/>
-                <w:b w:val="false"/>
-                <w:u w:val="none"/>
-                <w:strike w:val="false"/>
-                <w:sz w:val="18"/>
-                <w:szCs w:val="18"/>
-                <w:color w:val="000000"/>
-              </w:rPr>
-            </w:pPr>
-            <w:r>
-              <w:rPr>
-                <w:rFonts w:ascii="Times New Roman" w:hAnsi="Times New Roman" w:eastAsia="Times New Roman" w:cs="Times New Roman"/>
-                <w:i w:val="false"/>
-                <w:b w:val="false"/>
-                <w:u w:val="none"/>
-                <w:strike w:val="false"/>
-                <w:sz w:val="18"/>
-                <w:szCs w:val="18"/>
-                <w:color w:val="000000"/>
-              </w:rPr>
-              <w:t xml:space="preserve">2.71 (1.98–3.71)</w:t>
-            </w:r>
-          </w:p>
-        </w:tc>
-        <w:tc>
-          <w:tcPr>
-            <w:tcBorders>
-              <w:bottom w:val="none" w:sz="0" w:space="0" w:color="000000"/>
-              <w:top w:val="none" w:sz="0" w:space="0" w:color="000000"/>
-              <w:left w:val="none" w:sz="0" w:space="0" w:color="000000"/>
-              <w:right w:val="none" w:sz="0" w:space="0" w:color="000000"/>
-            </w:tcBorders>
-            <w:shd w:val="clear" w:color="auto" w:fill="FFFFFF"/>
-            <w:tcMar>
-              <w:top w:w="0" w:type="dxa"/>
-              <w:bottom w:w="0" w:type="dxa"/>
-              <w:left w:w="0" w:type="dxa"/>
-              <w:right w:w="0" w:type="dxa"/>
-            </w:tcMar>
-            <w:vAlign w:val="center"/>
-          </w:tcPr>
-          <w:p>
-            <w:pPr>
-              <w:pStyle w:val="Normal"/>
-              <w:jc w:val="left"/>
-              <w:pBdr>
-                <w:bottom w:val="none" w:sz="0" w:space="0" w:color="000000"/>
-                <w:top w:val="none" w:sz="0" w:space="0" w:color="000000"/>
-                <w:left w:val="none" w:sz="0" w:space="0" w:color="000000"/>
-                <w:right w:val="none" w:sz="0" w:space="0" w:color="000000"/>
-              </w:pBdr>
-              <w:spacing w:after="100" w:before="100" w:line="240"/>
-              <w:ind w:left="100" w:right="100" w:firstLine="0" w:firstLineChars="0"/>
-              <w:rPr>
-                <w:rFonts w:ascii="Times New Roman" w:hAnsi="Times New Roman" w:eastAsia="Times New Roman" w:cs="Times New Roman"/>
-                <w:i w:val="false"/>
-                <w:b w:val="false"/>
-                <w:u w:val="none"/>
-                <w:strike w:val="false"/>
-                <w:sz w:val="18"/>
-                <w:szCs w:val="18"/>
-                <w:color w:val="000000"/>
-              </w:rPr>
-            </w:pPr>
-            <w:r>
-              <w:rPr>
-                <w:rFonts w:ascii="Times New Roman" w:hAnsi="Times New Roman" w:eastAsia="Times New Roman" w:cs="Times New Roman"/>
-                <w:i w:val="false"/>
-                <w:b w:val="false"/>
-                <w:u w:val="none"/>
-                <w:strike w:val="false"/>
-                <w:sz w:val="18"/>
-                <w:szCs w:val="18"/>
-                <w:color w:val="000000"/>
-              </w:rPr>
-              <w:t xml:space="preserve">&lt;0.001</w:t>
+              <w:t xml:space="preserve">71</w:t>
+            </w:r>
+          </w:p>
+        </w:tc>
+        <w:tc>
+          <w:tcPr>
+            <w:tcBorders>
+              <w:bottom w:val="none" w:sz="0" w:space="0" w:color="000000"/>
+              <w:top w:val="none" w:sz="0" w:space="0" w:color="000000"/>
+              <w:left w:val="none" w:sz="0" w:space="0" w:color="000000"/>
+              <w:right w:val="none" w:sz="0" w:space="0" w:color="000000"/>
+            </w:tcBorders>
+            <w:shd w:val="clear" w:color="auto" w:fill="FFFFFF"/>
+            <w:tcMar>
+              <w:top w:w="0" w:type="dxa"/>
+              <w:bottom w:w="0" w:type="dxa"/>
+              <w:left w:w="0" w:type="dxa"/>
+              <w:right w:w="0" w:type="dxa"/>
+            </w:tcMar>
+            <w:vAlign w:val="center"/>
+          </w:tcPr>
+          <w:p>
+            <w:pPr>
+              <w:pStyle w:val="Normal"/>
+              <w:jc w:val="left"/>
+              <w:pBdr>
+                <w:bottom w:val="none" w:sz="0" w:space="0" w:color="000000"/>
+                <w:top w:val="none" w:sz="0" w:space="0" w:color="000000"/>
+                <w:left w:val="none" w:sz="0" w:space="0" w:color="000000"/>
+                <w:right w:val="none" w:sz="0" w:space="0" w:color="000000"/>
+              </w:pBdr>
+              <w:spacing w:after="100" w:before="100" w:line="240"/>
+              <w:ind w:left="100" w:right="100" w:firstLine="0" w:firstLineChars="0"/>
+              <w:rPr>
+                <w:rFonts w:ascii="Times New Roman" w:hAnsi="Times New Roman" w:eastAsia="Times New Roman" w:cs="Times New Roman"/>
+                <w:i w:val="false"/>
+                <w:b w:val="false"/>
+                <w:u w:val="none"/>
+                <w:strike w:val="false"/>
+                <w:sz w:val="18"/>
+                <w:szCs w:val="18"/>
+                <w:color w:val="000000"/>
+              </w:rPr>
+            </w:pPr>
+            <w:r>
+              <w:rPr>
+                <w:rFonts w:ascii="Times New Roman" w:hAnsi="Times New Roman" w:eastAsia="Times New Roman" w:cs="Times New Roman"/>
+                <w:i w:val="false"/>
+                <w:b w:val="false"/>
+                <w:u w:val="none"/>
+                <w:strike w:val="false"/>
+                <w:sz w:val="18"/>
+                <w:szCs w:val="18"/>
+                <w:color w:val="000000"/>
+              </w:rPr>
+              <w:t xml:space="preserve">0.73 (0.54–0.99)</w:t>
+            </w:r>
+          </w:p>
+        </w:tc>
+        <w:tc>
+          <w:tcPr>
+            <w:tcBorders>
+              <w:bottom w:val="none" w:sz="0" w:space="0" w:color="000000"/>
+              <w:top w:val="none" w:sz="0" w:space="0" w:color="000000"/>
+              <w:left w:val="none" w:sz="0" w:space="0" w:color="000000"/>
+              <w:right w:val="none" w:sz="0" w:space="0" w:color="000000"/>
+            </w:tcBorders>
+            <w:shd w:val="clear" w:color="auto" w:fill="FFFFFF"/>
+            <w:tcMar>
+              <w:top w:w="0" w:type="dxa"/>
+              <w:bottom w:w="0" w:type="dxa"/>
+              <w:left w:w="0" w:type="dxa"/>
+              <w:right w:w="0" w:type="dxa"/>
+            </w:tcMar>
+            <w:vAlign w:val="center"/>
+          </w:tcPr>
+          <w:p>
+            <w:pPr>
+              <w:pStyle w:val="Normal"/>
+              <w:jc w:val="left"/>
+              <w:pBdr>
+                <w:bottom w:val="none" w:sz="0" w:space="0" w:color="000000"/>
+                <w:top w:val="none" w:sz="0" w:space="0" w:color="000000"/>
+                <w:left w:val="none" w:sz="0" w:space="0" w:color="000000"/>
+                <w:right w:val="none" w:sz="0" w:space="0" w:color="000000"/>
+              </w:pBdr>
+              <w:spacing w:after="100" w:before="100" w:line="240"/>
+              <w:ind w:left="100" w:right="100" w:firstLine="0" w:firstLineChars="0"/>
+              <w:rPr>
+                <w:rFonts w:ascii="Times New Roman" w:hAnsi="Times New Roman" w:eastAsia="Times New Roman" w:cs="Times New Roman"/>
+                <w:i w:val="false"/>
+                <w:b w:val="false"/>
+                <w:u w:val="none"/>
+                <w:strike w:val="false"/>
+                <w:sz w:val="18"/>
+                <w:szCs w:val="18"/>
+                <w:color w:val="000000"/>
+              </w:rPr>
+            </w:pPr>
+            <w:r>
+              <w:rPr>
+                <w:rFonts w:ascii="Times New Roman" w:hAnsi="Times New Roman" w:eastAsia="Times New Roman" w:cs="Times New Roman"/>
+                <w:i w:val="false"/>
+                <w:b w:val="false"/>
+                <w:u w:val="none"/>
+                <w:strike w:val="false"/>
+                <w:sz w:val="18"/>
+                <w:szCs w:val="18"/>
+                <w:color w:val="000000"/>
+              </w:rPr>
+              <w:t xml:space="preserve">0.045</w:t>
             </w:r>
           </w:p>
         </w:tc>
@@ -4105,62 +4105,282 @@
                 <w:szCs w:val="18"/>
                 <w:color w:val="000000"/>
               </w:rPr>
-              <w:t xml:space="preserve">Multivariable (MMR status known)</w:t>
-            </w:r>
-          </w:p>
-        </w:tc>
-        <w:tc>
-          <w:tcPr>
-            <w:tcBorders>
-              <w:bottom w:val="none" w:sz="0" w:space="0" w:color="000000"/>
-              <w:top w:val="none" w:sz="0" w:space="0" w:color="000000"/>
-              <w:left w:val="none" w:sz="0" w:space="0" w:color="000000"/>
-              <w:right w:val="none" w:sz="0" w:space="0" w:color="000000"/>
-            </w:tcBorders>
-            <w:shd w:val="clear" w:color="auto" w:fill="FFFFFF"/>
-            <w:tcMar>
-              <w:top w:w="0" w:type="dxa"/>
-              <w:bottom w:w="0" w:type="dxa"/>
-              <w:left w:w="0" w:type="dxa"/>
-              <w:right w:w="0" w:type="dxa"/>
-            </w:tcMar>
-            <w:vAlign w:val="center"/>
-          </w:tcPr>
-          <w:p>
-            <w:pPr>
-              <w:pStyle w:val="Normal"/>
-              <w:jc w:val="left"/>
-              <w:pBdr>
-                <w:bottom w:val="none" w:sz="0" w:space="0" w:color="000000"/>
-                <w:top w:val="none" w:sz="0" w:space="0" w:color="000000"/>
-                <w:left w:val="none" w:sz="0" w:space="0" w:color="000000"/>
-                <w:right w:val="none" w:sz="0" w:space="0" w:color="000000"/>
-              </w:pBdr>
-              <w:spacing w:after="100" w:before="100" w:line="240"/>
-              <w:ind w:left="100" w:right="100" w:firstLine="0" w:firstLineChars="0"/>
-              <w:rPr>
-                <w:rFonts w:ascii="Times New Roman" w:hAnsi="Times New Roman" w:eastAsia="Times New Roman" w:cs="Times New Roman"/>
-                <w:i w:val="false"/>
-                <w:b w:val="false"/>
-                <w:u w:val="none"/>
-                <w:strike w:val="false"/>
-                <w:sz w:val="18"/>
-                <w:szCs w:val="18"/>
-                <w:color w:val="000000"/>
-              </w:rPr>
-            </w:pPr>
-            <w:r>
-              <w:rPr>
-                <w:rFonts w:ascii="Times New Roman" w:hAnsi="Times New Roman" w:eastAsia="Times New Roman" w:cs="Times New Roman"/>
-                <w:i w:val="false"/>
-                <w:b w:val="false"/>
-                <w:u w:val="none"/>
-                <w:strike w:val="false"/>
-                <w:sz w:val="18"/>
-                <w:szCs w:val="18"/>
-                <w:color w:val="000000"/>
-              </w:rPr>
-              <w:t xml:space="preserve">MAD2L1 expression, log2 (per 1 unit)</w:t>
+              <w:t xml:space="preserve">Multivariable</w:t>
+            </w:r>
+          </w:p>
+        </w:tc>
+        <w:tc>
+          <w:tcPr>
+            <w:tcBorders>
+              <w:bottom w:val="none" w:sz="0" w:space="0" w:color="000000"/>
+              <w:top w:val="none" w:sz="0" w:space="0" w:color="000000"/>
+              <w:left w:val="none" w:sz="0" w:space="0" w:color="000000"/>
+              <w:right w:val="none" w:sz="0" w:space="0" w:color="000000"/>
+            </w:tcBorders>
+            <w:shd w:val="clear" w:color="auto" w:fill="FFFFFF"/>
+            <w:tcMar>
+              <w:top w:w="0" w:type="dxa"/>
+              <w:bottom w:w="0" w:type="dxa"/>
+              <w:left w:w="0" w:type="dxa"/>
+              <w:right w:w="0" w:type="dxa"/>
+            </w:tcMar>
+            <w:vAlign w:val="center"/>
+          </w:tcPr>
+          <w:p>
+            <w:pPr>
+              <w:pStyle w:val="Normal"/>
+              <w:jc w:val="left"/>
+              <w:pBdr>
+                <w:bottom w:val="none" w:sz="0" w:space="0" w:color="000000"/>
+                <w:top w:val="none" w:sz="0" w:space="0" w:color="000000"/>
+                <w:left w:val="none" w:sz="0" w:space="0" w:color="000000"/>
+                <w:right w:val="none" w:sz="0" w:space="0" w:color="000000"/>
+              </w:pBdr>
+              <w:spacing w:after="100" w:before="100" w:line="240"/>
+              <w:ind w:left="100" w:right="100" w:firstLine="0" w:firstLineChars="0"/>
+              <w:rPr>
+                <w:rFonts w:ascii="Times New Roman" w:hAnsi="Times New Roman" w:eastAsia="Times New Roman" w:cs="Times New Roman"/>
+                <w:i w:val="false"/>
+                <w:b w:val="false"/>
+                <w:u w:val="none"/>
+                <w:strike w:val="false"/>
+                <w:sz w:val="18"/>
+                <w:szCs w:val="18"/>
+                <w:color w:val="000000"/>
+              </w:rPr>
+            </w:pPr>
+            <w:r>
+              <w:rPr>
+                <w:rFonts w:ascii="Times New Roman" w:hAnsi="Times New Roman" w:eastAsia="Times New Roman" w:cs="Times New Roman"/>
+                <w:i w:val="false"/>
+                <w:b w:val="false"/>
+                <w:u w:val="none"/>
+                <w:strike w:val="false"/>
+                <w:sz w:val="18"/>
+                <w:szCs w:val="18"/>
+                <w:color w:val="000000"/>
+              </w:rPr>
+              <w:t xml:space="preserve">Pathologic stage group</w:t>
+            </w:r>
+          </w:p>
+        </w:tc>
+        <w:tc>
+          <w:tcPr>
+            <w:tcBorders>
+              <w:bottom w:val="none" w:sz="0" w:space="0" w:color="000000"/>
+              <w:top w:val="none" w:sz="0" w:space="0" w:color="000000"/>
+              <w:left w:val="none" w:sz="0" w:space="0" w:color="000000"/>
+              <w:right w:val="none" w:sz="0" w:space="0" w:color="000000"/>
+            </w:tcBorders>
+            <w:shd w:val="clear" w:color="auto" w:fill="FFFFFF"/>
+            <w:tcMar>
+              <w:top w:w="0" w:type="dxa"/>
+              <w:bottom w:w="0" w:type="dxa"/>
+              <w:left w:w="0" w:type="dxa"/>
+              <w:right w:w="0" w:type="dxa"/>
+            </w:tcMar>
+            <w:vAlign w:val="center"/>
+          </w:tcPr>
+          <w:p>
+            <w:pPr>
+              <w:pStyle w:val="Normal"/>
+              <w:jc w:val="left"/>
+              <w:pBdr>
+                <w:bottom w:val="none" w:sz="0" w:space="0" w:color="000000"/>
+                <w:top w:val="none" w:sz="0" w:space="0" w:color="000000"/>
+                <w:left w:val="none" w:sz="0" w:space="0" w:color="000000"/>
+                <w:right w:val="none" w:sz="0" w:space="0" w:color="000000"/>
+              </w:pBdr>
+              <w:spacing w:after="100" w:before="100" w:line="240"/>
+              <w:ind w:left="100" w:right="100" w:firstLine="0" w:firstLineChars="0"/>
+              <w:rPr>
+                <w:rFonts w:ascii="Times New Roman" w:hAnsi="Times New Roman" w:eastAsia="Times New Roman" w:cs="Times New Roman"/>
+                <w:i w:val="false"/>
+                <w:b w:val="false"/>
+                <w:u w:val="none"/>
+                <w:strike w:val="false"/>
+                <w:sz w:val="18"/>
+                <w:szCs w:val="18"/>
+                <w:color w:val="000000"/>
+              </w:rPr>
+            </w:pPr>
+            <w:r>
+              <w:rPr>
+                <w:rFonts w:ascii="Times New Roman" w:hAnsi="Times New Roman" w:eastAsia="Times New Roman" w:cs="Times New Roman"/>
+                <w:i w:val="false"/>
+                <w:b w:val="false"/>
+                <w:u w:val="none"/>
+                <w:strike w:val="false"/>
+                <w:sz w:val="18"/>
+                <w:szCs w:val="18"/>
+                <w:color w:val="000000"/>
+              </w:rPr>
+              <w:t xml:space="preserve">I–II (ref)</w:t>
+            </w:r>
+          </w:p>
+        </w:tc>
+        <w:tc>
+          <w:tcPr>
+            <w:tcBorders>
+              <w:bottom w:val="none" w:sz="0" w:space="0" w:color="000000"/>
+              <w:top w:val="none" w:sz="0" w:space="0" w:color="000000"/>
+              <w:left w:val="none" w:sz="0" w:space="0" w:color="000000"/>
+              <w:right w:val="none" w:sz="0" w:space="0" w:color="000000"/>
+            </w:tcBorders>
+            <w:shd w:val="clear" w:color="auto" w:fill="FFFFFF"/>
+            <w:tcMar>
+              <w:top w:w="0" w:type="dxa"/>
+              <w:bottom w:w="0" w:type="dxa"/>
+              <w:left w:w="0" w:type="dxa"/>
+              <w:right w:w="0" w:type="dxa"/>
+            </w:tcMar>
+            <w:vAlign w:val="center"/>
+          </w:tcPr>
+          <w:p>
+            <w:pPr>
+              <w:pStyle w:val="Normal"/>
+              <w:jc w:val="right"/>
+              <w:pBdr>
+                <w:bottom w:val="none" w:sz="0" w:space="0" w:color="000000"/>
+                <w:top w:val="none" w:sz="0" w:space="0" w:color="000000"/>
+                <w:left w:val="none" w:sz="0" w:space="0" w:color="000000"/>
+                <w:right w:val="none" w:sz="0" w:space="0" w:color="000000"/>
+              </w:pBdr>
+              <w:spacing w:after="100" w:before="100" w:line="240"/>
+              <w:ind w:left="100" w:right="100" w:firstLine="0" w:firstLineChars="0"/>
+              <w:rPr>
+                <w:rFonts w:ascii="Times New Roman" w:hAnsi="Times New Roman" w:eastAsia="Times New Roman" w:cs="Times New Roman"/>
+                <w:i w:val="false"/>
+                <w:b w:val="false"/>
+                <w:u w:val="none"/>
+                <w:strike w:val="false"/>
+                <w:sz w:val="18"/>
+                <w:szCs w:val="18"/>
+                <w:color w:val="000000"/>
+              </w:rPr>
+            </w:pPr>
+            <w:r>
+              <w:rPr>
+                <w:rFonts w:ascii="Times New Roman" w:hAnsi="Times New Roman" w:eastAsia="Times New Roman" w:cs="Times New Roman"/>
+                <w:i w:val="false"/>
+                <w:b w:val="false"/>
+                <w:u w:val="none"/>
+                <w:strike w:val="false"/>
+                <w:sz w:val="18"/>
+                <w:szCs w:val="18"/>
+                <w:color w:val="000000"/>
+              </w:rPr>
+              <w:t xml:space="preserve">291</w:t>
+            </w:r>
+          </w:p>
+        </w:tc>
+        <w:tc>
+          <w:tcPr>
+            <w:tcBorders>
+              <w:bottom w:val="none" w:sz="0" w:space="0" w:color="000000"/>
+              <w:top w:val="none" w:sz="0" w:space="0" w:color="000000"/>
+              <w:left w:val="none" w:sz="0" w:space="0" w:color="000000"/>
+              <w:right w:val="none" w:sz="0" w:space="0" w:color="000000"/>
+            </w:tcBorders>
+            <w:shd w:val="clear" w:color="auto" w:fill="FFFFFF"/>
+            <w:tcMar>
+              <w:top w:w="0" w:type="dxa"/>
+              <w:bottom w:w="0" w:type="dxa"/>
+              <w:left w:w="0" w:type="dxa"/>
+              <w:right w:w="0" w:type="dxa"/>
+            </w:tcMar>
+            <w:vAlign w:val="center"/>
+          </w:tcPr>
+          <w:p>
+            <w:pPr>
+              <w:pStyle w:val="Normal"/>
+              <w:jc w:val="right"/>
+              <w:pBdr>
+                <w:bottom w:val="none" w:sz="0" w:space="0" w:color="000000"/>
+                <w:top w:val="none" w:sz="0" w:space="0" w:color="000000"/>
+                <w:left w:val="none" w:sz="0" w:space="0" w:color="000000"/>
+                <w:right w:val="none" w:sz="0" w:space="0" w:color="000000"/>
+              </w:pBdr>
+              <w:spacing w:after="100" w:before="100" w:line="240"/>
+              <w:ind w:left="100" w:right="100" w:firstLine="0" w:firstLineChars="0"/>
+              <w:rPr>
+                <w:rFonts w:ascii="Times New Roman" w:hAnsi="Times New Roman" w:eastAsia="Times New Roman" w:cs="Times New Roman"/>
+                <w:i w:val="false"/>
+                <w:b w:val="false"/>
+                <w:u w:val="none"/>
+                <w:strike w:val="false"/>
+                <w:sz w:val="18"/>
+                <w:szCs w:val="18"/>
+                <w:color w:val="000000"/>
+              </w:rPr>
+            </w:pPr>
+            <w:r>
+              <w:rPr>
+                <w:rFonts w:ascii="Times New Roman" w:hAnsi="Times New Roman" w:eastAsia="Times New Roman" w:cs="Times New Roman"/>
+                <w:i w:val="false"/>
+                <w:b w:val="false"/>
+                <w:u w:val="none"/>
+                <w:strike w:val="false"/>
+                <w:sz w:val="18"/>
+                <w:szCs w:val="18"/>
+                <w:color w:val="000000"/>
+              </w:rPr>
+              <w:t xml:space="preserve">60</w:t>
+            </w:r>
+          </w:p>
+        </w:tc>
+        <w:tc>
+          <w:tcPr>
+            <w:tcBorders>
+              <w:bottom w:val="none" w:sz="0" w:space="0" w:color="000000"/>
+              <w:top w:val="none" w:sz="0" w:space="0" w:color="000000"/>
+              <w:left w:val="none" w:sz="0" w:space="0" w:color="000000"/>
+              <w:right w:val="none" w:sz="0" w:space="0" w:color="000000"/>
+            </w:tcBorders>
+            <w:shd w:val="clear" w:color="auto" w:fill="FFFFFF"/>
+            <w:tcMar>
+              <w:top w:w="0" w:type="dxa"/>
+              <w:bottom w:w="0" w:type="dxa"/>
+              <w:left w:w="0" w:type="dxa"/>
+              <w:right w:w="0" w:type="dxa"/>
+            </w:tcMar>
+            <w:vAlign w:val="center"/>
+          </w:tcPr>
+          <w:p>
+            <w:pPr>
+              <w:pStyle w:val="Normal"/>
+              <w:jc w:val="left"/>
+              <w:pBdr>
+                <w:bottom w:val="none" w:sz="0" w:space="0" w:color="000000"/>
+                <w:top w:val="none" w:sz="0" w:space="0" w:color="000000"/>
+                <w:left w:val="none" w:sz="0" w:space="0" w:color="000000"/>
+                <w:right w:val="none" w:sz="0" w:space="0" w:color="000000"/>
+              </w:pBdr>
+              <w:spacing w:after="100" w:before="100" w:line="240"/>
+              <w:ind w:left="100" w:right="100" w:firstLine="0" w:firstLineChars="0"/>
+              <w:rPr>
+                <w:rFonts w:ascii="Times New Roman" w:hAnsi="Times New Roman" w:eastAsia="Times New Roman" w:cs="Times New Roman"/>
+                <w:i w:val="false"/>
+                <w:b w:val="false"/>
+                <w:u w:val="none"/>
+                <w:strike w:val="false"/>
+                <w:sz w:val="18"/>
+                <w:szCs w:val="18"/>
+                <w:color w:val="000000"/>
+              </w:rPr>
+            </w:pPr>
+            <w:r>
+              <w:rPr>
+                <w:rFonts w:ascii="Times New Roman" w:hAnsi="Times New Roman" w:eastAsia="Times New Roman" w:cs="Times New Roman"/>
+                <w:i w:val="false"/>
+                <w:b w:val="false"/>
+                <w:u w:val="none"/>
+                <w:strike w:val="false"/>
+                <w:sz w:val="18"/>
+                <w:szCs w:val="18"/>
+                <w:color w:val="000000"/>
+              </w:rPr>
+              <w:t xml:space="preserve">Reference</w:t>
             </w:r>
           </w:p>
         </w:tc>
@@ -4216,226 +4436,6 @@
                 <w:color w:val="000000"/>
               </w:rPr>
               <w:t xml:space="preserve"/>
-            </w:r>
-          </w:p>
-        </w:tc>
-        <w:tc>
-          <w:tcPr>
-            <w:tcBorders>
-              <w:bottom w:val="none" w:sz="0" w:space="0" w:color="000000"/>
-              <w:top w:val="none" w:sz="0" w:space="0" w:color="000000"/>
-              <w:left w:val="none" w:sz="0" w:space="0" w:color="000000"/>
-              <w:right w:val="none" w:sz="0" w:space="0" w:color="000000"/>
-            </w:tcBorders>
-            <w:shd w:val="clear" w:color="auto" w:fill="FFFFFF"/>
-            <w:tcMar>
-              <w:top w:w="0" w:type="dxa"/>
-              <w:bottom w:w="0" w:type="dxa"/>
-              <w:left w:w="0" w:type="dxa"/>
-              <w:right w:w="0" w:type="dxa"/>
-            </w:tcMar>
-            <w:vAlign w:val="center"/>
-          </w:tcPr>
-          <w:p>
-            <w:pPr>
-              <w:pStyle w:val="Normal"/>
-              <w:jc w:val="right"/>
-              <w:pBdr>
-                <w:bottom w:val="none" w:sz="0" w:space="0" w:color="000000"/>
-                <w:top w:val="none" w:sz="0" w:space="0" w:color="000000"/>
-                <w:left w:val="none" w:sz="0" w:space="0" w:color="000000"/>
-                <w:right w:val="none" w:sz="0" w:space="0" w:color="000000"/>
-              </w:pBdr>
-              <w:spacing w:after="100" w:before="100" w:line="240"/>
-              <w:ind w:left="100" w:right="100" w:firstLine="0" w:firstLineChars="0"/>
-              <w:rPr>
-                <w:rFonts w:ascii="Times New Roman" w:hAnsi="Times New Roman" w:eastAsia="Times New Roman" w:cs="Times New Roman"/>
-                <w:i w:val="false"/>
-                <w:b w:val="false"/>
-                <w:u w:val="none"/>
-                <w:strike w:val="false"/>
-                <w:sz w:val="18"/>
-                <w:szCs w:val="18"/>
-                <w:color w:val="000000"/>
-              </w:rPr>
-            </w:pPr>
-            <w:r>
-              <w:rPr>
-                <w:rFonts w:ascii="Times New Roman" w:hAnsi="Times New Roman" w:eastAsia="Times New Roman" w:cs="Times New Roman"/>
-                <w:i w:val="false"/>
-                <w:b w:val="false"/>
-                <w:u w:val="none"/>
-                <w:strike w:val="false"/>
-                <w:sz w:val="18"/>
-                <w:szCs w:val="18"/>
-                <w:color w:val="000000"/>
-              </w:rPr>
-              <w:t xml:space="preserve">507</w:t>
-            </w:r>
-          </w:p>
-        </w:tc>
-        <w:tc>
-          <w:tcPr>
-            <w:tcBorders>
-              <w:bottom w:val="none" w:sz="0" w:space="0" w:color="000000"/>
-              <w:top w:val="none" w:sz="0" w:space="0" w:color="000000"/>
-              <w:left w:val="none" w:sz="0" w:space="0" w:color="000000"/>
-              <w:right w:val="none" w:sz="0" w:space="0" w:color="000000"/>
-            </w:tcBorders>
-            <w:shd w:val="clear" w:color="auto" w:fill="FFFFFF"/>
-            <w:tcMar>
-              <w:top w:w="0" w:type="dxa"/>
-              <w:bottom w:w="0" w:type="dxa"/>
-              <w:left w:w="0" w:type="dxa"/>
-              <w:right w:w="0" w:type="dxa"/>
-            </w:tcMar>
-            <w:vAlign w:val="center"/>
-          </w:tcPr>
-          <w:p>
-            <w:pPr>
-              <w:pStyle w:val="Normal"/>
-              <w:jc w:val="right"/>
-              <w:pBdr>
-                <w:bottom w:val="none" w:sz="0" w:space="0" w:color="000000"/>
-                <w:top w:val="none" w:sz="0" w:space="0" w:color="000000"/>
-                <w:left w:val="none" w:sz="0" w:space="0" w:color="000000"/>
-                <w:right w:val="none" w:sz="0" w:space="0" w:color="000000"/>
-              </w:pBdr>
-              <w:spacing w:after="100" w:before="100" w:line="240"/>
-              <w:ind w:left="100" w:right="100" w:firstLine="0" w:firstLineChars="0"/>
-              <w:rPr>
-                <w:rFonts w:ascii="Times New Roman" w:hAnsi="Times New Roman" w:eastAsia="Times New Roman" w:cs="Times New Roman"/>
-                <w:i w:val="false"/>
-                <w:b w:val="false"/>
-                <w:u w:val="none"/>
-                <w:strike w:val="false"/>
-                <w:sz w:val="18"/>
-                <w:szCs w:val="18"/>
-                <w:color w:val="000000"/>
-              </w:rPr>
-            </w:pPr>
-            <w:r>
-              <w:rPr>
-                <w:rFonts w:ascii="Times New Roman" w:hAnsi="Times New Roman" w:eastAsia="Times New Roman" w:cs="Times New Roman"/>
-                <w:i w:val="false"/>
-                <w:b w:val="false"/>
-                <w:u w:val="none"/>
-                <w:strike w:val="false"/>
-                <w:sz w:val="18"/>
-                <w:szCs w:val="18"/>
-                <w:color w:val="000000"/>
-              </w:rPr>
-              <w:t xml:space="preserve">167</w:t>
-            </w:r>
-          </w:p>
-        </w:tc>
-        <w:tc>
-          <w:tcPr>
-            <w:tcBorders>
-              <w:bottom w:val="none" w:sz="0" w:space="0" w:color="000000"/>
-              <w:top w:val="none" w:sz="0" w:space="0" w:color="000000"/>
-              <w:left w:val="none" w:sz="0" w:space="0" w:color="000000"/>
-              <w:right w:val="none" w:sz="0" w:space="0" w:color="000000"/>
-            </w:tcBorders>
-            <w:shd w:val="clear" w:color="auto" w:fill="FFFFFF"/>
-            <w:tcMar>
-              <w:top w:w="0" w:type="dxa"/>
-              <w:bottom w:w="0" w:type="dxa"/>
-              <w:left w:w="0" w:type="dxa"/>
-              <w:right w:w="0" w:type="dxa"/>
-            </w:tcMar>
-            <w:vAlign w:val="center"/>
-          </w:tcPr>
-          <w:p>
-            <w:pPr>
-              <w:pStyle w:val="Normal"/>
-              <w:jc w:val="left"/>
-              <w:pBdr>
-                <w:bottom w:val="none" w:sz="0" w:space="0" w:color="000000"/>
-                <w:top w:val="none" w:sz="0" w:space="0" w:color="000000"/>
-                <w:left w:val="none" w:sz="0" w:space="0" w:color="000000"/>
-                <w:right w:val="none" w:sz="0" w:space="0" w:color="000000"/>
-              </w:pBdr>
-              <w:spacing w:after="100" w:before="100" w:line="240"/>
-              <w:ind w:left="100" w:right="100" w:firstLine="0" w:firstLineChars="0"/>
-              <w:rPr>
-                <w:rFonts w:ascii="Times New Roman" w:hAnsi="Times New Roman" w:eastAsia="Times New Roman" w:cs="Times New Roman"/>
-                <w:i w:val="false"/>
-                <w:b w:val="false"/>
-                <w:u w:val="none"/>
-                <w:strike w:val="false"/>
-                <w:sz w:val="18"/>
-                <w:szCs w:val="18"/>
-                <w:color w:val="000000"/>
-              </w:rPr>
-            </w:pPr>
-            <w:r>
-              <w:rPr>
-                <w:rFonts w:ascii="Times New Roman" w:hAnsi="Times New Roman" w:eastAsia="Times New Roman" w:cs="Times New Roman"/>
-                <w:i w:val="false"/>
-                <w:b w:val="false"/>
-                <w:u w:val="none"/>
-                <w:strike w:val="false"/>
-                <w:sz w:val="18"/>
-                <w:szCs w:val="18"/>
-                <w:color w:val="000000"/>
-              </w:rPr>
-              <w:t xml:space="preserve">0.81 (0.69–0.96)</w:t>
-            </w:r>
-          </w:p>
-        </w:tc>
-        <w:tc>
-          <w:tcPr>
-            <w:tcBorders>
-              <w:bottom w:val="none" w:sz="0" w:space="0" w:color="000000"/>
-              <w:top w:val="none" w:sz="0" w:space="0" w:color="000000"/>
-              <w:left w:val="none" w:sz="0" w:space="0" w:color="000000"/>
-              <w:right w:val="none" w:sz="0" w:space="0" w:color="000000"/>
-            </w:tcBorders>
-            <w:shd w:val="clear" w:color="auto" w:fill="FFFFFF"/>
-            <w:tcMar>
-              <w:top w:w="0" w:type="dxa"/>
-              <w:bottom w:w="0" w:type="dxa"/>
-              <w:left w:w="0" w:type="dxa"/>
-              <w:right w:w="0" w:type="dxa"/>
-            </w:tcMar>
-            <w:vAlign w:val="center"/>
-          </w:tcPr>
-          <w:p>
-            <w:pPr>
-              <w:pStyle w:val="Normal"/>
-              <w:jc w:val="left"/>
-              <w:pBdr>
-                <w:bottom w:val="none" w:sz="0" w:space="0" w:color="000000"/>
-                <w:top w:val="none" w:sz="0" w:space="0" w:color="000000"/>
-                <w:left w:val="none" w:sz="0" w:space="0" w:color="000000"/>
-                <w:right w:val="none" w:sz="0" w:space="0" w:color="000000"/>
-              </w:pBdr>
-              <w:spacing w:after="100" w:before="100" w:line="240"/>
-              <w:ind w:left="100" w:right="100" w:firstLine="0" w:firstLineChars="0"/>
-              <w:rPr>
-                <w:rFonts w:ascii="Times New Roman" w:hAnsi="Times New Roman" w:eastAsia="Times New Roman" w:cs="Times New Roman"/>
-                <w:i w:val="false"/>
-                <w:b w:val="false"/>
-                <w:u w:val="none"/>
-                <w:strike w:val="false"/>
-                <w:sz w:val="18"/>
-                <w:szCs w:val="18"/>
-                <w:color w:val="000000"/>
-              </w:rPr>
-            </w:pPr>
-            <w:r>
-              <w:rPr>
-                <w:rFonts w:ascii="Times New Roman" w:hAnsi="Times New Roman" w:eastAsia="Times New Roman" w:cs="Times New Roman"/>
-                <w:i w:val="false"/>
-                <w:b w:val="false"/>
-                <w:u w:val="none"/>
-                <w:strike w:val="false"/>
-                <w:sz w:val="18"/>
-                <w:szCs w:val="18"/>
-                <w:color w:val="000000"/>
-              </w:rPr>
-              <w:t xml:space="preserve">0.014</w:t>
             </w:r>
           </w:p>
         </w:tc>
@@ -4550,117 +4550,117 @@
                 <w:szCs w:val="18"/>
                 <w:color w:val="000000"/>
               </w:rPr>
-              <w:t xml:space="preserve">Multivariable (MMR status known)</w:t>
-            </w:r>
-          </w:p>
-        </w:tc>
-        <w:tc>
-          <w:tcPr>
-            <w:tcBorders>
-              <w:bottom w:val="none" w:sz="0" w:space="0" w:color="000000"/>
-              <w:top w:val="none" w:sz="0" w:space="0" w:color="000000"/>
-              <w:left w:val="none" w:sz="0" w:space="0" w:color="000000"/>
-              <w:right w:val="none" w:sz="0" w:space="0" w:color="000000"/>
-            </w:tcBorders>
-            <w:shd w:val="clear" w:color="auto" w:fill="FFFFFF"/>
-            <w:tcMar>
-              <w:top w:w="0" w:type="dxa"/>
-              <w:bottom w:w="0" w:type="dxa"/>
-              <w:left w:w="0" w:type="dxa"/>
-              <w:right w:w="0" w:type="dxa"/>
-            </w:tcMar>
-            <w:vAlign w:val="center"/>
-          </w:tcPr>
-          <w:p>
-            <w:pPr>
-              <w:pStyle w:val="Normal"/>
-              <w:jc w:val="left"/>
-              <w:pBdr>
-                <w:bottom w:val="none" w:sz="0" w:space="0" w:color="000000"/>
-                <w:top w:val="none" w:sz="0" w:space="0" w:color="000000"/>
-                <w:left w:val="none" w:sz="0" w:space="0" w:color="000000"/>
-                <w:right w:val="none" w:sz="0" w:space="0" w:color="000000"/>
-              </w:pBdr>
-              <w:spacing w:after="100" w:before="100" w:line="240"/>
-              <w:ind w:left="100" w:right="100" w:firstLine="0" w:firstLineChars="0"/>
-              <w:rPr>
-                <w:rFonts w:ascii="Times New Roman" w:hAnsi="Times New Roman" w:eastAsia="Times New Roman" w:cs="Times New Roman"/>
-                <w:i w:val="false"/>
-                <w:b w:val="false"/>
-                <w:u w:val="none"/>
-                <w:strike w:val="false"/>
-                <w:sz w:val="18"/>
-                <w:szCs w:val="18"/>
-                <w:color w:val="000000"/>
-              </w:rPr>
-            </w:pPr>
-            <w:r>
-              <w:rPr>
-                <w:rFonts w:ascii="Times New Roman" w:hAnsi="Times New Roman" w:eastAsia="Times New Roman" w:cs="Times New Roman"/>
-                <w:i w:val="false"/>
-                <w:b w:val="false"/>
-                <w:u w:val="none"/>
-                <w:strike w:val="false"/>
-                <w:sz w:val="18"/>
-                <w:szCs w:val="18"/>
-                <w:color w:val="000000"/>
-              </w:rPr>
-              <w:t xml:space="preserve">Sex</w:t>
-            </w:r>
-          </w:p>
-        </w:tc>
-        <w:tc>
-          <w:tcPr>
-            <w:tcBorders>
-              <w:bottom w:val="none" w:sz="0" w:space="0" w:color="000000"/>
-              <w:top w:val="none" w:sz="0" w:space="0" w:color="000000"/>
-              <w:left w:val="none" w:sz="0" w:space="0" w:color="000000"/>
-              <w:right w:val="none" w:sz="0" w:space="0" w:color="000000"/>
-            </w:tcBorders>
-            <w:shd w:val="clear" w:color="auto" w:fill="FFFFFF"/>
-            <w:tcMar>
-              <w:top w:w="0" w:type="dxa"/>
-              <w:bottom w:w="0" w:type="dxa"/>
-              <w:left w:w="0" w:type="dxa"/>
-              <w:right w:w="0" w:type="dxa"/>
-            </w:tcMar>
-            <w:vAlign w:val="center"/>
-          </w:tcPr>
-          <w:p>
-            <w:pPr>
-              <w:pStyle w:val="Normal"/>
-              <w:jc w:val="left"/>
-              <w:pBdr>
-                <w:bottom w:val="none" w:sz="0" w:space="0" w:color="000000"/>
-                <w:top w:val="none" w:sz="0" w:space="0" w:color="000000"/>
-                <w:left w:val="none" w:sz="0" w:space="0" w:color="000000"/>
-                <w:right w:val="none" w:sz="0" w:space="0" w:color="000000"/>
-              </w:pBdr>
-              <w:spacing w:after="100" w:before="100" w:line="240"/>
-              <w:ind w:left="100" w:right="100" w:firstLine="0" w:firstLineChars="0"/>
-              <w:rPr>
-                <w:rFonts w:ascii="Times New Roman" w:hAnsi="Times New Roman" w:eastAsia="Times New Roman" w:cs="Times New Roman"/>
-                <w:i w:val="false"/>
-                <w:b w:val="false"/>
-                <w:u w:val="none"/>
-                <w:strike w:val="false"/>
-                <w:sz w:val="18"/>
-                <w:szCs w:val="18"/>
-                <w:color w:val="000000"/>
-              </w:rPr>
-            </w:pPr>
-            <w:r>
-              <w:rPr>
-                <w:rFonts w:ascii="Times New Roman" w:hAnsi="Times New Roman" w:eastAsia="Times New Roman" w:cs="Times New Roman"/>
-                <w:i w:val="false"/>
-                <w:b w:val="false"/>
-                <w:u w:val="none"/>
-                <w:strike w:val="false"/>
-                <w:sz w:val="18"/>
-                <w:szCs w:val="18"/>
-                <w:color w:val="000000"/>
-              </w:rPr>
-              <w:t xml:space="preserve">Male (ref)</w:t>
+              <w:t xml:space="preserve">Multivariable</w:t>
+            </w:r>
+          </w:p>
+        </w:tc>
+        <w:tc>
+          <w:tcPr>
+            <w:tcBorders>
+              <w:bottom w:val="none" w:sz="0" w:space="0" w:color="000000"/>
+              <w:top w:val="none" w:sz="0" w:space="0" w:color="000000"/>
+              <w:left w:val="none" w:sz="0" w:space="0" w:color="000000"/>
+              <w:right w:val="none" w:sz="0" w:space="0" w:color="000000"/>
+            </w:tcBorders>
+            <w:shd w:val="clear" w:color="auto" w:fill="FFFFFF"/>
+            <w:tcMar>
+              <w:top w:w="0" w:type="dxa"/>
+              <w:bottom w:w="0" w:type="dxa"/>
+              <w:left w:w="0" w:type="dxa"/>
+              <w:right w:w="0" w:type="dxa"/>
+            </w:tcMar>
+            <w:vAlign w:val="center"/>
+          </w:tcPr>
+          <w:p>
+            <w:pPr>
+              <w:pStyle w:val="Normal"/>
+              <w:jc w:val="left"/>
+              <w:pBdr>
+                <w:bottom w:val="none" w:sz="0" w:space="0" w:color="000000"/>
+                <w:top w:val="none" w:sz="0" w:space="0" w:color="000000"/>
+                <w:left w:val="none" w:sz="0" w:space="0" w:color="000000"/>
+                <w:right w:val="none" w:sz="0" w:space="0" w:color="000000"/>
+              </w:pBdr>
+              <w:spacing w:after="100" w:before="100" w:line="240"/>
+              <w:ind w:left="100" w:right="100" w:firstLine="0" w:firstLineChars="0"/>
+              <w:rPr>
+                <w:rFonts w:ascii="Times New Roman" w:hAnsi="Times New Roman" w:eastAsia="Times New Roman" w:cs="Times New Roman"/>
+                <w:i w:val="false"/>
+                <w:b w:val="false"/>
+                <w:u w:val="none"/>
+                <w:strike w:val="false"/>
+                <w:sz w:val="18"/>
+                <w:szCs w:val="18"/>
+                <w:color w:val="000000"/>
+              </w:rPr>
+            </w:pPr>
+            <w:r>
+              <w:rPr>
+                <w:rFonts w:ascii="Times New Roman" w:hAnsi="Times New Roman" w:eastAsia="Times New Roman" w:cs="Times New Roman"/>
+                <w:i w:val="false"/>
+                <w:b w:val="false"/>
+                <w:u w:val="none"/>
+                <w:strike w:val="false"/>
+                <w:sz w:val="18"/>
+                <w:szCs w:val="18"/>
+                <w:color w:val="000000"/>
+              </w:rPr>
+              <w:t xml:space="preserve"/>
+            </w:r>
+          </w:p>
+        </w:tc>
+        <w:tc>
+          <w:tcPr>
+            <w:tcBorders>
+              <w:bottom w:val="none" w:sz="0" w:space="0" w:color="000000"/>
+              <w:top w:val="none" w:sz="0" w:space="0" w:color="000000"/>
+              <w:left w:val="none" w:sz="0" w:space="0" w:color="000000"/>
+              <w:right w:val="none" w:sz="0" w:space="0" w:color="000000"/>
+            </w:tcBorders>
+            <w:shd w:val="clear" w:color="auto" w:fill="FFFFFF"/>
+            <w:tcMar>
+              <w:top w:w="0" w:type="dxa"/>
+              <w:bottom w:w="0" w:type="dxa"/>
+              <w:left w:w="0" w:type="dxa"/>
+              <w:right w:w="0" w:type="dxa"/>
+            </w:tcMar>
+            <w:vAlign w:val="center"/>
+          </w:tcPr>
+          <w:p>
+            <w:pPr>
+              <w:pStyle w:val="Normal"/>
+              <w:jc w:val="left"/>
+              <w:pBdr>
+                <w:bottom w:val="none" w:sz="0" w:space="0" w:color="000000"/>
+                <w:top w:val="none" w:sz="0" w:space="0" w:color="000000"/>
+                <w:left w:val="none" w:sz="0" w:space="0" w:color="000000"/>
+                <w:right w:val="none" w:sz="0" w:space="0" w:color="000000"/>
+              </w:pBdr>
+              <w:spacing w:after="100" w:before="100" w:line="240"/>
+              <w:ind w:left="100" w:right="100" w:firstLine="0" w:firstLineChars="0"/>
+              <w:rPr>
+                <w:rFonts w:ascii="Times New Roman" w:hAnsi="Times New Roman" w:eastAsia="Times New Roman" w:cs="Times New Roman"/>
+                <w:i w:val="false"/>
+                <w:b w:val="false"/>
+                <w:u w:val="none"/>
+                <w:strike w:val="false"/>
+                <w:sz w:val="18"/>
+                <w:szCs w:val="18"/>
+                <w:color w:val="000000"/>
+              </w:rPr>
+            </w:pPr>
+            <w:r>
+              <w:rPr>
+                <w:rFonts w:ascii="Times New Roman" w:hAnsi="Times New Roman" w:eastAsia="Times New Roman" w:cs="Times New Roman"/>
+                <w:i w:val="false"/>
+                <w:b w:val="false"/>
+                <w:u w:val="none"/>
+                <w:strike w:val="false"/>
+                <w:sz w:val="18"/>
+                <w:szCs w:val="18"/>
+                <w:color w:val="000000"/>
+              </w:rPr>
+              <w:t xml:space="preserve">III–IV</w:t>
             </w:r>
           </w:p>
         </w:tc>
@@ -4715,7 +4715,7 @@
                 <w:szCs w:val="18"/>
                 <w:color w:val="000000"/>
               </w:rPr>
-              <w:t xml:space="preserve">283</w:t>
+              <w:t xml:space="preserve">261</w:t>
             </w:r>
           </w:p>
         </w:tc>
@@ -4770,117 +4770,117 @@
                 <w:szCs w:val="18"/>
                 <w:color w:val="000000"/>
               </w:rPr>
-              <w:t xml:space="preserve">99</w:t>
-            </w:r>
-          </w:p>
-        </w:tc>
-        <w:tc>
-          <w:tcPr>
-            <w:tcBorders>
-              <w:bottom w:val="none" w:sz="0" w:space="0" w:color="000000"/>
-              <w:top w:val="none" w:sz="0" w:space="0" w:color="000000"/>
-              <w:left w:val="none" w:sz="0" w:space="0" w:color="000000"/>
-              <w:right w:val="none" w:sz="0" w:space="0" w:color="000000"/>
-            </w:tcBorders>
-            <w:shd w:val="clear" w:color="auto" w:fill="FFFFFF"/>
-            <w:tcMar>
-              <w:top w:w="0" w:type="dxa"/>
-              <w:bottom w:w="0" w:type="dxa"/>
-              <w:left w:w="0" w:type="dxa"/>
-              <w:right w:w="0" w:type="dxa"/>
-            </w:tcMar>
-            <w:vAlign w:val="center"/>
-          </w:tcPr>
-          <w:p>
-            <w:pPr>
-              <w:pStyle w:val="Normal"/>
-              <w:jc w:val="left"/>
-              <w:pBdr>
-                <w:bottom w:val="none" w:sz="0" w:space="0" w:color="000000"/>
-                <w:top w:val="none" w:sz="0" w:space="0" w:color="000000"/>
-                <w:left w:val="none" w:sz="0" w:space="0" w:color="000000"/>
-                <w:right w:val="none" w:sz="0" w:space="0" w:color="000000"/>
-              </w:pBdr>
-              <w:spacing w:after="100" w:before="100" w:line="240"/>
-              <w:ind w:left="100" w:right="100" w:firstLine="0" w:firstLineChars="0"/>
-              <w:rPr>
-                <w:rFonts w:ascii="Times New Roman" w:hAnsi="Times New Roman" w:eastAsia="Times New Roman" w:cs="Times New Roman"/>
-                <w:i w:val="false"/>
-                <w:b w:val="false"/>
-                <w:u w:val="none"/>
-                <w:strike w:val="false"/>
-                <w:sz w:val="18"/>
-                <w:szCs w:val="18"/>
-                <w:color w:val="000000"/>
-              </w:rPr>
-            </w:pPr>
-            <w:r>
-              <w:rPr>
-                <w:rFonts w:ascii="Times New Roman" w:hAnsi="Times New Roman" w:eastAsia="Times New Roman" w:cs="Times New Roman"/>
-                <w:i w:val="false"/>
-                <w:b w:val="false"/>
-                <w:u w:val="none"/>
-                <w:strike w:val="false"/>
-                <w:sz w:val="18"/>
-                <w:szCs w:val="18"/>
-                <w:color w:val="000000"/>
-              </w:rPr>
-              <w:t xml:space="preserve">Reference</w:t>
-            </w:r>
-          </w:p>
-        </w:tc>
-        <w:tc>
-          <w:tcPr>
-            <w:tcBorders>
-              <w:bottom w:val="none" w:sz="0" w:space="0" w:color="000000"/>
-              <w:top w:val="none" w:sz="0" w:space="0" w:color="000000"/>
-              <w:left w:val="none" w:sz="0" w:space="0" w:color="000000"/>
-              <w:right w:val="none" w:sz="0" w:space="0" w:color="000000"/>
-            </w:tcBorders>
-            <w:shd w:val="clear" w:color="auto" w:fill="FFFFFF"/>
-            <w:tcMar>
-              <w:top w:w="0" w:type="dxa"/>
-              <w:bottom w:w="0" w:type="dxa"/>
-              <w:left w:w="0" w:type="dxa"/>
-              <w:right w:w="0" w:type="dxa"/>
-            </w:tcMar>
-            <w:vAlign w:val="center"/>
-          </w:tcPr>
-          <w:p>
-            <w:pPr>
-              <w:pStyle w:val="Normal"/>
-              <w:jc w:val="left"/>
-              <w:pBdr>
-                <w:bottom w:val="none" w:sz="0" w:space="0" w:color="000000"/>
-                <w:top w:val="none" w:sz="0" w:space="0" w:color="000000"/>
-                <w:left w:val="none" w:sz="0" w:space="0" w:color="000000"/>
-                <w:right w:val="none" w:sz="0" w:space="0" w:color="000000"/>
-              </w:pBdr>
-              <w:spacing w:after="100" w:before="100" w:line="240"/>
-              <w:ind w:left="100" w:right="100" w:firstLine="0" w:firstLineChars="0"/>
-              <w:rPr>
-                <w:rFonts w:ascii="Times New Roman" w:hAnsi="Times New Roman" w:eastAsia="Times New Roman" w:cs="Times New Roman"/>
-                <w:i w:val="false"/>
-                <w:b w:val="false"/>
-                <w:u w:val="none"/>
-                <w:strike w:val="false"/>
-                <w:sz w:val="18"/>
-                <w:szCs w:val="18"/>
-                <w:color w:val="000000"/>
-              </w:rPr>
-            </w:pPr>
-            <w:r>
-              <w:rPr>
-                <w:rFonts w:ascii="Times New Roman" w:hAnsi="Times New Roman" w:eastAsia="Times New Roman" w:cs="Times New Roman"/>
-                <w:i w:val="false"/>
-                <w:b w:val="false"/>
-                <w:u w:val="none"/>
-                <w:strike w:val="false"/>
-                <w:sz w:val="18"/>
-                <w:szCs w:val="18"/>
-                <w:color w:val="000000"/>
-              </w:rPr>
-              <w:t xml:space="preserve"/>
+              <w:t xml:space="preserve">117</w:t>
+            </w:r>
+          </w:p>
+        </w:tc>
+        <w:tc>
+          <w:tcPr>
+            <w:tcBorders>
+              <w:bottom w:val="none" w:sz="0" w:space="0" w:color="000000"/>
+              <w:top w:val="none" w:sz="0" w:space="0" w:color="000000"/>
+              <w:left w:val="none" w:sz="0" w:space="0" w:color="000000"/>
+              <w:right w:val="none" w:sz="0" w:space="0" w:color="000000"/>
+            </w:tcBorders>
+            <w:shd w:val="clear" w:color="auto" w:fill="FFFFFF"/>
+            <w:tcMar>
+              <w:top w:w="0" w:type="dxa"/>
+              <w:bottom w:w="0" w:type="dxa"/>
+              <w:left w:w="0" w:type="dxa"/>
+              <w:right w:w="0" w:type="dxa"/>
+            </w:tcMar>
+            <w:vAlign w:val="center"/>
+          </w:tcPr>
+          <w:p>
+            <w:pPr>
+              <w:pStyle w:val="Normal"/>
+              <w:jc w:val="left"/>
+              <w:pBdr>
+                <w:bottom w:val="none" w:sz="0" w:space="0" w:color="000000"/>
+                <w:top w:val="none" w:sz="0" w:space="0" w:color="000000"/>
+                <w:left w:val="none" w:sz="0" w:space="0" w:color="000000"/>
+                <w:right w:val="none" w:sz="0" w:space="0" w:color="000000"/>
+              </w:pBdr>
+              <w:spacing w:after="100" w:before="100" w:line="240"/>
+              <w:ind w:left="100" w:right="100" w:firstLine="0" w:firstLineChars="0"/>
+              <w:rPr>
+                <w:rFonts w:ascii="Times New Roman" w:hAnsi="Times New Roman" w:eastAsia="Times New Roman" w:cs="Times New Roman"/>
+                <w:i w:val="false"/>
+                <w:b w:val="false"/>
+                <w:u w:val="none"/>
+                <w:strike w:val="false"/>
+                <w:sz w:val="18"/>
+                <w:szCs w:val="18"/>
+                <w:color w:val="000000"/>
+              </w:rPr>
+            </w:pPr>
+            <w:r>
+              <w:rPr>
+                <w:rFonts w:ascii="Times New Roman" w:hAnsi="Times New Roman" w:eastAsia="Times New Roman" w:cs="Times New Roman"/>
+                <w:i w:val="false"/>
+                <w:b w:val="false"/>
+                <w:u w:val="none"/>
+                <w:strike w:val="false"/>
+                <w:sz w:val="18"/>
+                <w:szCs w:val="18"/>
+                <w:color w:val="000000"/>
+              </w:rPr>
+              <w:t xml:space="preserve">2.69 (1.97–3.69)</w:t>
+            </w:r>
+          </w:p>
+        </w:tc>
+        <w:tc>
+          <w:tcPr>
+            <w:tcBorders>
+              <w:bottom w:val="none" w:sz="0" w:space="0" w:color="000000"/>
+              <w:top w:val="none" w:sz="0" w:space="0" w:color="000000"/>
+              <w:left w:val="none" w:sz="0" w:space="0" w:color="000000"/>
+              <w:right w:val="none" w:sz="0" w:space="0" w:color="000000"/>
+            </w:tcBorders>
+            <w:shd w:val="clear" w:color="auto" w:fill="FFFFFF"/>
+            <w:tcMar>
+              <w:top w:w="0" w:type="dxa"/>
+              <w:bottom w:w="0" w:type="dxa"/>
+              <w:left w:w="0" w:type="dxa"/>
+              <w:right w:w="0" w:type="dxa"/>
+            </w:tcMar>
+            <w:vAlign w:val="center"/>
+          </w:tcPr>
+          <w:p>
+            <w:pPr>
+              <w:pStyle w:val="Normal"/>
+              <w:jc w:val="left"/>
+              <w:pBdr>
+                <w:bottom w:val="none" w:sz="0" w:space="0" w:color="000000"/>
+                <w:top w:val="none" w:sz="0" w:space="0" w:color="000000"/>
+                <w:left w:val="none" w:sz="0" w:space="0" w:color="000000"/>
+                <w:right w:val="none" w:sz="0" w:space="0" w:color="000000"/>
+              </w:pBdr>
+              <w:spacing w:after="100" w:before="100" w:line="240"/>
+              <w:ind w:left="100" w:right="100" w:firstLine="0" w:firstLineChars="0"/>
+              <w:rPr>
+                <w:rFonts w:ascii="Times New Roman" w:hAnsi="Times New Roman" w:eastAsia="Times New Roman" w:cs="Times New Roman"/>
+                <w:i w:val="false"/>
+                <w:b w:val="false"/>
+                <w:u w:val="none"/>
+                <w:strike w:val="false"/>
+                <w:sz w:val="18"/>
+                <w:szCs w:val="18"/>
+                <w:color w:val="000000"/>
+              </w:rPr>
+            </w:pPr>
+            <w:r>
+              <w:rPr>
+                <w:rFonts w:ascii="Times New Roman" w:hAnsi="Times New Roman" w:eastAsia="Times New Roman" w:cs="Times New Roman"/>
+                <w:i w:val="false"/>
+                <w:b w:val="false"/>
+                <w:u w:val="none"/>
+                <w:strike w:val="false"/>
+                <w:sz w:val="18"/>
+                <w:szCs w:val="18"/>
+                <w:color w:val="000000"/>
+              </w:rPr>
+              <w:t xml:space="preserve">&lt;0.001</w:t>
             </w:r>
           </w:p>
         </w:tc>
@@ -5050,6 +5050,61 @@
                 <w:szCs w:val="18"/>
                 <w:color w:val="000000"/>
               </w:rPr>
+              <w:t xml:space="preserve">MAD2L1 expression, log2 (per 1 unit)</w:t>
+            </w:r>
+          </w:p>
+        </w:tc>
+        <w:tc>
+          <w:tcPr>
+            <w:tcBorders>
+              <w:bottom w:val="none" w:sz="0" w:space="0" w:color="000000"/>
+              <w:top w:val="none" w:sz="0" w:space="0" w:color="000000"/>
+              <w:left w:val="none" w:sz="0" w:space="0" w:color="000000"/>
+              <w:right w:val="none" w:sz="0" w:space="0" w:color="000000"/>
+            </w:tcBorders>
+            <w:shd w:val="clear" w:color="auto" w:fill="FFFFFF"/>
+            <w:tcMar>
+              <w:top w:w="0" w:type="dxa"/>
+              <w:bottom w:w="0" w:type="dxa"/>
+              <w:left w:w="0" w:type="dxa"/>
+              <w:right w:w="0" w:type="dxa"/>
+            </w:tcMar>
+            <w:vAlign w:val="center"/>
+          </w:tcPr>
+          <w:p>
+            <w:pPr>
+              <w:pStyle w:val="Normal"/>
+              <w:jc w:val="left"/>
+              <w:pBdr>
+                <w:bottom w:val="none" w:sz="0" w:space="0" w:color="000000"/>
+                <w:top w:val="none" w:sz="0" w:space="0" w:color="000000"/>
+                <w:left w:val="none" w:sz="0" w:space="0" w:color="000000"/>
+                <w:right w:val="none" w:sz="0" w:space="0" w:color="000000"/>
+              </w:pBdr>
+              <w:spacing w:after="100" w:before="100" w:line="240"/>
+              <w:ind w:left="100" w:right="100" w:firstLine="0" w:firstLineChars="0"/>
+              <w:rPr>
+                <w:rFonts w:ascii="Times New Roman" w:hAnsi="Times New Roman" w:eastAsia="Times New Roman" w:cs="Times New Roman"/>
+                <w:i w:val="false"/>
+                <w:b w:val="false"/>
+                <w:u w:val="none"/>
+                <w:strike w:val="false"/>
+                <w:sz w:val="18"/>
+                <w:szCs w:val="18"/>
+                <w:color w:val="000000"/>
+              </w:rPr>
+            </w:pPr>
+            <w:r>
+              <w:rPr>
+                <w:rFonts w:ascii="Times New Roman" w:hAnsi="Times New Roman" w:eastAsia="Times New Roman" w:cs="Times New Roman"/>
+                <w:i w:val="false"/>
+                <w:b w:val="false"/>
+                <w:u w:val="none"/>
+                <w:strike w:val="false"/>
+                <w:sz w:val="18"/>
+                <w:szCs w:val="18"/>
+                <w:color w:val="000000"/>
+              </w:rPr>
               <w:t xml:space="preserve"/>
             </w:r>
           </w:p>
@@ -5074,61 +5129,6 @@
           <w:p>
             <w:pPr>
               <w:pStyle w:val="Normal"/>
-              <w:jc w:val="left"/>
-              <w:pBdr>
-                <w:bottom w:val="none" w:sz="0" w:space="0" w:color="000000"/>
-                <w:top w:val="none" w:sz="0" w:space="0" w:color="000000"/>
-                <w:left w:val="none" w:sz="0" w:space="0" w:color="000000"/>
-                <w:right w:val="none" w:sz="0" w:space="0" w:color="000000"/>
-              </w:pBdr>
-              <w:spacing w:after="100" w:before="100" w:line="240"/>
-              <w:ind w:left="100" w:right="100" w:firstLine="0" w:firstLineChars="0"/>
-              <w:rPr>
-                <w:rFonts w:ascii="Times New Roman" w:hAnsi="Times New Roman" w:eastAsia="Times New Roman" w:cs="Times New Roman"/>
-                <w:i w:val="false"/>
-                <w:b w:val="false"/>
-                <w:u w:val="none"/>
-                <w:strike w:val="false"/>
-                <w:sz w:val="18"/>
-                <w:szCs w:val="18"/>
-                <w:color w:val="000000"/>
-              </w:rPr>
-            </w:pPr>
-            <w:r>
-              <w:rPr>
-                <w:rFonts w:ascii="Times New Roman" w:hAnsi="Times New Roman" w:eastAsia="Times New Roman" w:cs="Times New Roman"/>
-                <w:i w:val="false"/>
-                <w:b w:val="false"/>
-                <w:u w:val="none"/>
-                <w:strike w:val="false"/>
-                <w:sz w:val="18"/>
-                <w:szCs w:val="18"/>
-                <w:color w:val="000000"/>
-              </w:rPr>
-              <w:t xml:space="preserve">Female</w:t>
-            </w:r>
-          </w:p>
-        </w:tc>
-        <w:tc>
-          <w:tcPr>
-            <w:tcBorders>
-              <w:bottom w:val="none" w:sz="0" w:space="0" w:color="000000"/>
-              <w:top w:val="none" w:sz="0" w:space="0" w:color="000000"/>
-              <w:left w:val="none" w:sz="0" w:space="0" w:color="000000"/>
-              <w:right w:val="none" w:sz="0" w:space="0" w:color="000000"/>
-            </w:tcBorders>
-            <w:shd w:val="clear" w:color="auto" w:fill="FFFFFF"/>
-            <w:tcMar>
-              <w:top w:w="0" w:type="dxa"/>
-              <w:bottom w:w="0" w:type="dxa"/>
-              <w:left w:w="0" w:type="dxa"/>
-              <w:right w:w="0" w:type="dxa"/>
-            </w:tcMar>
-            <w:vAlign w:val="center"/>
-          </w:tcPr>
-          <w:p>
-            <w:pPr>
-              <w:pStyle w:val="Normal"/>
               <w:jc w:val="right"/>
               <w:pBdr>
                 <w:bottom w:val="none" w:sz="0" w:space="0" w:color="000000"/>
@@ -5160,7 +5160,7 @@
                 <w:szCs w:val="18"/>
                 <w:color w:val="000000"/>
               </w:rPr>
-              <w:t xml:space="preserve">224</w:t>
+              <w:t xml:space="preserve">506</w:t>
             </w:r>
           </w:p>
         </w:tc>
@@ -5215,117 +5215,117 @@
                 <w:szCs w:val="18"/>
                 <w:color w:val="000000"/>
               </w:rPr>
-              <w:t xml:space="preserve">68</w:t>
-            </w:r>
-          </w:p>
-        </w:tc>
-        <w:tc>
-          <w:tcPr>
-            <w:tcBorders>
-              <w:bottom w:val="none" w:sz="0" w:space="0" w:color="000000"/>
-              <w:top w:val="none" w:sz="0" w:space="0" w:color="000000"/>
-              <w:left w:val="none" w:sz="0" w:space="0" w:color="000000"/>
-              <w:right w:val="none" w:sz="0" w:space="0" w:color="000000"/>
-            </w:tcBorders>
-            <w:shd w:val="clear" w:color="auto" w:fill="FFFFFF"/>
-            <w:tcMar>
-              <w:top w:w="0" w:type="dxa"/>
-              <w:bottom w:w="0" w:type="dxa"/>
-              <w:left w:w="0" w:type="dxa"/>
-              <w:right w:w="0" w:type="dxa"/>
-            </w:tcMar>
-            <w:vAlign w:val="center"/>
-          </w:tcPr>
-          <w:p>
-            <w:pPr>
-              <w:pStyle w:val="Normal"/>
-              <w:jc w:val="left"/>
-              <w:pBdr>
-                <w:bottom w:val="none" w:sz="0" w:space="0" w:color="000000"/>
-                <w:top w:val="none" w:sz="0" w:space="0" w:color="000000"/>
-                <w:left w:val="none" w:sz="0" w:space="0" w:color="000000"/>
-                <w:right w:val="none" w:sz="0" w:space="0" w:color="000000"/>
-              </w:pBdr>
-              <w:spacing w:after="100" w:before="100" w:line="240"/>
-              <w:ind w:left="100" w:right="100" w:firstLine="0" w:firstLineChars="0"/>
-              <w:rPr>
-                <w:rFonts w:ascii="Times New Roman" w:hAnsi="Times New Roman" w:eastAsia="Times New Roman" w:cs="Times New Roman"/>
-                <w:i w:val="false"/>
-                <w:b w:val="false"/>
-                <w:u w:val="none"/>
-                <w:strike w:val="false"/>
-                <w:sz w:val="18"/>
-                <w:szCs w:val="18"/>
-                <w:color w:val="000000"/>
-              </w:rPr>
-            </w:pPr>
-            <w:r>
-              <w:rPr>
-                <w:rFonts w:ascii="Times New Roman" w:hAnsi="Times New Roman" w:eastAsia="Times New Roman" w:cs="Times New Roman"/>
-                <w:i w:val="false"/>
-                <w:b w:val="false"/>
-                <w:u w:val="none"/>
-                <w:strike w:val="false"/>
-                <w:sz w:val="18"/>
-                <w:szCs w:val="18"/>
-                <w:color w:val="000000"/>
-              </w:rPr>
-              <w:t xml:space="preserve">0.79 (0.58–1.08)</w:t>
-            </w:r>
-          </w:p>
-        </w:tc>
-        <w:tc>
-          <w:tcPr>
-            <w:tcBorders>
-              <w:bottom w:val="none" w:sz="0" w:space="0" w:color="000000"/>
-              <w:top w:val="none" w:sz="0" w:space="0" w:color="000000"/>
-              <w:left w:val="none" w:sz="0" w:space="0" w:color="000000"/>
-              <w:right w:val="none" w:sz="0" w:space="0" w:color="000000"/>
-            </w:tcBorders>
-            <w:shd w:val="clear" w:color="auto" w:fill="FFFFFF"/>
-            <w:tcMar>
-              <w:top w:w="0" w:type="dxa"/>
-              <w:bottom w:w="0" w:type="dxa"/>
-              <w:left w:w="0" w:type="dxa"/>
-              <w:right w:w="0" w:type="dxa"/>
-            </w:tcMar>
-            <w:vAlign w:val="center"/>
-          </w:tcPr>
-          <w:p>
-            <w:pPr>
-              <w:pStyle w:val="Normal"/>
-              <w:jc w:val="left"/>
-              <w:pBdr>
-                <w:bottom w:val="none" w:sz="0" w:space="0" w:color="000000"/>
-                <w:top w:val="none" w:sz="0" w:space="0" w:color="000000"/>
-                <w:left w:val="none" w:sz="0" w:space="0" w:color="000000"/>
-                <w:right w:val="none" w:sz="0" w:space="0" w:color="000000"/>
-              </w:pBdr>
-              <w:spacing w:after="100" w:before="100" w:line="240"/>
-              <w:ind w:left="100" w:right="100" w:firstLine="0" w:firstLineChars="0"/>
-              <w:rPr>
-                <w:rFonts w:ascii="Times New Roman" w:hAnsi="Times New Roman" w:eastAsia="Times New Roman" w:cs="Times New Roman"/>
-                <w:i w:val="false"/>
-                <w:b w:val="false"/>
-                <w:u w:val="none"/>
-                <w:strike w:val="false"/>
-                <w:sz w:val="18"/>
-                <w:szCs w:val="18"/>
-                <w:color w:val="000000"/>
-              </w:rPr>
-            </w:pPr>
-            <w:r>
-              <w:rPr>
-                <w:rFonts w:ascii="Times New Roman" w:hAnsi="Times New Roman" w:eastAsia="Times New Roman" w:cs="Times New Roman"/>
-                <w:i w:val="false"/>
-                <w:b w:val="false"/>
-                <w:u w:val="none"/>
-                <w:strike w:val="false"/>
-                <w:sz w:val="18"/>
-                <w:szCs w:val="18"/>
-                <w:color w:val="000000"/>
-              </w:rPr>
-              <w:t xml:space="preserve">0.137</w:t>
+              <w:t xml:space="preserve">167</w:t>
+            </w:r>
+          </w:p>
+        </w:tc>
+        <w:tc>
+          <w:tcPr>
+            <w:tcBorders>
+              <w:bottom w:val="none" w:sz="0" w:space="0" w:color="000000"/>
+              <w:top w:val="none" w:sz="0" w:space="0" w:color="000000"/>
+              <w:left w:val="none" w:sz="0" w:space="0" w:color="000000"/>
+              <w:right w:val="none" w:sz="0" w:space="0" w:color="000000"/>
+            </w:tcBorders>
+            <w:shd w:val="clear" w:color="auto" w:fill="FFFFFF"/>
+            <w:tcMar>
+              <w:top w:w="0" w:type="dxa"/>
+              <w:bottom w:w="0" w:type="dxa"/>
+              <w:left w:w="0" w:type="dxa"/>
+              <w:right w:w="0" w:type="dxa"/>
+            </w:tcMar>
+            <w:vAlign w:val="center"/>
+          </w:tcPr>
+          <w:p>
+            <w:pPr>
+              <w:pStyle w:val="Normal"/>
+              <w:jc w:val="left"/>
+              <w:pBdr>
+                <w:bottom w:val="none" w:sz="0" w:space="0" w:color="000000"/>
+                <w:top w:val="none" w:sz="0" w:space="0" w:color="000000"/>
+                <w:left w:val="none" w:sz="0" w:space="0" w:color="000000"/>
+                <w:right w:val="none" w:sz="0" w:space="0" w:color="000000"/>
+              </w:pBdr>
+              <w:spacing w:after="100" w:before="100" w:line="240"/>
+              <w:ind w:left="100" w:right="100" w:firstLine="0" w:firstLineChars="0"/>
+              <w:rPr>
+                <w:rFonts w:ascii="Times New Roman" w:hAnsi="Times New Roman" w:eastAsia="Times New Roman" w:cs="Times New Roman"/>
+                <w:i w:val="false"/>
+                <w:b w:val="false"/>
+                <w:u w:val="none"/>
+                <w:strike w:val="false"/>
+                <w:sz w:val="18"/>
+                <w:szCs w:val="18"/>
+                <w:color w:val="000000"/>
+              </w:rPr>
+            </w:pPr>
+            <w:r>
+              <w:rPr>
+                <w:rFonts w:ascii="Times New Roman" w:hAnsi="Times New Roman" w:eastAsia="Times New Roman" w:cs="Times New Roman"/>
+                <w:i w:val="false"/>
+                <w:b w:val="false"/>
+                <w:u w:val="none"/>
+                <w:strike w:val="false"/>
+                <w:sz w:val="18"/>
+                <w:szCs w:val="18"/>
+                <w:color w:val="000000"/>
+              </w:rPr>
+              <w:t xml:space="preserve">0.81 (0.69–0.96)</w:t>
+            </w:r>
+          </w:p>
+        </w:tc>
+        <w:tc>
+          <w:tcPr>
+            <w:tcBorders>
+              <w:bottom w:val="none" w:sz="0" w:space="0" w:color="000000"/>
+              <w:top w:val="none" w:sz="0" w:space="0" w:color="000000"/>
+              <w:left w:val="none" w:sz="0" w:space="0" w:color="000000"/>
+              <w:right w:val="none" w:sz="0" w:space="0" w:color="000000"/>
+            </w:tcBorders>
+            <w:shd w:val="clear" w:color="auto" w:fill="FFFFFF"/>
+            <w:tcMar>
+              <w:top w:w="0" w:type="dxa"/>
+              <w:bottom w:w="0" w:type="dxa"/>
+              <w:left w:w="0" w:type="dxa"/>
+              <w:right w:w="0" w:type="dxa"/>
+            </w:tcMar>
+            <w:vAlign w:val="center"/>
+          </w:tcPr>
+          <w:p>
+            <w:pPr>
+              <w:pStyle w:val="Normal"/>
+              <w:jc w:val="left"/>
+              <w:pBdr>
+                <w:bottom w:val="none" w:sz="0" w:space="0" w:color="000000"/>
+                <w:top w:val="none" w:sz="0" w:space="0" w:color="000000"/>
+                <w:left w:val="none" w:sz="0" w:space="0" w:color="000000"/>
+                <w:right w:val="none" w:sz="0" w:space="0" w:color="000000"/>
+              </w:pBdr>
+              <w:spacing w:after="100" w:before="100" w:line="240"/>
+              <w:ind w:left="100" w:right="100" w:firstLine="0" w:firstLineChars="0"/>
+              <w:rPr>
+                <w:rFonts w:ascii="Times New Roman" w:hAnsi="Times New Roman" w:eastAsia="Times New Roman" w:cs="Times New Roman"/>
+                <w:i w:val="false"/>
+                <w:b w:val="false"/>
+                <w:u w:val="none"/>
+                <w:strike w:val="false"/>
+                <w:sz w:val="18"/>
+                <w:szCs w:val="18"/>
+                <w:color w:val="000000"/>
+              </w:rPr>
+            </w:pPr>
+            <w:r>
+              <w:rPr>
+                <w:rFonts w:ascii="Times New Roman" w:hAnsi="Times New Roman" w:eastAsia="Times New Roman" w:cs="Times New Roman"/>
+                <w:i w:val="false"/>
+                <w:b w:val="false"/>
+                <w:u w:val="none"/>
+                <w:strike w:val="false"/>
+                <w:sz w:val="18"/>
+                <w:szCs w:val="18"/>
+                <w:color w:val="000000"/>
+              </w:rPr>
+              <w:t xml:space="preserve">0.013</w:t>
             </w:r>
           </w:p>
         </w:tc>
@@ -5495,62 +5495,62 @@
                 <w:szCs w:val="18"/>
                 <w:color w:val="000000"/>
               </w:rPr>
-              <w:t xml:space="preserve">Pathologic stage group</w:t>
-            </w:r>
-          </w:p>
-        </w:tc>
-        <w:tc>
-          <w:tcPr>
-            <w:tcBorders>
-              <w:bottom w:val="none" w:sz="0" w:space="0" w:color="000000"/>
-              <w:top w:val="none" w:sz="0" w:space="0" w:color="000000"/>
-              <w:left w:val="none" w:sz="0" w:space="0" w:color="000000"/>
-              <w:right w:val="none" w:sz="0" w:space="0" w:color="000000"/>
-            </w:tcBorders>
-            <w:shd w:val="clear" w:color="auto" w:fill="FFFFFF"/>
-            <w:tcMar>
-              <w:top w:w="0" w:type="dxa"/>
-              <w:bottom w:w="0" w:type="dxa"/>
-              <w:left w:w="0" w:type="dxa"/>
-              <w:right w:w="0" w:type="dxa"/>
-            </w:tcMar>
-            <w:vAlign w:val="center"/>
-          </w:tcPr>
-          <w:p>
-            <w:pPr>
-              <w:pStyle w:val="Normal"/>
-              <w:jc w:val="left"/>
-              <w:pBdr>
-                <w:bottom w:val="none" w:sz="0" w:space="0" w:color="000000"/>
-                <w:top w:val="none" w:sz="0" w:space="0" w:color="000000"/>
-                <w:left w:val="none" w:sz="0" w:space="0" w:color="000000"/>
-                <w:right w:val="none" w:sz="0" w:space="0" w:color="000000"/>
-              </w:pBdr>
-              <w:spacing w:after="100" w:before="100" w:line="240"/>
-              <w:ind w:left="100" w:right="100" w:firstLine="0" w:firstLineChars="0"/>
-              <w:rPr>
-                <w:rFonts w:ascii="Times New Roman" w:hAnsi="Times New Roman" w:eastAsia="Times New Roman" w:cs="Times New Roman"/>
-                <w:i w:val="false"/>
-                <w:b w:val="false"/>
-                <w:u w:val="none"/>
-                <w:strike w:val="false"/>
-                <w:sz w:val="18"/>
-                <w:szCs w:val="18"/>
-                <w:color w:val="000000"/>
-              </w:rPr>
-            </w:pPr>
-            <w:r>
-              <w:rPr>
-                <w:rFonts w:ascii="Times New Roman" w:hAnsi="Times New Roman" w:eastAsia="Times New Roman" w:cs="Times New Roman"/>
-                <w:i w:val="false"/>
-                <w:b w:val="false"/>
-                <w:u w:val="none"/>
-                <w:strike w:val="false"/>
-                <w:sz w:val="18"/>
-                <w:szCs w:val="18"/>
-                <w:color w:val="000000"/>
-              </w:rPr>
-              <w:t xml:space="preserve">I–II (ref)</w:t>
+              <w:t xml:space="preserve">Age group, years</w:t>
+            </w:r>
+          </w:p>
+        </w:tc>
+        <w:tc>
+          <w:tcPr>
+            <w:tcBorders>
+              <w:bottom w:val="none" w:sz="0" w:space="0" w:color="000000"/>
+              <w:top w:val="none" w:sz="0" w:space="0" w:color="000000"/>
+              <w:left w:val="none" w:sz="0" w:space="0" w:color="000000"/>
+              <w:right w:val="none" w:sz="0" w:space="0" w:color="000000"/>
+            </w:tcBorders>
+            <w:shd w:val="clear" w:color="auto" w:fill="FFFFFF"/>
+            <w:tcMar>
+              <w:top w:w="0" w:type="dxa"/>
+              <w:bottom w:w="0" w:type="dxa"/>
+              <w:left w:w="0" w:type="dxa"/>
+              <w:right w:w="0" w:type="dxa"/>
+            </w:tcMar>
+            <w:vAlign w:val="center"/>
+          </w:tcPr>
+          <w:p>
+            <w:pPr>
+              <w:pStyle w:val="Normal"/>
+              <w:jc w:val="left"/>
+              <w:pBdr>
+                <w:bottom w:val="none" w:sz="0" w:space="0" w:color="000000"/>
+                <w:top w:val="none" w:sz="0" w:space="0" w:color="000000"/>
+                <w:left w:val="none" w:sz="0" w:space="0" w:color="000000"/>
+                <w:right w:val="none" w:sz="0" w:space="0" w:color="000000"/>
+              </w:pBdr>
+              <w:spacing w:after="100" w:before="100" w:line="240"/>
+              <w:ind w:left="100" w:right="100" w:firstLine="0" w:firstLineChars="0"/>
+              <w:rPr>
+                <w:rFonts w:ascii="Times New Roman" w:hAnsi="Times New Roman" w:eastAsia="Times New Roman" w:cs="Times New Roman"/>
+                <w:i w:val="false"/>
+                <w:b w:val="false"/>
+                <w:u w:val="none"/>
+                <w:strike w:val="false"/>
+                <w:sz w:val="18"/>
+                <w:szCs w:val="18"/>
+                <w:color w:val="000000"/>
+              </w:rPr>
+            </w:pPr>
+            <w:r>
+              <w:rPr>
+                <w:rFonts w:ascii="Times New Roman" w:hAnsi="Times New Roman" w:eastAsia="Times New Roman" w:cs="Times New Roman"/>
+                <w:i w:val="false"/>
+                <w:b w:val="false"/>
+                <w:u w:val="none"/>
+                <w:strike w:val="false"/>
+                <w:sz w:val="18"/>
+                <w:szCs w:val="18"/>
+                <w:color w:val="000000"/>
+              </w:rPr>
+              <w:t xml:space="preserve">≤65 (ref)</w:t>
             </w:r>
           </w:p>
         </w:tc>
@@ -5605,7 +5605,7 @@
                 <w:szCs w:val="18"/>
                 <w:color w:val="000000"/>
               </w:rPr>
-              <w:t xml:space="preserve">251</w:t>
+              <w:t xml:space="preserve">204</w:t>
             </w:r>
           </w:p>
         </w:tc>
@@ -5660,7 +5660,7 @@
                 <w:szCs w:val="18"/>
                 <w:color w:val="000000"/>
               </w:rPr>
-              <w:t xml:space="preserve">53</w:t>
+              <w:t xml:space="preserve">72</w:t>
             </w:r>
           </w:p>
         </w:tc>
@@ -5995,7 +5995,7 @@
                 <w:szCs w:val="18"/>
                 <w:color w:val="000000"/>
               </w:rPr>
-              <w:t xml:space="preserve">III–IV</w:t>
+              <w:t xml:space="preserve">≥66</w:t>
             </w:r>
           </w:p>
         </w:tc>
@@ -6050,7 +6050,7 @@
                 <w:szCs w:val="18"/>
                 <w:color w:val="000000"/>
               </w:rPr>
-              <w:t xml:space="preserve">256</w:t>
+              <w:t xml:space="preserve">302</w:t>
             </w:r>
           </w:p>
         </w:tc>
@@ -6105,117 +6105,117 @@
                 <w:szCs w:val="18"/>
                 <w:color w:val="000000"/>
               </w:rPr>
-              <w:t xml:space="preserve">114</w:t>
-            </w:r>
-          </w:p>
-        </w:tc>
-        <w:tc>
-          <w:tcPr>
-            <w:tcBorders>
-              <w:bottom w:val="none" w:sz="0" w:space="0" w:color="000000"/>
-              <w:top w:val="none" w:sz="0" w:space="0" w:color="000000"/>
-              <w:left w:val="none" w:sz="0" w:space="0" w:color="000000"/>
-              <w:right w:val="none" w:sz="0" w:space="0" w:color="000000"/>
-            </w:tcBorders>
-            <w:shd w:val="clear" w:color="auto" w:fill="FFFFFF"/>
-            <w:tcMar>
-              <w:top w:w="0" w:type="dxa"/>
-              <w:bottom w:w="0" w:type="dxa"/>
-              <w:left w:w="0" w:type="dxa"/>
-              <w:right w:w="0" w:type="dxa"/>
-            </w:tcMar>
-            <w:vAlign w:val="center"/>
-          </w:tcPr>
-          <w:p>
-            <w:pPr>
-              <w:pStyle w:val="Normal"/>
-              <w:jc w:val="left"/>
-              <w:pBdr>
-                <w:bottom w:val="none" w:sz="0" w:space="0" w:color="000000"/>
-                <w:top w:val="none" w:sz="0" w:space="0" w:color="000000"/>
-                <w:left w:val="none" w:sz="0" w:space="0" w:color="000000"/>
-                <w:right w:val="none" w:sz="0" w:space="0" w:color="000000"/>
-              </w:pBdr>
-              <w:spacing w:after="100" w:before="100" w:line="240"/>
-              <w:ind w:left="100" w:right="100" w:firstLine="0" w:firstLineChars="0"/>
-              <w:rPr>
-                <w:rFonts w:ascii="Times New Roman" w:hAnsi="Times New Roman" w:eastAsia="Times New Roman" w:cs="Times New Roman"/>
-                <w:i w:val="false"/>
-                <w:b w:val="false"/>
-                <w:u w:val="none"/>
-                <w:strike w:val="false"/>
-                <w:sz w:val="18"/>
-                <w:szCs w:val="18"/>
-                <w:color w:val="000000"/>
-              </w:rPr>
-            </w:pPr>
-            <w:r>
-              <w:rPr>
-                <w:rFonts w:ascii="Times New Roman" w:hAnsi="Times New Roman" w:eastAsia="Times New Roman" w:cs="Times New Roman"/>
-                <w:i w:val="false"/>
-                <w:b w:val="false"/>
-                <w:u w:val="none"/>
-                <w:strike w:val="false"/>
-                <w:sz w:val="18"/>
-                <w:szCs w:val="18"/>
-                <w:color w:val="000000"/>
-              </w:rPr>
-              <w:t xml:space="preserve">2.55 (1.84–3.55)</w:t>
-            </w:r>
-          </w:p>
-        </w:tc>
-        <w:tc>
-          <w:tcPr>
-            <w:tcBorders>
-              <w:bottom w:val="none" w:sz="0" w:space="0" w:color="000000"/>
-              <w:top w:val="none" w:sz="0" w:space="0" w:color="000000"/>
-              <w:left w:val="none" w:sz="0" w:space="0" w:color="000000"/>
-              <w:right w:val="none" w:sz="0" w:space="0" w:color="000000"/>
-            </w:tcBorders>
-            <w:shd w:val="clear" w:color="auto" w:fill="FFFFFF"/>
-            <w:tcMar>
-              <w:top w:w="0" w:type="dxa"/>
-              <w:bottom w:w="0" w:type="dxa"/>
-              <w:left w:w="0" w:type="dxa"/>
-              <w:right w:w="0" w:type="dxa"/>
-            </w:tcMar>
-            <w:vAlign w:val="center"/>
-          </w:tcPr>
-          <w:p>
-            <w:pPr>
-              <w:pStyle w:val="Normal"/>
-              <w:jc w:val="left"/>
-              <w:pBdr>
-                <w:bottom w:val="none" w:sz="0" w:space="0" w:color="000000"/>
-                <w:top w:val="none" w:sz="0" w:space="0" w:color="000000"/>
-                <w:left w:val="none" w:sz="0" w:space="0" w:color="000000"/>
-                <w:right w:val="none" w:sz="0" w:space="0" w:color="000000"/>
-              </w:pBdr>
-              <w:spacing w:after="100" w:before="100" w:line="240"/>
-              <w:ind w:left="100" w:right="100" w:firstLine="0" w:firstLineChars="0"/>
-              <w:rPr>
-                <w:rFonts w:ascii="Times New Roman" w:hAnsi="Times New Roman" w:eastAsia="Times New Roman" w:cs="Times New Roman"/>
-                <w:i w:val="false"/>
-                <w:b w:val="false"/>
-                <w:u w:val="none"/>
-                <w:strike w:val="false"/>
-                <w:sz w:val="18"/>
-                <w:szCs w:val="18"/>
-                <w:color w:val="000000"/>
-              </w:rPr>
-            </w:pPr>
-            <w:r>
-              <w:rPr>
-                <w:rFonts w:ascii="Times New Roman" w:hAnsi="Times New Roman" w:eastAsia="Times New Roman" w:cs="Times New Roman"/>
-                <w:i w:val="false"/>
-                <w:b w:val="false"/>
-                <w:u w:val="none"/>
-                <w:strike w:val="false"/>
-                <w:sz w:val="18"/>
-                <w:szCs w:val="18"/>
-                <w:color w:val="000000"/>
-              </w:rPr>
-              <w:t xml:space="preserve">&lt;0.001</w:t>
+              <w:t xml:space="preserve">95</w:t>
+            </w:r>
+          </w:p>
+        </w:tc>
+        <w:tc>
+          <w:tcPr>
+            <w:tcBorders>
+              <w:bottom w:val="none" w:sz="0" w:space="0" w:color="000000"/>
+              <w:top w:val="none" w:sz="0" w:space="0" w:color="000000"/>
+              <w:left w:val="none" w:sz="0" w:space="0" w:color="000000"/>
+              <w:right w:val="none" w:sz="0" w:space="0" w:color="000000"/>
+            </w:tcBorders>
+            <w:shd w:val="clear" w:color="auto" w:fill="FFFFFF"/>
+            <w:tcMar>
+              <w:top w:w="0" w:type="dxa"/>
+              <w:bottom w:w="0" w:type="dxa"/>
+              <w:left w:w="0" w:type="dxa"/>
+              <w:right w:w="0" w:type="dxa"/>
+            </w:tcMar>
+            <w:vAlign w:val="center"/>
+          </w:tcPr>
+          <w:p>
+            <w:pPr>
+              <w:pStyle w:val="Normal"/>
+              <w:jc w:val="left"/>
+              <w:pBdr>
+                <w:bottom w:val="none" w:sz="0" w:space="0" w:color="000000"/>
+                <w:top w:val="none" w:sz="0" w:space="0" w:color="000000"/>
+                <w:left w:val="none" w:sz="0" w:space="0" w:color="000000"/>
+                <w:right w:val="none" w:sz="0" w:space="0" w:color="000000"/>
+              </w:pBdr>
+              <w:spacing w:after="100" w:before="100" w:line="240"/>
+              <w:ind w:left="100" w:right="100" w:firstLine="0" w:firstLineChars="0"/>
+              <w:rPr>
+                <w:rFonts w:ascii="Times New Roman" w:hAnsi="Times New Roman" w:eastAsia="Times New Roman" w:cs="Times New Roman"/>
+                <w:i w:val="false"/>
+                <w:b w:val="false"/>
+                <w:u w:val="none"/>
+                <w:strike w:val="false"/>
+                <w:sz w:val="18"/>
+                <w:szCs w:val="18"/>
+                <w:color w:val="000000"/>
+              </w:rPr>
+            </w:pPr>
+            <w:r>
+              <w:rPr>
+                <w:rFonts w:ascii="Times New Roman" w:hAnsi="Times New Roman" w:eastAsia="Times New Roman" w:cs="Times New Roman"/>
+                <w:i w:val="false"/>
+                <w:b w:val="false"/>
+                <w:u w:val="none"/>
+                <w:strike w:val="false"/>
+                <w:sz w:val="18"/>
+                <w:szCs w:val="18"/>
+                <w:color w:val="000000"/>
+              </w:rPr>
+              <w:t xml:space="preserve">0.98 (0.72–1.33)</w:t>
+            </w:r>
+          </w:p>
+        </w:tc>
+        <w:tc>
+          <w:tcPr>
+            <w:tcBorders>
+              <w:bottom w:val="none" w:sz="0" w:space="0" w:color="000000"/>
+              <w:top w:val="none" w:sz="0" w:space="0" w:color="000000"/>
+              <w:left w:val="none" w:sz="0" w:space="0" w:color="000000"/>
+              <w:right w:val="none" w:sz="0" w:space="0" w:color="000000"/>
+            </w:tcBorders>
+            <w:shd w:val="clear" w:color="auto" w:fill="FFFFFF"/>
+            <w:tcMar>
+              <w:top w:w="0" w:type="dxa"/>
+              <w:bottom w:w="0" w:type="dxa"/>
+              <w:left w:w="0" w:type="dxa"/>
+              <w:right w:w="0" w:type="dxa"/>
+            </w:tcMar>
+            <w:vAlign w:val="center"/>
+          </w:tcPr>
+          <w:p>
+            <w:pPr>
+              <w:pStyle w:val="Normal"/>
+              <w:jc w:val="left"/>
+              <w:pBdr>
+                <w:bottom w:val="none" w:sz="0" w:space="0" w:color="000000"/>
+                <w:top w:val="none" w:sz="0" w:space="0" w:color="000000"/>
+                <w:left w:val="none" w:sz="0" w:space="0" w:color="000000"/>
+                <w:right w:val="none" w:sz="0" w:space="0" w:color="000000"/>
+              </w:pBdr>
+              <w:spacing w:after="100" w:before="100" w:line="240"/>
+              <w:ind w:left="100" w:right="100" w:firstLine="0" w:firstLineChars="0"/>
+              <w:rPr>
+                <w:rFonts w:ascii="Times New Roman" w:hAnsi="Times New Roman" w:eastAsia="Times New Roman" w:cs="Times New Roman"/>
+                <w:i w:val="false"/>
+                <w:b w:val="false"/>
+                <w:u w:val="none"/>
+                <w:strike w:val="false"/>
+                <w:sz w:val="18"/>
+                <w:szCs w:val="18"/>
+                <w:color w:val="000000"/>
+              </w:rPr>
+            </w:pPr>
+            <w:r>
+              <w:rPr>
+                <w:rFonts w:ascii="Times New Roman" w:hAnsi="Times New Roman" w:eastAsia="Times New Roman" w:cs="Times New Roman"/>
+                <w:i w:val="false"/>
+                <w:b w:val="false"/>
+                <w:u w:val="none"/>
+                <w:strike w:val="false"/>
+                <w:sz w:val="18"/>
+                <w:szCs w:val="18"/>
+                <w:color w:val="000000"/>
+              </w:rPr>
+              <w:t xml:space="preserve">0.894</w:t>
             </w:r>
           </w:p>
         </w:tc>
@@ -6330,62 +6330,282 @@
                 <w:szCs w:val="18"/>
                 <w:color w:val="000000"/>
               </w:rPr>
-              <w:t xml:space="preserve">Multivariable + MMR status</w:t>
-            </w:r>
-          </w:p>
-        </w:tc>
-        <w:tc>
-          <w:tcPr>
-            <w:tcBorders>
-              <w:bottom w:val="none" w:sz="0" w:space="0" w:color="000000"/>
-              <w:top w:val="none" w:sz="0" w:space="0" w:color="000000"/>
-              <w:left w:val="none" w:sz="0" w:space="0" w:color="000000"/>
-              <w:right w:val="none" w:sz="0" w:space="0" w:color="000000"/>
-            </w:tcBorders>
-            <w:shd w:val="clear" w:color="auto" w:fill="FFFFFF"/>
-            <w:tcMar>
-              <w:top w:w="0" w:type="dxa"/>
-              <w:bottom w:w="0" w:type="dxa"/>
-              <w:left w:w="0" w:type="dxa"/>
-              <w:right w:w="0" w:type="dxa"/>
-            </w:tcMar>
-            <w:vAlign w:val="center"/>
-          </w:tcPr>
-          <w:p>
-            <w:pPr>
-              <w:pStyle w:val="Normal"/>
-              <w:jc w:val="left"/>
-              <w:pBdr>
-                <w:bottom w:val="none" w:sz="0" w:space="0" w:color="000000"/>
-                <w:top w:val="none" w:sz="0" w:space="0" w:color="000000"/>
-                <w:left w:val="none" w:sz="0" w:space="0" w:color="000000"/>
-                <w:right w:val="none" w:sz="0" w:space="0" w:color="000000"/>
-              </w:pBdr>
-              <w:spacing w:after="100" w:before="100" w:line="240"/>
-              <w:ind w:left="100" w:right="100" w:firstLine="0" w:firstLineChars="0"/>
-              <w:rPr>
-                <w:rFonts w:ascii="Times New Roman" w:hAnsi="Times New Roman" w:eastAsia="Times New Roman" w:cs="Times New Roman"/>
-                <w:i w:val="false"/>
-                <w:b w:val="false"/>
-                <w:u w:val="none"/>
-                <w:strike w:val="false"/>
-                <w:sz w:val="18"/>
-                <w:szCs w:val="18"/>
-                <w:color w:val="000000"/>
-              </w:rPr>
-            </w:pPr>
-            <w:r>
-              <w:rPr>
-                <w:rFonts w:ascii="Times New Roman" w:hAnsi="Times New Roman" w:eastAsia="Times New Roman" w:cs="Times New Roman"/>
-                <w:i w:val="false"/>
-                <w:b w:val="false"/>
-                <w:u w:val="none"/>
-                <w:strike w:val="false"/>
-                <w:sz w:val="18"/>
-                <w:szCs w:val="18"/>
-                <w:color w:val="000000"/>
-              </w:rPr>
-              <w:t xml:space="preserve">MAD2L1 expression, log2 (per 1 unit)</w:t>
+              <w:t xml:space="preserve">Multivariable (MMR status known)</w:t>
+            </w:r>
+          </w:p>
+        </w:tc>
+        <w:tc>
+          <w:tcPr>
+            <w:tcBorders>
+              <w:bottom w:val="none" w:sz="0" w:space="0" w:color="000000"/>
+              <w:top w:val="none" w:sz="0" w:space="0" w:color="000000"/>
+              <w:left w:val="none" w:sz="0" w:space="0" w:color="000000"/>
+              <w:right w:val="none" w:sz="0" w:space="0" w:color="000000"/>
+            </w:tcBorders>
+            <w:shd w:val="clear" w:color="auto" w:fill="FFFFFF"/>
+            <w:tcMar>
+              <w:top w:w="0" w:type="dxa"/>
+              <w:bottom w:w="0" w:type="dxa"/>
+              <w:left w:w="0" w:type="dxa"/>
+              <w:right w:w="0" w:type="dxa"/>
+            </w:tcMar>
+            <w:vAlign w:val="center"/>
+          </w:tcPr>
+          <w:p>
+            <w:pPr>
+              <w:pStyle w:val="Normal"/>
+              <w:jc w:val="left"/>
+              <w:pBdr>
+                <w:bottom w:val="none" w:sz="0" w:space="0" w:color="000000"/>
+                <w:top w:val="none" w:sz="0" w:space="0" w:color="000000"/>
+                <w:left w:val="none" w:sz="0" w:space="0" w:color="000000"/>
+                <w:right w:val="none" w:sz="0" w:space="0" w:color="000000"/>
+              </w:pBdr>
+              <w:spacing w:after="100" w:before="100" w:line="240"/>
+              <w:ind w:left="100" w:right="100" w:firstLine="0" w:firstLineChars="0"/>
+              <w:rPr>
+                <w:rFonts w:ascii="Times New Roman" w:hAnsi="Times New Roman" w:eastAsia="Times New Roman" w:cs="Times New Roman"/>
+                <w:i w:val="false"/>
+                <w:b w:val="false"/>
+                <w:u w:val="none"/>
+                <w:strike w:val="false"/>
+                <w:sz w:val="18"/>
+                <w:szCs w:val="18"/>
+                <w:color w:val="000000"/>
+              </w:rPr>
+            </w:pPr>
+            <w:r>
+              <w:rPr>
+                <w:rFonts w:ascii="Times New Roman" w:hAnsi="Times New Roman" w:eastAsia="Times New Roman" w:cs="Times New Roman"/>
+                <w:i w:val="false"/>
+                <w:b w:val="false"/>
+                <w:u w:val="none"/>
+                <w:strike w:val="false"/>
+                <w:sz w:val="18"/>
+                <w:szCs w:val="18"/>
+                <w:color w:val="000000"/>
+              </w:rPr>
+              <w:t xml:space="preserve">Sex</w:t>
+            </w:r>
+          </w:p>
+        </w:tc>
+        <w:tc>
+          <w:tcPr>
+            <w:tcBorders>
+              <w:bottom w:val="none" w:sz="0" w:space="0" w:color="000000"/>
+              <w:top w:val="none" w:sz="0" w:space="0" w:color="000000"/>
+              <w:left w:val="none" w:sz="0" w:space="0" w:color="000000"/>
+              <w:right w:val="none" w:sz="0" w:space="0" w:color="000000"/>
+            </w:tcBorders>
+            <w:shd w:val="clear" w:color="auto" w:fill="FFFFFF"/>
+            <w:tcMar>
+              <w:top w:w="0" w:type="dxa"/>
+              <w:bottom w:w="0" w:type="dxa"/>
+              <w:left w:w="0" w:type="dxa"/>
+              <w:right w:w="0" w:type="dxa"/>
+            </w:tcMar>
+            <w:vAlign w:val="center"/>
+          </w:tcPr>
+          <w:p>
+            <w:pPr>
+              <w:pStyle w:val="Normal"/>
+              <w:jc w:val="left"/>
+              <w:pBdr>
+                <w:bottom w:val="none" w:sz="0" w:space="0" w:color="000000"/>
+                <w:top w:val="none" w:sz="0" w:space="0" w:color="000000"/>
+                <w:left w:val="none" w:sz="0" w:space="0" w:color="000000"/>
+                <w:right w:val="none" w:sz="0" w:space="0" w:color="000000"/>
+              </w:pBdr>
+              <w:spacing w:after="100" w:before="100" w:line="240"/>
+              <w:ind w:left="100" w:right="100" w:firstLine="0" w:firstLineChars="0"/>
+              <w:rPr>
+                <w:rFonts w:ascii="Times New Roman" w:hAnsi="Times New Roman" w:eastAsia="Times New Roman" w:cs="Times New Roman"/>
+                <w:i w:val="false"/>
+                <w:b w:val="false"/>
+                <w:u w:val="none"/>
+                <w:strike w:val="false"/>
+                <w:sz w:val="18"/>
+                <w:szCs w:val="18"/>
+                <w:color w:val="000000"/>
+              </w:rPr>
+            </w:pPr>
+            <w:r>
+              <w:rPr>
+                <w:rFonts w:ascii="Times New Roman" w:hAnsi="Times New Roman" w:eastAsia="Times New Roman" w:cs="Times New Roman"/>
+                <w:i w:val="false"/>
+                <w:b w:val="false"/>
+                <w:u w:val="none"/>
+                <w:strike w:val="false"/>
+                <w:sz w:val="18"/>
+                <w:szCs w:val="18"/>
+                <w:color w:val="000000"/>
+              </w:rPr>
+              <w:t xml:space="preserve">Male (ref)</w:t>
+            </w:r>
+          </w:p>
+        </w:tc>
+        <w:tc>
+          <w:tcPr>
+            <w:tcBorders>
+              <w:bottom w:val="none" w:sz="0" w:space="0" w:color="000000"/>
+              <w:top w:val="none" w:sz="0" w:space="0" w:color="000000"/>
+              <w:left w:val="none" w:sz="0" w:space="0" w:color="000000"/>
+              <w:right w:val="none" w:sz="0" w:space="0" w:color="000000"/>
+            </w:tcBorders>
+            <w:shd w:val="clear" w:color="auto" w:fill="FFFFFF"/>
+            <w:tcMar>
+              <w:top w:w="0" w:type="dxa"/>
+              <w:bottom w:w="0" w:type="dxa"/>
+              <w:left w:w="0" w:type="dxa"/>
+              <w:right w:w="0" w:type="dxa"/>
+            </w:tcMar>
+            <w:vAlign w:val="center"/>
+          </w:tcPr>
+          <w:p>
+            <w:pPr>
+              <w:pStyle w:val="Normal"/>
+              <w:jc w:val="right"/>
+              <w:pBdr>
+                <w:bottom w:val="none" w:sz="0" w:space="0" w:color="000000"/>
+                <w:top w:val="none" w:sz="0" w:space="0" w:color="000000"/>
+                <w:left w:val="none" w:sz="0" w:space="0" w:color="000000"/>
+                <w:right w:val="none" w:sz="0" w:space="0" w:color="000000"/>
+              </w:pBdr>
+              <w:spacing w:after="100" w:before="100" w:line="240"/>
+              <w:ind w:left="100" w:right="100" w:firstLine="0" w:firstLineChars="0"/>
+              <w:rPr>
+                <w:rFonts w:ascii="Times New Roman" w:hAnsi="Times New Roman" w:eastAsia="Times New Roman" w:cs="Times New Roman"/>
+                <w:i w:val="false"/>
+                <w:b w:val="false"/>
+                <w:u w:val="none"/>
+                <w:strike w:val="false"/>
+                <w:sz w:val="18"/>
+                <w:szCs w:val="18"/>
+                <w:color w:val="000000"/>
+              </w:rPr>
+            </w:pPr>
+            <w:r>
+              <w:rPr>
+                <w:rFonts w:ascii="Times New Roman" w:hAnsi="Times New Roman" w:eastAsia="Times New Roman" w:cs="Times New Roman"/>
+                <w:i w:val="false"/>
+                <w:b w:val="false"/>
+                <w:u w:val="none"/>
+                <w:strike w:val="false"/>
+                <w:sz w:val="18"/>
+                <w:szCs w:val="18"/>
+                <w:color w:val="000000"/>
+              </w:rPr>
+              <w:t xml:space="preserve">282</w:t>
+            </w:r>
+          </w:p>
+        </w:tc>
+        <w:tc>
+          <w:tcPr>
+            <w:tcBorders>
+              <w:bottom w:val="none" w:sz="0" w:space="0" w:color="000000"/>
+              <w:top w:val="none" w:sz="0" w:space="0" w:color="000000"/>
+              <w:left w:val="none" w:sz="0" w:space="0" w:color="000000"/>
+              <w:right w:val="none" w:sz="0" w:space="0" w:color="000000"/>
+            </w:tcBorders>
+            <w:shd w:val="clear" w:color="auto" w:fill="FFFFFF"/>
+            <w:tcMar>
+              <w:top w:w="0" w:type="dxa"/>
+              <w:bottom w:w="0" w:type="dxa"/>
+              <w:left w:w="0" w:type="dxa"/>
+              <w:right w:w="0" w:type="dxa"/>
+            </w:tcMar>
+            <w:vAlign w:val="center"/>
+          </w:tcPr>
+          <w:p>
+            <w:pPr>
+              <w:pStyle w:val="Normal"/>
+              <w:jc w:val="right"/>
+              <w:pBdr>
+                <w:bottom w:val="none" w:sz="0" w:space="0" w:color="000000"/>
+                <w:top w:val="none" w:sz="0" w:space="0" w:color="000000"/>
+                <w:left w:val="none" w:sz="0" w:space="0" w:color="000000"/>
+                <w:right w:val="none" w:sz="0" w:space="0" w:color="000000"/>
+              </w:pBdr>
+              <w:spacing w:after="100" w:before="100" w:line="240"/>
+              <w:ind w:left="100" w:right="100" w:firstLine="0" w:firstLineChars="0"/>
+              <w:rPr>
+                <w:rFonts w:ascii="Times New Roman" w:hAnsi="Times New Roman" w:eastAsia="Times New Roman" w:cs="Times New Roman"/>
+                <w:i w:val="false"/>
+                <w:b w:val="false"/>
+                <w:u w:val="none"/>
+                <w:strike w:val="false"/>
+                <w:sz w:val="18"/>
+                <w:szCs w:val="18"/>
+                <w:color w:val="000000"/>
+              </w:rPr>
+            </w:pPr>
+            <w:r>
+              <w:rPr>
+                <w:rFonts w:ascii="Times New Roman" w:hAnsi="Times New Roman" w:eastAsia="Times New Roman" w:cs="Times New Roman"/>
+                <w:i w:val="false"/>
+                <w:b w:val="false"/>
+                <w:u w:val="none"/>
+                <w:strike w:val="false"/>
+                <w:sz w:val="18"/>
+                <w:szCs w:val="18"/>
+                <w:color w:val="000000"/>
+              </w:rPr>
+              <w:t xml:space="preserve">99</w:t>
+            </w:r>
+          </w:p>
+        </w:tc>
+        <w:tc>
+          <w:tcPr>
+            <w:tcBorders>
+              <w:bottom w:val="none" w:sz="0" w:space="0" w:color="000000"/>
+              <w:top w:val="none" w:sz="0" w:space="0" w:color="000000"/>
+              <w:left w:val="none" w:sz="0" w:space="0" w:color="000000"/>
+              <w:right w:val="none" w:sz="0" w:space="0" w:color="000000"/>
+            </w:tcBorders>
+            <w:shd w:val="clear" w:color="auto" w:fill="FFFFFF"/>
+            <w:tcMar>
+              <w:top w:w="0" w:type="dxa"/>
+              <w:bottom w:w="0" w:type="dxa"/>
+              <w:left w:w="0" w:type="dxa"/>
+              <w:right w:w="0" w:type="dxa"/>
+            </w:tcMar>
+            <w:vAlign w:val="center"/>
+          </w:tcPr>
+          <w:p>
+            <w:pPr>
+              <w:pStyle w:val="Normal"/>
+              <w:jc w:val="left"/>
+              <w:pBdr>
+                <w:bottom w:val="none" w:sz="0" w:space="0" w:color="000000"/>
+                <w:top w:val="none" w:sz="0" w:space="0" w:color="000000"/>
+                <w:left w:val="none" w:sz="0" w:space="0" w:color="000000"/>
+                <w:right w:val="none" w:sz="0" w:space="0" w:color="000000"/>
+              </w:pBdr>
+              <w:spacing w:after="100" w:before="100" w:line="240"/>
+              <w:ind w:left="100" w:right="100" w:firstLine="0" w:firstLineChars="0"/>
+              <w:rPr>
+                <w:rFonts w:ascii="Times New Roman" w:hAnsi="Times New Roman" w:eastAsia="Times New Roman" w:cs="Times New Roman"/>
+                <w:i w:val="false"/>
+                <w:b w:val="false"/>
+                <w:u w:val="none"/>
+                <w:strike w:val="false"/>
+                <w:sz w:val="18"/>
+                <w:szCs w:val="18"/>
+                <w:color w:val="000000"/>
+              </w:rPr>
+            </w:pPr>
+            <w:r>
+              <w:rPr>
+                <w:rFonts w:ascii="Times New Roman" w:hAnsi="Times New Roman" w:eastAsia="Times New Roman" w:cs="Times New Roman"/>
+                <w:i w:val="false"/>
+                <w:b w:val="false"/>
+                <w:u w:val="none"/>
+                <w:strike w:val="false"/>
+                <w:sz w:val="18"/>
+                <w:szCs w:val="18"/>
+                <w:color w:val="000000"/>
+              </w:rPr>
+              <w:t xml:space="preserve">Reference</w:t>
             </w:r>
           </w:p>
         </w:tc>
@@ -6441,226 +6661,6 @@
                 <w:color w:val="000000"/>
               </w:rPr>
               <w:t xml:space="preserve"/>
-            </w:r>
-          </w:p>
-        </w:tc>
-        <w:tc>
-          <w:tcPr>
-            <w:tcBorders>
-              <w:bottom w:val="none" w:sz="0" w:space="0" w:color="000000"/>
-              <w:top w:val="none" w:sz="0" w:space="0" w:color="000000"/>
-              <w:left w:val="none" w:sz="0" w:space="0" w:color="000000"/>
-              <w:right w:val="none" w:sz="0" w:space="0" w:color="000000"/>
-            </w:tcBorders>
-            <w:shd w:val="clear" w:color="auto" w:fill="FFFFFF"/>
-            <w:tcMar>
-              <w:top w:w="0" w:type="dxa"/>
-              <w:bottom w:w="0" w:type="dxa"/>
-              <w:left w:w="0" w:type="dxa"/>
-              <w:right w:w="0" w:type="dxa"/>
-            </w:tcMar>
-            <w:vAlign w:val="center"/>
-          </w:tcPr>
-          <w:p>
-            <w:pPr>
-              <w:pStyle w:val="Normal"/>
-              <w:jc w:val="right"/>
-              <w:pBdr>
-                <w:bottom w:val="none" w:sz="0" w:space="0" w:color="000000"/>
-                <w:top w:val="none" w:sz="0" w:space="0" w:color="000000"/>
-                <w:left w:val="none" w:sz="0" w:space="0" w:color="000000"/>
-                <w:right w:val="none" w:sz="0" w:space="0" w:color="000000"/>
-              </w:pBdr>
-              <w:spacing w:after="100" w:before="100" w:line="240"/>
-              <w:ind w:left="100" w:right="100" w:firstLine="0" w:firstLineChars="0"/>
-              <w:rPr>
-                <w:rFonts w:ascii="Times New Roman" w:hAnsi="Times New Roman" w:eastAsia="Times New Roman" w:cs="Times New Roman"/>
-                <w:i w:val="false"/>
-                <w:b w:val="false"/>
-                <w:u w:val="none"/>
-                <w:strike w:val="false"/>
-                <w:sz w:val="18"/>
-                <w:szCs w:val="18"/>
-                <w:color w:val="000000"/>
-              </w:rPr>
-            </w:pPr>
-            <w:r>
-              <w:rPr>
-                <w:rFonts w:ascii="Times New Roman" w:hAnsi="Times New Roman" w:eastAsia="Times New Roman" w:cs="Times New Roman"/>
-                <w:i w:val="false"/>
-                <w:b w:val="false"/>
-                <w:u w:val="none"/>
-                <w:strike w:val="false"/>
-                <w:sz w:val="18"/>
-                <w:szCs w:val="18"/>
-                <w:color w:val="000000"/>
-              </w:rPr>
-              <w:t xml:space="preserve">507</w:t>
-            </w:r>
-          </w:p>
-        </w:tc>
-        <w:tc>
-          <w:tcPr>
-            <w:tcBorders>
-              <w:bottom w:val="none" w:sz="0" w:space="0" w:color="000000"/>
-              <w:top w:val="none" w:sz="0" w:space="0" w:color="000000"/>
-              <w:left w:val="none" w:sz="0" w:space="0" w:color="000000"/>
-              <w:right w:val="none" w:sz="0" w:space="0" w:color="000000"/>
-            </w:tcBorders>
-            <w:shd w:val="clear" w:color="auto" w:fill="FFFFFF"/>
-            <w:tcMar>
-              <w:top w:w="0" w:type="dxa"/>
-              <w:bottom w:w="0" w:type="dxa"/>
-              <w:left w:w="0" w:type="dxa"/>
-              <w:right w:w="0" w:type="dxa"/>
-            </w:tcMar>
-            <w:vAlign w:val="center"/>
-          </w:tcPr>
-          <w:p>
-            <w:pPr>
-              <w:pStyle w:val="Normal"/>
-              <w:jc w:val="right"/>
-              <w:pBdr>
-                <w:bottom w:val="none" w:sz="0" w:space="0" w:color="000000"/>
-                <w:top w:val="none" w:sz="0" w:space="0" w:color="000000"/>
-                <w:left w:val="none" w:sz="0" w:space="0" w:color="000000"/>
-                <w:right w:val="none" w:sz="0" w:space="0" w:color="000000"/>
-              </w:pBdr>
-              <w:spacing w:after="100" w:before="100" w:line="240"/>
-              <w:ind w:left="100" w:right="100" w:firstLine="0" w:firstLineChars="0"/>
-              <w:rPr>
-                <w:rFonts w:ascii="Times New Roman" w:hAnsi="Times New Roman" w:eastAsia="Times New Roman" w:cs="Times New Roman"/>
-                <w:i w:val="false"/>
-                <w:b w:val="false"/>
-                <w:u w:val="none"/>
-                <w:strike w:val="false"/>
-                <w:sz w:val="18"/>
-                <w:szCs w:val="18"/>
-                <w:color w:val="000000"/>
-              </w:rPr>
-            </w:pPr>
-            <w:r>
-              <w:rPr>
-                <w:rFonts w:ascii="Times New Roman" w:hAnsi="Times New Roman" w:eastAsia="Times New Roman" w:cs="Times New Roman"/>
-                <w:i w:val="false"/>
-                <w:b w:val="false"/>
-                <w:u w:val="none"/>
-                <w:strike w:val="false"/>
-                <w:sz w:val="18"/>
-                <w:szCs w:val="18"/>
-                <w:color w:val="000000"/>
-              </w:rPr>
-              <w:t xml:space="preserve">167</w:t>
-            </w:r>
-          </w:p>
-        </w:tc>
-        <w:tc>
-          <w:tcPr>
-            <w:tcBorders>
-              <w:bottom w:val="none" w:sz="0" w:space="0" w:color="000000"/>
-              <w:top w:val="none" w:sz="0" w:space="0" w:color="000000"/>
-              <w:left w:val="none" w:sz="0" w:space="0" w:color="000000"/>
-              <w:right w:val="none" w:sz="0" w:space="0" w:color="000000"/>
-            </w:tcBorders>
-            <w:shd w:val="clear" w:color="auto" w:fill="FFFFFF"/>
-            <w:tcMar>
-              <w:top w:w="0" w:type="dxa"/>
-              <w:bottom w:w="0" w:type="dxa"/>
-              <w:left w:w="0" w:type="dxa"/>
-              <w:right w:w="0" w:type="dxa"/>
-            </w:tcMar>
-            <w:vAlign w:val="center"/>
-          </w:tcPr>
-          <w:p>
-            <w:pPr>
-              <w:pStyle w:val="Normal"/>
-              <w:jc w:val="left"/>
-              <w:pBdr>
-                <w:bottom w:val="none" w:sz="0" w:space="0" w:color="000000"/>
-                <w:top w:val="none" w:sz="0" w:space="0" w:color="000000"/>
-                <w:left w:val="none" w:sz="0" w:space="0" w:color="000000"/>
-                <w:right w:val="none" w:sz="0" w:space="0" w:color="000000"/>
-              </w:pBdr>
-              <w:spacing w:after="100" w:before="100" w:line="240"/>
-              <w:ind w:left="100" w:right="100" w:firstLine="0" w:firstLineChars="0"/>
-              <w:rPr>
-                <w:rFonts w:ascii="Times New Roman" w:hAnsi="Times New Roman" w:eastAsia="Times New Roman" w:cs="Times New Roman"/>
-                <w:i w:val="false"/>
-                <w:b w:val="false"/>
-                <w:u w:val="none"/>
-                <w:strike w:val="false"/>
-                <w:sz w:val="18"/>
-                <w:szCs w:val="18"/>
-                <w:color w:val="000000"/>
-              </w:rPr>
-            </w:pPr>
-            <w:r>
-              <w:rPr>
-                <w:rFonts w:ascii="Times New Roman" w:hAnsi="Times New Roman" w:eastAsia="Times New Roman" w:cs="Times New Roman"/>
-                <w:i w:val="false"/>
-                <w:b w:val="false"/>
-                <w:u w:val="none"/>
-                <w:strike w:val="false"/>
-                <w:sz w:val="18"/>
-                <w:szCs w:val="18"/>
-                <w:color w:val="000000"/>
-              </w:rPr>
-              <w:t xml:space="preserve">0.85 (0.71–1.00)</w:t>
-            </w:r>
-          </w:p>
-        </w:tc>
-        <w:tc>
-          <w:tcPr>
-            <w:tcBorders>
-              <w:bottom w:val="none" w:sz="0" w:space="0" w:color="000000"/>
-              <w:top w:val="none" w:sz="0" w:space="0" w:color="000000"/>
-              <w:left w:val="none" w:sz="0" w:space="0" w:color="000000"/>
-              <w:right w:val="none" w:sz="0" w:space="0" w:color="000000"/>
-            </w:tcBorders>
-            <w:shd w:val="clear" w:color="auto" w:fill="FFFFFF"/>
-            <w:tcMar>
-              <w:top w:w="0" w:type="dxa"/>
-              <w:bottom w:w="0" w:type="dxa"/>
-              <w:left w:w="0" w:type="dxa"/>
-              <w:right w:w="0" w:type="dxa"/>
-            </w:tcMar>
-            <w:vAlign w:val="center"/>
-          </w:tcPr>
-          <w:p>
-            <w:pPr>
-              <w:pStyle w:val="Normal"/>
-              <w:jc w:val="left"/>
-              <w:pBdr>
-                <w:bottom w:val="none" w:sz="0" w:space="0" w:color="000000"/>
-                <w:top w:val="none" w:sz="0" w:space="0" w:color="000000"/>
-                <w:left w:val="none" w:sz="0" w:space="0" w:color="000000"/>
-                <w:right w:val="none" w:sz="0" w:space="0" w:color="000000"/>
-              </w:pBdr>
-              <w:spacing w:after="100" w:before="100" w:line="240"/>
-              <w:ind w:left="100" w:right="100" w:firstLine="0" w:firstLineChars="0"/>
-              <w:rPr>
-                <w:rFonts w:ascii="Times New Roman" w:hAnsi="Times New Roman" w:eastAsia="Times New Roman" w:cs="Times New Roman"/>
-                <w:i w:val="false"/>
-                <w:b w:val="false"/>
-                <w:u w:val="none"/>
-                <w:strike w:val="false"/>
-                <w:sz w:val="18"/>
-                <w:szCs w:val="18"/>
-                <w:color w:val="000000"/>
-              </w:rPr>
-            </w:pPr>
-            <w:r>
-              <w:rPr>
-                <w:rFonts w:ascii="Times New Roman" w:hAnsi="Times New Roman" w:eastAsia="Times New Roman" w:cs="Times New Roman"/>
-                <w:i w:val="false"/>
-                <w:b w:val="false"/>
-                <w:u w:val="none"/>
-                <w:strike w:val="false"/>
-                <w:sz w:val="18"/>
-                <w:szCs w:val="18"/>
-                <w:color w:val="000000"/>
-              </w:rPr>
-              <w:t xml:space="preserve">0.056</w:t>
             </w:r>
           </w:p>
         </w:tc>
@@ -6775,117 +6775,117 @@
                 <w:szCs w:val="18"/>
                 <w:color w:val="000000"/>
               </w:rPr>
-              <w:t xml:space="preserve">Multivariable + MMR status</w:t>
-            </w:r>
-          </w:p>
-        </w:tc>
-        <w:tc>
-          <w:tcPr>
-            <w:tcBorders>
-              <w:bottom w:val="none" w:sz="0" w:space="0" w:color="000000"/>
-              <w:top w:val="none" w:sz="0" w:space="0" w:color="000000"/>
-              <w:left w:val="none" w:sz="0" w:space="0" w:color="000000"/>
-              <w:right w:val="none" w:sz="0" w:space="0" w:color="000000"/>
-            </w:tcBorders>
-            <w:shd w:val="clear" w:color="auto" w:fill="FFFFFF"/>
-            <w:tcMar>
-              <w:top w:w="0" w:type="dxa"/>
-              <w:bottom w:w="0" w:type="dxa"/>
-              <w:left w:w="0" w:type="dxa"/>
-              <w:right w:w="0" w:type="dxa"/>
-            </w:tcMar>
-            <w:vAlign w:val="center"/>
-          </w:tcPr>
-          <w:p>
-            <w:pPr>
-              <w:pStyle w:val="Normal"/>
-              <w:jc w:val="left"/>
-              <w:pBdr>
-                <w:bottom w:val="none" w:sz="0" w:space="0" w:color="000000"/>
-                <w:top w:val="none" w:sz="0" w:space="0" w:color="000000"/>
-                <w:left w:val="none" w:sz="0" w:space="0" w:color="000000"/>
-                <w:right w:val="none" w:sz="0" w:space="0" w:color="000000"/>
-              </w:pBdr>
-              <w:spacing w:after="100" w:before="100" w:line="240"/>
-              <w:ind w:left="100" w:right="100" w:firstLine="0" w:firstLineChars="0"/>
-              <w:rPr>
-                <w:rFonts w:ascii="Times New Roman" w:hAnsi="Times New Roman" w:eastAsia="Times New Roman" w:cs="Times New Roman"/>
-                <w:i w:val="false"/>
-                <w:b w:val="false"/>
-                <w:u w:val="none"/>
-                <w:strike w:val="false"/>
-                <w:sz w:val="18"/>
-                <w:szCs w:val="18"/>
-                <w:color w:val="000000"/>
-              </w:rPr>
-            </w:pPr>
-            <w:r>
-              <w:rPr>
-                <w:rFonts w:ascii="Times New Roman" w:hAnsi="Times New Roman" w:eastAsia="Times New Roman" w:cs="Times New Roman"/>
-                <w:i w:val="false"/>
-                <w:b w:val="false"/>
-                <w:u w:val="none"/>
-                <w:strike w:val="false"/>
-                <w:sz w:val="18"/>
-                <w:szCs w:val="18"/>
-                <w:color w:val="000000"/>
-              </w:rPr>
-              <w:t xml:space="preserve">Sex</w:t>
-            </w:r>
-          </w:p>
-        </w:tc>
-        <w:tc>
-          <w:tcPr>
-            <w:tcBorders>
-              <w:bottom w:val="none" w:sz="0" w:space="0" w:color="000000"/>
-              <w:top w:val="none" w:sz="0" w:space="0" w:color="000000"/>
-              <w:left w:val="none" w:sz="0" w:space="0" w:color="000000"/>
-              <w:right w:val="none" w:sz="0" w:space="0" w:color="000000"/>
-            </w:tcBorders>
-            <w:shd w:val="clear" w:color="auto" w:fill="FFFFFF"/>
-            <w:tcMar>
-              <w:top w:w="0" w:type="dxa"/>
-              <w:bottom w:w="0" w:type="dxa"/>
-              <w:left w:w="0" w:type="dxa"/>
-              <w:right w:w="0" w:type="dxa"/>
-            </w:tcMar>
-            <w:vAlign w:val="center"/>
-          </w:tcPr>
-          <w:p>
-            <w:pPr>
-              <w:pStyle w:val="Normal"/>
-              <w:jc w:val="left"/>
-              <w:pBdr>
-                <w:bottom w:val="none" w:sz="0" w:space="0" w:color="000000"/>
-                <w:top w:val="none" w:sz="0" w:space="0" w:color="000000"/>
-                <w:left w:val="none" w:sz="0" w:space="0" w:color="000000"/>
-                <w:right w:val="none" w:sz="0" w:space="0" w:color="000000"/>
-              </w:pBdr>
-              <w:spacing w:after="100" w:before="100" w:line="240"/>
-              <w:ind w:left="100" w:right="100" w:firstLine="0" w:firstLineChars="0"/>
-              <w:rPr>
-                <w:rFonts w:ascii="Times New Roman" w:hAnsi="Times New Roman" w:eastAsia="Times New Roman" w:cs="Times New Roman"/>
-                <w:i w:val="false"/>
-                <w:b w:val="false"/>
-                <w:u w:val="none"/>
-                <w:strike w:val="false"/>
-                <w:sz w:val="18"/>
-                <w:szCs w:val="18"/>
-                <w:color w:val="000000"/>
-              </w:rPr>
-            </w:pPr>
-            <w:r>
-              <w:rPr>
-                <w:rFonts w:ascii="Times New Roman" w:hAnsi="Times New Roman" w:eastAsia="Times New Roman" w:cs="Times New Roman"/>
-                <w:i w:val="false"/>
-                <w:b w:val="false"/>
-                <w:u w:val="none"/>
-                <w:strike w:val="false"/>
-                <w:sz w:val="18"/>
-                <w:szCs w:val="18"/>
-                <w:color w:val="000000"/>
-              </w:rPr>
-              <w:t xml:space="preserve">Male (ref)</w:t>
+              <w:t xml:space="preserve">Multivariable (MMR status known)</w:t>
+            </w:r>
+          </w:p>
+        </w:tc>
+        <w:tc>
+          <w:tcPr>
+            <w:tcBorders>
+              <w:bottom w:val="none" w:sz="0" w:space="0" w:color="000000"/>
+              <w:top w:val="none" w:sz="0" w:space="0" w:color="000000"/>
+              <w:left w:val="none" w:sz="0" w:space="0" w:color="000000"/>
+              <w:right w:val="none" w:sz="0" w:space="0" w:color="000000"/>
+            </w:tcBorders>
+            <w:shd w:val="clear" w:color="auto" w:fill="FFFFFF"/>
+            <w:tcMar>
+              <w:top w:w="0" w:type="dxa"/>
+              <w:bottom w:w="0" w:type="dxa"/>
+              <w:left w:w="0" w:type="dxa"/>
+              <w:right w:w="0" w:type="dxa"/>
+            </w:tcMar>
+            <w:vAlign w:val="center"/>
+          </w:tcPr>
+          <w:p>
+            <w:pPr>
+              <w:pStyle w:val="Normal"/>
+              <w:jc w:val="left"/>
+              <w:pBdr>
+                <w:bottom w:val="none" w:sz="0" w:space="0" w:color="000000"/>
+                <w:top w:val="none" w:sz="0" w:space="0" w:color="000000"/>
+                <w:left w:val="none" w:sz="0" w:space="0" w:color="000000"/>
+                <w:right w:val="none" w:sz="0" w:space="0" w:color="000000"/>
+              </w:pBdr>
+              <w:spacing w:after="100" w:before="100" w:line="240"/>
+              <w:ind w:left="100" w:right="100" w:firstLine="0" w:firstLineChars="0"/>
+              <w:rPr>
+                <w:rFonts w:ascii="Times New Roman" w:hAnsi="Times New Roman" w:eastAsia="Times New Roman" w:cs="Times New Roman"/>
+                <w:i w:val="false"/>
+                <w:b w:val="false"/>
+                <w:u w:val="none"/>
+                <w:strike w:val="false"/>
+                <w:sz w:val="18"/>
+                <w:szCs w:val="18"/>
+                <w:color w:val="000000"/>
+              </w:rPr>
+            </w:pPr>
+            <w:r>
+              <w:rPr>
+                <w:rFonts w:ascii="Times New Roman" w:hAnsi="Times New Roman" w:eastAsia="Times New Roman" w:cs="Times New Roman"/>
+                <w:i w:val="false"/>
+                <w:b w:val="false"/>
+                <w:u w:val="none"/>
+                <w:strike w:val="false"/>
+                <w:sz w:val="18"/>
+                <w:szCs w:val="18"/>
+                <w:color w:val="000000"/>
+              </w:rPr>
+              <w:t xml:space="preserve"/>
+            </w:r>
+          </w:p>
+        </w:tc>
+        <w:tc>
+          <w:tcPr>
+            <w:tcBorders>
+              <w:bottom w:val="none" w:sz="0" w:space="0" w:color="000000"/>
+              <w:top w:val="none" w:sz="0" w:space="0" w:color="000000"/>
+              <w:left w:val="none" w:sz="0" w:space="0" w:color="000000"/>
+              <w:right w:val="none" w:sz="0" w:space="0" w:color="000000"/>
+            </w:tcBorders>
+            <w:shd w:val="clear" w:color="auto" w:fill="FFFFFF"/>
+            <w:tcMar>
+              <w:top w:w="0" w:type="dxa"/>
+              <w:bottom w:w="0" w:type="dxa"/>
+              <w:left w:w="0" w:type="dxa"/>
+              <w:right w:w="0" w:type="dxa"/>
+            </w:tcMar>
+            <w:vAlign w:val="center"/>
+          </w:tcPr>
+          <w:p>
+            <w:pPr>
+              <w:pStyle w:val="Normal"/>
+              <w:jc w:val="left"/>
+              <w:pBdr>
+                <w:bottom w:val="none" w:sz="0" w:space="0" w:color="000000"/>
+                <w:top w:val="none" w:sz="0" w:space="0" w:color="000000"/>
+                <w:left w:val="none" w:sz="0" w:space="0" w:color="000000"/>
+                <w:right w:val="none" w:sz="0" w:space="0" w:color="000000"/>
+              </w:pBdr>
+              <w:spacing w:after="100" w:before="100" w:line="240"/>
+              <w:ind w:left="100" w:right="100" w:firstLine="0" w:firstLineChars="0"/>
+              <w:rPr>
+                <w:rFonts w:ascii="Times New Roman" w:hAnsi="Times New Roman" w:eastAsia="Times New Roman" w:cs="Times New Roman"/>
+                <w:i w:val="false"/>
+                <w:b w:val="false"/>
+                <w:u w:val="none"/>
+                <w:strike w:val="false"/>
+                <w:sz w:val="18"/>
+                <w:szCs w:val="18"/>
+                <w:color w:val="000000"/>
+              </w:rPr>
+            </w:pPr>
+            <w:r>
+              <w:rPr>
+                <w:rFonts w:ascii="Times New Roman" w:hAnsi="Times New Roman" w:eastAsia="Times New Roman" w:cs="Times New Roman"/>
+                <w:i w:val="false"/>
+                <w:b w:val="false"/>
+                <w:u w:val="none"/>
+                <w:strike w:val="false"/>
+                <w:sz w:val="18"/>
+                <w:szCs w:val="18"/>
+                <w:color w:val="000000"/>
+              </w:rPr>
+              <w:t xml:space="preserve">Female</w:t>
             </w:r>
           </w:p>
         </w:tc>
@@ -6940,7 +6940,7 @@
                 <w:szCs w:val="18"/>
                 <w:color w:val="000000"/>
               </w:rPr>
-              <w:t xml:space="preserve">283</w:t>
+              <w:t xml:space="preserve">224</w:t>
             </w:r>
           </w:p>
         </w:tc>
@@ -6995,117 +6995,117 @@
                 <w:szCs w:val="18"/>
                 <w:color w:val="000000"/>
               </w:rPr>
-              <w:t xml:space="preserve">99</w:t>
-            </w:r>
-          </w:p>
-        </w:tc>
-        <w:tc>
-          <w:tcPr>
-            <w:tcBorders>
-              <w:bottom w:val="none" w:sz="0" w:space="0" w:color="000000"/>
-              <w:top w:val="none" w:sz="0" w:space="0" w:color="000000"/>
-              <w:left w:val="none" w:sz="0" w:space="0" w:color="000000"/>
-              <w:right w:val="none" w:sz="0" w:space="0" w:color="000000"/>
-            </w:tcBorders>
-            <w:shd w:val="clear" w:color="auto" w:fill="FFFFFF"/>
-            <w:tcMar>
-              <w:top w:w="0" w:type="dxa"/>
-              <w:bottom w:w="0" w:type="dxa"/>
-              <w:left w:w="0" w:type="dxa"/>
-              <w:right w:w="0" w:type="dxa"/>
-            </w:tcMar>
-            <w:vAlign w:val="center"/>
-          </w:tcPr>
-          <w:p>
-            <w:pPr>
-              <w:pStyle w:val="Normal"/>
-              <w:jc w:val="left"/>
-              <w:pBdr>
-                <w:bottom w:val="none" w:sz="0" w:space="0" w:color="000000"/>
-                <w:top w:val="none" w:sz="0" w:space="0" w:color="000000"/>
-                <w:left w:val="none" w:sz="0" w:space="0" w:color="000000"/>
-                <w:right w:val="none" w:sz="0" w:space="0" w:color="000000"/>
-              </w:pBdr>
-              <w:spacing w:after="100" w:before="100" w:line="240"/>
-              <w:ind w:left="100" w:right="100" w:firstLine="0" w:firstLineChars="0"/>
-              <w:rPr>
-                <w:rFonts w:ascii="Times New Roman" w:hAnsi="Times New Roman" w:eastAsia="Times New Roman" w:cs="Times New Roman"/>
-                <w:i w:val="false"/>
-                <w:b w:val="false"/>
-                <w:u w:val="none"/>
-                <w:strike w:val="false"/>
-                <w:sz w:val="18"/>
-                <w:szCs w:val="18"/>
-                <w:color w:val="000000"/>
-              </w:rPr>
-            </w:pPr>
-            <w:r>
-              <w:rPr>
-                <w:rFonts w:ascii="Times New Roman" w:hAnsi="Times New Roman" w:eastAsia="Times New Roman" w:cs="Times New Roman"/>
-                <w:i w:val="false"/>
-                <w:b w:val="false"/>
-                <w:u w:val="none"/>
-                <w:strike w:val="false"/>
-                <w:sz w:val="18"/>
-                <w:szCs w:val="18"/>
-                <w:color w:val="000000"/>
-              </w:rPr>
-              <w:t xml:space="preserve">Reference</w:t>
-            </w:r>
-          </w:p>
-        </w:tc>
-        <w:tc>
-          <w:tcPr>
-            <w:tcBorders>
-              <w:bottom w:val="none" w:sz="0" w:space="0" w:color="000000"/>
-              <w:top w:val="none" w:sz="0" w:space="0" w:color="000000"/>
-              <w:left w:val="none" w:sz="0" w:space="0" w:color="000000"/>
-              <w:right w:val="none" w:sz="0" w:space="0" w:color="000000"/>
-            </w:tcBorders>
-            <w:shd w:val="clear" w:color="auto" w:fill="FFFFFF"/>
-            <w:tcMar>
-              <w:top w:w="0" w:type="dxa"/>
-              <w:bottom w:w="0" w:type="dxa"/>
-              <w:left w:w="0" w:type="dxa"/>
-              <w:right w:w="0" w:type="dxa"/>
-            </w:tcMar>
-            <w:vAlign w:val="center"/>
-          </w:tcPr>
-          <w:p>
-            <w:pPr>
-              <w:pStyle w:val="Normal"/>
-              <w:jc w:val="left"/>
-              <w:pBdr>
-                <w:bottom w:val="none" w:sz="0" w:space="0" w:color="000000"/>
-                <w:top w:val="none" w:sz="0" w:space="0" w:color="000000"/>
-                <w:left w:val="none" w:sz="0" w:space="0" w:color="000000"/>
-                <w:right w:val="none" w:sz="0" w:space="0" w:color="000000"/>
-              </w:pBdr>
-              <w:spacing w:after="100" w:before="100" w:line="240"/>
-              <w:ind w:left="100" w:right="100" w:firstLine="0" w:firstLineChars="0"/>
-              <w:rPr>
-                <w:rFonts w:ascii="Times New Roman" w:hAnsi="Times New Roman" w:eastAsia="Times New Roman" w:cs="Times New Roman"/>
-                <w:i w:val="false"/>
-                <w:b w:val="false"/>
-                <w:u w:val="none"/>
-                <w:strike w:val="false"/>
-                <w:sz w:val="18"/>
-                <w:szCs w:val="18"/>
-                <w:color w:val="000000"/>
-              </w:rPr>
-            </w:pPr>
-            <w:r>
-              <w:rPr>
-                <w:rFonts w:ascii="Times New Roman" w:hAnsi="Times New Roman" w:eastAsia="Times New Roman" w:cs="Times New Roman"/>
-                <w:i w:val="false"/>
-                <w:b w:val="false"/>
-                <w:u w:val="none"/>
-                <w:strike w:val="false"/>
-                <w:sz w:val="18"/>
-                <w:szCs w:val="18"/>
-                <w:color w:val="000000"/>
-              </w:rPr>
-              <w:t xml:space="preserve"/>
+              <w:t xml:space="preserve">68</w:t>
+            </w:r>
+          </w:p>
+        </w:tc>
+        <w:tc>
+          <w:tcPr>
+            <w:tcBorders>
+              <w:bottom w:val="none" w:sz="0" w:space="0" w:color="000000"/>
+              <w:top w:val="none" w:sz="0" w:space="0" w:color="000000"/>
+              <w:left w:val="none" w:sz="0" w:space="0" w:color="000000"/>
+              <w:right w:val="none" w:sz="0" w:space="0" w:color="000000"/>
+            </w:tcBorders>
+            <w:shd w:val="clear" w:color="auto" w:fill="FFFFFF"/>
+            <w:tcMar>
+              <w:top w:w="0" w:type="dxa"/>
+              <w:bottom w:w="0" w:type="dxa"/>
+              <w:left w:w="0" w:type="dxa"/>
+              <w:right w:w="0" w:type="dxa"/>
+            </w:tcMar>
+            <w:vAlign w:val="center"/>
+          </w:tcPr>
+          <w:p>
+            <w:pPr>
+              <w:pStyle w:val="Normal"/>
+              <w:jc w:val="left"/>
+              <w:pBdr>
+                <w:bottom w:val="none" w:sz="0" w:space="0" w:color="000000"/>
+                <w:top w:val="none" w:sz="0" w:space="0" w:color="000000"/>
+                <w:left w:val="none" w:sz="0" w:space="0" w:color="000000"/>
+                <w:right w:val="none" w:sz="0" w:space="0" w:color="000000"/>
+              </w:pBdr>
+              <w:spacing w:after="100" w:before="100" w:line="240"/>
+              <w:ind w:left="100" w:right="100" w:firstLine="0" w:firstLineChars="0"/>
+              <w:rPr>
+                <w:rFonts w:ascii="Times New Roman" w:hAnsi="Times New Roman" w:eastAsia="Times New Roman" w:cs="Times New Roman"/>
+                <w:i w:val="false"/>
+                <w:b w:val="false"/>
+                <w:u w:val="none"/>
+                <w:strike w:val="false"/>
+                <w:sz w:val="18"/>
+                <w:szCs w:val="18"/>
+                <w:color w:val="000000"/>
+              </w:rPr>
+            </w:pPr>
+            <w:r>
+              <w:rPr>
+                <w:rFonts w:ascii="Times New Roman" w:hAnsi="Times New Roman" w:eastAsia="Times New Roman" w:cs="Times New Roman"/>
+                <w:i w:val="false"/>
+                <w:b w:val="false"/>
+                <w:u w:val="none"/>
+                <w:strike w:val="false"/>
+                <w:sz w:val="18"/>
+                <w:szCs w:val="18"/>
+                <w:color w:val="000000"/>
+              </w:rPr>
+              <w:t xml:space="preserve">0.79 (0.58–1.08)</w:t>
+            </w:r>
+          </w:p>
+        </w:tc>
+        <w:tc>
+          <w:tcPr>
+            <w:tcBorders>
+              <w:bottom w:val="none" w:sz="0" w:space="0" w:color="000000"/>
+              <w:top w:val="none" w:sz="0" w:space="0" w:color="000000"/>
+              <w:left w:val="none" w:sz="0" w:space="0" w:color="000000"/>
+              <w:right w:val="none" w:sz="0" w:space="0" w:color="000000"/>
+            </w:tcBorders>
+            <w:shd w:val="clear" w:color="auto" w:fill="FFFFFF"/>
+            <w:tcMar>
+              <w:top w:w="0" w:type="dxa"/>
+              <w:bottom w:w="0" w:type="dxa"/>
+              <w:left w:w="0" w:type="dxa"/>
+              <w:right w:w="0" w:type="dxa"/>
+            </w:tcMar>
+            <w:vAlign w:val="center"/>
+          </w:tcPr>
+          <w:p>
+            <w:pPr>
+              <w:pStyle w:val="Normal"/>
+              <w:jc w:val="left"/>
+              <w:pBdr>
+                <w:bottom w:val="none" w:sz="0" w:space="0" w:color="000000"/>
+                <w:top w:val="none" w:sz="0" w:space="0" w:color="000000"/>
+                <w:left w:val="none" w:sz="0" w:space="0" w:color="000000"/>
+                <w:right w:val="none" w:sz="0" w:space="0" w:color="000000"/>
+              </w:pBdr>
+              <w:spacing w:after="100" w:before="100" w:line="240"/>
+              <w:ind w:left="100" w:right="100" w:firstLine="0" w:firstLineChars="0"/>
+              <w:rPr>
+                <w:rFonts w:ascii="Times New Roman" w:hAnsi="Times New Roman" w:eastAsia="Times New Roman" w:cs="Times New Roman"/>
+                <w:i w:val="false"/>
+                <w:b w:val="false"/>
+                <w:u w:val="none"/>
+                <w:strike w:val="false"/>
+                <w:sz w:val="18"/>
+                <w:szCs w:val="18"/>
+                <w:color w:val="000000"/>
+              </w:rPr>
+            </w:pPr>
+            <w:r>
+              <w:rPr>
+                <w:rFonts w:ascii="Times New Roman" w:hAnsi="Times New Roman" w:eastAsia="Times New Roman" w:cs="Times New Roman"/>
+                <w:i w:val="false"/>
+                <w:b w:val="false"/>
+                <w:u w:val="none"/>
+                <w:strike w:val="false"/>
+                <w:sz w:val="18"/>
+                <w:szCs w:val="18"/>
+                <w:color w:val="000000"/>
+              </w:rPr>
+              <w:t xml:space="preserve">0.136</w:t>
             </w:r>
           </w:p>
         </w:tc>
@@ -7220,7 +7220,282 @@
                 <w:szCs w:val="18"/>
                 <w:color w:val="000000"/>
               </w:rPr>
-              <w:t xml:space="preserve">Multivariable + MMR status</w:t>
+              <w:t xml:space="preserve">Multivariable (MMR status known)</w:t>
+            </w:r>
+          </w:p>
+        </w:tc>
+        <w:tc>
+          <w:tcPr>
+            <w:tcBorders>
+              <w:bottom w:val="none" w:sz="0" w:space="0" w:color="000000"/>
+              <w:top w:val="none" w:sz="0" w:space="0" w:color="000000"/>
+              <w:left w:val="none" w:sz="0" w:space="0" w:color="000000"/>
+              <w:right w:val="none" w:sz="0" w:space="0" w:color="000000"/>
+            </w:tcBorders>
+            <w:shd w:val="clear" w:color="auto" w:fill="FFFFFF"/>
+            <w:tcMar>
+              <w:top w:w="0" w:type="dxa"/>
+              <w:bottom w:w="0" w:type="dxa"/>
+              <w:left w:w="0" w:type="dxa"/>
+              <w:right w:w="0" w:type="dxa"/>
+            </w:tcMar>
+            <w:vAlign w:val="center"/>
+          </w:tcPr>
+          <w:p>
+            <w:pPr>
+              <w:pStyle w:val="Normal"/>
+              <w:jc w:val="left"/>
+              <w:pBdr>
+                <w:bottom w:val="none" w:sz="0" w:space="0" w:color="000000"/>
+                <w:top w:val="none" w:sz="0" w:space="0" w:color="000000"/>
+                <w:left w:val="none" w:sz="0" w:space="0" w:color="000000"/>
+                <w:right w:val="none" w:sz="0" w:space="0" w:color="000000"/>
+              </w:pBdr>
+              <w:spacing w:after="100" w:before="100" w:line="240"/>
+              <w:ind w:left="100" w:right="100" w:firstLine="0" w:firstLineChars="0"/>
+              <w:rPr>
+                <w:rFonts w:ascii="Times New Roman" w:hAnsi="Times New Roman" w:eastAsia="Times New Roman" w:cs="Times New Roman"/>
+                <w:i w:val="false"/>
+                <w:b w:val="false"/>
+                <w:u w:val="none"/>
+                <w:strike w:val="false"/>
+                <w:sz w:val="18"/>
+                <w:szCs w:val="18"/>
+                <w:color w:val="000000"/>
+              </w:rPr>
+            </w:pPr>
+            <w:r>
+              <w:rPr>
+                <w:rFonts w:ascii="Times New Roman" w:hAnsi="Times New Roman" w:eastAsia="Times New Roman" w:cs="Times New Roman"/>
+                <w:i w:val="false"/>
+                <w:b w:val="false"/>
+                <w:u w:val="none"/>
+                <w:strike w:val="false"/>
+                <w:sz w:val="18"/>
+                <w:szCs w:val="18"/>
+                <w:color w:val="000000"/>
+              </w:rPr>
+              <w:t xml:space="preserve">Pathologic stage group</w:t>
+            </w:r>
+          </w:p>
+        </w:tc>
+        <w:tc>
+          <w:tcPr>
+            <w:tcBorders>
+              <w:bottom w:val="none" w:sz="0" w:space="0" w:color="000000"/>
+              <w:top w:val="none" w:sz="0" w:space="0" w:color="000000"/>
+              <w:left w:val="none" w:sz="0" w:space="0" w:color="000000"/>
+              <w:right w:val="none" w:sz="0" w:space="0" w:color="000000"/>
+            </w:tcBorders>
+            <w:shd w:val="clear" w:color="auto" w:fill="FFFFFF"/>
+            <w:tcMar>
+              <w:top w:w="0" w:type="dxa"/>
+              <w:bottom w:w="0" w:type="dxa"/>
+              <w:left w:w="0" w:type="dxa"/>
+              <w:right w:w="0" w:type="dxa"/>
+            </w:tcMar>
+            <w:vAlign w:val="center"/>
+          </w:tcPr>
+          <w:p>
+            <w:pPr>
+              <w:pStyle w:val="Normal"/>
+              <w:jc w:val="left"/>
+              <w:pBdr>
+                <w:bottom w:val="none" w:sz="0" w:space="0" w:color="000000"/>
+                <w:top w:val="none" w:sz="0" w:space="0" w:color="000000"/>
+                <w:left w:val="none" w:sz="0" w:space="0" w:color="000000"/>
+                <w:right w:val="none" w:sz="0" w:space="0" w:color="000000"/>
+              </w:pBdr>
+              <w:spacing w:after="100" w:before="100" w:line="240"/>
+              <w:ind w:left="100" w:right="100" w:firstLine="0" w:firstLineChars="0"/>
+              <w:rPr>
+                <w:rFonts w:ascii="Times New Roman" w:hAnsi="Times New Roman" w:eastAsia="Times New Roman" w:cs="Times New Roman"/>
+                <w:i w:val="false"/>
+                <w:b w:val="false"/>
+                <w:u w:val="none"/>
+                <w:strike w:val="false"/>
+                <w:sz w:val="18"/>
+                <w:szCs w:val="18"/>
+                <w:color w:val="000000"/>
+              </w:rPr>
+            </w:pPr>
+            <w:r>
+              <w:rPr>
+                <w:rFonts w:ascii="Times New Roman" w:hAnsi="Times New Roman" w:eastAsia="Times New Roman" w:cs="Times New Roman"/>
+                <w:i w:val="false"/>
+                <w:b w:val="false"/>
+                <w:u w:val="none"/>
+                <w:strike w:val="false"/>
+                <w:sz w:val="18"/>
+                <w:szCs w:val="18"/>
+                <w:color w:val="000000"/>
+              </w:rPr>
+              <w:t xml:space="preserve">I–II (ref)</w:t>
+            </w:r>
+          </w:p>
+        </w:tc>
+        <w:tc>
+          <w:tcPr>
+            <w:tcBorders>
+              <w:bottom w:val="none" w:sz="0" w:space="0" w:color="000000"/>
+              <w:top w:val="none" w:sz="0" w:space="0" w:color="000000"/>
+              <w:left w:val="none" w:sz="0" w:space="0" w:color="000000"/>
+              <w:right w:val="none" w:sz="0" w:space="0" w:color="000000"/>
+            </w:tcBorders>
+            <w:shd w:val="clear" w:color="auto" w:fill="FFFFFF"/>
+            <w:tcMar>
+              <w:top w:w="0" w:type="dxa"/>
+              <w:bottom w:w="0" w:type="dxa"/>
+              <w:left w:w="0" w:type="dxa"/>
+              <w:right w:w="0" w:type="dxa"/>
+            </w:tcMar>
+            <w:vAlign w:val="center"/>
+          </w:tcPr>
+          <w:p>
+            <w:pPr>
+              <w:pStyle w:val="Normal"/>
+              <w:jc w:val="right"/>
+              <w:pBdr>
+                <w:bottom w:val="none" w:sz="0" w:space="0" w:color="000000"/>
+                <w:top w:val="none" w:sz="0" w:space="0" w:color="000000"/>
+                <w:left w:val="none" w:sz="0" w:space="0" w:color="000000"/>
+                <w:right w:val="none" w:sz="0" w:space="0" w:color="000000"/>
+              </w:pBdr>
+              <w:spacing w:after="100" w:before="100" w:line="240"/>
+              <w:ind w:left="100" w:right="100" w:firstLine="0" w:firstLineChars="0"/>
+              <w:rPr>
+                <w:rFonts w:ascii="Times New Roman" w:hAnsi="Times New Roman" w:eastAsia="Times New Roman" w:cs="Times New Roman"/>
+                <w:i w:val="false"/>
+                <w:b w:val="false"/>
+                <w:u w:val="none"/>
+                <w:strike w:val="false"/>
+                <w:sz w:val="18"/>
+                <w:szCs w:val="18"/>
+                <w:color w:val="000000"/>
+              </w:rPr>
+            </w:pPr>
+            <w:r>
+              <w:rPr>
+                <w:rFonts w:ascii="Times New Roman" w:hAnsi="Times New Roman" w:eastAsia="Times New Roman" w:cs="Times New Roman"/>
+                <w:i w:val="false"/>
+                <w:b w:val="false"/>
+                <w:u w:val="none"/>
+                <w:strike w:val="false"/>
+                <w:sz w:val="18"/>
+                <w:szCs w:val="18"/>
+                <w:color w:val="000000"/>
+              </w:rPr>
+              <w:t xml:space="preserve">250</w:t>
+            </w:r>
+          </w:p>
+        </w:tc>
+        <w:tc>
+          <w:tcPr>
+            <w:tcBorders>
+              <w:bottom w:val="none" w:sz="0" w:space="0" w:color="000000"/>
+              <w:top w:val="none" w:sz="0" w:space="0" w:color="000000"/>
+              <w:left w:val="none" w:sz="0" w:space="0" w:color="000000"/>
+              <w:right w:val="none" w:sz="0" w:space="0" w:color="000000"/>
+            </w:tcBorders>
+            <w:shd w:val="clear" w:color="auto" w:fill="FFFFFF"/>
+            <w:tcMar>
+              <w:top w:w="0" w:type="dxa"/>
+              <w:bottom w:w="0" w:type="dxa"/>
+              <w:left w:w="0" w:type="dxa"/>
+              <w:right w:w="0" w:type="dxa"/>
+            </w:tcMar>
+            <w:vAlign w:val="center"/>
+          </w:tcPr>
+          <w:p>
+            <w:pPr>
+              <w:pStyle w:val="Normal"/>
+              <w:jc w:val="right"/>
+              <w:pBdr>
+                <w:bottom w:val="none" w:sz="0" w:space="0" w:color="000000"/>
+                <w:top w:val="none" w:sz="0" w:space="0" w:color="000000"/>
+                <w:left w:val="none" w:sz="0" w:space="0" w:color="000000"/>
+                <w:right w:val="none" w:sz="0" w:space="0" w:color="000000"/>
+              </w:pBdr>
+              <w:spacing w:after="100" w:before="100" w:line="240"/>
+              <w:ind w:left="100" w:right="100" w:firstLine="0" w:firstLineChars="0"/>
+              <w:rPr>
+                <w:rFonts w:ascii="Times New Roman" w:hAnsi="Times New Roman" w:eastAsia="Times New Roman" w:cs="Times New Roman"/>
+                <w:i w:val="false"/>
+                <w:b w:val="false"/>
+                <w:u w:val="none"/>
+                <w:strike w:val="false"/>
+                <w:sz w:val="18"/>
+                <w:szCs w:val="18"/>
+                <w:color w:val="000000"/>
+              </w:rPr>
+            </w:pPr>
+            <w:r>
+              <w:rPr>
+                <w:rFonts w:ascii="Times New Roman" w:hAnsi="Times New Roman" w:eastAsia="Times New Roman" w:cs="Times New Roman"/>
+                <w:i w:val="false"/>
+                <w:b w:val="false"/>
+                <w:u w:val="none"/>
+                <w:strike w:val="false"/>
+                <w:sz w:val="18"/>
+                <w:szCs w:val="18"/>
+                <w:color w:val="000000"/>
+              </w:rPr>
+              <w:t xml:space="preserve">53</w:t>
+            </w:r>
+          </w:p>
+        </w:tc>
+        <w:tc>
+          <w:tcPr>
+            <w:tcBorders>
+              <w:bottom w:val="none" w:sz="0" w:space="0" w:color="000000"/>
+              <w:top w:val="none" w:sz="0" w:space="0" w:color="000000"/>
+              <w:left w:val="none" w:sz="0" w:space="0" w:color="000000"/>
+              <w:right w:val="none" w:sz="0" w:space="0" w:color="000000"/>
+            </w:tcBorders>
+            <w:shd w:val="clear" w:color="auto" w:fill="FFFFFF"/>
+            <w:tcMar>
+              <w:top w:w="0" w:type="dxa"/>
+              <w:bottom w:w="0" w:type="dxa"/>
+              <w:left w:w="0" w:type="dxa"/>
+              <w:right w:w="0" w:type="dxa"/>
+            </w:tcMar>
+            <w:vAlign w:val="center"/>
+          </w:tcPr>
+          <w:p>
+            <w:pPr>
+              <w:pStyle w:val="Normal"/>
+              <w:jc w:val="left"/>
+              <w:pBdr>
+                <w:bottom w:val="none" w:sz="0" w:space="0" w:color="000000"/>
+                <w:top w:val="none" w:sz="0" w:space="0" w:color="000000"/>
+                <w:left w:val="none" w:sz="0" w:space="0" w:color="000000"/>
+                <w:right w:val="none" w:sz="0" w:space="0" w:color="000000"/>
+              </w:pBdr>
+              <w:spacing w:after="100" w:before="100" w:line="240"/>
+              <w:ind w:left="100" w:right="100" w:firstLine="0" w:firstLineChars="0"/>
+              <w:rPr>
+                <w:rFonts w:ascii="Times New Roman" w:hAnsi="Times New Roman" w:eastAsia="Times New Roman" w:cs="Times New Roman"/>
+                <w:i w:val="false"/>
+                <w:b w:val="false"/>
+                <w:u w:val="none"/>
+                <w:strike w:val="false"/>
+                <w:sz w:val="18"/>
+                <w:szCs w:val="18"/>
+                <w:color w:val="000000"/>
+              </w:rPr>
+            </w:pPr>
+            <w:r>
+              <w:rPr>
+                <w:rFonts w:ascii="Times New Roman" w:hAnsi="Times New Roman" w:eastAsia="Times New Roman" w:cs="Times New Roman"/>
+                <w:i w:val="false"/>
+                <w:b w:val="false"/>
+                <w:u w:val="none"/>
+                <w:strike w:val="false"/>
+                <w:sz w:val="18"/>
+                <w:szCs w:val="18"/>
+                <w:color w:val="000000"/>
+              </w:rPr>
+              <w:t xml:space="preserve">Reference</w:t>
             </w:r>
           </w:p>
         </w:tc>
@@ -7276,281 +7551,6 @@
                 <w:color w:val="000000"/>
               </w:rPr>
               <w:t xml:space="preserve"/>
-            </w:r>
-          </w:p>
-        </w:tc>
-        <w:tc>
-          <w:tcPr>
-            <w:tcBorders>
-              <w:bottom w:val="none" w:sz="0" w:space="0" w:color="000000"/>
-              <w:top w:val="none" w:sz="0" w:space="0" w:color="000000"/>
-              <w:left w:val="none" w:sz="0" w:space="0" w:color="000000"/>
-              <w:right w:val="none" w:sz="0" w:space="0" w:color="000000"/>
-            </w:tcBorders>
-            <w:shd w:val="clear" w:color="auto" w:fill="FFFFFF"/>
-            <w:tcMar>
-              <w:top w:w="0" w:type="dxa"/>
-              <w:bottom w:w="0" w:type="dxa"/>
-              <w:left w:w="0" w:type="dxa"/>
-              <w:right w:w="0" w:type="dxa"/>
-            </w:tcMar>
-            <w:vAlign w:val="center"/>
-          </w:tcPr>
-          <w:p>
-            <w:pPr>
-              <w:pStyle w:val="Normal"/>
-              <w:jc w:val="left"/>
-              <w:pBdr>
-                <w:bottom w:val="none" w:sz="0" w:space="0" w:color="000000"/>
-                <w:top w:val="none" w:sz="0" w:space="0" w:color="000000"/>
-                <w:left w:val="none" w:sz="0" w:space="0" w:color="000000"/>
-                <w:right w:val="none" w:sz="0" w:space="0" w:color="000000"/>
-              </w:pBdr>
-              <w:spacing w:after="100" w:before="100" w:line="240"/>
-              <w:ind w:left="100" w:right="100" w:firstLine="0" w:firstLineChars="0"/>
-              <w:rPr>
-                <w:rFonts w:ascii="Times New Roman" w:hAnsi="Times New Roman" w:eastAsia="Times New Roman" w:cs="Times New Roman"/>
-                <w:i w:val="false"/>
-                <w:b w:val="false"/>
-                <w:u w:val="none"/>
-                <w:strike w:val="false"/>
-                <w:sz w:val="18"/>
-                <w:szCs w:val="18"/>
-                <w:color w:val="000000"/>
-              </w:rPr>
-            </w:pPr>
-            <w:r>
-              <w:rPr>
-                <w:rFonts w:ascii="Times New Roman" w:hAnsi="Times New Roman" w:eastAsia="Times New Roman" w:cs="Times New Roman"/>
-                <w:i w:val="false"/>
-                <w:b w:val="false"/>
-                <w:u w:val="none"/>
-                <w:strike w:val="false"/>
-                <w:sz w:val="18"/>
-                <w:szCs w:val="18"/>
-                <w:color w:val="000000"/>
-              </w:rPr>
-              <w:t xml:space="preserve">Female</w:t>
-            </w:r>
-          </w:p>
-        </w:tc>
-        <w:tc>
-          <w:tcPr>
-            <w:tcBorders>
-              <w:bottom w:val="none" w:sz="0" w:space="0" w:color="000000"/>
-              <w:top w:val="none" w:sz="0" w:space="0" w:color="000000"/>
-              <w:left w:val="none" w:sz="0" w:space="0" w:color="000000"/>
-              <w:right w:val="none" w:sz="0" w:space="0" w:color="000000"/>
-            </w:tcBorders>
-            <w:shd w:val="clear" w:color="auto" w:fill="FFFFFF"/>
-            <w:tcMar>
-              <w:top w:w="0" w:type="dxa"/>
-              <w:bottom w:w="0" w:type="dxa"/>
-              <w:left w:w="0" w:type="dxa"/>
-              <w:right w:w="0" w:type="dxa"/>
-            </w:tcMar>
-            <w:vAlign w:val="center"/>
-          </w:tcPr>
-          <w:p>
-            <w:pPr>
-              <w:pStyle w:val="Normal"/>
-              <w:jc w:val="right"/>
-              <w:pBdr>
-                <w:bottom w:val="none" w:sz="0" w:space="0" w:color="000000"/>
-                <w:top w:val="none" w:sz="0" w:space="0" w:color="000000"/>
-                <w:left w:val="none" w:sz="0" w:space="0" w:color="000000"/>
-                <w:right w:val="none" w:sz="0" w:space="0" w:color="000000"/>
-              </w:pBdr>
-              <w:spacing w:after="100" w:before="100" w:line="240"/>
-              <w:ind w:left="100" w:right="100" w:firstLine="0" w:firstLineChars="0"/>
-              <w:rPr>
-                <w:rFonts w:ascii="Times New Roman" w:hAnsi="Times New Roman" w:eastAsia="Times New Roman" w:cs="Times New Roman"/>
-                <w:i w:val="false"/>
-                <w:b w:val="false"/>
-                <w:u w:val="none"/>
-                <w:strike w:val="false"/>
-                <w:sz w:val="18"/>
-                <w:szCs w:val="18"/>
-                <w:color w:val="000000"/>
-              </w:rPr>
-            </w:pPr>
-            <w:r>
-              <w:rPr>
-                <w:rFonts w:ascii="Times New Roman" w:hAnsi="Times New Roman" w:eastAsia="Times New Roman" w:cs="Times New Roman"/>
-                <w:i w:val="false"/>
-                <w:b w:val="false"/>
-                <w:u w:val="none"/>
-                <w:strike w:val="false"/>
-                <w:sz w:val="18"/>
-                <w:szCs w:val="18"/>
-                <w:color w:val="000000"/>
-              </w:rPr>
-              <w:t xml:space="preserve">224</w:t>
-            </w:r>
-          </w:p>
-        </w:tc>
-        <w:tc>
-          <w:tcPr>
-            <w:tcBorders>
-              <w:bottom w:val="none" w:sz="0" w:space="0" w:color="000000"/>
-              <w:top w:val="none" w:sz="0" w:space="0" w:color="000000"/>
-              <w:left w:val="none" w:sz="0" w:space="0" w:color="000000"/>
-              <w:right w:val="none" w:sz="0" w:space="0" w:color="000000"/>
-            </w:tcBorders>
-            <w:shd w:val="clear" w:color="auto" w:fill="FFFFFF"/>
-            <w:tcMar>
-              <w:top w:w="0" w:type="dxa"/>
-              <w:bottom w:w="0" w:type="dxa"/>
-              <w:left w:w="0" w:type="dxa"/>
-              <w:right w:w="0" w:type="dxa"/>
-            </w:tcMar>
-            <w:vAlign w:val="center"/>
-          </w:tcPr>
-          <w:p>
-            <w:pPr>
-              <w:pStyle w:val="Normal"/>
-              <w:jc w:val="right"/>
-              <w:pBdr>
-                <w:bottom w:val="none" w:sz="0" w:space="0" w:color="000000"/>
-                <w:top w:val="none" w:sz="0" w:space="0" w:color="000000"/>
-                <w:left w:val="none" w:sz="0" w:space="0" w:color="000000"/>
-                <w:right w:val="none" w:sz="0" w:space="0" w:color="000000"/>
-              </w:pBdr>
-              <w:spacing w:after="100" w:before="100" w:line="240"/>
-              <w:ind w:left="100" w:right="100" w:firstLine="0" w:firstLineChars="0"/>
-              <w:rPr>
-                <w:rFonts w:ascii="Times New Roman" w:hAnsi="Times New Roman" w:eastAsia="Times New Roman" w:cs="Times New Roman"/>
-                <w:i w:val="false"/>
-                <w:b w:val="false"/>
-                <w:u w:val="none"/>
-                <w:strike w:val="false"/>
-                <w:sz w:val="18"/>
-                <w:szCs w:val="18"/>
-                <w:color w:val="000000"/>
-              </w:rPr>
-            </w:pPr>
-            <w:r>
-              <w:rPr>
-                <w:rFonts w:ascii="Times New Roman" w:hAnsi="Times New Roman" w:eastAsia="Times New Roman" w:cs="Times New Roman"/>
-                <w:i w:val="false"/>
-                <w:b w:val="false"/>
-                <w:u w:val="none"/>
-                <w:strike w:val="false"/>
-                <w:sz w:val="18"/>
-                <w:szCs w:val="18"/>
-                <w:color w:val="000000"/>
-              </w:rPr>
-              <w:t xml:space="preserve">68</w:t>
-            </w:r>
-          </w:p>
-        </w:tc>
-        <w:tc>
-          <w:tcPr>
-            <w:tcBorders>
-              <w:bottom w:val="none" w:sz="0" w:space="0" w:color="000000"/>
-              <w:top w:val="none" w:sz="0" w:space="0" w:color="000000"/>
-              <w:left w:val="none" w:sz="0" w:space="0" w:color="000000"/>
-              <w:right w:val="none" w:sz="0" w:space="0" w:color="000000"/>
-            </w:tcBorders>
-            <w:shd w:val="clear" w:color="auto" w:fill="FFFFFF"/>
-            <w:tcMar>
-              <w:top w:w="0" w:type="dxa"/>
-              <w:bottom w:w="0" w:type="dxa"/>
-              <w:left w:w="0" w:type="dxa"/>
-              <w:right w:w="0" w:type="dxa"/>
-            </w:tcMar>
-            <w:vAlign w:val="center"/>
-          </w:tcPr>
-          <w:p>
-            <w:pPr>
-              <w:pStyle w:val="Normal"/>
-              <w:jc w:val="left"/>
-              <w:pBdr>
-                <w:bottom w:val="none" w:sz="0" w:space="0" w:color="000000"/>
-                <w:top w:val="none" w:sz="0" w:space="0" w:color="000000"/>
-                <w:left w:val="none" w:sz="0" w:space="0" w:color="000000"/>
-                <w:right w:val="none" w:sz="0" w:space="0" w:color="000000"/>
-              </w:pBdr>
-              <w:spacing w:after="100" w:before="100" w:line="240"/>
-              <w:ind w:left="100" w:right="100" w:firstLine="0" w:firstLineChars="0"/>
-              <w:rPr>
-                <w:rFonts w:ascii="Times New Roman" w:hAnsi="Times New Roman" w:eastAsia="Times New Roman" w:cs="Times New Roman"/>
-                <w:i w:val="false"/>
-                <w:b w:val="false"/>
-                <w:u w:val="none"/>
-                <w:strike w:val="false"/>
-                <w:sz w:val="18"/>
-                <w:szCs w:val="18"/>
-                <w:color w:val="000000"/>
-              </w:rPr>
-            </w:pPr>
-            <w:r>
-              <w:rPr>
-                <w:rFonts w:ascii="Times New Roman" w:hAnsi="Times New Roman" w:eastAsia="Times New Roman" w:cs="Times New Roman"/>
-                <w:i w:val="false"/>
-                <w:b w:val="false"/>
-                <w:u w:val="none"/>
-                <w:strike w:val="false"/>
-                <w:sz w:val="18"/>
-                <w:szCs w:val="18"/>
-                <w:color w:val="000000"/>
-              </w:rPr>
-              <w:t xml:space="preserve">0.81 (0.59–1.11)</w:t>
-            </w:r>
-          </w:p>
-        </w:tc>
-        <w:tc>
-          <w:tcPr>
-            <w:tcBorders>
-              <w:bottom w:val="none" w:sz="0" w:space="0" w:color="000000"/>
-              <w:top w:val="none" w:sz="0" w:space="0" w:color="000000"/>
-              <w:left w:val="none" w:sz="0" w:space="0" w:color="000000"/>
-              <w:right w:val="none" w:sz="0" w:space="0" w:color="000000"/>
-            </w:tcBorders>
-            <w:shd w:val="clear" w:color="auto" w:fill="FFFFFF"/>
-            <w:tcMar>
-              <w:top w:w="0" w:type="dxa"/>
-              <w:bottom w:w="0" w:type="dxa"/>
-              <w:left w:w="0" w:type="dxa"/>
-              <w:right w:w="0" w:type="dxa"/>
-            </w:tcMar>
-            <w:vAlign w:val="center"/>
-          </w:tcPr>
-          <w:p>
-            <w:pPr>
-              <w:pStyle w:val="Normal"/>
-              <w:jc w:val="left"/>
-              <w:pBdr>
-                <w:bottom w:val="none" w:sz="0" w:space="0" w:color="000000"/>
-                <w:top w:val="none" w:sz="0" w:space="0" w:color="000000"/>
-                <w:left w:val="none" w:sz="0" w:space="0" w:color="000000"/>
-                <w:right w:val="none" w:sz="0" w:space="0" w:color="000000"/>
-              </w:pBdr>
-              <w:spacing w:after="100" w:before="100" w:line="240"/>
-              <w:ind w:left="100" w:right="100" w:firstLine="0" w:firstLineChars="0"/>
-              <w:rPr>
-                <w:rFonts w:ascii="Times New Roman" w:hAnsi="Times New Roman" w:eastAsia="Times New Roman" w:cs="Times New Roman"/>
-                <w:i w:val="false"/>
-                <w:b w:val="false"/>
-                <w:u w:val="none"/>
-                <w:strike w:val="false"/>
-                <w:sz w:val="18"/>
-                <w:szCs w:val="18"/>
-                <w:color w:val="000000"/>
-              </w:rPr>
-            </w:pPr>
-            <w:r>
-              <w:rPr>
-                <w:rFonts w:ascii="Times New Roman" w:hAnsi="Times New Roman" w:eastAsia="Times New Roman" w:cs="Times New Roman"/>
-                <w:i w:val="false"/>
-                <w:b w:val="false"/>
-                <w:u w:val="none"/>
-                <w:strike w:val="false"/>
-                <w:sz w:val="18"/>
-                <w:szCs w:val="18"/>
-                <w:color w:val="000000"/>
-              </w:rPr>
-              <w:t xml:space="preserve">0.186</w:t>
             </w:r>
           </w:p>
         </w:tc>
@@ -7665,117 +7665,117 @@
                 <w:szCs w:val="18"/>
                 <w:color w:val="000000"/>
               </w:rPr>
-              <w:t xml:space="preserve">Multivariable + MMR status</w:t>
-            </w:r>
-          </w:p>
-        </w:tc>
-        <w:tc>
-          <w:tcPr>
-            <w:tcBorders>
-              <w:bottom w:val="none" w:sz="0" w:space="0" w:color="000000"/>
-              <w:top w:val="none" w:sz="0" w:space="0" w:color="000000"/>
-              <w:left w:val="none" w:sz="0" w:space="0" w:color="000000"/>
-              <w:right w:val="none" w:sz="0" w:space="0" w:color="000000"/>
-            </w:tcBorders>
-            <w:shd w:val="clear" w:color="auto" w:fill="FFFFFF"/>
-            <w:tcMar>
-              <w:top w:w="0" w:type="dxa"/>
-              <w:bottom w:w="0" w:type="dxa"/>
-              <w:left w:w="0" w:type="dxa"/>
-              <w:right w:w="0" w:type="dxa"/>
-            </w:tcMar>
-            <w:vAlign w:val="center"/>
-          </w:tcPr>
-          <w:p>
-            <w:pPr>
-              <w:pStyle w:val="Normal"/>
-              <w:jc w:val="left"/>
-              <w:pBdr>
-                <w:bottom w:val="none" w:sz="0" w:space="0" w:color="000000"/>
-                <w:top w:val="none" w:sz="0" w:space="0" w:color="000000"/>
-                <w:left w:val="none" w:sz="0" w:space="0" w:color="000000"/>
-                <w:right w:val="none" w:sz="0" w:space="0" w:color="000000"/>
-              </w:pBdr>
-              <w:spacing w:after="100" w:before="100" w:line="240"/>
-              <w:ind w:left="100" w:right="100" w:firstLine="0" w:firstLineChars="0"/>
-              <w:rPr>
-                <w:rFonts w:ascii="Times New Roman" w:hAnsi="Times New Roman" w:eastAsia="Times New Roman" w:cs="Times New Roman"/>
-                <w:i w:val="false"/>
-                <w:b w:val="false"/>
-                <w:u w:val="none"/>
-                <w:strike w:val="false"/>
-                <w:sz w:val="18"/>
-                <w:szCs w:val="18"/>
-                <w:color w:val="000000"/>
-              </w:rPr>
-            </w:pPr>
-            <w:r>
-              <w:rPr>
-                <w:rFonts w:ascii="Times New Roman" w:hAnsi="Times New Roman" w:eastAsia="Times New Roman" w:cs="Times New Roman"/>
-                <w:i w:val="false"/>
-                <w:b w:val="false"/>
-                <w:u w:val="none"/>
-                <w:strike w:val="false"/>
-                <w:sz w:val="18"/>
-                <w:szCs w:val="18"/>
-                <w:color w:val="000000"/>
-              </w:rPr>
-              <w:t xml:space="preserve">Pathologic stage group</w:t>
-            </w:r>
-          </w:p>
-        </w:tc>
-        <w:tc>
-          <w:tcPr>
-            <w:tcBorders>
-              <w:bottom w:val="none" w:sz="0" w:space="0" w:color="000000"/>
-              <w:top w:val="none" w:sz="0" w:space="0" w:color="000000"/>
-              <w:left w:val="none" w:sz="0" w:space="0" w:color="000000"/>
-              <w:right w:val="none" w:sz="0" w:space="0" w:color="000000"/>
-            </w:tcBorders>
-            <w:shd w:val="clear" w:color="auto" w:fill="FFFFFF"/>
-            <w:tcMar>
-              <w:top w:w="0" w:type="dxa"/>
-              <w:bottom w:w="0" w:type="dxa"/>
-              <w:left w:w="0" w:type="dxa"/>
-              <w:right w:w="0" w:type="dxa"/>
-            </w:tcMar>
-            <w:vAlign w:val="center"/>
-          </w:tcPr>
-          <w:p>
-            <w:pPr>
-              <w:pStyle w:val="Normal"/>
-              <w:jc w:val="left"/>
-              <w:pBdr>
-                <w:bottom w:val="none" w:sz="0" w:space="0" w:color="000000"/>
-                <w:top w:val="none" w:sz="0" w:space="0" w:color="000000"/>
-                <w:left w:val="none" w:sz="0" w:space="0" w:color="000000"/>
-                <w:right w:val="none" w:sz="0" w:space="0" w:color="000000"/>
-              </w:pBdr>
-              <w:spacing w:after="100" w:before="100" w:line="240"/>
-              <w:ind w:left="100" w:right="100" w:firstLine="0" w:firstLineChars="0"/>
-              <w:rPr>
-                <w:rFonts w:ascii="Times New Roman" w:hAnsi="Times New Roman" w:eastAsia="Times New Roman" w:cs="Times New Roman"/>
-                <w:i w:val="false"/>
-                <w:b w:val="false"/>
-                <w:u w:val="none"/>
-                <w:strike w:val="false"/>
-                <w:sz w:val="18"/>
-                <w:szCs w:val="18"/>
-                <w:color w:val="000000"/>
-              </w:rPr>
-            </w:pPr>
-            <w:r>
-              <w:rPr>
-                <w:rFonts w:ascii="Times New Roman" w:hAnsi="Times New Roman" w:eastAsia="Times New Roman" w:cs="Times New Roman"/>
-                <w:i w:val="false"/>
-                <w:b w:val="false"/>
-                <w:u w:val="none"/>
-                <w:strike w:val="false"/>
-                <w:sz w:val="18"/>
-                <w:szCs w:val="18"/>
-                <w:color w:val="000000"/>
-              </w:rPr>
-              <w:t xml:space="preserve">I–II (ref)</w:t>
+              <w:t xml:space="preserve">Multivariable (MMR status known)</w:t>
+            </w:r>
+          </w:p>
+        </w:tc>
+        <w:tc>
+          <w:tcPr>
+            <w:tcBorders>
+              <w:bottom w:val="none" w:sz="0" w:space="0" w:color="000000"/>
+              <w:top w:val="none" w:sz="0" w:space="0" w:color="000000"/>
+              <w:left w:val="none" w:sz="0" w:space="0" w:color="000000"/>
+              <w:right w:val="none" w:sz="0" w:space="0" w:color="000000"/>
+            </w:tcBorders>
+            <w:shd w:val="clear" w:color="auto" w:fill="FFFFFF"/>
+            <w:tcMar>
+              <w:top w:w="0" w:type="dxa"/>
+              <w:bottom w:w="0" w:type="dxa"/>
+              <w:left w:w="0" w:type="dxa"/>
+              <w:right w:w="0" w:type="dxa"/>
+            </w:tcMar>
+            <w:vAlign w:val="center"/>
+          </w:tcPr>
+          <w:p>
+            <w:pPr>
+              <w:pStyle w:val="Normal"/>
+              <w:jc w:val="left"/>
+              <w:pBdr>
+                <w:bottom w:val="none" w:sz="0" w:space="0" w:color="000000"/>
+                <w:top w:val="none" w:sz="0" w:space="0" w:color="000000"/>
+                <w:left w:val="none" w:sz="0" w:space="0" w:color="000000"/>
+                <w:right w:val="none" w:sz="0" w:space="0" w:color="000000"/>
+              </w:pBdr>
+              <w:spacing w:after="100" w:before="100" w:line="240"/>
+              <w:ind w:left="100" w:right="100" w:firstLine="0" w:firstLineChars="0"/>
+              <w:rPr>
+                <w:rFonts w:ascii="Times New Roman" w:hAnsi="Times New Roman" w:eastAsia="Times New Roman" w:cs="Times New Roman"/>
+                <w:i w:val="false"/>
+                <w:b w:val="false"/>
+                <w:u w:val="none"/>
+                <w:strike w:val="false"/>
+                <w:sz w:val="18"/>
+                <w:szCs w:val="18"/>
+                <w:color w:val="000000"/>
+              </w:rPr>
+            </w:pPr>
+            <w:r>
+              <w:rPr>
+                <w:rFonts w:ascii="Times New Roman" w:hAnsi="Times New Roman" w:eastAsia="Times New Roman" w:cs="Times New Roman"/>
+                <w:i w:val="false"/>
+                <w:b w:val="false"/>
+                <w:u w:val="none"/>
+                <w:strike w:val="false"/>
+                <w:sz w:val="18"/>
+                <w:szCs w:val="18"/>
+                <w:color w:val="000000"/>
+              </w:rPr>
+              <w:t xml:space="preserve"/>
+            </w:r>
+          </w:p>
+        </w:tc>
+        <w:tc>
+          <w:tcPr>
+            <w:tcBorders>
+              <w:bottom w:val="none" w:sz="0" w:space="0" w:color="000000"/>
+              <w:top w:val="none" w:sz="0" w:space="0" w:color="000000"/>
+              <w:left w:val="none" w:sz="0" w:space="0" w:color="000000"/>
+              <w:right w:val="none" w:sz="0" w:space="0" w:color="000000"/>
+            </w:tcBorders>
+            <w:shd w:val="clear" w:color="auto" w:fill="FFFFFF"/>
+            <w:tcMar>
+              <w:top w:w="0" w:type="dxa"/>
+              <w:bottom w:w="0" w:type="dxa"/>
+              <w:left w:w="0" w:type="dxa"/>
+              <w:right w:w="0" w:type="dxa"/>
+            </w:tcMar>
+            <w:vAlign w:val="center"/>
+          </w:tcPr>
+          <w:p>
+            <w:pPr>
+              <w:pStyle w:val="Normal"/>
+              <w:jc w:val="left"/>
+              <w:pBdr>
+                <w:bottom w:val="none" w:sz="0" w:space="0" w:color="000000"/>
+                <w:top w:val="none" w:sz="0" w:space="0" w:color="000000"/>
+                <w:left w:val="none" w:sz="0" w:space="0" w:color="000000"/>
+                <w:right w:val="none" w:sz="0" w:space="0" w:color="000000"/>
+              </w:pBdr>
+              <w:spacing w:after="100" w:before="100" w:line="240"/>
+              <w:ind w:left="100" w:right="100" w:firstLine="0" w:firstLineChars="0"/>
+              <w:rPr>
+                <w:rFonts w:ascii="Times New Roman" w:hAnsi="Times New Roman" w:eastAsia="Times New Roman" w:cs="Times New Roman"/>
+                <w:i w:val="false"/>
+                <w:b w:val="false"/>
+                <w:u w:val="none"/>
+                <w:strike w:val="false"/>
+                <w:sz w:val="18"/>
+                <w:szCs w:val="18"/>
+                <w:color w:val="000000"/>
+              </w:rPr>
+            </w:pPr>
+            <w:r>
+              <w:rPr>
+                <w:rFonts w:ascii="Times New Roman" w:hAnsi="Times New Roman" w:eastAsia="Times New Roman" w:cs="Times New Roman"/>
+                <w:i w:val="false"/>
+                <w:b w:val="false"/>
+                <w:u w:val="none"/>
+                <w:strike w:val="false"/>
+                <w:sz w:val="18"/>
+                <w:szCs w:val="18"/>
+                <w:color w:val="000000"/>
+              </w:rPr>
+              <w:t xml:space="preserve">III–IV</w:t>
             </w:r>
           </w:p>
         </w:tc>
@@ -7830,7 +7830,7 @@
                 <w:szCs w:val="18"/>
                 <w:color w:val="000000"/>
               </w:rPr>
-              <w:t xml:space="preserve">251</w:t>
+              <w:t xml:space="preserve">256</w:t>
             </w:r>
           </w:p>
         </w:tc>
@@ -7885,117 +7885,117 @@
                 <w:szCs w:val="18"/>
                 <w:color w:val="000000"/>
               </w:rPr>
-              <w:t xml:space="preserve">53</w:t>
-            </w:r>
-          </w:p>
-        </w:tc>
-        <w:tc>
-          <w:tcPr>
-            <w:tcBorders>
-              <w:bottom w:val="none" w:sz="0" w:space="0" w:color="000000"/>
-              <w:top w:val="none" w:sz="0" w:space="0" w:color="000000"/>
-              <w:left w:val="none" w:sz="0" w:space="0" w:color="000000"/>
-              <w:right w:val="none" w:sz="0" w:space="0" w:color="000000"/>
-            </w:tcBorders>
-            <w:shd w:val="clear" w:color="auto" w:fill="FFFFFF"/>
-            <w:tcMar>
-              <w:top w:w="0" w:type="dxa"/>
-              <w:bottom w:w="0" w:type="dxa"/>
-              <w:left w:w="0" w:type="dxa"/>
-              <w:right w:w="0" w:type="dxa"/>
-            </w:tcMar>
-            <w:vAlign w:val="center"/>
-          </w:tcPr>
-          <w:p>
-            <w:pPr>
-              <w:pStyle w:val="Normal"/>
-              <w:jc w:val="left"/>
-              <w:pBdr>
-                <w:bottom w:val="none" w:sz="0" w:space="0" w:color="000000"/>
-                <w:top w:val="none" w:sz="0" w:space="0" w:color="000000"/>
-                <w:left w:val="none" w:sz="0" w:space="0" w:color="000000"/>
-                <w:right w:val="none" w:sz="0" w:space="0" w:color="000000"/>
-              </w:pBdr>
-              <w:spacing w:after="100" w:before="100" w:line="240"/>
-              <w:ind w:left="100" w:right="100" w:firstLine="0" w:firstLineChars="0"/>
-              <w:rPr>
-                <w:rFonts w:ascii="Times New Roman" w:hAnsi="Times New Roman" w:eastAsia="Times New Roman" w:cs="Times New Roman"/>
-                <w:i w:val="false"/>
-                <w:b w:val="false"/>
-                <w:u w:val="none"/>
-                <w:strike w:val="false"/>
-                <w:sz w:val="18"/>
-                <w:szCs w:val="18"/>
-                <w:color w:val="000000"/>
-              </w:rPr>
-            </w:pPr>
-            <w:r>
-              <w:rPr>
-                <w:rFonts w:ascii="Times New Roman" w:hAnsi="Times New Roman" w:eastAsia="Times New Roman" w:cs="Times New Roman"/>
-                <w:i w:val="false"/>
-                <w:b w:val="false"/>
-                <w:u w:val="none"/>
-                <w:strike w:val="false"/>
-                <w:sz w:val="18"/>
-                <w:szCs w:val="18"/>
-                <w:color w:val="000000"/>
-              </w:rPr>
-              <w:t xml:space="preserve">Reference</w:t>
-            </w:r>
-          </w:p>
-        </w:tc>
-        <w:tc>
-          <w:tcPr>
-            <w:tcBorders>
-              <w:bottom w:val="none" w:sz="0" w:space="0" w:color="000000"/>
-              <w:top w:val="none" w:sz="0" w:space="0" w:color="000000"/>
-              <w:left w:val="none" w:sz="0" w:space="0" w:color="000000"/>
-              <w:right w:val="none" w:sz="0" w:space="0" w:color="000000"/>
-            </w:tcBorders>
-            <w:shd w:val="clear" w:color="auto" w:fill="FFFFFF"/>
-            <w:tcMar>
-              <w:top w:w="0" w:type="dxa"/>
-              <w:bottom w:w="0" w:type="dxa"/>
-              <w:left w:w="0" w:type="dxa"/>
-              <w:right w:w="0" w:type="dxa"/>
-            </w:tcMar>
-            <w:vAlign w:val="center"/>
-          </w:tcPr>
-          <w:p>
-            <w:pPr>
-              <w:pStyle w:val="Normal"/>
-              <w:jc w:val="left"/>
-              <w:pBdr>
-                <w:bottom w:val="none" w:sz="0" w:space="0" w:color="000000"/>
-                <w:top w:val="none" w:sz="0" w:space="0" w:color="000000"/>
-                <w:left w:val="none" w:sz="0" w:space="0" w:color="000000"/>
-                <w:right w:val="none" w:sz="0" w:space="0" w:color="000000"/>
-              </w:pBdr>
-              <w:spacing w:after="100" w:before="100" w:line="240"/>
-              <w:ind w:left="100" w:right="100" w:firstLine="0" w:firstLineChars="0"/>
-              <w:rPr>
-                <w:rFonts w:ascii="Times New Roman" w:hAnsi="Times New Roman" w:eastAsia="Times New Roman" w:cs="Times New Roman"/>
-                <w:i w:val="false"/>
-                <w:b w:val="false"/>
-                <w:u w:val="none"/>
-                <w:strike w:val="false"/>
-                <w:sz w:val="18"/>
-                <w:szCs w:val="18"/>
-                <w:color w:val="000000"/>
-              </w:rPr>
-            </w:pPr>
-            <w:r>
-              <w:rPr>
-                <w:rFonts w:ascii="Times New Roman" w:hAnsi="Times New Roman" w:eastAsia="Times New Roman" w:cs="Times New Roman"/>
-                <w:i w:val="false"/>
-                <w:b w:val="false"/>
-                <w:u w:val="none"/>
-                <w:strike w:val="false"/>
-                <w:sz w:val="18"/>
-                <w:szCs w:val="18"/>
-                <w:color w:val="000000"/>
-              </w:rPr>
-              <w:t xml:space="preserve"/>
+              <w:t xml:space="preserve">114</w:t>
+            </w:r>
+          </w:p>
+        </w:tc>
+        <w:tc>
+          <w:tcPr>
+            <w:tcBorders>
+              <w:bottom w:val="none" w:sz="0" w:space="0" w:color="000000"/>
+              <w:top w:val="none" w:sz="0" w:space="0" w:color="000000"/>
+              <w:left w:val="none" w:sz="0" w:space="0" w:color="000000"/>
+              <w:right w:val="none" w:sz="0" w:space="0" w:color="000000"/>
+            </w:tcBorders>
+            <w:shd w:val="clear" w:color="auto" w:fill="FFFFFF"/>
+            <w:tcMar>
+              <w:top w:w="0" w:type="dxa"/>
+              <w:bottom w:w="0" w:type="dxa"/>
+              <w:left w:w="0" w:type="dxa"/>
+              <w:right w:w="0" w:type="dxa"/>
+            </w:tcMar>
+            <w:vAlign w:val="center"/>
+          </w:tcPr>
+          <w:p>
+            <w:pPr>
+              <w:pStyle w:val="Normal"/>
+              <w:jc w:val="left"/>
+              <w:pBdr>
+                <w:bottom w:val="none" w:sz="0" w:space="0" w:color="000000"/>
+                <w:top w:val="none" w:sz="0" w:space="0" w:color="000000"/>
+                <w:left w:val="none" w:sz="0" w:space="0" w:color="000000"/>
+                <w:right w:val="none" w:sz="0" w:space="0" w:color="000000"/>
+              </w:pBdr>
+              <w:spacing w:after="100" w:before="100" w:line="240"/>
+              <w:ind w:left="100" w:right="100" w:firstLine="0" w:firstLineChars="0"/>
+              <w:rPr>
+                <w:rFonts w:ascii="Times New Roman" w:hAnsi="Times New Roman" w:eastAsia="Times New Roman" w:cs="Times New Roman"/>
+                <w:i w:val="false"/>
+                <w:b w:val="false"/>
+                <w:u w:val="none"/>
+                <w:strike w:val="false"/>
+                <w:sz w:val="18"/>
+                <w:szCs w:val="18"/>
+                <w:color w:val="000000"/>
+              </w:rPr>
+            </w:pPr>
+            <w:r>
+              <w:rPr>
+                <w:rFonts w:ascii="Times New Roman" w:hAnsi="Times New Roman" w:eastAsia="Times New Roman" w:cs="Times New Roman"/>
+                <w:i w:val="false"/>
+                <w:b w:val="false"/>
+                <w:u w:val="none"/>
+                <w:strike w:val="false"/>
+                <w:sz w:val="18"/>
+                <w:szCs w:val="18"/>
+                <w:color w:val="000000"/>
+              </w:rPr>
+              <w:t xml:space="preserve">2.53 (1.82–3.52)</w:t>
+            </w:r>
+          </w:p>
+        </w:tc>
+        <w:tc>
+          <w:tcPr>
+            <w:tcBorders>
+              <w:bottom w:val="none" w:sz="0" w:space="0" w:color="000000"/>
+              <w:top w:val="none" w:sz="0" w:space="0" w:color="000000"/>
+              <w:left w:val="none" w:sz="0" w:space="0" w:color="000000"/>
+              <w:right w:val="none" w:sz="0" w:space="0" w:color="000000"/>
+            </w:tcBorders>
+            <w:shd w:val="clear" w:color="auto" w:fill="FFFFFF"/>
+            <w:tcMar>
+              <w:top w:w="0" w:type="dxa"/>
+              <w:bottom w:w="0" w:type="dxa"/>
+              <w:left w:w="0" w:type="dxa"/>
+              <w:right w:w="0" w:type="dxa"/>
+            </w:tcMar>
+            <w:vAlign w:val="center"/>
+          </w:tcPr>
+          <w:p>
+            <w:pPr>
+              <w:pStyle w:val="Normal"/>
+              <w:jc w:val="left"/>
+              <w:pBdr>
+                <w:bottom w:val="none" w:sz="0" w:space="0" w:color="000000"/>
+                <w:top w:val="none" w:sz="0" w:space="0" w:color="000000"/>
+                <w:left w:val="none" w:sz="0" w:space="0" w:color="000000"/>
+                <w:right w:val="none" w:sz="0" w:space="0" w:color="000000"/>
+              </w:pBdr>
+              <w:spacing w:after="100" w:before="100" w:line="240"/>
+              <w:ind w:left="100" w:right="100" w:firstLine="0" w:firstLineChars="0"/>
+              <w:rPr>
+                <w:rFonts w:ascii="Times New Roman" w:hAnsi="Times New Roman" w:eastAsia="Times New Roman" w:cs="Times New Roman"/>
+                <w:i w:val="false"/>
+                <w:b w:val="false"/>
+                <w:u w:val="none"/>
+                <w:strike w:val="false"/>
+                <w:sz w:val="18"/>
+                <w:szCs w:val="18"/>
+                <w:color w:val="000000"/>
+              </w:rPr>
+            </w:pPr>
+            <w:r>
+              <w:rPr>
+                <w:rFonts w:ascii="Times New Roman" w:hAnsi="Times New Roman" w:eastAsia="Times New Roman" w:cs="Times New Roman"/>
+                <w:i w:val="false"/>
+                <w:b w:val="false"/>
+                <w:u w:val="none"/>
+                <w:strike w:val="false"/>
+                <w:sz w:val="18"/>
+                <w:szCs w:val="18"/>
+                <w:color w:val="000000"/>
+              </w:rPr>
+              <w:t xml:space="preserve">&lt;0.001</w:t>
             </w:r>
           </w:p>
         </w:tc>
@@ -8165,6 +8165,61 @@
                 <w:szCs w:val="18"/>
                 <w:color w:val="000000"/>
               </w:rPr>
+              <w:t xml:space="preserve">MAD2L1 expression, log2 (per 1 unit)</w:t>
+            </w:r>
+          </w:p>
+        </w:tc>
+        <w:tc>
+          <w:tcPr>
+            <w:tcBorders>
+              <w:bottom w:val="none" w:sz="0" w:space="0" w:color="000000"/>
+              <w:top w:val="none" w:sz="0" w:space="0" w:color="000000"/>
+              <w:left w:val="none" w:sz="0" w:space="0" w:color="000000"/>
+              <w:right w:val="none" w:sz="0" w:space="0" w:color="000000"/>
+            </w:tcBorders>
+            <w:shd w:val="clear" w:color="auto" w:fill="FFFFFF"/>
+            <w:tcMar>
+              <w:top w:w="0" w:type="dxa"/>
+              <w:bottom w:w="0" w:type="dxa"/>
+              <w:left w:w="0" w:type="dxa"/>
+              <w:right w:w="0" w:type="dxa"/>
+            </w:tcMar>
+            <w:vAlign w:val="center"/>
+          </w:tcPr>
+          <w:p>
+            <w:pPr>
+              <w:pStyle w:val="Normal"/>
+              <w:jc w:val="left"/>
+              <w:pBdr>
+                <w:bottom w:val="none" w:sz="0" w:space="0" w:color="000000"/>
+                <w:top w:val="none" w:sz="0" w:space="0" w:color="000000"/>
+                <w:left w:val="none" w:sz="0" w:space="0" w:color="000000"/>
+                <w:right w:val="none" w:sz="0" w:space="0" w:color="000000"/>
+              </w:pBdr>
+              <w:spacing w:after="100" w:before="100" w:line="240"/>
+              <w:ind w:left="100" w:right="100" w:firstLine="0" w:firstLineChars="0"/>
+              <w:rPr>
+                <w:rFonts w:ascii="Times New Roman" w:hAnsi="Times New Roman" w:eastAsia="Times New Roman" w:cs="Times New Roman"/>
+                <w:i w:val="false"/>
+                <w:b w:val="false"/>
+                <w:u w:val="none"/>
+                <w:strike w:val="false"/>
+                <w:sz w:val="18"/>
+                <w:szCs w:val="18"/>
+                <w:color w:val="000000"/>
+              </w:rPr>
+            </w:pPr>
+            <w:r>
+              <w:rPr>
+                <w:rFonts w:ascii="Times New Roman" w:hAnsi="Times New Roman" w:eastAsia="Times New Roman" w:cs="Times New Roman"/>
+                <w:i w:val="false"/>
+                <w:b w:val="false"/>
+                <w:u w:val="none"/>
+                <w:strike w:val="false"/>
+                <w:sz w:val="18"/>
+                <w:szCs w:val="18"/>
+                <w:color w:val="000000"/>
+              </w:rPr>
               <w:t xml:space="preserve"/>
             </w:r>
           </w:p>
@@ -8189,61 +8244,6 @@
           <w:p>
             <w:pPr>
               <w:pStyle w:val="Normal"/>
-              <w:jc w:val="left"/>
-              <w:pBdr>
-                <w:bottom w:val="none" w:sz="0" w:space="0" w:color="000000"/>
-                <w:top w:val="none" w:sz="0" w:space="0" w:color="000000"/>
-                <w:left w:val="none" w:sz="0" w:space="0" w:color="000000"/>
-                <w:right w:val="none" w:sz="0" w:space="0" w:color="000000"/>
-              </w:pBdr>
-              <w:spacing w:after="100" w:before="100" w:line="240"/>
-              <w:ind w:left="100" w:right="100" w:firstLine="0" w:firstLineChars="0"/>
-              <w:rPr>
-                <w:rFonts w:ascii="Times New Roman" w:hAnsi="Times New Roman" w:eastAsia="Times New Roman" w:cs="Times New Roman"/>
-                <w:i w:val="false"/>
-                <w:b w:val="false"/>
-                <w:u w:val="none"/>
-                <w:strike w:val="false"/>
-                <w:sz w:val="18"/>
-                <w:szCs w:val="18"/>
-                <w:color w:val="000000"/>
-              </w:rPr>
-            </w:pPr>
-            <w:r>
-              <w:rPr>
-                <w:rFonts w:ascii="Times New Roman" w:hAnsi="Times New Roman" w:eastAsia="Times New Roman" w:cs="Times New Roman"/>
-                <w:i w:val="false"/>
-                <w:b w:val="false"/>
-                <w:u w:val="none"/>
-                <w:strike w:val="false"/>
-                <w:sz w:val="18"/>
-                <w:szCs w:val="18"/>
-                <w:color w:val="000000"/>
-              </w:rPr>
-              <w:t xml:space="preserve">III–IV</w:t>
-            </w:r>
-          </w:p>
-        </w:tc>
-        <w:tc>
-          <w:tcPr>
-            <w:tcBorders>
-              <w:bottom w:val="none" w:sz="0" w:space="0" w:color="000000"/>
-              <w:top w:val="none" w:sz="0" w:space="0" w:color="000000"/>
-              <w:left w:val="none" w:sz="0" w:space="0" w:color="000000"/>
-              <w:right w:val="none" w:sz="0" w:space="0" w:color="000000"/>
-            </w:tcBorders>
-            <w:shd w:val="clear" w:color="auto" w:fill="FFFFFF"/>
-            <w:tcMar>
-              <w:top w:w="0" w:type="dxa"/>
-              <w:bottom w:w="0" w:type="dxa"/>
-              <w:left w:w="0" w:type="dxa"/>
-              <w:right w:w="0" w:type="dxa"/>
-            </w:tcMar>
-            <w:vAlign w:val="center"/>
-          </w:tcPr>
-          <w:p>
-            <w:pPr>
-              <w:pStyle w:val="Normal"/>
               <w:jc w:val="right"/>
               <w:pBdr>
                 <w:bottom w:val="none" w:sz="0" w:space="0" w:color="000000"/>
@@ -8275,7 +8275,7 @@
                 <w:szCs w:val="18"/>
                 <w:color w:val="000000"/>
               </w:rPr>
-              <w:t xml:space="preserve">256</w:t>
+              <w:t xml:space="preserve">506</w:t>
             </w:r>
           </w:p>
         </w:tc>
@@ -8330,117 +8330,117 @@
                 <w:szCs w:val="18"/>
                 <w:color w:val="000000"/>
               </w:rPr>
-              <w:t xml:space="preserve">114</w:t>
-            </w:r>
-          </w:p>
-        </w:tc>
-        <w:tc>
-          <w:tcPr>
-            <w:tcBorders>
-              <w:bottom w:val="none" w:sz="0" w:space="0" w:color="000000"/>
-              <w:top w:val="none" w:sz="0" w:space="0" w:color="000000"/>
-              <w:left w:val="none" w:sz="0" w:space="0" w:color="000000"/>
-              <w:right w:val="none" w:sz="0" w:space="0" w:color="000000"/>
-            </w:tcBorders>
-            <w:shd w:val="clear" w:color="auto" w:fill="FFFFFF"/>
-            <w:tcMar>
-              <w:top w:w="0" w:type="dxa"/>
-              <w:bottom w:w="0" w:type="dxa"/>
-              <w:left w:w="0" w:type="dxa"/>
-              <w:right w:w="0" w:type="dxa"/>
-            </w:tcMar>
-            <w:vAlign w:val="center"/>
-          </w:tcPr>
-          <w:p>
-            <w:pPr>
-              <w:pStyle w:val="Normal"/>
-              <w:jc w:val="left"/>
-              <w:pBdr>
-                <w:bottom w:val="none" w:sz="0" w:space="0" w:color="000000"/>
-                <w:top w:val="none" w:sz="0" w:space="0" w:color="000000"/>
-                <w:left w:val="none" w:sz="0" w:space="0" w:color="000000"/>
-                <w:right w:val="none" w:sz="0" w:space="0" w:color="000000"/>
-              </w:pBdr>
-              <w:spacing w:after="100" w:before="100" w:line="240"/>
-              <w:ind w:left="100" w:right="100" w:firstLine="0" w:firstLineChars="0"/>
-              <w:rPr>
-                <w:rFonts w:ascii="Times New Roman" w:hAnsi="Times New Roman" w:eastAsia="Times New Roman" w:cs="Times New Roman"/>
-                <w:i w:val="false"/>
-                <w:b w:val="false"/>
-                <w:u w:val="none"/>
-                <w:strike w:val="false"/>
-                <w:sz w:val="18"/>
-                <w:szCs w:val="18"/>
-                <w:color w:val="000000"/>
-              </w:rPr>
-            </w:pPr>
-            <w:r>
-              <w:rPr>
-                <w:rFonts w:ascii="Times New Roman" w:hAnsi="Times New Roman" w:eastAsia="Times New Roman" w:cs="Times New Roman"/>
-                <w:i w:val="false"/>
-                <w:b w:val="false"/>
-                <w:u w:val="none"/>
-                <w:strike w:val="false"/>
-                <w:sz w:val="18"/>
-                <w:szCs w:val="18"/>
-                <w:color w:val="000000"/>
-              </w:rPr>
-              <w:t xml:space="preserve">2.50 (1.80–3.48)</w:t>
-            </w:r>
-          </w:p>
-        </w:tc>
-        <w:tc>
-          <w:tcPr>
-            <w:tcBorders>
-              <w:bottom w:val="none" w:sz="0" w:space="0" w:color="000000"/>
-              <w:top w:val="none" w:sz="0" w:space="0" w:color="000000"/>
-              <w:left w:val="none" w:sz="0" w:space="0" w:color="000000"/>
-              <w:right w:val="none" w:sz="0" w:space="0" w:color="000000"/>
-            </w:tcBorders>
-            <w:shd w:val="clear" w:color="auto" w:fill="FFFFFF"/>
-            <w:tcMar>
-              <w:top w:w="0" w:type="dxa"/>
-              <w:bottom w:w="0" w:type="dxa"/>
-              <w:left w:w="0" w:type="dxa"/>
-              <w:right w:w="0" w:type="dxa"/>
-            </w:tcMar>
-            <w:vAlign w:val="center"/>
-          </w:tcPr>
-          <w:p>
-            <w:pPr>
-              <w:pStyle w:val="Normal"/>
-              <w:jc w:val="left"/>
-              <w:pBdr>
-                <w:bottom w:val="none" w:sz="0" w:space="0" w:color="000000"/>
-                <w:top w:val="none" w:sz="0" w:space="0" w:color="000000"/>
-                <w:left w:val="none" w:sz="0" w:space="0" w:color="000000"/>
-                <w:right w:val="none" w:sz="0" w:space="0" w:color="000000"/>
-              </w:pBdr>
-              <w:spacing w:after="100" w:before="100" w:line="240"/>
-              <w:ind w:left="100" w:right="100" w:firstLine="0" w:firstLineChars="0"/>
-              <w:rPr>
-                <w:rFonts w:ascii="Times New Roman" w:hAnsi="Times New Roman" w:eastAsia="Times New Roman" w:cs="Times New Roman"/>
-                <w:i w:val="false"/>
-                <w:b w:val="false"/>
-                <w:u w:val="none"/>
-                <w:strike w:val="false"/>
-                <w:sz w:val="18"/>
-                <w:szCs w:val="18"/>
-                <w:color w:val="000000"/>
-              </w:rPr>
-            </w:pPr>
-            <w:r>
-              <w:rPr>
-                <w:rFonts w:ascii="Times New Roman" w:hAnsi="Times New Roman" w:eastAsia="Times New Roman" w:cs="Times New Roman"/>
-                <w:i w:val="false"/>
-                <w:b w:val="false"/>
-                <w:u w:val="none"/>
-                <w:strike w:val="false"/>
-                <w:sz w:val="18"/>
-                <w:szCs w:val="18"/>
-                <w:color w:val="000000"/>
-              </w:rPr>
-              <w:t xml:space="preserve">&lt;0.001</w:t>
+              <w:t xml:space="preserve">167</w:t>
+            </w:r>
+          </w:p>
+        </w:tc>
+        <w:tc>
+          <w:tcPr>
+            <w:tcBorders>
+              <w:bottom w:val="none" w:sz="0" w:space="0" w:color="000000"/>
+              <w:top w:val="none" w:sz="0" w:space="0" w:color="000000"/>
+              <w:left w:val="none" w:sz="0" w:space="0" w:color="000000"/>
+              <w:right w:val="none" w:sz="0" w:space="0" w:color="000000"/>
+            </w:tcBorders>
+            <w:shd w:val="clear" w:color="auto" w:fill="FFFFFF"/>
+            <w:tcMar>
+              <w:top w:w="0" w:type="dxa"/>
+              <w:bottom w:w="0" w:type="dxa"/>
+              <w:left w:w="0" w:type="dxa"/>
+              <w:right w:w="0" w:type="dxa"/>
+            </w:tcMar>
+            <w:vAlign w:val="center"/>
+          </w:tcPr>
+          <w:p>
+            <w:pPr>
+              <w:pStyle w:val="Normal"/>
+              <w:jc w:val="left"/>
+              <w:pBdr>
+                <w:bottom w:val="none" w:sz="0" w:space="0" w:color="000000"/>
+                <w:top w:val="none" w:sz="0" w:space="0" w:color="000000"/>
+                <w:left w:val="none" w:sz="0" w:space="0" w:color="000000"/>
+                <w:right w:val="none" w:sz="0" w:space="0" w:color="000000"/>
+              </w:pBdr>
+              <w:spacing w:after="100" w:before="100" w:line="240"/>
+              <w:ind w:left="100" w:right="100" w:firstLine="0" w:firstLineChars="0"/>
+              <w:rPr>
+                <w:rFonts w:ascii="Times New Roman" w:hAnsi="Times New Roman" w:eastAsia="Times New Roman" w:cs="Times New Roman"/>
+                <w:i w:val="false"/>
+                <w:b w:val="false"/>
+                <w:u w:val="none"/>
+                <w:strike w:val="false"/>
+                <w:sz w:val="18"/>
+                <w:szCs w:val="18"/>
+                <w:color w:val="000000"/>
+              </w:rPr>
+            </w:pPr>
+            <w:r>
+              <w:rPr>
+                <w:rFonts w:ascii="Times New Roman" w:hAnsi="Times New Roman" w:eastAsia="Times New Roman" w:cs="Times New Roman"/>
+                <w:i w:val="false"/>
+                <w:b w:val="false"/>
+                <w:u w:val="none"/>
+                <w:strike w:val="false"/>
+                <w:sz w:val="18"/>
+                <w:szCs w:val="18"/>
+                <w:color w:val="000000"/>
+              </w:rPr>
+              <w:t xml:space="preserve">0.85 (0.71–1.00)</w:t>
+            </w:r>
+          </w:p>
+        </w:tc>
+        <w:tc>
+          <w:tcPr>
+            <w:tcBorders>
+              <w:bottom w:val="none" w:sz="0" w:space="0" w:color="000000"/>
+              <w:top w:val="none" w:sz="0" w:space="0" w:color="000000"/>
+              <w:left w:val="none" w:sz="0" w:space="0" w:color="000000"/>
+              <w:right w:val="none" w:sz="0" w:space="0" w:color="000000"/>
+            </w:tcBorders>
+            <w:shd w:val="clear" w:color="auto" w:fill="FFFFFF"/>
+            <w:tcMar>
+              <w:top w:w="0" w:type="dxa"/>
+              <w:bottom w:w="0" w:type="dxa"/>
+              <w:left w:w="0" w:type="dxa"/>
+              <w:right w:w="0" w:type="dxa"/>
+            </w:tcMar>
+            <w:vAlign w:val="center"/>
+          </w:tcPr>
+          <w:p>
+            <w:pPr>
+              <w:pStyle w:val="Normal"/>
+              <w:jc w:val="left"/>
+              <w:pBdr>
+                <w:bottom w:val="none" w:sz="0" w:space="0" w:color="000000"/>
+                <w:top w:val="none" w:sz="0" w:space="0" w:color="000000"/>
+                <w:left w:val="none" w:sz="0" w:space="0" w:color="000000"/>
+                <w:right w:val="none" w:sz="0" w:space="0" w:color="000000"/>
+              </w:pBdr>
+              <w:spacing w:after="100" w:before="100" w:line="240"/>
+              <w:ind w:left="100" w:right="100" w:firstLine="0" w:firstLineChars="0"/>
+              <w:rPr>
+                <w:rFonts w:ascii="Times New Roman" w:hAnsi="Times New Roman" w:eastAsia="Times New Roman" w:cs="Times New Roman"/>
+                <w:i w:val="false"/>
+                <w:b w:val="false"/>
+                <w:u w:val="none"/>
+                <w:strike w:val="false"/>
+                <w:sz w:val="18"/>
+                <w:szCs w:val="18"/>
+                <w:color w:val="000000"/>
+              </w:rPr>
+            </w:pPr>
+            <w:r>
+              <w:rPr>
+                <w:rFonts w:ascii="Times New Roman" w:hAnsi="Times New Roman" w:eastAsia="Times New Roman" w:cs="Times New Roman"/>
+                <w:i w:val="false"/>
+                <w:b w:val="false"/>
+                <w:u w:val="none"/>
+                <w:strike w:val="false"/>
+                <w:sz w:val="18"/>
+                <w:szCs w:val="18"/>
+                <w:color w:val="000000"/>
+              </w:rPr>
+              <w:t xml:space="preserve">0.055</w:t>
             </w:r>
           </w:p>
         </w:tc>
@@ -8610,6 +8610,2676 @@
                 <w:szCs w:val="18"/>
                 <w:color w:val="000000"/>
               </w:rPr>
+              <w:t xml:space="preserve">Age group, years</w:t>
+            </w:r>
+          </w:p>
+        </w:tc>
+        <w:tc>
+          <w:tcPr>
+            <w:tcBorders>
+              <w:bottom w:val="none" w:sz="0" w:space="0" w:color="000000"/>
+              <w:top w:val="none" w:sz="0" w:space="0" w:color="000000"/>
+              <w:left w:val="none" w:sz="0" w:space="0" w:color="000000"/>
+              <w:right w:val="none" w:sz="0" w:space="0" w:color="000000"/>
+            </w:tcBorders>
+            <w:shd w:val="clear" w:color="auto" w:fill="FFFFFF"/>
+            <w:tcMar>
+              <w:top w:w="0" w:type="dxa"/>
+              <w:bottom w:w="0" w:type="dxa"/>
+              <w:left w:w="0" w:type="dxa"/>
+              <w:right w:w="0" w:type="dxa"/>
+            </w:tcMar>
+            <w:vAlign w:val="center"/>
+          </w:tcPr>
+          <w:p>
+            <w:pPr>
+              <w:pStyle w:val="Normal"/>
+              <w:jc w:val="left"/>
+              <w:pBdr>
+                <w:bottom w:val="none" w:sz="0" w:space="0" w:color="000000"/>
+                <w:top w:val="none" w:sz="0" w:space="0" w:color="000000"/>
+                <w:left w:val="none" w:sz="0" w:space="0" w:color="000000"/>
+                <w:right w:val="none" w:sz="0" w:space="0" w:color="000000"/>
+              </w:pBdr>
+              <w:spacing w:after="100" w:before="100" w:line="240"/>
+              <w:ind w:left="100" w:right="100" w:firstLine="0" w:firstLineChars="0"/>
+              <w:rPr>
+                <w:rFonts w:ascii="Times New Roman" w:hAnsi="Times New Roman" w:eastAsia="Times New Roman" w:cs="Times New Roman"/>
+                <w:i w:val="false"/>
+                <w:b w:val="false"/>
+                <w:u w:val="none"/>
+                <w:strike w:val="false"/>
+                <w:sz w:val="18"/>
+                <w:szCs w:val="18"/>
+                <w:color w:val="000000"/>
+              </w:rPr>
+            </w:pPr>
+            <w:r>
+              <w:rPr>
+                <w:rFonts w:ascii="Times New Roman" w:hAnsi="Times New Roman" w:eastAsia="Times New Roman" w:cs="Times New Roman"/>
+                <w:i w:val="false"/>
+                <w:b w:val="false"/>
+                <w:u w:val="none"/>
+                <w:strike w:val="false"/>
+                <w:sz w:val="18"/>
+                <w:szCs w:val="18"/>
+                <w:color w:val="000000"/>
+              </w:rPr>
+              <w:t xml:space="preserve">≤65 (ref)</w:t>
+            </w:r>
+          </w:p>
+        </w:tc>
+        <w:tc>
+          <w:tcPr>
+            <w:tcBorders>
+              <w:bottom w:val="none" w:sz="0" w:space="0" w:color="000000"/>
+              <w:top w:val="none" w:sz="0" w:space="0" w:color="000000"/>
+              <w:left w:val="none" w:sz="0" w:space="0" w:color="000000"/>
+              <w:right w:val="none" w:sz="0" w:space="0" w:color="000000"/>
+            </w:tcBorders>
+            <w:shd w:val="clear" w:color="auto" w:fill="FFFFFF"/>
+            <w:tcMar>
+              <w:top w:w="0" w:type="dxa"/>
+              <w:bottom w:w="0" w:type="dxa"/>
+              <w:left w:w="0" w:type="dxa"/>
+              <w:right w:w="0" w:type="dxa"/>
+            </w:tcMar>
+            <w:vAlign w:val="center"/>
+          </w:tcPr>
+          <w:p>
+            <w:pPr>
+              <w:pStyle w:val="Normal"/>
+              <w:jc w:val="right"/>
+              <w:pBdr>
+                <w:bottom w:val="none" w:sz="0" w:space="0" w:color="000000"/>
+                <w:top w:val="none" w:sz="0" w:space="0" w:color="000000"/>
+                <w:left w:val="none" w:sz="0" w:space="0" w:color="000000"/>
+                <w:right w:val="none" w:sz="0" w:space="0" w:color="000000"/>
+              </w:pBdr>
+              <w:spacing w:after="100" w:before="100" w:line="240"/>
+              <w:ind w:left="100" w:right="100" w:firstLine="0" w:firstLineChars="0"/>
+              <w:rPr>
+                <w:rFonts w:ascii="Times New Roman" w:hAnsi="Times New Roman" w:eastAsia="Times New Roman" w:cs="Times New Roman"/>
+                <w:i w:val="false"/>
+                <w:b w:val="false"/>
+                <w:u w:val="none"/>
+                <w:strike w:val="false"/>
+                <w:sz w:val="18"/>
+                <w:szCs w:val="18"/>
+                <w:color w:val="000000"/>
+              </w:rPr>
+            </w:pPr>
+            <w:r>
+              <w:rPr>
+                <w:rFonts w:ascii="Times New Roman" w:hAnsi="Times New Roman" w:eastAsia="Times New Roman" w:cs="Times New Roman"/>
+                <w:i w:val="false"/>
+                <w:b w:val="false"/>
+                <w:u w:val="none"/>
+                <w:strike w:val="false"/>
+                <w:sz w:val="18"/>
+                <w:szCs w:val="18"/>
+                <w:color w:val="000000"/>
+              </w:rPr>
+              <w:t xml:space="preserve">204</w:t>
+            </w:r>
+          </w:p>
+        </w:tc>
+        <w:tc>
+          <w:tcPr>
+            <w:tcBorders>
+              <w:bottom w:val="none" w:sz="0" w:space="0" w:color="000000"/>
+              <w:top w:val="none" w:sz="0" w:space="0" w:color="000000"/>
+              <w:left w:val="none" w:sz="0" w:space="0" w:color="000000"/>
+              <w:right w:val="none" w:sz="0" w:space="0" w:color="000000"/>
+            </w:tcBorders>
+            <w:shd w:val="clear" w:color="auto" w:fill="FFFFFF"/>
+            <w:tcMar>
+              <w:top w:w="0" w:type="dxa"/>
+              <w:bottom w:w="0" w:type="dxa"/>
+              <w:left w:w="0" w:type="dxa"/>
+              <w:right w:w="0" w:type="dxa"/>
+            </w:tcMar>
+            <w:vAlign w:val="center"/>
+          </w:tcPr>
+          <w:p>
+            <w:pPr>
+              <w:pStyle w:val="Normal"/>
+              <w:jc w:val="right"/>
+              <w:pBdr>
+                <w:bottom w:val="none" w:sz="0" w:space="0" w:color="000000"/>
+                <w:top w:val="none" w:sz="0" w:space="0" w:color="000000"/>
+                <w:left w:val="none" w:sz="0" w:space="0" w:color="000000"/>
+                <w:right w:val="none" w:sz="0" w:space="0" w:color="000000"/>
+              </w:pBdr>
+              <w:spacing w:after="100" w:before="100" w:line="240"/>
+              <w:ind w:left="100" w:right="100" w:firstLine="0" w:firstLineChars="0"/>
+              <w:rPr>
+                <w:rFonts w:ascii="Times New Roman" w:hAnsi="Times New Roman" w:eastAsia="Times New Roman" w:cs="Times New Roman"/>
+                <w:i w:val="false"/>
+                <w:b w:val="false"/>
+                <w:u w:val="none"/>
+                <w:strike w:val="false"/>
+                <w:sz w:val="18"/>
+                <w:szCs w:val="18"/>
+                <w:color w:val="000000"/>
+              </w:rPr>
+            </w:pPr>
+            <w:r>
+              <w:rPr>
+                <w:rFonts w:ascii="Times New Roman" w:hAnsi="Times New Roman" w:eastAsia="Times New Roman" w:cs="Times New Roman"/>
+                <w:i w:val="false"/>
+                <w:b w:val="false"/>
+                <w:u w:val="none"/>
+                <w:strike w:val="false"/>
+                <w:sz w:val="18"/>
+                <w:szCs w:val="18"/>
+                <w:color w:val="000000"/>
+              </w:rPr>
+              <w:t xml:space="preserve">72</w:t>
+            </w:r>
+          </w:p>
+        </w:tc>
+        <w:tc>
+          <w:tcPr>
+            <w:tcBorders>
+              <w:bottom w:val="none" w:sz="0" w:space="0" w:color="000000"/>
+              <w:top w:val="none" w:sz="0" w:space="0" w:color="000000"/>
+              <w:left w:val="none" w:sz="0" w:space="0" w:color="000000"/>
+              <w:right w:val="none" w:sz="0" w:space="0" w:color="000000"/>
+            </w:tcBorders>
+            <w:shd w:val="clear" w:color="auto" w:fill="FFFFFF"/>
+            <w:tcMar>
+              <w:top w:w="0" w:type="dxa"/>
+              <w:bottom w:w="0" w:type="dxa"/>
+              <w:left w:w="0" w:type="dxa"/>
+              <w:right w:w="0" w:type="dxa"/>
+            </w:tcMar>
+            <w:vAlign w:val="center"/>
+          </w:tcPr>
+          <w:p>
+            <w:pPr>
+              <w:pStyle w:val="Normal"/>
+              <w:jc w:val="left"/>
+              <w:pBdr>
+                <w:bottom w:val="none" w:sz="0" w:space="0" w:color="000000"/>
+                <w:top w:val="none" w:sz="0" w:space="0" w:color="000000"/>
+                <w:left w:val="none" w:sz="0" w:space="0" w:color="000000"/>
+                <w:right w:val="none" w:sz="0" w:space="0" w:color="000000"/>
+              </w:pBdr>
+              <w:spacing w:after="100" w:before="100" w:line="240"/>
+              <w:ind w:left="100" w:right="100" w:firstLine="0" w:firstLineChars="0"/>
+              <w:rPr>
+                <w:rFonts w:ascii="Times New Roman" w:hAnsi="Times New Roman" w:eastAsia="Times New Roman" w:cs="Times New Roman"/>
+                <w:i w:val="false"/>
+                <w:b w:val="false"/>
+                <w:u w:val="none"/>
+                <w:strike w:val="false"/>
+                <w:sz w:val="18"/>
+                <w:szCs w:val="18"/>
+                <w:color w:val="000000"/>
+              </w:rPr>
+            </w:pPr>
+            <w:r>
+              <w:rPr>
+                <w:rFonts w:ascii="Times New Roman" w:hAnsi="Times New Roman" w:eastAsia="Times New Roman" w:cs="Times New Roman"/>
+                <w:i w:val="false"/>
+                <w:b w:val="false"/>
+                <w:u w:val="none"/>
+                <w:strike w:val="false"/>
+                <w:sz w:val="18"/>
+                <w:szCs w:val="18"/>
+                <w:color w:val="000000"/>
+              </w:rPr>
+              <w:t xml:space="preserve">Reference</w:t>
+            </w:r>
+          </w:p>
+        </w:tc>
+        <w:tc>
+          <w:tcPr>
+            <w:tcBorders>
+              <w:bottom w:val="none" w:sz="0" w:space="0" w:color="000000"/>
+              <w:top w:val="none" w:sz="0" w:space="0" w:color="000000"/>
+              <w:left w:val="none" w:sz="0" w:space="0" w:color="000000"/>
+              <w:right w:val="none" w:sz="0" w:space="0" w:color="000000"/>
+            </w:tcBorders>
+            <w:shd w:val="clear" w:color="auto" w:fill="FFFFFF"/>
+            <w:tcMar>
+              <w:top w:w="0" w:type="dxa"/>
+              <w:bottom w:w="0" w:type="dxa"/>
+              <w:left w:w="0" w:type="dxa"/>
+              <w:right w:w="0" w:type="dxa"/>
+            </w:tcMar>
+            <w:vAlign w:val="center"/>
+          </w:tcPr>
+          <w:p>
+            <w:pPr>
+              <w:pStyle w:val="Normal"/>
+              <w:jc w:val="left"/>
+              <w:pBdr>
+                <w:bottom w:val="none" w:sz="0" w:space="0" w:color="000000"/>
+                <w:top w:val="none" w:sz="0" w:space="0" w:color="000000"/>
+                <w:left w:val="none" w:sz="0" w:space="0" w:color="000000"/>
+                <w:right w:val="none" w:sz="0" w:space="0" w:color="000000"/>
+              </w:pBdr>
+              <w:spacing w:after="100" w:before="100" w:line="240"/>
+              <w:ind w:left="100" w:right="100" w:firstLine="0" w:firstLineChars="0"/>
+              <w:rPr>
+                <w:rFonts w:ascii="Times New Roman" w:hAnsi="Times New Roman" w:eastAsia="Times New Roman" w:cs="Times New Roman"/>
+                <w:i w:val="false"/>
+                <w:b w:val="false"/>
+                <w:u w:val="none"/>
+                <w:strike w:val="false"/>
+                <w:sz w:val="18"/>
+                <w:szCs w:val="18"/>
+                <w:color w:val="000000"/>
+              </w:rPr>
+            </w:pPr>
+            <w:r>
+              <w:rPr>
+                <w:rFonts w:ascii="Times New Roman" w:hAnsi="Times New Roman" w:eastAsia="Times New Roman" w:cs="Times New Roman"/>
+                <w:i w:val="false"/>
+                <w:b w:val="false"/>
+                <w:u w:val="none"/>
+                <w:strike w:val="false"/>
+                <w:sz w:val="18"/>
+                <w:szCs w:val="18"/>
+                <w:color w:val="000000"/>
+              </w:rPr>
+              <w:t xml:space="preserve"/>
+            </w:r>
+          </w:p>
+        </w:tc>
+        <w:tc>
+          <w:tcPr>
+            <w:tcBorders>
+              <w:bottom w:val="none" w:sz="0" w:space="0" w:color="000000"/>
+              <w:top w:val="none" w:sz="0" w:space="0" w:color="000000"/>
+              <w:left w:val="none" w:sz="0" w:space="0" w:color="000000"/>
+              <w:right w:val="none" w:sz="0" w:space="0" w:color="000000"/>
+            </w:tcBorders>
+            <w:shd w:val="clear" w:color="auto" w:fill="FFFFFF"/>
+            <w:tcMar>
+              <w:top w:w="0" w:type="dxa"/>
+              <w:bottom w:w="0" w:type="dxa"/>
+              <w:left w:w="0" w:type="dxa"/>
+              <w:right w:w="0" w:type="dxa"/>
+            </w:tcMar>
+            <w:vAlign w:val="center"/>
+          </w:tcPr>
+          <w:p>
+            <w:pPr>
+              <w:pStyle w:val="Normal"/>
+              <w:jc w:val="left"/>
+              <w:pBdr>
+                <w:bottom w:val="none" w:sz="0" w:space="0" w:color="000000"/>
+                <w:top w:val="none" w:sz="0" w:space="0" w:color="000000"/>
+                <w:left w:val="none" w:sz="0" w:space="0" w:color="000000"/>
+                <w:right w:val="none" w:sz="0" w:space="0" w:color="000000"/>
+              </w:pBdr>
+              <w:spacing w:after="100" w:before="100" w:line="240"/>
+              <w:ind w:left="100" w:right="100" w:firstLine="0" w:firstLineChars="0"/>
+              <w:rPr>
+                <w:rFonts w:ascii="Times New Roman" w:hAnsi="Times New Roman" w:eastAsia="Times New Roman" w:cs="Times New Roman"/>
+                <w:i w:val="false"/>
+                <w:b w:val="false"/>
+                <w:u w:val="none"/>
+                <w:strike w:val="false"/>
+                <w:sz w:val="18"/>
+                <w:szCs w:val="18"/>
+                <w:color w:val="000000"/>
+              </w:rPr>
+            </w:pPr>
+            <w:r>
+              <w:rPr>
+                <w:rFonts w:ascii="Times New Roman" w:hAnsi="Times New Roman" w:eastAsia="Times New Roman" w:cs="Times New Roman"/>
+                <w:i w:val="false"/>
+                <w:b w:val="false"/>
+                <w:u w:val="none"/>
+                <w:strike w:val="false"/>
+                <w:sz w:val="18"/>
+                <w:szCs w:val="18"/>
+                <w:color w:val="000000"/>
+              </w:rPr>
+              <w:t xml:space="preserve"/>
+            </w:r>
+          </w:p>
+        </w:tc>
+      </w:tr>
+      <w:tr>
+        <w:trPr>
+          <w:trHeight w:val="560" w:hRule="auto"/>
+        </w:trPr>
+        <w:tc>
+          <w:tcPr>
+            <w:tcBorders>
+              <w:bottom w:val="none" w:sz="0" w:space="0" w:color="000000"/>
+              <w:top w:val="none" w:sz="0" w:space="0" w:color="000000"/>
+              <w:left w:val="none" w:sz="0" w:space="0" w:color="000000"/>
+              <w:right w:val="none" w:sz="0" w:space="0" w:color="000000"/>
+            </w:tcBorders>
+            <w:shd w:val="clear" w:color="auto" w:fill="FFFFFF"/>
+            <w:tcMar>
+              <w:top w:w="0" w:type="dxa"/>
+              <w:bottom w:w="0" w:type="dxa"/>
+              <w:left w:w="0" w:type="dxa"/>
+              <w:right w:w="0" w:type="dxa"/>
+            </w:tcMar>
+            <w:vAlign w:val="center"/>
+          </w:tcPr>
+          <w:p>
+            <w:pPr>
+              <w:pStyle w:val="Normal"/>
+              <w:jc w:val="left"/>
+              <w:pBdr>
+                <w:bottom w:val="none" w:sz="0" w:space="0" w:color="000000"/>
+                <w:top w:val="none" w:sz="0" w:space="0" w:color="000000"/>
+                <w:left w:val="none" w:sz="0" w:space="0" w:color="000000"/>
+                <w:right w:val="none" w:sz="0" w:space="0" w:color="000000"/>
+              </w:pBdr>
+              <w:spacing w:after="100" w:before="100" w:line="240"/>
+              <w:ind w:left="100" w:right="100" w:firstLine="0" w:firstLineChars="0"/>
+              <w:rPr>
+                <w:rFonts w:ascii="Times New Roman" w:hAnsi="Times New Roman" w:eastAsia="Times New Roman" w:cs="Times New Roman"/>
+                <w:i w:val="false"/>
+                <w:b w:val="false"/>
+                <w:u w:val="none"/>
+                <w:strike w:val="false"/>
+                <w:sz w:val="18"/>
+                <w:szCs w:val="18"/>
+                <w:color w:val="000000"/>
+              </w:rPr>
+            </w:pPr>
+            <w:r>
+              <w:rPr>
+                <w:rFonts w:ascii="Times New Roman" w:hAnsi="Times New Roman" w:eastAsia="Times New Roman" w:cs="Times New Roman"/>
+                <w:i w:val="false"/>
+                <w:b w:val="false"/>
+                <w:u w:val="none"/>
+                <w:strike w:val="false"/>
+                <w:sz w:val="18"/>
+                <w:szCs w:val="18"/>
+                <w:color w:val="000000"/>
+              </w:rPr>
+              <w:t xml:space="preserve">Multivariable + MMR status</w:t>
+            </w:r>
+          </w:p>
+        </w:tc>
+        <w:tc>
+          <w:tcPr>
+            <w:tcBorders>
+              <w:bottom w:val="none" w:sz="0" w:space="0" w:color="000000"/>
+              <w:top w:val="none" w:sz="0" w:space="0" w:color="000000"/>
+              <w:left w:val="none" w:sz="0" w:space="0" w:color="000000"/>
+              <w:right w:val="none" w:sz="0" w:space="0" w:color="000000"/>
+            </w:tcBorders>
+            <w:shd w:val="clear" w:color="auto" w:fill="FFFFFF"/>
+            <w:tcMar>
+              <w:top w:w="0" w:type="dxa"/>
+              <w:bottom w:w="0" w:type="dxa"/>
+              <w:left w:w="0" w:type="dxa"/>
+              <w:right w:w="0" w:type="dxa"/>
+            </w:tcMar>
+            <w:vAlign w:val="center"/>
+          </w:tcPr>
+          <w:p>
+            <w:pPr>
+              <w:pStyle w:val="Normal"/>
+              <w:jc w:val="left"/>
+              <w:pBdr>
+                <w:bottom w:val="none" w:sz="0" w:space="0" w:color="000000"/>
+                <w:top w:val="none" w:sz="0" w:space="0" w:color="000000"/>
+                <w:left w:val="none" w:sz="0" w:space="0" w:color="000000"/>
+                <w:right w:val="none" w:sz="0" w:space="0" w:color="000000"/>
+              </w:pBdr>
+              <w:spacing w:after="100" w:before="100" w:line="240"/>
+              <w:ind w:left="100" w:right="100" w:firstLine="0" w:firstLineChars="0"/>
+              <w:rPr>
+                <w:rFonts w:ascii="Times New Roman" w:hAnsi="Times New Roman" w:eastAsia="Times New Roman" w:cs="Times New Roman"/>
+                <w:i w:val="false"/>
+                <w:b w:val="false"/>
+                <w:u w:val="none"/>
+                <w:strike w:val="false"/>
+                <w:sz w:val="18"/>
+                <w:szCs w:val="18"/>
+                <w:color w:val="000000"/>
+              </w:rPr>
+            </w:pPr>
+            <w:r>
+              <w:rPr>
+                <w:rFonts w:ascii="Times New Roman" w:hAnsi="Times New Roman" w:eastAsia="Times New Roman" w:cs="Times New Roman"/>
+                <w:i w:val="false"/>
+                <w:b w:val="false"/>
+                <w:u w:val="none"/>
+                <w:strike w:val="false"/>
+                <w:sz w:val="18"/>
+                <w:szCs w:val="18"/>
+                <w:color w:val="000000"/>
+              </w:rPr>
+              <w:t xml:space="preserve"/>
+            </w:r>
+          </w:p>
+        </w:tc>
+        <w:tc>
+          <w:tcPr>
+            <w:tcBorders>
+              <w:bottom w:val="none" w:sz="0" w:space="0" w:color="000000"/>
+              <w:top w:val="none" w:sz="0" w:space="0" w:color="000000"/>
+              <w:left w:val="none" w:sz="0" w:space="0" w:color="000000"/>
+              <w:right w:val="none" w:sz="0" w:space="0" w:color="000000"/>
+            </w:tcBorders>
+            <w:shd w:val="clear" w:color="auto" w:fill="FFFFFF"/>
+            <w:tcMar>
+              <w:top w:w="0" w:type="dxa"/>
+              <w:bottom w:w="0" w:type="dxa"/>
+              <w:left w:w="0" w:type="dxa"/>
+              <w:right w:w="0" w:type="dxa"/>
+            </w:tcMar>
+            <w:vAlign w:val="center"/>
+          </w:tcPr>
+          <w:p>
+            <w:pPr>
+              <w:pStyle w:val="Normal"/>
+              <w:jc w:val="left"/>
+              <w:pBdr>
+                <w:bottom w:val="none" w:sz="0" w:space="0" w:color="000000"/>
+                <w:top w:val="none" w:sz="0" w:space="0" w:color="000000"/>
+                <w:left w:val="none" w:sz="0" w:space="0" w:color="000000"/>
+                <w:right w:val="none" w:sz="0" w:space="0" w:color="000000"/>
+              </w:pBdr>
+              <w:spacing w:after="100" w:before="100" w:line="240"/>
+              <w:ind w:left="100" w:right="100" w:firstLine="0" w:firstLineChars="0"/>
+              <w:rPr>
+                <w:rFonts w:ascii="Times New Roman" w:hAnsi="Times New Roman" w:eastAsia="Times New Roman" w:cs="Times New Roman"/>
+                <w:i w:val="false"/>
+                <w:b w:val="false"/>
+                <w:u w:val="none"/>
+                <w:strike w:val="false"/>
+                <w:sz w:val="18"/>
+                <w:szCs w:val="18"/>
+                <w:color w:val="000000"/>
+              </w:rPr>
+            </w:pPr>
+            <w:r>
+              <w:rPr>
+                <w:rFonts w:ascii="Times New Roman" w:hAnsi="Times New Roman" w:eastAsia="Times New Roman" w:cs="Times New Roman"/>
+                <w:i w:val="false"/>
+                <w:b w:val="false"/>
+                <w:u w:val="none"/>
+                <w:strike w:val="false"/>
+                <w:sz w:val="18"/>
+                <w:szCs w:val="18"/>
+                <w:color w:val="000000"/>
+              </w:rPr>
+              <w:t xml:space="preserve">≥66</w:t>
+            </w:r>
+          </w:p>
+        </w:tc>
+        <w:tc>
+          <w:tcPr>
+            <w:tcBorders>
+              <w:bottom w:val="none" w:sz="0" w:space="0" w:color="000000"/>
+              <w:top w:val="none" w:sz="0" w:space="0" w:color="000000"/>
+              <w:left w:val="none" w:sz="0" w:space="0" w:color="000000"/>
+              <w:right w:val="none" w:sz="0" w:space="0" w:color="000000"/>
+            </w:tcBorders>
+            <w:shd w:val="clear" w:color="auto" w:fill="FFFFFF"/>
+            <w:tcMar>
+              <w:top w:w="0" w:type="dxa"/>
+              <w:bottom w:w="0" w:type="dxa"/>
+              <w:left w:w="0" w:type="dxa"/>
+              <w:right w:w="0" w:type="dxa"/>
+            </w:tcMar>
+            <w:vAlign w:val="center"/>
+          </w:tcPr>
+          <w:p>
+            <w:pPr>
+              <w:pStyle w:val="Normal"/>
+              <w:jc w:val="right"/>
+              <w:pBdr>
+                <w:bottom w:val="none" w:sz="0" w:space="0" w:color="000000"/>
+                <w:top w:val="none" w:sz="0" w:space="0" w:color="000000"/>
+                <w:left w:val="none" w:sz="0" w:space="0" w:color="000000"/>
+                <w:right w:val="none" w:sz="0" w:space="0" w:color="000000"/>
+              </w:pBdr>
+              <w:spacing w:after="100" w:before="100" w:line="240"/>
+              <w:ind w:left="100" w:right="100" w:firstLine="0" w:firstLineChars="0"/>
+              <w:rPr>
+                <w:rFonts w:ascii="Times New Roman" w:hAnsi="Times New Roman" w:eastAsia="Times New Roman" w:cs="Times New Roman"/>
+                <w:i w:val="false"/>
+                <w:b w:val="false"/>
+                <w:u w:val="none"/>
+                <w:strike w:val="false"/>
+                <w:sz w:val="18"/>
+                <w:szCs w:val="18"/>
+                <w:color w:val="000000"/>
+              </w:rPr>
+            </w:pPr>
+            <w:r>
+              <w:rPr>
+                <w:rFonts w:ascii="Times New Roman" w:hAnsi="Times New Roman" w:eastAsia="Times New Roman" w:cs="Times New Roman"/>
+                <w:i w:val="false"/>
+                <w:b w:val="false"/>
+                <w:u w:val="none"/>
+                <w:strike w:val="false"/>
+                <w:sz w:val="18"/>
+                <w:szCs w:val="18"/>
+                <w:color w:val="000000"/>
+              </w:rPr>
+              <w:t xml:space="preserve">302</w:t>
+            </w:r>
+          </w:p>
+        </w:tc>
+        <w:tc>
+          <w:tcPr>
+            <w:tcBorders>
+              <w:bottom w:val="none" w:sz="0" w:space="0" w:color="000000"/>
+              <w:top w:val="none" w:sz="0" w:space="0" w:color="000000"/>
+              <w:left w:val="none" w:sz="0" w:space="0" w:color="000000"/>
+              <w:right w:val="none" w:sz="0" w:space="0" w:color="000000"/>
+            </w:tcBorders>
+            <w:shd w:val="clear" w:color="auto" w:fill="FFFFFF"/>
+            <w:tcMar>
+              <w:top w:w="0" w:type="dxa"/>
+              <w:bottom w:w="0" w:type="dxa"/>
+              <w:left w:w="0" w:type="dxa"/>
+              <w:right w:w="0" w:type="dxa"/>
+            </w:tcMar>
+            <w:vAlign w:val="center"/>
+          </w:tcPr>
+          <w:p>
+            <w:pPr>
+              <w:pStyle w:val="Normal"/>
+              <w:jc w:val="right"/>
+              <w:pBdr>
+                <w:bottom w:val="none" w:sz="0" w:space="0" w:color="000000"/>
+                <w:top w:val="none" w:sz="0" w:space="0" w:color="000000"/>
+                <w:left w:val="none" w:sz="0" w:space="0" w:color="000000"/>
+                <w:right w:val="none" w:sz="0" w:space="0" w:color="000000"/>
+              </w:pBdr>
+              <w:spacing w:after="100" w:before="100" w:line="240"/>
+              <w:ind w:left="100" w:right="100" w:firstLine="0" w:firstLineChars="0"/>
+              <w:rPr>
+                <w:rFonts w:ascii="Times New Roman" w:hAnsi="Times New Roman" w:eastAsia="Times New Roman" w:cs="Times New Roman"/>
+                <w:i w:val="false"/>
+                <w:b w:val="false"/>
+                <w:u w:val="none"/>
+                <w:strike w:val="false"/>
+                <w:sz w:val="18"/>
+                <w:szCs w:val="18"/>
+                <w:color w:val="000000"/>
+              </w:rPr>
+            </w:pPr>
+            <w:r>
+              <w:rPr>
+                <w:rFonts w:ascii="Times New Roman" w:hAnsi="Times New Roman" w:eastAsia="Times New Roman" w:cs="Times New Roman"/>
+                <w:i w:val="false"/>
+                <w:b w:val="false"/>
+                <w:u w:val="none"/>
+                <w:strike w:val="false"/>
+                <w:sz w:val="18"/>
+                <w:szCs w:val="18"/>
+                <w:color w:val="000000"/>
+              </w:rPr>
+              <w:t xml:space="preserve">95</w:t>
+            </w:r>
+          </w:p>
+        </w:tc>
+        <w:tc>
+          <w:tcPr>
+            <w:tcBorders>
+              <w:bottom w:val="none" w:sz="0" w:space="0" w:color="000000"/>
+              <w:top w:val="none" w:sz="0" w:space="0" w:color="000000"/>
+              <w:left w:val="none" w:sz="0" w:space="0" w:color="000000"/>
+              <w:right w:val="none" w:sz="0" w:space="0" w:color="000000"/>
+            </w:tcBorders>
+            <w:shd w:val="clear" w:color="auto" w:fill="FFFFFF"/>
+            <w:tcMar>
+              <w:top w:w="0" w:type="dxa"/>
+              <w:bottom w:w="0" w:type="dxa"/>
+              <w:left w:w="0" w:type="dxa"/>
+              <w:right w:w="0" w:type="dxa"/>
+            </w:tcMar>
+            <w:vAlign w:val="center"/>
+          </w:tcPr>
+          <w:p>
+            <w:pPr>
+              <w:pStyle w:val="Normal"/>
+              <w:jc w:val="left"/>
+              <w:pBdr>
+                <w:bottom w:val="none" w:sz="0" w:space="0" w:color="000000"/>
+                <w:top w:val="none" w:sz="0" w:space="0" w:color="000000"/>
+                <w:left w:val="none" w:sz="0" w:space="0" w:color="000000"/>
+                <w:right w:val="none" w:sz="0" w:space="0" w:color="000000"/>
+              </w:pBdr>
+              <w:spacing w:after="100" w:before="100" w:line="240"/>
+              <w:ind w:left="100" w:right="100" w:firstLine="0" w:firstLineChars="0"/>
+              <w:rPr>
+                <w:rFonts w:ascii="Times New Roman" w:hAnsi="Times New Roman" w:eastAsia="Times New Roman" w:cs="Times New Roman"/>
+                <w:i w:val="false"/>
+                <w:b w:val="false"/>
+                <w:u w:val="none"/>
+                <w:strike w:val="false"/>
+                <w:sz w:val="18"/>
+                <w:szCs w:val="18"/>
+                <w:color w:val="000000"/>
+              </w:rPr>
+            </w:pPr>
+            <w:r>
+              <w:rPr>
+                <w:rFonts w:ascii="Times New Roman" w:hAnsi="Times New Roman" w:eastAsia="Times New Roman" w:cs="Times New Roman"/>
+                <w:i w:val="false"/>
+                <w:b w:val="false"/>
+                <w:u w:val="none"/>
+                <w:strike w:val="false"/>
+                <w:sz w:val="18"/>
+                <w:szCs w:val="18"/>
+                <w:color w:val="000000"/>
+              </w:rPr>
+              <w:t xml:space="preserve">1.00 (0.73–1.36)</w:t>
+            </w:r>
+          </w:p>
+        </w:tc>
+        <w:tc>
+          <w:tcPr>
+            <w:tcBorders>
+              <w:bottom w:val="none" w:sz="0" w:space="0" w:color="000000"/>
+              <w:top w:val="none" w:sz="0" w:space="0" w:color="000000"/>
+              <w:left w:val="none" w:sz="0" w:space="0" w:color="000000"/>
+              <w:right w:val="none" w:sz="0" w:space="0" w:color="000000"/>
+            </w:tcBorders>
+            <w:shd w:val="clear" w:color="auto" w:fill="FFFFFF"/>
+            <w:tcMar>
+              <w:top w:w="0" w:type="dxa"/>
+              <w:bottom w:w="0" w:type="dxa"/>
+              <w:left w:w="0" w:type="dxa"/>
+              <w:right w:w="0" w:type="dxa"/>
+            </w:tcMar>
+            <w:vAlign w:val="center"/>
+          </w:tcPr>
+          <w:p>
+            <w:pPr>
+              <w:pStyle w:val="Normal"/>
+              <w:jc w:val="left"/>
+              <w:pBdr>
+                <w:bottom w:val="none" w:sz="0" w:space="0" w:color="000000"/>
+                <w:top w:val="none" w:sz="0" w:space="0" w:color="000000"/>
+                <w:left w:val="none" w:sz="0" w:space="0" w:color="000000"/>
+                <w:right w:val="none" w:sz="0" w:space="0" w:color="000000"/>
+              </w:pBdr>
+              <w:spacing w:after="100" w:before="100" w:line="240"/>
+              <w:ind w:left="100" w:right="100" w:firstLine="0" w:firstLineChars="0"/>
+              <w:rPr>
+                <w:rFonts w:ascii="Times New Roman" w:hAnsi="Times New Roman" w:eastAsia="Times New Roman" w:cs="Times New Roman"/>
+                <w:i w:val="false"/>
+                <w:b w:val="false"/>
+                <w:u w:val="none"/>
+                <w:strike w:val="false"/>
+                <w:sz w:val="18"/>
+                <w:szCs w:val="18"/>
+                <w:color w:val="000000"/>
+              </w:rPr>
+            </w:pPr>
+            <w:r>
+              <w:rPr>
+                <w:rFonts w:ascii="Times New Roman" w:hAnsi="Times New Roman" w:eastAsia="Times New Roman" w:cs="Times New Roman"/>
+                <w:i w:val="false"/>
+                <w:b w:val="false"/>
+                <w:u w:val="none"/>
+                <w:strike w:val="false"/>
+                <w:sz w:val="18"/>
+                <w:szCs w:val="18"/>
+                <w:color w:val="000000"/>
+              </w:rPr>
+              <w:t xml:space="preserve">0.999</w:t>
+            </w:r>
+          </w:p>
+        </w:tc>
+        <w:tc>
+          <w:tcPr>
+            <w:tcBorders>
+              <w:bottom w:val="none" w:sz="0" w:space="0" w:color="000000"/>
+              <w:top w:val="none" w:sz="0" w:space="0" w:color="000000"/>
+              <w:left w:val="none" w:sz="0" w:space="0" w:color="000000"/>
+              <w:right w:val="none" w:sz="0" w:space="0" w:color="000000"/>
+            </w:tcBorders>
+            <w:shd w:val="clear" w:color="auto" w:fill="FFFFFF"/>
+            <w:tcMar>
+              <w:top w:w="0" w:type="dxa"/>
+              <w:bottom w:w="0" w:type="dxa"/>
+              <w:left w:w="0" w:type="dxa"/>
+              <w:right w:w="0" w:type="dxa"/>
+            </w:tcMar>
+            <w:vAlign w:val="center"/>
+          </w:tcPr>
+          <w:p>
+            <w:pPr>
+              <w:pStyle w:val="Normal"/>
+              <w:jc w:val="left"/>
+              <w:pBdr>
+                <w:bottom w:val="none" w:sz="0" w:space="0" w:color="000000"/>
+                <w:top w:val="none" w:sz="0" w:space="0" w:color="000000"/>
+                <w:left w:val="none" w:sz="0" w:space="0" w:color="000000"/>
+                <w:right w:val="none" w:sz="0" w:space="0" w:color="000000"/>
+              </w:pBdr>
+              <w:spacing w:after="100" w:before="100" w:line="240"/>
+              <w:ind w:left="100" w:right="100" w:firstLine="0" w:firstLineChars="0"/>
+              <w:rPr>
+                <w:rFonts w:ascii="Times New Roman" w:hAnsi="Times New Roman" w:eastAsia="Times New Roman" w:cs="Times New Roman"/>
+                <w:i w:val="false"/>
+                <w:b w:val="false"/>
+                <w:u w:val="none"/>
+                <w:strike w:val="false"/>
+                <w:sz w:val="18"/>
+                <w:szCs w:val="18"/>
+                <w:color w:val="000000"/>
+              </w:rPr>
+            </w:pPr>
+            <w:r>
+              <w:rPr>
+                <w:rFonts w:ascii="Times New Roman" w:hAnsi="Times New Roman" w:eastAsia="Times New Roman" w:cs="Times New Roman"/>
+                <w:i w:val="false"/>
+                <w:b w:val="false"/>
+                <w:u w:val="none"/>
+                <w:strike w:val="false"/>
+                <w:sz w:val="18"/>
+                <w:szCs w:val="18"/>
+                <w:color w:val="000000"/>
+              </w:rPr>
+              <w:t xml:space="preserve"/>
+            </w:r>
+          </w:p>
+        </w:tc>
+      </w:tr>
+      <w:tr>
+        <w:trPr>
+          <w:trHeight w:val="560" w:hRule="auto"/>
+        </w:trPr>
+        <w:tc>
+          <w:tcPr>
+            <w:tcBorders>
+              <w:bottom w:val="none" w:sz="0" w:space="0" w:color="000000"/>
+              <w:top w:val="none" w:sz="0" w:space="0" w:color="000000"/>
+              <w:left w:val="none" w:sz="0" w:space="0" w:color="000000"/>
+              <w:right w:val="none" w:sz="0" w:space="0" w:color="000000"/>
+            </w:tcBorders>
+            <w:shd w:val="clear" w:color="auto" w:fill="FFFFFF"/>
+            <w:tcMar>
+              <w:top w:w="0" w:type="dxa"/>
+              <w:bottom w:w="0" w:type="dxa"/>
+              <w:left w:w="0" w:type="dxa"/>
+              <w:right w:w="0" w:type="dxa"/>
+            </w:tcMar>
+            <w:vAlign w:val="center"/>
+          </w:tcPr>
+          <w:p>
+            <w:pPr>
+              <w:pStyle w:val="Normal"/>
+              <w:jc w:val="left"/>
+              <w:pBdr>
+                <w:bottom w:val="none" w:sz="0" w:space="0" w:color="000000"/>
+                <w:top w:val="none" w:sz="0" w:space="0" w:color="000000"/>
+                <w:left w:val="none" w:sz="0" w:space="0" w:color="000000"/>
+                <w:right w:val="none" w:sz="0" w:space="0" w:color="000000"/>
+              </w:pBdr>
+              <w:spacing w:after="100" w:before="100" w:line="240"/>
+              <w:ind w:left="100" w:right="100" w:firstLine="0" w:firstLineChars="0"/>
+              <w:rPr>
+                <w:rFonts w:ascii="Times New Roman" w:hAnsi="Times New Roman" w:eastAsia="Times New Roman" w:cs="Times New Roman"/>
+                <w:i w:val="false"/>
+                <w:b w:val="false"/>
+                <w:u w:val="none"/>
+                <w:strike w:val="false"/>
+                <w:sz w:val="18"/>
+                <w:szCs w:val="18"/>
+                <w:color w:val="000000"/>
+              </w:rPr>
+            </w:pPr>
+            <w:r>
+              <w:rPr>
+                <w:rFonts w:ascii="Times New Roman" w:hAnsi="Times New Roman" w:eastAsia="Times New Roman" w:cs="Times New Roman"/>
+                <w:i w:val="false"/>
+                <w:b w:val="false"/>
+                <w:u w:val="none"/>
+                <w:strike w:val="false"/>
+                <w:sz w:val="18"/>
+                <w:szCs w:val="18"/>
+                <w:color w:val="000000"/>
+              </w:rPr>
+              <w:t xml:space="preserve">Multivariable + MMR status</w:t>
+            </w:r>
+          </w:p>
+        </w:tc>
+        <w:tc>
+          <w:tcPr>
+            <w:tcBorders>
+              <w:bottom w:val="none" w:sz="0" w:space="0" w:color="000000"/>
+              <w:top w:val="none" w:sz="0" w:space="0" w:color="000000"/>
+              <w:left w:val="none" w:sz="0" w:space="0" w:color="000000"/>
+              <w:right w:val="none" w:sz="0" w:space="0" w:color="000000"/>
+            </w:tcBorders>
+            <w:shd w:val="clear" w:color="auto" w:fill="FFFFFF"/>
+            <w:tcMar>
+              <w:top w:w="0" w:type="dxa"/>
+              <w:bottom w:w="0" w:type="dxa"/>
+              <w:left w:w="0" w:type="dxa"/>
+              <w:right w:w="0" w:type="dxa"/>
+            </w:tcMar>
+            <w:vAlign w:val="center"/>
+          </w:tcPr>
+          <w:p>
+            <w:pPr>
+              <w:pStyle w:val="Normal"/>
+              <w:jc w:val="left"/>
+              <w:pBdr>
+                <w:bottom w:val="none" w:sz="0" w:space="0" w:color="000000"/>
+                <w:top w:val="none" w:sz="0" w:space="0" w:color="000000"/>
+                <w:left w:val="none" w:sz="0" w:space="0" w:color="000000"/>
+                <w:right w:val="none" w:sz="0" w:space="0" w:color="000000"/>
+              </w:pBdr>
+              <w:spacing w:after="100" w:before="100" w:line="240"/>
+              <w:ind w:left="100" w:right="100" w:firstLine="0" w:firstLineChars="0"/>
+              <w:rPr>
+                <w:rFonts w:ascii="Times New Roman" w:hAnsi="Times New Roman" w:eastAsia="Times New Roman" w:cs="Times New Roman"/>
+                <w:i w:val="false"/>
+                <w:b w:val="false"/>
+                <w:u w:val="none"/>
+                <w:strike w:val="false"/>
+                <w:sz w:val="18"/>
+                <w:szCs w:val="18"/>
+                <w:color w:val="000000"/>
+              </w:rPr>
+            </w:pPr>
+            <w:r>
+              <w:rPr>
+                <w:rFonts w:ascii="Times New Roman" w:hAnsi="Times New Roman" w:eastAsia="Times New Roman" w:cs="Times New Roman"/>
+                <w:i w:val="false"/>
+                <w:b w:val="false"/>
+                <w:u w:val="none"/>
+                <w:strike w:val="false"/>
+                <w:sz w:val="18"/>
+                <w:szCs w:val="18"/>
+                <w:color w:val="000000"/>
+              </w:rPr>
+              <w:t xml:space="preserve">Sex</w:t>
+            </w:r>
+          </w:p>
+        </w:tc>
+        <w:tc>
+          <w:tcPr>
+            <w:tcBorders>
+              <w:bottom w:val="none" w:sz="0" w:space="0" w:color="000000"/>
+              <w:top w:val="none" w:sz="0" w:space="0" w:color="000000"/>
+              <w:left w:val="none" w:sz="0" w:space="0" w:color="000000"/>
+              <w:right w:val="none" w:sz="0" w:space="0" w:color="000000"/>
+            </w:tcBorders>
+            <w:shd w:val="clear" w:color="auto" w:fill="FFFFFF"/>
+            <w:tcMar>
+              <w:top w:w="0" w:type="dxa"/>
+              <w:bottom w:w="0" w:type="dxa"/>
+              <w:left w:w="0" w:type="dxa"/>
+              <w:right w:w="0" w:type="dxa"/>
+            </w:tcMar>
+            <w:vAlign w:val="center"/>
+          </w:tcPr>
+          <w:p>
+            <w:pPr>
+              <w:pStyle w:val="Normal"/>
+              <w:jc w:val="left"/>
+              <w:pBdr>
+                <w:bottom w:val="none" w:sz="0" w:space="0" w:color="000000"/>
+                <w:top w:val="none" w:sz="0" w:space="0" w:color="000000"/>
+                <w:left w:val="none" w:sz="0" w:space="0" w:color="000000"/>
+                <w:right w:val="none" w:sz="0" w:space="0" w:color="000000"/>
+              </w:pBdr>
+              <w:spacing w:after="100" w:before="100" w:line="240"/>
+              <w:ind w:left="100" w:right="100" w:firstLine="0" w:firstLineChars="0"/>
+              <w:rPr>
+                <w:rFonts w:ascii="Times New Roman" w:hAnsi="Times New Roman" w:eastAsia="Times New Roman" w:cs="Times New Roman"/>
+                <w:i w:val="false"/>
+                <w:b w:val="false"/>
+                <w:u w:val="none"/>
+                <w:strike w:val="false"/>
+                <w:sz w:val="18"/>
+                <w:szCs w:val="18"/>
+                <w:color w:val="000000"/>
+              </w:rPr>
+            </w:pPr>
+            <w:r>
+              <w:rPr>
+                <w:rFonts w:ascii="Times New Roman" w:hAnsi="Times New Roman" w:eastAsia="Times New Roman" w:cs="Times New Roman"/>
+                <w:i w:val="false"/>
+                <w:b w:val="false"/>
+                <w:u w:val="none"/>
+                <w:strike w:val="false"/>
+                <w:sz w:val="18"/>
+                <w:szCs w:val="18"/>
+                <w:color w:val="000000"/>
+              </w:rPr>
+              <w:t xml:space="preserve">Male (ref)</w:t>
+            </w:r>
+          </w:p>
+        </w:tc>
+        <w:tc>
+          <w:tcPr>
+            <w:tcBorders>
+              <w:bottom w:val="none" w:sz="0" w:space="0" w:color="000000"/>
+              <w:top w:val="none" w:sz="0" w:space="0" w:color="000000"/>
+              <w:left w:val="none" w:sz="0" w:space="0" w:color="000000"/>
+              <w:right w:val="none" w:sz="0" w:space="0" w:color="000000"/>
+            </w:tcBorders>
+            <w:shd w:val="clear" w:color="auto" w:fill="FFFFFF"/>
+            <w:tcMar>
+              <w:top w:w="0" w:type="dxa"/>
+              <w:bottom w:w="0" w:type="dxa"/>
+              <w:left w:w="0" w:type="dxa"/>
+              <w:right w:w="0" w:type="dxa"/>
+            </w:tcMar>
+            <w:vAlign w:val="center"/>
+          </w:tcPr>
+          <w:p>
+            <w:pPr>
+              <w:pStyle w:val="Normal"/>
+              <w:jc w:val="right"/>
+              <w:pBdr>
+                <w:bottom w:val="none" w:sz="0" w:space="0" w:color="000000"/>
+                <w:top w:val="none" w:sz="0" w:space="0" w:color="000000"/>
+                <w:left w:val="none" w:sz="0" w:space="0" w:color="000000"/>
+                <w:right w:val="none" w:sz="0" w:space="0" w:color="000000"/>
+              </w:pBdr>
+              <w:spacing w:after="100" w:before="100" w:line="240"/>
+              <w:ind w:left="100" w:right="100" w:firstLine="0" w:firstLineChars="0"/>
+              <w:rPr>
+                <w:rFonts w:ascii="Times New Roman" w:hAnsi="Times New Roman" w:eastAsia="Times New Roman" w:cs="Times New Roman"/>
+                <w:i w:val="false"/>
+                <w:b w:val="false"/>
+                <w:u w:val="none"/>
+                <w:strike w:val="false"/>
+                <w:sz w:val="18"/>
+                <w:szCs w:val="18"/>
+                <w:color w:val="000000"/>
+              </w:rPr>
+            </w:pPr>
+            <w:r>
+              <w:rPr>
+                <w:rFonts w:ascii="Times New Roman" w:hAnsi="Times New Roman" w:eastAsia="Times New Roman" w:cs="Times New Roman"/>
+                <w:i w:val="false"/>
+                <w:b w:val="false"/>
+                <w:u w:val="none"/>
+                <w:strike w:val="false"/>
+                <w:sz w:val="18"/>
+                <w:szCs w:val="18"/>
+                <w:color w:val="000000"/>
+              </w:rPr>
+              <w:t xml:space="preserve">282</w:t>
+            </w:r>
+          </w:p>
+        </w:tc>
+        <w:tc>
+          <w:tcPr>
+            <w:tcBorders>
+              <w:bottom w:val="none" w:sz="0" w:space="0" w:color="000000"/>
+              <w:top w:val="none" w:sz="0" w:space="0" w:color="000000"/>
+              <w:left w:val="none" w:sz="0" w:space="0" w:color="000000"/>
+              <w:right w:val="none" w:sz="0" w:space="0" w:color="000000"/>
+            </w:tcBorders>
+            <w:shd w:val="clear" w:color="auto" w:fill="FFFFFF"/>
+            <w:tcMar>
+              <w:top w:w="0" w:type="dxa"/>
+              <w:bottom w:w="0" w:type="dxa"/>
+              <w:left w:w="0" w:type="dxa"/>
+              <w:right w:w="0" w:type="dxa"/>
+            </w:tcMar>
+            <w:vAlign w:val="center"/>
+          </w:tcPr>
+          <w:p>
+            <w:pPr>
+              <w:pStyle w:val="Normal"/>
+              <w:jc w:val="right"/>
+              <w:pBdr>
+                <w:bottom w:val="none" w:sz="0" w:space="0" w:color="000000"/>
+                <w:top w:val="none" w:sz="0" w:space="0" w:color="000000"/>
+                <w:left w:val="none" w:sz="0" w:space="0" w:color="000000"/>
+                <w:right w:val="none" w:sz="0" w:space="0" w:color="000000"/>
+              </w:pBdr>
+              <w:spacing w:after="100" w:before="100" w:line="240"/>
+              <w:ind w:left="100" w:right="100" w:firstLine="0" w:firstLineChars="0"/>
+              <w:rPr>
+                <w:rFonts w:ascii="Times New Roman" w:hAnsi="Times New Roman" w:eastAsia="Times New Roman" w:cs="Times New Roman"/>
+                <w:i w:val="false"/>
+                <w:b w:val="false"/>
+                <w:u w:val="none"/>
+                <w:strike w:val="false"/>
+                <w:sz w:val="18"/>
+                <w:szCs w:val="18"/>
+                <w:color w:val="000000"/>
+              </w:rPr>
+            </w:pPr>
+            <w:r>
+              <w:rPr>
+                <w:rFonts w:ascii="Times New Roman" w:hAnsi="Times New Roman" w:eastAsia="Times New Roman" w:cs="Times New Roman"/>
+                <w:i w:val="false"/>
+                <w:b w:val="false"/>
+                <w:u w:val="none"/>
+                <w:strike w:val="false"/>
+                <w:sz w:val="18"/>
+                <w:szCs w:val="18"/>
+                <w:color w:val="000000"/>
+              </w:rPr>
+              <w:t xml:space="preserve">99</w:t>
+            </w:r>
+          </w:p>
+        </w:tc>
+        <w:tc>
+          <w:tcPr>
+            <w:tcBorders>
+              <w:bottom w:val="none" w:sz="0" w:space="0" w:color="000000"/>
+              <w:top w:val="none" w:sz="0" w:space="0" w:color="000000"/>
+              <w:left w:val="none" w:sz="0" w:space="0" w:color="000000"/>
+              <w:right w:val="none" w:sz="0" w:space="0" w:color="000000"/>
+            </w:tcBorders>
+            <w:shd w:val="clear" w:color="auto" w:fill="FFFFFF"/>
+            <w:tcMar>
+              <w:top w:w="0" w:type="dxa"/>
+              <w:bottom w:w="0" w:type="dxa"/>
+              <w:left w:w="0" w:type="dxa"/>
+              <w:right w:w="0" w:type="dxa"/>
+            </w:tcMar>
+            <w:vAlign w:val="center"/>
+          </w:tcPr>
+          <w:p>
+            <w:pPr>
+              <w:pStyle w:val="Normal"/>
+              <w:jc w:val="left"/>
+              <w:pBdr>
+                <w:bottom w:val="none" w:sz="0" w:space="0" w:color="000000"/>
+                <w:top w:val="none" w:sz="0" w:space="0" w:color="000000"/>
+                <w:left w:val="none" w:sz="0" w:space="0" w:color="000000"/>
+                <w:right w:val="none" w:sz="0" w:space="0" w:color="000000"/>
+              </w:pBdr>
+              <w:spacing w:after="100" w:before="100" w:line="240"/>
+              <w:ind w:left="100" w:right="100" w:firstLine="0" w:firstLineChars="0"/>
+              <w:rPr>
+                <w:rFonts w:ascii="Times New Roman" w:hAnsi="Times New Roman" w:eastAsia="Times New Roman" w:cs="Times New Roman"/>
+                <w:i w:val="false"/>
+                <w:b w:val="false"/>
+                <w:u w:val="none"/>
+                <w:strike w:val="false"/>
+                <w:sz w:val="18"/>
+                <w:szCs w:val="18"/>
+                <w:color w:val="000000"/>
+              </w:rPr>
+            </w:pPr>
+            <w:r>
+              <w:rPr>
+                <w:rFonts w:ascii="Times New Roman" w:hAnsi="Times New Roman" w:eastAsia="Times New Roman" w:cs="Times New Roman"/>
+                <w:i w:val="false"/>
+                <w:b w:val="false"/>
+                <w:u w:val="none"/>
+                <w:strike w:val="false"/>
+                <w:sz w:val="18"/>
+                <w:szCs w:val="18"/>
+                <w:color w:val="000000"/>
+              </w:rPr>
+              <w:t xml:space="preserve">Reference</w:t>
+            </w:r>
+          </w:p>
+        </w:tc>
+        <w:tc>
+          <w:tcPr>
+            <w:tcBorders>
+              <w:bottom w:val="none" w:sz="0" w:space="0" w:color="000000"/>
+              <w:top w:val="none" w:sz="0" w:space="0" w:color="000000"/>
+              <w:left w:val="none" w:sz="0" w:space="0" w:color="000000"/>
+              <w:right w:val="none" w:sz="0" w:space="0" w:color="000000"/>
+            </w:tcBorders>
+            <w:shd w:val="clear" w:color="auto" w:fill="FFFFFF"/>
+            <w:tcMar>
+              <w:top w:w="0" w:type="dxa"/>
+              <w:bottom w:w="0" w:type="dxa"/>
+              <w:left w:w="0" w:type="dxa"/>
+              <w:right w:w="0" w:type="dxa"/>
+            </w:tcMar>
+            <w:vAlign w:val="center"/>
+          </w:tcPr>
+          <w:p>
+            <w:pPr>
+              <w:pStyle w:val="Normal"/>
+              <w:jc w:val="left"/>
+              <w:pBdr>
+                <w:bottom w:val="none" w:sz="0" w:space="0" w:color="000000"/>
+                <w:top w:val="none" w:sz="0" w:space="0" w:color="000000"/>
+                <w:left w:val="none" w:sz="0" w:space="0" w:color="000000"/>
+                <w:right w:val="none" w:sz="0" w:space="0" w:color="000000"/>
+              </w:pBdr>
+              <w:spacing w:after="100" w:before="100" w:line="240"/>
+              <w:ind w:left="100" w:right="100" w:firstLine="0" w:firstLineChars="0"/>
+              <w:rPr>
+                <w:rFonts w:ascii="Times New Roman" w:hAnsi="Times New Roman" w:eastAsia="Times New Roman" w:cs="Times New Roman"/>
+                <w:i w:val="false"/>
+                <w:b w:val="false"/>
+                <w:u w:val="none"/>
+                <w:strike w:val="false"/>
+                <w:sz w:val="18"/>
+                <w:szCs w:val="18"/>
+                <w:color w:val="000000"/>
+              </w:rPr>
+            </w:pPr>
+            <w:r>
+              <w:rPr>
+                <w:rFonts w:ascii="Times New Roman" w:hAnsi="Times New Roman" w:eastAsia="Times New Roman" w:cs="Times New Roman"/>
+                <w:i w:val="false"/>
+                <w:b w:val="false"/>
+                <w:u w:val="none"/>
+                <w:strike w:val="false"/>
+                <w:sz w:val="18"/>
+                <w:szCs w:val="18"/>
+                <w:color w:val="000000"/>
+              </w:rPr>
+              <w:t xml:space="preserve"/>
+            </w:r>
+          </w:p>
+        </w:tc>
+        <w:tc>
+          <w:tcPr>
+            <w:tcBorders>
+              <w:bottom w:val="none" w:sz="0" w:space="0" w:color="000000"/>
+              <w:top w:val="none" w:sz="0" w:space="0" w:color="000000"/>
+              <w:left w:val="none" w:sz="0" w:space="0" w:color="000000"/>
+              <w:right w:val="none" w:sz="0" w:space="0" w:color="000000"/>
+            </w:tcBorders>
+            <w:shd w:val="clear" w:color="auto" w:fill="FFFFFF"/>
+            <w:tcMar>
+              <w:top w:w="0" w:type="dxa"/>
+              <w:bottom w:w="0" w:type="dxa"/>
+              <w:left w:w="0" w:type="dxa"/>
+              <w:right w:w="0" w:type="dxa"/>
+            </w:tcMar>
+            <w:vAlign w:val="center"/>
+          </w:tcPr>
+          <w:p>
+            <w:pPr>
+              <w:pStyle w:val="Normal"/>
+              <w:jc w:val="left"/>
+              <w:pBdr>
+                <w:bottom w:val="none" w:sz="0" w:space="0" w:color="000000"/>
+                <w:top w:val="none" w:sz="0" w:space="0" w:color="000000"/>
+                <w:left w:val="none" w:sz="0" w:space="0" w:color="000000"/>
+                <w:right w:val="none" w:sz="0" w:space="0" w:color="000000"/>
+              </w:pBdr>
+              <w:spacing w:after="100" w:before="100" w:line="240"/>
+              <w:ind w:left="100" w:right="100" w:firstLine="0" w:firstLineChars="0"/>
+              <w:rPr>
+                <w:rFonts w:ascii="Times New Roman" w:hAnsi="Times New Roman" w:eastAsia="Times New Roman" w:cs="Times New Roman"/>
+                <w:i w:val="false"/>
+                <w:b w:val="false"/>
+                <w:u w:val="none"/>
+                <w:strike w:val="false"/>
+                <w:sz w:val="18"/>
+                <w:szCs w:val="18"/>
+                <w:color w:val="000000"/>
+              </w:rPr>
+            </w:pPr>
+            <w:r>
+              <w:rPr>
+                <w:rFonts w:ascii="Times New Roman" w:hAnsi="Times New Roman" w:eastAsia="Times New Roman" w:cs="Times New Roman"/>
+                <w:i w:val="false"/>
+                <w:b w:val="false"/>
+                <w:u w:val="none"/>
+                <w:strike w:val="false"/>
+                <w:sz w:val="18"/>
+                <w:szCs w:val="18"/>
+                <w:color w:val="000000"/>
+              </w:rPr>
+              <w:t xml:space="preserve"/>
+            </w:r>
+          </w:p>
+        </w:tc>
+      </w:tr>
+      <w:tr>
+        <w:trPr>
+          <w:trHeight w:val="560" w:hRule="auto"/>
+        </w:trPr>
+        <w:tc>
+          <w:tcPr>
+            <w:tcBorders>
+              <w:bottom w:val="none" w:sz="0" w:space="0" w:color="000000"/>
+              <w:top w:val="none" w:sz="0" w:space="0" w:color="000000"/>
+              <w:left w:val="none" w:sz="0" w:space="0" w:color="000000"/>
+              <w:right w:val="none" w:sz="0" w:space="0" w:color="000000"/>
+            </w:tcBorders>
+            <w:shd w:val="clear" w:color="auto" w:fill="FFFFFF"/>
+            <w:tcMar>
+              <w:top w:w="0" w:type="dxa"/>
+              <w:bottom w:w="0" w:type="dxa"/>
+              <w:left w:w="0" w:type="dxa"/>
+              <w:right w:w="0" w:type="dxa"/>
+            </w:tcMar>
+            <w:vAlign w:val="center"/>
+          </w:tcPr>
+          <w:p>
+            <w:pPr>
+              <w:pStyle w:val="Normal"/>
+              <w:jc w:val="left"/>
+              <w:pBdr>
+                <w:bottom w:val="none" w:sz="0" w:space="0" w:color="000000"/>
+                <w:top w:val="none" w:sz="0" w:space="0" w:color="000000"/>
+                <w:left w:val="none" w:sz="0" w:space="0" w:color="000000"/>
+                <w:right w:val="none" w:sz="0" w:space="0" w:color="000000"/>
+              </w:pBdr>
+              <w:spacing w:after="100" w:before="100" w:line="240"/>
+              <w:ind w:left="100" w:right="100" w:firstLine="0" w:firstLineChars="0"/>
+              <w:rPr>
+                <w:rFonts w:ascii="Times New Roman" w:hAnsi="Times New Roman" w:eastAsia="Times New Roman" w:cs="Times New Roman"/>
+                <w:i w:val="false"/>
+                <w:b w:val="false"/>
+                <w:u w:val="none"/>
+                <w:strike w:val="false"/>
+                <w:sz w:val="18"/>
+                <w:szCs w:val="18"/>
+                <w:color w:val="000000"/>
+              </w:rPr>
+            </w:pPr>
+            <w:r>
+              <w:rPr>
+                <w:rFonts w:ascii="Times New Roman" w:hAnsi="Times New Roman" w:eastAsia="Times New Roman" w:cs="Times New Roman"/>
+                <w:i w:val="false"/>
+                <w:b w:val="false"/>
+                <w:u w:val="none"/>
+                <w:strike w:val="false"/>
+                <w:sz w:val="18"/>
+                <w:szCs w:val="18"/>
+                <w:color w:val="000000"/>
+              </w:rPr>
+              <w:t xml:space="preserve">Multivariable + MMR status</w:t>
+            </w:r>
+          </w:p>
+        </w:tc>
+        <w:tc>
+          <w:tcPr>
+            <w:tcBorders>
+              <w:bottom w:val="none" w:sz="0" w:space="0" w:color="000000"/>
+              <w:top w:val="none" w:sz="0" w:space="0" w:color="000000"/>
+              <w:left w:val="none" w:sz="0" w:space="0" w:color="000000"/>
+              <w:right w:val="none" w:sz="0" w:space="0" w:color="000000"/>
+            </w:tcBorders>
+            <w:shd w:val="clear" w:color="auto" w:fill="FFFFFF"/>
+            <w:tcMar>
+              <w:top w:w="0" w:type="dxa"/>
+              <w:bottom w:w="0" w:type="dxa"/>
+              <w:left w:w="0" w:type="dxa"/>
+              <w:right w:w="0" w:type="dxa"/>
+            </w:tcMar>
+            <w:vAlign w:val="center"/>
+          </w:tcPr>
+          <w:p>
+            <w:pPr>
+              <w:pStyle w:val="Normal"/>
+              <w:jc w:val="left"/>
+              <w:pBdr>
+                <w:bottom w:val="none" w:sz="0" w:space="0" w:color="000000"/>
+                <w:top w:val="none" w:sz="0" w:space="0" w:color="000000"/>
+                <w:left w:val="none" w:sz="0" w:space="0" w:color="000000"/>
+                <w:right w:val="none" w:sz="0" w:space="0" w:color="000000"/>
+              </w:pBdr>
+              <w:spacing w:after="100" w:before="100" w:line="240"/>
+              <w:ind w:left="100" w:right="100" w:firstLine="0" w:firstLineChars="0"/>
+              <w:rPr>
+                <w:rFonts w:ascii="Times New Roman" w:hAnsi="Times New Roman" w:eastAsia="Times New Roman" w:cs="Times New Roman"/>
+                <w:i w:val="false"/>
+                <w:b w:val="false"/>
+                <w:u w:val="none"/>
+                <w:strike w:val="false"/>
+                <w:sz w:val="18"/>
+                <w:szCs w:val="18"/>
+                <w:color w:val="000000"/>
+              </w:rPr>
+            </w:pPr>
+            <w:r>
+              <w:rPr>
+                <w:rFonts w:ascii="Times New Roman" w:hAnsi="Times New Roman" w:eastAsia="Times New Roman" w:cs="Times New Roman"/>
+                <w:i w:val="false"/>
+                <w:b w:val="false"/>
+                <w:u w:val="none"/>
+                <w:strike w:val="false"/>
+                <w:sz w:val="18"/>
+                <w:szCs w:val="18"/>
+                <w:color w:val="000000"/>
+              </w:rPr>
+              <w:t xml:space="preserve"/>
+            </w:r>
+          </w:p>
+        </w:tc>
+        <w:tc>
+          <w:tcPr>
+            <w:tcBorders>
+              <w:bottom w:val="none" w:sz="0" w:space="0" w:color="000000"/>
+              <w:top w:val="none" w:sz="0" w:space="0" w:color="000000"/>
+              <w:left w:val="none" w:sz="0" w:space="0" w:color="000000"/>
+              <w:right w:val="none" w:sz="0" w:space="0" w:color="000000"/>
+            </w:tcBorders>
+            <w:shd w:val="clear" w:color="auto" w:fill="FFFFFF"/>
+            <w:tcMar>
+              <w:top w:w="0" w:type="dxa"/>
+              <w:bottom w:w="0" w:type="dxa"/>
+              <w:left w:w="0" w:type="dxa"/>
+              <w:right w:w="0" w:type="dxa"/>
+            </w:tcMar>
+            <w:vAlign w:val="center"/>
+          </w:tcPr>
+          <w:p>
+            <w:pPr>
+              <w:pStyle w:val="Normal"/>
+              <w:jc w:val="left"/>
+              <w:pBdr>
+                <w:bottom w:val="none" w:sz="0" w:space="0" w:color="000000"/>
+                <w:top w:val="none" w:sz="0" w:space="0" w:color="000000"/>
+                <w:left w:val="none" w:sz="0" w:space="0" w:color="000000"/>
+                <w:right w:val="none" w:sz="0" w:space="0" w:color="000000"/>
+              </w:pBdr>
+              <w:spacing w:after="100" w:before="100" w:line="240"/>
+              <w:ind w:left="100" w:right="100" w:firstLine="0" w:firstLineChars="0"/>
+              <w:rPr>
+                <w:rFonts w:ascii="Times New Roman" w:hAnsi="Times New Roman" w:eastAsia="Times New Roman" w:cs="Times New Roman"/>
+                <w:i w:val="false"/>
+                <w:b w:val="false"/>
+                <w:u w:val="none"/>
+                <w:strike w:val="false"/>
+                <w:sz w:val="18"/>
+                <w:szCs w:val="18"/>
+                <w:color w:val="000000"/>
+              </w:rPr>
+            </w:pPr>
+            <w:r>
+              <w:rPr>
+                <w:rFonts w:ascii="Times New Roman" w:hAnsi="Times New Roman" w:eastAsia="Times New Roman" w:cs="Times New Roman"/>
+                <w:i w:val="false"/>
+                <w:b w:val="false"/>
+                <w:u w:val="none"/>
+                <w:strike w:val="false"/>
+                <w:sz w:val="18"/>
+                <w:szCs w:val="18"/>
+                <w:color w:val="000000"/>
+              </w:rPr>
+              <w:t xml:space="preserve">Female</w:t>
+            </w:r>
+          </w:p>
+        </w:tc>
+        <w:tc>
+          <w:tcPr>
+            <w:tcBorders>
+              <w:bottom w:val="none" w:sz="0" w:space="0" w:color="000000"/>
+              <w:top w:val="none" w:sz="0" w:space="0" w:color="000000"/>
+              <w:left w:val="none" w:sz="0" w:space="0" w:color="000000"/>
+              <w:right w:val="none" w:sz="0" w:space="0" w:color="000000"/>
+            </w:tcBorders>
+            <w:shd w:val="clear" w:color="auto" w:fill="FFFFFF"/>
+            <w:tcMar>
+              <w:top w:w="0" w:type="dxa"/>
+              <w:bottom w:w="0" w:type="dxa"/>
+              <w:left w:w="0" w:type="dxa"/>
+              <w:right w:w="0" w:type="dxa"/>
+            </w:tcMar>
+            <w:vAlign w:val="center"/>
+          </w:tcPr>
+          <w:p>
+            <w:pPr>
+              <w:pStyle w:val="Normal"/>
+              <w:jc w:val="right"/>
+              <w:pBdr>
+                <w:bottom w:val="none" w:sz="0" w:space="0" w:color="000000"/>
+                <w:top w:val="none" w:sz="0" w:space="0" w:color="000000"/>
+                <w:left w:val="none" w:sz="0" w:space="0" w:color="000000"/>
+                <w:right w:val="none" w:sz="0" w:space="0" w:color="000000"/>
+              </w:pBdr>
+              <w:spacing w:after="100" w:before="100" w:line="240"/>
+              <w:ind w:left="100" w:right="100" w:firstLine="0" w:firstLineChars="0"/>
+              <w:rPr>
+                <w:rFonts w:ascii="Times New Roman" w:hAnsi="Times New Roman" w:eastAsia="Times New Roman" w:cs="Times New Roman"/>
+                <w:i w:val="false"/>
+                <w:b w:val="false"/>
+                <w:u w:val="none"/>
+                <w:strike w:val="false"/>
+                <w:sz w:val="18"/>
+                <w:szCs w:val="18"/>
+                <w:color w:val="000000"/>
+              </w:rPr>
+            </w:pPr>
+            <w:r>
+              <w:rPr>
+                <w:rFonts w:ascii="Times New Roman" w:hAnsi="Times New Roman" w:eastAsia="Times New Roman" w:cs="Times New Roman"/>
+                <w:i w:val="false"/>
+                <w:b w:val="false"/>
+                <w:u w:val="none"/>
+                <w:strike w:val="false"/>
+                <w:sz w:val="18"/>
+                <w:szCs w:val="18"/>
+                <w:color w:val="000000"/>
+              </w:rPr>
+              <w:t xml:space="preserve">224</w:t>
+            </w:r>
+          </w:p>
+        </w:tc>
+        <w:tc>
+          <w:tcPr>
+            <w:tcBorders>
+              <w:bottom w:val="none" w:sz="0" w:space="0" w:color="000000"/>
+              <w:top w:val="none" w:sz="0" w:space="0" w:color="000000"/>
+              <w:left w:val="none" w:sz="0" w:space="0" w:color="000000"/>
+              <w:right w:val="none" w:sz="0" w:space="0" w:color="000000"/>
+            </w:tcBorders>
+            <w:shd w:val="clear" w:color="auto" w:fill="FFFFFF"/>
+            <w:tcMar>
+              <w:top w:w="0" w:type="dxa"/>
+              <w:bottom w:w="0" w:type="dxa"/>
+              <w:left w:w="0" w:type="dxa"/>
+              <w:right w:w="0" w:type="dxa"/>
+            </w:tcMar>
+            <w:vAlign w:val="center"/>
+          </w:tcPr>
+          <w:p>
+            <w:pPr>
+              <w:pStyle w:val="Normal"/>
+              <w:jc w:val="right"/>
+              <w:pBdr>
+                <w:bottom w:val="none" w:sz="0" w:space="0" w:color="000000"/>
+                <w:top w:val="none" w:sz="0" w:space="0" w:color="000000"/>
+                <w:left w:val="none" w:sz="0" w:space="0" w:color="000000"/>
+                <w:right w:val="none" w:sz="0" w:space="0" w:color="000000"/>
+              </w:pBdr>
+              <w:spacing w:after="100" w:before="100" w:line="240"/>
+              <w:ind w:left="100" w:right="100" w:firstLine="0" w:firstLineChars="0"/>
+              <w:rPr>
+                <w:rFonts w:ascii="Times New Roman" w:hAnsi="Times New Roman" w:eastAsia="Times New Roman" w:cs="Times New Roman"/>
+                <w:i w:val="false"/>
+                <w:b w:val="false"/>
+                <w:u w:val="none"/>
+                <w:strike w:val="false"/>
+                <w:sz w:val="18"/>
+                <w:szCs w:val="18"/>
+                <w:color w:val="000000"/>
+              </w:rPr>
+            </w:pPr>
+            <w:r>
+              <w:rPr>
+                <w:rFonts w:ascii="Times New Roman" w:hAnsi="Times New Roman" w:eastAsia="Times New Roman" w:cs="Times New Roman"/>
+                <w:i w:val="false"/>
+                <w:b w:val="false"/>
+                <w:u w:val="none"/>
+                <w:strike w:val="false"/>
+                <w:sz w:val="18"/>
+                <w:szCs w:val="18"/>
+                <w:color w:val="000000"/>
+              </w:rPr>
+              <w:t xml:space="preserve">68</w:t>
+            </w:r>
+          </w:p>
+        </w:tc>
+        <w:tc>
+          <w:tcPr>
+            <w:tcBorders>
+              <w:bottom w:val="none" w:sz="0" w:space="0" w:color="000000"/>
+              <w:top w:val="none" w:sz="0" w:space="0" w:color="000000"/>
+              <w:left w:val="none" w:sz="0" w:space="0" w:color="000000"/>
+              <w:right w:val="none" w:sz="0" w:space="0" w:color="000000"/>
+            </w:tcBorders>
+            <w:shd w:val="clear" w:color="auto" w:fill="FFFFFF"/>
+            <w:tcMar>
+              <w:top w:w="0" w:type="dxa"/>
+              <w:bottom w:w="0" w:type="dxa"/>
+              <w:left w:w="0" w:type="dxa"/>
+              <w:right w:w="0" w:type="dxa"/>
+            </w:tcMar>
+            <w:vAlign w:val="center"/>
+          </w:tcPr>
+          <w:p>
+            <w:pPr>
+              <w:pStyle w:val="Normal"/>
+              <w:jc w:val="left"/>
+              <w:pBdr>
+                <w:bottom w:val="none" w:sz="0" w:space="0" w:color="000000"/>
+                <w:top w:val="none" w:sz="0" w:space="0" w:color="000000"/>
+                <w:left w:val="none" w:sz="0" w:space="0" w:color="000000"/>
+                <w:right w:val="none" w:sz="0" w:space="0" w:color="000000"/>
+              </w:pBdr>
+              <w:spacing w:after="100" w:before="100" w:line="240"/>
+              <w:ind w:left="100" w:right="100" w:firstLine="0" w:firstLineChars="0"/>
+              <w:rPr>
+                <w:rFonts w:ascii="Times New Roman" w:hAnsi="Times New Roman" w:eastAsia="Times New Roman" w:cs="Times New Roman"/>
+                <w:i w:val="false"/>
+                <w:b w:val="false"/>
+                <w:u w:val="none"/>
+                <w:strike w:val="false"/>
+                <w:sz w:val="18"/>
+                <w:szCs w:val="18"/>
+                <w:color w:val="000000"/>
+              </w:rPr>
+            </w:pPr>
+            <w:r>
+              <w:rPr>
+                <w:rFonts w:ascii="Times New Roman" w:hAnsi="Times New Roman" w:eastAsia="Times New Roman" w:cs="Times New Roman"/>
+                <w:i w:val="false"/>
+                <w:b w:val="false"/>
+                <w:u w:val="none"/>
+                <w:strike w:val="false"/>
+                <w:sz w:val="18"/>
+                <w:szCs w:val="18"/>
+                <w:color w:val="000000"/>
+              </w:rPr>
+              <w:t xml:space="preserve">0.81 (0.59–1.10)</w:t>
+            </w:r>
+          </w:p>
+        </w:tc>
+        <w:tc>
+          <w:tcPr>
+            <w:tcBorders>
+              <w:bottom w:val="none" w:sz="0" w:space="0" w:color="000000"/>
+              <w:top w:val="none" w:sz="0" w:space="0" w:color="000000"/>
+              <w:left w:val="none" w:sz="0" w:space="0" w:color="000000"/>
+              <w:right w:val="none" w:sz="0" w:space="0" w:color="000000"/>
+            </w:tcBorders>
+            <w:shd w:val="clear" w:color="auto" w:fill="FFFFFF"/>
+            <w:tcMar>
+              <w:top w:w="0" w:type="dxa"/>
+              <w:bottom w:w="0" w:type="dxa"/>
+              <w:left w:w="0" w:type="dxa"/>
+              <w:right w:w="0" w:type="dxa"/>
+            </w:tcMar>
+            <w:vAlign w:val="center"/>
+          </w:tcPr>
+          <w:p>
+            <w:pPr>
+              <w:pStyle w:val="Normal"/>
+              <w:jc w:val="left"/>
+              <w:pBdr>
+                <w:bottom w:val="none" w:sz="0" w:space="0" w:color="000000"/>
+                <w:top w:val="none" w:sz="0" w:space="0" w:color="000000"/>
+                <w:left w:val="none" w:sz="0" w:space="0" w:color="000000"/>
+                <w:right w:val="none" w:sz="0" w:space="0" w:color="000000"/>
+              </w:pBdr>
+              <w:spacing w:after="100" w:before="100" w:line="240"/>
+              <w:ind w:left="100" w:right="100" w:firstLine="0" w:firstLineChars="0"/>
+              <w:rPr>
+                <w:rFonts w:ascii="Times New Roman" w:hAnsi="Times New Roman" w:eastAsia="Times New Roman" w:cs="Times New Roman"/>
+                <w:i w:val="false"/>
+                <w:b w:val="false"/>
+                <w:u w:val="none"/>
+                <w:strike w:val="false"/>
+                <w:sz w:val="18"/>
+                <w:szCs w:val="18"/>
+                <w:color w:val="000000"/>
+              </w:rPr>
+            </w:pPr>
+            <w:r>
+              <w:rPr>
+                <w:rFonts w:ascii="Times New Roman" w:hAnsi="Times New Roman" w:eastAsia="Times New Roman" w:cs="Times New Roman"/>
+                <w:i w:val="false"/>
+                <w:b w:val="false"/>
+                <w:u w:val="none"/>
+                <w:strike w:val="false"/>
+                <w:sz w:val="18"/>
+                <w:szCs w:val="18"/>
+                <w:color w:val="000000"/>
+              </w:rPr>
+              <w:t xml:space="preserve">0.181</w:t>
+            </w:r>
+          </w:p>
+        </w:tc>
+        <w:tc>
+          <w:tcPr>
+            <w:tcBorders>
+              <w:bottom w:val="none" w:sz="0" w:space="0" w:color="000000"/>
+              <w:top w:val="none" w:sz="0" w:space="0" w:color="000000"/>
+              <w:left w:val="none" w:sz="0" w:space="0" w:color="000000"/>
+              <w:right w:val="none" w:sz="0" w:space="0" w:color="000000"/>
+            </w:tcBorders>
+            <w:shd w:val="clear" w:color="auto" w:fill="FFFFFF"/>
+            <w:tcMar>
+              <w:top w:w="0" w:type="dxa"/>
+              <w:bottom w:w="0" w:type="dxa"/>
+              <w:left w:w="0" w:type="dxa"/>
+              <w:right w:w="0" w:type="dxa"/>
+            </w:tcMar>
+            <w:vAlign w:val="center"/>
+          </w:tcPr>
+          <w:p>
+            <w:pPr>
+              <w:pStyle w:val="Normal"/>
+              <w:jc w:val="left"/>
+              <w:pBdr>
+                <w:bottom w:val="none" w:sz="0" w:space="0" w:color="000000"/>
+                <w:top w:val="none" w:sz="0" w:space="0" w:color="000000"/>
+                <w:left w:val="none" w:sz="0" w:space="0" w:color="000000"/>
+                <w:right w:val="none" w:sz="0" w:space="0" w:color="000000"/>
+              </w:pBdr>
+              <w:spacing w:after="100" w:before="100" w:line="240"/>
+              <w:ind w:left="100" w:right="100" w:firstLine="0" w:firstLineChars="0"/>
+              <w:rPr>
+                <w:rFonts w:ascii="Times New Roman" w:hAnsi="Times New Roman" w:eastAsia="Times New Roman" w:cs="Times New Roman"/>
+                <w:i w:val="false"/>
+                <w:b w:val="false"/>
+                <w:u w:val="none"/>
+                <w:strike w:val="false"/>
+                <w:sz w:val="18"/>
+                <w:szCs w:val="18"/>
+                <w:color w:val="000000"/>
+              </w:rPr>
+            </w:pPr>
+            <w:r>
+              <w:rPr>
+                <w:rFonts w:ascii="Times New Roman" w:hAnsi="Times New Roman" w:eastAsia="Times New Roman" w:cs="Times New Roman"/>
+                <w:i w:val="false"/>
+                <w:b w:val="false"/>
+                <w:u w:val="none"/>
+                <w:strike w:val="false"/>
+                <w:sz w:val="18"/>
+                <w:szCs w:val="18"/>
+                <w:color w:val="000000"/>
+              </w:rPr>
+              <w:t xml:space="preserve"/>
+            </w:r>
+          </w:p>
+        </w:tc>
+      </w:tr>
+      <w:tr>
+        <w:trPr>
+          <w:trHeight w:val="560" w:hRule="auto"/>
+        </w:trPr>
+        <w:tc>
+          <w:tcPr>
+            <w:tcBorders>
+              <w:bottom w:val="none" w:sz="0" w:space="0" w:color="000000"/>
+              <w:top w:val="none" w:sz="0" w:space="0" w:color="000000"/>
+              <w:left w:val="none" w:sz="0" w:space="0" w:color="000000"/>
+              <w:right w:val="none" w:sz="0" w:space="0" w:color="000000"/>
+            </w:tcBorders>
+            <w:shd w:val="clear" w:color="auto" w:fill="FFFFFF"/>
+            <w:tcMar>
+              <w:top w:w="0" w:type="dxa"/>
+              <w:bottom w:w="0" w:type="dxa"/>
+              <w:left w:w="0" w:type="dxa"/>
+              <w:right w:w="0" w:type="dxa"/>
+            </w:tcMar>
+            <w:vAlign w:val="center"/>
+          </w:tcPr>
+          <w:p>
+            <w:pPr>
+              <w:pStyle w:val="Normal"/>
+              <w:jc w:val="left"/>
+              <w:pBdr>
+                <w:bottom w:val="none" w:sz="0" w:space="0" w:color="000000"/>
+                <w:top w:val="none" w:sz="0" w:space="0" w:color="000000"/>
+                <w:left w:val="none" w:sz="0" w:space="0" w:color="000000"/>
+                <w:right w:val="none" w:sz="0" w:space="0" w:color="000000"/>
+              </w:pBdr>
+              <w:spacing w:after="100" w:before="100" w:line="240"/>
+              <w:ind w:left="100" w:right="100" w:firstLine="0" w:firstLineChars="0"/>
+              <w:rPr>
+                <w:rFonts w:ascii="Times New Roman" w:hAnsi="Times New Roman" w:eastAsia="Times New Roman" w:cs="Times New Roman"/>
+                <w:i w:val="false"/>
+                <w:b w:val="false"/>
+                <w:u w:val="none"/>
+                <w:strike w:val="false"/>
+                <w:sz w:val="18"/>
+                <w:szCs w:val="18"/>
+                <w:color w:val="000000"/>
+              </w:rPr>
+            </w:pPr>
+            <w:r>
+              <w:rPr>
+                <w:rFonts w:ascii="Times New Roman" w:hAnsi="Times New Roman" w:eastAsia="Times New Roman" w:cs="Times New Roman"/>
+                <w:i w:val="false"/>
+                <w:b w:val="false"/>
+                <w:u w:val="none"/>
+                <w:strike w:val="false"/>
+                <w:sz w:val="18"/>
+                <w:szCs w:val="18"/>
+                <w:color w:val="000000"/>
+              </w:rPr>
+              <w:t xml:space="preserve">Multivariable + MMR status</w:t>
+            </w:r>
+          </w:p>
+        </w:tc>
+        <w:tc>
+          <w:tcPr>
+            <w:tcBorders>
+              <w:bottom w:val="none" w:sz="0" w:space="0" w:color="000000"/>
+              <w:top w:val="none" w:sz="0" w:space="0" w:color="000000"/>
+              <w:left w:val="none" w:sz="0" w:space="0" w:color="000000"/>
+              <w:right w:val="none" w:sz="0" w:space="0" w:color="000000"/>
+            </w:tcBorders>
+            <w:shd w:val="clear" w:color="auto" w:fill="FFFFFF"/>
+            <w:tcMar>
+              <w:top w:w="0" w:type="dxa"/>
+              <w:bottom w:w="0" w:type="dxa"/>
+              <w:left w:w="0" w:type="dxa"/>
+              <w:right w:w="0" w:type="dxa"/>
+            </w:tcMar>
+            <w:vAlign w:val="center"/>
+          </w:tcPr>
+          <w:p>
+            <w:pPr>
+              <w:pStyle w:val="Normal"/>
+              <w:jc w:val="left"/>
+              <w:pBdr>
+                <w:bottom w:val="none" w:sz="0" w:space="0" w:color="000000"/>
+                <w:top w:val="none" w:sz="0" w:space="0" w:color="000000"/>
+                <w:left w:val="none" w:sz="0" w:space="0" w:color="000000"/>
+                <w:right w:val="none" w:sz="0" w:space="0" w:color="000000"/>
+              </w:pBdr>
+              <w:spacing w:after="100" w:before="100" w:line="240"/>
+              <w:ind w:left="100" w:right="100" w:firstLine="0" w:firstLineChars="0"/>
+              <w:rPr>
+                <w:rFonts w:ascii="Times New Roman" w:hAnsi="Times New Roman" w:eastAsia="Times New Roman" w:cs="Times New Roman"/>
+                <w:i w:val="false"/>
+                <w:b w:val="false"/>
+                <w:u w:val="none"/>
+                <w:strike w:val="false"/>
+                <w:sz w:val="18"/>
+                <w:szCs w:val="18"/>
+                <w:color w:val="000000"/>
+              </w:rPr>
+            </w:pPr>
+            <w:r>
+              <w:rPr>
+                <w:rFonts w:ascii="Times New Roman" w:hAnsi="Times New Roman" w:eastAsia="Times New Roman" w:cs="Times New Roman"/>
+                <w:i w:val="false"/>
+                <w:b w:val="false"/>
+                <w:u w:val="none"/>
+                <w:strike w:val="false"/>
+                <w:sz w:val="18"/>
+                <w:szCs w:val="18"/>
+                <w:color w:val="000000"/>
+              </w:rPr>
+              <w:t xml:space="preserve">Pathologic stage group</w:t>
+            </w:r>
+          </w:p>
+        </w:tc>
+        <w:tc>
+          <w:tcPr>
+            <w:tcBorders>
+              <w:bottom w:val="none" w:sz="0" w:space="0" w:color="000000"/>
+              <w:top w:val="none" w:sz="0" w:space="0" w:color="000000"/>
+              <w:left w:val="none" w:sz="0" w:space="0" w:color="000000"/>
+              <w:right w:val="none" w:sz="0" w:space="0" w:color="000000"/>
+            </w:tcBorders>
+            <w:shd w:val="clear" w:color="auto" w:fill="FFFFFF"/>
+            <w:tcMar>
+              <w:top w:w="0" w:type="dxa"/>
+              <w:bottom w:w="0" w:type="dxa"/>
+              <w:left w:w="0" w:type="dxa"/>
+              <w:right w:w="0" w:type="dxa"/>
+            </w:tcMar>
+            <w:vAlign w:val="center"/>
+          </w:tcPr>
+          <w:p>
+            <w:pPr>
+              <w:pStyle w:val="Normal"/>
+              <w:jc w:val="left"/>
+              <w:pBdr>
+                <w:bottom w:val="none" w:sz="0" w:space="0" w:color="000000"/>
+                <w:top w:val="none" w:sz="0" w:space="0" w:color="000000"/>
+                <w:left w:val="none" w:sz="0" w:space="0" w:color="000000"/>
+                <w:right w:val="none" w:sz="0" w:space="0" w:color="000000"/>
+              </w:pBdr>
+              <w:spacing w:after="100" w:before="100" w:line="240"/>
+              <w:ind w:left="100" w:right="100" w:firstLine="0" w:firstLineChars="0"/>
+              <w:rPr>
+                <w:rFonts w:ascii="Times New Roman" w:hAnsi="Times New Roman" w:eastAsia="Times New Roman" w:cs="Times New Roman"/>
+                <w:i w:val="false"/>
+                <w:b w:val="false"/>
+                <w:u w:val="none"/>
+                <w:strike w:val="false"/>
+                <w:sz w:val="18"/>
+                <w:szCs w:val="18"/>
+                <w:color w:val="000000"/>
+              </w:rPr>
+            </w:pPr>
+            <w:r>
+              <w:rPr>
+                <w:rFonts w:ascii="Times New Roman" w:hAnsi="Times New Roman" w:eastAsia="Times New Roman" w:cs="Times New Roman"/>
+                <w:i w:val="false"/>
+                <w:b w:val="false"/>
+                <w:u w:val="none"/>
+                <w:strike w:val="false"/>
+                <w:sz w:val="18"/>
+                <w:szCs w:val="18"/>
+                <w:color w:val="000000"/>
+              </w:rPr>
+              <w:t xml:space="preserve">I–II (ref)</w:t>
+            </w:r>
+          </w:p>
+        </w:tc>
+        <w:tc>
+          <w:tcPr>
+            <w:tcBorders>
+              <w:bottom w:val="none" w:sz="0" w:space="0" w:color="000000"/>
+              <w:top w:val="none" w:sz="0" w:space="0" w:color="000000"/>
+              <w:left w:val="none" w:sz="0" w:space="0" w:color="000000"/>
+              <w:right w:val="none" w:sz="0" w:space="0" w:color="000000"/>
+            </w:tcBorders>
+            <w:shd w:val="clear" w:color="auto" w:fill="FFFFFF"/>
+            <w:tcMar>
+              <w:top w:w="0" w:type="dxa"/>
+              <w:bottom w:w="0" w:type="dxa"/>
+              <w:left w:w="0" w:type="dxa"/>
+              <w:right w:w="0" w:type="dxa"/>
+            </w:tcMar>
+            <w:vAlign w:val="center"/>
+          </w:tcPr>
+          <w:p>
+            <w:pPr>
+              <w:pStyle w:val="Normal"/>
+              <w:jc w:val="right"/>
+              <w:pBdr>
+                <w:bottom w:val="none" w:sz="0" w:space="0" w:color="000000"/>
+                <w:top w:val="none" w:sz="0" w:space="0" w:color="000000"/>
+                <w:left w:val="none" w:sz="0" w:space="0" w:color="000000"/>
+                <w:right w:val="none" w:sz="0" w:space="0" w:color="000000"/>
+              </w:pBdr>
+              <w:spacing w:after="100" w:before="100" w:line="240"/>
+              <w:ind w:left="100" w:right="100" w:firstLine="0" w:firstLineChars="0"/>
+              <w:rPr>
+                <w:rFonts w:ascii="Times New Roman" w:hAnsi="Times New Roman" w:eastAsia="Times New Roman" w:cs="Times New Roman"/>
+                <w:i w:val="false"/>
+                <w:b w:val="false"/>
+                <w:u w:val="none"/>
+                <w:strike w:val="false"/>
+                <w:sz w:val="18"/>
+                <w:szCs w:val="18"/>
+                <w:color w:val="000000"/>
+              </w:rPr>
+            </w:pPr>
+            <w:r>
+              <w:rPr>
+                <w:rFonts w:ascii="Times New Roman" w:hAnsi="Times New Roman" w:eastAsia="Times New Roman" w:cs="Times New Roman"/>
+                <w:i w:val="false"/>
+                <w:b w:val="false"/>
+                <w:u w:val="none"/>
+                <w:strike w:val="false"/>
+                <w:sz w:val="18"/>
+                <w:szCs w:val="18"/>
+                <w:color w:val="000000"/>
+              </w:rPr>
+              <w:t xml:space="preserve">250</w:t>
+            </w:r>
+          </w:p>
+        </w:tc>
+        <w:tc>
+          <w:tcPr>
+            <w:tcBorders>
+              <w:bottom w:val="none" w:sz="0" w:space="0" w:color="000000"/>
+              <w:top w:val="none" w:sz="0" w:space="0" w:color="000000"/>
+              <w:left w:val="none" w:sz="0" w:space="0" w:color="000000"/>
+              <w:right w:val="none" w:sz="0" w:space="0" w:color="000000"/>
+            </w:tcBorders>
+            <w:shd w:val="clear" w:color="auto" w:fill="FFFFFF"/>
+            <w:tcMar>
+              <w:top w:w="0" w:type="dxa"/>
+              <w:bottom w:w="0" w:type="dxa"/>
+              <w:left w:w="0" w:type="dxa"/>
+              <w:right w:w="0" w:type="dxa"/>
+            </w:tcMar>
+            <w:vAlign w:val="center"/>
+          </w:tcPr>
+          <w:p>
+            <w:pPr>
+              <w:pStyle w:val="Normal"/>
+              <w:jc w:val="right"/>
+              <w:pBdr>
+                <w:bottom w:val="none" w:sz="0" w:space="0" w:color="000000"/>
+                <w:top w:val="none" w:sz="0" w:space="0" w:color="000000"/>
+                <w:left w:val="none" w:sz="0" w:space="0" w:color="000000"/>
+                <w:right w:val="none" w:sz="0" w:space="0" w:color="000000"/>
+              </w:pBdr>
+              <w:spacing w:after="100" w:before="100" w:line="240"/>
+              <w:ind w:left="100" w:right="100" w:firstLine="0" w:firstLineChars="0"/>
+              <w:rPr>
+                <w:rFonts w:ascii="Times New Roman" w:hAnsi="Times New Roman" w:eastAsia="Times New Roman" w:cs="Times New Roman"/>
+                <w:i w:val="false"/>
+                <w:b w:val="false"/>
+                <w:u w:val="none"/>
+                <w:strike w:val="false"/>
+                <w:sz w:val="18"/>
+                <w:szCs w:val="18"/>
+                <w:color w:val="000000"/>
+              </w:rPr>
+            </w:pPr>
+            <w:r>
+              <w:rPr>
+                <w:rFonts w:ascii="Times New Roman" w:hAnsi="Times New Roman" w:eastAsia="Times New Roman" w:cs="Times New Roman"/>
+                <w:i w:val="false"/>
+                <w:b w:val="false"/>
+                <w:u w:val="none"/>
+                <w:strike w:val="false"/>
+                <w:sz w:val="18"/>
+                <w:szCs w:val="18"/>
+                <w:color w:val="000000"/>
+              </w:rPr>
+              <w:t xml:space="preserve">53</w:t>
+            </w:r>
+          </w:p>
+        </w:tc>
+        <w:tc>
+          <w:tcPr>
+            <w:tcBorders>
+              <w:bottom w:val="none" w:sz="0" w:space="0" w:color="000000"/>
+              <w:top w:val="none" w:sz="0" w:space="0" w:color="000000"/>
+              <w:left w:val="none" w:sz="0" w:space="0" w:color="000000"/>
+              <w:right w:val="none" w:sz="0" w:space="0" w:color="000000"/>
+            </w:tcBorders>
+            <w:shd w:val="clear" w:color="auto" w:fill="FFFFFF"/>
+            <w:tcMar>
+              <w:top w:w="0" w:type="dxa"/>
+              <w:bottom w:w="0" w:type="dxa"/>
+              <w:left w:w="0" w:type="dxa"/>
+              <w:right w:w="0" w:type="dxa"/>
+            </w:tcMar>
+            <w:vAlign w:val="center"/>
+          </w:tcPr>
+          <w:p>
+            <w:pPr>
+              <w:pStyle w:val="Normal"/>
+              <w:jc w:val="left"/>
+              <w:pBdr>
+                <w:bottom w:val="none" w:sz="0" w:space="0" w:color="000000"/>
+                <w:top w:val="none" w:sz="0" w:space="0" w:color="000000"/>
+                <w:left w:val="none" w:sz="0" w:space="0" w:color="000000"/>
+                <w:right w:val="none" w:sz="0" w:space="0" w:color="000000"/>
+              </w:pBdr>
+              <w:spacing w:after="100" w:before="100" w:line="240"/>
+              <w:ind w:left="100" w:right="100" w:firstLine="0" w:firstLineChars="0"/>
+              <w:rPr>
+                <w:rFonts w:ascii="Times New Roman" w:hAnsi="Times New Roman" w:eastAsia="Times New Roman" w:cs="Times New Roman"/>
+                <w:i w:val="false"/>
+                <w:b w:val="false"/>
+                <w:u w:val="none"/>
+                <w:strike w:val="false"/>
+                <w:sz w:val="18"/>
+                <w:szCs w:val="18"/>
+                <w:color w:val="000000"/>
+              </w:rPr>
+            </w:pPr>
+            <w:r>
+              <w:rPr>
+                <w:rFonts w:ascii="Times New Roman" w:hAnsi="Times New Roman" w:eastAsia="Times New Roman" w:cs="Times New Roman"/>
+                <w:i w:val="false"/>
+                <w:b w:val="false"/>
+                <w:u w:val="none"/>
+                <w:strike w:val="false"/>
+                <w:sz w:val="18"/>
+                <w:szCs w:val="18"/>
+                <w:color w:val="000000"/>
+              </w:rPr>
+              <w:t xml:space="preserve">Reference</w:t>
+            </w:r>
+          </w:p>
+        </w:tc>
+        <w:tc>
+          <w:tcPr>
+            <w:tcBorders>
+              <w:bottom w:val="none" w:sz="0" w:space="0" w:color="000000"/>
+              <w:top w:val="none" w:sz="0" w:space="0" w:color="000000"/>
+              <w:left w:val="none" w:sz="0" w:space="0" w:color="000000"/>
+              <w:right w:val="none" w:sz="0" w:space="0" w:color="000000"/>
+            </w:tcBorders>
+            <w:shd w:val="clear" w:color="auto" w:fill="FFFFFF"/>
+            <w:tcMar>
+              <w:top w:w="0" w:type="dxa"/>
+              <w:bottom w:w="0" w:type="dxa"/>
+              <w:left w:w="0" w:type="dxa"/>
+              <w:right w:w="0" w:type="dxa"/>
+            </w:tcMar>
+            <w:vAlign w:val="center"/>
+          </w:tcPr>
+          <w:p>
+            <w:pPr>
+              <w:pStyle w:val="Normal"/>
+              <w:jc w:val="left"/>
+              <w:pBdr>
+                <w:bottom w:val="none" w:sz="0" w:space="0" w:color="000000"/>
+                <w:top w:val="none" w:sz="0" w:space="0" w:color="000000"/>
+                <w:left w:val="none" w:sz="0" w:space="0" w:color="000000"/>
+                <w:right w:val="none" w:sz="0" w:space="0" w:color="000000"/>
+              </w:pBdr>
+              <w:spacing w:after="100" w:before="100" w:line="240"/>
+              <w:ind w:left="100" w:right="100" w:firstLine="0" w:firstLineChars="0"/>
+              <w:rPr>
+                <w:rFonts w:ascii="Times New Roman" w:hAnsi="Times New Roman" w:eastAsia="Times New Roman" w:cs="Times New Roman"/>
+                <w:i w:val="false"/>
+                <w:b w:val="false"/>
+                <w:u w:val="none"/>
+                <w:strike w:val="false"/>
+                <w:sz w:val="18"/>
+                <w:szCs w:val="18"/>
+                <w:color w:val="000000"/>
+              </w:rPr>
+            </w:pPr>
+            <w:r>
+              <w:rPr>
+                <w:rFonts w:ascii="Times New Roman" w:hAnsi="Times New Roman" w:eastAsia="Times New Roman" w:cs="Times New Roman"/>
+                <w:i w:val="false"/>
+                <w:b w:val="false"/>
+                <w:u w:val="none"/>
+                <w:strike w:val="false"/>
+                <w:sz w:val="18"/>
+                <w:szCs w:val="18"/>
+                <w:color w:val="000000"/>
+              </w:rPr>
+              <w:t xml:space="preserve"/>
+            </w:r>
+          </w:p>
+        </w:tc>
+        <w:tc>
+          <w:tcPr>
+            <w:tcBorders>
+              <w:bottom w:val="none" w:sz="0" w:space="0" w:color="000000"/>
+              <w:top w:val="none" w:sz="0" w:space="0" w:color="000000"/>
+              <w:left w:val="none" w:sz="0" w:space="0" w:color="000000"/>
+              <w:right w:val="none" w:sz="0" w:space="0" w:color="000000"/>
+            </w:tcBorders>
+            <w:shd w:val="clear" w:color="auto" w:fill="FFFFFF"/>
+            <w:tcMar>
+              <w:top w:w="0" w:type="dxa"/>
+              <w:bottom w:w="0" w:type="dxa"/>
+              <w:left w:w="0" w:type="dxa"/>
+              <w:right w:w="0" w:type="dxa"/>
+            </w:tcMar>
+            <w:vAlign w:val="center"/>
+          </w:tcPr>
+          <w:p>
+            <w:pPr>
+              <w:pStyle w:val="Normal"/>
+              <w:jc w:val="left"/>
+              <w:pBdr>
+                <w:bottom w:val="none" w:sz="0" w:space="0" w:color="000000"/>
+                <w:top w:val="none" w:sz="0" w:space="0" w:color="000000"/>
+                <w:left w:val="none" w:sz="0" w:space="0" w:color="000000"/>
+                <w:right w:val="none" w:sz="0" w:space="0" w:color="000000"/>
+              </w:pBdr>
+              <w:spacing w:after="100" w:before="100" w:line="240"/>
+              <w:ind w:left="100" w:right="100" w:firstLine="0" w:firstLineChars="0"/>
+              <w:rPr>
+                <w:rFonts w:ascii="Times New Roman" w:hAnsi="Times New Roman" w:eastAsia="Times New Roman" w:cs="Times New Roman"/>
+                <w:i w:val="false"/>
+                <w:b w:val="false"/>
+                <w:u w:val="none"/>
+                <w:strike w:val="false"/>
+                <w:sz w:val="18"/>
+                <w:szCs w:val="18"/>
+                <w:color w:val="000000"/>
+              </w:rPr>
+            </w:pPr>
+            <w:r>
+              <w:rPr>
+                <w:rFonts w:ascii="Times New Roman" w:hAnsi="Times New Roman" w:eastAsia="Times New Roman" w:cs="Times New Roman"/>
+                <w:i w:val="false"/>
+                <w:b w:val="false"/>
+                <w:u w:val="none"/>
+                <w:strike w:val="false"/>
+                <w:sz w:val="18"/>
+                <w:szCs w:val="18"/>
+                <w:color w:val="000000"/>
+              </w:rPr>
+              <w:t xml:space="preserve"/>
+            </w:r>
+          </w:p>
+        </w:tc>
+      </w:tr>
+      <w:tr>
+        <w:trPr>
+          <w:trHeight w:val="560" w:hRule="auto"/>
+        </w:trPr>
+        <w:tc>
+          <w:tcPr>
+            <w:tcBorders>
+              <w:bottom w:val="none" w:sz="0" w:space="0" w:color="000000"/>
+              <w:top w:val="none" w:sz="0" w:space="0" w:color="000000"/>
+              <w:left w:val="none" w:sz="0" w:space="0" w:color="000000"/>
+              <w:right w:val="none" w:sz="0" w:space="0" w:color="000000"/>
+            </w:tcBorders>
+            <w:shd w:val="clear" w:color="auto" w:fill="FFFFFF"/>
+            <w:tcMar>
+              <w:top w:w="0" w:type="dxa"/>
+              <w:bottom w:w="0" w:type="dxa"/>
+              <w:left w:w="0" w:type="dxa"/>
+              <w:right w:w="0" w:type="dxa"/>
+            </w:tcMar>
+            <w:vAlign w:val="center"/>
+          </w:tcPr>
+          <w:p>
+            <w:pPr>
+              <w:pStyle w:val="Normal"/>
+              <w:jc w:val="left"/>
+              <w:pBdr>
+                <w:bottom w:val="none" w:sz="0" w:space="0" w:color="000000"/>
+                <w:top w:val="none" w:sz="0" w:space="0" w:color="000000"/>
+                <w:left w:val="none" w:sz="0" w:space="0" w:color="000000"/>
+                <w:right w:val="none" w:sz="0" w:space="0" w:color="000000"/>
+              </w:pBdr>
+              <w:spacing w:after="100" w:before="100" w:line="240"/>
+              <w:ind w:left="100" w:right="100" w:firstLine="0" w:firstLineChars="0"/>
+              <w:rPr>
+                <w:rFonts w:ascii="Times New Roman" w:hAnsi="Times New Roman" w:eastAsia="Times New Roman" w:cs="Times New Roman"/>
+                <w:i w:val="false"/>
+                <w:b w:val="false"/>
+                <w:u w:val="none"/>
+                <w:strike w:val="false"/>
+                <w:sz w:val="18"/>
+                <w:szCs w:val="18"/>
+                <w:color w:val="000000"/>
+              </w:rPr>
+            </w:pPr>
+            <w:r>
+              <w:rPr>
+                <w:rFonts w:ascii="Times New Roman" w:hAnsi="Times New Roman" w:eastAsia="Times New Roman" w:cs="Times New Roman"/>
+                <w:i w:val="false"/>
+                <w:b w:val="false"/>
+                <w:u w:val="none"/>
+                <w:strike w:val="false"/>
+                <w:sz w:val="18"/>
+                <w:szCs w:val="18"/>
+                <w:color w:val="000000"/>
+              </w:rPr>
+              <w:t xml:space="preserve">Multivariable + MMR status</w:t>
+            </w:r>
+          </w:p>
+        </w:tc>
+        <w:tc>
+          <w:tcPr>
+            <w:tcBorders>
+              <w:bottom w:val="none" w:sz="0" w:space="0" w:color="000000"/>
+              <w:top w:val="none" w:sz="0" w:space="0" w:color="000000"/>
+              <w:left w:val="none" w:sz="0" w:space="0" w:color="000000"/>
+              <w:right w:val="none" w:sz="0" w:space="0" w:color="000000"/>
+            </w:tcBorders>
+            <w:shd w:val="clear" w:color="auto" w:fill="FFFFFF"/>
+            <w:tcMar>
+              <w:top w:w="0" w:type="dxa"/>
+              <w:bottom w:w="0" w:type="dxa"/>
+              <w:left w:w="0" w:type="dxa"/>
+              <w:right w:w="0" w:type="dxa"/>
+            </w:tcMar>
+            <w:vAlign w:val="center"/>
+          </w:tcPr>
+          <w:p>
+            <w:pPr>
+              <w:pStyle w:val="Normal"/>
+              <w:jc w:val="left"/>
+              <w:pBdr>
+                <w:bottom w:val="none" w:sz="0" w:space="0" w:color="000000"/>
+                <w:top w:val="none" w:sz="0" w:space="0" w:color="000000"/>
+                <w:left w:val="none" w:sz="0" w:space="0" w:color="000000"/>
+                <w:right w:val="none" w:sz="0" w:space="0" w:color="000000"/>
+              </w:pBdr>
+              <w:spacing w:after="100" w:before="100" w:line="240"/>
+              <w:ind w:left="100" w:right="100" w:firstLine="0" w:firstLineChars="0"/>
+              <w:rPr>
+                <w:rFonts w:ascii="Times New Roman" w:hAnsi="Times New Roman" w:eastAsia="Times New Roman" w:cs="Times New Roman"/>
+                <w:i w:val="false"/>
+                <w:b w:val="false"/>
+                <w:u w:val="none"/>
+                <w:strike w:val="false"/>
+                <w:sz w:val="18"/>
+                <w:szCs w:val="18"/>
+                <w:color w:val="000000"/>
+              </w:rPr>
+            </w:pPr>
+            <w:r>
+              <w:rPr>
+                <w:rFonts w:ascii="Times New Roman" w:hAnsi="Times New Roman" w:eastAsia="Times New Roman" w:cs="Times New Roman"/>
+                <w:i w:val="false"/>
+                <w:b w:val="false"/>
+                <w:u w:val="none"/>
+                <w:strike w:val="false"/>
+                <w:sz w:val="18"/>
+                <w:szCs w:val="18"/>
+                <w:color w:val="000000"/>
+              </w:rPr>
+              <w:t xml:space="preserve"/>
+            </w:r>
+          </w:p>
+        </w:tc>
+        <w:tc>
+          <w:tcPr>
+            <w:tcBorders>
+              <w:bottom w:val="none" w:sz="0" w:space="0" w:color="000000"/>
+              <w:top w:val="none" w:sz="0" w:space="0" w:color="000000"/>
+              <w:left w:val="none" w:sz="0" w:space="0" w:color="000000"/>
+              <w:right w:val="none" w:sz="0" w:space="0" w:color="000000"/>
+            </w:tcBorders>
+            <w:shd w:val="clear" w:color="auto" w:fill="FFFFFF"/>
+            <w:tcMar>
+              <w:top w:w="0" w:type="dxa"/>
+              <w:bottom w:w="0" w:type="dxa"/>
+              <w:left w:w="0" w:type="dxa"/>
+              <w:right w:w="0" w:type="dxa"/>
+            </w:tcMar>
+            <w:vAlign w:val="center"/>
+          </w:tcPr>
+          <w:p>
+            <w:pPr>
+              <w:pStyle w:val="Normal"/>
+              <w:jc w:val="left"/>
+              <w:pBdr>
+                <w:bottom w:val="none" w:sz="0" w:space="0" w:color="000000"/>
+                <w:top w:val="none" w:sz="0" w:space="0" w:color="000000"/>
+                <w:left w:val="none" w:sz="0" w:space="0" w:color="000000"/>
+                <w:right w:val="none" w:sz="0" w:space="0" w:color="000000"/>
+              </w:pBdr>
+              <w:spacing w:after="100" w:before="100" w:line="240"/>
+              <w:ind w:left="100" w:right="100" w:firstLine="0" w:firstLineChars="0"/>
+              <w:rPr>
+                <w:rFonts w:ascii="Times New Roman" w:hAnsi="Times New Roman" w:eastAsia="Times New Roman" w:cs="Times New Roman"/>
+                <w:i w:val="false"/>
+                <w:b w:val="false"/>
+                <w:u w:val="none"/>
+                <w:strike w:val="false"/>
+                <w:sz w:val="18"/>
+                <w:szCs w:val="18"/>
+                <w:color w:val="000000"/>
+              </w:rPr>
+            </w:pPr>
+            <w:r>
+              <w:rPr>
+                <w:rFonts w:ascii="Times New Roman" w:hAnsi="Times New Roman" w:eastAsia="Times New Roman" w:cs="Times New Roman"/>
+                <w:i w:val="false"/>
+                <w:b w:val="false"/>
+                <w:u w:val="none"/>
+                <w:strike w:val="false"/>
+                <w:sz w:val="18"/>
+                <w:szCs w:val="18"/>
+                <w:color w:val="000000"/>
+              </w:rPr>
+              <w:t xml:space="preserve">III–IV</w:t>
+            </w:r>
+          </w:p>
+        </w:tc>
+        <w:tc>
+          <w:tcPr>
+            <w:tcBorders>
+              <w:bottom w:val="none" w:sz="0" w:space="0" w:color="000000"/>
+              <w:top w:val="none" w:sz="0" w:space="0" w:color="000000"/>
+              <w:left w:val="none" w:sz="0" w:space="0" w:color="000000"/>
+              <w:right w:val="none" w:sz="0" w:space="0" w:color="000000"/>
+            </w:tcBorders>
+            <w:shd w:val="clear" w:color="auto" w:fill="FFFFFF"/>
+            <w:tcMar>
+              <w:top w:w="0" w:type="dxa"/>
+              <w:bottom w:w="0" w:type="dxa"/>
+              <w:left w:w="0" w:type="dxa"/>
+              <w:right w:w="0" w:type="dxa"/>
+            </w:tcMar>
+            <w:vAlign w:val="center"/>
+          </w:tcPr>
+          <w:p>
+            <w:pPr>
+              <w:pStyle w:val="Normal"/>
+              <w:jc w:val="right"/>
+              <w:pBdr>
+                <w:bottom w:val="none" w:sz="0" w:space="0" w:color="000000"/>
+                <w:top w:val="none" w:sz="0" w:space="0" w:color="000000"/>
+                <w:left w:val="none" w:sz="0" w:space="0" w:color="000000"/>
+                <w:right w:val="none" w:sz="0" w:space="0" w:color="000000"/>
+              </w:pBdr>
+              <w:spacing w:after="100" w:before="100" w:line="240"/>
+              <w:ind w:left="100" w:right="100" w:firstLine="0" w:firstLineChars="0"/>
+              <w:rPr>
+                <w:rFonts w:ascii="Times New Roman" w:hAnsi="Times New Roman" w:eastAsia="Times New Roman" w:cs="Times New Roman"/>
+                <w:i w:val="false"/>
+                <w:b w:val="false"/>
+                <w:u w:val="none"/>
+                <w:strike w:val="false"/>
+                <w:sz w:val="18"/>
+                <w:szCs w:val="18"/>
+                <w:color w:val="000000"/>
+              </w:rPr>
+            </w:pPr>
+            <w:r>
+              <w:rPr>
+                <w:rFonts w:ascii="Times New Roman" w:hAnsi="Times New Roman" w:eastAsia="Times New Roman" w:cs="Times New Roman"/>
+                <w:i w:val="false"/>
+                <w:b w:val="false"/>
+                <w:u w:val="none"/>
+                <w:strike w:val="false"/>
+                <w:sz w:val="18"/>
+                <w:szCs w:val="18"/>
+                <w:color w:val="000000"/>
+              </w:rPr>
+              <w:t xml:space="preserve">256</w:t>
+            </w:r>
+          </w:p>
+        </w:tc>
+        <w:tc>
+          <w:tcPr>
+            <w:tcBorders>
+              <w:bottom w:val="none" w:sz="0" w:space="0" w:color="000000"/>
+              <w:top w:val="none" w:sz="0" w:space="0" w:color="000000"/>
+              <w:left w:val="none" w:sz="0" w:space="0" w:color="000000"/>
+              <w:right w:val="none" w:sz="0" w:space="0" w:color="000000"/>
+            </w:tcBorders>
+            <w:shd w:val="clear" w:color="auto" w:fill="FFFFFF"/>
+            <w:tcMar>
+              <w:top w:w="0" w:type="dxa"/>
+              <w:bottom w:w="0" w:type="dxa"/>
+              <w:left w:w="0" w:type="dxa"/>
+              <w:right w:w="0" w:type="dxa"/>
+            </w:tcMar>
+            <w:vAlign w:val="center"/>
+          </w:tcPr>
+          <w:p>
+            <w:pPr>
+              <w:pStyle w:val="Normal"/>
+              <w:jc w:val="right"/>
+              <w:pBdr>
+                <w:bottom w:val="none" w:sz="0" w:space="0" w:color="000000"/>
+                <w:top w:val="none" w:sz="0" w:space="0" w:color="000000"/>
+                <w:left w:val="none" w:sz="0" w:space="0" w:color="000000"/>
+                <w:right w:val="none" w:sz="0" w:space="0" w:color="000000"/>
+              </w:pBdr>
+              <w:spacing w:after="100" w:before="100" w:line="240"/>
+              <w:ind w:left="100" w:right="100" w:firstLine="0" w:firstLineChars="0"/>
+              <w:rPr>
+                <w:rFonts w:ascii="Times New Roman" w:hAnsi="Times New Roman" w:eastAsia="Times New Roman" w:cs="Times New Roman"/>
+                <w:i w:val="false"/>
+                <w:b w:val="false"/>
+                <w:u w:val="none"/>
+                <w:strike w:val="false"/>
+                <w:sz w:val="18"/>
+                <w:szCs w:val="18"/>
+                <w:color w:val="000000"/>
+              </w:rPr>
+            </w:pPr>
+            <w:r>
+              <w:rPr>
+                <w:rFonts w:ascii="Times New Roman" w:hAnsi="Times New Roman" w:eastAsia="Times New Roman" w:cs="Times New Roman"/>
+                <w:i w:val="false"/>
+                <w:b w:val="false"/>
+                <w:u w:val="none"/>
+                <w:strike w:val="false"/>
+                <w:sz w:val="18"/>
+                <w:szCs w:val="18"/>
+                <w:color w:val="000000"/>
+              </w:rPr>
+              <w:t xml:space="preserve">114</w:t>
+            </w:r>
+          </w:p>
+        </w:tc>
+        <w:tc>
+          <w:tcPr>
+            <w:tcBorders>
+              <w:bottom w:val="none" w:sz="0" w:space="0" w:color="000000"/>
+              <w:top w:val="none" w:sz="0" w:space="0" w:color="000000"/>
+              <w:left w:val="none" w:sz="0" w:space="0" w:color="000000"/>
+              <w:right w:val="none" w:sz="0" w:space="0" w:color="000000"/>
+            </w:tcBorders>
+            <w:shd w:val="clear" w:color="auto" w:fill="FFFFFF"/>
+            <w:tcMar>
+              <w:top w:w="0" w:type="dxa"/>
+              <w:bottom w:w="0" w:type="dxa"/>
+              <w:left w:w="0" w:type="dxa"/>
+              <w:right w:w="0" w:type="dxa"/>
+            </w:tcMar>
+            <w:vAlign w:val="center"/>
+          </w:tcPr>
+          <w:p>
+            <w:pPr>
+              <w:pStyle w:val="Normal"/>
+              <w:jc w:val="left"/>
+              <w:pBdr>
+                <w:bottom w:val="none" w:sz="0" w:space="0" w:color="000000"/>
+                <w:top w:val="none" w:sz="0" w:space="0" w:color="000000"/>
+                <w:left w:val="none" w:sz="0" w:space="0" w:color="000000"/>
+                <w:right w:val="none" w:sz="0" w:space="0" w:color="000000"/>
+              </w:pBdr>
+              <w:spacing w:after="100" w:before="100" w:line="240"/>
+              <w:ind w:left="100" w:right="100" w:firstLine="0" w:firstLineChars="0"/>
+              <w:rPr>
+                <w:rFonts w:ascii="Times New Roman" w:hAnsi="Times New Roman" w:eastAsia="Times New Roman" w:cs="Times New Roman"/>
+                <w:i w:val="false"/>
+                <w:b w:val="false"/>
+                <w:u w:val="none"/>
+                <w:strike w:val="false"/>
+                <w:sz w:val="18"/>
+                <w:szCs w:val="18"/>
+                <w:color w:val="000000"/>
+              </w:rPr>
+            </w:pPr>
+            <w:r>
+              <w:rPr>
+                <w:rFonts w:ascii="Times New Roman" w:hAnsi="Times New Roman" w:eastAsia="Times New Roman" w:cs="Times New Roman"/>
+                <w:i w:val="false"/>
+                <w:b w:val="false"/>
+                <w:u w:val="none"/>
+                <w:strike w:val="false"/>
+                <w:sz w:val="18"/>
+                <w:szCs w:val="18"/>
+                <w:color w:val="000000"/>
+              </w:rPr>
+              <w:t xml:space="preserve">2.49 (1.79–3.46)</w:t>
+            </w:r>
+          </w:p>
+        </w:tc>
+        <w:tc>
+          <w:tcPr>
+            <w:tcBorders>
+              <w:bottom w:val="none" w:sz="0" w:space="0" w:color="000000"/>
+              <w:top w:val="none" w:sz="0" w:space="0" w:color="000000"/>
+              <w:left w:val="none" w:sz="0" w:space="0" w:color="000000"/>
+              <w:right w:val="none" w:sz="0" w:space="0" w:color="000000"/>
+            </w:tcBorders>
+            <w:shd w:val="clear" w:color="auto" w:fill="FFFFFF"/>
+            <w:tcMar>
+              <w:top w:w="0" w:type="dxa"/>
+              <w:bottom w:w="0" w:type="dxa"/>
+              <w:left w:w="0" w:type="dxa"/>
+              <w:right w:w="0" w:type="dxa"/>
+            </w:tcMar>
+            <w:vAlign w:val="center"/>
+          </w:tcPr>
+          <w:p>
+            <w:pPr>
+              <w:pStyle w:val="Normal"/>
+              <w:jc w:val="left"/>
+              <w:pBdr>
+                <w:bottom w:val="none" w:sz="0" w:space="0" w:color="000000"/>
+                <w:top w:val="none" w:sz="0" w:space="0" w:color="000000"/>
+                <w:left w:val="none" w:sz="0" w:space="0" w:color="000000"/>
+                <w:right w:val="none" w:sz="0" w:space="0" w:color="000000"/>
+              </w:pBdr>
+              <w:spacing w:after="100" w:before="100" w:line="240"/>
+              <w:ind w:left="100" w:right="100" w:firstLine="0" w:firstLineChars="0"/>
+              <w:rPr>
+                <w:rFonts w:ascii="Times New Roman" w:hAnsi="Times New Roman" w:eastAsia="Times New Roman" w:cs="Times New Roman"/>
+                <w:i w:val="false"/>
+                <w:b w:val="false"/>
+                <w:u w:val="none"/>
+                <w:strike w:val="false"/>
+                <w:sz w:val="18"/>
+                <w:szCs w:val="18"/>
+                <w:color w:val="000000"/>
+              </w:rPr>
+            </w:pPr>
+            <w:r>
+              <w:rPr>
+                <w:rFonts w:ascii="Times New Roman" w:hAnsi="Times New Roman" w:eastAsia="Times New Roman" w:cs="Times New Roman"/>
+                <w:i w:val="false"/>
+                <w:b w:val="false"/>
+                <w:u w:val="none"/>
+                <w:strike w:val="false"/>
+                <w:sz w:val="18"/>
+                <w:szCs w:val="18"/>
+                <w:color w:val="000000"/>
+              </w:rPr>
+              <w:t xml:space="preserve">&lt;0.001</w:t>
+            </w:r>
+          </w:p>
+        </w:tc>
+        <w:tc>
+          <w:tcPr>
+            <w:tcBorders>
+              <w:bottom w:val="none" w:sz="0" w:space="0" w:color="000000"/>
+              <w:top w:val="none" w:sz="0" w:space="0" w:color="000000"/>
+              <w:left w:val="none" w:sz="0" w:space="0" w:color="000000"/>
+              <w:right w:val="none" w:sz="0" w:space="0" w:color="000000"/>
+            </w:tcBorders>
+            <w:shd w:val="clear" w:color="auto" w:fill="FFFFFF"/>
+            <w:tcMar>
+              <w:top w:w="0" w:type="dxa"/>
+              <w:bottom w:w="0" w:type="dxa"/>
+              <w:left w:w="0" w:type="dxa"/>
+              <w:right w:w="0" w:type="dxa"/>
+            </w:tcMar>
+            <w:vAlign w:val="center"/>
+          </w:tcPr>
+          <w:p>
+            <w:pPr>
+              <w:pStyle w:val="Normal"/>
+              <w:jc w:val="left"/>
+              <w:pBdr>
+                <w:bottom w:val="none" w:sz="0" w:space="0" w:color="000000"/>
+                <w:top w:val="none" w:sz="0" w:space="0" w:color="000000"/>
+                <w:left w:val="none" w:sz="0" w:space="0" w:color="000000"/>
+                <w:right w:val="none" w:sz="0" w:space="0" w:color="000000"/>
+              </w:pBdr>
+              <w:spacing w:after="100" w:before="100" w:line="240"/>
+              <w:ind w:left="100" w:right="100" w:firstLine="0" w:firstLineChars="0"/>
+              <w:rPr>
+                <w:rFonts w:ascii="Times New Roman" w:hAnsi="Times New Roman" w:eastAsia="Times New Roman" w:cs="Times New Roman"/>
+                <w:i w:val="false"/>
+                <w:b w:val="false"/>
+                <w:u w:val="none"/>
+                <w:strike w:val="false"/>
+                <w:sz w:val="18"/>
+                <w:szCs w:val="18"/>
+                <w:color w:val="000000"/>
+              </w:rPr>
+            </w:pPr>
+            <w:r>
+              <w:rPr>
+                <w:rFonts w:ascii="Times New Roman" w:hAnsi="Times New Roman" w:eastAsia="Times New Roman" w:cs="Times New Roman"/>
+                <w:i w:val="false"/>
+                <w:b w:val="false"/>
+                <w:u w:val="none"/>
+                <w:strike w:val="false"/>
+                <w:sz w:val="18"/>
+                <w:szCs w:val="18"/>
+                <w:color w:val="000000"/>
+              </w:rPr>
+              <w:t xml:space="preserve"/>
+            </w:r>
+          </w:p>
+        </w:tc>
+      </w:tr>
+      <w:tr>
+        <w:trPr>
+          <w:trHeight w:val="560" w:hRule="auto"/>
+        </w:trPr>
+        <w:tc>
+          <w:tcPr>
+            <w:tcBorders>
+              <w:bottom w:val="none" w:sz="0" w:space="0" w:color="000000"/>
+              <w:top w:val="none" w:sz="0" w:space="0" w:color="000000"/>
+              <w:left w:val="none" w:sz="0" w:space="0" w:color="000000"/>
+              <w:right w:val="none" w:sz="0" w:space="0" w:color="000000"/>
+            </w:tcBorders>
+            <w:shd w:val="clear" w:color="auto" w:fill="FFFFFF"/>
+            <w:tcMar>
+              <w:top w:w="0" w:type="dxa"/>
+              <w:bottom w:w="0" w:type="dxa"/>
+              <w:left w:w="0" w:type="dxa"/>
+              <w:right w:w="0" w:type="dxa"/>
+            </w:tcMar>
+            <w:vAlign w:val="center"/>
+          </w:tcPr>
+          <w:p>
+            <w:pPr>
+              <w:pStyle w:val="Normal"/>
+              <w:jc w:val="left"/>
+              <w:pBdr>
+                <w:bottom w:val="none" w:sz="0" w:space="0" w:color="000000"/>
+                <w:top w:val="none" w:sz="0" w:space="0" w:color="000000"/>
+                <w:left w:val="none" w:sz="0" w:space="0" w:color="000000"/>
+                <w:right w:val="none" w:sz="0" w:space="0" w:color="000000"/>
+              </w:pBdr>
+              <w:spacing w:after="100" w:before="100" w:line="240"/>
+              <w:ind w:left="100" w:right="100" w:firstLine="0" w:firstLineChars="0"/>
+              <w:rPr>
+                <w:rFonts w:ascii="Times New Roman" w:hAnsi="Times New Roman" w:eastAsia="Times New Roman" w:cs="Times New Roman"/>
+                <w:i w:val="false"/>
+                <w:b w:val="false"/>
+                <w:u w:val="none"/>
+                <w:strike w:val="false"/>
+                <w:sz w:val="18"/>
+                <w:szCs w:val="18"/>
+                <w:color w:val="000000"/>
+              </w:rPr>
+            </w:pPr>
+            <w:r>
+              <w:rPr>
+                <w:rFonts w:ascii="Times New Roman" w:hAnsi="Times New Roman" w:eastAsia="Times New Roman" w:cs="Times New Roman"/>
+                <w:i w:val="false"/>
+                <w:b w:val="false"/>
+                <w:u w:val="none"/>
+                <w:strike w:val="false"/>
+                <w:sz w:val="18"/>
+                <w:szCs w:val="18"/>
+                <w:color w:val="000000"/>
+              </w:rPr>
+              <w:t xml:space="preserve">Multivariable + MMR status</w:t>
+            </w:r>
+          </w:p>
+        </w:tc>
+        <w:tc>
+          <w:tcPr>
+            <w:tcBorders>
+              <w:bottom w:val="none" w:sz="0" w:space="0" w:color="000000"/>
+              <w:top w:val="none" w:sz="0" w:space="0" w:color="000000"/>
+              <w:left w:val="none" w:sz="0" w:space="0" w:color="000000"/>
+              <w:right w:val="none" w:sz="0" w:space="0" w:color="000000"/>
+            </w:tcBorders>
+            <w:shd w:val="clear" w:color="auto" w:fill="FFFFFF"/>
+            <w:tcMar>
+              <w:top w:w="0" w:type="dxa"/>
+              <w:bottom w:w="0" w:type="dxa"/>
+              <w:left w:w="0" w:type="dxa"/>
+              <w:right w:w="0" w:type="dxa"/>
+            </w:tcMar>
+            <w:vAlign w:val="center"/>
+          </w:tcPr>
+          <w:p>
+            <w:pPr>
+              <w:pStyle w:val="Normal"/>
+              <w:jc w:val="left"/>
+              <w:pBdr>
+                <w:bottom w:val="none" w:sz="0" w:space="0" w:color="000000"/>
+                <w:top w:val="none" w:sz="0" w:space="0" w:color="000000"/>
+                <w:left w:val="none" w:sz="0" w:space="0" w:color="000000"/>
+                <w:right w:val="none" w:sz="0" w:space="0" w:color="000000"/>
+              </w:pBdr>
+              <w:spacing w:after="100" w:before="100" w:line="240"/>
+              <w:ind w:left="100" w:right="100" w:firstLine="0" w:firstLineChars="0"/>
+              <w:rPr>
+                <w:rFonts w:ascii="Times New Roman" w:hAnsi="Times New Roman" w:eastAsia="Times New Roman" w:cs="Times New Roman"/>
+                <w:i w:val="false"/>
+                <w:b w:val="false"/>
+                <w:u w:val="none"/>
+                <w:strike w:val="false"/>
+                <w:sz w:val="18"/>
+                <w:szCs w:val="18"/>
+                <w:color w:val="000000"/>
+              </w:rPr>
+            </w:pPr>
+            <w:r>
+              <w:rPr>
+                <w:rFonts w:ascii="Times New Roman" w:hAnsi="Times New Roman" w:eastAsia="Times New Roman" w:cs="Times New Roman"/>
+                <w:i w:val="false"/>
+                <w:b w:val="false"/>
+                <w:u w:val="none"/>
+                <w:strike w:val="false"/>
+                <w:sz w:val="18"/>
+                <w:szCs w:val="18"/>
+                <w:color w:val="000000"/>
+              </w:rPr>
               <w:t xml:space="preserve">MMR status</w:t>
             </w:r>
           </w:p>
@@ -8720,7 +11390,7 @@
                 <w:szCs w:val="18"/>
                 <w:color w:val="000000"/>
               </w:rPr>
-              <w:t xml:space="preserve">436</w:t>
+              <w:t xml:space="preserve">435</w:t>
             </w:r>
           </w:p>
         </w:tc>

--- a/output/tables/GEO/GSE39582/GSE39582_cox_RFS.docx
+++ b/output/tables/GEO/GSE39582/GSE39582_cox_RFS.docx
@@ -710,7 +710,7 @@
                 <w:szCs w:val="18"/>
                 <w:color w:val="000000"/>
               </w:rPr>
-              <w:t xml:space="preserve">279</w:t>
+              <w:t xml:space="preserve">245</w:t>
             </w:r>
           </w:p>
         </w:tc>
@@ -765,7 +765,7 @@
                 <w:szCs w:val="18"/>
                 <w:color w:val="000000"/>
               </w:rPr>
-              <w:t xml:space="preserve">105</w:t>
+              <w:t xml:space="preserve">84</w:t>
             </w:r>
           </w:p>
         </w:tc>
@@ -1155,7 +1155,7 @@
                 <w:szCs w:val="18"/>
                 <w:color w:val="000000"/>
               </w:rPr>
-              <w:t xml:space="preserve">278</w:t>
+              <w:t xml:space="preserve">252</w:t>
             </w:r>
           </w:p>
         </w:tc>
@@ -1210,117 +1210,117 @@
                 <w:szCs w:val="18"/>
                 <w:color w:val="000000"/>
               </w:rPr>
-              <w:t xml:space="preserve">72</w:t>
-            </w:r>
-          </w:p>
-        </w:tc>
-        <w:tc>
-          <w:tcPr>
-            <w:tcBorders>
-              <w:bottom w:val="none" w:sz="0" w:space="0" w:color="000000"/>
-              <w:top w:val="none" w:sz="0" w:space="0" w:color="000000"/>
-              <w:left w:val="none" w:sz="0" w:space="0" w:color="000000"/>
-              <w:right w:val="none" w:sz="0" w:space="0" w:color="000000"/>
-            </w:tcBorders>
-            <w:shd w:val="clear" w:color="auto" w:fill="FFFFFF"/>
-            <w:tcMar>
-              <w:top w:w="0" w:type="dxa"/>
-              <w:bottom w:w="0" w:type="dxa"/>
-              <w:left w:w="0" w:type="dxa"/>
-              <w:right w:w="0" w:type="dxa"/>
-            </w:tcMar>
-            <w:vAlign w:val="center"/>
-          </w:tcPr>
-          <w:p>
-            <w:pPr>
-              <w:pStyle w:val="Normal"/>
-              <w:jc w:val="left"/>
-              <w:pBdr>
-                <w:bottom w:val="none" w:sz="0" w:space="0" w:color="000000"/>
-                <w:top w:val="none" w:sz="0" w:space="0" w:color="000000"/>
-                <w:left w:val="none" w:sz="0" w:space="0" w:color="000000"/>
-                <w:right w:val="none" w:sz="0" w:space="0" w:color="000000"/>
-              </w:pBdr>
-              <w:spacing w:after="100" w:before="100" w:line="240"/>
-              <w:ind w:left="100" w:right="100" w:firstLine="0" w:firstLineChars="0"/>
-              <w:rPr>
-                <w:rFonts w:ascii="Times New Roman" w:hAnsi="Times New Roman" w:eastAsia="Times New Roman" w:cs="Times New Roman"/>
-                <w:i w:val="false"/>
-                <w:b w:val="false"/>
-                <w:u w:val="none"/>
-                <w:strike w:val="false"/>
-                <w:sz w:val="18"/>
-                <w:szCs w:val="18"/>
-                <w:color w:val="000000"/>
-              </w:rPr>
-            </w:pPr>
-            <w:r>
-              <w:rPr>
-                <w:rFonts w:ascii="Times New Roman" w:hAnsi="Times New Roman" w:eastAsia="Times New Roman" w:cs="Times New Roman"/>
-                <w:i w:val="false"/>
-                <w:b w:val="false"/>
-                <w:u w:val="none"/>
-                <w:strike w:val="false"/>
-                <w:sz w:val="18"/>
-                <w:szCs w:val="18"/>
-                <w:color w:val="000000"/>
-              </w:rPr>
-              <w:t xml:space="preserve">0.66 (0.49–0.89)</w:t>
-            </w:r>
-          </w:p>
-        </w:tc>
-        <w:tc>
-          <w:tcPr>
-            <w:tcBorders>
-              <w:bottom w:val="none" w:sz="0" w:space="0" w:color="000000"/>
-              <w:top w:val="none" w:sz="0" w:space="0" w:color="000000"/>
-              <w:left w:val="none" w:sz="0" w:space="0" w:color="000000"/>
-              <w:right w:val="none" w:sz="0" w:space="0" w:color="000000"/>
-            </w:tcBorders>
-            <w:shd w:val="clear" w:color="auto" w:fill="FFFFFF"/>
-            <w:tcMar>
-              <w:top w:w="0" w:type="dxa"/>
-              <w:bottom w:w="0" w:type="dxa"/>
-              <w:left w:w="0" w:type="dxa"/>
-              <w:right w:w="0" w:type="dxa"/>
-            </w:tcMar>
-            <w:vAlign w:val="center"/>
-          </w:tcPr>
-          <w:p>
-            <w:pPr>
-              <w:pStyle w:val="Normal"/>
-              <w:jc w:val="left"/>
-              <w:pBdr>
-                <w:bottom w:val="none" w:sz="0" w:space="0" w:color="000000"/>
-                <w:top w:val="none" w:sz="0" w:space="0" w:color="000000"/>
-                <w:left w:val="none" w:sz="0" w:space="0" w:color="000000"/>
-                <w:right w:val="none" w:sz="0" w:space="0" w:color="000000"/>
-              </w:pBdr>
-              <w:spacing w:after="100" w:before="100" w:line="240"/>
-              <w:ind w:left="100" w:right="100" w:firstLine="0" w:firstLineChars="0"/>
-              <w:rPr>
-                <w:rFonts w:ascii="Times New Roman" w:hAnsi="Times New Roman" w:eastAsia="Times New Roman" w:cs="Times New Roman"/>
-                <w:i w:val="false"/>
-                <w:b w:val="false"/>
-                <w:u w:val="none"/>
-                <w:strike w:val="false"/>
-                <w:sz w:val="18"/>
-                <w:szCs w:val="18"/>
-                <w:color w:val="000000"/>
-              </w:rPr>
-            </w:pPr>
-            <w:r>
-              <w:rPr>
-                <w:rFonts w:ascii="Times New Roman" w:hAnsi="Times New Roman" w:eastAsia="Times New Roman" w:cs="Times New Roman"/>
-                <w:i w:val="false"/>
-                <w:b w:val="false"/>
-                <w:u w:val="none"/>
-                <w:strike w:val="false"/>
-                <w:sz w:val="18"/>
-                <w:szCs w:val="18"/>
-                <w:color w:val="000000"/>
-              </w:rPr>
-              <w:t xml:space="preserve">0.006</w:t>
+              <w:t xml:space="preserve">56</w:t>
+            </w:r>
+          </w:p>
+        </w:tc>
+        <w:tc>
+          <w:tcPr>
+            <w:tcBorders>
+              <w:bottom w:val="none" w:sz="0" w:space="0" w:color="000000"/>
+              <w:top w:val="none" w:sz="0" w:space="0" w:color="000000"/>
+              <w:left w:val="none" w:sz="0" w:space="0" w:color="000000"/>
+              <w:right w:val="none" w:sz="0" w:space="0" w:color="000000"/>
+            </w:tcBorders>
+            <w:shd w:val="clear" w:color="auto" w:fill="FFFFFF"/>
+            <w:tcMar>
+              <w:top w:w="0" w:type="dxa"/>
+              <w:bottom w:w="0" w:type="dxa"/>
+              <w:left w:w="0" w:type="dxa"/>
+              <w:right w:w="0" w:type="dxa"/>
+            </w:tcMar>
+            <w:vAlign w:val="center"/>
+          </w:tcPr>
+          <w:p>
+            <w:pPr>
+              <w:pStyle w:val="Normal"/>
+              <w:jc w:val="left"/>
+              <w:pBdr>
+                <w:bottom w:val="none" w:sz="0" w:space="0" w:color="000000"/>
+                <w:top w:val="none" w:sz="0" w:space="0" w:color="000000"/>
+                <w:left w:val="none" w:sz="0" w:space="0" w:color="000000"/>
+                <w:right w:val="none" w:sz="0" w:space="0" w:color="000000"/>
+              </w:pBdr>
+              <w:spacing w:after="100" w:before="100" w:line="240"/>
+              <w:ind w:left="100" w:right="100" w:firstLine="0" w:firstLineChars="0"/>
+              <w:rPr>
+                <w:rFonts w:ascii="Times New Roman" w:hAnsi="Times New Roman" w:eastAsia="Times New Roman" w:cs="Times New Roman"/>
+                <w:i w:val="false"/>
+                <w:b w:val="false"/>
+                <w:u w:val="none"/>
+                <w:strike w:val="false"/>
+                <w:sz w:val="18"/>
+                <w:szCs w:val="18"/>
+                <w:color w:val="000000"/>
+              </w:rPr>
+            </w:pPr>
+            <w:r>
+              <w:rPr>
+                <w:rFonts w:ascii="Times New Roman" w:hAnsi="Times New Roman" w:eastAsia="Times New Roman" w:cs="Times New Roman"/>
+                <w:i w:val="false"/>
+                <w:b w:val="false"/>
+                <w:u w:val="none"/>
+                <w:strike w:val="false"/>
+                <w:sz w:val="18"/>
+                <w:szCs w:val="18"/>
+                <w:color w:val="000000"/>
+              </w:rPr>
+              <w:t xml:space="preserve">0.63 (0.45–0.88)</w:t>
+            </w:r>
+          </w:p>
+        </w:tc>
+        <w:tc>
+          <w:tcPr>
+            <w:tcBorders>
+              <w:bottom w:val="none" w:sz="0" w:space="0" w:color="000000"/>
+              <w:top w:val="none" w:sz="0" w:space="0" w:color="000000"/>
+              <w:left w:val="none" w:sz="0" w:space="0" w:color="000000"/>
+              <w:right w:val="none" w:sz="0" w:space="0" w:color="000000"/>
+            </w:tcBorders>
+            <w:shd w:val="clear" w:color="auto" w:fill="FFFFFF"/>
+            <w:tcMar>
+              <w:top w:w="0" w:type="dxa"/>
+              <w:bottom w:w="0" w:type="dxa"/>
+              <w:left w:w="0" w:type="dxa"/>
+              <w:right w:w="0" w:type="dxa"/>
+            </w:tcMar>
+            <w:vAlign w:val="center"/>
+          </w:tcPr>
+          <w:p>
+            <w:pPr>
+              <w:pStyle w:val="Normal"/>
+              <w:jc w:val="left"/>
+              <w:pBdr>
+                <w:bottom w:val="none" w:sz="0" w:space="0" w:color="000000"/>
+                <w:top w:val="none" w:sz="0" w:space="0" w:color="000000"/>
+                <w:left w:val="none" w:sz="0" w:space="0" w:color="000000"/>
+                <w:right w:val="none" w:sz="0" w:space="0" w:color="000000"/>
+              </w:pBdr>
+              <w:spacing w:after="100" w:before="100" w:line="240"/>
+              <w:ind w:left="100" w:right="100" w:firstLine="0" w:firstLineChars="0"/>
+              <w:rPr>
+                <w:rFonts w:ascii="Times New Roman" w:hAnsi="Times New Roman" w:eastAsia="Times New Roman" w:cs="Times New Roman"/>
+                <w:i w:val="false"/>
+                <w:b w:val="false"/>
+                <w:u w:val="none"/>
+                <w:strike w:val="false"/>
+                <w:sz w:val="18"/>
+                <w:szCs w:val="18"/>
+                <w:color w:val="000000"/>
+              </w:rPr>
+            </w:pPr>
+            <w:r>
+              <w:rPr>
+                <w:rFonts w:ascii="Times New Roman" w:hAnsi="Times New Roman" w:eastAsia="Times New Roman" w:cs="Times New Roman"/>
+                <w:i w:val="false"/>
+                <w:b w:val="false"/>
+                <w:u w:val="none"/>
+                <w:strike w:val="false"/>
+                <w:sz w:val="18"/>
+                <w:szCs w:val="18"/>
+                <w:color w:val="000000"/>
+              </w:rPr>
+              <w:t xml:space="preserve">0.007</w:t>
             </w:r>
           </w:p>
         </w:tc>
@@ -1600,7 +1600,7 @@
                 <w:szCs w:val="18"/>
                 <w:color w:val="000000"/>
               </w:rPr>
-              <w:t xml:space="preserve">557</w:t>
+              <w:t xml:space="preserve">497</w:t>
             </w:r>
           </w:p>
         </w:tc>
@@ -1655,62 +1655,62 @@
                 <w:szCs w:val="18"/>
                 <w:color w:val="000000"/>
               </w:rPr>
-              <w:t xml:space="preserve">177</w:t>
-            </w:r>
-          </w:p>
-        </w:tc>
-        <w:tc>
-          <w:tcPr>
-            <w:tcBorders>
-              <w:bottom w:val="none" w:sz="0" w:space="0" w:color="000000"/>
-              <w:top w:val="none" w:sz="0" w:space="0" w:color="000000"/>
-              <w:left w:val="none" w:sz="0" w:space="0" w:color="000000"/>
-              <w:right w:val="none" w:sz="0" w:space="0" w:color="000000"/>
-            </w:tcBorders>
-            <w:shd w:val="clear" w:color="auto" w:fill="FFFFFF"/>
-            <w:tcMar>
-              <w:top w:w="0" w:type="dxa"/>
-              <w:bottom w:w="0" w:type="dxa"/>
-              <w:left w:w="0" w:type="dxa"/>
-              <w:right w:w="0" w:type="dxa"/>
-            </w:tcMar>
-            <w:vAlign w:val="center"/>
-          </w:tcPr>
-          <w:p>
-            <w:pPr>
-              <w:pStyle w:val="Normal"/>
-              <w:jc w:val="left"/>
-              <w:pBdr>
-                <w:bottom w:val="none" w:sz="0" w:space="0" w:color="000000"/>
-                <w:top w:val="none" w:sz="0" w:space="0" w:color="000000"/>
-                <w:left w:val="none" w:sz="0" w:space="0" w:color="000000"/>
-                <w:right w:val="none" w:sz="0" w:space="0" w:color="000000"/>
-              </w:pBdr>
-              <w:spacing w:after="100" w:before="100" w:line="240"/>
-              <w:ind w:left="100" w:right="100" w:firstLine="0" w:firstLineChars="0"/>
-              <w:rPr>
-                <w:rFonts w:ascii="Times New Roman" w:hAnsi="Times New Roman" w:eastAsia="Times New Roman" w:cs="Times New Roman"/>
-                <w:i w:val="false"/>
-                <w:b w:val="false"/>
-                <w:u w:val="none"/>
-                <w:strike w:val="false"/>
-                <w:sz w:val="18"/>
-                <w:szCs w:val="18"/>
-                <w:color w:val="000000"/>
-              </w:rPr>
-            </w:pPr>
-            <w:r>
-              <w:rPr>
-                <w:rFonts w:ascii="Times New Roman" w:hAnsi="Times New Roman" w:eastAsia="Times New Roman" w:cs="Times New Roman"/>
-                <w:i w:val="false"/>
-                <w:b w:val="false"/>
-                <w:u w:val="none"/>
-                <w:strike w:val="false"/>
-                <w:sz w:val="18"/>
-                <w:szCs w:val="18"/>
-                <w:color w:val="000000"/>
-              </w:rPr>
-              <w:t xml:space="preserve">0.76 (0.65–0.88)</w:t>
+              <w:t xml:space="preserve">140</w:t>
+            </w:r>
+          </w:p>
+        </w:tc>
+        <w:tc>
+          <w:tcPr>
+            <w:tcBorders>
+              <w:bottom w:val="none" w:sz="0" w:space="0" w:color="000000"/>
+              <w:top w:val="none" w:sz="0" w:space="0" w:color="000000"/>
+              <w:left w:val="none" w:sz="0" w:space="0" w:color="000000"/>
+              <w:right w:val="none" w:sz="0" w:space="0" w:color="000000"/>
+            </w:tcBorders>
+            <w:shd w:val="clear" w:color="auto" w:fill="FFFFFF"/>
+            <w:tcMar>
+              <w:top w:w="0" w:type="dxa"/>
+              <w:bottom w:w="0" w:type="dxa"/>
+              <w:left w:w="0" w:type="dxa"/>
+              <w:right w:w="0" w:type="dxa"/>
+            </w:tcMar>
+            <w:vAlign w:val="center"/>
+          </w:tcPr>
+          <w:p>
+            <w:pPr>
+              <w:pStyle w:val="Normal"/>
+              <w:jc w:val="left"/>
+              <w:pBdr>
+                <w:bottom w:val="none" w:sz="0" w:space="0" w:color="000000"/>
+                <w:top w:val="none" w:sz="0" w:space="0" w:color="000000"/>
+                <w:left w:val="none" w:sz="0" w:space="0" w:color="000000"/>
+                <w:right w:val="none" w:sz="0" w:space="0" w:color="000000"/>
+              </w:pBdr>
+              <w:spacing w:after="100" w:before="100" w:line="240"/>
+              <w:ind w:left="100" w:right="100" w:firstLine="0" w:firstLineChars="0"/>
+              <w:rPr>
+                <w:rFonts w:ascii="Times New Roman" w:hAnsi="Times New Roman" w:eastAsia="Times New Roman" w:cs="Times New Roman"/>
+                <w:i w:val="false"/>
+                <w:b w:val="false"/>
+                <w:u w:val="none"/>
+                <w:strike w:val="false"/>
+                <w:sz w:val="18"/>
+                <w:szCs w:val="18"/>
+                <w:color w:val="000000"/>
+              </w:rPr>
+            </w:pPr>
+            <w:r>
+              <w:rPr>
+                <w:rFonts w:ascii="Times New Roman" w:hAnsi="Times New Roman" w:eastAsia="Times New Roman" w:cs="Times New Roman"/>
+                <w:i w:val="false"/>
+                <w:b w:val="false"/>
+                <w:u w:val="none"/>
+                <w:strike w:val="false"/>
+                <w:sz w:val="18"/>
+                <w:szCs w:val="18"/>
+                <w:color w:val="000000"/>
+              </w:rPr>
+              <w:t xml:space="preserve">0.73 (0.61–0.86)</w:t>
             </w:r>
           </w:p>
         </w:tc>
@@ -2045,7 +2045,7 @@
                 <w:szCs w:val="18"/>
                 <w:color w:val="000000"/>
               </w:rPr>
-              <w:t xml:space="preserve">552</w:t>
+              <w:t xml:space="preserve">492</w:t>
             </w:r>
           </w:p>
         </w:tc>
@@ -2100,117 +2100,117 @@
                 <w:szCs w:val="18"/>
                 <w:color w:val="000000"/>
               </w:rPr>
-              <w:t xml:space="preserve">177</w:t>
-            </w:r>
-          </w:p>
-        </w:tc>
-        <w:tc>
-          <w:tcPr>
-            <w:tcBorders>
-              <w:bottom w:val="none" w:sz="0" w:space="0" w:color="000000"/>
-              <w:top w:val="none" w:sz="0" w:space="0" w:color="000000"/>
-              <w:left w:val="none" w:sz="0" w:space="0" w:color="000000"/>
-              <w:right w:val="none" w:sz="0" w:space="0" w:color="000000"/>
-            </w:tcBorders>
-            <w:shd w:val="clear" w:color="auto" w:fill="FFFFFF"/>
-            <w:tcMar>
-              <w:top w:w="0" w:type="dxa"/>
-              <w:bottom w:w="0" w:type="dxa"/>
-              <w:left w:w="0" w:type="dxa"/>
-              <w:right w:w="0" w:type="dxa"/>
-            </w:tcMar>
-            <w:vAlign w:val="center"/>
-          </w:tcPr>
-          <w:p>
-            <w:pPr>
-              <w:pStyle w:val="Normal"/>
-              <w:jc w:val="left"/>
-              <w:pBdr>
-                <w:bottom w:val="none" w:sz="0" w:space="0" w:color="000000"/>
-                <w:top w:val="none" w:sz="0" w:space="0" w:color="000000"/>
-                <w:left w:val="none" w:sz="0" w:space="0" w:color="000000"/>
-                <w:right w:val="none" w:sz="0" w:space="0" w:color="000000"/>
-              </w:pBdr>
-              <w:spacing w:after="100" w:before="100" w:line="240"/>
-              <w:ind w:left="100" w:right="100" w:firstLine="0" w:firstLineChars="0"/>
-              <w:rPr>
-                <w:rFonts w:ascii="Times New Roman" w:hAnsi="Times New Roman" w:eastAsia="Times New Roman" w:cs="Times New Roman"/>
-                <w:i w:val="false"/>
-                <w:b w:val="false"/>
-                <w:u w:val="none"/>
-                <w:strike w:val="false"/>
-                <w:sz w:val="18"/>
-                <w:szCs w:val="18"/>
-                <w:color w:val="000000"/>
-              </w:rPr>
-            </w:pPr>
-            <w:r>
-              <w:rPr>
-                <w:rFonts w:ascii="Times New Roman" w:hAnsi="Times New Roman" w:eastAsia="Times New Roman" w:cs="Times New Roman"/>
-                <w:i w:val="false"/>
-                <w:b w:val="false"/>
-                <w:u w:val="none"/>
-                <w:strike w:val="false"/>
-                <w:sz w:val="18"/>
-                <w:szCs w:val="18"/>
-                <w:color w:val="000000"/>
-              </w:rPr>
-              <w:t xml:space="preserve">0.80 (0.68–0.94)</w:t>
-            </w:r>
-          </w:p>
-        </w:tc>
-        <w:tc>
-          <w:tcPr>
-            <w:tcBorders>
-              <w:bottom w:val="none" w:sz="0" w:space="0" w:color="000000"/>
-              <w:top w:val="none" w:sz="0" w:space="0" w:color="000000"/>
-              <w:left w:val="none" w:sz="0" w:space="0" w:color="000000"/>
-              <w:right w:val="none" w:sz="0" w:space="0" w:color="000000"/>
-            </w:tcBorders>
-            <w:shd w:val="clear" w:color="auto" w:fill="FFFFFF"/>
-            <w:tcMar>
-              <w:top w:w="0" w:type="dxa"/>
-              <w:bottom w:w="0" w:type="dxa"/>
-              <w:left w:w="0" w:type="dxa"/>
-              <w:right w:w="0" w:type="dxa"/>
-            </w:tcMar>
-            <w:vAlign w:val="center"/>
-          </w:tcPr>
-          <w:p>
-            <w:pPr>
-              <w:pStyle w:val="Normal"/>
-              <w:jc w:val="left"/>
-              <w:pBdr>
-                <w:bottom w:val="none" w:sz="0" w:space="0" w:color="000000"/>
-                <w:top w:val="none" w:sz="0" w:space="0" w:color="000000"/>
-                <w:left w:val="none" w:sz="0" w:space="0" w:color="000000"/>
-                <w:right w:val="none" w:sz="0" w:space="0" w:color="000000"/>
-              </w:pBdr>
-              <w:spacing w:after="100" w:before="100" w:line="240"/>
-              <w:ind w:left="100" w:right="100" w:firstLine="0" w:firstLineChars="0"/>
-              <w:rPr>
-                <w:rFonts w:ascii="Times New Roman" w:hAnsi="Times New Roman" w:eastAsia="Times New Roman" w:cs="Times New Roman"/>
-                <w:i w:val="false"/>
-                <w:b w:val="false"/>
-                <w:u w:val="none"/>
-                <w:strike w:val="false"/>
-                <w:sz w:val="18"/>
-                <w:szCs w:val="18"/>
-                <w:color w:val="000000"/>
-              </w:rPr>
-            </w:pPr>
-            <w:r>
-              <w:rPr>
-                <w:rFonts w:ascii="Times New Roman" w:hAnsi="Times New Roman" w:eastAsia="Times New Roman" w:cs="Times New Roman"/>
-                <w:i w:val="false"/>
-                <w:b w:val="false"/>
-                <w:u w:val="none"/>
-                <w:strike w:val="false"/>
-                <w:sz w:val="18"/>
-                <w:szCs w:val="18"/>
-                <w:color w:val="000000"/>
-              </w:rPr>
-              <w:t xml:space="preserve">0.006</w:t>
+              <w:t xml:space="preserve">140</w:t>
+            </w:r>
+          </w:p>
+        </w:tc>
+        <w:tc>
+          <w:tcPr>
+            <w:tcBorders>
+              <w:bottom w:val="none" w:sz="0" w:space="0" w:color="000000"/>
+              <w:top w:val="none" w:sz="0" w:space="0" w:color="000000"/>
+              <w:left w:val="none" w:sz="0" w:space="0" w:color="000000"/>
+              <w:right w:val="none" w:sz="0" w:space="0" w:color="000000"/>
+            </w:tcBorders>
+            <w:shd w:val="clear" w:color="auto" w:fill="FFFFFF"/>
+            <w:tcMar>
+              <w:top w:w="0" w:type="dxa"/>
+              <w:bottom w:w="0" w:type="dxa"/>
+              <w:left w:w="0" w:type="dxa"/>
+              <w:right w:w="0" w:type="dxa"/>
+            </w:tcMar>
+            <w:vAlign w:val="center"/>
+          </w:tcPr>
+          <w:p>
+            <w:pPr>
+              <w:pStyle w:val="Normal"/>
+              <w:jc w:val="left"/>
+              <w:pBdr>
+                <w:bottom w:val="none" w:sz="0" w:space="0" w:color="000000"/>
+                <w:top w:val="none" w:sz="0" w:space="0" w:color="000000"/>
+                <w:left w:val="none" w:sz="0" w:space="0" w:color="000000"/>
+                <w:right w:val="none" w:sz="0" w:space="0" w:color="000000"/>
+              </w:pBdr>
+              <w:spacing w:after="100" w:before="100" w:line="240"/>
+              <w:ind w:left="100" w:right="100" w:firstLine="0" w:firstLineChars="0"/>
+              <w:rPr>
+                <w:rFonts w:ascii="Times New Roman" w:hAnsi="Times New Roman" w:eastAsia="Times New Roman" w:cs="Times New Roman"/>
+                <w:i w:val="false"/>
+                <w:b w:val="false"/>
+                <w:u w:val="none"/>
+                <w:strike w:val="false"/>
+                <w:sz w:val="18"/>
+                <w:szCs w:val="18"/>
+                <w:color w:val="000000"/>
+              </w:rPr>
+            </w:pPr>
+            <w:r>
+              <w:rPr>
+                <w:rFonts w:ascii="Times New Roman" w:hAnsi="Times New Roman" w:eastAsia="Times New Roman" w:cs="Times New Roman"/>
+                <w:i w:val="false"/>
+                <w:b w:val="false"/>
+                <w:u w:val="none"/>
+                <w:strike w:val="false"/>
+                <w:sz w:val="18"/>
+                <w:szCs w:val="18"/>
+                <w:color w:val="000000"/>
+              </w:rPr>
+              <w:t xml:space="preserve">0.75 (0.62–0.89)</w:t>
+            </w:r>
+          </w:p>
+        </w:tc>
+        <w:tc>
+          <w:tcPr>
+            <w:tcBorders>
+              <w:bottom w:val="none" w:sz="0" w:space="0" w:color="000000"/>
+              <w:top w:val="none" w:sz="0" w:space="0" w:color="000000"/>
+              <w:left w:val="none" w:sz="0" w:space="0" w:color="000000"/>
+              <w:right w:val="none" w:sz="0" w:space="0" w:color="000000"/>
+            </w:tcBorders>
+            <w:shd w:val="clear" w:color="auto" w:fill="FFFFFF"/>
+            <w:tcMar>
+              <w:top w:w="0" w:type="dxa"/>
+              <w:bottom w:w="0" w:type="dxa"/>
+              <w:left w:w="0" w:type="dxa"/>
+              <w:right w:w="0" w:type="dxa"/>
+            </w:tcMar>
+            <w:vAlign w:val="center"/>
+          </w:tcPr>
+          <w:p>
+            <w:pPr>
+              <w:pStyle w:val="Normal"/>
+              <w:jc w:val="left"/>
+              <w:pBdr>
+                <w:bottom w:val="none" w:sz="0" w:space="0" w:color="000000"/>
+                <w:top w:val="none" w:sz="0" w:space="0" w:color="000000"/>
+                <w:left w:val="none" w:sz="0" w:space="0" w:color="000000"/>
+                <w:right w:val="none" w:sz="0" w:space="0" w:color="000000"/>
+              </w:pBdr>
+              <w:spacing w:after="100" w:before="100" w:line="240"/>
+              <w:ind w:left="100" w:right="100" w:firstLine="0" w:firstLineChars="0"/>
+              <w:rPr>
+                <w:rFonts w:ascii="Times New Roman" w:hAnsi="Times New Roman" w:eastAsia="Times New Roman" w:cs="Times New Roman"/>
+                <w:i w:val="false"/>
+                <w:b w:val="false"/>
+                <w:u w:val="none"/>
+                <w:strike w:val="false"/>
+                <w:sz w:val="18"/>
+                <w:szCs w:val="18"/>
+                <w:color w:val="000000"/>
+              </w:rPr>
+            </w:pPr>
+            <w:r>
+              <w:rPr>
+                <w:rFonts w:ascii="Times New Roman" w:hAnsi="Times New Roman" w:eastAsia="Times New Roman" w:cs="Times New Roman"/>
+                <w:i w:val="false"/>
+                <w:b w:val="false"/>
+                <w:u w:val="none"/>
+                <w:strike w:val="false"/>
+                <w:sz w:val="18"/>
+                <w:szCs w:val="18"/>
+                <w:color w:val="000000"/>
+              </w:rPr>
+              <w:t xml:space="preserve">0.001</w:t>
             </w:r>
           </w:p>
         </w:tc>
@@ -2490,7 +2490,7 @@
                 <w:szCs w:val="18"/>
                 <w:color w:val="000000"/>
               </w:rPr>
-              <w:t xml:space="preserve">221</w:t>
+              <w:t xml:space="preserve">187</w:t>
             </w:r>
           </w:p>
         </w:tc>
@@ -2545,7 +2545,7 @@
                 <w:szCs w:val="18"/>
                 <w:color w:val="000000"/>
               </w:rPr>
-              <w:t xml:space="preserve">77</w:t>
+              <w:t xml:space="preserve">56</w:t>
             </w:r>
           </w:p>
         </w:tc>
@@ -2935,7 +2935,7 @@
                 <w:szCs w:val="18"/>
                 <w:color w:val="000000"/>
               </w:rPr>
-              <w:t xml:space="preserve">331</w:t>
+              <w:t xml:space="preserve">305</w:t>
             </w:r>
           </w:p>
         </w:tc>
@@ -2990,117 +2990,117 @@
                 <w:szCs w:val="18"/>
                 <w:color w:val="000000"/>
               </w:rPr>
-              <w:t xml:space="preserve">100</w:t>
-            </w:r>
-          </w:p>
-        </w:tc>
-        <w:tc>
-          <w:tcPr>
-            <w:tcBorders>
-              <w:bottom w:val="none" w:sz="0" w:space="0" w:color="000000"/>
-              <w:top w:val="none" w:sz="0" w:space="0" w:color="000000"/>
-              <w:left w:val="none" w:sz="0" w:space="0" w:color="000000"/>
-              <w:right w:val="none" w:sz="0" w:space="0" w:color="000000"/>
-            </w:tcBorders>
-            <w:shd w:val="clear" w:color="auto" w:fill="FFFFFF"/>
-            <w:tcMar>
-              <w:top w:w="0" w:type="dxa"/>
-              <w:bottom w:w="0" w:type="dxa"/>
-              <w:left w:w="0" w:type="dxa"/>
-              <w:right w:w="0" w:type="dxa"/>
-            </w:tcMar>
-            <w:vAlign w:val="center"/>
-          </w:tcPr>
-          <w:p>
-            <w:pPr>
-              <w:pStyle w:val="Normal"/>
-              <w:jc w:val="left"/>
-              <w:pBdr>
-                <w:bottom w:val="none" w:sz="0" w:space="0" w:color="000000"/>
-                <w:top w:val="none" w:sz="0" w:space="0" w:color="000000"/>
-                <w:left w:val="none" w:sz="0" w:space="0" w:color="000000"/>
-                <w:right w:val="none" w:sz="0" w:space="0" w:color="000000"/>
-              </w:pBdr>
-              <w:spacing w:after="100" w:before="100" w:line="240"/>
-              <w:ind w:left="100" w:right="100" w:firstLine="0" w:firstLineChars="0"/>
-              <w:rPr>
-                <w:rFonts w:ascii="Times New Roman" w:hAnsi="Times New Roman" w:eastAsia="Times New Roman" w:cs="Times New Roman"/>
-                <w:i w:val="false"/>
-                <w:b w:val="false"/>
-                <w:u w:val="none"/>
-                <w:strike w:val="false"/>
-                <w:sz w:val="18"/>
-                <w:szCs w:val="18"/>
-                <w:color w:val="000000"/>
-              </w:rPr>
-            </w:pPr>
-            <w:r>
-              <w:rPr>
-                <w:rFonts w:ascii="Times New Roman" w:hAnsi="Times New Roman" w:eastAsia="Times New Roman" w:cs="Times New Roman"/>
-                <w:i w:val="false"/>
-                <w:b w:val="false"/>
-                <w:u w:val="none"/>
-                <w:strike w:val="false"/>
-                <w:sz w:val="18"/>
-                <w:szCs w:val="18"/>
-                <w:color w:val="000000"/>
-              </w:rPr>
-              <w:t xml:space="preserve">0.97 (0.72–1.31)</w:t>
-            </w:r>
-          </w:p>
-        </w:tc>
-        <w:tc>
-          <w:tcPr>
-            <w:tcBorders>
-              <w:bottom w:val="none" w:sz="0" w:space="0" w:color="000000"/>
-              <w:top w:val="none" w:sz="0" w:space="0" w:color="000000"/>
-              <w:left w:val="none" w:sz="0" w:space="0" w:color="000000"/>
-              <w:right w:val="none" w:sz="0" w:space="0" w:color="000000"/>
-            </w:tcBorders>
-            <w:shd w:val="clear" w:color="auto" w:fill="FFFFFF"/>
-            <w:tcMar>
-              <w:top w:w="0" w:type="dxa"/>
-              <w:bottom w:w="0" w:type="dxa"/>
-              <w:left w:w="0" w:type="dxa"/>
-              <w:right w:w="0" w:type="dxa"/>
-            </w:tcMar>
-            <w:vAlign w:val="center"/>
-          </w:tcPr>
-          <w:p>
-            <w:pPr>
-              <w:pStyle w:val="Normal"/>
-              <w:jc w:val="left"/>
-              <w:pBdr>
-                <w:bottom w:val="none" w:sz="0" w:space="0" w:color="000000"/>
-                <w:top w:val="none" w:sz="0" w:space="0" w:color="000000"/>
-                <w:left w:val="none" w:sz="0" w:space="0" w:color="000000"/>
-                <w:right w:val="none" w:sz="0" w:space="0" w:color="000000"/>
-              </w:pBdr>
-              <w:spacing w:after="100" w:before="100" w:line="240"/>
-              <w:ind w:left="100" w:right="100" w:firstLine="0" w:firstLineChars="0"/>
-              <w:rPr>
-                <w:rFonts w:ascii="Times New Roman" w:hAnsi="Times New Roman" w:eastAsia="Times New Roman" w:cs="Times New Roman"/>
-                <w:i w:val="false"/>
-                <w:b w:val="false"/>
-                <w:u w:val="none"/>
-                <w:strike w:val="false"/>
-                <w:sz w:val="18"/>
-                <w:szCs w:val="18"/>
-                <w:color w:val="000000"/>
-              </w:rPr>
-            </w:pPr>
-            <w:r>
-              <w:rPr>
-                <w:rFonts w:ascii="Times New Roman" w:hAnsi="Times New Roman" w:eastAsia="Times New Roman" w:cs="Times New Roman"/>
-                <w:i w:val="false"/>
-                <w:b w:val="false"/>
-                <w:u w:val="none"/>
-                <w:strike w:val="false"/>
-                <w:sz w:val="18"/>
-                <w:szCs w:val="18"/>
-                <w:color w:val="000000"/>
-              </w:rPr>
-              <w:t xml:space="preserve">0.844</w:t>
+              <w:t xml:space="preserve">84</w:t>
+            </w:r>
+          </w:p>
+        </w:tc>
+        <w:tc>
+          <w:tcPr>
+            <w:tcBorders>
+              <w:bottom w:val="none" w:sz="0" w:space="0" w:color="000000"/>
+              <w:top w:val="none" w:sz="0" w:space="0" w:color="000000"/>
+              <w:left w:val="none" w:sz="0" w:space="0" w:color="000000"/>
+              <w:right w:val="none" w:sz="0" w:space="0" w:color="000000"/>
+            </w:tcBorders>
+            <w:shd w:val="clear" w:color="auto" w:fill="FFFFFF"/>
+            <w:tcMar>
+              <w:top w:w="0" w:type="dxa"/>
+              <w:bottom w:w="0" w:type="dxa"/>
+              <w:left w:w="0" w:type="dxa"/>
+              <w:right w:w="0" w:type="dxa"/>
+            </w:tcMar>
+            <w:vAlign w:val="center"/>
+          </w:tcPr>
+          <w:p>
+            <w:pPr>
+              <w:pStyle w:val="Normal"/>
+              <w:jc w:val="left"/>
+              <w:pBdr>
+                <w:bottom w:val="none" w:sz="0" w:space="0" w:color="000000"/>
+                <w:top w:val="none" w:sz="0" w:space="0" w:color="000000"/>
+                <w:left w:val="none" w:sz="0" w:space="0" w:color="000000"/>
+                <w:right w:val="none" w:sz="0" w:space="0" w:color="000000"/>
+              </w:pBdr>
+              <w:spacing w:after="100" w:before="100" w:line="240"/>
+              <w:ind w:left="100" w:right="100" w:firstLine="0" w:firstLineChars="0"/>
+              <w:rPr>
+                <w:rFonts w:ascii="Times New Roman" w:hAnsi="Times New Roman" w:eastAsia="Times New Roman" w:cs="Times New Roman"/>
+                <w:i w:val="false"/>
+                <w:b w:val="false"/>
+                <w:u w:val="none"/>
+                <w:strike w:val="false"/>
+                <w:sz w:val="18"/>
+                <w:szCs w:val="18"/>
+                <w:color w:val="000000"/>
+              </w:rPr>
+            </w:pPr>
+            <w:r>
+              <w:rPr>
+                <w:rFonts w:ascii="Times New Roman" w:hAnsi="Times New Roman" w:eastAsia="Times New Roman" w:cs="Times New Roman"/>
+                <w:i w:val="false"/>
+                <w:b w:val="false"/>
+                <w:u w:val="none"/>
+                <w:strike w:val="false"/>
+                <w:sz w:val="18"/>
+                <w:szCs w:val="18"/>
+                <w:color w:val="000000"/>
+              </w:rPr>
+              <w:t xml:space="preserve">1.08 (0.77–1.52)</w:t>
+            </w:r>
+          </w:p>
+        </w:tc>
+        <w:tc>
+          <w:tcPr>
+            <w:tcBorders>
+              <w:bottom w:val="none" w:sz="0" w:space="0" w:color="000000"/>
+              <w:top w:val="none" w:sz="0" w:space="0" w:color="000000"/>
+              <w:left w:val="none" w:sz="0" w:space="0" w:color="000000"/>
+              <w:right w:val="none" w:sz="0" w:space="0" w:color="000000"/>
+            </w:tcBorders>
+            <w:shd w:val="clear" w:color="auto" w:fill="FFFFFF"/>
+            <w:tcMar>
+              <w:top w:w="0" w:type="dxa"/>
+              <w:bottom w:w="0" w:type="dxa"/>
+              <w:left w:w="0" w:type="dxa"/>
+              <w:right w:w="0" w:type="dxa"/>
+            </w:tcMar>
+            <w:vAlign w:val="center"/>
+          </w:tcPr>
+          <w:p>
+            <w:pPr>
+              <w:pStyle w:val="Normal"/>
+              <w:jc w:val="left"/>
+              <w:pBdr>
+                <w:bottom w:val="none" w:sz="0" w:space="0" w:color="000000"/>
+                <w:top w:val="none" w:sz="0" w:space="0" w:color="000000"/>
+                <w:left w:val="none" w:sz="0" w:space="0" w:color="000000"/>
+                <w:right w:val="none" w:sz="0" w:space="0" w:color="000000"/>
+              </w:pBdr>
+              <w:spacing w:after="100" w:before="100" w:line="240"/>
+              <w:ind w:left="100" w:right="100" w:firstLine="0" w:firstLineChars="0"/>
+              <w:rPr>
+                <w:rFonts w:ascii="Times New Roman" w:hAnsi="Times New Roman" w:eastAsia="Times New Roman" w:cs="Times New Roman"/>
+                <w:i w:val="false"/>
+                <w:b w:val="false"/>
+                <w:u w:val="none"/>
+                <w:strike w:val="false"/>
+                <w:sz w:val="18"/>
+                <w:szCs w:val="18"/>
+                <w:color w:val="000000"/>
+              </w:rPr>
+            </w:pPr>
+            <w:r>
+              <w:rPr>
+                <w:rFonts w:ascii="Times New Roman" w:hAnsi="Times New Roman" w:eastAsia="Times New Roman" w:cs="Times New Roman"/>
+                <w:i w:val="false"/>
+                <w:b w:val="false"/>
+                <w:u w:val="none"/>
+                <w:strike w:val="false"/>
+                <w:sz w:val="18"/>
+                <w:szCs w:val="18"/>
+                <w:color w:val="000000"/>
+              </w:rPr>
+              <w:t xml:space="preserve">0.652</w:t>
             </w:r>
           </w:p>
         </w:tc>
@@ -3380,7 +3380,7 @@
                 <w:szCs w:val="18"/>
                 <w:color w:val="000000"/>
               </w:rPr>
-              <w:t xml:space="preserve">303</w:t>
+              <w:t xml:space="preserve">272</w:t>
             </w:r>
           </w:p>
         </w:tc>
@@ -3435,7 +3435,7 @@
                 <w:szCs w:val="18"/>
                 <w:color w:val="000000"/>
               </w:rPr>
-              <w:t xml:space="preserve">106</w:t>
+              <w:t xml:space="preserve">87</w:t>
             </w:r>
           </w:p>
         </w:tc>
@@ -3825,7 +3825,7 @@
                 <w:szCs w:val="18"/>
                 <w:color w:val="000000"/>
               </w:rPr>
-              <w:t xml:space="preserve">249</w:t>
+              <w:t xml:space="preserve">220</w:t>
             </w:r>
           </w:p>
         </w:tc>
@@ -3880,117 +3880,117 @@
                 <w:szCs w:val="18"/>
                 <w:color w:val="000000"/>
               </w:rPr>
-              <w:t xml:space="preserve">71</w:t>
-            </w:r>
-          </w:p>
-        </w:tc>
-        <w:tc>
-          <w:tcPr>
-            <w:tcBorders>
-              <w:bottom w:val="none" w:sz="0" w:space="0" w:color="000000"/>
-              <w:top w:val="none" w:sz="0" w:space="0" w:color="000000"/>
-              <w:left w:val="none" w:sz="0" w:space="0" w:color="000000"/>
-              <w:right w:val="none" w:sz="0" w:space="0" w:color="000000"/>
-            </w:tcBorders>
-            <w:shd w:val="clear" w:color="auto" w:fill="FFFFFF"/>
-            <w:tcMar>
-              <w:top w:w="0" w:type="dxa"/>
-              <w:bottom w:w="0" w:type="dxa"/>
-              <w:left w:w="0" w:type="dxa"/>
-              <w:right w:w="0" w:type="dxa"/>
-            </w:tcMar>
-            <w:vAlign w:val="center"/>
-          </w:tcPr>
-          <w:p>
-            <w:pPr>
-              <w:pStyle w:val="Normal"/>
-              <w:jc w:val="left"/>
-              <w:pBdr>
-                <w:bottom w:val="none" w:sz="0" w:space="0" w:color="000000"/>
-                <w:top w:val="none" w:sz="0" w:space="0" w:color="000000"/>
-                <w:left w:val="none" w:sz="0" w:space="0" w:color="000000"/>
-                <w:right w:val="none" w:sz="0" w:space="0" w:color="000000"/>
-              </w:pBdr>
-              <w:spacing w:after="100" w:before="100" w:line="240"/>
-              <w:ind w:left="100" w:right="100" w:firstLine="0" w:firstLineChars="0"/>
-              <w:rPr>
-                <w:rFonts w:ascii="Times New Roman" w:hAnsi="Times New Roman" w:eastAsia="Times New Roman" w:cs="Times New Roman"/>
-                <w:i w:val="false"/>
-                <w:b w:val="false"/>
-                <w:u w:val="none"/>
-                <w:strike w:val="false"/>
-                <w:sz w:val="18"/>
-                <w:szCs w:val="18"/>
-                <w:color w:val="000000"/>
-              </w:rPr>
-            </w:pPr>
-            <w:r>
-              <w:rPr>
-                <w:rFonts w:ascii="Times New Roman" w:hAnsi="Times New Roman" w:eastAsia="Times New Roman" w:cs="Times New Roman"/>
-                <w:i w:val="false"/>
-                <w:b w:val="false"/>
-                <w:u w:val="none"/>
-                <w:strike w:val="false"/>
-                <w:sz w:val="18"/>
-                <w:szCs w:val="18"/>
-                <w:color w:val="000000"/>
-              </w:rPr>
-              <w:t xml:space="preserve">0.73 (0.54–0.99)</w:t>
-            </w:r>
-          </w:p>
-        </w:tc>
-        <w:tc>
-          <w:tcPr>
-            <w:tcBorders>
-              <w:bottom w:val="none" w:sz="0" w:space="0" w:color="000000"/>
-              <w:top w:val="none" w:sz="0" w:space="0" w:color="000000"/>
-              <w:left w:val="none" w:sz="0" w:space="0" w:color="000000"/>
-              <w:right w:val="none" w:sz="0" w:space="0" w:color="000000"/>
-            </w:tcBorders>
-            <w:shd w:val="clear" w:color="auto" w:fill="FFFFFF"/>
-            <w:tcMar>
-              <w:top w:w="0" w:type="dxa"/>
-              <w:bottom w:w="0" w:type="dxa"/>
-              <w:left w:w="0" w:type="dxa"/>
-              <w:right w:w="0" w:type="dxa"/>
-            </w:tcMar>
-            <w:vAlign w:val="center"/>
-          </w:tcPr>
-          <w:p>
-            <w:pPr>
-              <w:pStyle w:val="Normal"/>
-              <w:jc w:val="left"/>
-              <w:pBdr>
-                <w:bottom w:val="none" w:sz="0" w:space="0" w:color="000000"/>
-                <w:top w:val="none" w:sz="0" w:space="0" w:color="000000"/>
-                <w:left w:val="none" w:sz="0" w:space="0" w:color="000000"/>
-                <w:right w:val="none" w:sz="0" w:space="0" w:color="000000"/>
-              </w:pBdr>
-              <w:spacing w:after="100" w:before="100" w:line="240"/>
-              <w:ind w:left="100" w:right="100" w:firstLine="0" w:firstLineChars="0"/>
-              <w:rPr>
-                <w:rFonts w:ascii="Times New Roman" w:hAnsi="Times New Roman" w:eastAsia="Times New Roman" w:cs="Times New Roman"/>
-                <w:i w:val="false"/>
-                <w:b w:val="false"/>
-                <w:u w:val="none"/>
-                <w:strike w:val="false"/>
-                <w:sz w:val="18"/>
-                <w:szCs w:val="18"/>
-                <w:color w:val="000000"/>
-              </w:rPr>
-            </w:pPr>
-            <w:r>
-              <w:rPr>
-                <w:rFonts w:ascii="Times New Roman" w:hAnsi="Times New Roman" w:eastAsia="Times New Roman" w:cs="Times New Roman"/>
-                <w:i w:val="false"/>
-                <w:b w:val="false"/>
-                <w:u w:val="none"/>
-                <w:strike w:val="false"/>
-                <w:sz w:val="18"/>
-                <w:szCs w:val="18"/>
-                <w:color w:val="000000"/>
-              </w:rPr>
-              <w:t xml:space="preserve">0.045</w:t>
+              <w:t xml:space="preserve">53</w:t>
+            </w:r>
+          </w:p>
+        </w:tc>
+        <w:tc>
+          <w:tcPr>
+            <w:tcBorders>
+              <w:bottom w:val="none" w:sz="0" w:space="0" w:color="000000"/>
+              <w:top w:val="none" w:sz="0" w:space="0" w:color="000000"/>
+              <w:left w:val="none" w:sz="0" w:space="0" w:color="000000"/>
+              <w:right w:val="none" w:sz="0" w:space="0" w:color="000000"/>
+            </w:tcBorders>
+            <w:shd w:val="clear" w:color="auto" w:fill="FFFFFF"/>
+            <w:tcMar>
+              <w:top w:w="0" w:type="dxa"/>
+              <w:bottom w:w="0" w:type="dxa"/>
+              <w:left w:w="0" w:type="dxa"/>
+              <w:right w:w="0" w:type="dxa"/>
+            </w:tcMar>
+            <w:vAlign w:val="center"/>
+          </w:tcPr>
+          <w:p>
+            <w:pPr>
+              <w:pStyle w:val="Normal"/>
+              <w:jc w:val="left"/>
+              <w:pBdr>
+                <w:bottom w:val="none" w:sz="0" w:space="0" w:color="000000"/>
+                <w:top w:val="none" w:sz="0" w:space="0" w:color="000000"/>
+                <w:left w:val="none" w:sz="0" w:space="0" w:color="000000"/>
+                <w:right w:val="none" w:sz="0" w:space="0" w:color="000000"/>
+              </w:pBdr>
+              <w:spacing w:after="100" w:before="100" w:line="240"/>
+              <w:ind w:left="100" w:right="100" w:firstLine="0" w:firstLineChars="0"/>
+              <w:rPr>
+                <w:rFonts w:ascii="Times New Roman" w:hAnsi="Times New Roman" w:eastAsia="Times New Roman" w:cs="Times New Roman"/>
+                <w:i w:val="false"/>
+                <w:b w:val="false"/>
+                <w:u w:val="none"/>
+                <w:strike w:val="false"/>
+                <w:sz w:val="18"/>
+                <w:szCs w:val="18"/>
+                <w:color w:val="000000"/>
+              </w:rPr>
+            </w:pPr>
+            <w:r>
+              <w:rPr>
+                <w:rFonts w:ascii="Times New Roman" w:hAnsi="Times New Roman" w:eastAsia="Times New Roman" w:cs="Times New Roman"/>
+                <w:i w:val="false"/>
+                <w:b w:val="false"/>
+                <w:u w:val="none"/>
+                <w:strike w:val="false"/>
+                <w:sz w:val="18"/>
+                <w:szCs w:val="18"/>
+                <w:color w:val="000000"/>
+              </w:rPr>
+              <w:t xml:space="preserve">0.70 (0.50–0.99)</w:t>
+            </w:r>
+          </w:p>
+        </w:tc>
+        <w:tc>
+          <w:tcPr>
+            <w:tcBorders>
+              <w:bottom w:val="none" w:sz="0" w:space="0" w:color="000000"/>
+              <w:top w:val="none" w:sz="0" w:space="0" w:color="000000"/>
+              <w:left w:val="none" w:sz="0" w:space="0" w:color="000000"/>
+              <w:right w:val="none" w:sz="0" w:space="0" w:color="000000"/>
+            </w:tcBorders>
+            <w:shd w:val="clear" w:color="auto" w:fill="FFFFFF"/>
+            <w:tcMar>
+              <w:top w:w="0" w:type="dxa"/>
+              <w:bottom w:w="0" w:type="dxa"/>
+              <w:left w:w="0" w:type="dxa"/>
+              <w:right w:w="0" w:type="dxa"/>
+            </w:tcMar>
+            <w:vAlign w:val="center"/>
+          </w:tcPr>
+          <w:p>
+            <w:pPr>
+              <w:pStyle w:val="Normal"/>
+              <w:jc w:val="left"/>
+              <w:pBdr>
+                <w:bottom w:val="none" w:sz="0" w:space="0" w:color="000000"/>
+                <w:top w:val="none" w:sz="0" w:space="0" w:color="000000"/>
+                <w:left w:val="none" w:sz="0" w:space="0" w:color="000000"/>
+                <w:right w:val="none" w:sz="0" w:space="0" w:color="000000"/>
+              </w:pBdr>
+              <w:spacing w:after="100" w:before="100" w:line="240"/>
+              <w:ind w:left="100" w:right="100" w:firstLine="0" w:firstLineChars="0"/>
+              <w:rPr>
+                <w:rFonts w:ascii="Times New Roman" w:hAnsi="Times New Roman" w:eastAsia="Times New Roman" w:cs="Times New Roman"/>
+                <w:i w:val="false"/>
+                <w:b w:val="false"/>
+                <w:u w:val="none"/>
+                <w:strike w:val="false"/>
+                <w:sz w:val="18"/>
+                <w:szCs w:val="18"/>
+                <w:color w:val="000000"/>
+              </w:rPr>
+            </w:pPr>
+            <w:r>
+              <w:rPr>
+                <w:rFonts w:ascii="Times New Roman" w:hAnsi="Times New Roman" w:eastAsia="Times New Roman" w:cs="Times New Roman"/>
+                <w:i w:val="false"/>
+                <w:b w:val="false"/>
+                <w:u w:val="none"/>
+                <w:strike w:val="false"/>
+                <w:sz w:val="18"/>
+                <w:szCs w:val="18"/>
+                <w:color w:val="000000"/>
+              </w:rPr>
+              <w:t xml:space="preserve">0.041</w:t>
             </w:r>
           </w:p>
         </w:tc>
@@ -4715,7 +4715,7 @@
                 <w:szCs w:val="18"/>
                 <w:color w:val="000000"/>
               </w:rPr>
-              <w:t xml:space="preserve">261</w:t>
+              <w:t xml:space="preserve">201</w:t>
             </w:r>
           </w:p>
         </w:tc>
@@ -4770,62 +4770,62 @@
                 <w:szCs w:val="18"/>
                 <w:color w:val="000000"/>
               </w:rPr>
-              <w:t xml:space="preserve">117</w:t>
-            </w:r>
-          </w:p>
-        </w:tc>
-        <w:tc>
-          <w:tcPr>
-            <w:tcBorders>
-              <w:bottom w:val="none" w:sz="0" w:space="0" w:color="000000"/>
-              <w:top w:val="none" w:sz="0" w:space="0" w:color="000000"/>
-              <w:left w:val="none" w:sz="0" w:space="0" w:color="000000"/>
-              <w:right w:val="none" w:sz="0" w:space="0" w:color="000000"/>
-            </w:tcBorders>
-            <w:shd w:val="clear" w:color="auto" w:fill="FFFFFF"/>
-            <w:tcMar>
-              <w:top w:w="0" w:type="dxa"/>
-              <w:bottom w:w="0" w:type="dxa"/>
-              <w:left w:w="0" w:type="dxa"/>
-              <w:right w:w="0" w:type="dxa"/>
-            </w:tcMar>
-            <w:vAlign w:val="center"/>
-          </w:tcPr>
-          <w:p>
-            <w:pPr>
-              <w:pStyle w:val="Normal"/>
-              <w:jc w:val="left"/>
-              <w:pBdr>
-                <w:bottom w:val="none" w:sz="0" w:space="0" w:color="000000"/>
-                <w:top w:val="none" w:sz="0" w:space="0" w:color="000000"/>
-                <w:left w:val="none" w:sz="0" w:space="0" w:color="000000"/>
-                <w:right w:val="none" w:sz="0" w:space="0" w:color="000000"/>
-              </w:pBdr>
-              <w:spacing w:after="100" w:before="100" w:line="240"/>
-              <w:ind w:left="100" w:right="100" w:firstLine="0" w:firstLineChars="0"/>
-              <w:rPr>
-                <w:rFonts w:ascii="Times New Roman" w:hAnsi="Times New Roman" w:eastAsia="Times New Roman" w:cs="Times New Roman"/>
-                <w:i w:val="false"/>
-                <w:b w:val="false"/>
-                <w:u w:val="none"/>
-                <w:strike w:val="false"/>
-                <w:sz w:val="18"/>
-                <w:szCs w:val="18"/>
-                <w:color w:val="000000"/>
-              </w:rPr>
-            </w:pPr>
-            <w:r>
-              <w:rPr>
-                <w:rFonts w:ascii="Times New Roman" w:hAnsi="Times New Roman" w:eastAsia="Times New Roman" w:cs="Times New Roman"/>
-                <w:i w:val="false"/>
-                <w:b w:val="false"/>
-                <w:u w:val="none"/>
-                <w:strike w:val="false"/>
-                <w:sz w:val="18"/>
-                <w:szCs w:val="18"/>
-                <w:color w:val="000000"/>
-              </w:rPr>
-              <w:t xml:space="preserve">2.69 (1.97–3.69)</w:t>
+              <w:t xml:space="preserve">80</w:t>
+            </w:r>
+          </w:p>
+        </w:tc>
+        <w:tc>
+          <w:tcPr>
+            <w:tcBorders>
+              <w:bottom w:val="none" w:sz="0" w:space="0" w:color="000000"/>
+              <w:top w:val="none" w:sz="0" w:space="0" w:color="000000"/>
+              <w:left w:val="none" w:sz="0" w:space="0" w:color="000000"/>
+              <w:right w:val="none" w:sz="0" w:space="0" w:color="000000"/>
+            </w:tcBorders>
+            <w:shd w:val="clear" w:color="auto" w:fill="FFFFFF"/>
+            <w:tcMar>
+              <w:top w:w="0" w:type="dxa"/>
+              <w:bottom w:w="0" w:type="dxa"/>
+              <w:left w:w="0" w:type="dxa"/>
+              <w:right w:w="0" w:type="dxa"/>
+            </w:tcMar>
+            <w:vAlign w:val="center"/>
+          </w:tcPr>
+          <w:p>
+            <w:pPr>
+              <w:pStyle w:val="Normal"/>
+              <w:jc w:val="left"/>
+              <w:pBdr>
+                <w:bottom w:val="none" w:sz="0" w:space="0" w:color="000000"/>
+                <w:top w:val="none" w:sz="0" w:space="0" w:color="000000"/>
+                <w:left w:val="none" w:sz="0" w:space="0" w:color="000000"/>
+                <w:right w:val="none" w:sz="0" w:space="0" w:color="000000"/>
+              </w:pBdr>
+              <w:spacing w:after="100" w:before="100" w:line="240"/>
+              <w:ind w:left="100" w:right="100" w:firstLine="0" w:firstLineChars="0"/>
+              <w:rPr>
+                <w:rFonts w:ascii="Times New Roman" w:hAnsi="Times New Roman" w:eastAsia="Times New Roman" w:cs="Times New Roman"/>
+                <w:i w:val="false"/>
+                <w:b w:val="false"/>
+                <w:u w:val="none"/>
+                <w:strike w:val="false"/>
+                <w:sz w:val="18"/>
+                <w:szCs w:val="18"/>
+                <w:color w:val="000000"/>
+              </w:rPr>
+            </w:pPr>
+            <w:r>
+              <w:rPr>
+                <w:rFonts w:ascii="Times New Roman" w:hAnsi="Times New Roman" w:eastAsia="Times New Roman" w:cs="Times New Roman"/>
+                <w:i w:val="false"/>
+                <w:b w:val="false"/>
+                <w:u w:val="none"/>
+                <w:strike w:val="false"/>
+                <w:sz w:val="18"/>
+                <w:szCs w:val="18"/>
+                <w:color w:val="000000"/>
+              </w:rPr>
+              <w:t xml:space="preserve">2.11 (1.51–2.96)</w:t>
             </w:r>
           </w:p>
         </w:tc>
@@ -5160,7 +5160,7 @@
                 <w:szCs w:val="18"/>
                 <w:color w:val="000000"/>
               </w:rPr>
-              <w:t xml:space="preserve">506</w:t>
+              <w:t xml:space="preserve">448</w:t>
             </w:r>
           </w:p>
         </w:tc>
@@ -5215,117 +5215,117 @@
                 <w:szCs w:val="18"/>
                 <w:color w:val="000000"/>
               </w:rPr>
-              <w:t xml:space="preserve">167</w:t>
-            </w:r>
-          </w:p>
-        </w:tc>
-        <w:tc>
-          <w:tcPr>
-            <w:tcBorders>
-              <w:bottom w:val="none" w:sz="0" w:space="0" w:color="000000"/>
-              <w:top w:val="none" w:sz="0" w:space="0" w:color="000000"/>
-              <w:left w:val="none" w:sz="0" w:space="0" w:color="000000"/>
-              <w:right w:val="none" w:sz="0" w:space="0" w:color="000000"/>
-            </w:tcBorders>
-            <w:shd w:val="clear" w:color="auto" w:fill="FFFFFF"/>
-            <w:tcMar>
-              <w:top w:w="0" w:type="dxa"/>
-              <w:bottom w:w="0" w:type="dxa"/>
-              <w:left w:w="0" w:type="dxa"/>
-              <w:right w:w="0" w:type="dxa"/>
-            </w:tcMar>
-            <w:vAlign w:val="center"/>
-          </w:tcPr>
-          <w:p>
-            <w:pPr>
-              <w:pStyle w:val="Normal"/>
-              <w:jc w:val="left"/>
-              <w:pBdr>
-                <w:bottom w:val="none" w:sz="0" w:space="0" w:color="000000"/>
-                <w:top w:val="none" w:sz="0" w:space="0" w:color="000000"/>
-                <w:left w:val="none" w:sz="0" w:space="0" w:color="000000"/>
-                <w:right w:val="none" w:sz="0" w:space="0" w:color="000000"/>
-              </w:pBdr>
-              <w:spacing w:after="100" w:before="100" w:line="240"/>
-              <w:ind w:left="100" w:right="100" w:firstLine="0" w:firstLineChars="0"/>
-              <w:rPr>
-                <w:rFonts w:ascii="Times New Roman" w:hAnsi="Times New Roman" w:eastAsia="Times New Roman" w:cs="Times New Roman"/>
-                <w:i w:val="false"/>
-                <w:b w:val="false"/>
-                <w:u w:val="none"/>
-                <w:strike w:val="false"/>
-                <w:sz w:val="18"/>
-                <w:szCs w:val="18"/>
-                <w:color w:val="000000"/>
-              </w:rPr>
-            </w:pPr>
-            <w:r>
-              <w:rPr>
-                <w:rFonts w:ascii="Times New Roman" w:hAnsi="Times New Roman" w:eastAsia="Times New Roman" w:cs="Times New Roman"/>
-                <w:i w:val="false"/>
-                <w:b w:val="false"/>
-                <w:u w:val="none"/>
-                <w:strike w:val="false"/>
-                <w:sz w:val="18"/>
-                <w:szCs w:val="18"/>
-                <w:color w:val="000000"/>
-              </w:rPr>
-              <w:t xml:space="preserve">0.81 (0.69–0.96)</w:t>
-            </w:r>
-          </w:p>
-        </w:tc>
-        <w:tc>
-          <w:tcPr>
-            <w:tcBorders>
-              <w:bottom w:val="none" w:sz="0" w:space="0" w:color="000000"/>
-              <w:top w:val="none" w:sz="0" w:space="0" w:color="000000"/>
-              <w:left w:val="none" w:sz="0" w:space="0" w:color="000000"/>
-              <w:right w:val="none" w:sz="0" w:space="0" w:color="000000"/>
-            </w:tcBorders>
-            <w:shd w:val="clear" w:color="auto" w:fill="FFFFFF"/>
-            <w:tcMar>
-              <w:top w:w="0" w:type="dxa"/>
-              <w:bottom w:w="0" w:type="dxa"/>
-              <w:left w:w="0" w:type="dxa"/>
-              <w:right w:w="0" w:type="dxa"/>
-            </w:tcMar>
-            <w:vAlign w:val="center"/>
-          </w:tcPr>
-          <w:p>
-            <w:pPr>
-              <w:pStyle w:val="Normal"/>
-              <w:jc w:val="left"/>
-              <w:pBdr>
-                <w:bottom w:val="none" w:sz="0" w:space="0" w:color="000000"/>
-                <w:top w:val="none" w:sz="0" w:space="0" w:color="000000"/>
-                <w:left w:val="none" w:sz="0" w:space="0" w:color="000000"/>
-                <w:right w:val="none" w:sz="0" w:space="0" w:color="000000"/>
-              </w:pBdr>
-              <w:spacing w:after="100" w:before="100" w:line="240"/>
-              <w:ind w:left="100" w:right="100" w:firstLine="0" w:firstLineChars="0"/>
-              <w:rPr>
-                <w:rFonts w:ascii="Times New Roman" w:hAnsi="Times New Roman" w:eastAsia="Times New Roman" w:cs="Times New Roman"/>
-                <w:i w:val="false"/>
-                <w:b w:val="false"/>
-                <w:u w:val="none"/>
-                <w:strike w:val="false"/>
-                <w:sz w:val="18"/>
-                <w:szCs w:val="18"/>
-                <w:color w:val="000000"/>
-              </w:rPr>
-            </w:pPr>
-            <w:r>
-              <w:rPr>
-                <w:rFonts w:ascii="Times New Roman" w:hAnsi="Times New Roman" w:eastAsia="Times New Roman" w:cs="Times New Roman"/>
-                <w:i w:val="false"/>
-                <w:b w:val="false"/>
-                <w:u w:val="none"/>
-                <w:strike w:val="false"/>
-                <w:sz w:val="18"/>
-                <w:szCs w:val="18"/>
-                <w:color w:val="000000"/>
-              </w:rPr>
-              <w:t xml:space="preserve">0.013</w:t>
+              <w:t xml:space="preserve">132</w:t>
+            </w:r>
+          </w:p>
+        </w:tc>
+        <w:tc>
+          <w:tcPr>
+            <w:tcBorders>
+              <w:bottom w:val="none" w:sz="0" w:space="0" w:color="000000"/>
+              <w:top w:val="none" w:sz="0" w:space="0" w:color="000000"/>
+              <w:left w:val="none" w:sz="0" w:space="0" w:color="000000"/>
+              <w:right w:val="none" w:sz="0" w:space="0" w:color="000000"/>
+            </w:tcBorders>
+            <w:shd w:val="clear" w:color="auto" w:fill="FFFFFF"/>
+            <w:tcMar>
+              <w:top w:w="0" w:type="dxa"/>
+              <w:bottom w:w="0" w:type="dxa"/>
+              <w:left w:w="0" w:type="dxa"/>
+              <w:right w:w="0" w:type="dxa"/>
+            </w:tcMar>
+            <w:vAlign w:val="center"/>
+          </w:tcPr>
+          <w:p>
+            <w:pPr>
+              <w:pStyle w:val="Normal"/>
+              <w:jc w:val="left"/>
+              <w:pBdr>
+                <w:bottom w:val="none" w:sz="0" w:space="0" w:color="000000"/>
+                <w:top w:val="none" w:sz="0" w:space="0" w:color="000000"/>
+                <w:left w:val="none" w:sz="0" w:space="0" w:color="000000"/>
+                <w:right w:val="none" w:sz="0" w:space="0" w:color="000000"/>
+              </w:pBdr>
+              <w:spacing w:after="100" w:before="100" w:line="240"/>
+              <w:ind w:left="100" w:right="100" w:firstLine="0" w:firstLineChars="0"/>
+              <w:rPr>
+                <w:rFonts w:ascii="Times New Roman" w:hAnsi="Times New Roman" w:eastAsia="Times New Roman" w:cs="Times New Roman"/>
+                <w:i w:val="false"/>
+                <w:b w:val="false"/>
+                <w:u w:val="none"/>
+                <w:strike w:val="false"/>
+                <w:sz w:val="18"/>
+                <w:szCs w:val="18"/>
+                <w:color w:val="000000"/>
+              </w:rPr>
+            </w:pPr>
+            <w:r>
+              <w:rPr>
+                <w:rFonts w:ascii="Times New Roman" w:hAnsi="Times New Roman" w:eastAsia="Times New Roman" w:cs="Times New Roman"/>
+                <w:i w:val="false"/>
+                <w:b w:val="false"/>
+                <w:u w:val="none"/>
+                <w:strike w:val="false"/>
+                <w:sz w:val="18"/>
+                <w:szCs w:val="18"/>
+                <w:color w:val="000000"/>
+              </w:rPr>
+              <w:t xml:space="preserve">0.76 (0.63–0.92)</w:t>
+            </w:r>
+          </w:p>
+        </w:tc>
+        <w:tc>
+          <w:tcPr>
+            <w:tcBorders>
+              <w:bottom w:val="none" w:sz="0" w:space="0" w:color="000000"/>
+              <w:top w:val="none" w:sz="0" w:space="0" w:color="000000"/>
+              <w:left w:val="none" w:sz="0" w:space="0" w:color="000000"/>
+              <w:right w:val="none" w:sz="0" w:space="0" w:color="000000"/>
+            </w:tcBorders>
+            <w:shd w:val="clear" w:color="auto" w:fill="FFFFFF"/>
+            <w:tcMar>
+              <w:top w:w="0" w:type="dxa"/>
+              <w:bottom w:w="0" w:type="dxa"/>
+              <w:left w:w="0" w:type="dxa"/>
+              <w:right w:w="0" w:type="dxa"/>
+            </w:tcMar>
+            <w:vAlign w:val="center"/>
+          </w:tcPr>
+          <w:p>
+            <w:pPr>
+              <w:pStyle w:val="Normal"/>
+              <w:jc w:val="left"/>
+              <w:pBdr>
+                <w:bottom w:val="none" w:sz="0" w:space="0" w:color="000000"/>
+                <w:top w:val="none" w:sz="0" w:space="0" w:color="000000"/>
+                <w:left w:val="none" w:sz="0" w:space="0" w:color="000000"/>
+                <w:right w:val="none" w:sz="0" w:space="0" w:color="000000"/>
+              </w:pBdr>
+              <w:spacing w:after="100" w:before="100" w:line="240"/>
+              <w:ind w:left="100" w:right="100" w:firstLine="0" w:firstLineChars="0"/>
+              <w:rPr>
+                <w:rFonts w:ascii="Times New Roman" w:hAnsi="Times New Roman" w:eastAsia="Times New Roman" w:cs="Times New Roman"/>
+                <w:i w:val="false"/>
+                <w:b w:val="false"/>
+                <w:u w:val="none"/>
+                <w:strike w:val="false"/>
+                <w:sz w:val="18"/>
+                <w:szCs w:val="18"/>
+                <w:color w:val="000000"/>
+              </w:rPr>
+            </w:pPr>
+            <w:r>
+              <w:rPr>
+                <w:rFonts w:ascii="Times New Roman" w:hAnsi="Times New Roman" w:eastAsia="Times New Roman" w:cs="Times New Roman"/>
+                <w:i w:val="false"/>
+                <w:b w:val="false"/>
+                <w:u w:val="none"/>
+                <w:strike w:val="false"/>
+                <w:sz w:val="18"/>
+                <w:szCs w:val="18"/>
+                <w:color w:val="000000"/>
+              </w:rPr>
+              <w:t xml:space="preserve">0.004</w:t>
             </w:r>
           </w:p>
         </w:tc>
@@ -5605,7 +5605,7 @@
                 <w:szCs w:val="18"/>
                 <w:color w:val="000000"/>
               </w:rPr>
-              <w:t xml:space="preserve">204</w:t>
+              <w:t xml:space="preserve">171</w:t>
             </w:r>
           </w:p>
         </w:tc>
@@ -5660,7 +5660,7 @@
                 <w:szCs w:val="18"/>
                 <w:color w:val="000000"/>
               </w:rPr>
-              <w:t xml:space="preserve">72</w:t>
+              <w:t xml:space="preserve">52</w:t>
             </w:r>
           </w:p>
         </w:tc>
@@ -6050,7 +6050,7 @@
                 <w:szCs w:val="18"/>
                 <w:color w:val="000000"/>
               </w:rPr>
-              <w:t xml:space="preserve">302</w:t>
+              <w:t xml:space="preserve">277</w:t>
             </w:r>
           </w:p>
         </w:tc>
@@ -6105,117 +6105,117 @@
                 <w:szCs w:val="18"/>
                 <w:color w:val="000000"/>
               </w:rPr>
-              <w:t xml:space="preserve">95</w:t>
-            </w:r>
-          </w:p>
-        </w:tc>
-        <w:tc>
-          <w:tcPr>
-            <w:tcBorders>
-              <w:bottom w:val="none" w:sz="0" w:space="0" w:color="000000"/>
-              <w:top w:val="none" w:sz="0" w:space="0" w:color="000000"/>
-              <w:left w:val="none" w:sz="0" w:space="0" w:color="000000"/>
-              <w:right w:val="none" w:sz="0" w:space="0" w:color="000000"/>
-            </w:tcBorders>
-            <w:shd w:val="clear" w:color="auto" w:fill="FFFFFF"/>
-            <w:tcMar>
-              <w:top w:w="0" w:type="dxa"/>
-              <w:bottom w:w="0" w:type="dxa"/>
-              <w:left w:w="0" w:type="dxa"/>
-              <w:right w:w="0" w:type="dxa"/>
-            </w:tcMar>
-            <w:vAlign w:val="center"/>
-          </w:tcPr>
-          <w:p>
-            <w:pPr>
-              <w:pStyle w:val="Normal"/>
-              <w:jc w:val="left"/>
-              <w:pBdr>
-                <w:bottom w:val="none" w:sz="0" w:space="0" w:color="000000"/>
-                <w:top w:val="none" w:sz="0" w:space="0" w:color="000000"/>
-                <w:left w:val="none" w:sz="0" w:space="0" w:color="000000"/>
-                <w:right w:val="none" w:sz="0" w:space="0" w:color="000000"/>
-              </w:pBdr>
-              <w:spacing w:after="100" w:before="100" w:line="240"/>
-              <w:ind w:left="100" w:right="100" w:firstLine="0" w:firstLineChars="0"/>
-              <w:rPr>
-                <w:rFonts w:ascii="Times New Roman" w:hAnsi="Times New Roman" w:eastAsia="Times New Roman" w:cs="Times New Roman"/>
-                <w:i w:val="false"/>
-                <w:b w:val="false"/>
-                <w:u w:val="none"/>
-                <w:strike w:val="false"/>
-                <w:sz w:val="18"/>
-                <w:szCs w:val="18"/>
-                <w:color w:val="000000"/>
-              </w:rPr>
-            </w:pPr>
-            <w:r>
-              <w:rPr>
-                <w:rFonts w:ascii="Times New Roman" w:hAnsi="Times New Roman" w:eastAsia="Times New Roman" w:cs="Times New Roman"/>
-                <w:i w:val="false"/>
-                <w:b w:val="false"/>
-                <w:u w:val="none"/>
-                <w:strike w:val="false"/>
-                <w:sz w:val="18"/>
-                <w:szCs w:val="18"/>
-                <w:color w:val="000000"/>
-              </w:rPr>
-              <w:t xml:space="preserve">0.98 (0.72–1.33)</w:t>
-            </w:r>
-          </w:p>
-        </w:tc>
-        <w:tc>
-          <w:tcPr>
-            <w:tcBorders>
-              <w:bottom w:val="none" w:sz="0" w:space="0" w:color="000000"/>
-              <w:top w:val="none" w:sz="0" w:space="0" w:color="000000"/>
-              <w:left w:val="none" w:sz="0" w:space="0" w:color="000000"/>
-              <w:right w:val="none" w:sz="0" w:space="0" w:color="000000"/>
-            </w:tcBorders>
-            <w:shd w:val="clear" w:color="auto" w:fill="FFFFFF"/>
-            <w:tcMar>
-              <w:top w:w="0" w:type="dxa"/>
-              <w:bottom w:w="0" w:type="dxa"/>
-              <w:left w:w="0" w:type="dxa"/>
-              <w:right w:w="0" w:type="dxa"/>
-            </w:tcMar>
-            <w:vAlign w:val="center"/>
-          </w:tcPr>
-          <w:p>
-            <w:pPr>
-              <w:pStyle w:val="Normal"/>
-              <w:jc w:val="left"/>
-              <w:pBdr>
-                <w:bottom w:val="none" w:sz="0" w:space="0" w:color="000000"/>
-                <w:top w:val="none" w:sz="0" w:space="0" w:color="000000"/>
-                <w:left w:val="none" w:sz="0" w:space="0" w:color="000000"/>
-                <w:right w:val="none" w:sz="0" w:space="0" w:color="000000"/>
-              </w:pBdr>
-              <w:spacing w:after="100" w:before="100" w:line="240"/>
-              <w:ind w:left="100" w:right="100" w:firstLine="0" w:firstLineChars="0"/>
-              <w:rPr>
-                <w:rFonts w:ascii="Times New Roman" w:hAnsi="Times New Roman" w:eastAsia="Times New Roman" w:cs="Times New Roman"/>
-                <w:i w:val="false"/>
-                <w:b w:val="false"/>
-                <w:u w:val="none"/>
-                <w:strike w:val="false"/>
-                <w:sz w:val="18"/>
-                <w:szCs w:val="18"/>
-                <w:color w:val="000000"/>
-              </w:rPr>
-            </w:pPr>
-            <w:r>
-              <w:rPr>
-                <w:rFonts w:ascii="Times New Roman" w:hAnsi="Times New Roman" w:eastAsia="Times New Roman" w:cs="Times New Roman"/>
-                <w:i w:val="false"/>
-                <w:b w:val="false"/>
-                <w:u w:val="none"/>
-                <w:strike w:val="false"/>
-                <w:sz w:val="18"/>
-                <w:szCs w:val="18"/>
-                <w:color w:val="000000"/>
-              </w:rPr>
-              <w:t xml:space="preserve">0.894</w:t>
+              <w:t xml:space="preserve">80</w:t>
+            </w:r>
+          </w:p>
+        </w:tc>
+        <w:tc>
+          <w:tcPr>
+            <w:tcBorders>
+              <w:bottom w:val="none" w:sz="0" w:space="0" w:color="000000"/>
+              <w:top w:val="none" w:sz="0" w:space="0" w:color="000000"/>
+              <w:left w:val="none" w:sz="0" w:space="0" w:color="000000"/>
+              <w:right w:val="none" w:sz="0" w:space="0" w:color="000000"/>
+            </w:tcBorders>
+            <w:shd w:val="clear" w:color="auto" w:fill="FFFFFF"/>
+            <w:tcMar>
+              <w:top w:w="0" w:type="dxa"/>
+              <w:bottom w:w="0" w:type="dxa"/>
+              <w:left w:w="0" w:type="dxa"/>
+              <w:right w:w="0" w:type="dxa"/>
+            </w:tcMar>
+            <w:vAlign w:val="center"/>
+          </w:tcPr>
+          <w:p>
+            <w:pPr>
+              <w:pStyle w:val="Normal"/>
+              <w:jc w:val="left"/>
+              <w:pBdr>
+                <w:bottom w:val="none" w:sz="0" w:space="0" w:color="000000"/>
+                <w:top w:val="none" w:sz="0" w:space="0" w:color="000000"/>
+                <w:left w:val="none" w:sz="0" w:space="0" w:color="000000"/>
+                <w:right w:val="none" w:sz="0" w:space="0" w:color="000000"/>
+              </w:pBdr>
+              <w:spacing w:after="100" w:before="100" w:line="240"/>
+              <w:ind w:left="100" w:right="100" w:firstLine="0" w:firstLineChars="0"/>
+              <w:rPr>
+                <w:rFonts w:ascii="Times New Roman" w:hAnsi="Times New Roman" w:eastAsia="Times New Roman" w:cs="Times New Roman"/>
+                <w:i w:val="false"/>
+                <w:b w:val="false"/>
+                <w:u w:val="none"/>
+                <w:strike w:val="false"/>
+                <w:sz w:val="18"/>
+                <w:szCs w:val="18"/>
+                <w:color w:val="000000"/>
+              </w:rPr>
+            </w:pPr>
+            <w:r>
+              <w:rPr>
+                <w:rFonts w:ascii="Times New Roman" w:hAnsi="Times New Roman" w:eastAsia="Times New Roman" w:cs="Times New Roman"/>
+                <w:i w:val="false"/>
+                <w:b w:val="false"/>
+                <w:u w:val="none"/>
+                <w:strike w:val="false"/>
+                <w:sz w:val="18"/>
+                <w:szCs w:val="18"/>
+                <w:color w:val="000000"/>
+              </w:rPr>
+              <w:t xml:space="preserve">1.10 (0.77–1.56)</w:t>
+            </w:r>
+          </w:p>
+        </w:tc>
+        <w:tc>
+          <w:tcPr>
+            <w:tcBorders>
+              <w:bottom w:val="none" w:sz="0" w:space="0" w:color="000000"/>
+              <w:top w:val="none" w:sz="0" w:space="0" w:color="000000"/>
+              <w:left w:val="none" w:sz="0" w:space="0" w:color="000000"/>
+              <w:right w:val="none" w:sz="0" w:space="0" w:color="000000"/>
+            </w:tcBorders>
+            <w:shd w:val="clear" w:color="auto" w:fill="FFFFFF"/>
+            <w:tcMar>
+              <w:top w:w="0" w:type="dxa"/>
+              <w:bottom w:w="0" w:type="dxa"/>
+              <w:left w:w="0" w:type="dxa"/>
+              <w:right w:w="0" w:type="dxa"/>
+            </w:tcMar>
+            <w:vAlign w:val="center"/>
+          </w:tcPr>
+          <w:p>
+            <w:pPr>
+              <w:pStyle w:val="Normal"/>
+              <w:jc w:val="left"/>
+              <w:pBdr>
+                <w:bottom w:val="none" w:sz="0" w:space="0" w:color="000000"/>
+                <w:top w:val="none" w:sz="0" w:space="0" w:color="000000"/>
+                <w:left w:val="none" w:sz="0" w:space="0" w:color="000000"/>
+                <w:right w:val="none" w:sz="0" w:space="0" w:color="000000"/>
+              </w:pBdr>
+              <w:spacing w:after="100" w:before="100" w:line="240"/>
+              <w:ind w:left="100" w:right="100" w:firstLine="0" w:firstLineChars="0"/>
+              <w:rPr>
+                <w:rFonts w:ascii="Times New Roman" w:hAnsi="Times New Roman" w:eastAsia="Times New Roman" w:cs="Times New Roman"/>
+                <w:i w:val="false"/>
+                <w:b w:val="false"/>
+                <w:u w:val="none"/>
+                <w:strike w:val="false"/>
+                <w:sz w:val="18"/>
+                <w:szCs w:val="18"/>
+                <w:color w:val="000000"/>
+              </w:rPr>
+            </w:pPr>
+            <w:r>
+              <w:rPr>
+                <w:rFonts w:ascii="Times New Roman" w:hAnsi="Times New Roman" w:eastAsia="Times New Roman" w:cs="Times New Roman"/>
+                <w:i w:val="false"/>
+                <w:b w:val="false"/>
+                <w:u w:val="none"/>
+                <w:strike w:val="false"/>
+                <w:sz w:val="18"/>
+                <w:szCs w:val="18"/>
+                <w:color w:val="000000"/>
+              </w:rPr>
+              <w:t xml:space="preserve">0.601</w:t>
             </w:r>
           </w:p>
         </w:tc>
@@ -6495,7 +6495,7 @@
                 <w:szCs w:val="18"/>
                 <w:color w:val="000000"/>
               </w:rPr>
-              <w:t xml:space="preserve">282</w:t>
+              <w:t xml:space="preserve">253</w:t>
             </w:r>
           </w:p>
         </w:tc>
@@ -6550,7 +6550,7 @@
                 <w:szCs w:val="18"/>
                 <w:color w:val="000000"/>
               </w:rPr>
-              <w:t xml:space="preserve">99</w:t>
+              <w:t xml:space="preserve">82</w:t>
             </w:r>
           </w:p>
         </w:tc>
@@ -6940,7 +6940,7 @@
                 <w:szCs w:val="18"/>
                 <w:color w:val="000000"/>
               </w:rPr>
-              <w:t xml:space="preserve">224</w:t>
+              <w:t xml:space="preserve">195</w:t>
             </w:r>
           </w:p>
         </w:tc>
@@ -6995,117 +6995,117 @@
                 <w:szCs w:val="18"/>
                 <w:color w:val="000000"/>
               </w:rPr>
-              <w:t xml:space="preserve">68</w:t>
-            </w:r>
-          </w:p>
-        </w:tc>
-        <w:tc>
-          <w:tcPr>
-            <w:tcBorders>
-              <w:bottom w:val="none" w:sz="0" w:space="0" w:color="000000"/>
-              <w:top w:val="none" w:sz="0" w:space="0" w:color="000000"/>
-              <w:left w:val="none" w:sz="0" w:space="0" w:color="000000"/>
-              <w:right w:val="none" w:sz="0" w:space="0" w:color="000000"/>
-            </w:tcBorders>
-            <w:shd w:val="clear" w:color="auto" w:fill="FFFFFF"/>
-            <w:tcMar>
-              <w:top w:w="0" w:type="dxa"/>
-              <w:bottom w:w="0" w:type="dxa"/>
-              <w:left w:w="0" w:type="dxa"/>
-              <w:right w:w="0" w:type="dxa"/>
-            </w:tcMar>
-            <w:vAlign w:val="center"/>
-          </w:tcPr>
-          <w:p>
-            <w:pPr>
-              <w:pStyle w:val="Normal"/>
-              <w:jc w:val="left"/>
-              <w:pBdr>
-                <w:bottom w:val="none" w:sz="0" w:space="0" w:color="000000"/>
-                <w:top w:val="none" w:sz="0" w:space="0" w:color="000000"/>
-                <w:left w:val="none" w:sz="0" w:space="0" w:color="000000"/>
-                <w:right w:val="none" w:sz="0" w:space="0" w:color="000000"/>
-              </w:pBdr>
-              <w:spacing w:after="100" w:before="100" w:line="240"/>
-              <w:ind w:left="100" w:right="100" w:firstLine="0" w:firstLineChars="0"/>
-              <w:rPr>
-                <w:rFonts w:ascii="Times New Roman" w:hAnsi="Times New Roman" w:eastAsia="Times New Roman" w:cs="Times New Roman"/>
-                <w:i w:val="false"/>
-                <w:b w:val="false"/>
-                <w:u w:val="none"/>
-                <w:strike w:val="false"/>
-                <w:sz w:val="18"/>
-                <w:szCs w:val="18"/>
-                <w:color w:val="000000"/>
-              </w:rPr>
-            </w:pPr>
-            <w:r>
-              <w:rPr>
-                <w:rFonts w:ascii="Times New Roman" w:hAnsi="Times New Roman" w:eastAsia="Times New Roman" w:cs="Times New Roman"/>
-                <w:i w:val="false"/>
-                <w:b w:val="false"/>
-                <w:u w:val="none"/>
-                <w:strike w:val="false"/>
-                <w:sz w:val="18"/>
-                <w:szCs w:val="18"/>
-                <w:color w:val="000000"/>
-              </w:rPr>
-              <w:t xml:space="preserve">0.79 (0.58–1.08)</w:t>
-            </w:r>
-          </w:p>
-        </w:tc>
-        <w:tc>
-          <w:tcPr>
-            <w:tcBorders>
-              <w:bottom w:val="none" w:sz="0" w:space="0" w:color="000000"/>
-              <w:top w:val="none" w:sz="0" w:space="0" w:color="000000"/>
-              <w:left w:val="none" w:sz="0" w:space="0" w:color="000000"/>
-              <w:right w:val="none" w:sz="0" w:space="0" w:color="000000"/>
-            </w:tcBorders>
-            <w:shd w:val="clear" w:color="auto" w:fill="FFFFFF"/>
-            <w:tcMar>
-              <w:top w:w="0" w:type="dxa"/>
-              <w:bottom w:w="0" w:type="dxa"/>
-              <w:left w:w="0" w:type="dxa"/>
-              <w:right w:w="0" w:type="dxa"/>
-            </w:tcMar>
-            <w:vAlign w:val="center"/>
-          </w:tcPr>
-          <w:p>
-            <w:pPr>
-              <w:pStyle w:val="Normal"/>
-              <w:jc w:val="left"/>
-              <w:pBdr>
-                <w:bottom w:val="none" w:sz="0" w:space="0" w:color="000000"/>
-                <w:top w:val="none" w:sz="0" w:space="0" w:color="000000"/>
-                <w:left w:val="none" w:sz="0" w:space="0" w:color="000000"/>
-                <w:right w:val="none" w:sz="0" w:space="0" w:color="000000"/>
-              </w:pBdr>
-              <w:spacing w:after="100" w:before="100" w:line="240"/>
-              <w:ind w:left="100" w:right="100" w:firstLine="0" w:firstLineChars="0"/>
-              <w:rPr>
-                <w:rFonts w:ascii="Times New Roman" w:hAnsi="Times New Roman" w:eastAsia="Times New Roman" w:cs="Times New Roman"/>
-                <w:i w:val="false"/>
-                <w:b w:val="false"/>
-                <w:u w:val="none"/>
-                <w:strike w:val="false"/>
-                <w:sz w:val="18"/>
-                <w:szCs w:val="18"/>
-                <w:color w:val="000000"/>
-              </w:rPr>
-            </w:pPr>
-            <w:r>
-              <w:rPr>
-                <w:rFonts w:ascii="Times New Roman" w:hAnsi="Times New Roman" w:eastAsia="Times New Roman" w:cs="Times New Roman"/>
-                <w:i w:val="false"/>
-                <w:b w:val="false"/>
-                <w:u w:val="none"/>
-                <w:strike w:val="false"/>
-                <w:sz w:val="18"/>
-                <w:szCs w:val="18"/>
-                <w:color w:val="000000"/>
-              </w:rPr>
-              <w:t xml:space="preserve">0.136</w:t>
+              <w:t xml:space="preserve">50</w:t>
+            </w:r>
+          </w:p>
+        </w:tc>
+        <w:tc>
+          <w:tcPr>
+            <w:tcBorders>
+              <w:bottom w:val="none" w:sz="0" w:space="0" w:color="000000"/>
+              <w:top w:val="none" w:sz="0" w:space="0" w:color="000000"/>
+              <w:left w:val="none" w:sz="0" w:space="0" w:color="000000"/>
+              <w:right w:val="none" w:sz="0" w:space="0" w:color="000000"/>
+            </w:tcBorders>
+            <w:shd w:val="clear" w:color="auto" w:fill="FFFFFF"/>
+            <w:tcMar>
+              <w:top w:w="0" w:type="dxa"/>
+              <w:bottom w:w="0" w:type="dxa"/>
+              <w:left w:w="0" w:type="dxa"/>
+              <w:right w:w="0" w:type="dxa"/>
+            </w:tcMar>
+            <w:vAlign w:val="center"/>
+          </w:tcPr>
+          <w:p>
+            <w:pPr>
+              <w:pStyle w:val="Normal"/>
+              <w:jc w:val="left"/>
+              <w:pBdr>
+                <w:bottom w:val="none" w:sz="0" w:space="0" w:color="000000"/>
+                <w:top w:val="none" w:sz="0" w:space="0" w:color="000000"/>
+                <w:left w:val="none" w:sz="0" w:space="0" w:color="000000"/>
+                <w:right w:val="none" w:sz="0" w:space="0" w:color="000000"/>
+              </w:pBdr>
+              <w:spacing w:after="100" w:before="100" w:line="240"/>
+              <w:ind w:left="100" w:right="100" w:firstLine="0" w:firstLineChars="0"/>
+              <w:rPr>
+                <w:rFonts w:ascii="Times New Roman" w:hAnsi="Times New Roman" w:eastAsia="Times New Roman" w:cs="Times New Roman"/>
+                <w:i w:val="false"/>
+                <w:b w:val="false"/>
+                <w:u w:val="none"/>
+                <w:strike w:val="false"/>
+                <w:sz w:val="18"/>
+                <w:szCs w:val="18"/>
+                <w:color w:val="000000"/>
+              </w:rPr>
+            </w:pPr>
+            <w:r>
+              <w:rPr>
+                <w:rFonts w:ascii="Times New Roman" w:hAnsi="Times New Roman" w:eastAsia="Times New Roman" w:cs="Times New Roman"/>
+                <w:i w:val="false"/>
+                <w:b w:val="false"/>
+                <w:u w:val="none"/>
+                <w:strike w:val="false"/>
+                <w:sz w:val="18"/>
+                <w:szCs w:val="18"/>
+                <w:color w:val="000000"/>
+              </w:rPr>
+              <w:t xml:space="preserve">0.75 (0.52–1.06)</w:t>
+            </w:r>
+          </w:p>
+        </w:tc>
+        <w:tc>
+          <w:tcPr>
+            <w:tcBorders>
+              <w:bottom w:val="none" w:sz="0" w:space="0" w:color="000000"/>
+              <w:top w:val="none" w:sz="0" w:space="0" w:color="000000"/>
+              <w:left w:val="none" w:sz="0" w:space="0" w:color="000000"/>
+              <w:right w:val="none" w:sz="0" w:space="0" w:color="000000"/>
+            </w:tcBorders>
+            <w:shd w:val="clear" w:color="auto" w:fill="FFFFFF"/>
+            <w:tcMar>
+              <w:top w:w="0" w:type="dxa"/>
+              <w:bottom w:w="0" w:type="dxa"/>
+              <w:left w:w="0" w:type="dxa"/>
+              <w:right w:w="0" w:type="dxa"/>
+            </w:tcMar>
+            <w:vAlign w:val="center"/>
+          </w:tcPr>
+          <w:p>
+            <w:pPr>
+              <w:pStyle w:val="Normal"/>
+              <w:jc w:val="left"/>
+              <w:pBdr>
+                <w:bottom w:val="none" w:sz="0" w:space="0" w:color="000000"/>
+                <w:top w:val="none" w:sz="0" w:space="0" w:color="000000"/>
+                <w:left w:val="none" w:sz="0" w:space="0" w:color="000000"/>
+                <w:right w:val="none" w:sz="0" w:space="0" w:color="000000"/>
+              </w:pBdr>
+              <w:spacing w:after="100" w:before="100" w:line="240"/>
+              <w:ind w:left="100" w:right="100" w:firstLine="0" w:firstLineChars="0"/>
+              <w:rPr>
+                <w:rFonts w:ascii="Times New Roman" w:hAnsi="Times New Roman" w:eastAsia="Times New Roman" w:cs="Times New Roman"/>
+                <w:i w:val="false"/>
+                <w:b w:val="false"/>
+                <w:u w:val="none"/>
+                <w:strike w:val="false"/>
+                <w:sz w:val="18"/>
+                <w:szCs w:val="18"/>
+                <w:color w:val="000000"/>
+              </w:rPr>
+            </w:pPr>
+            <w:r>
+              <w:rPr>
+                <w:rFonts w:ascii="Times New Roman" w:hAnsi="Times New Roman" w:eastAsia="Times New Roman" w:cs="Times New Roman"/>
+                <w:i w:val="false"/>
+                <w:b w:val="false"/>
+                <w:u w:val="none"/>
+                <w:strike w:val="false"/>
+                <w:sz w:val="18"/>
+                <w:szCs w:val="18"/>
+                <w:color w:val="000000"/>
+              </w:rPr>
+              <w:t xml:space="preserve">0.104</w:t>
             </w:r>
           </w:p>
         </w:tc>
@@ -7830,7 +7830,7 @@
                 <w:szCs w:val="18"/>
                 <w:color w:val="000000"/>
               </w:rPr>
-              <w:t xml:space="preserve">256</w:t>
+              <w:t xml:space="preserve">198</w:t>
             </w:r>
           </w:p>
         </w:tc>
@@ -7885,62 +7885,62 @@
                 <w:szCs w:val="18"/>
                 <w:color w:val="000000"/>
               </w:rPr>
-              <w:t xml:space="preserve">114</w:t>
-            </w:r>
-          </w:p>
-        </w:tc>
-        <w:tc>
-          <w:tcPr>
-            <w:tcBorders>
-              <w:bottom w:val="none" w:sz="0" w:space="0" w:color="000000"/>
-              <w:top w:val="none" w:sz="0" w:space="0" w:color="000000"/>
-              <w:left w:val="none" w:sz="0" w:space="0" w:color="000000"/>
-              <w:right w:val="none" w:sz="0" w:space="0" w:color="000000"/>
-            </w:tcBorders>
-            <w:shd w:val="clear" w:color="auto" w:fill="FFFFFF"/>
-            <w:tcMar>
-              <w:top w:w="0" w:type="dxa"/>
-              <w:bottom w:w="0" w:type="dxa"/>
-              <w:left w:w="0" w:type="dxa"/>
-              <w:right w:w="0" w:type="dxa"/>
-            </w:tcMar>
-            <w:vAlign w:val="center"/>
-          </w:tcPr>
-          <w:p>
-            <w:pPr>
-              <w:pStyle w:val="Normal"/>
-              <w:jc w:val="left"/>
-              <w:pBdr>
-                <w:bottom w:val="none" w:sz="0" w:space="0" w:color="000000"/>
-                <w:top w:val="none" w:sz="0" w:space="0" w:color="000000"/>
-                <w:left w:val="none" w:sz="0" w:space="0" w:color="000000"/>
-                <w:right w:val="none" w:sz="0" w:space="0" w:color="000000"/>
-              </w:pBdr>
-              <w:spacing w:after="100" w:before="100" w:line="240"/>
-              <w:ind w:left="100" w:right="100" w:firstLine="0" w:firstLineChars="0"/>
-              <w:rPr>
-                <w:rFonts w:ascii="Times New Roman" w:hAnsi="Times New Roman" w:eastAsia="Times New Roman" w:cs="Times New Roman"/>
-                <w:i w:val="false"/>
-                <w:b w:val="false"/>
-                <w:u w:val="none"/>
-                <w:strike w:val="false"/>
-                <w:sz w:val="18"/>
-                <w:szCs w:val="18"/>
-                <w:color w:val="000000"/>
-              </w:rPr>
-            </w:pPr>
-            <w:r>
-              <w:rPr>
-                <w:rFonts w:ascii="Times New Roman" w:hAnsi="Times New Roman" w:eastAsia="Times New Roman" w:cs="Times New Roman"/>
-                <w:i w:val="false"/>
-                <w:b w:val="false"/>
-                <w:u w:val="none"/>
-                <w:strike w:val="false"/>
-                <w:sz w:val="18"/>
-                <w:szCs w:val="18"/>
-                <w:color w:val="000000"/>
-              </w:rPr>
-              <w:t xml:space="preserve">2.53 (1.82–3.52)</w:t>
+              <w:t xml:space="preserve">79</w:t>
+            </w:r>
+          </w:p>
+        </w:tc>
+        <w:tc>
+          <w:tcPr>
+            <w:tcBorders>
+              <w:bottom w:val="none" w:sz="0" w:space="0" w:color="000000"/>
+              <w:top w:val="none" w:sz="0" w:space="0" w:color="000000"/>
+              <w:left w:val="none" w:sz="0" w:space="0" w:color="000000"/>
+              <w:right w:val="none" w:sz="0" w:space="0" w:color="000000"/>
+            </w:tcBorders>
+            <w:shd w:val="clear" w:color="auto" w:fill="FFFFFF"/>
+            <w:tcMar>
+              <w:top w:w="0" w:type="dxa"/>
+              <w:bottom w:w="0" w:type="dxa"/>
+              <w:left w:w="0" w:type="dxa"/>
+              <w:right w:w="0" w:type="dxa"/>
+            </w:tcMar>
+            <w:vAlign w:val="center"/>
+          </w:tcPr>
+          <w:p>
+            <w:pPr>
+              <w:pStyle w:val="Normal"/>
+              <w:jc w:val="left"/>
+              <w:pBdr>
+                <w:bottom w:val="none" w:sz="0" w:space="0" w:color="000000"/>
+                <w:top w:val="none" w:sz="0" w:space="0" w:color="000000"/>
+                <w:left w:val="none" w:sz="0" w:space="0" w:color="000000"/>
+                <w:right w:val="none" w:sz="0" w:space="0" w:color="000000"/>
+              </w:pBdr>
+              <w:spacing w:after="100" w:before="100" w:line="240"/>
+              <w:ind w:left="100" w:right="100" w:firstLine="0" w:firstLineChars="0"/>
+              <w:rPr>
+                <w:rFonts w:ascii="Times New Roman" w:hAnsi="Times New Roman" w:eastAsia="Times New Roman" w:cs="Times New Roman"/>
+                <w:i w:val="false"/>
+                <w:b w:val="false"/>
+                <w:u w:val="none"/>
+                <w:strike w:val="false"/>
+                <w:sz w:val="18"/>
+                <w:szCs w:val="18"/>
+                <w:color w:val="000000"/>
+              </w:rPr>
+            </w:pPr>
+            <w:r>
+              <w:rPr>
+                <w:rFonts w:ascii="Times New Roman" w:hAnsi="Times New Roman" w:eastAsia="Times New Roman" w:cs="Times New Roman"/>
+                <w:i w:val="false"/>
+                <w:b w:val="false"/>
+                <w:u w:val="none"/>
+                <w:strike w:val="false"/>
+                <w:sz w:val="18"/>
+                <w:szCs w:val="18"/>
+                <w:color w:val="000000"/>
+              </w:rPr>
+              <w:t xml:space="preserve">2.01 (1.41–2.85)</w:t>
             </w:r>
           </w:p>
         </w:tc>
@@ -8275,7 +8275,7 @@
                 <w:szCs w:val="18"/>
                 <w:color w:val="000000"/>
               </w:rPr>
-              <w:t xml:space="preserve">506</w:t>
+              <w:t xml:space="preserve">448</w:t>
             </w:r>
           </w:p>
         </w:tc>
@@ -8330,117 +8330,117 @@
                 <w:szCs w:val="18"/>
                 <w:color w:val="000000"/>
               </w:rPr>
-              <w:t xml:space="preserve">167</w:t>
-            </w:r>
-          </w:p>
-        </w:tc>
-        <w:tc>
-          <w:tcPr>
-            <w:tcBorders>
-              <w:bottom w:val="none" w:sz="0" w:space="0" w:color="000000"/>
-              <w:top w:val="none" w:sz="0" w:space="0" w:color="000000"/>
-              <w:left w:val="none" w:sz="0" w:space="0" w:color="000000"/>
-              <w:right w:val="none" w:sz="0" w:space="0" w:color="000000"/>
-            </w:tcBorders>
-            <w:shd w:val="clear" w:color="auto" w:fill="FFFFFF"/>
-            <w:tcMar>
-              <w:top w:w="0" w:type="dxa"/>
-              <w:bottom w:w="0" w:type="dxa"/>
-              <w:left w:w="0" w:type="dxa"/>
-              <w:right w:w="0" w:type="dxa"/>
-            </w:tcMar>
-            <w:vAlign w:val="center"/>
-          </w:tcPr>
-          <w:p>
-            <w:pPr>
-              <w:pStyle w:val="Normal"/>
-              <w:jc w:val="left"/>
-              <w:pBdr>
-                <w:bottom w:val="none" w:sz="0" w:space="0" w:color="000000"/>
-                <w:top w:val="none" w:sz="0" w:space="0" w:color="000000"/>
-                <w:left w:val="none" w:sz="0" w:space="0" w:color="000000"/>
-                <w:right w:val="none" w:sz="0" w:space="0" w:color="000000"/>
-              </w:pBdr>
-              <w:spacing w:after="100" w:before="100" w:line="240"/>
-              <w:ind w:left="100" w:right="100" w:firstLine="0" w:firstLineChars="0"/>
-              <w:rPr>
-                <w:rFonts w:ascii="Times New Roman" w:hAnsi="Times New Roman" w:eastAsia="Times New Roman" w:cs="Times New Roman"/>
-                <w:i w:val="false"/>
-                <w:b w:val="false"/>
-                <w:u w:val="none"/>
-                <w:strike w:val="false"/>
-                <w:sz w:val="18"/>
-                <w:szCs w:val="18"/>
-                <w:color w:val="000000"/>
-              </w:rPr>
-            </w:pPr>
-            <w:r>
-              <w:rPr>
-                <w:rFonts w:ascii="Times New Roman" w:hAnsi="Times New Roman" w:eastAsia="Times New Roman" w:cs="Times New Roman"/>
-                <w:i w:val="false"/>
-                <w:b w:val="false"/>
-                <w:u w:val="none"/>
-                <w:strike w:val="false"/>
-                <w:sz w:val="18"/>
-                <w:szCs w:val="18"/>
-                <w:color w:val="000000"/>
-              </w:rPr>
-              <w:t xml:space="preserve">0.85 (0.71–1.00)</w:t>
-            </w:r>
-          </w:p>
-        </w:tc>
-        <w:tc>
-          <w:tcPr>
-            <w:tcBorders>
-              <w:bottom w:val="none" w:sz="0" w:space="0" w:color="000000"/>
-              <w:top w:val="none" w:sz="0" w:space="0" w:color="000000"/>
-              <w:left w:val="none" w:sz="0" w:space="0" w:color="000000"/>
-              <w:right w:val="none" w:sz="0" w:space="0" w:color="000000"/>
-            </w:tcBorders>
-            <w:shd w:val="clear" w:color="auto" w:fill="FFFFFF"/>
-            <w:tcMar>
-              <w:top w:w="0" w:type="dxa"/>
-              <w:bottom w:w="0" w:type="dxa"/>
-              <w:left w:w="0" w:type="dxa"/>
-              <w:right w:w="0" w:type="dxa"/>
-            </w:tcMar>
-            <w:vAlign w:val="center"/>
-          </w:tcPr>
-          <w:p>
-            <w:pPr>
-              <w:pStyle w:val="Normal"/>
-              <w:jc w:val="left"/>
-              <w:pBdr>
-                <w:bottom w:val="none" w:sz="0" w:space="0" w:color="000000"/>
-                <w:top w:val="none" w:sz="0" w:space="0" w:color="000000"/>
-                <w:left w:val="none" w:sz="0" w:space="0" w:color="000000"/>
-                <w:right w:val="none" w:sz="0" w:space="0" w:color="000000"/>
-              </w:pBdr>
-              <w:spacing w:after="100" w:before="100" w:line="240"/>
-              <w:ind w:left="100" w:right="100" w:firstLine="0" w:firstLineChars="0"/>
-              <w:rPr>
-                <w:rFonts w:ascii="Times New Roman" w:hAnsi="Times New Roman" w:eastAsia="Times New Roman" w:cs="Times New Roman"/>
-                <w:i w:val="false"/>
-                <w:b w:val="false"/>
-                <w:u w:val="none"/>
-                <w:strike w:val="false"/>
-                <w:sz w:val="18"/>
-                <w:szCs w:val="18"/>
-                <w:color w:val="000000"/>
-              </w:rPr>
-            </w:pPr>
-            <w:r>
-              <w:rPr>
-                <w:rFonts w:ascii="Times New Roman" w:hAnsi="Times New Roman" w:eastAsia="Times New Roman" w:cs="Times New Roman"/>
-                <w:i w:val="false"/>
-                <w:b w:val="false"/>
-                <w:u w:val="none"/>
-                <w:strike w:val="false"/>
-                <w:sz w:val="18"/>
-                <w:szCs w:val="18"/>
-                <w:color w:val="000000"/>
-              </w:rPr>
-              <w:t xml:space="preserve">0.055</w:t>
+              <w:t xml:space="preserve">132</w:t>
+            </w:r>
+          </w:p>
+        </w:tc>
+        <w:tc>
+          <w:tcPr>
+            <w:tcBorders>
+              <w:bottom w:val="none" w:sz="0" w:space="0" w:color="000000"/>
+              <w:top w:val="none" w:sz="0" w:space="0" w:color="000000"/>
+              <w:left w:val="none" w:sz="0" w:space="0" w:color="000000"/>
+              <w:right w:val="none" w:sz="0" w:space="0" w:color="000000"/>
+            </w:tcBorders>
+            <w:shd w:val="clear" w:color="auto" w:fill="FFFFFF"/>
+            <w:tcMar>
+              <w:top w:w="0" w:type="dxa"/>
+              <w:bottom w:w="0" w:type="dxa"/>
+              <w:left w:w="0" w:type="dxa"/>
+              <w:right w:w="0" w:type="dxa"/>
+            </w:tcMar>
+            <w:vAlign w:val="center"/>
+          </w:tcPr>
+          <w:p>
+            <w:pPr>
+              <w:pStyle w:val="Normal"/>
+              <w:jc w:val="left"/>
+              <w:pBdr>
+                <w:bottom w:val="none" w:sz="0" w:space="0" w:color="000000"/>
+                <w:top w:val="none" w:sz="0" w:space="0" w:color="000000"/>
+                <w:left w:val="none" w:sz="0" w:space="0" w:color="000000"/>
+                <w:right w:val="none" w:sz="0" w:space="0" w:color="000000"/>
+              </w:pBdr>
+              <w:spacing w:after="100" w:before="100" w:line="240"/>
+              <w:ind w:left="100" w:right="100" w:firstLine="0" w:firstLineChars="0"/>
+              <w:rPr>
+                <w:rFonts w:ascii="Times New Roman" w:hAnsi="Times New Roman" w:eastAsia="Times New Roman" w:cs="Times New Roman"/>
+                <w:i w:val="false"/>
+                <w:b w:val="false"/>
+                <w:u w:val="none"/>
+                <w:strike w:val="false"/>
+                <w:sz w:val="18"/>
+                <w:szCs w:val="18"/>
+                <w:color w:val="000000"/>
+              </w:rPr>
+            </w:pPr>
+            <w:r>
+              <w:rPr>
+                <w:rFonts w:ascii="Times New Roman" w:hAnsi="Times New Roman" w:eastAsia="Times New Roman" w:cs="Times New Roman"/>
+                <w:i w:val="false"/>
+                <w:b w:val="false"/>
+                <w:u w:val="none"/>
+                <w:strike w:val="false"/>
+                <w:sz w:val="18"/>
+                <w:szCs w:val="18"/>
+                <w:color w:val="000000"/>
+              </w:rPr>
+              <w:t xml:space="preserve">0.79 (0.65–0.96)</w:t>
+            </w:r>
+          </w:p>
+        </w:tc>
+        <w:tc>
+          <w:tcPr>
+            <w:tcBorders>
+              <w:bottom w:val="none" w:sz="0" w:space="0" w:color="000000"/>
+              <w:top w:val="none" w:sz="0" w:space="0" w:color="000000"/>
+              <w:left w:val="none" w:sz="0" w:space="0" w:color="000000"/>
+              <w:right w:val="none" w:sz="0" w:space="0" w:color="000000"/>
+            </w:tcBorders>
+            <w:shd w:val="clear" w:color="auto" w:fill="FFFFFF"/>
+            <w:tcMar>
+              <w:top w:w="0" w:type="dxa"/>
+              <w:bottom w:w="0" w:type="dxa"/>
+              <w:left w:w="0" w:type="dxa"/>
+              <w:right w:w="0" w:type="dxa"/>
+            </w:tcMar>
+            <w:vAlign w:val="center"/>
+          </w:tcPr>
+          <w:p>
+            <w:pPr>
+              <w:pStyle w:val="Normal"/>
+              <w:jc w:val="left"/>
+              <w:pBdr>
+                <w:bottom w:val="none" w:sz="0" w:space="0" w:color="000000"/>
+                <w:top w:val="none" w:sz="0" w:space="0" w:color="000000"/>
+                <w:left w:val="none" w:sz="0" w:space="0" w:color="000000"/>
+                <w:right w:val="none" w:sz="0" w:space="0" w:color="000000"/>
+              </w:pBdr>
+              <w:spacing w:after="100" w:before="100" w:line="240"/>
+              <w:ind w:left="100" w:right="100" w:firstLine="0" w:firstLineChars="0"/>
+              <w:rPr>
+                <w:rFonts w:ascii="Times New Roman" w:hAnsi="Times New Roman" w:eastAsia="Times New Roman" w:cs="Times New Roman"/>
+                <w:i w:val="false"/>
+                <w:b w:val="false"/>
+                <w:u w:val="none"/>
+                <w:strike w:val="false"/>
+                <w:sz w:val="18"/>
+                <w:szCs w:val="18"/>
+                <w:color w:val="000000"/>
+              </w:rPr>
+            </w:pPr>
+            <w:r>
+              <w:rPr>
+                <w:rFonts w:ascii="Times New Roman" w:hAnsi="Times New Roman" w:eastAsia="Times New Roman" w:cs="Times New Roman"/>
+                <w:i w:val="false"/>
+                <w:b w:val="false"/>
+                <w:u w:val="none"/>
+                <w:strike w:val="false"/>
+                <w:sz w:val="18"/>
+                <w:szCs w:val="18"/>
+                <w:color w:val="000000"/>
+              </w:rPr>
+              <w:t xml:space="preserve">0.015</w:t>
             </w:r>
           </w:p>
         </w:tc>
@@ -8720,7 +8720,7 @@
                 <w:szCs w:val="18"/>
                 <w:color w:val="000000"/>
               </w:rPr>
-              <w:t xml:space="preserve">204</w:t>
+              <w:t xml:space="preserve">171</w:t>
             </w:r>
           </w:p>
         </w:tc>
@@ -8775,7 +8775,7 @@
                 <w:szCs w:val="18"/>
                 <w:color w:val="000000"/>
               </w:rPr>
-              <w:t xml:space="preserve">72</w:t>
+              <w:t xml:space="preserve">52</w:t>
             </w:r>
           </w:p>
         </w:tc>
@@ -9165,7 +9165,7 @@
                 <w:szCs w:val="18"/>
                 <w:color w:val="000000"/>
               </w:rPr>
-              <w:t xml:space="preserve">302</w:t>
+              <w:t xml:space="preserve">277</w:t>
             </w:r>
           </w:p>
         </w:tc>
@@ -9220,117 +9220,117 @@
                 <w:szCs w:val="18"/>
                 <w:color w:val="000000"/>
               </w:rPr>
-              <w:t xml:space="preserve">95</w:t>
-            </w:r>
-          </w:p>
-        </w:tc>
-        <w:tc>
-          <w:tcPr>
-            <w:tcBorders>
-              <w:bottom w:val="none" w:sz="0" w:space="0" w:color="000000"/>
-              <w:top w:val="none" w:sz="0" w:space="0" w:color="000000"/>
-              <w:left w:val="none" w:sz="0" w:space="0" w:color="000000"/>
-              <w:right w:val="none" w:sz="0" w:space="0" w:color="000000"/>
-            </w:tcBorders>
-            <w:shd w:val="clear" w:color="auto" w:fill="FFFFFF"/>
-            <w:tcMar>
-              <w:top w:w="0" w:type="dxa"/>
-              <w:bottom w:w="0" w:type="dxa"/>
-              <w:left w:w="0" w:type="dxa"/>
-              <w:right w:w="0" w:type="dxa"/>
-            </w:tcMar>
-            <w:vAlign w:val="center"/>
-          </w:tcPr>
-          <w:p>
-            <w:pPr>
-              <w:pStyle w:val="Normal"/>
-              <w:jc w:val="left"/>
-              <w:pBdr>
-                <w:bottom w:val="none" w:sz="0" w:space="0" w:color="000000"/>
-                <w:top w:val="none" w:sz="0" w:space="0" w:color="000000"/>
-                <w:left w:val="none" w:sz="0" w:space="0" w:color="000000"/>
-                <w:right w:val="none" w:sz="0" w:space="0" w:color="000000"/>
-              </w:pBdr>
-              <w:spacing w:after="100" w:before="100" w:line="240"/>
-              <w:ind w:left="100" w:right="100" w:firstLine="0" w:firstLineChars="0"/>
-              <w:rPr>
-                <w:rFonts w:ascii="Times New Roman" w:hAnsi="Times New Roman" w:eastAsia="Times New Roman" w:cs="Times New Roman"/>
-                <w:i w:val="false"/>
-                <w:b w:val="false"/>
-                <w:u w:val="none"/>
-                <w:strike w:val="false"/>
-                <w:sz w:val="18"/>
-                <w:szCs w:val="18"/>
-                <w:color w:val="000000"/>
-              </w:rPr>
-            </w:pPr>
-            <w:r>
-              <w:rPr>
-                <w:rFonts w:ascii="Times New Roman" w:hAnsi="Times New Roman" w:eastAsia="Times New Roman" w:cs="Times New Roman"/>
-                <w:i w:val="false"/>
-                <w:b w:val="false"/>
-                <w:u w:val="none"/>
-                <w:strike w:val="false"/>
-                <w:sz w:val="18"/>
-                <w:szCs w:val="18"/>
-                <w:color w:val="000000"/>
-              </w:rPr>
-              <w:t xml:space="preserve">1.00 (0.73–1.36)</w:t>
-            </w:r>
-          </w:p>
-        </w:tc>
-        <w:tc>
-          <w:tcPr>
-            <w:tcBorders>
-              <w:bottom w:val="none" w:sz="0" w:space="0" w:color="000000"/>
-              <w:top w:val="none" w:sz="0" w:space="0" w:color="000000"/>
-              <w:left w:val="none" w:sz="0" w:space="0" w:color="000000"/>
-              <w:right w:val="none" w:sz="0" w:space="0" w:color="000000"/>
-            </w:tcBorders>
-            <w:shd w:val="clear" w:color="auto" w:fill="FFFFFF"/>
-            <w:tcMar>
-              <w:top w:w="0" w:type="dxa"/>
-              <w:bottom w:w="0" w:type="dxa"/>
-              <w:left w:w="0" w:type="dxa"/>
-              <w:right w:w="0" w:type="dxa"/>
-            </w:tcMar>
-            <w:vAlign w:val="center"/>
-          </w:tcPr>
-          <w:p>
-            <w:pPr>
-              <w:pStyle w:val="Normal"/>
-              <w:jc w:val="left"/>
-              <w:pBdr>
-                <w:bottom w:val="none" w:sz="0" w:space="0" w:color="000000"/>
-                <w:top w:val="none" w:sz="0" w:space="0" w:color="000000"/>
-                <w:left w:val="none" w:sz="0" w:space="0" w:color="000000"/>
-                <w:right w:val="none" w:sz="0" w:space="0" w:color="000000"/>
-              </w:pBdr>
-              <w:spacing w:after="100" w:before="100" w:line="240"/>
-              <w:ind w:left="100" w:right="100" w:firstLine="0" w:firstLineChars="0"/>
-              <w:rPr>
-                <w:rFonts w:ascii="Times New Roman" w:hAnsi="Times New Roman" w:eastAsia="Times New Roman" w:cs="Times New Roman"/>
-                <w:i w:val="false"/>
-                <w:b w:val="false"/>
-                <w:u w:val="none"/>
-                <w:strike w:val="false"/>
-                <w:sz w:val="18"/>
-                <w:szCs w:val="18"/>
-                <w:color w:val="000000"/>
-              </w:rPr>
-            </w:pPr>
-            <w:r>
-              <w:rPr>
-                <w:rFonts w:ascii="Times New Roman" w:hAnsi="Times New Roman" w:eastAsia="Times New Roman" w:cs="Times New Roman"/>
-                <w:i w:val="false"/>
-                <w:b w:val="false"/>
-                <w:u w:val="none"/>
-                <w:strike w:val="false"/>
-                <w:sz w:val="18"/>
-                <w:szCs w:val="18"/>
-                <w:color w:val="000000"/>
-              </w:rPr>
-              <w:t xml:space="preserve">0.999</w:t>
+              <w:t xml:space="preserve">80</w:t>
+            </w:r>
+          </w:p>
+        </w:tc>
+        <w:tc>
+          <w:tcPr>
+            <w:tcBorders>
+              <w:bottom w:val="none" w:sz="0" w:space="0" w:color="000000"/>
+              <w:top w:val="none" w:sz="0" w:space="0" w:color="000000"/>
+              <w:left w:val="none" w:sz="0" w:space="0" w:color="000000"/>
+              <w:right w:val="none" w:sz="0" w:space="0" w:color="000000"/>
+            </w:tcBorders>
+            <w:shd w:val="clear" w:color="auto" w:fill="FFFFFF"/>
+            <w:tcMar>
+              <w:top w:w="0" w:type="dxa"/>
+              <w:bottom w:w="0" w:type="dxa"/>
+              <w:left w:w="0" w:type="dxa"/>
+              <w:right w:w="0" w:type="dxa"/>
+            </w:tcMar>
+            <w:vAlign w:val="center"/>
+          </w:tcPr>
+          <w:p>
+            <w:pPr>
+              <w:pStyle w:val="Normal"/>
+              <w:jc w:val="left"/>
+              <w:pBdr>
+                <w:bottom w:val="none" w:sz="0" w:space="0" w:color="000000"/>
+                <w:top w:val="none" w:sz="0" w:space="0" w:color="000000"/>
+                <w:left w:val="none" w:sz="0" w:space="0" w:color="000000"/>
+                <w:right w:val="none" w:sz="0" w:space="0" w:color="000000"/>
+              </w:pBdr>
+              <w:spacing w:after="100" w:before="100" w:line="240"/>
+              <w:ind w:left="100" w:right="100" w:firstLine="0" w:firstLineChars="0"/>
+              <w:rPr>
+                <w:rFonts w:ascii="Times New Roman" w:hAnsi="Times New Roman" w:eastAsia="Times New Roman" w:cs="Times New Roman"/>
+                <w:i w:val="false"/>
+                <w:b w:val="false"/>
+                <w:u w:val="none"/>
+                <w:strike w:val="false"/>
+                <w:sz w:val="18"/>
+                <w:szCs w:val="18"/>
+                <w:color w:val="000000"/>
+              </w:rPr>
+            </w:pPr>
+            <w:r>
+              <w:rPr>
+                <w:rFonts w:ascii="Times New Roman" w:hAnsi="Times New Roman" w:eastAsia="Times New Roman" w:cs="Times New Roman"/>
+                <w:i w:val="false"/>
+                <w:b w:val="false"/>
+                <w:u w:val="none"/>
+                <w:strike w:val="false"/>
+                <w:sz w:val="18"/>
+                <w:szCs w:val="18"/>
+                <w:color w:val="000000"/>
+              </w:rPr>
+              <w:t xml:space="preserve">1.12 (0.78–1.59)</w:t>
+            </w:r>
+          </w:p>
+        </w:tc>
+        <w:tc>
+          <w:tcPr>
+            <w:tcBorders>
+              <w:bottom w:val="none" w:sz="0" w:space="0" w:color="000000"/>
+              <w:top w:val="none" w:sz="0" w:space="0" w:color="000000"/>
+              <w:left w:val="none" w:sz="0" w:space="0" w:color="000000"/>
+              <w:right w:val="none" w:sz="0" w:space="0" w:color="000000"/>
+            </w:tcBorders>
+            <w:shd w:val="clear" w:color="auto" w:fill="FFFFFF"/>
+            <w:tcMar>
+              <w:top w:w="0" w:type="dxa"/>
+              <w:bottom w:w="0" w:type="dxa"/>
+              <w:left w:w="0" w:type="dxa"/>
+              <w:right w:w="0" w:type="dxa"/>
+            </w:tcMar>
+            <w:vAlign w:val="center"/>
+          </w:tcPr>
+          <w:p>
+            <w:pPr>
+              <w:pStyle w:val="Normal"/>
+              <w:jc w:val="left"/>
+              <w:pBdr>
+                <w:bottom w:val="none" w:sz="0" w:space="0" w:color="000000"/>
+                <w:top w:val="none" w:sz="0" w:space="0" w:color="000000"/>
+                <w:left w:val="none" w:sz="0" w:space="0" w:color="000000"/>
+                <w:right w:val="none" w:sz="0" w:space="0" w:color="000000"/>
+              </w:pBdr>
+              <w:spacing w:after="100" w:before="100" w:line="240"/>
+              <w:ind w:left="100" w:right="100" w:firstLine="0" w:firstLineChars="0"/>
+              <w:rPr>
+                <w:rFonts w:ascii="Times New Roman" w:hAnsi="Times New Roman" w:eastAsia="Times New Roman" w:cs="Times New Roman"/>
+                <w:i w:val="false"/>
+                <w:b w:val="false"/>
+                <w:u w:val="none"/>
+                <w:strike w:val="false"/>
+                <w:sz w:val="18"/>
+                <w:szCs w:val="18"/>
+                <w:color w:val="000000"/>
+              </w:rPr>
+            </w:pPr>
+            <w:r>
+              <w:rPr>
+                <w:rFonts w:ascii="Times New Roman" w:hAnsi="Times New Roman" w:eastAsia="Times New Roman" w:cs="Times New Roman"/>
+                <w:i w:val="false"/>
+                <w:b w:val="false"/>
+                <w:u w:val="none"/>
+                <w:strike w:val="false"/>
+                <w:sz w:val="18"/>
+                <w:szCs w:val="18"/>
+                <w:color w:val="000000"/>
+              </w:rPr>
+              <w:t xml:space="preserve">0.541</w:t>
             </w:r>
           </w:p>
         </w:tc>
@@ -9610,7 +9610,7 @@
                 <w:szCs w:val="18"/>
                 <w:color w:val="000000"/>
               </w:rPr>
-              <w:t xml:space="preserve">282</w:t>
+              <w:t xml:space="preserve">253</w:t>
             </w:r>
           </w:p>
         </w:tc>
@@ -9665,7 +9665,7 @@
                 <w:szCs w:val="18"/>
                 <w:color w:val="000000"/>
               </w:rPr>
-              <w:t xml:space="preserve">99</w:t>
+              <w:t xml:space="preserve">82</w:t>
             </w:r>
           </w:p>
         </w:tc>
@@ -10055,7 +10055,7 @@
                 <w:szCs w:val="18"/>
                 <w:color w:val="000000"/>
               </w:rPr>
-              <w:t xml:space="preserve">224</w:t>
+              <w:t xml:space="preserve">195</w:t>
             </w:r>
           </w:p>
         </w:tc>
@@ -10110,117 +10110,117 @@
                 <w:szCs w:val="18"/>
                 <w:color w:val="000000"/>
               </w:rPr>
-              <w:t xml:space="preserve">68</w:t>
-            </w:r>
-          </w:p>
-        </w:tc>
-        <w:tc>
-          <w:tcPr>
-            <w:tcBorders>
-              <w:bottom w:val="none" w:sz="0" w:space="0" w:color="000000"/>
-              <w:top w:val="none" w:sz="0" w:space="0" w:color="000000"/>
-              <w:left w:val="none" w:sz="0" w:space="0" w:color="000000"/>
-              <w:right w:val="none" w:sz="0" w:space="0" w:color="000000"/>
-            </w:tcBorders>
-            <w:shd w:val="clear" w:color="auto" w:fill="FFFFFF"/>
-            <w:tcMar>
-              <w:top w:w="0" w:type="dxa"/>
-              <w:bottom w:w="0" w:type="dxa"/>
-              <w:left w:w="0" w:type="dxa"/>
-              <w:right w:w="0" w:type="dxa"/>
-            </w:tcMar>
-            <w:vAlign w:val="center"/>
-          </w:tcPr>
-          <w:p>
-            <w:pPr>
-              <w:pStyle w:val="Normal"/>
-              <w:jc w:val="left"/>
-              <w:pBdr>
-                <w:bottom w:val="none" w:sz="0" w:space="0" w:color="000000"/>
-                <w:top w:val="none" w:sz="0" w:space="0" w:color="000000"/>
-                <w:left w:val="none" w:sz="0" w:space="0" w:color="000000"/>
-                <w:right w:val="none" w:sz="0" w:space="0" w:color="000000"/>
-              </w:pBdr>
-              <w:spacing w:after="100" w:before="100" w:line="240"/>
-              <w:ind w:left="100" w:right="100" w:firstLine="0" w:firstLineChars="0"/>
-              <w:rPr>
-                <w:rFonts w:ascii="Times New Roman" w:hAnsi="Times New Roman" w:eastAsia="Times New Roman" w:cs="Times New Roman"/>
-                <w:i w:val="false"/>
-                <w:b w:val="false"/>
-                <w:u w:val="none"/>
-                <w:strike w:val="false"/>
-                <w:sz w:val="18"/>
-                <w:szCs w:val="18"/>
-                <w:color w:val="000000"/>
-              </w:rPr>
-            </w:pPr>
-            <w:r>
-              <w:rPr>
-                <w:rFonts w:ascii="Times New Roman" w:hAnsi="Times New Roman" w:eastAsia="Times New Roman" w:cs="Times New Roman"/>
-                <w:i w:val="false"/>
-                <w:b w:val="false"/>
-                <w:u w:val="none"/>
-                <w:strike w:val="false"/>
-                <w:sz w:val="18"/>
-                <w:szCs w:val="18"/>
-                <w:color w:val="000000"/>
-              </w:rPr>
-              <w:t xml:space="preserve">0.81 (0.59–1.10)</w:t>
-            </w:r>
-          </w:p>
-        </w:tc>
-        <w:tc>
-          <w:tcPr>
-            <w:tcBorders>
-              <w:bottom w:val="none" w:sz="0" w:space="0" w:color="000000"/>
-              <w:top w:val="none" w:sz="0" w:space="0" w:color="000000"/>
-              <w:left w:val="none" w:sz="0" w:space="0" w:color="000000"/>
-              <w:right w:val="none" w:sz="0" w:space="0" w:color="000000"/>
-            </w:tcBorders>
-            <w:shd w:val="clear" w:color="auto" w:fill="FFFFFF"/>
-            <w:tcMar>
-              <w:top w:w="0" w:type="dxa"/>
-              <w:bottom w:w="0" w:type="dxa"/>
-              <w:left w:w="0" w:type="dxa"/>
-              <w:right w:w="0" w:type="dxa"/>
-            </w:tcMar>
-            <w:vAlign w:val="center"/>
-          </w:tcPr>
-          <w:p>
-            <w:pPr>
-              <w:pStyle w:val="Normal"/>
-              <w:jc w:val="left"/>
-              <w:pBdr>
-                <w:bottom w:val="none" w:sz="0" w:space="0" w:color="000000"/>
-                <w:top w:val="none" w:sz="0" w:space="0" w:color="000000"/>
-                <w:left w:val="none" w:sz="0" w:space="0" w:color="000000"/>
-                <w:right w:val="none" w:sz="0" w:space="0" w:color="000000"/>
-              </w:pBdr>
-              <w:spacing w:after="100" w:before="100" w:line="240"/>
-              <w:ind w:left="100" w:right="100" w:firstLine="0" w:firstLineChars="0"/>
-              <w:rPr>
-                <w:rFonts w:ascii="Times New Roman" w:hAnsi="Times New Roman" w:eastAsia="Times New Roman" w:cs="Times New Roman"/>
-                <w:i w:val="false"/>
-                <w:b w:val="false"/>
-                <w:u w:val="none"/>
-                <w:strike w:val="false"/>
-                <w:sz w:val="18"/>
-                <w:szCs w:val="18"/>
-                <w:color w:val="000000"/>
-              </w:rPr>
-            </w:pPr>
-            <w:r>
-              <w:rPr>
-                <w:rFonts w:ascii="Times New Roman" w:hAnsi="Times New Roman" w:eastAsia="Times New Roman" w:cs="Times New Roman"/>
-                <w:i w:val="false"/>
-                <w:b w:val="false"/>
-                <w:u w:val="none"/>
-                <w:strike w:val="false"/>
-                <w:sz w:val="18"/>
-                <w:szCs w:val="18"/>
-                <w:color w:val="000000"/>
-              </w:rPr>
-              <w:t xml:space="preserve">0.181</w:t>
+              <w:t xml:space="preserve">50</w:t>
+            </w:r>
+          </w:p>
+        </w:tc>
+        <w:tc>
+          <w:tcPr>
+            <w:tcBorders>
+              <w:bottom w:val="none" w:sz="0" w:space="0" w:color="000000"/>
+              <w:top w:val="none" w:sz="0" w:space="0" w:color="000000"/>
+              <w:left w:val="none" w:sz="0" w:space="0" w:color="000000"/>
+              <w:right w:val="none" w:sz="0" w:space="0" w:color="000000"/>
+            </w:tcBorders>
+            <w:shd w:val="clear" w:color="auto" w:fill="FFFFFF"/>
+            <w:tcMar>
+              <w:top w:w="0" w:type="dxa"/>
+              <w:bottom w:w="0" w:type="dxa"/>
+              <w:left w:w="0" w:type="dxa"/>
+              <w:right w:w="0" w:type="dxa"/>
+            </w:tcMar>
+            <w:vAlign w:val="center"/>
+          </w:tcPr>
+          <w:p>
+            <w:pPr>
+              <w:pStyle w:val="Normal"/>
+              <w:jc w:val="left"/>
+              <w:pBdr>
+                <w:bottom w:val="none" w:sz="0" w:space="0" w:color="000000"/>
+                <w:top w:val="none" w:sz="0" w:space="0" w:color="000000"/>
+                <w:left w:val="none" w:sz="0" w:space="0" w:color="000000"/>
+                <w:right w:val="none" w:sz="0" w:space="0" w:color="000000"/>
+              </w:pBdr>
+              <w:spacing w:after="100" w:before="100" w:line="240"/>
+              <w:ind w:left="100" w:right="100" w:firstLine="0" w:firstLineChars="0"/>
+              <w:rPr>
+                <w:rFonts w:ascii="Times New Roman" w:hAnsi="Times New Roman" w:eastAsia="Times New Roman" w:cs="Times New Roman"/>
+                <w:i w:val="false"/>
+                <w:b w:val="false"/>
+                <w:u w:val="none"/>
+                <w:strike w:val="false"/>
+                <w:sz w:val="18"/>
+                <w:szCs w:val="18"/>
+                <w:color w:val="000000"/>
+              </w:rPr>
+            </w:pPr>
+            <w:r>
+              <w:rPr>
+                <w:rFonts w:ascii="Times New Roman" w:hAnsi="Times New Roman" w:eastAsia="Times New Roman" w:cs="Times New Roman"/>
+                <w:i w:val="false"/>
+                <w:b w:val="false"/>
+                <w:u w:val="none"/>
+                <w:strike w:val="false"/>
+                <w:sz w:val="18"/>
+                <w:szCs w:val="18"/>
+                <w:color w:val="000000"/>
+              </w:rPr>
+              <w:t xml:space="preserve">0.76 (0.54–1.09)</w:t>
+            </w:r>
+          </w:p>
+        </w:tc>
+        <w:tc>
+          <w:tcPr>
+            <w:tcBorders>
+              <w:bottom w:val="none" w:sz="0" w:space="0" w:color="000000"/>
+              <w:top w:val="none" w:sz="0" w:space="0" w:color="000000"/>
+              <w:left w:val="none" w:sz="0" w:space="0" w:color="000000"/>
+              <w:right w:val="none" w:sz="0" w:space="0" w:color="000000"/>
+            </w:tcBorders>
+            <w:shd w:val="clear" w:color="auto" w:fill="FFFFFF"/>
+            <w:tcMar>
+              <w:top w:w="0" w:type="dxa"/>
+              <w:bottom w:w="0" w:type="dxa"/>
+              <w:left w:w="0" w:type="dxa"/>
+              <w:right w:w="0" w:type="dxa"/>
+            </w:tcMar>
+            <w:vAlign w:val="center"/>
+          </w:tcPr>
+          <w:p>
+            <w:pPr>
+              <w:pStyle w:val="Normal"/>
+              <w:jc w:val="left"/>
+              <w:pBdr>
+                <w:bottom w:val="none" w:sz="0" w:space="0" w:color="000000"/>
+                <w:top w:val="none" w:sz="0" w:space="0" w:color="000000"/>
+                <w:left w:val="none" w:sz="0" w:space="0" w:color="000000"/>
+                <w:right w:val="none" w:sz="0" w:space="0" w:color="000000"/>
+              </w:pBdr>
+              <w:spacing w:after="100" w:before="100" w:line="240"/>
+              <w:ind w:left="100" w:right="100" w:firstLine="0" w:firstLineChars="0"/>
+              <w:rPr>
+                <w:rFonts w:ascii="Times New Roman" w:hAnsi="Times New Roman" w:eastAsia="Times New Roman" w:cs="Times New Roman"/>
+                <w:i w:val="false"/>
+                <w:b w:val="false"/>
+                <w:u w:val="none"/>
+                <w:strike w:val="false"/>
+                <w:sz w:val="18"/>
+                <w:szCs w:val="18"/>
+                <w:color w:val="000000"/>
+              </w:rPr>
+            </w:pPr>
+            <w:r>
+              <w:rPr>
+                <w:rFonts w:ascii="Times New Roman" w:hAnsi="Times New Roman" w:eastAsia="Times New Roman" w:cs="Times New Roman"/>
+                <w:i w:val="false"/>
+                <w:b w:val="false"/>
+                <w:u w:val="none"/>
+                <w:strike w:val="false"/>
+                <w:sz w:val="18"/>
+                <w:szCs w:val="18"/>
+                <w:color w:val="000000"/>
+              </w:rPr>
+              <w:t xml:space="preserve">0.136</w:t>
             </w:r>
           </w:p>
         </w:tc>
@@ -10945,7 +10945,7 @@
                 <w:szCs w:val="18"/>
                 <w:color w:val="000000"/>
               </w:rPr>
-              <w:t xml:space="preserve">256</w:t>
+              <w:t xml:space="preserve">198</w:t>
             </w:r>
           </w:p>
         </w:tc>
@@ -11000,62 +11000,62 @@
                 <w:szCs w:val="18"/>
                 <w:color w:val="000000"/>
               </w:rPr>
-              <w:t xml:space="preserve">114</w:t>
-            </w:r>
-          </w:p>
-        </w:tc>
-        <w:tc>
-          <w:tcPr>
-            <w:tcBorders>
-              <w:bottom w:val="none" w:sz="0" w:space="0" w:color="000000"/>
-              <w:top w:val="none" w:sz="0" w:space="0" w:color="000000"/>
-              <w:left w:val="none" w:sz="0" w:space="0" w:color="000000"/>
-              <w:right w:val="none" w:sz="0" w:space="0" w:color="000000"/>
-            </w:tcBorders>
-            <w:shd w:val="clear" w:color="auto" w:fill="FFFFFF"/>
-            <w:tcMar>
-              <w:top w:w="0" w:type="dxa"/>
-              <w:bottom w:w="0" w:type="dxa"/>
-              <w:left w:w="0" w:type="dxa"/>
-              <w:right w:w="0" w:type="dxa"/>
-            </w:tcMar>
-            <w:vAlign w:val="center"/>
-          </w:tcPr>
-          <w:p>
-            <w:pPr>
-              <w:pStyle w:val="Normal"/>
-              <w:jc w:val="left"/>
-              <w:pBdr>
-                <w:bottom w:val="none" w:sz="0" w:space="0" w:color="000000"/>
-                <w:top w:val="none" w:sz="0" w:space="0" w:color="000000"/>
-                <w:left w:val="none" w:sz="0" w:space="0" w:color="000000"/>
-                <w:right w:val="none" w:sz="0" w:space="0" w:color="000000"/>
-              </w:pBdr>
-              <w:spacing w:after="100" w:before="100" w:line="240"/>
-              <w:ind w:left="100" w:right="100" w:firstLine="0" w:firstLineChars="0"/>
-              <w:rPr>
-                <w:rFonts w:ascii="Times New Roman" w:hAnsi="Times New Roman" w:eastAsia="Times New Roman" w:cs="Times New Roman"/>
-                <w:i w:val="false"/>
-                <w:b w:val="false"/>
-                <w:u w:val="none"/>
-                <w:strike w:val="false"/>
-                <w:sz w:val="18"/>
-                <w:szCs w:val="18"/>
-                <w:color w:val="000000"/>
-              </w:rPr>
-            </w:pPr>
-            <w:r>
-              <w:rPr>
-                <w:rFonts w:ascii="Times New Roman" w:hAnsi="Times New Roman" w:eastAsia="Times New Roman" w:cs="Times New Roman"/>
-                <w:i w:val="false"/>
-                <w:b w:val="false"/>
-                <w:u w:val="none"/>
-                <w:strike w:val="false"/>
-                <w:sz w:val="18"/>
-                <w:szCs w:val="18"/>
-                <w:color w:val="000000"/>
-              </w:rPr>
-              <w:t xml:space="preserve">2.49 (1.79–3.46)</w:t>
+              <w:t xml:space="preserve">79</w:t>
+            </w:r>
+          </w:p>
+        </w:tc>
+        <w:tc>
+          <w:tcPr>
+            <w:tcBorders>
+              <w:bottom w:val="none" w:sz="0" w:space="0" w:color="000000"/>
+              <w:top w:val="none" w:sz="0" w:space="0" w:color="000000"/>
+              <w:left w:val="none" w:sz="0" w:space="0" w:color="000000"/>
+              <w:right w:val="none" w:sz="0" w:space="0" w:color="000000"/>
+            </w:tcBorders>
+            <w:shd w:val="clear" w:color="auto" w:fill="FFFFFF"/>
+            <w:tcMar>
+              <w:top w:w="0" w:type="dxa"/>
+              <w:bottom w:w="0" w:type="dxa"/>
+              <w:left w:w="0" w:type="dxa"/>
+              <w:right w:w="0" w:type="dxa"/>
+            </w:tcMar>
+            <w:vAlign w:val="center"/>
+          </w:tcPr>
+          <w:p>
+            <w:pPr>
+              <w:pStyle w:val="Normal"/>
+              <w:jc w:val="left"/>
+              <w:pBdr>
+                <w:bottom w:val="none" w:sz="0" w:space="0" w:color="000000"/>
+                <w:top w:val="none" w:sz="0" w:space="0" w:color="000000"/>
+                <w:left w:val="none" w:sz="0" w:space="0" w:color="000000"/>
+                <w:right w:val="none" w:sz="0" w:space="0" w:color="000000"/>
+              </w:pBdr>
+              <w:spacing w:after="100" w:before="100" w:line="240"/>
+              <w:ind w:left="100" w:right="100" w:firstLine="0" w:firstLineChars="0"/>
+              <w:rPr>
+                <w:rFonts w:ascii="Times New Roman" w:hAnsi="Times New Roman" w:eastAsia="Times New Roman" w:cs="Times New Roman"/>
+                <w:i w:val="false"/>
+                <w:b w:val="false"/>
+                <w:u w:val="none"/>
+                <w:strike w:val="false"/>
+                <w:sz w:val="18"/>
+                <w:szCs w:val="18"/>
+                <w:color w:val="000000"/>
+              </w:rPr>
+            </w:pPr>
+            <w:r>
+              <w:rPr>
+                <w:rFonts w:ascii="Times New Roman" w:hAnsi="Times New Roman" w:eastAsia="Times New Roman" w:cs="Times New Roman"/>
+                <w:i w:val="false"/>
+                <w:b w:val="false"/>
+                <w:u w:val="none"/>
+                <w:strike w:val="false"/>
+                <w:sz w:val="18"/>
+                <w:szCs w:val="18"/>
+                <w:color w:val="000000"/>
+              </w:rPr>
+              <w:t xml:space="preserve">1.99 (1.40–2.83)</w:t>
             </w:r>
           </w:p>
         </w:tc>
@@ -11390,7 +11390,7 @@
                 <w:szCs w:val="18"/>
                 <w:color w:val="000000"/>
               </w:rPr>
-              <w:t xml:space="preserve">435</w:t>
+              <w:t xml:space="preserve">379</w:t>
             </w:r>
           </w:p>
         </w:tc>
@@ -11445,7 +11445,7 @@
                 <w:szCs w:val="18"/>
                 <w:color w:val="000000"/>
               </w:rPr>
-              <w:t xml:space="preserve">157</w:t>
+              <w:t xml:space="preserve">122</w:t>
             </w:r>
           </w:p>
         </w:tc>
@@ -11835,7 +11835,7 @@
                 <w:szCs w:val="18"/>
                 <w:color w:val="000000"/>
               </w:rPr>
-              <w:t xml:space="preserve">71</w:t>
+              <w:t xml:space="preserve">69</w:t>
             </w:r>
           </w:p>
         </w:tc>
@@ -11945,7 +11945,7 @@
                 <w:szCs w:val="18"/>
                 <w:color w:val="000000"/>
               </w:rPr>
-              <w:t xml:space="preserve">0.43 (0.23–0.83)</w:t>
+              <w:t xml:space="preserve">0.54 (0.28–1.05)</w:t>
             </w:r>
           </w:p>
         </w:tc>
@@ -12000,7 +12000,7 @@
                 <w:szCs w:val="18"/>
                 <w:color w:val="000000"/>
               </w:rPr>
-              <w:t xml:space="preserve">0.012</w:t>
+              <w:t xml:space="preserve">0.069</w:t>
             </w:r>
           </w:p>
         </w:tc>

--- a/output/tables/GEO/GSE39582/GSE39582_cox_RFS.docx
+++ b/output/tables/GEO/GSE39582/GSE39582_cox_RFS.docx
@@ -1766,6 +1766,3566 @@
                 <w:color w:val="000000"/>
               </w:rPr>
               <w:t xml:space="preserve">&lt;0.001</w:t>
+            </w:r>
+          </w:p>
+        </w:tc>
+        <w:tc>
+          <w:tcPr>
+            <w:tcBorders>
+              <w:bottom w:val="none" w:sz="0" w:space="0" w:color="000000"/>
+              <w:top w:val="none" w:sz="0" w:space="0" w:color="000000"/>
+              <w:left w:val="none" w:sz="0" w:space="0" w:color="000000"/>
+              <w:right w:val="none" w:sz="0" w:space="0" w:color="000000"/>
+            </w:tcBorders>
+            <w:shd w:val="clear" w:color="auto" w:fill="FFFFFF"/>
+            <w:tcMar>
+              <w:top w:w="0" w:type="dxa"/>
+              <w:bottom w:w="0" w:type="dxa"/>
+              <w:left w:w="0" w:type="dxa"/>
+              <w:right w:w="0" w:type="dxa"/>
+            </w:tcMar>
+            <w:vAlign w:val="center"/>
+          </w:tcPr>
+          <w:p>
+            <w:pPr>
+              <w:pStyle w:val="Normal"/>
+              <w:jc w:val="left"/>
+              <w:pBdr>
+                <w:bottom w:val="none" w:sz="0" w:space="0" w:color="000000"/>
+                <w:top w:val="none" w:sz="0" w:space="0" w:color="000000"/>
+                <w:left w:val="none" w:sz="0" w:space="0" w:color="000000"/>
+                <w:right w:val="none" w:sz="0" w:space="0" w:color="000000"/>
+              </w:pBdr>
+              <w:spacing w:after="100" w:before="100" w:line="240"/>
+              <w:ind w:left="100" w:right="100" w:firstLine="0" w:firstLineChars="0"/>
+              <w:rPr>
+                <w:rFonts w:ascii="Times New Roman" w:hAnsi="Times New Roman" w:eastAsia="Times New Roman" w:cs="Times New Roman"/>
+                <w:i w:val="false"/>
+                <w:b w:val="false"/>
+                <w:u w:val="none"/>
+                <w:strike w:val="false"/>
+                <w:sz w:val="18"/>
+                <w:szCs w:val="18"/>
+                <w:color w:val="000000"/>
+              </w:rPr>
+            </w:pPr>
+            <w:r>
+              <w:rPr>
+                <w:rFonts w:ascii="Times New Roman" w:hAnsi="Times New Roman" w:eastAsia="Times New Roman" w:cs="Times New Roman"/>
+                <w:i w:val="false"/>
+                <w:b w:val="false"/>
+                <w:u w:val="none"/>
+                <w:strike w:val="false"/>
+                <w:sz w:val="18"/>
+                <w:szCs w:val="18"/>
+                <w:color w:val="000000"/>
+              </w:rPr>
+              <w:t xml:space="preserve"/>
+            </w:r>
+          </w:p>
+        </w:tc>
+      </w:tr>
+      <w:tr>
+        <w:trPr>
+          <w:trHeight w:val="560" w:hRule="auto"/>
+        </w:trPr>
+        <w:tc>
+          <w:tcPr>
+            <w:tcBorders>
+              <w:bottom w:val="none" w:sz="0" w:space="0" w:color="000000"/>
+              <w:top w:val="none" w:sz="0" w:space="0" w:color="000000"/>
+              <w:left w:val="none" w:sz="0" w:space="0" w:color="000000"/>
+              <w:right w:val="none" w:sz="0" w:space="0" w:color="000000"/>
+            </w:tcBorders>
+            <w:shd w:val="clear" w:color="auto" w:fill="FFFFFF"/>
+            <w:tcMar>
+              <w:top w:w="0" w:type="dxa"/>
+              <w:bottom w:w="0" w:type="dxa"/>
+              <w:left w:w="0" w:type="dxa"/>
+              <w:right w:w="0" w:type="dxa"/>
+            </w:tcMar>
+            <w:vAlign w:val="center"/>
+          </w:tcPr>
+          <w:p>
+            <w:pPr>
+              <w:pStyle w:val="Normal"/>
+              <w:jc w:val="left"/>
+              <w:pBdr>
+                <w:bottom w:val="none" w:sz="0" w:space="0" w:color="000000"/>
+                <w:top w:val="none" w:sz="0" w:space="0" w:color="000000"/>
+                <w:left w:val="none" w:sz="0" w:space="0" w:color="000000"/>
+                <w:right w:val="none" w:sz="0" w:space="0" w:color="000000"/>
+              </w:pBdr>
+              <w:spacing w:after="100" w:before="100" w:line="240"/>
+              <w:ind w:left="100" w:right="100" w:firstLine="0" w:firstLineChars="0"/>
+              <w:rPr>
+                <w:rFonts w:ascii="Times New Roman" w:hAnsi="Times New Roman" w:eastAsia="Times New Roman" w:cs="Times New Roman"/>
+                <w:i w:val="false"/>
+                <w:b w:val="false"/>
+                <w:u w:val="none"/>
+                <w:strike w:val="false"/>
+                <w:sz w:val="18"/>
+                <w:szCs w:val="18"/>
+                <w:color w:val="000000"/>
+              </w:rPr>
+            </w:pPr>
+            <w:r>
+              <w:rPr>
+                <w:rFonts w:ascii="Times New Roman" w:hAnsi="Times New Roman" w:eastAsia="Times New Roman" w:cs="Times New Roman"/>
+                <w:i w:val="false"/>
+                <w:b w:val="false"/>
+                <w:u w:val="none"/>
+                <w:strike w:val="false"/>
+                <w:sz w:val="18"/>
+                <w:szCs w:val="18"/>
+                <w:color w:val="000000"/>
+              </w:rPr>
+              <w:t xml:space="preserve">Univariable</w:t>
+            </w:r>
+          </w:p>
+        </w:tc>
+        <w:tc>
+          <w:tcPr>
+            <w:tcBorders>
+              <w:bottom w:val="none" w:sz="0" w:space="0" w:color="000000"/>
+              <w:top w:val="none" w:sz="0" w:space="0" w:color="000000"/>
+              <w:left w:val="none" w:sz="0" w:space="0" w:color="000000"/>
+              <w:right w:val="none" w:sz="0" w:space="0" w:color="000000"/>
+            </w:tcBorders>
+            <w:shd w:val="clear" w:color="auto" w:fill="FFFFFF"/>
+            <w:tcMar>
+              <w:top w:w="0" w:type="dxa"/>
+              <w:bottom w:w="0" w:type="dxa"/>
+              <w:left w:w="0" w:type="dxa"/>
+              <w:right w:w="0" w:type="dxa"/>
+            </w:tcMar>
+            <w:vAlign w:val="center"/>
+          </w:tcPr>
+          <w:p>
+            <w:pPr>
+              <w:pStyle w:val="Normal"/>
+              <w:jc w:val="left"/>
+              <w:pBdr>
+                <w:bottom w:val="none" w:sz="0" w:space="0" w:color="000000"/>
+                <w:top w:val="none" w:sz="0" w:space="0" w:color="000000"/>
+                <w:left w:val="none" w:sz="0" w:space="0" w:color="000000"/>
+                <w:right w:val="none" w:sz="0" w:space="0" w:color="000000"/>
+              </w:pBdr>
+              <w:spacing w:after="100" w:before="100" w:line="240"/>
+              <w:ind w:left="100" w:right="100" w:firstLine="0" w:firstLineChars="0"/>
+              <w:rPr>
+                <w:rFonts w:ascii="Times New Roman" w:hAnsi="Times New Roman" w:eastAsia="Times New Roman" w:cs="Times New Roman"/>
+                <w:i w:val="false"/>
+                <w:b w:val="false"/>
+                <w:u w:val="none"/>
+                <w:strike w:val="false"/>
+                <w:sz w:val="18"/>
+                <w:szCs w:val="18"/>
+                <w:color w:val="000000"/>
+              </w:rPr>
+            </w:pPr>
+            <w:r>
+              <w:rPr>
+                <w:rFonts w:ascii="Times New Roman" w:hAnsi="Times New Roman" w:eastAsia="Times New Roman" w:cs="Times New Roman"/>
+                <w:i w:val="false"/>
+                <w:b w:val="false"/>
+                <w:u w:val="none"/>
+                <w:strike w:val="false"/>
+                <w:sz w:val="18"/>
+                <w:szCs w:val="18"/>
+                <w:color w:val="000000"/>
+              </w:rPr>
+              <w:t xml:space="preserve">Age group, years</w:t>
+            </w:r>
+          </w:p>
+        </w:tc>
+        <w:tc>
+          <w:tcPr>
+            <w:tcBorders>
+              <w:bottom w:val="none" w:sz="0" w:space="0" w:color="000000"/>
+              <w:top w:val="none" w:sz="0" w:space="0" w:color="000000"/>
+              <w:left w:val="none" w:sz="0" w:space="0" w:color="000000"/>
+              <w:right w:val="none" w:sz="0" w:space="0" w:color="000000"/>
+            </w:tcBorders>
+            <w:shd w:val="clear" w:color="auto" w:fill="FFFFFF"/>
+            <w:tcMar>
+              <w:top w:w="0" w:type="dxa"/>
+              <w:bottom w:w="0" w:type="dxa"/>
+              <w:left w:w="0" w:type="dxa"/>
+              <w:right w:w="0" w:type="dxa"/>
+            </w:tcMar>
+            <w:vAlign w:val="center"/>
+          </w:tcPr>
+          <w:p>
+            <w:pPr>
+              <w:pStyle w:val="Normal"/>
+              <w:jc w:val="left"/>
+              <w:pBdr>
+                <w:bottom w:val="none" w:sz="0" w:space="0" w:color="000000"/>
+                <w:top w:val="none" w:sz="0" w:space="0" w:color="000000"/>
+                <w:left w:val="none" w:sz="0" w:space="0" w:color="000000"/>
+                <w:right w:val="none" w:sz="0" w:space="0" w:color="000000"/>
+              </w:pBdr>
+              <w:spacing w:after="100" w:before="100" w:line="240"/>
+              <w:ind w:left="100" w:right="100" w:firstLine="0" w:firstLineChars="0"/>
+              <w:rPr>
+                <w:rFonts w:ascii="Times New Roman" w:hAnsi="Times New Roman" w:eastAsia="Times New Roman" w:cs="Times New Roman"/>
+                <w:i w:val="false"/>
+                <w:b w:val="false"/>
+                <w:u w:val="none"/>
+                <w:strike w:val="false"/>
+                <w:sz w:val="18"/>
+                <w:szCs w:val="18"/>
+                <w:color w:val="000000"/>
+              </w:rPr>
+            </w:pPr>
+            <w:r>
+              <w:rPr>
+                <w:rFonts w:ascii="Times New Roman" w:hAnsi="Times New Roman" w:eastAsia="Times New Roman" w:cs="Times New Roman"/>
+                <w:i w:val="false"/>
+                <w:b w:val="false"/>
+                <w:u w:val="none"/>
+                <w:strike w:val="false"/>
+                <w:sz w:val="18"/>
+                <w:szCs w:val="18"/>
+                <w:color w:val="000000"/>
+              </w:rPr>
+              <w:t xml:space="preserve">≤65 (ref)</w:t>
+            </w:r>
+          </w:p>
+        </w:tc>
+        <w:tc>
+          <w:tcPr>
+            <w:tcBorders>
+              <w:bottom w:val="none" w:sz="0" w:space="0" w:color="000000"/>
+              <w:top w:val="none" w:sz="0" w:space="0" w:color="000000"/>
+              <w:left w:val="none" w:sz="0" w:space="0" w:color="000000"/>
+              <w:right w:val="none" w:sz="0" w:space="0" w:color="000000"/>
+            </w:tcBorders>
+            <w:shd w:val="clear" w:color="auto" w:fill="FFFFFF"/>
+            <w:tcMar>
+              <w:top w:w="0" w:type="dxa"/>
+              <w:bottom w:w="0" w:type="dxa"/>
+              <w:left w:w="0" w:type="dxa"/>
+              <w:right w:w="0" w:type="dxa"/>
+            </w:tcMar>
+            <w:vAlign w:val="center"/>
+          </w:tcPr>
+          <w:p>
+            <w:pPr>
+              <w:pStyle w:val="Normal"/>
+              <w:jc w:val="right"/>
+              <w:pBdr>
+                <w:bottom w:val="none" w:sz="0" w:space="0" w:color="000000"/>
+                <w:top w:val="none" w:sz="0" w:space="0" w:color="000000"/>
+                <w:left w:val="none" w:sz="0" w:space="0" w:color="000000"/>
+                <w:right w:val="none" w:sz="0" w:space="0" w:color="000000"/>
+              </w:pBdr>
+              <w:spacing w:after="100" w:before="100" w:line="240"/>
+              <w:ind w:left="100" w:right="100" w:firstLine="0" w:firstLineChars="0"/>
+              <w:rPr>
+                <w:rFonts w:ascii="Times New Roman" w:hAnsi="Times New Roman" w:eastAsia="Times New Roman" w:cs="Times New Roman"/>
+                <w:i w:val="false"/>
+                <w:b w:val="false"/>
+                <w:u w:val="none"/>
+                <w:strike w:val="false"/>
+                <w:sz w:val="18"/>
+                <w:szCs w:val="18"/>
+                <w:color w:val="000000"/>
+              </w:rPr>
+            </w:pPr>
+            <w:r>
+              <w:rPr>
+                <w:rFonts w:ascii="Times New Roman" w:hAnsi="Times New Roman" w:eastAsia="Times New Roman" w:cs="Times New Roman"/>
+                <w:i w:val="false"/>
+                <w:b w:val="false"/>
+                <w:u w:val="none"/>
+                <w:strike w:val="false"/>
+                <w:sz w:val="18"/>
+                <w:szCs w:val="18"/>
+                <w:color w:val="000000"/>
+              </w:rPr>
+              <w:t xml:space="preserve">187</w:t>
+            </w:r>
+          </w:p>
+        </w:tc>
+        <w:tc>
+          <w:tcPr>
+            <w:tcBorders>
+              <w:bottom w:val="none" w:sz="0" w:space="0" w:color="000000"/>
+              <w:top w:val="none" w:sz="0" w:space="0" w:color="000000"/>
+              <w:left w:val="none" w:sz="0" w:space="0" w:color="000000"/>
+              <w:right w:val="none" w:sz="0" w:space="0" w:color="000000"/>
+            </w:tcBorders>
+            <w:shd w:val="clear" w:color="auto" w:fill="FFFFFF"/>
+            <w:tcMar>
+              <w:top w:w="0" w:type="dxa"/>
+              <w:bottom w:w="0" w:type="dxa"/>
+              <w:left w:w="0" w:type="dxa"/>
+              <w:right w:w="0" w:type="dxa"/>
+            </w:tcMar>
+            <w:vAlign w:val="center"/>
+          </w:tcPr>
+          <w:p>
+            <w:pPr>
+              <w:pStyle w:val="Normal"/>
+              <w:jc w:val="right"/>
+              <w:pBdr>
+                <w:bottom w:val="none" w:sz="0" w:space="0" w:color="000000"/>
+                <w:top w:val="none" w:sz="0" w:space="0" w:color="000000"/>
+                <w:left w:val="none" w:sz="0" w:space="0" w:color="000000"/>
+                <w:right w:val="none" w:sz="0" w:space="0" w:color="000000"/>
+              </w:pBdr>
+              <w:spacing w:after="100" w:before="100" w:line="240"/>
+              <w:ind w:left="100" w:right="100" w:firstLine="0" w:firstLineChars="0"/>
+              <w:rPr>
+                <w:rFonts w:ascii="Times New Roman" w:hAnsi="Times New Roman" w:eastAsia="Times New Roman" w:cs="Times New Roman"/>
+                <w:i w:val="false"/>
+                <w:b w:val="false"/>
+                <w:u w:val="none"/>
+                <w:strike w:val="false"/>
+                <w:sz w:val="18"/>
+                <w:szCs w:val="18"/>
+                <w:color w:val="000000"/>
+              </w:rPr>
+            </w:pPr>
+            <w:r>
+              <w:rPr>
+                <w:rFonts w:ascii="Times New Roman" w:hAnsi="Times New Roman" w:eastAsia="Times New Roman" w:cs="Times New Roman"/>
+                <w:i w:val="false"/>
+                <w:b w:val="false"/>
+                <w:u w:val="none"/>
+                <w:strike w:val="false"/>
+                <w:sz w:val="18"/>
+                <w:szCs w:val="18"/>
+                <w:color w:val="000000"/>
+              </w:rPr>
+              <w:t xml:space="preserve">56</w:t>
+            </w:r>
+          </w:p>
+        </w:tc>
+        <w:tc>
+          <w:tcPr>
+            <w:tcBorders>
+              <w:bottom w:val="none" w:sz="0" w:space="0" w:color="000000"/>
+              <w:top w:val="none" w:sz="0" w:space="0" w:color="000000"/>
+              <w:left w:val="none" w:sz="0" w:space="0" w:color="000000"/>
+              <w:right w:val="none" w:sz="0" w:space="0" w:color="000000"/>
+            </w:tcBorders>
+            <w:shd w:val="clear" w:color="auto" w:fill="FFFFFF"/>
+            <w:tcMar>
+              <w:top w:w="0" w:type="dxa"/>
+              <w:bottom w:w="0" w:type="dxa"/>
+              <w:left w:w="0" w:type="dxa"/>
+              <w:right w:w="0" w:type="dxa"/>
+            </w:tcMar>
+            <w:vAlign w:val="center"/>
+          </w:tcPr>
+          <w:p>
+            <w:pPr>
+              <w:pStyle w:val="Normal"/>
+              <w:jc w:val="left"/>
+              <w:pBdr>
+                <w:bottom w:val="none" w:sz="0" w:space="0" w:color="000000"/>
+                <w:top w:val="none" w:sz="0" w:space="0" w:color="000000"/>
+                <w:left w:val="none" w:sz="0" w:space="0" w:color="000000"/>
+                <w:right w:val="none" w:sz="0" w:space="0" w:color="000000"/>
+              </w:pBdr>
+              <w:spacing w:after="100" w:before="100" w:line="240"/>
+              <w:ind w:left="100" w:right="100" w:firstLine="0" w:firstLineChars="0"/>
+              <w:rPr>
+                <w:rFonts w:ascii="Times New Roman" w:hAnsi="Times New Roman" w:eastAsia="Times New Roman" w:cs="Times New Roman"/>
+                <w:i w:val="false"/>
+                <w:b w:val="false"/>
+                <w:u w:val="none"/>
+                <w:strike w:val="false"/>
+                <w:sz w:val="18"/>
+                <w:szCs w:val="18"/>
+                <w:color w:val="000000"/>
+              </w:rPr>
+            </w:pPr>
+            <w:r>
+              <w:rPr>
+                <w:rFonts w:ascii="Times New Roman" w:hAnsi="Times New Roman" w:eastAsia="Times New Roman" w:cs="Times New Roman"/>
+                <w:i w:val="false"/>
+                <w:b w:val="false"/>
+                <w:u w:val="none"/>
+                <w:strike w:val="false"/>
+                <w:sz w:val="18"/>
+                <w:szCs w:val="18"/>
+                <w:color w:val="000000"/>
+              </w:rPr>
+              <w:t xml:space="preserve">Reference</w:t>
+            </w:r>
+          </w:p>
+        </w:tc>
+        <w:tc>
+          <w:tcPr>
+            <w:tcBorders>
+              <w:bottom w:val="none" w:sz="0" w:space="0" w:color="000000"/>
+              <w:top w:val="none" w:sz="0" w:space="0" w:color="000000"/>
+              <w:left w:val="none" w:sz="0" w:space="0" w:color="000000"/>
+              <w:right w:val="none" w:sz="0" w:space="0" w:color="000000"/>
+            </w:tcBorders>
+            <w:shd w:val="clear" w:color="auto" w:fill="FFFFFF"/>
+            <w:tcMar>
+              <w:top w:w="0" w:type="dxa"/>
+              <w:bottom w:w="0" w:type="dxa"/>
+              <w:left w:w="0" w:type="dxa"/>
+              <w:right w:w="0" w:type="dxa"/>
+            </w:tcMar>
+            <w:vAlign w:val="center"/>
+          </w:tcPr>
+          <w:p>
+            <w:pPr>
+              <w:pStyle w:val="Normal"/>
+              <w:jc w:val="left"/>
+              <w:pBdr>
+                <w:bottom w:val="none" w:sz="0" w:space="0" w:color="000000"/>
+                <w:top w:val="none" w:sz="0" w:space="0" w:color="000000"/>
+                <w:left w:val="none" w:sz="0" w:space="0" w:color="000000"/>
+                <w:right w:val="none" w:sz="0" w:space="0" w:color="000000"/>
+              </w:pBdr>
+              <w:spacing w:after="100" w:before="100" w:line="240"/>
+              <w:ind w:left="100" w:right="100" w:firstLine="0" w:firstLineChars="0"/>
+              <w:rPr>
+                <w:rFonts w:ascii="Times New Roman" w:hAnsi="Times New Roman" w:eastAsia="Times New Roman" w:cs="Times New Roman"/>
+                <w:i w:val="false"/>
+                <w:b w:val="false"/>
+                <w:u w:val="none"/>
+                <w:strike w:val="false"/>
+                <w:sz w:val="18"/>
+                <w:szCs w:val="18"/>
+                <w:color w:val="000000"/>
+              </w:rPr>
+            </w:pPr>
+            <w:r>
+              <w:rPr>
+                <w:rFonts w:ascii="Times New Roman" w:hAnsi="Times New Roman" w:eastAsia="Times New Roman" w:cs="Times New Roman"/>
+                <w:i w:val="false"/>
+                <w:b w:val="false"/>
+                <w:u w:val="none"/>
+                <w:strike w:val="false"/>
+                <w:sz w:val="18"/>
+                <w:szCs w:val="18"/>
+                <w:color w:val="000000"/>
+              </w:rPr>
+              <w:t xml:space="preserve"/>
+            </w:r>
+          </w:p>
+        </w:tc>
+        <w:tc>
+          <w:tcPr>
+            <w:tcBorders>
+              <w:bottom w:val="none" w:sz="0" w:space="0" w:color="000000"/>
+              <w:top w:val="none" w:sz="0" w:space="0" w:color="000000"/>
+              <w:left w:val="none" w:sz="0" w:space="0" w:color="000000"/>
+              <w:right w:val="none" w:sz="0" w:space="0" w:color="000000"/>
+            </w:tcBorders>
+            <w:shd w:val="clear" w:color="auto" w:fill="FFFFFF"/>
+            <w:tcMar>
+              <w:top w:w="0" w:type="dxa"/>
+              <w:bottom w:w="0" w:type="dxa"/>
+              <w:left w:w="0" w:type="dxa"/>
+              <w:right w:w="0" w:type="dxa"/>
+            </w:tcMar>
+            <w:vAlign w:val="center"/>
+          </w:tcPr>
+          <w:p>
+            <w:pPr>
+              <w:pStyle w:val="Normal"/>
+              <w:jc w:val="left"/>
+              <w:pBdr>
+                <w:bottom w:val="none" w:sz="0" w:space="0" w:color="000000"/>
+                <w:top w:val="none" w:sz="0" w:space="0" w:color="000000"/>
+                <w:left w:val="none" w:sz="0" w:space="0" w:color="000000"/>
+                <w:right w:val="none" w:sz="0" w:space="0" w:color="000000"/>
+              </w:pBdr>
+              <w:spacing w:after="100" w:before="100" w:line="240"/>
+              <w:ind w:left="100" w:right="100" w:firstLine="0" w:firstLineChars="0"/>
+              <w:rPr>
+                <w:rFonts w:ascii="Times New Roman" w:hAnsi="Times New Roman" w:eastAsia="Times New Roman" w:cs="Times New Roman"/>
+                <w:i w:val="false"/>
+                <w:b w:val="false"/>
+                <w:u w:val="none"/>
+                <w:strike w:val="false"/>
+                <w:sz w:val="18"/>
+                <w:szCs w:val="18"/>
+                <w:color w:val="000000"/>
+              </w:rPr>
+            </w:pPr>
+            <w:r>
+              <w:rPr>
+                <w:rFonts w:ascii="Times New Roman" w:hAnsi="Times New Roman" w:eastAsia="Times New Roman" w:cs="Times New Roman"/>
+                <w:i w:val="false"/>
+                <w:b w:val="false"/>
+                <w:u w:val="none"/>
+                <w:strike w:val="false"/>
+                <w:sz w:val="18"/>
+                <w:szCs w:val="18"/>
+                <w:color w:val="000000"/>
+              </w:rPr>
+              <w:t xml:space="preserve"/>
+            </w:r>
+          </w:p>
+        </w:tc>
+      </w:tr>
+      <w:tr>
+        <w:trPr>
+          <w:trHeight w:val="560" w:hRule="auto"/>
+        </w:trPr>
+        <w:tc>
+          <w:tcPr>
+            <w:tcBorders>
+              <w:bottom w:val="none" w:sz="0" w:space="0" w:color="000000"/>
+              <w:top w:val="none" w:sz="0" w:space="0" w:color="000000"/>
+              <w:left w:val="none" w:sz="0" w:space="0" w:color="000000"/>
+              <w:right w:val="none" w:sz="0" w:space="0" w:color="000000"/>
+            </w:tcBorders>
+            <w:shd w:val="clear" w:color="auto" w:fill="FFFFFF"/>
+            <w:tcMar>
+              <w:top w:w="0" w:type="dxa"/>
+              <w:bottom w:w="0" w:type="dxa"/>
+              <w:left w:w="0" w:type="dxa"/>
+              <w:right w:w="0" w:type="dxa"/>
+            </w:tcMar>
+            <w:vAlign w:val="center"/>
+          </w:tcPr>
+          <w:p>
+            <w:pPr>
+              <w:pStyle w:val="Normal"/>
+              <w:jc w:val="left"/>
+              <w:pBdr>
+                <w:bottom w:val="none" w:sz="0" w:space="0" w:color="000000"/>
+                <w:top w:val="none" w:sz="0" w:space="0" w:color="000000"/>
+                <w:left w:val="none" w:sz="0" w:space="0" w:color="000000"/>
+                <w:right w:val="none" w:sz="0" w:space="0" w:color="000000"/>
+              </w:pBdr>
+              <w:spacing w:after="100" w:before="100" w:line="240"/>
+              <w:ind w:left="100" w:right="100" w:firstLine="0" w:firstLineChars="0"/>
+              <w:rPr>
+                <w:rFonts w:ascii="Times New Roman" w:hAnsi="Times New Roman" w:eastAsia="Times New Roman" w:cs="Times New Roman"/>
+                <w:i w:val="false"/>
+                <w:b w:val="false"/>
+                <w:u w:val="none"/>
+                <w:strike w:val="false"/>
+                <w:sz w:val="18"/>
+                <w:szCs w:val="18"/>
+                <w:color w:val="000000"/>
+              </w:rPr>
+            </w:pPr>
+            <w:r>
+              <w:rPr>
+                <w:rFonts w:ascii="Times New Roman" w:hAnsi="Times New Roman" w:eastAsia="Times New Roman" w:cs="Times New Roman"/>
+                <w:i w:val="false"/>
+                <w:b w:val="false"/>
+                <w:u w:val="none"/>
+                <w:strike w:val="false"/>
+                <w:sz w:val="18"/>
+                <w:szCs w:val="18"/>
+                <w:color w:val="000000"/>
+              </w:rPr>
+              <w:t xml:space="preserve">Univariable</w:t>
+            </w:r>
+          </w:p>
+        </w:tc>
+        <w:tc>
+          <w:tcPr>
+            <w:tcBorders>
+              <w:bottom w:val="none" w:sz="0" w:space="0" w:color="000000"/>
+              <w:top w:val="none" w:sz="0" w:space="0" w:color="000000"/>
+              <w:left w:val="none" w:sz="0" w:space="0" w:color="000000"/>
+              <w:right w:val="none" w:sz="0" w:space="0" w:color="000000"/>
+            </w:tcBorders>
+            <w:shd w:val="clear" w:color="auto" w:fill="FFFFFF"/>
+            <w:tcMar>
+              <w:top w:w="0" w:type="dxa"/>
+              <w:bottom w:w="0" w:type="dxa"/>
+              <w:left w:w="0" w:type="dxa"/>
+              <w:right w:w="0" w:type="dxa"/>
+            </w:tcMar>
+            <w:vAlign w:val="center"/>
+          </w:tcPr>
+          <w:p>
+            <w:pPr>
+              <w:pStyle w:val="Normal"/>
+              <w:jc w:val="left"/>
+              <w:pBdr>
+                <w:bottom w:val="none" w:sz="0" w:space="0" w:color="000000"/>
+                <w:top w:val="none" w:sz="0" w:space="0" w:color="000000"/>
+                <w:left w:val="none" w:sz="0" w:space="0" w:color="000000"/>
+                <w:right w:val="none" w:sz="0" w:space="0" w:color="000000"/>
+              </w:pBdr>
+              <w:spacing w:after="100" w:before="100" w:line="240"/>
+              <w:ind w:left="100" w:right="100" w:firstLine="0" w:firstLineChars="0"/>
+              <w:rPr>
+                <w:rFonts w:ascii="Times New Roman" w:hAnsi="Times New Roman" w:eastAsia="Times New Roman" w:cs="Times New Roman"/>
+                <w:i w:val="false"/>
+                <w:b w:val="false"/>
+                <w:u w:val="none"/>
+                <w:strike w:val="false"/>
+                <w:sz w:val="18"/>
+                <w:szCs w:val="18"/>
+                <w:color w:val="000000"/>
+              </w:rPr>
+            </w:pPr>
+            <w:r>
+              <w:rPr>
+                <w:rFonts w:ascii="Times New Roman" w:hAnsi="Times New Roman" w:eastAsia="Times New Roman" w:cs="Times New Roman"/>
+                <w:i w:val="false"/>
+                <w:b w:val="false"/>
+                <w:u w:val="none"/>
+                <w:strike w:val="false"/>
+                <w:sz w:val="18"/>
+                <w:szCs w:val="18"/>
+                <w:color w:val="000000"/>
+              </w:rPr>
+              <w:t xml:space="preserve"/>
+            </w:r>
+          </w:p>
+        </w:tc>
+        <w:tc>
+          <w:tcPr>
+            <w:tcBorders>
+              <w:bottom w:val="none" w:sz="0" w:space="0" w:color="000000"/>
+              <w:top w:val="none" w:sz="0" w:space="0" w:color="000000"/>
+              <w:left w:val="none" w:sz="0" w:space="0" w:color="000000"/>
+              <w:right w:val="none" w:sz="0" w:space="0" w:color="000000"/>
+            </w:tcBorders>
+            <w:shd w:val="clear" w:color="auto" w:fill="FFFFFF"/>
+            <w:tcMar>
+              <w:top w:w="0" w:type="dxa"/>
+              <w:bottom w:w="0" w:type="dxa"/>
+              <w:left w:w="0" w:type="dxa"/>
+              <w:right w:w="0" w:type="dxa"/>
+            </w:tcMar>
+            <w:vAlign w:val="center"/>
+          </w:tcPr>
+          <w:p>
+            <w:pPr>
+              <w:pStyle w:val="Normal"/>
+              <w:jc w:val="left"/>
+              <w:pBdr>
+                <w:bottom w:val="none" w:sz="0" w:space="0" w:color="000000"/>
+                <w:top w:val="none" w:sz="0" w:space="0" w:color="000000"/>
+                <w:left w:val="none" w:sz="0" w:space="0" w:color="000000"/>
+                <w:right w:val="none" w:sz="0" w:space="0" w:color="000000"/>
+              </w:pBdr>
+              <w:spacing w:after="100" w:before="100" w:line="240"/>
+              <w:ind w:left="100" w:right="100" w:firstLine="0" w:firstLineChars="0"/>
+              <w:rPr>
+                <w:rFonts w:ascii="Times New Roman" w:hAnsi="Times New Roman" w:eastAsia="Times New Roman" w:cs="Times New Roman"/>
+                <w:i w:val="false"/>
+                <w:b w:val="false"/>
+                <w:u w:val="none"/>
+                <w:strike w:val="false"/>
+                <w:sz w:val="18"/>
+                <w:szCs w:val="18"/>
+                <w:color w:val="000000"/>
+              </w:rPr>
+            </w:pPr>
+            <w:r>
+              <w:rPr>
+                <w:rFonts w:ascii="Times New Roman" w:hAnsi="Times New Roman" w:eastAsia="Times New Roman" w:cs="Times New Roman"/>
+                <w:i w:val="false"/>
+                <w:b w:val="false"/>
+                <w:u w:val="none"/>
+                <w:strike w:val="false"/>
+                <w:sz w:val="18"/>
+                <w:szCs w:val="18"/>
+                <w:color w:val="000000"/>
+              </w:rPr>
+              <w:t xml:space="preserve">≥66</w:t>
+            </w:r>
+          </w:p>
+        </w:tc>
+        <w:tc>
+          <w:tcPr>
+            <w:tcBorders>
+              <w:bottom w:val="none" w:sz="0" w:space="0" w:color="000000"/>
+              <w:top w:val="none" w:sz="0" w:space="0" w:color="000000"/>
+              <w:left w:val="none" w:sz="0" w:space="0" w:color="000000"/>
+              <w:right w:val="none" w:sz="0" w:space="0" w:color="000000"/>
+            </w:tcBorders>
+            <w:shd w:val="clear" w:color="auto" w:fill="FFFFFF"/>
+            <w:tcMar>
+              <w:top w:w="0" w:type="dxa"/>
+              <w:bottom w:w="0" w:type="dxa"/>
+              <w:left w:w="0" w:type="dxa"/>
+              <w:right w:w="0" w:type="dxa"/>
+            </w:tcMar>
+            <w:vAlign w:val="center"/>
+          </w:tcPr>
+          <w:p>
+            <w:pPr>
+              <w:pStyle w:val="Normal"/>
+              <w:jc w:val="right"/>
+              <w:pBdr>
+                <w:bottom w:val="none" w:sz="0" w:space="0" w:color="000000"/>
+                <w:top w:val="none" w:sz="0" w:space="0" w:color="000000"/>
+                <w:left w:val="none" w:sz="0" w:space="0" w:color="000000"/>
+                <w:right w:val="none" w:sz="0" w:space="0" w:color="000000"/>
+              </w:pBdr>
+              <w:spacing w:after="100" w:before="100" w:line="240"/>
+              <w:ind w:left="100" w:right="100" w:firstLine="0" w:firstLineChars="0"/>
+              <w:rPr>
+                <w:rFonts w:ascii="Times New Roman" w:hAnsi="Times New Roman" w:eastAsia="Times New Roman" w:cs="Times New Roman"/>
+                <w:i w:val="false"/>
+                <w:b w:val="false"/>
+                <w:u w:val="none"/>
+                <w:strike w:val="false"/>
+                <w:sz w:val="18"/>
+                <w:szCs w:val="18"/>
+                <w:color w:val="000000"/>
+              </w:rPr>
+            </w:pPr>
+            <w:r>
+              <w:rPr>
+                <w:rFonts w:ascii="Times New Roman" w:hAnsi="Times New Roman" w:eastAsia="Times New Roman" w:cs="Times New Roman"/>
+                <w:i w:val="false"/>
+                <w:b w:val="false"/>
+                <w:u w:val="none"/>
+                <w:strike w:val="false"/>
+                <w:sz w:val="18"/>
+                <w:szCs w:val="18"/>
+                <w:color w:val="000000"/>
+              </w:rPr>
+              <w:t xml:space="preserve">309</w:t>
+            </w:r>
+          </w:p>
+        </w:tc>
+        <w:tc>
+          <w:tcPr>
+            <w:tcBorders>
+              <w:bottom w:val="none" w:sz="0" w:space="0" w:color="000000"/>
+              <w:top w:val="none" w:sz="0" w:space="0" w:color="000000"/>
+              <w:left w:val="none" w:sz="0" w:space="0" w:color="000000"/>
+              <w:right w:val="none" w:sz="0" w:space="0" w:color="000000"/>
+            </w:tcBorders>
+            <w:shd w:val="clear" w:color="auto" w:fill="FFFFFF"/>
+            <w:tcMar>
+              <w:top w:w="0" w:type="dxa"/>
+              <w:bottom w:w="0" w:type="dxa"/>
+              <w:left w:w="0" w:type="dxa"/>
+              <w:right w:w="0" w:type="dxa"/>
+            </w:tcMar>
+            <w:vAlign w:val="center"/>
+          </w:tcPr>
+          <w:p>
+            <w:pPr>
+              <w:pStyle w:val="Normal"/>
+              <w:jc w:val="right"/>
+              <w:pBdr>
+                <w:bottom w:val="none" w:sz="0" w:space="0" w:color="000000"/>
+                <w:top w:val="none" w:sz="0" w:space="0" w:color="000000"/>
+                <w:left w:val="none" w:sz="0" w:space="0" w:color="000000"/>
+                <w:right w:val="none" w:sz="0" w:space="0" w:color="000000"/>
+              </w:pBdr>
+              <w:spacing w:after="100" w:before="100" w:line="240"/>
+              <w:ind w:left="100" w:right="100" w:firstLine="0" w:firstLineChars="0"/>
+              <w:rPr>
+                <w:rFonts w:ascii="Times New Roman" w:hAnsi="Times New Roman" w:eastAsia="Times New Roman" w:cs="Times New Roman"/>
+                <w:i w:val="false"/>
+                <w:b w:val="false"/>
+                <w:u w:val="none"/>
+                <w:strike w:val="false"/>
+                <w:sz w:val="18"/>
+                <w:szCs w:val="18"/>
+                <w:color w:val="000000"/>
+              </w:rPr>
+            </w:pPr>
+            <w:r>
+              <w:rPr>
+                <w:rFonts w:ascii="Times New Roman" w:hAnsi="Times New Roman" w:eastAsia="Times New Roman" w:cs="Times New Roman"/>
+                <w:i w:val="false"/>
+                <w:b w:val="false"/>
+                <w:u w:val="none"/>
+                <w:strike w:val="false"/>
+                <w:sz w:val="18"/>
+                <w:szCs w:val="18"/>
+                <w:color w:val="000000"/>
+              </w:rPr>
+              <w:t xml:space="preserve">84</w:t>
+            </w:r>
+          </w:p>
+        </w:tc>
+        <w:tc>
+          <w:tcPr>
+            <w:tcBorders>
+              <w:bottom w:val="none" w:sz="0" w:space="0" w:color="000000"/>
+              <w:top w:val="none" w:sz="0" w:space="0" w:color="000000"/>
+              <w:left w:val="none" w:sz="0" w:space="0" w:color="000000"/>
+              <w:right w:val="none" w:sz="0" w:space="0" w:color="000000"/>
+            </w:tcBorders>
+            <w:shd w:val="clear" w:color="auto" w:fill="FFFFFF"/>
+            <w:tcMar>
+              <w:top w:w="0" w:type="dxa"/>
+              <w:bottom w:w="0" w:type="dxa"/>
+              <w:left w:w="0" w:type="dxa"/>
+              <w:right w:w="0" w:type="dxa"/>
+            </w:tcMar>
+            <w:vAlign w:val="center"/>
+          </w:tcPr>
+          <w:p>
+            <w:pPr>
+              <w:pStyle w:val="Normal"/>
+              <w:jc w:val="left"/>
+              <w:pBdr>
+                <w:bottom w:val="none" w:sz="0" w:space="0" w:color="000000"/>
+                <w:top w:val="none" w:sz="0" w:space="0" w:color="000000"/>
+                <w:left w:val="none" w:sz="0" w:space="0" w:color="000000"/>
+                <w:right w:val="none" w:sz="0" w:space="0" w:color="000000"/>
+              </w:pBdr>
+              <w:spacing w:after="100" w:before="100" w:line="240"/>
+              <w:ind w:left="100" w:right="100" w:firstLine="0" w:firstLineChars="0"/>
+              <w:rPr>
+                <w:rFonts w:ascii="Times New Roman" w:hAnsi="Times New Roman" w:eastAsia="Times New Roman" w:cs="Times New Roman"/>
+                <w:i w:val="false"/>
+                <w:b w:val="false"/>
+                <w:u w:val="none"/>
+                <w:strike w:val="false"/>
+                <w:sz w:val="18"/>
+                <w:szCs w:val="18"/>
+                <w:color w:val="000000"/>
+              </w:rPr>
+            </w:pPr>
+            <w:r>
+              <w:rPr>
+                <w:rFonts w:ascii="Times New Roman" w:hAnsi="Times New Roman" w:eastAsia="Times New Roman" w:cs="Times New Roman"/>
+                <w:i w:val="false"/>
+                <w:b w:val="false"/>
+                <w:u w:val="none"/>
+                <w:strike w:val="false"/>
+                <w:sz w:val="18"/>
+                <w:szCs w:val="18"/>
+                <w:color w:val="000000"/>
+              </w:rPr>
+              <w:t xml:space="preserve">0.96 (0.69–1.35)</w:t>
+            </w:r>
+          </w:p>
+        </w:tc>
+        <w:tc>
+          <w:tcPr>
+            <w:tcBorders>
+              <w:bottom w:val="none" w:sz="0" w:space="0" w:color="000000"/>
+              <w:top w:val="none" w:sz="0" w:space="0" w:color="000000"/>
+              <w:left w:val="none" w:sz="0" w:space="0" w:color="000000"/>
+              <w:right w:val="none" w:sz="0" w:space="0" w:color="000000"/>
+            </w:tcBorders>
+            <w:shd w:val="clear" w:color="auto" w:fill="FFFFFF"/>
+            <w:tcMar>
+              <w:top w:w="0" w:type="dxa"/>
+              <w:bottom w:w="0" w:type="dxa"/>
+              <w:left w:w="0" w:type="dxa"/>
+              <w:right w:w="0" w:type="dxa"/>
+            </w:tcMar>
+            <w:vAlign w:val="center"/>
+          </w:tcPr>
+          <w:p>
+            <w:pPr>
+              <w:pStyle w:val="Normal"/>
+              <w:jc w:val="left"/>
+              <w:pBdr>
+                <w:bottom w:val="none" w:sz="0" w:space="0" w:color="000000"/>
+                <w:top w:val="none" w:sz="0" w:space="0" w:color="000000"/>
+                <w:left w:val="none" w:sz="0" w:space="0" w:color="000000"/>
+                <w:right w:val="none" w:sz="0" w:space="0" w:color="000000"/>
+              </w:pBdr>
+              <w:spacing w:after="100" w:before="100" w:line="240"/>
+              <w:ind w:left="100" w:right="100" w:firstLine="0" w:firstLineChars="0"/>
+              <w:rPr>
+                <w:rFonts w:ascii="Times New Roman" w:hAnsi="Times New Roman" w:eastAsia="Times New Roman" w:cs="Times New Roman"/>
+                <w:i w:val="false"/>
+                <w:b w:val="false"/>
+                <w:u w:val="none"/>
+                <w:strike w:val="false"/>
+                <w:sz w:val="18"/>
+                <w:szCs w:val="18"/>
+                <w:color w:val="000000"/>
+              </w:rPr>
+            </w:pPr>
+            <w:r>
+              <w:rPr>
+                <w:rFonts w:ascii="Times New Roman" w:hAnsi="Times New Roman" w:eastAsia="Times New Roman" w:cs="Times New Roman"/>
+                <w:i w:val="false"/>
+                <w:b w:val="false"/>
+                <w:u w:val="none"/>
+                <w:strike w:val="false"/>
+                <w:sz w:val="18"/>
+                <w:szCs w:val="18"/>
+                <w:color w:val="000000"/>
+              </w:rPr>
+              <w:t xml:space="preserve">0.821</w:t>
+            </w:r>
+          </w:p>
+        </w:tc>
+        <w:tc>
+          <w:tcPr>
+            <w:tcBorders>
+              <w:bottom w:val="none" w:sz="0" w:space="0" w:color="000000"/>
+              <w:top w:val="none" w:sz="0" w:space="0" w:color="000000"/>
+              <w:left w:val="none" w:sz="0" w:space="0" w:color="000000"/>
+              <w:right w:val="none" w:sz="0" w:space="0" w:color="000000"/>
+            </w:tcBorders>
+            <w:shd w:val="clear" w:color="auto" w:fill="FFFFFF"/>
+            <w:tcMar>
+              <w:top w:w="0" w:type="dxa"/>
+              <w:bottom w:w="0" w:type="dxa"/>
+              <w:left w:w="0" w:type="dxa"/>
+              <w:right w:w="0" w:type="dxa"/>
+            </w:tcMar>
+            <w:vAlign w:val="center"/>
+          </w:tcPr>
+          <w:p>
+            <w:pPr>
+              <w:pStyle w:val="Normal"/>
+              <w:jc w:val="left"/>
+              <w:pBdr>
+                <w:bottom w:val="none" w:sz="0" w:space="0" w:color="000000"/>
+                <w:top w:val="none" w:sz="0" w:space="0" w:color="000000"/>
+                <w:left w:val="none" w:sz="0" w:space="0" w:color="000000"/>
+                <w:right w:val="none" w:sz="0" w:space="0" w:color="000000"/>
+              </w:pBdr>
+              <w:spacing w:after="100" w:before="100" w:line="240"/>
+              <w:ind w:left="100" w:right="100" w:firstLine="0" w:firstLineChars="0"/>
+              <w:rPr>
+                <w:rFonts w:ascii="Times New Roman" w:hAnsi="Times New Roman" w:eastAsia="Times New Roman" w:cs="Times New Roman"/>
+                <w:i w:val="false"/>
+                <w:b w:val="false"/>
+                <w:u w:val="none"/>
+                <w:strike w:val="false"/>
+                <w:sz w:val="18"/>
+                <w:szCs w:val="18"/>
+                <w:color w:val="000000"/>
+              </w:rPr>
+            </w:pPr>
+            <w:r>
+              <w:rPr>
+                <w:rFonts w:ascii="Times New Roman" w:hAnsi="Times New Roman" w:eastAsia="Times New Roman" w:cs="Times New Roman"/>
+                <w:i w:val="false"/>
+                <w:b w:val="false"/>
+                <w:u w:val="none"/>
+                <w:strike w:val="false"/>
+                <w:sz w:val="18"/>
+                <w:szCs w:val="18"/>
+                <w:color w:val="000000"/>
+              </w:rPr>
+              <w:t xml:space="preserve"/>
+            </w:r>
+          </w:p>
+        </w:tc>
+      </w:tr>
+      <w:tr>
+        <w:trPr>
+          <w:trHeight w:val="560" w:hRule="auto"/>
+        </w:trPr>
+        <w:tc>
+          <w:tcPr>
+            <w:tcBorders>
+              <w:bottom w:val="none" w:sz="0" w:space="0" w:color="000000"/>
+              <w:top w:val="none" w:sz="0" w:space="0" w:color="000000"/>
+              <w:left w:val="none" w:sz="0" w:space="0" w:color="000000"/>
+              <w:right w:val="none" w:sz="0" w:space="0" w:color="000000"/>
+            </w:tcBorders>
+            <w:shd w:val="clear" w:color="auto" w:fill="FFFFFF"/>
+            <w:tcMar>
+              <w:top w:w="0" w:type="dxa"/>
+              <w:bottom w:w="0" w:type="dxa"/>
+              <w:left w:w="0" w:type="dxa"/>
+              <w:right w:w="0" w:type="dxa"/>
+            </w:tcMar>
+            <w:vAlign w:val="center"/>
+          </w:tcPr>
+          <w:p>
+            <w:pPr>
+              <w:pStyle w:val="Normal"/>
+              <w:jc w:val="left"/>
+              <w:pBdr>
+                <w:bottom w:val="none" w:sz="0" w:space="0" w:color="000000"/>
+                <w:top w:val="none" w:sz="0" w:space="0" w:color="000000"/>
+                <w:left w:val="none" w:sz="0" w:space="0" w:color="000000"/>
+                <w:right w:val="none" w:sz="0" w:space="0" w:color="000000"/>
+              </w:pBdr>
+              <w:spacing w:after="100" w:before="100" w:line="240"/>
+              <w:ind w:left="100" w:right="100" w:firstLine="0" w:firstLineChars="0"/>
+              <w:rPr>
+                <w:rFonts w:ascii="Times New Roman" w:hAnsi="Times New Roman" w:eastAsia="Times New Roman" w:cs="Times New Roman"/>
+                <w:i w:val="false"/>
+                <w:b w:val="false"/>
+                <w:u w:val="none"/>
+                <w:strike w:val="false"/>
+                <w:sz w:val="18"/>
+                <w:szCs w:val="18"/>
+                <w:color w:val="000000"/>
+              </w:rPr>
+            </w:pPr>
+            <w:r>
+              <w:rPr>
+                <w:rFonts w:ascii="Times New Roman" w:hAnsi="Times New Roman" w:eastAsia="Times New Roman" w:cs="Times New Roman"/>
+                <w:i w:val="false"/>
+                <w:b w:val="false"/>
+                <w:u w:val="none"/>
+                <w:strike w:val="false"/>
+                <w:sz w:val="18"/>
+                <w:szCs w:val="18"/>
+                <w:color w:val="000000"/>
+              </w:rPr>
+              <w:t xml:space="preserve">Univariable</w:t>
+            </w:r>
+          </w:p>
+        </w:tc>
+        <w:tc>
+          <w:tcPr>
+            <w:tcBorders>
+              <w:bottom w:val="none" w:sz="0" w:space="0" w:color="000000"/>
+              <w:top w:val="none" w:sz="0" w:space="0" w:color="000000"/>
+              <w:left w:val="none" w:sz="0" w:space="0" w:color="000000"/>
+              <w:right w:val="none" w:sz="0" w:space="0" w:color="000000"/>
+            </w:tcBorders>
+            <w:shd w:val="clear" w:color="auto" w:fill="FFFFFF"/>
+            <w:tcMar>
+              <w:top w:w="0" w:type="dxa"/>
+              <w:bottom w:w="0" w:type="dxa"/>
+              <w:left w:w="0" w:type="dxa"/>
+              <w:right w:w="0" w:type="dxa"/>
+            </w:tcMar>
+            <w:vAlign w:val="center"/>
+          </w:tcPr>
+          <w:p>
+            <w:pPr>
+              <w:pStyle w:val="Normal"/>
+              <w:jc w:val="left"/>
+              <w:pBdr>
+                <w:bottom w:val="none" w:sz="0" w:space="0" w:color="000000"/>
+                <w:top w:val="none" w:sz="0" w:space="0" w:color="000000"/>
+                <w:left w:val="none" w:sz="0" w:space="0" w:color="000000"/>
+                <w:right w:val="none" w:sz="0" w:space="0" w:color="000000"/>
+              </w:pBdr>
+              <w:spacing w:after="100" w:before="100" w:line="240"/>
+              <w:ind w:left="100" w:right="100" w:firstLine="0" w:firstLineChars="0"/>
+              <w:rPr>
+                <w:rFonts w:ascii="Times New Roman" w:hAnsi="Times New Roman" w:eastAsia="Times New Roman" w:cs="Times New Roman"/>
+                <w:i w:val="false"/>
+                <w:b w:val="false"/>
+                <w:u w:val="none"/>
+                <w:strike w:val="false"/>
+                <w:sz w:val="18"/>
+                <w:szCs w:val="18"/>
+                <w:color w:val="000000"/>
+              </w:rPr>
+            </w:pPr>
+            <w:r>
+              <w:rPr>
+                <w:rFonts w:ascii="Times New Roman" w:hAnsi="Times New Roman" w:eastAsia="Times New Roman" w:cs="Times New Roman"/>
+                <w:i w:val="false"/>
+                <w:b w:val="false"/>
+                <w:u w:val="none"/>
+                <w:strike w:val="false"/>
+                <w:sz w:val="18"/>
+                <w:szCs w:val="18"/>
+                <w:color w:val="000000"/>
+              </w:rPr>
+              <w:t xml:space="preserve">Sex</w:t>
+            </w:r>
+          </w:p>
+        </w:tc>
+        <w:tc>
+          <w:tcPr>
+            <w:tcBorders>
+              <w:bottom w:val="none" w:sz="0" w:space="0" w:color="000000"/>
+              <w:top w:val="none" w:sz="0" w:space="0" w:color="000000"/>
+              <w:left w:val="none" w:sz="0" w:space="0" w:color="000000"/>
+              <w:right w:val="none" w:sz="0" w:space="0" w:color="000000"/>
+            </w:tcBorders>
+            <w:shd w:val="clear" w:color="auto" w:fill="FFFFFF"/>
+            <w:tcMar>
+              <w:top w:w="0" w:type="dxa"/>
+              <w:bottom w:w="0" w:type="dxa"/>
+              <w:left w:w="0" w:type="dxa"/>
+              <w:right w:w="0" w:type="dxa"/>
+            </w:tcMar>
+            <w:vAlign w:val="center"/>
+          </w:tcPr>
+          <w:p>
+            <w:pPr>
+              <w:pStyle w:val="Normal"/>
+              <w:jc w:val="left"/>
+              <w:pBdr>
+                <w:bottom w:val="none" w:sz="0" w:space="0" w:color="000000"/>
+                <w:top w:val="none" w:sz="0" w:space="0" w:color="000000"/>
+                <w:left w:val="none" w:sz="0" w:space="0" w:color="000000"/>
+                <w:right w:val="none" w:sz="0" w:space="0" w:color="000000"/>
+              </w:pBdr>
+              <w:spacing w:after="100" w:before="100" w:line="240"/>
+              <w:ind w:left="100" w:right="100" w:firstLine="0" w:firstLineChars="0"/>
+              <w:rPr>
+                <w:rFonts w:ascii="Times New Roman" w:hAnsi="Times New Roman" w:eastAsia="Times New Roman" w:cs="Times New Roman"/>
+                <w:i w:val="false"/>
+                <w:b w:val="false"/>
+                <w:u w:val="none"/>
+                <w:strike w:val="false"/>
+                <w:sz w:val="18"/>
+                <w:szCs w:val="18"/>
+                <w:color w:val="000000"/>
+              </w:rPr>
+            </w:pPr>
+            <w:r>
+              <w:rPr>
+                <w:rFonts w:ascii="Times New Roman" w:hAnsi="Times New Roman" w:eastAsia="Times New Roman" w:cs="Times New Roman"/>
+                <w:i w:val="false"/>
+                <w:b w:val="false"/>
+                <w:u w:val="none"/>
+                <w:strike w:val="false"/>
+                <w:sz w:val="18"/>
+                <w:szCs w:val="18"/>
+                <w:color w:val="000000"/>
+              </w:rPr>
+              <w:t xml:space="preserve">Male (ref)</w:t>
+            </w:r>
+          </w:p>
+        </w:tc>
+        <w:tc>
+          <w:tcPr>
+            <w:tcBorders>
+              <w:bottom w:val="none" w:sz="0" w:space="0" w:color="000000"/>
+              <w:top w:val="none" w:sz="0" w:space="0" w:color="000000"/>
+              <w:left w:val="none" w:sz="0" w:space="0" w:color="000000"/>
+              <w:right w:val="none" w:sz="0" w:space="0" w:color="000000"/>
+            </w:tcBorders>
+            <w:shd w:val="clear" w:color="auto" w:fill="FFFFFF"/>
+            <w:tcMar>
+              <w:top w:w="0" w:type="dxa"/>
+              <w:bottom w:w="0" w:type="dxa"/>
+              <w:left w:w="0" w:type="dxa"/>
+              <w:right w:w="0" w:type="dxa"/>
+            </w:tcMar>
+            <w:vAlign w:val="center"/>
+          </w:tcPr>
+          <w:p>
+            <w:pPr>
+              <w:pStyle w:val="Normal"/>
+              <w:jc w:val="right"/>
+              <w:pBdr>
+                <w:bottom w:val="none" w:sz="0" w:space="0" w:color="000000"/>
+                <w:top w:val="none" w:sz="0" w:space="0" w:color="000000"/>
+                <w:left w:val="none" w:sz="0" w:space="0" w:color="000000"/>
+                <w:right w:val="none" w:sz="0" w:space="0" w:color="000000"/>
+              </w:pBdr>
+              <w:spacing w:after="100" w:before="100" w:line="240"/>
+              <w:ind w:left="100" w:right="100" w:firstLine="0" w:firstLineChars="0"/>
+              <w:rPr>
+                <w:rFonts w:ascii="Times New Roman" w:hAnsi="Times New Roman" w:eastAsia="Times New Roman" w:cs="Times New Roman"/>
+                <w:i w:val="false"/>
+                <w:b w:val="false"/>
+                <w:u w:val="none"/>
+                <w:strike w:val="false"/>
+                <w:sz w:val="18"/>
+                <w:szCs w:val="18"/>
+                <w:color w:val="000000"/>
+              </w:rPr>
+            </w:pPr>
+            <w:r>
+              <w:rPr>
+                <w:rFonts w:ascii="Times New Roman" w:hAnsi="Times New Roman" w:eastAsia="Times New Roman" w:cs="Times New Roman"/>
+                <w:i w:val="false"/>
+                <w:b w:val="false"/>
+                <w:u w:val="none"/>
+                <w:strike w:val="false"/>
+                <w:sz w:val="18"/>
+                <w:szCs w:val="18"/>
+                <w:color w:val="000000"/>
+              </w:rPr>
+              <w:t xml:space="preserve">276</w:t>
+            </w:r>
+          </w:p>
+        </w:tc>
+        <w:tc>
+          <w:tcPr>
+            <w:tcBorders>
+              <w:bottom w:val="none" w:sz="0" w:space="0" w:color="000000"/>
+              <w:top w:val="none" w:sz="0" w:space="0" w:color="000000"/>
+              <w:left w:val="none" w:sz="0" w:space="0" w:color="000000"/>
+              <w:right w:val="none" w:sz="0" w:space="0" w:color="000000"/>
+            </w:tcBorders>
+            <w:shd w:val="clear" w:color="auto" w:fill="FFFFFF"/>
+            <w:tcMar>
+              <w:top w:w="0" w:type="dxa"/>
+              <w:bottom w:w="0" w:type="dxa"/>
+              <w:left w:w="0" w:type="dxa"/>
+              <w:right w:w="0" w:type="dxa"/>
+            </w:tcMar>
+            <w:vAlign w:val="center"/>
+          </w:tcPr>
+          <w:p>
+            <w:pPr>
+              <w:pStyle w:val="Normal"/>
+              <w:jc w:val="right"/>
+              <w:pBdr>
+                <w:bottom w:val="none" w:sz="0" w:space="0" w:color="000000"/>
+                <w:top w:val="none" w:sz="0" w:space="0" w:color="000000"/>
+                <w:left w:val="none" w:sz="0" w:space="0" w:color="000000"/>
+                <w:right w:val="none" w:sz="0" w:space="0" w:color="000000"/>
+              </w:pBdr>
+              <w:spacing w:after="100" w:before="100" w:line="240"/>
+              <w:ind w:left="100" w:right="100" w:firstLine="0" w:firstLineChars="0"/>
+              <w:rPr>
+                <w:rFonts w:ascii="Times New Roman" w:hAnsi="Times New Roman" w:eastAsia="Times New Roman" w:cs="Times New Roman"/>
+                <w:i w:val="false"/>
+                <w:b w:val="false"/>
+                <w:u w:val="none"/>
+                <w:strike w:val="false"/>
+                <w:sz w:val="18"/>
+                <w:szCs w:val="18"/>
+                <w:color w:val="000000"/>
+              </w:rPr>
+            </w:pPr>
+            <w:r>
+              <w:rPr>
+                <w:rFonts w:ascii="Times New Roman" w:hAnsi="Times New Roman" w:eastAsia="Times New Roman" w:cs="Times New Roman"/>
+                <w:i w:val="false"/>
+                <w:b w:val="false"/>
+                <w:u w:val="none"/>
+                <w:strike w:val="false"/>
+                <w:sz w:val="18"/>
+                <w:szCs w:val="18"/>
+                <w:color w:val="000000"/>
+              </w:rPr>
+              <w:t xml:space="preserve">87</w:t>
+            </w:r>
+          </w:p>
+        </w:tc>
+        <w:tc>
+          <w:tcPr>
+            <w:tcBorders>
+              <w:bottom w:val="none" w:sz="0" w:space="0" w:color="000000"/>
+              <w:top w:val="none" w:sz="0" w:space="0" w:color="000000"/>
+              <w:left w:val="none" w:sz="0" w:space="0" w:color="000000"/>
+              <w:right w:val="none" w:sz="0" w:space="0" w:color="000000"/>
+            </w:tcBorders>
+            <w:shd w:val="clear" w:color="auto" w:fill="FFFFFF"/>
+            <w:tcMar>
+              <w:top w:w="0" w:type="dxa"/>
+              <w:bottom w:w="0" w:type="dxa"/>
+              <w:left w:w="0" w:type="dxa"/>
+              <w:right w:w="0" w:type="dxa"/>
+            </w:tcMar>
+            <w:vAlign w:val="center"/>
+          </w:tcPr>
+          <w:p>
+            <w:pPr>
+              <w:pStyle w:val="Normal"/>
+              <w:jc w:val="left"/>
+              <w:pBdr>
+                <w:bottom w:val="none" w:sz="0" w:space="0" w:color="000000"/>
+                <w:top w:val="none" w:sz="0" w:space="0" w:color="000000"/>
+                <w:left w:val="none" w:sz="0" w:space="0" w:color="000000"/>
+                <w:right w:val="none" w:sz="0" w:space="0" w:color="000000"/>
+              </w:pBdr>
+              <w:spacing w:after="100" w:before="100" w:line="240"/>
+              <w:ind w:left="100" w:right="100" w:firstLine="0" w:firstLineChars="0"/>
+              <w:rPr>
+                <w:rFonts w:ascii="Times New Roman" w:hAnsi="Times New Roman" w:eastAsia="Times New Roman" w:cs="Times New Roman"/>
+                <w:i w:val="false"/>
+                <w:b w:val="false"/>
+                <w:u w:val="none"/>
+                <w:strike w:val="false"/>
+                <w:sz w:val="18"/>
+                <w:szCs w:val="18"/>
+                <w:color w:val="000000"/>
+              </w:rPr>
+            </w:pPr>
+            <w:r>
+              <w:rPr>
+                <w:rFonts w:ascii="Times New Roman" w:hAnsi="Times New Roman" w:eastAsia="Times New Roman" w:cs="Times New Roman"/>
+                <w:i w:val="false"/>
+                <w:b w:val="false"/>
+                <w:u w:val="none"/>
+                <w:strike w:val="false"/>
+                <w:sz w:val="18"/>
+                <w:szCs w:val="18"/>
+                <w:color w:val="000000"/>
+              </w:rPr>
+              <w:t xml:space="preserve">Reference</w:t>
+            </w:r>
+          </w:p>
+        </w:tc>
+        <w:tc>
+          <w:tcPr>
+            <w:tcBorders>
+              <w:bottom w:val="none" w:sz="0" w:space="0" w:color="000000"/>
+              <w:top w:val="none" w:sz="0" w:space="0" w:color="000000"/>
+              <w:left w:val="none" w:sz="0" w:space="0" w:color="000000"/>
+              <w:right w:val="none" w:sz="0" w:space="0" w:color="000000"/>
+            </w:tcBorders>
+            <w:shd w:val="clear" w:color="auto" w:fill="FFFFFF"/>
+            <w:tcMar>
+              <w:top w:w="0" w:type="dxa"/>
+              <w:bottom w:w="0" w:type="dxa"/>
+              <w:left w:w="0" w:type="dxa"/>
+              <w:right w:w="0" w:type="dxa"/>
+            </w:tcMar>
+            <w:vAlign w:val="center"/>
+          </w:tcPr>
+          <w:p>
+            <w:pPr>
+              <w:pStyle w:val="Normal"/>
+              <w:jc w:val="left"/>
+              <w:pBdr>
+                <w:bottom w:val="none" w:sz="0" w:space="0" w:color="000000"/>
+                <w:top w:val="none" w:sz="0" w:space="0" w:color="000000"/>
+                <w:left w:val="none" w:sz="0" w:space="0" w:color="000000"/>
+                <w:right w:val="none" w:sz="0" w:space="0" w:color="000000"/>
+              </w:pBdr>
+              <w:spacing w:after="100" w:before="100" w:line="240"/>
+              <w:ind w:left="100" w:right="100" w:firstLine="0" w:firstLineChars="0"/>
+              <w:rPr>
+                <w:rFonts w:ascii="Times New Roman" w:hAnsi="Times New Roman" w:eastAsia="Times New Roman" w:cs="Times New Roman"/>
+                <w:i w:val="false"/>
+                <w:b w:val="false"/>
+                <w:u w:val="none"/>
+                <w:strike w:val="false"/>
+                <w:sz w:val="18"/>
+                <w:szCs w:val="18"/>
+                <w:color w:val="000000"/>
+              </w:rPr>
+            </w:pPr>
+            <w:r>
+              <w:rPr>
+                <w:rFonts w:ascii="Times New Roman" w:hAnsi="Times New Roman" w:eastAsia="Times New Roman" w:cs="Times New Roman"/>
+                <w:i w:val="false"/>
+                <w:b w:val="false"/>
+                <w:u w:val="none"/>
+                <w:strike w:val="false"/>
+                <w:sz w:val="18"/>
+                <w:szCs w:val="18"/>
+                <w:color w:val="000000"/>
+              </w:rPr>
+              <w:t xml:space="preserve"/>
+            </w:r>
+          </w:p>
+        </w:tc>
+        <w:tc>
+          <w:tcPr>
+            <w:tcBorders>
+              <w:bottom w:val="none" w:sz="0" w:space="0" w:color="000000"/>
+              <w:top w:val="none" w:sz="0" w:space="0" w:color="000000"/>
+              <w:left w:val="none" w:sz="0" w:space="0" w:color="000000"/>
+              <w:right w:val="none" w:sz="0" w:space="0" w:color="000000"/>
+            </w:tcBorders>
+            <w:shd w:val="clear" w:color="auto" w:fill="FFFFFF"/>
+            <w:tcMar>
+              <w:top w:w="0" w:type="dxa"/>
+              <w:bottom w:w="0" w:type="dxa"/>
+              <w:left w:w="0" w:type="dxa"/>
+              <w:right w:w="0" w:type="dxa"/>
+            </w:tcMar>
+            <w:vAlign w:val="center"/>
+          </w:tcPr>
+          <w:p>
+            <w:pPr>
+              <w:pStyle w:val="Normal"/>
+              <w:jc w:val="left"/>
+              <w:pBdr>
+                <w:bottom w:val="none" w:sz="0" w:space="0" w:color="000000"/>
+                <w:top w:val="none" w:sz="0" w:space="0" w:color="000000"/>
+                <w:left w:val="none" w:sz="0" w:space="0" w:color="000000"/>
+                <w:right w:val="none" w:sz="0" w:space="0" w:color="000000"/>
+              </w:pBdr>
+              <w:spacing w:after="100" w:before="100" w:line="240"/>
+              <w:ind w:left="100" w:right="100" w:firstLine="0" w:firstLineChars="0"/>
+              <w:rPr>
+                <w:rFonts w:ascii="Times New Roman" w:hAnsi="Times New Roman" w:eastAsia="Times New Roman" w:cs="Times New Roman"/>
+                <w:i w:val="false"/>
+                <w:b w:val="false"/>
+                <w:u w:val="none"/>
+                <w:strike w:val="false"/>
+                <w:sz w:val="18"/>
+                <w:szCs w:val="18"/>
+                <w:color w:val="000000"/>
+              </w:rPr>
+            </w:pPr>
+            <w:r>
+              <w:rPr>
+                <w:rFonts w:ascii="Times New Roman" w:hAnsi="Times New Roman" w:eastAsia="Times New Roman" w:cs="Times New Roman"/>
+                <w:i w:val="false"/>
+                <w:b w:val="false"/>
+                <w:u w:val="none"/>
+                <w:strike w:val="false"/>
+                <w:sz w:val="18"/>
+                <w:szCs w:val="18"/>
+                <w:color w:val="000000"/>
+              </w:rPr>
+              <w:t xml:space="preserve"/>
+            </w:r>
+          </w:p>
+        </w:tc>
+      </w:tr>
+      <w:tr>
+        <w:trPr>
+          <w:trHeight w:val="560" w:hRule="auto"/>
+        </w:trPr>
+        <w:tc>
+          <w:tcPr>
+            <w:tcBorders>
+              <w:bottom w:val="none" w:sz="0" w:space="0" w:color="000000"/>
+              <w:top w:val="none" w:sz="0" w:space="0" w:color="000000"/>
+              <w:left w:val="none" w:sz="0" w:space="0" w:color="000000"/>
+              <w:right w:val="none" w:sz="0" w:space="0" w:color="000000"/>
+            </w:tcBorders>
+            <w:shd w:val="clear" w:color="auto" w:fill="FFFFFF"/>
+            <w:tcMar>
+              <w:top w:w="0" w:type="dxa"/>
+              <w:bottom w:w="0" w:type="dxa"/>
+              <w:left w:w="0" w:type="dxa"/>
+              <w:right w:w="0" w:type="dxa"/>
+            </w:tcMar>
+            <w:vAlign w:val="center"/>
+          </w:tcPr>
+          <w:p>
+            <w:pPr>
+              <w:pStyle w:val="Normal"/>
+              <w:jc w:val="left"/>
+              <w:pBdr>
+                <w:bottom w:val="none" w:sz="0" w:space="0" w:color="000000"/>
+                <w:top w:val="none" w:sz="0" w:space="0" w:color="000000"/>
+                <w:left w:val="none" w:sz="0" w:space="0" w:color="000000"/>
+                <w:right w:val="none" w:sz="0" w:space="0" w:color="000000"/>
+              </w:pBdr>
+              <w:spacing w:after="100" w:before="100" w:line="240"/>
+              <w:ind w:left="100" w:right="100" w:firstLine="0" w:firstLineChars="0"/>
+              <w:rPr>
+                <w:rFonts w:ascii="Times New Roman" w:hAnsi="Times New Roman" w:eastAsia="Times New Roman" w:cs="Times New Roman"/>
+                <w:i w:val="false"/>
+                <w:b w:val="false"/>
+                <w:u w:val="none"/>
+                <w:strike w:val="false"/>
+                <w:sz w:val="18"/>
+                <w:szCs w:val="18"/>
+                <w:color w:val="000000"/>
+              </w:rPr>
+            </w:pPr>
+            <w:r>
+              <w:rPr>
+                <w:rFonts w:ascii="Times New Roman" w:hAnsi="Times New Roman" w:eastAsia="Times New Roman" w:cs="Times New Roman"/>
+                <w:i w:val="false"/>
+                <w:b w:val="false"/>
+                <w:u w:val="none"/>
+                <w:strike w:val="false"/>
+                <w:sz w:val="18"/>
+                <w:szCs w:val="18"/>
+                <w:color w:val="000000"/>
+              </w:rPr>
+              <w:t xml:space="preserve">Univariable</w:t>
+            </w:r>
+          </w:p>
+        </w:tc>
+        <w:tc>
+          <w:tcPr>
+            <w:tcBorders>
+              <w:bottom w:val="none" w:sz="0" w:space="0" w:color="000000"/>
+              <w:top w:val="none" w:sz="0" w:space="0" w:color="000000"/>
+              <w:left w:val="none" w:sz="0" w:space="0" w:color="000000"/>
+              <w:right w:val="none" w:sz="0" w:space="0" w:color="000000"/>
+            </w:tcBorders>
+            <w:shd w:val="clear" w:color="auto" w:fill="FFFFFF"/>
+            <w:tcMar>
+              <w:top w:w="0" w:type="dxa"/>
+              <w:bottom w:w="0" w:type="dxa"/>
+              <w:left w:w="0" w:type="dxa"/>
+              <w:right w:w="0" w:type="dxa"/>
+            </w:tcMar>
+            <w:vAlign w:val="center"/>
+          </w:tcPr>
+          <w:p>
+            <w:pPr>
+              <w:pStyle w:val="Normal"/>
+              <w:jc w:val="left"/>
+              <w:pBdr>
+                <w:bottom w:val="none" w:sz="0" w:space="0" w:color="000000"/>
+                <w:top w:val="none" w:sz="0" w:space="0" w:color="000000"/>
+                <w:left w:val="none" w:sz="0" w:space="0" w:color="000000"/>
+                <w:right w:val="none" w:sz="0" w:space="0" w:color="000000"/>
+              </w:pBdr>
+              <w:spacing w:after="100" w:before="100" w:line="240"/>
+              <w:ind w:left="100" w:right="100" w:firstLine="0" w:firstLineChars="0"/>
+              <w:rPr>
+                <w:rFonts w:ascii="Times New Roman" w:hAnsi="Times New Roman" w:eastAsia="Times New Roman" w:cs="Times New Roman"/>
+                <w:i w:val="false"/>
+                <w:b w:val="false"/>
+                <w:u w:val="none"/>
+                <w:strike w:val="false"/>
+                <w:sz w:val="18"/>
+                <w:szCs w:val="18"/>
+                <w:color w:val="000000"/>
+              </w:rPr>
+            </w:pPr>
+            <w:r>
+              <w:rPr>
+                <w:rFonts w:ascii="Times New Roman" w:hAnsi="Times New Roman" w:eastAsia="Times New Roman" w:cs="Times New Roman"/>
+                <w:i w:val="false"/>
+                <w:b w:val="false"/>
+                <w:u w:val="none"/>
+                <w:strike w:val="false"/>
+                <w:sz w:val="18"/>
+                <w:szCs w:val="18"/>
+                <w:color w:val="000000"/>
+              </w:rPr>
+              <w:t xml:space="preserve"/>
+            </w:r>
+          </w:p>
+        </w:tc>
+        <w:tc>
+          <w:tcPr>
+            <w:tcBorders>
+              <w:bottom w:val="none" w:sz="0" w:space="0" w:color="000000"/>
+              <w:top w:val="none" w:sz="0" w:space="0" w:color="000000"/>
+              <w:left w:val="none" w:sz="0" w:space="0" w:color="000000"/>
+              <w:right w:val="none" w:sz="0" w:space="0" w:color="000000"/>
+            </w:tcBorders>
+            <w:shd w:val="clear" w:color="auto" w:fill="FFFFFF"/>
+            <w:tcMar>
+              <w:top w:w="0" w:type="dxa"/>
+              <w:bottom w:w="0" w:type="dxa"/>
+              <w:left w:w="0" w:type="dxa"/>
+              <w:right w:w="0" w:type="dxa"/>
+            </w:tcMar>
+            <w:vAlign w:val="center"/>
+          </w:tcPr>
+          <w:p>
+            <w:pPr>
+              <w:pStyle w:val="Normal"/>
+              <w:jc w:val="left"/>
+              <w:pBdr>
+                <w:bottom w:val="none" w:sz="0" w:space="0" w:color="000000"/>
+                <w:top w:val="none" w:sz="0" w:space="0" w:color="000000"/>
+                <w:left w:val="none" w:sz="0" w:space="0" w:color="000000"/>
+                <w:right w:val="none" w:sz="0" w:space="0" w:color="000000"/>
+              </w:pBdr>
+              <w:spacing w:after="100" w:before="100" w:line="240"/>
+              <w:ind w:left="100" w:right="100" w:firstLine="0" w:firstLineChars="0"/>
+              <w:rPr>
+                <w:rFonts w:ascii="Times New Roman" w:hAnsi="Times New Roman" w:eastAsia="Times New Roman" w:cs="Times New Roman"/>
+                <w:i w:val="false"/>
+                <w:b w:val="false"/>
+                <w:u w:val="none"/>
+                <w:strike w:val="false"/>
+                <w:sz w:val="18"/>
+                <w:szCs w:val="18"/>
+                <w:color w:val="000000"/>
+              </w:rPr>
+            </w:pPr>
+            <w:r>
+              <w:rPr>
+                <w:rFonts w:ascii="Times New Roman" w:hAnsi="Times New Roman" w:eastAsia="Times New Roman" w:cs="Times New Roman"/>
+                <w:i w:val="false"/>
+                <w:b w:val="false"/>
+                <w:u w:val="none"/>
+                <w:strike w:val="false"/>
+                <w:sz w:val="18"/>
+                <w:szCs w:val="18"/>
+                <w:color w:val="000000"/>
+              </w:rPr>
+              <w:t xml:space="preserve">Female</w:t>
+            </w:r>
+          </w:p>
+        </w:tc>
+        <w:tc>
+          <w:tcPr>
+            <w:tcBorders>
+              <w:bottom w:val="none" w:sz="0" w:space="0" w:color="000000"/>
+              <w:top w:val="none" w:sz="0" w:space="0" w:color="000000"/>
+              <w:left w:val="none" w:sz="0" w:space="0" w:color="000000"/>
+              <w:right w:val="none" w:sz="0" w:space="0" w:color="000000"/>
+            </w:tcBorders>
+            <w:shd w:val="clear" w:color="auto" w:fill="FFFFFF"/>
+            <w:tcMar>
+              <w:top w:w="0" w:type="dxa"/>
+              <w:bottom w:w="0" w:type="dxa"/>
+              <w:left w:w="0" w:type="dxa"/>
+              <w:right w:w="0" w:type="dxa"/>
+            </w:tcMar>
+            <w:vAlign w:val="center"/>
+          </w:tcPr>
+          <w:p>
+            <w:pPr>
+              <w:pStyle w:val="Normal"/>
+              <w:jc w:val="right"/>
+              <w:pBdr>
+                <w:bottom w:val="none" w:sz="0" w:space="0" w:color="000000"/>
+                <w:top w:val="none" w:sz="0" w:space="0" w:color="000000"/>
+                <w:left w:val="none" w:sz="0" w:space="0" w:color="000000"/>
+                <w:right w:val="none" w:sz="0" w:space="0" w:color="000000"/>
+              </w:pBdr>
+              <w:spacing w:after="100" w:before="100" w:line="240"/>
+              <w:ind w:left="100" w:right="100" w:firstLine="0" w:firstLineChars="0"/>
+              <w:rPr>
+                <w:rFonts w:ascii="Times New Roman" w:hAnsi="Times New Roman" w:eastAsia="Times New Roman" w:cs="Times New Roman"/>
+                <w:i w:val="false"/>
+                <w:b w:val="false"/>
+                <w:u w:val="none"/>
+                <w:strike w:val="false"/>
+                <w:sz w:val="18"/>
+                <w:szCs w:val="18"/>
+                <w:color w:val="000000"/>
+              </w:rPr>
+            </w:pPr>
+            <w:r>
+              <w:rPr>
+                <w:rFonts w:ascii="Times New Roman" w:hAnsi="Times New Roman" w:eastAsia="Times New Roman" w:cs="Times New Roman"/>
+                <w:i w:val="false"/>
+                <w:b w:val="false"/>
+                <w:u w:val="none"/>
+                <w:strike w:val="false"/>
+                <w:sz w:val="18"/>
+                <w:szCs w:val="18"/>
+                <w:color w:val="000000"/>
+              </w:rPr>
+              <w:t xml:space="preserve">221</w:t>
+            </w:r>
+          </w:p>
+        </w:tc>
+        <w:tc>
+          <w:tcPr>
+            <w:tcBorders>
+              <w:bottom w:val="none" w:sz="0" w:space="0" w:color="000000"/>
+              <w:top w:val="none" w:sz="0" w:space="0" w:color="000000"/>
+              <w:left w:val="none" w:sz="0" w:space="0" w:color="000000"/>
+              <w:right w:val="none" w:sz="0" w:space="0" w:color="000000"/>
+            </w:tcBorders>
+            <w:shd w:val="clear" w:color="auto" w:fill="FFFFFF"/>
+            <w:tcMar>
+              <w:top w:w="0" w:type="dxa"/>
+              <w:bottom w:w="0" w:type="dxa"/>
+              <w:left w:w="0" w:type="dxa"/>
+              <w:right w:w="0" w:type="dxa"/>
+            </w:tcMar>
+            <w:vAlign w:val="center"/>
+          </w:tcPr>
+          <w:p>
+            <w:pPr>
+              <w:pStyle w:val="Normal"/>
+              <w:jc w:val="right"/>
+              <w:pBdr>
+                <w:bottom w:val="none" w:sz="0" w:space="0" w:color="000000"/>
+                <w:top w:val="none" w:sz="0" w:space="0" w:color="000000"/>
+                <w:left w:val="none" w:sz="0" w:space="0" w:color="000000"/>
+                <w:right w:val="none" w:sz="0" w:space="0" w:color="000000"/>
+              </w:pBdr>
+              <w:spacing w:after="100" w:before="100" w:line="240"/>
+              <w:ind w:left="100" w:right="100" w:firstLine="0" w:firstLineChars="0"/>
+              <w:rPr>
+                <w:rFonts w:ascii="Times New Roman" w:hAnsi="Times New Roman" w:eastAsia="Times New Roman" w:cs="Times New Roman"/>
+                <w:i w:val="false"/>
+                <w:b w:val="false"/>
+                <w:u w:val="none"/>
+                <w:strike w:val="false"/>
+                <w:sz w:val="18"/>
+                <w:szCs w:val="18"/>
+                <w:color w:val="000000"/>
+              </w:rPr>
+            </w:pPr>
+            <w:r>
+              <w:rPr>
+                <w:rFonts w:ascii="Times New Roman" w:hAnsi="Times New Roman" w:eastAsia="Times New Roman" w:cs="Times New Roman"/>
+                <w:i w:val="false"/>
+                <w:b w:val="false"/>
+                <w:u w:val="none"/>
+                <w:strike w:val="false"/>
+                <w:sz w:val="18"/>
+                <w:szCs w:val="18"/>
+                <w:color w:val="000000"/>
+              </w:rPr>
+              <w:t xml:space="preserve">53</w:t>
+            </w:r>
+          </w:p>
+        </w:tc>
+        <w:tc>
+          <w:tcPr>
+            <w:tcBorders>
+              <w:bottom w:val="none" w:sz="0" w:space="0" w:color="000000"/>
+              <w:top w:val="none" w:sz="0" w:space="0" w:color="000000"/>
+              <w:left w:val="none" w:sz="0" w:space="0" w:color="000000"/>
+              <w:right w:val="none" w:sz="0" w:space="0" w:color="000000"/>
+            </w:tcBorders>
+            <w:shd w:val="clear" w:color="auto" w:fill="FFFFFF"/>
+            <w:tcMar>
+              <w:top w:w="0" w:type="dxa"/>
+              <w:bottom w:w="0" w:type="dxa"/>
+              <w:left w:w="0" w:type="dxa"/>
+              <w:right w:w="0" w:type="dxa"/>
+            </w:tcMar>
+            <w:vAlign w:val="center"/>
+          </w:tcPr>
+          <w:p>
+            <w:pPr>
+              <w:pStyle w:val="Normal"/>
+              <w:jc w:val="left"/>
+              <w:pBdr>
+                <w:bottom w:val="none" w:sz="0" w:space="0" w:color="000000"/>
+                <w:top w:val="none" w:sz="0" w:space="0" w:color="000000"/>
+                <w:left w:val="none" w:sz="0" w:space="0" w:color="000000"/>
+                <w:right w:val="none" w:sz="0" w:space="0" w:color="000000"/>
+              </w:pBdr>
+              <w:spacing w:after="100" w:before="100" w:line="240"/>
+              <w:ind w:left="100" w:right="100" w:firstLine="0" w:firstLineChars="0"/>
+              <w:rPr>
+                <w:rFonts w:ascii="Times New Roman" w:hAnsi="Times New Roman" w:eastAsia="Times New Roman" w:cs="Times New Roman"/>
+                <w:i w:val="false"/>
+                <w:b w:val="false"/>
+                <w:u w:val="none"/>
+                <w:strike w:val="false"/>
+                <w:sz w:val="18"/>
+                <w:szCs w:val="18"/>
+                <w:color w:val="000000"/>
+              </w:rPr>
+            </w:pPr>
+            <w:r>
+              <w:rPr>
+                <w:rFonts w:ascii="Times New Roman" w:hAnsi="Times New Roman" w:eastAsia="Times New Roman" w:cs="Times New Roman"/>
+                <w:i w:val="false"/>
+                <w:b w:val="false"/>
+                <w:u w:val="none"/>
+                <w:strike w:val="false"/>
+                <w:sz w:val="18"/>
+                <w:szCs w:val="18"/>
+                <w:color w:val="000000"/>
+              </w:rPr>
+              <w:t xml:space="preserve">0.74 (0.52–1.03)</w:t>
+            </w:r>
+          </w:p>
+        </w:tc>
+        <w:tc>
+          <w:tcPr>
+            <w:tcBorders>
+              <w:bottom w:val="none" w:sz="0" w:space="0" w:color="000000"/>
+              <w:top w:val="none" w:sz="0" w:space="0" w:color="000000"/>
+              <w:left w:val="none" w:sz="0" w:space="0" w:color="000000"/>
+              <w:right w:val="none" w:sz="0" w:space="0" w:color="000000"/>
+            </w:tcBorders>
+            <w:shd w:val="clear" w:color="auto" w:fill="FFFFFF"/>
+            <w:tcMar>
+              <w:top w:w="0" w:type="dxa"/>
+              <w:bottom w:w="0" w:type="dxa"/>
+              <w:left w:w="0" w:type="dxa"/>
+              <w:right w:w="0" w:type="dxa"/>
+            </w:tcMar>
+            <w:vAlign w:val="center"/>
+          </w:tcPr>
+          <w:p>
+            <w:pPr>
+              <w:pStyle w:val="Normal"/>
+              <w:jc w:val="left"/>
+              <w:pBdr>
+                <w:bottom w:val="none" w:sz="0" w:space="0" w:color="000000"/>
+                <w:top w:val="none" w:sz="0" w:space="0" w:color="000000"/>
+                <w:left w:val="none" w:sz="0" w:space="0" w:color="000000"/>
+                <w:right w:val="none" w:sz="0" w:space="0" w:color="000000"/>
+              </w:pBdr>
+              <w:spacing w:after="100" w:before="100" w:line="240"/>
+              <w:ind w:left="100" w:right="100" w:firstLine="0" w:firstLineChars="0"/>
+              <w:rPr>
+                <w:rFonts w:ascii="Times New Roman" w:hAnsi="Times New Roman" w:eastAsia="Times New Roman" w:cs="Times New Roman"/>
+                <w:i w:val="false"/>
+                <w:b w:val="false"/>
+                <w:u w:val="none"/>
+                <w:strike w:val="false"/>
+                <w:sz w:val="18"/>
+                <w:szCs w:val="18"/>
+                <w:color w:val="000000"/>
+              </w:rPr>
+            </w:pPr>
+            <w:r>
+              <w:rPr>
+                <w:rFonts w:ascii="Times New Roman" w:hAnsi="Times New Roman" w:eastAsia="Times New Roman" w:cs="Times New Roman"/>
+                <w:i w:val="false"/>
+                <w:b w:val="false"/>
+                <w:u w:val="none"/>
+                <w:strike w:val="false"/>
+                <w:sz w:val="18"/>
+                <w:szCs w:val="18"/>
+                <w:color w:val="000000"/>
+              </w:rPr>
+              <w:t xml:space="preserve">0.077</w:t>
+            </w:r>
+          </w:p>
+        </w:tc>
+        <w:tc>
+          <w:tcPr>
+            <w:tcBorders>
+              <w:bottom w:val="none" w:sz="0" w:space="0" w:color="000000"/>
+              <w:top w:val="none" w:sz="0" w:space="0" w:color="000000"/>
+              <w:left w:val="none" w:sz="0" w:space="0" w:color="000000"/>
+              <w:right w:val="none" w:sz="0" w:space="0" w:color="000000"/>
+            </w:tcBorders>
+            <w:shd w:val="clear" w:color="auto" w:fill="FFFFFF"/>
+            <w:tcMar>
+              <w:top w:w="0" w:type="dxa"/>
+              <w:bottom w:w="0" w:type="dxa"/>
+              <w:left w:w="0" w:type="dxa"/>
+              <w:right w:w="0" w:type="dxa"/>
+            </w:tcMar>
+            <w:vAlign w:val="center"/>
+          </w:tcPr>
+          <w:p>
+            <w:pPr>
+              <w:pStyle w:val="Normal"/>
+              <w:jc w:val="left"/>
+              <w:pBdr>
+                <w:bottom w:val="none" w:sz="0" w:space="0" w:color="000000"/>
+                <w:top w:val="none" w:sz="0" w:space="0" w:color="000000"/>
+                <w:left w:val="none" w:sz="0" w:space="0" w:color="000000"/>
+                <w:right w:val="none" w:sz="0" w:space="0" w:color="000000"/>
+              </w:pBdr>
+              <w:spacing w:after="100" w:before="100" w:line="240"/>
+              <w:ind w:left="100" w:right="100" w:firstLine="0" w:firstLineChars="0"/>
+              <w:rPr>
+                <w:rFonts w:ascii="Times New Roman" w:hAnsi="Times New Roman" w:eastAsia="Times New Roman" w:cs="Times New Roman"/>
+                <w:i w:val="false"/>
+                <w:b w:val="false"/>
+                <w:u w:val="none"/>
+                <w:strike w:val="false"/>
+                <w:sz w:val="18"/>
+                <w:szCs w:val="18"/>
+                <w:color w:val="000000"/>
+              </w:rPr>
+            </w:pPr>
+            <w:r>
+              <w:rPr>
+                <w:rFonts w:ascii="Times New Roman" w:hAnsi="Times New Roman" w:eastAsia="Times New Roman" w:cs="Times New Roman"/>
+                <w:i w:val="false"/>
+                <w:b w:val="false"/>
+                <w:u w:val="none"/>
+                <w:strike w:val="false"/>
+                <w:sz w:val="18"/>
+                <w:szCs w:val="18"/>
+                <w:color w:val="000000"/>
+              </w:rPr>
+              <w:t xml:space="preserve"/>
+            </w:r>
+          </w:p>
+        </w:tc>
+      </w:tr>
+      <w:tr>
+        <w:trPr>
+          <w:trHeight w:val="560" w:hRule="auto"/>
+        </w:trPr>
+        <w:tc>
+          <w:tcPr>
+            <w:tcBorders>
+              <w:bottom w:val="none" w:sz="0" w:space="0" w:color="000000"/>
+              <w:top w:val="none" w:sz="0" w:space="0" w:color="000000"/>
+              <w:left w:val="none" w:sz="0" w:space="0" w:color="000000"/>
+              <w:right w:val="none" w:sz="0" w:space="0" w:color="000000"/>
+            </w:tcBorders>
+            <w:shd w:val="clear" w:color="auto" w:fill="FFFFFF"/>
+            <w:tcMar>
+              <w:top w:w="0" w:type="dxa"/>
+              <w:bottom w:w="0" w:type="dxa"/>
+              <w:left w:w="0" w:type="dxa"/>
+              <w:right w:w="0" w:type="dxa"/>
+            </w:tcMar>
+            <w:vAlign w:val="center"/>
+          </w:tcPr>
+          <w:p>
+            <w:pPr>
+              <w:pStyle w:val="Normal"/>
+              <w:jc w:val="left"/>
+              <w:pBdr>
+                <w:bottom w:val="none" w:sz="0" w:space="0" w:color="000000"/>
+                <w:top w:val="none" w:sz="0" w:space="0" w:color="000000"/>
+                <w:left w:val="none" w:sz="0" w:space="0" w:color="000000"/>
+                <w:right w:val="none" w:sz="0" w:space="0" w:color="000000"/>
+              </w:pBdr>
+              <w:spacing w:after="100" w:before="100" w:line="240"/>
+              <w:ind w:left="100" w:right="100" w:firstLine="0" w:firstLineChars="0"/>
+              <w:rPr>
+                <w:rFonts w:ascii="Times New Roman" w:hAnsi="Times New Roman" w:eastAsia="Times New Roman" w:cs="Times New Roman"/>
+                <w:i w:val="false"/>
+                <w:b w:val="false"/>
+                <w:u w:val="none"/>
+                <w:strike w:val="false"/>
+                <w:sz w:val="18"/>
+                <w:szCs w:val="18"/>
+                <w:color w:val="000000"/>
+              </w:rPr>
+            </w:pPr>
+            <w:r>
+              <w:rPr>
+                <w:rFonts w:ascii="Times New Roman" w:hAnsi="Times New Roman" w:eastAsia="Times New Roman" w:cs="Times New Roman"/>
+                <w:i w:val="false"/>
+                <w:b w:val="false"/>
+                <w:u w:val="none"/>
+                <w:strike w:val="false"/>
+                <w:sz w:val="18"/>
+                <w:szCs w:val="18"/>
+                <w:color w:val="000000"/>
+              </w:rPr>
+              <w:t xml:space="preserve">Univariable</w:t>
+            </w:r>
+          </w:p>
+        </w:tc>
+        <w:tc>
+          <w:tcPr>
+            <w:tcBorders>
+              <w:bottom w:val="none" w:sz="0" w:space="0" w:color="000000"/>
+              <w:top w:val="none" w:sz="0" w:space="0" w:color="000000"/>
+              <w:left w:val="none" w:sz="0" w:space="0" w:color="000000"/>
+              <w:right w:val="none" w:sz="0" w:space="0" w:color="000000"/>
+            </w:tcBorders>
+            <w:shd w:val="clear" w:color="auto" w:fill="FFFFFF"/>
+            <w:tcMar>
+              <w:top w:w="0" w:type="dxa"/>
+              <w:bottom w:w="0" w:type="dxa"/>
+              <w:left w:w="0" w:type="dxa"/>
+              <w:right w:w="0" w:type="dxa"/>
+            </w:tcMar>
+            <w:vAlign w:val="center"/>
+          </w:tcPr>
+          <w:p>
+            <w:pPr>
+              <w:pStyle w:val="Normal"/>
+              <w:jc w:val="left"/>
+              <w:pBdr>
+                <w:bottom w:val="none" w:sz="0" w:space="0" w:color="000000"/>
+                <w:top w:val="none" w:sz="0" w:space="0" w:color="000000"/>
+                <w:left w:val="none" w:sz="0" w:space="0" w:color="000000"/>
+                <w:right w:val="none" w:sz="0" w:space="0" w:color="000000"/>
+              </w:pBdr>
+              <w:spacing w:after="100" w:before="100" w:line="240"/>
+              <w:ind w:left="100" w:right="100" w:firstLine="0" w:firstLineChars="0"/>
+              <w:rPr>
+                <w:rFonts w:ascii="Times New Roman" w:hAnsi="Times New Roman" w:eastAsia="Times New Roman" w:cs="Times New Roman"/>
+                <w:i w:val="false"/>
+                <w:b w:val="false"/>
+                <w:u w:val="none"/>
+                <w:strike w:val="false"/>
+                <w:sz w:val="18"/>
+                <w:szCs w:val="18"/>
+                <w:color w:val="000000"/>
+              </w:rPr>
+            </w:pPr>
+            <w:r>
+              <w:rPr>
+                <w:rFonts w:ascii="Times New Roman" w:hAnsi="Times New Roman" w:eastAsia="Times New Roman" w:cs="Times New Roman"/>
+                <w:i w:val="false"/>
+                <w:b w:val="false"/>
+                <w:u w:val="none"/>
+                <w:strike w:val="false"/>
+                <w:sz w:val="18"/>
+                <w:szCs w:val="18"/>
+                <w:color w:val="000000"/>
+              </w:rPr>
+              <w:t xml:space="preserve">Pathologic stage group</w:t>
+            </w:r>
+          </w:p>
+        </w:tc>
+        <w:tc>
+          <w:tcPr>
+            <w:tcBorders>
+              <w:bottom w:val="none" w:sz="0" w:space="0" w:color="000000"/>
+              <w:top w:val="none" w:sz="0" w:space="0" w:color="000000"/>
+              <w:left w:val="none" w:sz="0" w:space="0" w:color="000000"/>
+              <w:right w:val="none" w:sz="0" w:space="0" w:color="000000"/>
+            </w:tcBorders>
+            <w:shd w:val="clear" w:color="auto" w:fill="FFFFFF"/>
+            <w:tcMar>
+              <w:top w:w="0" w:type="dxa"/>
+              <w:bottom w:w="0" w:type="dxa"/>
+              <w:left w:w="0" w:type="dxa"/>
+              <w:right w:w="0" w:type="dxa"/>
+            </w:tcMar>
+            <w:vAlign w:val="center"/>
+          </w:tcPr>
+          <w:p>
+            <w:pPr>
+              <w:pStyle w:val="Normal"/>
+              <w:jc w:val="left"/>
+              <w:pBdr>
+                <w:bottom w:val="none" w:sz="0" w:space="0" w:color="000000"/>
+                <w:top w:val="none" w:sz="0" w:space="0" w:color="000000"/>
+                <w:left w:val="none" w:sz="0" w:space="0" w:color="000000"/>
+                <w:right w:val="none" w:sz="0" w:space="0" w:color="000000"/>
+              </w:pBdr>
+              <w:spacing w:after="100" w:before="100" w:line="240"/>
+              <w:ind w:left="100" w:right="100" w:firstLine="0" w:firstLineChars="0"/>
+              <w:rPr>
+                <w:rFonts w:ascii="Times New Roman" w:hAnsi="Times New Roman" w:eastAsia="Times New Roman" w:cs="Times New Roman"/>
+                <w:i w:val="false"/>
+                <w:b w:val="false"/>
+                <w:u w:val="none"/>
+                <w:strike w:val="false"/>
+                <w:sz w:val="18"/>
+                <w:szCs w:val="18"/>
+                <w:color w:val="000000"/>
+              </w:rPr>
+            </w:pPr>
+            <w:r>
+              <w:rPr>
+                <w:rFonts w:ascii="Times New Roman" w:hAnsi="Times New Roman" w:eastAsia="Times New Roman" w:cs="Times New Roman"/>
+                <w:i w:val="false"/>
+                <w:b w:val="false"/>
+                <w:u w:val="none"/>
+                <w:strike w:val="false"/>
+                <w:sz w:val="18"/>
+                <w:szCs w:val="18"/>
+                <w:color w:val="000000"/>
+              </w:rPr>
+              <w:t xml:space="preserve">I–II (ref)</w:t>
+            </w:r>
+          </w:p>
+        </w:tc>
+        <w:tc>
+          <w:tcPr>
+            <w:tcBorders>
+              <w:bottom w:val="none" w:sz="0" w:space="0" w:color="000000"/>
+              <w:top w:val="none" w:sz="0" w:space="0" w:color="000000"/>
+              <w:left w:val="none" w:sz="0" w:space="0" w:color="000000"/>
+              <w:right w:val="none" w:sz="0" w:space="0" w:color="000000"/>
+            </w:tcBorders>
+            <w:shd w:val="clear" w:color="auto" w:fill="FFFFFF"/>
+            <w:tcMar>
+              <w:top w:w="0" w:type="dxa"/>
+              <w:bottom w:w="0" w:type="dxa"/>
+              <w:left w:w="0" w:type="dxa"/>
+              <w:right w:w="0" w:type="dxa"/>
+            </w:tcMar>
+            <w:vAlign w:val="center"/>
+          </w:tcPr>
+          <w:p>
+            <w:pPr>
+              <w:pStyle w:val="Normal"/>
+              <w:jc w:val="right"/>
+              <w:pBdr>
+                <w:bottom w:val="none" w:sz="0" w:space="0" w:color="000000"/>
+                <w:top w:val="none" w:sz="0" w:space="0" w:color="000000"/>
+                <w:left w:val="none" w:sz="0" w:space="0" w:color="000000"/>
+                <w:right w:val="none" w:sz="0" w:space="0" w:color="000000"/>
+              </w:pBdr>
+              <w:spacing w:after="100" w:before="100" w:line="240"/>
+              <w:ind w:left="100" w:right="100" w:firstLine="0" w:firstLineChars="0"/>
+              <w:rPr>
+                <w:rFonts w:ascii="Times New Roman" w:hAnsi="Times New Roman" w:eastAsia="Times New Roman" w:cs="Times New Roman"/>
+                <w:i w:val="false"/>
+                <w:b w:val="false"/>
+                <w:u w:val="none"/>
+                <w:strike w:val="false"/>
+                <w:sz w:val="18"/>
+                <w:szCs w:val="18"/>
+                <w:color w:val="000000"/>
+              </w:rPr>
+            </w:pPr>
+            <w:r>
+              <w:rPr>
+                <w:rFonts w:ascii="Times New Roman" w:hAnsi="Times New Roman" w:eastAsia="Times New Roman" w:cs="Times New Roman"/>
+                <w:i w:val="false"/>
+                <w:b w:val="false"/>
+                <w:u w:val="none"/>
+                <w:strike w:val="false"/>
+                <w:sz w:val="18"/>
+                <w:szCs w:val="18"/>
+                <w:color w:val="000000"/>
+              </w:rPr>
+              <w:t xml:space="preserve">292</w:t>
+            </w:r>
+          </w:p>
+        </w:tc>
+        <w:tc>
+          <w:tcPr>
+            <w:tcBorders>
+              <w:bottom w:val="none" w:sz="0" w:space="0" w:color="000000"/>
+              <w:top w:val="none" w:sz="0" w:space="0" w:color="000000"/>
+              <w:left w:val="none" w:sz="0" w:space="0" w:color="000000"/>
+              <w:right w:val="none" w:sz="0" w:space="0" w:color="000000"/>
+            </w:tcBorders>
+            <w:shd w:val="clear" w:color="auto" w:fill="FFFFFF"/>
+            <w:tcMar>
+              <w:top w:w="0" w:type="dxa"/>
+              <w:bottom w:w="0" w:type="dxa"/>
+              <w:left w:w="0" w:type="dxa"/>
+              <w:right w:w="0" w:type="dxa"/>
+            </w:tcMar>
+            <w:vAlign w:val="center"/>
+          </w:tcPr>
+          <w:p>
+            <w:pPr>
+              <w:pStyle w:val="Normal"/>
+              <w:jc w:val="right"/>
+              <w:pBdr>
+                <w:bottom w:val="none" w:sz="0" w:space="0" w:color="000000"/>
+                <w:top w:val="none" w:sz="0" w:space="0" w:color="000000"/>
+                <w:left w:val="none" w:sz="0" w:space="0" w:color="000000"/>
+                <w:right w:val="none" w:sz="0" w:space="0" w:color="000000"/>
+              </w:pBdr>
+              <w:spacing w:after="100" w:before="100" w:line="240"/>
+              <w:ind w:left="100" w:right="100" w:firstLine="0" w:firstLineChars="0"/>
+              <w:rPr>
+                <w:rFonts w:ascii="Times New Roman" w:hAnsi="Times New Roman" w:eastAsia="Times New Roman" w:cs="Times New Roman"/>
+                <w:i w:val="false"/>
+                <w:b w:val="false"/>
+                <w:u w:val="none"/>
+                <w:strike w:val="false"/>
+                <w:sz w:val="18"/>
+                <w:szCs w:val="18"/>
+                <w:color w:val="000000"/>
+              </w:rPr>
+            </w:pPr>
+            <w:r>
+              <w:rPr>
+                <w:rFonts w:ascii="Times New Roman" w:hAnsi="Times New Roman" w:eastAsia="Times New Roman" w:cs="Times New Roman"/>
+                <w:i w:val="false"/>
+                <w:b w:val="false"/>
+                <w:u w:val="none"/>
+                <w:strike w:val="false"/>
+                <w:sz w:val="18"/>
+                <w:szCs w:val="18"/>
+                <w:color w:val="000000"/>
+              </w:rPr>
+              <w:t xml:space="preserve">60</w:t>
+            </w:r>
+          </w:p>
+        </w:tc>
+        <w:tc>
+          <w:tcPr>
+            <w:tcBorders>
+              <w:bottom w:val="none" w:sz="0" w:space="0" w:color="000000"/>
+              <w:top w:val="none" w:sz="0" w:space="0" w:color="000000"/>
+              <w:left w:val="none" w:sz="0" w:space="0" w:color="000000"/>
+              <w:right w:val="none" w:sz="0" w:space="0" w:color="000000"/>
+            </w:tcBorders>
+            <w:shd w:val="clear" w:color="auto" w:fill="FFFFFF"/>
+            <w:tcMar>
+              <w:top w:w="0" w:type="dxa"/>
+              <w:bottom w:w="0" w:type="dxa"/>
+              <w:left w:w="0" w:type="dxa"/>
+              <w:right w:w="0" w:type="dxa"/>
+            </w:tcMar>
+            <w:vAlign w:val="center"/>
+          </w:tcPr>
+          <w:p>
+            <w:pPr>
+              <w:pStyle w:val="Normal"/>
+              <w:jc w:val="left"/>
+              <w:pBdr>
+                <w:bottom w:val="none" w:sz="0" w:space="0" w:color="000000"/>
+                <w:top w:val="none" w:sz="0" w:space="0" w:color="000000"/>
+                <w:left w:val="none" w:sz="0" w:space="0" w:color="000000"/>
+                <w:right w:val="none" w:sz="0" w:space="0" w:color="000000"/>
+              </w:pBdr>
+              <w:spacing w:after="100" w:before="100" w:line="240"/>
+              <w:ind w:left="100" w:right="100" w:firstLine="0" w:firstLineChars="0"/>
+              <w:rPr>
+                <w:rFonts w:ascii="Times New Roman" w:hAnsi="Times New Roman" w:eastAsia="Times New Roman" w:cs="Times New Roman"/>
+                <w:i w:val="false"/>
+                <w:b w:val="false"/>
+                <w:u w:val="none"/>
+                <w:strike w:val="false"/>
+                <w:sz w:val="18"/>
+                <w:szCs w:val="18"/>
+                <w:color w:val="000000"/>
+              </w:rPr>
+            </w:pPr>
+            <w:r>
+              <w:rPr>
+                <w:rFonts w:ascii="Times New Roman" w:hAnsi="Times New Roman" w:eastAsia="Times New Roman" w:cs="Times New Roman"/>
+                <w:i w:val="false"/>
+                <w:b w:val="false"/>
+                <w:u w:val="none"/>
+                <w:strike w:val="false"/>
+                <w:sz w:val="18"/>
+                <w:szCs w:val="18"/>
+                <w:color w:val="000000"/>
+              </w:rPr>
+              <w:t xml:space="preserve">Reference</w:t>
+            </w:r>
+          </w:p>
+        </w:tc>
+        <w:tc>
+          <w:tcPr>
+            <w:tcBorders>
+              <w:bottom w:val="none" w:sz="0" w:space="0" w:color="000000"/>
+              <w:top w:val="none" w:sz="0" w:space="0" w:color="000000"/>
+              <w:left w:val="none" w:sz="0" w:space="0" w:color="000000"/>
+              <w:right w:val="none" w:sz="0" w:space="0" w:color="000000"/>
+            </w:tcBorders>
+            <w:shd w:val="clear" w:color="auto" w:fill="FFFFFF"/>
+            <w:tcMar>
+              <w:top w:w="0" w:type="dxa"/>
+              <w:bottom w:w="0" w:type="dxa"/>
+              <w:left w:w="0" w:type="dxa"/>
+              <w:right w:w="0" w:type="dxa"/>
+            </w:tcMar>
+            <w:vAlign w:val="center"/>
+          </w:tcPr>
+          <w:p>
+            <w:pPr>
+              <w:pStyle w:val="Normal"/>
+              <w:jc w:val="left"/>
+              <w:pBdr>
+                <w:bottom w:val="none" w:sz="0" w:space="0" w:color="000000"/>
+                <w:top w:val="none" w:sz="0" w:space="0" w:color="000000"/>
+                <w:left w:val="none" w:sz="0" w:space="0" w:color="000000"/>
+                <w:right w:val="none" w:sz="0" w:space="0" w:color="000000"/>
+              </w:pBdr>
+              <w:spacing w:after="100" w:before="100" w:line="240"/>
+              <w:ind w:left="100" w:right="100" w:firstLine="0" w:firstLineChars="0"/>
+              <w:rPr>
+                <w:rFonts w:ascii="Times New Roman" w:hAnsi="Times New Roman" w:eastAsia="Times New Roman" w:cs="Times New Roman"/>
+                <w:i w:val="false"/>
+                <w:b w:val="false"/>
+                <w:u w:val="none"/>
+                <w:strike w:val="false"/>
+                <w:sz w:val="18"/>
+                <w:szCs w:val="18"/>
+                <w:color w:val="000000"/>
+              </w:rPr>
+            </w:pPr>
+            <w:r>
+              <w:rPr>
+                <w:rFonts w:ascii="Times New Roman" w:hAnsi="Times New Roman" w:eastAsia="Times New Roman" w:cs="Times New Roman"/>
+                <w:i w:val="false"/>
+                <w:b w:val="false"/>
+                <w:u w:val="none"/>
+                <w:strike w:val="false"/>
+                <w:sz w:val="18"/>
+                <w:szCs w:val="18"/>
+                <w:color w:val="000000"/>
+              </w:rPr>
+              <w:t xml:space="preserve"/>
+            </w:r>
+          </w:p>
+        </w:tc>
+        <w:tc>
+          <w:tcPr>
+            <w:tcBorders>
+              <w:bottom w:val="none" w:sz="0" w:space="0" w:color="000000"/>
+              <w:top w:val="none" w:sz="0" w:space="0" w:color="000000"/>
+              <w:left w:val="none" w:sz="0" w:space="0" w:color="000000"/>
+              <w:right w:val="none" w:sz="0" w:space="0" w:color="000000"/>
+            </w:tcBorders>
+            <w:shd w:val="clear" w:color="auto" w:fill="FFFFFF"/>
+            <w:tcMar>
+              <w:top w:w="0" w:type="dxa"/>
+              <w:bottom w:w="0" w:type="dxa"/>
+              <w:left w:w="0" w:type="dxa"/>
+              <w:right w:w="0" w:type="dxa"/>
+            </w:tcMar>
+            <w:vAlign w:val="center"/>
+          </w:tcPr>
+          <w:p>
+            <w:pPr>
+              <w:pStyle w:val="Normal"/>
+              <w:jc w:val="left"/>
+              <w:pBdr>
+                <w:bottom w:val="none" w:sz="0" w:space="0" w:color="000000"/>
+                <w:top w:val="none" w:sz="0" w:space="0" w:color="000000"/>
+                <w:left w:val="none" w:sz="0" w:space="0" w:color="000000"/>
+                <w:right w:val="none" w:sz="0" w:space="0" w:color="000000"/>
+              </w:pBdr>
+              <w:spacing w:after="100" w:before="100" w:line="240"/>
+              <w:ind w:left="100" w:right="100" w:firstLine="0" w:firstLineChars="0"/>
+              <w:rPr>
+                <w:rFonts w:ascii="Times New Roman" w:hAnsi="Times New Roman" w:eastAsia="Times New Roman" w:cs="Times New Roman"/>
+                <w:i w:val="false"/>
+                <w:b w:val="false"/>
+                <w:u w:val="none"/>
+                <w:strike w:val="false"/>
+                <w:sz w:val="18"/>
+                <w:szCs w:val="18"/>
+                <w:color w:val="000000"/>
+              </w:rPr>
+            </w:pPr>
+            <w:r>
+              <w:rPr>
+                <w:rFonts w:ascii="Times New Roman" w:hAnsi="Times New Roman" w:eastAsia="Times New Roman" w:cs="Times New Roman"/>
+                <w:i w:val="false"/>
+                <w:b w:val="false"/>
+                <w:u w:val="none"/>
+                <w:strike w:val="false"/>
+                <w:sz w:val="18"/>
+                <w:szCs w:val="18"/>
+                <w:color w:val="000000"/>
+              </w:rPr>
+              <w:t xml:space="preserve"/>
+            </w:r>
+          </w:p>
+        </w:tc>
+      </w:tr>
+      <w:tr>
+        <w:trPr>
+          <w:trHeight w:val="560" w:hRule="auto"/>
+        </w:trPr>
+        <w:tc>
+          <w:tcPr>
+            <w:tcBorders>
+              <w:bottom w:val="none" w:sz="0" w:space="0" w:color="000000"/>
+              <w:top w:val="none" w:sz="0" w:space="0" w:color="000000"/>
+              <w:left w:val="none" w:sz="0" w:space="0" w:color="000000"/>
+              <w:right w:val="none" w:sz="0" w:space="0" w:color="000000"/>
+            </w:tcBorders>
+            <w:shd w:val="clear" w:color="auto" w:fill="FFFFFF"/>
+            <w:tcMar>
+              <w:top w:w="0" w:type="dxa"/>
+              <w:bottom w:w="0" w:type="dxa"/>
+              <w:left w:w="0" w:type="dxa"/>
+              <w:right w:w="0" w:type="dxa"/>
+            </w:tcMar>
+            <w:vAlign w:val="center"/>
+          </w:tcPr>
+          <w:p>
+            <w:pPr>
+              <w:pStyle w:val="Normal"/>
+              <w:jc w:val="left"/>
+              <w:pBdr>
+                <w:bottom w:val="none" w:sz="0" w:space="0" w:color="000000"/>
+                <w:top w:val="none" w:sz="0" w:space="0" w:color="000000"/>
+                <w:left w:val="none" w:sz="0" w:space="0" w:color="000000"/>
+                <w:right w:val="none" w:sz="0" w:space="0" w:color="000000"/>
+              </w:pBdr>
+              <w:spacing w:after="100" w:before="100" w:line="240"/>
+              <w:ind w:left="100" w:right="100" w:firstLine="0" w:firstLineChars="0"/>
+              <w:rPr>
+                <w:rFonts w:ascii="Times New Roman" w:hAnsi="Times New Roman" w:eastAsia="Times New Roman" w:cs="Times New Roman"/>
+                <w:i w:val="false"/>
+                <w:b w:val="false"/>
+                <w:u w:val="none"/>
+                <w:strike w:val="false"/>
+                <w:sz w:val="18"/>
+                <w:szCs w:val="18"/>
+                <w:color w:val="000000"/>
+              </w:rPr>
+            </w:pPr>
+            <w:r>
+              <w:rPr>
+                <w:rFonts w:ascii="Times New Roman" w:hAnsi="Times New Roman" w:eastAsia="Times New Roman" w:cs="Times New Roman"/>
+                <w:i w:val="false"/>
+                <w:b w:val="false"/>
+                <w:u w:val="none"/>
+                <w:strike w:val="false"/>
+                <w:sz w:val="18"/>
+                <w:szCs w:val="18"/>
+                <w:color w:val="000000"/>
+              </w:rPr>
+              <w:t xml:space="preserve">Univariable</w:t>
+            </w:r>
+          </w:p>
+        </w:tc>
+        <w:tc>
+          <w:tcPr>
+            <w:tcBorders>
+              <w:bottom w:val="none" w:sz="0" w:space="0" w:color="000000"/>
+              <w:top w:val="none" w:sz="0" w:space="0" w:color="000000"/>
+              <w:left w:val="none" w:sz="0" w:space="0" w:color="000000"/>
+              <w:right w:val="none" w:sz="0" w:space="0" w:color="000000"/>
+            </w:tcBorders>
+            <w:shd w:val="clear" w:color="auto" w:fill="FFFFFF"/>
+            <w:tcMar>
+              <w:top w:w="0" w:type="dxa"/>
+              <w:bottom w:w="0" w:type="dxa"/>
+              <w:left w:w="0" w:type="dxa"/>
+              <w:right w:w="0" w:type="dxa"/>
+            </w:tcMar>
+            <w:vAlign w:val="center"/>
+          </w:tcPr>
+          <w:p>
+            <w:pPr>
+              <w:pStyle w:val="Normal"/>
+              <w:jc w:val="left"/>
+              <w:pBdr>
+                <w:bottom w:val="none" w:sz="0" w:space="0" w:color="000000"/>
+                <w:top w:val="none" w:sz="0" w:space="0" w:color="000000"/>
+                <w:left w:val="none" w:sz="0" w:space="0" w:color="000000"/>
+                <w:right w:val="none" w:sz="0" w:space="0" w:color="000000"/>
+              </w:pBdr>
+              <w:spacing w:after="100" w:before="100" w:line="240"/>
+              <w:ind w:left="100" w:right="100" w:firstLine="0" w:firstLineChars="0"/>
+              <w:rPr>
+                <w:rFonts w:ascii="Times New Roman" w:hAnsi="Times New Roman" w:eastAsia="Times New Roman" w:cs="Times New Roman"/>
+                <w:i w:val="false"/>
+                <w:b w:val="false"/>
+                <w:u w:val="none"/>
+                <w:strike w:val="false"/>
+                <w:sz w:val="18"/>
+                <w:szCs w:val="18"/>
+                <w:color w:val="000000"/>
+              </w:rPr>
+            </w:pPr>
+            <w:r>
+              <w:rPr>
+                <w:rFonts w:ascii="Times New Roman" w:hAnsi="Times New Roman" w:eastAsia="Times New Roman" w:cs="Times New Roman"/>
+                <w:i w:val="false"/>
+                <w:b w:val="false"/>
+                <w:u w:val="none"/>
+                <w:strike w:val="false"/>
+                <w:sz w:val="18"/>
+                <w:szCs w:val="18"/>
+                <w:color w:val="000000"/>
+              </w:rPr>
+              <w:t xml:space="preserve"/>
+            </w:r>
+          </w:p>
+        </w:tc>
+        <w:tc>
+          <w:tcPr>
+            <w:tcBorders>
+              <w:bottom w:val="none" w:sz="0" w:space="0" w:color="000000"/>
+              <w:top w:val="none" w:sz="0" w:space="0" w:color="000000"/>
+              <w:left w:val="none" w:sz="0" w:space="0" w:color="000000"/>
+              <w:right w:val="none" w:sz="0" w:space="0" w:color="000000"/>
+            </w:tcBorders>
+            <w:shd w:val="clear" w:color="auto" w:fill="FFFFFF"/>
+            <w:tcMar>
+              <w:top w:w="0" w:type="dxa"/>
+              <w:bottom w:w="0" w:type="dxa"/>
+              <w:left w:w="0" w:type="dxa"/>
+              <w:right w:w="0" w:type="dxa"/>
+            </w:tcMar>
+            <w:vAlign w:val="center"/>
+          </w:tcPr>
+          <w:p>
+            <w:pPr>
+              <w:pStyle w:val="Normal"/>
+              <w:jc w:val="left"/>
+              <w:pBdr>
+                <w:bottom w:val="none" w:sz="0" w:space="0" w:color="000000"/>
+                <w:top w:val="none" w:sz="0" w:space="0" w:color="000000"/>
+                <w:left w:val="none" w:sz="0" w:space="0" w:color="000000"/>
+                <w:right w:val="none" w:sz="0" w:space="0" w:color="000000"/>
+              </w:pBdr>
+              <w:spacing w:after="100" w:before="100" w:line="240"/>
+              <w:ind w:left="100" w:right="100" w:firstLine="0" w:firstLineChars="0"/>
+              <w:rPr>
+                <w:rFonts w:ascii="Times New Roman" w:hAnsi="Times New Roman" w:eastAsia="Times New Roman" w:cs="Times New Roman"/>
+                <w:i w:val="false"/>
+                <w:b w:val="false"/>
+                <w:u w:val="none"/>
+                <w:strike w:val="false"/>
+                <w:sz w:val="18"/>
+                <w:szCs w:val="18"/>
+                <w:color w:val="000000"/>
+              </w:rPr>
+            </w:pPr>
+            <w:r>
+              <w:rPr>
+                <w:rFonts w:ascii="Times New Roman" w:hAnsi="Times New Roman" w:eastAsia="Times New Roman" w:cs="Times New Roman"/>
+                <w:i w:val="false"/>
+                <w:b w:val="false"/>
+                <w:u w:val="none"/>
+                <w:strike w:val="false"/>
+                <w:sz w:val="18"/>
+                <w:szCs w:val="18"/>
+                <w:color w:val="000000"/>
+              </w:rPr>
+              <w:t xml:space="preserve">III–IV</w:t>
+            </w:r>
+          </w:p>
+        </w:tc>
+        <w:tc>
+          <w:tcPr>
+            <w:tcBorders>
+              <w:bottom w:val="none" w:sz="0" w:space="0" w:color="000000"/>
+              <w:top w:val="none" w:sz="0" w:space="0" w:color="000000"/>
+              <w:left w:val="none" w:sz="0" w:space="0" w:color="000000"/>
+              <w:right w:val="none" w:sz="0" w:space="0" w:color="000000"/>
+            </w:tcBorders>
+            <w:shd w:val="clear" w:color="auto" w:fill="FFFFFF"/>
+            <w:tcMar>
+              <w:top w:w="0" w:type="dxa"/>
+              <w:bottom w:w="0" w:type="dxa"/>
+              <w:left w:w="0" w:type="dxa"/>
+              <w:right w:w="0" w:type="dxa"/>
+            </w:tcMar>
+            <w:vAlign w:val="center"/>
+          </w:tcPr>
+          <w:p>
+            <w:pPr>
+              <w:pStyle w:val="Normal"/>
+              <w:jc w:val="right"/>
+              <w:pBdr>
+                <w:bottom w:val="none" w:sz="0" w:space="0" w:color="000000"/>
+                <w:top w:val="none" w:sz="0" w:space="0" w:color="000000"/>
+                <w:left w:val="none" w:sz="0" w:space="0" w:color="000000"/>
+                <w:right w:val="none" w:sz="0" w:space="0" w:color="000000"/>
+              </w:pBdr>
+              <w:spacing w:after="100" w:before="100" w:line="240"/>
+              <w:ind w:left="100" w:right="100" w:firstLine="0" w:firstLineChars="0"/>
+              <w:rPr>
+                <w:rFonts w:ascii="Times New Roman" w:hAnsi="Times New Roman" w:eastAsia="Times New Roman" w:cs="Times New Roman"/>
+                <w:i w:val="false"/>
+                <w:b w:val="false"/>
+                <w:u w:val="none"/>
+                <w:strike w:val="false"/>
+                <w:sz w:val="18"/>
+                <w:szCs w:val="18"/>
+                <w:color w:val="000000"/>
+              </w:rPr>
+            </w:pPr>
+            <w:r>
+              <w:rPr>
+                <w:rFonts w:ascii="Times New Roman" w:hAnsi="Times New Roman" w:eastAsia="Times New Roman" w:cs="Times New Roman"/>
+                <w:i w:val="false"/>
+                <w:b w:val="false"/>
+                <w:u w:val="none"/>
+                <w:strike w:val="false"/>
+                <w:sz w:val="18"/>
+                <w:szCs w:val="18"/>
+                <w:color w:val="000000"/>
+              </w:rPr>
+              <w:t xml:space="preserve">201</w:t>
+            </w:r>
+          </w:p>
+        </w:tc>
+        <w:tc>
+          <w:tcPr>
+            <w:tcBorders>
+              <w:bottom w:val="none" w:sz="0" w:space="0" w:color="000000"/>
+              <w:top w:val="none" w:sz="0" w:space="0" w:color="000000"/>
+              <w:left w:val="none" w:sz="0" w:space="0" w:color="000000"/>
+              <w:right w:val="none" w:sz="0" w:space="0" w:color="000000"/>
+            </w:tcBorders>
+            <w:shd w:val="clear" w:color="auto" w:fill="FFFFFF"/>
+            <w:tcMar>
+              <w:top w:w="0" w:type="dxa"/>
+              <w:bottom w:w="0" w:type="dxa"/>
+              <w:left w:w="0" w:type="dxa"/>
+              <w:right w:w="0" w:type="dxa"/>
+            </w:tcMar>
+            <w:vAlign w:val="center"/>
+          </w:tcPr>
+          <w:p>
+            <w:pPr>
+              <w:pStyle w:val="Normal"/>
+              <w:jc w:val="right"/>
+              <w:pBdr>
+                <w:bottom w:val="none" w:sz="0" w:space="0" w:color="000000"/>
+                <w:top w:val="none" w:sz="0" w:space="0" w:color="000000"/>
+                <w:left w:val="none" w:sz="0" w:space="0" w:color="000000"/>
+                <w:right w:val="none" w:sz="0" w:space="0" w:color="000000"/>
+              </w:pBdr>
+              <w:spacing w:after="100" w:before="100" w:line="240"/>
+              <w:ind w:left="100" w:right="100" w:firstLine="0" w:firstLineChars="0"/>
+              <w:rPr>
+                <w:rFonts w:ascii="Times New Roman" w:hAnsi="Times New Roman" w:eastAsia="Times New Roman" w:cs="Times New Roman"/>
+                <w:i w:val="false"/>
+                <w:b w:val="false"/>
+                <w:u w:val="none"/>
+                <w:strike w:val="false"/>
+                <w:sz w:val="18"/>
+                <w:szCs w:val="18"/>
+                <w:color w:val="000000"/>
+              </w:rPr>
+            </w:pPr>
+            <w:r>
+              <w:rPr>
+                <w:rFonts w:ascii="Times New Roman" w:hAnsi="Times New Roman" w:eastAsia="Times New Roman" w:cs="Times New Roman"/>
+                <w:i w:val="false"/>
+                <w:b w:val="false"/>
+                <w:u w:val="none"/>
+                <w:strike w:val="false"/>
+                <w:sz w:val="18"/>
+                <w:szCs w:val="18"/>
+                <w:color w:val="000000"/>
+              </w:rPr>
+              <w:t xml:space="preserve">80</w:t>
+            </w:r>
+          </w:p>
+        </w:tc>
+        <w:tc>
+          <w:tcPr>
+            <w:tcBorders>
+              <w:bottom w:val="none" w:sz="0" w:space="0" w:color="000000"/>
+              <w:top w:val="none" w:sz="0" w:space="0" w:color="000000"/>
+              <w:left w:val="none" w:sz="0" w:space="0" w:color="000000"/>
+              <w:right w:val="none" w:sz="0" w:space="0" w:color="000000"/>
+            </w:tcBorders>
+            <w:shd w:val="clear" w:color="auto" w:fill="FFFFFF"/>
+            <w:tcMar>
+              <w:top w:w="0" w:type="dxa"/>
+              <w:bottom w:w="0" w:type="dxa"/>
+              <w:left w:w="0" w:type="dxa"/>
+              <w:right w:w="0" w:type="dxa"/>
+            </w:tcMar>
+            <w:vAlign w:val="center"/>
+          </w:tcPr>
+          <w:p>
+            <w:pPr>
+              <w:pStyle w:val="Normal"/>
+              <w:jc w:val="left"/>
+              <w:pBdr>
+                <w:bottom w:val="none" w:sz="0" w:space="0" w:color="000000"/>
+                <w:top w:val="none" w:sz="0" w:space="0" w:color="000000"/>
+                <w:left w:val="none" w:sz="0" w:space="0" w:color="000000"/>
+                <w:right w:val="none" w:sz="0" w:space="0" w:color="000000"/>
+              </w:pBdr>
+              <w:spacing w:after="100" w:before="100" w:line="240"/>
+              <w:ind w:left="100" w:right="100" w:firstLine="0" w:firstLineChars="0"/>
+              <w:rPr>
+                <w:rFonts w:ascii="Times New Roman" w:hAnsi="Times New Roman" w:eastAsia="Times New Roman" w:cs="Times New Roman"/>
+                <w:i w:val="false"/>
+                <w:b w:val="false"/>
+                <w:u w:val="none"/>
+                <w:strike w:val="false"/>
+                <w:sz w:val="18"/>
+                <w:szCs w:val="18"/>
+                <w:color w:val="000000"/>
+              </w:rPr>
+            </w:pPr>
+            <w:r>
+              <w:rPr>
+                <w:rFonts w:ascii="Times New Roman" w:hAnsi="Times New Roman" w:eastAsia="Times New Roman" w:cs="Times New Roman"/>
+                <w:i w:val="false"/>
+                <w:b w:val="false"/>
+                <w:u w:val="none"/>
+                <w:strike w:val="false"/>
+                <w:sz w:val="18"/>
+                <w:szCs w:val="18"/>
+                <w:color w:val="000000"/>
+              </w:rPr>
+              <w:t xml:space="preserve">2.16 (1.55–3.03)</w:t>
+            </w:r>
+          </w:p>
+        </w:tc>
+        <w:tc>
+          <w:tcPr>
+            <w:tcBorders>
+              <w:bottom w:val="none" w:sz="0" w:space="0" w:color="000000"/>
+              <w:top w:val="none" w:sz="0" w:space="0" w:color="000000"/>
+              <w:left w:val="none" w:sz="0" w:space="0" w:color="000000"/>
+              <w:right w:val="none" w:sz="0" w:space="0" w:color="000000"/>
+            </w:tcBorders>
+            <w:shd w:val="clear" w:color="auto" w:fill="FFFFFF"/>
+            <w:tcMar>
+              <w:top w:w="0" w:type="dxa"/>
+              <w:bottom w:w="0" w:type="dxa"/>
+              <w:left w:w="0" w:type="dxa"/>
+              <w:right w:w="0" w:type="dxa"/>
+            </w:tcMar>
+            <w:vAlign w:val="center"/>
+          </w:tcPr>
+          <w:p>
+            <w:pPr>
+              <w:pStyle w:val="Normal"/>
+              <w:jc w:val="left"/>
+              <w:pBdr>
+                <w:bottom w:val="none" w:sz="0" w:space="0" w:color="000000"/>
+                <w:top w:val="none" w:sz="0" w:space="0" w:color="000000"/>
+                <w:left w:val="none" w:sz="0" w:space="0" w:color="000000"/>
+                <w:right w:val="none" w:sz="0" w:space="0" w:color="000000"/>
+              </w:pBdr>
+              <w:spacing w:after="100" w:before="100" w:line="240"/>
+              <w:ind w:left="100" w:right="100" w:firstLine="0" w:firstLineChars="0"/>
+              <w:rPr>
+                <w:rFonts w:ascii="Times New Roman" w:hAnsi="Times New Roman" w:eastAsia="Times New Roman" w:cs="Times New Roman"/>
+                <w:i w:val="false"/>
+                <w:b w:val="false"/>
+                <w:u w:val="none"/>
+                <w:strike w:val="false"/>
+                <w:sz w:val="18"/>
+                <w:szCs w:val="18"/>
+                <w:color w:val="000000"/>
+              </w:rPr>
+            </w:pPr>
+            <w:r>
+              <w:rPr>
+                <w:rFonts w:ascii="Times New Roman" w:hAnsi="Times New Roman" w:eastAsia="Times New Roman" w:cs="Times New Roman"/>
+                <w:i w:val="false"/>
+                <w:b w:val="false"/>
+                <w:u w:val="none"/>
+                <w:strike w:val="false"/>
+                <w:sz w:val="18"/>
+                <w:szCs w:val="18"/>
+                <w:color w:val="000000"/>
+              </w:rPr>
+              <w:t xml:space="preserve">&lt;0.001</w:t>
+            </w:r>
+          </w:p>
+        </w:tc>
+        <w:tc>
+          <w:tcPr>
+            <w:tcBorders>
+              <w:bottom w:val="none" w:sz="0" w:space="0" w:color="000000"/>
+              <w:top w:val="none" w:sz="0" w:space="0" w:color="000000"/>
+              <w:left w:val="none" w:sz="0" w:space="0" w:color="000000"/>
+              <w:right w:val="none" w:sz="0" w:space="0" w:color="000000"/>
+            </w:tcBorders>
+            <w:shd w:val="clear" w:color="auto" w:fill="FFFFFF"/>
+            <w:tcMar>
+              <w:top w:w="0" w:type="dxa"/>
+              <w:bottom w:w="0" w:type="dxa"/>
+              <w:left w:w="0" w:type="dxa"/>
+              <w:right w:w="0" w:type="dxa"/>
+            </w:tcMar>
+            <w:vAlign w:val="center"/>
+          </w:tcPr>
+          <w:p>
+            <w:pPr>
+              <w:pStyle w:val="Normal"/>
+              <w:jc w:val="left"/>
+              <w:pBdr>
+                <w:bottom w:val="none" w:sz="0" w:space="0" w:color="000000"/>
+                <w:top w:val="none" w:sz="0" w:space="0" w:color="000000"/>
+                <w:left w:val="none" w:sz="0" w:space="0" w:color="000000"/>
+                <w:right w:val="none" w:sz="0" w:space="0" w:color="000000"/>
+              </w:pBdr>
+              <w:spacing w:after="100" w:before="100" w:line="240"/>
+              <w:ind w:left="100" w:right="100" w:firstLine="0" w:firstLineChars="0"/>
+              <w:rPr>
+                <w:rFonts w:ascii="Times New Roman" w:hAnsi="Times New Roman" w:eastAsia="Times New Roman" w:cs="Times New Roman"/>
+                <w:i w:val="false"/>
+                <w:b w:val="false"/>
+                <w:u w:val="none"/>
+                <w:strike w:val="false"/>
+                <w:sz w:val="18"/>
+                <w:szCs w:val="18"/>
+                <w:color w:val="000000"/>
+              </w:rPr>
+            </w:pPr>
+            <w:r>
+              <w:rPr>
+                <w:rFonts w:ascii="Times New Roman" w:hAnsi="Times New Roman" w:eastAsia="Times New Roman" w:cs="Times New Roman"/>
+                <w:i w:val="false"/>
+                <w:b w:val="false"/>
+                <w:u w:val="none"/>
+                <w:strike w:val="false"/>
+                <w:sz w:val="18"/>
+                <w:szCs w:val="18"/>
+                <w:color w:val="000000"/>
+              </w:rPr>
+              <w:t xml:space="preserve"/>
+            </w:r>
+          </w:p>
+        </w:tc>
+      </w:tr>
+      <w:tr>
+        <w:trPr>
+          <w:trHeight w:val="560" w:hRule="auto"/>
+        </w:trPr>
+        <w:tc>
+          <w:tcPr>
+            <w:tcBorders>
+              <w:bottom w:val="none" w:sz="0" w:space="0" w:color="000000"/>
+              <w:top w:val="none" w:sz="0" w:space="0" w:color="000000"/>
+              <w:left w:val="none" w:sz="0" w:space="0" w:color="000000"/>
+              <w:right w:val="none" w:sz="0" w:space="0" w:color="000000"/>
+            </w:tcBorders>
+            <w:shd w:val="clear" w:color="auto" w:fill="FFFFFF"/>
+            <w:tcMar>
+              <w:top w:w="0" w:type="dxa"/>
+              <w:bottom w:w="0" w:type="dxa"/>
+              <w:left w:w="0" w:type="dxa"/>
+              <w:right w:w="0" w:type="dxa"/>
+            </w:tcMar>
+            <w:vAlign w:val="center"/>
+          </w:tcPr>
+          <w:p>
+            <w:pPr>
+              <w:pStyle w:val="Normal"/>
+              <w:jc w:val="left"/>
+              <w:pBdr>
+                <w:bottom w:val="none" w:sz="0" w:space="0" w:color="000000"/>
+                <w:top w:val="none" w:sz="0" w:space="0" w:color="000000"/>
+                <w:left w:val="none" w:sz="0" w:space="0" w:color="000000"/>
+                <w:right w:val="none" w:sz="0" w:space="0" w:color="000000"/>
+              </w:pBdr>
+              <w:spacing w:after="100" w:before="100" w:line="240"/>
+              <w:ind w:left="100" w:right="100" w:firstLine="0" w:firstLineChars="0"/>
+              <w:rPr>
+                <w:rFonts w:ascii="Times New Roman" w:hAnsi="Times New Roman" w:eastAsia="Times New Roman" w:cs="Times New Roman"/>
+                <w:i w:val="false"/>
+                <w:b w:val="false"/>
+                <w:u w:val="none"/>
+                <w:strike w:val="false"/>
+                <w:sz w:val="18"/>
+                <w:szCs w:val="18"/>
+                <w:color w:val="000000"/>
+              </w:rPr>
+            </w:pPr>
+            <w:r>
+              <w:rPr>
+                <w:rFonts w:ascii="Times New Roman" w:hAnsi="Times New Roman" w:eastAsia="Times New Roman" w:cs="Times New Roman"/>
+                <w:i w:val="false"/>
+                <w:b w:val="false"/>
+                <w:u w:val="none"/>
+                <w:strike w:val="false"/>
+                <w:sz w:val="18"/>
+                <w:szCs w:val="18"/>
+                <w:color w:val="000000"/>
+              </w:rPr>
+              <w:t xml:space="preserve">Univariable</w:t>
+            </w:r>
+          </w:p>
+        </w:tc>
+        <w:tc>
+          <w:tcPr>
+            <w:tcBorders>
+              <w:bottom w:val="none" w:sz="0" w:space="0" w:color="000000"/>
+              <w:top w:val="none" w:sz="0" w:space="0" w:color="000000"/>
+              <w:left w:val="none" w:sz="0" w:space="0" w:color="000000"/>
+              <w:right w:val="none" w:sz="0" w:space="0" w:color="000000"/>
+            </w:tcBorders>
+            <w:shd w:val="clear" w:color="auto" w:fill="FFFFFF"/>
+            <w:tcMar>
+              <w:top w:w="0" w:type="dxa"/>
+              <w:bottom w:w="0" w:type="dxa"/>
+              <w:left w:w="0" w:type="dxa"/>
+              <w:right w:w="0" w:type="dxa"/>
+            </w:tcMar>
+            <w:vAlign w:val="center"/>
+          </w:tcPr>
+          <w:p>
+            <w:pPr>
+              <w:pStyle w:val="Normal"/>
+              <w:jc w:val="left"/>
+              <w:pBdr>
+                <w:bottom w:val="none" w:sz="0" w:space="0" w:color="000000"/>
+                <w:top w:val="none" w:sz="0" w:space="0" w:color="000000"/>
+                <w:left w:val="none" w:sz="0" w:space="0" w:color="000000"/>
+                <w:right w:val="none" w:sz="0" w:space="0" w:color="000000"/>
+              </w:pBdr>
+              <w:spacing w:after="100" w:before="100" w:line="240"/>
+              <w:ind w:left="100" w:right="100" w:firstLine="0" w:firstLineChars="0"/>
+              <w:rPr>
+                <w:rFonts w:ascii="Times New Roman" w:hAnsi="Times New Roman" w:eastAsia="Times New Roman" w:cs="Times New Roman"/>
+                <w:i w:val="false"/>
+                <w:b w:val="false"/>
+                <w:u w:val="none"/>
+                <w:strike w:val="false"/>
+                <w:sz w:val="18"/>
+                <w:szCs w:val="18"/>
+                <w:color w:val="000000"/>
+              </w:rPr>
+            </w:pPr>
+            <w:r>
+              <w:rPr>
+                <w:rFonts w:ascii="Times New Roman" w:hAnsi="Times New Roman" w:eastAsia="Times New Roman" w:cs="Times New Roman"/>
+                <w:i w:val="false"/>
+                <w:b w:val="false"/>
+                <w:u w:val="none"/>
+                <w:strike w:val="false"/>
+                <w:sz w:val="18"/>
+                <w:szCs w:val="18"/>
+                <w:color w:val="000000"/>
+              </w:rPr>
+              <w:t xml:space="preserve">MMR status</w:t>
+            </w:r>
+          </w:p>
+        </w:tc>
+        <w:tc>
+          <w:tcPr>
+            <w:tcBorders>
+              <w:bottom w:val="none" w:sz="0" w:space="0" w:color="000000"/>
+              <w:top w:val="none" w:sz="0" w:space="0" w:color="000000"/>
+              <w:left w:val="none" w:sz="0" w:space="0" w:color="000000"/>
+              <w:right w:val="none" w:sz="0" w:space="0" w:color="000000"/>
+            </w:tcBorders>
+            <w:shd w:val="clear" w:color="auto" w:fill="FFFFFF"/>
+            <w:tcMar>
+              <w:top w:w="0" w:type="dxa"/>
+              <w:bottom w:w="0" w:type="dxa"/>
+              <w:left w:w="0" w:type="dxa"/>
+              <w:right w:w="0" w:type="dxa"/>
+            </w:tcMar>
+            <w:vAlign w:val="center"/>
+          </w:tcPr>
+          <w:p>
+            <w:pPr>
+              <w:pStyle w:val="Normal"/>
+              <w:jc w:val="left"/>
+              <w:pBdr>
+                <w:bottom w:val="none" w:sz="0" w:space="0" w:color="000000"/>
+                <w:top w:val="none" w:sz="0" w:space="0" w:color="000000"/>
+                <w:left w:val="none" w:sz="0" w:space="0" w:color="000000"/>
+                <w:right w:val="none" w:sz="0" w:space="0" w:color="000000"/>
+              </w:pBdr>
+              <w:spacing w:after="100" w:before="100" w:line="240"/>
+              <w:ind w:left="100" w:right="100" w:firstLine="0" w:firstLineChars="0"/>
+              <w:rPr>
+                <w:rFonts w:ascii="Times New Roman" w:hAnsi="Times New Roman" w:eastAsia="Times New Roman" w:cs="Times New Roman"/>
+                <w:i w:val="false"/>
+                <w:b w:val="false"/>
+                <w:u w:val="none"/>
+                <w:strike w:val="false"/>
+                <w:sz w:val="18"/>
+                <w:szCs w:val="18"/>
+                <w:color w:val="000000"/>
+              </w:rPr>
+            </w:pPr>
+            <w:r>
+              <w:rPr>
+                <w:rFonts w:ascii="Times New Roman" w:hAnsi="Times New Roman" w:eastAsia="Times New Roman" w:cs="Times New Roman"/>
+                <w:i w:val="false"/>
+                <w:b w:val="false"/>
+                <w:u w:val="none"/>
+                <w:strike w:val="false"/>
+                <w:sz w:val="18"/>
+                <w:szCs w:val="18"/>
+                <w:color w:val="000000"/>
+              </w:rPr>
+              <w:t xml:space="preserve">pMMR (ref)</w:t>
+            </w:r>
+          </w:p>
+        </w:tc>
+        <w:tc>
+          <w:tcPr>
+            <w:tcBorders>
+              <w:bottom w:val="none" w:sz="0" w:space="0" w:color="000000"/>
+              <w:top w:val="none" w:sz="0" w:space="0" w:color="000000"/>
+              <w:left w:val="none" w:sz="0" w:space="0" w:color="000000"/>
+              <w:right w:val="none" w:sz="0" w:space="0" w:color="000000"/>
+            </w:tcBorders>
+            <w:shd w:val="clear" w:color="auto" w:fill="FFFFFF"/>
+            <w:tcMar>
+              <w:top w:w="0" w:type="dxa"/>
+              <w:bottom w:w="0" w:type="dxa"/>
+              <w:left w:w="0" w:type="dxa"/>
+              <w:right w:w="0" w:type="dxa"/>
+            </w:tcMar>
+            <w:vAlign w:val="center"/>
+          </w:tcPr>
+          <w:p>
+            <w:pPr>
+              <w:pStyle w:val="Normal"/>
+              <w:jc w:val="right"/>
+              <w:pBdr>
+                <w:bottom w:val="none" w:sz="0" w:space="0" w:color="000000"/>
+                <w:top w:val="none" w:sz="0" w:space="0" w:color="000000"/>
+                <w:left w:val="none" w:sz="0" w:space="0" w:color="000000"/>
+                <w:right w:val="none" w:sz="0" w:space="0" w:color="000000"/>
+              </w:pBdr>
+              <w:spacing w:after="100" w:before="100" w:line="240"/>
+              <w:ind w:left="100" w:right="100" w:firstLine="0" w:firstLineChars="0"/>
+              <w:rPr>
+                <w:rFonts w:ascii="Times New Roman" w:hAnsi="Times New Roman" w:eastAsia="Times New Roman" w:cs="Times New Roman"/>
+                <w:i w:val="false"/>
+                <w:b w:val="false"/>
+                <w:u w:val="none"/>
+                <w:strike w:val="false"/>
+                <w:sz w:val="18"/>
+                <w:szCs w:val="18"/>
+                <w:color w:val="000000"/>
+              </w:rPr>
+            </w:pPr>
+            <w:r>
+              <w:rPr>
+                <w:rFonts w:ascii="Times New Roman" w:hAnsi="Times New Roman" w:eastAsia="Times New Roman" w:cs="Times New Roman"/>
+                <w:i w:val="false"/>
+                <w:b w:val="false"/>
+                <w:u w:val="none"/>
+                <w:strike w:val="false"/>
+                <w:sz w:val="18"/>
+                <w:szCs w:val="18"/>
+                <w:color w:val="000000"/>
+              </w:rPr>
+              <w:t xml:space="preserve">383</w:t>
+            </w:r>
+          </w:p>
+        </w:tc>
+        <w:tc>
+          <w:tcPr>
+            <w:tcBorders>
+              <w:bottom w:val="none" w:sz="0" w:space="0" w:color="000000"/>
+              <w:top w:val="none" w:sz="0" w:space="0" w:color="000000"/>
+              <w:left w:val="none" w:sz="0" w:space="0" w:color="000000"/>
+              <w:right w:val="none" w:sz="0" w:space="0" w:color="000000"/>
+            </w:tcBorders>
+            <w:shd w:val="clear" w:color="auto" w:fill="FFFFFF"/>
+            <w:tcMar>
+              <w:top w:w="0" w:type="dxa"/>
+              <w:bottom w:w="0" w:type="dxa"/>
+              <w:left w:w="0" w:type="dxa"/>
+              <w:right w:w="0" w:type="dxa"/>
+            </w:tcMar>
+            <w:vAlign w:val="center"/>
+          </w:tcPr>
+          <w:p>
+            <w:pPr>
+              <w:pStyle w:val="Normal"/>
+              <w:jc w:val="right"/>
+              <w:pBdr>
+                <w:bottom w:val="none" w:sz="0" w:space="0" w:color="000000"/>
+                <w:top w:val="none" w:sz="0" w:space="0" w:color="000000"/>
+                <w:left w:val="none" w:sz="0" w:space="0" w:color="000000"/>
+                <w:right w:val="none" w:sz="0" w:space="0" w:color="000000"/>
+              </w:pBdr>
+              <w:spacing w:after="100" w:before="100" w:line="240"/>
+              <w:ind w:left="100" w:right="100" w:firstLine="0" w:firstLineChars="0"/>
+              <w:rPr>
+                <w:rFonts w:ascii="Times New Roman" w:hAnsi="Times New Roman" w:eastAsia="Times New Roman" w:cs="Times New Roman"/>
+                <w:i w:val="false"/>
+                <w:b w:val="false"/>
+                <w:u w:val="none"/>
+                <w:strike w:val="false"/>
+                <w:sz w:val="18"/>
+                <w:szCs w:val="18"/>
+                <w:color w:val="000000"/>
+              </w:rPr>
+            </w:pPr>
+            <w:r>
+              <w:rPr>
+                <w:rFonts w:ascii="Times New Roman" w:hAnsi="Times New Roman" w:eastAsia="Times New Roman" w:cs="Times New Roman"/>
+                <w:i w:val="false"/>
+                <w:b w:val="false"/>
+                <w:u w:val="none"/>
+                <w:strike w:val="false"/>
+                <w:sz w:val="18"/>
+                <w:szCs w:val="18"/>
+                <w:color w:val="000000"/>
+              </w:rPr>
+              <w:t xml:space="preserve">122</w:t>
+            </w:r>
+          </w:p>
+        </w:tc>
+        <w:tc>
+          <w:tcPr>
+            <w:tcBorders>
+              <w:bottom w:val="none" w:sz="0" w:space="0" w:color="000000"/>
+              <w:top w:val="none" w:sz="0" w:space="0" w:color="000000"/>
+              <w:left w:val="none" w:sz="0" w:space="0" w:color="000000"/>
+              <w:right w:val="none" w:sz="0" w:space="0" w:color="000000"/>
+            </w:tcBorders>
+            <w:shd w:val="clear" w:color="auto" w:fill="FFFFFF"/>
+            <w:tcMar>
+              <w:top w:w="0" w:type="dxa"/>
+              <w:bottom w:w="0" w:type="dxa"/>
+              <w:left w:w="0" w:type="dxa"/>
+              <w:right w:w="0" w:type="dxa"/>
+            </w:tcMar>
+            <w:vAlign w:val="center"/>
+          </w:tcPr>
+          <w:p>
+            <w:pPr>
+              <w:pStyle w:val="Normal"/>
+              <w:jc w:val="left"/>
+              <w:pBdr>
+                <w:bottom w:val="none" w:sz="0" w:space="0" w:color="000000"/>
+                <w:top w:val="none" w:sz="0" w:space="0" w:color="000000"/>
+                <w:left w:val="none" w:sz="0" w:space="0" w:color="000000"/>
+                <w:right w:val="none" w:sz="0" w:space="0" w:color="000000"/>
+              </w:pBdr>
+              <w:spacing w:after="100" w:before="100" w:line="240"/>
+              <w:ind w:left="100" w:right="100" w:firstLine="0" w:firstLineChars="0"/>
+              <w:rPr>
+                <w:rFonts w:ascii="Times New Roman" w:hAnsi="Times New Roman" w:eastAsia="Times New Roman" w:cs="Times New Roman"/>
+                <w:i w:val="false"/>
+                <w:b w:val="false"/>
+                <w:u w:val="none"/>
+                <w:strike w:val="false"/>
+                <w:sz w:val="18"/>
+                <w:szCs w:val="18"/>
+                <w:color w:val="000000"/>
+              </w:rPr>
+            </w:pPr>
+            <w:r>
+              <w:rPr>
+                <w:rFonts w:ascii="Times New Roman" w:hAnsi="Times New Roman" w:eastAsia="Times New Roman" w:cs="Times New Roman"/>
+                <w:i w:val="false"/>
+                <w:b w:val="false"/>
+                <w:u w:val="none"/>
+                <w:strike w:val="false"/>
+                <w:sz w:val="18"/>
+                <w:szCs w:val="18"/>
+                <w:color w:val="000000"/>
+              </w:rPr>
+              <w:t xml:space="preserve">Reference</w:t>
+            </w:r>
+          </w:p>
+        </w:tc>
+        <w:tc>
+          <w:tcPr>
+            <w:tcBorders>
+              <w:bottom w:val="none" w:sz="0" w:space="0" w:color="000000"/>
+              <w:top w:val="none" w:sz="0" w:space="0" w:color="000000"/>
+              <w:left w:val="none" w:sz="0" w:space="0" w:color="000000"/>
+              <w:right w:val="none" w:sz="0" w:space="0" w:color="000000"/>
+            </w:tcBorders>
+            <w:shd w:val="clear" w:color="auto" w:fill="FFFFFF"/>
+            <w:tcMar>
+              <w:top w:w="0" w:type="dxa"/>
+              <w:bottom w:w="0" w:type="dxa"/>
+              <w:left w:w="0" w:type="dxa"/>
+              <w:right w:w="0" w:type="dxa"/>
+            </w:tcMar>
+            <w:vAlign w:val="center"/>
+          </w:tcPr>
+          <w:p>
+            <w:pPr>
+              <w:pStyle w:val="Normal"/>
+              <w:jc w:val="left"/>
+              <w:pBdr>
+                <w:bottom w:val="none" w:sz="0" w:space="0" w:color="000000"/>
+                <w:top w:val="none" w:sz="0" w:space="0" w:color="000000"/>
+                <w:left w:val="none" w:sz="0" w:space="0" w:color="000000"/>
+                <w:right w:val="none" w:sz="0" w:space="0" w:color="000000"/>
+              </w:pBdr>
+              <w:spacing w:after="100" w:before="100" w:line="240"/>
+              <w:ind w:left="100" w:right="100" w:firstLine="0" w:firstLineChars="0"/>
+              <w:rPr>
+                <w:rFonts w:ascii="Times New Roman" w:hAnsi="Times New Roman" w:eastAsia="Times New Roman" w:cs="Times New Roman"/>
+                <w:i w:val="false"/>
+                <w:b w:val="false"/>
+                <w:u w:val="none"/>
+                <w:strike w:val="false"/>
+                <w:sz w:val="18"/>
+                <w:szCs w:val="18"/>
+                <w:color w:val="000000"/>
+              </w:rPr>
+            </w:pPr>
+            <w:r>
+              <w:rPr>
+                <w:rFonts w:ascii="Times New Roman" w:hAnsi="Times New Roman" w:eastAsia="Times New Roman" w:cs="Times New Roman"/>
+                <w:i w:val="false"/>
+                <w:b w:val="false"/>
+                <w:u w:val="none"/>
+                <w:strike w:val="false"/>
+                <w:sz w:val="18"/>
+                <w:szCs w:val="18"/>
+                <w:color w:val="000000"/>
+              </w:rPr>
+              <w:t xml:space="preserve"/>
+            </w:r>
+          </w:p>
+        </w:tc>
+        <w:tc>
+          <w:tcPr>
+            <w:tcBorders>
+              <w:bottom w:val="none" w:sz="0" w:space="0" w:color="000000"/>
+              <w:top w:val="none" w:sz="0" w:space="0" w:color="000000"/>
+              <w:left w:val="none" w:sz="0" w:space="0" w:color="000000"/>
+              <w:right w:val="none" w:sz="0" w:space="0" w:color="000000"/>
+            </w:tcBorders>
+            <w:shd w:val="clear" w:color="auto" w:fill="FFFFFF"/>
+            <w:tcMar>
+              <w:top w:w="0" w:type="dxa"/>
+              <w:bottom w:w="0" w:type="dxa"/>
+              <w:left w:w="0" w:type="dxa"/>
+              <w:right w:w="0" w:type="dxa"/>
+            </w:tcMar>
+            <w:vAlign w:val="center"/>
+          </w:tcPr>
+          <w:p>
+            <w:pPr>
+              <w:pStyle w:val="Normal"/>
+              <w:jc w:val="left"/>
+              <w:pBdr>
+                <w:bottom w:val="none" w:sz="0" w:space="0" w:color="000000"/>
+                <w:top w:val="none" w:sz="0" w:space="0" w:color="000000"/>
+                <w:left w:val="none" w:sz="0" w:space="0" w:color="000000"/>
+                <w:right w:val="none" w:sz="0" w:space="0" w:color="000000"/>
+              </w:pBdr>
+              <w:spacing w:after="100" w:before="100" w:line="240"/>
+              <w:ind w:left="100" w:right="100" w:firstLine="0" w:firstLineChars="0"/>
+              <w:rPr>
+                <w:rFonts w:ascii="Times New Roman" w:hAnsi="Times New Roman" w:eastAsia="Times New Roman" w:cs="Times New Roman"/>
+                <w:i w:val="false"/>
+                <w:b w:val="false"/>
+                <w:u w:val="none"/>
+                <w:strike w:val="false"/>
+                <w:sz w:val="18"/>
+                <w:szCs w:val="18"/>
+                <w:color w:val="000000"/>
+              </w:rPr>
+            </w:pPr>
+            <w:r>
+              <w:rPr>
+                <w:rFonts w:ascii="Times New Roman" w:hAnsi="Times New Roman" w:eastAsia="Times New Roman" w:cs="Times New Roman"/>
+                <w:i w:val="false"/>
+                <w:b w:val="false"/>
+                <w:u w:val="none"/>
+                <w:strike w:val="false"/>
+                <w:sz w:val="18"/>
+                <w:szCs w:val="18"/>
+                <w:color w:val="000000"/>
+              </w:rPr>
+              <w:t xml:space="preserve"/>
+            </w:r>
+          </w:p>
+        </w:tc>
+      </w:tr>
+      <w:tr>
+        <w:trPr>
+          <w:trHeight w:val="560" w:hRule="auto"/>
+        </w:trPr>
+        <w:tc>
+          <w:tcPr>
+            <w:tcBorders>
+              <w:bottom w:val="none" w:sz="0" w:space="0" w:color="000000"/>
+              <w:top w:val="none" w:sz="0" w:space="0" w:color="000000"/>
+              <w:left w:val="none" w:sz="0" w:space="0" w:color="000000"/>
+              <w:right w:val="none" w:sz="0" w:space="0" w:color="000000"/>
+            </w:tcBorders>
+            <w:shd w:val="clear" w:color="auto" w:fill="FFFFFF"/>
+            <w:tcMar>
+              <w:top w:w="0" w:type="dxa"/>
+              <w:bottom w:w="0" w:type="dxa"/>
+              <w:left w:w="0" w:type="dxa"/>
+              <w:right w:w="0" w:type="dxa"/>
+            </w:tcMar>
+            <w:vAlign w:val="center"/>
+          </w:tcPr>
+          <w:p>
+            <w:pPr>
+              <w:pStyle w:val="Normal"/>
+              <w:jc w:val="left"/>
+              <w:pBdr>
+                <w:bottom w:val="none" w:sz="0" w:space="0" w:color="000000"/>
+                <w:top w:val="none" w:sz="0" w:space="0" w:color="000000"/>
+                <w:left w:val="none" w:sz="0" w:space="0" w:color="000000"/>
+                <w:right w:val="none" w:sz="0" w:space="0" w:color="000000"/>
+              </w:pBdr>
+              <w:spacing w:after="100" w:before="100" w:line="240"/>
+              <w:ind w:left="100" w:right="100" w:firstLine="0" w:firstLineChars="0"/>
+              <w:rPr>
+                <w:rFonts w:ascii="Times New Roman" w:hAnsi="Times New Roman" w:eastAsia="Times New Roman" w:cs="Times New Roman"/>
+                <w:i w:val="false"/>
+                <w:b w:val="false"/>
+                <w:u w:val="none"/>
+                <w:strike w:val="false"/>
+                <w:sz w:val="18"/>
+                <w:szCs w:val="18"/>
+                <w:color w:val="000000"/>
+              </w:rPr>
+            </w:pPr>
+            <w:r>
+              <w:rPr>
+                <w:rFonts w:ascii="Times New Roman" w:hAnsi="Times New Roman" w:eastAsia="Times New Roman" w:cs="Times New Roman"/>
+                <w:i w:val="false"/>
+                <w:b w:val="false"/>
+                <w:u w:val="none"/>
+                <w:strike w:val="false"/>
+                <w:sz w:val="18"/>
+                <w:szCs w:val="18"/>
+                <w:color w:val="000000"/>
+              </w:rPr>
+              <w:t xml:space="preserve">Univariable</w:t>
+            </w:r>
+          </w:p>
+        </w:tc>
+        <w:tc>
+          <w:tcPr>
+            <w:tcBorders>
+              <w:bottom w:val="none" w:sz="0" w:space="0" w:color="000000"/>
+              <w:top w:val="none" w:sz="0" w:space="0" w:color="000000"/>
+              <w:left w:val="none" w:sz="0" w:space="0" w:color="000000"/>
+              <w:right w:val="none" w:sz="0" w:space="0" w:color="000000"/>
+            </w:tcBorders>
+            <w:shd w:val="clear" w:color="auto" w:fill="FFFFFF"/>
+            <w:tcMar>
+              <w:top w:w="0" w:type="dxa"/>
+              <w:bottom w:w="0" w:type="dxa"/>
+              <w:left w:w="0" w:type="dxa"/>
+              <w:right w:w="0" w:type="dxa"/>
+            </w:tcMar>
+            <w:vAlign w:val="center"/>
+          </w:tcPr>
+          <w:p>
+            <w:pPr>
+              <w:pStyle w:val="Normal"/>
+              <w:jc w:val="left"/>
+              <w:pBdr>
+                <w:bottom w:val="none" w:sz="0" w:space="0" w:color="000000"/>
+                <w:top w:val="none" w:sz="0" w:space="0" w:color="000000"/>
+                <w:left w:val="none" w:sz="0" w:space="0" w:color="000000"/>
+                <w:right w:val="none" w:sz="0" w:space="0" w:color="000000"/>
+              </w:pBdr>
+              <w:spacing w:after="100" w:before="100" w:line="240"/>
+              <w:ind w:left="100" w:right="100" w:firstLine="0" w:firstLineChars="0"/>
+              <w:rPr>
+                <w:rFonts w:ascii="Times New Roman" w:hAnsi="Times New Roman" w:eastAsia="Times New Roman" w:cs="Times New Roman"/>
+                <w:i w:val="false"/>
+                <w:b w:val="false"/>
+                <w:u w:val="none"/>
+                <w:strike w:val="false"/>
+                <w:sz w:val="18"/>
+                <w:szCs w:val="18"/>
+                <w:color w:val="000000"/>
+              </w:rPr>
+            </w:pPr>
+            <w:r>
+              <w:rPr>
+                <w:rFonts w:ascii="Times New Roman" w:hAnsi="Times New Roman" w:eastAsia="Times New Roman" w:cs="Times New Roman"/>
+                <w:i w:val="false"/>
+                <w:b w:val="false"/>
+                <w:u w:val="none"/>
+                <w:strike w:val="false"/>
+                <w:sz w:val="18"/>
+                <w:szCs w:val="18"/>
+                <w:color w:val="000000"/>
+              </w:rPr>
+              <w:t xml:space="preserve"/>
+            </w:r>
+          </w:p>
+        </w:tc>
+        <w:tc>
+          <w:tcPr>
+            <w:tcBorders>
+              <w:bottom w:val="none" w:sz="0" w:space="0" w:color="000000"/>
+              <w:top w:val="none" w:sz="0" w:space="0" w:color="000000"/>
+              <w:left w:val="none" w:sz="0" w:space="0" w:color="000000"/>
+              <w:right w:val="none" w:sz="0" w:space="0" w:color="000000"/>
+            </w:tcBorders>
+            <w:shd w:val="clear" w:color="auto" w:fill="FFFFFF"/>
+            <w:tcMar>
+              <w:top w:w="0" w:type="dxa"/>
+              <w:bottom w:w="0" w:type="dxa"/>
+              <w:left w:w="0" w:type="dxa"/>
+              <w:right w:w="0" w:type="dxa"/>
+            </w:tcMar>
+            <w:vAlign w:val="center"/>
+          </w:tcPr>
+          <w:p>
+            <w:pPr>
+              <w:pStyle w:val="Normal"/>
+              <w:jc w:val="left"/>
+              <w:pBdr>
+                <w:bottom w:val="none" w:sz="0" w:space="0" w:color="000000"/>
+                <w:top w:val="none" w:sz="0" w:space="0" w:color="000000"/>
+                <w:left w:val="none" w:sz="0" w:space="0" w:color="000000"/>
+                <w:right w:val="none" w:sz="0" w:space="0" w:color="000000"/>
+              </w:pBdr>
+              <w:spacing w:after="100" w:before="100" w:line="240"/>
+              <w:ind w:left="100" w:right="100" w:firstLine="0" w:firstLineChars="0"/>
+              <w:rPr>
+                <w:rFonts w:ascii="Times New Roman" w:hAnsi="Times New Roman" w:eastAsia="Times New Roman" w:cs="Times New Roman"/>
+                <w:i w:val="false"/>
+                <w:b w:val="false"/>
+                <w:u w:val="none"/>
+                <w:strike w:val="false"/>
+                <w:sz w:val="18"/>
+                <w:szCs w:val="18"/>
+                <w:color w:val="000000"/>
+              </w:rPr>
+            </w:pPr>
+            <w:r>
+              <w:rPr>
+                <w:rFonts w:ascii="Times New Roman" w:hAnsi="Times New Roman" w:eastAsia="Times New Roman" w:cs="Times New Roman"/>
+                <w:i w:val="false"/>
+                <w:b w:val="false"/>
+                <w:u w:val="none"/>
+                <w:strike w:val="false"/>
+                <w:sz w:val="18"/>
+                <w:szCs w:val="18"/>
+                <w:color w:val="000000"/>
+              </w:rPr>
+              <w:t xml:space="preserve">dMMR</w:t>
+            </w:r>
+          </w:p>
+        </w:tc>
+        <w:tc>
+          <w:tcPr>
+            <w:tcBorders>
+              <w:bottom w:val="none" w:sz="0" w:space="0" w:color="000000"/>
+              <w:top w:val="none" w:sz="0" w:space="0" w:color="000000"/>
+              <w:left w:val="none" w:sz="0" w:space="0" w:color="000000"/>
+              <w:right w:val="none" w:sz="0" w:space="0" w:color="000000"/>
+            </w:tcBorders>
+            <w:shd w:val="clear" w:color="auto" w:fill="FFFFFF"/>
+            <w:tcMar>
+              <w:top w:w="0" w:type="dxa"/>
+              <w:bottom w:w="0" w:type="dxa"/>
+              <w:left w:w="0" w:type="dxa"/>
+              <w:right w:w="0" w:type="dxa"/>
+            </w:tcMar>
+            <w:vAlign w:val="center"/>
+          </w:tcPr>
+          <w:p>
+            <w:pPr>
+              <w:pStyle w:val="Normal"/>
+              <w:jc w:val="right"/>
+              <w:pBdr>
+                <w:bottom w:val="none" w:sz="0" w:space="0" w:color="000000"/>
+                <w:top w:val="none" w:sz="0" w:space="0" w:color="000000"/>
+                <w:left w:val="none" w:sz="0" w:space="0" w:color="000000"/>
+                <w:right w:val="none" w:sz="0" w:space="0" w:color="000000"/>
+              </w:pBdr>
+              <w:spacing w:after="100" w:before="100" w:line="240"/>
+              <w:ind w:left="100" w:right="100" w:firstLine="0" w:firstLineChars="0"/>
+              <w:rPr>
+                <w:rFonts w:ascii="Times New Roman" w:hAnsi="Times New Roman" w:eastAsia="Times New Roman" w:cs="Times New Roman"/>
+                <w:i w:val="false"/>
+                <w:b w:val="false"/>
+                <w:u w:val="none"/>
+                <w:strike w:val="false"/>
+                <w:sz w:val="18"/>
+                <w:szCs w:val="18"/>
+                <w:color w:val="000000"/>
+              </w:rPr>
+            </w:pPr>
+            <w:r>
+              <w:rPr>
+                <w:rFonts w:ascii="Times New Roman" w:hAnsi="Times New Roman" w:eastAsia="Times New Roman" w:cs="Times New Roman"/>
+                <w:i w:val="false"/>
+                <w:b w:val="false"/>
+                <w:u w:val="none"/>
+                <w:strike w:val="false"/>
+                <w:sz w:val="18"/>
+                <w:szCs w:val="18"/>
+                <w:color w:val="000000"/>
+              </w:rPr>
+              <w:t xml:space="preserve">70</w:t>
+            </w:r>
+          </w:p>
+        </w:tc>
+        <w:tc>
+          <w:tcPr>
+            <w:tcBorders>
+              <w:bottom w:val="none" w:sz="0" w:space="0" w:color="000000"/>
+              <w:top w:val="none" w:sz="0" w:space="0" w:color="000000"/>
+              <w:left w:val="none" w:sz="0" w:space="0" w:color="000000"/>
+              <w:right w:val="none" w:sz="0" w:space="0" w:color="000000"/>
+            </w:tcBorders>
+            <w:shd w:val="clear" w:color="auto" w:fill="FFFFFF"/>
+            <w:tcMar>
+              <w:top w:w="0" w:type="dxa"/>
+              <w:bottom w:w="0" w:type="dxa"/>
+              <w:left w:w="0" w:type="dxa"/>
+              <w:right w:w="0" w:type="dxa"/>
+            </w:tcMar>
+            <w:vAlign w:val="center"/>
+          </w:tcPr>
+          <w:p>
+            <w:pPr>
+              <w:pStyle w:val="Normal"/>
+              <w:jc w:val="right"/>
+              <w:pBdr>
+                <w:bottom w:val="none" w:sz="0" w:space="0" w:color="000000"/>
+                <w:top w:val="none" w:sz="0" w:space="0" w:color="000000"/>
+                <w:left w:val="none" w:sz="0" w:space="0" w:color="000000"/>
+                <w:right w:val="none" w:sz="0" w:space="0" w:color="000000"/>
+              </w:pBdr>
+              <w:spacing w:after="100" w:before="100" w:line="240"/>
+              <w:ind w:left="100" w:right="100" w:firstLine="0" w:firstLineChars="0"/>
+              <w:rPr>
+                <w:rFonts w:ascii="Times New Roman" w:hAnsi="Times New Roman" w:eastAsia="Times New Roman" w:cs="Times New Roman"/>
+                <w:i w:val="false"/>
+                <w:b w:val="false"/>
+                <w:u w:val="none"/>
+                <w:strike w:val="false"/>
+                <w:sz w:val="18"/>
+                <w:szCs w:val="18"/>
+                <w:color w:val="000000"/>
+              </w:rPr>
+            </w:pPr>
+            <w:r>
+              <w:rPr>
+                <w:rFonts w:ascii="Times New Roman" w:hAnsi="Times New Roman" w:eastAsia="Times New Roman" w:cs="Times New Roman"/>
+                <w:i w:val="false"/>
+                <w:b w:val="false"/>
+                <w:u w:val="none"/>
+                <w:strike w:val="false"/>
+                <w:sz w:val="18"/>
+                <w:szCs w:val="18"/>
+                <w:color w:val="000000"/>
+              </w:rPr>
+              <w:t xml:space="preserve">10</w:t>
+            </w:r>
+          </w:p>
+        </w:tc>
+        <w:tc>
+          <w:tcPr>
+            <w:tcBorders>
+              <w:bottom w:val="none" w:sz="0" w:space="0" w:color="000000"/>
+              <w:top w:val="none" w:sz="0" w:space="0" w:color="000000"/>
+              <w:left w:val="none" w:sz="0" w:space="0" w:color="000000"/>
+              <w:right w:val="none" w:sz="0" w:space="0" w:color="000000"/>
+            </w:tcBorders>
+            <w:shd w:val="clear" w:color="auto" w:fill="FFFFFF"/>
+            <w:tcMar>
+              <w:top w:w="0" w:type="dxa"/>
+              <w:bottom w:w="0" w:type="dxa"/>
+              <w:left w:w="0" w:type="dxa"/>
+              <w:right w:w="0" w:type="dxa"/>
+            </w:tcMar>
+            <w:vAlign w:val="center"/>
+          </w:tcPr>
+          <w:p>
+            <w:pPr>
+              <w:pStyle w:val="Normal"/>
+              <w:jc w:val="left"/>
+              <w:pBdr>
+                <w:bottom w:val="none" w:sz="0" w:space="0" w:color="000000"/>
+                <w:top w:val="none" w:sz="0" w:space="0" w:color="000000"/>
+                <w:left w:val="none" w:sz="0" w:space="0" w:color="000000"/>
+                <w:right w:val="none" w:sz="0" w:space="0" w:color="000000"/>
+              </w:pBdr>
+              <w:spacing w:after="100" w:before="100" w:line="240"/>
+              <w:ind w:left="100" w:right="100" w:firstLine="0" w:firstLineChars="0"/>
+              <w:rPr>
+                <w:rFonts w:ascii="Times New Roman" w:hAnsi="Times New Roman" w:eastAsia="Times New Roman" w:cs="Times New Roman"/>
+                <w:i w:val="false"/>
+                <w:b w:val="false"/>
+                <w:u w:val="none"/>
+                <w:strike w:val="false"/>
+                <w:sz w:val="18"/>
+                <w:szCs w:val="18"/>
+                <w:color w:val="000000"/>
+              </w:rPr>
+            </w:pPr>
+            <w:r>
+              <w:rPr>
+                <w:rFonts w:ascii="Times New Roman" w:hAnsi="Times New Roman" w:eastAsia="Times New Roman" w:cs="Times New Roman"/>
+                <w:i w:val="false"/>
+                <w:b w:val="false"/>
+                <w:u w:val="none"/>
+                <w:strike w:val="false"/>
+                <w:sz w:val="18"/>
+                <w:szCs w:val="18"/>
+                <w:color w:val="000000"/>
+              </w:rPr>
+              <w:t xml:space="preserve">0.45 (0.23–0.85)</w:t>
+            </w:r>
+          </w:p>
+        </w:tc>
+        <w:tc>
+          <w:tcPr>
+            <w:tcBorders>
+              <w:bottom w:val="none" w:sz="0" w:space="0" w:color="000000"/>
+              <w:top w:val="none" w:sz="0" w:space="0" w:color="000000"/>
+              <w:left w:val="none" w:sz="0" w:space="0" w:color="000000"/>
+              <w:right w:val="none" w:sz="0" w:space="0" w:color="000000"/>
+            </w:tcBorders>
+            <w:shd w:val="clear" w:color="auto" w:fill="FFFFFF"/>
+            <w:tcMar>
+              <w:top w:w="0" w:type="dxa"/>
+              <w:bottom w:w="0" w:type="dxa"/>
+              <w:left w:w="0" w:type="dxa"/>
+              <w:right w:w="0" w:type="dxa"/>
+            </w:tcMar>
+            <w:vAlign w:val="center"/>
+          </w:tcPr>
+          <w:p>
+            <w:pPr>
+              <w:pStyle w:val="Normal"/>
+              <w:jc w:val="left"/>
+              <w:pBdr>
+                <w:bottom w:val="none" w:sz="0" w:space="0" w:color="000000"/>
+                <w:top w:val="none" w:sz="0" w:space="0" w:color="000000"/>
+                <w:left w:val="none" w:sz="0" w:space="0" w:color="000000"/>
+                <w:right w:val="none" w:sz="0" w:space="0" w:color="000000"/>
+              </w:pBdr>
+              <w:spacing w:after="100" w:before="100" w:line="240"/>
+              <w:ind w:left="100" w:right="100" w:firstLine="0" w:firstLineChars="0"/>
+              <w:rPr>
+                <w:rFonts w:ascii="Times New Roman" w:hAnsi="Times New Roman" w:eastAsia="Times New Roman" w:cs="Times New Roman"/>
+                <w:i w:val="false"/>
+                <w:b w:val="false"/>
+                <w:u w:val="none"/>
+                <w:strike w:val="false"/>
+                <w:sz w:val="18"/>
+                <w:szCs w:val="18"/>
+                <w:color w:val="000000"/>
+              </w:rPr>
+            </w:pPr>
+            <w:r>
+              <w:rPr>
+                <w:rFonts w:ascii="Times New Roman" w:hAnsi="Times New Roman" w:eastAsia="Times New Roman" w:cs="Times New Roman"/>
+                <w:i w:val="false"/>
+                <w:b w:val="false"/>
+                <w:u w:val="none"/>
+                <w:strike w:val="false"/>
+                <w:sz w:val="18"/>
+                <w:szCs w:val="18"/>
+                <w:color w:val="000000"/>
+              </w:rPr>
+              <w:t xml:space="preserve">0.014</w:t>
             </w:r>
           </w:p>
         </w:tc>

--- a/output/tables/GEO/GSE39582/GSE39582_cox_RFS.docx
+++ b/output/tables/GEO/GSE39582/GSE39582_cox_RFS.docx
@@ -25,7 +25,7 @@
         <w:ind w:left="60" w:right="60" w:firstLine="0" w:firstLineChars="0"/>
       </w:pPr>
       <w:r>
-        <w:t xml:space="preserve">Cox regression for relapse-free survival: MAD2L1 expression, GSE39582 (CIT, colon)</w:t>
+        <w:t xml:space="preserve">Cox regression for relapse-free survival: HIST1H2AC expression, GSE39582 (CIT, colon)</w:t>
       </w:r>
     </w:p>
     <w:tbl xmlns:a="http://schemas.openxmlformats.org/drawingml/2006/main" xmlns:pic="http://schemas.openxmlformats.org/drawingml/2006/picture">
@@ -36,7 +36,7 @@
       </w:tblPr>
       <w:tblGrid>
         <w:gridCol w:w="3360"/>
-        <w:gridCol w:w="3200"/>
+        <w:gridCol w:w="3450"/>
         <w:gridCol w:w="1305"/>
         <w:gridCol w:w="681"/>
         <w:gridCol w:w="931"/>
@@ -600,7 +600,7 @@
                 <w:szCs w:val="18"/>
                 <w:color w:val="000000"/>
               </w:rPr>
-              <w:t xml:space="preserve">MAD2L1 expression</w:t>
+              <w:t xml:space="preserve">HIST1H2AC expression</w:t>
             </w:r>
           </w:p>
         </w:tc>
@@ -710,7 +710,7 @@
                 <w:szCs w:val="18"/>
                 <w:color w:val="000000"/>
               </w:rPr>
-              <w:t xml:space="preserve">245</w:t>
+              <w:t xml:space="preserve">253</w:t>
             </w:r>
           </w:p>
         </w:tc>
@@ -765,7 +765,7 @@
                 <w:szCs w:val="18"/>
                 <w:color w:val="000000"/>
               </w:rPr>
-              <w:t xml:space="preserve">84</w:t>
+              <w:t xml:space="preserve">67</w:t>
             </w:r>
           </w:p>
         </w:tc>
@@ -1155,7 +1155,7 @@
                 <w:szCs w:val="18"/>
                 <w:color w:val="000000"/>
               </w:rPr>
-              <w:t xml:space="preserve">252</w:t>
+              <w:t xml:space="preserve">244</w:t>
             </w:r>
           </w:p>
         </w:tc>
@@ -1210,117 +1210,117 @@
                 <w:szCs w:val="18"/>
                 <w:color w:val="000000"/>
               </w:rPr>
-              <w:t xml:space="preserve">56</w:t>
-            </w:r>
-          </w:p>
-        </w:tc>
-        <w:tc>
-          <w:tcPr>
-            <w:tcBorders>
-              <w:bottom w:val="none" w:sz="0" w:space="0" w:color="000000"/>
-              <w:top w:val="none" w:sz="0" w:space="0" w:color="000000"/>
-              <w:left w:val="none" w:sz="0" w:space="0" w:color="000000"/>
-              <w:right w:val="none" w:sz="0" w:space="0" w:color="000000"/>
-            </w:tcBorders>
-            <w:shd w:val="clear" w:color="auto" w:fill="FFFFFF"/>
-            <w:tcMar>
-              <w:top w:w="0" w:type="dxa"/>
-              <w:bottom w:w="0" w:type="dxa"/>
-              <w:left w:w="0" w:type="dxa"/>
-              <w:right w:w="0" w:type="dxa"/>
-            </w:tcMar>
-            <w:vAlign w:val="center"/>
-          </w:tcPr>
-          <w:p>
-            <w:pPr>
-              <w:pStyle w:val="Normal"/>
-              <w:jc w:val="left"/>
-              <w:pBdr>
-                <w:bottom w:val="none" w:sz="0" w:space="0" w:color="000000"/>
-                <w:top w:val="none" w:sz="0" w:space="0" w:color="000000"/>
-                <w:left w:val="none" w:sz="0" w:space="0" w:color="000000"/>
-                <w:right w:val="none" w:sz="0" w:space="0" w:color="000000"/>
-              </w:pBdr>
-              <w:spacing w:after="100" w:before="100" w:line="240"/>
-              <w:ind w:left="100" w:right="100" w:firstLine="0" w:firstLineChars="0"/>
-              <w:rPr>
-                <w:rFonts w:ascii="Times New Roman" w:hAnsi="Times New Roman" w:eastAsia="Times New Roman" w:cs="Times New Roman"/>
-                <w:i w:val="false"/>
-                <w:b w:val="false"/>
-                <w:u w:val="none"/>
-                <w:strike w:val="false"/>
-                <w:sz w:val="18"/>
-                <w:szCs w:val="18"/>
-                <w:color w:val="000000"/>
-              </w:rPr>
-            </w:pPr>
-            <w:r>
-              <w:rPr>
-                <w:rFonts w:ascii="Times New Roman" w:hAnsi="Times New Roman" w:eastAsia="Times New Roman" w:cs="Times New Roman"/>
-                <w:i w:val="false"/>
-                <w:b w:val="false"/>
-                <w:u w:val="none"/>
-                <w:strike w:val="false"/>
-                <w:sz w:val="18"/>
-                <w:szCs w:val="18"/>
-                <w:color w:val="000000"/>
-              </w:rPr>
-              <w:t xml:space="preserve">0.63 (0.45–0.88)</w:t>
-            </w:r>
-          </w:p>
-        </w:tc>
-        <w:tc>
-          <w:tcPr>
-            <w:tcBorders>
-              <w:bottom w:val="none" w:sz="0" w:space="0" w:color="000000"/>
-              <w:top w:val="none" w:sz="0" w:space="0" w:color="000000"/>
-              <w:left w:val="none" w:sz="0" w:space="0" w:color="000000"/>
-              <w:right w:val="none" w:sz="0" w:space="0" w:color="000000"/>
-            </w:tcBorders>
-            <w:shd w:val="clear" w:color="auto" w:fill="FFFFFF"/>
-            <w:tcMar>
-              <w:top w:w="0" w:type="dxa"/>
-              <w:bottom w:w="0" w:type="dxa"/>
-              <w:left w:w="0" w:type="dxa"/>
-              <w:right w:w="0" w:type="dxa"/>
-            </w:tcMar>
-            <w:vAlign w:val="center"/>
-          </w:tcPr>
-          <w:p>
-            <w:pPr>
-              <w:pStyle w:val="Normal"/>
-              <w:jc w:val="left"/>
-              <w:pBdr>
-                <w:bottom w:val="none" w:sz="0" w:space="0" w:color="000000"/>
-                <w:top w:val="none" w:sz="0" w:space="0" w:color="000000"/>
-                <w:left w:val="none" w:sz="0" w:space="0" w:color="000000"/>
-                <w:right w:val="none" w:sz="0" w:space="0" w:color="000000"/>
-              </w:pBdr>
-              <w:spacing w:after="100" w:before="100" w:line="240"/>
-              <w:ind w:left="100" w:right="100" w:firstLine="0" w:firstLineChars="0"/>
-              <w:rPr>
-                <w:rFonts w:ascii="Times New Roman" w:hAnsi="Times New Roman" w:eastAsia="Times New Roman" w:cs="Times New Roman"/>
-                <w:i w:val="false"/>
-                <w:b w:val="false"/>
-                <w:u w:val="none"/>
-                <w:strike w:val="false"/>
-                <w:sz w:val="18"/>
-                <w:szCs w:val="18"/>
-                <w:color w:val="000000"/>
-              </w:rPr>
-            </w:pPr>
-            <w:r>
-              <w:rPr>
-                <w:rFonts w:ascii="Times New Roman" w:hAnsi="Times New Roman" w:eastAsia="Times New Roman" w:cs="Times New Roman"/>
-                <w:i w:val="false"/>
-                <w:b w:val="false"/>
-                <w:u w:val="none"/>
-                <w:strike w:val="false"/>
-                <w:sz w:val="18"/>
-                <w:szCs w:val="18"/>
-                <w:color w:val="000000"/>
-              </w:rPr>
-              <w:t xml:space="preserve">0.007</w:t>
+              <w:t xml:space="preserve">73</w:t>
+            </w:r>
+          </w:p>
+        </w:tc>
+        <w:tc>
+          <w:tcPr>
+            <w:tcBorders>
+              <w:bottom w:val="none" w:sz="0" w:space="0" w:color="000000"/>
+              <w:top w:val="none" w:sz="0" w:space="0" w:color="000000"/>
+              <w:left w:val="none" w:sz="0" w:space="0" w:color="000000"/>
+              <w:right w:val="none" w:sz="0" w:space="0" w:color="000000"/>
+            </w:tcBorders>
+            <w:shd w:val="clear" w:color="auto" w:fill="FFFFFF"/>
+            <w:tcMar>
+              <w:top w:w="0" w:type="dxa"/>
+              <w:bottom w:w="0" w:type="dxa"/>
+              <w:left w:w="0" w:type="dxa"/>
+              <w:right w:w="0" w:type="dxa"/>
+            </w:tcMar>
+            <w:vAlign w:val="center"/>
+          </w:tcPr>
+          <w:p>
+            <w:pPr>
+              <w:pStyle w:val="Normal"/>
+              <w:jc w:val="left"/>
+              <w:pBdr>
+                <w:bottom w:val="none" w:sz="0" w:space="0" w:color="000000"/>
+                <w:top w:val="none" w:sz="0" w:space="0" w:color="000000"/>
+                <w:left w:val="none" w:sz="0" w:space="0" w:color="000000"/>
+                <w:right w:val="none" w:sz="0" w:space="0" w:color="000000"/>
+              </w:pBdr>
+              <w:spacing w:after="100" w:before="100" w:line="240"/>
+              <w:ind w:left="100" w:right="100" w:firstLine="0" w:firstLineChars="0"/>
+              <w:rPr>
+                <w:rFonts w:ascii="Times New Roman" w:hAnsi="Times New Roman" w:eastAsia="Times New Roman" w:cs="Times New Roman"/>
+                <w:i w:val="false"/>
+                <w:b w:val="false"/>
+                <w:u w:val="none"/>
+                <w:strike w:val="false"/>
+                <w:sz w:val="18"/>
+                <w:szCs w:val="18"/>
+                <w:color w:val="000000"/>
+              </w:rPr>
+            </w:pPr>
+            <w:r>
+              <w:rPr>
+                <w:rFonts w:ascii="Times New Roman" w:hAnsi="Times New Roman" w:eastAsia="Times New Roman" w:cs="Times New Roman"/>
+                <w:i w:val="false"/>
+                <w:b w:val="false"/>
+                <w:u w:val="none"/>
+                <w:strike w:val="false"/>
+                <w:sz w:val="18"/>
+                <w:szCs w:val="18"/>
+                <w:color w:val="000000"/>
+              </w:rPr>
+              <w:t xml:space="preserve">1.17 (0.84–1.63)</w:t>
+            </w:r>
+          </w:p>
+        </w:tc>
+        <w:tc>
+          <w:tcPr>
+            <w:tcBorders>
+              <w:bottom w:val="none" w:sz="0" w:space="0" w:color="000000"/>
+              <w:top w:val="none" w:sz="0" w:space="0" w:color="000000"/>
+              <w:left w:val="none" w:sz="0" w:space="0" w:color="000000"/>
+              <w:right w:val="none" w:sz="0" w:space="0" w:color="000000"/>
+            </w:tcBorders>
+            <w:shd w:val="clear" w:color="auto" w:fill="FFFFFF"/>
+            <w:tcMar>
+              <w:top w:w="0" w:type="dxa"/>
+              <w:bottom w:w="0" w:type="dxa"/>
+              <w:left w:w="0" w:type="dxa"/>
+              <w:right w:w="0" w:type="dxa"/>
+            </w:tcMar>
+            <w:vAlign w:val="center"/>
+          </w:tcPr>
+          <w:p>
+            <w:pPr>
+              <w:pStyle w:val="Normal"/>
+              <w:jc w:val="left"/>
+              <w:pBdr>
+                <w:bottom w:val="none" w:sz="0" w:space="0" w:color="000000"/>
+                <w:top w:val="none" w:sz="0" w:space="0" w:color="000000"/>
+                <w:left w:val="none" w:sz="0" w:space="0" w:color="000000"/>
+                <w:right w:val="none" w:sz="0" w:space="0" w:color="000000"/>
+              </w:pBdr>
+              <w:spacing w:after="100" w:before="100" w:line="240"/>
+              <w:ind w:left="100" w:right="100" w:firstLine="0" w:firstLineChars="0"/>
+              <w:rPr>
+                <w:rFonts w:ascii="Times New Roman" w:hAnsi="Times New Roman" w:eastAsia="Times New Roman" w:cs="Times New Roman"/>
+                <w:i w:val="false"/>
+                <w:b w:val="false"/>
+                <w:u w:val="none"/>
+                <w:strike w:val="false"/>
+                <w:sz w:val="18"/>
+                <w:szCs w:val="18"/>
+                <w:color w:val="000000"/>
+              </w:rPr>
+            </w:pPr>
+            <w:r>
+              <w:rPr>
+                <w:rFonts w:ascii="Times New Roman" w:hAnsi="Times New Roman" w:eastAsia="Times New Roman" w:cs="Times New Roman"/>
+                <w:i w:val="false"/>
+                <w:b w:val="false"/>
+                <w:u w:val="none"/>
+                <w:strike w:val="false"/>
+                <w:sz w:val="18"/>
+                <w:szCs w:val="18"/>
+                <w:color w:val="000000"/>
+              </w:rPr>
+              <w:t xml:space="preserve">0.357</w:t>
             </w:r>
           </w:p>
         </w:tc>
@@ -1490,7 +1490,7 @@
                 <w:szCs w:val="18"/>
                 <w:color w:val="000000"/>
               </w:rPr>
-              <w:t xml:space="preserve">MAD2L1 expression, log2 (per 1 unit)</w:t>
+              <w:t xml:space="preserve">HIST1H2AC expression, log2 (per 1 unit)</w:t>
             </w:r>
           </w:p>
         </w:tc>
@@ -1710,62 +1710,62 @@
                 <w:szCs w:val="18"/>
                 <w:color w:val="000000"/>
               </w:rPr>
-              <w:t xml:space="preserve">0.73 (0.61–0.86)</w:t>
-            </w:r>
-          </w:p>
-        </w:tc>
-        <w:tc>
-          <w:tcPr>
-            <w:tcBorders>
-              <w:bottom w:val="none" w:sz="0" w:space="0" w:color="000000"/>
-              <w:top w:val="none" w:sz="0" w:space="0" w:color="000000"/>
-              <w:left w:val="none" w:sz="0" w:space="0" w:color="000000"/>
-              <w:right w:val="none" w:sz="0" w:space="0" w:color="000000"/>
-            </w:tcBorders>
-            <w:shd w:val="clear" w:color="auto" w:fill="FFFFFF"/>
-            <w:tcMar>
-              <w:top w:w="0" w:type="dxa"/>
-              <w:bottom w:w="0" w:type="dxa"/>
-              <w:left w:w="0" w:type="dxa"/>
-              <w:right w:w="0" w:type="dxa"/>
-            </w:tcMar>
-            <w:vAlign w:val="center"/>
-          </w:tcPr>
-          <w:p>
-            <w:pPr>
-              <w:pStyle w:val="Normal"/>
-              <w:jc w:val="left"/>
-              <w:pBdr>
-                <w:bottom w:val="none" w:sz="0" w:space="0" w:color="000000"/>
-                <w:top w:val="none" w:sz="0" w:space="0" w:color="000000"/>
-                <w:left w:val="none" w:sz="0" w:space="0" w:color="000000"/>
-                <w:right w:val="none" w:sz="0" w:space="0" w:color="000000"/>
-              </w:pBdr>
-              <w:spacing w:after="100" w:before="100" w:line="240"/>
-              <w:ind w:left="100" w:right="100" w:firstLine="0" w:firstLineChars="0"/>
-              <w:rPr>
-                <w:rFonts w:ascii="Times New Roman" w:hAnsi="Times New Roman" w:eastAsia="Times New Roman" w:cs="Times New Roman"/>
-                <w:i w:val="false"/>
-                <w:b w:val="false"/>
-                <w:u w:val="none"/>
-                <w:strike w:val="false"/>
-                <w:sz w:val="18"/>
-                <w:szCs w:val="18"/>
-                <w:color w:val="000000"/>
-              </w:rPr>
-            </w:pPr>
-            <w:r>
-              <w:rPr>
-                <w:rFonts w:ascii="Times New Roman" w:hAnsi="Times New Roman" w:eastAsia="Times New Roman" w:cs="Times New Roman"/>
-                <w:i w:val="false"/>
-                <w:b w:val="false"/>
-                <w:u w:val="none"/>
-                <w:strike w:val="false"/>
-                <w:sz w:val="18"/>
-                <w:szCs w:val="18"/>
-                <w:color w:val="000000"/>
-              </w:rPr>
-              <w:t xml:space="preserve">&lt;0.001</w:t>
+              <w:t xml:space="preserve">1.13 (0.96–1.33)</w:t>
+            </w:r>
+          </w:p>
+        </w:tc>
+        <w:tc>
+          <w:tcPr>
+            <w:tcBorders>
+              <w:bottom w:val="none" w:sz="0" w:space="0" w:color="000000"/>
+              <w:top w:val="none" w:sz="0" w:space="0" w:color="000000"/>
+              <w:left w:val="none" w:sz="0" w:space="0" w:color="000000"/>
+              <w:right w:val="none" w:sz="0" w:space="0" w:color="000000"/>
+            </w:tcBorders>
+            <w:shd w:val="clear" w:color="auto" w:fill="FFFFFF"/>
+            <w:tcMar>
+              <w:top w:w="0" w:type="dxa"/>
+              <w:bottom w:w="0" w:type="dxa"/>
+              <w:left w:w="0" w:type="dxa"/>
+              <w:right w:w="0" w:type="dxa"/>
+            </w:tcMar>
+            <w:vAlign w:val="center"/>
+          </w:tcPr>
+          <w:p>
+            <w:pPr>
+              <w:pStyle w:val="Normal"/>
+              <w:jc w:val="left"/>
+              <w:pBdr>
+                <w:bottom w:val="none" w:sz="0" w:space="0" w:color="000000"/>
+                <w:top w:val="none" w:sz="0" w:space="0" w:color="000000"/>
+                <w:left w:val="none" w:sz="0" w:space="0" w:color="000000"/>
+                <w:right w:val="none" w:sz="0" w:space="0" w:color="000000"/>
+              </w:pBdr>
+              <w:spacing w:after="100" w:before="100" w:line="240"/>
+              <w:ind w:left="100" w:right="100" w:firstLine="0" w:firstLineChars="0"/>
+              <w:rPr>
+                <w:rFonts w:ascii="Times New Roman" w:hAnsi="Times New Roman" w:eastAsia="Times New Roman" w:cs="Times New Roman"/>
+                <w:i w:val="false"/>
+                <w:b w:val="false"/>
+                <w:u w:val="none"/>
+                <w:strike w:val="false"/>
+                <w:sz w:val="18"/>
+                <w:szCs w:val="18"/>
+                <w:color w:val="000000"/>
+              </w:rPr>
+            </w:pPr>
+            <w:r>
+              <w:rPr>
+                <w:rFonts w:ascii="Times New Roman" w:hAnsi="Times New Roman" w:eastAsia="Times New Roman" w:cs="Times New Roman"/>
+                <w:i w:val="false"/>
+                <w:b w:val="false"/>
+                <w:u w:val="none"/>
+                <w:strike w:val="false"/>
+                <w:sz w:val="18"/>
+                <w:szCs w:val="18"/>
+                <w:color w:val="000000"/>
+              </w:rPr>
+              <w:t xml:space="preserve">0.146</w:t>
             </w:r>
           </w:p>
         </w:tc>
@@ -5495,7 +5495,7 @@
                 <w:szCs w:val="18"/>
                 <w:color w:val="000000"/>
               </w:rPr>
-              <w:t xml:space="preserve">MAD2L1 expression, log2 (per 1 unit)</w:t>
+              <w:t xml:space="preserve">HIST1H2AC expression, log2 (per 1 unit)</w:t>
             </w:r>
           </w:p>
         </w:tc>
@@ -5715,62 +5715,62 @@
                 <w:szCs w:val="18"/>
                 <w:color w:val="000000"/>
               </w:rPr>
-              <w:t xml:space="preserve">0.75 (0.62–0.89)</w:t>
-            </w:r>
-          </w:p>
-        </w:tc>
-        <w:tc>
-          <w:tcPr>
-            <w:tcBorders>
-              <w:bottom w:val="none" w:sz="0" w:space="0" w:color="000000"/>
-              <w:top w:val="none" w:sz="0" w:space="0" w:color="000000"/>
-              <w:left w:val="none" w:sz="0" w:space="0" w:color="000000"/>
-              <w:right w:val="none" w:sz="0" w:space="0" w:color="000000"/>
-            </w:tcBorders>
-            <w:shd w:val="clear" w:color="auto" w:fill="FFFFFF"/>
-            <w:tcMar>
-              <w:top w:w="0" w:type="dxa"/>
-              <w:bottom w:w="0" w:type="dxa"/>
-              <w:left w:w="0" w:type="dxa"/>
-              <w:right w:w="0" w:type="dxa"/>
-            </w:tcMar>
-            <w:vAlign w:val="center"/>
-          </w:tcPr>
-          <w:p>
-            <w:pPr>
-              <w:pStyle w:val="Normal"/>
-              <w:jc w:val="left"/>
-              <w:pBdr>
-                <w:bottom w:val="none" w:sz="0" w:space="0" w:color="000000"/>
-                <w:top w:val="none" w:sz="0" w:space="0" w:color="000000"/>
-                <w:left w:val="none" w:sz="0" w:space="0" w:color="000000"/>
-                <w:right w:val="none" w:sz="0" w:space="0" w:color="000000"/>
-              </w:pBdr>
-              <w:spacing w:after="100" w:before="100" w:line="240"/>
-              <w:ind w:left="100" w:right="100" w:firstLine="0" w:firstLineChars="0"/>
-              <w:rPr>
-                <w:rFonts w:ascii="Times New Roman" w:hAnsi="Times New Roman" w:eastAsia="Times New Roman" w:cs="Times New Roman"/>
-                <w:i w:val="false"/>
-                <w:b w:val="false"/>
-                <w:u w:val="none"/>
-                <w:strike w:val="false"/>
-                <w:sz w:val="18"/>
-                <w:szCs w:val="18"/>
-                <w:color w:val="000000"/>
-              </w:rPr>
-            </w:pPr>
-            <w:r>
-              <w:rPr>
-                <w:rFonts w:ascii="Times New Roman" w:hAnsi="Times New Roman" w:eastAsia="Times New Roman" w:cs="Times New Roman"/>
-                <w:i w:val="false"/>
-                <w:b w:val="false"/>
-                <w:u w:val="none"/>
-                <w:strike w:val="false"/>
-                <w:sz w:val="18"/>
-                <w:szCs w:val="18"/>
-                <w:color w:val="000000"/>
-              </w:rPr>
-              <w:t xml:space="preserve">0.001</w:t>
+              <w:t xml:space="preserve">1.07 (0.90–1.26)</w:t>
+            </w:r>
+          </w:p>
+        </w:tc>
+        <w:tc>
+          <w:tcPr>
+            <w:tcBorders>
+              <w:bottom w:val="none" w:sz="0" w:space="0" w:color="000000"/>
+              <w:top w:val="none" w:sz="0" w:space="0" w:color="000000"/>
+              <w:left w:val="none" w:sz="0" w:space="0" w:color="000000"/>
+              <w:right w:val="none" w:sz="0" w:space="0" w:color="000000"/>
+            </w:tcBorders>
+            <w:shd w:val="clear" w:color="auto" w:fill="FFFFFF"/>
+            <w:tcMar>
+              <w:top w:w="0" w:type="dxa"/>
+              <w:bottom w:w="0" w:type="dxa"/>
+              <w:left w:w="0" w:type="dxa"/>
+              <w:right w:w="0" w:type="dxa"/>
+            </w:tcMar>
+            <w:vAlign w:val="center"/>
+          </w:tcPr>
+          <w:p>
+            <w:pPr>
+              <w:pStyle w:val="Normal"/>
+              <w:jc w:val="left"/>
+              <w:pBdr>
+                <w:bottom w:val="none" w:sz="0" w:space="0" w:color="000000"/>
+                <w:top w:val="none" w:sz="0" w:space="0" w:color="000000"/>
+                <w:left w:val="none" w:sz="0" w:space="0" w:color="000000"/>
+                <w:right w:val="none" w:sz="0" w:space="0" w:color="000000"/>
+              </w:pBdr>
+              <w:spacing w:after="100" w:before="100" w:line="240"/>
+              <w:ind w:left="100" w:right="100" w:firstLine="0" w:firstLineChars="0"/>
+              <w:rPr>
+                <w:rFonts w:ascii="Times New Roman" w:hAnsi="Times New Roman" w:eastAsia="Times New Roman" w:cs="Times New Roman"/>
+                <w:i w:val="false"/>
+                <w:b w:val="false"/>
+                <w:u w:val="none"/>
+                <w:strike w:val="false"/>
+                <w:sz w:val="18"/>
+                <w:szCs w:val="18"/>
+                <w:color w:val="000000"/>
+              </w:rPr>
+            </w:pPr>
+            <w:r>
+              <w:rPr>
+                <w:rFonts w:ascii="Times New Roman" w:hAnsi="Times New Roman" w:eastAsia="Times New Roman" w:cs="Times New Roman"/>
+                <w:i w:val="false"/>
+                <w:b w:val="false"/>
+                <w:u w:val="none"/>
+                <w:strike w:val="false"/>
+                <w:sz w:val="18"/>
+                <w:szCs w:val="18"/>
+                <w:color w:val="000000"/>
+              </w:rPr>
+              <w:t xml:space="preserve">0.456</w:t>
             </w:r>
           </w:p>
         </w:tc>
@@ -6605,62 +6605,62 @@
                 <w:szCs w:val="18"/>
                 <w:color w:val="000000"/>
               </w:rPr>
-              <w:t xml:space="preserve">1.08 (0.77–1.52)</w:t>
-            </w:r>
-          </w:p>
-        </w:tc>
-        <w:tc>
-          <w:tcPr>
-            <w:tcBorders>
-              <w:bottom w:val="none" w:sz="0" w:space="0" w:color="000000"/>
-              <w:top w:val="none" w:sz="0" w:space="0" w:color="000000"/>
-              <w:left w:val="none" w:sz="0" w:space="0" w:color="000000"/>
-              <w:right w:val="none" w:sz="0" w:space="0" w:color="000000"/>
-            </w:tcBorders>
-            <w:shd w:val="clear" w:color="auto" w:fill="FFFFFF"/>
-            <w:tcMar>
-              <w:top w:w="0" w:type="dxa"/>
-              <w:bottom w:w="0" w:type="dxa"/>
-              <w:left w:w="0" w:type="dxa"/>
-              <w:right w:w="0" w:type="dxa"/>
-            </w:tcMar>
-            <w:vAlign w:val="center"/>
-          </w:tcPr>
-          <w:p>
-            <w:pPr>
-              <w:pStyle w:val="Normal"/>
-              <w:jc w:val="left"/>
-              <w:pBdr>
-                <w:bottom w:val="none" w:sz="0" w:space="0" w:color="000000"/>
-                <w:top w:val="none" w:sz="0" w:space="0" w:color="000000"/>
-                <w:left w:val="none" w:sz="0" w:space="0" w:color="000000"/>
-                <w:right w:val="none" w:sz="0" w:space="0" w:color="000000"/>
-              </w:pBdr>
-              <w:spacing w:after="100" w:before="100" w:line="240"/>
-              <w:ind w:left="100" w:right="100" w:firstLine="0" w:firstLineChars="0"/>
-              <w:rPr>
-                <w:rFonts w:ascii="Times New Roman" w:hAnsi="Times New Roman" w:eastAsia="Times New Roman" w:cs="Times New Roman"/>
-                <w:i w:val="false"/>
-                <w:b w:val="false"/>
-                <w:u w:val="none"/>
-                <w:strike w:val="false"/>
-                <w:sz w:val="18"/>
-                <w:szCs w:val="18"/>
-                <w:color w:val="000000"/>
-              </w:rPr>
-            </w:pPr>
-            <w:r>
-              <w:rPr>
-                <w:rFonts w:ascii="Times New Roman" w:hAnsi="Times New Roman" w:eastAsia="Times New Roman" w:cs="Times New Roman"/>
-                <w:i w:val="false"/>
-                <w:b w:val="false"/>
-                <w:u w:val="none"/>
-                <w:strike w:val="false"/>
-                <w:sz w:val="18"/>
-                <w:szCs w:val="18"/>
-                <w:color w:val="000000"/>
-              </w:rPr>
-              <w:t xml:space="preserve">0.652</w:t>
+              <w:t xml:space="preserve">1.05 (0.74–1.47)</w:t>
+            </w:r>
+          </w:p>
+        </w:tc>
+        <w:tc>
+          <w:tcPr>
+            <w:tcBorders>
+              <w:bottom w:val="none" w:sz="0" w:space="0" w:color="000000"/>
+              <w:top w:val="none" w:sz="0" w:space="0" w:color="000000"/>
+              <w:left w:val="none" w:sz="0" w:space="0" w:color="000000"/>
+              <w:right w:val="none" w:sz="0" w:space="0" w:color="000000"/>
+            </w:tcBorders>
+            <w:shd w:val="clear" w:color="auto" w:fill="FFFFFF"/>
+            <w:tcMar>
+              <w:top w:w="0" w:type="dxa"/>
+              <w:bottom w:w="0" w:type="dxa"/>
+              <w:left w:w="0" w:type="dxa"/>
+              <w:right w:w="0" w:type="dxa"/>
+            </w:tcMar>
+            <w:vAlign w:val="center"/>
+          </w:tcPr>
+          <w:p>
+            <w:pPr>
+              <w:pStyle w:val="Normal"/>
+              <w:jc w:val="left"/>
+              <w:pBdr>
+                <w:bottom w:val="none" w:sz="0" w:space="0" w:color="000000"/>
+                <w:top w:val="none" w:sz="0" w:space="0" w:color="000000"/>
+                <w:left w:val="none" w:sz="0" w:space="0" w:color="000000"/>
+                <w:right w:val="none" w:sz="0" w:space="0" w:color="000000"/>
+              </w:pBdr>
+              <w:spacing w:after="100" w:before="100" w:line="240"/>
+              <w:ind w:left="100" w:right="100" w:firstLine="0" w:firstLineChars="0"/>
+              <w:rPr>
+                <w:rFonts w:ascii="Times New Roman" w:hAnsi="Times New Roman" w:eastAsia="Times New Roman" w:cs="Times New Roman"/>
+                <w:i w:val="false"/>
+                <w:b w:val="false"/>
+                <w:u w:val="none"/>
+                <w:strike w:val="false"/>
+                <w:sz w:val="18"/>
+                <w:szCs w:val="18"/>
+                <w:color w:val="000000"/>
+              </w:rPr>
+            </w:pPr>
+            <w:r>
+              <w:rPr>
+                <w:rFonts w:ascii="Times New Roman" w:hAnsi="Times New Roman" w:eastAsia="Times New Roman" w:cs="Times New Roman"/>
+                <w:i w:val="false"/>
+                <w:b w:val="false"/>
+                <w:u w:val="none"/>
+                <w:strike w:val="false"/>
+                <w:sz w:val="18"/>
+                <w:szCs w:val="18"/>
+                <w:color w:val="000000"/>
+              </w:rPr>
+              <w:t xml:space="preserve">0.793</w:t>
             </w:r>
           </w:p>
         </w:tc>
@@ -7495,62 +7495,62 @@
                 <w:szCs w:val="18"/>
                 <w:color w:val="000000"/>
               </w:rPr>
-              <w:t xml:space="preserve">0.70 (0.50–0.99)</w:t>
-            </w:r>
-          </w:p>
-        </w:tc>
-        <w:tc>
-          <w:tcPr>
-            <w:tcBorders>
-              <w:bottom w:val="none" w:sz="0" w:space="0" w:color="000000"/>
-              <w:top w:val="none" w:sz="0" w:space="0" w:color="000000"/>
-              <w:left w:val="none" w:sz="0" w:space="0" w:color="000000"/>
-              <w:right w:val="none" w:sz="0" w:space="0" w:color="000000"/>
-            </w:tcBorders>
-            <w:shd w:val="clear" w:color="auto" w:fill="FFFFFF"/>
-            <w:tcMar>
-              <w:top w:w="0" w:type="dxa"/>
-              <w:bottom w:w="0" w:type="dxa"/>
-              <w:left w:w="0" w:type="dxa"/>
-              <w:right w:w="0" w:type="dxa"/>
-            </w:tcMar>
-            <w:vAlign w:val="center"/>
-          </w:tcPr>
-          <w:p>
-            <w:pPr>
-              <w:pStyle w:val="Normal"/>
-              <w:jc w:val="left"/>
-              <w:pBdr>
-                <w:bottom w:val="none" w:sz="0" w:space="0" w:color="000000"/>
-                <w:top w:val="none" w:sz="0" w:space="0" w:color="000000"/>
-                <w:left w:val="none" w:sz="0" w:space="0" w:color="000000"/>
-                <w:right w:val="none" w:sz="0" w:space="0" w:color="000000"/>
-              </w:pBdr>
-              <w:spacing w:after="100" w:before="100" w:line="240"/>
-              <w:ind w:left="100" w:right="100" w:firstLine="0" w:firstLineChars="0"/>
-              <w:rPr>
-                <w:rFonts w:ascii="Times New Roman" w:hAnsi="Times New Roman" w:eastAsia="Times New Roman" w:cs="Times New Roman"/>
-                <w:i w:val="false"/>
-                <w:b w:val="false"/>
-                <w:u w:val="none"/>
-                <w:strike w:val="false"/>
-                <w:sz w:val="18"/>
-                <w:szCs w:val="18"/>
-                <w:color w:val="000000"/>
-              </w:rPr>
-            </w:pPr>
-            <w:r>
-              <w:rPr>
-                <w:rFonts w:ascii="Times New Roman" w:hAnsi="Times New Roman" w:eastAsia="Times New Roman" w:cs="Times New Roman"/>
-                <w:i w:val="false"/>
-                <w:b w:val="false"/>
-                <w:u w:val="none"/>
-                <w:strike w:val="false"/>
-                <w:sz w:val="18"/>
-                <w:szCs w:val="18"/>
-                <w:color w:val="000000"/>
-              </w:rPr>
-              <w:t xml:space="preserve">0.041</w:t>
+              <w:t xml:space="preserve">0.71 (0.50–1.00)</w:t>
+            </w:r>
+          </w:p>
+        </w:tc>
+        <w:tc>
+          <w:tcPr>
+            <w:tcBorders>
+              <w:bottom w:val="none" w:sz="0" w:space="0" w:color="000000"/>
+              <w:top w:val="none" w:sz="0" w:space="0" w:color="000000"/>
+              <w:left w:val="none" w:sz="0" w:space="0" w:color="000000"/>
+              <w:right w:val="none" w:sz="0" w:space="0" w:color="000000"/>
+            </w:tcBorders>
+            <w:shd w:val="clear" w:color="auto" w:fill="FFFFFF"/>
+            <w:tcMar>
+              <w:top w:w="0" w:type="dxa"/>
+              <w:bottom w:w="0" w:type="dxa"/>
+              <w:left w:w="0" w:type="dxa"/>
+              <w:right w:w="0" w:type="dxa"/>
+            </w:tcMar>
+            <w:vAlign w:val="center"/>
+          </w:tcPr>
+          <w:p>
+            <w:pPr>
+              <w:pStyle w:val="Normal"/>
+              <w:jc w:val="left"/>
+              <w:pBdr>
+                <w:bottom w:val="none" w:sz="0" w:space="0" w:color="000000"/>
+                <w:top w:val="none" w:sz="0" w:space="0" w:color="000000"/>
+                <w:left w:val="none" w:sz="0" w:space="0" w:color="000000"/>
+                <w:right w:val="none" w:sz="0" w:space="0" w:color="000000"/>
+              </w:pBdr>
+              <w:spacing w:after="100" w:before="100" w:line="240"/>
+              <w:ind w:left="100" w:right="100" w:firstLine="0" w:firstLineChars="0"/>
+              <w:rPr>
+                <w:rFonts w:ascii="Times New Roman" w:hAnsi="Times New Roman" w:eastAsia="Times New Roman" w:cs="Times New Roman"/>
+                <w:i w:val="false"/>
+                <w:b w:val="false"/>
+                <w:u w:val="none"/>
+                <w:strike w:val="false"/>
+                <w:sz w:val="18"/>
+                <w:szCs w:val="18"/>
+                <w:color w:val="000000"/>
+              </w:rPr>
+            </w:pPr>
+            <w:r>
+              <w:rPr>
+                <w:rFonts w:ascii="Times New Roman" w:hAnsi="Times New Roman" w:eastAsia="Times New Roman" w:cs="Times New Roman"/>
+                <w:i w:val="false"/>
+                <w:b w:val="false"/>
+                <w:u w:val="none"/>
+                <w:strike w:val="false"/>
+                <w:sz w:val="18"/>
+                <w:szCs w:val="18"/>
+                <w:color w:val="000000"/>
+              </w:rPr>
+              <w:t xml:space="preserve">0.052</w:t>
             </w:r>
           </w:p>
         </w:tc>
@@ -8385,7 +8385,7 @@
                 <w:szCs w:val="18"/>
                 <w:color w:val="000000"/>
               </w:rPr>
-              <w:t xml:space="preserve">2.11 (1.51–2.96)</w:t>
+              <w:t xml:space="preserve">2.17 (1.55–3.04)</w:t>
             </w:r>
           </w:p>
         </w:tc>
@@ -8610,7 +8610,7 @@
                 <w:szCs w:val="18"/>
                 <w:color w:val="000000"/>
               </w:rPr>
-              <w:t xml:space="preserve">MAD2L1 expression, log2 (per 1 unit)</w:t>
+              <w:t xml:space="preserve">HIST1H2AC expression, log2 (per 1 unit)</w:t>
             </w:r>
           </w:p>
         </w:tc>
@@ -8830,62 +8830,62 @@
                 <w:szCs w:val="18"/>
                 <w:color w:val="000000"/>
               </w:rPr>
-              <w:t xml:space="preserve">0.76 (0.63–0.92)</w:t>
-            </w:r>
-          </w:p>
-        </w:tc>
-        <w:tc>
-          <w:tcPr>
-            <w:tcBorders>
-              <w:bottom w:val="none" w:sz="0" w:space="0" w:color="000000"/>
-              <w:top w:val="none" w:sz="0" w:space="0" w:color="000000"/>
-              <w:left w:val="none" w:sz="0" w:space="0" w:color="000000"/>
-              <w:right w:val="none" w:sz="0" w:space="0" w:color="000000"/>
-            </w:tcBorders>
-            <w:shd w:val="clear" w:color="auto" w:fill="FFFFFF"/>
-            <w:tcMar>
-              <w:top w:w="0" w:type="dxa"/>
-              <w:bottom w:w="0" w:type="dxa"/>
-              <w:left w:w="0" w:type="dxa"/>
-              <w:right w:w="0" w:type="dxa"/>
-            </w:tcMar>
-            <w:vAlign w:val="center"/>
-          </w:tcPr>
-          <w:p>
-            <w:pPr>
-              <w:pStyle w:val="Normal"/>
-              <w:jc w:val="left"/>
-              <w:pBdr>
-                <w:bottom w:val="none" w:sz="0" w:space="0" w:color="000000"/>
-                <w:top w:val="none" w:sz="0" w:space="0" w:color="000000"/>
-                <w:left w:val="none" w:sz="0" w:space="0" w:color="000000"/>
-                <w:right w:val="none" w:sz="0" w:space="0" w:color="000000"/>
-              </w:pBdr>
-              <w:spacing w:after="100" w:before="100" w:line="240"/>
-              <w:ind w:left="100" w:right="100" w:firstLine="0" w:firstLineChars="0"/>
-              <w:rPr>
-                <w:rFonts w:ascii="Times New Roman" w:hAnsi="Times New Roman" w:eastAsia="Times New Roman" w:cs="Times New Roman"/>
-                <w:i w:val="false"/>
-                <w:b w:val="false"/>
-                <w:u w:val="none"/>
-                <w:strike w:val="false"/>
-                <w:sz w:val="18"/>
-                <w:szCs w:val="18"/>
-                <w:color w:val="000000"/>
-              </w:rPr>
-            </w:pPr>
-            <w:r>
-              <w:rPr>
-                <w:rFonts w:ascii="Times New Roman" w:hAnsi="Times New Roman" w:eastAsia="Times New Roman" w:cs="Times New Roman"/>
-                <w:i w:val="false"/>
-                <w:b w:val="false"/>
-                <w:u w:val="none"/>
-                <w:strike w:val="false"/>
-                <w:sz w:val="18"/>
-                <w:szCs w:val="18"/>
-                <w:color w:val="000000"/>
-              </w:rPr>
-              <w:t xml:space="preserve">0.004</w:t>
+              <w:t xml:space="preserve">1.07 (0.90–1.27)</w:t>
+            </w:r>
+          </w:p>
+        </w:tc>
+        <w:tc>
+          <w:tcPr>
+            <w:tcBorders>
+              <w:bottom w:val="none" w:sz="0" w:space="0" w:color="000000"/>
+              <w:top w:val="none" w:sz="0" w:space="0" w:color="000000"/>
+              <w:left w:val="none" w:sz="0" w:space="0" w:color="000000"/>
+              <w:right w:val="none" w:sz="0" w:space="0" w:color="000000"/>
+            </w:tcBorders>
+            <w:shd w:val="clear" w:color="auto" w:fill="FFFFFF"/>
+            <w:tcMar>
+              <w:top w:w="0" w:type="dxa"/>
+              <w:bottom w:w="0" w:type="dxa"/>
+              <w:left w:w="0" w:type="dxa"/>
+              <w:right w:w="0" w:type="dxa"/>
+            </w:tcMar>
+            <w:vAlign w:val="center"/>
+          </w:tcPr>
+          <w:p>
+            <w:pPr>
+              <w:pStyle w:val="Normal"/>
+              <w:jc w:val="left"/>
+              <w:pBdr>
+                <w:bottom w:val="none" w:sz="0" w:space="0" w:color="000000"/>
+                <w:top w:val="none" w:sz="0" w:space="0" w:color="000000"/>
+                <w:left w:val="none" w:sz="0" w:space="0" w:color="000000"/>
+                <w:right w:val="none" w:sz="0" w:space="0" w:color="000000"/>
+              </w:pBdr>
+              <w:spacing w:after="100" w:before="100" w:line="240"/>
+              <w:ind w:left="100" w:right="100" w:firstLine="0" w:firstLineChars="0"/>
+              <w:rPr>
+                <w:rFonts w:ascii="Times New Roman" w:hAnsi="Times New Roman" w:eastAsia="Times New Roman" w:cs="Times New Roman"/>
+                <w:i w:val="false"/>
+                <w:b w:val="false"/>
+                <w:u w:val="none"/>
+                <w:strike w:val="false"/>
+                <w:sz w:val="18"/>
+                <w:szCs w:val="18"/>
+                <w:color w:val="000000"/>
+              </w:rPr>
+            </w:pPr>
+            <w:r>
+              <w:rPr>
+                <w:rFonts w:ascii="Times New Roman" w:hAnsi="Times New Roman" w:eastAsia="Times New Roman" w:cs="Times New Roman"/>
+                <w:i w:val="false"/>
+                <w:b w:val="false"/>
+                <w:u w:val="none"/>
+                <w:strike w:val="false"/>
+                <w:sz w:val="18"/>
+                <w:szCs w:val="18"/>
+                <w:color w:val="000000"/>
+              </w:rPr>
+              <w:t xml:space="preserve">0.422</w:t>
             </w:r>
           </w:p>
         </w:tc>
@@ -9720,62 +9720,62 @@
                 <w:szCs w:val="18"/>
                 <w:color w:val="000000"/>
               </w:rPr>
-              <w:t xml:space="preserve">1.10 (0.77–1.56)</w:t>
-            </w:r>
-          </w:p>
-        </w:tc>
-        <w:tc>
-          <w:tcPr>
-            <w:tcBorders>
-              <w:bottom w:val="none" w:sz="0" w:space="0" w:color="000000"/>
-              <w:top w:val="none" w:sz="0" w:space="0" w:color="000000"/>
-              <w:left w:val="none" w:sz="0" w:space="0" w:color="000000"/>
-              <w:right w:val="none" w:sz="0" w:space="0" w:color="000000"/>
-            </w:tcBorders>
-            <w:shd w:val="clear" w:color="auto" w:fill="FFFFFF"/>
-            <w:tcMar>
-              <w:top w:w="0" w:type="dxa"/>
-              <w:bottom w:w="0" w:type="dxa"/>
-              <w:left w:w="0" w:type="dxa"/>
-              <w:right w:w="0" w:type="dxa"/>
-            </w:tcMar>
-            <w:vAlign w:val="center"/>
-          </w:tcPr>
-          <w:p>
-            <w:pPr>
-              <w:pStyle w:val="Normal"/>
-              <w:jc w:val="left"/>
-              <w:pBdr>
-                <w:bottom w:val="none" w:sz="0" w:space="0" w:color="000000"/>
-                <w:top w:val="none" w:sz="0" w:space="0" w:color="000000"/>
-                <w:left w:val="none" w:sz="0" w:space="0" w:color="000000"/>
-                <w:right w:val="none" w:sz="0" w:space="0" w:color="000000"/>
-              </w:pBdr>
-              <w:spacing w:after="100" w:before="100" w:line="240"/>
-              <w:ind w:left="100" w:right="100" w:firstLine="0" w:firstLineChars="0"/>
-              <w:rPr>
-                <w:rFonts w:ascii="Times New Roman" w:hAnsi="Times New Roman" w:eastAsia="Times New Roman" w:cs="Times New Roman"/>
-                <w:i w:val="false"/>
-                <w:b w:val="false"/>
-                <w:u w:val="none"/>
-                <w:strike w:val="false"/>
-                <w:sz w:val="18"/>
-                <w:szCs w:val="18"/>
-                <w:color w:val="000000"/>
-              </w:rPr>
-            </w:pPr>
-            <w:r>
-              <w:rPr>
-                <w:rFonts w:ascii="Times New Roman" w:hAnsi="Times New Roman" w:eastAsia="Times New Roman" w:cs="Times New Roman"/>
-                <w:i w:val="false"/>
-                <w:b w:val="false"/>
-                <w:u w:val="none"/>
-                <w:strike w:val="false"/>
-                <w:sz w:val="18"/>
-                <w:szCs w:val="18"/>
-                <w:color w:val="000000"/>
-              </w:rPr>
-              <w:t xml:space="preserve">0.601</w:t>
+              <w:t xml:space="preserve">1.07 (0.75–1.52)</w:t>
+            </w:r>
+          </w:p>
+        </w:tc>
+        <w:tc>
+          <w:tcPr>
+            <w:tcBorders>
+              <w:bottom w:val="none" w:sz="0" w:space="0" w:color="000000"/>
+              <w:top w:val="none" w:sz="0" w:space="0" w:color="000000"/>
+              <w:left w:val="none" w:sz="0" w:space="0" w:color="000000"/>
+              <w:right w:val="none" w:sz="0" w:space="0" w:color="000000"/>
+            </w:tcBorders>
+            <w:shd w:val="clear" w:color="auto" w:fill="FFFFFF"/>
+            <w:tcMar>
+              <w:top w:w="0" w:type="dxa"/>
+              <w:bottom w:w="0" w:type="dxa"/>
+              <w:left w:w="0" w:type="dxa"/>
+              <w:right w:w="0" w:type="dxa"/>
+            </w:tcMar>
+            <w:vAlign w:val="center"/>
+          </w:tcPr>
+          <w:p>
+            <w:pPr>
+              <w:pStyle w:val="Normal"/>
+              <w:jc w:val="left"/>
+              <w:pBdr>
+                <w:bottom w:val="none" w:sz="0" w:space="0" w:color="000000"/>
+                <w:top w:val="none" w:sz="0" w:space="0" w:color="000000"/>
+                <w:left w:val="none" w:sz="0" w:space="0" w:color="000000"/>
+                <w:right w:val="none" w:sz="0" w:space="0" w:color="000000"/>
+              </w:pBdr>
+              <w:spacing w:after="100" w:before="100" w:line="240"/>
+              <w:ind w:left="100" w:right="100" w:firstLine="0" w:firstLineChars="0"/>
+              <w:rPr>
+                <w:rFonts w:ascii="Times New Roman" w:hAnsi="Times New Roman" w:eastAsia="Times New Roman" w:cs="Times New Roman"/>
+                <w:i w:val="false"/>
+                <w:b w:val="false"/>
+                <w:u w:val="none"/>
+                <w:strike w:val="false"/>
+                <w:sz w:val="18"/>
+                <w:szCs w:val="18"/>
+                <w:color w:val="000000"/>
+              </w:rPr>
+            </w:pPr>
+            <w:r>
+              <w:rPr>
+                <w:rFonts w:ascii="Times New Roman" w:hAnsi="Times New Roman" w:eastAsia="Times New Roman" w:cs="Times New Roman"/>
+                <w:i w:val="false"/>
+                <w:b w:val="false"/>
+                <w:u w:val="none"/>
+                <w:strike w:val="false"/>
+                <w:sz w:val="18"/>
+                <w:szCs w:val="18"/>
+                <w:color w:val="000000"/>
+              </w:rPr>
+              <w:t xml:space="preserve">0.721</w:t>
             </w:r>
           </w:p>
         </w:tc>
@@ -10610,62 +10610,62 @@
                 <w:szCs w:val="18"/>
                 <w:color w:val="000000"/>
               </w:rPr>
-              <w:t xml:space="preserve">0.75 (0.52–1.06)</w:t>
-            </w:r>
-          </w:p>
-        </w:tc>
-        <w:tc>
-          <w:tcPr>
-            <w:tcBorders>
-              <w:bottom w:val="none" w:sz="0" w:space="0" w:color="000000"/>
-              <w:top w:val="none" w:sz="0" w:space="0" w:color="000000"/>
-              <w:left w:val="none" w:sz="0" w:space="0" w:color="000000"/>
-              <w:right w:val="none" w:sz="0" w:space="0" w:color="000000"/>
-            </w:tcBorders>
-            <w:shd w:val="clear" w:color="auto" w:fill="FFFFFF"/>
-            <w:tcMar>
-              <w:top w:w="0" w:type="dxa"/>
-              <w:bottom w:w="0" w:type="dxa"/>
-              <w:left w:w="0" w:type="dxa"/>
-              <w:right w:w="0" w:type="dxa"/>
-            </w:tcMar>
-            <w:vAlign w:val="center"/>
-          </w:tcPr>
-          <w:p>
-            <w:pPr>
-              <w:pStyle w:val="Normal"/>
-              <w:jc w:val="left"/>
-              <w:pBdr>
-                <w:bottom w:val="none" w:sz="0" w:space="0" w:color="000000"/>
-                <w:top w:val="none" w:sz="0" w:space="0" w:color="000000"/>
-                <w:left w:val="none" w:sz="0" w:space="0" w:color="000000"/>
-                <w:right w:val="none" w:sz="0" w:space="0" w:color="000000"/>
-              </w:pBdr>
-              <w:spacing w:after="100" w:before="100" w:line="240"/>
-              <w:ind w:left="100" w:right="100" w:firstLine="0" w:firstLineChars="0"/>
-              <w:rPr>
-                <w:rFonts w:ascii="Times New Roman" w:hAnsi="Times New Roman" w:eastAsia="Times New Roman" w:cs="Times New Roman"/>
-                <w:i w:val="false"/>
-                <w:b w:val="false"/>
-                <w:u w:val="none"/>
-                <w:strike w:val="false"/>
-                <w:sz w:val="18"/>
-                <w:szCs w:val="18"/>
-                <w:color w:val="000000"/>
-              </w:rPr>
-            </w:pPr>
-            <w:r>
-              <w:rPr>
-                <w:rFonts w:ascii="Times New Roman" w:hAnsi="Times New Roman" w:eastAsia="Times New Roman" w:cs="Times New Roman"/>
-                <w:i w:val="false"/>
-                <w:b w:val="false"/>
-                <w:u w:val="none"/>
-                <w:strike w:val="false"/>
-                <w:sz w:val="18"/>
-                <w:szCs w:val="18"/>
-                <w:color w:val="000000"/>
-              </w:rPr>
-              <w:t xml:space="preserve">0.104</w:t>
+              <w:t xml:space="preserve">0.75 (0.53–1.08)</w:t>
+            </w:r>
+          </w:p>
+        </w:tc>
+        <w:tc>
+          <w:tcPr>
+            <w:tcBorders>
+              <w:bottom w:val="none" w:sz="0" w:space="0" w:color="000000"/>
+              <w:top w:val="none" w:sz="0" w:space="0" w:color="000000"/>
+              <w:left w:val="none" w:sz="0" w:space="0" w:color="000000"/>
+              <w:right w:val="none" w:sz="0" w:space="0" w:color="000000"/>
+            </w:tcBorders>
+            <w:shd w:val="clear" w:color="auto" w:fill="FFFFFF"/>
+            <w:tcMar>
+              <w:top w:w="0" w:type="dxa"/>
+              <w:bottom w:w="0" w:type="dxa"/>
+              <w:left w:w="0" w:type="dxa"/>
+              <w:right w:w="0" w:type="dxa"/>
+            </w:tcMar>
+            <w:vAlign w:val="center"/>
+          </w:tcPr>
+          <w:p>
+            <w:pPr>
+              <w:pStyle w:val="Normal"/>
+              <w:jc w:val="left"/>
+              <w:pBdr>
+                <w:bottom w:val="none" w:sz="0" w:space="0" w:color="000000"/>
+                <w:top w:val="none" w:sz="0" w:space="0" w:color="000000"/>
+                <w:left w:val="none" w:sz="0" w:space="0" w:color="000000"/>
+                <w:right w:val="none" w:sz="0" w:space="0" w:color="000000"/>
+              </w:pBdr>
+              <w:spacing w:after="100" w:before="100" w:line="240"/>
+              <w:ind w:left="100" w:right="100" w:firstLine="0" w:firstLineChars="0"/>
+              <w:rPr>
+                <w:rFonts w:ascii="Times New Roman" w:hAnsi="Times New Roman" w:eastAsia="Times New Roman" w:cs="Times New Roman"/>
+                <w:i w:val="false"/>
+                <w:b w:val="false"/>
+                <w:u w:val="none"/>
+                <w:strike w:val="false"/>
+                <w:sz w:val="18"/>
+                <w:szCs w:val="18"/>
+                <w:color w:val="000000"/>
+              </w:rPr>
+            </w:pPr>
+            <w:r>
+              <w:rPr>
+                <w:rFonts w:ascii="Times New Roman" w:hAnsi="Times New Roman" w:eastAsia="Times New Roman" w:cs="Times New Roman"/>
+                <w:i w:val="false"/>
+                <w:b w:val="false"/>
+                <w:u w:val="none"/>
+                <w:strike w:val="false"/>
+                <w:sz w:val="18"/>
+                <w:szCs w:val="18"/>
+                <w:color w:val="000000"/>
+              </w:rPr>
+              <w:t xml:space="preserve">0.121</w:t>
             </w:r>
           </w:p>
         </w:tc>
@@ -11500,7 +11500,7 @@
                 <w:szCs w:val="18"/>
                 <w:color w:val="000000"/>
               </w:rPr>
-              <w:t xml:space="preserve">2.01 (1.41–2.85)</w:t>
+              <w:t xml:space="preserve">2.07 (1.46–2.94)</w:t>
             </w:r>
           </w:p>
         </w:tc>
@@ -11725,7 +11725,7 @@
                 <w:szCs w:val="18"/>
                 <w:color w:val="000000"/>
               </w:rPr>
-              <w:t xml:space="preserve">MAD2L1 expression, log2 (per 1 unit)</w:t>
+              <w:t xml:space="preserve">HIST1H2AC expression, log2 (per 1 unit)</w:t>
             </w:r>
           </w:p>
         </w:tc>
@@ -11945,62 +11945,62 @@
                 <w:szCs w:val="18"/>
                 <w:color w:val="000000"/>
               </w:rPr>
-              <w:t xml:space="preserve">0.79 (0.65–0.96)</w:t>
-            </w:r>
-          </w:p>
-        </w:tc>
-        <w:tc>
-          <w:tcPr>
-            <w:tcBorders>
-              <w:bottom w:val="none" w:sz="0" w:space="0" w:color="000000"/>
-              <w:top w:val="none" w:sz="0" w:space="0" w:color="000000"/>
-              <w:left w:val="none" w:sz="0" w:space="0" w:color="000000"/>
-              <w:right w:val="none" w:sz="0" w:space="0" w:color="000000"/>
-            </w:tcBorders>
-            <w:shd w:val="clear" w:color="auto" w:fill="FFFFFF"/>
-            <w:tcMar>
-              <w:top w:w="0" w:type="dxa"/>
-              <w:bottom w:w="0" w:type="dxa"/>
-              <w:left w:w="0" w:type="dxa"/>
-              <w:right w:w="0" w:type="dxa"/>
-            </w:tcMar>
-            <w:vAlign w:val="center"/>
-          </w:tcPr>
-          <w:p>
-            <w:pPr>
-              <w:pStyle w:val="Normal"/>
-              <w:jc w:val="left"/>
-              <w:pBdr>
-                <w:bottom w:val="none" w:sz="0" w:space="0" w:color="000000"/>
-                <w:top w:val="none" w:sz="0" w:space="0" w:color="000000"/>
-                <w:left w:val="none" w:sz="0" w:space="0" w:color="000000"/>
-                <w:right w:val="none" w:sz="0" w:space="0" w:color="000000"/>
-              </w:pBdr>
-              <w:spacing w:after="100" w:before="100" w:line="240"/>
-              <w:ind w:left="100" w:right="100" w:firstLine="0" w:firstLineChars="0"/>
-              <w:rPr>
-                <w:rFonts w:ascii="Times New Roman" w:hAnsi="Times New Roman" w:eastAsia="Times New Roman" w:cs="Times New Roman"/>
-                <w:i w:val="false"/>
-                <w:b w:val="false"/>
-                <w:u w:val="none"/>
-                <w:strike w:val="false"/>
-                <w:sz w:val="18"/>
-                <w:szCs w:val="18"/>
-                <w:color w:val="000000"/>
-              </w:rPr>
-            </w:pPr>
-            <w:r>
-              <w:rPr>
-                <w:rFonts w:ascii="Times New Roman" w:hAnsi="Times New Roman" w:eastAsia="Times New Roman" w:cs="Times New Roman"/>
-                <w:i w:val="false"/>
-                <w:b w:val="false"/>
-                <w:u w:val="none"/>
-                <w:strike w:val="false"/>
-                <w:sz w:val="18"/>
-                <w:szCs w:val="18"/>
-                <w:color w:val="000000"/>
-              </w:rPr>
-              <w:t xml:space="preserve">0.015</w:t>
+              <w:t xml:space="preserve">1.04 (0.88–1.24)</w:t>
+            </w:r>
+          </w:p>
+        </w:tc>
+        <w:tc>
+          <w:tcPr>
+            <w:tcBorders>
+              <w:bottom w:val="none" w:sz="0" w:space="0" w:color="000000"/>
+              <w:top w:val="none" w:sz="0" w:space="0" w:color="000000"/>
+              <w:left w:val="none" w:sz="0" w:space="0" w:color="000000"/>
+              <w:right w:val="none" w:sz="0" w:space="0" w:color="000000"/>
+            </w:tcBorders>
+            <w:shd w:val="clear" w:color="auto" w:fill="FFFFFF"/>
+            <w:tcMar>
+              <w:top w:w="0" w:type="dxa"/>
+              <w:bottom w:w="0" w:type="dxa"/>
+              <w:left w:w="0" w:type="dxa"/>
+              <w:right w:w="0" w:type="dxa"/>
+            </w:tcMar>
+            <w:vAlign w:val="center"/>
+          </w:tcPr>
+          <w:p>
+            <w:pPr>
+              <w:pStyle w:val="Normal"/>
+              <w:jc w:val="left"/>
+              <w:pBdr>
+                <w:bottom w:val="none" w:sz="0" w:space="0" w:color="000000"/>
+                <w:top w:val="none" w:sz="0" w:space="0" w:color="000000"/>
+                <w:left w:val="none" w:sz="0" w:space="0" w:color="000000"/>
+                <w:right w:val="none" w:sz="0" w:space="0" w:color="000000"/>
+              </w:pBdr>
+              <w:spacing w:after="100" w:before="100" w:line="240"/>
+              <w:ind w:left="100" w:right="100" w:firstLine="0" w:firstLineChars="0"/>
+              <w:rPr>
+                <w:rFonts w:ascii="Times New Roman" w:hAnsi="Times New Roman" w:eastAsia="Times New Roman" w:cs="Times New Roman"/>
+                <w:i w:val="false"/>
+                <w:b w:val="false"/>
+                <w:u w:val="none"/>
+                <w:strike w:val="false"/>
+                <w:sz w:val="18"/>
+                <w:szCs w:val="18"/>
+                <w:color w:val="000000"/>
+              </w:rPr>
+            </w:pPr>
+            <w:r>
+              <w:rPr>
+                <w:rFonts w:ascii="Times New Roman" w:hAnsi="Times New Roman" w:eastAsia="Times New Roman" w:cs="Times New Roman"/>
+                <w:i w:val="false"/>
+                <w:b w:val="false"/>
+                <w:u w:val="none"/>
+                <w:strike w:val="false"/>
+                <w:sz w:val="18"/>
+                <w:szCs w:val="18"/>
+                <w:color w:val="000000"/>
+              </w:rPr>
+              <w:t xml:space="preserve">0.637</w:t>
             </w:r>
           </w:p>
         </w:tc>
@@ -12835,62 +12835,62 @@
                 <w:szCs w:val="18"/>
                 <w:color w:val="000000"/>
               </w:rPr>
-              <w:t xml:space="preserve">1.12 (0.78–1.59)</w:t>
-            </w:r>
-          </w:p>
-        </w:tc>
-        <w:tc>
-          <w:tcPr>
-            <w:tcBorders>
-              <w:bottom w:val="none" w:sz="0" w:space="0" w:color="000000"/>
-              <w:top w:val="none" w:sz="0" w:space="0" w:color="000000"/>
-              <w:left w:val="none" w:sz="0" w:space="0" w:color="000000"/>
-              <w:right w:val="none" w:sz="0" w:space="0" w:color="000000"/>
-            </w:tcBorders>
-            <w:shd w:val="clear" w:color="auto" w:fill="FFFFFF"/>
-            <w:tcMar>
-              <w:top w:w="0" w:type="dxa"/>
-              <w:bottom w:w="0" w:type="dxa"/>
-              <w:left w:w="0" w:type="dxa"/>
-              <w:right w:w="0" w:type="dxa"/>
-            </w:tcMar>
-            <w:vAlign w:val="center"/>
-          </w:tcPr>
-          <w:p>
-            <w:pPr>
-              <w:pStyle w:val="Normal"/>
-              <w:jc w:val="left"/>
-              <w:pBdr>
-                <w:bottom w:val="none" w:sz="0" w:space="0" w:color="000000"/>
-                <w:top w:val="none" w:sz="0" w:space="0" w:color="000000"/>
-                <w:left w:val="none" w:sz="0" w:space="0" w:color="000000"/>
-                <w:right w:val="none" w:sz="0" w:space="0" w:color="000000"/>
-              </w:pBdr>
-              <w:spacing w:after="100" w:before="100" w:line="240"/>
-              <w:ind w:left="100" w:right="100" w:firstLine="0" w:firstLineChars="0"/>
-              <w:rPr>
-                <w:rFonts w:ascii="Times New Roman" w:hAnsi="Times New Roman" w:eastAsia="Times New Roman" w:cs="Times New Roman"/>
-                <w:i w:val="false"/>
-                <w:b w:val="false"/>
-                <w:u w:val="none"/>
-                <w:strike w:val="false"/>
-                <w:sz w:val="18"/>
-                <w:szCs w:val="18"/>
-                <w:color w:val="000000"/>
-              </w:rPr>
-            </w:pPr>
-            <w:r>
-              <w:rPr>
-                <w:rFonts w:ascii="Times New Roman" w:hAnsi="Times New Roman" w:eastAsia="Times New Roman" w:cs="Times New Roman"/>
-                <w:i w:val="false"/>
-                <w:b w:val="false"/>
-                <w:u w:val="none"/>
-                <w:strike w:val="false"/>
-                <w:sz w:val="18"/>
-                <w:szCs w:val="18"/>
-                <w:color w:val="000000"/>
-              </w:rPr>
-              <w:t xml:space="preserve">0.541</w:t>
+              <w:t xml:space="preserve">1.10 (0.77–1.56)</w:t>
+            </w:r>
+          </w:p>
+        </w:tc>
+        <w:tc>
+          <w:tcPr>
+            <w:tcBorders>
+              <w:bottom w:val="none" w:sz="0" w:space="0" w:color="000000"/>
+              <w:top w:val="none" w:sz="0" w:space="0" w:color="000000"/>
+              <w:left w:val="none" w:sz="0" w:space="0" w:color="000000"/>
+              <w:right w:val="none" w:sz="0" w:space="0" w:color="000000"/>
+            </w:tcBorders>
+            <w:shd w:val="clear" w:color="auto" w:fill="FFFFFF"/>
+            <w:tcMar>
+              <w:top w:w="0" w:type="dxa"/>
+              <w:bottom w:w="0" w:type="dxa"/>
+              <w:left w:w="0" w:type="dxa"/>
+              <w:right w:w="0" w:type="dxa"/>
+            </w:tcMar>
+            <w:vAlign w:val="center"/>
+          </w:tcPr>
+          <w:p>
+            <w:pPr>
+              <w:pStyle w:val="Normal"/>
+              <w:jc w:val="left"/>
+              <w:pBdr>
+                <w:bottom w:val="none" w:sz="0" w:space="0" w:color="000000"/>
+                <w:top w:val="none" w:sz="0" w:space="0" w:color="000000"/>
+                <w:left w:val="none" w:sz="0" w:space="0" w:color="000000"/>
+                <w:right w:val="none" w:sz="0" w:space="0" w:color="000000"/>
+              </w:pBdr>
+              <w:spacing w:after="100" w:before="100" w:line="240"/>
+              <w:ind w:left="100" w:right="100" w:firstLine="0" w:firstLineChars="0"/>
+              <w:rPr>
+                <w:rFonts w:ascii="Times New Roman" w:hAnsi="Times New Roman" w:eastAsia="Times New Roman" w:cs="Times New Roman"/>
+                <w:i w:val="false"/>
+                <w:b w:val="false"/>
+                <w:u w:val="none"/>
+                <w:strike w:val="false"/>
+                <w:sz w:val="18"/>
+                <w:szCs w:val="18"/>
+                <w:color w:val="000000"/>
+              </w:rPr>
+            </w:pPr>
+            <w:r>
+              <w:rPr>
+                <w:rFonts w:ascii="Times New Roman" w:hAnsi="Times New Roman" w:eastAsia="Times New Roman" w:cs="Times New Roman"/>
+                <w:i w:val="false"/>
+                <w:b w:val="false"/>
+                <w:u w:val="none"/>
+                <w:strike w:val="false"/>
+                <w:sz w:val="18"/>
+                <w:szCs w:val="18"/>
+                <w:color w:val="000000"/>
+              </w:rPr>
+              <w:t xml:space="preserve">0.609</w:t>
             </w:r>
           </w:p>
         </w:tc>
@@ -13725,62 +13725,62 @@
                 <w:szCs w:val="18"/>
                 <w:color w:val="000000"/>
               </w:rPr>
-              <w:t xml:space="preserve">0.76 (0.54–1.09)</w:t>
-            </w:r>
-          </w:p>
-        </w:tc>
-        <w:tc>
-          <w:tcPr>
-            <w:tcBorders>
-              <w:bottom w:val="none" w:sz="0" w:space="0" w:color="000000"/>
-              <w:top w:val="none" w:sz="0" w:space="0" w:color="000000"/>
-              <w:left w:val="none" w:sz="0" w:space="0" w:color="000000"/>
-              <w:right w:val="none" w:sz="0" w:space="0" w:color="000000"/>
-            </w:tcBorders>
-            <w:shd w:val="clear" w:color="auto" w:fill="FFFFFF"/>
-            <w:tcMar>
-              <w:top w:w="0" w:type="dxa"/>
-              <w:bottom w:w="0" w:type="dxa"/>
-              <w:left w:w="0" w:type="dxa"/>
-              <w:right w:w="0" w:type="dxa"/>
-            </w:tcMar>
-            <w:vAlign w:val="center"/>
-          </w:tcPr>
-          <w:p>
-            <w:pPr>
-              <w:pStyle w:val="Normal"/>
-              <w:jc w:val="left"/>
-              <w:pBdr>
-                <w:bottom w:val="none" w:sz="0" w:space="0" w:color="000000"/>
-                <w:top w:val="none" w:sz="0" w:space="0" w:color="000000"/>
-                <w:left w:val="none" w:sz="0" w:space="0" w:color="000000"/>
-                <w:right w:val="none" w:sz="0" w:space="0" w:color="000000"/>
-              </w:pBdr>
-              <w:spacing w:after="100" w:before="100" w:line="240"/>
-              <w:ind w:left="100" w:right="100" w:firstLine="0" w:firstLineChars="0"/>
-              <w:rPr>
-                <w:rFonts w:ascii="Times New Roman" w:hAnsi="Times New Roman" w:eastAsia="Times New Roman" w:cs="Times New Roman"/>
-                <w:i w:val="false"/>
-                <w:b w:val="false"/>
-                <w:u w:val="none"/>
-                <w:strike w:val="false"/>
-                <w:sz w:val="18"/>
-                <w:szCs w:val="18"/>
-                <w:color w:val="000000"/>
-              </w:rPr>
-            </w:pPr>
-            <w:r>
-              <w:rPr>
-                <w:rFonts w:ascii="Times New Roman" w:hAnsi="Times New Roman" w:eastAsia="Times New Roman" w:cs="Times New Roman"/>
-                <w:i w:val="false"/>
-                <w:b w:val="false"/>
-                <w:u w:val="none"/>
-                <w:strike w:val="false"/>
-                <w:sz w:val="18"/>
-                <w:szCs w:val="18"/>
-                <w:color w:val="000000"/>
-              </w:rPr>
-              <w:t xml:space="preserve">0.136</w:t>
+              <w:t xml:space="preserve">0.77 (0.54–1.10)</w:t>
+            </w:r>
+          </w:p>
+        </w:tc>
+        <w:tc>
+          <w:tcPr>
+            <w:tcBorders>
+              <w:bottom w:val="none" w:sz="0" w:space="0" w:color="000000"/>
+              <w:top w:val="none" w:sz="0" w:space="0" w:color="000000"/>
+              <w:left w:val="none" w:sz="0" w:space="0" w:color="000000"/>
+              <w:right w:val="none" w:sz="0" w:space="0" w:color="000000"/>
+            </w:tcBorders>
+            <w:shd w:val="clear" w:color="auto" w:fill="FFFFFF"/>
+            <w:tcMar>
+              <w:top w:w="0" w:type="dxa"/>
+              <w:bottom w:w="0" w:type="dxa"/>
+              <w:left w:w="0" w:type="dxa"/>
+              <w:right w:w="0" w:type="dxa"/>
+            </w:tcMar>
+            <w:vAlign w:val="center"/>
+          </w:tcPr>
+          <w:p>
+            <w:pPr>
+              <w:pStyle w:val="Normal"/>
+              <w:jc w:val="left"/>
+              <w:pBdr>
+                <w:bottom w:val="none" w:sz="0" w:space="0" w:color="000000"/>
+                <w:top w:val="none" w:sz="0" w:space="0" w:color="000000"/>
+                <w:left w:val="none" w:sz="0" w:space="0" w:color="000000"/>
+                <w:right w:val="none" w:sz="0" w:space="0" w:color="000000"/>
+              </w:pBdr>
+              <w:spacing w:after="100" w:before="100" w:line="240"/>
+              <w:ind w:left="100" w:right="100" w:firstLine="0" w:firstLineChars="0"/>
+              <w:rPr>
+                <w:rFonts w:ascii="Times New Roman" w:hAnsi="Times New Roman" w:eastAsia="Times New Roman" w:cs="Times New Roman"/>
+                <w:i w:val="false"/>
+                <w:b w:val="false"/>
+                <w:u w:val="none"/>
+                <w:strike w:val="false"/>
+                <w:sz w:val="18"/>
+                <w:szCs w:val="18"/>
+                <w:color w:val="000000"/>
+              </w:rPr>
+            </w:pPr>
+            <w:r>
+              <w:rPr>
+                <w:rFonts w:ascii="Times New Roman" w:hAnsi="Times New Roman" w:eastAsia="Times New Roman" w:cs="Times New Roman"/>
+                <w:i w:val="false"/>
+                <w:b w:val="false"/>
+                <w:u w:val="none"/>
+                <w:strike w:val="false"/>
+                <w:sz w:val="18"/>
+                <w:szCs w:val="18"/>
+                <w:color w:val="000000"/>
+              </w:rPr>
+              <w:t xml:space="preserve">0.156</w:t>
             </w:r>
           </w:p>
         </w:tc>
@@ -14615,7 +14615,7 @@
                 <w:szCs w:val="18"/>
                 <w:color w:val="000000"/>
               </w:rPr>
-              <w:t xml:space="preserve">1.99 (1.40–2.83)</w:t>
+              <w:t xml:space="preserve">2.04 (1.44–2.91)</w:t>
             </w:r>
           </w:p>
         </w:tc>
@@ -15505,7 +15505,7 @@
                 <w:szCs w:val="18"/>
                 <w:color w:val="000000"/>
               </w:rPr>
-              <w:t xml:space="preserve">0.54 (0.28–1.05)</w:t>
+              <w:t xml:space="preserve">0.49 (0.26–0.95)</w:t>
             </w:r>
           </w:p>
         </w:tc>
@@ -15560,7 +15560,7 @@
                 <w:szCs w:val="18"/>
                 <w:color w:val="000000"/>
               </w:rPr>
-              <w:t xml:space="preserve">0.069</w:t>
+              <w:t xml:space="preserve">0.034</w:t>
             </w:r>
           </w:p>
         </w:tc>

--- a/output/tables/GEO/GSE39582/GSE39582_cox_RFS.docx
+++ b/output/tables/GEO/GSE39582/GSE39582_cox_RFS.docx
@@ -25,7 +25,7 @@
         <w:ind w:left="60" w:right="60" w:firstLine="0" w:firstLineChars="0"/>
       </w:pPr>
       <w:r>
-        <w:t xml:space="preserve">Cox regression for relapse-free survival: HIST1H2AC expression, GSE39582 (CIT, colon)</w:t>
+        <w:t xml:space="preserve">Cox regression for relapse-free survival: MS4A1 expression, GSE39582 (CIT, colon)</w:t>
       </w:r>
     </w:p>
     <w:tbl xmlns:a="http://schemas.openxmlformats.org/drawingml/2006/main" xmlns:pic="http://schemas.openxmlformats.org/drawingml/2006/picture">
@@ -36,7 +36,7 @@
       </w:tblPr>
       <w:tblGrid>
         <w:gridCol w:w="3360"/>
-        <w:gridCol w:w="3450"/>
+        <w:gridCol w:w="3060"/>
         <w:gridCol w:w="1305"/>
         <w:gridCol w:w="681"/>
         <w:gridCol w:w="931"/>
@@ -600,7 +600,7 @@
                 <w:szCs w:val="18"/>
                 <w:color w:val="000000"/>
               </w:rPr>
-              <w:t xml:space="preserve">HIST1H2AC expression</w:t>
+              <w:t xml:space="preserve">MS4A1 expression</w:t>
             </w:r>
           </w:p>
         </w:tc>
@@ -710,7 +710,7 @@
                 <w:szCs w:val="18"/>
                 <w:color w:val="000000"/>
               </w:rPr>
-              <w:t xml:space="preserve">253</w:t>
+              <w:t xml:space="preserve">249</w:t>
             </w:r>
           </w:p>
         </w:tc>
@@ -765,7 +765,7 @@
                 <w:szCs w:val="18"/>
                 <w:color w:val="000000"/>
               </w:rPr>
-              <w:t xml:space="preserve">67</w:t>
+              <w:t xml:space="preserve">69</w:t>
             </w:r>
           </w:p>
         </w:tc>
@@ -1155,7 +1155,7 @@
                 <w:szCs w:val="18"/>
                 <w:color w:val="000000"/>
               </w:rPr>
-              <w:t xml:space="preserve">244</w:t>
+              <w:t xml:space="preserve">248</w:t>
             </w:r>
           </w:p>
         </w:tc>
@@ -1210,117 +1210,117 @@
                 <w:szCs w:val="18"/>
                 <w:color w:val="000000"/>
               </w:rPr>
-              <w:t xml:space="preserve">73</w:t>
-            </w:r>
-          </w:p>
-        </w:tc>
-        <w:tc>
-          <w:tcPr>
-            <w:tcBorders>
-              <w:bottom w:val="none" w:sz="0" w:space="0" w:color="000000"/>
-              <w:top w:val="none" w:sz="0" w:space="0" w:color="000000"/>
-              <w:left w:val="none" w:sz="0" w:space="0" w:color="000000"/>
-              <w:right w:val="none" w:sz="0" w:space="0" w:color="000000"/>
-            </w:tcBorders>
-            <w:shd w:val="clear" w:color="auto" w:fill="FFFFFF"/>
-            <w:tcMar>
-              <w:top w:w="0" w:type="dxa"/>
-              <w:bottom w:w="0" w:type="dxa"/>
-              <w:left w:w="0" w:type="dxa"/>
-              <w:right w:w="0" w:type="dxa"/>
-            </w:tcMar>
-            <w:vAlign w:val="center"/>
-          </w:tcPr>
-          <w:p>
-            <w:pPr>
-              <w:pStyle w:val="Normal"/>
-              <w:jc w:val="left"/>
-              <w:pBdr>
-                <w:bottom w:val="none" w:sz="0" w:space="0" w:color="000000"/>
-                <w:top w:val="none" w:sz="0" w:space="0" w:color="000000"/>
-                <w:left w:val="none" w:sz="0" w:space="0" w:color="000000"/>
-                <w:right w:val="none" w:sz="0" w:space="0" w:color="000000"/>
-              </w:pBdr>
-              <w:spacing w:after="100" w:before="100" w:line="240"/>
-              <w:ind w:left="100" w:right="100" w:firstLine="0" w:firstLineChars="0"/>
-              <w:rPr>
-                <w:rFonts w:ascii="Times New Roman" w:hAnsi="Times New Roman" w:eastAsia="Times New Roman" w:cs="Times New Roman"/>
-                <w:i w:val="false"/>
-                <w:b w:val="false"/>
-                <w:u w:val="none"/>
-                <w:strike w:val="false"/>
-                <w:sz w:val="18"/>
-                <w:szCs w:val="18"/>
-                <w:color w:val="000000"/>
-              </w:rPr>
-            </w:pPr>
-            <w:r>
-              <w:rPr>
-                <w:rFonts w:ascii="Times New Roman" w:hAnsi="Times New Roman" w:eastAsia="Times New Roman" w:cs="Times New Roman"/>
-                <w:i w:val="false"/>
-                <w:b w:val="false"/>
-                <w:u w:val="none"/>
-                <w:strike w:val="false"/>
-                <w:sz w:val="18"/>
-                <w:szCs w:val="18"/>
-                <w:color w:val="000000"/>
-              </w:rPr>
-              <w:t xml:space="preserve">1.17 (0.84–1.63)</w:t>
-            </w:r>
-          </w:p>
-        </w:tc>
-        <w:tc>
-          <w:tcPr>
-            <w:tcBorders>
-              <w:bottom w:val="none" w:sz="0" w:space="0" w:color="000000"/>
-              <w:top w:val="none" w:sz="0" w:space="0" w:color="000000"/>
-              <w:left w:val="none" w:sz="0" w:space="0" w:color="000000"/>
-              <w:right w:val="none" w:sz="0" w:space="0" w:color="000000"/>
-            </w:tcBorders>
-            <w:shd w:val="clear" w:color="auto" w:fill="FFFFFF"/>
-            <w:tcMar>
-              <w:top w:w="0" w:type="dxa"/>
-              <w:bottom w:w="0" w:type="dxa"/>
-              <w:left w:w="0" w:type="dxa"/>
-              <w:right w:w="0" w:type="dxa"/>
-            </w:tcMar>
-            <w:vAlign w:val="center"/>
-          </w:tcPr>
-          <w:p>
-            <w:pPr>
-              <w:pStyle w:val="Normal"/>
-              <w:jc w:val="left"/>
-              <w:pBdr>
-                <w:bottom w:val="none" w:sz="0" w:space="0" w:color="000000"/>
-                <w:top w:val="none" w:sz="0" w:space="0" w:color="000000"/>
-                <w:left w:val="none" w:sz="0" w:space="0" w:color="000000"/>
-                <w:right w:val="none" w:sz="0" w:space="0" w:color="000000"/>
-              </w:pBdr>
-              <w:spacing w:after="100" w:before="100" w:line="240"/>
-              <w:ind w:left="100" w:right="100" w:firstLine="0" w:firstLineChars="0"/>
-              <w:rPr>
-                <w:rFonts w:ascii="Times New Roman" w:hAnsi="Times New Roman" w:eastAsia="Times New Roman" w:cs="Times New Roman"/>
-                <w:i w:val="false"/>
-                <w:b w:val="false"/>
-                <w:u w:val="none"/>
-                <w:strike w:val="false"/>
-                <w:sz w:val="18"/>
-                <w:szCs w:val="18"/>
-                <w:color w:val="000000"/>
-              </w:rPr>
-            </w:pPr>
-            <w:r>
-              <w:rPr>
-                <w:rFonts w:ascii="Times New Roman" w:hAnsi="Times New Roman" w:eastAsia="Times New Roman" w:cs="Times New Roman"/>
-                <w:i w:val="false"/>
-                <w:b w:val="false"/>
-                <w:u w:val="none"/>
-                <w:strike w:val="false"/>
-                <w:sz w:val="18"/>
-                <w:szCs w:val="18"/>
-                <w:color w:val="000000"/>
-              </w:rPr>
-              <w:t xml:space="preserve">0.357</w:t>
+              <w:t xml:space="preserve">71</w:t>
+            </w:r>
+          </w:p>
+        </w:tc>
+        <w:tc>
+          <w:tcPr>
+            <w:tcBorders>
+              <w:bottom w:val="none" w:sz="0" w:space="0" w:color="000000"/>
+              <w:top w:val="none" w:sz="0" w:space="0" w:color="000000"/>
+              <w:left w:val="none" w:sz="0" w:space="0" w:color="000000"/>
+              <w:right w:val="none" w:sz="0" w:space="0" w:color="000000"/>
+            </w:tcBorders>
+            <w:shd w:val="clear" w:color="auto" w:fill="FFFFFF"/>
+            <w:tcMar>
+              <w:top w:w="0" w:type="dxa"/>
+              <w:bottom w:w="0" w:type="dxa"/>
+              <w:left w:w="0" w:type="dxa"/>
+              <w:right w:w="0" w:type="dxa"/>
+            </w:tcMar>
+            <w:vAlign w:val="center"/>
+          </w:tcPr>
+          <w:p>
+            <w:pPr>
+              <w:pStyle w:val="Normal"/>
+              <w:jc w:val="left"/>
+              <w:pBdr>
+                <w:bottom w:val="none" w:sz="0" w:space="0" w:color="000000"/>
+                <w:top w:val="none" w:sz="0" w:space="0" w:color="000000"/>
+                <w:left w:val="none" w:sz="0" w:space="0" w:color="000000"/>
+                <w:right w:val="none" w:sz="0" w:space="0" w:color="000000"/>
+              </w:pBdr>
+              <w:spacing w:after="100" w:before="100" w:line="240"/>
+              <w:ind w:left="100" w:right="100" w:firstLine="0" w:firstLineChars="0"/>
+              <w:rPr>
+                <w:rFonts w:ascii="Times New Roman" w:hAnsi="Times New Roman" w:eastAsia="Times New Roman" w:cs="Times New Roman"/>
+                <w:i w:val="false"/>
+                <w:b w:val="false"/>
+                <w:u w:val="none"/>
+                <w:strike w:val="false"/>
+                <w:sz w:val="18"/>
+                <w:szCs w:val="18"/>
+                <w:color w:val="000000"/>
+              </w:rPr>
+            </w:pPr>
+            <w:r>
+              <w:rPr>
+                <w:rFonts w:ascii="Times New Roman" w:hAnsi="Times New Roman" w:eastAsia="Times New Roman" w:cs="Times New Roman"/>
+                <w:i w:val="false"/>
+                <w:b w:val="false"/>
+                <w:u w:val="none"/>
+                <w:strike w:val="false"/>
+                <w:sz w:val="18"/>
+                <w:szCs w:val="18"/>
+                <w:color w:val="000000"/>
+              </w:rPr>
+              <w:t xml:space="preserve">1.08 (0.78–1.51)</w:t>
+            </w:r>
+          </w:p>
+        </w:tc>
+        <w:tc>
+          <w:tcPr>
+            <w:tcBorders>
+              <w:bottom w:val="none" w:sz="0" w:space="0" w:color="000000"/>
+              <w:top w:val="none" w:sz="0" w:space="0" w:color="000000"/>
+              <w:left w:val="none" w:sz="0" w:space="0" w:color="000000"/>
+              <w:right w:val="none" w:sz="0" w:space="0" w:color="000000"/>
+            </w:tcBorders>
+            <w:shd w:val="clear" w:color="auto" w:fill="FFFFFF"/>
+            <w:tcMar>
+              <w:top w:w="0" w:type="dxa"/>
+              <w:bottom w:w="0" w:type="dxa"/>
+              <w:left w:w="0" w:type="dxa"/>
+              <w:right w:w="0" w:type="dxa"/>
+            </w:tcMar>
+            <w:vAlign w:val="center"/>
+          </w:tcPr>
+          <w:p>
+            <w:pPr>
+              <w:pStyle w:val="Normal"/>
+              <w:jc w:val="left"/>
+              <w:pBdr>
+                <w:bottom w:val="none" w:sz="0" w:space="0" w:color="000000"/>
+                <w:top w:val="none" w:sz="0" w:space="0" w:color="000000"/>
+                <w:left w:val="none" w:sz="0" w:space="0" w:color="000000"/>
+                <w:right w:val="none" w:sz="0" w:space="0" w:color="000000"/>
+              </w:pBdr>
+              <w:spacing w:after="100" w:before="100" w:line="240"/>
+              <w:ind w:left="100" w:right="100" w:firstLine="0" w:firstLineChars="0"/>
+              <w:rPr>
+                <w:rFonts w:ascii="Times New Roman" w:hAnsi="Times New Roman" w:eastAsia="Times New Roman" w:cs="Times New Roman"/>
+                <w:i w:val="false"/>
+                <w:b w:val="false"/>
+                <w:u w:val="none"/>
+                <w:strike w:val="false"/>
+                <w:sz w:val="18"/>
+                <w:szCs w:val="18"/>
+                <w:color w:val="000000"/>
+              </w:rPr>
+            </w:pPr>
+            <w:r>
+              <w:rPr>
+                <w:rFonts w:ascii="Times New Roman" w:hAnsi="Times New Roman" w:eastAsia="Times New Roman" w:cs="Times New Roman"/>
+                <w:i w:val="false"/>
+                <w:b w:val="false"/>
+                <w:u w:val="none"/>
+                <w:strike w:val="false"/>
+                <w:sz w:val="18"/>
+                <w:szCs w:val="18"/>
+                <w:color w:val="000000"/>
+              </w:rPr>
+              <w:t xml:space="preserve">0.639</w:t>
             </w:r>
           </w:p>
         </w:tc>
@@ -1490,7 +1490,7 @@
                 <w:szCs w:val="18"/>
                 <w:color w:val="000000"/>
               </w:rPr>
-              <w:t xml:space="preserve">HIST1H2AC expression, log2 (per 1 unit)</w:t>
+              <w:t xml:space="preserve">MS4A1 expression, log2 (per 1 unit)</w:t>
             </w:r>
           </w:p>
         </w:tc>
@@ -1710,62 +1710,62 @@
                 <w:szCs w:val="18"/>
                 <w:color w:val="000000"/>
               </w:rPr>
-              <w:t xml:space="preserve">1.13 (0.96–1.33)</w:t>
-            </w:r>
-          </w:p>
-        </w:tc>
-        <w:tc>
-          <w:tcPr>
-            <w:tcBorders>
-              <w:bottom w:val="none" w:sz="0" w:space="0" w:color="000000"/>
-              <w:top w:val="none" w:sz="0" w:space="0" w:color="000000"/>
-              <w:left w:val="none" w:sz="0" w:space="0" w:color="000000"/>
-              <w:right w:val="none" w:sz="0" w:space="0" w:color="000000"/>
-            </w:tcBorders>
-            <w:shd w:val="clear" w:color="auto" w:fill="FFFFFF"/>
-            <w:tcMar>
-              <w:top w:w="0" w:type="dxa"/>
-              <w:bottom w:w="0" w:type="dxa"/>
-              <w:left w:w="0" w:type="dxa"/>
-              <w:right w:w="0" w:type="dxa"/>
-            </w:tcMar>
-            <w:vAlign w:val="center"/>
-          </w:tcPr>
-          <w:p>
-            <w:pPr>
-              <w:pStyle w:val="Normal"/>
-              <w:jc w:val="left"/>
-              <w:pBdr>
-                <w:bottom w:val="none" w:sz="0" w:space="0" w:color="000000"/>
-                <w:top w:val="none" w:sz="0" w:space="0" w:color="000000"/>
-                <w:left w:val="none" w:sz="0" w:space="0" w:color="000000"/>
-                <w:right w:val="none" w:sz="0" w:space="0" w:color="000000"/>
-              </w:pBdr>
-              <w:spacing w:after="100" w:before="100" w:line="240"/>
-              <w:ind w:left="100" w:right="100" w:firstLine="0" w:firstLineChars="0"/>
-              <w:rPr>
-                <w:rFonts w:ascii="Times New Roman" w:hAnsi="Times New Roman" w:eastAsia="Times New Roman" w:cs="Times New Roman"/>
-                <w:i w:val="false"/>
-                <w:b w:val="false"/>
-                <w:u w:val="none"/>
-                <w:strike w:val="false"/>
-                <w:sz w:val="18"/>
-                <w:szCs w:val="18"/>
-                <w:color w:val="000000"/>
-              </w:rPr>
-            </w:pPr>
-            <w:r>
-              <w:rPr>
-                <w:rFonts w:ascii="Times New Roman" w:hAnsi="Times New Roman" w:eastAsia="Times New Roman" w:cs="Times New Roman"/>
-                <w:i w:val="false"/>
-                <w:b w:val="false"/>
-                <w:u w:val="none"/>
-                <w:strike w:val="false"/>
-                <w:sz w:val="18"/>
-                <w:szCs w:val="18"/>
-                <w:color w:val="000000"/>
-              </w:rPr>
-              <w:t xml:space="preserve">0.146</w:t>
+              <w:t xml:space="preserve">0.96 (0.85–1.10)</w:t>
+            </w:r>
+          </w:p>
+        </w:tc>
+        <w:tc>
+          <w:tcPr>
+            <w:tcBorders>
+              <w:bottom w:val="none" w:sz="0" w:space="0" w:color="000000"/>
+              <w:top w:val="none" w:sz="0" w:space="0" w:color="000000"/>
+              <w:left w:val="none" w:sz="0" w:space="0" w:color="000000"/>
+              <w:right w:val="none" w:sz="0" w:space="0" w:color="000000"/>
+            </w:tcBorders>
+            <w:shd w:val="clear" w:color="auto" w:fill="FFFFFF"/>
+            <w:tcMar>
+              <w:top w:w="0" w:type="dxa"/>
+              <w:bottom w:w="0" w:type="dxa"/>
+              <w:left w:w="0" w:type="dxa"/>
+              <w:right w:w="0" w:type="dxa"/>
+            </w:tcMar>
+            <w:vAlign w:val="center"/>
+          </w:tcPr>
+          <w:p>
+            <w:pPr>
+              <w:pStyle w:val="Normal"/>
+              <w:jc w:val="left"/>
+              <w:pBdr>
+                <w:bottom w:val="none" w:sz="0" w:space="0" w:color="000000"/>
+                <w:top w:val="none" w:sz="0" w:space="0" w:color="000000"/>
+                <w:left w:val="none" w:sz="0" w:space="0" w:color="000000"/>
+                <w:right w:val="none" w:sz="0" w:space="0" w:color="000000"/>
+              </w:pBdr>
+              <w:spacing w:after="100" w:before="100" w:line="240"/>
+              <w:ind w:left="100" w:right="100" w:firstLine="0" w:firstLineChars="0"/>
+              <w:rPr>
+                <w:rFonts w:ascii="Times New Roman" w:hAnsi="Times New Roman" w:eastAsia="Times New Roman" w:cs="Times New Roman"/>
+                <w:i w:val="false"/>
+                <w:b w:val="false"/>
+                <w:u w:val="none"/>
+                <w:strike w:val="false"/>
+                <w:sz w:val="18"/>
+                <w:szCs w:val="18"/>
+                <w:color w:val="000000"/>
+              </w:rPr>
+            </w:pPr>
+            <w:r>
+              <w:rPr>
+                <w:rFonts w:ascii="Times New Roman" w:hAnsi="Times New Roman" w:eastAsia="Times New Roman" w:cs="Times New Roman"/>
+                <w:i w:val="false"/>
+                <w:b w:val="false"/>
+                <w:u w:val="none"/>
+                <w:strike w:val="false"/>
+                <w:sz w:val="18"/>
+                <w:szCs w:val="18"/>
+                <w:color w:val="000000"/>
+              </w:rPr>
+              <w:t xml:space="preserve">0.580</w:t>
             </w:r>
           </w:p>
         </w:tc>
@@ -5495,7 +5495,7 @@
                 <w:szCs w:val="18"/>
                 <w:color w:val="000000"/>
               </w:rPr>
-              <w:t xml:space="preserve">HIST1H2AC expression, log2 (per 1 unit)</w:t>
+              <w:t xml:space="preserve">MS4A1 expression, log2 (per 1 unit)</w:t>
             </w:r>
           </w:p>
         </w:tc>
@@ -5715,62 +5715,62 @@
                 <w:szCs w:val="18"/>
                 <w:color w:val="000000"/>
               </w:rPr>
-              <w:t xml:space="preserve">1.07 (0.90–1.26)</w:t>
-            </w:r>
-          </w:p>
-        </w:tc>
-        <w:tc>
-          <w:tcPr>
-            <w:tcBorders>
-              <w:bottom w:val="none" w:sz="0" w:space="0" w:color="000000"/>
-              <w:top w:val="none" w:sz="0" w:space="0" w:color="000000"/>
-              <w:left w:val="none" w:sz="0" w:space="0" w:color="000000"/>
-              <w:right w:val="none" w:sz="0" w:space="0" w:color="000000"/>
-            </w:tcBorders>
-            <w:shd w:val="clear" w:color="auto" w:fill="FFFFFF"/>
-            <w:tcMar>
-              <w:top w:w="0" w:type="dxa"/>
-              <w:bottom w:w="0" w:type="dxa"/>
-              <w:left w:w="0" w:type="dxa"/>
-              <w:right w:w="0" w:type="dxa"/>
-            </w:tcMar>
-            <w:vAlign w:val="center"/>
-          </w:tcPr>
-          <w:p>
-            <w:pPr>
-              <w:pStyle w:val="Normal"/>
-              <w:jc w:val="left"/>
-              <w:pBdr>
-                <w:bottom w:val="none" w:sz="0" w:space="0" w:color="000000"/>
-                <w:top w:val="none" w:sz="0" w:space="0" w:color="000000"/>
-                <w:left w:val="none" w:sz="0" w:space="0" w:color="000000"/>
-                <w:right w:val="none" w:sz="0" w:space="0" w:color="000000"/>
-              </w:pBdr>
-              <w:spacing w:after="100" w:before="100" w:line="240"/>
-              <w:ind w:left="100" w:right="100" w:firstLine="0" w:firstLineChars="0"/>
-              <w:rPr>
-                <w:rFonts w:ascii="Times New Roman" w:hAnsi="Times New Roman" w:eastAsia="Times New Roman" w:cs="Times New Roman"/>
-                <w:i w:val="false"/>
-                <w:b w:val="false"/>
-                <w:u w:val="none"/>
-                <w:strike w:val="false"/>
-                <w:sz w:val="18"/>
-                <w:szCs w:val="18"/>
-                <w:color w:val="000000"/>
-              </w:rPr>
-            </w:pPr>
-            <w:r>
-              <w:rPr>
-                <w:rFonts w:ascii="Times New Roman" w:hAnsi="Times New Roman" w:eastAsia="Times New Roman" w:cs="Times New Roman"/>
-                <w:i w:val="false"/>
-                <w:b w:val="false"/>
-                <w:u w:val="none"/>
-                <w:strike w:val="false"/>
-                <w:sz w:val="18"/>
-                <w:szCs w:val="18"/>
-                <w:color w:val="000000"/>
-              </w:rPr>
-              <w:t xml:space="preserve">0.456</w:t>
+              <w:t xml:space="preserve">0.96 (0.84–1.09)</w:t>
+            </w:r>
+          </w:p>
+        </w:tc>
+        <w:tc>
+          <w:tcPr>
+            <w:tcBorders>
+              <w:bottom w:val="none" w:sz="0" w:space="0" w:color="000000"/>
+              <w:top w:val="none" w:sz="0" w:space="0" w:color="000000"/>
+              <w:left w:val="none" w:sz="0" w:space="0" w:color="000000"/>
+              <w:right w:val="none" w:sz="0" w:space="0" w:color="000000"/>
+            </w:tcBorders>
+            <w:shd w:val="clear" w:color="auto" w:fill="FFFFFF"/>
+            <w:tcMar>
+              <w:top w:w="0" w:type="dxa"/>
+              <w:bottom w:w="0" w:type="dxa"/>
+              <w:left w:w="0" w:type="dxa"/>
+              <w:right w:w="0" w:type="dxa"/>
+            </w:tcMar>
+            <w:vAlign w:val="center"/>
+          </w:tcPr>
+          <w:p>
+            <w:pPr>
+              <w:pStyle w:val="Normal"/>
+              <w:jc w:val="left"/>
+              <w:pBdr>
+                <w:bottom w:val="none" w:sz="0" w:space="0" w:color="000000"/>
+                <w:top w:val="none" w:sz="0" w:space="0" w:color="000000"/>
+                <w:left w:val="none" w:sz="0" w:space="0" w:color="000000"/>
+                <w:right w:val="none" w:sz="0" w:space="0" w:color="000000"/>
+              </w:pBdr>
+              <w:spacing w:after="100" w:before="100" w:line="240"/>
+              <w:ind w:left="100" w:right="100" w:firstLine="0" w:firstLineChars="0"/>
+              <w:rPr>
+                <w:rFonts w:ascii="Times New Roman" w:hAnsi="Times New Roman" w:eastAsia="Times New Roman" w:cs="Times New Roman"/>
+                <w:i w:val="false"/>
+                <w:b w:val="false"/>
+                <w:u w:val="none"/>
+                <w:strike w:val="false"/>
+                <w:sz w:val="18"/>
+                <w:szCs w:val="18"/>
+                <w:color w:val="000000"/>
+              </w:rPr>
+            </w:pPr>
+            <w:r>
+              <w:rPr>
+                <w:rFonts w:ascii="Times New Roman" w:hAnsi="Times New Roman" w:eastAsia="Times New Roman" w:cs="Times New Roman"/>
+                <w:i w:val="false"/>
+                <w:b w:val="false"/>
+                <w:u w:val="none"/>
+                <w:strike w:val="false"/>
+                <w:sz w:val="18"/>
+                <w:szCs w:val="18"/>
+                <w:color w:val="000000"/>
+              </w:rPr>
+              <w:t xml:space="preserve">0.525</w:t>
             </w:r>
           </w:p>
         </w:tc>
@@ -6605,62 +6605,62 @@
                 <w:szCs w:val="18"/>
                 <w:color w:val="000000"/>
               </w:rPr>
-              <w:t xml:space="preserve">1.05 (0.74–1.47)</w:t>
-            </w:r>
-          </w:p>
-        </w:tc>
-        <w:tc>
-          <w:tcPr>
-            <w:tcBorders>
-              <w:bottom w:val="none" w:sz="0" w:space="0" w:color="000000"/>
-              <w:top w:val="none" w:sz="0" w:space="0" w:color="000000"/>
-              <w:left w:val="none" w:sz="0" w:space="0" w:color="000000"/>
-              <w:right w:val="none" w:sz="0" w:space="0" w:color="000000"/>
-            </w:tcBorders>
-            <w:shd w:val="clear" w:color="auto" w:fill="FFFFFF"/>
-            <w:tcMar>
-              <w:top w:w="0" w:type="dxa"/>
-              <w:bottom w:w="0" w:type="dxa"/>
-              <w:left w:w="0" w:type="dxa"/>
-              <w:right w:w="0" w:type="dxa"/>
-            </w:tcMar>
-            <w:vAlign w:val="center"/>
-          </w:tcPr>
-          <w:p>
-            <w:pPr>
-              <w:pStyle w:val="Normal"/>
-              <w:jc w:val="left"/>
-              <w:pBdr>
-                <w:bottom w:val="none" w:sz="0" w:space="0" w:color="000000"/>
-                <w:top w:val="none" w:sz="0" w:space="0" w:color="000000"/>
-                <w:left w:val="none" w:sz="0" w:space="0" w:color="000000"/>
-                <w:right w:val="none" w:sz="0" w:space="0" w:color="000000"/>
-              </w:pBdr>
-              <w:spacing w:after="100" w:before="100" w:line="240"/>
-              <w:ind w:left="100" w:right="100" w:firstLine="0" w:firstLineChars="0"/>
-              <w:rPr>
-                <w:rFonts w:ascii="Times New Roman" w:hAnsi="Times New Roman" w:eastAsia="Times New Roman" w:cs="Times New Roman"/>
-                <w:i w:val="false"/>
-                <w:b w:val="false"/>
-                <w:u w:val="none"/>
-                <w:strike w:val="false"/>
-                <w:sz w:val="18"/>
-                <w:szCs w:val="18"/>
-                <w:color w:val="000000"/>
-              </w:rPr>
-            </w:pPr>
-            <w:r>
-              <w:rPr>
-                <w:rFonts w:ascii="Times New Roman" w:hAnsi="Times New Roman" w:eastAsia="Times New Roman" w:cs="Times New Roman"/>
-                <w:i w:val="false"/>
-                <w:b w:val="false"/>
-                <w:u w:val="none"/>
-                <w:strike w:val="false"/>
-                <w:sz w:val="18"/>
-                <w:szCs w:val="18"/>
-                <w:color w:val="000000"/>
-              </w:rPr>
-              <w:t xml:space="preserve">0.793</w:t>
+              <w:t xml:space="preserve">1.05 (0.74–1.48)</w:t>
+            </w:r>
+          </w:p>
+        </w:tc>
+        <w:tc>
+          <w:tcPr>
+            <w:tcBorders>
+              <w:bottom w:val="none" w:sz="0" w:space="0" w:color="000000"/>
+              <w:top w:val="none" w:sz="0" w:space="0" w:color="000000"/>
+              <w:left w:val="none" w:sz="0" w:space="0" w:color="000000"/>
+              <w:right w:val="none" w:sz="0" w:space="0" w:color="000000"/>
+            </w:tcBorders>
+            <w:shd w:val="clear" w:color="auto" w:fill="FFFFFF"/>
+            <w:tcMar>
+              <w:top w:w="0" w:type="dxa"/>
+              <w:bottom w:w="0" w:type="dxa"/>
+              <w:left w:w="0" w:type="dxa"/>
+              <w:right w:w="0" w:type="dxa"/>
+            </w:tcMar>
+            <w:vAlign w:val="center"/>
+          </w:tcPr>
+          <w:p>
+            <w:pPr>
+              <w:pStyle w:val="Normal"/>
+              <w:jc w:val="left"/>
+              <w:pBdr>
+                <w:bottom w:val="none" w:sz="0" w:space="0" w:color="000000"/>
+                <w:top w:val="none" w:sz="0" w:space="0" w:color="000000"/>
+                <w:left w:val="none" w:sz="0" w:space="0" w:color="000000"/>
+                <w:right w:val="none" w:sz="0" w:space="0" w:color="000000"/>
+              </w:pBdr>
+              <w:spacing w:after="100" w:before="100" w:line="240"/>
+              <w:ind w:left="100" w:right="100" w:firstLine="0" w:firstLineChars="0"/>
+              <w:rPr>
+                <w:rFonts w:ascii="Times New Roman" w:hAnsi="Times New Roman" w:eastAsia="Times New Roman" w:cs="Times New Roman"/>
+                <w:i w:val="false"/>
+                <w:b w:val="false"/>
+                <w:u w:val="none"/>
+                <w:strike w:val="false"/>
+                <w:sz w:val="18"/>
+                <w:szCs w:val="18"/>
+                <w:color w:val="000000"/>
+              </w:rPr>
+            </w:pPr>
+            <w:r>
+              <w:rPr>
+                <w:rFonts w:ascii="Times New Roman" w:hAnsi="Times New Roman" w:eastAsia="Times New Roman" w:cs="Times New Roman"/>
+                <w:i w:val="false"/>
+                <w:b w:val="false"/>
+                <w:u w:val="none"/>
+                <w:strike w:val="false"/>
+                <w:sz w:val="18"/>
+                <w:szCs w:val="18"/>
+                <w:color w:val="000000"/>
+              </w:rPr>
+              <w:t xml:space="preserve">0.787</w:t>
             </w:r>
           </w:p>
         </w:tc>
@@ -7495,62 +7495,62 @@
                 <w:szCs w:val="18"/>
                 <w:color w:val="000000"/>
               </w:rPr>
-              <w:t xml:space="preserve">0.71 (0.50–1.00)</w:t>
-            </w:r>
-          </w:p>
-        </w:tc>
-        <w:tc>
-          <w:tcPr>
-            <w:tcBorders>
-              <w:bottom w:val="none" w:sz="0" w:space="0" w:color="000000"/>
-              <w:top w:val="none" w:sz="0" w:space="0" w:color="000000"/>
-              <w:left w:val="none" w:sz="0" w:space="0" w:color="000000"/>
-              <w:right w:val="none" w:sz="0" w:space="0" w:color="000000"/>
-            </w:tcBorders>
-            <w:shd w:val="clear" w:color="auto" w:fill="FFFFFF"/>
-            <w:tcMar>
-              <w:top w:w="0" w:type="dxa"/>
-              <w:bottom w:w="0" w:type="dxa"/>
-              <w:left w:w="0" w:type="dxa"/>
-              <w:right w:w="0" w:type="dxa"/>
-            </w:tcMar>
-            <w:vAlign w:val="center"/>
-          </w:tcPr>
-          <w:p>
-            <w:pPr>
-              <w:pStyle w:val="Normal"/>
-              <w:jc w:val="left"/>
-              <w:pBdr>
-                <w:bottom w:val="none" w:sz="0" w:space="0" w:color="000000"/>
-                <w:top w:val="none" w:sz="0" w:space="0" w:color="000000"/>
-                <w:left w:val="none" w:sz="0" w:space="0" w:color="000000"/>
-                <w:right w:val="none" w:sz="0" w:space="0" w:color="000000"/>
-              </w:pBdr>
-              <w:spacing w:after="100" w:before="100" w:line="240"/>
-              <w:ind w:left="100" w:right="100" w:firstLine="0" w:firstLineChars="0"/>
-              <w:rPr>
-                <w:rFonts w:ascii="Times New Roman" w:hAnsi="Times New Roman" w:eastAsia="Times New Roman" w:cs="Times New Roman"/>
-                <w:i w:val="false"/>
-                <w:b w:val="false"/>
-                <w:u w:val="none"/>
-                <w:strike w:val="false"/>
-                <w:sz w:val="18"/>
-                <w:szCs w:val="18"/>
-                <w:color w:val="000000"/>
-              </w:rPr>
-            </w:pPr>
-            <w:r>
-              <w:rPr>
-                <w:rFonts w:ascii="Times New Roman" w:hAnsi="Times New Roman" w:eastAsia="Times New Roman" w:cs="Times New Roman"/>
-                <w:i w:val="false"/>
-                <w:b w:val="false"/>
-                <w:u w:val="none"/>
-                <w:strike w:val="false"/>
-                <w:sz w:val="18"/>
-                <w:szCs w:val="18"/>
-                <w:color w:val="000000"/>
-              </w:rPr>
-              <w:t xml:space="preserve">0.052</w:t>
+              <w:t xml:space="preserve">0.70 (0.49–0.99)</w:t>
+            </w:r>
+          </w:p>
+        </w:tc>
+        <w:tc>
+          <w:tcPr>
+            <w:tcBorders>
+              <w:bottom w:val="none" w:sz="0" w:space="0" w:color="000000"/>
+              <w:top w:val="none" w:sz="0" w:space="0" w:color="000000"/>
+              <w:left w:val="none" w:sz="0" w:space="0" w:color="000000"/>
+              <w:right w:val="none" w:sz="0" w:space="0" w:color="000000"/>
+            </w:tcBorders>
+            <w:shd w:val="clear" w:color="auto" w:fill="FFFFFF"/>
+            <w:tcMar>
+              <w:top w:w="0" w:type="dxa"/>
+              <w:bottom w:w="0" w:type="dxa"/>
+              <w:left w:w="0" w:type="dxa"/>
+              <w:right w:w="0" w:type="dxa"/>
+            </w:tcMar>
+            <w:vAlign w:val="center"/>
+          </w:tcPr>
+          <w:p>
+            <w:pPr>
+              <w:pStyle w:val="Normal"/>
+              <w:jc w:val="left"/>
+              <w:pBdr>
+                <w:bottom w:val="none" w:sz="0" w:space="0" w:color="000000"/>
+                <w:top w:val="none" w:sz="0" w:space="0" w:color="000000"/>
+                <w:left w:val="none" w:sz="0" w:space="0" w:color="000000"/>
+                <w:right w:val="none" w:sz="0" w:space="0" w:color="000000"/>
+              </w:pBdr>
+              <w:spacing w:after="100" w:before="100" w:line="240"/>
+              <w:ind w:left="100" w:right="100" w:firstLine="0" w:firstLineChars="0"/>
+              <w:rPr>
+                <w:rFonts w:ascii="Times New Roman" w:hAnsi="Times New Roman" w:eastAsia="Times New Roman" w:cs="Times New Roman"/>
+                <w:i w:val="false"/>
+                <w:b w:val="false"/>
+                <w:u w:val="none"/>
+                <w:strike w:val="false"/>
+                <w:sz w:val="18"/>
+                <w:szCs w:val="18"/>
+                <w:color w:val="000000"/>
+              </w:rPr>
+            </w:pPr>
+            <w:r>
+              <w:rPr>
+                <w:rFonts w:ascii="Times New Roman" w:hAnsi="Times New Roman" w:eastAsia="Times New Roman" w:cs="Times New Roman"/>
+                <w:i w:val="false"/>
+                <w:b w:val="false"/>
+                <w:u w:val="none"/>
+                <w:strike w:val="false"/>
+                <w:sz w:val="18"/>
+                <w:szCs w:val="18"/>
+                <w:color w:val="000000"/>
+              </w:rPr>
+              <w:t xml:space="preserve">0.041</w:t>
             </w:r>
           </w:p>
         </w:tc>
@@ -8385,7 +8385,7 @@
                 <w:szCs w:val="18"/>
                 <w:color w:val="000000"/>
               </w:rPr>
-              <w:t xml:space="preserve">2.17 (1.55–3.04)</w:t>
+              <w:t xml:space="preserve">2.22 (1.59–3.11)</w:t>
             </w:r>
           </w:p>
         </w:tc>
@@ -8610,7 +8610,7 @@
                 <w:szCs w:val="18"/>
                 <w:color w:val="000000"/>
               </w:rPr>
-              <w:t xml:space="preserve">HIST1H2AC expression, log2 (per 1 unit)</w:t>
+              <w:t xml:space="preserve">MS4A1 expression, log2 (per 1 unit)</w:t>
             </w:r>
           </w:p>
         </w:tc>
@@ -8830,62 +8830,62 @@
                 <w:szCs w:val="18"/>
                 <w:color w:val="000000"/>
               </w:rPr>
-              <w:t xml:space="preserve">1.07 (0.90–1.27)</w:t>
-            </w:r>
-          </w:p>
-        </w:tc>
-        <w:tc>
-          <w:tcPr>
-            <w:tcBorders>
-              <w:bottom w:val="none" w:sz="0" w:space="0" w:color="000000"/>
-              <w:top w:val="none" w:sz="0" w:space="0" w:color="000000"/>
-              <w:left w:val="none" w:sz="0" w:space="0" w:color="000000"/>
-              <w:right w:val="none" w:sz="0" w:space="0" w:color="000000"/>
-            </w:tcBorders>
-            <w:shd w:val="clear" w:color="auto" w:fill="FFFFFF"/>
-            <w:tcMar>
-              <w:top w:w="0" w:type="dxa"/>
-              <w:bottom w:w="0" w:type="dxa"/>
-              <w:left w:w="0" w:type="dxa"/>
-              <w:right w:w="0" w:type="dxa"/>
-            </w:tcMar>
-            <w:vAlign w:val="center"/>
-          </w:tcPr>
-          <w:p>
-            <w:pPr>
-              <w:pStyle w:val="Normal"/>
-              <w:jc w:val="left"/>
-              <w:pBdr>
-                <w:bottom w:val="none" w:sz="0" w:space="0" w:color="000000"/>
-                <w:top w:val="none" w:sz="0" w:space="0" w:color="000000"/>
-                <w:left w:val="none" w:sz="0" w:space="0" w:color="000000"/>
-                <w:right w:val="none" w:sz="0" w:space="0" w:color="000000"/>
-              </w:pBdr>
-              <w:spacing w:after="100" w:before="100" w:line="240"/>
-              <w:ind w:left="100" w:right="100" w:firstLine="0" w:firstLineChars="0"/>
-              <w:rPr>
-                <w:rFonts w:ascii="Times New Roman" w:hAnsi="Times New Roman" w:eastAsia="Times New Roman" w:cs="Times New Roman"/>
-                <w:i w:val="false"/>
-                <w:b w:val="false"/>
-                <w:u w:val="none"/>
-                <w:strike w:val="false"/>
-                <w:sz w:val="18"/>
-                <w:szCs w:val="18"/>
-                <w:color w:val="000000"/>
-              </w:rPr>
-            </w:pPr>
-            <w:r>
-              <w:rPr>
-                <w:rFonts w:ascii="Times New Roman" w:hAnsi="Times New Roman" w:eastAsia="Times New Roman" w:cs="Times New Roman"/>
-                <w:i w:val="false"/>
-                <w:b w:val="false"/>
-                <w:u w:val="none"/>
-                <w:strike w:val="false"/>
-                <w:sz w:val="18"/>
-                <w:szCs w:val="18"/>
-                <w:color w:val="000000"/>
-              </w:rPr>
-              <w:t xml:space="preserve">0.422</w:t>
+              <w:t xml:space="preserve">0.95 (0.83–1.09)</w:t>
+            </w:r>
+          </w:p>
+        </w:tc>
+        <w:tc>
+          <w:tcPr>
+            <w:tcBorders>
+              <w:bottom w:val="none" w:sz="0" w:space="0" w:color="000000"/>
+              <w:top w:val="none" w:sz="0" w:space="0" w:color="000000"/>
+              <w:left w:val="none" w:sz="0" w:space="0" w:color="000000"/>
+              <w:right w:val="none" w:sz="0" w:space="0" w:color="000000"/>
+            </w:tcBorders>
+            <w:shd w:val="clear" w:color="auto" w:fill="FFFFFF"/>
+            <w:tcMar>
+              <w:top w:w="0" w:type="dxa"/>
+              <w:bottom w:w="0" w:type="dxa"/>
+              <w:left w:w="0" w:type="dxa"/>
+              <w:right w:w="0" w:type="dxa"/>
+            </w:tcMar>
+            <w:vAlign w:val="center"/>
+          </w:tcPr>
+          <w:p>
+            <w:pPr>
+              <w:pStyle w:val="Normal"/>
+              <w:jc w:val="left"/>
+              <w:pBdr>
+                <w:bottom w:val="none" w:sz="0" w:space="0" w:color="000000"/>
+                <w:top w:val="none" w:sz="0" w:space="0" w:color="000000"/>
+                <w:left w:val="none" w:sz="0" w:space="0" w:color="000000"/>
+                <w:right w:val="none" w:sz="0" w:space="0" w:color="000000"/>
+              </w:pBdr>
+              <w:spacing w:after="100" w:before="100" w:line="240"/>
+              <w:ind w:left="100" w:right="100" w:firstLine="0" w:firstLineChars="0"/>
+              <w:rPr>
+                <w:rFonts w:ascii="Times New Roman" w:hAnsi="Times New Roman" w:eastAsia="Times New Roman" w:cs="Times New Roman"/>
+                <w:i w:val="false"/>
+                <w:b w:val="false"/>
+                <w:u w:val="none"/>
+                <w:strike w:val="false"/>
+                <w:sz w:val="18"/>
+                <w:szCs w:val="18"/>
+                <w:color w:val="000000"/>
+              </w:rPr>
+            </w:pPr>
+            <w:r>
+              <w:rPr>
+                <w:rFonts w:ascii="Times New Roman" w:hAnsi="Times New Roman" w:eastAsia="Times New Roman" w:cs="Times New Roman"/>
+                <w:i w:val="false"/>
+                <w:b w:val="false"/>
+                <w:u w:val="none"/>
+                <w:strike w:val="false"/>
+                <w:sz w:val="18"/>
+                <w:szCs w:val="18"/>
+                <w:color w:val="000000"/>
+              </w:rPr>
+              <w:t xml:space="preserve">0.447</w:t>
             </w:r>
           </w:p>
         </w:tc>
@@ -9720,62 +9720,62 @@
                 <w:szCs w:val="18"/>
                 <w:color w:val="000000"/>
               </w:rPr>
-              <w:t xml:space="preserve">1.07 (0.75–1.52)</w:t>
-            </w:r>
-          </w:p>
-        </w:tc>
-        <w:tc>
-          <w:tcPr>
-            <w:tcBorders>
-              <w:bottom w:val="none" w:sz="0" w:space="0" w:color="000000"/>
-              <w:top w:val="none" w:sz="0" w:space="0" w:color="000000"/>
-              <w:left w:val="none" w:sz="0" w:space="0" w:color="000000"/>
-              <w:right w:val="none" w:sz="0" w:space="0" w:color="000000"/>
-            </w:tcBorders>
-            <w:shd w:val="clear" w:color="auto" w:fill="FFFFFF"/>
-            <w:tcMar>
-              <w:top w:w="0" w:type="dxa"/>
-              <w:bottom w:w="0" w:type="dxa"/>
-              <w:left w:w="0" w:type="dxa"/>
-              <w:right w:w="0" w:type="dxa"/>
-            </w:tcMar>
-            <w:vAlign w:val="center"/>
-          </w:tcPr>
-          <w:p>
-            <w:pPr>
-              <w:pStyle w:val="Normal"/>
-              <w:jc w:val="left"/>
-              <w:pBdr>
-                <w:bottom w:val="none" w:sz="0" w:space="0" w:color="000000"/>
-                <w:top w:val="none" w:sz="0" w:space="0" w:color="000000"/>
-                <w:left w:val="none" w:sz="0" w:space="0" w:color="000000"/>
-                <w:right w:val="none" w:sz="0" w:space="0" w:color="000000"/>
-              </w:pBdr>
-              <w:spacing w:after="100" w:before="100" w:line="240"/>
-              <w:ind w:left="100" w:right="100" w:firstLine="0" w:firstLineChars="0"/>
-              <w:rPr>
-                <w:rFonts w:ascii="Times New Roman" w:hAnsi="Times New Roman" w:eastAsia="Times New Roman" w:cs="Times New Roman"/>
-                <w:i w:val="false"/>
-                <w:b w:val="false"/>
-                <w:u w:val="none"/>
-                <w:strike w:val="false"/>
-                <w:sz w:val="18"/>
-                <w:szCs w:val="18"/>
-                <w:color w:val="000000"/>
-              </w:rPr>
-            </w:pPr>
-            <w:r>
-              <w:rPr>
-                <w:rFonts w:ascii="Times New Roman" w:hAnsi="Times New Roman" w:eastAsia="Times New Roman" w:cs="Times New Roman"/>
-                <w:i w:val="false"/>
-                <w:b w:val="false"/>
-                <w:u w:val="none"/>
-                <w:strike w:val="false"/>
-                <w:sz w:val="18"/>
-                <w:szCs w:val="18"/>
-                <w:color w:val="000000"/>
-              </w:rPr>
-              <w:t xml:space="preserve">0.721</w:t>
+              <w:t xml:space="preserve">1.06 (0.74–1.51)</w:t>
+            </w:r>
+          </w:p>
+        </w:tc>
+        <w:tc>
+          <w:tcPr>
+            <w:tcBorders>
+              <w:bottom w:val="none" w:sz="0" w:space="0" w:color="000000"/>
+              <w:top w:val="none" w:sz="0" w:space="0" w:color="000000"/>
+              <w:left w:val="none" w:sz="0" w:space="0" w:color="000000"/>
+              <w:right w:val="none" w:sz="0" w:space="0" w:color="000000"/>
+            </w:tcBorders>
+            <w:shd w:val="clear" w:color="auto" w:fill="FFFFFF"/>
+            <w:tcMar>
+              <w:top w:w="0" w:type="dxa"/>
+              <w:bottom w:w="0" w:type="dxa"/>
+              <w:left w:w="0" w:type="dxa"/>
+              <w:right w:w="0" w:type="dxa"/>
+            </w:tcMar>
+            <w:vAlign w:val="center"/>
+          </w:tcPr>
+          <w:p>
+            <w:pPr>
+              <w:pStyle w:val="Normal"/>
+              <w:jc w:val="left"/>
+              <w:pBdr>
+                <w:bottom w:val="none" w:sz="0" w:space="0" w:color="000000"/>
+                <w:top w:val="none" w:sz="0" w:space="0" w:color="000000"/>
+                <w:left w:val="none" w:sz="0" w:space="0" w:color="000000"/>
+                <w:right w:val="none" w:sz="0" w:space="0" w:color="000000"/>
+              </w:pBdr>
+              <w:spacing w:after="100" w:before="100" w:line="240"/>
+              <w:ind w:left="100" w:right="100" w:firstLine="0" w:firstLineChars="0"/>
+              <w:rPr>
+                <w:rFonts w:ascii="Times New Roman" w:hAnsi="Times New Roman" w:eastAsia="Times New Roman" w:cs="Times New Roman"/>
+                <w:i w:val="false"/>
+                <w:b w:val="false"/>
+                <w:u w:val="none"/>
+                <w:strike w:val="false"/>
+                <w:sz w:val="18"/>
+                <w:szCs w:val="18"/>
+                <w:color w:val="000000"/>
+              </w:rPr>
+            </w:pPr>
+            <w:r>
+              <w:rPr>
+                <w:rFonts w:ascii="Times New Roman" w:hAnsi="Times New Roman" w:eastAsia="Times New Roman" w:cs="Times New Roman"/>
+                <w:i w:val="false"/>
+                <w:b w:val="false"/>
+                <w:u w:val="none"/>
+                <w:strike w:val="false"/>
+                <w:sz w:val="18"/>
+                <w:szCs w:val="18"/>
+                <w:color w:val="000000"/>
+              </w:rPr>
+              <w:t xml:space="preserve">0.746</w:t>
             </w:r>
           </w:p>
         </w:tc>
@@ -10610,62 +10610,62 @@
                 <w:szCs w:val="18"/>
                 <w:color w:val="000000"/>
               </w:rPr>
-              <w:t xml:space="preserve">0.75 (0.53–1.08)</w:t>
-            </w:r>
-          </w:p>
-        </w:tc>
-        <w:tc>
-          <w:tcPr>
-            <w:tcBorders>
-              <w:bottom w:val="none" w:sz="0" w:space="0" w:color="000000"/>
-              <w:top w:val="none" w:sz="0" w:space="0" w:color="000000"/>
-              <w:left w:val="none" w:sz="0" w:space="0" w:color="000000"/>
-              <w:right w:val="none" w:sz="0" w:space="0" w:color="000000"/>
-            </w:tcBorders>
-            <w:shd w:val="clear" w:color="auto" w:fill="FFFFFF"/>
-            <w:tcMar>
-              <w:top w:w="0" w:type="dxa"/>
-              <w:bottom w:w="0" w:type="dxa"/>
-              <w:left w:w="0" w:type="dxa"/>
-              <w:right w:w="0" w:type="dxa"/>
-            </w:tcMar>
-            <w:vAlign w:val="center"/>
-          </w:tcPr>
-          <w:p>
-            <w:pPr>
-              <w:pStyle w:val="Normal"/>
-              <w:jc w:val="left"/>
-              <w:pBdr>
-                <w:bottom w:val="none" w:sz="0" w:space="0" w:color="000000"/>
-                <w:top w:val="none" w:sz="0" w:space="0" w:color="000000"/>
-                <w:left w:val="none" w:sz="0" w:space="0" w:color="000000"/>
-                <w:right w:val="none" w:sz="0" w:space="0" w:color="000000"/>
-              </w:pBdr>
-              <w:spacing w:after="100" w:before="100" w:line="240"/>
-              <w:ind w:left="100" w:right="100" w:firstLine="0" w:firstLineChars="0"/>
-              <w:rPr>
-                <w:rFonts w:ascii="Times New Roman" w:hAnsi="Times New Roman" w:eastAsia="Times New Roman" w:cs="Times New Roman"/>
-                <w:i w:val="false"/>
-                <w:b w:val="false"/>
-                <w:u w:val="none"/>
-                <w:strike w:val="false"/>
-                <w:sz w:val="18"/>
-                <w:szCs w:val="18"/>
-                <w:color w:val="000000"/>
-              </w:rPr>
-            </w:pPr>
-            <w:r>
-              <w:rPr>
-                <w:rFonts w:ascii="Times New Roman" w:hAnsi="Times New Roman" w:eastAsia="Times New Roman" w:cs="Times New Roman"/>
-                <w:i w:val="false"/>
-                <w:b w:val="false"/>
-                <w:u w:val="none"/>
-                <w:strike w:val="false"/>
-                <w:sz w:val="18"/>
-                <w:szCs w:val="18"/>
-                <w:color w:val="000000"/>
-              </w:rPr>
-              <w:t xml:space="preserve">0.121</w:t>
+              <w:t xml:space="preserve">0.74 (0.52–1.05)</w:t>
+            </w:r>
+          </w:p>
+        </w:tc>
+        <w:tc>
+          <w:tcPr>
+            <w:tcBorders>
+              <w:bottom w:val="none" w:sz="0" w:space="0" w:color="000000"/>
+              <w:top w:val="none" w:sz="0" w:space="0" w:color="000000"/>
+              <w:left w:val="none" w:sz="0" w:space="0" w:color="000000"/>
+              <w:right w:val="none" w:sz="0" w:space="0" w:color="000000"/>
+            </w:tcBorders>
+            <w:shd w:val="clear" w:color="auto" w:fill="FFFFFF"/>
+            <w:tcMar>
+              <w:top w:w="0" w:type="dxa"/>
+              <w:bottom w:w="0" w:type="dxa"/>
+              <w:left w:w="0" w:type="dxa"/>
+              <w:right w:w="0" w:type="dxa"/>
+            </w:tcMar>
+            <w:vAlign w:val="center"/>
+          </w:tcPr>
+          <w:p>
+            <w:pPr>
+              <w:pStyle w:val="Normal"/>
+              <w:jc w:val="left"/>
+              <w:pBdr>
+                <w:bottom w:val="none" w:sz="0" w:space="0" w:color="000000"/>
+                <w:top w:val="none" w:sz="0" w:space="0" w:color="000000"/>
+                <w:left w:val="none" w:sz="0" w:space="0" w:color="000000"/>
+                <w:right w:val="none" w:sz="0" w:space="0" w:color="000000"/>
+              </w:pBdr>
+              <w:spacing w:after="100" w:before="100" w:line="240"/>
+              <w:ind w:left="100" w:right="100" w:firstLine="0" w:firstLineChars="0"/>
+              <w:rPr>
+                <w:rFonts w:ascii="Times New Roman" w:hAnsi="Times New Roman" w:eastAsia="Times New Roman" w:cs="Times New Roman"/>
+                <w:i w:val="false"/>
+                <w:b w:val="false"/>
+                <w:u w:val="none"/>
+                <w:strike w:val="false"/>
+                <w:sz w:val="18"/>
+                <w:szCs w:val="18"/>
+                <w:color w:val="000000"/>
+              </w:rPr>
+            </w:pPr>
+            <w:r>
+              <w:rPr>
+                <w:rFonts w:ascii="Times New Roman" w:hAnsi="Times New Roman" w:eastAsia="Times New Roman" w:cs="Times New Roman"/>
+                <w:i w:val="false"/>
+                <w:b w:val="false"/>
+                <w:u w:val="none"/>
+                <w:strike w:val="false"/>
+                <w:sz w:val="18"/>
+                <w:szCs w:val="18"/>
+                <w:color w:val="000000"/>
+              </w:rPr>
+              <w:t xml:space="preserve">0.095</w:t>
             </w:r>
           </w:p>
         </w:tc>
@@ -11500,7 +11500,7 @@
                 <w:szCs w:val="18"/>
                 <w:color w:val="000000"/>
               </w:rPr>
-              <w:t xml:space="preserve">2.07 (1.46–2.94)</w:t>
+              <w:t xml:space="preserve">2.12 (1.49–3.01)</w:t>
             </w:r>
           </w:p>
         </w:tc>
@@ -11725,7 +11725,7 @@
                 <w:szCs w:val="18"/>
                 <w:color w:val="000000"/>
               </w:rPr>
-              <w:t xml:space="preserve">HIST1H2AC expression, log2 (per 1 unit)</w:t>
+              <w:t xml:space="preserve">MS4A1 expression, log2 (per 1 unit)</w:t>
             </w:r>
           </w:p>
         </w:tc>
@@ -11945,62 +11945,62 @@
                 <w:szCs w:val="18"/>
                 <w:color w:val="000000"/>
               </w:rPr>
-              <w:t xml:space="preserve">1.04 (0.88–1.24)</w:t>
-            </w:r>
-          </w:p>
-        </w:tc>
-        <w:tc>
-          <w:tcPr>
-            <w:tcBorders>
-              <w:bottom w:val="none" w:sz="0" w:space="0" w:color="000000"/>
-              <w:top w:val="none" w:sz="0" w:space="0" w:color="000000"/>
-              <w:left w:val="none" w:sz="0" w:space="0" w:color="000000"/>
-              <w:right w:val="none" w:sz="0" w:space="0" w:color="000000"/>
-            </w:tcBorders>
-            <w:shd w:val="clear" w:color="auto" w:fill="FFFFFF"/>
-            <w:tcMar>
-              <w:top w:w="0" w:type="dxa"/>
-              <w:bottom w:w="0" w:type="dxa"/>
-              <w:left w:w="0" w:type="dxa"/>
-              <w:right w:w="0" w:type="dxa"/>
-            </w:tcMar>
-            <w:vAlign w:val="center"/>
-          </w:tcPr>
-          <w:p>
-            <w:pPr>
-              <w:pStyle w:val="Normal"/>
-              <w:jc w:val="left"/>
-              <w:pBdr>
-                <w:bottom w:val="none" w:sz="0" w:space="0" w:color="000000"/>
-                <w:top w:val="none" w:sz="0" w:space="0" w:color="000000"/>
-                <w:left w:val="none" w:sz="0" w:space="0" w:color="000000"/>
-                <w:right w:val="none" w:sz="0" w:space="0" w:color="000000"/>
-              </w:pBdr>
-              <w:spacing w:after="100" w:before="100" w:line="240"/>
-              <w:ind w:left="100" w:right="100" w:firstLine="0" w:firstLineChars="0"/>
-              <w:rPr>
-                <w:rFonts w:ascii="Times New Roman" w:hAnsi="Times New Roman" w:eastAsia="Times New Roman" w:cs="Times New Roman"/>
-                <w:i w:val="false"/>
-                <w:b w:val="false"/>
-                <w:u w:val="none"/>
-                <w:strike w:val="false"/>
-                <w:sz w:val="18"/>
-                <w:szCs w:val="18"/>
-                <w:color w:val="000000"/>
-              </w:rPr>
-            </w:pPr>
-            <w:r>
-              <w:rPr>
-                <w:rFonts w:ascii="Times New Roman" w:hAnsi="Times New Roman" w:eastAsia="Times New Roman" w:cs="Times New Roman"/>
-                <w:i w:val="false"/>
-                <w:b w:val="false"/>
-                <w:u w:val="none"/>
-                <w:strike w:val="false"/>
-                <w:sz w:val="18"/>
-                <w:szCs w:val="18"/>
-                <w:color w:val="000000"/>
-              </w:rPr>
-              <w:t xml:space="preserve">0.637</w:t>
+              <w:t xml:space="preserve">0.97 (0.85–1.11)</w:t>
+            </w:r>
+          </w:p>
+        </w:tc>
+        <w:tc>
+          <w:tcPr>
+            <w:tcBorders>
+              <w:bottom w:val="none" w:sz="0" w:space="0" w:color="000000"/>
+              <w:top w:val="none" w:sz="0" w:space="0" w:color="000000"/>
+              <w:left w:val="none" w:sz="0" w:space="0" w:color="000000"/>
+              <w:right w:val="none" w:sz="0" w:space="0" w:color="000000"/>
+            </w:tcBorders>
+            <w:shd w:val="clear" w:color="auto" w:fill="FFFFFF"/>
+            <w:tcMar>
+              <w:top w:w="0" w:type="dxa"/>
+              <w:bottom w:w="0" w:type="dxa"/>
+              <w:left w:w="0" w:type="dxa"/>
+              <w:right w:w="0" w:type="dxa"/>
+            </w:tcMar>
+            <w:vAlign w:val="center"/>
+          </w:tcPr>
+          <w:p>
+            <w:pPr>
+              <w:pStyle w:val="Normal"/>
+              <w:jc w:val="left"/>
+              <w:pBdr>
+                <w:bottom w:val="none" w:sz="0" w:space="0" w:color="000000"/>
+                <w:top w:val="none" w:sz="0" w:space="0" w:color="000000"/>
+                <w:left w:val="none" w:sz="0" w:space="0" w:color="000000"/>
+                <w:right w:val="none" w:sz="0" w:space="0" w:color="000000"/>
+              </w:pBdr>
+              <w:spacing w:after="100" w:before="100" w:line="240"/>
+              <w:ind w:left="100" w:right="100" w:firstLine="0" w:firstLineChars="0"/>
+              <w:rPr>
+                <w:rFonts w:ascii="Times New Roman" w:hAnsi="Times New Roman" w:eastAsia="Times New Roman" w:cs="Times New Roman"/>
+                <w:i w:val="false"/>
+                <w:b w:val="false"/>
+                <w:u w:val="none"/>
+                <w:strike w:val="false"/>
+                <w:sz w:val="18"/>
+                <w:szCs w:val="18"/>
+                <w:color w:val="000000"/>
+              </w:rPr>
+            </w:pPr>
+            <w:r>
+              <w:rPr>
+                <w:rFonts w:ascii="Times New Roman" w:hAnsi="Times New Roman" w:eastAsia="Times New Roman" w:cs="Times New Roman"/>
+                <w:i w:val="false"/>
+                <w:b w:val="false"/>
+                <w:u w:val="none"/>
+                <w:strike w:val="false"/>
+                <w:sz w:val="18"/>
+                <w:szCs w:val="18"/>
+                <w:color w:val="000000"/>
+              </w:rPr>
+              <w:t xml:space="preserve">0.652</w:t>
             </w:r>
           </w:p>
         </w:tc>
@@ -12835,62 +12835,62 @@
                 <w:szCs w:val="18"/>
                 <w:color w:val="000000"/>
               </w:rPr>
-              <w:t xml:space="preserve">1.10 (0.77–1.56)</w:t>
-            </w:r>
-          </w:p>
-        </w:tc>
-        <w:tc>
-          <w:tcPr>
-            <w:tcBorders>
-              <w:bottom w:val="none" w:sz="0" w:space="0" w:color="000000"/>
-              <w:top w:val="none" w:sz="0" w:space="0" w:color="000000"/>
-              <w:left w:val="none" w:sz="0" w:space="0" w:color="000000"/>
-              <w:right w:val="none" w:sz="0" w:space="0" w:color="000000"/>
-            </w:tcBorders>
-            <w:shd w:val="clear" w:color="auto" w:fill="FFFFFF"/>
-            <w:tcMar>
-              <w:top w:w="0" w:type="dxa"/>
-              <w:bottom w:w="0" w:type="dxa"/>
-              <w:left w:w="0" w:type="dxa"/>
-              <w:right w:w="0" w:type="dxa"/>
-            </w:tcMar>
-            <w:vAlign w:val="center"/>
-          </w:tcPr>
-          <w:p>
-            <w:pPr>
-              <w:pStyle w:val="Normal"/>
-              <w:jc w:val="left"/>
-              <w:pBdr>
-                <w:bottom w:val="none" w:sz="0" w:space="0" w:color="000000"/>
-                <w:top w:val="none" w:sz="0" w:space="0" w:color="000000"/>
-                <w:left w:val="none" w:sz="0" w:space="0" w:color="000000"/>
-                <w:right w:val="none" w:sz="0" w:space="0" w:color="000000"/>
-              </w:pBdr>
-              <w:spacing w:after="100" w:before="100" w:line="240"/>
-              <w:ind w:left="100" w:right="100" w:firstLine="0" w:firstLineChars="0"/>
-              <w:rPr>
-                <w:rFonts w:ascii="Times New Roman" w:hAnsi="Times New Roman" w:eastAsia="Times New Roman" w:cs="Times New Roman"/>
-                <w:i w:val="false"/>
-                <w:b w:val="false"/>
-                <w:u w:val="none"/>
-                <w:strike w:val="false"/>
-                <w:sz w:val="18"/>
-                <w:szCs w:val="18"/>
-                <w:color w:val="000000"/>
-              </w:rPr>
-            </w:pPr>
-            <w:r>
-              <w:rPr>
-                <w:rFonts w:ascii="Times New Roman" w:hAnsi="Times New Roman" w:eastAsia="Times New Roman" w:cs="Times New Roman"/>
-                <w:i w:val="false"/>
-                <w:b w:val="false"/>
-                <w:u w:val="none"/>
-                <w:strike w:val="false"/>
-                <w:sz w:val="18"/>
-                <w:szCs w:val="18"/>
-                <w:color w:val="000000"/>
-              </w:rPr>
-              <w:t xml:space="preserve">0.609</w:t>
+              <w:t xml:space="preserve">1.09 (0.77–1.55)</w:t>
+            </w:r>
+          </w:p>
+        </w:tc>
+        <w:tc>
+          <w:tcPr>
+            <w:tcBorders>
+              <w:bottom w:val="none" w:sz="0" w:space="0" w:color="000000"/>
+              <w:top w:val="none" w:sz="0" w:space="0" w:color="000000"/>
+              <w:left w:val="none" w:sz="0" w:space="0" w:color="000000"/>
+              <w:right w:val="none" w:sz="0" w:space="0" w:color="000000"/>
+            </w:tcBorders>
+            <w:shd w:val="clear" w:color="auto" w:fill="FFFFFF"/>
+            <w:tcMar>
+              <w:top w:w="0" w:type="dxa"/>
+              <w:bottom w:w="0" w:type="dxa"/>
+              <w:left w:w="0" w:type="dxa"/>
+              <w:right w:w="0" w:type="dxa"/>
+            </w:tcMar>
+            <w:vAlign w:val="center"/>
+          </w:tcPr>
+          <w:p>
+            <w:pPr>
+              <w:pStyle w:val="Normal"/>
+              <w:jc w:val="left"/>
+              <w:pBdr>
+                <w:bottom w:val="none" w:sz="0" w:space="0" w:color="000000"/>
+                <w:top w:val="none" w:sz="0" w:space="0" w:color="000000"/>
+                <w:left w:val="none" w:sz="0" w:space="0" w:color="000000"/>
+                <w:right w:val="none" w:sz="0" w:space="0" w:color="000000"/>
+              </w:pBdr>
+              <w:spacing w:after="100" w:before="100" w:line="240"/>
+              <w:ind w:left="100" w:right="100" w:firstLine="0" w:firstLineChars="0"/>
+              <w:rPr>
+                <w:rFonts w:ascii="Times New Roman" w:hAnsi="Times New Roman" w:eastAsia="Times New Roman" w:cs="Times New Roman"/>
+                <w:i w:val="false"/>
+                <w:b w:val="false"/>
+                <w:u w:val="none"/>
+                <w:strike w:val="false"/>
+                <w:sz w:val="18"/>
+                <w:szCs w:val="18"/>
+                <w:color w:val="000000"/>
+              </w:rPr>
+            </w:pPr>
+            <w:r>
+              <w:rPr>
+                <w:rFonts w:ascii="Times New Roman" w:hAnsi="Times New Roman" w:eastAsia="Times New Roman" w:cs="Times New Roman"/>
+                <w:i w:val="false"/>
+                <w:b w:val="false"/>
+                <w:u w:val="none"/>
+                <w:strike w:val="false"/>
+                <w:sz w:val="18"/>
+                <w:szCs w:val="18"/>
+                <w:color w:val="000000"/>
+              </w:rPr>
+              <w:t xml:space="preserve">0.631</w:t>
             </w:r>
           </w:p>
         </w:tc>
@@ -13725,62 +13725,62 @@
                 <w:szCs w:val="18"/>
                 <w:color w:val="000000"/>
               </w:rPr>
-              <w:t xml:space="preserve">0.77 (0.54–1.10)</w:t>
-            </w:r>
-          </w:p>
-        </w:tc>
-        <w:tc>
-          <w:tcPr>
-            <w:tcBorders>
-              <w:bottom w:val="none" w:sz="0" w:space="0" w:color="000000"/>
-              <w:top w:val="none" w:sz="0" w:space="0" w:color="000000"/>
-              <w:left w:val="none" w:sz="0" w:space="0" w:color="000000"/>
-              <w:right w:val="none" w:sz="0" w:space="0" w:color="000000"/>
-            </w:tcBorders>
-            <w:shd w:val="clear" w:color="auto" w:fill="FFFFFF"/>
-            <w:tcMar>
-              <w:top w:w="0" w:type="dxa"/>
-              <w:bottom w:w="0" w:type="dxa"/>
-              <w:left w:w="0" w:type="dxa"/>
-              <w:right w:w="0" w:type="dxa"/>
-            </w:tcMar>
-            <w:vAlign w:val="center"/>
-          </w:tcPr>
-          <w:p>
-            <w:pPr>
-              <w:pStyle w:val="Normal"/>
-              <w:jc w:val="left"/>
-              <w:pBdr>
-                <w:bottom w:val="none" w:sz="0" w:space="0" w:color="000000"/>
-                <w:top w:val="none" w:sz="0" w:space="0" w:color="000000"/>
-                <w:left w:val="none" w:sz="0" w:space="0" w:color="000000"/>
-                <w:right w:val="none" w:sz="0" w:space="0" w:color="000000"/>
-              </w:pBdr>
-              <w:spacing w:after="100" w:before="100" w:line="240"/>
-              <w:ind w:left="100" w:right="100" w:firstLine="0" w:firstLineChars="0"/>
-              <w:rPr>
-                <w:rFonts w:ascii="Times New Roman" w:hAnsi="Times New Roman" w:eastAsia="Times New Roman" w:cs="Times New Roman"/>
-                <w:i w:val="false"/>
-                <w:b w:val="false"/>
-                <w:u w:val="none"/>
-                <w:strike w:val="false"/>
-                <w:sz w:val="18"/>
-                <w:szCs w:val="18"/>
-                <w:color w:val="000000"/>
-              </w:rPr>
-            </w:pPr>
-            <w:r>
-              <w:rPr>
-                <w:rFonts w:ascii="Times New Roman" w:hAnsi="Times New Roman" w:eastAsia="Times New Roman" w:cs="Times New Roman"/>
-                <w:i w:val="false"/>
-                <w:b w:val="false"/>
-                <w:u w:val="none"/>
-                <w:strike w:val="false"/>
-                <w:sz w:val="18"/>
-                <w:szCs w:val="18"/>
-                <w:color w:val="000000"/>
-              </w:rPr>
-              <w:t xml:space="preserve">0.156</w:t>
+              <w:t xml:space="preserve">0.76 (0.54–1.09)</w:t>
+            </w:r>
+          </w:p>
+        </w:tc>
+        <w:tc>
+          <w:tcPr>
+            <w:tcBorders>
+              <w:bottom w:val="none" w:sz="0" w:space="0" w:color="000000"/>
+              <w:top w:val="none" w:sz="0" w:space="0" w:color="000000"/>
+              <w:left w:val="none" w:sz="0" w:space="0" w:color="000000"/>
+              <w:right w:val="none" w:sz="0" w:space="0" w:color="000000"/>
+            </w:tcBorders>
+            <w:shd w:val="clear" w:color="auto" w:fill="FFFFFF"/>
+            <w:tcMar>
+              <w:top w:w="0" w:type="dxa"/>
+              <w:bottom w:w="0" w:type="dxa"/>
+              <w:left w:w="0" w:type="dxa"/>
+              <w:right w:w="0" w:type="dxa"/>
+            </w:tcMar>
+            <w:vAlign w:val="center"/>
+          </w:tcPr>
+          <w:p>
+            <w:pPr>
+              <w:pStyle w:val="Normal"/>
+              <w:jc w:val="left"/>
+              <w:pBdr>
+                <w:bottom w:val="none" w:sz="0" w:space="0" w:color="000000"/>
+                <w:top w:val="none" w:sz="0" w:space="0" w:color="000000"/>
+                <w:left w:val="none" w:sz="0" w:space="0" w:color="000000"/>
+                <w:right w:val="none" w:sz="0" w:space="0" w:color="000000"/>
+              </w:pBdr>
+              <w:spacing w:after="100" w:before="100" w:line="240"/>
+              <w:ind w:left="100" w:right="100" w:firstLine="0" w:firstLineChars="0"/>
+              <w:rPr>
+                <w:rFonts w:ascii="Times New Roman" w:hAnsi="Times New Roman" w:eastAsia="Times New Roman" w:cs="Times New Roman"/>
+                <w:i w:val="false"/>
+                <w:b w:val="false"/>
+                <w:u w:val="none"/>
+                <w:strike w:val="false"/>
+                <w:sz w:val="18"/>
+                <w:szCs w:val="18"/>
+                <w:color w:val="000000"/>
+              </w:rPr>
+            </w:pPr>
+            <w:r>
+              <w:rPr>
+                <w:rFonts w:ascii="Times New Roman" w:hAnsi="Times New Roman" w:eastAsia="Times New Roman" w:cs="Times New Roman"/>
+                <w:i w:val="false"/>
+                <w:b w:val="false"/>
+                <w:u w:val="none"/>
+                <w:strike w:val="false"/>
+                <w:sz w:val="18"/>
+                <w:szCs w:val="18"/>
+                <w:color w:val="000000"/>
+              </w:rPr>
+              <w:t xml:space="preserve">0.138</w:t>
             </w:r>
           </w:p>
         </w:tc>
@@ -14615,7 +14615,7 @@
                 <w:szCs w:val="18"/>
                 <w:color w:val="000000"/>
               </w:rPr>
-              <w:t xml:space="preserve">2.04 (1.44–2.91)</w:t>
+              <w:t xml:space="preserve">2.06 (1.45–2.93)</w:t>
             </w:r>
           </w:p>
         </w:tc>
